--- a/public/assets/Beldad_Resume.docx
+++ b/public/assets/Beldad_Resume.docx
@@ -16,7 +16,7 @@
         <mc:AlternateContent>
           <mc:Choice Requires="wps">
             <w:drawing>
-              <wp:anchor distT="0" distB="0" distL="114300" distR="114300" simplePos="0" relativeHeight="251722752" behindDoc="1" locked="0" layoutInCell="1" allowOverlap="1" wp14:anchorId="731D134A" wp14:editId="6318A2BE">
+              <wp:anchor distT="0" distB="0" distL="114300" distR="114300" simplePos="0" relativeHeight="251676672" behindDoc="1" locked="0" layoutInCell="1" allowOverlap="1" wp14:anchorId="45FCE8FC" wp14:editId="1282F37A">
                 <wp:simplePos x="0" y="0"/>
                 <wp:positionH relativeFrom="column">
                   <wp:posOffset>-84506</wp:posOffset>
@@ -88,7 +88,7 @@
           </mc:Choice>
           <mc:Fallback>
             <w:pict>
-              <v:oval w14:anchorId="10B204E7" id="Oval 16" o:spid="_x0000_s1026" style="position:absolute;margin-left:-6.65pt;margin-top:6.9pt;width:129.85pt;height:129.3pt;z-index:-251593728;visibility:visible;mso-wrap-style:square;mso-height-percent:0;mso-wrap-distance-left:9pt;mso-wrap-distance-top:0;mso-wrap-distance-right:9pt;mso-wrap-distance-bottom:0;mso-position-horizontal:absolute;mso-position-horizontal-relative:text;mso-position-vertical:absolute;mso-position-vertical-relative:text;mso-height-percent:0;mso-height-relative:margin;v-text-anchor:middle" o:gfxdata="UEsDBBQABgAIAAAAIQCxgme2CgEAABMCAAATAAAAW0NvbnRlbnRfVHlwZXNdLnhtbJSRwU7DMAyG&#10;70i8Q5QralN2QAit3YGOIyA0HiBK3DaicaI4lO3tSbpNgokh7Rjb3+8vyXK1tSObIJBxWPPbsuIM&#10;UDltsK/5++apuOeMokQtR4dQ8x0QXzXXV8vNzgOxRCPVfIjRPwhBagArqXQeMHU6F6yM6Rh64aX6&#10;kD2IRVXdCeUwAsYi5gzeLFvo5OcY2XqbynsTjz1nj/u5vKrmxmY+18WfRICRThDp/WiUjOluYkJ9&#10;4lUcnMpEzjM0GE83SfzMhtz57fRzwYF7SY8ZjAb2KkN8ljaZCx1IwMK1TpX/Z2RJS4XrOqOgbAOt&#10;Z+rodC5buy8MMF0a3ibsDaZjupi/tPkGAAD//wMAUEsDBBQABgAIAAAAIQA4/SH/1gAAAJQBAAAL&#10;AAAAX3JlbHMvLnJlbHOkkMFqwzAMhu+DvYPRfXGawxijTi+j0GvpHsDYimMaW0Yy2fr2M4PBMnrb&#10;Ub/Q94l/f/hMi1qRJVI2sOt6UJgd+ZiDgffL8ekFlFSbvV0oo4EbChzGx4f9GRdb25HMsYhqlCwG&#10;5lrLq9biZkxWOiqY22YiTra2kYMu1l1tQD30/bPm3wwYN0x18gb45AdQl1tp5j/sFB2T0FQ7R0nT&#10;NEV3j6o9feQzro1iOWA14Fm+Q8a1a8+Bvu/d/dMb2JY5uiPbhG/ktn4cqGU/er3pcvwCAAD//wMA&#10;UEsDBBQABgAIAAAAIQBbWGuRvgIAAO4FAAAOAAAAZHJzL2Uyb0RvYy54bWysVNtOGzEQfa/Uf7D8&#10;XjZJQwoRGxSBqJAQIKDi2fHarCWv7Y4nt359x95LaEGtVPVld+y5H5+Zs/NdY9lGQTTelXx8NOJM&#10;Oekr415K/u3p6tMJZxGFq4T1TpV8ryI/X3z8cLYNczXxtbeVAkZBXJxvQ8lrxDAviihr1Yh45INy&#10;pNQeGoF0hJeiArGl6I0tJqPRrNh6qAJ4qWKk28tWyRc5vtZK4p3WUSGzJafaMH8hf1fpWyzOxPwF&#10;RKiN7MoQ/1BFI4yjpEOoS4GCrcG8CdUYCT56jUfSN4XX2kiVe6BuxqPfunmsRVC5FwInhgGm+P/C&#10;ytvNY7gHgmEb4jySmLrYaWjSn+pjuwzWfgBL7ZBJuhzPpqeTkxlnknR0mHyezRKcxcE9QMSvyjcs&#10;CSVX1poQU0NiLjY3EVvr3ipdr8jiyljLqkDY0YOBx2eDdUaC0mTfZNRhQS/5d8a0KF96uW6Uw5Y2&#10;oKxA4mysqSRKM1fNSlUlh+tqTC0RZZHYGsA4bDkSQT4QmzJfIoJCWaeCNRXb3VPjg4LkvhVC5ABt&#10;lnBvVfK17kFpZioCc5Iby6xXFxbYRhBfhZRUb9tzrEWl2uvx8WiUiZsSpjlJHhn3HPBQVRe7C9Bb&#10;/hq7fYK2C51cVR6aobDRnwprnQePnNk7HJwb4zy8F8BSV13m1r4HqYUmobTy1f4e0vtnHsQgrwyx&#10;6EZEvBdAM0rkoL2Dd/TR1m9L7juJs9rDj/fukz0RhrScbWnmSx6/rwUozuy1o6E6HU+naUnkw/T4&#10;yyQR8LVm9Vrj1s2Fp2civlB1WUz2aHtRg2+eaT0tU1ZSCScpd8klQn+4wHYX0YKTarnMZrQYgsAb&#10;9xhkz/g0Ik+7ZwGhGyWkKbz1/X54M06tbXoP55dr9NrkWTvg2uFNSyUTp1uAaWu9Pmerw5pe/AQA&#10;AP//AwBQSwMECgAAAAAAAAAhAEbJq4OOKAMAjigDABQAAABkcnMvbWVkaWEvaW1hZ2UxLnBuZ4lQ&#10;TkcNChoKAAAADUlIRFIAAAGMAAABiwgGAAAA1Dyl8gAAAAFzUkdCAK7OHOkAAAAEZ0FNQQAAsY8L&#10;/GEFAAAACXBIWXMAACHVAAAh1QEEnLSdAAD/pUlEQVR4Xuz9B5Rc53Umisoe2ySAjpVznXPqnMqx&#10;c0Aj55xzzjlnEJFEzhkkRVJUZM4kQAAkAkFKnrE1NiVdjT0e2xoHjUdWsqxEEv299e2/iuTwvTd3&#10;0p07ls5eq1YDje7qgO5//3t/6XOfs8suu+yyyy677LLLLrvssssuu+yyyy677LLLLrvssssuu+yy&#10;yy677LLLLrvssssuu+yyyy677LLLLrvssssuu+yyyy677LLLLrvssssuu+yyyy677LLLLrvssssu&#10;u+yyyy677LLLLrvssssuu+yyyy677LLLLrvssssuu+yyyy677LLLLrvssssuu+yyyy677LLLLrvs&#10;sssuu+yyyy677LLLLrvs+q/U75Qfv9u3b9/fM4cNu2/yihVVbW1tjqFDh/r79x8Rberd2xg6dKg2&#10;c+bM0JhpYwIjJk/2rVy50rlx48Zee/bs+b09e/b8bvk57LLLLrvs+g0pHup/0NHRUW0YhicYDFpu&#10;t79T02JTY7HYRsuyjliWdUmzrC/ruv6iaZhXDcO6pWnm3UgkclvX9be1mHnDNK2rpmm+HIvFvpxN&#10;Z0+3tbWtHz58+PBRo4YkR44cWT958uQ/+OwHtssuu+yy6//9+lemad7n9Xp7ORyOmpqaGofH4/H6&#10;fL5oMBgsBIPB4X6/f43T4zvn8fifd7v9b/n94W+Ew9q/DYXC3w2H9L+KGdb3TdP6UTgc/nkwFPlV&#10;RNc+CEcjH0Yi4XvRaPReJBK5F45E7gWjkXthTbun6dq9WCz2kaaZH5ix5C8sK/mjdLrwN21tbd9u&#10;bm5+p1BoeK5YbDrS0Nw6r1gs9m1qaiql04ViKpUvtbS0pLu6uvQRI0b4Bg0aVLt69er7yhOKXXbZ&#10;ZZdd/yvL3+jvGYlEdJfL1UfX9YnJdHpxMpvdlkymj4ZC+sN+f+jZcDh8MxyO/Gkoqv+lpunfD2nR&#10;H0UN45+DoeivI+Hoh5oW/UiP6fdMy7qXTKW644l4dzSqdeu63h0zze6QHkUwHEA4HEEoFEEkEkU4&#10;EkUgFEE4pCEa1aHrMVhWClY8023FU92WZXWnktl72Wzxw+bWtl/17tv3p4OHDPlPgwYN/It+/fp9&#10;q7298/1stvhtPZ74t5aVerexqenVYrHpcmNj84ahQwcN3bxnc+DmzZu/99mv1y677LLLrv+2+lef&#10;+9zn7k+EE4FoNNovGAwu9fkCh7zewPPBYOi74Wj0p4FA6NeBYPijaNS4Fw3HuqNhozsSMWDF0zCt&#10;BCzLQiKRgJVKwoonETMtaIaGSDSCcFhHVItBjxmIRqOIRiPQNA0RTTWIaFSDFjWgaQZisThiRhwx&#10;zZKXfG4+F1+v63wZg2nFYSWS0GIGdNOCFU8hny92FwrF7oaGpu6mxtbuTLGxO1ds7C41tHzU1tH1&#10;QVNjy08y6cL7xWLx4cHDBs9auHBhas+ePVXPPPMMv3a77LLLLrv+/1VjY+Pvh9raekSjUV8sFutv&#10;WalTwaj2bjAU/utwOPqzSFT7SNNj3cFguNvvDyLgCyIYDMkkYBpxWPEEEokk4okETMOEoeuIhMMI&#10;hUMIBEIIBEPwB3zw+wMIBMIIBdkcItIgOFHwUWkUUTaLqCnThGHEoLO5aKY0CTYMPgz+2UzCjCVh&#10;mXH1cc0EorqFsB5DWIshHDFg6BYsk40rjXgihUwmiz5dfTBgwODutpbe9xobWn5VbGj4fkt7+61+&#10;gwbtnzl3br/F69b5169f38NuHnbZZZddqn4nnU5XJfP5eDpXGqMlk8d103w3Go18TzeMH0ci0V+H&#10;otGPQlq0O6pr3ZphQDdiMHiL1w0YhiFTRMyIwTJNGLEYIpEQImwC4TACgYA0B7/fLy99Pj+CQT7C&#10;CAa5YtJlqghFwuXGEZb3i0Q0RDVOFyYMozxBcKLQLWkeMZPNKa0mGZNNIg7LYvOIQ9NNBKMGwoaJ&#10;sKHDME2YsTiMWALhmIGIriYbwzCRiKeRyxZRLDR2d/bu0z1o0JAP+/Uf9E9dXf2/19HR527XgAGP&#10;TBo/acWcOQuGLFu2LHH48OFau4HYZZddv3XV2NhYG4/Hh+WypWOZbPobUU3/QcQwfhHVIh8K2ByK&#10;dmuaLiuiKA/eGA9ZAzHLhGHG5KDXdXXg88G1Eg99rpb4emIN4bCGcDgqTYLNg1MGm4bXG0QoqCEY&#10;iMrrvH5OHmEEwyGZRoLBoPzdH4iol/6AvC4YDKiPa5jQ2DxiFjQ9hljMQjyehGUlENFMmS4iBj/3&#10;GEIBXRqTrMiSKWhWTF7PySMS1uW5DCuJTKaAltb27o72zu7Ojr4f9e036INisemfm0otPxg4cOi/&#10;nzx58o25c+cfW7pixdhXX301CMAGy+2yy67f3KJuYdnGjZ7e/QYNzGYLpyOR2J/EYuY/W5b1UTSi&#10;d0fCBJl5y48gElYAs9z8NR1hzUA4GpFpIBiOIOAPIMR1U0hNFNFy4zA0HVFiEGED0UgMkbAhwLU0&#10;lDBxCjYSHuJa+d/4cQwEQ1H4An54fV54vV4EAlH4/GFpLj5fED6vmlIi4SgiUUPWUWwWBMPZVPi5&#10;cl1lWZw8kojFTDV9GAnomoWAPyJNSuMkZKn3NYw4NNNCRDcR4rSjG0inUigWG9DS2oGGpna0tnd1&#10;d/Xpe69UaPqgo6Prx4OGDvuTKVOmnD906NCgJ5980mmD5XbZZddvVE2ePPlfUezW0tIyQDfNs5oW&#10;+66uxX5uxsyPIpFIN2/66sZfxhhCQTnUQ4GITAB+P1dGGkLRCHzhCDy+MPy+APzBAAK8+YeC8j6B&#10;8nQQDIUQDKgJQjUNNonox40jGiFGoV7HqYFNSuNUomsIsRkFI4joFjTiEdGYHPYedwB+X1iaTGU6&#10;YaPR9ThS6QJS6ZxgGeGQIRNFxGBTsYRNFbfSskoLBMNwenzwED9hY2PTMS3oZgKGHocWjcnnxZVb&#10;KpNGMpNDOp9HLp9HoVDqbmxq6y4Um+4ViqV/Khab3h83btyBk2dPdr5w/boTgC0etMsuu/7lVjqd&#10;/oOBAwca7b3bxyWTyTN6TP+uZpi/CIf1e5GILnhDOMyHJrd0XyAAb9AHT9APfzACnzcIjzcAtzcA&#10;j88Ld9CPel8Q9S4fvJ4gPFwv+X0IEai2LDmEQxENwUgUoUgM4aghN/egHPBqteTzB+H1lrENn/rY&#10;PPjZGMJRvj9ptVH42WB0sp/IiDIR4cfQ1IFO5hQPdzYGhYPEkEwlUSgUkM+XEE+mpeGwWSkmFQFw&#10;DYGohkBIh5tfF9djIQ3+UAhRTRc8hOA4AfeIpiEcVasvrrs4scQTGWRzBeRyJWRzxe58oXCvpaXt&#10;52NGj/3W0uXL9547d67p7t271XbjsMsuu/7FVbyx0RWPJ1cGI5E3I1r0P+pG7J91w/xQN6x7wVCo&#10;m6sl4gpOlwculxceD7EFrzQGNg5OFX5fBB5vSNZCbAyegB+eQBD+YFA1gpAmK6lAJAw/G080InhH&#10;NGYgpEWF+iq3/ogmgLZgHjy8o2GZQsiuCsnkocvUQOYVp5iQpsmKKhBUzSMcVc+dSCVhxEwBwyu4&#10;BddNXG+xaXGKSCRTSOdzcrBn0gVhbRGYT6ZSgm94fWH4yg8vJxdfAE5vACGddOCkAOcE9PngGi6q&#10;E68xBGgnUE62ViKR7M7ns90tLa33+vbp+0FbW/sPRo0a9fapM8eX//nf/HkIwO9/9v/DLrvssuv/&#10;qKIf05IlS2rb29ubDcO4EAlHv0emU8wy7+mG2c3bfyDMScIHN1czbr+8JEbg95epr36uk4g3KAwi&#10;FNbKOIOOCNc1pLjqfGnKzTwUCiMQCsLn57ThhzcYgNfPpkLxnQbNiAuo7RUKbnltRR2GRixCaS+0&#10;KJlLhmoe/DNZTmwUZaptJMrXK/DdjMdhmSmlx+AhLqsk1UTCugK8Y2wQyRRSqTQSyaQ0llQ6i3Qq&#10;j5iRQCisy9fo9YcFJ3G4fKh1OOF0uoXBRVYWG0Q4GpOmyPWcHokK/iKTTURNO2RuFQr57saGpnvF&#10;QuGXffr2/bM161edfeGFp/v++Mc/rgNgM6rsssuu/zOK2EQ+n++VyWTCsVisIRwOj85ms3tM03zf&#10;iJk/j8eT3dFotDsQIHAcQL3bA7eXwDIprpwgiFn44ZNDn4ezwjLYKLieIeZAYFsObOIPxCM4LZTB&#10;bk1XQLc0B04Xuo5AhOst9TxhzURIN+ELhAWD8Lh98PoDcPu5+iLewZUUdRpsDsQk1LqJYjwysgSA&#10;j3Iy4QEegxk3ZWpJpnJIp/OIx1MywVTotwTC+fF0nROIelvT4iQSlwffLx7PyNvLykowElNNUp6g&#10;NM+6Ogc8Xr80hoSVVo1RGhhZW9SSkA1GMgDXbVEEA5yqLE4/97KZwr2Ojqafrlu77tUvfvGJme+/&#10;/77R3d3dw15T2WWXXf/vVN/P/V5jY2PENJNDUqnsmny2eCpuxl+PxWL/zjKtH8cM49e6GeuOxPRu&#10;HvY+nw8ut1du05wEuIoSu42QBp+PN38/XP4gfGLDoTAB3qh50xdQmg2D0wCbR4iANOmxnB7YSDQ5&#10;9EmbJR2WeAjZUhTfEegm+ygibCU+LGkIBLX9obBgI16fTwR8ldUTX09gmrd8NiRSdEUVHiELKgKd&#10;tF5qMuIJOfxTqRwS8QziYhNCpTfXRpbc/mUSkgexmqiA6sQpqL1gI9BjCcQsYhNJmFZa1lVsVmyK&#10;nD483qBgMVxnWVYSYcOCNxCG0xeEx+8X9pi8nYuTVQgRNk9DRyxudpcaG34xZMiQ97fv2HHsq09/&#10;dcA3v/lNt03Dtcsuu/6fqN8tFAp1tPfetm2b84knnrifdNhhw4bVhMPhJm84fMw0zX+dyGT/tqml&#10;+WeFYuHDWCx2TzP0e5wEeJDzts/mUNE+kFnEm7SXeENQaRoopiOoLft86iWiigLrL2MWfj+psxF5&#10;6Q0o0Ju0V2kWoQpYTgaVTzAPl9cDj9crz+vyuOXPLq8f9U4fHE63vF4+Nwr7ynhDSA8jrBMLUQ0j&#10;EIrC7VG4ittFei0bERuZEgJyumHDqGgukoksksksEokUEimxAkEmlRWLEKrOyZKifoQTCgFssqIS&#10;ibRMJ5lUXpqHaXKaoipdgeOk4lINrltJ+CM6vCFOWRp0K4GoGZOGQaaVz+ctTx0RuF0B+DwB+f5w&#10;OgmFo/d69+n6YM3aNf+wZ8+ea2cvnJrzve99L2A3Dbvssut/aR05cqR60aJFXf0HDt6Vb2p6NBa3&#10;LkUi2sVgUH/J5Q5+O2zFf1woNnzY3NF2L1XIdusx3qC5GuKqRK2P1DqHIjpFY+WfacvhdPrgcvCw&#10;I2OJWgvVSITRJGwm7vY1WVWJJoLsKDcPQY/s950OL5xOD+qdTtTV18Ppcssahy8dfL0A6G558NB3&#10;utgsvKir96C2zgWn0wmnywmnx/0JiE4VOC1D2OAiQfjDYbgDZFIRFwnKBCQge3k1RvyAeAcbAKeK&#10;BBsD1ecVRpOVEqA7maQYL4tsNi94hqysqAQ3ybpKIp3MIZ8vIJ3NIs7GEUuqNZyYG7LRJBBgwwhG&#10;4fWF4Hb7ZeXGf2dTcHs88Pm98Hg5JSmLFPl8PSH4fUGYlnlv3ITxHy5YsOAni5cseOvFV16c/Rd/&#10;8Rceez1ll112/S8p3kC59z744IObBg4Z9kepXP6nmVzxF9lM6VfxePrDYqnlXr7U0J1IpESFLQpr&#10;EcxVdA0KRKZNBg9QKqc5GXAq4IqHBx+nBgK91DqQ8aNFrTLAzV09/67BG/Cjjk3A4YHDwZdO1Nc7&#10;5c/19S71Z5dLJgefV+k0iFGQaisCOYrpyEKSlVdImFYupx+Oej5PPWrr6+ThYANxuqWZVDscqPN4&#10;UOfxws2phwA5V2jy4McIygqIN3qurdhYCJ5HycaiCj2m2EzRMoOKD67BhCGVTMoUYpIFlUiVzQxp&#10;KUIwPC9sKjYM/j1mpuQ5DCuFsGbB7efnH5C1nsvpk1VVIETFuk9YZU63A263B35hlrFhkIrMSSzU&#10;HYmEu4cNG/LRzNkzf/S155750t/+p79tv3nz5v2f/X+3yy677PpvKuYxPPzwwz03b94cGDxiTGtT&#10;S8v2dCrz9aSZ/icrlf7IjKe6k8lMdzpLDUADEqmMWp1YvDGbYtzHCUI1EDKMaM1hyG1c1lIhxU4i&#10;m4mrFd7OqXcgS0m9PTUKBoIRXRqJ2+NFvdONepcLbmIfpNp6fHC4/XAFAvDxsAz41QHJSYDaCmFX&#10;lUV+spYJKCquVzGvCBbz73zuOpcTtW4n6pwOuNwu+L0+aQhcSXmDYbj9QTjlBu+DN+ATVpXCYoLS&#10;hBSVVxcg3Se6Dr8IDmUCMTRE6WtlxQXXYNMgo0v8ruTPpMQmkE6nkc3mkExmhMUVpS+WaSCeiAuz&#10;St7XTCKZLiCWIPAdV3gO1edsZmSBBYjdRAUsV9OVG04vV29eaSb8/vB711Aq3Zs6bdqv9z64/0+/&#10;853vLPvud78bePiPHrZpt3bZZdd/X02aNKlHa+/e+fb29iW5XMOXNMv6tj8S/Uk0GvswHDW6AxG9&#10;WzepZM4iUygJOMt1SdykHsFCRCiultzCuU+vrKCUF1MAgbBSYytGE7URMbmhB8mI0nS5qVPA5qIY&#10;z+MXPQL/7CSbyuWCx+1GIOCTdUsgrMEbDol4z8WbtayXXHB43HC4PLJ2cnmo43CjzuWBg9iFw1tu&#10;On55zlqnAzUu9eAEozQgHni43vEFZN0Ticbg8UekadR73HBxZSVgOK1DFEOJhz9XRtLsgqqBBMMU&#10;DIZBg0RlVkjmFA0MNfG+ov15jI2E4LhlIZXJoFRqREOpBVY6q4wKda6jVBMldddMpKVhxPmwUoKZ&#10;EGTn9MaJhFMKp5FgWIfD54PD65Pmyu8NmwqZVNSdjBg58t5DBw/84I03XnvkL/7iL5r+6I/+qNZe&#10;Tdlll13/tfqdvul0VSqVsgzDGB6JaJvDYe15w7C+k8lk/3MsFvvngBb5wBeJ3POHY91mMiVMIB5Q&#10;2WwRyVQG8URWFMfRiA5DM+Q2LEZ64YgckmQDBfzKCZZNQW7nGtc2OvyRMFzcs5ORFCoL1whwc43i&#10;98NNnMLtR73bD6dH3ZJp+xEibqDRrykgB6KjIvLzkRobhCdIim5AGgNv/MQcnF42AE4ExCACMi1w&#10;pePx++Tf2DxE7e0Ly+crpoScRvx0sOXERCGe0mUQ3yBrihiLXxTpQcFjglEC9UqvQXpriDoOcb0l&#10;1kFm1ScYjtinU99Bl11x2CXFNotcvgENxWY0NrWi2NCEbK4ktFtOF2xIOldXojRXf+bKiv9O4FyA&#10;93hCwHCLUwgpuhoZVhQ7qu+PTH+6jqaW1u5x4yf888FDh97+5je/OYlTBgA7StYuu+z6L4taiUGD&#10;BgXy+fxE0zSP67p+RQuH/0rTtJ9HNeMjpsXxwUPZF1KsINI/c4UGpDMFpFIEbZPQrCQM7thjPLQS&#10;YidONpQvQhYRD8uI7PSFAqvRmoM3bg0hIyZrJC89oCIReNhQaIkheACxB4LZCktwuXwK3xCVtVJB&#10;13hdqK6vRR1xC+7qqcYmphAICaOprs6FOuIRLgfqHXWor3egtoagON9egcJufgy3S8BxmSq43nIT&#10;VKehoBINSvMQexLanwcVPVfyNCKIUsAXCckEEeEazYzJ6okeUGL7ESblNoaoHoEmuAaJAGwYdKRV&#10;3lNsOJySRIgX0aHHTPneFotNKJWaaXGOQr5RMI04KbvpPKxEBmzc0gyoQeE6T+zTST82oBnUmSgM&#10;yaRzbixWFiASJ6J4MSQNNZ3NYN2GDR+eOXP23929e3fn66+/nvvzP//zGnvKsMsuuyr1O71Hjqy3&#10;UqkRgVDoi8Fg8D94A6Gfe3yBj5wuV3e9qx51znrU87Dmvp5WGZqGRDIjXki8udJHKZsvIpGmeV4c&#10;mqFWKzyg2CR44POWzxs4vZ8CZQW1sglXrq4MEfKHomIY6CboHVR4h9iK83XEGniAk87q88PjIXhL&#10;Gquy55CJRNTeChcRmw6K7UTUV6bvcgVGhbfXJysmsqnqHWRWcUXjh4+qco9HTAoFCxA9h3KjrTjS&#10;8uMKuOz1CybCZkImEpsN39fjISPLCxcxAn5MmZyoElf2JCL804nRKN0Gpy2upCS3QzdFDc7VFQH+&#10;CO3RxZwwJqFLWRoM5mgnUpCpg42aL7O5IpLZLNJZJRQ0EilhWVFfwuejap6fB+1M+DG4yiJlmHgK&#10;pzY2C0/IJymA/QcM+Gj16lX/+NJLz7/41HNPjfuzP/u3tEi3nW7tsuu3vWjRMXr0aL1QaNgcCAa+&#10;7ff7P+BKh2uZ+noPqqtrUVNXC5fbLQcjVzGGkZRmkc7lxMgvGDWRzTdAi8UlEMgwEsogj7fasCYH&#10;Lh8UyfEAdpH6GeDhpbQYvHnLSicQEaYSKa48MJWwjYK7oAK/dRP+YFR28E4R0vGwDsHt9yibD66x&#10;qAindQgtQAhq8+AmfuHi1MCJgbRaHuh+YUjRbJDrI667FOW0/H4E0L1eEewJk4g2JEEaDXK6iiJI&#10;0RynIhoQslkRVyHgThC+3oXqMpuqutaBqloHavmoc0qDIpWXzYVAM5uXAvpDZdZYQnAP4g1Un0dN&#10;qsBVIiCZYuITFVOrKmo5cjQwJJvKikM3Y5KjkS+UkExnVa6GSZpuAkGaFOq0WyHt1isaFhFFSh45&#10;cZ+gmDlyemRU7Jixo3918uSJv7h4+eLBv/qrPytSBf7Znx277LLrt6SGDRt2n5lKleLx+FZN094K&#10;h8P/6Pf7P3K73d08VHn4KWVzRNxQeWjxAKJiuVhslsOKKmby/zM5dcMltZNvE0+lJTRILCm4t6de&#10;QA5/HV6/Fy6fX9xieUCyYfBmz7WPj/v/iEqZ40pFgOWyNxTV3lxNsVE4PMQWnHC5yfjxocbpQK1b&#10;gdoKmFYrJLVG4jShhHo8+MlUIjBNIF2tY9i86CmlmFR0tRUgnVgGJwUvMQyhngqewhs53WTF64rN&#10;IsLcDQ0RsqEEo6BnlSYsKn6dXk9AAPX6+jIlt8qBmmrVQOrq6uCR5uGCw+GQz50fizbq/NyY5cHP&#10;VcwP+XHYdEXHwiaq8B9OZrQVIXOKxopUfEujENwiLhhHUIvBQ1GhMNLU6ivGMCYm/XE6Y/MOUvhI&#10;LCOCjs7O7nHjx380e87sn+7au/fK9//2+6O7u7trPvszZJdddv3m1+8nEomEnkrtNRKJPwxHIj8J&#10;BAKqUZBt5GGOdVA8lHgARWMmEhniFJKzgIaGVpQamsSNlY0gk82jVGqSW248mUUmW4Albqs8nJSF&#10;hdyazaQc/IFoUG66BHSpueDHJLOJVhXEM3jjlgc9pQTkVkB1panUuVyopw6irha1dfWokRt8LXrW&#10;1aCqpgY1NTVyELtcTmkQnGi46iHQTlYRD1+uidx+TgRcI/HBW78S8hHPqK1zwOFwCZZBbQj/jW/D&#10;BycWn48NyCffI598nsRJ1OqK6yZ+bWyInDx4ILOBEEPh9EGdCF8qoaAHbqdLvgf1Toeagtz8O5uh&#10;UxhebGaS+RGKqHAm8dZSDYz/V5wEOTnxe0XMw0ftipeNnq65YWgxS1TgotGQZEAF3CunXU51ldAn&#10;ivmUsj1fLGLE6NHd8xfM//UD+/d968/+7M/mAaj/7A+SXXbZ9Ztbv1fr9WpWOr0qGovdCUejPwyE&#10;oh95fL5urkaU4tkljCCygcjqicUS0CisSySEbVNhQjGvmjdZ4hTFBmYu5BGjRQXZOlQix9kwmGZX&#10;ppXSpVWjPxMdWsuMKAki4joopFZJPNDKDCgexkqhTGW2Okyr2RBq61BT75IDva7eIUpsqrhrHE5U&#10;O9zyqBO1thP1dXWoqyPuQgqtYj95vG54fLQHofU5JxoFWktWt1iHcAIhmM41kfocaU/i9ShbdR7w&#10;VH475ED3SLKemCUKAB5GgMI/CgAlG5x/Ju5C/QWFgX543HwersacokB3ur0yaVRXsfHVykO+LqdD&#10;vuZapxO1nEC8VLwz14ONU4nw5HncLvl+USPCvxNHoWCRn5t8LbRI4edCK5OwDm+5ydQ6FF24lkp2&#10;Nx+uj7/nnGw4TbZ1dnQvXLTww6efe+YvfvrPP2bDqP3sD5Rddtn1G1h79uzpWWho6R/PZL6QzWR+&#10;GtGi3QRBhf7JQ1pWOerwUSwggrTMoLaEMhogs4duqomk2uOTJRSMimV3vpCHHiO7KaxotKZqLvFU&#10;pgyucvdORXNc9vKcJNgo9BjzGzQ5uCmA4+pL6K/+in0F41ep01DAdZiaDVJxiXUIW4liO7/crqVB&#10;OH2o4QHs5qHpVYpvJycRajCoufDDFwmKQSGbBD2nOH3wwYlDwOmy0I8HNA9zodd6qRBX3lQCbrOh&#10;8SAu3/IJWnNiEkEdv94Yv2YFKociSmRIXIc25WRr8fvLKUG+VtJ5A5wIiCv4UFvjQK+eNejVqwo9&#10;q6qkgfSqrUe9k58L11VkcamJwsGGUl+H6tpa1NZzIior09l4amrKK67ylETxotCT1bRW53CixlEv&#10;jY+ixMp0o3QoPiEMNDU3Y9aMmfeefuapP//hD//zZAA9P/tzZZdddv2G1caNO6PFfOO2Yqnlm5lc&#10;6QPdZNYEHVY1ORhUbjWbAG+fXjnYzFgKGsVmTICz0rJO4ttyjcPDnSBxPJVFtqFBcIyoYcBMpcQg&#10;j2/LyYRYhGgN2CCYcFfJlaBXFFXYZbsKej+JqtrjQb2bt2Pag5AhRUaSv7wGUgwkYSHx7bmq4a3f&#10;7ZaDm7dmHrgiyhPaLddR3rIOghONYgf5NQrqOM2E4fFTBEjxn1KF8yXXRGwuFOrVON2oI0DO27uT&#10;hyk/rgcuH5uPr/z9IqtKTSuBUFgosvSNEpYYI1U5VdGNVvCEtDjOSnogmVxRXRL0hDFFVhdXV0GG&#10;M+niiUXgvKq6Fvf1qsX9vepRxWmJU4nHCweBfDcpwg5U1ThQVVWP6qo6VFfXoLq6Wh5sGpXGwRUe&#10;JzV+/0hoqID6Cqtyq4bhdMr/B79Gt98tjb3/gP73Xrvy2p/+8sNfDraDluyy6ze3fmfQoEG1CxYv&#10;6D9w4JCvpVLF/5RO5T9MJDLCv+dBRcUvrbUJjiYSWaSSeWSzJeQLTcjkSkhkc4jni0gVmmDEkgLa&#10;0p8oFNBkksg3NiMaT8kUQmYOFd7iqGqptLgwc7JDUfi5Kzd0lbEtdFZiAeXVjNMph1p1TS2q6utR&#10;51a3d4LNPMD4+l69qtGrVy/07NlL/lxV1RM9e/VCr6oq9KquQlVVjRyYNTVOYSYxXIgfIxgKIBjm&#10;DZ7TBOmvfniIXVCT4Q+hnjd6l1deEuAXvQUND/lw++Hw+OHg5yKfLxsUX18Oc+Jay8fVnbINDwh2&#10;QBt0Mq04BWnwRw1hU3FVRWYVI1cp4CMzS3I6ODGR6hqgylo53HKqIgVWnGtp8UELlEAETpcfNXUO&#10;9KytkomCExVFhVwj1QuQXv9xs2CTUY+qjxtHbV1teT2n1nhUsXt8ylOKLDBhkX1qIuFzUzczfuK4&#10;D6+/fe3dH/3oR112w7DLrt/Aoviuq2tIeN68xUsHDBv6rm7G/smMmfcY1Ul7Dq6iqIOgRXjMSCKT&#10;K8AUm+202ElEoxaCYUNuxWYmI9oIRz0poCEk41lk0nmksjmETQMhmgbSFNCyZGVFARlv0Xwd1120&#10;AgnquhLjldcpnAZoCNirukZutpwe1KTBQ9mNOgf3+TWyWqmq6YWqmupyY6iSwCABiMUYkBTVso6i&#10;nPPAwzUQUMl3nFAkr0JAaZXLzQnJwTUWV078PGgeSHt0UZIr4FcU39RYcOIRNhaV4Gr9JBbrtB6h&#10;/UeAz63ClyRjXNZkSj9CcJmMKYrmCH5zwnFwmvFwYlLKan5uZJAJAM3ppKL05jQkAU180Oq8kpuh&#10;C+bCqYBNoGc1vx91MjVwncQ/19QQB3Giqroevapq0JPNlo2jVhEBuMLi2qrGUYfqumpp2PyeVzAR&#10;Ti1s5mxEZINt2bLpg//w53/21l/+5V/2BWAbEdpl129Y/c6FCxfCb7/9zpKvPPPM3Vxz8y81y+o2&#10;knEYZCrFU2qfHqLJHYVdaUTjCYRicUl1oxusFiUVk1z+vDCfqE8wNAuZdPHj7OmoYSJA6itvw+T5&#10;pzJIciKhWEyPIcCDLpaQqaLG4UWd+DTxhs7JgQCtR0BgufX7KJxzora6Vm7JBLbr65yora2XCaNG&#10;bsZuuF3UQhDTUH5MYqHBA5eOs2H1d2oiiG34CDR7Q2UbdOV4Ky61Xj9cnA6ofQhTe0AdBg9tpf/g&#10;hMDPiweoMuVTqzFZoVHcVqbrurkG43PycOfHpGliKCKUVzYUrr3YBBRmodheLm9QVl4up5pWPH6u&#10;zBTtV0XOqqAnThySUS4vFfOKDSTI9SGzMmKGiA952FfXVKO6thp19LuqV98vqtkd9V5RsKvprEqm&#10;DTZgTho1VdXyZzYMvmQDIR4iDUMovl5ZidFmfc/ePR/8yZ/823efe/G5qXfv3qVFiD1l2GXXb0pd&#10;v3699oc//OHIf//X//4rY6dO+fugrnfHrES3IaKuFCJGHBGxCGfedFoYTQSpk5miCO84YdCCgoC1&#10;ZZlykJISW2poEY8orq4IdBPYDeg6Upkc8tkCjLgSjVGJnIynRKwnor9aWm7QWFCB296AVw5q1Sg+&#10;seBw1KtJgYep2HLTepygd1QTWigtRig+o4EeU/H4dzYC3tR5IPOwdQt4zjwKpR1hI5CGUU6kk5xu&#10;SeVTN3hRfjNsqTxZUOnNtRtv6xX9BV1wxZyQNukOZQ3ORiIPrrZ4MxcMgIduhR6rrNVdxFFocFh2&#10;0OU6y1HnlkctpwEe2GXbdKHZin26eh+V8RGBV75GxWzipEOwmw2WKnT5mvk5OutlghDQ21FfXtvV&#10;orac+SHrqapeqCaI/inasUwaXAeW11Z8nXwObpdMPQ1NTdixc/uHX/jSF/5q/4G95y5cvjz6u9/9&#10;rmZnf9tl129A/d0f/V3Pn/3sZ/n33ntv96Ili7/Z2Nb+z3R8lcwFI4FEModkOo9ctkn+bFhJSWqL&#10;xdNIZgrSDKgKps8RFcxc8egxC7lcXrQWdFHlvzGLmn5FceY2JFNy4w/rBjR6JumG3Ph54NfVuuEW&#10;078wAvSOItgt1t8El5lPUS/rKN6u5TnECpzJebTKiCFMJTWZRWWFtxLxccXDdZoSmSkxXdnCo4IZ&#10;VKxH/FHJe6Dym1oJAvBcHRGfcDrJolLTTq1oIzxwScPiCopNox61jnrRfNARlysrft5sFGKf7lA7&#10;fx74vaq59un1MdjMG39NdR1qqnk48wbPBkLAmgcyP45HWE3UjhCPqOatv4aHPNdu6vCWWz8bKYF9&#10;NidOKFTeO9zyMUmFZePgQyxJ2JDKWhF+bmwQPXpWoaaOz+UoNwaFaXy6QfCl+rjq3yT7w1EvKnlG&#10;yPbu03VvytQJP1u/fv23nn722ccfffzJud/+9rcjdtOwy65/2fU7v/jFL8J//Td/Pbvf0EHXWlvb&#10;ftTc1vaR2EuIqrds1UELbCsjLKiYlZLpgmFEVGiT0aPrihkl8aCZPJLpFEzTEPM7urfycKIbajpd&#10;kAbAwzlbbEEsnS7HnfJ2rBLyJNOCVhRkApG66g1IE6muVp5UXPvw9WwCpMsSXCZ1lGsRrkT4HPSG&#10;Uk1PWW/rtAinOpuYgl9laYuXU7BsN+IpByMRyygD0gS/CfCSJissKAoAqamQQ79eGoSznAvBQ5ms&#10;KLdXpexxpSRZ4qLWJkBfi+oaxUjiOoefa73DhVq+rrpKAfFVXAPxgCbllW/Hv1crTKGql9is8KGe&#10;h7d8x8eYDBsND++ePXuiR6+egt9weqDZIqcpvuTfBZOQJuQQDILNS/AIceElC4z6DmIYVfKoPM+n&#10;WVSffvDzlj+zsdTWyP8NWVKZfL575KiRH37xi0/+8PU33viTtevXP3z50cvDfvKTn9giPrvs+pda&#10;3C3/0Z/+UdvE6VO+aBja9yPRyIeaFuuOWwrIzmSUIR3zEghIRzViGhlEYvQtSgs+QTtyNhUqtSnE&#10;00xmUCgxG+munkBQfIw4iZByG7QMpIpFxNNZ2eMLKMwdvAQfKcM8XzgCV/lGLgC1k1RaUklpca5L&#10;DgRjTB0EcuVW7ZImwLUXP3cjnpDphc6vzNHwE4OgGruODy88Lq6EAnCWmU9cLbFJiN0FPaF4yMqh&#10;zmlC3cgrrCCXwwkfNRbiFUWMpQL4Uh0eFl0Jv2YK79yiyibIXtY7SLJf+eGk4SCFgUrYRw0IG2N9&#10;naIIuzwKj+lVxWmkCr16keXVUxpIjdiEsHHUysu6WooSyXCqTBxVqO5VJeskPge/j2wUlaZRYUDJ&#10;BFGrlO6kFcv04fajttaFnj1r0IMMs09NGJ+eKuTP5QmHug8+n4cYUyCMxpZ2zJg5+97+/ft+vvfQ&#10;3v84a+G8N0+ePrn2/fffT37729+2Lc/tsutfYv3gBz+oHjFp7MJgKPzXlpn4dcyM30tm8igUm5FM&#10;5yTqk+A0JwcjzrCdPNK5ZqQa21Dq7IM8rbKzeTS3tqKxsUUaBQ8nZe3thUbGVFr5Q9E9NVsqySMS&#10;s8SynE2AGIOeIFuKaytLGggzKxxMtKNFhmRUM7uBWgTlIUWsg3YW9DYyjaSacmKGGOmx6fD9yDgS&#10;mi1XRATA65yop/KZ66gAXV8tsRD3l40EOREINkJtgYOMKmU8KO6ybB4Eh2XnzwmDSnFiD0qTwAlK&#10;8itCypJEJh7BIQJwUzdCQJxgOB1vfcrbiWs0Mpj4NYuHk5WSr4VTnfhvyffDFFCcjYVYTa+aGvQS&#10;RpNaa1WMCMnMqojpmPbHdRIptAS0qc5WCncVG8umoqaCalTVENhmwyj/mU2mul68q9jcqqodMmkI&#10;26y6WiYYUpVluujV6+MGIk2jrlamFaYkzp49FxMnTe0uNDb8csLEKT988MCBb7/44otfePrpr055&#10;5pVXuJqyQXC77PqXVMwp+MpzXzEaWpsfSyYzv8w1tnTTHDBHf6dkrhyoQ2Ed6bBFYTnF4znkG9rR&#10;0NyBWDqr1NnJNBICWEdQV+uUXOtIxEI+3yDPQbYUDQRpZ57I5JDKFIRyyzxr00qKBoOOsrydu7w0&#10;sTMkBY6rLSubRiyTRMSMCdbANZTObIZyPkM4WMY+uD4KMu6UrCIvqmn50cuBmiru7dWBTn8khgsx&#10;T4MrLzKzuNIibkHmEpPvqDOQPO86NggFKnMaUB5RanWjhIC0KA/AQ+A8HBQ3XSrTOVWRWqqMAGmH&#10;zjhWWqwrS3NabBA4F+t2jUFHcVjxlKTdMd1OZ+PT4kIr5p+jekxWPMR4NN1EiJoMTRONBvGSmpo6&#10;VPXipMAVVp1YyVdRxV1Xh161dehRW4ee1F/UUcldo7AG/pvgJ0qXcn9VL9xXV40epCFzrVXRqRBP&#10;qXVKA/l0Y2CjkGZBjUv5/WUK4ZTicsCMW2jv7EChUGBM7IeTp0371ZSpU3+6cOHC782YMePanDmz&#10;Dg0fPnzqqFFDG+bPn+9esmSJ3Tzssuv/9NqzZ8/9w8cOH5dMJv8klS18lC41dycKDcjmG5HLNSJT&#10;aBAswopnlE4ikZKbcDqfRyBMoFhD2IgJi4kHJp1dqV7mTZm+UQGfonVmcrTLTsmhTIquUifHYKWy&#10;0C0GJFGk5hdA2kqm0dTYJiJANhbNomVGTDQJBKDZECpsI2oePK6ANKhqtxu1XrfyhhKLCx72HkRC&#10;YaQ44cQsUYtzPSV6C34OXIcxy4GW51wLMZJVLE5IUeWqjEC30oCQGssmwFu8CkgixZYgu6aahKcc&#10;0cqAJlpxUC/B+Fiqzit0XcnqpnVKDIYZh5lMSMIg7d7ZLCi8kxyLaEyEi5yCKupq5THFwKUoYvG4&#10;fD8pnGTD4ZTGFVKvntW4j6B1bS9U11WpaaS2DvdXVeN+rrOqlDZF+U7VyyHP193Xqyfur65CD/5d&#10;dCu9hE7LldT996v3oVU9abaqofQSnORjEWRVL3m/XnU1qPW4oMUtITLIesvjuRcIhu75A4GPotHo&#10;B5qm/TIUCv7E6/X+rc/n+xPTMl8aPHjwQxMnThy4cOFCB7PfP/tzapdddv0fUA8//HBk1MSJx2Mx&#10;60e6kbhnmhnEUlmY8QyiehwBXVlVRLUE4lYO2VwjLCspB6nHzYNXrYW4buHBRjzCSiQkyIhrl2Jj&#10;CxrbW5FIpSW5zZKsbkZ8UqhXgpZIyqFSQ9opKZ9hsqtikssdNS0xKKRPExPxeNiS0UN/p7qaetRR&#10;XUzNg/hZBVBHUNrrEcVzTE8ipqfUjZ15GQxDEqYV1ds8tKnBCIrynMA211ayxvG44PTR3kJNCGxI&#10;nDLcLgLbZbaRs14wB2ocePgr9TmxCDaMSlyrEvwpPQZ9p6jEJqZDo0HlUMu3IRlAvmadOdsxxOgl&#10;paswJJmeRISnSeAUw524xpLnCin9SIQZGGw8ZkKiVoMhXRpZj+p6tUaq6lmeFGqlGcghz2lAhIx1&#10;cJAeKyA62Vk1Cv/gakqYW4p5RZV8jx49RRUvWpdPNQxhR4lIsho9+Ly1NWICyc+L6zflM0VlOe3e&#10;SdV1khDQ7fN56G58z+ny3PP6/B8UisWfmKb1rWjUeDUcDjyq6/qpWCx2NFco7O3Tr9+KjRs3jty6&#10;dWth8ty5vmPHjvUCYDcVu+z631y/M23atGGRiPGNQCj6oW6munmrT+dL0iwcnhCcnpC4xRaaWtDa&#10;0VeoqsQmSF3l3p23dHpDEaCmuSBT2ngTJoZQamlFa2eXYB/BADMxKjTcklBxmQNBaqpYghPwdXId&#10;5EKd2ynGgnLo+nwi4BMBnAQPGQiI8I5uthq0SFQdrszPIAU4lZTUONPk58abP11sqZ4OlNP7yod8&#10;IIj6WhfcDr8wlbjOYfyquK/6qNJWrrCVZD2POyBAsJcMKK9fmh8bhpdNjkmAYVJvuZZSkaliSkjQ&#10;m9RfRrGGGTjEQ55fBxugajKkCNNqXTQO1WQ0OVWGhrDKFJaiMAraogSlSdCShU2Qed5+OuZGQqIY&#10;1/W4TGwkIPB7zsmoimB5r1r05OTRqwo9erABqJUTp4MKkC2rrDqFc1Tovp+A5z2lYVRwi8paiuwq&#10;Tlb8vrFpOGliSCfesuJeifmUhYv83xI7oc2Ii0I/9XXRe4vfQ1/A1x0Oa92GYd7Tde0DwzA/MPTE&#10;rywr9UvDSPysq6vvP4wfP/6bA4cMfGLoiBFLH3nkkaJtaGiXXf8b64033qjJFUr7Dd38YVSz7lm0&#10;7ciVZHfOjOdksiCai0ymAD1uweUPweH2if6CqyIC2DQh5NvHUmk5QAnMxvQECg1NyJdKCqfwRmFo&#10;CaHjctVlkUYbjqCKk0ItDxSfPC8ZS8KmiscRT3GKCYqlN91fQxFdcqWJYdBqO2JYkr1AQDiR4mom&#10;LVYlbEiaxs8rorIaqKKOUssRFayBhy4zqyUq1UWQWim5SZulAy0PdDqzEmcg9VaaAe08qJwuZ3Bz&#10;BcUphvRZAt4UxCltiKLJkvbLl1z5qOwNxXAiu4mHdY+e6tAWkJhU27K2gSsgdbuvLq961HRAXID0&#10;2ZpqF2prnXIYi+stXYKFmaWmKrr6Eu9gIyduRBNHNhIKG4lF9OxVgx49anD/fVW4v4fCHhQOoei8&#10;9/WiZUidoseWWVFq/dQDPXr2QI8ePT5mR/EhE4pQc5WGg+JAZc1SqxqI0ykNg3jJx5RcNkehI5ct&#10;1fk95JQYCsolgSs2wXU0+mGZKsTJYBaKiWQyc69Yav5gyrSp/zhu/Pib67dumvPNb37TbeeF22XX&#10;/4Y6dOJQLhTS3jK0xAdRPdFtZvJIZAvSEHhTTSSzYgpIJpNMAA4vEvkSMg3N8PNgspJIpwpIFxpl&#10;8nA6A4iGLaTTJaHgKvFbCEbYlDUWKbScVnjAEYDlIUglMvf09HMiIycYMyRYSew6JDUuJFhHIpGS&#10;qUQnCK+pSFZvKAB/JIAIM68FMOckEkRUMhliCOpRBKJUfEfgCgbhIjMqoiGbK33KssMnGAYjVzk5&#10;MDubDYH2IZyWqAdhkyD7ScR35cwNgs089AjwkylVCVFioxB2lUwtNUpXISud+3Df/ffj/vt64b77&#10;e+H+++8XumqPnmwiPdVLWnAIg4mTgDqg+W9qJcTDvayFICW2fCiryUCJ6GrL7rIS3UpvqjITjNoW&#10;l8snynliEpw2+HkIXbYnGwebAldKNULR5VRCGq4S5qmJgk2jZ68eglVUmgnXUvyca+Tg96OHgOhK&#10;j1FToxhppAXzeyO26RQa1qucDpeXpAGVE1LP6cPtFvsSUqVDkZgw3mIGkwBjStSpFPvd2Wy+u62z&#10;970x48b+evrMGX+65+BDK95//33vZ3+27bLLrv+FNXfu3PtjyeQqt8f7PV2L3xMH2VITUoUS9HgK&#10;sXgGRjKLgGGinrt8f0RsNfR4Qqi1+aZWWKkcgtEYap2kkAbEcoMYBRXfDN0JBaJyy6UJYSKdFnaP&#10;YA319XA6XTI10KmV7+v2hGUy0KyEmBmSeSXxqnoEMUncozWJigSV6FeC32V8gJkSUdFyVKYAJr9R&#10;f0GvpjB8FOYFo+LhRLZRtlCSA0zdkJ2y1uHE4XXzwZAhZckhfk7CeHLL/l1CoqjydirKqiT21ZBF&#10;pA5vscwgrdVRLzRVddhXo8f9nCp64P4ePXEfH/dTWNcD9/XshfvZGHopoV1FmFdhICmXXbUOYsPg&#10;AX9/zx64r8d90mD479Ioyp5OlSyLyuqInx+xFn49fMkVlVJuc6qpOPlWy3Pz8+ohH4/NSon/Pk2Z&#10;VQaOqsEpHKPcMPg6Ghk66oVdpqYkNi+HTI8qIZDsMod8n/h3Zou4aPUuBAO693rh9JCGTTyK9vdh&#10;+f9TbDELpplEMpkTbU3cSiGdyXd3dHbd27x1yy8OHj367leeemrO9773vXp70rDLrv+HqlQqBWoc&#10;rlcC3vDP08lcN9PwCJryVs3EOwLPtW4n6jzMkAjCsjIIRA1ks6RJFuSXmMB1DQVtgQgypQbkCo2w&#10;zATqHQSvw4JZZNI5sSenRTi1CHWSO+Eu7/1ptkcWVQx+gs8BWnNEoTFAKZkVAJgThhz8UVPU2zzA&#10;CbB/YumtcA5OC/5yGh4bSoRTSIRvT6O+MJw+rp3cCDIESY8qvyfuzoNkMjFDg9ngoXLUKpMD2TAI&#10;UvtQV1+rwFuaHEqWNg9DhxyKYsMhdFXFOuKBX1VNYZ1a+fS8nweyAolVA+Hh3wO9evXA/T17SgOo&#10;HLw8lOm0KyuicrOovD2bxv097sd9Pe5XTaZHDzWllKcQHuryOXAlxKbDg5wNqLz+oY2KfM100HU6&#10;5Wtgs2Pj+DSILdOMNI1Pnlc+FwHKe5UnDwequL6qfI1l5hUbRk0tJyTVSOlSXLFBUVgGVfg+SVGs&#10;czOxr16Ejpze2JxJGWbKoJdrxEhIpka+raQ1JpWINJnMqiyVXKG7T98+95auWvlPn3/iiZfeun17&#10;wPe///1en/05t8suu/7n63czmczoYDD01zHDvJeQG31KnGfjyZSAw3SH5aFI0Vk0RoZUWqiyqWQW&#10;ZiwhPk9VdS5JhDMzKVjZvOgZuJ6hF5TCNkyEgmExtaMSWvb8PLjobeQKChDOxkOAmiC5xcMgQd2H&#10;KTiDrIICnAooXNPFDNC06HAbExYODxmC0pwyuFYiqCyMqLAu+IM/QB8ln9xYgwwn0hlQpBIAJQBI&#10;4klpXkifJoU/iN2HyymrLU44xCMqO3verMW9VbAHCtucZU2DwiEqhzwPdNJUCTL36lmL6l7USdSg&#10;Woz9lAOspOLJqkkd/qqJqIOXTeS/XEmppnHf/fdJ06DauxcnALntVz4fJbxTmIdiOvWoqRJ9hBzo&#10;xB6o8P7URFIBsCsNi9NBZbKpfGx5KY2kbDXC7BHan/Nrqebzqo/Jt6mqrZYpTAHnBPAdkrchk5zD&#10;Kc2ekyC1OI6yQj7AOFthrTEgi6FQmkyeFVYZV1TysCyZXA0SJxJpCZpKJBPo6Or90f4DB/7m9auv&#10;n7nzjW+kAfzeZ3/Y7bLLrv+Jmjx5cm0ilTmZz+Z+nUqnuukoKysoWn9EdcmV5m2bOgtOHcQz8qVm&#10;pFN5RHVTWFEMCGIGRiKdFzyDliG1jlp1+y9nPAR8TH5TYjFhGnkIjLpQ6/IhrCWQyZYEiwiHg6JF&#10;oD4j4C9TVLkeKjOU2CjECTdBixLleKsorVRqxxBlKh8f1Gn4KWbjLVqxmcQ40CC7Koign15RKrtB&#10;poFa+jXREr0G1aKCJkirwpe4wqHqmw640hDES4krH9pw8CCkyaDyjhLaKG/tDHGiMaDDiR71KpCJ&#10;Nh980DJcHHVpUU6A30UjQlqVEBtSk4o8mD/Om78EQ5VDjT4lmKs0LjUZKFC6MgVU9BAfr7OETqsa&#10;gvKq4sRQXleV12hsNGwqnEYqz195vsqqjA95Pja0arKjXCLYY8P4OIiK01FdrTRYYUTV0SuLLDP/&#10;x9MM6dAkIzBLxSGqd5Vpzjx0/hxEdANhwxALGV4YqJUhk05Nk+oywH9jOiO1QHEriUwmc2/GrJm/&#10;uvrmm+/fvnt3JoA6ezVll13/6+p30oVCi2la78eTyXv8xePEkEzkYFppWQn5A1HRXtCqPJnJIpEp&#10;oFBqlkObSm7GkUb0csa2TstzXbQJnCAkn8HHQ5sqaa5viFc44HZ4xdgvFIwgns2h0NQquIRYkBuk&#10;uxKbCJSV0RFEQobkb2QyjUgmMmp60EyJdLWSSVlZxVNcXfG2aSAcUb5VtOIQOw63XzQW/Hx9AVJU&#10;lTmhu0zz5MHGaYh5GTX1taipJxVU4RPEVwjGErBX2RvKFpx0YX4NbGYMQxL7D9qPi205NRgq+9vL&#10;gCTNELsTihf5IItLVn2MXyWbKRJDRCiy/NppS6Ju1MLu8gdlVSNCQmkoVJ3TvJB+UerwpbKbIPjH&#10;GEP5UTnwq8tgtTwqrytPI5WJSTykamqkWQjNVphbZcZWldJscNq5v+d9HzOq6IzL7488bw2FgdWi&#10;vRBTRDahGlq1K0NDPgQ/kZx0fk99KiTKFZCvzUs7+XLDkGwSkhZCEWG+mZJtTuow/295AQnJzwpt&#10;XGKchBOceDOIx+PdXX37frRn/74fPfXS80+8//77TX/+539+32d/6O2yy67/gfLm8700y9qk6/ov&#10;vcGAcPcT8SzyuQbkcs2IpzMoNTTBTOUQCScU4JjNSWPgaoo3Qv7i03dJ8iWiMTlUJV/Bw4MzIAdG&#10;FXfdtWwWbuWd5I8IQ6qtpR3NbW1Cj2VjIZWSu2tOETxA6SxLAL61rR2tnX0Qj+fFFp2vF6ZVNot0&#10;MY8YrdHDFL9RRU33WUaeqrAhcVz1huF18XP1Kpyh7Pn0Sbyrpxyn6pXPkeaCBOT5tagkPuZuR1SG&#10;hb8c1uSlroJfJ3MwmCdBsFZNLCqbQ+WF+2mFzgmI9N8IDzyl3OYahV8H87fZMNjMCNgTi2HDJI1U&#10;01TjFIdbJz83r4Q/1dd55KGmFNJX3XA6aKKoGFKVBlA57Cvrp0pTqPzbx43iU26zFV+pSmBSZfL4&#10;eHKpUG97EcOgwSCxj3LTEeZTnUxZgpMIxVh9j0VnIRkd6vWSOEhDRwezz8msYlqiMnDk2omrRmpU&#10;fKQ3hyKIS/wvs0ysctBVWKZJWtVwbamx+eoxdPbp193Su/eHsxcv/A83bt3a+qMf/Sj62Z97u+yy&#10;63+ggsGgpRvG7Vgs3k1vJ2Y/q9taSlhOVBmLdxFBbV3d5GpddUJ1DOmW6Czo6kpNBRsN6adcD/Gw&#10;5sHMA5Zc+551Dnj8iiUVzxSQbWlBoa2dltcIa5qA69RyxEwLZloxsqguT6bySGf5yKjMDALgCSqZ&#10;GTVqIshEvpBaPYlewhtR5n9yIKn4Uh5YzIyornFK0+KqiYcub+3i6cQIVB9BbjYyxqoq5Tdv+Crq&#10;VWVE8GNwbcIMC+UdRb2BevC5ePjx5hvVdZW3TZ8rLYowtSJkgEX54DqM9iNKF0IWl0rkI/OM2hPS&#10;Tnmw8vlpd6L+nZOa+tj8OJxmOHnw86ba3CfhTJyGeDDzJi8RquWDXhrCpxpGZf1UefBtP90wPt1E&#10;KhMJ/w+VHUj5deXkvYq9umI8KVt0Hv6VBsGVn4gtQ5yWaJVOQkJQDvyAPyTOvRRLcuKThkHigc8v&#10;eBSxrHg8IY1VArDCYViWep1RxsMovNSjCouKiMdWAu2dfdHY2tZdbGz85fwF8//1lTevzPvxj39c&#10;99mffbvssuu/s7zewJRAWPsh6a+8+dK4j9RFKpdJWaUBIO3KaUPOZkEXV+ZXExjnbZ4rK/oe5bIl&#10;mRh4U+aunweRKHpJN613yGEZp+NtqRHFQhPiKVJ1VdqelUohlSsinW1ALt+AbEMjrJxK7aNfFVXb&#10;fFCQZxiMhGXmNW/1nAj8cNN2RDfgj5AqywagcA+FTZRxiRqV4S3MHK8KSaIXlSdMJhaV2ATGGcnK&#10;fIzK85NFpG6+zISgY65aFzGkSbGxeJirA52ZG9zBB+BnCiBXX7QbCdH3KShrKX80Cn80ggiNAzVD&#10;gFx/UNmFqFu3uoGr9Q3tz1UIk7CwuCoT7UKNuM/S8oR+VzxcufYidkJwvoJ/VA7vyt8JxvN7oQBn&#10;paquvF0lLe/TU0elaVTWWHxfxfj6zBqrrlY992eV3OUVFL+OCsuMDZGTGb+HWjQmrCdam8jExBwQ&#10;p0sas+BYXEkGSa02pDkYBteJJB6UsQvLFOZbJcNc0xVmRe8tmmVmcwUUiqXuAYMG/GLnnp3XvvGN&#10;b/S3LdTtsut/rv5VWNMe0wzz16lkToR5hp6QXzpRSZspcYfldEEcg4wUrqzox8Q1j4jmLAuZQk5u&#10;/nw/JuvV1qkbMtdBpMbSeTaXL6FYaoWVyCEcjkkGRjJXRLGxVTIzTDOFbKZBhH/k2PPvCRoWMqTJ&#10;TMrOP2ooLYXc+BnPGo3CoAWIriGkR+GPcCLwCy4h7rKyenLA7fTIikqwAKbJOX0yffDAdfnYQHyC&#10;RXDtI+aFHr8ozIlTCEW33ByIS7BRUHgmuotaAvi0SVeHcOWQJp202ulEjUv5WwkbjEpmmVT4oM8U&#10;JxMC5epAVasx9XfVIBziVyVxqjQvdKqvR6YGgtyScsemXM7Priily41ScBlac3yqcfDBf+PHrrzu&#10;0xNJ5fk/zsSorKjIuhKbEjKcVOIeH/V1quFUJplPf6zK58D34edP8J/KbzY3Thhs2JYVR5KOvGZC&#10;mkM9EwplneeWZkoDyop9i87VE7EpguG0gInRW0wRHCiulL9rOlKJtDgipzMFJFPZ7kwud2/EmNE/&#10;OH/pwqPf+973DBsAt8uu/8Gq9Xp107LeTaZy3Zl0HslsAVYyI+FI2UxRGohmJSUYSTMt+QXn3tnl&#10;cclUkS40SBhRIMrMh7AI89yMIA1E5faXTBaRSheQSRVRKrEZZBFPFlBqahWhX6G5TdxvzWQGmpZQ&#10;Gd+WOkC4pyaozkZBQJu7aY+f4KhPVhOxdByxRBKWSUuQqKyLRCwmlFiCwooZpdZTBL8Z3ESMgesk&#10;ai0o9FN+TG6PwiK4UmJTcArFlge1ikNVyXi8cVP8plTPPCTJTKqroRZD3dwrdhc9q6txX3VP3F/T&#10;Q2insgrilPMxs4mYAm/nBIcJGjtlUuDXwYmDGdxireFUN3M2kspaSpL82AzqVKPi50HDQHWT59fL&#10;/HD19jRJrEwnKhOcrrtli/XyRFQxSqxMSmw8XG1VqMGffoiNu8cvrK0KFZeNocLoEgdfH80ZVcPg&#10;8/LrIoBPlhy9wLhW49sQk5BGoBuIJxPiHszmT0q0X6Ymr/yZ1vX0yuLEIXiP2LAwojcsWBaxDqr4&#10;YwlG/VqI6cxoZ1AW8SGTNjXdyUzmw2kzZvzllStXljLr5bO/B3bZZdd/Q9U6HPN1PfG3hpnsZmOg&#10;VXm6WJKcC04RNBTkg8KoWDItt0MeRrQ3zxTyoofgrV10DOXkOa4IyALKlhpgpnNiXNjS0hsNpVbk&#10;sg2IpwuwMlmhzNLuwRc2EKKtCPGReFpWUNmMZCYgnc5BiyXhD+niHZRIZCR/g/nQsbgl6yx/hCwl&#10;KpYVE8ftZvaGAq554BJ0ps7DyX15OAA3D10vD8sA3MzjdniFEquA7nrZ1feq4fqHqzQeuCo0iLdj&#10;rkvULZsNosxQqlIqbnWo8iXV2Uyuq5eDlVoExUqqOLt+QoEVEFmsQlReNwWBdSJijAqBgLfrICcd&#10;BiEJk6tMteXXKZbr6tCvHPxsJpxU2IAqk0blwUmlYgEvFutkoAUqKx5+f6mM5xqOwLNYkJenMdJ/&#10;K1OQYrrJ1FFTLZ+TPGegbJHChiHBUp9MO3wOcS0OqwbBzBL+mewnBl6R2BDiOilmIpXOKedj4kj+&#10;kEwdxGnIIosZcfUcxIAooAyH4GdcL1l1uo5YwkIyoyzhqQUinsVLBp19rUS8u6G55Zcr1659+9rN&#10;m203b960tRl22fXfU6FQqIfP538iEtF/TXyAdhuWyZzurADOCStTPrRUPjfxCr+f3j5JRMIRUWu7&#10;OE34lHMsb5Jk9HCPzB0zgclkoYRMsUHU4JaZEQPDsG7By9hTejPxubnmSlJPkUM2mxN1uKylElmZ&#10;UmiVzhujTD80FDTjAnySGcNbKD2c1M1b5U4o0zsv6okJ0JZc1k5BOINhOIMBOBnL+vHBR32Dwgq4&#10;KnLQjoL0Tg9zt0MyKQm2EQyL7TiddNkI6hxKxS1pdQxREotuxQwjaEuQXWJkJW6VTCYe3ooZxF09&#10;QWrSfGkCSOtxydfgRMB1FC2/3WxMisHF27Yc8PTJksZAYLy8yuK/B3lbLzvfhmiKyKlJMbUqEwX/&#10;jeC7HOxl3IWKdd78Oa1x3RONKpV8WCitFFr6RetAV97aGn7Ono9XUSICrK5Cvav+4wnFH2Rj4AqS&#10;nwfTAFWD5RRHlpOPFOEwJwpdcKiooWzyaVRJV2FeNKIRHal0ComkOvS99OsK0PGXlGQGR5FMQOwp&#10;qnAiuvKyiZTZdGYigWQ8IwaXtJ0haB4MRxFkMFY6c2/YiBE/O33u9NF/829u+z/7+2CXXXb9VyoY&#10;DBaiUe1bmmHdi5ERZTK4J6vAZ4LNybwE9wibJaQJhTaq8/YXRdDPhLcY6olRSCwqWUWhjy23uWcO&#10;in24LjqJcCQmoUZesoxCUdFpaDENEUm6MxAwLKRzORQb1XqKjqqRkIZ0OolisUF0IWFDk3UV6ajE&#10;T7gaYWgRTe542DAGlZ9DOKQJtbXa5UAVG4PkYDNngnYgfol55UFGnIIAuegdaG8ujCM+r8rtZtAS&#10;V1lkgfGWTAEdV17EJOqdijYq2AQpt1wFCTDOMCeVpsfPS61oygdpkGIzKpZVXjknM35s3rppeWKa&#10;3MFH5SDljZsMII3me3G1ClR5GIpuLF8nCQk0YwyqCUQmDQLKPEwlvMkjjSKRoEstJ0UC+2QplYF5&#10;sVTh58e3CyAaYZNgTgcbBf9drcQorlOCQrdqFmIoqBTj1XU1MpFw4qE+hN9Xfq28MFDVz2YhhodM&#10;HSStmDgYV1AJMvDIyKPwLgEtFi/H7BoqPyVuQbfiovJmOiGZVWxsbBgkNrA5kCFHWi31NhJpa5A5&#10;l4TOwClxMmbzyYjfGHEvLRbrLpRKH63btPZb3/nOdwbaWIZddv23VvpzfxAIhJdFo8bPaK9ACm06&#10;W0Q+XxTqKtc/zMomyE2xGa3D/RH6PIVkvSMaiaiGQJiHLNcYpIQS2+ANmzdVUkkjcsMz4lwVFJVm&#10;wlQ53nLDjGnwM8AoGIWVUkI2AuoMWmKudrHUhEw2LUwaPnjQ8AZKPYXHw9wJBiBFFbVWbqJsIArA&#10;5YFe53Gh2u1BrWgtAggyMY+25KSzBqkaV2Z3srPnbdjLr0Ul6vFQ5YqNTUlNA+rGrqYETg0UJCrw&#10;VrQEXn78kOzNQxrzwLUy+O6X8CQR4LEJRgxZkbCphUT5zu+X0h54ycZy04hPGe+5XXSZdYvNt2gz&#10;iBGJkI0HO5tyWNZIkv+hqZUSVz9kD/EWX7HQYNPh5MHpj42DH18abJDPQ30KV07Ux9SX11DKJl2o&#10;vZy8JH6W00XZ7qRaTRdCsa1VNiiKSqsmML4tGyEZczzIeZmg2I74hDTIMjWWjVBYTZwMkkmx+uBF&#10;IhgwpHFT5R0hDiEK76hQjPkzR50Ov96YYapJNxiQmF023bipArJoh04wPJXJCF2bTD/DMLqT6VT3&#10;wsWLfvTHf/xvtnZ3d9tiPrvs+m+pdDodcbv9N41Y8kMC24kkb3zqFsqDl4cKf+F9pJgG+Utqye2Y&#10;hylv0GwIvDlStauRihuNwe1ThoDJdEFEfzQv5MSSbmhAIp2RfTVZLNR1ULNhxFROg0XvKCsuNEu+&#10;PpXKIVtgXngGgQiDjQISDBRl5rbYmzMnIQYzrnQYPFwqYTzc8QuOUT7QJUJV3GV56HFFVP53twcB&#10;aQhcQ7klTc/Dr8fP1EC+rVPeh++r3F05PfC2HJYGoDQFaoXDv1OpzGmE6y4K+MRhlf8mBzPfNoBw&#10;SK1jEglODCloouwOy9fDtZJQdeXmz1u/Fy6fYj7x/8PtZ86FCx4vQXAnfAG1UuLb8XDnxMDnjsfj&#10;aqWTIv7EwzQk1u78N03jOlGBxGw2mnxPo2LX4iuLDYmPfMKoqlMAultNFhWaLZXcbBi0d+GfSbOt&#10;0JUFzyhbqbPJ88JQCahiBK8WZcOMwqSOJkUWHh2IdUQ5PcYtZJjsGLMEv+D/KycVpgdqBteYpEsz&#10;jlYZEOpmXBoKfyZpbMlMd04uxLn0eFIYVNRviEjSMMUFIJPNYsCAAb964eUXnuzu7rYt0O2y6/+u&#10;0un0H7hcgWlaJPbzeDLdzWCiaIxpcdzZh+XgpO23jwlxIU12yfyF5y87pw3+ApI7z8mCTSRKe3F/&#10;WH7hyaxqamxFQ0OrrFB4UNEUkClqvCX6eaP2qPUMGVXRiIlUKoN4iniJhVSmqNS6tH4IBeEOkjmk&#10;I0xWDNXPDNKJx6An4sKa4ZThclIprABvHnZqPaMosi4ngWnqBGrlwFURq1wVUYFOWwpluSGCOQKt&#10;wh5SiW9CqQ18ClBmRCuniqC66at1UFgahGL/8CXBZGVrwfVLKMSHwhYiouCu/D2MoOgHlJDNxbQ9&#10;sRLh50UsRK2N+DkGg1wRhSWalrdqkzdrigFp4c5sD7llhyWFMBaj+j2GaNm514hGkeBtPhZDwowh&#10;ZRmwqIiO8ntPYaJiS4kau0xD5qNCsWWzqDCxKtRZEfpRk/GxZoOTRxXqReOhTCUDbKgRBTrTe4zT&#10;Ff/v2Sx4MeEUS2YUGwLfJlTGJbiGSvBnwVI0bq/fC92IyoWCWhnxkiJQrlFIGocRTyPITHZOW4ym&#10;lYZBpp16fmIfxMC46qIoNZlMondX172zF8++89Of/rDdXkvZZdf/TQVisbBpJm6ksvluK5no5i8a&#10;b8ISXBTSxQTOFVBAMRXPctAHeRgl5GZc2T9zzUAsgc2Ch7dpcULRVFqd0ycKXjYH0lrFeZTW5aK8&#10;ZiQpAUmK8BJIl0rQzJQYG4ZoQsdDOBiGVwR1XA+FhNqbLhZFu8GbuoQlCSOIDqc8qBWQ+wmzxy/s&#10;HneZjurhwR/hhKCmjUpjkQcxEK55ePvlQcR1BllDOk3uyqFK8vw+pQ0Q7IAGiQp/4NfMpkhbEjYT&#10;rklkfRRkZKz6nqgH30cBwmpCKftk0X+K6y5OOlyTeco39bKYr0J55ecR5sRAYgFZQbGYWu3QQoMT&#10;Iff+mg5LN2CEozB1DUnTQMrUkTCiSKV0ZBMmkgkTCb4vn4fTGu1UvMozSzGbFMvq06I+oQxTMFjW&#10;m/DfP21BQmaYahgkEiiLcn7vKvYmbAwBabycXtX6jNgKQ7CIYxgxgxiDNIKwQVYeFf5ZwSKIiRim&#10;unxQ1c7Lg6zcEnGZJthIaUbIJkr1Pxl6XG8ROKeJpvo/oJUM89EtdHR0du/Zt+9v//Zv/3YZgN//&#10;7O+HXXbZ9Un9bijkX2iYyR8YiUQZBCVQSydaZSJIdhGtpr2BCAI+pYAOG9w5KwEdgUXJyw7T9sJE&#10;1Kjc9rnz5i3VI7YYfBs2E7KIyLDh3l0ZFYZUpGsij5iZRTxfRDBqQdc5vZiI8JfcsOBx8xauI5Mv&#10;wEgk4eMBy4zscFQpojkxiFWHAqWFwlkGnnk7lUmAXwMnJi/ZUS6Vmy3rKXUQ87Ami0ZZo1PhXaaI&#10;lm/4yk5dUVD5tp+8jisTj6xyhCXE5w5wYiFLSRkG8pA0xDFXNRdl8UHWk1pjyTrJq+zWK82OluwC&#10;3rM5cCrhOosiNwZARbi756pQlwbBpkTAlwwnK0abdx2moSNpWUhZceSTcWTjBtJGFJl4DIm4AVMa&#10;RwyppImEpUOLcEr0C9BdoeVWQHRRb5cnjUoD+URvodhflWZSS11GjfIJE0FjfZ18f/hcbJTSFLg+&#10;EjsQsppIF1ZYBgH9SlMhRZbWKbQ1JxZDk0lxIQ5HYMU4jegCwHNCo5sxiRm02edai1knbPbMX+HH&#10;qliICGYUUQmMXJE1tTR3r1i18uevXXnt4k9/+lPnZ39B7LLLrnJpmpaIWcar0aj+IdknYjHOfXEo&#10;LJNFPdPj6F8k1gyGGAqS9kjVLPURnDCYfEfQW0Bc3RRrEBcNBuV26hVw20wky/kFQeHNEwDnrp1h&#10;Q9z150rNyJSaxeGWwHMu14hsuhENzR2ygiKAqkepy8h/vBbyhJjix4MqIKE6vkAYzrJymx+Xb8M1&#10;CP2ExJLd71f2GvVe+D08XCnu441ePSpNgJMV128KawipgCZy/Mt0VX4NlcbBQ1DRURWjSHCS8vqK&#10;k4GIBJ000iMmoOw3xFKdGImsynzizkv8grt6AsEkAHAyiJsWUokEUsk4EjIV6EgQl9A0mFzlGLyt&#10;R2FqEcTCQRiRECyDU4SOtBFBOqahmE6iqZRHPpNEMWkhbxnIxWPIp+Io5SwUsgmkUzFYcQ2GSaND&#10;rtjcQqENlb9GTmGyiiIjTPQmxDI+sfwQwZ7TIV+zaiC0dveU/28rinVF6fXS98pLwD8qTDczFpdV&#10;XcVHit9HtbYiAG4oS/qKcltT+SlkxvECoNFaxkoKq44CToLcxMn473Qtrgj7+PPHiw0p4ZwwROgX&#10;UlkmnDDSmWz3iFGjP3zowOHrf/zHf5z67O+IXXbZper3w2FtraZb/zkciXSLi6rQSqNw0OXUwV9y&#10;3qIVc4mAN5sGV0fMvcjTK4ogosabcwIxIwVNZzxrGkYyjai43NJa3IKDaw2X42NRGQ8YsmuokCao&#10;XWhtQ8AwhOJK7Uc2l0fUtOAJReDyBmFaKbEz56HCNYQCp3kDV1MKKatsFB7xYSp7OPGAJ67A2Fe/&#10;0jUo19oIgn51SAl+wffzeUXXwFUUBWTELzgFyZqJO/GoygIXTQMnAOIdolCmONEp1u0qVtYBF7Uf&#10;EnmqphbqK4gFKddZtYYS9bZfYRExPYZ0PI50IgmTq5Uo42SDiEXDMCMhmFoIlhZC0ogga2pI6WwG&#10;UaTNCFJ8naUjaxnSDIoJC8WEiVLcQGshhY5SDl3NBXSWsmjPp9CciiNvxZAxNJQyFtoa8iikLCQt&#10;DVaMpn2MriW2QNBYV4mCZWFfZXXHBxuArKzKViZsJmwInPRoT6KS9Ph2ZHZx0lKxuEo5r8wcOVUp&#10;XIusNkWa4IqSVGJODvzZEryKayxOE1wNRg35meI6lD+TvLxEjRi8QeI3EbG1jyUzIuAkHZcgOs0r&#10;ybjToswA589pQnLbZcKw0oKpdHb2vrf3wQPv/+t//c2Oz/6S2GWXXZ/73Od69OgRjEQiV0Oh6D3e&#10;+rjOkQnBF5IIVdJiZZ0ifHmCzppYg1B9zWCjVCanwG+da4QM4lYBuWyLGApGzbjgD/Uuj+y6a2gZ&#10;UV770JKiptaFeqdTmkWu2ACfpsHtDQmV10yk4An60Iucf7n9R+RWykODKxeGDYWDMQS0MFzlaUJw&#10;FT/zIeg7pFhPpMCSweXhVEAsgjiLRmCX2ElYnpNgO0Vkktntp68R6bTEMZRCmg/abNSKxQhFebUS&#10;t0o/KmZPVNXQ8ZZ00hqhkPI52XSJqXAC4A02TBCXTZVMHh564agcyFGC1MEAzHAIsUgQZjQkk0I8&#10;GoAZDSARDcv6qGBGkLGiKKUMNCZjKCYMlFIWmtMWSqkY8kkTDZkkmpMxNCQMtOcS6F/KoL05j67m&#10;EoZ2NGJ0VyOGtubQpzGP9lIOzdkEclYMDekE2vJpNOQspBM6UrEY9LLgjzd6ThmyGhO8oZJZoRTb&#10;CuNgABLZZZyYVMaImjKUU21tbbUYIHJy5QqSLDeuBiVqlz9zXrK5YsKUY+ohGy2nOU2nPiMmXmQk&#10;HnD1RitzZrPkcgXk8gVZPbHRkC7L6ZgTbIy2ILQUSTJXRKU08iWxDa6rLLLxyvReTjK0kuH00dbR&#10;eu/555/9d9///vf728C3XXb9/yjDiA/QtOjfEUSmWytvbFxH0aRPidMUg4niMO6YxY4hFkcynUE2&#10;V4Q/HJFddDxOFksGyXRJLDwoiqp3Me+iToJzarnvJvDsUbx8Ul05ScTL9uT82CHNFKotzeQ85dum&#10;20t6aRQWM5vjKdEqkDLJiFje1Pk8xCsIJtOGXEz5xHSPh5PK1mAgUcgwBDAPlFdifA6haTLgiL5R&#10;1FSQYis0W96WyQIigKtYQGRVcXpwuGgaqG7XXDfx7bk+CwR9svrQSQnm9yGelXVdKp0th0ulxbrE&#10;JJCrRRGh+jroRTDghRb0wwoHkNRUc8gaEeSMEHJWBPmEhmJSR2PKQEsujrZCHJ3FBFpzCbTl0mjP&#10;p9G7mJV/a87E0beQRP9iBn3yCQxoyaOzqYBhHS2YPKg3Jg9qxqQBTRjVuxlDOhpl6ujdkENbQw7F&#10;QhwtxRQaU3E0ZdPI8xAV2i1XZYo5JfoSn0+aABsIJymltXApISSnLa7zpNEqq5QKvkH8oloMGWuF&#10;bEB8iJMBNSjSPEK8DFgyPXDy4IpO2GNBUm+ZgUKvKNqBfAKM09+MuBf1FEKg4M+GT+ESVpJTA9X/&#10;nG6Zh2FJc+FUTLxNHJSjujgEa5YFzYqjtb3t3osvPftnP/7xj+2GYZdd/1/Vt+/vjRo1alsoHP4n&#10;Atw8/P2BiGAFDA5igA2ZRVRkk0ZLp1pag9ApNk/PKD0mtzoK75h5wd1xKpOXg5rmeRLJyTQ9vxcO&#10;fxA1bh8cIuRyw+XzIZ9rRLGhWXyBSKXl5ELLh3qnC4FIVOwnuEJobe2SFQQxBh4AmUxW7cO9fkW/&#10;DEbhdBLLoB8UqZQGjHjq40xn0lhlQimDzzz4+FyKcVTxQmKDUJqCT+iifPkJA4hTEVdqLrdD1lrE&#10;UUKcCmiSl0vL7VenMC6ZQTyRRTabF0V6OpNGVIsgGPDA73XCH3AjHPAhHPJBC/kRjwSR0cIomBqK&#10;xBxiGkoJHU0ZE215C71LKfQtZdCnMYc+DRkMbixgUHMJ/Voa0K+1hBGtRYxpz2NkRxGjO0oY37sV&#10;o1tLGNxcwNg+zZgxrDfmjOqPqYPbMWNoB+aM6IfJgzowrE8rhnY0YWifZrQ0p1FMmsiaMTTnsyim&#10;0kjHTSTMKGIE6CvYE5lHEU5lAWkY4kBLMR9XbyRFEPSX76uKmmWD4OrR6XGjuuI3Vc1YVpcSGMpk&#10;oQu5gs2CglFOBEK5DUZEdU8Miisk5ocwzIvJizSiNBNpAbn5fsxn5/+10LMDFIfGxWeKTSKZzIvg&#10;lOI9hm4ZlhKeUrvBaYeTMN0Fkrls94lzx7/3wx/+cITdMOyy6zM1ZsyY6sHDhj3t8Pp+5Y2E4eI6&#10;x6lor7S1qHcQkCVvntRWQ27NpXyzHIIUgvEmyUQzBirxF515GbTelowGUi2dXgGOvREN9e4AHGKv&#10;4RNH0VgqhVKpTQ4G3gzT2YLgAmKHXe+EzxNGNtuIzq5+0IW5xdVOXFYOfDuqe2mH7vdGFPU3oBL5&#10;dE0dQLoWR4i54nLQKXsPAbPLzCPRGHxKjPZJcJDKlGbynsqeUDnbEoYkgjWuX2gEGJIDj4wnJsBV&#10;du7UB5AKSiCXFNZoyI+g342gz41QwIOQ3yN/j4UDSOghAaZzZhTFuIamtFoxteeS6Cil0F5KoU9j&#10;Fn2bMujflMGw1iJGtDVgVFsjRnY0yGNsVwOm9G7A9K4GTB/UgrlDWzFraDumDWjHnKF9sGREPywY&#10;MwArpw7GvBG9MXNwOxaPGoDZg7swZXBvjB/UjmFdjehqKqBPYxGFRBzZRByFdBqFbBzZlIZcwoTJ&#10;NV7AA13nYUwsgVqTMoGAdGSKHsvWIlTBU4vD7BSlsHeIH5abl4aaOslIp8DP4XTIepE6Gv5fcRVK&#10;XIL+UASsaS/DiwyjWTlR8LAPcJUnVFjVMGjzwfVoIMj/f6YTMr9ETRnEO+JWSvzHuHIyzIQ4HPMi&#10;Qb0GWXd+4kkEx6n3MGPd48aP/+F3v/udNQDsjAy77Pp07dmzJ9DWu/d7obD+QSAUVbkEzIiWrGWq&#10;ohnqYwpgHNZ1CZ9paGxFNlcSSiLBYd1iiE1C9vUqItSFulonHKQ5Rul/ZMBNyw1fFG6n8mDSqDzO&#10;52SaYcodKaC8sVdLmFGdsF2GDR+Jjj4DJSkvns5LJjcPHX4cM02GDG/sGsJBgqFx2Wv7gkFZEVGw&#10;ZWjEKgz5HLk6EtZO2V67ol7+WJDG6YKqZIeKY6VCuyLmIwWY6y7qPEhjJbVVtA9lCw4qiclo4qpE&#10;08mociPs5cOLaMADLeCSdZMZ9iEe8cMMeRGL+JCKBlEwo2jJWGjJWjJJdBQs9CulMaAxg2GdBYzo&#10;asCgljwGNqcxqCmDEW0ljG1rxPiOJozv34zJA5sxp38L5vZrxrxBbZg7pBWrJ/TG4vG9MX9wB1aN&#10;GYi1k4dgxbiBWD2+P9ZNHID1EwZh8+ThWDy8H6YMbMHkwa2YPLQFYwe0Y3hnM/o0NqB3UwFNuSSy&#10;VlRYVnEtinQirpTpZfV0LKbsRzipKV0LWWJK6c5LAd1padui9CSczJxiGkgDxqpqrqbKlvNlJ2Pi&#10;O7SaiYTpIxUvP5IyPXJ9yKkxlytKUxAdhx6HTh8zrkepBLcSCIm7gJo2mPPNlRYnjWQyI6B2lOvC&#10;VLa8olLYhdiM8Oc0HEEml8Ww4SN+efP2zae7u7vdn/19scuu3+b6nWvXrln9+nV9KxKJfkhBnWRZ&#10;0/FUboy8JSrRHH+ZzWQa8WwO8XROGFHc//OgppU5QU5iBtzxM/2N1t+iCA9rYh9OnymvNySsGWIk&#10;fC4eJLU1tcrsz+NBXS1zI+oEVO89cDAa2prhDoSQSeXFu4qTT8RMyC88WVPMwebHZkAOV0xMmvMR&#10;KOVOmqsLrwJe/wslcjkrQk0Vit4q6yi+JDhOZTZBcDLC/DwclXUFsRsK84g7hLmWIRgcJT7CzG0y&#10;fbwI0Kwv5EE06JImoQf9MCIBJLSArJtyehjFWBi5WAilpIbWrImufBJ9SikMaExjQFNGAOkRrXmM&#10;aON6KY/RnQWMbs9hQu8SpnQ1Y1b/Dszt3455g9sxb3g7Fg1rxfLhnVg9pg9WT+iDZWM6sHH6YKyY&#10;0B87Jo3E1mnDsXnOaDwwZzR2zx6M9RMGYOvkodg+ZQTWThqGJZP7YcnE/lg4qh8WjhuAqcN7o3dT&#10;CV2NOQxoL2JgaxF5rn8iUaH1UhSofJ40aJGIiPyUMpzCR+orQgJM83tIPKjidUWKMf+P+e9sLCQK&#10;8P+bWJbkm7u80mg4OZCazZ8vM56UQ56NgfG+Yc0QgkUmkxPhHllVPPj5fyOBS0liGYy81eAn1hal&#10;31SZUUWsg82IE0w8Jc2Ea1O62NIupPL/y1XnmHETPvzSV778rV/96lcJey1ll13l4i/Drl27mvOF&#10;/F/7fL6PuKLhVMFwHVEVM9PaQ3plDMl8Hql8ATpDjJIc5y1EjJjQHalhIN5BDEAO6Lo6eR3V2BKT&#10;ypVRMCqsJlH60lWVKWq83TvrhOZaVVuLnj1qBOBu7+ojEa11Pi+0VBIuhweeYARmviBAuMPjUwJA&#10;fg5aVLK4Gb5jJJPwhcNC7+RaqRJa9MmaiY1CWYtzhcJGUcmAEE0HHVT9AWEwaVENOvMSxLguAT1q&#10;yN+1aFAop2QumZEgIhTy+TwI+XyIRUMwIz6YYS/MqB9JI4S0HkLBiqAxrqE1baIlpaM1Y6G9EEe/&#10;UgJDSykMac5haHMOozqK8hjdmcfIrhzGdhUwvquEKQObMG1AM+YOacfKMf2xfvwQrBipmsSm8f2w&#10;a+JAPDBjCHbMGYR10wZg7sh+2DJ5CPbPHYtts4dh85xhOL58Mk6vmoxNUwZj/eTB2DFjBDZMGYT1&#10;MwZj07RhWDdxMNZNHYppQzvRr60BA9ua0L85K58PsZNkJII01dJWXL4npMGGfUHExR1WAeOSxx0I&#10;CQGCh7HE1wYUZViosuK1VRZMurm2VGtAJaxUMa0EwjkRsEEo6is1KXFE2DBCimKby+SF1s2pQzyh&#10;OGEaMSFF0B4kzM+NhpRRTn2GPA+xiygt88uRvmwQEqsroDfFpjFxs7XicQweNvSjxx577K/++u/+&#10;ugHA737298Yuu34rq2/fvr/X3Nk2NxAM/NjhqO/mL67KjWD0qFJKM8OaO99kLgcjURn9LWG5BKKR&#10;MgWS2dJ14sskq536erHwcLoCcLuCCEYM1DiIBzBEh2I3TcR1wjxy1qPK4USv6nqENAsN7b3l0K53&#10;1En2NW/+6URO2Fik+zLzgNRLJq1x7UQQVsSCITKyXEJrFefUXr3kJT+vimagYqUhflCfUi9TkMa1&#10;FfMe6LeUy2WRTNIS20SM+gA6mhKrYJPQwrC0IJJaEFbIBz3ggRHyCyU2oUeQ0kLIxhQmkee6KWGi&#10;LW2hLRtHRy6OPoUEBjdkMaQ1h1GcIlp5KBcwpncRY3sXMaZ3ARN7FzGlqwHT+jZiZv9WTB/YgoXD&#10;e2PZ6C6sHT8AW6cPw87pQ7FzxlAcmDYMR2aNxtF543Bo0UisnjIUG2aMxOFF43Bw8RjsWzQKR1dN&#10;wOUNM3FmzSTsmTsU22cPwbZZQ/DAnMHYPn8I9swdiQfmjcH6WcMwf2RvzBnWF5MGtGJkZwHDWjMY&#10;0FpAQzKJrGmikM0iRV+meAI6rThIBY7RjyksazlOZDzUqYXgNMH/S67tuBqi9qJi2y56Do/343Q+&#10;L0WBEvwUkPcXvU3UQIzspZjK6KbHmGBdqaxMHnw+caklISPENZkpjCsxgixb6EuIEh2W2XTE3oVa&#10;IeIkXFcxdIkuuMoEMcJMDsvEmHFjPnr33dt/8bOf/SxrTxh22VWulpaWGl/Q97jT7frA5XZ1U5FN&#10;sJuURmIRvBESZNaZW6HTrI22FqQ20l/KJ4csV1c1dQosVv5CTjhcXlQ73Khx+kQQpSiWChSlgSG9&#10;oaoldY6MpFr0rKoXD6lSSwec3rDkXUvzqveh2NSCTDYvWRSFYhOSad4UFThKQzqyZTgZiQWFRKMq&#10;lpOyqSA4TYBb2XRQU8DbbsXSo/KgxsCQlUsKuVwOqVQKcdp907pCi8CkB1MkCCsaRFIPIUnxHP8c&#10;9iNjhJGzoiKiy8V0FCxd2E1t6RjaUha68il0ZhPoXUhhUFMOw1qyGNeex5R+DZg8oBEj2rMY15HD&#10;1H4NmDmoBbMGtWDJyN7YOGEQVk/oj0Wju7ByfD+smzQQW6YNwb7Zo7Fr5nA8NHc4Di8YixOzx+Dk&#10;orE4tWgC9swZjU1ThuPihvE4u3EiTq2chHPrJ+GJHfPw+NZ5OLNqAo4tG48TqyfhwfkjcHTxeBxY&#10;NhL7l4/FlgXjsWLKUOydPQ4bZ47CsnEDMW9kb0wd3IKRnXkMaCihIZVGc6mIfC6HbDqDdNyCEQ4g&#10;ZkRhmbzl62XbDWXnwVu/Su2jCy4bCK07OIEwTpUrP3qLuWVCJINKGgz1K4EIDK6j4oz/Jc6QUFqK&#10;SEwmFfGFSqVUw6e2JkQxKa1cqAKPlQkOalpUpASK+pSwj0A4Pzc6A9PZOEJrdRppspHpERiWiXlz&#10;5374ne98509/+ctf2jnfdtlVqUAgkHDU1/+x2+2+x6AbmQyIRTgVU0oA5bAh0aUOiS5V+3xxcqW9&#10;g2RDE7PgqoesIgLIvM27RaDnp0V2mGpxpfIl8En3Vdpj0IiOMaSksTIOlJoKVzCEOuZQSOyoS/bY&#10;EcZvBjWkMmnoFsN3LEndI2feHQmJtoONhwI6h2R2f2qS8HJaIsWTqxCVIKcsO5RHU2UdRQfXdCqJ&#10;hsYGFIpF+Vjk+VumLhMFFdecItJaCDlabRhhZKJhFPQoGhI6CnENhTjV1QYKCQ2NqZhgEwPySQws&#10;ZTCokWB1AWM6ixjbmcPUgSUsGNaKmYMaMb1/A2YMbMLCER1YObYL68f3wbZpg7Bp+lAsHdMPS0d3&#10;YeukwdIkDiycgEMLxuChBSNxculYnFs+HmeXjsPppWNk/bRl6hgcXzgJj2+bise2z8Lnt8zFF3bM&#10;wRcfmIPHd8zFI1tm4PSaCTi3bipOr5yC00u5ppqALUtHY/20oTi4aByOLJuM/QvHYc/ccdg0dQQW&#10;j+6DaYObMa5vE3o3ZtFczKK9tRmFbAa5pCVeVLFYGJk0NQ50zaVNOo0PE/JISLZ6Wg57Kq7ZOORm&#10;z0hWjT9LIXETIFuKKyZqKEQbE1aeULTXTyaZ5Z4UBh4bhmgsEvGPJ0QxnOT6i9GrGqccTjO8GKgg&#10;KglkohUIBYBlo0Fag7CRMdmRDYNTCQOqjJiJqZMnf/h//V/v/+HPf/7zkN0w7LKrXC6Xa5rT6fyB&#10;w+Ho5pQg2Q4+cut9yqpcEvO4iw6ijj5SPgKYOtwuj1hAEKvgCkplXitWFemUPABoweENh1BDthS5&#10;+i5OHi70qlPiN4LbZCUxaImOoQ42qlAIriDDhWghEZbn003aUSdlV81Jo1hqgWkSMFf4SFWVYjnR&#10;0kOAV59ymiVrx+NzCyjOw4b7bNEGuNzw0/wu4EM0EkIqlUC+kEUxnUacN2QjhnQyJS/jpLtaGhLE&#10;LCJBFE0NLfE4CpaBUlxDS9pEc/nRlIqhKUFKbBxdDVkMbMhgVGsRI9upjyhifO8ixvUuYFqfktBe&#10;5w9qxpKhbVg2vBVLx3Rg/eR+2DprAPbOG4qds4dh5aRBWD62P7ZPGYqDs0fgxKIxOLt6Cs6umoKz&#10;Kybh8topuLhmEh7bOAMPb56JA4sm48La6Xhi/Sw8tXcOntqzGF/euxBP7VyAZ3bPxZf2LMIjW6fj&#10;0sYZeGzrbDy2aRYe27wQ++ZNEOzi2MLxOLl8Ik4sn4qDi8fhwMJx2DVrNNZN6ItFYzowdWArhnSU&#10;0N6Uw4A+7ehoaUDeslBMmUinLGSSMWRSaZj0eDJNSUQkHsDvby5bEP0OD2fBDOhc7PPLWoiHt1xS&#10;qKlx06+K5pBRodLybRnclUrmYDG0i2slSSakpTufh3iIUuoL883nk58lrq3EFyyg0hJJz6UQlKtM&#10;lU5IR18y+0zx7qLJJEF0Mv0Ing8aNPDD737323/U3d0dthuGXXZ97nOfM03zvtra2v319fW/doji&#10;WrGExPyN3jy8kWmG4Bg19S6x6wiFeeiGxXmWWAEbBqM6OV3Qvlr8hNzKWI6CK75fHbUMFADSW8jh&#10;QK+aKoVd1FH4FhQsxEUfp1BU4ktr6z1CvfV5giIO5OfhizDkhlYkcfiDtItg0lpI/KfYVMSKgsJA&#10;ehY5aQ8SgR5VawfecLkG4Q00SNYTDQMDAZimjmIxg1yWlhDK5C9pxsWDKR2LIKuFkY1ryJkaMoYC&#10;rTuytN1IoDERQ1PKFOuNzkJCAOzWbBxdxQwGN+cwpDWPoS05jGrNY1xnERO6SpjcrxFT+zdizsBm&#10;LBrSjCVDWrBxQj9sntwX26YPxL45w3B4KTGH0VgzbqCA0A8uHI2HZg/HoXmjcG7FBDyyagrOr5qI&#10;S2um4uFVk/H4ppl4ZNN0nFk3WaaHr+ycha/tnY9n9y7A03sX4Nl9S/H03iV4Zt9CPL13Ib64Yz6e&#10;3L4AX9jKBrIcZ9bPxd55E3Bh8xxcXD8DJ1dMwdm103FsxSQcXjIWu+YOw8bpfbB4bAdmj+rCqM4m&#10;DG5rwOCuDvRpbkNDNodMQpfvYYbTBpXsBvM1TGTSajrgiipXKiGdaxLXYYZi8ZZPTQz/X8hsonaG&#10;fycV10M9DSNjywJSw+Tz5sWaPPbphkGbefpLiTW+ahjEpTgRS6AX3YrJzAtymmG8K/3PNGkcnELY&#10;OMT+vfyxOZWwsfBykS/mPrx9563vdnd3x+2GYZddah0Vrq2rfarOUd8tduAU1DnoARRUVMZ4AiFN&#10;h9PLPT/BRto1hFBf50ZtjVNokfUSTuRCbZ3CDNgsqL3wesOoquPbqBURqboU8IkHk0Ol34kNB51b&#10;3S755aWhYQ0bT70T9S6v7K6ZO2GUFdtOt0/WXbR7oOqXH68iupOX9Q7ZYxNzIe0ym8/JgcKbLJXc&#10;opVgvrPO/A5dbLzTaUsAW5O54aYpzaJgaeLZ1JLUUbSiyFsRNGdMdKYtdOZTaMrE0ZlLiFZiYIPS&#10;S7QVE+jKJzCsrSAA9qh2qrCzGNOWx8y+jZg7oAkLh3Vg4eAWrB7VibUjO7FxXBd2TuuP3TP7Ys/M&#10;gTi1ZJysmB5aOAYPzBiBc8un4PjSMTg0fxTOr5qER9ZNxrlF43Bp9SQ8sn4aPr9xKr6yayHOr56K&#10;yxtn4pmd8/HUA9OlObz40AK8fHgZXj2wGs/sXyLN4pndi/ClbbPxlT0L8ZUHl+Hw2hnYP28MvrRr&#10;CZ58YAEubZiBs2um4fQGNqBpOLN6Eo4vn4AdM/pj2bgOzB3ThXH9WzCssxn92prRt7kJXc0tyHC6&#10;yCTQmMugkMvIREEmVSaTQTabRTqdlimhs2sw0um8ZFGwSfBiQqyMedskUlBLwQYh7sLlZEcq/ek8&#10;QD1GJsco37QA18q3TDGmiEe4PH6ZcFU2CLERTin0RPMLU0+y3knxZoRwuXFI8yDOolvKhkR8vfic&#10;MaSzmXsXHz73H3/961/bLCm77GJVV1e3V1dXf7Pe6egW11VvQFZJVMsSVKaLJ39ZmWbGWx+58oJz&#10;1DmkYQg9tdwI6up5aNeLnxJvdLVON3pR90CRHA96p0vRXJn9zLAdrrEcyvKc2AKnGBftQhwOccaN&#10;ceVEoZwI70zUO6jpCIoXE/fgVA3zRvnpTAbaVFBtbVq8JZIy6RNdCNcWwnaifoCrpVgYqYSBXIoU&#10;UQK0FrJJC6VEDI0JBVg38M9JQ9ZM7ZwcCmn0zafRVcigf0MaQ6m4rjyacxjQkMHI9hxG9y5ifN8S&#10;JvUtYlq/EqYPaMaCYW1YM6431o7ujfWje2P7hD54YEo/PDRrMM4sn4Szy8bg7KrxeHT9DFxeOx3n&#10;1kzExbXTcHbVZBxdPAYX1k7Gw+um4tIKvs1EPLZ5Gh7fMg1PbpuBJ9ZNwZfXz8JL+xfj1YdW4bk9&#10;S/D83iV49dByvHZ0Ja4c2YDnD67C84eW4vn9y/HcrsV4+sElOLJ8Ks6unIZn9y7Giw+uwpPb5uPi&#10;yum4vHwqLq2djvNrJ+H0qnE4uXI89swdgg2T+mH5uP6YP6IPJvbvjQGdrRjUpx39OprRUMohn0ui&#10;RNPDfAYN+SxyqTSy1EvQayybRY4No88A5EvN4habzmYlgZGYGA9+2qcwDc8wmduurFsk85t6DmHr&#10;hWTSSJDOHTPlIkEwm/G8JD1QCEpat7KYD8jFpmL/QvYcV2FsRqRNC0NLUgiV5TmbhCTvacwJN5Cw&#10;kujT1e+jc+fOfu8HP/hBk90w7LKL+IXXO7K6tvr71FtwLUSRG/e+vO3zF8rl9opTLW9vTNhzMuNA&#10;cq+5AmKDYTaCD3X1apXFP1diTXtI9KkymnM46R2lphCukOj2SmUvwWjuskVVLmJBUnMdEqFJ0DMc&#10;pRmd0m5wd53N5gSDYLMRS+1yRrdYUng8cnhIljUttL009OM+O4QYFck6Y0dDgkk0pGIC1nJVwlVU&#10;Km6gMR1Daz6BVvo2pWLoyCgKbFcxiT7FFPoWM+hbTAkuIX5NrVmM5MqprShrmtGtRWE5TR3YhBmD&#10;2jB/aBtWDG/H0tGdWD+pLzbN6IvtMwdi/9yhODx/KM4sG4Vzy0fiifUz8cS6aXhi4zR8YfNsfH7z&#10;bDy+bQ4+v3EOzq2cgPNrJuKRjVPx8OpJeHzLdDyxax6e3DkbX3lgDr6yey6+sG46Xn1wFa4eXYGr&#10;x9bixUMr8OKhVXjjzCa8fmYTrpzZgjfObMQbJ9fhxSNrcH7LIhxZMRlf2LwIbxzcJE3k5cPr8PKR&#10;jXhy+3JcWjEdZ1ZOwmNbZuPyuik4uWIsDi4bjZ2zh2LNpEFYO3Ew5g3tjWF92zGkXwcGd7WiT0sB&#10;bU0FNBey6GgooLOxiFIujcYCG0ZS/t/oDtDa1hutHX1Fuc01IeN3iYfxZ4m4QYaZKkxsJCMvpEKr&#10;GJZE00kaSoq1ueBRTOIjfVa9jeSCB+g5RhKDR9h71H4om3QysyIi7mNTYBNhk6DaPEjKrdimm0LX&#10;pUKcKvCm5mbs3rPng+s3bn3re9/7XsZeSdll1+c+97kaV/1Ul9f7T9znE4fgga92u1zjKHPAOocH&#10;dS4f6j1M2yM+QWU02UdkUlGzQRGcS0Bqn4fq6LBQJO+vrUY1DecczMrm87tRU1ONuvpa1DjqUEf6&#10;LnMp3MQdCJizEbjg9UVEKKhWST5RjBOQjCWTsu6irYcA6KLS/iTdTWkr/PBLs/AhEgpCYxKbHkGC&#10;caR6BEmd9FcDDQRh4yaScQMFAtVsFhk6wBKPiGNoKY1BDWnBIwY2pjGkJYuhLQUR1lFxPa5DNYyx&#10;rWQ8NWFUZwMmdDZi/oBmLB7WgSXDSInti22T+2HbtIHYP2cYHlo6EkcXjcGp5WNxdtVYXF47GZ9f&#10;Nxlf2DgLX9g0A09umoYvb52FL++Yjy/vmIPPCzYxDZ/fNBWPbZ6CL+2ci2cfXISvPLgYT+2bj2f3&#10;L8IL+5bg5YNrcO3EFtw4tRbXTm3AlbMb8drJdbhyeh2und2A189swFV5bMGZDXNwaNUUvHhiDd48&#10;vw2vHd+OV49txevHt+C1kzvxzIGteHzTXFxYNxlf3DUHj2+bhYtrJ+PIktHYP3uo2IpsnjYMK8f1&#10;wdj+LRjarwMj+rViYFsD+jaX0Ke1SRTibBgNuQyaC3kUyaSiiWGxAY2NjWhp6xJLGeUJRewiJvgT&#10;/7+5qkqkuK5KifdThDYsIU4FtLRXLrlhZl1EKBRUoUpkvakMdOUtRtNDyULxMDSLDsdqeuW6iWA4&#10;V1L8s2SAhzREmQ4pNFwGY9EePY50OoMjx4784v3vvv/V73//+57P/t7YZddvY/1uz9rqBaFg6FdC&#10;d3V4RfnK1Q0DfbweL+prmWHgQC3FcLTv9ikaKn8ZiUHUUKAnFuXKk4lNQ2zFqbdgipzPC2+AluFM&#10;XCtbhLORcCVFhpUIttzyfgTDiTVwWuFNkp8D387npphOl8ZRXVUrJoAKE1GpbUr8RbquC346v9IW&#10;RHQTUcT1KPIJHXnTEC+kbCKGYjKBhkRS7LvbZKKIoT1nol9DCgObMxjanMTIxhyGFTIY1pjHqHY6&#10;vzZgVFcJIztTmNg7j4ldRYzrKmBy31ZM6t2Cqf2aMH9wO5YP68SqEV3YOKE/Hpg+CHtm98O+2QNx&#10;Ysl4nFsxHpdXTMSja6bj8c2z8OS22fjqtnn40vbZ+OK2Ofjyzrl46oG5eGrnPHz1gYX48u6F+OKu&#10;efjyA3Pw1d1z8cL+xXjpoeXy8ul98/DKgSV4/dgqvHl0Na6dWItrp9fg6sk1eOPYKrx6ch1ePbgS&#10;10+sx5tn1uOlh9bgSTKiNszBm6c34K1LW/DmxW144/h2XDm5E1eOb8Ebx7fgpYPr8YUtBMVn48u7&#10;5+PxLbPwyKYZuLhhOk4snyRCwa0zh2DHjMGYNaQPBrS3YEzfDgyjTXpnE/q1NqCrsYTeLQ1oLpbQ&#10;mi+grVRAsVBAQ0MjiqWiTBv8c4b2MsmEMJ2YQcIpgFYjxA+osYhTIMr1E33AJEyJ/88qJIu6CzLm&#10;dFGTU7OhUg+ZncHLCTE4XiQkOIuRusGAkCm4lhLLEboMBMqYBV2Mw2RU+cUpl9qehJXC6TOnfvIP&#10;//D3mwDc/9lfHLvs+m2sP6iurd3k8/o+YDYFk+Uq6luO9CrwRtFfa5z1qHYq2iqjVHnDJ8uJDaPG&#10;UY9qUXbXiTMtD3bSaGliGE9a4idFvQXBb+IXxDroJUVxnTL9c6JO8p6ZVOcQdS4/DpsFpwauqnpV&#10;16DKUfdxzKuKM+XKQWlB1IrMIyZ46VgMlsH0uShKSQONmQRKcdp16yikDDRnkmjLJNCeVcwmPvo2&#10;0g2WDSONoa15DG/NY1RrAaM7lRPsqN5FjKZNR58iJnc1YrLoJqihaMHi4V1YN34QVo0ZjM0TB+CB&#10;6cNwePFYnF4+DqeXj8GZFWPxyPpZeGTddDy+cQa+uGU2vrJtLr62ez6+umsentlFNtMSPL1nMZ7d&#10;PR/P7p6HZ/YuxPMPLsXT+5fg2b2L8NzehXjlAAHsFXj5oWV4/ehyXDu5HtfPbMC1k2qyuHZ6Pa6c&#10;XIXXj6/DjXMb8fap9XjxoRV4Ys8CfGnXIrx5jI1lPa6f2Ihrpzfi2tkteOPkJrx5aiveOL4Rrx9a&#10;ixf3r8IXdy3El/cvwld3zsWTGzjhzMCXdi/AY9vm4vCScXhowXAcWjge80YOwMC+rRjXtwOT+zVh&#10;XFcjRnc0oV9zA/o0N6KhkEdLUwPauJ4qZNHYWEJTc1M5wyIh04QZZ+4F10oq8EpNC5wuy/iEFhVM&#10;SlyS6XbMC0tZka/HDEnPCwWpq+Ea1Keic2lHI7kmnGzVzwnTE30hugPQV0r5VBFwpzkhwXBZVYmH&#10;lfIfM+MmLj58/h9/+MMfzrDxC7vsUtXL7XafCgSDHzFbgCpurnR4SAvrib5L9TVKO+F2Ce7AA10a&#10;SdkvilMCGwb/zqChqppeZaotAXFOAiqJrrqmRl4v9tYOl0waFbCa2g++rKqplsmEH4/5GRJI5HKh&#10;qlpNI9R0+EMEMFXWs+Lfq1snDwWNiXQJE7mYKeFDpVRckucK6QSKmSQaMlRaJ9GX1hw5C33zSXRk&#10;E+hb5COOvmL+l8Xg1iyGdahmMbqzEaPaGzCms4SpXY2Y1rcJMwe0YObgVswZ2oEVY/tizbh+2Dx1&#10;ODZPGoKD80bi1PKJuLxmGr6wYQ6+sJ7rpil4YstsPLZlHr60cwG+tnM+nt45D0/vmYPn983Di/sW&#10;4aV9K/DC/uV4fu8iPL93Pp7fvxAvPrgUz+1fghf2L8QrB5fijaOrcfXoOrxxZLU0ibfObsXb57fh&#10;xvktuHFmM26c3orr53bg7XNb8dLh5bi8cS4e274AbxxZj7fPbMb185twle97agPePL0Rb57eijdO&#10;b8JbZ7bizTPb8OaxjXjt0Dp89eByfOWhxfgqp531U/CVzbPw5T1z8MTOOTi1cgIOLx6K46vHY9mM&#10;IRjWvx3TB3Zi7rDemNG/FZO72jCsrQF9WhrQVMqhsVRA78ZGtBVyaG4ooKmpSUBwpfym2pqU2Kg0&#10;AxXXSzYecTCfaiQkXNCHilkVURUR65OpISCGhjQ45PtLdouX+g0KMxWdlhcQla+uonCVgy1tQnQx&#10;0fSHNTHUZBMJlbENI2aI5UnU0HDw2MH//I//+I8T7IZhl12qnC6X64VAKNgd0enrRExCRWzS3pvK&#10;bTYBThhcP6mMatJkqZ+oVWshai7ECkQd/Kox1KLOUSs21spTihTasp2424sqvk1NlWJDsWlwQqki&#10;tkERn1pTsUHwwSbCv0tynsf9cfZ1RaHNl1w90NYjFY+hkFYZ1WQ7NeQSaMgn0JJnGl1GhHT9GtPi&#10;AjuyNY/BjVn0zyUxuJDEsKY8hjUXMILrpy7iEkWM7dOAaQNbMHNQK+YNacW6Mf2xcWJ/LB/bF0tG&#10;9xGbjnWTuHYajl3TR2Dv/JFCgT2/ZioeXT8Tj6+fhSc2TMWTm6bgK1un4WsPLMKz+1fj6X1L8MLe&#10;RXhhz1w8v3cuXtm3BK8/uBwvP7gMLz24BK88tASvH1mJK0fXyETx2qGlePPEarzJg/7EJtw4uQm3&#10;L+7AnUsP4J2Lu3Dz4d24dWkHbl3cgacOrMKxZRNxeOF4fHXPSrxxbiOuEb84uQ6vn1qLN4+vxfUz&#10;m/DmyQ24cnIzrp3ehrdObsG101vx+rFNePXQOrxwcDWe3r8Yz+xdhKd3LcBze/jnefjaA/Pw6Mbp&#10;OLJ4OE4sGYMtc0dh/NAuzBzchflDOjB3YBcm92vD2D5NEsbU2VBAYyGL1lIR7UXVMBobmwQf4OpJ&#10;WcKzYSg1tsrQYKAVLeV5CSDWoEvcK//MhsG34wWB71N5v7DQbjV4yIDi+9DYkIFLFKDSFoRuxhGV&#10;M08hKjGLqJlEkCxAWqBH+DkoHzI2MirLU5kMNm7Z+IO/+7u/G2c3DLvsUhneIZ/X9x7XAvxFoemb&#10;wgX8cNZ75PCurq1CDfEGEedVMAcyk5Q1+KczJXjg01Oqiu/jqJUI0zq3QyI7iVEQGGez6VXFRsTn&#10;UBbjdJOtq1HPS7xEqLKOWvTs1VMysyuThnhQ8UGA3alex6bFxqGFwxLuk03qSFNDEY+iIalL4NDg&#10;9gKGtOSlGQxpL2J4a04osYNKaQymErspjzEtRYxqL2FMRwkT+5QwvV+D2IYvHdMbK8d0YcuUAdg2&#10;cyjWTxmExaP7Yu3YftgxfTD2zh+DIwvGik7iwcUjcWrlKDyyeTq+sG0OHts4HU9snoKv7JiBZ3fN&#10;xrN75+KFA8sEqOZU8cLuuXjxwQV4/cByXDm0HG8cXoErh1fgzWNr8Obxdbh+dD3ePLIW106uwY1z&#10;m3HjDA/2Lbh9bivuXtyBW2e34eaZrfL3t89vwXOHVuPCmhn48o55uH52J26e34lr57fgjVPr8frR&#10;lXjt4FrcOMn32Y6rx9bjyrGNePv0Nlw7sUkaxhtntuPVExvxwoFVeP7ASjz/4Ao8/9BSPPvgYjyz&#10;ew6+um22NMIzaybj1JLx2DxrMKaM6Y85owdi4ZB2Wc3NHtEbE/o1Y1zvJgxoKqKtMY88dSuFDJob&#10;S2goqYZB8aXK01DCu4rvk9cfEHt0xYBzClhNILsCYHMK4M+dMopUpoYU8EXEoVYvTyj0k6IZpk+e&#10;T5xpo2RWxSXNUfRFiRTChiVhTbTHJwuL6ygzZqqsl+YmXLx44T/9/d//jZ24Z5ddLKfTmTR047vc&#10;BfPQZcNwe91i4kd7Bvo40eNJ2YHXo76OE4H6RabQrrKekulCpgZl+FddW41apwNVfD9mHHiDcNQz&#10;56KcQUHmFXGMMugt71NVLZOIEgDWi8us8qaihkPRb73lZuFz8c9cmyk6LSNO44w1tUykdIb5BNGW&#10;jGFUc0EOr+G9G0RMN6aTL7MY0pTG4MYkRraR7dSAiX0aMaWjCZO6miRrYu6gNiwd2QdrpgzBpqnD&#10;sHfBSDy4YAQ2zxiOFeMGYcPEQdg7YwSOzhsu9hzn107DyeVjcWHdNDyycSIe3zYFX9wxA1/aPg1P&#10;7Z6D5/Yswst7F+OVY8vx2uHVeOXB5Xj1wDK8dmAprhxag6tH1uLqQyvwxqFVuH5iA946twW3zm7B&#10;W2c24u2zW3Dn0k6ZIN48zddtw53zm3D73EbcvLgdb5/dirdOrcNVNpkTG3Hr4l7cubgbtx/ei7cv&#10;7sKNCztx48I2XD22AVeObsb1k9tx8+wO3Di1FddPbML14+tx9dRGXOXK6tQmXDm1Ga8e34DnD6zC&#10;yw+uwSv7V+OpnfPx1e2z8eyehfjavkW4uHkmTi8bjy0zB2LS0C4sHTsI6ybQwoSZGgMkjGli7yYM&#10;bWtER2MODfk0com4UGwbSg1Ip9JIJhKCl7FpcNrgn6nQlojX8gVB8C3mtJf1QdRZkNlE52LiWlR2&#10;K6yCueCGECXYUNg01JTBVVVYclIo9GPKXsyivUwcEdNC2DLFi4zrKY+PDsgG4okEGpta0LtPX7z5&#10;5pW//sUvftH7s783dtn1W1mWZbWEw+Hv8UZXcfxkaBJ/USu390+rqOsdTtTUsmG4pXlwmuDbKfaT&#10;shOvOMQSh+Dbq+hOryTvEfAmDsL3Y8OoTCsV8JufByeKqmrFomLj4IqMH0NRZulj5RUPKK9HxaoS&#10;gNdDfiQIcseiSBtBtOcsjOpowtiuRoztXcLw9oLkW4/r3SC24SKq60OrjgImdDViyoBWzB3UjkUD&#10;O7B4WBeWjR+ApWP7Yv2UYTi2cCIOLB6PrbNHSmrdrtkjcGjBKOyfNRynF4/BY2um4eHVk3FxtfJ1&#10;enTDRDy5dSq+tmsent43H88dXIZXDq7ClYOr8cbx1bh+fAOuHFqJN46vwHU2hNPb8QZFdVsW4rW9&#10;63H1yGbcOLsZt89tx53zO/DexV1498I23CJGcWY73rqwDTdPq4bx9qWteOvCTsEsrp3egBsn1+Pm&#10;qS14+8xW3Dy7DTdObsGNsxtwVVZRG3H9xBZcZ9MhbnF6s4Deb57i67biKum4J9fjlSMr8ez+JXhq&#10;+0J8dfsCPL93KZ7aMV8eT+9bgC/tmYvLW2fh3IqJ2D17KKYObMeKsf2xbdpgrBzfF2umD8G8EZ2Y&#10;MqAFozob0b8pj45SEcVEEqVcFqVSCZlkUhxutSjNAcvGgUGVq16ZWPl/+0lOhvI2E+sXsT/nZYZu&#10;BPSeUmFfbDyckiuZ7VSBk/kkOo4QG5IGvZz9LbYkkt1Nl1pDaLRerrPCGqKGIQ4BrW3t3a+/8dq3&#10;fv3rX+c++3tjl12/laXr+mCv1/v3vNnRapp5yRUMob6eVuVqciBeIdoHBycDYha0BVG3fzVdcK2k&#10;LMXF3pyNxu1SD/nl9yrLEY8HNS7VaNTzqgNBNQuvYCDELCS/gisvKrk/RZ+l6yxFWSqvg7oPZSCo&#10;sWEwxS6loV8hjuHtOQzrasCwrhJG927AhD5NmNynWQ6x6UNaMW1AA2YNaMSCgU2YP6oTC8d1Yeno&#10;vlg1sgvLR/bDktG9sW5SFw4uGI+jiyZh56wRWDtlGE4vmiLq5yOLRuPYkgl4dP00nF8yDpdWTsDn&#10;N07C5zdOw2Nbp+KZ3Qvx1K6FeOahxXj5+Fq8enQ9rhxeLxjEtWMb8dYZYhDbceuRPbj58B5cObIO&#10;Vw6T7bQL104/gLcvbscfPrEP7z22D+8+shtfv7ADt2T1tAM3L23Dncu7cPfRXbj5yC68dXYH3jy2&#10;HlcPERAnEL4JNy9uw9tnt8s0cu30Wrx+lNjIclF88+NfP7sJN86waWzBlWObpJm8enAJnt2/EM/t&#10;offUIjz3wFJ8ded8PP/QQry0fyme2TEXX9w5HU8+MAuP75yDS+unY/+8UZg1pB0bpg/FvgWjsHlK&#10;f6yZORhrZgzDrCFtGN+3AaN7q4zwQsJCLpGUCSMXTyBOixbiZmI/7kco8F82DKWxUZcKsuJkAva4&#10;xFSS/mS03Vei0TILihb1wYBQZDmF0LGWLD1pBBTk0fJcjyFuZSQDPGalRDVOWi1XVlxn0XI/HI1K&#10;w5g2fXr3+9/6t7cBaJ/9vbHLrt/KCgQCowKBwN9zj0z2icutbnXEIoQaW02GE/MtuI7iJOEQQR6n&#10;B7KZKtOHKLcr6yb+otNanAc8FdfCUokg4AsqpTfXWOX3Y9OgtTkPCDYLMqMqYUfEOOgoW3n4vW4E&#10;aRzoYaPgBOSEz+VC0O+BEfGjMWUILbZ/cxLD2nMY01XAqH6NGNevCdP6tmDmwHbMG9UHc4Z3YOGg&#10;FkmqWzu2N1ZPokcS7cM7sGpcF1ZNHojVUwbJAXh40QTsmDkaD8wahlNrJuPR9bNxdPFYHF82Go9s&#10;mY7Pb5iBRylw2z0HT1IvsXsuvrZ/AV7evxwvHVmNlw6vEIrr9VObhYFEcd2tsztw69Iu3GHDuLgT&#10;b1/ehVsXHsCtCztx68Iu3L64G3ce3Ym7j+/G1x/di5vnt+P25Qdw58IDeOfyTty8tAO3H96Fu5d3&#10;453Le6SR3DixXhhSb7Oh8G3ObZOmdOPEBlw/tQ5vHFuLl8muOrMZVznlnCRGshavPbQcL+1djlf3&#10;L8ez+2bjucML8ephTkFbcP3IRrz44EI8vX8WXti/BC/uXYiv7Z2Nr+2ajy89MBePbZyFI4smYPGo&#10;ftgxZxgOLB2NnTOHYP2MIdi2cAyWTRiICf2L8v3v25hDLkHrlSRK+TwKzBnh6rAcriTeTz5lN8+L&#10;QWXCUE1DKfo5STrdDjHHpDMtcTaFayhqtTCnQkFEDB0eMukIpkdiYpbJDBUxOQwyEyOuMIzyg+pw&#10;GhkyEtbtCwiDihYmi5cvufcPP/6Hl7q7u72f/b2xy67fysrk80Nzudzfcm9LZhTxA8m6FsYTb//q&#10;lkdqrJo2VE535RdZApNEd0FwvPbj1RF/2QWPKEekcjpxEQ+pZwyrB26K/uo/mTIqkwUffF1lBcYJ&#10;wssDwuNDKOCT5hDyuuDzOuHzO+H3uGS6yMWj6MyaGFBMYlBzRk0VAxoxcXAzJvVvxdTOZmkas4a0&#10;Yt6wZqwb0YnN4/piy5SB2DytL9aO74N14/tiy4yhWDVlEHbNHoXjSydj+6xR2DZzJC7QlmPLDJxc&#10;MkFU2o/tnI5Ht07FE9um4TkCwgcW42sPLRLDv+f3L8brD63Ey8dXy5rozZMbcZUHOjGJCw/g7sN7&#10;cefSblk53Ty7BTfZKC7twzuXduPdy/tx99HdeI/N4ol9qmE8ugdvXdiO2xd24s4je3H7kQfkz7c4&#10;dVwgFrFR9BhvX9iB25e349aFrXjr9EZcP7ka146swhXSZ89tw+snNkkDe27/fLy2byFeP7gQrx1d&#10;jtePrseNo5vw+sk1eO3kcrx5dA2uHlqH146uxiuHl+GZB+fghQeX4PndC/DMnrl4loyp3QvxxOaZ&#10;OL5sMlaNH4i984fioSWjsWvucJnGtk4fiA1TBmLe6A7J/hjYUkJHsYBCKo18NotSNi0CSi2i1kgV&#10;xlulYagJUl1IVNzvJ/kmynqfSZDMXFcNo5JtwsbBKYP2NVFqceJpwTmIx7HBSEgWkwBjCXHGJRDO&#10;jBUxIIwxpyMMI2Yhn2/AytUrPvr+f/7+kwDqP/t7Y5ddv5U1YMCArlwx91fELrg2qqlTmglhK9VX&#10;2FAOmTiIOfDgF3otD3kym0R7QY0FhXrq7aVZ1NYIs0ootoJrcK1QFlEJLZKMKUXHrROR3ycNgw2L&#10;IDebj9vlQsDjQsDnQjjkRSDoho8Nw0PqrxNhvxv5uIH2vIX+hQQGFpMY3JLDiE6qsosY15nDxPYG&#10;TGpvwMx+TZgzoh2rxnRi1+T+2DdzEPYvGIoDS0Zgx8zBeHDuCGyYORRLxnRhz4xR2DV5BHZMHY4L&#10;q6fg0vqpOLFyHE6tHIsvbZ2BRzZPwSObp+Jre+fi5QNL8SKZRPu4vlmAV4+swBukw55YJUI6AtjX&#10;L2zBda6JHn4A7zy8B3f4uLQH73x+D955fA9uX9yD9y7twR8+yiaxH3cf24tbl3fi1rmtuH15t0wi&#10;b13YWp5ISJ/dhttsIhe34/Y5rp+2ipbixsnVeOPIUlw9tBw3Di/Hm0dWCvPqTTEgXIXXjy3DywcX&#10;4tV9i/DG4aV49eBSvH5wDd48sgZXTizDlaMUBK7CyweX4NWHluHF/UukwTy3ez5e2DVfaL+v7FuO&#10;F/cswZe3z8Ejm+YLzkOa7aFFo/Hg/FHYPK0/tk7pgx1TB2LN5P6YMbgVwzob0FnKoSWXQy6VRHMu&#10;iWKWluJhiXAN+AMKp/B+QpOW5uAinsafO1Kv6+Rt1MOl8tdpAyPxwXyQeuuXSYMOA2FDl8x5RgC7&#10;fUFxrOUEEtU0WFYSWpQKcVqFGCLYC1EkSOdbM4GGhmbs2bP7g3/+xT+f7+7u7vXZ3xu77PqtrGJT&#10;U0cwFPpLUlVrSIcVaqxTaSDKzCc+yJSqNA8yozhV1BLc5qTBKUL0ExTiqYhWNgzJ066qRlU1WVCK&#10;CcU1kroN0pWWE4bCPCR/u/yoAO5ky/jcXEO54fWRRumShuFlA3G7Efa6YAX9KCV1tKZ19CkmMKgx&#10;jeFtBQxvKWBMRwFTehcwZ2AL5g1uxfKRbVgnvk4D8ND8ITi1YjSOrR2HbfOGYcO0vlg/fgAWjemL&#10;vfPG4sCcMXhoxjBcojvs+hk4vXA0Tq4YjQvrJuHS8jF4cstkPLV7lqiyX967HC/vX4RXDi7E9VNr&#10;cePMelw7Q0B5Ld4+uxHXacNxdj1ukvl0fituE7S+sA3vfl5NE7cf2YnbxCQubcPXH90u2MTty9vw&#10;9gUC11vk7W9d2I63zm8VxtSNc8oz6q1Ta/DW6bW4fmI1rp9YgetHV+Iqm8CB+bjy4GLcOLgEVw4s&#10;xBsPLcfVA4tx5TCNBhfgyuElwtBiI3n90BK8fnA53ji2AldPrMBVNhZOGsdX4bWDq/Hag6vx0m7S&#10;f7lmW4HXHlyFK0fW4PXjG/G1Bxbisc1zsW7KEJxcOQH754/A3llDsGfWIOyZORw7pg7CpmkDhGY7&#10;rLUBHYUsmrIZpEwdLdkE8gla0FCwFxDAujI9VB6yhnKpSUM5CKjJVjUMWn4wJZEsKa60+DNVnjRo&#10;AxIKSOZ7LJEWyqyDEwkBcU2HbllIZXJqHUVAPBwVCi6zN8I6RXwWWlpacezE0Q9+/sufHbFtQeyy&#10;q1zJZHKwN+j7jwJCO5yoridGoYR28ksqzUKtmvhLymZBKxBpGoJz1KCmjnRYNg/6SXlQXVOHXtIs&#10;iEew4bCBqOfic4iVh5dW6Or92VjIilKJfQrgVjdMTiRsMC6EAh4Eg/QQ4oThQcjjhR5wIR31oS1t&#10;oCWhoSNjYmhzWrQUY1symNRRwNzBjVg5uh0bJqpGsXX6AOycMxD7Fg7FkQXDsGZyFyb3bcIEivMG&#10;dGLP7HE4vnwKLiybgkfWTcOlNZNwdskEnF40DicWj8apBaPx+MrxeG7XLLxMMHjfYry2bzlee4i3&#10;85W4cXod3r6wGTdEF7FZqLE3Tm/EzTMbceccD//tuHV+h5ocLuzAO5e24t1Hd+DupR3q3y9twjuP&#10;bMOdR7eJKO8Op4zLW3DzHEHqtbjGqeXISlyjLchxWoMsxfXjy/DWySW4cXQprh5dhjcOLcK1Q8tw&#10;49ASvHl4Pt48zEayBFcOL8DVgwvlbV47shxvHFiBNw8uxdUjy/DmiRXquU+sxhunVuH1kytw9chK&#10;3Di8HlcPr8Mrh9fi+YdW4+WHVsoE9eKxVXh6/1KcWzcDayZ04ty6cTi1fDSOLR2Fg/OG48Cc0dgx&#10;fRg2TR2ExeP7Y2QHNRklUdpnLNrFx1GMx2DpdCJWugm/5JX8lw1DraTUtKt0Ow6l6i+7ERD/4KqJ&#10;hAofw7ok9yIAuhb4w2HJ1iADSinAQ9BicWkKWiKBeCYnDYPPwcwMNg1am0c1C6VSE46fPPbLn/7s&#10;x/sA/P5nf2/ssuu3siK6vsgb9P0jI0xp/McpQaaK8m1OieqqUU/RHkFqHvLOetRzquBaqjKB1KmX&#10;4lBbXYP7q6o/BrDVxKFsQPhLTnCd7Ck2GVGGl6m4FdyC4kDVMEjJZRiSC5GgD6EgDwgeFj5EgwEk&#10;tACK8TC6cjG0sWGk4hjanMfE3g2Y0a+EuUPasGpUO7ZM6Ys9M/pj16yB2D6jP/bMHow9MwZj29i+&#10;mN7RiAntJUwc0IqNE4diz8wxOLNqOi6tnYFLyycKZnF0/jgcmTcMRxYMxiOrJuLLm2bLTv/Vw8vx&#10;yoHleO3gciWyO70Vb53bLJPE2wSqOUmc2y5A9G1SYx95AHc/v0vWTXcv7cI7F3bg7TMbcPPEGrx3&#10;cTvevbwL7zy8De98fgfefWw7bpHtdHazaDFunFiNa4eWSqN486HFeHP/XFzj2un4Stw6vQa3z63D&#10;WydX4NrxZbh+ZAWuHVyKG4eX4PrRxXjz4DK8yYZxaCGuHl6Iq8cWqbXVQ8vw1sEVuH5kOa4dWYG3&#10;+H6n1uDamTV44+RqXD28DFcPr8FLB5bi+QNcZS3H83uW4Nmdi/DMA/Px/KEVOLd5BnbP7I8v7VqA&#10;J3bMwalVE3Bo7nAcnT8Ke+aMxoqxXZg3ohVjuhrRWcyKQ3BDOi7hU03ppCjyoyEqu9Vhz5+PTzeM&#10;ClOqQqSo4Bg+j1pbUexH7I0Prjn5OnpNMY0xSFsRLYZwlBoLtQbVDDYMEyHiG+kMjFhcLPz9bBw0&#10;rBTTwxQam5qx/6F9P/vJT36yDcDvffb3xi67fivL6/aeCPqDP6NqllMDV0IVHQV/OfnnyqFfX1eP&#10;Kv47TQjL3k98CKOp/FDTApXcNehZ1Qs9evUUHIMTRmVS4aGgJhTaiJRV3nWKCaMaBYV69fD6nPD6&#10;nQgEXIgGfYgE/bK+4IEQi0aQMRiZGkbfvIl++TjaEzEMaMxhxsBmrBpL244B2DyhE9sndWDflC48&#10;OGMA9s4ajMNzhuDA7OFYNqQNC/u1YtnIvlg5cSC2TxuAowtGilngETKkZg/D8YWj8Nj6qXhm+zR8&#10;dcc0fGWHosy++OASvPTgIrzy0FJcPbYCb55cjRunFSPprVNrcfPMJtwU5tIm3Lm4Q00Tl7fgzuXN&#10;uHl+A+6c24Q7Z7fg2tE1uLJvKW6eXI/b5zbh1pl1ssZ6+8wq3DqzBrcvbMKt0xvw9sl1uMGsi4OL&#10;cP2hxbh+aAneOrkGt07x31bhrdPlZnFsKa4fWSZve/04G8YyXD9ATGMx3jrGvy/CjWNL8dbh5bh2&#10;YBluHlmLG0dW4q0Tq3H79DrcOr9O1mfXzqzFm6fW4MbZjcq76sRaXD2zBq+eWYvXjqwRpfrrh1fh&#10;4e3zcXj1eDEr/OLuhTi/aTpOLR6PY/PH4Nji8dg/a6ik9E0f1IIBLUXx9GorZtCci6MhZaKUNJGI&#10;UWznl5+3CnhdoVFXgG+ZNMqNQ5qCVzWHSqPhxKrIFIp2zddV/KJoBUKfKTYMZoMza8OwkkKrZSoj&#10;QW9pGPSq0g2kUzn07dcfT37pCz/85S9/udK2BbHLLlW/6/EEngsHI7/iDpjgIpXaxCGE9krhHdcB&#10;xCbK5oI1nCTKkwFfV2GwyNsRi+AqqrpKmgYbRs9ePQQcrxEcozxFiO1H+flq6sQSxEGgu8y/dzsd&#10;cPvqZbLwB9yyjtLDPhgBP0L0GfJ5JdciE9MQ14PoylkY2pjG4FIaQ9sLmDWoHVsm9seWKb2xfVI7&#10;dk/uwkNzhuLo4lE4tmQ4Ti0bjeWjOjGvXzMWj+iUW/CWaQNxbBltPSbg2JKROLRgKC6uHIunHpiN&#10;5x+YjWcfmIXn98/Bi/tn45UDS/H6oeWy+7/Cg/fEKoUpnKEGYi3eurAeN09vxO2T63HrzCbcOrdR&#10;PS5wNbUOd85vxHtntuCdMxtx+zxV25tx9+xWfP3yTrx3cStuPUJwey3unlNve/cSsY+1eItCv+Mr&#10;cPvsRtw6sQZvszGdWIW3T6zG26dX4OaZlXj76DK8fXQJ3jpKW/NFuHF0Od4+tBxvnViKt48vxa1j&#10;q8qP1bh6aAWuH1iNt46twFunV+H6hbW4eX61wkUursNblzbjFnGXMzQp3IBrFzbj6uUdeO34ZjxH&#10;i/WDK3B+6zwc2jANzx3YiC88sADnNkzAqZXjcGLZJJxcNArH5o/ClqkDsHpMh2gySjR7LGUkA70p&#10;YyKfZLIdXWiDH68jedhXQG9OomJ8WWkY/NnghEFNRvmlmE/SQdmrJhRqdUisoD8UldsU7YnimxYi&#10;QebDJxCj4jsWhxbREfDRwJL54WRLGZIZ3qdvn+5Xr7zyN93d3bNsWxC77Prc5z7Xt2/f3wsEAm9o&#10;WuwDAobiNivutASyVQANLUC4eiIALtMHV1ZCpS37PvHP0kC4VmKjqEaPmhr0rK6S6YLNo2L9QQYU&#10;GVbSiCpAeXldxUZSaRg0GFSqcx8iAS+0gBd6yActEEA04EckGEApGZMbaiYaQVvKxNjmHKb0bcSU&#10;PiVMas9j6dA2rJ/ciT1zBuAw8YrFo3BkyUjsmTMMc4Y0y8pq1qBWTB/QiA0TemPfzH44sGAQ9s0d&#10;KofcExsm4Kvbp+GZXTPx8p65eGUPQd+FeGPfXAGUrx1ejuuHV+LNo7zZr8bNM+tx6+w6mQrYOG6d&#10;XIM7ZzfhPTaEC1tw69IG3Hx4A+4Qozi/CXfPb8I3HnkAX390F77x8AP4+iO78d7Du/Du5W24+8g2&#10;vHN+Pd45vRZ3z27Buw8T49iA22dX490zG2V9defsRtw+u07ehiupt0+vxZ0zG3Dn5DLcOrYUd46t&#10;UOuqYytx89hy3Dm5Fu+eXot3j6/CHb7u1Gq8zano2Cq8fYqf6wbcJFby6Ba89wg1ILtw+/Pb8fbF&#10;HcLyepOaDooAL2zHC0c34IUDq/H0g8txeecCHNs4By8e2ojnD6/Ho9un49y6STixYhJOLJ+I/XNG&#10;4oEZg7F9Ul9MHdSC5lJGEg07i8xET6AhQ+8vQyZGnzDnuHJSTYNRwBW2XKWZ8CV/VtTqyidYBrEK&#10;J5uF2y8sKzYPkirIgorFkh9bmYeCyg2X8a9R04SukVYbk+xvhjOFI7rkYKQSSbR2tHU//cIz3+3u&#10;7h752d8bu+z6ba3fTSQST1nx+K94QFODwQfzuF1i56GMAj9eN5WxjQrGIaC1NAwypMoYhjQGrqR6&#10;iSCPEwunDllVcXop26PLzZE25+XVV2UFUdlhi3V1KAAjHIQR5ks/LP456kcs7EfvXBKd+Th60648&#10;a2JcYw4z+7RgZv9mzB3WigkDi1g4pgU7Zw/EvvmD8dD8wdg8uT9GtZFmm8PMvo1YOKiE3ZP64vSC&#10;kTi/YBSOCUYxDl/aMAVPkQW1dQqe3Tsbrx5agmtHV+LasTW4cWS57Prf5s3+0Arc4MF7dh1uCiNq&#10;Ne6cX4dbFzbgnUubcPfiFrx7fgvunt+MmxfW4NbFVbhzeSP+8JHtePf8Btw9vxHvXN6Mdy9tx3uP&#10;7sJ7jyim1DsXt0pDeOf0etw9twV/eGk7vn6Jq621+Pr5TfL39y5uwd2Lm/Duuc24JW+3EXdOr8U7&#10;J1fi1vFluHN4GW6fWInbp1bj5vHluHNsFd5jAzq5CndOrpTX3TqxQr3P+S3ShN75/C7c+cJOvPvk&#10;Xnzzq8fx3pP7cOvxfbh+bheuXdiFa+d24NqZHXjp+Ba8fmoznj+4HE8/tBpP7FiKVyjyO7YeX9m7&#10;WPLIT66YiJOrxuPBhSOwd/Zg7J06BNMHdKJPSxGdpSRas5YwpZrSJgopC5l4DNFgUFT9/HmQnwOf&#10;9+M1ZeVC8Qkpwgu3z68EeaTN+oPigiz4h5c/R7S6p6o7rZpCkK62bBgBlSaZSIgGg02DtuZ+b0js&#10;0zXTQiaXx5jxY7tfev3lP+ru7u747C+NXXb91lZnZ9994aj2U6+XIij68hBMVON+PZtBGV9gc6jQ&#10;XgXkLusvKrblFbZTBfNgs6j8+ePXlxlXQpv1MKr100C3evAwoFcUfYUiTFQLhWBGgjCjAaSNMJJG&#10;CKloCAOLKaHQDmnOYWRzBhNaSxjVQjptGmM6C5jUvxEzhzZizvAWzB/VhdlDOzGipSiagEUjO7Bv&#10;7nCcWz0aF5aPwKXlI/Ho4jF4ZPkIPLl+HL62cSpe2TMXVw4swWsHFuHKca571uAmJ4fTxA3WyiRx&#10;5/QG3D6zHu+c24BbZ9fg5jne1Nfizrk1eEcwiLV4R7CKDXj71GrcOrsWdy9uxt1HtuMbD2/Fv760&#10;Be89ug3fuLQLd9lYLq7DOxfW487Z9dIMvi5NYbM0Cf7b3ctr8YeXtkrDuHNhM965uAl32TBObpDP&#10;4faZdXjn1Ea8e3oD7pxahzunV+Gdk2vxztkNuM0GdWEjvn5hI97h13JqFW6fWIX3zm3Ge+d24hsX&#10;H8C7jz0gDePu4w/gG5/fhz/8woP4w68dxd0nDuO9x47g5iMP4fq5B3DrkQO4fnEXXj+5ES8d24Dn&#10;D63D1dNb5M/PHliFJ3YuFO3KmZXjcXLlOBxaNAK7pw7BzH6dGEo34H5N6F1Ioa2QRnPWRC5pIm0Z&#10;Yh5JY0llQVO+VIiiv4Jt0RSz7FrM+FU2FDYJrxfhiMrIcInnlE+aBumyphGHrluCe3moJPcHJZDJ&#10;iicR5YShMbwpJiwrTh+aocFKpzBn7rzuW3dv3eru7s5+9nfGLrt+a6uzs3NKKGz8J3H2DHEHrNgm&#10;sooSfYSi16pgJGUI+Fmgu8KmqkwY0lDKqyY2jsqDjaMCbvNRed/KlKHWEW5R6oYDQWiRCIygmixS&#10;ZgSllIpZzRoahremRZTX1WBhQlcJY1oLGFxIYWhjFsOacxjYkEH/lgIacqbEr3akDEzsbMC6cW3Y&#10;P7cfjswajCNz+uPU0iG4tHYkHl83Hk9tnIwXts7GCzvn4eqBZXjr6BrcOrkOt0+yUazGnQsbcfvi&#10;ety5uBF3z27A109vxzdObcE3zmzC3Qub8M6ljbhzYT1un1+N2yfV7f0uGwYP8gsbcPfyFrx7eRPu&#10;PLoJ73Gy4LRwYRu+/vBOvCeTyAbcPr0WN0+txe1zG/ANTiKXt+K9y1vw3qWN+PrDW/CNy9vxda6w&#10;Ht2Ndx/ejruXt8oEw4nmNhvQwzvw7sXNArC/d3Ez3j29Ce9e2or3Ht2Odx/Zhq+Txsu118Ud+Mbl&#10;3fjGw7vx7v+Hvb+OrizP8jvRssdv5tluyMoMFjMzh0JSiFkhZmZmpnvFzMzMGMzMCk6ubo+xx92G&#10;Hs+4x67qrq74vPU7iqiul8v2mP5r7bXOuiGFFKHIvOfs395fEs62wqpEMLgWG3m83MTzlTZeLXby&#10;ZL6Nx6s9PF3q4d58F/dmGngw1chd4YQ7Kef6cD373SXcGK7mynAN22LKaMtluiyBsYIw+rIDaU/z&#10;QR7jRraPI1GuViR62+BvY4KjmT4OZnpYGupgqKUukRgUTp06TF+UrPT/Zg3123Xlb5vH4XRx4oQ4&#10;6JxBWayTRKSvlKVxmJchcjLENCGs04UHldD1CKxCSVVFcsdVVFHljLIKKhqah1kap09JXmpqWpq4&#10;eXn95smzx5cB5Z/eM0d1VH9ry8PD10JDVeuPVFRVP55SUpLoh0IY9fMvvpJ8pCR3WWnlJFZSvy9h&#10;Fp+biRDnfRbzic9/nj4+NwxpPfU7DePz1PEZ+P7dxvO7ayklRUVUlZTRUlNGS1UJXWFbrqOClb4m&#10;ZyU6phaBDmYkelvjddYId0t9vK2MuCDiVK308bEwxFtkXZjr4GOlS5KHESXh9sgTXGhKcKYn2ZfR&#10;nEDmKkJZq41mUx7HXkMiVxqTudYktAsCJM7jXl+h9OB+MljK48EynoyU8WxCPMAreTpSwfP+Gl70&#10;VfNitFp6mIu1kfh9sWZ6NFzEk35x8hcrp0qeTpbzbKaC59OVPJmp4vmk+DOqeT4m8ItKnokpQkwN&#10;g6U8HCmXgO6nn67nU5XS1zyfrJZwjxcTVTwfr+bRiGgYVTwdLOfJiMAexN9TyYGYEObreTldzcGk&#10;jBfCamRa/D21vJiq5cWsjJfTTRwstPF2sZ2XC508mGrh0UwDT5baebrUyfOVXl4u9PJkuZtH64M8&#10;WR/k7kI/DybauTPZzLXheu6ON3BpqJGdwXpuzbRyfUbO5WEZGx0lzMsymK9IkLIzOjMu0BbvTr6/&#10;Axk+tuT4nSPaxVLKTvewFs3dEFtjXYx1NFBTESl5h27Jn/GKz8yoz81DvD+lSeKkCFkSAPlpFM6o&#10;HuIUimqSnfkhe0rYgAhhoMqn7z+cPpRVDnPDhVbjjKDSamqioKzOiZMiQ0MRTR0d3Hy8//rxk8er&#10;wBc/vWeO6qj+1lZycvIZE3OL69p6+r85qaTCidOKhyymL77k93/v0IH2D8Wvfy60FqJZCPHeVxI4&#10;LthPnwFracr4lLgn8AyJJfUPfk/KtPi8ovpMz/3dE+NndpV4PeTfn0JZWRE1NaXDZqGmLE0UZtpq&#10;uFkY429tKlFoA88akeVjT5r7WSLPW5LgbkmWvx35weeoCnGmKcaV6kh32lO8GcgKkhLwhMvqakMK&#10;F7tKuNZTwXXJ0juL6yKRTrCARKCQAHfF2mlQ4BBVkqDu+ViNhC+8HK/m5UQ1L2frOZgRaxs5L8br&#10;eDndwPOZSl5MlvFiuka6Xs7U8nxCxrOJSp5OiHVPDU9na3k6WcHTiXJeTgtjwXqeT8t5KR7mU9U8&#10;Ha+WGsCTicNpQKyrnk8L19o6ns1U8XK6joOpGp6Nl0rTg2geLwVQPiq+t4oX09W8mKvl5VwjL2Zr&#10;OZit4e1CI68X23g118zBbAOvl+W8WWnizXoXr1a6eL3Sxdv1AV6s9kvTxJOlTl6tDfJyY4SD1SGe&#10;rg3waK6HR0v93Jrt4O5kL7fH2tnqr+P6eDc7I22s9NexMyBjb0jGzZl2dntrWGorZL4uhdnqRCYq&#10;4unN8KEo+DwFvk7k+tkT72ZB6Dlz/G0M8bQUk4a+hGdoqylzQkT0Cu8x8R758m8mz8/5K5/fO5+Z&#10;UpJb7SnFT/ncqpwUKm9FBU4eV+D4JxbVoVbj0N1WpPypqwtcQ1HyjtLS1kFJTZtjZxQl63RtXT3i&#10;EuL/8sWrFyPA//rTe+aojupvbRUVFf39s47n63X0DP6j4KwLr51jIiVPWjEdGguKm/SLn39qFl8c&#10;5+dfHoKQnyeJ304ZAueQPidAb9Es/v8bhvj6z9PEZ+xCfK+YTMTnD6cLJVSUFdFQE3iFCkZaqpjr&#10;qGOjpy1ZfUS7WRPmYEmoo4nkCVUU6EKWrx2loQ7UJ3rQmOpBV2YAI8VRzNYks9mQIYGzV7sKuSFU&#10;1yPV3J6o4s5kLffH5TyZqubhtIyHC3Kezsh5PtvAoxlhAljDwbSc1wvNHCw082q2gVeLcl4tNPJy&#10;sYG3c+Jq4kA8iKflPBcNYbqKZ+KhPV3N8/lank1WcTBTw8GcjJfimhUP/hpezNXzcqaeF7M1HMzK&#10;eTEj49l0nXS9WJBLD33xdU+nq3kmGs9Mg/T1L6fqD/+uqRqez4lGI5NWTC8m63k91cCL6TpeLrTy&#10;crGZF0sNUrN4u9zG25VO3qz0cLDYxMFSA282e3m93sPrjT5ebwzxamuIJxv9PFvt5dFCBy9WB3m+&#10;OcKLrTGebI3yZGWAp2uj3J5v5/ZsPzcmO9kea2Vvqp+9iS7WhmrYGmxlpbOOhb56pjpqmG4uYrYx&#10;h5naVCYq4+jNDqUszIUSYSHvbUu6j63k7RV81hhXM31cLQxwNtPDQk8I+U7/NmdFNImfNgzxa/Fe&#10;+RuzwsMkPmUlVUlnIU0OCsqHDeP4oSGh+H3BnBKqbmUVFTQ1NVBTU5dWWcLqXAj4FJRUpPe/lpYW&#10;xcXF/+Ff/ss/qT2i1B7VUf2kLM+eDdAxNP5nquqaHwW9VpzYhDPtZ7BaYjUJ1e3PDxuGoDt+xh4+&#10;X59XSwL8/jxN/C4I/vn186rhc5P5vM4SoLp4EAjVr46KmCwU0ddUxUxPXaJhnjczJMrVkngPMU3Y&#10;kextR1GII7JYL+Sx3hJdtiMjgMmSUObrElhryvxtxOglkUY3UsLN8QbuzzTxYL5ZWru8Whng1Wof&#10;rzYHeL7excvVLg7mWni50saL+SZezTfzarGFF0tNvF1p481aG28WG3k938S72SbezrdyMN/Cyxk5&#10;r2abOFhp5GCxgddLLbxZa+H1citvFlp5NS/npXjAz9bzZrmZt0vtvF1q4tVyPW/En73QwmvReFba&#10;eb0k/gwZL5fFNNDE64UWnk8182JCfL6VdwsdvFtslX4m8XcfjNXyZqaR13Mt0s/+fLaNV0vtvFpr&#10;5/VqGwdbvXzYHeb91giv1np5tdbHh+0x3m2N83Z/kld7U7zanuDp1iiP14Z4ujrAvcUeHq328nRz&#10;hKd7MzzeHOPWwgA3lvq4MtPH9eURLq+McHVjlKsrvexMdrDU3cJ8Zx299UV0yUtpL8uivTiNgcpk&#10;JstT6cmOpi3Fh4Y4V8qCbSkMtiHZxYoYFyt8zxpz3lQXL2sDHE100VQ7jAqWcC0BfH92Lv7kYPsZ&#10;AJcs0aUM8MMJQk1dHS0dbckz6pgwGzypwInjAhAXayllyXNKiPSURZa4ujqqn0BvYReioal9yJ5S&#10;10RbW4eystL/89/+2z9N+um9clRH9be+4lJS9EwtLW4oKat+FCwSwTwRgrpDW/KfH+Z8nzj+KePi&#10;5KckvcMpRFyfG8Znyq2YKj43jZ82jM/N4jNILj4+dMI9BMMFH19HQxl9TRUM9NSxMNLinIUhAU7m&#10;JPrYEe9mRpK3NQUhDtTHiQeQD73pgYwXRjFTnsBSdSrrLZnsdGZySZoqarg+WsvNqSbuil39ajtP&#10;Vzp4udzHwWofL9YHeL7Rz8uNAV5tD/F6c4CDtX5eiIeueLCvdPFqtYs3a928X+nk3UKr9MA+WGzm&#10;1VonL+cbebHUyuuFVl6vN/N6o4W3q628W2nl9VqbtA56I5rIahOvxSpopZX3S528W2rjzWorb5Za&#10;eSua0pScN/MtvFtskqaCg9UWXq818265k7cL7byea+LVUgdvFnp4u9DJ6/k2Xi60c7DcxavlDg7W&#10;OjhY7ub5fPfhmmmzV5okXmz08G5rmIONQV7tDPJ2Z4JX26O8WB/mYHOcFztzvNyclJrCg6Uh7q0O&#10;c2Oul73xFvbGO7k41cn2eBtrQ02sTnawOtbKRFcd45119LRW0tFYSldtCSONlfTUl1NflEVeSjSZ&#10;8UEUpEZTkh6LPDeehqxw+jMCaUn2pjrKmYooR3ICbUnwsib4vDkBZ40IdDTB3cYQEwMtFM8cCvA+&#10;pyr+bqP4fP3NlCEAcNEwNNGQLMpVOCXFtJ7mxHGxuhKThQonTyhI2ReKKmpSsJKyyuGEIV6FEaFI&#10;4VNX00JbR5fu7u4//fM//3Pvn94rR3VUf+urb27uCzMrq5Ezikp/LZglIm/7D37/cHIQN6pw/zwM&#10;TDomWS9IIOTJwylDcq39lJp36EN1uH76vd87tDT/PGn8LobxuVl8xjOkJiL+zGPHpdOlnoYqhjqa&#10;hwwnU12crY0Ic7cm9YI92cF2FEU4SIFGg9lRjBZFM1Mex4o8i822Yna6qrjcV8YlkU09IePmbDt3&#10;F3p4sNDN480Bnmz18WitV2oSz9f7ebY5Il3PN4Z4szcmNY03e6O82R7iYH2AV+viVN7Lm9Ve3i91&#10;8H6lm3erXdIJ/uVyB6/EVLAsppVOXq90HDaBlRbeLYtTfgtv1tt4s9nKwXoTr9dbebfewfv1Lt6v&#10;d/N2rZ13ax3S67PZJqkJiM+/W+/l9VoHr9daebMqpo523qy182arh9fL3bxe6OTd5jBv1gc42BJ4&#10;Qw+v1ns4WOrn5eIAr0XzW+vn2XInj1Y6eLE2xAvRHDYHebU1zsudSZ5vjvF0c5zHK+McrE3xaHWM&#10;uyv9XFzoZr6vgYW2WlZ75Mx21TPVU8fCgJzx9hr6GktoLMugMCue3Mw40pOiSYqOIDkmjPjwEKIi&#10;Q0mICSE+KpCEiCASIkJJCL9AXlwIPYXxdOWG0pjqQ12iO+Ux9uQEnCXe04ZwIaT0sCbCxRI3K30M&#10;NZUlkaZIU/wMeB+SIgRucZj7LT7/WyuRE8cl80ANLU1p1SR5TJ06zGUReqJTp5Wk6UI0DGE4eNhE&#10;FKQVlLA2F4l7OroGkteUnoEh169f+2d/9Vd/ZfvTe+WojupvfW3KNv9XfUND2Rklxb8UQOCXX53g&#10;iz88Lq2gjn+yjZbS9T6xmD7fpMLOQzzoP5sQSqpvaSX1D/n93xMTxWHYkuRc+2nK+F3c4/PrIa4h&#10;PKZOoa2ugqmWBmZ6ujiYGeJkZYSHnQnRXjZkhrhQFe9GbbwHnRkRTJclslSXzro8m53uSja7K9gd&#10;qOb6RCPXxhu4PtvO5blOrk93cHulm3trfTxe6+XhYh8PFnt4uj7Es50xnm2P82J9hNfrI7zaHOP1&#10;3ihv94d4uTPEC/EgXunj7UovH9b7eLvRI53gD8TUsXL4oH692sfrzUGpqbxZ7eLtRhfv13p5u9XD&#10;260uXu2282K1RZpK3q228WG9m6/XuvkgTv8bPbxdF0BzJ2/Wxce9vFsVDaNLajBv1jt4vd7J263u&#10;T9hDHwfr3VJTeL01wovVLl6sdfN6rZ+D1UEOVgY4WB+RJohHy508ENdSP0+Whni81s/LzWGer4/y&#10;YHmEe6sj3J0f4tGCYED1cXm+n42pbuYH65norGKopYTB+hLaK/JorspBXppDY3UetUUpZKfFkZ4Q&#10;QWxoAF6ezri7ncfbxx0PL1c83R3x93Yn+kIAob4+JIaFkhQWRF5cKC3ZsfRkR9Ka6U9roicVwU5k&#10;+tsR7WpBjKsFKZ5iTWWBs6keRuoqksnk3zjXfimtn44fE4rwQ3rtIYZxQjrMSB5jGhqoq2lKGgwR&#10;5Sp971dCyHdGEugJJfdpBSUpBfK0WGcpnJGs0EUOhoqmDmpauugY6jM9O/OP/5K/NP3pvXJUR3VU&#10;P/vZ3zEzs8hTUVX5C0UF5Y9i9yuAbekkd/IUZ0R2xclPgqjfcRGVPKeOfSUB3cLy45D1dAiWC4bV&#10;H/y+wDQOBX/CMuTzauoztfZ3G4ZQ+J44fhw9LXUcTfSxM9bB1kgHF1szglytiPY9S26EK7VxXtQl&#10;BtBfmMiCLIv5hlzWW4tZ66pmuauS9cF6rk23cXmhm1uLnVycaWJnUMbt+W7uLvZyZ7KN+4tiyhjh&#10;/tIAD1b6ebw2zNOVQV6tCgB4XJo8ni9383ZzlJdbA7wUJ/OVPl6L9c9Gj4QLHGz08nK5l1fSqX2Q&#10;1xv9vFrt5s1an/T6drWfN+t9vBIP/s3D73u71snXG1182B7gw2YfX6/38mFriPfbg7zZGuDt1jDv&#10;Ngd4vz50CEoLJtOqwFbaeL3VzdutAd5sjnOwNc4raaU0yqOldg7Weni+OsDz1X6ezvfycm2ch6t9&#10;PFzt5uFCNw/murk50cqlyVa2+2q4NtbGxal2lkYbme2qor+jiF55Ib2yfFrKcynLjyc/PZL64jTk&#10;ZTkkJ4QT4OeGj6cLsWEXSI0OJicphozECGLDAgm74Cc1DKlZeLoQGOhLeKA34QFeBHiJxhFIYmwE&#10;AYFulCZH0puTSFNWCJ1JAdRHeVAU5iSZRQo7l2x/W7KCbIk6b4KbkQ46yiqSd5h4b4n3iWgWQnsh&#10;CBiCfnuIYZw+FPGdOC7laqiqakh2IEKoJ0KTTp4QaytBoVWWFN5KKuqSTcjJU6IZHSb3iTWVgrKG&#10;hGUYGBnQ1dP1T/6f/+ffHTWMozqq/1Q5uzmHKyop/isNDa2Pgs8u9r2nToucAGUpR+ArEYWpoHg4&#10;WQjAWwQsiYhWSaPxpcR3Fzz3zw3gD//gMONb0m9I6XuHQj7x+5/FV5/xD5HCJxqGWDNoa6niZmOC&#10;zzlz3K1NcLcyIeC8OQkXHKhI8KA9K5iuvCj6CmMZrklnuL6AGVkB8w1FzHdUsdQlY6VPzvp4E9tj&#10;ctYH69gdbuHiRBc3p/u5NtvJnZVeHm2M8GBlVDp9X5/s5OpsDzfmu7m30sfDlX4eznfzZKmfpwIQ&#10;F2uqjQGeL3bwSAjZxIQhYR3itN/Ps7UuDlYOT/nvxKSxOcSrld7DJiNO/9t9vN0Z5MPWAO83+vmw&#10;M8z77SHe7gzwfnf4cGpZF9PIAO+2RdMQn+vn9Xo/r9Z6eLHWzsFmpzRhHKyJyWKUl6tDPFvqk8D7&#10;J7PN3Jtr4/FsF8/me3k8382tiSZuTrZwY6yN/X4ZSy0lTMmLWG6pZLa9iq6GPArz4ihOiyE7MVy6&#10;UuLCCPLzwc3JAQ8XRzzdXDnvZM85x7OctbfF/uw53JwcCfZyJ8TTHX8vNy54uRHi7YWnmwvn7M/i&#10;6OSAk70jzufO4upyDlcne847ncPb0wUvDyecHG1JiPCjNC2UztRwmhIDqYjxoTk+hMpwD8pizlMV&#10;60xx4FniXaw5a6KPupLSb32mxJQh3oMiX/5wKv0EfCuc+bSWUjzEJVS1OKWoIvlDnT4tMi+UUFJR&#10;ljykRKKeWE0dE1nxn2xoDgV+GpLIT0dXl76Bvn/6H/7Df7D66X1yVEd1VD/72c88/fzslFSU/1hN&#10;TfOjoBkqKahK7BGRbywARdEwJDDxtw3jEMcQzUCssYRYSjSMw0zwQ0zjb5hQhznhn4FLcZN+3kuL&#10;zAvhSHtImzyJiooCnvbmhLudJdzJjlBna0JcLYnxO0tpjAeduZH0FyUjSw2juSyFwcYKxlvLme6o&#10;YqFPzlx3AwsDDUx1VkhrlenOWpa761kdbmJrtJWNiRZmh6qYHqljc6yN7fFWLo13szXWxeZYC2sD&#10;dWwPNEprrOsz3dwQGMhSF8+Wu3iy2sODpS7uzbZIE8jBci8v1vp4JjCHjWFebQlcoY8XKz28XhPr&#10;pUHebfcdNoztfj5sDfJ+Y0hiLL0VTWGrn/e7Q9IqSjSW9+LrN4d5vzPMu61B6WtebfbxUkwo0jqq&#10;nxfLvTyaa+HJvLDqaOHuVAs3xAQ128K96VZuj8u5PFDJfk8VF/vkjMiKGJEVMthYRJ8sm77SbEqS&#10;w4kLdCPU141wP08i/LxwdXDEyMICI3NTzMwtMDY1xdDYGAMjI0xMTTEzNcPMzIxzNlacP2eLh+M5&#10;/F2d8T5vz3l7O+xsbbG3tcXNzQ1XZxfOOznhZH8OB7uz2Fnb4eftQkJEAMHentL3xQT70ZAWSmNS&#10;KGkXvJAnhNCTEU5LujctWX6SCaSYNoIdTbEy1kZVSbD3Dg8VkqbikxuBeE+JCUM0CqHUFq8SxVZZ&#10;k1OCZquuhbKyhmRvLphSgkmloaOHopIax44fajMEliGEfGoi41tVDRNTE1pam//Fn//5nx/5SB3V&#10;Uf2nytnZWeW0stKBhqb2R0ErFMChpr6exFmXTAFFvoDqoWJWevAL0PvY8UNn2TPCw+eQbvtZpfsZ&#10;qxAN4/AkJ1gv4jrMbBanOokff/IECqcPc7rFpKGodIoLjpbEeToQ5WZHgp8dyYFOlIR70poVQVNu&#10;PBVpcVSlRtNUmkZnbRHNNTm01JXS11xNX2M5ww1lVOUnUVGUgrwqh7aabNpq82kuTaesKIWa6nTa&#10;W0voba2gv6WM0eYaumUVtFfm01NZQG9VLr01hUy2lDHfWcJ8VxUrffVcmWzhznQHN2dauLfQwb3l&#10;bu6vdvNitY+XywM8X+nnYL2Pl6vdvFrt5d3GMB8E8+pTwxBTxpv1fomJ9XZLUFvFOmqA91v9vBPN&#10;Y2tQYjSJz73bGeDtpmggg7xc6+HlWi8vVjp5ttjB/ZlG7k+1cnekkdW6Qqar87g+JOfGYD07XeVs&#10;tpWz1lZGW348FRlRFKdFEBbkiZ+XEwHnnXGwscBMZFJYWmJlbo2RsTG6utpo6emiqqUpCdk0dLTR&#10;NdBHW0cbHR0BBOtjbGiEgaEBRnr6WFlacP7cWbxcnXH39MDDxRl3JzucHO3xdHXB38sbLzd3LriL&#10;BuGGr5crEYE+JEWFkRQVQpCvN4nBPjRlhlMZE0hhlA9DBXH05oYyUBhMX1YAlVGOZPtb4mtvjLGW&#10;CmdOHmoxxHtQvH8+K7/Fr4U/1GnxfhKYxOkzKCupS6snJXV11NW1pYZx+rQiqmoaaGnroaQqmohQ&#10;hCuhqKSMiorQcKhKjcPe4Rzj01P/4l/9q3911DCO6qj+U5WQkPCForr6ZTU1jb9W19RAU0tLutlO&#10;SrnJZyR1rBjpxcNf0GvF/lc0DDFdfDYiFHqNLyUc49A65HDd9An3+GRbLdYI4mORfyD+TA1VZckr&#10;SlnxJOrKp1HXUMbdxoAoV1siXW1J8LUjN9yNquRgKlIjyI2LITc+hoqsZCoKUklLiSA+LpDkuHAK&#10;8zIpykwiPz6S5JggkpMjyEwIJzkugIzEULITIkiKCiUqOoi0hAiigrwI8XclzN8Vf3cH3J3OEuDj&#10;RfgFX6IueJEe4k9xYiglGXHUFKbSU5fHclslF/tquThQz5VRsfZp5M5MK/eXOni82HG4olrt5ECw&#10;qrZGeCNhHGLKGOD1jsBDBN21j3e743zYmeKdmCZ2hni33c870SgkHKNfajKvBfi91Mez+U6eLLTx&#10;aK6de+NNXOmvYqe3jFvjTVztldNbksB8Qz67XZVsd5TTU5JCQ14M5akhZERfICrYG3dnB2xtzLGz&#10;MsfcxBh9PQMMDAzR0zFAXU2k0gltghqqaqpoaGiiqaWJrr4O+ga66OhoShkSenp66Onpo6erj6Gx&#10;ETY21thYWXPW0QFnRyd83FxwdnLA3d2FiJALRIcHkxwZRWpcIgnhYSREBhEZ6keQz3kueLsS6OlG&#10;XlIo3XkpyFLC6MqIoSnen968ICaLwuhI96Em1ok0Xxs8rPTRUVGUvKZOHDv2Sb198tN77KSk7FZQ&#10;FJOugnRJluaCPqsqQpHUJCX46ZMKkiZDTUMLdS09FBWVJHBcSUkVFVUVlJWVJFsaBwcnJqcm/8m/&#10;+Tf/xuKn98lRHdVR/exnP7O1tf37JxUVJ5SVVP9KTV1D4rSfPKPAsVMiFvVwZD9z5hRffSkAyJOc&#10;FJYLiioSc+qQKiuwC5F1IQR9QmvxJV/+XKwMPq+exKsAtg9ZVmpqqmhraWFtYYSLvTGGWioYqKmg&#10;r6HCOTMd/M9aEuZqR8qF8+RHeVGcHEplahxl2WnkpyeRkRRNVlIcMRFBRIUFERYeSFR4KKF+/oT5&#10;eZISHUJUaAAXPN3xcnXE19OZYF8vfF2cCfDxIMDNGW8XR4I8nQn3c8ff2xULS1PMTEwxNTXD6Zwt&#10;/i72eDvZEuDuQlKwJ1EXPEgXq5T0KHrLM5muyWW7V4DIDVwaruPKiFzCDu4vtPFwpoXniz08W+3m&#10;uaDIbgiAXKywejgQoPinqUKsrN6KBrF2yIAS1yFFtoPnM608nmvh4Wwb96bqeDTRwO1hGZcHapiR&#10;JTNUFstaYzbt+TH0l6Sx0VTAdG065RnB1KSFkhPjS6C7M17OjthammJnbY6dhTmGerpoqGuirib2&#10;9ioSqUFR+CupCwM/RdTV1dDW1sbIyAADQx20tLWkhqH96TLU08fEyAhjUxPpv5WFhSVWllaYW1hi&#10;a2fDWXs7/DxdiQoPJtDHF18fb7w93An39SUiJIDgQG/8vd2kX0eHBVCREUtnSSq9eYk0JVxgsCCU&#10;2aoYRotDaEjyoDjcgQR3axxNdNBRUkBB5F2cPFRwCyxNvLdE7O8hxibwDCUpOElMEKdUFaWmIDAM&#10;RQUlSeEtGqKaqlB6i3+vmC4OjQsFjqGqoo6Lqws3b9348Ve/+pXeT++Tozqqo/rZz36mqan5v6mr&#10;a7YoKij/SllF46OquhYnFRU5qaggOXiKS1hGf/WVyBw4XC8dO35aUnZLqXlffCUZFgpsQ5ow/kDE&#10;u37Fsa8O/X4EWCnWVofmb6qY6Ghja6JHsKstJUn+eDtaYWWohZ2RLo5GBgTbW5Hq60hdQhAN2YnU&#10;5mWQGRNDaKAfcZFhRAUFER0aSExECCFBAXh5u+Pm6oyPpzfe7q6HKxJnJzzdnHE774ijw1ncXM9j&#10;f9YOS2tLbKytMTU1x9DQEBNjI4yMDDE1M8PI2BQzMwusbayxtTbjrK0lthZmuNlb4uPkiJeDHY5n&#10;zQj3cyE9yp/azChGatLZ6qjgcl89l3qquTku49FUAw9HG3iy0MGT5XYOVjt4JZrBaj8vFjsl5tPL&#10;lRYOllp4O98jaSpeS5hIBy/mO3g228z9sTpuDgvPq2qudJWw113CSlMucw05TMpS6CgMYawshd6C&#10;BJpSIxgvT6c7L5HUYDcKY/0I8BQNzwZ7W3M8nGyxt7bA0swCHU0RKCQeoMKzSw1NDTXUNFRRVxM2&#10;GULpLNZQuuiKS1tTWlfpaGtLwUJGhoYY6OljqK8vTRy6erro6ethYmSMiYkpDucE6H0OP2dnQny9&#10;CfLyJMjPG2+X83icdcTP2ZWgAD+Cgy4QHXqByCB/ytOTKE6JpaMoi4HiZMZL41moiWe+KoKOnECq&#10;YlzJu+BIsIMpNroa6CgqcubU4WrzMy4mVlHCN+rkaaGrUEZBRY3TImVPONgqqqKopCT5RqlpakiN&#10;QRgSCjaVeFVRVpcmEqmJqGsQFBLEH/3Rj69++ctfqv30Pjmqozqqn/3sZ15eXv+bsrp63bFTZ36l&#10;qKT2UVlZHSVVdZTV1VFRU0VBUYljYrV04jinTwlH0ZOS2eBvp4s/PPbJZ0pYUwt/qK/4w2OnOHVG&#10;mePHTkiivDOnz6CmIrII1DhvpU+sjxUlEZ4MlsQwkh9HpIstrlamOBrokeVxnra0YNqz4ylKSSBR&#10;rDeiw4mPjsDPz5fw0CACAjwJDPLj/Hknzp2z57ybA+ecHTl3zgFra1sJrLWyssTOzg4rKyuMTI3R&#10;1tdDW08XXV09tLV1URcnbWEpoakleQhpahyeQMW6xtjosJEYGOhhYWaGjZEp7g52+LnZc97WHFcn&#10;K0I9nQj0cKIiLpixsnS2OkvY7ynlWl8Z90abuDcu56GwI5mWS2ymJ9NyHo03SOrwlyutvFjs4Pl0&#10;Fy+Xenk5L3yc2ni+IPCJKm70FnGtr5Tt1mzW5Bkst+Sx1lbCnCyLwdx4hsri6StNojEzHHlmEPUp&#10;F2jMjiPK15nkMMFkcsTL0QIbU308nGywshRYhS7amhqSY6uaiioGujoYaAuwVxFNTXVpkhD2GuK/&#10;hYFoBIa66OlpSliGgZEhxgaGGGnpYmVkgpWVGQ62VjhY23DWypJz1pbY29hia2WNo7UVHg72hPv7&#10;cMHThZgQX2nyC3J3w9fbk7CAC1zw9sLbw4XI4CCy4qIoTYqhvSCF0ZIEFqqT2GpKZqwslsZkf8rC&#10;z5Poa4O7pSFWupqoKSlyRuR4C4q3cAsQMa4nBLVWrKSUUVbRQEFRRLRqoKquI62fzgi9hboGyqrq&#10;nDmlJJkVikuwowTgLd4L2lraH9PSUj7+o3/yixvAqZ/eJ0d1VEf1uWFoqtd9cfLYr84oKH9UUxUP&#10;UF3JlE2M7EIwJSYKQbE9cfwMX3zxCasQPlASPVYI+IQB4Vf8wZd/yB8Kha3QcYhmIWVcKKApnWZV&#10;sTDTIdzFjNYET2Yq4lhvzmans4jSqADcbIyJ9LalRWRCV2ZQlBZNfkYShVmppMZH4OPrSVBwKH7+&#10;frh7uOLm5oKdnQ0WYjdvbYmhoTHm5lZY2dhhYm2FmbkZpqam6OvrS0C+eBBqaWqioa4una4lgF9d&#10;Tdpta2pqoa2thZqK2mET0dKSTtSmxibYmFtiaWqGjZkZzrbiEg9HU9wdbaS1Vaz3eWqSgmnNiWKi&#10;No39nmKu9VdxZ0TGrYlG7o7JuD8ljA0beDIt/KU6eLnSKbGtpClEOMXONPFoXs7TBRn3JhvYb8pi&#10;V5bMYlU80yWJdOdHMlISy3h5PNOV6YyUxjNRk0p5kj+VSd6Ux/tTGBtCoJsDsd4upPg6YWWgh4ON&#10;CecdLDEx0sFYVwtTPW3U1RQw1tPC3FBPSrsz1NPA3NQAa2sTTEz0MDLUx9zUWMrgNtDVxEBPBzN9&#10;Q4w1tbDU18fJygrv8474Ojvhdt4et3M2uNha4mBrjdNZW1xsrfGwtyPUz4OoUB/iLniTHOJDSqg/&#10;UYF+hAf4ERLgh5eXC27nHYgP8qUoNpTC2GB6cyKZLI9jriaGmYoYRgsikcV5kxNoT4iTMc7mupho&#10;a6CmeFoiTYisC0HCENjFyZOKkk5D4G1nFBUlZpS2niHKqpqHpoQiB0NNndOnznDy1GlJ9a2grMxp&#10;QcdVUUFbU+tjfkH+xz/+x79Y/r8/fvzqp/fJUR3VUX1qGGoaajVfnTrxq+NnFD8qq2mhqaWHurqO&#10;NFEIVazQZIhJQ5okvjgmTRgS0P1bX6kv+UMxYQjLj2Ni2jj8PbGGEjkHBpoqmBpq421vRlG4E7Pl&#10;cey057HbVcZWbyVD1dkUJYTRnB/NSEMJsqp8yotzyMlNJj0jkfDwELw8PfHx88PTzQ1rG1usbGwx&#10;tzDHwEAfLW1tNHWEF5BwH9VAVUN4BIm9tArKaqqoKKtKKwdBndT4tL8XTUPgKSrixC1+rSou1d82&#10;FC0NTfR19TDQ18XYWA9zUyPsLUxxt7flvJ01Lg7WhHgJ0NyevJhAZGnByFJCGC1PYKMpl0udZdwc&#10;qeXORB0PZht5MtfK04V2novX6QapidyflfNoton7UzIeTNRzb7SSh9MNPBArqYESdlpyWaxMYDg3&#10;nMGsYIbyw+nPjmAwN4KuwiiyQ52RJftTHhcgTWk+9tYk+LsRet4aBxtzXByssDQzwszMCEszfcyN&#10;9bEw08PByhwzfV2MdLWwszTF+ZwVzmctsTI2xMrICHN9PaxMDbA3N8HCxBBbcxNcbC3wcbLhgrM9&#10;IZ5OhHs6E+p2nnBvZyJ8nYkO9iE2zJ+4YG/iAr2ID/chLSKY1JALpIaLxhZLbkwYWZEhxEcGccHf&#10;C0+nc3jY2hDn7UZmsD/y5FCmKhJZqExgoSqWufIo+rMDaE70oCTIgShnCxwsjDDUVENDRdBoT0rK&#10;beFWK/QVEsCtcPoTY+oU2jp6qKjrclpJWUrcO60o0vlOHVqfKyhJmeDHhfJbUQE1DfWPsQlxv/mX&#10;f/In/R8/fvyDn94nR3VUR/Wzn/3MwsLi/6Ojp1egoqb+H08oKH0U3jpa+oaSFkOM+GdOCwaJmjTC&#10;C8vor459JTGjvhANQzIUPMQuvvz5Mb74SlgyiKjX49LpT5zm1JUUMdfXwPucGaXh7kyVR7HZmc9e&#10;Txlb3ZWs9VQy11HLcEMxyx11jLTKKcrPJTU9Bf8L3tJEEejvS0xYMBcCfHF388DO1hpbG0tMTYyl&#10;fbq+gR46ujrSDl5DQ12yidAU04RYM6mLxiAahMrh72mJaUKctNVQVRGNRDiVqqGpqYqerqa011dX&#10;U5W+X4C++vq66GppoKetKdmWuFib425njdtZG0I8HPA+byPhHFkRHnRkhtOeG8REhWiIhex3F3N9&#10;sIzb43XcHa3j7kgFt4bKuDNYwe3RWu6M13BvrIZbI5XcGCiTbNhvi4ztiWYejMu4Py7jSns5O7WZ&#10;TBTE05UawkRpElNlGXQUJFKRGExHWhix7o44menjY29BqOc5/M6aY29qgOc5KywM9TlrYYyNsYHU&#10;NOxtTLC3NMZcXwdrM0PO24ipyRRHKyMcLExwtjDA184Mf2drInzsCfWwJ9zLgbggZzIjvciP8iMj&#10;yJMMPw+y/L3ID/emMMaH/LggClLCKU0KpSTuAtlxFyhKCaUsNYbixEgqEyIpig2jMD6S7PgwshPD&#10;SAv1JsTjHAFOdqSHBlAc5U9/aSKzpbEsVSaxVpvMXFkYw/mBdCX6UhTgTJSzNfbGupjqiAOBWC+J&#10;A42C9CoszE+fOZweTpw8jbrkSKvDaQVVafoQU7KwETkuKN4C5xABSwqnUVRWxMjI6GNWdvav/9E/&#10;+kcVwD/46X1yVEd1VD/72c+cnJz+nq2tfbiautr/LVxrVTTUJV6+khjhlUSSmepvzduEdYjEjhKs&#10;KJGV8TtRrUKkJ6iOJ04IzvzhuuDMiePoqCvhaqtPWcR5hktCWWvP4NJIGVdGark0UM96fx1LHbVs&#10;jXWw1NeKvKSUuMhY0hOTCQ0OIjA4CB93TzyczxHo446Ly3kcneywP2uFuZmJuNExMjFGS0cXHW1D&#10;dHQERnHYFCS8QkdDWjNp62qgp6+FqaEBZoaGGOroHuIWmtpoaqijo6uKgb4WhobaGBlooysYQroa&#10;GOrqYKSljomeFhb6uljpa+FkZcg5KyP8HC2Jd3fEy9YKn/O2FIa70J4ZSn9hJIsyYYqYw8XeYm4N&#10;VnF7tJpbgxXc7K/g/lj9YaMYKuVqbwHX+nK51lPE1Y58bnSXcktcPRVc6i5iv7eCW4MNrDWW0Z4S&#10;xbQ8m/HKTOozIsiM8SUnzBM/R2s8bM0JcLMlzMsRj7PmuJ09BOxd7MzwPmfJeSszzlkZct7OBFtz&#10;A5yszXCzs8Td1hQXa0M8Hczxd7Qk1NmcFC97MvydyQ9xozDGmZJ4T8oTA2gpiKWrJJWWzDgaU6Po&#10;yk6iJyeBzuwoBkuSGa7KoTE3jpr0MCpTQihJ8KEiPRxZWjT1KZHI02KQ58TTmpOELDeB0uRQqjIi&#10;qUoOJ8XfnbQQN9rzY5ktTWKlIpXl8gSWK2KZKA1mOCuQhghfii844HvOmLMmhlIjl1ZQn2xCBJgv&#10;0bnFikoEK0mYxqFD7UlpWlaW1qsi4lWowU8oKEoNQ9BvLSwtP27v7Pzy//izP4s6Ck86qqP6z5RM&#10;Jvu7kZGRZjq6uv9CRU31NwqqKhID5oykv1BHXVUTZSlXQI0TJ85Ik8UXQjglQm1+x0hQuiSq46Gz&#10;rWgciqdPYKavSZiHOcPZwUxUxbDRk8u1sQquDcu40i/cUavY7G/h0swAI40yMmPjKMtIIzMhnkAf&#10;P2JCQwgJ8CfA3xdnZydsbGywP3cWG1tLLC0tMDM3lxqGvqE+Otr66OoYSEwfLW0JyJTWSro6eujp&#10;aEgNwcrMEGszAyxMDDDS18VA6A401dDX08TMWLB+dDE30sFEXxMtLVU0NFUw1NPEVF8bG2M97Iz1&#10;sTc3xN7CCFcbM+Jd7Yj3dMHZxoxo73NUx/rRkhpBR24Yc40ZXO4p43p/OTf6yrkxIK5S7gyJjwu5&#10;3lHAlYYsrrVkc621gGtteVzvKuZySw6XmnJYlSczUZPMiiybrtxoSiO9aUwNpD0vgvxYH2L8HUkJ&#10;ciHY9RwZ/m4k+DkT6eGEr6MV/k42+J+3Ji3YjTBPe85bGuFhb4XPOTP8HMy4cN6KIGdrAs9bEnLe&#10;nHB3K2LcbUj1taM4yo3aRF9a0wJpTvdhoCya+bpM5muzmKjKZLI8naHSFPqKExmvyWRClstkRToT&#10;lZkMVmYyXJXFYHkaPRWpdFWl0lOaSk9+MiNlWYwXpzNVlk5/RTZjtdkMVWXSV5ZKc0YUJfEBVCYF&#10;MVWawlJ1OmvVqWzWpjFfLjCNaHrSQ2gM9yXD1xYPO2NMjXRQVxfUWUGrPZwsBCVcrJmE+vvQZPC0&#10;hFOdUVDhlIISx06e5IQw0RTZGWLdqqiClpaBeF993N7Z/LO/+vhXZ4H/5af3yVEd1VF9qp6eni+t&#10;bG33lZSUfiU4+ULxK/QYmuL0rSksFg6FTkL1LRrGH351TGKnCBxDiPc+NwxBdRSN4sTJk9INrKqq&#10;ID2oMoPPsViezEJ9KrvDJVwfb+DGSCvXR9vZ7m9lf36UhZ425AWF5KWkIC8tJTQ4gmA/L2LCQvHy&#10;9MDe/hyWArcwNsbQQA9zc1PJ58jc3BwTE2MMjQzQ09HD2MgQC3MjLC1FYzDG2sQIcxN9LAx0pfWM&#10;tbEB1uKhb2PKWStD7MwNMNXXwtxAC3M9bWxMDLA01MZSfL2xLjoin0NTDVM9LSwNtHEwN8bL3gZn&#10;C1M87C3wdzQjMcATX0dbItzPkhHoQk1yOE0ZF5CnebJYm8i1wRJu9JZzsT2XKyLUqbOUG62FXJHn&#10;ckWWwxW5aBCFXGktZKspm6WqJJYFvbQunqnKZAYL4imLC6AkzIvyaC8qknxIC3EmxtOeMLezJPm5&#10;U5UQSEawO3HeToS72hPlfo5QNxvSAlzxdbKQmkiImy1Jfnak+tiR7H+WeC874n3sSPKyItPvPLkX&#10;zlMZ7kJjkjcN2QG05F5guCySBXkyC40pLNenstGczZI8l+maTGarU5ipzmRKnsVicwkbnWUsteSz&#10;2FjInLyEKVkREw25jMuyGSjPZKQkVVqpzVVnMFmfw2h1Ht2lGbSUJtKVl0hffjKNSRF0ZMVKWNCi&#10;PJW1+mRWqxNZrYphLi+M7vgAaiOciXe3xdXWBH1ddZQERiE0GsLhVvEQ1BbTsLDsF3iGiG9VUFSV&#10;jAq/FGC5sBJRVpK+XkS2mltYERwc8te3b9+4Ayj/9P44qqM6qt+pzc3N/8XF3StSWVvrn6uoqX7U&#10;NjCQVjVizXO4H1ZGQbJTOMlXx0W29yHoLSm9xfXJ5vy3TePkCUnJbWeuTaSrFTWxnizVpLLVXszF&#10;4Woujtaz01/P1qCMnZFuJvraqCjJpqwwl4yEBNLjoomLjiDA1wt39/M4nrPD3saac3Y2WFmZSqso&#10;C3NjbKzMJPWyhakRdlamONmY4+Fgia+bAxe8nAn1cuCCs530sHQ9a4WntRkelsbYGxtKK41zNsbY&#10;WxniZGGEowCDTfQ5Z2aIi525tM8/a2qInakhZnpaGGmrYmOkg5OlMX6ONtIayPusOQFO1kT7uRDu&#10;7UCCjyORLvakB7rSnhXEaGE4w/mhbLakc72/kMttOVzqyOZiWx6X24q52lbItaZs9uXpXOos5Epb&#10;HjuN2azWpTNdGsVIUaS03qpPDqYq1pf6hAtURPtTmeBLfqQfqX6uJPg4kx/uR01qEMVxwSR6O5Do&#10;60Cytz3pfueIOW9NnMc5UoLOkxHiQHaoPXniNciebP+z5AU5SAK56mgP6hO86Uzzpy8viO6CYMbK&#10;o5ipjmWuLo6VhjR2mnPYaMhkVpbGbF0qi/UZLDbksdJZwGZHCRsdhex1FbDVXMRUVTbDVekMC9C+&#10;OpH+ynSGipOYrkxloS6TpeZMFlsKWJUXMCPPZ6Q8k77iFGZKRVJfIoOl0czXJrJSn8hGnWgY8SyW&#10;xzKaF0Fzsg/Foc7EeNhLzV+o1E8qKEhThQC1T5w8w+mTAs8QZA0F6T0szAhFouSXQkgqDDUl3YYC&#10;GhpqnHU8x9VrV//Dv/yXf1b78ePHf/jT++OojuqoflKdw8OnDM1NtlVUVX6tYWiAlr4IlVHjlDB4&#10;UxBqb2UpdU+A2pLNudQwPuVi/OFh4p5gSx07/hUqCqew0NMh2NWE8lgXxotjWG/M4XJ/DdeG5Vzs&#10;K2dvuJ6J9kray9PprCklNyOBvOR4woP8iQ4P4oKvJ24ujpLozNbChPO2lrictcXJwhwXKzO8nGzx&#10;crSWaJyOAkPwcCDC15X0CBdyYoMpTw2TwNdUPxcygtxIDnIl3d+F4kA3Yr3s8LS3wPmsCe72xnjb&#10;mRHmZEmwszl+jmZ4O1gS6GInrZkcLU04Z2bAORNtCUh2MDci0MmaMHc7fOzMCbC3IsrbnpgAR6I8&#10;bInxPktOuCvduWHMVMYyU5HIYl0yG41pbDencLExmb2WdHaas7jSlsuV1kx2G9K42J7NpZZMtqsz&#10;mMqNZaIgmr7cKHrzIyiJckeWEEBzygWak0OoTwqiMMKfkkhviiM9yQv3pDQhgNbsJFJ9zlEc6UJB&#10;iCOlQQ7URDlTFe1GRaQL5VEOVEScoyzSkaowJ8qDzyKLcKU52Y/ezGB6C4KYrohltiaWJVk8K3UJ&#10;LNXGs9GYyWZjJluNKey0ZbLTUcx2eylrLdmsNOSw3JTPujyHZXkmy/IMluqTWW7JYropg/G6BGYa&#10;s5iSp7FQn8NybRYztYnMNqUw1ZjDRLlYUaUyUZNHZ0ESk8WJrNTlMFQaw1hxFPMV0aw3pbAqS2Cu&#10;Oo658iQG88NoSvSlMOg8npbmEmZ1SukMJyRRnzApPM2Z04dmhJKWSElRWld9dULY9Yvp49Qn48JD&#10;lbvdOfuP958+/N9//etfnz/K8j6qo/qvKJlM9vcCwkLS1NTV/kTX0OSjpp6BRKUVNgsC/D51Solj&#10;x89IFgzC6uOzc62IZxWaDCmN79gxTp8RYUiqOFkYkOHnSG9WMEt1KdIJ9PJQNVeG6rk8IGdJpLjV&#10;FjBSl0tbSQ6JoX6kRQQQ4uVOoKcr7q7ncbCxwtrUCEc7c1zOWuFqa0mgvQ0RLmelfX1BdDClsZEU&#10;iFjQ+AAJQJULC/SaDEZqxD49g87iJOQ5EdRlhSNLCaQpIYDyaE9ywpxJDbQj2tOSaG8bEn2F4aG1&#10;tKpJcLMhysOaMA9bfB3N8LQ2weusCW7WBpJeJOi8BZFe9hJNONTtLAk+DiR5nyPa3YYE73PkBzvQ&#10;k+rHVHkkc7XxLNWnsFQVz6YsjYuteey35bHXmsHF1kzpYzFx7DSksyfPYKsqndnSRMaKohkpT6S/&#10;KA5Z/AWqY/yoT/KiJTGAqghf8iK8KI8PojLBj7q0IAqivCmJ9KI4womqWHfkCd7I4jxoTPBAnuBG&#10;bYwzNdHONMY405LoSXuCl0RXFTG3wznhjOWHMVoaylxVnNQkFmvjWK5NYKshmW0RfduYyV5jBpc6&#10;87jYXcxuRxl7HRXsdRSx3VZ4eLXms9tRwk5HPhtNGSzK0lhtymCrK5e1tky2morYFFNFYya7XUWs&#10;d5WxJKzX63OZlRUwWJhMR0Y4fYVJjFSlMVISwWxFJGuyBJZliSzWJktxvNOlsQzmBiNP9iLJxwFz&#10;A12U1YXJ4JlDV2RhZqmgdGhOKIHih5b9X544w89PCi+qQwNMsWY1MTelvbv917/4o1/sAcd+el8c&#10;1VEd1X+menp6NJWUVK9q6xj8Rk1DW+Kqn1IQgKEqx4+LxLMznD4lQmwO7cul6ULKxThkSp08cSjU&#10;M9PRJ9rZiuZkT6YqE1ltzmKzu5wrgzXsDdaw3itntL6c3ppc2qrSSAnyJ9zdifgAN8J93IgQoi5b&#10;C9xsLKV1kb2lvsTuETTRKC9HUoNcSL7gTFqIJ8UxIdRkRNFakERHfjK95dnMNhex2VHOclsxa+2l&#10;TNYlM1AZzWBhJIM50XRnRdCQ7E9ToieyGC/yAs+RHSZiYM+SG+RAYdA58kIcyfQ/R5K3LXHOFpJw&#10;LNDRnDDRTDztJJFhuIcNwedtiPWwJ9bTlnh/e3JCPKSG0ZHqy2B+ANNV0dKDbr0mmd2GLC63F3Cl&#10;s5QrLZns1idKTeJyax47rbls1aWzKTs8pc/WJDBRk0RvSTx9uYm0poUiT/amOdab8mBXiiO9qIj2&#10;Q57siyzai9IgVypj3JCletGW4k9n6mGynWgOzUmutCS50JnuQ1+mF31Zfgxm+TNSGCIJ5GZKYpgq&#10;jmShKpqVmiQ26hPYaElhpzWH3ZYcdtry2O8o5GpHIZe68tnvyefqYAVXBmq53FvC1YEyLvYWcKm3&#10;kN3WPDabUlmrSWKqKI6J4limBR5Rl85qXQbrTbnstBew0lTAQlMWK02FrLXksNZeyFZLAQtV6XTn&#10;Jkisq6HSaGZqo9lpyWC9IZ11WQYLlUnMVMYwXRZOT7o/lVEe0ntEU0sNZSVlyTRTNAyRoyGFJJ05&#10;9JkSNNsvTxznCyHcO60kAeWqKhrY2Nvz8MmD/+s3v/lNA/B3f3pPHNVRHdV/pmQy2T/Q1jUYNDaz&#10;+JW6hibHxIgvmCbCIvqUwDEOKYxCzf2FEO199TcThkjcExYi6ioquFibUBpynumSGNZa89jtKeHy&#10;YLVEo93sq2e+rZbF1lqW2qoZqc8lKcyH7KhAon2cCfE6T4iLE5EujsR6OpAW5EFunA/FEQGURgZQ&#10;kuhHeXYEZamhNGRG0FmcQE9hCqM1OczJCphqymW9q4L9/io2ekqkyWa9WZxwc9hsLmChNoXe/DA6&#10;s4Lpyw6iIyWAxiRPKmOdqI4+T3WEE2XhtpSG2lMSepaCEAdy/M+S6WdHpo8tqT42JHnbkRF0joxA&#10;R2naifU+R0qAAzkRbhSGe1ER4UZrqngoBzJcHMFsTTxbzensNWWw35bFla5iLjVlsFETx259OnuN&#10;OewJfKMnX2ocYiKZb8xgsiKR4bJY+oVQLyWI5iRfWpO8qY12ozrKldoYcblQF+lKe4ofLaKhJHvS&#10;kehBf5oPfeledCe70Z3mRl+GO4N5vowWBDNZEMx0cSgzJeEsVESzVJvESm0Km7WpbMvS2W5JZb8n&#10;iys9+VzuLuZSTxk3BqokptftkRpujzVI2pLrwzXcG2/m7ngzV4fKuNRfyF5TDlstmWzVJrNaJ6aC&#10;RKbKY5ktT2BGvFbEslSdxFxdBnPNmdI6a7Uph/WWLLba89ltLmK+OofJqgxGK5MYr4lloymdnZYc&#10;NuTprNamsFqXynxVHMOFoXSkBkgOx8YG2qiqCWKG8JUS1NlDLzNhnCkmjBMnRD79Mb4U0cMKKigo&#10;qUo53ufd3D7eunfrn/71X/915E/vh6M6qqP6L5Sg2Dqed6mxsLT6C+ECKvALKQbzxGHgjHCuFQyo&#10;PxCrqC+FFcghrVZcwmRQ8cyh7YTY5XenBbFZmyuZ8l3pq+OKwC6G5Cy31bMgr2C1u55JWSltOSlk&#10;xYSTExNIvL8biUEu5Ef4kxviT264N2VJwZSlBlKTHkFzfhyytEDqskKRFcQyUpHObFU603XZLMny&#10;WO7I49KEnMsjjVwdrOFSfwmXBkrZ6y1lt6eYywMVzFenUBfiSNWFs5J6WuzJhwuD6M2+QH+WHz1p&#10;4qHsRn30eaoiHKmMcqAuxpnaCEfqIxyoDT9PWbgLJWEOFAU7kRXsTLzvWYqjnSmJc6Ui3oe6JF96&#10;soIZLY5gtDicmfIoVmXJ7DSlsdeSzeXWfK6Kn7U1i+vCg6o1n62mDK72FnG5s5DNpizm5OnMVCcz&#10;nBtEV4wzg6kX6MkOoTPTn+6sCzQletGc5EZ7lj+9uYH05lyQfvauJC+pUQxlejGWE8Boli/j2b5M&#10;5/szUxTIbFEIC+UhrFZFs1QRxUJF1OHqSZbOxYZcyZbkYkcOVzoLuNJVwM3BSq4NCi1IFfdG63kg&#10;PLKmO3gg/LEWO3i22MWjmU7uzDRya1zG9YEKLvYUcqktn/2WNFbrEpiriWKzMZ2NxgzW6gWAHcta&#10;UzprHbksNWaxLM9ivTmHzfZcNpryWG7MYrg8nYmqFKar41mSp7Ldlcd2Ww5bgqnVkMWKTPy/j2Uo&#10;O4T8UFfsTI0la3YR1SoONsel9dQxTp0+KYlPTxxX4LiIeD2pwGnBmlIR+RgG+PoFfLxz98bXHz9+&#10;tP3p/XBUR3VU/+X6Oy7evgX6hkb/l7D1EM1COIOKk5oUcqSoKAXZ/L4wHhSBScdEwxDrqEMbc9Ew&#10;7E10KYlwZaIske2WYq701nJlUM6lIRnrbcVsd1VzfbyZ6aZiukoyacxMJC3Qg8KYAApjfciL9SE3&#10;0ociEecZ60dlSjCy9HCa8iNoL4ygOSOYlpwQmnKDGShPYEmew3pHIZeHZOyPVnFlXM6tMZEdUc3l&#10;vmKuDVRwaaiS7f4i1jszmK6MozfRj/5kH2ZKw1mpjWe+JpKZijCmSkIYyQtkuCCQgRxfaa3UleZB&#10;R4ILLZHnaIx0oiHKBXmUKzWRzlRFOFMR7UpRjCtl0eepjHGiOsGd+lRvujMuMFYSyoygpQrQvyZV&#10;wgC2GtLYasjgSnsOV7uKuNpdysX+Ki72VnGtp5w9sZ5qyWKlMYNlWRpzlYnMVsUxVxnHdGU8AwWh&#10;DOeH05F+ge50X4ZyQ+jL8ac304+RnAuMCSpstjcT+QGM5/pLjWKu4AJrRWGslUWxWBHBfGUQy9WR&#10;LFRGsVQdzZY8lUvNuew157DXnMnlznyud5Rxq7eC2+O1PJiq58FkLY8mZTwWnlhL7Txe7ZYs3F+s&#10;9fJ8Tfy6i4cLTdyfrOVqbxmX2gukP2tDnsRKfQobshTWGhNYk8WxWh/HWmMyy/Jk1prTWWvPYbMj&#10;T/IV22ouYK01i0lZJqOlCcwLHUpjBqut6Ww0ZbLdksV6YxbrwpSxLoXxkhhqEn1xt7OT9DcC5Bbu&#10;s0J/cfzECYk1deaMwDOEeE+Rr04pckJBBUVVTYyMzYiPjf/NixcvnvzHjx9VfnozHNVRHdX/SwXG&#10;RCZoGBj8G5FGJhL1Tp4Qdh8npMYhmoigzQq8Qgj3vjwm8r0FlfYwHElFWZEAWwvaM4JZr89mr6OM&#10;i33VXOytYX9AxqX+Ou6PNXNloonRumwGqrIoTwyiOi6MnDAvCmL8yQn1oCzOj/qUMMmbqSbZj5b0&#10;SLqKoxksi2KsIpmx2jQmaxOZqUtio0XsxAu5PlzPg8V2rg/JuNknjP+auTVRz42RGq6PC+ykmN2e&#10;XC725XCpPYvd1hQ2GlPYkiewJo9jsTqC1epoZkpDGS0NZqoslKGCAPozPKWrN9mF7mR3OhJcaYt2&#10;pTHCmfrw89QKkDnJnZoYV1qSPWlO9KQj3Z/+7CAmCgNZro5nszqVvaY89sVDuS2L7YZMLjZmcLW9&#10;UKLTXuwr48pgHZe6ytltK+ZiRwG7nWKnnyvt/VcbMliTpzJfm8BCbRJzZbFMVyQwVRLJYHYg/aI5&#10;FAYxnRfIfHEgs8UXmC4IYKbwAgulISyVhrBVGc1aZTQLVWEs1IayKI9mtT6B9epEdhoy2W/OZ6ct&#10;jb3uXC73l3Kjq4ib3elc6k3nUmsOlxrT2G9JZbctkUt9GdzoL+buUA0PR6t5NlHL44UmHsw3S75Z&#10;96YauD5YwX6zwB7iWRNNsj6JlboI1mUJEsax15rFbnMmu63Z7AsgXay/+ku53FPCVnsWq215rMlz&#10;WKxLYakujc3mTAnD2GjKZqtVTCJZbDZmsVSbQGdBCKGeLhjpG6KipixNGUJ7IbJbJDaUgsioV5FW&#10;q0IFflpJRbK+cXRwpqWl9de/+IUEeP/eT++Fozqqo/p/qZCYCA9LO7t/rK6pxXEhhpJEUIcZBKJh&#10;fM7klmIyRZLep+vUmTOSWjrBz4nx8lg22/K42C8ehLVcHWrk+kQrt2ZbebLYw15vFSO12fSWJSPP&#10;CKYhLYTajDBacyKoTw2lPCGI+tQIGtLDqE3zozktjN7CcCbLY5guj2O+IVmidO50CAPDAi72lnK5&#10;r4J7E43cn2/j3qz4uxq5PVUvNYub4zXcGK3gylAhVwdyudqTycWuDHbbstmSiRNwDEtV0WzUif16&#10;FNOV4cxURUiWFGN5/ozkBjCQ5clQlgd9ya50J3jSHuNBS7Q78kgnysPOUxfhSku8G+2JnvSn+DKR&#10;F8hSVQwrtclsyTLYb8njekc5V/rKuS6A4q4irvWWcq2zgN36FHYaM7jSWcKljlIud+RzpaeIi+35&#10;7DTlsddeJAn61uQpEvtorSqF+fIE5ioimCwThn2hTImGkR/AQlko88XBLJYFs1QRympVFOvlkWxV&#10;RrFaEc5idTjL4qqPZa02ka3aRLarE9iRpbLeKNY8cQwVBjGQ7s54hjsjOX4MZYczkh7GeE4EU/kh&#10;zOREMJkezkhmCCNZESzkRLBUGSapsq90ZXJzoIgrPTnsduawXBPHpiydrdpY1mrCWKuKl4R4O7I0&#10;dhsFXpLOfkcWl7qyudybL003ux3ZrDamsVqfxkaD+Hdns9mQzn5LPmsNOWy05LFRl8lWfSbrdamM&#10;FkeTFe6NjaW5ZAcjWZorKEtZLqc/JUeKGFeRTS+0FwpKSqhr6EgJewtLC7/68z//894jdfdRHdV/&#10;R5XX1hp5evo+OXPmzG9Onjz9URi2CT67ZCj4O9dhgM0JqXGIRiKyJCws9CmMcGNdnKg7S7g+XMe1&#10;wXpuTLZya6qDu/Nd3JpsZbu5iP7SBLqywmnOjqEkKYDixAuUJPhJeoKalBAakoNoSAukNjsIWcYF&#10;2rMCGMgJZLokjLn6GFYaU9htK2B3oISrk9XcGpdzd7SZh1PN3J+S82CmkduTDdwcqebuaAV3x0q4&#10;PVrOjaEirvVkc6Ujm/3GHLYaMlmWxbFSG8NiRRjzFREsVIsrSjK+mykNZrowmMnCC4znejOS5c1o&#10;tj8Dab70pXjTmeJGU4IXbfG+DGcESvjBcKYXs4WB0klaPOjFw078rDd6qrgzKufOSCU3Ryq5IwDk&#10;vjJu9BRyrb+IG8Nl3Ba/N1jGzQERoFTK1f5KrvRVsCuJ+tLYbUlnU4DUAhepj5Gmo7nKcCaLglgs&#10;C2W5PJylsgjW6qJZqwtnszKSjdI4tqrj2aiKZrUylI2aaOaropmrimStJo7lwigGsoLoiPGmJcaL&#10;juQgRnKj2JBnstWZz6XBQq72l3OrVxgnVnJ/WMaNkRauDLaxN9TOVmM1CxX5TGclMZYXwEJpGJuN&#10;0Wy0JbHXls1OQ4bUjDfkMdLft1Qdz3J1HFsNKWy3pbHbnsp+dzaX2sX0l8/FzjzWGlNYbUxnq0lM&#10;PvmsN6Sy1ZjDRmMuOx0lbMmyJdbZtiyTqbIEatMv4O5oi6EwzlRT49SZw/zvM2dOS+9PQaNVFGaF&#10;Sp8Fezqcc3RiYGzg3//pv/7T/J/eB0d1VEf1X1Fzc5unLG3sxk6cOPnrk6fOfBRgt1g3fU44kxL3&#10;xHTx1VfSq/hYxF0KJ1hHG0M6skLZbROMmTquDzVwbbCJGxNt3J7p4M5EM9cHqtjsLGGwMh15RiTV&#10;cYEURXlTHOVLVUIQVYliughClu5HY7o/jTlBtOYH05cfylRZNAvVMSw3JLHVksJeTwH7Q4KuW8Hd&#10;2UYez3XzcEYAsm08Xmrj4WInD2cauT9Zz/3JSu5OVHFTBBSJ1UdbNhfF6b05VxKGrcvj2KiPZ6Eq&#10;kvmaCBarIlmqCGeuKpS5UsEoCmamIJDJggCmCgOYyAlgMMOLzjQXOjM86ckMYCQ7lMmiYGbKQ1ms&#10;jGSnMVWizN7sLObmsGAX1fFgUs6z6UaeTjdK6XqPp2Q8nqjn8WQ9D2dkPBLW55P13BFutmO13BIr&#10;tb5KrgpmVUc2e+1p7MoT2aqOY70mnpVq0eiiWKmJYqs6mo3KCNaqIqSmsFUXx3ZNDFs1CWzWx7Ja&#10;GslyiVhRhTFVGs54cTD9ib40R3jRmBLAYJ7ASTJZqc1lRUw0LRlsdQgDRSG6PLQ3uTVYIzW929Ot&#10;3J3p5OHqGPcXRni0OMC9yW72e+SsVZcwlRXITJE/GzWxbMtT2BRTYWMcq7JY1uTxrIh1mCyJvZY0&#10;9lpTudiVw+WuPC53FbLbmcdseSTLslR2WwvZac9luzWTtcZM1uWZbDQKGnIhmw0ZbNenSlTbgdxY&#10;Qtxd0dE3kkKRDnGLQ1PCQzzujCTgE5G0YtrQ1NDGwcWZrqH+P/+n/+Kfhv70Pjiqozqq/4oqKir6&#10;+/b2jsmnTin9x+MnTn0URm2SA+2xwwYh5XSfOLRY+Or4l9LJTTQMbW0NAl1smanLZLOziktD9Vyf&#10;bObaaANXJxu4Nt3ArbE6rvZXMy8rpCc/he78BJqzQqmM85NEda3ZsTSlh9KQfoGGvADac4LpL4ik&#10;rzCIsdIIaV2yWB3PSmMyO53Z7PXlszNYws0JufRwvTFcwd2ZFh4tdPJ4pZWHiw3cG6/mzriwDS/m&#10;9mght0aKuSYcYruKuNJexH5zAVtNqRI4u1mXzGJtDBPVYcyJFU5VJAvV4cxVhLFYGc1yRRSzRUFM&#10;FvozUxDETFEQQzk+9Gd7M1wQzFylWG8JH6g4SRW915LJjZYC7vSUc3eyloezjTxf7uDVajevFjp4&#10;Pt/C85VWXs638GKuiWcLLTxb6ODxfIuUi/FwpoFH43IeDNRyU6yy+gq40pPNvtj7N2WzIxTk5RFs&#10;V8ezVRXFjpgmqqPZqY5msyyKzepYturi2RI/T1UkqyVRLBSHMp5zgd50f1rjPWmI86U7N5rhinR6&#10;yxLpKYpgpCiGscpEJusSWahPlv5N6wJ3aM/lZk859yebpYZxe7abh8tD3J0e4N58H/dnu7k/3cft&#10;iX52OquYLo1nKiOYxfwoVivjWZbHsl4fy4Ysjo2GZNZlKew2pbEvHIw7ctjvymG/O4f9nlwJ2xCU&#10;3v32fLbastgRoHdLFmv1mdK13ZbLlgiaashiSZZOX1Ec8SFe6BkboaqmgaqyhpTnfThlKEhTsjAj&#10;VFJRkhqGyEXx9vdjdnnpT/71v/7XDj+9D47qqI7qv6IEtTY8JsZWQVHxT0+fVvgoRFDHTnwlsaPE&#10;pCEukXL28+PHOHbimGT8Jvx4RDZFZoQHmx3F7A2IfOtWboqJYryJ6wtt3Fto4+FMO/sdFYyVJrFU&#10;l8t4RQpteeF05kfRVxFHX1kcvbnhdOaGSlOFsNcYyg9jvCKC6eoY5urEdJHCamsKu5257HTlsNKV&#10;xm5PBjvNycxXhUuah5GCMHqyL9CR7Elrohftqd50JHvRlupBZ6I7nYle9AlhXdYFiX20UhMraQZW&#10;BJBeHsNYeRhTYkooDWNWTBcVwSxWhbNUEcFKaQTTBYHMFgRK7KOJ/EAmCkOYzA9moSyeVVkKm83J&#10;kt7icnshtztLeThQw+O5Bp5v9vBio4fX6z28We7m1Vonr9d7eb3Rw7u1Pt6uD/Byo5+Xq708mW/l&#10;2VIrr2fbeDoi5/5ANTeGS7kuXG67irki1nHNaezLkrgkT+WKLJ3d2gR25Mls18exXhXBjsAn6hLY&#10;rI5hpTyMpYpIJgoC6U0XDDB/evIiJfuRmqRA8gJdJXpqaYw3dbH+VIuVYHIojUn+yBO86Mz0pT/H&#10;l5GicBZrBWEgiyv99dwca+L2SCP3Fnq5szTIrcl+box2sT8k58pYHVt1BUxkhjObG8RMRRSLtbFs&#10;NCay0ZgsMcZ2G9O42JzG5a4cLvYVsCdWhWKiGSjk5mA5V4W2ozuLrbZ01hrTWJdlsybLZbszl822&#10;XLbb8lhqTGewMomcaD8sLczR0dJFRVlTyu0WHmgKCkJHpMQp4TGloIiCqrI0aUTHx/Hm/ZuXv/rV&#10;r3R+eh8c1VEd1X9llZeXK2pp6d4/c0bx12Ka+Lx++i2GIWV8H475KsrqaGpoYWlqQk1qJJcHarkx&#10;KePWSDM3huTcmWnmzlw7j5Z6uDPRzlaHyKoukBgwgwVxdORG0F0UTW9JHAMlUfSXRDJUFnOY910U&#10;xVRlJIs10SzXJrEgS5TWUUtNCSy3JrMoj2OqOoruTH/KLthT6GlLQbAzZXH+UlZDf04yA2VZDFXk&#10;MlCagTw9GnlyBJn+HiT6OhHhaEG0sxk5wfbUxXvRm+HLlFBnl4QwL2w9SoKZKwpltjiQuZJAFsvC&#10;WCqJYK5MNI9w1srDmSsOZb4kkuXiSFbLotmQJbLXmc61vnxu9hzu/B+M1fN0vpWD1V5erfXwdqOH&#10;rzd6+bDRx4etUd5u9PP19hBfbw3zenuAN5sDHKz0crDYxduFDl7NtfJksoG7Y9XcHSjlZncZV9rz&#10;uNySwY3WLK42Z3KzKZd9wfoSu/6GJDaqwtiui2OnNlZyep2vCGe8NJiB/GAGcsMZKIqjLuYCKR62&#10;RJ63I/K8FRHCVNHeGncbE+xM9LAy1MRCTx1LfS3OGWhzVk9d8tQKsDEg2sGYLB9bmhI8JfvxreYS&#10;trvK2euuZqdPzm5PDbtDFVzsrmSvs5TFslSmCiIl5ftKfRybzSKZMJlt0Sw6MiTQ+2JXLlc787nY&#10;nc3F3lzujFRwbUBkggh2WbZEN14XOSOybDZasllrEh+nsd6Ww2xDFs3p0bicc8DIyAJNdR0UhEDv&#10;jAqKCmpSGt/JEyJsSREFdVVU9XRpaW376z/7sz8b/vf//t8fWYIc1VH999bw8PDv6RgYtJ08efIv&#10;P2MW4pImDGEPffKERFlUVhZpdlpoqGvgYWfOZF06V8YauLvQya3xNm5NtHB3ppWbUzIudYoVUAmX&#10;h2vY7S5hvbWYeVkOk7XJjFbEMVIaw3BxNMPFkQyWRDJcItxaQ5isDGW2NpK56k+U0ro4ZmvD6C5w&#10;oyzUgUQPK9J97KlM9mO+qZj98Vb2Jru4NtPF3mid5Ig6XJdBS0EMLTmR1KWFUZAQSF7CBTJDfQhy&#10;PIuziSHOZvoEOZhRHmLHYKYHC8VBzJWESiuoeQEolwhcIpqF8lCWK6NYka4IFqUripWyCHbqotmV&#10;p0rit1u9RdztK+fReC1PF5p5sdTB66UO3q5182FnkO82B/h2s5/vtsRrF99s9vHN+gDfbI/wzc4Y&#10;X2+O8mFtkLfLPbxc6uC5mNCm5TwYqeHOYDU3ukq42ZrLzdYcrrfmcaU5g52mZHbqY9lqTGCrLpad&#10;2jg2qkV6XSSzVZFMlEUwVhpFQ+IFop2s8TTVx9tSJO0ZYKarg5aaCidEnsnJY+gbWHLy9JlDyxfB&#10;jJPWkickEZwAjQUTSVVFERNtZTxMdEhxtaE90ZfR/DAmq5IlfcyqYDQ1ZHOpt5y9nio2W/NZqE9n&#10;UUx08hhWBG4kj5cozle7c7nam8OlZkG5TeZyXw6Xu/O51ld4qDhvy2a/PYet1iw2BRjfVsh6swDD&#10;M9hqz2GtNZehkmRC3N0xNjZDT0cfFVUVaQKWJgyRjyF0RQoKKCgrCsNBrl679su//Mu/jDsKTDqq&#10;o/ofKGF3rqGhEX/i5Im/kJqDZLdweB0TDePUSWkXrKmpLqm/RUxq3AVvtjsKuDnbwf2lXm5OdXJr&#10;poU7Uy3cHq2TIkjvDFRKSuEr/RXs9lew2pojUWRn6hOYrI5lojyW8fIoBorDGSwKZ1g0jKpwZuqi&#10;ma6NZqQsnLZMH/KC7IhxMZZOx5XxgQzUJrElFNKdZay25TBTn85AeRSVcV4k+pwj2MGMgHPmeNoY&#10;YCPlXmhgZmSEiY4qBrpqmOnpYKangaGWGhb6akQ6mdCQ6MZwUSATAsQuusBCiWgaYcwXBbNSEiY9&#10;iNdqolipjmS9LprNuhg25THsNaRzrSmPG+153Buo4NlEPc9nGg+bxWo3b7f6+HpviO92R/hhd5jv&#10;tnukhvHdVh/fbQ7y9e7YYcPYHuOb7VHebwzydrOfg6VOngmdw2gd94equC3iXHvLud1TwvXGNC41&#10;pbDXlM5uTQS7TfHsCGW5UFXXJrNcF8+iLIGpukSKYpxxMtZCX/UMRpoqUoqgnYkRNtaW6GhrS41B&#10;uBKnpJWgpW0o+YQdO36SUycFLVUHe2dfjktEB0U0NVVQVjqNtuJpNJVOY6OpQqytMXURbvRmhjFZ&#10;FMNstQC709npLORSTyX73VVsikYiT2FNlshmfQK7LZnsd4oGkcWV9lQudqZwdTCXa31Fkp7jxnAJ&#10;V/qKudRdwF5nPluteZIodLOpkI3WbLbb89loy2W+LoOMED/Mzc3Q0zdC2NuIRD6hyzjEMc5w4vQZ&#10;SYDq5eHJrVu3/vlf/dVfnf3p+/+ojuqo/htLXV3b5eTJU/+HMGyTJozPGIZoICKURlERJSVFKf7U&#10;xtqawphQaQV1d76T2/Nt3BRaiCk5N0fk3Biq4WZvCbcGBMumnP2uQjZbC1hpzJFA1UV5ArPyWGZq&#10;4xkrj2T400l4piqWiaoIRksD6cjxpjDIjnhrA2JdbSlLDaA3P5q+nHC68gLoTvWhKsqd1EAHPOyN&#10;sTPRxEhTGQ01DSnv+cRXX/HVl8KO/Qv09fSJSSrkhMgoP/4lykqKGOhqYqSjga6mCnoqijiZ6lAR&#10;5sxYXpAk6psrPWwUi0WhrJWEsS5O77J4iX200xDPfkOy5EC735bJre4ibvYU8GhWMKLkHMy18nql&#10;k3fbA3y9O8KHnWG+3Rzg6+1+vtvs5JvtDr7Z6OMbqWGICWOYb7bH+XpnjA87Q3zYHuLDajcHC808&#10;Gq/jyXgt94fKudtfwb2eYm53FHJdYAotgvWVwrY8ll1ZEjvyNNZqUtkQthzNaeRHuWCgqYqW4gl0&#10;VRSxMdEjNMib5ORY4mKjMDM1l2xgTp85SX5hObqGxvzDL36fPxAryRNnUNM1ITAqVbKH0VBVRf9T&#10;zK2lsQGGmqpoqCqirarMWX1NYhwtqYtyoTvXl8maKOZrhIAvm+1m4WxbzE5LHluNmZLD7VZbvoRJ&#10;Xe8rlgSBV4cLJbzmxnAxVweFj1Ux14bLudZXyl5H4aEZYlsB2y35bLcLY8QS9oTRZHMeJcmhWFhZ&#10;oG9gjKa2vmRfLiYNZSUNSe19SsSznj5NWEgoT58+vfXLX/5S9afv/aM6qqP6byzzs2c1VFU1n351&#10;7NhvhE+UuAR+ISiKUkaGYJwoKaKjo42joxXtZWncnu7k3kyHpLW4PdvCzckGbo3Wc29Sxu3RKq4P&#10;lnGtp5DLPflsdxay1pzLhjybBVkC07VhTNVGM1EZwWh5KJPlkUxVhjJ5CvCXAAD/9ElEQVRc6EdD&#10;tCNxTsaEWepSFuImCfxaC6JoTvWlMMSeeDczfK0NsNLXlh5YCpJj6UkpKtYvOBI1LV3JYfern3/J&#10;V19+gamJBen59YcRnqdOoaerift5G1wdHbEToKmqKqoKJ7DSUaM03IWFqigWyiJYrIhmtTyatbKI&#10;Q11BQyK7jUlcbEnhclMyN9uyudZdwO3uYu72FvJ8rpmXS+283ez9NFkM8+3Fcb7ZH+LbrUG+2+rh&#10;2612vtvt4pudbr7ZHeabvSFpuvhub5Kvd4f5sDvM240Bvl7t443AQWZkPJ1u4NFYLU/GG3k0Wsu9&#10;/gpu91Vwd6CKy1357AitRkMKu80Z7LcXsN9TQGuiH2aaSqidOo6W8kkMNdS44OpIQ00R/QPtdDTL&#10;cXXxQFVRDQ1tDSmkSjKa/PLn/P7Pv+L3/+AYVmddyC9p5PhXX6CkqIiiojLaejp4ejji7GCHvq4B&#10;mhpq6GhqYqCphb2RDtHnjSkLs6Yn05exkggWatIl7GGnJZ+d9hJ2OwvYbs7jYlc+VwfERCEaRQW3&#10;xiq5PlbGtaEiLvcXcnWwhOtD5VzsLZFotpd6CrjSW8R+dxGXOyrYba9kq6WEhrwUHBwcpbWUmJA0&#10;NHQlXYbI9pZs+k8rc+zESdIzM37zz/7ZPxk8Ckw6qqP6n1B+6en/wMjcYvbY8eN/+dVXwv7jS8mA&#10;UOK0nxHhM4oSfVFPX5cAbycmWku4OdPO7dkO7gjNxXQbt6ZauTVWz+3xSm5PVHF7vJpbA6Vc7C5i&#10;p114JuVJEZxi5TRTF8VsfQyTVaGMlYYwXHSBzgx3aoPPEmNnQOx5S5pSQujMi6Q2wYsM/7NEOVvg&#10;qKeJiYhQNTPBxMwUDU0tya309MmTkiWEvYOzFJ7zxReHiYBffvkFVpa2ZGTVonDmtMSasTYzpTg7&#10;ieS4KEK9vbA2NEBD+TSKp3+OgbqitJ5ar49nUYjchHK6OJz16lhJmLfdLgKFUtlvS+ZGezY3ewq5&#10;01XC7f5ink7LebHQxOv1Dj5sD/LN3hjf7o/wYXuYb7f6+Wa9hW/Wmvlmq51vP00ZX2908832AN/u&#10;j/PtpSm+3hNThlhNDfN+oZs3c+08npbxdKqJJ+NNPB6r4f5IJQ9E4xiu5W5/Jbd7yiTjwGs9Rdwa&#10;qmJUFouHvi46p0+ho3AaXRUF7Ay0yIsLYaJPztrcABvTgySmJKGhoYe2iipKpxU4deqEdEj4+Rdf&#10;8eUXx7G2tObChWBOnvwKVVVlaR3pYmdPblI4OcmxhHv5YG5sipG+PtYW5hhpamCipco5Q3XC7Qyo&#10;CrGnI9WD3qwAFirj2W7OYlfYtHTkcbFPaFXKuD5Uxo3Rau5M1HFroprbE9Vcn6ji6nAJ14bKJSPE&#10;a30lXO0t4GqPyOYoZL+thO32KraaS5msLiHAyxszUyv09czQ0NZHXUMbJUUVCXNTUVFDRV2dprbm&#10;X/67f/dvC48Ck47qqP4nVUhcdKaiouq/FIrv48eFCaGItjx0sFVUPIOKhgYWZqbkxYSy1l/H7ZUu&#10;7s93cX+ujVvTrdyYbOD2WC03xyq5PVl3KETrLeSysPMQWoK2HHbbRRJdMktNiSw2xTFTGy6toHoy&#10;PSkNPUuCkym5gY60FsXSmRdNQbAj/rbGWGgpoa+qjL66OlbGJtjb2WJjbYGRoSHKqmqoKCmgoCgC&#10;n05x/NhXnxqGCHr6Anu7c8QlZKF05jSqKuoE+fgxOtBBR2s9xTnpeDmdQ09DCZUzJ1A++RXOJhpM&#10;lIWwLTACeRI7AjOpT+BiS5bkgXS1L59r3bnc7CzgzkAJt3qKuTdYztMJGS+mG3iz1snbrQHe7Qzw&#10;9dYgH7bEay/frnfw9UYj32008v1aI9+ttPLtSjffbPYeTiGXZ3kvGsb2EO+3xvhmuZc3i+08F6K/&#10;iUYeD9dyr6+Yh+M1PJ1o4Ml0I88nmnk0XMejkSoeTNdza7SKgjBnHDQ1sFdT46ymGs7GhgS629FU&#10;VcjsaDc7C6Nc3lygta0ROyt7tJTVUFdSRkXxDKrKAtxWQkVFGTVVJdSVFVFTUURNWRl9PSMyIyPp&#10;lpXTVlFEnVhtXfDFztwSSxMTrAwNsNQzxMpAB2sdddwNNUg8Z0SZjzVdcc7MFoZKrLL91gyuduVI&#10;APed4QpJtHhvvF7SrdybbuDGWDXXxMQxIlxzK7g9UMqNviKudOVJuo2LnYJ6W85eWxnrTeXEhQdh&#10;aGyBkZEVRiaWaOmJ94SGBNSra2hw7rzTx5397T/5i7/4C5efvueP6qiO6r+zWrq69DU1td+oqWl8&#10;FMKnQ5vzE5LdgoqKCuoi3tLGjuKUGPbHW7i7IJpFB/fmWiTfqGtjddwcquHBtHAxbeT2UCVXurLY&#10;bk7nYqvIW8hhrzuDvc4cttoyWJXHslAbxUh+AC2JrlRF+9CcHIY8NYD8WHcizttib6CFtrISmioq&#10;GOsbYG5iir2dHU7nHfH19yfA1wdNbV0URGM7dYozp0Vc56efW6zSTp+WHoZa4uGndBp9bW2KsrNZ&#10;nuxncXqAvp42ooIvYKGjjpGGKkbqatjq61Ea6cHV7mKutudxSRj09eZza7iW66PV3BC2Hh2F3O0p&#10;595wGffGKnk6Xs+zcTkHM028Xuvi9Xonb9a7DgHvrWG+3+riu80Ovl1v4Id1Gd+uyfh+o5nvN7r5&#10;drNXaigSAL49wtebw7zbGObDchfv1tp5O9/Gm7kOXk4082ysjidT9Tyba5R0Gy8X2nm50MZLYUM+&#10;Wc9uVyFxzvb4GBuR4HyYOR7qZEtkgCvdrXWsLI1zcXmKixuzrMwOkxITjbaWFhpKymgqKqOnpoWx&#10;vi4GBnpoqamirqSEmpKi9DVe7m401eYz2ttMX1s9PRWl1CRHkhroja2xIbYGetgbG+HpcE5KSxTU&#10;3DAzQ/KczKgLtKAn2onJbB/WyiO43JbBtf4SbveVcm+oUqIQP5is4+6UjBsTldwYreTGUBl3R8q4&#10;2VfEjb5SrnQXSvTbS6JpdBVysbOUy51VFKfGYmRujZmZDZYWdhiYmHNGRR0FRUW0tLQoLC76zbtv&#10;3r7+5//8n3/50/f8UR3VUf13Vl5e3h/Y2tpf1dLS+Y2gJ4rkMmFGqKysiqqqJloaWried0NelM7V&#10;iXbuT7VxX4Dd8y1cn2rk5qSMOyP13J9r5f64XGK97Hdls9WcyV5nnrRb3+nPZ6+vSFpPbMiSWCiN&#10;YCjTn+Y4TxpTgiThWKKHHQ6GOhiqqKKpoo6uhhZmRibYWJhja2mB01l7EuPiKMjPJDXIDxtDIxSF&#10;Al3hDEqCAiqiOpWVpf26loYmGooKaCmcQUtZCXf7cwx0tbC/MMbu4gSjPY0kBgdy1swIXycH4v0u&#10;EOHuQsR5SymX+/ZoJXfGKrkz3ciduTbuTtZJ+/abfSXcH6jiwVgVDydreDbTyMFcI6/nWni70s17&#10;QZvdHeH7vWF+2O7j+41Wvlup5/vVen5cb+D79Ua+3Wzhw0Yb32728d32EN/ujfLjziTf70zwYWOQ&#10;D8vdvF9o591iD++X+3m10MXLuVZezjTyTAgDl9p5tdrFq41ens21S86xl3pLKQ1zJdBCn+IQDynf&#10;PNzejKLYEDrLs5normZ1uJlLy2NcWpqkr6Eaz/Pn0dPSQEdVDT01DYx0tDDQUsdQRwNtdTXpoet6&#10;3oH6kjzG+5qY6mtlrKmaseoS+vISKAryxNPCFFcTQ/ytzfE/a0OkhwtJfr4kupwn3/Us9dGO9CS7&#10;MJ7uz1JxBNuNGVzuy+P2UBmPxmp+a6f+YL6Ru3N13Bqv5dZEFbfGBHmimOs9xVzqLOBSXwGXxWqq&#10;K5+9jmIud5XTkp+Brb0TllZnMbewxdDEAiV1bRQkRwJNRseG/+ov/uIvrhwZDh7VUf3Prb8TEhbW&#10;oa2j8x+VlVUkaqWYNFQUNdBQ18XU1IaQgEDGWiq4M9nBvZlm7s42cWuhieszMm6N13FzrI47C63c&#10;Gq/n+nApl3oL2GnPYbcjl522dPaHStjrLZNsHpaq45jMCWUkO5iWtACyAs4SYK2HtYYahqoqmBsY&#10;YG5khqmxPubGBtibGeNkYUqYmysl2ak0VuZQkRpFjL8P5mb6qCsro66ohIZgc6mpoqWpjrqaClrK&#10;iugqK2BuaERhahJrCxNsTfUyUVtAe1YkaT6OXDhnQpyrLaleDoRYGxPtYCLZdD+YkvFwoYWny108&#10;XWqXBHXC/0lgCA9Gqng6Uc3j8RpezjVxMNfEm/k2Pix1SsK8Hy5N8MP+MN9vtvHdqpwf5ir5YaGS&#10;X6w28IvNNr5fb+fbzU5+2Bnkhy0BfI/zC/G6OciHzR6+Xeviw0oX79f7ebsywKvFHg4WO3g938Lr&#10;uSbebQhhYDcH67082+jj8Uo7dyfr2W7NoTs7gJooR+rjnGlK8aUxOZiWGB86k70YyA9kRp7F9mgT&#10;S121NBal4u/jhIGhIXrqauhpqmKgoYCZrha2ZoaEeTjTVJzJ3EArK0NdzPY0MS4vZ7Qsl46UYElA&#10;metqTr63I7LkRAbqa2ivLKG1JI/R+gr68wtoSfZnpjiUlcokFopiJOfci92ZkgHjw4kankw18mih&#10;kYeLTTycb+LObAN3Zuq4M1XOjcFibg0VSySKq4PFXO0r4mKvYFoVc7GrhuHKfDxd3TEytkTf2Bwd&#10;PRM0dPRQUFFBTUOV+YXZf/+b3/ym7wi/OKqj+p9ciampLufOOfyooqr68XAldQplRXX0dIwwNbEl&#10;MuQCawMyHsx28HC5nbsLbdydaub2lIxb0zLpRhc5CbdGa7g7ViWd0G8MlHKlr5SLvUVc6ilkqy2b&#10;7ZZsSc0tbD2aYz3I8jAj0FKHcwYaWGmrYmOgg72pIedMTbA1MsZGTxcXc2N87a3JCvOhpTSTblkR&#10;rRW5VOQkkBQbjIOtFdqaquiqKqGtooimihLqqoroa6hy1sSQzIggxuQlTMqKGC1JoynZj644HzqS&#10;fGlP9KIj2gdZqAPyeC+GCiMlsP7BXANPVjul0KDnq208nqyTVj+PZ+U8mqrlxZSMg0k5L6fqeT3d&#10;xKu5Nt6udvDNzijfbY/y3W4fP+z08sNGK98v1PLDYg3fr8j4Yb2dX2x08YMAvbd6+UYI+nZH+X5z&#10;iA+b/XzYGODDSjfv1nv4IJThG0PSmurNchuvltt4s9rDm/V+3gmV+FoPzzZ6ebHaw+ulbh7MyLkz&#10;Xs1eWz7LNalM1yYy35DFVmMxi7Js5mpSGS+PZ7QkjrHCOHoLomnIjiAvzJuAc4e56r52FsQFBlIQ&#10;FUZXUTwzrWXMd8tYaC5npr6AxcZy+jLDaY72piXWn+EiYUNfxmRzPa3lKTTmxdCaFcNkdTa7vY1s&#10;dTayJX5dm812dTZrdSnst2dxo6+Y++OVPJ5t4PFSC48XWz8ZSbbwYFYukSdujZRzd7iCG4MiT7xI&#10;sg8ROSeCcbXRWcVMbQFhnr6YmllLegwDPVNU1LVRVFZCUUWRuqaGf/XLv/xl8k/f60d1VEf1P1gD&#10;AwN/kJSUVKegpPirYydPckbxDOrqmhjqG2FhaUtmYhzXptq5P9fEHWH2JxrGmMh5lnFvvln6/IMx&#10;4XBaw53xWu6O13JHrHVm6rk928it4UoudeWy2ZHLTE00NSFnyXA0JfWcGTF2pvjbmxHqak24uwPh&#10;bg7Eup8n1sOVVDdHUpzNSXS1pvCCM63Z0fRW5dFXW0ZHWTatRekUJYXh72SLk5UFVobamOmpcs5U&#10;j1AHa4ojfGjOCKM53Z/u1GBmy1NZashls7WSVZEpXRjBWFooiyUp3F1s43pfOQ9H6ng018jT1U6e&#10;rHbwdL6Jx3Miha6eZ/ONvJhv4eVsA2+nG3k9U8+b6cMJ471YL+0O8/2lab7Z6eP7zT5+2Ozhu5UG&#10;vl+q57s1Od+tNRw2jtUWScz33f4wP+5OSCD52+1e3q+LhtHLu81+3q308P3miISFfLMmfq+Pd1sD&#10;0uTxTjSOxXZebPXybK2TV3OdPJlr5/aEjFujMq731rDdVsSSPJvdlkJ2BCW1tYjNtnxWGvPZaCxk&#10;pjqT9uwwRgrjacmOoiYtkO78eLbH+hivKaCvMJZxWQ4TVQkMFYYzWhLKcFEiHWmRDBems9BaxVhd&#10;Gf2FabQlh0mJeK1pIczX5rLTK2O/p4mr/Y3c6GvjakcN17tqudxVwbXuMm4NVfNgRsbjpSYeL7fz&#10;bK2LJ2udPF5q5dFcE/em6rg9Wcvd0Squ9RUc0m0Hirnck8Veaw4b7RXMNxYRHxyIuZUNxsbGGBlb&#10;oSmAbw01lNU1PnZ0t/3Tf/tv/63NT9/rR3VUR/U/oZaWNvQ1DXQff3nqxEeRKaAhePYGhtjY2FGb&#10;l84NQaOdbZEawN2pJu5ONHJ3poF7c408mG2S2FGCLXVvWs79sRruTVVyf6aWOxNV3BB+Q62ZzBWE&#10;IQ93osDLClmIB7X+rlSH+iBLi6EyMYy0UC+S/T1J83WnIjmMSXkVPQXJ1MT5UBLuRkWkG305UQzk&#10;pdBTlExfZTYt+XFUJgQgL0yhLCaQgnAvGuKC6EuPYawshdHqVGbk2YyVprJUl8d6WxGbLeVsVuWy&#10;Up3CRk0a17uF220ddydlPJlt5ulCG882u3m+0c3LhQ5ernTwfK6Bl7NNHEw382L2ELd4PlfHwWwz&#10;7wV+sT0krZd+uDLD9zvDfC8+Xu/ku5Umftxs4sdVwZJq4ru1Zr5fa+eHrV5JBf7t1oikzfh6f5h3&#10;m0O8X+3j/ephg/h2tZ9vlgb5sDrAh/UB3m+J6aKfd2vdvBE2JCvdHIhrppPH0608mBKMNZlEQrg6&#10;WMVuj2AUZUohRQuViUznx7NUk8N2WwmbraUMFMbSmx/LQEWG5PfVkxfBSGk6IyVp9OYl0JEdwXh1&#10;Bn3F8YyUJ7PQWMFUXR5jFTkMlKXTnZ9MT0ESQyWpLFRns15XyF5/Pbemenm4OMyzpTEeTPfyYKaf&#10;R6OdPJzo4NFkOw9n23k438LT1W6eb/ZL19PNfp5tdPFsWViq13Fvup57ozXSauqGwI/Gqrjen89F&#10;IeRrzGeno5ratATsz9phZmqBobgsrdHS0eOs/bmPa1trf/zLX/5S46fv86M6qqP6n1Cb3377v2ro&#10;aNV8derEr9TU1dAUDUPfAEfH83QV53N3toU7M43cmmmQTrI3R4UBYT33F1p4MNfE7bFq7k2ItVUj&#10;D+bkPFis58GsmDiquDZawXZ7OtNZ/nTHuNGW6E1fdgQz1TmstpYwVV9Ae34isuwoatMiKYsLIjPE&#10;ibLECzTmRNFRnExtXhz1qcGMlmfTVZhEbXIopXEXqEkMpb80kzYp2S+EnqJ4xspSGStOZqo4memq&#10;JCar0pgoSmK2NJ1FkeImcsh7yrnWU8rV9lKuD9Rxc6CK+5Ni5dQgeTq9WO/g+Xo7z2ZaeLfSzbPJ&#10;Ol5OynkxLePJlFyaNIT+4tVSG+/WBNtpmB/2x/nu0gw/bAuG1CDfb3by3Xojf7TVwo+rDXwvJgzR&#10;MDY6+G6jh2+EWG9TCPeG+Hp/lG8E8L0+JK2ivtka5uu1Pj6sDPL1umgag3xY6+PNZq+0nnq93sXB&#10;cievVtt4udLKo/kmHk42cG+iiVsjtVwfrOTaYC17HSXsCF8meS7LNdksVCQzUxbPZH4UE4XR9GeH&#10;0JMVSbuYxEReRn4MoyVJjJcnMV6SSG9hLP2FicxUZzAnK2CmJpep8gzGyvKYrihgua2Kjc4mbvQ3&#10;81A0hrVJ7s4P8XhpmGdro9yf7ePF5jQHW3O83pjkYHOcl5ujvNge5cXmMM+3Rzi4OMari+Mc7I3w&#10;Yr2LxytNkoL+3lg1t4TAb7SCO2PV3Okv42J7MZsteVzsqGSwNBs31/MYm1igZaiPtoEZGlo6REdH&#10;fvz22+/+8a9//Wtn4O8hk/3d25sTf3h/Z0nx0bVrx7/99tsjX6mjOqr/0TK1NPU+o3D6T1VVVdBQ&#10;V8PU1AI/n0CmGsu5O1XP7Sk5d6abuDlRz5XRWm7NyLm3KOfOXC33pmp5MN3Ig8Umnqy18mylRQIz&#10;b83USkD4fneelMq2WZfDVkcVlyc6uDPXy52ZHq5MdbE/0cXmYDOTDSUMlGXSnhtPeVwwFfGBNKWE&#10;S7GupfEXqEsKoTw1iNbcaBrSImlIFWrwaBpEgl+SP3254QwXxtGXGcd4YSJTxYnMVKQzUZ7Ccp3w&#10;JCrjYm+tFKN6tbecm4P13Jto4OFkowTCPllolZhIL5c7pH/Di/nmQ/X1tIyDqUZezDXzZEbGs7km&#10;Xq108nqthw+bA5KO4tu9CenB/7UwFxQq75U2ftho4setVn7cbuP7zWZ+WBHAdyc/7gzxw9YEX2+O&#10;SMK9b/Yn+HZnmu+2J/hub5rvNsf4IDCM9X5p0vh6aVD62vd7o7xZ7uVgoZWDReGO28rT5SYeTcl5&#10;MtXCk/kOHs01c2eohlvD9dwQ8bndpYdgcXcZF5sL2GzIZ7Uyh4XyZGbLYpmrSGG+OpvZ8nQmilMY&#10;K0ljsiSVNXk+8/JcFmTC06mUK7117PfWcLG/gZtTvdyeFf//RrgzPcqtmQGerE3wfGuSF9uzvNyZ&#10;58XWFC93Z3i9N8/r/SXeXlzk3eUVXu5M83p/mtcXZzjYm+DttRneX5vn9cVJDnb6eb7WztPZRh5N&#10;1HF3VIRSlXNnrIq7Q1Vc6iplXSjHWwqZrMkjNNAXU1Nz9PQNJBGf0I0kxkV9vLG7+e8Pbl2+fHW4&#10;dXCvtWLj1rD87sOlkWcvdxYePdmauf54eWL2wVxf/r3VYZt/9P7pCeDv/vR+OKqjOqr/QlnY2yt/&#10;derU10oqyh81tfQws7YhKiyMvSE5D+eauTXdzIPFVu6ICWNcxv2VNu7Nybk3XS0JsJ4ud/B4s50X&#10;Gx0cbA/wbLOHe4ud3Jlq4s6EcGLt5+nSCE/25nlxZZVnewu8uLzIi4vzPN6d5cbaGNcWh7g108+t&#10;6T7WB1uY7axgqDKD4ap0hqtSGK5NZaQmk5GKVPryoxnIjmU4P5HJikSW6rNYqs9hRZbNuiyHpbpM&#10;VuW5bLYUsd4pQNMyrg2I03c11wbLuTNUy+1JOQ/nG3g82yTZfLxYbOPlapfETHqx3MrzRQFqt/Jq&#10;qomDyUZezLbwYrqRN8vtvN8a5OudSb67KB70k3yzM877nRG+2Z/iW8GW2hrih412ftzs5I82Ovhx&#10;vZVfrHbwgwC+twf4YXuKb7eFMnySb/en+cWlRX68NMcPe1N8vz3Bt5uioQzz9dYI322MStRbsb4S&#10;9Nt34ucUq7GlFp4v1vFsoZHHIl9jsU26Hk82SCuqW0O13BoW2EYd1wZKudZayJWOYq52VXGxpYSt&#10;JnFaF/GwlVzqrOZGbz1XewTu1MzNiSaJ/XZntpN70iqpi6ergzxcGuTewgBPVkd5tb3Mi/U57q8M&#10;82Jzgpfi2pnj1e48L3ameXt5iXeXl3hzbZM319Z5f2WVN5fmeHdpnreXl3l/dY0P15f55sYS72/M&#10;8/bGNAebXTybb5Eot2ItdWu0lDujZRIQfqm3jPV2YVAolN/FJEcHYmFpIXlkWZhYY2tqTqy71cep&#10;6rzfXOuW/fXNjuq/vj1Y9/H+VOvHZ7PDH1+vznx8Mt//8eFk+2/u9cn+6np3+f95Z7Z94p/8+Fr3&#10;iFF1VEf131AqKir/369Onnispqb618amxphYWxEXFsKlYUF5bOHOnEi4a+XOVCN3JmXcX23n3qyc&#10;++LUvdLF0/VeXuwO83p/nDeXZ3lzcZI3e5O82Bnj2dq41CAOrq7w7uo6L6+t8ebmGq9vLPPsygLP&#10;98UDZoHn2/M83Zrh3sowd5YHuDHbweVBuXSyvTQs59KYjL2BGi4O1rHXX8V+TyW7A3Xs9NSw11XN&#10;dkclGy2F7LaWsN9VyeXeGi73Vkq52XcGqrk9JB6e1dLP/XhWpN8183SxWWoMBwvtHEyLZLxmDlY6&#10;eTrXIOVVHMy0cjDVxKvZRl7Nt/B2ro0Pqx182BIWION8d3GGby/N8f3eJN/tTvHDjVX++O4mP+xP&#10;8ONOD99vdfLdWhPfL9Tx40or32908Yvtfn7cHeebvSm+2Zvgx/0ZfrE/yw9X5vnFzjg/7k9J661v&#10;d4UN+hjfrw9Kk8aH9T6+3hzg/XI3r+daOZhv4uVMNS9m6ngmPhbCPskqvZUXs208m2vj6Uwn96ZE&#10;1kYt9wZruN1byY3eCm711XO7X8adgXquD4psdhEXW8/tQRkPppp4MN/Kw5kWniz38HRtgGer/Txf&#10;H+LZ+ghPN8Y52Jrl7c4yr3cWebE7y8vNaV5vzfD20iJvLs7zfHeWN5eXeXNxjrdX13h1ZY13V1f5&#10;+uYq768t8uHaKh+urvHdrQ2+vr3GNzc2+HBriRc7vTxbbufhXD33p2TcmRAYk8hIL+fKgKBtl7Hf&#10;KZL6iqlIOTRUNDE2wdzUHFcbc+oj3ZmvSuFmTxX3B2U8nGjj6VwXL2f7eTrSyoPeWh70l3G7K5/r&#10;jbkfb7YV/NWDydY7//uPr88dTRpHdVT/leXk5PT3lM6cuaGmrv5rQxMjLK2syE2J4/J0C9cnW7kn&#10;mFLTjdybbZIax/2lVmnCeCTWN5uDvNyd4s3led7cWOTD7U0+3FiXTpKv92d4d22V97d2eHt7m69v&#10;XuL97T3e39rizY1NXl/f4M21Vd5cXOTV9jwvtud4tjnNw40BbkzVs1aZxKWmPG7Od3J3sYt7s+3c&#10;mWk/1IRMNEo/282RFm72NnCjv4Wbww3cHm3mzphg6dRwa6CG672l3B2s4eG4yNlu4flqF8/Fqmm5&#10;k4O1Dt6stfNmqZNXM628XeuVwpCeTcl5O9/Hu6Ue3q508Gq5hbdLHXy93s93kj35uIRdiFXUt5fn&#10;+e7aPD/eXOaP727wx7dW+fGimAo6+MVWG9+vyvl2tYnvNlr5YbuHHwVmsTvO15dn+VZMJ5vD/LAz&#10;wx9fXuWP9mf58eIcP1ye4rvdUb5bH+GHjRGJfiuwDeF0K5hS7xY7eDffzKvZOp5N1/JqQfwb2ni9&#10;1sablT7ezHXxeqWLg9Vuni61Hf6bppt5PiW8qlp5PN7Mo7FGKX/jwbSM+7ON3JkR6zn5J1V5Gy+W&#10;ezhY6uHV1jAvt4Y5WB/m1eYIL7fHeLMzy/vtGd7tzPP20ipvdud5tz/PGzE9XFzigzgcXBETxhzv&#10;bixLa6k3uwuHjeLaPO+vzvHNjRV+uLPBd/e3+PbmJl9fX+TV/qg0nT5dk3N/QdBsayUs7JawDxkS&#10;dG2xXivnYkcZLQVpWFlZYWZqioWZOQGOdgykh7Ely5KiZh9MiRz4Tp5Od3FvqIbbLYVcb87maksq&#10;+1XRXKyJ4U5nHo/7y3795tbqvX/37/5U7af3xVEd1VH9J6q1tfUrQ0OTx0pqan9tbG7CufPOFBek&#10;c2VSiPLauD1Wx+0JwWBp5P5MA/dFdsNiO0+ELff2MK+vLPD+1gbvbq/zzZ1tvr29yXe39vjm/j5f&#10;39/j+7uX+e7uRb6/c4nv713m/b193t3ZlSaNV9eXeHNxgVc7c7zcm+PVxTkO9id5tNjJ9V5x0uzg&#10;6Wo/z5Z7eb7YyaO5Dh7NtkurpPuzbTyYbuPxVCuPpzt4Mt/Gk9lWHk028mCsicdTbTwcb+DBRAOP&#10;P7nLHq6bWnktnGbX2nm32sE7aZpo4ZUQzq3183Z1QHr9IEDn9QHeCr+o5TY+bPRID/Jv94Q9+TDf&#10;bAmwe5bvri/w4815/vjmIr+4sciPVyb4cbeXH1aFh5Sc79fa+GGzgx+3uvlhe5Qfryzw7eU5vt2e&#10;kvCJ77an+GFrlj/an+eH/x97/x0d95nmd6K+197r6TQz3h3vetoTu6enw3SPWpkiJVGZlChKlCiK&#10;SYE5gsg5A4VYSJVzQFUhFVCFnHPOOQMkpZ6ZtWd9bc/Ys/a63YGfPc9bmrWPzu4e373/deM953cK&#10;AkAIVYXf+7zP800ympJupdnKTsjBTtDOVjDCqlpvtqhx2GqD5IYXsugrYMZXwLy/gBVVLKSwlann&#10;s1xfoYByEfotBMpZqClnXsSAPi0z1SXM+EqYcgt1WMO0v4CpmkLmRPdRG1GULwrQXq9nocHIQsjE&#10;UpOV1ZCNlRYby2E7qyELK2E7i80uVpodqgCudvtY66xhtcOvDgyrPQEW++tZ7m5gsbWa1fZq1jo8&#10;rPf42BwIstkTZLO3gfW+ejb6alhtczHXZGAqUMRYdS4jbiFPiHVIunKzVQVDl6Jouua0aI69fJRn&#10;n3mOJ598ko/efo26jCi6K9MYsRcrEsCQHCB0qbQUXqEu40McUe+gvfgaBR8cxn33DXqLLjNiTGDS&#10;X/i3/99/+XnpQZdxsA7Wf7WmgxVfmaox/eGgIeeZoDbxudaytB/UG4v+tDwn8dLrr730V3/6vT99&#10;9MRTT/Lciy+QFn2bAWchQ2JnbslmSPALewYjvmJGfcVM1FQy12RhqcPFWm+ArcFWNie72BvvYG+0&#10;nftT/ezNDLE53sXmaAc7kz3qa5sjbWxNdrM11spKXz3LXTWsdcs8u5HVHhlZyAm1hvW2atbaAqy2&#10;e1hpcbLcZFYRqHN1WoUzLPi1TAfKmPbrmfaXM+3TMCVaiUAZC/5yteHN1lQx769iLiA0VC1zDVpW&#10;gmUs1WpZCuSzUl/EhpzY66tY8UtR0EY25JCMg0ysC0MpKJTWKlZrtKzXlism07oUjBYn6yE72+1u&#10;truq2en1sd/t536vm71OGzuN5ezU5rMj7Ki6QrZrCiMeUyGzArk32j1sCg4iYHfYyXbYwW7YxV6L&#10;h91mj8I5tgUED7nYrLexVh+xRl9ttCjDQ8WoCupYDVawWlvMal0xm7U61mqLlSvuSrCc5UbRcBhZ&#10;aTKox6X6ChZ8RV+A9lJEtCxJkawrZ6FOy7J8HCxXoLu47q7WG1XOx3KTieWQlbVmK2utNlZb7WzI&#10;2KxDCoWTNXls97DR7mWtzcNaZzVrXT5WuqTrDLLSE2CtO8BGj5/1Tg9rPX42+gJs9TWy2d/M6lAj&#10;mwO1rHR4WGwyMO4vVIr7MXcuQ9YMpd/o1afQqYujWZ9ER1UG3rx4Lrz3NoeefYFnnznEvXMnaS5K&#10;pt+cpw4LA1VZ9GijVAa6+eoJct59hnvP/hmXvv8dzn33j0h55QfUx79FX9E1Bo3xv/zJ6vgO8K0v&#10;3zMH62D92q2//Mu//Mq//vz+S3+xtVK+N9IzuNId2J4JO3bHaizzweJ7kwU3Tv3k/dcO/fyJx/+c&#10;Hz3xGC++9DKV2bH0OLPpE58fa3ZEeyEMFl9pZLZdV8l8yMxSu1tt/BuDLWxM97A3O8Tu3AD7033s&#10;TfeyN9WrCsT2ZA87kx1sT3ayM97JxlCQzf46Nnob2OgLsjHQqE6bm3JK7fKz2lLNSrOLtWYLKy1W&#10;VsI2lhuNLIZlA6tSm+FCUE+nMYvmwijm/CXM1VWwLNYawSo1Xlqs1zFbb1C/s2yUyw0lbAQrImOd&#10;+nLWG8oj4rigXlFkl+RjNf6xsNZkZL22irVG+bpOWXOIE618fi0sQUlW1V1sd/nY7vax01vDfncN&#10;+x0udpt1bIgGo6GYrQbBLgrZC1ax225ju8vDtpy0BccQL6kmh8rH2Gr2RD4OyTjKyU7YyU6Lne2w&#10;i81Gtwpgku+XlL4VfyGbDQbWa0pUfvhqbRnrtVo26yvZqC9jvb6ClWAFayG9+j3Ffn2lycRqo0E9&#10;P3kO4q67GKxkvaGKLflZQR1rUhjryhWNV4SC6t+3CP03wuYSzEXGaastZjbaXWx22NjocLDV4Y4U&#10;wPZq1jt9qhgI+0mKxGp/PesCbnfXst5VHSkw8thVzYZgGP1hVnoDrPf5WOn0MteoU+rvCW8hY85c&#10;hixZDFal0a9LokufQNiQQHtlGvWlCdy+cIpDTx/myKHnyLp0lq7SFDrLUtT3dhTexp/+IZWXj5H6&#10;2rPcfuYxrj/xfS7/6Lt8+Kd/zIU//X2yX/kejbFv0lt07dFiT+Df/fSnPxVL9IMu42D9eq6RkZx/&#10;tLvY/r2Hkz323fH2v9oZaP3P223BX66FPY/mQ+5H47W2R82GzEeG5GuPXnv6aRV/+fSTT/H6669h&#10;yo+nX0z4rLn027MYDGgY8hcw5tMyGahiKqhnodXBYmc168Mt7Mz0s78wysOVafbmBtgbb2d/sov7&#10;433sSiGRQjHZxc54B1sjLV+MrerY6m9gs69GnTpXOt3s9Mis28tah5vlFgfLkhchG5RssM1WVsMm&#10;tZGthvRq5DJgy6FPl8qibHQysglJhyAbXpU6Hc8EqxTwK93DZlgX2UzrK9hoNLIrYUYNRrU5bkqB&#10;UPRYBxstNqWuFn2EMKA2ZDwlgHNYNlFJzrOx1mJms8XDToeH7Q4Pu9017HQE2Bb8Iaxjp6GQvaZS&#10;dppK2Atrud+kZyesZ7ermu1Wt9r8N1pc7DRKJ+FmUz7XLGpxu2JP7aivCQXXojqN9aAUKQtbLW42&#10;agys11WwJrhKbaWi4iqGVaORzTqxJjGoHHF5TlthE1utRtbldVQpf3KJYFBovRbWwzo2g1Lg9Kwq&#10;mxJ5jiYlFtwIG1ltNrEqGR9hI9vNNrbbHGy0WtgUOnCrle12O7uCx0jh6HSrDkLex9UeLys91az1&#10;yQGgms1OLxtdbja7PGx1yXvsY6O/ka2hMBtSVLrl/fcx22Rgxh8ZOQ67shgwpzCoT6HbmEKPKZVW&#10;XRLtVak0lSWQef2MKhZHjhyiIu6aEmK2a+4Syr2ON+EclZ8eo/DUS2Qce474o89w+7nHuPrU9zn/&#10;oz/h3He+yY3v/z5VZx+jM/s8UzUVP/+7v/03AeC/+/J9dLAO1q/8Gmk0fX2uQX9xql67MOrM/1/H&#10;dOm/GNdnPlpwlTJfZ2SuwcZUnYUeWzGBwiSuvPUGLz7/DE8/8QzvvH0cf0U6wzKSsuUrYduwT0O/&#10;X8NQdSETvkqmGwwstnpY6qljc6yDvcUx7i9NsTk9RL9Hz3pvkL2JHnZGOyIdxlgrO8NtbA23sTEm&#10;jy1s9tSy1VuvCsZ6n4yiPGx0eVjvklGHnfUOR2Ts0WZhrVlO2BJxamCtuYpNOfmGdJENrdmgOoBV&#10;iTyVr4f1kQ1eOpGmqoh/U6iK9Wa9yqKQTW6rTcZA1ggrqcnGTlhOyG6VUbHRZFQKbmFDbYpHVFBs&#10;yK2shyNjofVWF8vtNjbbHGzKZt9sZ7vDGxlPtcrGrWM3WMReqJT9YDF7DcXsN1Sw01DJvgj8BKeQ&#10;TbTZy0aji82wk81mj6LqSsHYafco9tS2FItGC1thB5uNUjDtbMnm3ORko97ITqOd3ZCTvRa3Ymzt&#10;hKzsNprZbdIpRflukxQLvbIi2Wq1sNVujRQJeW7NepX4J6+VvKZbzVJc9GyFDMrqRIqBFGj5usTN&#10;brSI/YmdrVZ7pGi0SCGzs9tpYbPTypYqGE42pVi0O1nr8bDeK+C2vKdeVUy2ulxsqMLhZbu3ls3e&#10;RlU01vqCqhtZanMx32xU40MxfRxwiBYjjT5rBp0GGUWJJiSN9qo0QsWxFEd9yosvvMhzh59Bn3CV&#10;Tm08Hfm3cMafw3D1XezXTmP45AQlp4+S/dqzJB55gpvP/JCLP/5Tzn3/9/jou/+MzNe+Q13cO/SY&#10;4n/5v/z1fjfw21++lw7WwfqVXjlHj/6jUWPSO8PmxPUBbcwvmzIuEM7+lNbCq/SW31Y200M2MdUr&#10;ZdJbSV1JAllXz3Dm+DGeePxJ3jv5FsFKwSyKGbQVMOIoYNRbxODfg931BmaDZlaafaz2NbEz1s3W&#10;1BCfLc8wFq6jv9rBzmQvG2OtqlDsjnep/5bCsj7WxvZEB/cn+tgdbFEFY0vGUj1e1ru9bPZ62e5x&#10;sdUhOIE5skmromBkU+b/bUY2WirYbjWocYmcfuUkrMZF0gHIiblVTv9ygpacbSObQdkILex2uNjp&#10;crHTYedBTzXb7Q52OtxstbrZ7Qyo078aN9XrIrnbTQY2QsZIZxP6QpgXsrHaLLRhocZ6WG1yqlGP&#10;ANLSOQgGsR02sFlfyE6dhl1fHjs+Lfv1OvaCJnYbrew1u9lrlvGTl3W5mu1shISqKv8fqxr9bIk3&#10;VZuTLaHvNtnYlhFVu5fdXr+i4G6HxYqkmr22atVd7HYLduJmr8nIbpOwsQzsNVvZDRnYbdaz06xj&#10;U+Ji2/Qqt2Ndim6bhZ0WMzvqNZZiqmc7XMVWs45t6SKUEPGLiNlWs/q3m61ihSLAvxQhsypCW70O&#10;trvsbHU5WW+XQm9ntdPNSoeL1S6H6iy2uj2Rq0dGVn52hoJs9zepUeTKYBOrPT6WW23Mh/XM1BYz&#10;5s5nwJZJnyXSWSgNTVkq7RWpCvhu0SZSGneZl46+oP5mq2I+obnwNg2ZlzDdeQ9/9Mc0JV2lLvYi&#10;lktvUPTOEdJefJLoQz/iypN/xsUffZuL3/3nJDz9LXw3X6el9PKjzx4uTgJ/8OX76WAdrF/p1am9&#10;88/6S2KaW3Ov/8If/z6F514g7/xRrLffoSbpNI2ZF+kuvE5vRbQS4zVXJmFNu8GNM6f58ZNPcPbt&#10;k3Tpiuizl9Bvz2PYqWHMW8i4r4jJusr/UjA6A6wNtbIzNcCDhQnuz0+wOznA9vQAuxO9rI+3sDnW&#10;zP5IGzvjrWxNtLM93sbeSDN7I63sj7ezN9rG7mATe/11bPZ52ekXEZts7E62epystxrYaLOyLhtT&#10;2Mhme6RobIYiJ19RWov7q7i+rosLrGx0bTa2251st4mDrIW9kIxsrOyHHex1udnrdbPfKYI5J/d7&#10;63nQ18Bet4/tTi9rQl+VUVWTXf1sKQRSOFal62gysxqysxy2saIwCC9rIRcbzW7W25xstrmUJmNb&#10;xHlBLbt1Rez6NezUl7Ito6IGPVuSrheyqK5gpy3AVmstq8I6anKz1GRjKShjN9l0vWo8thm2R8R8&#10;IRmPudntqGan28uWaDdafex3CSurmp0et3pu4mUlBWCv3cZus5mdZoOyXd9rls6hnI0WPVsdZrXx&#10;b6tiYWBHdRDyeelCIoVhvdnAVsjEVkjHumAyLQY2pWC0ScEwsdWii7wX8v0dJlWIN7vcrHbYWJPi&#10;0eNlS15TYUR1u9nska6iWr2/O0P17IyG2BpqYmMwyOpAAysywmqzs9xsYlJZnhQw6s5j0JlJtzUS&#10;39pVlUarPoNeSzadlak4MmM59tpL/PjxH5N08T2C2bepS7lCc9pNOvKjlVCxMz+WpviLGC++Qfab&#10;R0h95WliZDT159/i0z/9fRKe/EO8V14gXHHx0YP96ZVHjx59/8v308E6WL/Sqznr/NGa1DN/abx6&#10;nPiXHufcn3+P937wLS49/gMSTh6m6MoreBLeIZx3QSWatZfeo6k8hXsXPuSpp5/ik3Nn6TXlq2S9&#10;PodG0WhFTTxWU8R4nZaJei0zTXql5t0camd3aoD7s2PszY+ztzDK/uww+5N97Ey1szPews5Ym2JI&#10;7Yy2sjPaxO5ISHHw94ZD7I40szNUy86An92eyCl0u8vGVpeN7V4nW512tjtFVS3ze9E+mNRmth7S&#10;s9UonUAZG00yr69kO1TBjmyYHVa2pGi02thpsbAfEkGczNpt3O/2sN/lZLfVxm6Lnfvdwm6qYac7&#10;EKG6tkUEecKAko5iTaXi6Vlu1LHUaGQ5ZGNRCkajjbWQm3Whwrb4FGitQOp2N3tt0kUYedhcxX5j&#10;KXvBYnaDpWyGTewIw0rm/y3V7PU0sNNex0abn7VmKT5ulhtsLNULhuBgrcGssIvNJtsX4zG3Kkq7&#10;7YKD+Nhtd7Pf42e3t5q9LleEztvuYq/Ly267U3VSW216VQRUYWiT5xx5TXbDJvV7Cr6xJW67UiCk&#10;ELQZ2GzXs6EKjJFtKdJt5sjnW6vYbDWxIUW8JTLe22y3sNlhUUVhXcZRXS71Hm5Ip9hbzf5AA/uD&#10;TewPB9mR7qi/mt3BenaHG9kZa2WzL8R6dw1LYSvLITOLIR2jtcWMi+bHkcuAKxLf2qZLoL0qUYk2&#10;202ZtFQkUZMdyzvH3uDHTz5O0ifvYog7R0v6DQYKkxg0pjJqzWKsIpWe7Nt4b71HyZlXyXrrEKkv&#10;P8W9Z3/A9R/8IcnPfJva26/SUvkJP9mf3X706NHjX76fDtbB+pVe3uR3k/XXnv/bxBe/z/vf/j3e&#10;/dbvc/I7f8i73/8Wp3/0HS4++0PiThym4pPj1CadozPvGo0FN7l95h1eOvoS1z46S5c5j353If1O&#10;EVEVM1xTyoi/UNlSS9GYaTKy2OFlbaCZ/fFB7i9O8GBpkv3ZUfamB9if6GJvqoO9qU52pcsYa2F/&#10;JMzucD07w7VsD9awO1jH3kAdu4M1bPX62JbNpsfDphSLTiu73Q61Ce502tiS+NMWg9rs1hVOURmZ&#10;uzfJuElA60p2QnLJPL6KnTYze50O9jrkpB05be92utjt8HK/w8teTzW7bfLzPez31rDTE1CqbTnB&#10;KxV2k4v1ejOrYi0eNChtxoLa0EwsigahyaU2uHXBLTqD7HTVcL8nwH6rg/2mSvbrSrlfW85ufQl7&#10;0mk0aVUR2WmWDVuwAAG6PWyE/aw3yViqmtVWP0v1dpbrHaw2WJQWZLVe/KpMrIleIyxguZPtDj87&#10;zaLXcLHX42O/p5r7XXLJxz52VfFwsNdtV0C7YBO7Yqke0rEvHZgUXvld2qxsdwheIT/bpEZpMo6S&#10;7kFea/naVquA3xVstcioSrCjSDGRjkNGW4JfbHTaFGtqvdPLlryuvdVs9Uu36FPvt3SP8l7vDNSy&#10;N1jL3kiT6jB2x9pUwVD6jE4vi81mZoPlTNRFXG0Hbdn0WpLpMqbQbkig05hMmyGNlqpkQhUJ1OTF&#10;cPqtNzj07CHlemyIPktbdjRjlnylM1kIlLHoK2bckEpT8kUMHx+j7PTLFLz5POmHn+DOD79N4jPf&#10;ou72a/SUXeLzrakHjx49OvTl++lgHaxf6eW682ag6N0n/9OV7/8h7/zxN3n323/Ae3/2HT587Huc&#10;ffwHfPjUj7j+/LPEHT9K8bm3cN47hSflPaLOvcmbb7zFnSsX6RV2lLuQPm8+g9WFDHsLlMJ7rE4w&#10;jFJmGw0sCJ1yMMz++AD350fZXxjnwdwY9xdH2Z8TWm2PunZHw2wP1rE7VMfucB1bg7KRNLAno4ku&#10;t9rgdnpEy+Blt0tGSVa2u6xsdQugamKrQ07ARrZDOgXKrstm1VzJmmxkEokqJ2RhJjXr2W2zsddh&#10;Z7/Dzv1WK3utFvbb7ey3mrnf6WS/189+Tw17vR72RKHdJZTYgBqfrIkArdHGSoNoEJysyeZdK+FF&#10;epbqDCwETcwH9SyJJqHNw3q7gLk17HbXqet+u4sHLXb2QhXsNZYqoHu7TkZTJaqI3G82sd/uikSz&#10;CjYR9rDe6GGzsZrVsJuFsJ2VBgfLQSvLjQZW6ipZCZSxFhTBngDUFtXxiMBtQ7Gz3Ox1iDJc8Auf&#10;6pbud/jY7/Sx2+lUY729NgfbDVURDyvBMuSxRbowC3vtFnZbq1Qx2ZYC0SzFRdTsZWy1atnu0KsO&#10;ZbP1C1BcHqVj6dCxJV9rj4yidrrd7HS6VMHf6fGwJ2PFoVr2hmq5P9bEVn+NotruDTXycLyNhxPd&#10;3B/vZm+sg43+BlZaHKy1u1hoMTDTUK6yPsb9GkYkydGQSJcxgQ5DPB0i3rOk02VMJ1SeSE1BDB+f&#10;foennjnMzfffIpB6k/6yTGary1hqNLMsOFZIx6K/iIGSO3hvvIvx/FtUnHoVzfPPkvTYn5D+zB9T&#10;f/MV+so+5fO10Z/87Gc/e+HL99PBOli/smvRfuO/8954ayj7jR/+7MNvf5N3//ibvP+nf8yZx77L&#10;uSd+yCdPP86NF54k+cQLZJx+g5T3XiHjwmtoLh/n1ocnOPbKMe5euUCXPZduZ766+r3CjipSYqpR&#10;fyGT9eVMN+iYb3ewPRhiZ6xLMaIUrXZxgoeLUjiGuD8ro6oB7k938JlsFOMt7I0F2RmpZX9UNo8W&#10;NaLY63Gz0+1iu0eKh1ONjnY6zGx1VLLZXqHGIbKh7bQI/bOMjVAFGyFhPunYkiztNis7X9BHZSOU&#10;4iKFYqfVonCMvS4n+11yGvey212t8AoZ2+xJger1sdsbYLvLz1rYxVKDhcXqCuaMeSx4JHtC9B5m&#10;FsUxVjYhGQ+F3Gy0yr+tYW+gib32Gu531vOg08OedBD1FWz589mrKWC7poitmmL2ghXsNVWyFzKx&#10;I3Yg9QbFcNpWam8Xq2EniyEbC7VGFuqNLNRWqHyMlYZK1moMrKhuw6TGVNttMrqrZkM0Hx0+tpu9&#10;7LZJofDyoMsfMTOU36XbpbqI3UY924Lz+AtVVse2dBwtZvabBRiX7sPMjgDegmOEdWxLl9EqXZqM&#10;sYzsdprZabeo11aKxHaHkZ0uCzvtVnbaHezK/6dLRocWtrscbPX5IoeDwVrujzTxYKyVBxOt3Je/&#10;gckeHk7082Cimz3BtYRe3VXPaquT+RY9M2INUlfKWCCXYWc2vaYUuk2xdOhjadMl06a6jVQaKxKp&#10;KYrh5oXTPPnsIS69e4JwTiwTBg3LkifSEsGUNqRoSA66OZ3G+Iu4PjmN99MzVB5/lZxnvkf+c9+l&#10;/sYrDFRd4sFS31/9/Oc/f+nL99TBOli/squvLOFrrptvzme//MNfnP3W7/L+H/8zzv/wO1ySruLp&#10;x7hz+ElS3jhEwdnjFH/6PrkX3ib9g2OknD7GxRNvcPjwEW5fOkfImEOrI5dOyVnwFTFco1UeTjIq&#10;mK2vZL7RyEKzg9XuejZFhyEq75lBPlsY4/PlST6bH+PzhXE+mx/m/mwvD6a6+Wyyk/2RRu6Ph9gf&#10;DbM3KHNtN7tDfnb75HTqZK/H9cUoSjYfA9vtUijM6toVCmhjZaSjEJpnKKINeNDhYFe8l1oM7LZL&#10;vrZJeTbtCPDdJUwoK3uysXVKB+Nlv6uaXTmVi0JbgNkOL1uiUg6LotzGakDPglHDfHUJS7U6VTBW&#10;QgKCi3jNw0ZbLVsd9ex2BdjprmW/L6i6locdTh60OtiVrsCayU51lvKT2g+X86BRr8R795st7Dfb&#10;I5TXsJXNBh0bArA3CfBtY7nBwVyNnnl/JNt7qdHESo1JjVcUttFgVQpxpeVQeg4Bz/3sdNRwv8uv&#10;xlJ77QKOO9ltE0zFxv0WG9syyqsrZ1s6spB0E2Z2W43stpjYb5MxWVVkDCWfk9euQ4qBie02KRYm&#10;djss7EqREBW7FHQpIJ02VeD3haHV7VKdiMKWeqpV97g33MCDkVYejkvBaOfBVA8PJnt5ON7Lg9EO&#10;9odb2BIBn/iQhcWnqoq5pgplcy6pfJLiOCAFQhdNR1UM7cY0wlVpNJWnEqpMoKE8nlvnP+Dxp5/k&#10;o5Nv05QWxbQ+n9U6oU5Xs9seYKfdzXrQpOJ027IuU3P1fYJ3P8Vy9h2KX3ycohd/QO2tVxiqusre&#10;bNe/ePTo5y9/+Z46WAfrV3Y1ltz4Lc/tN5bzX/vxLz/+9jc59+1/xqUn/5Tbhx7j3nOPk/DyE5Se&#10;OYor6hzVcVdxx13BHPMRORfe4+KJYzz33GFuX71IyJxPu1NDn7eEQX8xfZ5ChtzFTPpKmK4Rmw09&#10;s01Wlto9rImJ3EQ7+zND/GRxgs9XpvhscYKfLIzz+fwgD+f7eTg3wGfTUjRaeTjRwv3J9sgsu0/G&#10;Fz62+4W95GVfTv2yEXVa2e7Us9NuZq9FwNpItyCFQza7rTYTu3L6bTaw32xSX5d/s9sllwDcAgA7&#10;ud/jZa/bGvmZXZEx1F6nh502dwQ8bvey2eFXVhcCdG80OtUIaMmjZaZGy2LQxErQwWrIqYR1W60+&#10;dnpC7PY1s9tVrwrGXk9A4SIPWm3si3bCW8i6JYNdXzb3wyXsh0tUwXjQbOInXdX8pKeJz3obldZC&#10;lNarIh6ULqJGz0qtnUVVGGws+ozMB80sNNpYrhYjRB3L8v1Bed5S9HxsNDm431nLXlcN2+3iR+VU&#10;wPZum2zkAoa72RNdR4eL/XYHe5129lrktbOy02pkT8ZkqiBXst2mVwVCXqvtTsE29Koo7LXJaxsp&#10;GOo1loIhnUuXdBc29nocCjuRrk2ianf7AtwfqePBWJM6FDwYbeWzyR4eTPUrivV9sY8ZCrHdI0Xa&#10;HGGdhcxKvT8bKGKyWrQ/OQyb0+k3pNGtT6Wl6g7txhRajNk06VNpLo+nsSSW5CsXeOqZJ/no9HuE&#10;0+OYs5WwGhSWXD07LbVst/rZbvGoottdfJtg3Fk6Eq/h/fR9Sl56ipKXv0/NraMMVhwUjIP1a7ha&#10;S698w3P9teXsV3/4i4vf+V0u/Ok3uf3M94l78XFijj6lugv75eM0Z1ylNT+atqIEwsXRuFJucOfD&#10;93n2uWeJvXWJVnMunc48etwFDHg19Pry6a/WMOorY7ymktn6KhbFpkIKRk8D6/2N7E108mCsLTKO&#10;mh/kwVw/D6f7eDjbw/3ZHraH6xX4+XCii8+n2nk40cb90Ub2BwPsymiq3/8FxuBWp9Z96TZkk5PN&#10;T2bxnaJPkLm7hV15bDex12pUG95ui5W9Tqc66T7ocfOwyxUZEXW42e8Q8FsotS72ur3c7/aq7mKr&#10;PWL2J4DtqugqRAdRr4vYnfskF6OMhZCNZWVTUs1ma4Cdtjr2OhvZ7w2x2x3m87527vfUstfuYr/V&#10;xX7IzHZ1IVtuDffrSnkoYHdTYaRghKv4vM3HZx1+Puuv535HLRu1RlZ9ehXJulJdwZLTyHK1gaU6&#10;E8uNVpUzMS9jMq+OZW8VKzWVbEhORljwFz/rogYXUF+YUZ1e9oRFJQWj08F+l1tde1IoBc/oECKA&#10;VXUVMt7baa5it0W6DClA8rFOdRNbbXJCN7KtinLkdd7tkp8phVi6D5vCLvZ6PMruZKfDxP2+ah70&#10;Bdjv9bEnBUPe56EQ978oGPeHQ+wNNLI/FGJ3tIntbnG4FUNFE+ttLpabjMzVlzEntvPVhQyJu0BV&#10;Ev06odOm0FYVR6cpk1ZTNmFTOuGKJIJFiWTfvMYrL77IqXdOUJ18hxmzhrUacRP2stXmY6vVr97n&#10;tQYrQ+XxhGMv0pV0lcAnJ6l642mq3vgRtbePMlp5i88WB/4KDkZSB+vXaAUr4r7iuXRkLvvlH/zi&#10;8vd+j0s/+AOinv0Baa8+S9qbL5D37ovUxZyirzSWEUMaA9YU+ixp9FZlE/fJWQ4fPsyNj87SZtbQ&#10;7S6k11vMgDNfZXqP1IjHTzmTtVXK5noh7GBBktPanWz2BtgdCrM9UMvuRCv7M53cn+zg/lg798da&#10;2Z9sY00M+gaa+Gy8lc8nW3g4Hlag6N5gjboeCIOmv4b9vmr2BTztcUUKh1BhO32R3GxhPbVY2GkW&#10;aw8Tu2HpQKzstwtOISdqn5qp3+9ycl8KRqeb/TZXhBmlfpaXnVYRwXmUUG+rxclKk0WZ+q01mFir&#10;1zPvLWPeWcFi0MJys5vlsI/1cICN1jp2e5vZ65bfOcTecCc/mejjJyMtfNYZ4L5QZcN2HoRM3A/r&#10;2G/S8SBUwYNwBffDJu63mPisw8fDjmrud1erf/Owxc+D7lCks6k1seJ3shJwsVRrZzloZ7nJznyd&#10;iQW/nmW/gSWvjvVasTgRSxMbKwGxAZHxkJedTofqLFTxbLdFwH71uji53+FkX33Oxp4wptpFq2Fg&#10;TwqA6jQM7KqRVAToFqxCMKFtKR4dhkixkG6jy8p9eW865b1xRbyzOl3c7/dxvz/Afr8vcglzS73f&#10;1dwfFCtzH3sDUlACbHV62Gh1sNxiYLVFz1LYxFxjFZPBMmZ9+cw4ClXSY58hlX5TGl2qo0ik1ZBO&#10;qzmHkC6dsC6FhpIUki9/xKm3TnHmreNY4s4zacxhNVDJppAKWpzsiDOwKM3b7YxbM2hPvk5H8nXq&#10;Pn4Ly4mnsZ98itaY44xWRLE/N/gXP/vZz1788j11sA7Wr+wayTn6j7xXXx7Nff37P7/+vW9y84k/&#10;IuXlH1N88iXyTr9MycVXCWV+zKgpk2mnhil/nhLlDZsLyL1ziaMvvMKVs6cJGfLo9mjp9hTRLeI9&#10;b5EKTJqoLmWqvoqZkIX5ZhtzYROLIqzr8rDZ6VM+QZuDAXbGgmwN1LDdW6dYSAKCPhhv47PxLjWq&#10;+GyihYejTdwfDbI3IgyqWh4M1/NgqJaHgwHui014d4QaqjQGwqbqqWZfzPu6It2GGkNJsWi1cb/d&#10;rjYxdZrucarxiaLVytXu4UGnn/udMut3K1+lrWYR2XnZbHYqHECuxVods74yZqsrmK8Wl1cXK+EA&#10;q811rLXUsdUdZn+ok92eMPuD7Xw2PcTDsV4+G+3k84FGHvbU8JPuWj7r9POw2cFuo5GHrVb+otXO&#10;X3XV8Jf9jfzFYAef9wf5fCjEZ90NfN4R5POBVvZ6ghERX72owBvYqPOzHDCx3CDutBbma4zM+w3M&#10;OspUdsdqbQUbdUK9le+R0Z34WkkxdHG/2cG+sLWabdyXYil6jTYHD9odqog8kFRAKbwdVvalcxB8&#10;Qro0wYYaq9gK6RXtVnQjm8KsEjZUp1UB3bs9NvZ7PWrUp7oJYWb1+nko3WGfn/tDdez11aj3QUaA&#10;u1Kg5W+j2x7BprqsSmEuSvylcAXLYaErVzEXLGcyUMC0J1tF5g64MukzizWICPXSlA6jWZdMszGT&#10;kC6D+oo06gtTKIq5xruvvM65E69Rk32FGVsuqw1liia8E5YiJ6LBaiXKnPOX0p17l47U69R/8haW&#10;d57Fc/oQ7QnHGTXFsb80+PDRo5899+V76mAdrF/pVR/3VnvZiSf+c+Jjf0zqke9TdPI5qj58ndKz&#10;r6G7fILuwlvMOHKZqy5h1q9loaaC6YAOXdJdXnv1dT498y5hYy7d1Vr6/CX0eTQMeSIFQ6Xs+UqY&#10;DJYz3aRnoc3GYque1TYL651O5f+0IapfUfrKptJXx3a3X3UeD8abI4ViPMyDsRB7Q3XsD9exN1zP&#10;fn8te31+9gcCPBz086BXsAEZIUnRiMze5UT7sNfPXl81OzI/V6dep5qn3xdRnsI+BLfwqJn7ngC/&#10;HTKaieAW92UEJeI80UG0RArGdrOHjWYnK0EzM5KLbS9kylaiTvUinltvqWGnM8hej4xUWtgeaFGW&#10;Jg9Gu/hsapC/nBzkL0Y6+IuBBj7vq+Vhdy33u/08bPPwoNnGfqeTzzt9fN5dw18NNfJXQ8183tfA&#10;Xwy08pcj3fxkuJMH/W086G9hryvIdmsDG031rNd6WA5UslJvYa3ewYzfwJSngmlPJTN2Dct+CXQy&#10;sxK0qs5InahF29HkYC/oZK/JxX6Lh4cdfh5IR9Pm4H6bhX15HTvs7HU7I3iGEvtZlYhP0W0VoUAK&#10;iI2tZmsEHBfhn1xd1gijTWlknBHRYKeHB70yjvJzfyDA/QEpIAH1PkjRkO5QcJDtTrEREbW4iXXx&#10;BAtVsBKqYDmkj4yihH1XncO0J4cJZxYDNklJzKTXmK4iZjt0ibSbUgkbM2jSZVCjTcWTm4A2+gqf&#10;vPMOV945Rk3OLWbc+azWV6jfe6fZETGD7JJC6mOlzkivNobOlMs0fnIC2zuH8H14hJ7ktxmxRLO3&#10;OLj3s0c/e/rL99PBOli/0iuc8J7FfOrwf8x87nvkvvRjdKdeQn/hGLrzx3DeOsOQLpZpXw6L9ZWR&#10;vIQGPYv1FnQp0Rx79SUunTlFSJdFt7eU3uoi5VrbZ85nwJLLiEejMrynG0pYbKpQYjZhtyyFdSyF&#10;KiOW2M16VpurWAsblS32dpdbeUWJGni318tefzX7SpcRYG8wwL7QL/sDEcXygIwx/Dzo96vNSTAJ&#10;mcdLcZBOQ4GrAox3SzFxcb9HTrc1POgRBfffj7AEp3Cx3ymnXJfqSva/mPErSmpYCoY4wkY22OUv&#10;siEmXIUMWzWM24uZazCz3OZlo6eJ+/2t7PW3sDvUxecTg9wfaefhUGSj/0wKx0Azf9HfwOc9QT7r&#10;reNhXy2f9Qf5SU89D6V4yBiq08dnqlDU8flgE38x3MFfjvbyFxM9fCY/a6iD/Z4wu8K+6m5ksynA&#10;WoOL9aZqNhpcLNQ4mHJUMmkvZdJVqAKf1msqWQuaWPRqWWmoUA6you/Yb3Sz2+DgQZuXB53VPOzy&#10;81m3j4fdbu53CUgugLgUYRndeXggn+90KkB7R2jIYisioLaM+4RQ0C7UZCu78n70+iKU2i4zD4Ww&#10;oDo6wS2kkAdUR7En4zFRmoudu7osSjuz1iR/HzpWmyqVo/BSYzlzdUXM1hYy5ytk0p3BqD2DUUcq&#10;I/Y0+g3pdJUnYo3+kPr8KNoNGYQMGYRNWdRr03DlJ1EcfYkP3j5O+e2P6NVlMVerZVV5YUXsYETt&#10;LzjY/RaXyjoZtKTRnnqVugtv4jz1PLWfvEpP2ilGbffYXe3bevToPz/25fvpYB2sX+kVTj0X67x4&#10;9N8Vvv5DCl99Ev17L2P48Bj6j47jiTnLmDWRpaaSL8KCLKyFHepyFSZx8e0TXDt3hmZDHq3WXNqM&#10;GfTaC+h3FjDgKlARrVM1WqbqypitLVanw/mmCuaDWnXzL9SXshwsZSWkZS1UrkDNtWYx8DOwIbYS&#10;MgfvE3FXzRcq64CKN5WkOlEGK13GYEAVDGFM7XV/gUN0y+YvoyanshBRgKtgGz1ywvVENkEF7kaY&#10;VnLqfSi242LIJ+MspfL2RAqGjIuUy6yT1XoDCzUSwyoOqUUMmzRMOUtZbqths7eJ3aF2Ho50K2bU&#10;/kCHGkXtD4XZ72nhfmeIB31NfDbQxF8MtfKwv5EHIuAbqOUvBmv5rDugrv12Admla6rnJz11/KQr&#10;yE/6I53G590Cfgf5bLCF3Z4GxerZlW6mq4XdzhCb7bVsNfpYCTpZqDUzaa9gzFLMrKWAVX8ZS4Fy&#10;Ft3lrKrioWOrwcRug4W9OjP7IWekYEjR6gnwUMZHQoPtdHBfiAHSGfRIcY2A4rs9QkF2sKssy2Wk&#10;Z2OvXToMwS5caiQoRWGvV9TcXjWKkvdhXzyi1Nd9ytBRne7brYrVJi63AqKLlch6kzC8KlloLGOl&#10;SctCfTEzNXlMBXKZducy5cpjzJLFgCVJYWsDlnS6dQk0FNwkXJJIqy6DoCGD+qoMGktTqC1JJ/vW&#10;x5x89Qi+vFsshytYrC9hs0HLVkOFCpJaD1aw2WhQ1OKNZiNTQhVPv0XNxbdwnzpC8NLLqmAMG2+z&#10;sz64DHzvy/fTwTpYv9KrTXP1uDfqzX9VdvIJil99jIpTR7FffBfzpyfxxn3ApD2dxWARK+LF1OpS&#10;11y9mS5rMUV3L/Px++8Q0ufR5sinw1tAjzOPXm8eg4FChn0FKuBmUopGoIgpXx7TgQLmGouZrStk&#10;oaGYpYZylsPl6mNVPJokiEiKRyVrbZI7IYwmUSeLDsLPphSDTje7AwKMRk6rApiKA+u+jLWUCE1Y&#10;QSLs86iNSwHb0kn0+SLArlhyqM6iWtFJRfX8sEO6isgYSmy5d6SraHUraw4x81sP2lgOVDHvLWXK&#10;VsSQKZ8BQyFLQQ/bvWF2Blp4MNzFg9E29vrC7HcLFbRBqap3ZGMPO9lr9bDX5mW/xcd+m0+5x+4L&#10;xbatmoeSzy0+Vk3CTBJMwc59GRM1y79xKbD5QVjwBrEpcSk9yE6zn502sRlpZKe/lc2uJjbbg6w2&#10;e1iqNjHvMTFlLmW6SsO0WcOsu4gVRxmr/ipWJRGwrpLtJiM79Wa2a4UQ4GK/zcP9ti9eS1Ug3Gps&#10;96DPx0PVzQlI7WVXaWBcSownG76izUpnJ52hdBFi9SG4hYDZ8rr31bDb44/QaQVX6nKxLV5cYo/e&#10;WKnsWtZbxBSygvXGcpaDZazUl7HUUMpcTT7ztRpma/IZ82Qy48lj0pXPhCOXIUcqA5ZUevWJ9FUl&#10;0KGLZHmHKlOpN2VTU5ZGXWmK6jLuffwBJ194gkDaBQYM0UxY4pmzp7Boz2bJkc2yS8Oyr4CthnK2&#10;gjoWnUX0pkfh/+RNHKeeof7SETrS36XPeIe/3FuZevTo0e9/+X46WAfrV3p1FN76YUPsOz8xnj5C&#10;2Wt/Tvm7L2K/dAr7pffwRZ9m3JzOQn0RK+JS2uZmWVhCIQfTgSpKo26RdPU8zYYC2p3FtNuL6ZFc&#10;DH8BvR7xlZIuo5ARby4T7lzGnJlM+DVMBTTMBAqZayhmoUHLTH0hs0ENS40lLDeWsNpcqT6WUYQ4&#10;y26E9Cp9TvITpGAoBpPYg/z9iKP7i1OrnF6VOvu/XBG1tpf7gnX0B9hrcSpge683oObqUoj2OiKb&#10;5I7amF1sK9dXMeGTkKJI2p14RS37dCx6yhjT5dFXnsG018J2bzP7fS3s9Yd5MBjm/mADe31BdtrF&#10;JNCh2FlrcqKvkZO9+EU52Ku3sCcRq81utoNGdW3VlbHdUKHsyffEA6rRoPIq9oMONpssbIQM7DQY&#10;WasT23MJKbKx1SD5GzaFrWz3CSMrzG5rE5stday67SxUW5m2lTKm0zBUns2UpYB5az4rgXIV3Sox&#10;q2KWKNTb7SZhkVnZE5feZrtSuitSgdBe5WOFPQjmIOyyyJhPxn9qnCO4hnQdUsiFoiudRJ+MFH0K&#10;r9iXDrFHbFV8kc5CHHQ73Ox0uFSexnookkOy1ijjsmKW6zQsNpSq32/ZX8RsdT5z8jdTk8+4N5Nx&#10;WxajDvmbKmDElcmgOZUefTK9VRFabWt5qjLIDBpyqCtPJ1AcKRqffvgmx5/5PoYLL9Jw5wStqe/T&#10;m3+JocJbjGmjmTKksGBOY82WzbpPw7KnmL68eLyfHsf83tMEPj1Cd/ppet2Jj/7ub/669yAP42D9&#10;2q0Wze3fb8++uOy99BpVbz6B4f3nsV97G/e10/ij32fClMJSfYkykBMLbxUX2uZVNM5AUTqpUR/T&#10;UJlJq7OYsFlDj6uQPrFpcGUx5BXGVD4jX4irpjx5jLqzGPPmM+UvisykA8Klz2O+XsNyfSkrdcWs&#10;BEtZbihjWSJPm6qUInizRZg3LhWso4qDaAZkBt4j46hAZC4uBUEA8d5I1yE6DdmgBMuQj+/L5qVw&#10;jUimtox+9jrEIr2aPSkU0k1IsQhLzrZN5VksN1pYlxS9mioliJuxFTNQmsaAScNmZw07fS3sS0cx&#10;0ML9/gZVoHZbXazXGVkOlLNSXciiI585u4YFexHbNQY266oiOdtNJjaDlWzWV7HhymPNnacKy069&#10;kU3ZxOsNbNbqVUb3iq+cNV+p2sTW3aVsestZ91eqLPHNJmEyBdhtbmA3LJ5bTWy1NbBa72PJZ2PM&#10;XsFwZQFTpkJm7HkseUtYqy1VgO+qRMs2lCvcYKvdya4I+rrdPBBAeqA20ml0R5hODwaE3SSvnRTh&#10;yJhP5YbI7F+wow5xvRWdh3hGOSN+X4JjSKchBaO7OhJR2+1V3lZb4rGlwq2qVOqfvO9LDSWs1Bay&#10;WFfEYl0xszUFLEkGuzeXcU8Ow9Zkhs3JjFhyGJE4YJuMo5LosSTSUZVMuzaBUFkijaXJNFbkUF+R&#10;TaAkkVptIlfOvc3bP/4hqS8+RuXJp3F8/Aq1t9+hLeYcPakfMVR0nfHye8wb4llyZ7HsK2SgKInq&#10;j45h/fBZwvfeoi/vU2Z7nL/42c9+FjxI3DtYv3ZrOljx3w9WxQVbE89gfPdJrGeOUB99hvqY8zSm&#10;fMS0IZU1yX5uKlfhQxuSeyCgYMjFqKuU9KiPqS9Loc1TTKdXS6+7mD5HAX3ODAbksmcw7Mpm2JHF&#10;hCfSZYy68piozmcmoGHKp2HGr2GhrpDl2lI1hliuk3GExKNWstJYyqr8vyX8SKzLOyLGdcKsURuW&#10;4Bo9UjDkEm1GHQ8H6rkvwjAZV/UL7danQFcpJPJ9qnh0+yJ5EeLz1OZVOIXEmwpmsRm2Kt+mDfGD&#10;atCx4tYy7yhk0pTFQGUi3UWpLIf9rCkld5i99gYedDdG8I8GIzs1VWz6K1hy5DBtyWTGmM1oRRKD&#10;2hh1il20F7Ber2elroxVn4Y1Tx6r9lyWLelMGRNYsmer1L4NsfxwFrBaXcaKu4h5awYzVRlMlKYw&#10;p8tixZrPoqeINfFDarSxE3KzG6plt7VW2X9sttWz0RhgPmBjTFfGuKGEKVM28+Z81rylrNSUq99j&#10;Q2Ja28yRUCeh1Qrm0BOhwAqdVsBu+e8HwmzqD/BABJPdXjVOU5oV8drq/PtC/oVXVFckQle6CTU+&#10;kxGfdBSij/miw4gEP0luSDmrwXKWG7Uq7nWlQceCP485fzbzfg2L1RpmPLlMuXMYNScwYktm0JjJ&#10;gDmVAWsifeYkukyJtFck0VKWQFAbT1CbRLAsHX9ZCoGSWGpKYrl19iSnHvsBCYf+jII3n8Z45iie&#10;K8douHmKlpj36Ez/iJ6CawxX3WbWmclqoIDRilR8nxzHffkI3Zln6K+K5sHuwn/45S9/mQ/8wy/f&#10;TwfrYP1Kr+7u7n885tJkDpbc/oXj/GFspw8TirlIOOkSjSkXmbKls9ZYyboAg/UlrAYiTJUpwSls&#10;aZQlfEJNeaoaSXU5Suh1FdJl0dBlEm58Kv32dAbtchLMZsydzbg9i3FHHuPOPCZcmUwJPTKgYb5G&#10;w1yNhvnaYpaCJWqGvRqUPG551LLaWMVaq4U1YdR0StaznGKrI0E7wt/vkQ6iRgm/7vcLaOxTiuL7&#10;g3JSlo4jEHFpVd1HZBSlBHltgo/Iz4wEGm2ELcpPSLGKfFoWHcXMugoZM2QyUp5MZ0E0Y+4qtruD&#10;rLd42GytZqvJx3aTix3ZuH1alu15LBjSGC2OZiQ/hsHSeHqKYxgovseINprR8gTmDBnMGbJZsuaz&#10;YMlk0ZjCdEUyY9pYJqqSWbLlsmTJYdYk35fORFUCY2XxDBXcpT/3LsMlSUyUpzBrzWTJWcxKoIrN&#10;oJGdkJ3dsIfdZlEt17HW5Gc16GXWrqe/LItxfQ5z5gLWXMWsVJeyorAMyQgRUZ5oHzwqYElwBmEw&#10;PRSMpyNCEJCCqER2olNRjxIu5fliTCWeVIIbfXEpZpr3/+gmhAGnAqtaLWxILkaXXeVjSMrhamM5&#10;Kw1axUATy4/F+jIWawpYqM1nrqaQWfEkc2uYFaDbkc6YM4MRaw7DlmwGDIn06ZLp0ifTpYtEs4a0&#10;cQRLY2msyqS2NA2fJoZAwT1uv/cWZx77HrGH/ozcY09R9e4RLOdew335BHX33iUUe5bWtPP0519m&#10;3JjIoi+PSVsqwavvEIx+i37tHUa8hY/+7l//q58AT375XjpYB+vXYo24NedHjPf+Q93tN9C9/SzB&#10;2x/QknaNlpxrTFfnsFZfxXpNCavuXObceUw7Mhgqj6Gt8BMMMadxFabQYimgy1VEr1NDhy2fTvH1&#10;MSXRY0+n25DOkCWLEXs2Y7ZsRm3ZDFnTGHdmMuXNZLo6j7nqPGYDOcwFClioK2axoVil4i0HyyP0&#10;SolUbbaw2hwJLVIK4E7hzQuOITTbL0BW6SQE5/g/2FHOiLJY8f2FPSVsqv+Cb6i4UhGnqdwJybaQ&#10;ECQTa+L+6i9Vwrcpm4bhijT682PpLExgqdnFZlutCjaSTmBNRk/+UhY9BUzbs5mWjaz0NuH0i9Tf&#10;fY+GlPM0Zl6iJfUyXSmX6cq4ykD+bYaLYhgqjmOoLI7RsmiGi6IYLY5ipCKa8cpoxquSGC9PZqIq&#10;lVFtHAO5UbRnXyGUeoHmlIt05F9itCyKOX06C9Y8lt3FrNSUsS7YRp0EQblZl99VomGDDgYMOYxW&#10;5TBrzmfRls+Ku5BlfzFL3iJWA+VsNJrYbpUuwcxOh1EVDJXbIZ5PUgzaRQUvILhf2bM/FF1Ft+Ab&#10;UqCr1esrCnvlzyVGjlIsVMiVh20p8m1OlUgomevrQmgIi/W8pBPqWFUUWp1i0C3WFjFTncV8IJdZ&#10;9XEhk4J/OdIZd2WqgjHmyGTEmceAIZU+QxI9xmR6DEl0V0mXEUdjcSzBsjRqipOo0cTTUJLAnZNv&#10;8PHj3yPuuT8j67XHKXn3CJUfvITj4+NU3zpJze33CMWcoTvtU4a00mWkMOVJoSnhI1ozP2JAH818&#10;r/8XP/3pf5gA/l9fvo8O1sH6tVjTIe2RIfOt9fbkU5hOPIXvk7doSb1KR94N5qoLWKstYtmTw5w9&#10;nXFTCsOlsXRnXyecepHSa+9iyYmmzVpAl72YDmseHZYcehzZdFvT6TEkM2zLYliKhBQMVx7DjkyG&#10;rCmqw5hwZzHt1jDjlk4jUjDmA4WKRrlUX85aQ6XqLhZlth3Ssxo2sN3mYKuzmo1uyfMWto5gGZL1&#10;IBbdArwKvhEpCmp0IqIxsQFRrrMRF9q/91MSaqhQOzdbrayHrWwEzazW6FlylzLtLGDMns+wPo3+&#10;qgTacqIZ0BWwHo5YcywGyln2aZlz5jNhzmTcmMaIPoH+oju0p12iNv407qj3cEfL42nst97BF32G&#10;UOol2jLv0JZ5nc6sq3Tl3KZTc52u/Gt0539Ml+YTeouuM1x8j4HiGPq08XQX3lEblz/uLP6Y03jv&#10;nqQm9hRduZcY1d5hSp/CnDmHeXsu854SVvwVbPp1rAkG02Bgo8nKpL2MUV0uY7ospo3ZTJuzmbFl&#10;sxLQslojFulyMPgiPU8J8ESrIt3Df9VhiHhPGFIqlTCSsaF0KwoEd6tcDblUMJOwqXojBWOr3aHy&#10;ztfCkq0uxb8iEpsb1qmuYlm6jGAFCw2lzPvymPJkM+MWYkE2M558xt3ZTHpyGHekM2pLZciWxKA5&#10;ib4q6TAS6CpLok0bT1tZPE1lMTSUxFJbnIRbE4s3P5bqgmhiTr7O7Wd+QMoLPyL32DMUnjxM+emX&#10;sFx4Hcenb+C+9iY1N98jnHSevoJLzFgTFHbSUXiXnuK79Npj2Fmb/Ntf/OIXd758Dx2sg/Vrs5a7&#10;g/+0u/hjT1vqO790nHwWw+kXCaVdoS3vHnPuHJZ9uczYUxjVJzBUGk137jVCCR/iuf4eeWffoCrm&#10;Cq3WIlrthbSbsukyZ9FpzqDHkkGPKYU+Xbya/QubZdCWwogzlSFLEqP2VMasaYzZcxh35TDhyWO6&#10;OpcZn4DgMprSslKnZSlQymK9Vm00wsjZ6nSw0SmJey72+mRjiszNNyTvQhxYlTOqpNuJwaCwqqSz&#10;8LHbGrH+2P8i40L8oeSScZQEDm00WFirMyp/oVlLPhOmbEYMGfRr4+jU3CSUeZNhezHz9VXMuQqZ&#10;sKUyY0pj3pjFWFkywyXRdOVdpTXjLE1RH+C49DYVF16h9MJLlH/0BrpLJ7Deeo+62A8Jp12lIfUy&#10;DbFnCCd+Slv2FdWRhFIv0pZ5ieaMj2lNvUAo7QIN6R9Tn/4p1tun0N14i8pLr1N6/mWsV98kGH+G&#10;9twLjJTeY7wsmSlbFlPWHOYsuSzbNSy5i1j2l7AqNvNOLf1l6QyUpTFSmcqYPp1JQzpzxgxmXPms&#10;1JaxUVfJVqMYNIpYMcIoE7qxANp/b58iHlNSaHfU6xphqG0LtbbDybZklci4UDQaEpakApM8bLU6&#10;WKyrYqFOx0K9iPFE+yCBU4JbVURYW/KocKwS5uoKmfXnqoIxKp1FtYYJrwQlpTFqT2PAlkafPpFe&#10;XSz9hkTatDGES6JpLIqnriyW+pIYakuS8JckYc+9hz7zDvdOvkrq0afIfvUpCt46QunbL1D57lFM&#10;F49j/Pg4psvH8N94i4ao9+nI+JgpfQILHg0DlfH0V8Qz3FTM3/zbv977T//pP/3Jl++hg3Wwfm1W&#10;Y2PjP+zV30tszzr3v9VcegXDe8/QkPgJXUXxLLhzWajOUAVjpCqajrwrNKWexXfvA8wfvUXGOy+R&#10;dekDgrosOhxa2k25dFsyabek0WlJo8+USm9VAv1VSfQakxiQn+NKYcgcz4g5iRFLIqPmVIaN6YxY&#10;0pjyZTPrz2HOr2HeV8CCT8NSoEx5/qxK1Gqrmc12G5sdEvdpZqvLrMJ4ZCa+1WFXj9tiLyEcf9nY&#10;ZBavnGf9auwkOghhAol+QIpLRGXsYqPJxkadkSV/GVP2PJXxPGxIZaQkgd68e7SlXqUl6zajjmLm&#10;3RLlmaWA7OGie4wUxdOviaY38xp1Medw3HgX3UevU3DqZdLffo6kE8+QdvoF8s69TvnHb2G//ibW&#10;Gydw3H0X+92TOK8fp/r2ewQSPqQ2/izBxAsEE85QE/U+1VIkrhyn4uqblHzyOrkXXyLh3cNEH3+W&#10;lFOHqfzoNfz3TtCafIne3LsMaqMZF3zEnMOCLUeB5vNODQueQpbsxfQWpNKdE8NIWTKj5alMmLOY&#10;0WUwY8tjwVvEWqCSrSbptCyKLbYnr490bWIHIspuET2KjUq3BDNFsB9VGCRjRDAKiWDttKqObVuM&#10;/AQMFwuYZifzniImjZnMeTSsSRxsk5HlYAkrjRUsNZWxFKxivk7LXG0Bs3URKq34RY15shS7TrGk&#10;7OkMGBLoM6TQU5VET2UsveIdpb1FU8ldmooTCBTHUF8cr6i0NUUJePKiMebcI+v8SfKPHaHorSMU&#10;nXgO7YnDlL91hPJTR6n64Bjmj9/EfekYDVffpT3lUyaqYpjzahg1C8Cewdpc7y9//vOfmx89evSN&#10;L99DB+tg/Vqtmcby5wdKbn0Wyjj7yHHuEN6rb9JdGsuyOII6kxg3RjOgjaI58yLVMe9gvfo25aeP&#10;Evfq08SfeoO6ilRabIV0W/LoNufQbkqnTZ9EV2UcvVWJdFXEqBlzvy2FfmsKgzJaMKYyaExixJDK&#10;mDGTcYvMqNOZ8WUyKwwZoVQGZM5eosYVq+EK1poqlBndVptVKYIl62K7WVTC4sLqZKM7Etoj4jel&#10;QhZbCwFxpUiI51HIqsYzkrAnojGJE90MG1lvMLIizrq+YibdGkb16QyXxtOfF00o9hLBKGGNXWfc&#10;XMCsKV+BzoOae/Tn3qA/7QatCR9RG/UOhkvHKHj/KLdff4p3nv4z3nryh7z3wp9z6dXHuXf8EJmn&#10;X0B77hVKPn6FssvHqbj0JuUfv4H+0jF0V1/BcPM4ldeOYb7+DpWXXqb0wivknT+K5uxR0k4d5uwL&#10;T3P4u3/KE9/5I4498QOi33qa0g+PYr10gvros7TnfspQSQyjFQlMVyQwo09mUpfKpCWHOVMOg0Vp&#10;dGXH0l8QxYg2kXH5mj5NMcDm7Tkse0vZqKlQHcFWk4nteolsFZqx2KRL+p7oLpxst0dA6w2xkZc8&#10;kbCNbUkyVIC20HOdrLc5WGuTzk8iY80s1miZMWWyVF3AuuAYTZWKGbUY1LIQFHv4KhZDlcwG8pmW&#10;7sKvYdZXyLRHRHrpjHqylXfUoCWRXlOyKhjd2hjaS+7SUHSVYOFtmkvjqcmPprE0nXB5Fr78WDx5&#10;Ubjyoik9/y7Fx49S8fYLVLz7AuWnDlP21mGKTh6h7L1XKPvgJWwXjuO/8hYtiWcZ08Uw7RVwPVNs&#10;+x/9y3/54N88evTowy/fOwfrYP3arcWBxt8aqkps7ym8/ouaG29gPX+UTk0UC7W5TDriGC25TXvG&#10;J9RGvYvt8ptUnn0ZzbuHSTz+HDeOPU91aRoNeg2tpiz6xO7clE2HsFZknFMVQ1vZPbp08XQZYhkw&#10;i51DBsOmZEbtmUzYchmzZ6sR1agjhUlXOlPV2Qpwn/cVs+grZkVYUgJ8K4ptlYrT3JRwpBabosFK&#10;wdiSGFBlkOdgt1XyvgV8laLhZKvZybY4zwotWDIiQka2Gg1shmRmL6dpO4u1FeoUPG7OpK8oShWM&#10;3py7hJKvEky4TmP8Jfp1qfSXxdFXEMNAQRS9uTfoTL5Mw70PsX/6Gjnvv8ibT36P3//d/57f/M2v&#10;841vfJ1/8j/8Ft/749/nxLM/IurEc6S8/wKZHzxP3pnnKTr3MgVnX6Tw3FEKz75I0fnXKDj7MgUf&#10;vkzu2RfJfO8I8e8d5sqrz/DMd/+Ef/JPfovf+MpX+I2v/AZf/8bX+bNvf5PLRx+j4IPnsV46Rk3i&#10;GTpzr9KXd4uR4miGtXEMl8Ywqo1nvCJJaUi6C5Loyb/HYEk84+XpjFalMVqZyKQxjUlbNvMeDevV&#10;JWz4tSwbUtiuLWcnZFEZ6DuSjyGYj1CsWyxsdtjY7vhCGS8W4fLfKmnPzaboMiT6VMR5zSZWhMRQ&#10;L91iJavBKlYbK1luEJC7lIXaEuZlFFVTxKxPw7Q3l0lvjvobEDrtmIxEPRmMO3OV9qLfmEB3VSzt&#10;xbfoKLpNY8kdGkru0VQUS21BPDWFafiL03DlxeLIvoUz+w6mW+dVRrf+nVcwnn4Z3ZmXKH/vBYre&#10;OULRyecpPvUCuvdfxnnlGM2JZ5koi2VGtBj2DCbanY/+17/727ZHjx59+8v3zsE6WL92Szjlw96C&#10;0wMld/9DS9aHj1yfvkZPfhTLjcXMOdIYyLlOffQp7FffoPL8UUpPHSb/xDPEvvEs5195AkPGbUKW&#10;YppNGnqtRbToJPkskfayRDrK7ymfny5dLD36ODV3HnJkK5WuWD2Mu7MYsYmJXBJj7nQmq7OYqhFM&#10;I4sZRw6zNdksNcpIqkqpv9fFrFAyu1tMatMS7GI1JCK/clVYtholq9uhLD62ZHQl+dLNTjbFBqNJ&#10;z05Qz1qD0FClgFhYC0kOdiULtVXMO4oY0acokLk95zptGVcJZ9ylNv4qjcnX6CqMoyf7Gl0Z1+nM&#10;vEZr5iWa4s7juXUSw+VXufr60/zOP/kG//hr/5ivfu3/w1e/+huRDf5rX+Vr3/g6T3/vW1x+42ni&#10;3n6GlHefIfWdQ6SfOkT6+0fIPvUSOR+8Ss6HL5Fz+gXS3j9C+nsvcunYc/zo23/Eb/7mb/HVr32F&#10;r/7GV/jKV3+Dr31VHr/Kd3//f+Tuq09RcvYo1TdP0ZRwkfbUK/RqbjNQcIfBgtsM5kcxKmSFoiTa&#10;i1PpKYhjuDCBkcJkxivSGC6PY0xYWaZM5hwFrPi0rNdUse4rYVOot2EdWyEduyEDu00Sd2tmo1nC&#10;h4QqK0FMwqQSYDwSmyujKBkJSjEXJtSaMKJEzR0W51kda8Eq9V4t15Uy7y9ixpvHTK2GaVF2+yI2&#10;MooQ4c9nwpvPmDOVYVfaF1TaJPoMCfToYukovU1n0U0aC29TX3CH+oIoAvn38Bcm4tYk4MyJwZkX&#10;hSX3Ju60y9ivfYjz3Ju4zsih6DhV51+n/MwrFJ54nqK3X6T8/ZexXXqdloQPGKuIYb62hBFXBhuL&#10;fb/4+c8PtBcH62D9H2t5PPhPh81Jq33lt35Rn3CagbJYFuuLmTTH0552Ee+tNzF9/DplcgI+dYiM&#10;15/h3otPcvbpH6K5dZFAWTKt5gLaDBqaypNoLkukrTSOHn0SHeVRdJTdpUsfT68hnn57KkOOTDWb&#10;HqnOZsKdqTqMEZuA4clMerKYqM5hxpPJbE0uSw1aVhojAi9Rf4vL7UbrFxtR2MBqU0XkChnZbBYM&#10;w812m5PNsEVtWqLg3pIOI2xgS4wU5ZRbb1a4hQjflmoqVAaCYBP9xTH0aO7QkXOT1swbhFNv0Zh0&#10;i3BePOHcu7SkX6I56WOa7p2jNuYs3runMF49hvbiK5w78kP++f/w2/zWN77KV7/2Vb7yFdnUv8JX&#10;vvZVvv6Nb/AH//R/4Mj3/oRLrz9J9KmnST19hNyzL5F5+nmyT71IxumjZJ09qrqL7PMvE/3OUY4/&#10;8SOe+c4f8Qe/+z/xjd/8Tb76la/y1a9/ja9+VQrRb/CNb3yNdx7/U3LeOYz1wivU3zpNS+wntKVe&#10;ojP9Gr051+nNv0tfcTRd+Qm0F6XTUZBMnyaGIQnHKotV7/VwWRwTxlTmRCxYU6E29a0GUWHLa17B&#10;RqOezfpKNurLlEmfqNE322xsSkfXLNndEcxoq1W6DGGwia2KMKHE6VhsXgyshvUsN4nRn9iSVLEc&#10;rGCmtlCNoMY82Ux58pn25jHtF1aUHChyGHHlMObJYMSTzqAtiwGTpOsl0K+LV4SKztIomotjaCi4&#10;S7DoHoGCKKoLY7BrYrFmRuHMvYcu9TrmuE+pjf2UUNI1aq6fx33lfcwX3qbs9KtoTjyP5sQhSt8/&#10;hPPKG7Qnf8hoxT0WfUXqYPOT+4t/++jRo4+/fM8crIP1a7tGRkb+0URtecyIMenf9xbeZtyUwUJN&#10;McPauzTGnsF2+Q3K3jtK/skXSH/7WdJee4aYw49z/sffJ//yBWqNWYSsGtochbSYsmgui1fslY7K&#10;JFrL7tBZdpfuqhhVQPosiQzaUxm0ZzDmzmTMkcKII00xYsY86Yz7MpgQALw6n3lfPkt1xSzVlbAY&#10;KFTmhKpohAwsN1WyUlfBYl25chiVPIWtDoeao+/ISESKhaimZWzVKGl5etZDIhbTsyZ6i3oTK3Vm&#10;FgM6ZhwFijk0VBpHZ95NOnJu0ZpzVxWMUHoU9bnR1GRcpzH1MvVx56m79R6eO6dw334H+4230X38&#10;Jp8eeYwffvOb/N7v/Cb//de/wte+Jh1GpBv47a9/g8f/8Pd44Qd/wukXniTq1POknnuB3Iuvk3fu&#10;JTQfvETemRfRfPQKRZ+8SumVN7j65rOcP/oEF1/6c15+7Nt883d+h6997Wt87StfVV3GV6ST+epX&#10;eO5Pfp/0k0cwffoygVvvEYw6SyjmY9pSL9OdfZOOzJt05tyhvSiZ9pIsunJT6M67R39pNIOl0fQX&#10;Rykl+qgxmRl7Lgu+UmVOuFqnVWLNjXrp3MxsNehZFeV/Q5XS54itiaLhtonjrAQeWSMYU6sUEovq&#10;+laDxawFtay3GBUteilYxLKwo4LlrNSWMltfpMK5xr3ZkTGU9wumnDePMXcOwzbRXMjfRgaD1kyG&#10;TKn0VUinGk+nZF9UxhEqiqOpMIbG4jgCxbF4C+Kw5EXjzJMO4x4VyTdxx1+hOf4qvcUptKbHUh/1&#10;CY5P36XyzHEKTx5B8+azlL3/LN6rx2hNOsOIPoZZiRquKXz0r//1Xz149OjRE1++Zw7Wwfq1XtP+&#10;oj8ZM6bODJQnPZp0ZjHvL2So5C7em2+h+/Bl8t56jqw3nyP12LMkvfQ49w4/xuUnv0/m+TM06jVq&#10;JNVmyaG5KplQWSxtZdF0lMfTIeODqji6tPfo1SfRI0wXUwyDjlRGnemMudIYdWUw4shQp8kJb6ba&#10;PGY9Wcz6sljw5zMfyGehtpDlegHBy1iu16pHUaKvBCtZb9ZHmDrq1GtROdNbkr3daI4oxRv0rIlw&#10;LGRiOShiMRNrTTZWGiws+AxMmfMZrcpUBaM9+zKduXdoz4+hI+cezQWx1Gpi8Kfdoj72Y7x3zyjP&#10;LaG2em+fxBd1CuuNU0S9cYinv/37fOef/1P+8Hd+m9/97d/kn3z1a/zm177Ot/7H3+Htx3/A2Ree&#10;4MzRZ7h2/AUSPnyejPOvkX/hFTRnX6b4wmuUXjtG+dW3KLn8OvfePkzsycNknH2D6BNHePH73+W3&#10;viFdxlfUuOsbX/sNfvMbX+PpP/wmyW8dwnTtdQJR79MYc4GmqHOEY8/RlvAxLRnXCWffoK0wha6i&#10;bLpK0+gsiKWrMJbhkniG8qMYyL/DYHkMk2I4KaI+XzHLNcWs+gtZ8xWxWlemqLCCPYg9ulybDVWs&#10;N+nYbIvgSTIeFNdZsZFZk+CjoBT0YtYb/ku+xVpjGUu1YjJYyoKvUInzFhpKlLngTHUeM9UaJl3Z&#10;TDkzGReWlDOLYZV7kcGgWbIvUumqiKWzKpYuQzJt5Yk0F8cRKo7Bn38XX0k83pJELBl3qM6Lxpp9&#10;m+L4T6hOushgXiIDJakMFubQmRVP7b3z6C+8TcHbz1Nw/BAVpw7hvvgKLYmnGTZFM1NXwGSL8dG/&#10;/3f/dvnRo0f/9Mv3y8E6WL/Wa2Qk5x+N2LKzeo2p/ykiqsujK/cqjiuvU/7Oi2Qfe460158l+eWn&#10;iDvyODGHfkT0oT8n9b1j+IWZYtTQZs4lXJFKa6WMpe7SXhFPR2UMbVXRtJdLwUikRwRuplgGnCkM&#10;O9OVodyoKYUx6TjkpFktI4ksJp1pTPuymPPlMyemdIFCFn25LNUWKKM6GVUty6YkGEeTls2mKraa&#10;xXIiArSuh6RgGFmsK2OxVmyz9Sw1GJivrWDZXaIMAudlHFVdwaS1iMGKLAZKkujKv0NPQRQ9hSKa&#10;i6GtKJ6GvGiqk27ivnsW4ycnqPzoGOarb+G8/Ta+6Hcx3zxJ8rtHeOuxb3PoO3/Es9/6A576g9/j&#10;x7/3Tf789/9Hjj3+fT554xCXXn+Wj44+yZXXDxH9/hFSP3yZnLNH0Zx/laLzr1J2+Q0qr79FydXX&#10;yT33ohpRaS+fpPiTN7nxxiEe+6NvqqLx27/1dX73t77GH/7Tf8LTf/xN4o8/jeXyW9Tc+YDaqA+p&#10;jfqA4L3ThBPOE07+hHD2LUIFqXQUZdJbnkVPSRLdxQkMauMYyotiMDeKodJ4pswZyqNqpbqIVX8J&#10;y/6IAeCqCPwaIjjRmijwgxVqZLWlujY9myEzG2FhRMl4UApKGcu+IpYaytTnN8KGyPskn68tVaLQ&#10;pUARC8posIj5ukJmqnOY9RcoNtSY/F040lWhkMdRSxqDouauTKC9LIp2bRSdlYm0a2NoKo6iqSCW&#10;gCaKQEkCvuJkbJl3cefcxZpzE0PqFRoyLjGty2bClM94ZRH9RVk0xH2M/sJxCt4+TOmbhzCcPoLv&#10;0zfoSjnDuClO6X8W+2t++dOf/nT00aNHX/vy/XKwDtav/ZpsNj43YM5cGHXmPppyZdGbe53aqyeo&#10;eu9FNCcOk3HsOVJffpL4535M/HOPkXLkaVLffomqzHvUG3JoNmto02fSXJVAqzaezvJEOqXD0MXQ&#10;Y0ygV6yo9Un0muLptybRa0li2JTIqFBsrUKtzVKCrUl7GhPOdCb9WcyJGZ0UjNoi5nw5zHlzWAxo&#10;1Ga00qhXJ9cVlc5WqSxFJMFvPWRjTezYg2L0p1MsqNlaLfN15Ux4CunLv8a0PY05v5ZZbyFjQjst&#10;T2FQm8BAWQI94gFVGEdH/j3aCxJolGyE5CicUR9TduFNii+8TMUnL2O68jr2a8cp+/g1Ut4/wkcv&#10;/Ih3nvgBp55+jA9feIKrrz3LjWOHSXj3Ze6eOMqVl5/m0otPceW1J4g69QIp779IxvuHyTnzIkVn&#10;X6bko9co+eQ1NJ+8Ru6FF8h97yWKzx1Hf/M9KqNOc/ud53j+R9/isT/4XX7wz/8nHvu9f84r3/1j&#10;Eo8/TfnFY7iuizX9WWrizlIX+74SBzZEf0go/Qathel0FqTRXZhCn7julkdYX7359+jPF1ZVIlOG&#10;DNVhrFYXsVZdzHKgRHUEq9Jx1JdGbDwaK1hrrFB4xlqd4BtG1b1tNEbU26v1OlZlpCUdiHxOWFGB&#10;Upbqi5WFvfycRX8hc14p/kXqvZyvyWXKk67IDhOCZ4g1viudUWeW+rsYNiYyaIin15hIZ8U9Ospi&#10;6CyLo73kDo3Fd1TBqC+Ko0GbgkcTjzXjFrasWzhy7mDPEMLCXdVFTlkkWldLb0kGNXfPU3nuZTTv&#10;HKLkzWewnn+e+mvH6En+kAlzCrO+YlYHQj//2c9+Vg989cv3ysE6WL/2a3+/+x8Pegr1446C/zzv&#10;L2Gg6DYtN09hOn+UohNPk/XmIdJeeZK0l54k89Vn0Rx/keILb6OLvUmjKY9mUxah8iTCFXG0lyWp&#10;q1OfQJc+To0TBozpKiGtX+i15kQFYg5akhgyJzBoTlRupBPWTKaUw20WU4EcpgLZzNTmKX3GjDOb&#10;OXc+C4ECtQHJqVeB2I06JQKT6FfBKVScbF0ly8EqFmsqmQ+UMVVTzFSgmKlqoc9mMOeRTbAKeZ4T&#10;YpltTGOwKpHhqlR6K5Lpr8ymryKT7pJ0QjkJ1GTFYYu+StH5Y2g+eJHic0ep+OhldJ+8SsmFV8j4&#10;4Ai3X/0xl194gvi3X6H4yoeYYm+gi7pI6fV3ST/9MvfeeIZrLzzBpZce5+abR0g7/YpiRmV/+Cqa&#10;D16h+OxrFJ57g5wPXybrg+coOPUC5Wdfwxl1Dl/aNawJVyi8cZG4t9/i3ece5+3H/5yLz/yYlOPP&#10;qCKm//R1LLdO4rj1Ns5bJ/Dcfgd3zIcEM27TVZxFZ0kavdp0+ssyGSxNZ7Akib7iOPrFHLEySWky&#10;RMS3Wl3CqreYVVFf15YoxtRKjdjPV6jXXEZK6+K421DBWoMUEcE1KiK26cJEC8j7UsGySs+rYslf&#10;xGJDIQtNhSzVFzHv0zDnzWPel6vGjdPuTNVRTslI0pPLuOTCuzIYtmcwZE5mwBBLvzGeXpPoeu7R&#10;pr1LR0mUemwpiyFcFEewOJGa0kQ8mhg8ubdx50nBuEV1/h3GKtOYsWqYshUy7aygS5OM9eOTlJw8&#10;QsHbz6I9eRjnp68Qjn+X/pxLTNlzGBU8Zzj005//8peljx49+sdfvlcO1sE6WP/gH/yD0QbdW5Ou&#10;gr+eD1QwWHGP8J2TGM4K9fBZsl5/irSXnyDntUMUnziK9uzrVN+7iD3pGtWFSdQVxxGuSqVNxgUC&#10;eOu+KBiVcUpsNWBMo98S4dL3G2PUx4N2MShMUh5BwpISc7kJRyaTvlymAnnMflEsJh0pzLplRCXW&#10;EQUs1JewJBboYo9dX/7FiErPUn0VC4FyprwlzNaUMesrY8avZTpYxrSMQ8RYUOJWvcUseUpZcJUq&#10;6+9RfSrDVekMV2bSX5bCYHkmg7pcessy6SzPoqUgDVfcLYo+fof0k4fJPHWEzPeeR3PmKIVnjpL+&#10;7mHuvfoECW8cpvjCu1iiL+GJu4rlzgVKrp4k570XSH7tWWKPPs3NV5/lxhvPkvr+K+Sfe4W8c6+S&#10;f1a6iZco/Oh1cs4IvfZ5ij58GcOFt/DeOkd94lUa0u8Qyk+kNiuB0mvniH3nJaJff47Udw5TfP5F&#10;yj56mfJPXsX46esYL72O8fIJzDEfUZ8tvlS5dGkzGJDnpc9lqDyTkdIMhrSJjJTFMVKVwrQ9hwVP&#10;AUueAlb8RawEZCxVyIpfy4qIKOukgIg9eimrdRKzq1UFRcZMS7Va1moqlAniak0ZK36NokJLwRAB&#10;5oLYldcVsFCjYUHZlucw6UpVGd0Ttsh7PuHIYtyZzYhDbPGzGRSQ2xhLn1n+XpKUELS7MkKp7Si9&#10;S1dFHOHSe4RLYqgvSSBQEocrLwpv3k3c2ddx5NykvjCOBUuByiWZshcxYSulMTWK8vdfJffNZ9Gc&#10;eBbD+ZcJ3n2X9vxPGTUlMF9dzKA5k6Xhtv/tF7/4xe2D/IuDdbD+L9Z00PrPh50Fq3OBcga0twne&#10;PYH+g8MUvn2YjFefIP2VJ9Acf4GKD17Hde8CHZo4XGlSMFJoKM+ksSqZxrJoOvVJNFcKmyWOrspo&#10;lYwmtg4D1lSFWwzqoxm2pdJnlWyDZGWZPmJJZtSZwaQjnQlfLpPKUyiTaXcWk/ZkZl0ZzIjnlD+P&#10;edl8xByxRjYtmbHrWK7XsVCrY9ZXzpSvlJlAKVO+EqYCJczUa5mpLWbWK3NzrRo5zDkKmTJkM1aV&#10;ypguk2FTHiNVWYxUpTNizGXUomHYkEufIZ++slyaMuOouHmBxLePcPf1x4l54xkSjj9D6rGnSDj2&#10;JPdeeZz04y9S9cn7mG+ex3jtfQxX3qXko+PkvvciGW8eIumt50k+9RIpp14k7/wblH9yjKqrb1F+&#10;6Tjln75B2advUHruDbQXjqH/9ASuK+9Rc/cjggmiB7lOIPET/ElXcERfIvvcMVJPHCL15HOKnitM&#10;q4IzL1J+5mXKz7+C/uo7VGfG0lycSb+ugAFdHsO6PMZMBep5jVaIu248w5VJjBmy1Ml6RoqGO5tF&#10;Ty5L1cWqO5COYjlQxGqNYD8yUiplqa6M5aYKVmrFYj0Ckq/VRtx7JahJbECWmmQMqFXfP+fJY7Za&#10;rF/ymffnMyOsKI+I8zKZdqUzYUtnwprNsDWVQWsSw44cBlU3Gku3MZ4+Uwo9FXL4iKZDe5tW7V1a&#10;tTEES6JoLI6mtiSBmtIEPAUxuHNv4Mi5gTPjDoGsu8ybcpm3FzBjKWGgIhfXjbMUnzxMwYnnMX30&#10;OnUJ7yu90Ygxibn6IqbdRbRXJbMxO/IfHj16dPxAg3GwDtb/xZpsdX1jwFNUPltdzkBZFHXRJ7Ce&#10;PULpO8+Sd+xpMl5/mvy3j2C5cpKuAnEPLcEvIwBNKnW6AsKmbELlsbRq42gpi6XDEE+PMZFuXSzt&#10;VbH0m1Lo1cXRp4+lT3ANUwJD1mT6hW5rSVFU22kVslTETE2x0mmIu+20M4NpZ5ZiUM0E8pS7rWQm&#10;zAvtVsKXgmLvoWW6upQZX5kqGJPVxUz6ipmuKWG2rpRp8SoSwNVXyqK3hAVXIVPGHCb0GYybZAxR&#10;wIRNZt15TDmKmXGWMmHRMGYtYLgin66iTKrTYim+epqbx4/w6fM/5vrzPyb6hSe489ITkYLx1gsU&#10;vf8aJRdOUP7p22jPv0bl2eNozrxJ/oevUfLpSXQ3P0R/4wMMV9/Fcvt9nPdO4449Q3XMB7junMF7&#10;6wKBmMs0JF6lKeUmrcm3aEy8Rm3MJRyX38Nx5QOsN89QePZVck4cJvnNQ6S++Rzpbz9P+ttHyDhx&#10;WBUOe/QntJUW0GcsZcSsZdyhZcJWzrjEt5oLGdflM1yZxmBFPGMGsRHJZM6Zx7w9mzlnJnOuHGaq&#10;81nyl7AUKGapVsNioEgZBYppoHR54i7891jHouATUoi9ecxKJ1FboLCneclS8eYy68hgVtxofTJW&#10;LGJaWFGODGX/IQVjqCqRwap4hsRjTHUYafQY4+g0xNBtTKCrKo4O7R3aKmJpLr9HU8kt6kvuUl8Y&#10;RV1RAr6ieGzClsq7gzvnNq7sGGpy7tJVEE1nYTQdRdE0ZF1Bf/lttBdewnX7PVpzz6twpEmPHEDK&#10;maopYciQTqsxjc/3V/8O+N6BpfnBOlj/Fwv4f/f7Ko5OuYt+NmVMf9SeGRHu6d4/TN7rT5DyymNk&#10;n3gW85U3GSzPZtxbTk95PP7CNBqqNLSKJqMijpbyODq1UiSkWIjqO4pOvaSkpdNTFU+PLo720jsM&#10;mOMYsiUwaIljwJTAsD1FCfeU4lfiOaslTyONMXMqY65sNbKY9EWsI2b9+YppI7YTyq/IW8SEK58x&#10;VwGT7gKlFBYAdVZsJ2pKInnivkIWZRzlLmLOLWOKPGXEN2XJZ9yaz6Qtj3lnCTN2GVdVMuOsZMJa&#10;ypS5lL6KPNpLcgnmJVF47SIfv3SIs0/+iHNP/4grz/85d55/gvhXDpF+/DB5bx+l+Kx0Cscxffo+&#10;xtuf4k+4SWPmbdoK4mjNS6AlN4bW/Hu05N6gI+8mrVk3aMm6SU9+An0lqfSWpauRWF9ZFu35yTTE&#10;3cJ56SLmc2+h/fAVsk8eIfX1QyS8eoi4154j5pVniX7pEDGvP4fu6oc0ZKfQVV7IsEnLtFPPrNvE&#10;vLOKOXeFyvyeMBUxashhTJ/CmC6ViS8KxpwjWyXPzTkymfXkMy9xswGhwWpY8BWx7CthISD5218E&#10;XtVVqk5kXjZdXxGzjjRmqzOZ9+cyL3kn/nzFeJv1ZkX8oqo16ufKQWDSkcmwPY1xSyrDukSGqhIY&#10;MaYwqIu4HfcYouk1JdGli6NTGHfau4RLo2nURhEqvU2oNJraonsqLMlXGI8j7y4NxbH4C2MwZV5H&#10;F3MG842TBNIuEM6/RnPRdUJFN2gpu8uIMZNZZwGLDZLVYWK+voIhRw6t2lg67PmP/vp/fvC3wO98&#10;+R45WAfrYP1Xq89v+OMBW+ZPZrzFvxwquEUw6UPc106SJ+6rL/+Y9Jd/TOW512jTpjDpKWPYkI09&#10;OxF/cRYthiw6dCm06eJoLrtDS3k0baUxtJfHqA6joyqGTkMsbZXRivEi8+lhid60JDMouc32NIYk&#10;Wc2WzKgI+twCfqYyqvKc0xiRRDtHOjOBHGaFNSXjKQFRfQUqc2PMlsWoKYNRg2g80pWSONKRFDHj&#10;L2QhUMKit5B5Ww7zzjxmPAVMOHJUoZi2FzLvKmHOrWXOW85KjYXFgJH5gIFZXxWjjlKG9MV0GUsJ&#10;atLR37tGyqm3+ejQU1w+/GNuv3yI6JcPkXDseUpOv4n1zmn8CTcI58TSUpJKd5FgJNlMWgqYdpYx&#10;aS5k0pDLiC6Nfm0CQ5UpDOmSGTcKCFzAuLOEcUcpo44Shs3ltBVk0pgejz/mOlUXTpDy5iHuvvgk&#10;1488wdVnfsynhx7jyvNPUXrzIzq1OfRUahgxlTJpqWTOa2Shxsqy38BSdRVznipm3ZXMWAoZNacz&#10;bshkwpSpgqDmXTmRDsORx6QjlxkZJ3myVOe34C5gwZWv7O8XaoS9VshCTRFL9aUsBctZEAaUTyJW&#10;c5Tj8Jy/kElvHlNS5KVjceUwWS2xq0JsyIiouhV1NllZs4wYEhkUjKsigb6Ke3SrK05hF11lUXRo&#10;79FedI+w9h7hsnuESmOoKY7DX5xIdVEs1YXR+DS3cWpuYUi/iiHpE+qTTzNYcpths7gop9Gli1bZ&#10;LBM+LQuNVSw1VKkEyC5LPMHCKMLCkvOW//Jv/tVf/8/A1798fxysg3Ww/qu1MtLy232WRM+UR/Pz&#10;EX2SCvkJJZ3HfvF1Ct96hpRXf0TRyWepTfiEYWsBozYN7pJkLHkJhC15dOlT6dDH0lZ1j47yOGUT&#10;IpqMdrFJ18Wor3Ua4ugzivtokgK/B4RrLwXDFikYQ2I6Z0tR4r4hsQ6xpDJiTlfFYMyexqQnXaWz&#10;zfpymQtEcsJHPVmMWDKULfWYOUMVlmmv4B5ZzCoH1HwWfSUsOvKZV51EPkveYuY8Rcx5ZM4uhaKC&#10;+YDkN+hZU1oOGytBCyv1JmaqK5lx6BmzGhiwlDFgqKC3tIhAZhLW6GtYrl/AdP0czqgrNKbeobso&#10;noGyDIZ0OQyY8hk1aph1lDLnrWShzshKoJJldykzjmKmHflMOwqZ8UjBKmXWr2PGb2CmRs+Ur4ox&#10;ZyVDeg2dpSl05CXSGH8d/aUPKTx3itRTgmW8Qs7p4zjioujWlzBuK2PCVc5stYkFj4Uln4m1Whtr&#10;PiMrXj3LPgOLfgMLjjImbRqVPz4h+RjWLGZscvKWLiOfcXsmU2qjF21ODjM2+XoOs658Zj05yllY&#10;XnvJ4J6vLVTW5PMyLvTmMldbrLq6aXe2wjCm7NlMWTMZcaQyZktmXEBvTzpjpkRGJLPblKzYUMKi&#10;662Kp68yWrGiOkvELeA2bSXX6Si7R3dptOoCpIsNlcXj1yTg1sTjKojGlnMLR+4N3AW3sOfepkET&#10;zaAumjlvPvM1lQw7BfyPpl9wK+lGHfkMGBNpLbmBL/tjPJo7NGqT6Kuz/fzf//u/GXj06NFXvnx/&#10;HKyDdbD+qwWN/7CjPP7KkD79P0+4BSTNYKDkNs1pF6m+cxLt6Vcoeu8Itbc/pEsbz0BFOu6MW5g1&#10;CYQkstWUpdhRnbr4iNpbG09r2V1aq6LoNibRIxbVpkT6hFtvSqDPmhwBvvWxDFniGLEJ914M55IZ&#10;daeo4qGiXSVwSXyoxKzQkcKEO4NJb5Y6sco1LgXDlsG4xMFKd2JPZtwudM30yBhL2U4UqYKx6NGw&#10;6M5TBWPRV8pydQWrNeKiamClwcZ6nVW526432lhrtLPaYGG1zsKqz8JSteRnWFmpcbJc52AuYGHC&#10;WcZIZT59JSkMlaYxXJbFmHQPpjymnMVMSTGq1rFYrWPOF6H8LvmqWPKUseApZ0EKlaeYeSlogXJm&#10;qnXM+vXMNxiY8VUy4Sxg1JxHb0UK/dp0ejWptGen0pGbQosmmXBRBsOGEqYceqacOhZ8FharDSyq&#10;39fMWp2ERFlZrTGx4tOzHDCyFNAz761ixlnCtEXDlCWXGWsuM5YMZh2ZzDjzmfII6SCbKXc2My4p&#10;JJlKeDfnL2ZKjZ5ylWngrDuPhUAh8/UFzNeWMiOYhai35f1xpzPlFIvybMZt0jGmMKZYcSmMWlMY&#10;k2JhTWTQGq/+JvrFQqYihu6qKDW67C6LolMrnmT36KqMp7s8QSXstZUnUFcoqXqJ2HNilRWII/cu&#10;zvwoXLl38BbEMGjJY7G2jLUmkwpy6nNkEdbG0VYcTWdZND2SA571Cfao97BGnyNQGE+wNI6Z3tB/&#10;/I//8X+NOQC8D9bB+m9YLeXpx1pLY/7tmDOT+QY9s406hmvzGXbn06dPp10bR781ncmaCqa9FdQX&#10;JGArSqDRmke7OZuw8vpJoF0bq/ykhNXSXHqXtvK7dBsS6TMl0WdOodecTK9oMsyJDBkTGDIK6JnM&#10;oCGZQVMSI7YUhoVu6xSL6yxGlaVIKqPuNFUgJrxZjIr7rdiLiO+QfOxIZ1i+x5nKmCeNSV92BBdx&#10;5zLv1jDvyGbBKeMVDYteDSvVZeq0v1on9hdm1kN2NkJ2dkN2dpocrDfb2Gy0sRG0sh6UYmJjq8HO&#10;ZqODtSY7S/UWlhqsrATMzDrKIgIxaxmTdgGYi9RoSU63cwED855yZr1aFoTe69Uy6xa2loYZr4zK&#10;ipUOQjQi065ipqXI1FayVC004SI1bhuuyGRIn81wVR5jpQVM6DUsePUs1jpZrXOxUudgpcbKaq2Z&#10;tVorK7VWVuvMrDdECt9a0Mpq0MJ60MharZGVOhNzgQpmXCVfXBqmbelMWdOYcWQx481m2pnJpC2D&#10;KXsaM14pGGLlkc+0FBMhI6gxU54yD5TRoGAWMwJuu7IVFXpGFZ88JuxZjIuiX95HeyLj1nhGTAmM&#10;SuyqMKH00fRVSUpjPIOVcfTpYuk1xNFVdVeNpnrKY+kqj6NVRHvSuWrjqC+MoVoTS7UmTlmZu7Jv&#10;49FIwbiLPz+acZuG+eoiFsS+3p5NR1U8dUXxBDXR1GWLz9QFzNfewXTrDHWaaFr16TRVprC3Mfc3&#10;P/vZz1748n1xsA7Wwfo/WT2Wqu+Gi1IW2jRRj0YcOUxLKlq4ktmQgakaPeOSoiYjnmYHSyEvbToN&#10;xrw46nQ5tFnyadVnKGpia/E9mguv0669Q7NWxFb36DGnqg5DOo0uQyK9RhHuyaYhRUMKRiKjFmFg&#10;JTNiSmJMIl1l5q2KQ6o6lYoluiomjtTIyMqZzohDWFZZjLkzGJXioTqTBEadAqRnq9GKALrznnzm&#10;ZKTiyGPeU6g6i/VaXSQDWzqKkJ21kE0l0O2EnapgSPjSRqOJ9QYTK7UWNoI2tkN25Ya7KkWkyclG&#10;k4vVJitL9WYWaozMebVMCSZSrWWpppKFgJ5ZTxnTsik78hTQLrjJjL2AKXc+k/Zs9bEUiylnIVPu&#10;AqZ9JcxKARFA353LmDWHEXMOI9ZcZm3StUjGhIUVKWgNUtjsqpuQjzeCdtYbHKqzWAva1HhtvcnO&#10;esjCepMUDVHDm1muq2IxUMmMWwpVHtPKz0niWzOUa/CMYEF2iYBNVQr8CWcqMyK2c0sxyVKFeMKb&#10;zZQ3kxlPrhoBjksut12wkDz1Os84cpm0ZTHmkPdGin8qE44URbEesUpOd6RA9FXFMvD34yj9PXqN&#10;ouGJjiTsVcbTI4eQ8hhatbcJFd2lpiAad+ZN1eG6su7gyr2NK/c6jvRrNGjuMWzKUCaGw/pUeioS&#10;aS6KwZ52GVvqVSwxF6i6/g72qAs0V2TQ5yyh1ZxMt6+Uf/tv/+3ST3/60+98+b44WAfrYP2frBGv&#10;9zcaCuL8/rQrP3elfExT/lX6K6MZskmucg495iw1RpoXlW+rn/FAJdbsBGpLsmgxFxCuSqO5PJ6W&#10;0ihaim/Spo0A4J2VscpltF0fQ7tgGfpEuvViGxJPrz6OAUMiA8YkhT+ImG/IFK/0GpEMjQxGXeIx&#10;JMB32hcq4ASVFz7kyWRECo1BwpkyVKaCeBLJ9497JWtDTrw5iio679KojUyJ92rE7tzAZq2e9aCV&#10;zZCTjbCL9UYrW402tsI2tprtbKqCYVVZGhuNjoj9SIOJzUYzm8qKxMlayMFayKIwj6V6E0sNogup&#10;YDGgZV5sSALlTIuy3KVR4VGj+ixGDdmKrTNqyWDMmsGYMZ0pW6466QuDa8xfyFRAq7QBk/Y8przF&#10;TPm0zNdXslhnYqnGyGKNjuUaI+v1li8Kml4VDHkOUkw2Gr54Lk12lRmiMkJCLjZDXzyPoIlVFVNb&#10;ocZQc67IBj/lzGVasAyHbPpZzNqkQ0hjyp7KrFCcRbfhzGZGrMk9earjmxJwXLoSidsVNpQrlxlb&#10;LtMO8QcTED2TMVs6Y/Z05UIram7BraT4C61aOgrFjqqMoacymt5K6TriFC27T59AT6XgYvdoK71L&#10;o+YuXikSWbdxZdykOu8u1QV38GpuYc26QVNpEgOWTIbsOQyaMugoT6RFG4M37ROM0R9ivPkBzvhP&#10;CBUl0mfX0u8qptmcwuq0ysAwHliCHKyD9f/Dqi2MTXVnXf6b7MvHKTh/HPvdt6lN/ZCm4mhaKlPo&#10;rohVuQWzwTJGvAVYcuOpKc8iaMhRBaOpLJqwNkrhFx3au7RXxSiWVJchjnZdNK1V0XQZk+mRLkMf&#10;R5+A32IXIuMpm+AaKfTLeEowDdlcpLtwpyo79GFrOgPmFAakaJgT6RW7EUsCY8YkpRyX8ZScZkec&#10;YqOeoTY6KRYLrlw1jhKGlMy2l8W2u07PRtDEuuR7SwBTyMl2o4UdydcI29gMymbrYLPJxbZsuk3S&#10;gViUBclqnfgliZ+SAORWVprMiqa5XK9nqdHAogpo0jLrj+hBpgJFjDlzGLeLMDCHIUMGw8YshqvE&#10;jTVFFbwJSzrTssnaCxmVzsNXwoynWOEYM74KFuuN6mcvS3cgjrs1OjVaWqs3sBooZ00CkFTeRySC&#10;djMol0XZvW+FzGyHPWyHqtkOudgIOyIjqnozK7VGNQ6bk+Ig9GW7MLqkK9OoQCs1qnLkqGvGIZ2I&#10;RhXhGa9GdWrjgnV4c5lwpzHlzVI25YqU4M5hSmJWXYJjCOgtPlHymKWuIaFNOzLpt6QqGxmxL1cd&#10;xd9jXIJ5GSU4SXCNe8oJubFQQpPuEiiIxZ0bTSA/hpqCKDy5N/AK8J1zh6A2gX6zjCdzGPUWMOjM&#10;oVsfT0dJNA3ZlwmmXaUp5w7NpeKinEeXIZ12Rz7/4i/v/60ovL98Pxysg3Ww/m9W2FjwRLA4Zs2U&#10;evVR1pkTpJ46TMknr2CLPksgX4zfBMROZsJXSJ8lHUv2HZzFCTQas2muSiWsiydcepdw4Q1aSm/R&#10;XHmXtoooOirE+vwebZVCsU2i25ioIlx7jUkq91tOmf1/bwlhSmLAlqzGTsPqVPpFZ2FKi/hSqY4k&#10;XhUZYVnJaGtAQFSbAKvpKtVvzBUJaZoWXYFT1MyCZRSw6C9jqU68kAzqNC6jGsnPkOKw02RmJyQn&#10;czNrfj1bQSkULtVprDeZWQ0aWa0zsCyZ4E0GVkRh7i9joUGMDsWqxMBCvY45sScJlDBdXcSkv4i5&#10;uiLGq/MYElWzKUOJ0wbMmQxWpdJjTmPIlM64MJWkw3AVMubMZ9RTwJSvkCl/CTPKJ8vIUoOe5aCB&#10;1aCJJSlONTpWa/VqvCZFbLXByHrQxGa9dEEm1oIybhMXXzMbIbcqfhtNFtbCUvysrNUbWa3VKVsM&#10;6TCEATXjyGDGmcOsI58pRyZT9gymhCHlKVTajGlnDmKFP+ERPUW2+p5JRxqTTjGSzGTKnadICVOC&#10;JUlqngrKSlajw0FJc5SMd3UwkOjelMh7J9iWIfK+9wnWJR5SugT1cWfVPdor79FWHktj4V3qCu9R&#10;W5qIrzAab+5dqrNu4s29RnXWdWxZt2nTpdFrSKXHkMqINYche6YqQL2V4m0WF2HcuYWOXUq/s4hW&#10;cyYjXf5Hf/d3f9MHfOvL98PBOlgH6/9mjYyM/Ea7NW+g21HyqK4wg+LrZ8j8+Dj62HPqpmzKu02v&#10;UuXm06VLwp0dhTU7hqClgJA+g2BFLOHiKOryLtNcfJVw5V3CZVERqqTkfetj6DalKn1Gu04KiHxe&#10;QPE4uiti6Ky8x5A5iSFrLIPWOIYsKeoSOq7w6SUjQTaaAWMsg+YEBmyZEbaVjKyEfWPLUICqzM4n&#10;7VlM2wV8zWbGnc9cTTkLdeWs14sduqTyOdgOO9gIWdmULqPZyVbIynaTjHTMijG1obIgDOqSTXpF&#10;Cka9kfk6HWKlMl2tZbpGLEkko7pY2afPCNbjzGGiOp8Jn0aNbSa9GkYchQqPGLJkM2TLZsyeQ7+M&#10;TizSTYkgUoDlYqbchYx5chlzFjAZKGOmvoLlBjNLwrKqr2S1xshyg4y/DKzWVil7FOluxMl3rcHA&#10;Zr2OdXHtFWffRrF/l6LoUFiHPNe1ZsFsJGDKxFJdJfPVJYpJNivpd7ZUpmW8Z89k0v73xSNX4RzC&#10;ghJMSGlYJNdELF3E3kOy2R3pTHrymLDmRLAKd3LEVNApP0ssYMQ7LDVyILAmMGhPpN8ilNpIF9Fv&#10;SKJfRpUyjhLgWxL29Il0yd+MCPdKopUdiDf3NoHCe7jyruHNvokj5TKO7OtU597Gn3+HbmM23aXJ&#10;dGsT6C6Jpackhv7yWAYq45T2ZKZay2yTjrlWC5MBHf0NRnZ2lv7TL3/+c82X74WDdbAO1n/D6nKV&#10;6tsdBT9tt2sJaWMJ5t+mozxGAdUydx+1ZtInJ2R7Ns3lqZhSY3CVpVBTlkx98V2aSm5Sn/8xocLL&#10;hMujCIm9Q6Vw6G/TJdYg5nQ6xN1WolwromiviFb+U7IxiG+QArZtyfSbRAmeGOHpmxLokXxnUwpD&#10;ZlEER6uuo0+J/+SUnsq4jHbEGtsl3lQ5asQyZcti1pWn0gTn67Vq011rtKhNcyMswLZRXetfRLtu&#10;hmSMY2Rd7LtDRjZCMrayqMS+hTody0GTygOfC1Qq/6oZnzZiSeIvYdJXoGwmpnwapj35TDpEuZ7H&#10;lF/U53KqLWTAlMWgTU7hpcz6KhjzFDLiELdWjepGxANL5v5imzEmOIGvlGlfGZOOQma9JQoQn3OL&#10;yWI5MzVlzAe0LAlmIpkfqpjoWKutYEVcZZv0bDRJ1raFDYlYFTZYo1Hlc6+FzcqifKmhkrka0YkU&#10;MyMdhCuXKXuWKrhTlixmrNkKkxCTwEm3+HwVqMIg1NtJVyYT1hTGHUlMuFKZ9kpxzGfMmsqYqPe/&#10;MBiUgjlqTVXYlFjcD4gBpRAgRKwnVOzyu/RUxNCvS1RYRr8xhX4xsSyTYnGP5qIbNBbdJlgSTXVe&#10;BOT25N+hOvemGkV58+7gyb2FT3OHfksOgzLqq0ymq/AmPYU3GSi5y6g+gUlHKotSdNttLLVYmK4t&#10;YabFxf/yL/7yXz569OjFL98HB+tgHaz/htXX5H4zbC3527F6I6MeDWO2PMZdclpMZ9Kayaj4/xjF&#10;pjyDDl06vtI0Arps6owZ1BTdo774Gk1FVwiXXKel8h4t5gSayu/QUnGXdmOcSuPr1ifTXZWg7Bqk&#10;eHTo4unWJ9JvEmwiQY2eZGPpM0fouF26GDWa6JXNROiXX7BoevTCu09mUJfIWFUi4+Y0NVefke5C&#10;0UQjQKwIy+ZrillukIQ42TAtrMmopsnEeqNJxbhKWNBqk571RsEiKlltMrIiuEWjjKKqmG+oZFZy&#10;qaU4eASIrmDaX8aYt5SRQDkTgVIma0qYFOA3IIB1PpNescUQ25Jcxly5jDo0jNo1TDrF8K6MCbf8&#10;d/4XliYyhspnSqw1amQcVcC4W65ihqxi+y1UYQ0TAoT7CpgUjKS6mNnqYtU5SfexVhvpOlYkmVCC&#10;jeT5ScFoNLERlJGVUcXXrodM6vmKNkTwlgWfCBiFmSWjqCzGTClMW3OUCnzGlas6NzVy8mYzLnoY&#10;pwjwspmwpTJuS1J6jWm3RmFI8vqP2FOZsKWpjmTcna7+dqRTVGMnfYIiOsh7KR5j3bq79Ojv0aeP&#10;Z0AvFvjpSundUnSH1tIoQoXXCRbfwltwG2febVyau6pgyChK4Re5t6nOu01dSSwjdg0TFlH+pzFa&#10;FcOoPp5xXQpz1lxWxEixzcJqh4/VkIvp2iKmw2b+zb/5671Hjx5988v3wcE6WAfrv2EN9bR+dzYc&#10;+Hylo5alVhvLjQ4WasqU2nrMEM9w+XV6S27QVXCDplxhp9zDV5BMXWUWgdJ4guVRNFXeIVR+k3Dl&#10;LdoNksAXqyi24fIY2spi6NLG0m1IoUufRLcAnvrICKJPLK2tiQoM75MsBH08nVWJtJUL5TKOHgHM&#10;Jf5VJ46sN5XoS0ZRw4YkxoypCqsQAHncmMq0NZ1ZpwCw+SrARywsVuplI9WrzXRFshtkQ1WYgLCb&#10;xC69itUGPQsNOhaDclWxUC9jGy2TknkeKGTMrWFERHW+Mia8xYx5BaPQMukrZcxfzES14BbikpvP&#10;tEs0DBo1xhlz5jJsy2PMqVH0WUn9G5Pf113IpDtPYTXirzQjmoa6YiakK5F5u7uAIUc2PaYsRlz5&#10;6uePVxczIl+Tfy9+TjVlLMjoqlZiUo2sCD6hxlQ6ViTXPGhhrcEc6ZYajGp0tRoyqo5rvkarmF3z&#10;3lKmXfnMuER4mM2EO5K5PWLPZFTZkGdF6M62RCZsSUq3ISpuKdKjZukohHCQzqhbxlbpjNtSFOit&#10;aLVWGScm0qdYcQmqO+yXTtEg72kMfYYY+gX8lqsiljZtNG0l0Qrsbi65S7DoHoHiu3g0YjB4m5r8&#10;O/hzr+PKvIo3+w6ezBt0VAj1OkcxzqaF7eUWnYhG+VgtByrZDrvY6g6w2VHNcsjMeE0R0x12/vZv&#10;/2bq0aO/O4hkPVgH6//J2pns/+Zqb1PneneIne4wG70+lputzPgLmLQkMqC9QlvmRUIp5wlmfkpN&#10;XgJ1xZnU6zTUVmXSUBFNXdltGkpv0lx+i26h0lbE0lp8J+IvJVfxLTr0iXQaEhSTSozmlMLXEK/G&#10;VqLZEHZLe2UMreKAWx6xGWkXLEQXKUC9X7jfKuDUkMSIMZUpUxbjxhQmzDlMWLOUcEw2DhGXzUum&#10;hvhKSWyonMgl56FRQGTJ1NCzLIZ6teWKsjrbUMFMXTkLtZVM+0uZqS5hXLCF6kJFMR6w5jHkLFId&#10;wKhXw4SvlCnBM2q1TNdpWWgoZkWcW73Zijk075ExVD6jTunWChh3FDAt9iCuImY8hUzYc1So0Lwz&#10;lwV/QcQ8sbaU6RpxnM1l2JnHoCOPseoCxgOljLpLGXYXRuij1hz1/57wFTHlL1K/84K/kgVfBUv1&#10;FazU61kLipBPcAuD6qKEVivPfaGujCURFNaWqaIoLCgxCRSdxZgthwl7LuOuPFU0xqxiRy5U4BTG&#10;TEnqdR63yWucybAtkTFrshpFyfhJxHryOGxOYcSUxrA+gUFTPH3yXhkFgxJatXQYUizEyTiOnvJo&#10;uoVCK5hF0V1VKFrLY1RefGPRPWqFJVV0j2DuHWrzbuHNuYE94wrWjGtU59ymt1LEnqIJKWTGJx2g&#10;2JSURYwGW7xsdjew3lnPSsiqEh2Hq3NYHAny05/+1AH81pfvg4N1sA7Wf8PaHBn5+kKzN2O9s+HR&#10;g+EOtoeaWesLsBDUMePMZKjsDm0ZHxFKv0hj9kVatHF48tOwFSVjK0jCW3SH2pI7NBTfUmaEynyw&#10;Ioa24tu0lt5Uyu/W8ju06xJproymXfIOdLGqEHQIBVKfoAqHFIyuKhFtxUdUvlX36DHG0yVFxZCg&#10;KJjShSibdCkY+hTGDWmM68WFVTa7bAU+z3g0zIqDbfUXBaO2TI1gFiTnoa5CAb9LdVUq81vGO7O+&#10;UibEZt1fyqinhBFhL1XL5lzAkKuAQXtEk9JnEFFhAWM1MooqY75Gz2KTjoVQFethwUYqWA0UsChi&#10;R/GNcmuYdOUzJT/Pmc+Mu5Bpex5z3kJmPXksVuey7BNRYSkr9VrVGQijS4DwiepCJvyFjPsKGVHd&#10;RRHD3iJFG+2xZDHsKFCYx5hgITIuE/BciphYePgF56hiuaaKZZWK9wUtuE7YV1qVd7Gg8iwKVXcx&#10;4xZwW3AModNqVMESUeWYOYVJ0U+I06w1g1FLJqM2CUMSokFKhKVmjmdQH8ewPlmNLfurYhmqiKO/&#10;SlhwCQpvEpyit0oKhVCrY+mR91EnncU9Jd7rroqhKfcONVnXCZXdpbE8gWDRXeqK7hIsjqGp4B51&#10;mjtUC5U2+zqmtEs4sq/RUxnHuOAvviKVizIrIVvyPIUV1uZlrd3JYtjIbL14bmUz4Mx59HBr/heP&#10;Hj368CAw6WAdrP+Hq7Gx8R+OByo/WGp1/mJ3qJH7493sDIZYa3UoeuVwZSIDBTfoKLhJq+ZTGjM/&#10;xZ8XT70hG39pAv7CKOq1UTQU36FFe4+WsmjayuNoLrpNZ3mUGkO1lMfTVBRFs1asQ+6pgiEZGj0m&#10;odwmKDyjozJB/bs2rYyx7tKijVJeVer7jAkRI0NjgqLUDuoTGfliLDVmlpOwhANlMG5NY9otORol&#10;zMkmEihRgUpz1QI6SzJfJJ1vtqZCZWsIPjHqyGPQlUu3KYOWqjTaK8UcMZ9us4ZBZwF9lkx6LDn0&#10;ixCvtoQx2YAEdBb6bYeXne4adruq2eusjtB2G7SsVRew4itiSfQV8vu4c1j0iEtsLsuBApYDeazV&#10;l6pM7K2QkZ2whfthN9utXlbb3KyEbUwFylTWx5i/SI3ERpyFjLo09Iuo0pROj0VwIVG+F9Nnz2JQ&#10;8Caxcq8uUp3MvLecxUAZczKCqpciKVTgCpV9Ecm0KFIiPhHtTToi4Uri6Dtmz2bMnMakWXAJocmm&#10;qIIh0brK9sOUzJh4gNnTVSDWkD6BIUOyorH2VNylu/QO/TqJXJWRVKRY9CocS6zMJVlPRpGRKNae&#10;qkg32pB9i0DGDYKlUfgL7lCjuYUr9yqBIvm7iqJGEvbSr2FOuUxl/Ed48m4oYd9ARYzq2CRlUQrG&#10;XIOR5caITmZewrRqcpSlzJAunsG6yl/+7d/89f/86NGjA3X3wTpY//+s6Xb30bk67d8tN5vZ6alj&#10;uy/IRpubJV+5AhUHxSiu9DZduVdo01wjXJZEfXkKtZUpeIvvEiiJoq74NuESoURGqRzm9oooOqXj&#10;qEikVZugRg7hklu0aOW6qxTh0jlEwpeSIq632nvKk0plOWujaC65raxFlJGhRWiaSQzIuEOXwHBV&#10;HMOS8CciPtngRJMhthZuSXwrYVYKgoyAvIIZFDDh134RuFTEmK9UsZc6KpPpNYqiPZfW8kT+d/b+&#10;M8rO8zoTRKfzvbfn9tx1e9w9tmVKJCUqJ2bkjMo5nZxzzjnnc+pUzjnnXAWgkAqZpCQGUSIV22rb&#10;ctuSJVmWSAogCaCeWfs9kLov76+Ztbrbls5e61unWChUFao+vs+39xP2qE+NxQSZyaLYJo3/QARX&#10;BiO4OhBlT/pfI+KYeJ6dUby5M4y3KYNqbRDfW+3H99YG8N3zE/ju5iC+T2a6+bZHG+oSeGMyjG/P&#10;JPCd5Sy+s5LHW0td+O7KIIsl+cHSAL4z347vzBNB34u3zo3j7Z1xvLHWj9dXB/CNlR4mtyWC99po&#10;HFcGwgUQ63FjJ+fEhS7if0im6sfeYBx7PaRmolytJF4mNdR0mo1sCERfnc3hjYkUXqWRHQHGcIzx&#10;QMykN0xKrwhuE3HN4uNpBOUpSJb7/bjVT9yFFzep+xj0sJEV/fdetxPXuh243G0pRHy0GnCZAgZJ&#10;KNHrLgQNdtL36WDdBRHf9LrTQVsbTdhsNWEmSEo7LZazBkxGFZhL6TCbMmA2bcBcUovZqArjIRWG&#10;/Wr0exUY9cqwGlbhQs7MHPXUxb08kcQrpCYbTzET4a1hAjfqRq043+vE9964/cEHH3wQ39/f/7cf&#10;vf+LVaxi/V+oN7928/Fb49FLr0wn9l9dzuObaxTIN45vrU6xFNZrbJ+DEbtRJc7F1ZiLmzCXdzMD&#10;33ibDROtFkyl6H94HbvWWw3YJIChEVSHDdvk18jQbgMVVhJSlj21lTMUOowuO3babNjKGrGR0bKL&#10;YkYom4pGW6Sw2qX/6bvI+GfD5U4rLncacb3LzqJCrvTZWKdxg0ZU5CcgiS25p0cTzBh3ezyOa0PE&#10;CcRxeSSCi8MR7HQFsZn3YafDi0t9fmy3ebEYt7CgO3K47/SEsN3vxRYRuyR1pc5kuZOBxbfPT+Pb&#10;5yaYRPVWpx932jx4tSuEVzv9eG08g++Q1n++A99f7sL3V3vxXeoiljvw/ZVe/KfVfvxgpRtvz3bi&#10;7Zk8vjkUxeudQbyStuJ2xoav9QVY7tOba0P47tYU3r4whTc3h1g8y0vzOdwgFdVEGpcHg2xR1aUe&#10;P9ZTlPRqxqXeKC4PRnG5g7gCF27RQUq7LkjlNZnES5OUZxXBN0ajeG0igdeoExmKsC18pJC6QxwQ&#10;JQXTQdvnKyy0GvIwqfJL9Gf9PvZzpjWnNwZcuE4RLTQa7KRuj7oMGjVREi11gdRFuBh/Qe72i/Q7&#10;ZLyVpdBx0Fiyw8KEDWtZA2YDaiynzFhM6jAbU2E+ZWLXQlKH+ZgGcxHqOJTod0vQ71Ng3CXDnFOG&#10;7ZgGu23Ggtqq24crAz7s9fkZQNHYazetwVpWha9dXd6/d+/utz744IOvfPTeL1axivV/sV577bV/&#10;dW0s7rrUbru3N+xnPoM3WBzGGL623IPr42lc6XDhfFSJjagUEz41plMuLPcEMdpqRm9Uicm0DrNp&#10;JZbatVjKa7GSVTOZ7RbxEh0WLGfMWEursJGk3CkDzuUpRsSOzTztPjBiM61lvMdOVo/zBBatepzP&#10;G3G+7VHeUKeFkadXOkmOacG1LpL72nCFElG7bbhFwXnEYwyQ/JPC70K4PhbFpYEArvTFcKkjhO12&#10;PyZzFsxn7VjLuLGepa9vxVxch7mIEfNRI1ayVqy02bDZ7cb2oA93iANZ6cUbK/0sBoQyqu7kLbge&#10;VOCcTYlNmwxbdgW2zSKcc0hwyS3GrYAGr6aNeK3Didd7Q3i9L4bX2/z4etaD2wkrroV1uBhQYtsr&#10;xaqZj1VjM7btPFzwSXAlqsadVie+Nd6JbzPgLhjvXlvuYSO125NZ3JhI4vKgB7udTqzGjViMGbFN&#10;4zTq1NrcONdGB7SnELkyFMKt8ThuE7k9Sn6VMF6dTDI1F4UQ3ur34w65+Un5RCOnIZLOFq6b5Ooe&#10;9OLOgA83u5xsDHit286AgjqQG52FseC1zkLXd4leu+y43E8emkeubpLPdjrYWIqpojpMBe6CeKtO&#10;M9ayWqzE1VikK6XGUlKHRVq1mjZiNqHBHHkw/EqMh5Tod4nRYRGgx9CCcQsfC24+lkICrMelOJfQ&#10;YJMeRNIabCU0mI9KsNJuwau3th++884vf7i/vy8G8C8/eu8Xq1jF+r9RX9uZ/vJmRv293Xbjw2v9&#10;AVwfDeOlmTRuz3fg9kQHrnZ5sZ1QYTWlxHLUgOGgDcsDccz3eDGYMGC61YYZ6jLyRiy0ajCfUWIu&#10;rcJi3ojVjAHLGRM2sjqcz1twrr0wftpuoydMMxs9bbWqsZ1Vs2U6tB+BzHrn2/XYbtPgQl6Py10W&#10;XO4w4nKXDVe7LbjabcbVXiv2eszY6zTh+rCLmQxvd4Vwg8L+BkIsNuJClwcbeQ/WEnZMBw0YDMgx&#10;FdNiLmrGXFSHhbgGU1EVJvxKzPmNWEgYsd5hx1abDVcorps29i224qWhCC6HtVh28jBjbMaopBZD&#10;khoMShvQya9En6AGg+IqTMnrsChvxqqiGev6Fpy3S3DBr8O2TY41LR/TSj7G1TxMqJsxoW/ChLIR&#10;w4omjKmbMKhuZHuoF3SNOO+T4mbagNeGQyyW5I2lTnx9Po+X59txZyaH3U4HzmWtWI3rMBNUsX8P&#10;pbeupxwsO2mjg57u/SxrifiN24/ixykkkDqwlyejLLKcgPV2vwd3BrzMCHl7iNzc5PymjiPEeKEb&#10;3QVQuELO/G4brnQ4cIO6ul4H9joduNZNHYcXV9oL/BLL/uop7HUnPuNKu/l3oygKHDxP8TFdFFSp&#10;x2qGQga1WIwqsZTRMpXUTEyL2ZQWUwkNpqM6TMeMzHsx4JMhqWpEnHcGHbIy9GprMGKswaijFlOO&#10;Gkz56jFmrcW0X7y/Md3x8Ed//v27Dx48eGl//4GAVhN/9J4vVrGK9X+zaKnStbUe93pS8fPzGdM+&#10;tfoXOqy40hnC5Y4gzqdM2AgrsJxUYjIgRt4tw2JvFHN5L+bb3ZjK0epMPSMuF3MqzEalmE+Ta1eP&#10;5YQOKzlTgdjOmbGdobfNOEcdRtaE9WxhBLVDnUdaiwttBlxq0+J8mw7n8jR20ONiu4EdWHTRhjWK&#10;SKe4kKtdJuz1mHC1z4wbg6ToCePaQLAwCun2YK3VhMmIDgMeJdrNIvTaxRjxKjDhV2Casol8Kgw5&#10;pRhwSDAVUGE1bcRqzoydnAnXB4K42uXCdkaFJXMjhqRVaBeUI954GrHG0wjXHUOisRRZXi1y/Dp0&#10;ChvRI27CmIKPKRUXk1oBZrQirDjUWLGoMKcTY0wjxpBGiAFlE8aNLRjX8tCj4KJT2oSMsBwp3lm0&#10;cyswIKnFlLoBmy4xbrbb8RIpmqZTeGU2y2JFLnd5sN1qw0KCZKdq9NvlGPOoMRUkY5sBSymKCLfi&#10;Yq+XSVpvDIRxg6SzwyQ9prjyMNuQxwIIBwO41evFrV4iuMkfQlvy/LjZT4IC4ipo4ZUd13qsuNFj&#10;YwBByqhrFFdPnV4njYSIx6BXOy71O3Gxz8a4DEqiJcAgA9+FTivOk+M/p8NmRon1rBpLaS1mwyrM&#10;RGRYyqixmDRgJkayWg2m43pMJwyYihkxHNShL6RFh9+EqKYJft5JRJpPICk8g5SkDK2mekymDTg/&#10;NfDwe9/8+ru/evdX33nw4IF1f3//qaIqqljF+u9UO2P5uckA9/2VkBjrMQWWw2IshkRY9Aox5+Jg&#10;3N6EHksVIpo6zOdCWMz6sN7pxULegvGEHrMpBRZzasylJFhJa7DKuAsT1omn6LJjNU0Ll2ilKyln&#10;3Mx7QST4dlaPXQYYGpxv1eNCToOLeT0uduqw267H5Q4zrrVZ2S6Fayzx1oYrPWZcbTdjr92Ea702&#10;7PW7WMotuYrPdbix0mHFcEiGNqsAcSMHOQMXXQ4J0/IPOMQYtInQY5Og1yZGr5WHkYCUEayrKQvO&#10;Z4zYjRmw5BBiSFKGTNMJeGqPwFVxFJ6qU/DWnIa34iT8dSUItVQjwa1Dq6ARHRIO+rRiDGmFGDaI&#10;MOdUY9lnwKxdi2mTCmNGOfpUfPSomjFgEmBAz0enjIO0qAFxQQXi/LOINpxFrKEUGU4pOkVlGFFV&#10;YNknYOT+rYko9gYDuNjjZaq0pZQOMyEZRjwSDDkkGHLKMBbQYTpqwnyGfrZWbGSt2Gnz4HJvENQ9&#10;sh3bI4+MeP0+3Ohx4WaPiwEGKZ+u97lwi0ZU/TSOKhDchah5G651mHC904y9bgeu0Ziqh8CDyGwz&#10;45pYfHmfHRcoXJIktY9izCk7bJf4qnYjNvN6rKSVWGSXDsspEwOOhZQGsxE9FuJGRnzPJY2YjZvZ&#10;dr2egAwL0+3427/96YO/+ov//M7Lt/Z+fmV9+Ze767Pvfu3G3ns//P53fvmzn/3sL+/fv//G/v5+&#10;sDh+Klax/gfU97//5uPn5num+p2N73frS9FvqEWvqgLdqmp0q2uRl5QiwjsGZ9Mpliu10RnGRrcH&#10;S612DAdlmE2qsNpuwHxWhaWcBpsdDqx2OLHV7sB6pxHrWZpbm7DNsoMs2CSS/BHZvZPSYiepwPmU&#10;moXI7eTUONeqwKWcDhdbNbiYU+NSh5kdXDQzv9xhw9V8Qft/pcuJvQ4HLnXYsdPtxGq7HX0hFTJW&#10;LmKqZrjlNcibGtHhFCNr4SCnqUa3VYiMhoesuhG9Fi5GgnJMh6SYD4swbm9Br6QE2cYTCFQcga3k&#10;AHSnDkJz6jCMZcdhrDwFa9kJOOvK4GiqRLC5GunmOrSLW9CrEWPYosa4VYsVnwGLHgNm7HpMmTUY&#10;M2rQqxajS81Fh56LNnUzssJ6JMVNSIobkRQ3INRSCW/tGXirT8HTcBJR/ln0yyux5pXgQtaGy+SG&#10;77RgLafHSkqNSZ8AkwEpC4wc9UkwEVRhKKDEWFSDmZgGs3E95mhc1WpnhPher5ctNboxSGMlP+OA&#10;6LrR48a1fjuu0VKqPjtu0La8Hno/pcuSa9uC6102tjmRxoG0cpd8GMQrXSRzJamguklSS2BuZ3u7&#10;KSL/XJ44FroM2OgwYr1Nj9UcfV8yzMVVzHcxm1KzkeZs1Ii5uAEzcQMWkibMRi0YCCjR5hfijVev&#10;0ojp0v7+A+H+/v7Z+/fv1927d0+6/2Bffv/+/QYAn9nf3/9/A/jXH72vi1WsYv13qrt37z52eXO+&#10;r90l/kWw6dhDf/2B/VDjYXgbD8NdfwCO2gPQnX0ecYMIK/0RrPf6sNbpxHyOiG8dNnscWO+wYr3N&#10;go1OF5ayBBQmLNMYIq3FakZXSCVNabASl2M9o8K5NhO2U1psJdW4mNLiYlqNc1kVzmXVuJjV41Ib&#10;LdoxFrKl2o241GbE1XYL9jqduNJhZ7r+S20W7LY7sdJmx0RSjy63HCljCyLyBiRMzWg385HU8xDV&#10;1SMqPou0shE5PR8dhmYM2wSMXB1zCdCjrUKs4QjcZYdgO30E6mMvQHroWXAPPQfBsUOQlBxjl7Lk&#10;MFQlJ6CsOAtPYwUS3BrkxRz062QYc2gxblRiWq/Eok2Daace4zYNRsxq9Gtl6FBwkFU0ISqsRail&#10;Fr6WegR59Qhyq+FpqIKj9gxMFcdgrDoCe90xBBrPIC8qxYCyDnMeHpbiMiwTpxRXYiYkxoxPgamQ&#10;HMMeAUb9UvT7xBj2STDsUWI6ZMCUX8EMcBtpGunRilwzrlEwYJ+bjZWud9qYo5ttOhxw4BpFyBNg&#10;dNlYmN/VbhOudhpZN0Hjp6vEUbTrcImNC02FGBBy43eYcbnNiMttFpxvs+McXUz4YMR6Xo3VvA5r&#10;dLWSqk7F9l7MJ3SYTKoxHpFhOqpiW/am4mZM0xWzMPDry5jwV3/159/c399/9qP3a7GKVaz/yfXO&#10;O+/873/1gx+Idtfm7mR8ul86BSUP5Ke/CunJL0Fw/IvgHvgcLE2VmGn3Y4n2JHc6MZ01YCqjx0an&#10;HZs5G7bardhod2A+WfBerBKpmdFiLU+HBz1lqrCWVmOjlTgMPbZTemxmNNhMyHEuq8VuTocLeQN2&#10;c1o2+yZug0ZQlx8dVJfzxkeJpw5cbDPjEnUxWQuGfXL0eeXosAqQsvCQNQmQ0vEQVXIQU3HgElYi&#10;JDqNnKoO7WYeOs11GLI0o1/XgIyoDM6Ko9CVHIHk5ItoOfgMap//MhoOPoPmw8+h8eAL4Bw9AO7R&#10;F6AqOwrlqUNQnTwER+Up+OtL0SpsRL9SjAGVAONKCWaMKiw7DZhzmTBqUmDIKEOPWoRWURMi3Gq4&#10;G8phqS6Fpa4cjoYq2GsrYaoqhbnyDLSVx6GtoG7mGHSVx+GoPYlQ41kkRCXoMdZhPCDEXEiCsQAX&#10;Iw4+Rj0ijHrEGPOKMBqWotfBQ5dNimG3GuNeOfpcUoyHNTifoVEeyVGt2OsiToLUTzRecuBaP8lm&#10;3bjRR0ooBwOMvU4zrnVasddZ6DKIw9jrInmzBbt5PS7lCqCx22nEuTYtzlH2GJNFm3Auby14bFqN&#10;7CFhKa3DXEyOpYQGSxkN1nIWLKSNmMpQlDmN0qjTsGIibihcUQtG/Crsro7g3r17bUU+oljF+kdc&#10;AP73X//617Y3Xntj6+LG8g+Wp4Z/Ndrf8f7QQPv7a4uz7+/Mjt6fafXtr9N+jFYrlnMOzFFMddbG&#10;OowZRl6qGKG53KrHXEaB5TQ9YRqwmpZjI6Nh/AWR3rSEaatVg52cBjtpNc7ntLjYacGFDhN26CBq&#10;1eByhwlXO/SM+L7Ypsf5jA67WQN26VBKGjDsEKDfI0bK3IKsloOcRYqcTQK/tB4BcT38/Ep4+SUI&#10;ic4iJS9DTt+AVm0t2lTViDefhaXkKMRHXkDNwadR8cKXcearX8CZr3wRVS8+jZoXn0b1s19B/XPP&#10;oOnFZyA7fRSaM8dgPHkU1tLjcFadQqqlGm3iFvTIeBhUSjCqlWHGpMaoXoFhBQ998ma0i5oRa6mB&#10;r6EU1poSaMtOwlB+mnUritKTkJWchOzMEUjKjkBefhyy0uMQnT0M8dlDUFcehb3hNCKiMrSb6jHo&#10;5aDP1oguTR26DE0YdPAw4uFjLCTBaFCCbqcYfVYZBuxSjPrkGHSKsZ0y41Ir+SFsBUI6b8DlVhOu&#10;tdNoijoLJ671WHCTxlP9NlynNbpddiapvdplZmBxtZ34JCsu5Y3YzRlxsdXAJLMUX76RVuBcltRu&#10;VqxntVhLKbCRVjE5Ne1PWYqrMR9XYyahZt3nTEaHiRTxXjrM0/gsYcRESoOhuBZDQROGoya8+ead&#10;h/v7+6UfvT+LVaxi/SOs/f39f/fhhx8++95771X+wzv/0Pird3/Ffe/ePcW3Xr0zPd/h//VqZ2B/&#10;s5PWttoxEpJjIWPEUk7PwGIkIMJoSMzenkupMB9TYiGhwlpCybb1bZELPKXGakaN7VYDdsghnqYD&#10;h3YnFPiL8x167OY17IAiWe3lHoo8N+IC7dUgiW7SiKWgCjMhPXqdAkSNjYipWxCXNSEib0RE1oCo&#10;rAZ+/im4m47D1XgCroajCHBLEG4pQaD6BHQnXkTTi0+j8rmv4vSXP4dTX/osTnzpszj+hc+h5Ktf&#10;xpmvfAGlX/k8qp7+Kmqf+SpEL74I3bEjMJUch7X8BOylJxBtrkRO3Igcrx6J6rNIV5xBvqYMHU01&#10;aK8sRUdjNXL8BgQbKuGsIoA6BWPJUdiqzkJPQHHqBMSnjkJy+giEdJ09BnHJCdSfPojaEy+g+dQL&#10;kJQegrb6OJy8U0ipqhCVlCPKL0dOXot2YxN6Hc0Y8gswFpRhxCtGn5GHbpsYEyENRt1SjLtlOJ+z&#10;4nzWiN1WEy7kLLics+B6W4GjoPHUXpe5oIrqs+FaH/EYBZMegQWNpUiEwMAib3iUC0WvelxopYcF&#10;yhGjt63YyGmxEBZgLaHAVpseCzElllM6LCS1mAzImMhgjiS0RHgnNZiJqzEZ12EkoUR/SIOeoBYr&#10;/Qn88u//7hf7+/tf/eh9WaxiFeufQAH4Z6RE+esffutjK4OJ2aVO12+WaPyUMWMyqsZSqwVrXXas&#10;5ewYCUoxEZZjMiTHTIQODHLg6rGepJm6FueyJub0ps6DokHOU3QIJdymNLhA8t5WUkmR4cuAS606&#10;NkOn8cf5LI1X9AxklpJqLMUKstJ2Gx9BaS2SkjokFXVISKuQVtcjIi2Dm3MEzrojMFQehvLsC5Cf&#10;eQ6KUwcgPvIc6p/9Mkq+8nkGFEc//2kc+vRncPizn8Wxz34GRz/7OZz8/Gdx9vOfRdkXP4ezn/8M&#10;jjz5JE5/6pMQPf1VmI8dhvPMCcQbG5BsrECw5BA8x19A6MxxJMpOIlF1EtFTBxEvO454YyVCdZUI&#10;1FbCevYEjKcPw1h5EqpTR6E4dQTSkwchPXEYwpOHwTt2EJwTh9B4/ADqjj+PhhMvoOX0QfBLDkNe&#10;cRTa8mPQVx6Bs/YEYvxyxGSVSGlq0GltRL+1BYN2LgasfKT0TeiycTHuE2PQwcdMTIWNVi12ckZc&#10;yJhxMWvClTYLrjGwsGKPOA4CjU4L9ihMMG9iKjUCi+u0ArWDOjwddvNaXMhqcCGnxYUOPXZa9VhN&#10;q5lCjnirtZwRi1EFVpM6LMfUmA1LsZChBwbqMrRYSKoxn1SzsdR8rqCOGktpMRRXoi+sQpdfjmvn&#10;5vY/fP/9cQD/x0fvw2IVq1j/xGp3bvDAfJvjr4honsnoMZ3UYiZrwlyHhRHQ4zEVhl0izERIEWPA&#10;So68GWpmOiPA2MmZGRm7kTGy/95MKrAZk2IzpmTz9gt5Cy620uhDxxRT9GRLJPf5PLnBLYz/2Mxp&#10;MRdToM8hRFrfiJi8Gnl1LVLis0jIy+ETnIWz5SSMVS/CWPYipCefRcuRZ1B/+CsoffaLOPuVL+DE&#10;Fz6HA099Ei986gk898kn8OwnHsfzTzyBF594Eoc+9RRKPv0Uyp58HGVPPomKJ5/AmY//GUo//hjK&#10;H/sEmj/7aSif/wqsJ47Be/o4HEcPwHLkEBxHD8F2+ADUzz4D7YHnYD9xCPYTR2A6dhDqEwfBefor&#10;aHnuq2h8/ouoeuZLqHv2S+A+9yXwnn8anMMvgHv0ABoOvYC6o8+h9tjzqDv+AupPHkTzmUPgnj0M&#10;/ukDkJQchr7iOMx1p2BvOAO/sAxxdSXaDPXotTZh2CVBm5nUYA0Ydgox5ZdjkkZCSSU203psxdQ4&#10;n9GwTuFqJ7noKafLwpRTe60m9rO/kFHjaqcZV8k4mS94K3ZzBBRqbCfk2E4qsJVVYSevx1pag2WS&#10;yWYIEDSFDXopLcb8PEwHhVhOazAfV2I+TkS8ipknyW0/Td9TVIPJlB7jSS0GokoMxY34T99/6zf7&#10;+/v1AP7FR++9YhWrWP/Eanko87+tdga/vpC3YSquwXxCjbmkHtMZPWaS5NhVYy6hxUrGgAUiO1vp&#10;AKE4CA026MDKGrCRUmMzqca5nAE7WZLXqlnEAxHhu1kjLqa1OJ/WshHIbrsOFzuNBaI1Z2IxIltp&#10;HYZcIrSZmpHSNCKrrEWbpgZZZQVi0rNwCU7BVHMUqjMvQHLiaXCPPoPyA1/C8ac/j+e/8Bk8/dQn&#10;8aUnH8dXP/4YvvrxP8PTj/0Zjj3xOCq/+CVwnn4OqoMH4D9zAsmTJ9F66iTazp5AW/lJZMvofccR&#10;P34UvgMvQPvVL0P5lS9A+aUvQPSFL4D7mafQ8MlPov5Tn0T9U09C8pUvQPf809A99xyUzz8LzdNP&#10;Q/XCs1C98FUoDjwD+QvPQvLs05A89yxExw6Bc+wAag8+h/qjz6P28HOoPvgMyg8+jerjL6D62POo&#10;PPwsqo48i4YTz0NUepgR5eaGE/BLSpHV16DH0ohuazP67SThbUSfRYAxnxyLcS1mI3IshSnuRck6&#10;OhIXXKa1uR1W7HUY2FjqCkmac3pcpu6ux8wUaRfzZqaGIp/MhbyOdRdkbmSAkdNiNanCUlKJ9by2&#10;EDqZ1rPYj+mErAAkSQ3LjJoNyzERlGKWRpRJDSZjSoxHaSRFy5M0GIpqsD7Wtv/Or3/59WLKbLGK&#10;9XtSFy50/ZvFvljPcocdCzkzVnJWtpN5PmPANJn/KK681cwOkemIlC1bIlnlXFzJZtq0TW8tLsdG&#10;QsUA4VxeVwCONiM2W3U4n9GyQ4sdau3UXWixmyE1jg5rNFqhgDqvHEMuGdr0HOS1Lchq6pBX1SIu&#10;rECIuovGE1CeeR6iE8+Cc/Q5VB54Gge/+BS+9NTj+ORjj+Ezjz2G5576BE59/vMo+8ozEBw9DFdp&#10;JTqkMoxpNFjR6bCq1WJZIcZ5nQaXjEZc1mlw3qDFOaMWu2YTduRGLMvEmGhsQP/p02g7cxKpY0eR&#10;OHoMiSNHkD58GJmy4+irr8BgYyNGmxswz2nCBKcZI/xGjPEbMMRvQZ9YhGhtNbzVJXDVlMJUehbK&#10;k4fAP/oCql58Bmef+zJOPPM5HHvm8zj2lc/jxNOfx9kXvoym489DXnoEptpj8PNKkZZXoVtXh3Z9&#10;LXpsLRgxC9Bl4GDMK8FMWIblmBJzATE2qJPL6hlxTZHhVzssuNpuwF4HOev1uJrX4wotvOohyawF&#10;l4j3aDdiO1cQKZzPUqwLkdoqrGUUWE8rsE4PAOTozhpY1D0BxWxCidmEHHNJBeZi1FmoMZtQYSFH&#10;nakakzEFpmI6jMcMGIzqMZIw4/VXrn/48OHDzqIRr1jF+j0p4jOWBuPiuazx4UqnHQsZE2YiapYF&#10;NBWWYy4qY94LmpvTkyXJKheTcnaIrKQ0LJ9qLanEuYyGAcZ2m55tYtvKk6GPYqz1Ba8FqWySCmwk&#10;ZUyFs00R6EkV5v0STLjJdyBFq6EJrZp6tGnqkZVXICY5C7/gLIw1R6AueQHS0y+i7sVncejLn8eX&#10;P/UJfP7xP8OLn/0sao8chbaqCiEBDwmlDD06PUZUaqyFA7gzOoIbmRxupltxO57FN7uH8M32HrzR&#10;2omvJxJ4Nd+K1zNpvBpP4huZNF4KevGSz4tXfWHccrqwZzHhqtGEy0o1dm0mXLKZcNXuwHWfBy/F&#10;grgaCmI36MWloBO7UReuZuPYTkYxolGjR6PAsE6JRHM9opxmWCvLITp1DJUvPoPS576Ck1/9Ao59&#10;9bM4+eyXUHXgqxCffhGW+pPw8c4gLCxFq7IO3Zo6dBvqMebgo8/eghE3D1MhMZYTciyEpVgKy7BD&#10;AEzOeuZ1IR8FSZhNuEomSQoOJAVUhx4Xc8RdPFJDMVBQYzOtYHLojaQKK2lSwVHsB21cJMCnMSPx&#10;U9RVyDATVjCj3lxCifmEAvNpDeZSekwSdxFVYtgrw0TMgN6oEWNtvv2f/ORvaIfF2Y/ec8UqVrH+&#10;Cdfe5uTRpXbXXy5QLDV1Fwk95tpNmKPkUBo5ZDSYztLhoGCHBW3oI0J0NaHBclyJ1aQC2xmS02qx&#10;mVJiO0VPrJQjZcCFHJHdNEsnrkOBjYyCqW/WyfiXUmExosBiSIUBO5/N7HvNDehQ16NNWYOEohRu&#10;7klY647AXn8EmoojUFeXQVxVhtqjL4J75BB05WXIGfXosJgw7nFhJZPCYiKCtZgft/r6cLWvB6+M&#10;jOCbs/P43vImfrC5je8tLeHt2WW81teHt6em8d2hYfxgbBrfGZvGt/p68e2ePrzdO4K3envxemcn&#10;XmtvxSuZKL41PIRvdXbhm215vDk2jLcmxvHm5CS+3t2Fr/W04/WpIdzoa8eNgXbc6MhjKeLFViaC&#10;5YAHsyEPRpwW5NVy2Gqroa48wwhw7smDEJMfpPIETPVnYW0sgZ9fBp+gDAl5DQOLbmMj+swcDLq4&#10;GPfwMREQYTmlxjL9/CN06Gtwrl2HCxTDwjK7LLhKBDhtOewkk54BF9spssXIvDHbOS02UuSvUWM1&#10;JWefizrE5YQCixkt23NBv9t5iiuPqjATV2AxocVCXI95+prEY2UoJ0qDUa8SwwElxuNqjAbVGIkZ&#10;0RM1YH2298G9e++9VNxhUaxi/Z7Vd7/79X9/bjjTuZqxP1ihLXwJLWZbyXylxEJWh5U2I+Zaic+Q&#10;YjKhxGRMxrqLtYwZqykjVuNqbFA0dVaHjYQcG1EZ24tBktkLJNFMq9krexLOqLHZSgeVGitxBVZi&#10;Msz6pJj0SjDmbkGfjZ6oG9GuqEZCUoKYtBQx/ln4OWfgFdcjpBEjppEhJBHByWlGTCXFsM+JyZAL&#10;ixE/1ltT2MzTPu9O3B4Zxl5XJ74xO4c35ufx7Y11vL28iO+uLuG7y0t4Y5iWKC3hrdkpfH96AT9c&#10;WsZbkyN4e3IM359bxHcmxvG9+Vm8NTaCtyYG8MOlRXxvfgHfm5vB95fm8J2FeXx3cRnfnBrH1we7&#10;8fr8BG4Md+JaTw63R/pwpS2Ni61xXOrMYC0RxGTQilG3Ht06KTq0EqTkHGTkLcgrOWg3CtFuFiCp&#10;qkdSWYOcpg45ZTU69PXoMVD8CQeDTj6mPBLMhORYjKqwltRiI6Fje9fP57W4RB6XjgL5TbldFCvP&#10;dpDQWKrNwPgLCg9ke0vIZJlVYTVD5LUcG0kNVpIKzKeUbOQ0H1FhPEiRJTImqSZSe4GMe/TAQDHm&#10;CR0DjAm/GiMeBUZDagwGtegLGTAQ1eNbb9z6+wcfPnB89F4rVrGK9XtQN9ZHm1ba7X9P6bTzMS2L&#10;exiOSjDNcqWMmMvqGQE+HpNjKiJmT6CbeTtWMzYsJ7Qs6mI9qcZaVIr1mJKNpajjoFEVqXC2SWab&#10;MeACRYukKDlXzrwcy1EpJt18jLk5GHG3YMDRgF5LI9pVVWhVVaJNW40OVT3aVI3IaVqQNwgx5NBg&#10;wKpF3qTEgM+G4bAb0+kAlqMhbOTiON+Rwfn2LC53ZnG9pxevjI3hjbkZvLmyjK+PDuHNyQm8PjmC&#10;N0YG8N2FeXxrehBvzc7jW3NTeJt1DmP49vAo3pwYw9tL83hrZARvz4wywPj+/Cy+PzOF783N4nuz&#10;c/j21DjemJ3Cq2NDeGViCNe687jWncGtiT7sDbTjYkcaF7uz2EqFsBR1Yy5sxZTXhCmfBVN+M2ZC&#10;tMtDh/mIHpMuFfooTNHMRS+BhL4eXfoG9JqbWF7WkFOISZcIcwEFlkMULaLCekLNAIPEBLScao+Z&#10;I8mg52Bx5iyOpVXHLvp9UCdIhsuNFC3EkmExIcFyRsU6joWYAuNBASYCAtZdTARlGPdJMEV8SULF&#10;RlALKTXzYVCnMRWhaBM9xgJqjAS16Ano0RnUYnE4jV/+8qdv7+/v/8lH77NiFatYvwd1dWv+Py5n&#10;rTeX87b9pVYzk9eOJhWYyChYl0HBhLNxLcaCIsxHpViKKLEUo8gQG1ZzJqySsiamxGpAjNUwEbE6&#10;nEuosUPjqZQSW3FV4UmY4keI90grWBbVQliGCTcHY84WjDgbMegk/0ELeg1N6NTXo0NPHUczevRc&#10;DFqEmPRrsRS2YSZgx5jfgamABzPRAJYyYaxnItjKZ7Hdlsb5XByX2uK43teF6zRSGurDS0P9uNOZ&#10;x9d6u/H6xAi+3t2Gbw704bXWNL41OIy3xifx1tAgvjnYjze6O/Dm+CDeWp7Hm6MD+NbEEL49MIA3&#10;e3vY2OpbEyP45sggXu/vwGtTg7gz1I0bXXlcy6Ww107rVnO41t+Gaz15XOxpxU4+gc1cBAtJH+bj&#10;fixGvFiOOrCRoRW4ZqzFjVgKqzDtk2DUycOQmX4GjegxNjGV1JCDh3GXEFNOMWY9UmxEtViLP5LD&#10;tmpxrk3DUmeJ+L6Yp+wuC8uFIjJ8m8aEWS22kypspojUVrDNiQsRGeZiYiymlGyt7nRYjim/GHNR&#10;EeMoZiNKzAZlmCHAeHSRnHYuocZsUovpiBJTIR2Gw1oMBtXoDunRl7LiO99+6cHDhw+TxSDBYhXr&#10;97ReGxr6V+udoY6FDusHc+1WjCd1GEwqMJ5VYDanxGRchomQFFMxBWaTckzHFZjyKbCes2I5b2JP&#10;q6shITYicuzQbgMitSNi1l3Q0+w2SW3pwCJVVbJwYC3HZZgNiDDl52HSx8ekl4dheyM6jbXoMjUw&#10;TqPDUIsRGxeTXimmAlJMOCWY82iwHHZgIerFcjKM1UQUq6kQNjIxrOfjWElHsRH2YSfiwflEEFcS&#10;YexlU7jR0Yo7HVl8o68TL3e14aXWNN7o68HX00m82pHBa115vDrQhVcHe/GN7jxeH+rGN2eG8fpY&#10;F94Y6cMb7Xm83tmGb3Tk8I3BLnxzsAevtGXxte5W3OrK4WIihMu5GK62RbHbEcflzjgud6dwvjON&#10;rXwca9QFJX1YzYWwlvJjLWbBRtKILfKwJHRYi8gxHxBh0ivEhJ2PcRsfgzYOhpw8DDt4mPRLMeOX&#10;Ys4jwWJYysQGGxk14y92idQmQ16eQELPlljt0jgwo8EW/Q7SGmyn1diMy7EUkWA2QsCvwFyEfgdS&#10;zMVofa+CeWxWyF8RU7M/n49IMR8jZZQCMxEF5hNKzCSUmKBNjREFRn0qtnp1KKxHu1+HmeFWvPvu&#10;P3xvf//DIx+9x4pVrGL9nhSppbaHWp+bTht+MZsz7k9ldBiO0kEgwmSS1C8yjPr5mAyLMBUVYSIs&#10;xZhXhtmQCosZPRZprWZIiK04qaXs2EgqsBoVYyupfESIq3Auo2VdxnpcheW4FMsxCeYCPEwEhGwM&#10;MuFpwYCtAX2ORowGhRhx8TBib8GMV4BFWtQTlmHGLcWMTYIFn4rJcVfCFmymgthMRbCZiGE9HsJK&#10;IoS1sB/rARc2gg7seJ0453PhUsyHSxEfbqVoVWsSL7en8Up7Gi91ZHArF8edXBxfa8/g5a48vtbd&#10;jq91t+EbQ+34Rk+m0HF05PFqRxavtKbwcmsSL3fksJeO4Ho6hL1EEDtRN86lAriYDWM3F8WF1gi2&#10;WiPYyEaxkg5iJeXHetaD9bQDK1Ez1mMabMa12EiS4VGD9agca+Smjygw55Jg2inEqIuLEU8Lxn0i&#10;plKaD8iw6JeyUd5qQoHNlJrxF+dZhLyBgcTFrA67rVrskps+ocS5rJLxFespFVZpO15MjvmEFBMB&#10;Hmapo/AqMEefOybBQlyClZgaiyElpmmPRUTKQhKnQjJMxhWYiUkxHVViPKzAeEiOIbcM3T4ZuiI6&#10;tIZ0ePnOxffv378fpziaj95jxSpWsX6Panl5+V/PtDleWshaP5xNGTDOzFhSjEfFmIrIMeqnvRMt&#10;GA/yMRFSYDKgxIRbxEhY4jRIv79GBHicQIEOPynWYjIGGuTDIOAgB/gqAwsZlnwiLPgEmCcDWICP&#10;EWc9hpwtGPfT6EmEKTcP814hltgITI6VjAYrCR0WAhIs+DlYDojY+Gs9ZsJm1IVzsQh20jFsx4PY&#10;igSwEfJiK+jGtt+Dc343LgXduBh0Yy8ewq22FG6m4riZjeFmWxLX03HczkZxOxXFzUwSN9oyeKkj&#10;hVe7svhGWwavtmfxWmsGr2STuJOM42YyihvJKK5EvLgUcWE35MJ22IG1sA3rURc2Ej7sEIilg1hL&#10;BrAa92It5sJKxIS1iBZrARV2iH+gsV1cy578qRPbTGqxFlJi2atkncSEl48J1oGJMe2XYt4vxUJA&#10;ipWwAqsRObbo72e0LOzxQoY8LgacS9HoT4VzKSV24nJspWVYT0mxnqCfvQILUSkWY1LMhEWY9gsx&#10;56OfpwwLMSnmidNIaDEXlLM9HfMhGRZC1F0U7oPpiAhjPinbczHkl2HQK0WfX422oAojXf79v/3b&#10;//Ln+/v7xe6iWMX6fa9wOPzP18ZyoumM5VczCS0mYgqMhMQYDogxHpJgIiTEZEiAERcX0wEFJjwy&#10;JvGciUiwFCMdvxKLMRlWWTihgm3924jJsR6TYTOhZLLa1bgE62k5ViIyLHgFmPcJMGPnYMLWgGFH&#10;PYZtjRilriIgxoyfj/mQAIsREZbDcgYWq6TgYoccF0t+MZYjcqxH1VjzK7Hi1mDFY8Km24ENP3UX&#10;HmwFfNj2e3HO58HloB+XQl7sxf3YiwexFw3gasyDi1EvrsT9uJwI4HLci8vJAC7FvbiR8OBOIoSX&#10;ExG8nAnh5VQUt9JRXMsnsJeJ4noyjKvRIHbDXpyPuHE+6sB21IONuBfrCQ920kFsJ9zYjNuxEbZg&#10;LajHSlCFtYgK60E5tuMqbMbk2ImqcC5OoKrFRlyFDdocGFSxp3zii+gJf9ItwHRAjNmQAvMhKfNg&#10;EAdEHdtWSs3c2gQUlP57LkX71ckDo2WAtEG/i7gUGwkCDgUWwnLMBmSY8IowGZRgLijBlE+ESZ+Q&#10;AcJcVIrpsIRlR00FJJimr0+dZUyKyYAIQ04RBvxy9Phk6PFI0OaQI+WR4erFxfsffvjhUlFKW6xi&#10;/YHUUnf88Zmc40dTpJJJKNDn56PXzUefh4uJoICZ+Ub8Qgx4uBj0CTHul2HSL8BsRIjphATTUVEh&#10;zZYIWdqlEVdiMyrFWkKMtZQKG5SBRDsVwmLMBYWY8fIxY2nCpKMJI44GTHh5mHBxMOXjYSlGxjQh&#10;lsIirPrFWAlKsewTYt7Dx7SHi2lnCxZ9QjYKWwwKMefgYMrMwYJViimNEHMGGVuAtOLUY8Nlxnm3&#10;A7seOy6FXNgLerDrd+CC24LzbgvOOe3YcNux5jBixa3FjseIS14zzvvo4z3YC9lwMxzA9XgY1zMx&#10;XEtEsRcL4Uo0iIvUZYQ9OBd24nzEic2IA6sBHVa9CmyGFFgPq7AW1jAgWAlIseQXYT0sxmZChe2U&#10;AueSauymdLiQ0LKug35GqzENu1YSCizQKMjLw6yPjznaKhiSYDUpZx4K6uS208pCJlRcgd2kjm09&#10;JAf3TpKc9EqsRpRYI1d+vMAdzfkJIOQszHDkERDNBIWYCgoxHRJiKkYPB2JMBQt/NhUtPCxMROUY&#10;D0jYdsDBgBydHjHa3RLE7WJkIsb9v/rxj97d32fb8/75R++rYhWrWL+H9dr20P9rOe8fmEuaHk4k&#10;NRiKiDEUkKDfw0ePi4ORgBgjPiFGAgJMRWQYI6e2n558idMQYSoixGxMjJWojD3VriUkrLsgops8&#10;FxvkvWBPtQLM0ajLx8OchwCiGfMeDhaCIsx6hZh2t2ApJGZP3KsUheHjsd3Yq34hVrxC1p3MegUM&#10;cKZdzZgilZW5ARPmRixY+BiU1aJPXolBSSWGRXUYENdiTNqIZa0AK3opVghMjGIsGkRYNPCxpJVg&#10;QSvGgkmGKS0HU6pmLKr4WFILsGoUY80qw7ZDg3MuA3ZcRmw5DdhyaLDj0WLVqcK6Q4E1enWrsRZQ&#10;Y4Vc2D4+Vr0SLIekWA4rsUavfhr/CLAcEGIrosS5uArnM2qcJ69KksZTSuyQRDmmwlaclFAqrJJ5&#10;MijGPHUYfvJhiLAQo2wnObZYDpSGgc4G6+gU2E6rWKYX/dxpbLUeVWAtRmNDGeOViG+i3xXxIhMe&#10;EaY8Aky6eZgNCjEbFmIsKMREUIhxHxdTFG8fJtCQYiIix4RfgpGAHP0BBTrdSqStMvisfMxM5B/e&#10;ffcdcnb/h4/eU8UqVrF+j2t9ONM8Fbf8dDqt2adFPsMeEcYjWnS6BOjzCDDuFWE6JmOa/fEgxW4L&#10;MOETYDYowXxYiIWoGEsR8SPAkDIyd5nGVlEJ4y7mg8RRNGE6zMcsAY+TZLWNmHI1MQCY9wmxEBCy&#10;w24tRuMUNdZDYqyFRFgNCrHkE2DOycGUg4dhZxMGTLUYMtZiwFCHAU01emTlyItLkeafQarlFDIt&#10;p5BoPIV4/Qmkqo+jt6kc3dwSdLaUoJN7Fm3C0+gSlaObV4pubhm6uBXIN5xCvuo4OurPoKelHIOc&#10;MgwIKzEircOAtAqDkiqMymoxqarHmKoeo7omTJt5WLALMOPksO5n2sFl4zbqDqa9QswRee+XYNbH&#10;w0pAgAsxDS4m1Sw1lqXHZjXYSSpxgTiIhBrnUo+kswk1tmjkF5GzMdFcSIz5qAzL1GGk5GzB0U6S&#10;CHQaP9H7FAWOKCJha2DXwnKskSghKccKdXfULXhEmAyIMRkUYTrAx6yXhzmfCHNh2gLIx6iXg0k/&#10;l3UZEzSODNJODjmmgwoM+Qks5Gh1SJGwSBBzCXFze+bD9+/du1OU0harWH9gdXlz/k+m0/qV2aRm&#10;fywkxbhfgZEwdRsqDBGn4RdhwN2CIXdTwegVIdWUANOkYqLxVJCPhagQc0E+Zv0CLAUl7PBaCPIx&#10;7+dhxsfDiLue+S+mfXxM0OXnY8IjwJyfCF0izOVsnEKgQ0TtelSCtZAYSwEB5nwcTNHXtrdgwFCL&#10;QUMd+sjgpyxFu7IErZKziLYcR6jhMDzVB2CrOghj2QswlL4AS/lh+GpOwll5DLbyo7BUHoG5mnZs&#10;HIGm7AAUp1+E6BRdByA7eQDK04ehKTkMe8Vh+GqPwVd/CuH6k4g1nUKSexYZQSlS3DIkJZVIy0uR&#10;k1WgVVmBLnUNhtR1GDLUY8LWjCkXHzMuLhb9Qiz7BdgISRhgXIgXyOmLrTrs0j4RioxPabAdp4gV&#10;DdYTBR5oM6LAio/GeNRpSDFHHUycAIBAmboI6h7kWIvLWBgkgQvxRKtxOVbJFU6AQ7LZsAyLARo/&#10;ER8hwUSAj+kgF7N0BUSYDYkwEaSVsQQYQkzSqCosZWAx6ldi2KdAv1eJNpcSGbsUPiMfbUE57uxO&#10;3f3g3t32YtBgsYr1B1gbozH3bELz3mREhYmABGNhBUaDUvS7uRgKCDHobkG/sxnDHgGG/DyMx0Vs&#10;AxuRsXMhAaYCAkz7uZgLE2ktx1xAyJ5i6cl7ysvDuI+HMTcPk14BpnxczNDh5BVj0inAvEeElYAY&#10;6+Q1iAiwFBJgNSzCWkBUGEcFyLPRjAlLIyZUNRjV1aNPV4N2VQny8lPISUsQ4h2Hr/EwfHWHYa46&#10;CEXJC5DTdfZ5SE8/D8GJ58E7+TxaTj+P+uNPo/HoM6g9/DTKDn8RpQe+goqDX0Hd0WfRcuwF8E+9&#10;AGHJAYhLX4S07EVoyw/AUHkUhuqjMNcfYRsA3c2n4eOfRkJ0Bm2KSrRrq9GrJjBrxLCpHmPWZsy5&#10;BFj2i7AdlWIrpsAO7bJIqNi+isuPVq3S21sJUn4psBZVM/5hNUKEtQLLAQkW6QrKmdx1OSrDGi04&#10;IrCISBlgrJKijPghDx+rIXLd08fKMReWsd/Ngl+Meb8Qs9GCCooUWPR7mgnymB+GuIzxAA+TJHP2&#10;UZy6AKNBEQa9Igz7iLtQosslQcLKR9gmQswux0jWjmu7U+/c+807uuLei2IV6w+wzi30fXY8oXtj&#10;PEoREXKMMZMWdRa83/EYvW4OJgNCppwZ9nIxF5JjPkz8hAjjXi6mvBymciLQmPFyMO7kYpbGWTQS&#10;CfAw7uZiws3FtEeAWb8I404eRm0czHtFWAmKsRoUYTnAZSMUMgWuBgRY9Qqx4hdjhsxt1hZMaOsx&#10;pq9Hr54AoxStstNIS84gLDgFf9NRBBqOIdB0FLaaI9BSeGHFQajLDkJ55hDUpYcgLXkR4rMvQnrm&#10;RYjOHgDnzPPgnnoe/NMvQFh6EIpy2lNxBOryg1BVHYam8hC01LFUHYW56hgcDafg4Z6Gn3cWYcFp&#10;pEQlaJdWoENRjV5VHYZMDRiyNmLM1sxI69WQCNvkn4gpsR1TYSeuYCOpi60UA6/DblqHczReSqmx&#10;FddhNUKqKuoeqEMTYTEofQQYIubFoLdpLwaBx2JIhvmQGHMRMaa99LVkjP+Zj0gwHREw7mPeXwCQ&#10;hbiMyXSn/SLMBPiY8/MZcE96+ZgkQA7xWYcx5hVgMCBCj0uEXo8cfX4Zutx8xJwiBBxSdETMmG13&#10;4cb2+K/vvfeOoggYxSrWH2D98Ic//DdLvZHgeEr5cDyu2p9IqDASFWOMZJV+KVvdOujjYzzAZ3Hb&#10;ww4CBD7G3WQya8a4t4UR2TMBLjuQqKuYshM4UNoqF2M+LsboyTYgZGOsSY+QRXhPuATMzbxMXIiP&#10;i2U/D+sBCbbCEqwTf+HlY9HLZ/6NGTcXk45mTJkaMWRoQLemEu3KM8hLSxATn0C05QQiDSeQEpxC&#10;qvEUPLXHYK05Akv1cdhqj8NeRd3HAdiqj8Becxj26sOw1RyDrfYYDJWHYKw9DFvdCbjrT8JTfxyO&#10;upNwNp6Eu+UkgpzTCLacQaDlDMK8EkREZ5GRlKNVWIEuUQW6FJXo19VhyNiAEVsj42mmvVx28G+E&#10;xcwRvx4pKJuI9D6XUmAjKi2Q3iSTjZHkVoVF1j3IsBgUsdEeObwXaTQXFGORKa4KvgyS4K6EVZgL&#10;iLAUEGLBL8JKTMUIdyLMZ8MSBgAkV16gHe1+6gCJS6KxE4FDwW1Pf05GypEgj3lARt0c9PgF6HQI&#10;0O2SosspRqdTjJRdgqRLieGUA/NtFtzcGXrnN7/5lbEIGMUq1h9ovX5965NTadOfD4eVD8aiCgyG&#10;+BgPitDvk6PHr8KAT4hhHxfDnmYWGjji5jCgGPfRoh8uhl0NzL095Wlm3QZxFWMeiujmYNTVjHEP&#10;D9M+HiY8jZjy8zHjlWPaI8O0S8zGJ0SOLwdFWA+Kse4XYY2esAMCLIb4WPLzsEBzdzcHM5ZGTBob&#10;MWxsQJeOxkFVSNHWOlEZcqLTjNNoF5xGTnwGaVEJ4oIzCDcfR6T5OKItRxAhvoN7EgneSUSbTyLE&#10;OQF/8wn4mk8hxC1BmHcKaV4pEtwy9vcz4lK0ikuRl1YiI65Am6wSHeoa9Ggb0ausQb+yGqOmJoxZ&#10;mjFiacKErQlzHh7jDpb9fGY4JC5mLSLCVlyKcwklNsMSrARE2KFRVYriPEhWS5yEginOloKF3RdL&#10;YWlBQMAAgzidAmBMe8SYC8gwz8ZOAix7xVgKUQwI8UoEygQSIkwzZRR1fzxMB0SY8AsYZ0EdxTiR&#10;3AwwxBgNCDFKv0MPB71+MbqcInQ4hciZxcjbJYgZeejyqbGQc2Mpb8WN7cF37t79tbMIGMUq1h9o&#10;0f/88z2+utGI4tfUUfT6hCwSJGqSwCJvQN7chH5nCwa8HAy6mzDmoXEGjZo4GKNYD+o2yFPhasGo&#10;owljNJby8DDhpCA9Ao2C32LK24wZPx2oEixSIB4Z+kIF0NgIy7EelGItIGSAsRIUsXk9Ha5LEQGW&#10;PTzMOklW24xxezMGjQ3oNtWiQ1eNLk01+nS16NfWoEdZij51FUYozE9XjQ5pCTrlpeiSlaJbUYFW&#10;WTnaJRXIC0qRFhKwnEVGVMJGTAQSWVE5WmU16FDWsKVGvdo69GlqMairx6C+DgPGZgybWzBq4mLU&#10;2IxZN4FZC6adzZjzcJmXZDkkZF0S+97p3xEVYSMqwhYR/GEZNujfS3wFuePTapYTtUlxHgniKVRY&#10;iquwQpwFmRiJ9GadBvEaFBFP3grqGGi0JMCcR4Q5N7/QXZAQwSfCrEeIcXchs4t+xtRNsA6DBAdB&#10;XsHBTybNgAQjXgGGia/y89DnkaLbRUAhQKtDjqRTjpRVgsGAGktZB1byFtw5N/7u3bvvuYuAUaxi&#10;/QHX1fmR/zgYVZ4fjsgedrkl6PHwYJHWQlhxHDlDIwacXPQ7WtBnb2JBecPk1XA0YdjUgmEbB6O2&#10;ZoyYG5n8dYhIchpd2amrKADKCIEJSWo9LVjwC9lsfiEoZGOTZVIHRcm/IMFyRISVsBjrIRn7bxrR&#10;0JM2OaYXSN0TFGDWw310KHIx6mhgY6BRGxcj9kYMW+swbGrEpK0Fk5YGDBvrMGWux4S5AePGJgzr&#10;WzBi4GJAW48BLQFCLXp1DehW16KfuAhDPUZsHAyamjBh4WLcysGoiYh3GosV/k1jphZMWVswZ+dj&#10;3sPFvI+DBS8PqyHypRApLWWGPQKGTXJzU1hjSMCI6d8qwTZiUqzHycNCclnala5khPcKrctNqtlq&#10;1uUQxZvT2E7MPucicUdBKaaDFOQowAwlCpPE2SvErKegSpv18DHj5DPOiOLkZ7wkNKCfm4iB9sQj&#10;CS3Fsox6RQwwRn0CDPl4GHBJ0WkVIm3iIe2UwmXkIGUXYSSqxVzWhKW8EXfOjb37/vt3XUXAKFax&#10;/sBrpCcubvOJ/7rLK9vvcgmQMNbB1HgMSXU1Om1N6DDWosNcg057M/psjRiw1mPA1IRucz36TbXM&#10;JzFMgYJEmLOtcTQf52CYlFZWigOpx7ijGTOUHUUy3JCIKat+e8iuRkRYipKjW4z1oIyZ3hYCPCwF&#10;SDklwWqYPoZGMcR7kNdBhEXqWGjk5eRh0tmEcbocTZi0NWHK1oR5dwvmSbFF/IKN3s/FtIOHGacE&#10;0w4xJmzEufAxZRNg0kJvc5ivggyCCy4+Fj18LDi5mHcSSS/AArnP7XwsuAVY8guw6ONiwc/Fko+L&#10;Vfo+wxLGX2zScqmQFFsEhBF6vwirv41TCcuwFpMygyMBxrmstuDWTiiwFKE8LSK1ieiWPuosKJSR&#10;AJaksnJMEUD4xVgIFOS3pJSacnKZCooI9xnW3bVg2ivANHVAZLiMyDHmp3EUnxn1aAXsqEuIMZ8I&#10;Qx4e+tzN6HdIkDUL4dNwETbw4Tdw0OaVYjxuwGzGiOVWA146P/He+3fv+ouAUaxi/YHXlSvL/9tQ&#10;xj7T5RZ/0G7lo9PBQVJDK1SrkTBUIWMsR5ulFh0UTW6pRb+tngEBbc/rNdWgz1yDQUsDcw2zGHPq&#10;LpzNGCIeg1Q5Xh4jr2fdPCwGBezJmXUaYTEW6fBlSikBk9rSOGeNFFQUPOgnJ7UAa34Rln1iLAcl&#10;zEVObvBV4jicTVhwcjDjJEBowJStATPugqN8ycfBIkVt2LnsY+iad9J4i495lxDzLhopcbHkFWDZ&#10;J8eyW4AFVwsWqRNytWDZw8Gqj4+lAJ/Fk6z5SdVFnUQB6FaIrwgLWUexFZNiOybHFgFBVILtsAzb&#10;ESnjLyigkcx0KwlytKsKoYJRBTbjikIwYYIiySkqRM66LvKpLJLznfZrB8kEKWbdxZxbzBzyjAin&#10;97MUWjGmSGTgacKkl7wr1A01PQIMGgVKQD6b4aAIYyR1dgsx6iHTHh/DARH6A0IMUfyHiYu4iQeH&#10;ogUeWQuSJiG6PRRxb8Ri1oLlnA63L0z85t6936SLPoxiFatY/8tUd/h0Z0D44y6fGHlLI1pNLUjr&#10;m5DU1yCpK0NOX4VOUw06DFXotVZjwFyNAVMdei11aNfXoNdYj1EPD+N0WAWEbB3rqIuHcQ/p/XkY&#10;c3Ew6eSwURMdiAsUMeJpwioRuEEBVqIirJDTO1Q4ZNdDEqzR5j96Qg+K2JiK3r9KOUsBPlZ8XNZh&#10;LLg4hVdHC5ZcHMYrzLqasOhuwQod9h4hVtxirPkKPg/WDdDhT6BDAEBcg0+EFR8BhwBLbi6W3Vys&#10;+ngMsAokNnETRFjLmVyWRk4M0CjenbKeElK2C2QrRrlaMmyRfyJCQFIIZWSGukghepzlPhFvEyt4&#10;LGjxFHUYqxGKHZdhidbmsp0WNJpSYimkwAKT00oLMfBBIrslzLVN0SkEFGOORoy7mjHpog6Jx9z0&#10;k+SvsPMx7OZjyM/HKJHftLyJxlBeDvo9PHS6+Ohy8JG38BEwcOFU1SOqbEKrUYwBnwLTMR1m0wYs&#10;tepxfWvw7t333u0H8K8+eu8Uq1jF+gOr9fWpf9+Z1s/nfXykzPXIGJuQNTcjq69HSlONnL4WHUYC&#10;jEp0mSvQa65G7yPA6DM2YZSWATlbMOziFdQ3jmYMWVuYaorIcKaeIpLc3YQpktoScPg4LEJjKSLE&#10;YkzISN6tiIKlvFLWEo2oKD6dxlbEZ9BoimJD2DgqwMMyHfwUTkieBOpEAnwsuJox52zG4qNDfzMk&#10;x5pPis2ABJu/4xfk2AorsRmhfCYl1oISbAWk2PSKsEkbBSle3C/BCoGKl4c1Px+bETHOx2QsMXY7&#10;o2MObTr014m3SMhZsiyLIqfAQbb3ohD9TqtR1xJqLEVp7ESubgIW+vcpsMwiVchfQWQ/7Rshd7cS&#10;SyklW3RE/ov5gJx5MSiQkDoyktXOU9wK5UCRIZI8FW4u88BM0IiKol1oLMg+RoQxAnEyWYbFDMyH&#10;PHwMkDLKyUGbnYe8U4hWtww+dTPCynrkaNRoF2PCp8RsVIuFjAnLeQNubA/ce++99+aLgFGsYhXr&#10;f7l+/fq/TPg0DVFz7Yd5jwApcwuS+npkdLVoNdUib65Du6keHeYGtJsINGrQR5yGpRYDxka2Na/f&#10;2oA+WwMG3I3otzdhyMHBkL0Zw/YGBhgjpLQixVRAwGIq5gN8pi5i2VQxETuEae0rRWpsUBJuVM5U&#10;RSvUaRBxTJHfj3Ko5qkz8ItZBAfxBIwvCEmxSge9T4w1v5CBxKWEnoX+FXZHKJlp7lyaDHQWXMo6&#10;cCFjwbm4FrsJLXajKpyPqHE+pmWH+hYBS1SKTUa+C7AdErFoj3NZA9ssSMGJ1HEwxVOqkNK7xboQ&#10;Ag8N1iIU1aFkQLFGYycivhOFoEBKl12KyjFD/gnqarwSbLO1rGq2G2Q5JsUi7bZgu0GkLJRwjox5&#10;xG2EiMgm6SyfiQEoGn3cRs56DiYJoN18Fg0y4Zei38HFmIuUUhKWXDvg4qHL1oIeBw9tdjESdhFC&#10;Rh4imjpkDM1otTSi10FKLDnmo2osJ41YymqxtzXwwd27724Vs6SKVaxiserI+b4S0NX8dcLWhISl&#10;HnFdJTKmAmjkjHXImeqQtzag3VyPLlM9+u0c9NhpzWod2rRVaNeUod1QgR5nLXptNRhkYNGCEUeh&#10;0xj3cDHp4zD/xRwls5Lah9RRETHWKE4jo8J5Wjua1GGHVr5maFc4jXckhWgMkqPGVFiLqrBObmkG&#10;KBK2B2IrRTsndNhJGLEe1bAdFLsJHS6mjGzx0MU2Iy7nrbiYs+Biqw2XW+3Ya/fgarsbV/J2XG2z&#10;s9fdpAm7cS0uxAshgSz/KaMtgAB9jxEZNsM0gqIOQ40dApikhu3epnwoBhgpin6n70eDFepgaHVt&#10;XMlAhcZPG2zRkRKrSdqCR2AgxnKAOis9NhKaQudBgEG8RoDc3xT7IWehhDMkqfULMOVuwYSDugoe&#10;c9BPOIjw5mDC31LI7iLTpU+EPhcfQ3YBhlx89Du56LQ2Ia1rQp5UUTYR3HoOLIoKxLWVaDM1oMvG&#10;wYCX4kOUmKPvP2nEcoYAo/+D9+++s7u/v/9vPnrfFKtYxfoDrOtrMx/r9Mm30i4+kpZGhNSVSBob&#10;kNRWIW2oRsZQgxx5HMz16DE2oMfShIyhFhldNbLKCrSqKtCuq0KvpR599hoMWGoxZGvCuKdg6Jsm&#10;9zYLLxRhKsjFZJCH+aikEMAXl2IzpcSFHO0L17JOYDujZdvmNmM061dim2K+aR1sQo+dlAG7OQPO&#10;5bTYzZtwud2CSzkzLmaM2M0TKJhxlYAhb8GVDieudjpwtcuFS+1OXG5342qnG1e6vbjRE8CN3iBu&#10;9gRxo9uPqx0uXO9w4VqbFXt5M660W3G5zYqL7eZCrEfi0Za7hJwR1tSNnCPugiSyKR22UgWw22T8&#10;hRRr1HmwbYRaBmrk/Can92Zay2LLaRHVMo3fyPmdpFGXEutpReH9bGQlxzwl4IYlLF9qltboulsY&#10;wU0KqQkXH5MuAgsuplwU/cHBuK+FSZr7bRz0OHnotfAx4Bagx8lFm7UZWTMfGbMIYSMHVnkdbLIS&#10;tNob0e3goMfBxaifkm41mE8asJIxYylnxN7OyIfvv/+bK0XAKFaxisXq+nLv/zoe06bbPDLEtY2I&#10;6+sR19YjpqpE2liNuKYCGYrnMNSi01iHvLYKWW0Vcvoa5NRVrMvo1JVjwFiLPgsBRh2GrY3MeUzK&#10;KRq9TJOpLCDFVETCdkzPR8RsLEUR6cQHnE+rsEs7rEl2mtayp3vaKXEho8f5LEWEa1kncKXNiqud&#10;LlzttONqlxvXe9y42udl4EDXpTYHrra5cbPHj2vdXlzv8uJaTwRXO9y40u7ClXYHLne4cLMnjDv9&#10;UdwcCOHmYBg3BsK43R/CzQE/bvT4sNfhwV47fR03rrY7cLHdxC4CqoutBlxqNbId2+dpTEWdRlyD&#10;cwkNLtAiqYQcm1kCOjXO53TYSasLm/dSlCVVAIuNjAbrOS3W2E7uQnrteoISfOUsP4oSaUlmS/wF&#10;y+0K8jHtbWE/S1pENebkYNzBxaST3i/EuKsFIx4Ohlwt6DI3os3cgA4LB/1OHrqcPLRaW5CyCJkx&#10;L6BrhFNUhbCyGllTHTrtLeizUTcownRQjpW0Hqs5MxZyZlw7N/bh++/fu1EEjGIVq1isXnvttX81&#10;E9M4ezyCh3mbAAlDE1LqAmAkdFXsNamrQc5Yi7yxFllVBdrU1cjratGhr0KboRwd+nIM6OvQbyYO&#10;g7wRzRh3N2OCnopJAktb+GgDXEDMiO55cnNTjEacojIUhbC+rBrn0kq2v3o3o8GFFIX3mXCpzYBL&#10;7Rbs9XhwlQCiN4BrA15cGwjiel8Ae799uz+Ea/0B3OwL4fZADHcGE7g1GMX1wSj2hkK4MRzFjYEQ&#10;9ro8BTDp9+Fmf5ABxstjCbwyksCtkRiuD4Rxoy9c+LhOL651enC9x4tr/T5c6XTicoe90NnkzbiU&#10;t+BSqxXn2EY8DS5mCET02Mko2TpVypOiEde5hAqbbOERpdUqsJpSMxUVbdhbS6oZz1GINFdiOU6m&#10;vULGFEWHkOyWdnUTfzPpIwVaC4Y9JCTgMt8FJQiT4GDI1YhBGkHZeeixNaHTxUGHpRl5ayMTMsRN&#10;AgS1LfCraxBVVSGhqmK/zx4SLRD/4aMVrgqsJLXYyJqxlDXj6vbI/Xv33nu5CBjFKlaxWAHL/2I+&#10;ZzSOBKUP2x0ChDRNSOhakDY3IkVjJy11HNRpVDEASemqkNfUoE1di25zA/ocTeg21qHf2oQhdzNz&#10;eY+Roc7VjBFbAxudzAVodwYlsFJMCA/LUTHzLGyndNhIqFhXQWOpCxkdLmYNuNxmweUuKy732HCl&#10;w4Yr7Xb2ZH+Fuor+AG4M+XFrJMLA4caQFy9PpXB7NI474zHcGY7j9lAEXx9L4KWxOK6PxHBjLImb&#10;w3HcGYjg1lCYAcv14QCuD/ixNxjC7bEEvjaVxu3JDG6OpXFrNIkbgxFc6w/iGo2uev24SaDR5SyA&#10;FnU5bVZcZqMrGoWZGO9BXcfFNhO2MhrWYey2FrgU4jbIg0EdFQEGjaJW4rQjnaJCNFhLqVmM+SK5&#10;3aMS5sNYoC1+QQXmQjLMkYExQrsuBJgMcTEcoFwvPiO8qbMgs+Soh2LpeRh0cjDo4qDTwUUrAYal&#10;EWkTB2FdC3zKWkTVNYWuUVeDTlMD+ll3IsSEW4yZqBLLaS02szqsJPXY2xy+f+/e3deKgFGsYhWL&#10;1fLy8r+YSxh0kwHFgwGXCElDM7yKWoQ0BBRVSOvqkNPWI0umPk0lEvoqxl/kVJXostShx9GMXjNx&#10;G7UYtDdg2NXErhF7A4bsjZj0CjHz2yVBETEWw0IsR8TYJBktW/kqw2ZOiwttZuyyjsKMKx12XOlz&#10;4dqABzf6fbja42LgcWMwiJfGIrgzGsHN0ShuDUVwZzyCbyzk8cpMDq+MJ/DSaAK3R2J4eTSBW8NR&#10;3ByJstfbI3HcofcRiAwGcWs4xP7+jeEIbg3E8MpkBi9PpfHSdAovTSTw8ngCL0/QxydxZyiKl/oj&#10;DDiu9fmx1+3CXpcVV7ttuNplxaV2Ey7l9dht0+Nipwnn80Zs59TYadVhJ6vGNkuuJaUWXXomsyVf&#10;BZn7NpIEHEq2TY+c8EuPpLe053uGEmhZNAgppAq7ueeitG6VgxEvOexbMMQ6BMrwKnQKvfZmdFtb&#10;kNVxkdSTTJqDmJELr6YBPlU1UppaZPTVaDc3oN/WzGTRIy4hpn0ytrd9JafBeqsOqyk9bm0MPbh3&#10;7+43Afw/PnrfFKtYxfoDLCD8z5cSWs10UPlg0CtBh7kFQV09nNJKRKi70Nciq6lFSl2LuLoaMXUl&#10;Mvoa5LU16LI3odfWiB5rEzrN9ei21GOQub1bMORoZK+UY0SH3jQt8okIMEugESfSmzbvybGZVmKb&#10;HbYGXOgw4VKXBXvdNlzrd+H6gA+3hkK4NuDCjeEwbk9EcGssijsTSbw0k8adqThenojha1MJvDKd&#10;wcvDEVwfCuL6aAQvjSdwZyKBmyNh3CZuYiDAOou9Pno7yD7vLQILApXeEO6MxfHSeAQvTUXx0mSc&#10;fc6vTabwymQaL1H3MhLHyyMx3BkI4Xq/B1d67Njrc+Jqlx1XO2y42mHB1W4LLnWasUt8R96A7bwW&#10;OzkdLuSN2E1rH6mvjGzt6mqY/CYFye06HdRxJRZpk15CjeWQnAHsNElpCSyoA3AV1uVSnPqEl4dh&#10;AggnF0MOHgbtJGXmYcDBZWOotLEBcVUDEtpGRC0CRHUcuCTVCClqkdHUocvcgF4r/Z44GHLzMOah&#10;kaEcS0ktVjJ6bGSMTCl1a2P4wb27v3mrCBjFKlaxWAH4Z6t5vWo2Jr4/5pegz8FHxtKIgLISHmUV&#10;/OpqBOSViGgaEFHVICQvYQqqVnMjOq3N6LDVo0Nfhw5LA7opsNDVgj5rE3N8jzn5LGeK9jJMhbhs&#10;pDIfl2ExSaF7JDlVY7tVjYt5Iy7mzezgvU4qpn4Prg+GcKM/hNvEMwwFcGckgttjMdwajeLOZBK3&#10;pzK4MxPH7fEQbvV5cKvfh1vEUQzRyIoAIYyXhsO4NRLF7eEgbvQFcH0wjOtdftzocrORFn2+22NE&#10;fofZ17pF46lR6mJCeIlAaCKBO+Nx3CYAGqZOJcD+/MagD9f6CoBxrYdAw4Yr3aTIsuFilwkX8zSi&#10;0mGHgLDViN02Cy7kjNjMqrGVUuA8CyCUYz1JXRbt9VZgiXZkJAvS24WQBDMUU+6jpVUUX078D+3p&#10;JsWZiAkIRu08DNu5GHGJmdKp29KMLjMPbVY+oroGxFSNiBuaETJyEFbWIiyvRFRWjayqhoH7kI3D&#10;upMJikinZFyKJYlpsZowYTVtxGJcj5urAw8/uPubHxQBo1jFKhYrAoz1nFk5H5fenw5L2PrOLjs9&#10;nVbDIa+CW1UDl7gcblkVfLIK+CSnEVWVIWmoRs7cgLyRYkJqkaMIEXsDeqnrMBdMfRQNPu4qrAWl&#10;cQrlTs3QHnDyM2R12MiocK5Ng8vtZlxut+FaNymf/IUDn8BhkLoDUjIR3xDA7eEo7ozE8NJkErcm&#10;4rgzncTt8QhuDhCBHcD1/iCu9gUY2X2rn4jwArF9mxHZQVwbDDMi+2aHBzdJFTUcwc0xeg3jen8Y&#10;twbjbJT18kgEL43E8Ap1FWMJ3BmN4fZQCLdpJEbgM0AKLDv2up3Y63XhCnEt/U5c7rThAnk/2sy4&#10;mLVit93ISPvdvBnn8wbsZNRMXkvKL/JwkCeDlFGUWksXRZ7TnnQKJJwNUUKtEFN+MVt9S5LkqQAF&#10;Dkow6ZJgmBZb0YpVF5eNl1pNjcibmpA0NiOorkdAXo+wkUjuesSVNciqq9GqrkGXjtbLcgoJw7R3&#10;5FFsy2JShcUkeUj0WI7rsRjR4ObKwMP37737V/v7+//2o/dNsYpVrD/AYh1G2qRaSCjuT4ZFbCtb&#10;v7cZrYZa+BXV8CrptQZOURk8kkpE1fWIkMpGX830/TldLdpIbkuOcGs94zXICzBEUeGWZow5mzFB&#10;+xwoTC+qwlyMnmRJHaTEekaOc+0aXKKRTp8Xe4N+3BiJsK7g2lAA14d8uNHjwV4vqaPcuDUQxB3i&#10;LQZCbDRFXMUNUkANURcSwbU+H/Z6vNjr9TPS+upgkI2grvUEsNcbwJUeL5PV7nW5sNfpwrUuPwOZ&#10;G4MBxlO8PEJjrTgDBpLZ3hmO4aVx+joRvDwcxMtDYdwZ8ON6nxt7PdRdEMC5cKXTgivdRM4TCW7C&#10;5bwZl/MO7LbrcLnDgAutpJ7S4QKNozJ6bFGnkVFhNU0jKCnW4iSlpeRbihZRsqVKc2ERW5JEC5Ro&#10;/zotRBongx5Ja31SZsobdPHQ62hGjoyWpjqmhorpW+CR1MAhroJPVYuQsgZxBQEGGS0b0GekHSPk&#10;BCePDB9zxIuERViKS7EcV2EpqsFSUo/FqB4vbUzsv//+vZ+/8847n/nofVOsYhXrD7Aounoj7zAu&#10;xjUPxyMSDIdowU4LOu0NyBgbEZZXwSOrhlNSwa6Qsg4+cTmiSjLv1SJvaEDeUM86jVbqOvSV6KEl&#10;TNYWBhjkG6BYENo7vRRSYZFc25TWmtFhI6vFdpseu90uXB6O49pkCjdn07g+HMGVAReu9DlwqdOG&#10;vS4HI8CvkUqq289GSHt9XtaB3BmJ4qXRKK4NhHCFFEwDXlwdCGBvKMIAaG8ghKu9QVxsd+N8qw0X&#10;uz243OPC+XYrrvSRXDaA630+3Oj1P+pmwrhF4yl6m8ZZEzHcGYvgZQIq+lgCGhpD9Tmw10OgUxhF&#10;Xeqy4zL5QzosuJK3PDL+aXExr2WE+KV2Ay62G5gqaiNN4YOFDoPtyIjTKlYZI8JpydQS+TEiSky6&#10;aQ8I7e1WYDokx5iP9o2QMkqAfgeHeS5Yd2FtRNrSgJihCX5lI9zCSjhE5QjKqxBSViEsr0BSU4k2&#10;bQ0GbE1siRLtz5in8VZIiPmo+JGsV4rlFBHfBub4/trlpf0PPvzgNz//+5/b/+Iv/uL/Qw8XH71/&#10;ilWsYv0B1dvXr/+vK1lrejas2Z+KyjDGdP189JGO39qInKoafkkFfIpqWISlsArL4BVXIiStREJV&#10;i7imFlFVDdKM16hj+VOdxGkY6tBvojTVwoKfWZcYi0EFFsO051qN7ZQRG2kD1tNGrGVt2B3K4fJE&#10;FntTaVweDONSl4N1Hhe77LhCEttuGy7TCKjLx+Sue71eRoQTcf2N0QRuDIVxpb8AAHt9QVwdoI/x&#10;4FKPExd73NjtoM/nwOVON8612bHb5cAVApQe8lm4CsqpgRDzapAT/Fq/HzeIIB8J4OZYAHfYeMyP&#10;a+02XO1xMK7icqeZqaSu9zlxha4OO/Y6rLhKnQYR+G0kES6AxaUOI8536HEuo8YW+TKIw8kqsJkk&#10;fwbt+VZgNizCNAkDYoV481Enn3USFFk+4Zdg1C/EoEeAASePdXRJVTnL+mq3NyOma4JHVQeroBou&#10;cRW80nIEpGUIKMuRVFehVV+Q0Q44SGFFLnx+6aq0eAAA//RJREFUIaMqLMFyXIylhBgrSRlWcmoG&#10;GEs5M9565So+uP/hw7/8qx//YHv7XOqNN956DsA//+g9VKxiFesPpPYWBp+cS+tuzSWUmI7IWKos&#10;zcYH3Hz02JvRYaxHRlPNnlQNgjLoeSWwC0rZU6xXUo2ArBJhVTViukLH0WqqQ5u1Ab3mJgzS6MMt&#10;wJiDhykPr7C/mgxscTKukWFNi7m4Du0+HUZycczlI5jP+rCQNmMrZ2dO6d0uJ3Y7ndjtcuF6rw9X&#10;eoK40hfApX4PrvZ5sNftxo1eGhF5cL0viL0eP650u3G504tLHS5c6rTjfIcdWzkaFZGvw4WLlCfV&#10;4WV/n8ZK16jToNEWdSM9PubwvtbtwvVuJ24SMPU6ca3TxYCFOgpScV3uLsh/6WOu9dkYqFEndLXT&#10;yWS25M+4lDficjtxGDSaMuJihx67WR12qMtIkctbibW4nHkvFiJyxu9MRYUYJ76C1t36BUz51O8k&#10;Fzcfg24aQVFn0YC8rq4gbzaQkq0BPkUN7LIaWHjlcIkrEZRXIiArRURZilZ9PSO6KeuLlFGDXhIh&#10;CFgC7gp1F+QyzyixllZhLaPFas6AzXYPfvy9b+GD+/f3f/J3P30wNjnxzvDY+M2f/vSnpz96DxWr&#10;WMX6Ayh6Wjw/lChbTmt/PZdWYjoqZXstyDsx5OShz9GCHmszG3uQO9gpr4JLUQkLtwwOcTUsggq4&#10;ZJUIKWsRUdUhpq5F5pFZrN9VOOiGCTDIixEWYS4qxlxMxsYeZFZbiCrR4xRBwauEuKkaToUQ7SYp&#10;xnxyzJGxLaNho6OdViPOd9pxud+PK30+XOn14WKvGxcJTPImXM0bmUrpcrsTF4k7yJlxIW/F+Rxd&#10;ZmynzFhJaLCTseBCmw3rKQMutJEJj1zfFP9hx8UOBy6Sm7zXh71uAhsbi/6glNtLbRbs0ddvs+Fa&#10;m41xFpdIEUXdRJcNl9tNuNppxfVuO651UaSIBVeYG5wyrvS4kNPifKsG51u1BV9GunBtJGlvBiXU&#10;yjEfkWM2pMRERIoxD0V/NGPcxceAk8O2HnZZm9Hj4qLT3sQWXSWVNYiRa1tZC4+sEm55ORzSSrjE&#10;ZfDIyhFRViKmrmCpw12mRgzQul13M1u3S+qo2ZAYqwkZlmMSrCRkWE+rsZ7WYj1rwFrOhJ3+MP7u&#10;x3+O/f19/Prd9/Z3LuzuGwzme+Pj09d+9KMfPfXRe6lYxSrW73n98I1bf7Q9EO5fSmmwkFBgNk6z&#10;chEm/QImhyXQ6Hc2o8tCaqhaJLS1CCprYeaWw8ivhIFfAau4An5ZNVz8cvgllQjL6am3Eb1uLroo&#10;NtvJxTBb+sPDVICPWZYnVUhinQ5KkLfxwa05hZqzB8CrOA6flEIMhZihda45LQvxW43IsZM3YLfb&#10;wbqFnXYHM/pdyluxkVSz7KkL7Ubs5AzYSuqxShEXxA2QpyClZTsmyN9AQLGa0mE1qcIyrUrtIO7B&#10;g3OtRuxkDdjK23Ghy40L7Q7s5EyF9+dMuNhqYUouigK5Si70bisDsrVkIdn2UqsJVzpIFmzGdSLU&#10;uyy41GHGhTYDzrVqcS6nYyqpLcqTYrHo6gKHEZNhJSnFfFiE2YAEk14ZRtwijNN+EUqctXFZzEe7&#10;vQlttia0WhqQNdQhpqLOrgpBRQ18xC9JK+CUlsMpo98FATiZLKuQNzWg29rExlDEWxBQjDo4mHaJ&#10;sBwo8CarMUrQVTHA2MoZsZ03Y7vTjlvrg/jVr/6OAca9+w/w9vd/CIvVjhaO4O7ExHTbT37yk6Jy&#10;qljF+kOpH+7v/5sf/8UPuBcGw3+5mFBjMaXCfFKFmagCU2EJW7xD2/SGPc1sPWuXqY4BRkhTBZuo&#10;AnpuGTQtpdBzS2Hmn2Xvc4grEFBUsz0LaR0R4U3osDRiwMktrG31CTBFybVRKebCcsyHleh0SyCu&#10;O4u6ksMQVp+ClVuOtL4ZUxE5FgksaHtdQoXFCJHlWqym9ZhLyLCR0GInqsEqkbQJZSHpNU4GODWW&#10;iBOIK5hUdCWtYZ6PpZgSy1EV5iMqTAXIFEcKJT0u5F3YajVju92GpZQOKwkDlmOFPKXtvB1rGRN2&#10;MgYW+XGhzYTzbSac6zQzIKFDdjujKXQgPcS1mHG1k8ZeRhatTh9LpsTtrBabNIZikSF6Noqi75mk&#10;tGs5LeajMra7m3ZvD9pbWFcx6OBi0MlDp7UBeUsD21mR0dUhoa5DVFmNgLQSPimBRTVsknJ4JKRi&#10;K0VAVIakug55Qy26rQ0YpKVWFNNCe70ptNDDw4yfXOVqtnqWDJSrKQpEVGKnlaS/Buz0uPDapSW8&#10;9947eLi/j/sPH+LvfvZzZFrbcfJU6b5YpPib3d3dmrfffru4J6NYxfo9r392640f/tGvfvOO5u9/&#10;8dNXL062frgcJymlCvMJFebjBS5jMijGiK+lsBjJ0YQ+BwdZUz3ijM+ohUtSAV1LKTTNJdDxzkLL&#10;OwObtAo+bRMskjK4JRVIqOvRpq9nT7lDLh4mPbQRjlzFQixEFWxu3+cVwiWqhqKhFPqmUvilNWg1&#10;cDDsk2Imo8NSijbbadghNxtQYiogwbRfxNaebkSVWEypMROi3di0AlaBhaiM+RimCZDiagYay+Qx&#10;oJEPGdSCckx5xJjxiApb8RI6LCQ0mA8qMO+np30CJj3W0gaW3Eogspk1YbvViK2cDus5A9ayOpzL&#10;6HCOgYKBZUpd7bHjUo+pEBfSSV2JEeep48nqsJlRYYdAI6fDRlqD9XThe1qKqrCcNmIqIMOkX4Zh&#10;l4BJZbttZMJrYour2gz1SNNlbGLrc+OqOngl5XALyuEQVsIiLIdTXAafpAw+URkignK0ahrRa+Fg&#10;0NmEUQ+XyZon3RSHLsBkQMJ+hnOUa5VSs1gSkvduZJXYzNBYyoDzfX58/2tX8f699/EQ+3jw8CHe&#10;vXcXy+ubOH26DBXlNQ+tFutfXb68V15UThWrWL+3hX+WTqe/eOvOK3O/evfuf3nvvffe/9r5uX1S&#10;Kq0mtGxF6GLsEWBEpJgI8TDoK6z27HaSaqoBGW0NEkrS99fCJiiHrvEsVC1noeGehrblLAyiKhgF&#10;JXBKyuGVViCqrEHG2IBuJyWs8jHhF2LcT65vWtgjxHBIgqyRAzu/Gg5eOWKKehbNPeARYpRWlCbV&#10;mI/KMekXYshNT920KIicz5TgKmfAMOGSYIzUWB4uI3NpOdGkV4phr4yBIK1AXQzJMO0m17QE82EZ&#10;5j0iLJNZLqnDclKPKb8cUwHqrpSYi6hY+N5sRIV5CgpM6LFCkR0ETkEJ5mkvd8aA83k9GzVdpPFY&#10;lxUXe0y4TF1Ghxm7ORPO54zYIukw6yx07ICmLmgxTp9XiZmwHONBBYacUnQa+egyctFNQGFsRKue&#10;PC5NiCuqEFFVI6quQ0RNjm1Sq5XAKqxgYGHlljJwJlNlRE7S2QZ0mZrRbWrGkKcFI35asMTHlFvA&#10;/u3k7KbE26WEHKuUaUV7xpNKbLVqsJ7VMkC8OBTBj7/3Ou5/+GEBMPYf4v7+Q7z+rbfA50lQcqYS&#10;9bVND91uz0vf+95/OvjRu6xYxSrW70EJharHQpHk1Jtvf+/+b+5+uP/Bg/v4/uu3sd3hwkZah/Vk&#10;ATBm6ICOFhQ7pP0nZU6HvaUwSzc3IqerR0zdCK+kAi5BJVRNZ6FuOgtV/Rmoms+yrsMuqoZDUgWP&#10;uAIxDSmnmgpmPp8Qg34ehlx0+Leg38dHm6UZEUUdwopatOrJsVyPHlszBuy0SU6E6ZAUY14eBjx8&#10;DNJ+ajstEhJjyi3GkIOPPjPN5smMxsGIj4shNx/9Fg7G/Qq2z3o2KsasX4gpFx9zHinrNObDcowF&#10;hJj2SzAZlDKpai/xNkExxgO0vEiJyYAU434x5kJqlhy7GFIyoFqOabCeMWEtrcdWm56NqHY7rNgi&#10;3uJRgu2FViPO5UzYyOkYYNCe7+W4kkVwTARkmCKw8EkZZ9FtEiCppF0j9Wg3NiChqUFMVY+Ioh5B&#10;aQVToYUU1QiqqtkYysAvh1FQAYuoAk4+kdwViKtr0aZrZD+LHlsLuk0t6LU3YMDVgHEvdXfETUlY&#10;h7fICG91YYthQo0t2umR02M9r8V6qxFXp3L4yV/8gAEFjaQINAgwfvJ3v0A4lMChgydRWVaHmuq6&#10;9wcHR9Z//vOf/8lH77ViFatY/4TrzJkz/7aioiba1jvw6x//5Kf44MEDfPhwHz/9m/+MvakcNmjU&#10;ktay2fpiTIHpqAyTYTEmAgIMewToc/ORt9Qzr0WbmUYkDQiqauAUVsLILYemqQSKhjNQNp5m3IaO&#10;U8YONYeoAj4pKXrq0G5oRq+Ng24XF30uHnrsXLYRrsPSgjZjE1KaBrTpa9FqoIC8FibLZaMVO5fN&#10;9BmJa2tCr1OAYbcIE145Bq0CBiAjbro46HM0o8tGX4cWA/Ew5BZiIizFiJ2DYUsLJu0CNpIa94kx&#10;5BGy/ddsBGShsRt9X1wMeQQYpgynoAITPhlG2RiHIsaVLNGVOpK1lBFLtC0vp8cGEdpZAxaJcE+Z&#10;GHnMRlGkOkpr2JKlhbAC0wEJW6HaT58/IMCQh8fky23mFuSN1Bk0IK+vQ0RRxbwvQRkBRAX89N/S&#10;KrhEZbDyywq8kbCMAbJbWIWQivaV0OivBb3mZvZ5ei0tGHQ2YsjdhAnibGgU56PwQgHWowr2gMCk&#10;zbQ5MKXFdo7CEvXYylnw0toofv33f1cADOowCDCwj7t338fswgqOHjuLsrNVKCut2K+prfv1xNSU&#10;hQygH73nilWsYv3TrH/+7FefF1ZU1Pzt0ur6/j+8+x4+3H/IZtO/+c27eGVnAlvtJhZrTetFKd+I&#10;SOKZED19SzDpl2LcJ2GHfBcl01obkTHXs1A7t7gGJkEFzIJyqJvPQNNQxjoORcMpqIkU55TDyCtn&#10;uxjC6lqkDI3IUu6RnYO8lYN2cxPyjzKpeqwctJkakdPXoc3QhE47F63GxoKk1MFBxkQjsQYkdbXo&#10;okVBDgILEQtMZN2Hm8uAgrwjbaZmBkS9dj76PRL0mprQa2jGgJWDYTvtjeAzsCLJarujBXlTI7rN&#10;lN4qYF0Mfb1xjwLjPjVGwhTPIWMH7kxYgZmAAjMhFaajCixlNYycn4nrMBfTsoOZIlAWaNxDctnf&#10;/iwDCtaxUPdD47ZeFw8d5ma0mpsQ1zYgq2lg/+44dRPSSgQkFQjIKd6jCh6SMwuomyiFlVcCG68E&#10;DmEpXJIq+MS1iJDr3lDLTHy9liamaiPOaJhiWXx8TNL3HpBizi9i3QU57FeytLtbhdWUlu3AIEL+&#10;XM6A3XYn3ry6jrvv/brQXewXAIPdLw8e4rU330J9Ex+nT5WhtqYRJ06e3ZdIlH99+/btZ4qgUaxi&#10;/R7UF7/4xU9/+UvP3JTKVA9eee11/ObDD9kBQGMGOgS+8/JF7HSSKoiemAuHB83sl6JyduDQWGbY&#10;JUKfncPWeXZbmpA2FBQ75PaOqOrhllbDLKxkgCFvOA1l01nI6s5A3XgW2pZS2AVVcEur2CFIfo2U&#10;noCjBQllA3OLt5o5aLNwkbM0o83WiFY2mqll2/6S9ORt5yKqr0dYXsOewFOkxDI0IKUlFRGNy5rZ&#10;SIl2j7dqadET/f165PT1DEA6rKTYakGnuQXdZi46nFxkaZ2prQXtTi7abVx0mbkY9Igw6BSgxy7A&#10;oF2KbocYg/4CnzIVIY5DgfGQDGN+Ecapa4goMBfXYiSkxGRUhdm4CjNhJeajaiwmlJiJKzAZkWHM&#10;p8CwT4FBAi+rAO1WLloNzUhqatloL6mpQ1LbgIiihqXKRiVVTAnlllbAJqxgBDcBhltcARe/BC5+&#10;Kft7NMojVVnO2MhCHwedXPR5OBj08Vksy1yYBAwEGBK2X30hIsFaTo3lLBHuSqyk1VihJU9E5OeN&#10;uNQXxF+89Q188MH7ePAQePBoJMW6jP19/OwX/wCnO4ivfuVFlJdWEwGOw4eOP/B4PK++/vrrz370&#10;3itWsYr1T6iefvrpP/7c574488Jzh36TSOXwo7/+a9x7+BAfPhoz0GHw0//8Hex0ebCeNWIrY2Lj&#10;irWUlqmIZsKklhJi1Cd+5Djmot9eWP/ZZqhDm64OSX0DvIpquKQ1sAqroGougaz+DKT1p6FqOANV&#10;w2noW8pgEVfBIiiFV04b/OpYkKFbWMEOwbCuAWFNLWK6OqSt9UjpyJRWg6imBgF1FcLaWkQ19YjK&#10;CuOakKKGdSxhZQ3CmjqkjPXIkQSVdnXQ35XXIqGsY5xIm6kJOX0tk/qSsZC6j1ZLC3JmLnKmFvZ2&#10;h5mDHiMPXTYu+twSdFqF6HVK0EldDMVx+EUYCsowTCOqkAIjYQl6vWKMUnpsRImhgAxDQTkmYgpM&#10;xhSYiakwGZIxEOnzEkciQ5dDjDYLB23aZqQNzcgYOYhpG1jIY1RdzcyP5KEgYjssqWYRLA5BGUwt&#10;1FmUwSE4CzsJCnilLM+LwCWp5yBr5KLD2oJB4i+ok3K0sC6JlFFTfglmI3IW+jgXpwBI6nikWEjK&#10;sZyRYzWtxEZOj+0cjdK0uDGdw9/99X/G/QcP8PBh4f747fXBw4f44IN9TE8v4LmnD+LYsZM4W1JK&#10;yqn9I4eP7kdCkYmf/exnf/zRe7BYxSrWP4F6/vnn/92nP/257Cef/PR7Z8+U769sbOHnv/41PmAj&#10;BgIM4CHA5tUXByJYz5qwmTFjO2vGRsqAtbiOKZRoI9sgHZxk/nJxmIu7x85BN41zKFJb34iktp6N&#10;RtzySjZjVzQ+AgxSUTWXQl53qkCOc8tg5JXBQxJcKaXgVkHPKy0QuMIy+KRVCLLDswYxBbnHqxHW&#10;VMEjLYdfVoWoqhYeEb1dyS43I37L4SVynQxrqhr2vYTltWyJECmNsto6toOcdpXT95rTNSJtbEZC&#10;04AskezGZuSNBIIctFs4aDVx0Kon8liAHIGJjdzrHLTZeehzSdBDXYhfhh6vFKNBOYYCEgx5peih&#10;LswjRr9PigH6c6cYnU4x2q3EU/CZSbHDwkPe0IIkLTdS1bF/J4FnTFuHECO1K+ARVcAjLIddUA4L&#10;tzCGsnLOwsE7A7+kHCEpgWk9kuoGZM08tFsE6LZyMWBqwaCVw5ziEz4hi2OZC4qwQua8tIapxUjK&#10;S+qoVeIwMjKsp9Q410puejN2Wq144+Ic3n3nl7j/4GGhu3jUYdD1/oOH+ODhPt789nfAbeLhxQOH&#10;cbakHBUVVThy+DjOnDjz68nJyewvfvGLf/fRe7FYxSrWP+L63Oc+96+/8IUv85966jM/+eSTn9kX&#10;SZV49Ztv4p177+PDfeD+Pgqv2Me9997B1Yk8NlotWM+bsZEzYTmpZVlPCzE1Rt0S9Dh46KGd0V4+&#10;BvyCR9EfXLTTzmhDPVoNjUir6xBWVsMhq4KOWw5542lI609B3ngGiobTUNSfhKT+DJTNJTBwS2Di&#10;lUHHITA5zUhzG7cCNh51HJVwskOzCgFxOSPXHaIyWLjlcAmr2EFq55fBJSyDi/wI9PTNLYVLWDhs&#10;SVHkl1YjKKlFUtOAhLoGGW0tI9Vj6gYkVdQVNSKhayyAhqEZWWML2qnzMLWwcRkd6h0mLmL6Qmov&#10;AUzG2IwetxQdThG6XRK0O4Tocokw4JOh3y5Gr0OIbhsP3Q4h2u0CtDuFrIshjoJI/4SRwLUFYUU9&#10;wooaBrAEGAFZBQJEbksrYeOXwNR0BnZuGSycUli4JXCJSmHnn0VAUs7GVXGmoKpjwEEg2GlqYuQ9&#10;xcoPWyi3i/wWwoIiKizGevJRThS5y2mPeLxgIlwmA2RKw+JTaHXsbocXf/7GTbz/wQd4QN0F8ReP&#10;iG8aYRJg0PWTn/wMdqsTzz5/EMdPn8Wp02dRUlKBAweOoqqq5ucTE1PCj96PxSpWsf4R16c+9akj&#10;n/rM5779mU9//uFnP/ul/Ugig7/627/DXVJH/TeAQdf779/F7ZVBrLUasJ43sjyhlaSGHTQU40GE&#10;b7eDDkIO+ijyw81l3UWPtQVdNg46LRw22klrGtg4hQ57G68KBl4FpE1nIGs4BWXdKShqT0JYdRzi&#10;muNQN56CqvEUpHWnoWwogar+LFR1Z2Gi0RW/CprmMzA3n4aZV/47cDFwy6DnlEFLZsHGM0xS6uKX&#10;wcYpgZVbBhOnHG5hOQKKSgTkNQiIq9jBTLLUuI46oDqEmHy3jj3dB6TVLFojoKxGUkkHL5HsHGSM&#10;Teg0UYYWFxkbDxkLBylDE3t/3tSCHHUkVuJbWpC389DmFCJv5rLxFYFFp5nPPk/WykHcUI+ooRFR&#10;XRN8qnp4lHWwCSrgllTDp6hlXZJLWAqvqBwOTjmsBJycMti5BIrUZRAQljO+IqigqPIqZDSNiGua&#10;2L+DFFY9lmZG1g95uBj3SDBGBsmwiEmHiYdaTsixnFIwv8UKpePGSdggxWpchi3K6yL+IqXDrbEc&#10;fvE3P8L9hw8eEd7/lcOgjvS3gPHue++hs6MXTz/7Il44dBgHDx3BiZNnUFpWiQMHDj0Ui8Wvvv32&#10;248VTX3FKtY/gXrsscf++FOfemr1c5/7/IMnPvEpHHzhCFbXt/Gr997D+/v7+OC3YPHw0Wjqw/fx&#10;jYuLWMubsEGO5lYz1ihzKS7HbFTG4kLGwzIMWJvQbahHt60FPU4CC5Kvkty1CVlNExKKBpY1RbyE&#10;VVABEx38LaWQ1Z+CuOo4pNXHIas9CSldNYVLUnsCqsZSyOrOQlp7CoZmco+XQdFQAm3DGWhbSqDh&#10;lEHZcBo6TgkDCwNlWbWUwcYthYNXCgeX3qZZfwmcgnK4JWVwiUiWWgO/tBYBGRkN6xFVNcAvr2Hk&#10;u09ei4C0lr36FbWIK+sLnQB1HQbiOVrQaiKOg4u0qQVZM4eNpdotxBfwWSdChkPqIFLGFtaBdFBn&#10;4RA+6mTqEdbXI2qsR0hbB6+8DjZRNeySWjglNXCKq+AQVcEuKmcJsxSJYmgogbWlBFZeKYzcUph4&#10;pbDxz/5u5OaXVyKkqEK7gYNWIxdZQwu6rQJ0m1vQSxyGlYMRhwDDDj6mQmK2A3wxIsFyQorFhBir&#10;SSlWyWVOW/7itLBJzJJzybW+mzHhWxfm8Zt3fvU7s95/y1/QfULjKAKMDz+8z+6nI0dP4cUDh3Do&#10;4DG8eOAIjhw9juPHTu4fOnTkfW8guHfnzp0nP3pvFqtYxfrHVf/PJz75ROJTTz31y6eeegoff+wJ&#10;NNdx8O3X38bde/fZ//QMJFhGUGHUcP/+h3jrlUtY63Jiu92Kc21WLCd1THI5G1NhhlzfpApycJkk&#10;dcjBw4iHi24nKYuI/G5Eq64Fcfb0XgOPtAJm8gwwuS1FiJyFvPYkAw1Z7QkGGsKqExBUHYektgAa&#10;wupj4JYdhbDiJBtjKetLmMpKWnMCkpoTkNWcZq5yprpqLoGeU7joUKXuwk6zfnrllUPfchZOcQW8&#10;kkp4BVWwcCtgF1cjqGyAR0hjnwp4xDQKaoBbRqBRhyCBiaqOHeYBVT1SxkY2voppCnwDKZFarVy0&#10;WXnImTgMJGLqJsRUpBgj4pmDvJmHhKEJcT1tvuPApyWwaIRPUQePtBZ2UQ2s/Cq4xdVw8irh4FXA&#10;JqqCrqWM8TwG9m8ohanlDIuRN/DK2OiN1FH0bwnQIiRdEwOxNrMAnTYheq1CdJhpTWsjpuxiTLiE&#10;rMuYj4ixGKOFSAoskXeEtvulZCxXi6XTJsQ4F5fjfEaDnVYNLnY68Zdv3sGHH3z4Oznt7wBjn+4T&#10;/A4wqAN56dVvoKqqDi++eBBnTpfh0KFDePqrz+MrX3oGhw4d2T967PiHsVis68c//vH/96M3aLGK&#10;Vax/HPUvH3vsMcFTT336p5/59Gf3H3/8SXzus19EMprB3/7tz/De+w/w/kPiLX47jtrHhySdfPAA&#10;//l7r+PiYAxbbXZs5sxYThuwnNZjOaPFfFKJGZ8IEy4+Jl1kmBOxYEJygLcbGpExtCBr4iGpa2TE&#10;bURTDw/tAJdUwiYqg15Ah2E5U06JKo5DVHUMoqrjEFQeBb/yGLvE1SfQUn4YvLLDEFUeh7DiGKSV&#10;JyCuOsH+W1lbAAzqOpQNBSChV3KVF0ZVJTByz8LMLYWRV+hwGN/Br4KBU8aAi5J17ZIq2IUVcNKf&#10;SygavBY+CV118Mjq4ZTWsbFRUN2AgKoRPiWR082Ia5qZSotUTWF1IwLkdJfWs3Rdr5i4mwbE9Y0I&#10;q+oRVDfCpayBS1INv4y8KtWwULIvgdWjy0wg1lQOY1MpdM0lUDWdgb6lBEYSAPBL4BCVwkm71IXl&#10;zAEfoi5IXYecrhk5fTMzOvZYeMhqibCncEFKuRVikpzpETnmo7TjgngKDRtLrcdl/3WHeFKKrZQS&#10;52hFLuVc5XW4Pd+BX/zNX7J7YX//tyOp/wocxHW9/wgwSG771ttvo7a+Hs899wJOHjuNk0dP48Dz&#10;B/DlLz+NI4dP4MDzB1FeXvHT4eFhfTHZtljF+kdYH/vY488/8cSTP3rq0599+KmnPoOPf/xxvPjC&#10;IaytbuEf3ruHX3/4APfoSfG3hPfD3wLHQ/zdf/kRrs91YqvDyfYhLGcMWCI/RlqJ5bQK82EJJohM&#10;JZe0X4JhHx8DLh4DjLiaokJqEdZQOGEDUvpmhDR1CKhrEVDUwi6pZk/1RGyLqo9BWEWdxFEIKo5C&#10;SIBBb1ceA7fiKHubV34E/PIjEJQX/lxUcQzKugJg6EimW3caipoTTHklqyUynRRYp6HnUtdRDl1z&#10;OXtlb3PKoSXyWFT1CDCIUK+EgySr4mq4pbXwimvhI6CQN8Apa4BLVgevgrwldXDT25I6NtoKKerh&#10;p/fTx4nr2OUQ1cHKr4ZHXg+fuh4u+jqCSubIdvAr4RXXwyashplH2U+VsAsJPMrZ6M3KqYCh4Qz0&#10;pCRrPAVN81kY+SXwycoRkFeyPRfkcaFRWtLYzMZfbcYW5AwNzFjYSx0PqbnsPCZ7HvPzWDotufPn&#10;iaNI6zAToqVVMmylVKzbmI+LsJakLCzaD0K8hhxbbWZ85/o2PrhbSKelSPPfAsU+U9IVfBjUYdD1&#10;8OFDfP/730dDQzOOHDqOYweP4/ihE+z1uWdexLNPv8Bejxw++rC8vOLHIyMj5R+9V4tVrGL9T6w/&#10;/uPHnnniiadufOqpzzx44vEn8YlPPIGP/eljKCupwGuvvYl33r+Pd+4/xL3/lsN45OIlYvPXv/wF&#10;Xru8gO1eD1ZzZpaTxBYdpVVYoujziAgTISEDCorQGPVSjpMA7SYOe+KlsUycxjEUmEdP4ZrC7J5A&#10;gxb7EJFrbCqBvP40RLUnwKs4Al7ZEdZJUFfBqzjKAKOx5CCaSg+ipewwOGWHC2BScZR1JGLqTiqO&#10;QVF3io24pFUnIak+CUX9aSgbC50HvTICvfEsI9MVzSXMOEj7O8x8MsERd1AJp7iajYeswmrYxcQp&#10;1MFB/IK4Di5JDdyyerjEtXBLauGQ1MAnb2CjK5e4Gg4xjZcKl1lQxT4vfQ4CRiLszYJq1uE4BZWw&#10;8CjKo5wBllFArvcKGDnlbLRGAKpvKoGWvX2adUqFUVqBswgoalhHQyOulIk6iwJgdLm4zBvSa+ei&#10;3yXFiE/GSO9+2qPh5mMyyMM829GtxlJcxviK9aiMbfYj7wUthdrKarBF6bRZDa6MRPGTH72F+w/v&#10;/w4wGGj8NxwG6zJ+CxjYxw9+8Oeoq2tGWVk1Ss9W4MjBozj44hE889XnceLEWTz33EG8+OJhPPPs&#10;Cw+amppe2tnZ+fJH79liFatY/xPqT/7kT/79xz/xidFPfuozDz7+iSfw+Mc/gY8/9gl87GOPQSSS&#10;4id/81Pc/fAh3r3/8P+H9CYe47eAcffub/DD167h4mAQK2ktS2altZ10seVKEREmI0KMhfnotzej&#10;38pl5GqfnYtOK/kLREhqOQjrGxDT0/yfpJ81iOgb4VMTT1ADFy1dailjHg1h3Snwy4+CV1oYQ3Ef&#10;XQ1nD6C5/DA45UfYxS0/wjoOeqVLUHEMYiLLif+oJgL9FGT1J6FqPMPkueqWM9CQ34MBxqMwxJYy&#10;xhMYuBUwCapg4lfCLqiGiUuekQoY+JUw8iphFhTGRQ5xDSzCagYmDgpRlNbCLW2ATVgDq6AKDmEN&#10;7EIyIRa6CVI8EQix9FhBOUx8ytCqZYBEoziWq8Urg4ZLwYylMHDKGaAR0LHvi1MCM3Uk4nL4KLCR&#10;eVQqEVPUIK6tR5RIdFUdcmqKTuGyKJM+J3li+Bj2SjHml2DIyWfJveToHvdxsBCTYC2qwHpchdW4&#10;EitRJZYicmy36rCTVGMnp8V2qwFbbUa8cWEa7/36l78bQf0OMD5yMc7rQQEwvvXm26gor8OJ42dx&#10;9MgJvPD08zhK3caRk0xe+8zTL+CFFw7j2ecO7D/9zHPvcziCq3t7e0USvFjF+p9b//HfPvbYY+HH&#10;Hvv4z//0T/4Mf/axj+OJJ57EJx5/nI2kXE4v/uEffoX37xcAo0B6F2S1DDAeEeCkvf/bH72FWwvt&#10;2MibsZpRYTWrwkpWiSUaScUVbL3qVFSEySA5vwk4KHuJjy5SD1lJtcNho5OEvglRGamTquFSViKk&#10;Iz6gBj5xNZPHapvOQF5/ihHexF1QF0FgwUZRpUcedRXHCqDxCEgKAEJdCHEexyGoOAJh5RFGltPY&#10;SlZ3EoqGk1A2kFz3NNTEb7BRz2nGDxCIEFmu5RJwlMPEpSf9igKIEJCRSom8D4IK2ATVhY2C5O8Q&#10;VrFuxEZAQwQ6EdbiWjZeshBxLaqGh1RPNIqiCA9xQfVk5FUxnoK2ExpazjLAUBN4PeooDJxSGJpK&#10;YKBkX14pkwCTHyNIxkU5bdOrQFpfh4yBvBvNyGhb0KYjRRoXPQ4+RlwiDLuEGHAJ2GhwxCfCmEeC&#10;8ZAQ0zERFhMitoJ1hbgM4i4yFIKow4WsHufSSmxTim6rFpeHQ/jxd1/DBx++/zvn/wOS0z4iu39H&#10;fjO+ax+UcEwKqtu3X8apk2U4fuwMzpwqxfFDx3HkwFGcOHYaL75wGAcPHMXRo8eZguqF5w/h2Wdf&#10;+I1Wq+148803/8NH7+BiFatY/4Pqj//Dx3hPfvzJn3/sTx/b/+P/40/x+Ccex6c+9Sl84vEn8Nhj&#10;n0AskcK7793F3Q/u470PH+KDR4oXOhQoHqTg5iU+4wF++fOf4I0rKzjf58ZGhqKuNVjJKVhQ3XJK&#10;w7KRZuNKzETEGAvQaIqiQgqvOTsFCjYxApbGVHkDHwkDl3UcEV0DQupa+CV0qJaxA5QOb2UjSWlP&#10;ssNfwHiLw6zroDEVAQaPeI1HHQaBRXPZETRTV0J/Xkn8xhHWbZDiij6PovYElHUnGUCwqHUaUZFx&#10;sO4Ui19ngMGhQEQyDJZBR65zbgU74E3EKxCQ8AsAYqKOg0c+iCq4BWQWpJFWGesk/NI6uITVLKWX&#10;PsZKfgkxcSQEMmeZb4Q6FkNzGYyk5mo5y/gUtmyqpSD/NfJLYeKcgoNfwvaG+MVEblezXSPk/E4Z&#10;iOSuYRLdHGVPGfnIqBuR0rcwj8iggwIUBRj0SjDsptRdDsZ8QsySMiqjwGJKgqWkDAtRIaYCHPY7&#10;o0Ta3ZwBF3IGbNJ+8XY9vrk7hfd+9fcsiJKBxCO+4neA8eh9xGUwaS0BxoMHuHTpCo4fPYNjR8+i&#10;5GwFTh4/hUMEEkdO4vnnDuLUyRKcPHkah48cw+EjxwlA9o8ePP5+NBw1vPnmm0USvFjF+h9c/+Kx&#10;xx57+k/+5E9f/bM//rOHf/anj+Hxj9M46kk8/okn8PHHHmc8Rms2j7v3PsDd+w9x935BUsuktKDr&#10;t4BRuO7+5l38+bfv4Np0phB3nTFgI6vHWk6PtaQWS1EFJkIyjIckGAsKWTLqoJu6DEqGpSVJHPTb&#10;+OxAy2ibEdM0IE5gwZRTdQiSckhaAQs7LAtJtjQ2ooNfUHkEnIpHI6hH5DfrLEoPsVcixTll1HEQ&#10;uBS6ClJbiauPQ1J1EtJqAotT0JB3o7mUjaR+m2NF4yrqMEiNRBwCgQId9sQtUBdgE1TCLqpkKiYL&#10;SV35Vex9RNSTJNfGTHT0ceTxqGYJvdSJUAovAwv6+0wJRf6QEgYi1JEYCSi4ZxhAEWDR90ReEjLk&#10;ESlu552BT1yJgIwkvpUIyaqRlNcipaxBq7EO7ZZ6ZHW1LGSxTdOMNm0TuqyU0itijvIuWxOGfUJM&#10;+uQYcZJCis/WvbINg3EZ5qJSjNOmPTcPq3EFk9BeyOmYKmozr8DlIS/+y3dfZUGDDz/iu/joVQAM&#10;6kof4oMPP8T09DwOHjiGY8fPoKSkHKdPnsXBF4/i8KFjOHTwKA4cOMw6DVJRHTt6EqdOnMWLzx7c&#10;P3L4yE/DwbAKwL/66A1drGIV679T/dEf/dFXHnvsiZt/+qd/dv9TTz61/9jHPg4CjSc//gQ++cSn&#10;8LnPfQFPfvIptLW24977H+Le/f3/P8D43VPkQ1rDCTaW+tnf/gVeuzCF3R4PzrfasE1BhBkNVmml&#10;alSKsZAUI0ExBjxcNhYZDQgx4uWwnRmDLj56nTyWOhs3NCNt5iBj5jPFT5BCA5W1cApKmbnu/2Tv&#10;K8DjPK+s05DjJI7ZYpoZwYjJYhppZjQoGDGzbZmZZZkh5JiZ2Q415TZN2qTtdtvt7rZN27RN0oZT&#10;SBoy2zr/c+77fbLjZHfbLfz7/+vJ8z0jDUuK7/nuPXBptJNCWm1Dexm7BUVuEyw4fqpz5IpKiiOp&#10;emeupqwiSZ6PVoJFWSE6Kii7LUJXRQm6yosxsZL+DSsm15RiUjWTcgkeVE4pF/i0egem0+sgxd+N&#10;Oa0KGOaQoG5TctuZ9HI0UUnF+wgojOhgcXdiQasHC7lDu1mBAzsTxpRMoxO9iSDB5zsk3oS3z2rm&#10;znPlTBf/SA3DA10SVT6b/ormUixtL8MyJvBOrMCq7nJsmODD+knl2DyzGlvn1eKRmVWytOpBgsVU&#10;7ldvENB4ZFYd9ixsxAEuRVrYgSMLGQPSLqY8bvU7sbIDB5c2Y/+CBlmM9YX1vXhyTQ+eWsvtetys&#10;14N/fmovzn6guovru4n/6NBHVRcuXMTWLTswPj0HpXYPrNZSFOQVIjszV3wZRUXFSE/PQGGhBbl5&#10;BSKztbLjKLIhP7fwamFh4cuHDx9uvekEv3m5efn7Xz43duxYU2BgyPGQ0LCrQcGhA0J0UxkVpsZQ&#10;4aEcS0UjPCwCq1asxoWzF0Q/fw0w1EiKPAYLBcGCX1+8egUffvgBfvXDZ/D07hWyPe6p9b14bH0P&#10;znC3w5oOHFnVhcPL22W96p4FbbKpjsQ3FTpb5tbhkVk0stVg7YwarKXBbUqDSG2XMjKk3SORFwvp&#10;cpa9Dk4x3vHsv7O8SEZHbR4LGhyqs9DJboIIx1at5Czc+Wgj8c3OQgCjEO1lRQIUBAieybOTIDfA&#10;0dfMRoIEFw+xSCt/xlz6MCitldhwt3wucg8MMmQnwaVEC1tJbtMv4ZC8qsUtbixu9cj95D/4enMp&#10;n212YmpjqQKQJjVuoiJsnqTLap1UXSmmUDJbZxeD4dwmNeLi/YtbmL7rxeoJjGWvxINTfXiIUe3c&#10;ATJD7QJhLDultA/1VuKhST48OM2HrTRRzm/Frnnt2LOoGcf623CKC5GYG7V6Io4ub5cx1KPruoXo&#10;phqKhr1HV3fgsXVdeHrPcvzupZ/KeEn+H/gvOgw55P8X4KOPPkZ//ypYLKUoL69DXV2zxJxbLCVI&#10;TEhFRkauOL/HZ2QhJ7cQRYVW5OUUKkI8Mw+pSWlXSgqLfrZx42YngNtv/B/85uXm5eblb3QZNmzY&#10;6JCQkN3BwaEXBSTCDQgKCoHRECkjKaqjIsNNiIqMRmiIAXPnzsdHZz/GeUpqr1wDDHWtzhovQSfB&#10;r+LChQt46+UX8b1TW/DUlpn4/MPT8MRDPCOdjMc29OL0hl4ZdXCLGwuW+AE4iuLK1QWN2L2wBQ9q&#10;+zKYwbScYX+9Sm7b112OBa0szNcOGuhm1DlFXsrxEV3gBAFKboUEp6TWUyS3CcntyUc7XeIkv125&#10;ysAnMepq9MTrydXMmrJjcg2zqGzSVbBTmNHInCqXjJ7mtlHJpIEGPRncXtfqxTzxTlTI6tm50gkQ&#10;ZFTI4YImNaYSwJDnUiXlFFCifHZ6Yylm1DOqxIV5jS7MbWA2lk3uZ4Dg3GbuseCIi0DF9bUeSefl&#10;xjyuWJVNgzOrsXE2TXnsJuqxjbs+Ztbikdn1eIgZVpN8Km59QSs2zajH5mkN0mlw2dXhZV04trwT&#10;p1d04ejyNpxYyejyXjzJDnENI0E6cZoS2wcm4WfPfx4XL5yX7pLqpz+rw7iqAOPdd99FR+cEZGbl&#10;w2pzyUjK5fLCZneisKAE4zNykJFBWW0u8vItchtHUpnjc1CQZ0FeVh6SY5OuVJXX/ft3vvOdZAC3&#10;3vj/+c3LzcvNy9/gEhIStig4OOSD8PAIGA1RMJmiVFcRFiEdhkEDi6jIGAQHhWPSpMl4909/wvnL&#10;V3BBAEMl1Mqhg8cgYFBnfwXvv/t7/OI7X8HXDqzAU5tm4LGHJ+OJB6fgyQ08U50mktsjfV3YPa8J&#10;u5e0YNuCRiG+uU5185x6bJpTjw0M3Zvsw7KJKuSPCbIrJ/nQL2opt8zuF3S4MK/FjRnVDkyttKGX&#10;SbY+KzrZaZQVy5iq0ZUnhHgbR1Jecht5AhpNJMrdeQIwDDLkCIrP7a4oEWPfJJ8dU2rsmFJrw7R6&#10;m6iVCBw825dRUotbDo6GOCainJbfS74T5bIa4c1OYDblso0uGU1RNqu6Azfmkr9o9QhIcMkRd33M&#10;YSx5oxOz60rV/UzYbfJgfjMjPpxYQCCRRF6qocrQN4k5V16smlqptv9N4wiqCptn1YgKbRtX2op0&#10;mREsVdg2o0HSg/ct6cLWOXXYOrMW++c34egyjqDacGRJG44vbRVZ7eMbOE6ciCfW9eDRld04uaJT&#10;Hvf0oQ3409uvKpUcye4/BzDkser6nXd+h+bmDmRmcvxkQ0F+EfLzC1FkKYHdRuVUCTIzssU0WmKx&#10;ITMzC0UFxTKWsuQXozAjD9YC60BqSsZARUX1N5566qnUG/8/v3m5ebl5+esuQ8aM9KsPCQl71WiM&#10;HAgJCROfBbsMfk3QCA2OgDEiEtHRZphMZoSFGlFX24C33uIO7+sktTpgEChuOBgVcvH8x3j71y/g&#10;+4/vxJe2zceTG6fh8Qd68QTNXg9MwRP3T9bWjnbg0LJ2HGAw4Tw1Irl/ajkenlmD9ZNrsH4KIzV8&#10;SgXU6cFK7n3oqUR/ezmWtLixqI3F2qmkpzU2SaBl0e+oLJHOoavCgo6yQuko2suonCJo5KOtrEA4&#10;DPIX7WXqcZ3Mm6JSins32G1oncZUGQdZZSQkibckvusYG86UW2ZQqT3ZBBOOlAgIsxrd0o3oCigC&#10;BiW0fC4JewGaRhcWNnsFaGay82hR4ym+hnptO+YyOFDCER0yimL8OjOk2GUwwn1xVxmWdjN9tgIb&#10;uZRqVjXW9ZbjwRk+bJlbK7Hlm6ZWYSNX2E4uxxbyGjNrVTzL0g7sW8rtgA3Yt7AJJ9lRLOvAyWUT&#10;cLS/A6fo4l4/BY+u7lbx5iu6cKK/HZ/fOBev/eT7uHTxnJYpRv5CjSY/BRKfAAzgylXGhgzgt799&#10;DU5XGTKzcmC3uWCxWGGzlSInJ084DHYUOTn5IqktLLAMEuCWwhJu50NhdiFyM/JUaGFm3sWZM+ec&#10;fPXVV296NG5ebl7+Rpc7g4PDKiLCIl42GkyXTaaogdDQMOXmDg4Vv4XBYEJwUBgiIgwwGk2IjDIj&#10;JMQAl9OLV17+LS5xWxo7is8AiU8cjAu5chkfvfcH/OJ7X8HT+1fji4/MxFMEig29ePKByaLhf3J1&#10;L06u7pVgwkP9ndi3kPP0Jjw01YfVvR5Zkcr928w/4iKjFVw92kXZaDlW9TB63KVWkLa6MUNIabqe&#10;tdgPHyM/igUIeFD9RGAg2d1WzqMIrQQNL8dVBI5Cuab7m4BBKa0OGpOqSzCxil2IclITLBT5rTbZ&#10;cd/EjCY9HVbxHiKDbVRhgLxdvpfnOUVay9sIcnNo+uM4TTPmEWT4HALNvEY75jfZMb+5FAuanFjY&#10;Qk5Djbi4YXAJQZSb9iZV4eGplaIyY3dx/9QKAQyCLr/fPL1aAIPcEEF53+I22bG+e0Ej9i5qwv7F&#10;zTjGDXorO3BsWRtOs5NYNwEn10/ACeZGLe/EU2sm4MzKLjzxwHT85JnHcPaj97UFSeSydMBQESD/&#10;4aF1IwSM73znn5CUnCoAUV1dK6Q2+Qu73YGMjCxRRbHbICDwMZmZubCXOFGUV4TcrFwU5SsQoeS2&#10;qKh4IDs774NJk3q3fOMb3xh94//4Ny83Lzcvf9nltrEjA/ICAkL+OdIYddUQYUJEBAHCIEBB0ODh&#10;7x8IjqmiomKQnJyKpMRUmCLNKC624ac/+amSQ+rjp//k0B3gly5cxNu//Tl+8Pm9opj68iNz8ATj&#10;zx9mt6FWuB5ZNkGA4lBfBw71deFQfxe2zK3B2klebJhSiQeZezSlCqs7Pbh/UhXWSYfhxeqJFWJM&#10;o3KKm+VmMHiv2ooZtQ70+qwijWWnQRJcIkDKioTH4LiJwMHRFLuMtrJC6SxELUUSvKxIdRgyltKA&#10;Q8CDslp10BcxvUEZ51jouR2QxLaooSj3JUDU0kvBLCrGqTMUkI8tlecw4HBKvR2T2bnQy1HnkK8l&#10;KZdgQi6DX9fbMb/RjgWtTixiN9XM8RvHWU4sbHWKQU/WzHZ4sXFKpYDGgwSOqZUipV0/pUr2jWyb&#10;34jNc7j1r0aWVx1Y0iG5UbsXNmLvwgYcXNaEYyu7VAT90gaJMj+1pgeHlrXi8JJWPMod3iu68Nia&#10;Cfju6Ufw/juviueG46VrS5I0QvtGkLjhILgQMA4dOorYuAQ4HC6UlNgkrba01KkUUfmFKLbYBUDy&#10;qI6ylqKwsBD5+RbkZhXAQk4jv4iJtgIq2dm5oqYym+PemzNn3uSbctubl5uXv+ISNCIoMWRc4LfD&#10;wwxXdK+F0Rg52F0EBYciWBtPGY1GxMTEIT4+EeaYeERGmpGWmoFnnvkWLl29ci0SRAeGzwAMndu4&#10;cvkqPvzTH/DSj76F544+iK9tmi97Mh5/eDoev38KTvR3YNecRuyYXY89C6iYasHB5Z3YuaRFiPCN&#10;3K89vUY21z3MrCnZEcEFRmVqNal0HOUShbFAtuY5MKtOucBZ9Lt9dhlLdZdZ0OkpQqe3GD0cTXmL&#10;BgFDxlACGLpiSu3cIGDQwCehhPRgVNmky5hQVSzjqWl1Nuk0WOzJacyos2M2eQjxRygzHsdX0+uV&#10;somPpRmPER4zqYhiV8JuRZPrzqgrFYCY02CXXRbslqiSWtCsVs4SFBc0OmS1LHOi2FktafdgWYcX&#10;6zrLsGVKFTZO5dipAo8QPKb5sGVeI/YsasXW+VwL24gdi5qwt68Fh7lXfGEz9i1qEFA4sqJdAgaZ&#10;Hnx8RbNs0ju5tguHljXj5PIekUMz5vwrO5fijV/8Cy5eODfovRl0dn8GOFzfWdwIGBsf2YqExFQB&#10;C5rzaNYjaBQWFcs4itEg+fnFyMkpRKndhaIiCzKz8pCfX4KiIs3Ml6ec4JTg8sjMzL6Sm1v0+sqV&#10;ayoA3Hbjv4Obl5uXm5f/4jLqllH3hQeHPxoeGHYxPCRC/BWRxijhLMhdGCO0kVS4AZGmaERGRsGg&#10;gYnJGCnjKXNsIp588ilclE1716ukbgSKa4BBHoOjqQsXL+CPb7+GHz99Gl/eughPPjgLn98yD088&#10;NFMI1AMLm3BkaZec9e6YW4ddC5uwb0mbmMk2zqiWjoLBhA9OVbuz6fae2+LEghaPxIQs61SEeF+b&#10;B0u03dy9tTS4MTrEJlyGLFHy2dDltaDLU4gOmvXK2U0USPfBo7OyUNa/dvkUgEh3UVmMrsoidPmK&#10;MYV+jOpiUU1NrinG1Gpes1NgrpNdxlCUw86iiko296miP6vOLmAwvZbjKjumN5UKSc/PSVUUx0vk&#10;QAgsjCGfT36DPowGhgd6sKCNEmKXAEVfe5law9rukr3d/LmXd3qxaZIP22bUSIfx0JQqWVBFQ+Tu&#10;BU3Yu6gZuxe1YjtVUYuohOrA4UVt2LeI8SxtKuOrv11izTmaOrWySziLk2t7cHJdD06t6cbptV14&#10;9KGp+OmzT+DsuY9krHRpQIUM8sRAN23+pxzG4GOu4sqVASxetEw4CafTLSMprmflWKqgoBgFBdoo&#10;KrcQJSWlKLKWqp3f+UXIysyRboNdLwGDfAf5D36dnZ03UFhouWqxFP9k48atBTeVUzcvNy9/weXe&#10;ewPGBAWFbA0Pi3gvIjRiwBBqELCgi5uAYTSYZCTFr8lfsOvQvyaYUD3FjiPCYMTevQfFlEcFlA4Y&#10;nwaKawcBQ8jvqwP4+OwHePXFf8PzJ7fgS5vm4smHuZVvCh7d0IuTJFJX9+DEml4c6W/H7oV1ONTX&#10;KaDx8KwarO2twIpOr3AZBA6qpLhmdGG7W/ZwL2QyK70NXE1a6xBCeEadSyS2E6vskgc1g+OhKrt0&#10;Gj1ejqCKBAwmVVgwiYuWKkrEsDfRR/5CAQfHUJM1HqO3yoqpTIKts0mHMK3GhumMFK8pwdR6Sm5V&#10;V6AOEvClmFZrxcxa2+BBFRQXG81tJg/BcRMBhYQ5AUMjtJvoryiVkdPcZpeMobhzfBFXxnZ5ZE1s&#10;f4cbyzq5y9uH/p5KrO9Vo6hN033YJHxFHbZMrcH22XXYO5+7uckLEXxrsHVODQ4vasfBBYyYb8Gx&#10;/m4c6lO5XoeWsaMgjzFBxAin6LdYOwGnlnXgzNpJ+P6Tu/D+719XYygW/f8KIG48dFL86lV88OFH&#10;aGvrhsPpha+qBuXllaitrZfxVF5eoUhpxchXYEFuTr50EZZiK2xWB1yuMhk/8XEZ2XlITctExvhs&#10;6UycNgfys/MH8jPzL1lyLN/YtGmT5WancfNy8/JnXEaPHj0sLCxidlhY+HshIWEDHEPRjEclFA15&#10;BIrg4GDpLHRw4GiKoEEOg48zx8aLWiogIBBL+5bjg48+woUrl9XGtM8AiUGwuM6jwa8vXrmID97/&#10;PV78/tN4et9KfHnLHHz+wan4/P2T8OSGKTixpgcnNkzE0VVtOMzgu74u7FzUiAfmVOLhOTVY3ePF&#10;OgLG1HpJXOWK0fmdjNrgLJ9n3B7ZZT2l0orpXFFa61KLkqpLZZTE7mBqlRUTfRZMJiiwqyi3YDKB&#10;gEooTYo7Ubvm/T3lFkzj/XV2TK0uwWSOoqpK0FvNFbAEIRum1rLLUJzGjHqOpEpl1SvHTb3sRKqt&#10;mF5rF8CYWmvHrHqqpSildQhgkKin32JuA+Wz6pjVYBMgXMCNfs08XFjeRpe7B0u0HRdLe8jj+LB6&#10;IrkKn0SAbJxeiS3Tq7F1aj12zmjAnrmN2C3qp1bsWdCOh2dUYe/CJhxb2ol9cxpwaF4Tjvbx992K&#10;o6s7cHRFlyxOOto3QcZQ3N3NTuPMysn41qEH8Pvf/hwXr1zClQEGBw5g4M+R0V53KP+Fes53v/d9&#10;xMYlISV1PCoqfDKWslrt8FXWytfsFqiYIlBkZmYjOycP5RU+GV1RUUVg4SrXjOx8FBZZpTNJH58F&#10;e4kdtoJiuIocyEnJupKenP7N9evX23bt2nWT07h5uXn5Ty5DuTUvLCziTYPBJFvzhLeIMAlocNzE&#10;LoKkt9wXYRRg0MlvggYBhMARExOLwKBgVPpq8eZbv7vmu/hPOgwdMGQ0BS5bGsC5ixfw+zdfwb98&#10;9Ri+umMxvvjQNEk6pWyTO7+Pre3A0bWtOLaas/Rm7FnUgB0LGsVX8MAMHzb0VmNNbwVWTnCjv8uD&#10;RV3l6OuqxNJ2L5Zx7wO34dHgRuJbYshdKhiw3iGFe5IY88hNFKKzgpJbK3p8xZhaVYKpGkfBTCrG&#10;nPcIONgEMEikEyQIFpMFVEpELTWFK1AbbJhcS3OfXbqOWbU2zKXPggDSUIpZXLrETqLWIQuOxL9R&#10;T7AolRHUTGZCCVehwILjKY6iZjfYML+hFItavRL5saKnEku6vYq7IHD0eLG824M1HNdN5tjOiwd7&#10;y7BpSiU2T/Zh+6xa7JxdjX0L6rFnYZOY97bPbcD+Jc04vLQNh5e248giei5axMlN9z2ThA8tacdB&#10;gsqyFtnd/Th3dW/vw0v/+hwuX/xYZUVJd3Gt+N8IDP/Roauj3v/gQ7R3TUCEIQa5eUWoqakTZRQJ&#10;7pISu3QPbnc5rCUkukl6FwgZzseQ5CaQkOi2ldjhLPWI65tBhePHZ0sGFd3gRflFcJBAz8m7lJdX&#10;8MKUKVPavve97w298R/JzcvNy83LLbd8LiwszBURYXqNXgsV9xEh7m191MSuIjQsQkCBAKGDhu76&#10;NhmjpAuJMJiE0wgJDUN+UQle/OVL2vxabdjTXd5i2PsUcFzzaUiXcfkKzp39EL994Yd47sQmfOmR&#10;2fj8/VPx2APTcGrNBJxa34WT67twal0Pjq1ow6G+ZhzoU2oeykHvn6jGL+umVmDthDLZzrdmSg36&#10;usqxrNWN5W1eLG51i19hBrOfSDJTqsrcJ8pZGQlOlRN5CVFNKfUTO4zpBAKS5HSIV1pkc50ormo4&#10;frJLh8ItfZM01RT5EXYV0xjVQW9GXSmm1pRIh0HimrwFv+Ye7TlUTdU65X24IW92TSnmkCRvKFXA&#10;0KRGUTTlcTxFQ+CCZo7ZnBIlsrSVMeVekc8KV9PhUWAx0YP7p1djA9Nnuzx4cJJXOoztc+qwc14t&#10;ds0lh1GHbXOrsH1ujexQP7S4DYeWdODQ0lYcWdKIo6s6cIzO7XXdOLO6R3auH1rejjNrWvHE+k58&#10;Zct8vPDtL0kS7dXBxUiQ4y8CDI27IGC8+MtfIyffgpw8C2x2N+w2B6ws/k63gIF0GyUOIb6ZYMvR&#10;1Pj0bBQVlQiYUClVWGhFUWExyjwVEovOuJD8nEKJRSf3weBCmyirigeKi6zkNd7t6OiavnHjxhE3&#10;/mO5ebl5+V99CQ0NLQkNjfh+aEjYFZLWBAbdY6GUUeEIDQ0VQGD3wNsJEjoJLo/TgCUuLhHRMbHy&#10;GimpGfin7/9Q/vFfDxhixvoMwGBn8Qn57ZUBXLx8Ge+/93v86p+fxdMH1uDxBwgYjAvpxpn7e3BG&#10;i584uZLLljpxoI95U1T0tGLL/HoJy9s4uxkPTqtHX4dbxYS0qNFNX0eZRHsvalVhflQeTa2jxLVU&#10;1FPTqHKq5GiJseVWJZ31FcuYalJlEab4eL/qINhRTK5iV2HD9OoSzKyxY0YVQYM7Mqzi9aB0Vkjv&#10;aium1dokvkNAopE8ilM6DSqmSIDPqHFgZh3XqdoEYLjDgiOsefVWLGTkR5ND+IqFYsqjGVHfmOdB&#10;X6sHfVy12ubCkq4KrOqpwGoGDDITamo51naUYX23F49MrRS12c55jdg6u0YUZlvn1ol0dveieukm&#10;qHqii3vvnFoZRZE7Osz8qDWdOLOakSDtsk73yQ0T8cWNM/DvXz2Jj/74O1y6RLBQ4YLXAEPb2X0j&#10;OHzWoQEG42q/+cy3ER2TgLz8YhkveVxekciyg/D5quFyeWTk5PVwsVKJdBf5BRYx8XE8VWyxwlHq&#10;Em9Gfl6hRKBbGBtSZJetfSUWK3kMFGYWCGmel1OEMkfZ1ey07HftBdaHd+/eHXHjv5mbl5uX/42X&#10;W0MDAtIiQiKeDQuLuMhxEoGCGVE89HETu4aoaLMABjsMNZpiJ0FFlFFlShkjkZiYhJTkVCQkJgmX&#10;YY5NwuOPf0EDDL3L+DRQfNZByaWMsjTV1Lu/ewP/+q3H8fmt80XC+eT9E3DmgR4BizNreqRwHVvR&#10;jgMr2rBnURv2LmnD1kUNeGRBEzbPZyR3gzibWVh5Fr+wxSFAsayrTNzgLK5Mj51WqwozeQWS0CS1&#10;xV9RZZcRVDe7icoiTKq0iEOcQDGxSnEX0yptmFpZghk1Vsyp47iJYYQEE6u8Bsly7tKmWmoGR2Ey&#10;gmKHQVmtWwCit44jKwUosyU0kF2JihmhtHYhSftmRWrz8y9oovPbIxJakvlciLS8w4slrR6RDTO4&#10;cHWXFyu7yrB2ok+c2+smerC2txxbZ1Vj55wGbJtTj4emlGHD5DJsnsHb6rBnbh0OLmvAgWUNOLKg&#10;UVJpz2yYjDPrpuLE6gmihGJm1KNruvDEum58/oHp+N6j2/GHN17CxcuX5O+tdxTX7+r+zw59jzcP&#10;nSDnbQ8+vAmx5iRYS+i/cKK6ohpOuwsVnkrU1TQJb0Fi2+H0yNcej1cIbkWIF8hBgpt8BgMJnQ4C&#10;jkWBi82B0iIrinMLYc8vRlFOEQoyC2DNK0ZxdhGykjM/yBqfe2bSpKnFmzZtGnLjP6Cbl5uX/y2X&#10;28aMGZMaFWb8hinEeF5SZrWugdfsEEJCwxEVpboKjpliYmLk+8DAYDWGMhE4jEJ2x8XFIzZWPS4u&#10;Lg4mUyTGjgnAihVrcO78BTHw6SqoG8Hhsw59hask2l5hOOF5vP3bX+A7Tx3EU5vn4vMbuFuhV3Km&#10;nlg3VZRTBI3Dy7k6tE32fz88pxobFzZgI6MtZtdJxMXabhbUMlFRLevkTggvFnUrwOAxXzKaXErS&#10;yoVLTKKttEqH0SOxH3ZM9dkwhWqoyiJMrLQIVzGtqkTI6uk1dkwXM6BVSG/pPKpt6C4rwqSKYsyk&#10;d0JTOIkvo9YumVbsKggYk+tozqNfw4aZ5CwaSoUAn91ciln8fHRtN9owr86GBY1qhEVgINHNrKiF&#10;TS4saXagv9WLfsaXd5RhVacHqyeVYV2vD/dPrsCD0yqwZY6KhpfY8skVeHhyufye+P2Oec2yoGrf&#10;4gaJkD/W145HV0yQPK/H7p+OxzdMlX3rJ1Z1i1mP+9e/feQhvPXrn+DiRfotroHFJ47PAIn/8NCA&#10;5uOzH6Osqgbp6Tmo8FZLR+Dz+tDe1i2ENUHBUmyTsZTXWy5AUUwuo6AEPl+NdBvkOhgVQr7DbncK&#10;UJC34C5wdhoeqwtOiw22AhuKMgqQEZ+GoiwVI5KZkTOQkpxxKS4u6Zd2p6dj06ZNwRzh3viP6ebl&#10;5uX/58vtgYGBJYaIyH8yGU0DhgjDgG7Ik2wochcRJukmdCKbwBAVFQWz2TzIW/B2Et864U1g4XVK&#10;SpoAx+jR/sjKyceP/u3H8o9f91ncCA6ffShj16B/4/JVfPzhn/Dyz/4F3zz6AB5bOwmPyv7viXhy&#10;7SQ8sW4yHl03CUdXd8lYimMWmtA2zW0UCanISGfVYtv0emyY6MO6iVQNlWFpu1vCCOe3OjGfRLL4&#10;GUiGOyTzaWYNSWcnplNySwUTx0Q1DkyrLkVvlV3JZzX+gsBBIOnVRlQcVQlxrvEYHFcNjqNqVHdC&#10;Fzg7EJLos+rtMg7rrSmR7mZGPaPYVSYUPRhUeM0XaTBBxoI59VYx6YlCqqEU86Xj8GBhswMr2r1Y&#10;1Umw8IpijLEpjP94hGm0c+qwa0Ejts+tw+aZjDSvk26D19tnN2L3/EbsndeMAzyWtIoa6mR/Dx5f&#10;w9TgiXh8PXevd+PUaspnu/H13cvx8r8/j4/Pn9Xks9cBxo1A8F8cepfBEwz+P/OrX72EpKTxyC+w&#10;SofhKHaiobIOjdWNyM/Jh72kVNRSZWUVcDjcAgjKb1EkXgunyyOjKye7j8Ji8WUQPOzWUiHBC/KK&#10;UFJUAkexHc6SUtgsNuE3CnKKhN9gnMj4tCyMT88aSE1Nv5yTk/+Ex+NxLliwYPiN/6huXm5e/n+8&#10;3BsWYphpNBp/ERkZfcVoNDFQcMBAYlvnLiKMMEfHIibaPMhlqI4icvB7AoWY+DRJLXOk2IEQMKKj&#10;o6UTMZpiEBZhwsObt+AsuwyS338BYOib+VScxFVcunIJH3zwR/zin5/GF7ctlqU9PLt9nEVsDQ1j&#10;PTixvgfHVnbj8JIO7FnYip1zW7F1ZgMemFSJB4XgbcWmWfV4YCojQ6pkeRAd4H3kMppcmK8RyDxr&#10;50HVEcc6CxnuR7lsjRXTNMmtmPt4VNOkZ8V03k51FdVRmspqEnkOLQadnQZ5Djl87EpUFDpfk10E&#10;gWE6vxZugwS6VZzaKhOKn4ejKIYIOgQ05reUYkGrWgxF8p6gx0iQhS2lWNlRhtVdFVg3oQprJ1Vi&#10;9QQPHpxRhS1zG7CDY6i5tdg8s1JGUFtn1WPnrAbsmlkvScAHF7XhwPwmHOIoim7uRS2yPe/0sg6c&#10;XteFx0Q624nTK9vw1Z1L8asffBMfffAnXLqsR39clfjy/w5g6Iek2V65gmMnTyEuNgk2jqMsTjRX&#10;NaGhogYlmflw212w5BSj1O6Aw+lGqcMjPg3yFfy61OGGlQqpomLhOZhvVl5WpcIIc7hgqRD5OUVq&#10;yVKhDVaLXboTl6tckm9LCm0oLrQIcJQU2wby8wsHcnLyrmRl5b2dkZF5urW1035zTHXz8v/lZeQt&#10;I4ePHTs2N9oUfdIUEfl2WFjEVe7hDhcllFHc3DwM4cpfQVCQTkO4CuXBkNs0pRQBg7ebzXFyOzft&#10;cSTF14qhtDY6BqbIWIk67+yeKFHnLP5KOnsjOHzWoUVIaKMJHhevXsWFqxfx+9+/iR98/VF8cftS&#10;PMYo7fsn4sz6Hhxf3SUBeE/cPxWPrpmC/Us6sHN2G/bM78aWGQ14eFo1Nk6tx/2Ta/HAtBqsnVCB&#10;DRMZVFiOFRPLsHpiuXgXyBHMa3FiPl3U5ApohqOBjvsn6IWoLkGvcBlq2x5zqMSfoSmgCACTqorR&#10;Xa5lTNHgV8muwS5cBzOsZtc6MKOG6qhSGSMt4mipkfJZAodNuh0mzy4mWDRwjGXF4lbFSSxucWJe&#10;gxVL2pyqQ2pxym5uBg0SMJZ3uXE/93NPqsR6CWMsx/0Ty8UFv4ldBRdOzdGizGdTIdWAA4vbsG9u&#10;E/bMb8KRxa04tLgJBxY24IDIaDtwvL8dJ5a04fTaCXhsDbuMifj8Q7Pw029/Hh998C4uXb6kdlwQ&#10;JAgWuofiM8Dgs47r+Qs5BgZw9uw5dPVMRExMAgu2jJia6ltEAut1lqG6olY6iUpfNWx2h4CDGkFZ&#10;xeVNQpxgQe5CN+7ZrQ44S92iiCLfUVhYLFJdKqUYK1Jsc8BW6pIgw/y8IolQp/KKESTkQqi8ysku&#10;oOP8UlZW/ksZGdlHPZ5yb11dXXh/f/+dN/67u3m5efl/7XLbPfeMjAsYG7A8PCjsFWOY4ZIx1CCm&#10;PFO4EcYwqpyMiI5U3QGLv+IsogfNefruC3YS7DQIFuwiGAFC7oK3xcclIiUpVR6bnJgk3YkhIkqS&#10;bPMKivDzF1+Uok/Q+GxJ7Y3HtQ5DH2/Idj4WkgsX8Pabv8E/ffkYnnx4Fk6vZPBdF06u7cbp9ZPw&#10;2ANTceqBaTi2ZiK2zWzEw72V2DarGrvnN2Pz9FqsneDFcsaet7uwZmI5Vk8ux6pJHqya5MayLmYt&#10;lQuBPKuZ+U3F4nmgWonjoXnNNMjZRebaw50YAhjqoEx2ak0xZtRaMI2dg0+R5N1lBZhYYZEo9Znk&#10;LDhqqqIpz445zHoS050T8+pdmFfP9yAv4ZT3WyS7LEjQM22Wkeh29Le4sKrVgxVdbqzs9CrA6HKh&#10;v8uNxR0urO50YeNUH+6fUo6HCRIza7BpejUenu7DA7OrsWVxEx6ZW4ctszmaIlfBlapN2De3EfsZ&#10;BbKkHidWtMnCqiOr23GQX/d34sy6iTi+mru7J+Lxh2bgX756BO+987p0Ap/kLf77Iyke+mu99trr&#10;yMkpQEJCMtxujxjxcuir4IjJVSbkNb+uKK9CfV0zvJ4KDSDssNm4VKlYgIOucEuRTfKkOJ7SyXCP&#10;uxxul1dkuORAKL8lGFBdxbFVsUXt3CAI8TFWu1MWMzHoMDs7H+lpWYwduZSenvFuXmHhM0X5RV29&#10;Pb3jn3322Xtv/Ed483Lz8j/5QlLuzpEj/eJGj/ab5+cX/J3goNBLYcFhMIUZERwQDO7i5oa8GEMU&#10;YozRiDZGKYMezXpURUUpglvnJ3idljZ+0JjH8RR5CrM5VsCEABEdFYPEhGSkJaXBHG1GrDlRdS2m&#10;KDz2+adETsvZ9GdJav+zQ8VhX/NuXBy4io/OnsPrv/4Znn90Nx6/fwaOrmzD8VWdOLNmkkhtT2yY&#10;hOOrJ+Dg0nZsn12L7XPrsY9nzstasXlOLdZPrcKaCeVY0e3B0gkeAY21UyqwgoDRQqNfpRDgHBPN&#10;b+QebLfEeMxvdghHMJsBgtWMRi/F9KpiGSVNZ7RHnRWzG0h6MwqkGL1VjBMhsKhMKekyqksxs6oU&#10;C+pcmFtH7oRObreopTgSm8OoD3YbTJ1tcQhQLOnwCkdBsryPTu52jyiflnd40N/mxvIetwAeTYob&#10;JngVbzOlHJum+rBlZg02z66TkRSXJHHnxeZZ1dg+txZ7FjRg76JG7Jtfj/1z63B0aTNOrmjDqZXt&#10;OLaqHYdXtEoaLfOizqybgOMr23Fm7UT805N78Ic3XsGlSxeuqaB0RdRngMBfcuhhg1/5ytcQHhEp&#10;nERVVbXIYjl6Il9BDwYLucdbLnEgBISamnp0d0+QTXz8nrEgspXPWSZgQpMeuw2Op9hdWNltOLyD&#10;pj92EQUEjZw8AR0S5zQCcqsfOxmGFxaX2OT5+v5wPpYKrCJLyUB2Zs6V7Mz8X1ryizdVeKt806Yt&#10;Gnv69OmbMSM3L/+jL3eOGDHGM3as/+cDAwNf9gsIOB8QGHw1NCRcXNsRoQYBC35NkIgxRWvjKJPc&#10;FhMZI4ARHkH1k/JesKMgUHD8xNEUOw/9do6i9BEV5bXJ8clIS0lHTJQZUZGKEPcLCMKKNetx8dJl&#10;XJaz0U+Dwp91aMBBySZXv37w4Qd45Zf/jm8cehiPrpsoBCzlnqfWduPkhol4bH0vTq2eiCOrerB/&#10;eQf2L23F4aWt2L2gVlaSbuKCoKlVAh6rJlVg9eRKrO31SQFe3OTBkjb6NUiC2ySniUV8Vr1VDHPi&#10;suYSpEYVKc4OhP4L8g4cJXHsxO9n1Voxu07xEdxvQR5jZrUds2pKsVAAg6S28l/Qi7FI1rKSfLdj&#10;XkOpcBcEkAUdHsxr9QqgLGlWI6j+Tiq+2BG5JfqE1ys73Vgz0Y113U5s7PFg02SS/dXYNJthjJV4&#10;eHYNts+rF/5i2/xK7FlUh30LKaOtxsllrXhsdRdOre2RPdxcrSo+i1VdOLmiFSdXtuL0+l585/RW&#10;vPPKL2XVqkSWD/ot/oaAAWDT5i2Iio6Hy10Oj6cMpXandAwECXYb1TV1aG5sETBgtDnJb+ZLsXMg&#10;MNDM53R6xdynSHGXKKkINiLFdZaJJ4PP5TUPchzsQkieMw03KytPDH+8r1TiRYqlu/F4ypVCy2JF&#10;cYldpd8yMXd8LtJTM69kp+e9m5Od/2O3s/zhVatWhd1UVt28/E+6DBt6+9D0UcNGzRw92u87AQFB&#10;b4WEhF4MCwu/GmFUxjpyE1Em5cRmJ8CDSbMCFhIuaJSD6ih9/KRAQimfCBD8XgcHnbtgt6FI70hE&#10;UlEVbkJcVCzSk9IQbSLPEYOAgBDUNbTgj+++J9vT/ruAoS/cEQL88gAuXLqMjz5+Hy/+8Dl8aVc/&#10;Hl3Xg5NrO3B6fTfOPDARZwga9/fi1NqJOLy6B4dWdkhoHvc5UGK7g+tdZ3HDXDU2TKnB2sk+rJ9Y&#10;gVWd5bJHgrLVRcxrqrNiUYMDi7mTW+I42AGoMdWcZnINVvFL0K1N4nt6NbkKG6b7LAIY5CV4EDiY&#10;AcWx00yN3J7PHRaU2dbbBZwWNtiEz5hbQ8BwyP7xRS10cFMpVYpFDfRhlIp7u5+rVnm/tqd8SasD&#10;67pcWN/jwoaJLgkX3Dy9SgDjwWk+rO3x4IGZPs1/4cP+vloc7G/Gwb4mHOlvwWNruiUPioAhnMUy&#10;btNrxaP9rTjT34wn107Ad89sw5uv/BwXzp3DZXFya6ooFnvNN3EjAPwlh95dvP/BB9Ix5OQoj4Xu&#10;0i61ueCmjyKvCOXlVXKf3c7d3sq8R9Bgp8DbGXHudpWhrKxS7iMQ8HF0iotyyuFBRXk1PO4KIcQJ&#10;EOLn0F6HXYeeajt+fJYaWxVYRG1F0CF4ESgIPhxTcW84j/xcSnbzBnKz865mjM/6aHxa9q+Kikq2&#10;2GyugpaWlpvLmm5e/q9d/O+8bahv3JjADWNH+v0qOCjkPMns0NDwARZwRVor+auudOIRqYEBH0Mg&#10;4SjKaFCPZ2dBEDDHxMrXfD4fx64iISFJdl7wOQQNXUablJQie76prEqIS5DXS0pIRmpymoBIWGgE&#10;4uOT8eOfvKAVhU+DwZ91aB2G8mYMiNSWW/ref++P+NEzX8RjG+dLrPaplW042d+GR9dPwJkN3Ti2&#10;uguHV/RIrMWB/kZZvLR3URu2zavHzvmNQvpumdeAR2bWYcv0etw/wYcl7XRPqyK8tLkU/Q0OrJBA&#10;P69EcLDAk9vgdrt5zQz/I4lNpRTVT1bly6gqlG6Dclh2C/MFIEhuO0XpxD3bc6qsmFvvEFnsQhrz&#10;GmxYSnVWvQNLZf+4G0vbXdI5LGt3YVk7ndwurKTHoqdMugqS8pTWUkb7QI8HD0+swAPTSeyrzXkc&#10;ST003YcHp1Rg65xq7JxdhZ2zKrF/YTUOL27E0WVNOLmyE4+t7cHptT0SX358VRtO9LfgOEdUS5tw&#10;ZnU3njv6sHgtzl88j8tXLg2OoUQV9RnF/79z6IDx/He/I6kBXo9P1qtaeJZfaJMsKKqZCBxl3gp4&#10;yyrQ2touHQiJbaqbSFYzXNDhcEqRr6ysQW1NoxR4UUu5vNKBsMir0ZVTnp+XWyCgwY6DPAav2b2Q&#10;Aymx2gW0xNORXyTucBvHWCVqRawscOJrlTjkuiCvUOS59HtYCq0DeTmFF7Mzc1/LSM/e7naUNa1f&#10;vz4UwM2u4+bl73q5ffjw4SPHjhyb6zcm4IGxY/yfCguKeDM4OOwKx0H0UYSEhCIkNFTiPCh1pUOb&#10;Bwu7yGAFOCKk0+B4SaI/IuixiJFID1NUtHQc0VFmGOU5BgEGHRyk09AIcXIccXEJSE1NR1RUrHQd&#10;HFHxMdyPQXDhhjSOtvz9g3Ds+AlcvnxZCr/u+v5znd+fBA4GFOq+jss4z5DCd97AP33lBB57eA7O&#10;rOvCqeVtssSHMtBja7txeEUHjq1UI5bDfe3iBN+ztE14DXYaHNMwf2rjtGrZ0re8m3yAB6smerB6&#10;ghur2p1Y1ebGis4yrOzmTgkP+ts5HirFvGZ2BzTOsetg+i2lt1YhzOc02BSwEBCa3JjXoPZU0JG9&#10;lC5t3t5gV9eNpTJuWtrswLI2J5a3ewUsuFa2v9uNFT3l4tamXFY8FpM86O92YUWPV5ZE0VuyYaIb&#10;D02pxIYZPjzY6xPCn3zF5plV2DKzCttnEzB82LOwBgeXNODYsmYhuE+vniCgcIojqZUdOLmyBadW&#10;tuKx5T04vaITzx5ejzdf/FecO/sxLl65PCidHeD1dRzGf4vovuG5586fw/IVK5GYlA6r1S3EN/kG&#10;KqNqKmrhcZWhtbUTHodXCjpHVOwICBYejyru7B54G8/+2U3wcXV19aiprkN5mU8KPO8nV6E8GyWw&#10;sfOwuVBayi7EKYooS5FVkd42J4oLrfA6y+G0umAttCE/uwB2yaUqQk52PuxWp6ivOJqiv4PS3czx&#10;OcgXwLPCkl88UGp1XC3MLfpjZmbuV0tK7GsqKyuz5s3bMOwm13Hz8re+3DF2bHCpv3/Yd0MCws4F&#10;B4ZcDQkKFcOdvp+CDuygoKDBjoJFnbfrHARvY9EnYOhgwW6DMR4s9IOjJW38xOfya4KCDhi6korm&#10;PC6i4X1hYRo4aSMr/bWEDI/hWMuMkSNHY8LEXnz44QfK8f3XggZVVAIYlNtewblLF/HWa7/Cc08e&#10;xpn7Z+DxNRNxenkHTq9qx6l1EwQsJOF2ZTsO97dj2/wG7FrSqsIKF7RgJyNE5tThwek+3N9bifWT&#10;PLLu9QGuLZ3gxppunuV7sK7LhwcYsdFbibXdDDDkSKgUi5sdWNxG/oGmOvIYHD9xVEWZLKNG7JjD&#10;8RQ7igYrFjUSLFyY3+DGkhYXlrW40NfixNIWB5a2OLG8w43VHR6sJTBp46c1EyqxuqdSvCPrJvqw&#10;YUqFKKE2zqzBI7Pq1R7u6T7pJjZOq8QjU33YPKUSO+c2YNvsOjn2zG/AwSWtOLi0Fcf7O3BiVTtO&#10;rOjAyeWdONnfgZMr2nF6BVesNuHU8macXt2Jb+xbhdd++kNcOHsOly5d0saKaif334KzuBEw3n7n&#10;HVRWVSEjMx95uSSdy4RsdrOQ51lR5alCuatC/BOFxXbZe0E+glHnNbX1KCi0CG/BURPVUiqkUJn3&#10;hDCnX8PhQktLm5j96AAneHAsRQmto9QjEep8DVnpWlQsoyi+H4+qsmpUeH3S9RBEigosyE7Plq6H&#10;BwGjuIiHTb7Wj7ysPOk8LHnFyM3KG7BYSq5kZma/n5VV8GRtbW3SzUj1m5e/6nL33XcHjL3P3zFu&#10;TGBf4LiAnwUGBLwfFBB8OSggeCDQP0hGPzoJrec76eS0rm66vsjzsQQA3nc992BiRpRGYuuAwdfg&#10;83itj594uzzfFCVdBcFCf1+OpRITk6Wr4O285mPpzYiPT5AOg7Pf119/XQrD9Rv4/nLAuFZsFAkO&#10;2bdx9vx5vPHab/DsYwcENJ5YOxmnV3bjxCoWwi4cXd4hKikWS5Lg+/paRFJ6cFE79i1txt7FLdix&#10;qFkURRuncJdGhfgX1nS4sYqJr61OrO8qx+beBjw8oQr3TyrHmh43lne50McwwAY75hMcam1YSL6B&#10;XUe9DQuYXUXegT4Jbs+rsWFRjR2zq6yYVWVHf5sHq0lYU+3U6lZRHsx+6vRgTRvBxI2+dg9WtHuw&#10;utOLtRMIGOV4cFqlgMSmGZTMMhuqElvn1mDz9BrsmFaNzdMqsGOWD/vnUy7bLqM4bsU7vqITx5e1&#10;49SKFhxfTid3K44ta8PxvlYZQ9GQd3J5C06s7MA3D2/Ab1/4Ps6f/Uh1h1c0U53OW/w1x2d0JPzv&#10;X370r0hKSEVGciasORY4LKWwW1Q0eYW7ErWVNaiuqkW5pxJuAkVFDaoqalBXU6+MeuwWrE7pEupq&#10;G1Fe7hMugmf/5Cw4rmKHwfEUyWudCOeYiim37Cr4PUdb7Exkc18Bx1A08lnhpDGQfo0SuxDxHE8V&#10;MxE3twgOu1MBi3xeN5wagBTmFaMgt0jiSApyCpGXm8/PQDPg1dy8gktZ2fl/ys0rfCY/v2hKaWlp&#10;6oQJE26Cx83Ln3W5Y/Q9o4vGjfBfH+wf/IXg0cG/CxwTeNVv7BgE+PsjwC8Ygf7BCA4MAXdt61Ee&#10;OhjohZ63ybjpulRZfq88FGbhI3RTHp8j4yOtM9CJbd2cx9sIAjqA8HsZYWnkt/66fE1dPRUTHYu4&#10;617PaIhGRHgkvv71b0hRkL0XfzFQqEMSb7UCMxhqePUqLl4ZwIXzF/DaKy/h6TO78OgDs/D4usk4&#10;tbYTx1d049gynk1zLNWJA8vacHglAaQNRxa348jiLtlbfZCrRxc3ysrSTQzlm8ERlVd1GR1OrGx1&#10;YmWLG6vb3NjQU4aHesuwrrsMq7vLsKbbi5VtTixrJUFeKuY7ejbIh/S1u7GKxb/ZhaX1TvQ1lmJp&#10;vR39jQ6s6nJjBUGp3YMNEyqwtptBgWVY3+PBao6kmkplfLWsyYHVnQ6s73Vj/WQvHpxaLhvzNk3z&#10;YeNUN7bMLsO2mVXYNq0aB2Y1YuesauxbUotj/e04tbpXIuEplT22vAnHVzTh+KoGnOBuC/osCBIr&#10;O3B6dTvOrGzHiTXdeObIA3j71z/GhfNUQ11VkuirSnTw9wIMfr97916EhUfCYXPBmmuBu8QpZ+7e&#10;Mh/qaxtQ7iqTM3VKYrkbo6aqHl5HmcR6sPgr2SvHSTYZMZHbINHtdpVLF8Ln8XHkNwZd4C4Pmppa&#10;hMvgbRI34vXJ89ndUFJb5iiDvdghoMAuRMWpu1DmKUdNVa3sELeXOlBJJzoTcS0lAkK8JpBxZMXn&#10;lFDRVeKQz8exVVZqhhDlubn5A8nJqRfi4pL/LSsrZ1t398Tq06dP34wguXn55CUgIODu+4bcZwzy&#10;j2gOHhf2qDHc9Iuo8JhzQX5hA/6jAxEwLgjBgWEICQxHUECoHIZwkyw4om8iJDhU4jwYTU6SmetU&#10;CQay/IgkN8dK8YlSvPUdFryNoKIDgx5brncfemfB6+Tk1E8Ahf44HSg4niJYEFTIb3ClK42AYgY0&#10;ELSMMMckwN8vCH3L+sQVfOnqlU90DPoejD/nuBEwJNiQUegEoMtX8PG5C3j15Rfx9RNbcXL9DJxa&#10;NxGn1vTKetGjfa04vpwFslMUU4zqPtLXhqNLO3C0vwPHmXrbz1iRFmyf34AHZlbiYRbhOfV4ZLrW&#10;VXQ4sabDhTWdLqzvcsloamW3G2u73Hiwy4M1HQ7pOtb0KBBZ1e3Bqg4nVne4sLbLi9UdzHlyYWWr&#10;C6vbXFjd5cbqbg829Hixsbcc6wgUEzy4f0qZpMtS3cTnru/04EHeNs2Lh2ZWKG6CwDbVh22zKrBz&#10;ng87Z9Vg99x6HJzfhANLmnGI2wiXtuLY8g752Q8ta8Lh/kacWt2O46s6RB11vL8Jx1e24tSqLpxZ&#10;24NHV03C8ye24vcv/xwXzn8sfyuuzSVoMPqDK1P/ZoChX2vH+fPn0dzcgtTkdOEqLDkWOC0OOVMv&#10;81aiurIaXncZivIscDm8qC6vQpmnEmXuMlRVVgtBzeJPcKhgqq2AQ6VEn3PkxLEUi3WVr0ZAgZ0E&#10;x1PkKbxepZYiwBAI+DhGhZATIQCQryBYcFSlAKMYeXkWAQB2EwQXym7Jt5RYHQJaBB+OzAg6AiAW&#10;uzzOZnfJZ2Fnkp+eg/ysfIxPzRAPU3paxkBGStalhPjU36Qkp3/RbrVP7ezsjD516tTNhU7/my8E&#10;isAxgVEGQ/REc1TCz0MDwy5HhkcjItiIoHEh8BsTBP+x7ChCBjsLdhUhwRGICONGPG7DM8ptlMjq&#10;K1VZpKMjzTAZ1KhJCrmuitLGVny8XvR1vkPvTBgyyI6DHAVHTQQLfexFgNDJbx4kz+MTkga7i4z0&#10;TMTGxCE+NkGuJY9KItKjEBpmQFGJBa++9qoUisFxlLZpbxAUrjPpfeZxA2BIsZFixqyqKzh/9So+&#10;ungWL734E3ztyCM4uW6SqH8eXTUBp/oJCE04QrAgUNDNvKwdh/q5p7pZkllPrOrB8VUTZHf1ljk1&#10;YvrjBjpmMO2Y14AdM2uxZWoVHuhVOybWTHBhZQ/lrG480OnBhm4X1vYwnsOLhyaXYUOvB+sneLBm&#10;ggdrZZGRF2snurG+240Hul14pLccj9Bk1+vBpknluH+CB+smefDg9ApsnO3DxunVeLDbjYcm8XEV&#10;2DRdqZ22z6mVdNnN0+hkL8Pe+bXYP68Bhxdy8VEDDi9vxuH+Fhzpa8bRvkYx5bGbOLKMyqhmWYp0&#10;bHmL7OI+vboLZ1bSLd+DZw4+hLdfehFX6LO4wg5OAcX1Br1PFPy/4tC5EJ0P+e1vf4u8vHxYNNd1&#10;abEddkmjZZ5TqaiYPM5yVJar5FruxiCwVPtq0NLcqkZHJQ5UV9dqRrxilHI05HTD5SR34ZbbaNAj&#10;P6GCCRlaqAhvch2y7pXKKXeFhBey2AsY5BdKV0IAYKSIIspVHAkVXAQTggQBxKHlWhEglPSWznEl&#10;+RXfB1fDWu1wWJ1wWBywWkrleSTLc7LzZHSVkZ4t1/R1REbGvWm12jumT58eejOC5H/X5XMhIcY4&#10;Y2hkT5Qxbmd4mPGN0KDwK6awqIGIECMMISaE+Ich2C8U/mOCEKgBBo+QoHCEBIUJQISFhCPSGI0g&#10;f+XaNkREio+CYBFnjheJKwu4ksaqToPgoCuZWPTZSehch05kx8TQjBc7KKHVORGCiD5q4nP4GnyM&#10;kOHangzezvempJZejFh+BoKLgFUMQtkVGUx48qkvaIVIAwyevepy2+uPG4Fi8NAB5tqhFx8ayQQ0&#10;LtOj8RFe/cVP8PSRR/Do+ik4s6JLiPBH19Bn0CEjKnYTx1e04/iaThylu3lZJ44t7cbp5RNxcmUP&#10;Di/tkvn/Tu67nt+MfYvbJHdp74JmSXTdrkVuPDitHA9P8WLL1ArsmF6LLTPqZDnRVkZzTPfhkakV&#10;eLi3HBunVGBDbxnun6JGSuQZCAKPTKMr241NU714hCOmaeXYOI3AUIvNM2qweYpPQGrLFB+2zvRh&#10;17w67JrfIO+zdWolds2rxIEldUomu4RdQyuOEDCWtQpoHF3ahKPMhVraLABybHkzjvQ349Qq9fs4&#10;zTHUqon45vFH8NavX8DF8+dU5IfWTYgq6sbdFn8L34XetWigv2PHTvn/1ulwo6LcB6+nHNYiqxRj&#10;nuFzrON1V6Dc65PDWmyTToM8Br/nSIkHyW3FUSjDH13fBAYZQxVaZTRE8lv3XRAweJ8ut6VUloWe&#10;t5PD4MGRGDsOAgE5EXYoBA0+3sGYEptT8qjsdrfiRRxe2QzIx/DxBKrCohIBNbrDCRD8eaiiEm4j&#10;zyJ8hwIOC3Iy81GQXYj83ALNVZ5/IT4+8QdxcQnrcvLz6zo6OsbeWFxuXv7/uNwWFhY2wjjOWGYK&#10;NZ2MDo3+cZwx/sPwgIirEf4RMAWZEBYYgeCAcIwZPg6j7xsLv1EB0mUQPMKCwhEWYoAhPFKuI0KU&#10;n8LAmA8/RX5z/ESw4DiILuvBzkHjKUhI6+MpXQGlEmiVqoldCLsJAgDluXwMb2dnwds4luJr8Pm6&#10;NyM1JU3AQec/BETik5CcmCLdBUGL8lxGjzCSJCwoDGNGj8HSvn6cO3de4zHUaEOKPgPr/uw0208f&#10;istQHg05Ll3G+XOX8NqvfoanD23E6dVTcHx5J44zaXVFD072deIY47uXteColp10Ynk3Tq+YhOPL&#10;unFocQsOL+vEkaUd2L+kFfsXt2P/IspxO7BXdly3Y/+ceuzlhrr5Ddg5pxbbZldjl8SDNym57uwq&#10;bJtdiS3Tq2QdquIbyrFpRiU2zvBhi4BJuQYY5dgyvQKbZ1Riy8wKbJlSjm0za+V1djLaZF4z9i8k&#10;WDVgz1x2PlXYNa8RB+fRW1KPwyvqcXxZswDD8WUtOEagoAGvrx3H+pqxd0Ed9i6sxfG+Fpyk92JF&#10;E85wPNfXjOMrO/D8qV343Wuv4MLFi1ohJ1+hdQE6QPw1gHHj8+Vvfg2IPvzwQ9TXNyDGHCcFlUGB&#10;DqtDUmUlBsTpFYWSy+FBQ12jjKB8FVWoqayTjoPFl05vlf3kkLFRY2OzcBPkOngbgYT3M2xQcQx2&#10;BTAEoLKqwcgRtS9cAQiBgV0HO5Sy8ipJwmXHIRv+NJd3dVWdfC+gwB0bnnIxFDLWhM/nUif6MtiZ&#10;EIQIMrm5BQIW3DFOgOA1H1PKzihXpejyd0A11vi0DMm6yszI5b/TS/Hxib83mxOeycsrmNDV1eVX&#10;U1NzU5b7//jlc/RMBAQEpBmN0dOigqO/ET429LXwsaEXjWPDBkz+Bhj9ImAcF46wsaEIGBeMiCAC&#10;QKiAxZgRfggSsGCUR4QABcdPOnDQqc0RVLQpRkWRX9ctsKiTz9CBQ+8I+Bh2CQwb1I14DA/U+Qk+&#10;TucpCCA89NGTrpIiCFEqq78W35tb9ggmMvoyRQtYJCelCJDQ0xEbaZbcqihDJMaMHStt/Dvv/G5w&#10;34XeJchGzr8CMBRo0J+hJLfkNS5cuYSz5z7GG7/6OZ49th1n1k6V4nh6RQeOL+3A4WUM1mtVXQbB&#10;hMV1WRcOL2/HkeVtONJP30YL9ixsxIG+Thxe1oO9fd04uJwkegcOL2nGvkX1aqS1vAUHlzfhQB9v&#10;a8K+hY3Ys5AF34cds6qxi7Hi3MkxoxK7ZlVh92wW/kbsZp7Tgibs5i6K2fXYt4CqpmbsW9CCgwua&#10;sX9RA/YvacPx5RNxdFkH9i2oxZ45NZIDdaSfiiYaE1twdHW7KJuO9rfg2HJ2GO3y+BOL1T7u/Usa&#10;cHBxE44vrsPxJfU4uaxZ/CrHV3Th+TO78Ic3foOL5y/g0pWrmhqKRsnrAEMr+tcX/L8aMK6LFPnF&#10;L34p/x/x7D6XBTUnXzwP5Chcdhe8Di8qPT64nR401jehoqxSrl2U21qdqCirEg6DHAQLvZvdRSk5&#10;Bzq8ywRA2HXw7J8dB7uGEnIUJfZBboGjJAKIyHI9ZQIs+siKng6Opxg3ws9V7q4QfoSAwIwrPodA&#10;l52dK7yHvdQt70tuhHElBILiIqsKRizknnGLjMb42d1OL3KzFYCQ7C8psol3g5sBSfCLEZDpuVz8&#10;lJGLjPSsgZSk9CspyWnvJMQnPxsfnzjdanWmb9q06b6bMST/71w+ZzKZhvj7h5mD/IN8oYGGtabw&#10;mFdMhugr4UEGhAVEIDQgDEFjghEyLhQRgQZEBUciIiACYf7hMAQZEeoXJl1FwLgQBPqFStehwCIC&#10;YaEGhIUyvkMFBfL7SJMilhk7Tv5B7yAkK0pLoKVH4nrewWhURj3+42TqLFet6mMq3kYA0UGCB+8j&#10;aU2AUSosrmNVjyMoka9ISkxWyqsIFUOSkpymZLZxidJhMDLEHMkEW+7dCMdzzz0ne56ViU+Lxf4P&#10;dn3/eYfOiXxyHSzJ2nNXruDs2fN489c/w7dPb8PpDdNwalU7TnMktZxg0YITfR041d8t8lvugOAY&#10;hytKGZtBUDi8tA2H+7twZEUPDq1QOzeOkP/ob5OxzyGS5/Q0rGwTIxwjwU+umKCkvBwF9bVKsSaQ&#10;7F9Qi4ML6nF4Xj0OzCcgcAdFKw7Ob8GB+Q3Yt7BelFrc6XGcCi6+95I2eZ39C+qwZ0ENDi5uxLHl&#10;XTixhgowrqftxInVE3F6dTdOru7EUQG7Tvncxxe34NDCehxZ1oRjS5txYnEDTi5rxJmVbXh0bS++&#10;fWwr/vDaK7h4gTtL1E4LFvLr16R+qvjrxf4/uu/PPbRRFAHjqae+KEo6ns176XOgjLXIJqMm4Qgs&#10;DhTmWlBX04CWplbpMMhdsMASVDiWEkJaGzFJhpQAiDrr54hITHzechUH4lJKJz6eoKG7vgkwfG6V&#10;r1YARRHoPkmqpYGPt3E8RuKdQMDuhVHqwncUq0Rc3RjI9+TBMViZq1y6Bn5N8OL7UeKrnOPqZ9Xd&#10;4gQKdhvsMDh2y87MlcflshvJKZL7crJykZKUjsy0bALP1eTk8S8nJCSt9Hq9jtmz+8f09/ffemOB&#10;unn5n3O5M2RsSF5wQOgOv1H+/xoSGP5hSGDEVUOoaYCdQygLf2AEQgLCEBoYgXGjAoTcDg8xIMgv&#10;FOEBEQgPjEBYQLg8NiLYgLDgCAT5k68wCGehVFEm+Z4jJbq2jWGR2nY8NYLSOwpRMw1Kadk9GDXl&#10;k9qep5zaip8gOPBa5zl0ua2opWJUB2Iy8jVIhis1FJ9PziM9dbx0FLokV+S05ngBK/IXJuZVGU2I&#10;Nqi8Kr5+QEAAduzYIcWChZ7qJkV+/7kcxqcPUUvpHYsWha4Agzs0KLm9igtnP8LbL/0c3zq9C6fW&#10;TcPpFRNwsr9dgvWOUU20hIoizv3bcYikMHOWCBZLWnBkMcnxDhxcwS6iGcdXtwtA8Oyc5PjBZS04&#10;0t8lHMjRZe1qFLS8W87yjyxrw6G+dtktcXgZ1UrkFFpwaFEDDixhF9EgQHFwURMOLSWo1AmBzUVG&#10;8r597Tje34ajfc04uJj7Kcg3tOPk6h5NJtuBU+RnVnbj1MpuHKWbvb9dfZ6+DhynhJiR5cubcYIk&#10;dz/TaFtECPDc6R1467e/wHmChXQWVJ1dGRQRXD9+urG7+GsBg88dDCy8ehUTJ06SESYJbwIEC6fL&#10;QWKbCqha1Fc3oL62STgMymzl9qoa+MqrBVRo7CsptsJX7oPT5pEzdHYY7BA4qqLKiuMjkt28nd2I&#10;znWI9JaZVM4yKeQ6Wa0DD7sPjoxKLKXy3hV0i2fnw2FXZj3mTolBkICkjb342r7KavmapDe9G+Xe&#10;ClFX8fGyNpbmw0LmTxUIF8NuQx9P8Vpeu7hUOA5rsQPFEpFildsYO5IxPgcZqVlISR2P3Dx+n3U1&#10;MTH5HbPZ/IWEhOS25ubme24sVDcv//cud4wdO9Y/ODC43hBq+Joh3Pim36iAC+HBhgEWdb/RgQgP&#10;ihBgIAiEBhmkewik+ml0IIzhUTKCIlcREWoSwAgPNiA82IiI0EhRQXEcpR/83mSI0gICGUV+jdDW&#10;o0B0NRM7DBZ9Kph0Jze/5/30bOgkNYu87q+IiY6TjoXP1zsSxoXoXYsus9XBQTfoqe6EXQqzpJRx&#10;TwBLCyeU149R9/E9AgMD5R/Xnz54XyNUFedwzcR3PaH9aXD4zw+ND9E29bHDkIOcxuWr4il4++Vf&#10;4ZkTu3BizXScWD4BJ1d04yiLKrmMvlYhvw8vbcTh/gYcXtaMw30dOLSEINIuK2CPrGjFcRbqvg4c&#10;XcKRVpvcdmhZp/AclOgeW8oC3yqS3RMy+urB3kXNwnccXtSAgwspe23EgcXNOLqQC4tacaSfoNSK&#10;ffPrsHdevSLglzPTqUPe7ySjxVdNwHECBTkKxp1I5Am7mW4cX86De805jmpVRr2+DgkRJOgQuPg9&#10;R3CnVvfg20ydfe0lXLxIsLiidRcqq0uWIH1Gkf+bHlouGAHj5d+8gtTU8UhKSJHCSu6CKiiCBoGB&#10;HEV1RQ183ipYi+2orKiSjoLGPYIFi21lWZUY88hpUHqrwgNLYC9VKbfsHDhm4siIh/ASLuXqrqys&#10;GuQrGFZotakRFA2CLpsTHkcZ8nMKlYeiWEWhk4Mgqc3NfzT0EVQ4qrLQx1FcKp9fJMAFFjEcVnp9&#10;svRJ8rAIhs4yeT8CBsdwBBaOvNhlcNc4AYMraJ02h9yfnaXiRwiEBBQBMEp2LTakj8/G+IxsUTbS&#10;z5GRkXUlOTn1vfj45BdSU9P78/JKomw2203w+L9wuW3kyJGhY8b4uSMjjHMiDZHfGjc24PeGUOPF&#10;KJN5INpgHogyxopvImBsEEyhkaJ8ElAINqouY1woIsOjEG2IEQARYptgERSB8BCGASrJLEGCfguO&#10;eMJCuB1PSWYJELoxj2MgFuSwsDDl3uYZvUnJYq+P+9ALuN6B6MX/ele2zlHwfnIbOiFOMpyktw4E&#10;vJ3fy7gqJk5CBmPN8UiMTxISnLxGXGyCSGp5v4zKTNEyvmIHEhQUDD+/APzoRz8CL7Kp7ROA8RlS&#10;2z/7uAYYPK4Z+/TAwiui9X/zlZfw9RN7ceL+mTi5rhcnV3fJmfghdhgrWnGCXUZfAw4sqsGehXU4&#10;yKK+kF1Eh3g3TnAMRHBZwkRXchltOLSkAweXtAtIHONBAOhjl6DA5OjyLhzieInb7Baxm2kRYv3I&#10;ojYcXtQiY6iDixqxd2EdDvHrvgac7GvBqaWdONbXKQqvk8s7cHgFeZUmUXkJECzvUsbEfoJVK472&#10;tcnPwlHWieWtOLmCCrAJQuAfXtKKk6sm4Lkzu/HH11/BJYLF1cuaIkoVcXV8RoH/Wx/a3+jKlavY&#10;vmMXxo0LQnJimpC8ksvEeHLNVc0d3OwueBvzoJqbW6Vj4Bm4r6waNotdQEPc4F4fKsuUH4OgUFlZ&#10;qchsu1OKcnZWHhylbrXfu9Ay6MUoK6NpzyJZU0zCJbgI4BAgKJUlgOkR6CUOlJYwo6ocbS0dUsQJ&#10;Ep5SL/Ky8oWDoFSWsl8bAc5dgTJXmXxNzwblvZWV1Uo9Rd8HQY0BilzyVEIXuQNFjFIncGWLKxxF&#10;DDXk6lia/jjCKrYjMzNb+BiOytLHZ2rJupnSxeTmFnCl7NXU1PQPIk2xL5pMUVtSx4+v7O3tDbk5&#10;rvr7Xm695ZbgoZTDBo0LmRkWajgdGWF+Kyoi+oopPHqAoyNDKMdDUTCFRSEihGf4UTJWijaaYQqP&#10;FsAICzZq4BAuYMHnsPPQQYM8hzHUBEOIUZ5LvoP7K3QFFEdS/Do4OGwQMFj4dRd3LEdONMwRJK6L&#10;A2Fh17sKchaUzvI2AgWfp3gNBSr6eEonvHX1lIybNKKb4zDpNMxKCUWQ4rY9ggN3YQhgmOORYI6X&#10;2/hcXovJUHOd33PPMKxatUriJnRFzvWFf3Bp0qcA4b86ruswdFOfHkNyFbh4WaXcXjh/CW//5hV8&#10;89Q+HL9/Dk5J+F4Xjqxqk8jvY1RBLWnCocW12Le4RniFwwvZbZAbaJVu5MiSFpxY0o6jiztkY93B&#10;RQ2Kb9BAQrqVZe0yWtqzsAH7FqljPwFDAwtZg7qAQNGMPQvqFGjQXLe8RXwUdGKfIA+xrBtH2bUs&#10;JnndiINLG6XD0QHjyAqOwVpwvK8Np/o6cLq/TYj9YyTDl7bh0PJ27F/WihOrJuDbJ7bhD2+8rHEW&#10;lCIrgpsKtU+R0v+Ag1HmjU2tiIlKQFZGruQwsTizCJPgbmpoFjc1uwkx6/lqUFtdh8b6ZlT76uCw&#10;OeGyuaULYdFmZEhNZS0a6ptQWsooc+WV4NY8FmjyF+xExA0uaiiGFFpEFUWSm0onjqHYedChTXAp&#10;5v0WxXOwAyjMs8BtV2Q7PwMLvBqhqbGSPId8hIVhhBYxHnqdHtiKbQJ+JMkJUuxS2O3oIYkSUcLX&#10;z7XAYeUec7uQ/0pdpXwlVpLnJaUStUPAIx/C7kbWzOZZkJaWIZ+TBwElI4ObAfMG0sdnX4mNS3rP&#10;ZIo+kZub2+Xz+SLb2truugkef7sLu4nh48YFZZlM5l2RJvNPDGGmj4zhkQOmsEgYwxkPHilFngc7&#10;CB7sKCIjomGKiJYxFIlrKp5CAiPkcVER0TCERcFA/uG654URKMK45IgjKaO8vlxHRIkJj/dxR3Zo&#10;iMqQ0kc+LOoyFmIMeRiJcDVuUka7aMlyEkCJ5ThJjZj0URFv59f6axEQ+Hq81rsJdjQ63zGowuK4&#10;Kz5RZLTsgDhukkjzlDRkZmQjyhSDaPIeEWrfN7sLOtB1Z/ndd9+L+oZ6fPzxx3J2y8I12F38vQBD&#10;I8EJGBcvX8XH587jzd/8Bl8/cwgnNsySTX2n1pPM5uimXeSnR5fUY8/CKuxf2IgjC8ghqGJ9ZHmL&#10;BPadWNopPAONcocW1eIQlU0LWeTbcWJpq9x/dGkXDva1C+l9YBHBoRUHFrdi/zzKb2uxfz6f24SD&#10;8+pFEXWor0UUTQcWNWDv0gZRaO2ZrRYd7Z9XI8Q3AYsqLXYZx1d2C/GuAwYzoWjU46rVg0vrcFwM&#10;eu04vnoinjm+DW+/+mtcYkT5ZdVViBJK38H99wSMG19b4y9+/rMXER0Th5TkDJSRjHa4heBl8SdX&#10;QP6ChZhHS1O7jKJ4O2M+OI7i2KepvkmkthxX8Qy+troBdbUNolYiSNDB7SjlnotSkb+S7JYd36J+&#10;KpaodGZO0ZuhCm+RgAUjQajGqvDwc3llFCUjKa6BtZL8dsJpc8vnYLdDToKvT6d4bna+kNn8rB6a&#10;AousyErPkg6KXQW7BnYEVFapDoImQxr7rAIYRfklMuLiaKqYEluNC+FnZ6dBkCAoEEQkikTjXgiA&#10;jIQfn54lYEEwshTbkZGRjZxc+dmuxpqT34uJjP2X+Oj4rQ6HZ/yGDRuGAbgJHP+Nyx0R4yL8IoIj&#10;EgwGU0dkROSzEWHGj6JM5stRxpgBY3jUAAu9KSIKRhZ+goYY7owyZpIOQ0DDiKiIGIQTPAzRch/H&#10;Trw/2mAWICFPwdtjjOZBj4UhzKSAJJzvES1jKY6o5Htj9GCCrE5M610GDxLj7DB4dq/HgrBIm2PU&#10;sqPrAYDPIwDor8OiTgCQfRfi/FbFXfdmkCzX35eqKP21CBjsHsSsp3UUHJNxPJWWmK4c3+RQ2Gno&#10;Kq0IE/zHBcBoisTLL78shYPzc520vh44/prjk6+jvzZBhKAxgIuXruA8QeO3L+OZJ47h1MOLcGrt&#10;JDy6fiIeXd2D48s7cISJtgsasW9ePQ7SRc2v59dg/5J6JWnt68SJfnIN3B3RguNLOsS3oQCjTbgM&#10;qpvIf7CjOLSoGYcWtMr1vnmN2McOg8qpeXXYP6cK++fXSRdygGOwRXXY09eArVz0NK0KB5Y2ynFk&#10;Kf0VbQow+qjAahKSnkosif9YVIeDfTU42lePQ8sa5LbDyyfg6aM78PZvfokLF87jqkSUE6ivqaE+&#10;VeD/1oe8z3XjLg0w9u87KNlRJUV0O1tRUmRFXg4JZVX42VnwrL25sU1CBjmaqvHVCQ/AbqGxvkVA&#10;xGqhic+NGoYTVlbLvm4W4azMPCGHyVFQzaTnRdENzmLKM3IWVn7PuA4m1soSJrdXzv45FmNHQ7Kd&#10;4y6OvQhK7Ch0UprKJ36eXPIMdI0zGqRASWQJaLaCEvg8Psmi8ri4EVDFjXBbH3mLAlm6lCufy+1W&#10;P6/4MGwOlDIynQ5yRpTQeCi8jFtAQY9nJwDx56Mii96P682Hetouf1bVzcjOj4G0tIyB1JT0y+aY&#10;+A/N5vinsrOzPVlZWUH9/f2331gUb15uuIwdO/beYP8wR0RYxCpzZPxXY80Jb0SaYj4yhkdfjouK&#10;H2DBZuGWURPBwGBGlMksoyMZIYUYYWK3ERYpwMAug10IVVFmU6wAQUhAOCIjYjRQMcgIi90G40D4&#10;td6pEDCijGYZZ5EYZ2chgGGIFh6DXQTP6ulxkB3cESY5o9dHVizkwnWERSA6Uhn5dP6Bo6zYWNVB&#10;6Ka8hAQS1fECInw9cgw6QLAr4QiLpLZ0IwSRhGTpKDiSEoUUQSI+QXiMBPIh5D7M8UhJTEVyQoqA&#10;Bt9PyHNTtFqqFBaBESNH4cTJU1I0dD/G3xMwrn99ejXYbVy4dAnnL5zF7998Fc998QxOP7QEj66f&#10;hEc3TMCp1d0CBjTo7Z3fiAPz6nB4QSv2z6/FvgVVONjHsVC7jKXIVxylu3opiW76HlThFh6EhZvq&#10;JwEHqqGasX9xM/bNb8D+BTwasWdeLQ4sqMGhRY1ycFR1cDH3kDOWvBY751XjcF8zDixtwMGlTRJj&#10;ws92gnEffTThdaq4kyWqCzrS34jjy5twdFkrjqychC8d3II3XibBfUnI/4FBd/U/CCx43AAY/Luf&#10;PXdB9lmYzcnwuquEHC4VKWuZFGOeYZNQbm5sRXtLpxRsSaetrBVA4dm9r6IaleU+VLgrUO2rRVNd&#10;k2RLkbj2cMmSt0LO5HnmrfMaakRllzEPyWcWZI53CBJqNOSFw+mRfd8qrpxg5BGVEs/ky9wce9Up&#10;74e3QnUhZZUCBuwuxKFezEVKFjHxVXkr4bG7UZRXLMDj89XI8iXuGR+fkYXczHyJPSdgMqKdHAU7&#10;D3YxBCcLx3QOl3RBNCDKaI0+kbyCwbwqfbTFn4+EPzka3sdxVkZGzmAXQzVVLsMOcwr4Mw+kpWYM&#10;ZI7PvpiRnvUHQ0TUt+JjExdNmjQjGsBNM+AnL8FDR40KDgoPNNZGhEYcktA/Q+yFmKi4gTjxGEQh&#10;2hStZKLGKCnS5shYRBqiEGWMQZSBxT9SOggZJWngwSM2Mk46BxLZvObjYiJjERcVL19HG2NhNsUh&#10;KjxGuAuOqMyRcQJCPAhMBBmuOdUzo5RSSu3kpqObBz8TCzLP6AkWPMSIZ1LFmWBB8NBHSjHMedJI&#10;bt6meysICorniBanN0FHSPSoGLVRjyOuiMhBgBjMitJ8GFRBERQYe57GhUqR0WLo42PY9eihhAIY&#10;jCwJjcCIEaNR39AsRUwBxqeL/t/6EBC53g0uUtIruHjxPH7/9pv4p689iUe3LcOx+7tFfcQVpSeW&#10;MJywBYcXNmDvDJrmuISI+7CrpbAfWtAkcSEcJe1b1Kh5KGi8q8G+JfXYu5h7KDR+Ygk7hHbsW8gO&#10;owb75tZgz9xa7J5fjX0CGs04uICAUYfdC3zYObcKuxfUSOTHwcV1OLCoDkfJS1A1JetTufyoCyf6&#10;OZJiVDkVXuRSGnBiCd3evXj61D787rVXceHCJVzRDHnXyO1/EMHNYxCgro2/vv3d7yEoOAzZOfko&#10;KbbDWmRDhccnnYTT7pbCJw7u6np4XSrKXB9Pcb7P7qPYUiLf11bWyf0cTZU51Vk8YzqqqutkHzfD&#10;CElY80ycpDmVU6WlLvFXOF1eGfdYWOQLeZbvlWsWfBZ4puHq3QQ/F014Ze5yMdop+asTne090gXx&#10;68oyn4yimA1FwKku88Ep4YVutTu8vFKKPLuDPJLvDDEsJD9iFTKcICMbBCntZUR6oYosIbjpBsSG&#10;hibNdMjOQu384DZBgg25DHZJHF/x67xsejcsAjyMJpH3zVVgk5mRo/aRZ+RyjHY10hjzodEQ9Y2U&#10;pLQV5eXl+VOmTBn9v7nruDUiIsIvPCg8KTo8elpkhPl78bEpv+fIKSLUOBAdSeVPAqI4sonSzs6j&#10;VQE20a1sjEYM5/NaYZe91eEs3IrLYMegX6sjRgCDX6fEpwrZTcBgBxFjjEW01nGwmzBHxw8Chs5l&#10;8LE6WKjRFHkOwyBgsPDqhZuFWe8yRFZrVJ0Gb1cchnJ7S8HWYkKu5ygIGAQPHjoZrpRSyqwnaqnE&#10;FOkw9NGXkOz8OjZe7iPpTfCKJ2luihkEMz5HnOk0E3J9bHAY/McFilTwV796abCY/626i//o0AGD&#10;hVPUWeQ0RHZ7BRdkc9+b+O6zX8QTu1fiJHdpLOOoicW5BUcX1eHA/HrsmV+DXfMYzVGOHbPLsXtW&#10;JXbNrcWeBbXYPa8e+2jAW9SKo5TOElC4j4I+i8XNOLC4CfsXNmMvHz+3GvsIFvNqsGt+NfbMrcK+&#10;ufXYT16DQDHPJ2Czv68eBxfSfNeAI0vqcHxZE45yjwVNh/1NONbXhP2La3B4eYOEChJYaNQ7tmIy&#10;vv3YYfzuzddx+ZLqLAZls/+XAYP80sVLl7Bs5SoEBoWirLwCJSUlQm6TRGbooMdBArgErc1tAhjc&#10;5U3CmzwFiyh3fHPcw7N6yZfy+NDa3CEjJCGlmVTrLFcktFOZ5ziuqatrEF8GOwkWXnon3Nx7QVAQ&#10;dVIJCnj2nafksQQEntVzRSvP+AkeJLFlH4ZNjY5YjMlXkODOzc4TAKuraZT35us5KPHNKxJA4+eQ&#10;pU9i9LMjV7bzcZVriTLtFZaIv4SgkpWdOxhFQgAhQLDTEFd5YbGAC4lz3i9R7OQwZExVKMAg8uD8&#10;IuRnFYjCSz6fxpuwy2BXwpDDwpwi5GTqoYdZGJ+aeTUuOv7jmOjYV9JSMk5brQ5Xf39/8AsvvPC/&#10;JvjwtpCxIUZTsKkxLiL6iZjo2D+Zo9lJJCLSyLN85XOIYWheDDuKOMSY4mEyEBCixSdhIkcRHg1D&#10;qCK82QVEm2LldiGmw6MRaYiRjsPIx4RGCl8RGxkvB8GD46lIbRRl5GuFRQlBLhwHc6IIFJqkVkZg&#10;fF9DtDLrSaZUuHxG+jF0UCDQ8DlSjA0cXfGzqe95Pwu7TnQTCMT0p6miCCLX8yE09elmPh1khBw3&#10;mcS5nZqSrjoGU7QABDNu9GgSKqUIDAQvAodIa6PMAhg89A4jJipansMgRTrXv/SlL38yjPAzCv3f&#10;6pDX12f2msGPxsELBI3LF3Hh/Dm88/Yb+P43vojHH14qXMHRviYhkQ8tJifQiH2LarB7Pgt+JbbP&#10;9GL7FC+2T/dixxxmP5Vh57Qq7JpTh/3TfNgzy4cDs2uxb3aDRI7vm6c6kn2zfdg9uxq7Z9dgl3QZ&#10;Vdg3pxp7Zldhx4xy7JpRjj1MnyVfwu5kIRN2W3F0aQOOLyEx3oAD/QShBhxaTN6jGoeWEFDUGOvI&#10;6kl4/qnj+OPbb+HK5UvKZ3FdUOP/tUPzx/D6vffeQ11DMxITU2V8kpWVK0WXIx6GDVKSSjJbYssl&#10;aFCd3SsjX7WSp9qdqKuuVx1JKZVSKjqEHQDJZz6Hjm0WfCmsduXF4DUNfOwkmppbUV3ToADD4hAj&#10;IIurrlLKyc1HoUWNhNipsKOR+A6LXfkvrNzjzcVKbuFQiovUsicudCLgcURUTDms7AivlPsIPtW+&#10;aukIyClQCcXPQ3UVR15UURFQ+H42Bi/aSHgrGTCBhF0SuwO61jmeIgiR/ObjOBLjYzlmI0CyA+G2&#10;v+L8EhQXcgcIY9fZhRQJz0FynMZB+jlSk8cjc3w2sjNzkJmWhcT4FCQnpQ/ExiZ9bDbHfy05ObXX&#10;brendXZ2DruxwP7/crnNEBKVZzCYH44yRP2T2RDzcbzJfCUuMn6A3ERcdIIQ2OwUYkyxqqOISUCs&#10;MWGQtFbkdDSiTXHCQbDIJ8YlIzE2WQMKNaJil8AOhQWeAMDnEBjYYSSYkwVAOKoyG2NhpPQ2TJnz&#10;woIVGAiBHh4pAEAQ42tTgkvZLr9WnYYaR3GBkt5tEBzo1+CZu95RyNgoLkG4BhZyfcykS2d50EvB&#10;MRJXu5LbSEhIkHWqfBxd3HwMye+AwFAYDGpzH59DUODr873YQdCHwWgQei3IXdD9TYAgmIj3IsqM&#10;pMQU6UIk8JAjMlO08CUjR47Dpk2bcZGBd/8QwFA8BouX4jQUYChz31XZ1XHhwjm88+ZrePrRkzi6&#10;dq64uY/3d2LXXOXA3jOvErvmVGHv7ErsmFmB3ZILVSGgsWlqKbZOdmPbjArsnuLDzukVkvu0iyGC&#10;06qwfUoFdvCYXo6d08uxY3oFds2owN4ZZdjD58yuxrZZ5dg2w6vGXjMrcGAOQaMae9mFzK/AwYW1&#10;4tEgh3JkYS0OkyhnsOCSWhzoa8SZbUvxb997Gu/+8fcCxHRRs6v6h5jx/otDT74lf/HCCz9DUlKa&#10;nOWmpWaIkolEtYckcUmpdA2tze2oqqyRBUU05tX66jTCWamhuDyp3FMOn5ccQpXEhZM7qK1plK7E&#10;WlQihHVdfaMUXxUkqJYvMQeKZ+M8E6fMlrLcUqsDHW2dUrSpVGLHkZ2dN0g2k3imk5vFleMldjn8&#10;DOwMyD+Q5yi1KWkswYwZUQQBdhl6t8POhSDj4c9hU3yE4hZYtK0ostikg+B7UtqrhyES6AgKEvuu&#10;eUr4GPI9BAyS4Pxe9ptzuRNVVOyq6FrnNb0hBTbYCu0ySlO7PkqRlZ0vpLkox3IKhHznCR/rRkxU&#10;HL0xAylJaQMxUeYrcbFJHxsjIl8MDTWczsnJnzRr1qygGwvu/2uX2wx+hnHBfsHx4aHGFlO46Yn4&#10;mISfx5hiPk40Jw2kmpORHJWIBFMcYiKikRAVhyTt+7jIeOEYosKiEGeIRaxBdQ9REaojMEVoPIQ5&#10;EfExCYNn/hwhxbIziYqHWeMo2EnwtSibTYhLRnxskoANQYLP1YGEIyoBHaNZOg0CBl9fl9GGk7cI&#10;VXEgPPREWn3sxGLM4ssCbY7mHzdF8QSyxEiNqaQT0bqJ6KhYcW9HRXEzniLByVtERhJM6NNQS5Z0&#10;WS33f9NBrkZZ5DVIeichJUkR3xJnnpgsBDgBg+Q6PwPvy6D6JD1TSO5rPg7l2+BnjY6Kw7Bho9DZ&#10;0a3ktSzmnyjwf09e4xpgKBJcS8pljMgldhoX8carv8UXTxzGEzvX48u71+L0A7NxlOa3hY2Ke5he&#10;jn1zyEPUY+fMSmyfSsBwYmNvKR6Z7MXWSZXYzB0X08uwZXIZtk0px86pPuycUYmts7zYOb0SuxhV&#10;PsuL3dM92DXDix0zy7F5uluud82qFGDZM68K++ZXY9fsCuyfVyXy3YMk0vsacGQR86hqJYn2yOqJ&#10;+ObJ7Xhd4sn1XCgt3oMBgtryI359LYH27zeSujE25FpMunr/bdu2IzyC2VH5UgArfdUodTjEZ0BS&#10;mQBAmav4HIptAgYkuznqYSQHizMzpDiWqvPVqwVHVvIHdIFXwyPrW/maLiGzZfOdlhnFUEDKcrnC&#10;lUokSwEj1NUIjIXfV16F1rpWeByqA2BgIM/eyalQ2USznKToMjqdai0S5/lFYjJkByESW46HtIwo&#10;nrVTIUXnNl3cHGEV5RWpFa8SE1Ii0efZ2fkCRgQOfm6l3FLBhjT7cYQlhDgfX6BkuOQ02EERTCid&#10;5WsKYGnBjQQNAghj4gmA5ErIrajnu5CdW4C8wiL5GWX3OCNH0rPk98AMKyq/cjJykBSXhPTk8QIg&#10;8XGJl02myLfDw41fSkxM7c3MzEz8f43ruCMmJiYqItRUFW9OPBhriH0lNjL+w/jYpCuxMQkDVBGl&#10;xCcjNTYVyTFJSDInIJZcBIlcUwxiTWbER8UjlkBiNCNOI63FT8FFROQjtEJHAGAnoSuXeLArkEMn&#10;tQ1q/MSRErkLggK7C1E/cSwlHUiUPIYgxPEUOwidx+Bry1iKgBEeKc5xNTLjmX2UAETmeLaMiuxm&#10;p8HPp0tqJeZc5xfMaqzEs3tGR6txk1HiRCKFU1AJtQQRneDWOxAhxvVgQfo6osziJGVXwe6CslpR&#10;T5Fc14CB7yfcRWKygIdu7uNnIZDIrg4js6bMuG/YKGnFf/eHPyi11PV7Mf6ugPHJY3CurxHilNye&#10;PXcJr/76FXz10TP48qPH8cNvfgHfffwAnnhoEQ5xF/i8GhzhSGhJI3bPqVFcxkwftk7zYuMENzb3&#10;lGNjtwPrOizY0F6MTZ02bOopxdbpZdg0zYWtUz3YMb0MO2Z4sG26Czs53ppRhm2zy4Uf2S2jqhoh&#10;vXfM4Wt7sXduBfaR25ivOA6OxfYvbsWTW/vxs+99Ax+993tcuXz5GjjIcS0R9h8JGDceegyMjKPe&#10;/5PM6ZO4Wc/DNFduuytDZlae7NSWsUsRyWylgmJHwbEPZbZq7EO+oFjGT81NrTJ6YmHkwU6Bo6mq&#10;siq1pa+6VsY7NTUN8j4MxlQ7LNxayq3yUBCg+J68z0Ni2eaWjofjIT3BVox+VnIf5dpZO0dRagRW&#10;UkAFVbEAiM598DUJFBz5iBPcWSYcCzuMrIwcbQGTIrUJEhwlsUvQzYMEC46deBSJy9suXYkyGFqQ&#10;naO6DRLpVD9JOq8m99Wv9a/Z+fO9+XNRtixqMYdH3ov/BumAz8liXpYdaSlcG1skB7sOTgvYdTCO&#10;hOZKdoUpqekDRmPU5bAQ0/tBgWEvhISEbissLPH09/f7A/gfm5h7R7QhOj02JnFRXHTit2NjEs6b&#10;o+MHWHhZXLlMnsVdzvKjExAfGY/E6ES5jo+MRTTP6E1mJMcmIiEqQUCChZ0HVU9RHC8ZOLOPFbDg&#10;6EmAgAAQkyAFnn4MFnk+V7oG/doQg3hzknQXHHux4xD1VJQCI97Pg18zxpy8SKzGR8g4il1FULiE&#10;9hE8pJOJSUB4qJLVqrEOAYUJtmrMw0NIcM2MF6WFACqVk0EOGQuRT9CUU3ycgaOsaLMU+bS08YPG&#10;PuZQSbdBDiRKFX52IPyfh2DAMZOK/VAdBIFGlFsEBnMcEhOSkJY6XuNaNAd4HDsocijRklwbFW3G&#10;D374Qzkj5dk+i7dElEug4KeL+9/jkPcVQlyT2165ivOXL+Hjjz7Ea6/8Go+fOo69O7bia196Cj98&#10;9uv4zuMH8MXt/Ti1eqK4wffOr5Fj9/RybJnowsYeFzZP9OCRXgcenGTFxu4SbOqy45GuUmzqdWHz&#10;NLcaXU3xYts0D7ZM92DLFDe2z3BjywwvthI8ZrLDqMD2WWXYMcuD3TO92DrNge3TPHLsnN+IYw8u&#10;wA++/jjeff23wr9cvnwRf3z3PfzsV7/Cq2+8gY/OKmPkgNZh6MAx6Oj+hwKGUqXxvZ977nn5/4W8&#10;Aos5z7J59sy5emVFtZjUyDPQwFfurZTxDglxHgQPmvIIHCTEORJi0Sb5zTNqiQupqBLHNzsPX6WK&#10;PZdEWe1sndwFlUUcexE0OM7hTgx2FBzhUBarFE02lDrc0umo+JAK1Nc1yWfm1/yMpUyeZcHPVwGD&#10;PEgeS1S5lYY9u8hpefbOlFl+fr4nCy/BgVEfLNrcdUEiW/wV5Ee0bCuCFD+37ADP4x4Pq3hFSHLT&#10;wMeuRwAq3wKvp0Lt3dAOGT1pCbgELUm9ZReRWyh+D3YxJNv5c+ZlkehX5D1fT/8ZCGx8Lg92H5np&#10;mUhLGY+U5PFy4kjeIzE+eSA+Lumqv1/gG1Gm6BOxMQk9mZmF4YWF/3M6jtvCwyMzDcGRZ+Jik16J&#10;MydeSEpIvaoKqlHOYFmYyTOwqPN2joyiOW4yxiKWslaN0GZXkRyXiAQqhCJjEEP/AX0DEQbERscg&#10;MVbxG7phjwDEg6+vcxZ8j4SYJAETfs+vCQ7pKZzj83XViIqgxdfiWCohJlEew06D4MT75Wuqo8Rz&#10;oTKkSHTzEFCKihNllA4Y16uixEkdyZRaRWKLMzuKq1GVK5z38VC8gjrLpwKKHUNKyngtxNAgslv+&#10;Y77+exZ7goBuFNTJbT0OJNasJLgSaa6R3fwMHFFRastOiGAhMlwNMMIjImBg9HpkNJ76whc0P8Y1&#10;wFAJtJ8u7n+PQ5Hh1/wZZy9fxscXL+PshYv4+NxZvPHaq/jC44/i/vWrsXnLZjz11FP4/nPP4DtP&#10;HcXxDbNlnzbP9nfNrMS2qR5snmrDlplubJnpwSNTXdgxxYPtk8uwpbcMW6dyM58bWyZ7sW0KH0+Q&#10;8WDThFJsmurCI5OceHiCHVsmO7BxggObJjqxbZIL26c4sXlKqSxw+vKBh/Dj57+G9955ExfOX5B8&#10;rNdffwM//OGPcPDwQSxYuhCr71+PE2dOiwrtwoULn+g6roHGPxIwtO7myhXhrTgOJenK+AqG/7H4&#10;llf44NMUQlXVKt6D0lmeGXP3BcdP1QQIB3ditAhQsJCRIK+vbRBAocKJPAQ9G1Yphmo3hh40SJ8D&#10;CzWLJgs3R0As5iyc5D9owCPpSyUU35cSVHYVjDmnRJUcAmPNOzu7UV1TJ4Q5R2UEGz6eBZeHONYp&#10;b9VyoVh8WcR5OwsywZGASS6B8l8CBUGB3QMBg2DBjkEHJ3YRHD+Rf6G6kF0JR2PyeVxeSbGV8MPC&#10;EtmtQbAleApwkLfR4kPIkbCbI3Dk5hZJB5SXmS+fleMy2T9Cx3s2E3JVKi6VXwS67Iwc5GXmDhLi&#10;HG0RMPSxOy0J8bEJV2KiYz8IC4r4WaBf8CO543Pjam75xy94ujVgZEBoTESMLTzUtDY0OOL7MVHx&#10;r8ZExl5ISky9yg+sdxEc+/DDEyRYnDkC4veJ5iQBCek0yEGIukkVeyVLjURcNBcSxSAuJgZmjloi&#10;SYgbERNJ74HqFviLSopPkW6A4yR2EckJqUiMSxnsTggYBADez65E/5rdCt+XxZrRGSTb2UkIwGm+&#10;DT2dlmMp3XchYyZtDzdHUlKQdW9ItAoBFBnsdZ2DGi1FCXEt0llTNEJDwsQnId4Jch5aiKDOW+id&#10;iR5CyNchoPD16bXg16KSilS8CV9HHOJxfD2CkOoklF9DjabYUbClVQops7wOPysLBo+goBDs3LUL&#10;bDG49Ej8EQSOf+BISj9IiLO7OHfpMs5dPI9zFy7h/CUS4Zfw3nvv4lvf/ia27NqCI4+dxue/8g18&#10;69vP4QffehpfPvIIjq/txd6F9di9sAo7Zruway45DhLf5C7c2DnNg82Tndg0yYWtU7zY1KsAYUuv&#10;F5snuLGx246HJjrx4AQnHuopxcaJVmyZaMO2SU7sndWAo6tn4tkze/DSC/+KP/7hd3jznXfwwku/&#10;xvP//EN889lv48zpx7F0ST+6unvQ2NqKYlsxYuPj4fZ4sXnrFrzws58JV3Q9aPyjAEP4DAEs4L33&#10;3kdFRQ3CwyJl9s5xC9U/NrtLii9dzLWM9SgpFfKbCikCAIsix01NjaqroHSVxYxdAgs1OwmCA9VJ&#10;+hxfcptYdN3cqlcpRbahoUVGWzyDzhyfI4m0jEbXo9RZuAkgzIHibUKAFzLDyS4KJHIZXB9L0KHx&#10;T2LSaRCkIU9SdBWHQiMfR2a8JvFOkp4FmI50dh4cWXEUxI6KIMWRE0dSOdkEgxIhy/n69GQw0oQy&#10;WIIGSW4+jh2Pw+MRQLLkFWqRKhbpxkSdlZOPIsaGyMpXmvWYSaUAT7o3LnvKyRfvS34OfRkqqoRj&#10;O1kRm81uRHU83PbH3ydd+ORquMyJ46mUpDR5H4JLWnIG949LgCQ7jtiYuKtmY+yHAf6hvwoPiTxm&#10;MkVXp6enR/+9I9fvjPY3pEeMDZ1iNpofM8fE/SHKEHMpzhw/wIMFfJA/iI5HUlyyFHIWdekqIuOk&#10;WFMNRWMcwYLLgGiu48pQFm0+LzoyEVGmeEQaYhERGo0YQxxMoVQ5mRERGgVThJq/J/L9TLHyunwt&#10;jpT4dVJsIiI193d60njpFDJSMgZHWKKOkvchZ6F4EB18BNii4gQgAvyCERQQKoAhpDq7DM3dzdET&#10;C7sQ2vRNhEYMkt6MDdcLvTi9NWOeeC60yPNUcgpJqarz0DoFggJfk0Wfoyghxq8LNORr8Hudl9Cv&#10;CV78HDKWYpaVmcDAMwzzoFdDfv/cvpeo3N7Kv8GUXLO8n8SZhEVg9OgxmDFjhpwpq415ulrqHw8Y&#10;g+Ooi5dx/vxFnD1/HhcvXpYokQuXr+BP73+AH//bv+PZ734H//bCL/Dk17+Bz3/tq/jJj36Af/nq&#10;F/DEpsVi1js4pxJ75/pwcK4Pu2cpr8bOGR4hs7dNZZfhxJYpDgGNTZMceLCzEA92FOKhLhs29Njw&#10;QFcJHu4tldWsj29fgX//1pfxzmu/wccffoyfvfwKHv/6V7Hr6Amc/tJXcPKpL+DEo0+Ka37ZsmUS&#10;z52amoyIiAiMGjMSt995B+4bMVz0/Rs3bsQvf/lLCX38h42kBvkTdf3rl16COTZRChfltCx8jMeo&#10;rqkX1Q7PpoXsrqqXM2WRoRaUSOHlCIoLlBhIyGJMApyFur21S87iCSQ8Q66pbRSynCBDI59EoNvc&#10;Ujx5f3VlrRRu/jtkceVrNdQ0wEn5qoUdCfdklEthJjfAcRlHWQQH/fOKI5zu72IryssqUVleJZ+V&#10;Z/T8THxNiTrhNj8Lwc8uP08mCeUCqwCDvptD34vBEzLZOJibL90MizfHT/yaaq30tCwp4roaSvEp&#10;6vdDsyBzqvj+BAiCJaW0LO4ck1HKy8fz4M8gGwc58pKFTl44GIWSXzD4GLWi1iZJuAR2jtBk9FZU&#10;IkoqvgenCxS2SAeVYxFyn54P/l5ZC0mQk0OONpkvx0bGfRAWZnguwC9kVUFuQW1/f3/432I74K2J&#10;iYn3hIWF+UeFRNXFmeJ2mY0xP4yLiT+XGJ8iIycSyyz6LLZUFOlgEaONbGKjE5DEUVSUAov4qATE&#10;CZmtwIEOa57px3KkRF6AAGNKRFxEAkKCqEyKQowhQUDDHJ2MpPgMeR++d3xsoip60bwvQd6L97HY&#10;039BMKADnGDCjobvr8tteRuBi6MxXguXQTChaspkFrDgoXswdMOezl+wm1DjJ+Wz4Pc82xeDnlGZ&#10;8XR3toCGtudC7zgIeDz4XI61ZOe2RorrAYZUUwUFhwpYkOjmOlZZv6p1CnxsMlVRMXECYhwtyV7v&#10;OKrGlIJLdl9oJLmu4JIOjt2bmd2MyqnS40rGjfMXSeHrr78uZ76Dfox/kPubh/6esmjp0hWcO3cB&#10;H398Vg7uH794iaBxFRcuXMTrr7+Grz/zDJ557nv40Qu/wLf++Yf40teexnefex7/9vyzePbkVtk3&#10;sX9+JQ7NrcahOdXYP4eejArspf9iTiW2T3Nj2zSOpWzYMdWObdNtMsbaNKkUmyZ7sL+vG189sgk/&#10;//fv4XfvvIV3/vhH/POPf4pnvvcvOP3Ul3DkzFM4duZJnHrscTzw8COYMmUaytwuZCQnISIsDMFB&#10;IRgzchTuGjIEQ4YMxR13DMFtt92O++4bLoXg2PETePe9d1VECDsOrbBf78L+VOH/Sw7ttT7LKHhw&#10;/1GEh0fBYWduk0vxB2UVUsAYLc6ZvCw4KqNnwS1gYC2yS0Fm5AcltiSNOfap9CqVFIGERDfHVpTG&#10;Ely4QpWkszrzr5ZU287WLjlLVlEeVULyZmVko6lBEecySnJ5ZPTDs+2cnAIBBNnIZ7HJ56KPQTmr&#10;VQfEM3ryHTrxrhzoyo3NboOgIQ5r4QBU98BtfVaL/dq4x1Y6GFuiAKNQzuqlw3CXy9+M4YkqYFAV&#10;ckqCC4pKkJWZg3x2DSS3uacju0Aj3u0yWmPMOveLkKAn2BAEKaPlZ9L3lbNrYo4WXe+FfH2On7Jz&#10;5XOwK7OTmGfMCJ3r2jZAiTMpLBGCPDebWViq06CZ0ZJfgvEpmVJfx7PrSEiVSYw5OmEgPMxwOSgw&#10;6J1Av5CvxsUlzOOuDvo6nn322b+Y77gtcHRgdHR07PYEU9z78cbYS6nmxAGz0TxgZtHXijaLL7sF&#10;FmR+TQWU7roWVItPRZx2Np8Sl4LEyAQkGOMRG26GOSIGKeQPouJFTptIUGEXEmFGYlQCIoOMiI8w&#10;IyUyEbFGjQPh7cYYmdWx0BOMWAR5Rp2gjbo42hJw0oyAVEZROktAYafAz5VgThwEOTnYWRjNIlXj&#10;c8aO9kegf4gABX0ZeoYUv9cBg1wGN+0JV6H7MLTOQt+ipxPXikNQy5MIHtzAJ4Qz1Uw03iWlqK14&#10;hkghrwkg+ihLPBcpaZJ0y8JO4loktOwSGHaoOcuF24hP5KYveR2+/vVqKB1kCFKioIpLEGDTOyG+&#10;Hz83v3722WflDFT2cQ8qpf4xh5Dssi/jqnQUBIyPPvoI77//Pj744AOcPXtWvv/9H/6IV199FV/5&#10;ylfxyKZtePzxL+EnP38Jz3znBzh64nGcOP04vvf8t/CDLx7BY+t6ZR3qodnVODCrDPtnlePgrCrs&#10;XUBHdwP2zKvDzmkO7JruxN7ZZdg1q1wizr+6/3689uLP8P77f8KLv30VT3zzWex/7Ck8sv8Iznzx&#10;aXz969/Gob1H0NPdi+ysHJjZRQYEIWzsWJgC/WEKCoLfyJG4+/Y7MfSOO3HPkLtw5+134PZbb8Od&#10;t92K22+/HSNGjkB37yS89JtX1Nn/Jwr9ZwDAX3ror/OJAzh3/hzaO3pgioqDtUTlOZHw5UIkFi6C&#10;BlVNLMI8g/eV+UR+WltTj5qqOlFWcbzDM3JZmlRRg+amFhnHdHV0i+mPhZln814WWotd5TsJGe2S&#10;kRafx8eq7qRcZv0cYzGHimQ6uweVM+VQIYH0OrjLkM/QPpLUwiW4BeSojqKLm69JroWgIZHr2lhI&#10;73AqOC7jylaCQn6hSHXpO6H6Ss+1ovSX76MvU+JtDEXU93KQfykjoFoVIc6TLIvNIXwHuyeCBt+P&#10;ICgjJblWvIl4QlxeEROQ/Bfwo4Kq1Cnvoa+2ZUIvpb0cC2Zk5opyStJuyfMQ6HK1mHcaBbPVQikC&#10;VHZGnvY+SsHGTou/E7rIOabikRATL/U0gXU7OnYgNjJuINJkvjpurP97gYEhx7Kzs0scDseQG0Hh&#10;hkvsnYZgQ3x4uLE1LjbhdKI58a14c+L59NjUq0kxSQPkHFhY2eKoQpuk+AQWX+02goiMiqI1nkGQ&#10;THUd6YnpSI1LRbI5BUnRSYgJj0Ycx0vGWCRFEjTihQRPjFbX5tAoxJvikRydJMR4nMGMGIMZSQQh&#10;c6LwELHsFnQ+I1bxJhw5ETgIIJzhcdduSkKqMgGyMyG3EhEtPAfv43OvJ85pzmMnQfmsbtITU5+4&#10;v9lt0Lyn5LNURrHAKq9FjCKlNa6BX7MwsyCz22CHoMtkdbOd/lyOpUQ9FW6UxUbi7zCqfd3667BT&#10;EJe4dj/jyxkTwtvS09LBzC15bXO8cCODvEYs/Riqs5AxVjxNgXGI0xJx+Rn0yBGOpbhQad++fbh0&#10;5TIuXb1yrcv4jOL+Nzm0s93BzoIkO+W02ijqo4/O4r0//Qlvvf0Ofvazn+MrX/sq9h88gCVLl2By&#10;bw96J3ahtbUFixYtxzef/iF+/LOX8YMf/wyPf+VreGjXfjz2hS/in7/+OL7w8CwcmuXD/rleHJhX&#10;gSNzKrFntg+7aMqbW4UDc6qxb045ts/w4PObF+PFH3wbb771Jn7wbz/FkdOfx8ate3D/5p3Yue8I&#10;du0/jEe2bsfy/tUSsMfFOrE8UfD3h//w4Rh991CMG34v/EeNwr13DsGwO4dg5D3DMHzoPRh6+xA5&#10;7rptCG699TY57rjzDmRlZ+PLX/6KRJ1fk95qbmxdCqtLcP/Kg6/9y1/9SqSzWRJFoc7ea2sbxQNA&#10;IpYb6VxSbDzSITA/ip6L+tpGVGgjHwEAzWMwoWcy6usaBBD0ok2jH6WyPPuX7XWyV8OL+ppGWWzE&#10;zkKUVJW1aGxolbN8RmYQMHg2n52TJ2BBcOKyJiVv9cj4jAWX37Oos5CSO5GNewVKXsv309N1eZbP&#10;+HN2OBzp6FEkVCTp+ypkvFWsokLYUUgIIjf2WUsFQNl9ERQJFPp6WYKWnjVFUGCh5s9DUp0BjOyk&#10;+DPp/A9Hf3w9dnNZmbkCEgQtAgzHXaKiYoRJUYmopsaPzxJinH4Yghw7DSql6Grnz8lRF7kSgiO7&#10;Ixl3MYeLPE+xTRRh/Excc0Bin6CRmZqF7NRMpLJexiYhjgd53rgkRMfEXw0ONpwPDzP+ISzCdPhG&#10;hJBLbGzsvdHG6LIYY+ymxLikf4qNSTgbZ068Smkrz9QTOL7RZK4swGx7ZPwTzTNzKm7UWbrOYbBY&#10;0yvBM3hdUkuQoQIqyZSIlOgkJEUmSCcRHRIlYMHuItEUjzhDDBLoh4iIEdCIJ4AY4xAbHiOAwXEW&#10;2yt2AXH0b9BFbVY/uHQYsWpez/ejjJefl/fp6gGCTDK5CvFhkFC/9nPxcQQLOro5jtJBQl/Jqrwf&#10;lPEqk55SKykuQSI59CRajY/QR0s6ic3CLD4JymS1yJDQkPBBxRIPFnm+T1BgsIAEgUfPlNK5BlFH&#10;sasxmJCVQTNeNJKYcksQMCsHNx9HgGF3I3wPI87TxquIkJhYASJ+Nvo69PgRmgX5mqNGjcGs2XNx&#10;9tw5KVCX6E7+ewKGduichYyiBjuLs3j//Q/xm9++htNnHkNjU4t0W/zd0BXv7xeA8LBw4WJS09Ix&#10;a/Y8fOOZ5/Dm7/6I3/3hffz4l6/i5FPfxDPf/j5e+pfn8NRDs3FgUQUOLKzE0flVOLigGsfm1+Dg&#10;bJr/qrB/aTuee+oQ3nnrDfzwhZ9j/a7d6F3Yj/7VG7Hl4V1Y3bcOk1onYELnBEyaOAGd3Z0or6pC&#10;VlY2/EaPwrAhd2Do527F0Ntuk45i2JChCBwzDgGjx2LsvcNw7223455bb5Pr22+/FXfcfgvuvPN2&#10;DL1nKG677TaMGDEKe/fuw6VLl64DDM3DoRd8HUw+Awj+o+MTQCOvexWHDh/DqNF+KLJQiZQnnAAN&#10;e+J1oAKqvEaMZXKGancji6S0cBHlSj4ri5KqYC20KZe31yfFifc31DQJOLBAs3vQ40R4HyPRWcT5&#10;ulQ0sUth7hRfg2fJ4i3IVMWX+Uv6WbwU1GIbWls7lOzWUyaucKqTJM+Ja1SpihJfCN3VnPVnyxiH&#10;31eV14hyiWAgxLbEjSvTHTklgoiMhEhCM6uKJkKGErKga4fsGhfjIVVT5B7KVOAhlVtOglSJcCTc&#10;JULQYBSK+DiYWEtlFgl8WQTlkah3hixKJ5GRI5+Nv0sJUcwtkt+d2qeRL10NwUnSby022SZYkFMk&#10;v0d2cfxdq4VXKpVXjaR4ezHS0zME0AT0OGajZDivCPnpOQqAuFI2LVNJ+VkzkxgllDSQlZV36Zb+&#10;W/pvzcjIuC84ODgoLDAsxWSIWhgTaf5qcmzyy7ExCRfom2Dxly6CCib6FSh9NcUiISZBwEIIY1Oc&#10;zP9ZnFmAOeJJSUgT/4LEcRiiB8/4yXHEs1hHxCAqNFJc3OQy+DXXpqZwrBSTiCRzEmKZ9xQeI6DC&#10;92R3kRAZD1Mw02njJKZbGfYSkRCbiOTEdNk9rCuzCFKKxE5GamK6kN5UZlGtJaClfd7kuBS5nZwJ&#10;uw+CHBNp6f4ODQqXcRRBgqQ3D93ZzYNdAA+9SxgcB123m0IZ8hRRTeBgd0Hg0Pd8c4zE23UFVKLG&#10;PfA1mC8VEhSKpPgkkcGK4or7Lvgzc78FU205YmKHQAI7MQUmA13s/LuproKvzzgBarPFsMetflzG&#10;FGkWqa8OZrHXbfHTSfZx4wJkjvq73/9RuZLlzPbTBf5vfQwCBndjXLiEjz4+h9dffxNPPPF5dPdM&#10;lN/DXXfdjTvvuAtD7rgLQ++8ByPuGyWCA372KCrr4hNQbLNj6fJVePqZb+Ott/+AV9/8A375q9fw&#10;7h/fxVu//jG+ursfR/ubcGRpvcSYH1nUhDOrJ+Hbp3bixX//Pn704x9h7tJFsJW7UWhlbpEddXV1&#10;aGloxOyZs7Fw3iKsX/cgdmzbiRmzpiE7NxujRo3EsGHDMG7sOIQxH8wQhTEjxyJgzDiYwkIxdgQ7&#10;jbtw921DcPftd+HuO+7G0Dvuwh133I47brsDd999D+68Ywhuv/1O4TbmzJ2Ld955R4DhbwEYOkgo&#10;OS2jzM+hu3cKgkMikJqWJcXY6y2Tguwtq0SVr0aMbewU9H3d7Ax4O1VPjOGgB4K8AMlgnnnz7Jlj&#10;JnIXlNRytMSOhEWNt6uAQt7eKDN8fs0Aw95Jk6Xo0xVO7oPAweJHcLHZ1WY+cgUisc3OUz4Ii1W2&#10;97Hb4OisuaVFhR+WerW94m7JuGIBVdEgyhjIYlogC5sKpHAPLk6iMszmFGBiEVVmQsUVsJvR86AI&#10;JAQRym9pNixkwS+yodRSCmuBVYCVJ7QECZ75E0hUEVcJtQRBmgL58xAMioqs8r7kGfTkXTrd83MK&#10;FGAU2pCblQuLxSJcDaW3TLYloIoiq9A66GRnx6HHkIjXI6dARoiZmTkCdPy8/HnIG41PzVCSXO4e&#10;T88WN3lGapaAEJNyyU2zG7nFMMYQaQg29MdEmJ81GaLO6oY6jo6ExCYYUApLX4IpDgnsBEzxkuRK&#10;Qx3HOJzlc3TDM3wJxEpQY52U+BQ5a5eibdalnYpPSE1IQwI7EnYNMrriLJ0KIzW6Ysegdyh8vMhu&#10;tTERDz6W9xMAyGNIJxOfglSCRazqJvgeeqfADiItSazz8n68n4BBoODPSl4jMS5J+BXdvMefKyiA&#10;+77DB/dnUEbL0RP5ivAwo4AHAYKHTjbrIyo90I9n/CzwesCgjI1MauteZCT3gEeo3doar8HHkxeJ&#10;i1XeCr9x/toIS0lsKbeVLuM6HuJ6xRO7B34ePQaE94lxMErdpu/M4PN5tqF3GArMVOcSn5A0SMiz&#10;Q6Fy5l//9acCFvRg/PdltZTlage/HyTR1f1UYkl21NUBnL9M+ewFkc3Sy/DCT3+OyZOmSxd2550s&#10;prcLUKhjKIbcNhR33XE3hg0bCb9xQWI8jIgIQxzFBKYYpGfmYcvWnXjyiS9i+46d2LlzO3bu2IGN&#10;K5diWr0Hvb5STK9xYFZHBdYvmol9O7di/vwFyMzJhl9IKBKS0xEXT7VfLGw2m8z7e3om4cH7H8DO&#10;7Xswa9YCjBvnhzvuuBN+/lxCFSVZQGls/wstqnMzGBEWEIB7ht6NWz/3Odz2OXIXd+PO2+7DkNvv&#10;xR23DsFttw7BsHtG4e47h2HokHtw5+1Dccstt6CusQF/fPfdQR7jEyOp6w1/N4LDjcd1j+Xz+fXv&#10;f/97ZGXlIyszXxzGVDIxcJCFm2Mam03tzWZBJynNsVR3Z490B8pgp86oud9i6uRpUqBZvEkGMziw&#10;oU6tcmV3QF9HFbOhih1i/FOBhi55/WlTZkoMOUcrfBw7lsa6FimAPPOnF0Q261lLxROizvIdwmFw&#10;FKS6AcaeM922VN6TnQs7IUnN9TLavFLeg8DH0Rd/VvIXureCwEHQyKKz2uoQL4pIZTnWYsYTt/rR&#10;YOjyCEHN8ZjX7ZF94R5Hmbw+hQDFOYWwc8Qle9BVfDo7B+EZqGbKzBMA4HsRlPjZVaR5tooB4f18&#10;LH0oBRZRO4lHJJfy3gI4GCMvezuKMD45QzpAdjN8joBGIbulEhkRWvKLlRzY6UZhoVWMfQxO5Pvy&#10;90lAprKKHVhhTqHUShoJ2ZnwmskVlOneEhcd/3xsVPylhNikgSiTWSLEWTxFdhkdr4CCwGGIRZwx&#10;DskxdF3HySgoOSFNKZ90LiBWjaL079UZvuIyWKD1x7KA64GA+shIosNJTmujLH4/OL7iaEnrGISr&#10;0BRUJGj4tX6baIwlSypRjHckwAkISXGM9s4Qfwa7JN7H5wq/ERWPlPg0pCSmye18T+kk/FRHIaGD&#10;16miyFmwi6ARj+onXQmlG/VYvHXjHu/jtVFzarMAM1ZckdyKr5DbxI+hSHECCLfwsWviH0gHIYIA&#10;4wNk5KZJaEmKkxDXTXq8ZmggV7/m5eQKcc4OhHJd+SyRHFUpsJCMqViCrNq5wfdWK2MT5fYkekC4&#10;hCk2Xmaafv7B2Lv3wGCREWfwp8DgvzquJbLqslx2KrpCR4GH7uS+Isa8cxcu4N1338OePXuQmZUl&#10;qiICxR23D8GQO4fi3ruHYdzocRgzcgyGDR2OYXcPx11D7sU9dw/D0Lvuwt1Dh0hUu79fMO4eOhz+&#10;/kEICQmB31h/+Pn7YfiIkQgM8MfYMaMQEhgCY2gYQkMC5XfBXRCR4vFJQWE2U1DLJRE4Pz9fyNii&#10;IgsSk5ORxchsTzmioxMwPo0j2mQUUMNfriK9eabMs2H+vzRy+GgMv/c+DB1yF+4dejeG3zMM990z&#10;AncP4ecdhrtuV6B31+13C1Dcfde9uPuu+/C5z3E8NRrdPb14iZsQJcaDwYVXBoFAB4Ebc6I+87gB&#10;MJ599luIjIxFWiq9D42oqqiHw+aF0+VCiZUKngIpuj5vFXxlVWqko61hlTN4ksolDinA7DBYhBpr&#10;m9Ha1C77L1RHwsMDl9MtZ+H0O7CwKZe4UkvxtVTeEzfjlQopTTBhN0ODGxc6SdyI1a4kvnwtjZRm&#10;Ea+prpdCKNwASXGRzl7rKHjNz8FuhW7zSq8PlRUEEXZG5VL82TXxM7JjIVDY6NpmJ1BsE9KfoCLp&#10;tXSmk0+pqBYg5evLDhDmQhU7xCvC7oAEOvkeD8MP2TnRJ0KiWnOWs6NQUlwS+ewwSlFVUYt84TqY&#10;paWWROndiAJIi7jYCcg52Xny+2TXovwtDunWZAyVU6iMfwQMjuYsjFdRIYkcscma2NwC4dwIYKLe&#10;yshFelqmjNN0WW5hPr/Oxi0JcckDkcYYAQo5E49R8lKOkcTHEJMgLHqcIU7iOZJ4xm8yS2cRH6c4&#10;CR0cSBhfDxj6Wb/eKehZT3wMOwhRT2k7LoSk1qSuvF0HCCFhRLWkOg81RtJJbJUbxaKvj6Aka0rv&#10;NpJZYBOQmpiGrLRsAQ+lllKvI8DC55hiVWcUnyqBhGLKoxckhE5ttbNbl9LK9ya1DlW4CC1AkIc+&#10;jiJgEESEqObSJJ7hy06LMI3w5jhKObx1NRJHTRwL6Xsv+Ifiz8nkWxZ1Fnq9oxAVleaxkJWumoyX&#10;YyaOsoQ3IWBpqiySbDKW0kZlPDh24n38zDpo8HtJwdR2kbOTEV4jPlnO2LnYhtJVFplBtdSnQOE/&#10;OzTA0DoMIbUp7dQAg2Qu4z/YWZw9fwEfnz2PN958GzNmzMZdd92FW275HG699XbcftsduPOOO3DX&#10;nUNw75C7Mfzu+3Df0PtU4b1rmBTY0SPGYsQ992HUiJEYN2oU7rt3OEaP8kNgQCiG3zcSoSEG+I31&#10;Q4C/H6KMHA0yqoWj0iQh/wsLrIiNS0Yenbj5dNhWiCSxML8QhYVFsvCnwlcJT5lKI+XuAxYQh82O&#10;jrZ2NNTWob2xVchgykJ5MnXXnUNx99D71EIrownjRo2GmSpCgxGB4wIwZrQ/hg0dgRH3jhLAuPfu&#10;4bjjtiG4/bbbEBIcjpnT5sDj8Qr5+dZbbw0Wfo6o/uJVrvpoi3+TqwNYtXod/AOCxSzmclQgK7UA&#10;LnuZpL+Wl9P34EZtTYMUHhUP3iijIhZentGyE+BZfU1Ftbi666oJLuwefFJI+RieHTNCnEWSHQpJ&#10;dDHhlZTKcyb2TBIA0WM6CEi6d0MfrXAOT4BgF8HrJqqwXB7U1zeKaY6qpEohyOmRcElxlVjyPCU1&#10;pVyWn5WvxeLKukBgYjptAYlmWdtaLl4MC6PNs/PUOKmwRDgd8iR6UWfxtVnsKLepXSBUOxGgpGiX&#10;sHvyyWiP/Ar/3yEBb+fPThEBPxO5lMISkctW+mpQyHGUXSmwJABRAgiVvDmHS6ys3DbolvelOIHj&#10;KzrcxStisclYioBF4NA7K0p3CbQEOEaVcPEUgYNdEjsydnEiFc4ukL8R+R5yPwQmciMqo4oJuZTn&#10;FuAWFkoWaMZqSOGUwssxjSr8LNbsApKiE5EclSBEtJjsRImkzuwJBuwg9DN92WqnGd70ws1NeOrs&#10;+JoC6XoCnM8lMPE28h0822dBH+xKyJ9oYzJ99KWT6+yI+FwdhPTPI6M1TRkl46fENDUK42uTpCfQ&#10;mZMQxXGaBh5hQcpnQce3LpuVBUzcsqdFnBsNBAylINK5Cx009GgQgoXuhRAFlZjtdGktpWtmIZ1Z&#10;qPm1LpkVZRTBiKteI0iyh6s48vQM4SrYNbCgM4GW3QA7CD5HcRj8WVUiLoFFN/GRx8jMyBLA0MdX&#10;jEsXolsbV/H1CF4EJvIcfF224oxSZ4ouQxbHj8/Gq6+9ruboer7Tp0DhzzgGu4lrBwHo4uUruHj5&#10;khwfn/0Yzz//PKxWq3QVdw4ZgrvuGoq77qQU9W45Q7/nrrsxjGfgd96De4YMw/B7R2Lk8DEYPmwU&#10;Rg0bjbEjxmDcyLEIHOuPEXffgxiDAbFR5GT8ER5mQuDYIERRCRYYLEo83peamIq0hHTJ7snOzILL&#10;6UKhpQgutwelJVTPlMDlLZdQPsoZ3Z5ymZnzHz3PSMsYAe70SGGycTaclimAzX/QLBocBfDvX5ib&#10;J8kFcezsGDYZHIqQoBAEjAvG8PtGYcgdQzDi3pFITU6Xs+w5s+dg7uwFaG5sV7lEZV786qVfaUQ4&#10;eYg/o6u4/rhObfW7P74LT2W1dKI8wy7Mt8Je4lUx3fQxyEa8SiF1Wcw62nuk8LOQEzjIa5Df6O6c&#10;oECBYYUOLyoqqqQYczRE/oCjGp7Nq70YXgEDXe7a1NCiFTkm3XoFZAhGagyjwIYFmB0CRzgk44U7&#10;0KJFVP6UB1UcPWmdRxU9IaUule1EZRQNejQHurzyWQgOIj+lP6PIqu3FIKnPwq5GOyy6/DunpmWo&#10;sRdj17mGtdiKnLwCOIudKMooQIWrDGVOr3gd+Hsh4PG1+L2eGcXX435w8iq1lbVCNrNAU91FTwvB&#10;juGOHP8QcFxOj9bhqE6H4yqRFGsBhzQMSoYVv84tkoLO3x0/M39P/JvYGKdeVAyn2zuYoktinUDD&#10;ERvlwHxPJgnrnA67Q0ausEMZn5Yln4cdNX+/t7BwstDqRjrOrmLYRZgTpbgmxqYgKTYFaXGpKlY8&#10;kuYw3p4so6KYyHgkxHLbm+IKWMh1HoS36UVdvA5aF6B3DnpXQ2BgkefXPJsXoGG3oe2eIEio11Nh&#10;hfyeZhNeK94iDakks6+X1FKRpXUebKX4egQWgoUObDQTCvhpQERQIMnNz8Cv9WVJKvlWLWKSLoP3&#10;c6NeuOIyrie/mS+ln83rcRu8LyUlFfHxyndBySqTaHkWr5Peg8S4ySTFWuVTqYRbnZNg10HEJzgQ&#10;UPg67BSkY6AHg8VHk/ImxKloc8ppCTySQaWtbBUzHx8TnyggpHs0KL/Vuxl2POnjMwU06FQntzQu&#10;MARPf1P5MW4sQIrT+PTtPD6rw2CxEuPY9YY8LRvq/Q8+wKOPPoqkpGQhtO8gVzFkCIbeNRT33TsM&#10;99zD2f7d0jWMHM7uYYSMpvj1WI6nRvkJcPDg136j/XDf0GEI8QtFaGCYuNcN4Qb4j/OXs/0gP3/E&#10;GiKQZDYjMTIGVTYPrNS75xWiMLsAFRU80y5DeZlX/iFWVdeo4DvurXZ64fNVybxe0kwtpaJ2ISHJ&#10;f7j8R5cUnyb/EFk0+A+bkuekBDW+MkeZEDB2DIL9AjFm1GgMueNOMfQlxsVj7sxZeOD+9Zg7ex56&#10;urrQ1dmFtsY21FVVIyY6GnaHA6+/8ca15Fv9d64JE278O1z/t1KGPTXG+uGP/g0R0fEosjAgr1J+&#10;Ll95rXx+idqoqILLxU1yThkJ0bfAs1NdgcPfSV11g3ACVAPxmqQ2AYGx3fZiu3AY0i04yzChu1fI&#10;YY6dWGQ5puLYSRRFVgIDTX3sTByaZ6NM5VRpiqzx6ZlKTsuteJSxuis0WWuBFEL+LWRHRlGJ/Dws&#10;ijw4TmLHwc187BbIt4gU2K3OxnVfCAsnCy+LvWzbk50YJUJM82fj6I2PzckvgNfugaOoVHZ7tDS2&#10;ys+gVtQq7kLysiSQkByGEgdQ/eQocQopzc5HSO3sfAES3TBI0ltSa/ML5Wfhv0P+fPwsjIFn15NP&#10;415+sTxe/R1IbtOw6FCmQwJJAWPVs+B2VyAzM1f+3+Secv4MfAw5C4IVR2gcgan8LvX6uePzkJ+Z&#10;j5K8EtgLrfK3vUXczxwBaRlMuhRVxjac85vVqCg5VgEBCyszXjgOEj5AjHKKQOaZP3PZOZpSIyo1&#10;g9cLOTkPXuuEs4yDSHKT4+Doit1CogIa6XyYLKvdz66HfAjjQgQUNK5CwElTX+ldAg9l6osXhMzN&#10;KpBEW77mIG+ikfmJ5mSkJqQLpxI0LlgWJrG7EK8FwYGBg7K3mym0asOedBhMoGXsODkJA30Uqhsj&#10;qc+zdR7i0haJLDsCtQCJ4BAbS6BQZjmCDkFEJdBGiwSX37NTYeEWIpsrVSOVKor/8/Hnk64glp1C&#10;kvgwBFgSk8UoqI+XCCa60on8BTOjOLLic3gbnycx50ns1lRSLbtGglJaWrra4sfrBMaqR2PoPcOx&#10;dccuCagbnIFLcq0CgsGxyA3HNQmuKlZStLT7KNE9f4kjqPP44MMPpQCu37AOcfFKICCjsXg64A3w&#10;9/NHcDC5pQjhMIbdfR/GjhyLe+++Tw6/MQEYPXwMRo8cg7GjAzBqxDgEjAtBWGAYRtw3EiGB4fAf&#10;Nw6jRw+DMSII/n5jEBWl+KXklBQkp6Qi0hgJB//RZuXDXepFSRGD7SpkNFBd1wBnaRnqKhrRVN8i&#10;ngJudyvlalCnFzkceXDvA+Oq0zKls6NEkX9/qgX5/yq5L4K5GPrCQhAU6IdRw0dixPDhQuTHmWPR&#10;O7EXixYsxvw589DR3o6u9k60NbWqImqzoyArF+NTxgvBbrVZ8YsXX1S/Zw2MrynZGBCpg8i1mBGy&#10;HgowruLy5UvYu/8oRvsFwlPmFYDgWSv5BEpEebapS1bp8pYU2bIK2VlN/wXP2jni4UiJM/qm+ubB&#10;zXqMw6Bvg0WYBZmdB8dMLEo+/u6sTuERanx1cNk9KnLc65NOQyeJ5WyZeVPMsqqqV3vD6XrOzRfA&#10;4HiG4EUuQa1HVVEZdFbLlkByAzQGUhGkJctyDJObVyg+BjEACp/ihK1Y7SFnZpW+JIrX7G4kJJCd&#10;ovbYMleFSF0LsvLhIF9hdaC6iqZASmGtg8/z2NxwlTilsPN3y7N6/jx8HIGNwMmIcnoiCEiU+CqP&#10;RKEW2849H8qkyO6AqjCO40hWMwKklPlVpW4BD3YYPEHh+8pYTN7DK4+nmotAQHc4QYjvy8/DLX/8&#10;3epR6aIaE8d4MSyZhbDllcBWaENJfomM0m5hUZKxThKNXQoUdNfzIH/A4qzN/TnLImCwWLNQpyWP&#10;Hxz9sEuJ1zoFPlZxCGrsJIY4FlRDtLyW/rostuQY0hLTlQs7iWtGVVorC7W8txhJtGszpbPXuhkF&#10;RKki4SUQ8PNRxsaug94QAga7CKOB45hEASF+bn7NroYgFh5skPEEAYJSWnI3enw5/6HrkeYqWFDF&#10;p8sCJCnUiqvhWT5Bg48R1ZTWWdCAR1AhQHCExWKdEJ+iDHWxKmNKj+HgWT99FgQL3YchuU+MBWHC&#10;bXSsdFn83fL1dT8GOwtRY0VGCkDzkC5CU0xRCaXLZAki8vno+I5PkpETH8MRGoGC46i4WJLdiueg&#10;qY8EWUJCCsaOCcCESVNwnumqAhbXoiUkkPA6Avv6Q5YvaYS2KmgqqvzcpYs4e/ECPjpLI94H+Okv&#10;fo7ps2YiOCREot7T0tJkLFRUVITK8jJ4PUz0zEJTXR0c1hLpJvzHBWH0yHEYNXwc/MaEYsx94+R7&#10;v7EBGDt6LPzGjIP/6HG4796RCA2MQoBfIEymEIQFBcEQEi6hlvxdpaenIysnV6Lgqd1n7DUJXLfd&#10;i+a6VtRUNaCttVtWfFotJDRtchbN4sIk1JrKOhkVEJT5+xqfli3/f/L/FcbUmBhsGRGJcaPGYOS9&#10;92H4sHtx15A7xOXNTik20ozmpmasW7UaixcuwqyZ0zG5dyK6uzpQ6S2Hi1veii3IysxCfnY2ssen&#10;Iz0lFSNHjJKzztfeelu6BSHBNamsDhA8BgYw2BleBpc3qfsZrTJ9xgKY45OQl5+nIjI0uaeKs9B2&#10;a9tKJYiQox8qg/i9jJCsDlSVV8mObjUOcYnyiYWeZ7Ccf7OzUPlNXuFzlKSWsSFKfssCRwkpz9rZ&#10;RRBwqLJiEeTfgGCk9nkXy4pWMbyNV6/b2tKJuvpm+Tz65+RMn90EC25NTZ3yZXDERWCx0fRXq7b8&#10;lfI2pabi35BjKnYIimRXQMev2d0wZoMcAQsxR4t6N0IegjyHPr4iGLLuiTGQktisIriLGECoDHws&#10;yMzkIlCVlVeqXKr8Qgl3JMfArDF2S+KvEEJc5Vhx9CY7waVzKpa/A38/VGPxd8NOQfabW+wiJuDf&#10;giMoPo5jLPIU5C3ECFjCeHTl0ZCfQ7o8r5wQsAORCBGrE6V8bYt6Dv9GHJPdwoLOgq/8FNeIbymm&#10;2khJdz/zNoKFxHBwLBSnRlGqu0iUkRaJYxYsFupBZVS0ktGKB8MUKwVbugKtQ5DuJoF+CjVCkjwq&#10;zQ2uj5h4EEj4upTSEnwGJbMaaa5/ZiqeCEDkY/hHJpDJ62pLlEQlpZHeBIOAMYEimSWYRAQb5Zqj&#10;KD0ChP/oRcUlMSfRcp8Q2owBF85CEd4iXeUeDAkkpJpKjZk4buJBYCABztRajlvYcXCezTN5Zebj&#10;wiQ12tIJdOkykuirUFlQvI/chy6HFVOexk3ojnF+r5PufD59GQQHdhfCW5DHINBoUmBdmqsAicoq&#10;ptzGyXukJKcjL6cIGeNzERQYJpLL9/70/mcChu7Q/vShugwhuAeXIF3FR+cv4E8fvI+3334bX/zi&#10;l2XUwXFDcWERUhLZbSailPsJuPu4wAKv042CzGw4bXYsmDMbi+cvkP/xx41VKqixo9hhqHHUmBFj&#10;4T9mHMaMGIFoU7R0HSFB/HtRJBAhQBHLDiueCj6OLcfLP3zuTagtq0GlswJTu6bA5/ahubZ5sEAw&#10;hpqjFDl7lp0NdDsziVTJFjkHVyPU8TBFxCI0SHFakmwcEAL/Uf4Yc99YjBg+Ahnp6WhpbMGsmTOx&#10;YtUKrFy5EvPmzENv7zS0tHTIP+Iyb5mckZKALSmwoDAnH/n0HpTYkJE2XritAP9gFBWX4Le/fXUQ&#10;KG6U2BIw9O+v7wYpKrBay5GRkQurjTNyG/Lyi6QQ8syWxYYHCyvVPjzjFVmrTZna6uoahGzmWIjF&#10;Xndqs8gwk4mFl8CipLhukW7y98VOgdJWAgcBhEojmu5YmHiWzJEOuwzhQrzc0EelFRNxq+QxAiAs&#10;whqpzG6I3QPPqCsqq6UYF1msgzlYtXWN8FXVqpEON++5PPJ4gjzXtrLYcxTGvzE/M9+L7mnuD2dX&#10;z7GNOvu2CEDyZ+TnY8Gme5syYRL5HDvRUU3ugHlS9gIb3MUueS2+toyzZAOfBS53uSYLdkpnQU6C&#10;BL2+F4RmSf4b5N9EcQ3sQIrkb8HfOX8PBAiVkWUVgGahF/6DoZCiilJOdRr9bMW64oqP5e9YSaXZ&#10;ZZBk54kO42xkZ7oGbipPq0ABTXEpbmGhJ2Gsn9nrxVuNgpKk+AofEB0/uOWJj9NJZRYYfQRFWaxI&#10;V80J8kcf7E60DoH/kPSREV9PeTcUIPFrHTDkvbXRlQ5e8lxzErLTc5SzXFM/Ebx0YGEarvAuWufB&#10;+/hYHqL04meJ5p6LeAGU5NhkBAeESScRGhCG8BAjTCGK6NaDBfm1/nn4GQkeitfQioDmy2BxHow1&#10;Jy/BSA8J9VM7JthZsKMgj3HNWX1tmZLqIkiQq0h0nQMRlZX2PUGDX1NKm5WVI4Wft8nebs1sN9hZ&#10;0MzHWHVj1OBoTFzjUTHSVdDhzc6EXYWS2aYMdiypqalIS0uVXc7JPDmITZYkTkadxyck46WXf6Op&#10;mq6R2Pomvk+DheosPkFwXxnAx2cv4I9/fA+/+MXPceDAAViKipAcn4CC/HyUe93wlNrgtlnhstng&#10;slpRwQ1sRRbYChkVkY/qyir0LVmK6dNmyO+PstpR942WMdToEeMwbqQfAscGwm/0OOEoxo4chSC/&#10;UMSb4xEwzg+J8fEICQzG+LR0pCWnID87R7qMcnc5atxVaKxuRAvjKooJFF4ZnXCcQolsQ3WDkL38&#10;xyQ7GooVuUnyVLpvczIiDXEICTRKwjK7Vf8xfjCGhSMkIBj+Y/0QFxOLNStW4+EHHsLcOfPQ1d2N&#10;5rp61FdXy2Ihl60MLqsXpRanFAWOQiw5xchPzxUzVXGhXc6y6QTm+1L5NXXmLJw7f16B+Y2xIdcD&#10;htyuupDvfu+HyMwuRnxCinhLSIjS0MVuQi0QsknRra6uk5k4C3RdXaOYzAgQ/Lqulq5uOrhVppQu&#10;X2URJjDwd6VLcIWHcCiJLWPMWYjYXTTU0v2t1FAsZLxdVrm6yuQkUYx3vmpRK6kRWKN0L/w3XUuu&#10;hIF/3Beh7ebm9yzoHK3wdSlv5vuzaEukSSnzm8rk57AWq7h14Ro0kxs/B1+3TOsieBAMeWLAUSXH&#10;V+RGLXlUM5UMvjaBhaBBYBQPRCEVT8XyN3MzU0o2/zGk0C6R7hyPUUyQm6OMg5TuikRZupBS6TL4&#10;O+dtFCSwMyHAcO8GOwZZ6KQtcyJRzSNjfA7cVHoxxVZMh9wUqIQDPDjCys3IEUAnkc3Pyb8ffw6e&#10;NPH/KeZSFfB5xYyPVx0OgfcWnoHzrFwvyizSg3lKjANnqqFW2PmD87GiNtJGUSzOelEnqSzRGlFm&#10;KdL68/QOhI8RslnjQvSOga/F2/TPICS81mHwMXw+bxPeROMKBHQYXX6dv4PEN0dM/Ez8jPwMKjJE&#10;+UD0zy3jLXOiKKJG3DMSY0f6wX9MoOo0/EMFQGjIC/YPkYNjD46tdGkto0J4f7gWE0LvA4s7QYJn&#10;sDKeYmAg/RSax0EntWnM42yeceh6BAcNXuw+QkPDBrsC/YxfNvIxgPC6CHO6uDmSio1h18NwwgQE&#10;B4dKJ0JZrOrwFBBEctc5I0aYaqsppAgc4vbWugwhyrlMSVNtsftJSUkWWW1q6niJB0hNyRRQCg0z&#10;4BvPPv8pwFCjp0+DBQ9yHLxPAQfjyS/gzTffwneeex7Ll/XB43AgPzsTlrwcOEqKYMsvgKOoCOVO&#10;OypcpahwuOC0l6KqrBxVNEXxjM9eis6ODsydOwdOpwNhwSES4zJuTDDGjAyA/9hAjBvth7CQYBkD&#10;RRsiBTSMoQbpNtIS02AIiUA63e+JSbAWWZCdlY16SjKLXWjw1aGhplFm33Qv88yN/6BYFHRilCdP&#10;LEo8E2N0tIBFXKrIc4MDDHLNUdTIYSNhCA6FISwUQUFBiIqMQlN9kyifGpvqUOurgM/tQmmJBY4S&#10;C9ylDjitpXCxaJTYYOPZPsP1uHSHxZT/gLmO1GKVs1oXz3YtNoSEhGPXvv24fEXFo/9HgKHUUWrL&#10;396DRxAdkyxFhnNtnmWyoPEslpwARxksaixY5WVVgyMfFtXGumZRhLU2tKixlJDXbukaeNDAJ9LS&#10;Eid8ZSz+5fJ9ra9e2/3thtfFURXNbj6JBBEpqSxHopyUOzAY2Jcroy7+/n2+GvFOcKzCLoB/h5yM&#10;PKkT5Bh4Nix7rsktaGfPwj3oiicW/7ximccL+Uw+RVsDy78zz8x5di1n6zY12uFz9GgSjoH4uhxL&#10;8e8tCiXGm2dynFc0uHpVugWS74Ul0tVQHcXu1UJg0/aEs+CLp0KIbbsKEqRIgO9P1VOucrETRAjk&#10;vJ9dnST0sviXOJCZlYN8Pq/YKiMtSnMJquxeVDChWh0rRkB6Mvg7YsYV93rkMW+L8l6l6OLvh90e&#10;OxDGvhTmFYpAgCMwGUPaHbiFP6TM9pkkqy0a4rV+dk4egCMdzs75R+A4Jy1xvIra0B6jAwK5D0pz&#10;9c5AV0YRgPj863dsqzN2s2yHorFOtt1FMc+JhjdNditAoK7p8qZEkUWfRDSfz9fVz/71zkW6CHOi&#10;OBf52Rh8yPEXx2I8GBvCzomfjflQlGPedfs9GHL7UAy94x7cdcc9GHXfGJl5jxxGk9VI0fYPu2eE&#10;zMbHjfaXs9dxo/wlwdbfLwjBwWHw9w+UCA8qkmSpkhYqSKCQ2+m/4MpYgxpPcfRkjonXwCRadmSE&#10;hTIDKV66EUmo1fwbagWr2q1B0GAXwq9Z+MU3oUWTxzP9NkaR1wQRAZ2oWC0yhT93AtKF+E5Sxj0C&#10;lpG/ywTZpUww0wlztsJJiakSdsbfJQEjKzsHAYEheGjTNhW9rXUOlMTqgKEf1wOG7q+4OMBcqCsS&#10;3f2Nr38NvZMmwFVaAleJBUW5WbCV0BlbBJulAC5bMZxWC7x2Kypc/MddArfNhqryclTw7KnIAl+F&#10;B1MnT5B5f2b6eIQEMYKe0eEBYtajamr0qJEYed9wUZ2NHj5KgD8oMASR4YzKD5cOiyOrqkrujC5G&#10;R12LEK81lTVyFsu4Cy7g4T86zvepn1eFiuMSj/w/KYRjVp6EPybGpcnoKyyIfFgMAsaFIjwwHJGU&#10;zfoHIDsnCy2tDehob0VVNXXwHnicNnjsNgHISpcDFU4nHIVFsDHxNC8frhIrvCR+td+Bs9QhozqP&#10;y41SeylsViq2bBifnI7A4FB84atf1WI/bhhP6SAiX1/Fx2fPYWn/KsTGpij5ZGa2hOsRODjr55kp&#10;eQECBElq5iDxLJMy03ZyB5L8StmqE1UVNWo9Kmfn+cUCANKZkaegu9qtPBnslCi/VaOmSuk2WPTp&#10;fbDT26CDsibN5RkuZbUuR5mMoNpbOlDurlR7IhyUhVYL2cx6EzA2CKMYDSNRPgRoI4yh/DsrpSMF&#10;KQF+QQj0D5QgUZ4IDh82AiFBavzMUTLXH/DxPNEMCQ7DqBGj5d/9iGGjMPzeEfLvjUQzHdriJ5FV&#10;sRybcrzDHeSVqK6q0YjlIvHMUMnFIs9IDo4OC/ILZVzErpRFmDwGgYDFnbJt/n6ZmEugIGhTHUWl&#10;E8dn5GP0eHUCDf9mVHCR+yDA0hOkJ/ayy2KnQxKbvy8CHMGTf2tuBdQ7J5oJRS1GpViBAjcCrC6n&#10;pR+DJ0Qk3W9h0ZXOIj5VOAlddsriKwF92tk498QKT3CDZFYf//A1+Efhh+Gb6eF+erdCxYjevbCQ&#10;q7N+1Q0osFHOa4IF79dfX8Zl8ep5POSxsWpspZPjMvLSOhiOjAh6fF39Z5BuSHN9J8eRLE9WEluS&#10;8BFR0mEQOO6+817ce9fwQYAYQsftnffI9/cMpRJnuAAJTWEEjlEjxmL0yLFCsAYFhgqpHehPAAkV&#10;Rzelt6JGiomV4k+S/Nr4KVoMYhwPcaTEjoO3SQGLUoGCLN68nx2GAot4uV8HD+EgxImteSu00RJf&#10;T/di8B+J7Ak3cGavQEQptxg1r4INyW3w+fycEguifS52GGmpmXIkJCQjNzcXIWHhaGxqw/vvfyRn&#10;qwQMXSk16P6+ETAk7uMKLl7lzopL+OEPfoDOjja4HHaUl9HVS8ki5YtUrvCsp0QOu40rNDmXLURp&#10;SSHcDjuqy8tRxzjq/AJ4rMVo8FVgSncn2hoaxIAX5M+CEAy/seMQFKBGUmEhoQgc54cgf7XTJIRx&#10;LqY4ETnwDJ7jqIa6OtgsJbLPQeUftcj4pNyjEkY5BmEBpDHPkl+AxPgEFBVwz0C2dCcJ5liEBocg&#10;Jooy5VjEmOIR4BeKMSP9EeQfghhjJGyWInR0taG9sxlOdk7lXpSVOuC12lDt9qDS6URpYSFKsrNg&#10;L8iDp8QKt7VYwKPK6UVpcTEqXfQbcOTCpUXlInf1ur3yj7681Cl/58z8fLzwy19e5/y+xmfoLn3e&#10;98pvfguP14eYyAQVg53JLoO/e/5NeHbNGT/BokqAQjd5cY0qJaRql0WNbLijRJXpsixYlLY2NrbI&#10;2TOfo+/oJgBwDCW/RxZXbYzDDk2tT6Wpjsa/JgEcgge7D2ZRsfDxb8AzeM7iC3MtojJiweVZcGtD&#10;m2ylYw7XbbfehttvvQu3f+5O3Pq52yVq5XOfu0Pc8rfccqvEr9zK68/djltvuQ23fY4m0Htwx213&#10;ShQLJdvDh41GQECwUitqU5WU+GS1+KhQmQh1qTR5HRZljrj4c/mkA3IgZ3yOdAYEYRoDnYWlKOXo&#10;i51GkTrz5+9HMqgov9XDBK12RWpzgZWoqpS8mWMoyoTph2Lx1vOn2MHw78bOkGBBACJ5Td6HLm/x&#10;erATy8pFXjbd4+w4VCChcFXc3cFuQhvF8WdiJyJucNk3rgCEj7tFRjQaz8CRjkRqxDOLSY2ayEkQ&#10;mXiwSPOxVArxmvfrhZrX7B7+T23vAV1XfW17833vJsQU4y7LcpUlS5Yty5Ks3rt01It7x5iWQAq5&#10;5CYQWi4QCAmBkEAagUsIIeQSAgkBQkKH0IvBBgcDxnR3q1hyW2/85tr/Y5H73vvGHe/L8NjjHJ+z&#10;zz57n3O05n+tOddcnk14iSsQ0azmAydBIOc9w76SoUb9FPJPisCK/aXYigwEA2fix2V/Bw1eE0pS&#10;AUS4WI4TjsUGIC7IyneeY/6CeNc3fSeoqzQuduZsSWoxGgykd8J4L1VNGJcYbwoLt6NUMx9vY0ZP&#10;GDZgyd1mIZm9+3qOGgMJxj70KCOyCfG53qzmPWvwxj9eC2DMivopZDdOthJ1jRMQQmmJ13FLf4Y4&#10;isj/KfRvSGGV7kqsQKLznurJwJuKZj/6MFJRWB0tjVF6kqnhPLcVQRLM4xDhKampVlBQbhte3aSg&#10;o9nekXzTV7SfzjJUtorUOwcPHbIXXnzZ1q5bZ13dnbbulDW2dPli6+7psK5O5g1A9DVaWwtGcejk&#10;kUlWW3Os3lrbYtbYVGMd7S22rGuJLWpts+bqSmuuLbfl3R22fsUyK8svsMkTExW4yTbGjx5rE0aP&#10;s+Sp0ywpIVElVlaUs5JTbNLERCvM88UNJQxq5RDYq1eulZU2ap7VK092q4pGV8oQDCrLmC9QYCVF&#10;lCNKLD8nVw14yH5ROk1OmGrTk5ItYRylTMpkKTY5abpGff7rV//VVq9ZYZ2dHdbV1W7dXe3WXFtr&#10;bbV11lJdY7HqSmuqqLS2unprram1xooyaygrs6bKKuuob7bG6mrrbu2wdkz1YpR+ULfElB3JyhvO&#10;oaLSZsxMttrWmG168+/6jsJ2tDzl/3/m2ecVfOij4m+GQAhYEIyRWkpsUObT9LRKrqrXZDiuBbBA&#10;pYSCifo3QZsSCdnIqtXrvJmxtFz8B0EdGSjkN1mK+zm5TxT3yUhQnbm3lFt18DoedzWVS115TwIa&#10;1hXIWqWGWrhYwXdJj0/6I/PDLBSn3xGfPc6OH3GCHT/iRC32+O7hevib5u+bkrQaaxGUpM4WL0hp&#10;Dkkrq30COR3cK5b52Ngm2aLXa+PcCNLYadBHQZDl8/HhSA0KzHhoIYRAvosSq6aoyqqKKqyqpEJZ&#10;Bp8pJSc+P/VVRLM4AF3eG3CGtAYsUDDBT5B5hZ4RjWgtZTJihT5f3p9zkjy3pEJZIjPB+VzFT9DF&#10;z9xxwJmFEv0byGfLa1RFANAdvN0KnvtHwYIyWrUdw44EYoIqgV7kMgEbn6aZXjICfeipCJkFATwQ&#10;3YF3CCTzcD4iZA/hfgCGUDqSMitSSYlYp7wUNfF5BuLnxXsBWDoGGc6cAC5Hu8bD+5LJqHQ2bB6H&#10;AxDX9On5GBw3ZEhwE8MNDwM4kl3lI9ONyHUyGABFQJLASnaSSlPcej8LQdoJZtJXAJHHvRQVyW0j&#10;W3PKQIDKhHEJ8YY6FFTyeJo3X5kBQEE5SR3gUcd4etpsNdaxf/CvYh+X6h4luHmMbANgkMqKRsL0&#10;DCe953intw9imqdpfnHiPCvbcnIg0rMEHNnzc7R/bi68ByNi0+23d90jawkAQ2aEUYYRQCKop/y+&#10;dDq29d137cyzz1aaftFF/27fu/oH9u3LvmMXXfAt+9q/nWfnnPs1+/KXv2pfOvsc+9LZX7VT1p2m&#10;Jq9T1q1XGeO009bb2Wd/3j5/+hm2btVqa6mvt9rSIutsarBFrTQf1djs1FkitSeOn2hjR46xiePc&#10;IuSkE0erDIEdyOzUVHVVp6em67eNS+eq5ask2ZRNd0PMTl5ziv5IqGe3NNOf4LYUNVX46lRabha8&#10;WoqI+rycXAHGlMRJNmVcok0fO8USRk20lGmzLWFskgz9rvrONXbJJd+yU9ev04oZECwtzLNYfY3V&#10;VpRadXGhVZUUW115hTVQlqsst7qKMmttqLWWxiZrZNQoWUgbbrGs7AmkLdbe2mad7bi+tgjMGhsa&#10;rbSszMaOG2fLV6+xffv2/RfA4B/fyX/eebd+V/x9UJoONXvuE5wJ1syMoNmM+3weBPxlS1dq4A+9&#10;GAw1QjVFkKLu7n5Mi1WCcR7EFT+YBp588nplDJLTtnsXOGAA90Fwam/xTm4eI2gRfHncAcN5I86R&#10;DIZyIeaDgBGd3pRtsLRYtWKN+BSqF1oMZ2TKzZWYwEKROEKw5zo5F1b22IkzxY6MCLK5owM7lE5r&#10;isHbdMZVXT5Do9GaKA2hRGqk0a7BhQeMeo0s2gFGSnXwGJDdNO+11cfU19BYUW+1ZbUCRfyvsOoI&#10;6i0AguyCzEKfWXtnNIqVxkHv8kY55aUmeKx6dYlTkkIlBtENYPCbBqBkLIiLbl3MO8+r6+QFJu+o&#10;iiqV1chEmNsBQPB5cE2hERCwoDeD74nrxbfqmMBBUErSSjziL9QYl5Zp2fMWqHabEQ1ACsFc+0Tl&#10;KwX7KKOQzDYqEYVSVQCEcHz25b6ygogYl6VHJHnl/w5I7lqbozKWAwKlJezHFdAjeSzHC3xGMDsM&#10;xw/3w608sNIylVnQQ0JWQUf5TOZbJKeLSPfz8vkYIcuhvwQ+AD8sMqxgQcL5eSc4xn7O04RMR70a&#10;EaCpizyS53KLXfnUJJRZM+IzMTRLg3GqKV7KwsHWs4VMZRxkBwBGAJQgiw1g4/LQgjhpLo+otAyB&#10;Bo/LUiSYF2ZkutV5ZrYrpJjfkcYIWc864DCwOgdcqJMCKvPnz5cP1pQpqXbFVd/XaFSyC8hszyo+&#10;DRgBNKinYynyjfPPt7qGRvvGeRfZr269w/74hz/bH+65337969/ajb+4xX5x0y12/Q0/tRuu/5ld&#10;+4Mf2ZXf+a5dceVV9s0LLrZ/+7ev2/nnnW8XXXCRff3r59kXzjzbFuNcSgpfUmqNldUWox5cWCwC&#10;PGEctiDjbNxJ423MSeME6HxXSYmTLTNjjjgNMoWc+dlWWVohXgKtPStfAhgBIjSahXKJiyZocKWU&#10;SZlvps1JJ8NNs4kTEmzypCSbNH6cTR0/2SaPn2bjx0621JQM+8mPb7T77v+LXXLJv9uZp51mp64/&#10;1ZYtXmqdra22uLvLYjXV1lpfZ4s6e6y7tc1aG+vF37Q11ltbE1YW8BeN1t7UZB1NdGF32dLFS1SS&#10;6u7ssp5OSkKtVlVbY7X1dbIdgfuYNnWaffObF9q+fb3xRj7Kh0hsDxw8aFdf+yMp36gmUKeWFLOc&#10;PgS30qA85FPrmiRjXbN8rWTFlDMAC5extohgjcU8+EKMA64ogJDcdnYuVMCj7wGpq3o7asgiAQA0&#10;/rWRDxO9D6FpLvKa6los8MJjSh3IlXV6HEkz3w8BUA1sBNq6euvpWKggSxmR1X1PzxI3JpQcl6wI&#10;cr1bRHdrrN2PUVWviYFq7KusEfhBPPuMC598R7AFsMJKm98FZSJlE9HwJQI5tiOs6LmWrs4eKyuu&#10;tMqCCqsprraW6ibZiHTFOq2iEKfZmNU14hZbps+O84xbf0SOu2RpPnaWWRzeNClTxpoGqb8EGHBI&#10;2IqQgZShYnNxAOotjkGHOWUngj8ktkQBxWUqk/E5kK2xeempUso0lFJ8x/xfs0gKy7S457gqSREQ&#10;tYJmmBBT5+a5kog5EeWl1bI2SGfudlQCCqv/EKjFEWTmeM8DvRBwCMNAQ5lC1PgXVEuy66BcFLnV&#10;soWVPX+YvIb7gEN+dr6CHO8dOJdwHqEUxfsABjlZ+QIE3l8ltagMlhU56VJiA3RyIk4meZpbswdg&#10;CwCBPFfmi/AqzBlnv2QAxMfOchukwAEIeC/eg43nABKOFyxGuGWVS4YyfnyC/Lt4Dat7Vv9kE6yE&#10;JMelcS+yM4cID35T4iOi0pF4h2hqHuCBmy2fE9kEYOEDpQDnTJXIsPgQl0FjH9P3Zs+VyCAzI9Py&#10;83xgCkDCyFcyj8x58zRQKdipAyBkIElJM2ztKadZ774+lTeCCso7jYeT3X7b299nP/3FTSofXHDB&#10;xfa7u/5oDz/yN3vqyRfsuWdftscef9oeefQpbffe+xd78MHH7E/3P2S/u+de+/Vvfmf/8R+32c9+&#10;fqNde831duUV37NLLrnUzjvvPFu3crk14bGTl2f1ZZQAUM7E1AlOEE9KTJIrLTbho08YIxn2pIRE&#10;y8+hRyLZigsoK9GkxMSzJvEXzJ8OxnqsFpGKEtjIsGnKW5CTa8X5BZY8bboyDMpfZBeo1SYnTrSE&#10;CWNElk6YkGT/72dG2kWXXGEffbzTXn51o133w+vtogsutosvucguu/QyO+8b59tpp51ha9astTPO&#10;+LyddfZZdtZZZ0sq/OUvnmOnnnK6nX7a6Xb6+tNtxeJl1tPeoVLcooWLbMWy5bZ4IXxLh3W1d1hH&#10;e4fV1KEAKldZqrKgWEKAcWMm2BVXfMd5jOj7ATB27+21s7/8r5KAV+K8y2oSEjay4kCKymoTsJBy&#10;qL7ZFvYsVfBhlY1dSAhoKH8I2qx2aZiTz1R7l1b/TKMDLPjuZZIXeTRJwRTNppBFCJYkdVic03WM&#10;CSCOq86RAC7ImpG4srpGzaSmOEpA9bw/dfx6keG4zCJ51ZhYylhtHd67wHzxtg6rhm9QmahR4MZ5&#10;oABzN1o3FSTQhqFJLB4guUXMUwYj44p1qDkOboBr5NqxTFE/RIU74y5dssKn3RVUSKLaVNlg9RX1&#10;1lBeZ9WQ0GX0OJTpPZEwA3QyNGQ+RQ2kd6UAwIdBNVot5UYGJalPpC0uPyYboIRFxkAnOzwG10IZ&#10;isdY7LQ20lCIpNYb8Ci35S7IV1ZItlxcUCI5suS/NBZWoQrDhr1OCwbsXShT8r0cExrxQoAmWNJ8&#10;R9mH4MwXqlINfRRkALOzNIgoP6fArcSZ2DZrjshp0EirfFbyAMSwBjmCODxC6szZGikIl8D7+Crd&#10;O6il+FEpyO00WPkzU1sZTAr/dwAIGUrgWSg3EaRD2Uqd3JEsF+Cg54LHKLGFctQ/BncHHfdbQroL&#10;mAgQZtFo6PeDuSG3ug/nwXCoSAbMuTgv45kJ+nsegwsBKOA3IGT5v+8DMGBpjnrM/agCrwBQhOl9&#10;wfFWduUQ2ZEtugYyReQ2IMAGKS51VCTtRfk0J4N54BmyLKfjnP4PuqjFq2jI0jyVx8gm4DMACO7z&#10;mBxss73PYzY8VUqaTZsy02rqmuzvb3mjmGcYw32ijmYY8BbPPP+CfeVfv2FXfuf79tDDT9gLL26y&#10;F17YZC+99Lq9/PLr9uqGzfbqq5vt5Q2v23MvbrQNG7fYa69vsRc3bLJnXnzNHnnyWfvro0/ZXffc&#10;bzfd9Cu7+rs/UOA97eT11kmqX1RoNSVFVldWYk11tTY/E04qzZISJqkshYnfCSNGSeI6OXGSspCM&#10;WamaMkZWCzCUFJXYyWvX2fKlzHfwRjOCZk1FvVaOrLb4I0qhJBgZFkreDPczPdnGjBxliRMnWMLY&#10;UTZm1BgbN2GKNcQ6bPOb79iHH223997/WFnGrbfeYT//6U32/auvs29dcqldeMG37JKLL7crr7ja&#10;Lr38Srvm2h/ZD394g/34hhvthut/bj/64U/smmt+YBdfeJGddeYX7JS1q23Z4sW2fNlSW9jVI4BE&#10;xdXY2Gg1rCjpVamssorCYqsqq9Df9tQpM+zSy6603r7+eHlq67b3raKmQR5hBEiuj4DnEtdut+CI&#10;urfbY+22bvU6WWgzb6Gno0craEpDNNsBEBC+zP52JY8PMmJDfrpi+Wrr7FykkhWBkUyjQ30by5TZ&#10;0eRGFsD7h/ckUHW2dotID/M2ODZEPK8ROVvNHO42q6h2y2/Os6O+zerKan3uNmCCLLmuUQEdzkDy&#10;1LJKjXrVhL6OLgVYGunoh8CyXv0QUbmnhlJMY6sAj8Bej9VHY5sro+oblWmRibAvSiUa9AANBfYG&#10;+mgara2+zdob2qypqtFqymiyc65DINmAhNhH0qJIAzAAEY2YpeTF75seHNRjsk6vs3qCvuxH4Cg4&#10;V5++F6ze4TV4fUmpD3riOyAzJKNAGCCTw2rkt1wz8vAKWbyg+NMckwZkxT4Lo0IjXRn52qis5BgN&#10;AMcvKiKWQxZAAAyjEQmSaVGpJtT8Q9AO5Rf24z6raoEOKqdo9R94BF5LQAUVeSwEXgVOrCo01Oco&#10;f8D90DHO6h7QEPhEmUtY5YcMhfMNWUcAA47P62WymOzzNnKzFgi8OD4Bn2NSolIZCYIej6yIO+Fc&#10;eF+3A/HbAAi8PxxF4Gd4PvBAoWTFfuwfSlJhxobkwQTvSJ0EL+HmhdPjwZ/PBAAQYAyzHwck+Mx4&#10;PHSDA9xsAAWcA6orDT6ajTeVE9/zsf7IzY/3hOiYEdch4MBjKiLlAQ3xMHh7Zfr7ehbnBpEpM9Pt&#10;vgfdiDCARZBxBj6D8sdLL2+wlatOtrO/eI49+8IGjUp9+92P7O13PrAtb71nb7/zvr399vu6ffOt&#10;bbZ5y7u2ect7tnnLNnt9yzbbvPVDe+Ot93T/5Y1b7KFHn7Ff/uq3dsUV37NzvnyurVq6xOoqSq28&#10;IMvqywqssRrnzjJLS50lZdTokaNt4tgEY8zstGnJUk4V5uZbWsosa6pvtbLiKlu9co0UIKedeqZI&#10;z5XL1wg0+MPp6aRsUavsTQublFTxJJMmTPQSVEKiGgOnTpps48aO0mNyJU7LsE2vv2W9/fttb99+&#10;27Wv355+9hV74IHH7K677rMbb77dfvazW+03v7nHbr/9brv77gfsjjv/aI88/qz96YFH7C8PPm4P&#10;/fVJ+/1d99odd9xpt9xyq11xxZX29a9/3davP8WWLFkkB9i2VrqS8U/y7t3S/EIrLSyyytISqywt&#10;lsae6WnjxifYddfdEH1fh+3Bhx+12XOyFFQqsQqvZugO5YtqrfK5ZjIu3F/5PDDYqy+rs9aGVmUY&#10;BDsAgQDV1dUTme05+avMpL5ZAWfVslWRrUin9tWcbIJbA6W1Hmupa/EZ6OoJiMX7XHg9aiqBRx3+&#10;TDVqqqQkJQVSoRvzQRKTTei1dMY3tFmshi5smtoqrDHWZh2UxWoalFlwC9Dk5XtzmyzbRRTT0e6Z&#10;JiAoe/TGZmUibtuBQ3BHNIcipmDO8VuQXNfVye6DY5OJhPIZ2RYZAnJXgj5KNixIuKbqsmqfoREN&#10;TeL9yCwosbk0ts4KikqViTTVOXfDwgZgx1mXTLCAxsEKJ8vJGsLnG8pYnA9zwnU+ZTUyO/Q+Dp9W&#10;yD7sW4wdTOQlRSkKQMvF4aGA0lS11FVkUmSSx1AaYuUug8HIHDCAAV9K4B4IcPFV9zCim1uCOsGa&#10;gEgZRIPFI2UVrw0br+Mx6mG8loDMY9ynBERTFefBe/I+wzMfAnAAnvD+gRtRJjE3W+/rJRgHveHc&#10;CqDAMXiOEYSAADwFwS8MWxJQRcOXyKb8eJnxMbMBMEIJKoBSAAmAQO81zHUXkIKn4TWyTce4MLJJ&#10;d/8pgIdzzVLnNuaBocwkhRM2IQR4Mom5PgsjZB1kJAR69mdfgjqZSMgK6BxPT/duc8wLccidDwme&#10;DnHtMl7cWnG0DeoowEcgQjYTjYRlaBDvk0cZcW6WrgUJ8U033xq3yY73XkBwMwRpaMiee/5FO+/8&#10;C+3Ci/7dHn/iaduxp9f29Q/arr19tn3HHvtk+27bsXOvffzJLvvgox32PtsH223rto8FKu9+sMM+&#10;2L7XPvhkj32wfY+98/4ntmHjW/bQo0/bLbf+xi6//Eo784zTrb05ZmUFOVZdvMBaaqotVlNvhdnZ&#10;lpGSakmTkmzUCSNtYsIkS2Tm94RJmv7I7wQFC8EJUpeVlU96i1l3x2LZRSzqRnmzUtwGn62bP9bZ&#10;3PS56vEgk0DXj1x3cmKSjTxhpOS8o0ePs0u+dZk+l779Q7b/4BHr3X/AXnv9LXv8qZfsscdfsAf/&#10;+rS2hx593p58+hXb9MZW27Bpi737/g7b8s6HtmXrh/baG2/Zcy+9ao888Yzdd/9DdtPNN9vFF19s&#10;Z531RZWlFi9aaB2tzdba1KCyWlVFlVVVVFo1lti4qwoI3LY7h4XhvFy79bbbbc++PvveD66zqdNm&#10;infIz82PbE5cmUTAIOABAD2aSbHIGiG8GaHa5sN/CIDybhJRXC9exeWa1SrjUTZCQUU2guIJpZBm&#10;g7PSZ+xrc4feo7EC40ZW7M5l8H0QS04/9Qz1aTRhSlhWJVfb9libJLfqz8AKo7RcQU9d1k2t1kRg&#10;R0kkeWtMdiqcE1kNq+mqymplFMyegGwGyOjhIEMKK3OCtgwJo85mVv4EVx5j9gakPvdpIES5pMxG&#10;nlAVVhl9LuJ/WjtFvpdXVnmmUlunDKm50RVOJfkl1kh5jqynrFKyZM6nGIdcQEHy2Aqrxvwvmn3O&#10;79BLeDF5ZJHliHiHf8DGo8SzktCZDUACqpg18jrJaGn6q2lwW/RSzpl9KvW3zXfPPpphgvULjX5w&#10;HxVV6vKnKdA5jMjYLyigQjAnuBMYBRaRV1QIiARgOA4CZbDq4LU06IVAy+ZEoTf48ToyEYIs+4KW&#10;PAbgVBRX2qwZszRqkOcJrOwbVusqdUUcQwjenmVEXd7z86JMKF33vWTldugh8+GW80BCy8wOAh+A&#10;Et5PYBllFBwrAJdKcpGSKpwPx+d1HJMsjX15nI1jcctnpimCs7xjHR4jnLuXttzvSZlA1Eehno20&#10;DJHikE8yFsSYUByOe1UBGIBIsD0HOEJ2EWS7lJwkyWX2N0onAihzrmVC6BkHGUbYP8zW4Hm8qmjs&#10;4/jU7V0q7XJoX2mnW0JCol3yrcttaCia+BbnLpxYfeDPf7F1p5wuYnXrux9Y78AB6x3AvpxZF0O2&#10;Z2+f7d3H1m+79/TZjt29tnNPr+3ctc927u61Hbv7bOeeftu5t9927Om3j3fts/c+3mVvbfvYXt30&#10;lv35L4/bj3/6C5G6a1atsoqSQivKybJYeaXFKmqssrjU5qMOmzrdRp9wkqw5ThxxgkwmWSjUVDZI&#10;IKEVa1WjrVqKSqrbOtsW2ilrz7CG2hYrLarUd8sfKFtpUbleT+MmCjmk1hMnTLapSclqFOP/E8Yn&#10;KkvZtu09O3DooKzbKdkxFGrbB9uVKW18Y6u99Nqb9trrb9ub73xgH+2MrndXr+3et9927B6wD3fs&#10;s60f7rRNb71nT7+00R772/P2x/sftJ/fdLN986JLbNWq1dbV2Wkdzc3W2dwoCxWCdXlpmay2K5Dk&#10;1tZZW6xZg3sUMIpL1FPw4J8fsosuvtQmTpwsEpSVPF3WBCXvXvdObm4J0JQ0umMdtriTRj1q/i0C&#10;C2r3AAbktngGrC7ae6TMoY9i5Uq8otp9Ml5kRc7rCLIQy1ierF26RooeLwF2xOWdixcuVcDHUpvS&#10;FRkfGQarbOISxyUocg6UqChzky2o54NZGDjgRn0fDBqCr+AxgqvkqlHpB6Cgl4Esg6DrBn8eUClZ&#10;ESgpWQE0rMYXLVymoK5u96jrncANMUyW4P0OZcoK4MPqm2ICjKraOl0/rrQQ7phbqgeirknnEzIE&#10;OB+t/nGXLcfYsFxEPFkdXePBlRbeJXRvc36hQ599KUMR5IuLfTa55pnI1sR5DoAu7Mf7knHlZOfr&#10;N8Ix5avV1ikAys8vUtbDcfg8jgkgEUoqoaTDFyfFUxQYU2akSdJK0FDWoQ7qLJVMqH0RRJys9mPx&#10;R0ngZT8eJ1Dz2uD/IjCht4KmPrnXerYSGgTZtyC3SKol3i+8huf4P93eBF8CPsdWNzLKrYhTCcGc&#10;IB8yDQCEDzsEfVb/lKAoT+GZRSYQwIEgGUAmZFUB6HiOfXgtx/B+BwDSP6fwOp0DmUjUt8IxvOMU&#10;Ow5A0IGD4UTeX3HUeTYYAdKUp4CekalylUAhIsWlqIq4D4AH8BCvEc3mnj/f+ylC/wezrdOjDIRj&#10;AhrYqWN6CNcBaMxOnS0SXEOUlGn4AgCgwGV3HnyJAG2KrTvjLNu1p9eYCUonN1JNZm/fd/+f7cwz&#10;z1bdfMPGzdY/cMD2HzxsA/sBjCEBB6Wa/gGcavfb3t4B27tvwHbv6RV47Onbr21v/6BvfUO2p2/Q&#10;duzpsw+377Ot72+3lzZutj89+JD95Kc/t/PP+4Z1t7dZYXauVWOil19qddhG5+Rb+rTpNn7UGBsz&#10;8iSbMmmSzZicLEdiKe1SZmteNOWYFctWKTj2dC6T2Z0CY4PbXBN4CFJ8d/AByTNm2eSEJFmPuDPu&#10;JAkZpiQl25TJyXbzTZ55DR08GFePHTh8RNfy4Y69Ar73t+/R9QAQ/fsPWt/AQesbPGB7AdO+Iftk&#10;d59t+8gB8uVNb9ujT79gf3rwYfvt7/9g115/g53z1a/Z4sWLrS0Ws/ZYnTXWeTmkuqraYmQcjTQ+&#10;IslttoYajO8oVUDkVqrERHCblTbHfYQiI0WkmXQIi/isrrc1q08WWJChrOhZamtWnWyLuhcfnS5X&#10;yWq1TkET8pRVPQGapkc4EEhVAjuBhv0CSU6mQfkDFVRbfatsOjgHQAoOJVigh0yntclLUZSZggSX&#10;AIh8Vyvo5lYrLvG5FQRxrDLInDAibG/vVjBtirVKOss5USKSpYY6rr0zWv0SkYSVDAjeA1USQZgA&#10;DtARXClXIUVFjcQ+XAvZEzwGQRxfLIIuRPHChUstBuhoSmO1xWLu/ySjyhIUTP5azoPPBTfdkC2g&#10;2JIKTA65tVKp8ZsswtaD7uuahrgpIMfmPHmN24zUedd4eY1VllWJV3Hyul6CgPISGg5ZVPA910VW&#10;Ku5SS4bmSrA2gaALE2q1GOHYx4AsoTQEIYw1OCviEnlMsWpmcE/R0VJQNG0vDCUCMBQ8ow5tlZHm&#10;eolmjspDTjCnpTjPsSAnX4GP1zA/gOPN0orcV/geaB2w8DMJtXkIS8oIjLTkfXmdrEhmzfFmnoJS&#10;vZ73DRwMEljOi65uCHaR3ZFLLtcoQEv3Gd5kRgIbzcjwgMmxUHGJs0jx43AtUjZNn6XjsQJF8z1r&#10;pnMpzOsI5aggtxVAJKdr5QFAhLIWgZ9zTlVW4kF/NiWkKKsgqGuQUQ7NlTRAOnfhpaQ5GqJDyYou&#10;bK4jM3OeeidoCgQ4eC1cRMpMt1APvlYOKJkRiLiUV9bn85CMZqkbHiUR2QXlKmqY2Cc7j4Hiap5N&#10;mzrDSiqqbfOWt6W6CbOh//POuxQgrr32etv81lbbN7DfDh484gOShg5qVjfbwOCBCED2a5/evgHb&#10;19uver8HzaOgsad30Ffee/tt574B27m3z7Z9+JG9uGGj3XPvA3bNj35sn//iF+W2WpyXazUF+dZU&#10;Wmpt2DHMy7LxWIScNM5GHHuCOviRS/tvNl0ra4hDVseswFYuW2ddbYuUYSzqXi5+A7BAqDCLXppp&#10;qbKbACxo2sRegkZO5oGPHjXRujtX2MD+QTuCBUcYEhWV7fqHDtl2silKcwP7beDAQc0COXDwiB04&#10;eDhy8T1kvVx/737btXfA3vtoj7259UN76bW/218e/Zv99vf32g0/vVHOtvhorVyKQV6DVVD6wD21&#10;nu7fSqurZ6AOlhEt1t3SYl1t7ZKetuIe29ahRQS/DyTTBFlWmwAGxC5BFTt3zZ0ur7LPn3FW5DFU&#10;pzITnwllC/eMcuUSwMpnCTdBUGdKIP0mBH3IcUo7wZ6bRrSe7kUi69vrvWcBMCCQAmZkGvApCpQ4&#10;A7e7zQhARY+Bhv40tnoPRnOrDzeKiG+OH1ROlHkAQN6Xc1CTG1mEvJkqtfKWBTjlnio+K6Yo1ui1&#10;PCdZbUOzwAyTPj6ntmg+O+fO/gRYwI0eBcpkvDcZuvocaiML84iE1rlqpnaFymAyDsR2o6BI79ve&#10;3m5FRXTbV7tjbQ2uvAA23dgupeX74LNQo2Y9kt9KKy5hDgugRwbjo2sBET5PMhA57kYZDRkkJTsA&#10;kPNSH0Z+qa6BiobbpFdYZ2uHSmA0JRKHkeLyHuIwwgpeM67lCOu1apV6sBKXNDZbaiPZk8/JFklM&#10;8AXtFfTol4ga90JPB6qj4c1xw7vFVWaiXESAngvH4ZmDj189Wh4LNiEqF6lrnNW5r8y5z2ML5udr&#10;1chxPUM42h+ibGIGQdtLa6GEpZU+KpeZKZYyY4ZlzcUNd67N1dhMVv+ooI6Wj/ChCiUprpHPDRWU&#10;l+EcXIaT26E0BRjpuajkxXmFbIMsg/syNJwyQ4DghoIusQ0SWDb+H+4DGlOnTFMGMJe+Cc6dWd8R&#10;EIQGvtCvQQYkghyRAD0hdI4DPshoI6msylNkG6kAcqblZMIJoXwr0ut9VobzGRxX42RT0+3RJ56S&#10;rxQuqbfc8mvVcb9+/oW28fU3bd/AARs4wDQ9hiQdsoH9B2xw6JCszQcBj8ED1j94QDbnAoy+AQEE&#10;9f6+wYO2b2BIx+DWQWTQdvftt929A7ZrT5+9u+1De/GVTfaH+/9ql1/1PXVQZ2fOtvL8XKvLzbXu&#10;mhqryCtUCem4Y0dqmzg+SXPbCfRuh1GiPyQC35LupdbdttRaY922cvlaW9i9TFJCfpv8DpFXT56Y&#10;bIkTpsu3aPLYyZYwJkmzOKYmzrBxidPtuht+HhcCOLdz1McJoNw3MCigGDp8xA4cOgoU+HHp9hD8&#10;DwaNh21v76B9srvf3t++1/7+zgf29PMb7eFHn7V77r5fvSqXXv5tO/ecc2zt6pXW1kqnfIu1tOD9&#10;BAmLj1GtdXe2Wk9bq7W0xCxGB313j+ZzU6pkGA/qJOSnBEdZbUBQt3Wq9MKqkkxi5fLVAgtKVpSK&#10;WN2L9G6IxceswgNROqKcQamJJjwyDbIzgiPDjyidBCUPKitiR1udq6MIfKFZkPcEKAiSTOoLdiGS&#10;tkadzjQOUubi3DVyVMDhfQyAhxrvmvDaiqn3AyAJ8lVvjquIl6Q0LbGsSpYa/F/DotQPEdNxKVEB&#10;OuzPvjzG87qNFEsC18igT8BYW69yFuU7QCRkAfAFAArnVEA2jKNsoZd8ADgyI67Hhy25HTwZnneX&#10;s/p3V13ABEt1HuO8AU3AL29Bob5DZUuAZ6VP3KM5ERDMzy8Wd0EZDlKcxXawOJGvVJ2bbPJ//jZ4&#10;jnKfPhvmYYSATFBT6UYmf54pEPQJsARG+ApW2KyUkc0S/EIpKIBAAAe6w0OADyUtsgmOSUkFQFAt&#10;fyardifVeQ8PsEhRj9qJsILXalwrfwcxrfznzI8GGs1R813gHDgGGYAAKaitILgjybCTzdF50UMx&#10;NVlWETnU+dWlDTgASrOURVC2COcRylP8P1wr/w8NctynzBa4jACUnFMAqeHcB58f+8FXDOcnAAVu&#10;ycQAB/blh6Eu8WT8uvIj+/QMS0tmRsYMEbleXvKJfaE0BZCEsa7iMrJyRKzTUc5zblOSLjlvACUy&#10;jAXzc5XZxEnweZ5ZAfocm9dNSEi0n9x4s2w//uOWX9mkxKmaO/DkM88r8PcPARYMSjqsrY/Sy+DB&#10;+P/7hw5o6xscst6+QXFt2+YAAChySURBVNvHNsBjhxww+g+oHAVgOIA4eITM4+Ode+2NN7fa8y9t&#10;slt/dYedcfqZlj1/rpXmZltTUbEtbmiQT1NSwmSBBbbndOWHDJTvgsx07Wq6umu1qupqX2rLl6yy&#10;0mJmH1SrB4HJamSc40Ym2JgTJlnC6CSbOnGaJU+cYRNOmmhJk5JlZZ6RlRdlXAR+uJzQAe9NcwcY&#10;Rcvjsko5ChDMCXFPLmaGHBHvAVG+d2DIdvXut0/29dv7O/baa1vetadf2WQPPfGc3f67e+3nN91i&#10;V199jX3z/PPtK186x844/Qvq5zj11PVermpts6aaSotV4klESajZenp6JB1NTp6lgEUte/Gi5VoN&#10;Y5vNSljutJqr7eU4giJgccrJp6mMROkI+xR1rEfdwWHeBSQ5o0bhHthPFuWUpKobBEIK4g0N1iHA&#10;aVGpC3Age6AURUbCcQiQXg7xshZZhgevEgEI3xlgoXnVjc3ON5SUKVCyeia4B+krwTEQ2oGL4DpD&#10;Z7Wa5GLeJU1QZeNxAi+fhabcQaBT9qtvijctchzccH04VIsCMUoqshKUVKz2V6xYreNBHqN+4r0C&#10;KBWhStJjgESFmgFdUlshGxCuB5IambLUUEz4i2ZUUK1oqPXZ46F3g40BbGEoE9yDyHMI6/IafV5c&#10;AxYoNOZKXqtMhOM6N6LejmgGOZkN+2CVwjFRfInDIBCEur6T3SUKfnATlHVEegIWGtTjhoDsCxGY&#10;n5OvwBhKNQRIrDSQ1IagyXuwIuf/81FcZXpGQ/ZCNhJKYg4Czgl4v4W75AokKDGlukTVAzer4dmf&#10;UmKxSldg1AhTf28F4FRvqmMlHzIGL7EBJATpDHXszkGCyhApjVedY+kz0di7My77k2VpPkZKhuVF&#10;czY4N26VVcxIixx2vQkRIOP/4Vw495ChBKUU50Pw5zwBy+GgoY5tfKYoL9EXkZ0r51sZB2IFMjPV&#10;8jQGd65szFNneYe4gwAWI3PEgVBCYpUhy3UNyfISVAAR9md0KMd1KW22LRA3RaNankCGc4HPwLef&#10;HyUgM/LEMXb19661m2/5pc2dN19E5o9/dqN9tGOXB/j9B7RSHjpo2gaGKEsFsDgUbYxnPSCeY2A/&#10;YOIAw3P/CBjx1wA6+w9Yb++gfbR9r21681175IlnJRvt7OiUbUdDYZl1N2CLUG/TkqbZZz9znI06&#10;Yaz8vwCN6UnT4oDIKpk0/9RTz7S21h5rjXXpj7GtpcuWLlmujFWmkhOn27hRSTZ65HibNGGqjRs1&#10;QfNUJidOt4kTp9h3r77OhoYOaOxsXF4cufp+ymI86lX5R8AIPk8+bOqIDRw8bP2Dh21P/wHbvrvP&#10;3vt4p21570Pb8MYWe+L5V+zBhx+32277rf3kxz+za3/4Y/v+NderQ/67373KLrjgAjv/vAvtNNRG&#10;LUhEY9YQa7XFy90gkEyTgEYg4f+QwgSyVavWyOcILylkuwAFgZ1gzn3AA0IbkOD/1LoJ5sQCHqfB&#10;DtvwrrbueNc8QUpDfyIOI9bcopU3oNNB0K+olhoNICCLAEAADV5PWQQbEbffblaXN4EzcC6srAEB&#10;jg0I+Mq/XddEsAv8SZDN8rzkpMoevDTjwdYzDYAgqK8IugAGkmCIbgI/PAWZAAokOAeMBuEAkMxS&#10;LlL3O5JbLGdKKyQICGUuBfBIhaUyYIVPNfR5Fxg0YjhYZVVV1QrOnEdJaYX4GRkQ0pld4OUjAju/&#10;UanNqur1900WA0hSZmLMK/wETYt8Rvzd6r0amvRbQI4M5wPAcd6Uoyiv8dki2iDjgjMBPChFIb3l&#10;3OVWGwIsQQ/08vq/K6IgbCWRzS1UMCHwBv8pVidpBHjZdTix7YoaJ8sBFi9neZOcgIV957pUNgBN&#10;KDmxDwGU2huPc6xQ/uFxgi37UcKi1OOqnYJPEeMEwUBw8zzvQ18F5+xkM75Kwb4DAMSOfV584JF6&#10;GtQ/QWD1xkNW6LxfAFaR7SnO2fC+w7MZGg2Hl6gof1DmA2gEmLheZuXqvYN/Fb0cnLf6Mgjks30q&#10;X+jFIKsQqMzJdIksXAfXmT5bQEGpaPKkKZaS4lkFstmUFGaGM3+DKX8+H5vyFNfiDZLe9yFjw9Q0&#10;7yRPc4ktpSj2Q1pLSQaAobcDoGDjhw+QYelOsM2alyUvn0sv+7a99MomZQD9g4cEGIAEJamQabBy&#10;9g3ggMugVHXQ91Mt30s3g4eO2MDQER2DlTabZycHxYeIE9l/QOqit7Z+pCzjP++6x84++0tWjnqn&#10;qMw6GxrlAku2eNKoMXbiiBNlVz1xQqLEFixGWFmxWiM48Ue4auV6W7pktZ28er1KMXTBujFkqiVN&#10;nGYnHgdfMcMmjE2ypAmTlB1Om5piObmF9vbbW+3w4TD+dNiY1DhgHH088BpxQIlsVQ4HO5UjpkyD&#10;jKT/wBHncPb02ye7e+39j3faa5vfsaeee9n+8vDTdu/9D6l3474HHpaS6vd3/9Hu+O2d9osbb7F/&#10;v+RSO/8b37R1J69XoCBQFeQXayAWWQWNaQooJWUCC0o2dEszoxxL86WaXb7I1qxap1UnGQWENt+7&#10;bDra3UiQzIMSFXwEz5FdACYACYEKkh2AIlgSdCltEXBpciNQkqHIaqPaR78CNLJDr6qPHw/gWrpw&#10;qUQKZEf0RHh5yFfZgXvg+MSmMG9CMyEoHTFprrRMv2Gun851BdAo4wid3pDZfCYEcqmwGLREnwoZ&#10;RbVnHnATzBUHMJSZ1LPAaNc+K5av0TkRePk/58BxXA3lzrKhuY7SU7xPAx+tlk4FfM7BCfjaiPfA&#10;ubkxsiehw7tMUmNAG7dc7Ue2AJ9biFttsQK9q8Cc1+FvlM+Jc1+QV2RFmBHGfK44ZcDAVQZDQy/v&#10;OS8CgACGx9CxjfyTFTwNbcX5JdHK3uv9C7LzFUDycvJtAWWYOVhKMFGv1KrLa8RD0EBCNkKQQeUU&#10;shWVuDiuiHDURchzM11uKtmpl3bo//BZ2HNUR6NmxvNylRUZ7St8AjKvRXklwn3eAi+RQWRHxDuZ&#10;DbecewjQlIlY6XOuwZGWLCE/t9DLQ1xDbpGT4SLr/RgAhPMgcy0thXnjbnMsgE1GFZYtxCdTCGAW&#10;SlAObJE6ay6Zk2dGoVRHp3v4v2cazsnQcAeXELrOA2CI8E7L0I+dx0MPRiqS2jnzpF5C7QRI0HMR&#10;OAyAgNfpc8gCuF0MoHKUpvq5PFf8CNP2sgF+J9rhSLhlhgbZDals6AIHhJADA0j8uL70la/ak8+8&#10;YB98sjvOQ/QOHrQ+sooIKACEoUMmMCAQDgIMAMXQIXEcrKrDqpuSDa/pP3goOs5B6z9AluHcx/79&#10;QzbQP2S79w7Yxje3qSP8/gcesssuv1IzGCoWlNgiZJi1tZaSOsvGT5hkJ52A0/B4J74losgUYCDE&#10;oMSxqBvfqGatdJfTcCazuQbLljdXpuajJI6dKrAYP3qiJU+doc8xcdI0O+vsr9jQ0NCw4P9f52r7&#10;Yz7UKJSpPj3k6NOchyxXDjvHwWdEJkaJCvL/nQ922qa337NNW95ThvX65nfV5/HihjfsuZdes789&#10;+7I98MDDdvMvbrNrrr5eoLF+/enW0NAi92SUQ6xwGWdKrZtpbtiU891q9d/ercY6ptN1d7rxHsGc&#10;rADjPw1uauSz8nGlBHgIcbISauDevOe+UQRvuqXV71BTr/nfyxYvFyCh3gngAyCI1yAjimrpELQA&#10;BwofvouG6nqXysIJVNVp5Q3owU8Q0CiftLZ02MKexSKifQCR91RghFhd5aUqFEu8VjYmNBVidCin&#10;WHd7ra5u0Oqc3zYBlVkWUjPVx9SQt2r1Wp+GB+jSONjUok53AjIcBNwEfRQEcwwbCbj0cABaZAKQ&#10;yIACxoiUvAJo8xivI8iriS/KDngNvRHEXV7DIh7LEvpPIL15XwI9pTP2JdADHhVBDRV1uZONcJ1k&#10;Llwf54WXVBWOwZIXV8UHMkHqY+viogI4kVrnMEKA4wtTDXterlbkBDx1giu4ZcRnchO8COp4RhH8&#10;CHwcYzjRHLIH7ufnFAk0uM++vEazuXMK4jwEwzoIkuiMeSwQx5wP/4fj4Bw5N15fmFuk2d68L+cX&#10;VvQhMwK4XLmVJ9Sk3OPPuXEiHlEe5I9aoNMnQTB1ea4T+WxcVzD045bj8FqyDpDeexVypNwCiEK2&#10;E+S3ZEiAAkobL50lC5x4LMiUA8i5ssv7Lng/js0tj7ERoAAI+A1lHXSbz2DqHgDhKigCeXCllSR3&#10;DoOTCvWY7EdmZcRtRsgqOD7v52Nj3Sadz4znKcPxQ5RVSJiRkZtn2TkLIp+rOfoD+uWtv7ZPdu5T&#10;74QC/OBBgcaeCDwoK5FN7D8AWCA5PSxFEJsIcG7JMHiOOv5hgMVs4KBnJgBPOG4fpHi/K6t27xuw&#10;ze98YE8995I99OiTdtMvb1PwLp5faA2k3M0tGjmLhPi4ESOlaKIsxZwDpLBhCpmM9rCx0JyHNte/&#10;a5VMDb9W3x3f0cSxSeIrkqek2JRJ0yRTpgHuvvseiDvCHrGovBR3h/30//9bW7yE5UOoKMnt6h1Q&#10;XwrA8dHOvdre/2SXvfPBDttK4+N7H9vGN96yZ55/1R584An71S/vFNdx7rlf02oerglylBWufJ0a&#10;WmzZshUKwhoONayrWGUZfKNkDIi81Xsb+KzICqiBE/ABEj43d2r1bmc+U15DuUT2HCK1vawV5LHr&#10;152mQIXCi8UiAZHSFqUW9mPjHDl2IHzJdDgPOszJHrwc430CoZEulHcCF8FvFNDgeTauKzTIaXgR&#10;DXfM95YdSDQmlaymESFBmx6X+2vEa6iUFVl8UDYjs+G4lLko78nPCbkx2QdAqFJTjbIMPndAlHNU&#10;YI8a7XhfGgJ5PEzYA9x4ne5H8zLUQ0LgRxFV4+UoPS4pcYseCz5ZoemQz8E3z1y4FrI0shHKd2VF&#10;5TKgRN3VzrwZPvfqeuto7xbfwefDdRzDJKVQwnEVE/V9Ar/zCCH4cV9zsdO8s5svV4E2g+BSotUx&#10;QTSQwR4sMRks1A8vBHKCFSt2VusBQEIpitd4Gct5AQItARuQiM/kjkpX/KBz5zuHwLG9HOWlNC93&#10;QXCjnMrUj5pVdAjOOpfZWdIdsx+re96bDXBiHyfoA/jkS/o7Nw0JMEHbS3A8R/mMc+MYZA10hYfr&#10;4ngh22LjGkUaz5gVPxfuh31CmQ4gGG75ETKMoJ4iE6Arm1JSFrMqNJxpts2Z6063BP4gy6V05L0p&#10;3ssRL7tFszTCpl4SZmVE+wdrdDnaRiDBeyIB5MfJY3R7A0JnnvkFe/KpZ21X1Gin7GLAOYfe/Q4c&#10;bPujbEMZB4T40EFtktiGx8lCDlscMPh/4DTCLbLTXojv3gEppj7cvtuef2Wj/fXRJ1TTv+Tiy6y5&#10;ttk6G9ps1YqVljHbOZ0TmZ44YqSNPH60+AdfGBXr9+wBsVW25gTENavWRl3HpRJH8P3PS5+vaX40&#10;6SGxxdNrRnKK7LV37Nj5fwcM/7stIs25D2AAqpTyevcPeblOvSpDKlnt3Dsg2fG27bvt71s/tFde&#10;22KPPPac3X777+2GG26wq676js9CSctQfZvFDn9jyxevkGcQXdWrl61RoMdOo5653GrSczdaVuVk&#10;G7yWjEBlJTyk2rsENIAIWQcbWQIBi8+SYMpMEfYj8FO+glAnI+ExQACQoY7udiAuKWUaH/V1gIK+&#10;gfAelBBD+YcgqtJJxFdIjlrXqICt2ddNzd6TEAVr9oXzYJXOaxQsyypUPmIlzbmysuY5ue+2d9va&#10;tev1HS/IK1A2RtbQ0NSsDu1mVGE1dSr3UAIKo1MBIwJ7kOtyriGoq8+CaXcQy5ENPAAUroNJguwL&#10;cKhxMCLoQ58J3AjWJhpW1YxLMF5Y1ZriR7YVH7Pb2CZQofku9Geo/BWNbdX874ISK8M+pqjUSsur&#10;XRlVXCleBnNF/i64NgCM9z+GGi0Bn6CulXd6pkzW3CbbeQB+VN5D4Q16rMi8nyJZt/zBOQgcda4N&#10;0lqNfpQp4NF5G06s02Ph/EbgKEhBKW0RRPk/PwyCNsGU9w7H5nWsYDyDiHpIojJSuA8/wAqe6+J8&#10;w4qZYEhwPAqKKJkcbDi2cxtHy1H83x9zIA1AFsCL/XLn0+kdTSGkfDXTlVXhermeAGhcC9fPipVr&#10;4pr5nNg/8EheTvNSVAj08R4MAcZcL03RRzErw3Kycrz0pD4L5yMgswEU72/xbCWUobgNDYHcBzBE&#10;hs/1iX1hX34HZH7sy4+flQYbZSjKVRgZkmGc/82L7dWNm9U3sHNPX5QFOEEdMg0BRpy/oC/DMww4&#10;Cd+Olq78NipjwWUIYIIc97DtH6QsdVAd46ir9uztt81b3rEHH3nc7vjNXXbddT+2VStPtuaGNlu+&#10;coXlZJHl5duJx/u43bEjx9nxnz1R3f5c69rV6/S9EuQoqXjA69SKuLG+RZxW4vhJNnbMRJswjua/&#10;mRJD0H/D0Cn4gngZ6h8D/v/tBoEe7kfchkp2kUw3zvcApoO+fbRzn71Dc+NreG89a7+780926y2/&#10;sssv/7bPop+aHLcAIUtgLjfXTP8DpSjUT/AdknpGvQmhz8EN+QgkrcoCkL3Sf0Egdx8oMrI6W7p4&#10;ubU2tmn+AtYiAATlPu8I74rPwiCgAT7U5dmPzINb1FX87ZJ9cPwg66X8FXpAXK6KHJVSj/d3kF0Q&#10;XAm2lIDIBsgSCKiskJnfAWkt2SwzTiLrC4EKHIdI3kb97ouLSm3JkmW2aNEyAUEnMzHIDJparaOz&#10;W69BoYWUthCbdSbdFUIYV/swqfrmiI/wKXj8DQEYcEj5eYUCJ/bns+UckNeKz6E5sLBYWY6UTFU1&#10;eq1nKj5gCS4lCBZoPiT4630jSS3vg9U6x8jLL9QxAKEgJWYf3oPSEw2NWIMATvLtqm6worwSK1xQ&#10;qIU5zYl8pjRIHoOCaP5cAnt+XIFE8CI4h3o9jxFYCaA8Bpi4IZ1r832FD9CUSvkUshGOwQ/Cs4Oj&#10;5SAC7swZPnGPfXktx3dVlvtCsR/PU/ZxnoBVN0RtqgCOc4BPodEw2G0QnEOQ5jgqVcl+PEUBOGQr&#10;WKCTnVD+mc2Ke67zI5wn5xuAJ2QzHJ9NPEDUH6ISUqS4Aoyo9QNSBB5ex+vZh43/41ZLUAZkuTaA&#10;NHzOnGcAZ94vAKaX49z2I2QH4h1S3VeKwK0BShlz9R36JD0f0AR4EMxZBdPk52IAd6elMdCdbD3L&#10;EGjMniOQkZ9UVrayFH7UBfmFlp+Xr8f4sc2b58/lYBHCPI45mXbe+RfZq5v+rnLU7t79caBw4HAZ&#10;LY+RMfgWqYMOOfnN/4+CCcDhgTAEw9DY5pvf91LWIQeOgSHZbjz0+DP2u7v/ZDff8ms755xvWJek&#10;n0uspICSYbaNHpmgsbsnjjhJUxRxquX7W7PqlKjDuMe+dPZXNISHKWvr1q5XYEpjFjSWIImT7PhR&#10;Iy0pEQED6rMc/aFu3bbtvwUYn+It/jtbkOhGKix4oAOHmGTon5HLcQ8ry0BR9ebb79mLL220e/5w&#10;n91333127lfPtVEjxyh75G+LTAKggMchkKMIIxMIyiZW4rL1YJ5E9yKLMfOBkkx7l7IL+i4I4uxP&#10;B/iqZWvijXsAAvV9BjABIPAZrqwig2ixZUtWCBDIQiDLmYm9bOEyBSx8qAAvOsm9SY2hRBGAR4ot&#10;lRJLvflOfQfVTp6zGgdApDCKArh6Dqrq9bwHYbcUd34B23WX0bKSDvYYZDT4YC1jQFQ1DrGNtqhr&#10;iSw6uB5EAZwbgZxSFx3nAAZEvgAlsvjgPHivQDwDFpwT9z0bgivhWtzGgyyF/gsR1MpCvHzEBihi&#10;JihbcqxM4Fwqa2U1r7kgRZ5BcX2UVBkoxfv63G/vx0DtxT40bRYWlurvmdIUfBa8BhJypgiymIDP&#10;loMws0EANdxqWZ2yKkYNQwBFUhvKOiKkI1dVX+Wm62Cs6lGZEGAJ9KEngEBKhzhlLu6TfRDsXV3l&#10;P1JvrPOAqpXtrMjRNRmCmo5sgrH3IfiKOMPycpDk+qAigqlLdNP1XpDfHJP3w+Y8Iw0C3wlo6tST&#10;EydrbgFKGaSyWZmAwFyRxQCFurdleUGXc664Fq45NNwFfoTr4H0BheBBlaPeBJfahmDv7+sNfmyc&#10;M+DG/rlZuZKsck1BtQXxzv3hIBXsTGgYAyCCgoryUpjWp0xh7jz3hGJMa06eAnl8ZngECm5c6Ior&#10;lbRSZkWA4HYhTrB71zd9HpSgXNbsG2AIB5CWPtvKysq10uAHD2BQv4fHADA2vfGWAIPmupAl9A1C&#10;1Hqmwf8DYAAE3rRmNsjG47pPycWVQUhN1dw2zCr96EZwDIGS9zkg9dDDTz5vd//pz3b7Hb+3K779&#10;fVu96mQ764wzrbiwQKXR8aMnaVznyBNG2ZiRY5XlsZLke+JzJ+sNq1gPfN5UhiXOgvkLbMKERBs5&#10;ZqxNSMD7C3uVufb5z599lOweLqH9J26Hok128tH0PD4TPKv47Pb2Ddr2Xb32zraPZBX/2GPP2NN/&#10;e1aqoHFjJirY8veOlJXSD8F57ap18TkLAIJW5rEW64SbaOuyBrKAGuch3PwPw0Hs1enDaJHaqbOl&#10;y20l6OBuxVywRqQyJRInsJm54M64yG9xCiZAY6NBloNfFCt5jPUI/GQLgEcz9ibiM+ps0aIlsvmm&#10;d0Dy2EjhBMHNip6avKS78qzy2Q+hrwLpKs+jYCKQEozJGCjpoCoiQxEvEVlj4CxLT0lnS6d1YbpY&#10;XmuxaCIgdiZwBSiYOBYEMgGd7IDfj6uXKE/hD9UR7/9Q+ShSZKlU18TgJuzYvbkwZEeUnYqLy1xJ&#10;FQ1U4rUAA39/gCHPsZ/KZQvyRViXFGMdUm2FeQxG8nkvvBbwgbh3z6t2q2+gNFWnzCLwJV6mg0dy&#10;ryoaMIlrZJtYqMNvHEOmUFNRKzUUQcvLLU4Gs+rV6jdygiWbYIYAq+iwgg9dsGz8n1uOFVROIB3H&#10;Cl3NIXsQ2EQd3WGlzWNh9R7q/5yDgrM4Bc8cuO+24i4HDsFWr4kMEiV9HJdgM6dPt4xZsyw7E4UV&#10;K+y5uj8vI0NTBJUJpGTEDQdxq/X3cj4k8CeAKceFlCOQLogyG5WkIuEAWQMKFG7FlczyzCv0k/Dl&#10;cSzmaMjHKjVd/Rx8wR60fF8+q8BrABTuE5Vh8zJzbObMNB/Tmp6hklNhAd+Xg69kuBFQkGGw3/Bh&#10;S660mi2gCTwFhDhZjJP5dI1TlvJshYwDmS1kdx5KOUqThWXiL+bSfMnMiaQpdtnl37HXt7xjO/YO&#10;xHsmQrc2pSmBhcpLzkkQ1Ib+ATDo0+D/rJRDbwJKqU+Peh0+Z+Ooogp7DQjgp57fYH/880P26zv/&#10;YNdc91P76lfOtS+cfpqVF5VYyYICG3fSOM12Hj1yrI049nhxGSNPGG0Txk2U++wJx5+k50cce5yN&#10;+NxxduIJI2UmOH3KTNknTEhIsomTJlvChCmWloqlSrbddtvtXjZizsQ/g8P4X2wBMNj0/2GKKwAU&#10;bmPnvv32wce7pZz621Mv2MMPP2bZWRh0Ypmfb4t7llpzZGdBkET5RPDHFI9sY/GSpZonXYPMtL4x&#10;6qpuEZAQnJcsXKamRhRVlIxiWHCU1ahcRBYggltzRbqiEpOTsKh6UDDVwlugcKqmobBNxDHvz0Y/&#10;QE1ljRvuVdUr86sqZUJcTOQ6fkgAUCCOOY4m4BGgoy5ugi+lKMAnAAuAEKzDtfrHZynqiFZ/RUun&#10;1VU3WktDszXVuq8V58W10KnO+avzurJGn5HMDCOinODPSh4w5bcSVveSx0Lat7br3AjKIeBzngRq&#10;cRGxdgEHXGHoHUGtJHKbeR1IcSVCqIybAYr8RmKrx6usDPuOCm92LCoos6K84ghsqiN/qmqBEA2U&#10;fJccRxYmkulWWHlRmU/bK6uRY4MDSZUvnHh9eZUdQ6DgQyHYh+AICMBJ8MOiVBU6lQmgrLQpqxD8&#10;ed75DmS1hfHyCsdhX1ZsvI7H2dc5D1ddASa8T+AMWGWHIMmtGv9mpuu4rNJdDuqW42H2RgCUwJ9w&#10;3zmCXBnCyf8nJU0aem/S8xU0mQH2F8x64DrEU8A7yODQ54BwPJ5TCUplOecXAD+XoTowBaDiGFwj&#10;10VmFcp71LnJXBg6Rc9KKPkBIA5wc+RrxRdG4MYEkWMCiGQ5ATxcuuvlIzI6SG3sPbguMhge47xC&#10;+UrGhCkpR80HIwv04E7LpuPxvDJAH/kKCIXXqCyVX2hlaurxGSbuMAwAwXnMtaSkyeq/eGvbB7Zr&#10;7+CnS1JkF4PYgni5KRDZod+CYO8yWweMAADDMwkv9Xx6il98izqmyUSwDHnqxQ129wN/tTvuuteu&#10;u/5GWYxfeOGFVl1WZsmTptiY40fbiH85zj73P44TMADogHVjfYOtXX2yK3Fq6+Wympeba9OnTrdj&#10;P/s5+x//z2e0P0aD02cwz4RsN93yFhTbu++GctT/d3bxX2S0/39v6jA/Yv0HDqlv5ZNde23Dxjft&#10;pRc32a233ib+gsVHyKT4O3Kvph4thKSYisZ/Inll5cqKnro4gYfpgB1d3Voxw1GoqU/8g0/Nq5fM&#10;lRo4NhPVIpKZTre0Z5mGCfEbJ+DL1qMxJqtzVtjcElC93LRQMYXSCPJosh0pqMpqNEUOfykPxA1S&#10;NblxoGcKBG5vQHTlEx3XBPI4sdzUoixAPlBwIGU1yojgMigrEcApp8FluVW7O7dC3BOE6Tche0BR&#10;xPnAk5EZENBbW9oj9VODlRXhxdSl2RpkDFxX6McgeAe3XIK+TA2RrdLhzqq+1j9rPhemXSKppXQE&#10;eMOTBLDhmnCjJejjgMv5sTiH2yV+8ffK96j+jyL6MlydxeKP1wZeRMAU2aIDCJTMyLwoqwEWvF9T&#10;HSN7G8QpH0PtnaAMKGiFPUyJ5GURr+8T1AmInAzBi2DHD47AFwIrz3vntfMBoFUI5vw/BHWCpniQ&#10;eaiEsLoo1LHECwwbkUqfBc+x4uCceD3/x8sqkMjISwmU1PJdeup1fv7A+QNh/5nTPfgSxJHOqmuc&#10;c8j2xkI2VAFeLvL+ET4clZUoJc0ji/CsQ8Q2yqRoRjhbkPOyYYHCdfBZ8tyCnKPZBtfGPiLTA0EP&#10;4ETNkOyPuR2Pc06hGzwcn1Jg6AQXl5ESrFRcigt4cJ/nKVuFGRdwGcE4UEBBBgJhHklpIbqVWWS5&#10;BTrPhfuseGjo4bukfMMCglsZU85Kt8mTp9p3rvqelEp0ZuO0Khlt/5AAgy0ARsgwPJuIzPbUk/F/&#10;AIwoEGr1HvUlxAc1mWciAAYB8tkN+Eo9Ynf+/gH7+U2323U/vMGu+t53rbK83MaNHmefE1iMsGM/&#10;8zktKJjvXYERXDM153ZbuXSZnXbKevv6uV+z7q4Oa6pj0l6pVFYnjTzRPnfsiXb8iDE2bkyipc+a&#10;Z/Oz8mz79p0OZKHv4h+D+LDtnw4YKk85YOzpH7KPd+y1V1570154/lX72tfOswnjKUdhZ96uv0fK&#10;bWwolFg1QzTTI4E6hmC8bPnKiMNoVnkIaSq3q1auiRPRNPGpI1wWInAVTW4eSNOYZMkd8pWivIEE&#10;1QnuButs69YKGlJZq29mVsdaFTw5HpkPIETgbqxr0ghRXGuJBdTUOSfxFS2dcdBQL0JJhZRdnDcZ&#10;BYER+S19JqGBj4AMGDTXt1gdZSma4aLRrGQbABiBlPJMMF2k05yNqoaAtrZJwILfFgozsg8COSBL&#10;sK2ubVSZiPficXo96N4W0QxZ3tQclaeqra3Vp/4BLAAawEUJC3VTyKQADY7HNaNWClYm8DhkM/Sp&#10;oPrk3NjUvY0LLYs9TRn0chZimcChCLjgQoorpPbi7xpQB/TVsEefBv0fVT57HXv1Y8pKyo9kZy04&#10;EtQ5YRXPD4rgH4highkfnM+7KBAqEcApoRDsQrahgJ6ZrX05Ae47oDiwhPKTgldkpw7RTIAOQEV2&#10;Qcc0G9xIAC32UTksdY5W4kFVxDlzy7mSlfA4pQbcSeN9GqlztE8grzkOgRsAc8LZr4WVNvsht+T6&#10;uO+ZVqE+n1Bu4lydmPYMKgBuDuCo1N+bBv36ARpXd6l0l87cc2/wczUaPMlcd7OlETECavgY9gE0&#10;nBdxElylpAyyjhk6NlyNpLJYlEeqJzIKmuuUTSCxjQBFyqioIU/cBdJbnZ+T2ZSiABpIMcACs0H2&#10;JZWmpMa+1HuzsxdIVgtgfPvyq+KAETbJagcPx2+HZxheegqAMbwkddSM71MZRhQMw3jR8JgAI+qI&#10;3t3fby9u/Ls98NAzds8fH7bbbr/bbrrpVrvm2h9YRXmlHfsvn1Gm8Nl/GWHHHXuCjR+TaCnMIUnD&#10;jTnfuju7bPXKlbZ+3SlWVFBoXzjz87Z86TLr7GB+c53Nz8y02bPm2aiTJgg4sEXJmp9nH3/8cdzy&#10;Q2T0/yKIx4P5PxkwlHEdOiLuCFfc9z7cZS+/9oY98siTWlVOnTJVPSUNdfX6PS7qYdDRQk0eXNy9&#10;xPsJRE7TY1ArAOmg81ulqB4pgs48Deda3GPbtPqGdyDA4/brt746J9gvX7pKjX2sehmqhBMtzXdS&#10;TNU3W3fPIqtlZodAyVVZNJ65pUirLV+y3IrzfGKcmvnU39EghRIZQVgpE5Qpy/B6ZQuxNmUUnHMw&#10;CnT3WS+DAQ6Sr2oyXo36DwikXCeBGoAhQ1mxfKUkwJSm2I8FGgtHyk6u1uoU8OF2DJch19hanzWB&#10;xJXAH7iGYIC4YEGBiG3KuhgBUuZlde9SV++z4O9OfAdus0UVVlpYrphchww3moERVG7EXu7zeUsR&#10;WlIptRMLA1xmgxoKcKBZkGNDqJOhcc1hvoZP23OH29zcQvEWWJLQVNgoqxZ+E3V2TGN988HcrAVH&#10;qKWHYBgUO5wMJRxWlRyYD45gR5DjwOxP+YV9CbionAAZhiEBGO5DBEfhJSiCJUGUiw8ZA/vzAYQg&#10;7pwASipXVvF/9uP1rHRJndmX13AMzoH/s8mbaj5AkGMJE5Lsc587zhITJllRXpECNF3mgNiCbDrP&#10;faXAeYb3UDlN50uvSb5WS+zDeXn5aY50ylw758e58xwb1xTOk9UU58XzbtVeJBUTX0zIUAAH9gGY&#10;yJB4b/bHeVdzMNTRHgGH/Kp8VncwEgQgUP4E40OfjpcrWe28iKNQNzgkfzQbPJTZKAU66NBciBzY&#10;J+2RceTQlJedo1kaKkeVlqvJC8AI9gGUG1i5ADCUxQCMjwQYbhgISLAFLyhsQuAxyARcIUU24dv/&#10;GTAi7yUCYgQWnwIMrewpcR2yXX199vLmLfboU6/YfX9+wu74z3vtN7f/zn5x443W2Nhgxx57rJ10&#10;4miVlWjckyV54hSbnZZmJcWFtnRJj61bu9oWL1xk609eZ1/9yjnW2ozWvswacL0tKbX8+fB4yA+r&#10;bNzYBFuzZr0NDg46WPyTweBT2/+m/IXUls+CciCAAen90qub7De/+Z1NnJhoqSnptqiLOr2rj0R4&#10;t3RbC8OR4DSQyrYy07vLVixZpfIMTqkChqZ2W7pwuYhzSjQolVhVE8BXLl9l3V0LfUZ1TZPiBFzG&#10;wo4eW9i5SL/rtWvWRZ5dAE2T+Aj4BVbZcAEEeVbRTN7DNJHSVVeHz8XgPQmo1NtZweMVRSaxsGdJ&#10;nDyGZyBTCaUfQAhyl/JiaKqTam7pKmUenCsZDytxSmQATOiHYCMj6elm7gdyY2S87VrB81nhs9Xe&#10;3KbrYQNcsdtgozEu1tyu0a2U9QANzp1sIBxfqq5o9gblJACGxzn3oKgCRChv0fAXHHEBWbKBksJy&#10;3aJA47PFJFPAH8luUVnJHr7CS3F6fymwsElx/obHOQ/JbTlWVUPUQOmz0BnshPIL7qqeQVECjVb7&#10;n6PBaa4O0nZuAAAAAElFTkSuQmCCUEsDBBQABgAIAAAAIQAUPh2W3wAAAAoBAAAPAAAAZHJzL2Rv&#10;d25yZXYueG1sTI/BTsMwEETvSP0Ha5F6a50maYEQp6qCekCCAwWJqxsvSUS8jmK3NX/Pciq3Xc1o&#10;5k25jXYQZ5x870jBapmAQGqc6alV8PG+X9yD8EGT0YMjVPCDHrbV7KbUhXEXesPzIbSCQ8gXWkEX&#10;wlhI6ZsOrfZLNyKx9uUmqwO/UyvNpC8cbgeZJslGWt0TN3R6xLrD5vtwslyyq8Prg/x8qjFdx+ck&#10;vuxjbJSa38bdI4iAMVzN8IfP6FAx09GdyHgxKFissoytLGQ8gQ1pvslBHPm4S3OQVSn/T6h+AQAA&#10;//8DAFBLAwQUAAYACAAAACEAqiYOvrwAAAAhAQAAGQAAAGRycy9fcmVscy9lMm9Eb2MueG1sLnJl&#10;bHOEj0FqwzAQRfeF3EHMPpadRSjFsjeh4G1IDjBIY1nEGglJLfXtI8gmgUCX8z//PaYf//wqfill&#10;F1hB17QgiHUwjq2C6+V7/wkiF2SDa2BSsFGGcdh99GdasdRRXlzMolI4K1hKiV9SZr2Qx9yESFyb&#10;OSSPpZ7Jyoj6hpbkoW2PMj0zYHhhiskoSJPpQFy2WM3/s8M8O02noH88cXmjkM5XdwVislQUeDIO&#10;H2HXRLYgh16+PDbcAQAA//8DAFBLAQItABQABgAIAAAAIQCxgme2CgEAABMCAAATAAAAAAAAAAAA&#10;AAAAAAAAAABbQ29udGVudF9UeXBlc10ueG1sUEsBAi0AFAAGAAgAAAAhADj9If/WAAAAlAEAAAsA&#10;AAAAAAAAAAAAAAAAOwEAAF9yZWxzLy5yZWxzUEsBAi0AFAAGAAgAAAAhAFtYa5G+AgAA7gUAAA4A&#10;AAAAAAAAAAAAAAAAOgIAAGRycy9lMm9Eb2MueG1sUEsBAi0ACgAAAAAAAAAhAEbJq4OOKAMAjigD&#10;ABQAAAAAAAAAAAAAAAAAJAUAAGRycy9tZWRpYS9pbWFnZTEucG5nUEsBAi0AFAAGAAgAAAAhABQ+&#10;HZbfAAAACgEAAA8AAAAAAAAAAAAAAAAA5C0DAGRycy9kb3ducmV2LnhtbFBLAQItABQABgAIAAAA&#10;IQCqJg6+vAAAACEBAAAZAAAAAAAAAAAAAAAAAPAuAwBkcnMvX3JlbHMvZTJvRG9jLnhtbC5yZWxz&#10;UEsFBgAAAAAGAAYAfAEAAOMvAwAAAA==&#10;" strokecolor="#0d0d0d [484]" strokeweight="1pt">
+              <v:oval w14:anchorId="1DA1A052" id="Oval 16" o:spid="_x0000_s1026" style="position:absolute;margin-left:-6.65pt;margin-top:6.9pt;width:129.85pt;height:129.3pt;z-index:-251639808;visibility:visible;mso-wrap-style:square;mso-height-percent:0;mso-wrap-distance-left:9pt;mso-wrap-distance-top:0;mso-wrap-distance-right:9pt;mso-wrap-distance-bottom:0;mso-position-horizontal:absolute;mso-position-horizontal-relative:text;mso-position-vertical:absolute;mso-position-vertical-relative:text;mso-height-percent:0;mso-height-relative:margin;v-text-anchor:middle" o:gfxdata="UEsDBBQABgAIAAAAIQCxgme2CgEAABMCAAATAAAAW0NvbnRlbnRfVHlwZXNdLnhtbJSRwU7DMAyG&#10;70i8Q5QralN2QAit3YGOIyA0HiBK3DaicaI4lO3tSbpNgokh7Rjb3+8vyXK1tSObIJBxWPPbsuIM&#10;UDltsK/5++apuOeMokQtR4dQ8x0QXzXXV8vNzgOxRCPVfIjRPwhBagArqXQeMHU6F6yM6Rh64aX6&#10;kD2IRVXdCeUwAsYi5gzeLFvo5OcY2XqbynsTjz1nj/u5vKrmxmY+18WfRICRThDp/WiUjOluYkJ9&#10;4lUcnMpEzjM0GE83SfzMhtz57fRzwYF7SY8ZjAb2KkN8ljaZCx1IwMK1TpX/Z2RJS4XrOqOgbAOt&#10;Z+rodC5buy8MMF0a3ibsDaZjupi/tPkGAAD//wMAUEsDBBQABgAIAAAAIQA4/SH/1gAAAJQBAAAL&#10;AAAAX3JlbHMvLnJlbHOkkMFqwzAMhu+DvYPRfXGawxijTi+j0GvpHsDYimMaW0Yy2fr2M4PBMnrb&#10;Ub/Q94l/f/hMi1qRJVI2sOt6UJgd+ZiDgffL8ekFlFSbvV0oo4EbChzGx4f9GRdb25HMsYhqlCwG&#10;5lrLq9biZkxWOiqY22YiTra2kYMu1l1tQD30/bPm3wwYN0x18gb45AdQl1tp5j/sFB2T0FQ7R0nT&#10;NEV3j6o9feQzro1iOWA14Fm+Q8a1a8+Bvu/d/dMb2JY5uiPbhG/ktn4cqGU/er3pcvwCAAD//wMA&#10;UEsDBBQABgAIAAAAIQBbWGuRvgIAAO4FAAAOAAAAZHJzL2Uyb0RvYy54bWysVNtOGzEQfa/Uf7D8&#10;XjZJQwoRGxSBqJAQIKDi2fHarCWv7Y4nt359x95LaEGtVPVld+y5H5+Zs/NdY9lGQTTelXx8NOJM&#10;Oekr415K/u3p6tMJZxGFq4T1TpV8ryI/X3z8cLYNczXxtbeVAkZBXJxvQ8lrxDAviihr1Yh45INy&#10;pNQeGoF0hJeiArGl6I0tJqPRrNh6qAJ4qWKk28tWyRc5vtZK4p3WUSGzJafaMH8hf1fpWyzOxPwF&#10;RKiN7MoQ/1BFI4yjpEOoS4GCrcG8CdUYCT56jUfSN4XX2kiVe6BuxqPfunmsRVC5FwInhgGm+P/C&#10;ytvNY7gHgmEb4jySmLrYaWjSn+pjuwzWfgBL7ZBJuhzPpqeTkxlnknR0mHyezRKcxcE9QMSvyjcs&#10;CSVX1poQU0NiLjY3EVvr3ipdr8jiyljLqkDY0YOBx2eDdUaC0mTfZNRhQS/5d8a0KF96uW6Uw5Y2&#10;oKxA4mysqSRKM1fNSlUlh+tqTC0RZZHYGsA4bDkSQT4QmzJfIoJCWaeCNRXb3VPjg4LkvhVC5ABt&#10;lnBvVfK17kFpZioCc5Iby6xXFxbYRhBfhZRUb9tzrEWl2uvx8WiUiZsSpjlJHhn3HPBQVRe7C9Bb&#10;/hq7fYK2C51cVR6aobDRnwprnQePnNk7HJwb4zy8F8BSV13m1r4HqYUmobTy1f4e0vtnHsQgrwyx&#10;6EZEvBdAM0rkoL2Dd/TR1m9L7juJs9rDj/fukz0RhrScbWnmSx6/rwUozuy1o6E6HU+naUnkw/T4&#10;yyQR8LVm9Vrj1s2Fp2civlB1WUz2aHtRg2+eaT0tU1ZSCScpd8klQn+4wHYX0YKTarnMZrQYgsAb&#10;9xhkz/g0Ik+7ZwGhGyWkKbz1/X54M06tbXoP55dr9NrkWTvg2uFNSyUTp1uAaWu9Pmerw5pe/AQA&#10;AP//AwBQSwMECgAAAAAAAAAhAEbJq4OOKAMAjigDABQAAABkcnMvbWVkaWEvaW1hZ2UxLnBuZ4lQ&#10;TkcNChoKAAAADUlIRFIAAAGMAAABiwgGAAAA1Dyl8gAAAAFzUkdCAK7OHOkAAAAEZ0FNQQAAsY8L&#10;/GEFAAAACXBIWXMAACHVAAAh1QEEnLSdAAD/pUlEQVR4Xuz9B5Rc53Umisoe2ySAjpVznXPqnMqx&#10;c0Aj55xzzjlnEJFEzhkkRVJUZM4kQAAkAkFKnrE1NiVdjT0e2xoHjUdWsqxEEv299e2/iuTwvTd3&#10;0p07ls5eq1YDje7qgO5//3t/6XOfs8suu+yyyy677LLLLrvssssuu+yyyy677LLLLrvssssuu+yy&#10;yy677LLLLrvssssuu+yyyy677LLLLrvssssuu+yyyy677LLLLrvssssuu+yyyy677LLLLrvssssu&#10;u+yyyy677LLLLrvssssuu+yyyy677LLLLrvssssuu+yyyy677LLLLrvssssuu+yyyy677LLLLrvs&#10;sssuu+yyyy677LLLLrvs+q/U75Qfv9u3b9/fM4cNu2/yihVVbW1tjqFDh/r79x8Rberd2xg6dKg2&#10;c+bM0JhpYwIjJk/2rVy50rlx48Zee/bs+b09e/b8bvk57LLLLrvs+g0pHup/0NHRUW0YhicYDFpu&#10;t79T02JTY7HYRsuyjliWdUmzrC/ruv6iaZhXDcO6pWnm3UgkclvX9be1mHnDNK2rpmm+HIvFvpxN&#10;Z0+3tbWtHz58+PBRo4YkR44cWT958uQ/+OwHtssuu+yy6//9+lemad7n9Xp7ORyOmpqaGofH4/H6&#10;fL5oMBgsBIPB4X6/f43T4zvn8fifd7v9b/n94W+Ew9q/DYXC3w2H9L+KGdb3TdP6UTgc/nkwFPlV&#10;RNc+CEcjH0Yi4XvRaPReJBK5F45E7gWjkXthTbun6dq9WCz2kaaZH5ix5C8sK/mjdLrwN21tbd9u&#10;bm5+p1BoeK5YbDrS0Nw6r1gs9m1qaiql04ViKpUvtbS0pLu6uvQRI0b4Bg0aVLt69er7yhOKXXbZ&#10;ZZdd/yvL3+jvGYlEdJfL1UfX9YnJdHpxMpvdlkymj4ZC+sN+f+jZcDh8MxyO/Gkoqv+lpunfD2nR&#10;H0UN45+DoeivI+Hoh5oW/UiP6fdMy7qXTKW644l4dzSqdeu63h0zze6QHkUwHEA4HEEoFEEkEkU4&#10;EkUgFEE4pCEa1aHrMVhWClY8023FU92WZXWnktl72Wzxw+bWtl/17tv3p4OHDPlPgwYN/It+/fp9&#10;q7298/1stvhtPZ74t5aVerexqenVYrHpcmNj84ahQwcN3bxnc+DmzZu/99mv1y677LLLrv+2+lef&#10;+9zn7k+EE4FoNNovGAwu9fkCh7zewPPBYOi74Wj0p4FA6NeBYPijaNS4Fw3HuqNhozsSMWDF0zCt&#10;BCzLQiKRgJVKwoonETMtaIaGSDSCcFhHVItBjxmIRqOIRiPQNA0RTTWIaFSDFjWgaQZisThiRhwx&#10;zZKXfG4+F1+v63wZg2nFYSWS0GIGdNOCFU8hny92FwrF7oaGpu6mxtbuTLGxO1ds7C41tHzU1tH1&#10;QVNjy08y6cL7xWLx4cHDBs9auHBhas+ePVXPPPMMv3a77LLLLrv+/1VjY+Pvh9raekSjUV8sFutv&#10;WalTwaj2bjAU/utwOPqzSFT7SNNj3cFguNvvDyLgCyIYDMkkYBpxWPEEEokk4okETMOEoeuIhMMI&#10;hUMIBEIIBEPwB3zw+wMIBMIIBdkcItIgOFHwUWkUUTaLqCnThGHEoLO5aKY0CTYMPgz+2UzCjCVh&#10;mXH1cc0EorqFsB5DWIshHDFg6BYsk40rjXgihUwmiz5dfTBgwODutpbe9xobWn5VbGj4fkt7+61+&#10;gwbtnzl3br/F69b5169f38NuHnbZZZddqn4nnU5XJfP5eDpXGqMlk8d103w3Go18TzeMH0ci0V+H&#10;otGPQlq0O6pr3ZphQDdiMHiL1w0YhiFTRMyIwTJNGLEYIpEQImwC4TACgYA0B7/fLy99Pj+CQT7C&#10;CAa5YtJlqghFwuXGEZb3i0Q0RDVOFyYMozxBcKLQLWkeMZPNKa0mGZNNIg7LYvOIQ9NNBKMGwoaJ&#10;sKHDME2YsTiMWALhmIGIriYbwzCRiKeRyxZRLDR2d/bu0z1o0JAP+/Uf9E9dXf2/19HR527XgAGP&#10;TBo/acWcOQuGLFu2LHH48OFau4HYZZddv3XV2NhYG4/Hh+WypWOZbPobUU3/QcQwfhHVIh8K2ByK&#10;dmuaLiuiKA/eGA9ZAzHLhGHG5KDXdXXg88G1Eg99rpb4emIN4bCGcDgqTYLNg1MGm4bXG0QoqCEY&#10;iMrrvH5OHmEEwyGZRoLBoPzdH4iol/6AvC4YDKiPa5jQ2DxiFjQ9hljMQjyehGUlENFMmS4iBj/3&#10;GEIBXRqTrMiSKWhWTF7PySMS1uW5DCuJTKaAltb27o72zu7Ojr4f9e036INisemfm0otPxg4cOi/&#10;nzx58o25c+cfW7pixdhXX301CMAGy+2yy67f3KJuYdnGjZ7e/QYNzGYLpyOR2J/EYuY/W5b1UTSi&#10;d0fCBJl5y48gElYAs9z8NR1hzUA4GpFpIBiOIOAPIMR1U0hNFNFy4zA0HVFiEGED0UgMkbAhwLU0&#10;lDBxCjYSHuJa+d/4cQwEQ1H4An54fV54vV4EAlH4/GFpLj5fED6vmlIi4SgiUUPWUWwWBMPZVPi5&#10;cl1lWZw8kojFTDV9GAnomoWAPyJNSuMkZKn3NYw4NNNCRDcR4rSjG0inUigWG9DS2oGGpna0tnd1&#10;d/Xpe69UaPqgo6Prx4OGDvuTKVOmnD906NCgJ5980mmD5XbZZddvVE2ePPlfUezW0tIyQDfNs5oW&#10;+66uxX5uxsyPIpFIN2/66sZfxhhCQTnUQ4GITAB+P1dGGkLRCHzhCDy+MPy+APzBAAK8+YeC8j6B&#10;8nQQDIUQDKgJQjUNNonox40jGiFGoV7HqYFNSuNUomsIsRkFI4joFjTiEdGYHPYedwB+X1iaTGU6&#10;YaPR9ThS6QJS6ZxgGeGQIRNFxGBTsYRNFbfSskoLBMNwenzwED9hY2PTMS3oZgKGHocWjcnnxZVb&#10;KpNGMpNDOp9HLp9HoVDqbmxq6y4Um+4ViqV/Khab3h83btyBk2dPdr5w/boTgC0etMsuu/7lVjqd&#10;/oOBAwca7b3bxyWTyTN6TP+uZpi/CIf1e5GILnhDOMyHJrd0XyAAb9AHT9APfzACnzcIjzcAtzcA&#10;j88Ld9CPel8Q9S4fvJ4gPFwv+X0IEai2LDmEQxENwUgUoUgM4aghN/egHPBqteTzB+H1lrENn/rY&#10;PPjZGMJRvj9ptVH42WB0sp/IiDIR4cfQ1IFO5hQPdzYGhYPEkEwlUSgUkM+XEE+mpeGwWSkmFQFw&#10;DYGohkBIh5tfF9djIQ3+UAhRTRc8hOA4AfeIpiEcVasvrrs4scQTGWRzBeRyJWRzxe58oXCvpaXt&#10;52NGj/3W0uXL9547d67p7t271XbjsMsuu/7FVbyx0RWPJ1cGI5E3I1r0P+pG7J91w/xQN6x7wVCo&#10;m6sl4gpOlwculxceD7EFrzQGNg5OFX5fBB5vSNZCbAyegB+eQBD+YFA1gpAmK6lAJAw/G080InhH&#10;NGYgpEWF+iq3/ogmgLZgHjy8o2GZQsiuCsnkocvUQOYVp5iQpsmKKhBUzSMcVc+dSCVhxEwBwyu4&#10;BddNXG+xaXGKSCRTSOdzcrBn0gVhbRGYT6ZSgm94fWH4yg8vJxdfAE5vACGddOCkAOcE9PngGi6q&#10;E68xBGgnUE62ViKR7M7ns90tLa33+vbp+0FbW/sPRo0a9fapM8eX//nf/HkIwO9/9v/DLrvssuv/&#10;qKIf05IlS2rb29ubDcO4EAlHv0emU8wy7+mG2c3bfyDMScIHN1czbr+8JEbg95epr36uk4g3KAwi&#10;FNbKOIOOCNc1pLjqfGnKzTwUCiMQCsLn57ThhzcYgNfPpkLxnQbNiAuo7RUKbnltRR2GRixCaS+0&#10;KJlLhmoe/DNZTmwUZaptJMrXK/DdjMdhmSmlx+AhLqsk1UTCugK8Y2wQyRRSqTQSyaQ0llQ6i3Qq&#10;j5iRQCisy9fo9YcFJ3G4fKh1OOF0uoXBRVYWG0Q4GpOmyPWcHokK/iKTTURNO2RuFQr57saGpnvF&#10;QuGXffr2/bM161edfeGFp/v++Mc/rgNgM6rsssuu/zOK2EQ+n++VyWTCsVisIRwOj85ms3tM03zf&#10;iJk/j8eT3dFotDsQIHAcQL3bA7eXwDIprpwgiFn44ZNDn4ezwjLYKLieIeZAYFsObOIPxCM4LZTB&#10;bk1XQLc0B04Xuo5AhOst9TxhzURIN+ELhAWD8Lh98PoDcPu5+iLewZUUdRpsDsQk1LqJYjwysgSA&#10;j3Iy4QEegxk3ZWpJpnJIp/OIx1MywVTotwTC+fF0nROIelvT4iQSlwffLx7PyNvLykowElNNUp6g&#10;NM+6Ogc8Xr80hoSVVo1RGhhZW9SSkA1GMgDXbVEEA5yqLE4/97KZwr2Ojqafrlu77tUvfvGJme+/&#10;/77R3d3dw15T2WWXXf/vVN/P/V5jY2PENJNDUqnsmny2eCpuxl+PxWL/zjKtH8cM49e6GeuOxPRu&#10;HvY+nw8ut1du05wEuIoSu42QBp+PN38/XP4gfGLDoTAB3qh50xdQmg2D0wCbR4iANOmxnB7YSDQ5&#10;9EmbJR2WeAjZUhTfEegm+ygibCU+LGkIBLX9obBgI16fTwR8ldUTX09gmrd8NiRSdEUVHiELKgKd&#10;tF5qMuIJOfxTqRwS8QziYhNCpTfXRpbc/mUSkgexmqiA6sQpqL1gI9BjCcQsYhNJmFZa1lVsVmyK&#10;nD483qBgMVxnWVYSYcOCNxCG0xeEx+8X9pi8nYuTVQgRNk9DRyxudpcaG34xZMiQ97fv2HHsq09/&#10;dcA3v/lNt03Dtcsuu/6fqN8tFAp1tPfetm2b84knnrifdNhhw4bVhMPhJm84fMw0zX+dyGT/tqml&#10;+WeFYuHDWCx2TzP0e5wEeJDzts/mUNE+kFnEm7SXeENQaRoopiOoLft86iWiigLrL2MWfj+psxF5&#10;6Q0o0Ju0V2kWoQpYTgaVTzAPl9cDj9crz+vyuOXPLq8f9U4fHE63vF4+Nwr7ynhDSA8jrBMLUQ0j&#10;EIrC7VG4ittFei0bERuZEgJyumHDqGgukoksksksEokUEimxAkEmlRWLEKrOyZKifoQTCgFssqIS&#10;ibRMJ5lUXpqHaXKaoipdgeOk4lINrltJ+CM6vCFOWRp0K4GoGZOGQaaVz+ctTx0RuF0B+DwB+f5w&#10;OgmFo/d69+n6YM3aNf+wZ8+ea2cvnJrzve99L2A3Dbvssut/aR05cqR60aJFXf0HDt6Vb2p6NBa3&#10;LkUi2sVgUH/J5Q5+O2zFf1woNnzY3NF2L1XIdusx3qC5GuKqRK2P1DqHIjpFY+WfacvhdPrgcvCw&#10;I2OJWgvVSITRJGwm7vY1WVWJJoLsKDcPQY/s950OL5xOD+qdTtTV18Ppcssahy8dfL0A6G558NB3&#10;utgsvKir96C2zgWn0wmnywmnx/0JiE4VOC1D2OAiQfjDYbgDZFIRFwnKBCQge3k1RvyAeAcbAKeK&#10;BBsD1ecVRpOVEqA7maQYL4tsNi94hqysqAQ3ybpKIp3MIZ8vIJ3NIs7GEUuqNZyYG7LRJBBgwwhG&#10;4fWF4Hb7ZeXGf2dTcHs88Pm98Hg5JSmLFPl8PSH4fUGYlnlv3ITxHy5YsOAni5cseOvFV16c/Rd/&#10;8Rceez1ll112/S8p3kC59z744IObBg4Z9kepXP6nmVzxF9lM6VfxePrDYqnlXr7U0J1IpESFLQpr&#10;EcxVdA0KRKZNBg9QKqc5GXAq4IqHBx+nBgK91DqQ8aNFrTLAzV09/67BG/Cjjk3A4YHDwZdO1Nc7&#10;5c/19S71Z5dLJgefV+k0iFGQaisCOYrpyEKSlVdImFYupx+Oej5PPWrr6+ThYANxuqWZVDscqPN4&#10;UOfxws2phwA5V2jy4McIygqIN3qurdhYCJ5HycaiCj2m2EzRMoOKD67BhCGVTMoUYpIFlUiVzQxp&#10;KUIwPC9sKjYM/j1mpuQ5DCuFsGbB7efnH5C1nsvpk1VVIETFuk9YZU63A263B35hlrFhkIrMSSzU&#10;HYmEu4cNG/LRzNkzf/S155750t/+p79tv3nz5v2f/X+3yy677PpvKuYxPPzwwz03b94cGDxiTGtT&#10;S8v2dCrz9aSZ/icrlf7IjKe6k8lMdzpLDUADEqmMWp1YvDGbYtzHCUI1EDKMaM1hyG1c1lIhxU4i&#10;m4mrFd7OqXcgS0m9PTUKBoIRXRqJ2+NFvdONepcLbmIfpNp6fHC4/XAFAvDxsAz41QHJSYDaCmFX&#10;lUV+spYJKCquVzGvCBbz73zuOpcTtW4n6pwOuNwu+L0+aQhcSXmDYbj9QTjlBu+DN+ATVpXCYoLS&#10;hBSVVxcg3Se6Dr8IDmUCMTRE6WtlxQXXYNMgo0v8ruTPpMQmkE6nkc3mkExmhMUVpS+WaSCeiAuz&#10;St7XTCKZLiCWIPAdV3gO1edsZmSBBYjdRAUsV9OVG04vV29eaSb8/vB711Aq3Zs6bdqv9z64/0+/&#10;853vLPvud78bePiPHrZpt3bZZdd/X02aNKlHa+/e+fb29iW5XMOXNMv6tj8S/Uk0GvswHDW6AxG9&#10;WzepZM4iUygJOMt1SdykHsFCRCiultzCuU+vrKCUF1MAgbBSYytGE7URMbmhB8mI0nS5qVPA5qIY&#10;z+MXPQL/7CSbyuWCx+1GIOCTdUsgrMEbDol4z8WbtayXXHB43HC4PLJ2cnmo43CjzuWBg9iFw1tu&#10;On55zlqnAzUu9eAEozQgHni43vEFZN0Ticbg8UekadR73HBxZSVgOK1DFEOJhz9XRtLsgqqBBMMU&#10;DIZBg0RlVkjmFA0MNfG+ov15jI2E4LhlIZXJoFRqREOpBVY6q4wKda6jVBMldddMpKVhxPmwUoKZ&#10;EGTn9MaJhFMKp5FgWIfD54PD65Pmyu8NmwqZVNSdjBg58t5DBw/84I03XnvkL/7iL5r+6I/+qNZe&#10;Tdlll13/tfqdvul0VSqVsgzDGB6JaJvDYe15w7C+k8lk/3MsFvvngBb5wBeJ3POHY91mMiVMIB5Q&#10;2WwRyVQG8URWFMfRiA5DM+Q2LEZ64YgckmQDBfzKCZZNQW7nGtc2OvyRMFzcs5ORFCoL1whwc43i&#10;98NNnMLtR73bD6dH3ZJp+xEibqDRrykgB6KjIvLzkRobhCdIim5AGgNv/MQcnF42AE4ExCACMi1w&#10;pePx++Tf2DxE7e0Ly+crpoScRvx0sOXERCGe0mUQ3yBrihiLXxTpQcFjglEC9UqvQXpriDoOcb0l&#10;1kFm1ScYjtinU99Bl11x2CXFNotcvgENxWY0NrWi2NCEbK4ktFtOF2xIOldXojRXf+bKiv9O4FyA&#10;93hCwHCLUwgpuhoZVhQ7qu+PTH+6jqaW1u5x4yf888FDh97+5je/OYlTBgA7StYuu+z6L4taiUGD&#10;BgXy+fxE0zSP67p+RQuH/0rTtJ9HNeMjpsXxwUPZF1KsINI/c4UGpDMFpFIEbZPQrCQM7thjPLQS&#10;YidONpQvQhYRD8uI7PSFAqvRmoM3bg0hIyZrJC89oCIReNhQaIkheACxB4LZCktwuXwK3xCVtVJB&#10;13hdqK6vRR1xC+7qqcYmphAICaOprs6FOuIRLgfqHXWor3egtoagON9egcJufgy3S8BxmSq43nIT&#10;VKehoBINSvMQexLanwcVPVfyNCKIUsAXCckEEeEazYzJ6okeUGL7ESblNoaoHoEmuAaJAGwYdKRV&#10;3lNsOJySRIgX0aHHTPneFotNKJWaaXGOQr5RMI04KbvpPKxEBmzc0gyoQeE6T+zTST82oBnUmSgM&#10;yaRzbixWFiASJ6J4MSQNNZ3NYN2GDR+eOXP23929e3fn66+/nvvzP//zGnvKsMsuuyr1O71Hjqy3&#10;UqkRgVDoi8Fg8D94A6Gfe3yBj5wuV3e9qx51znrU87Dmvp5WGZqGRDIjXki8udJHKZsvIpGmeV4c&#10;mqFWKzyg2CR44POWzxs4vZ8CZQW1sglXrq4MEfKHomIY6CboHVR4h9iK83XEGniAk87q88PjIXhL&#10;Gquy55CJRNTeChcRmw6K7UTUV6bvcgVGhbfXJysmsqnqHWRWcUXjh4+qco9HTAoFCxA9h3KjrTjS&#10;8uMKuOz1CybCZkImEpsN39fjISPLCxcxAn5MmZyoElf2JCL804nRKN0Gpy2upCS3QzdFDc7VFQH+&#10;CO3RxZwwJqFLWRoM5mgnUpCpg42aL7O5IpLZLNJZJRQ0EilhWVFfwuejap6fB+1M+DG4yiJlmHgK&#10;pzY2C0/IJymA/QcM+Gj16lX/+NJLz7/41HNPjfuzP/u3tEi3nW7tsuu3vWjRMXr0aL1QaNgcCAa+&#10;7ff7P+BKh2uZ+noPqqtrUVNXC5fbLQcjVzGGkZRmkc7lxMgvGDWRzTdAi8UlEMgwEsogj7fasCYH&#10;Lh8UyfEAdpH6GeDhpbQYvHnLSicQEaYSKa48MJWwjYK7oAK/dRP+YFR28E4R0vGwDsHt9yibD66x&#10;qAindQgtQAhq8+AmfuHi1MCJgbRaHuh+YUjRbJDrI667FOW0/H4E0L1eEewJk4g2JEEaDXK6iiJI&#10;0RynIhoQslkRVyHgThC+3oXqMpuqutaBqloHavmoc0qDIpWXzYVAM5uXAvpDZdZYQnAP4g1Un0dN&#10;qsBVIiCZYuITFVOrKmo5cjQwJJvKikM3Y5KjkS+UkExnVa6GSZpuAkGaFOq0WyHt1isaFhFFSh45&#10;cZ+gmDlyemRU7Jixo3918uSJv7h4+eLBv/qrPytSBf7Znx277LLrt6SGDRt2n5lKleLx+FZN094K&#10;h8P/6Pf7P3K73d08VHn4KWVzRNxQeWjxAKJiuVhslsOKKmby/zM5dcMltZNvE0+lJTRILCm4t6de&#10;QA5/HV6/Fy6fX9xieUCyYfBmz7WPj/v/iEqZ40pFgOWyNxTV3lxNsVE4PMQWnHC5yfjxocbpQK1b&#10;gdoKmFYrJLVG4jShhHo8+MlUIjBNIF2tY9i86CmlmFR0tRUgnVgGJwUvMQyhngqewhs53WTF64rN&#10;IsLcDQ0RsqEEo6BnlSYsKn6dXk9AAPX6+jIlt8qBmmrVQOrq6uCR5uGCw+GQz50fizbq/NyY5cHP&#10;VcwP+XHYdEXHwiaq8B9OZrQVIXOKxopUfEujENwiLhhHUIvBQ1GhMNLU6ivGMCYm/XE6Y/MOUvhI&#10;LCOCjs7O7nHjx380e87sn+7au/fK9//2+6O7u7trPvszZJdddv3m1+8nEomEnkrtNRKJPwxHIj8J&#10;BAKqUZBt5GGOdVA8lHgARWMmEhniFJKzgIaGVpQamsSNlY0gk82jVGqSW248mUUmW4Albqs8nJSF&#10;hdyazaQc/IFoUG66BHSpueDHJLOJVhXEM3jjlgc9pQTkVkB1panUuVyopw6irha1dfWokRt8LXrW&#10;1aCqpgY1NTVyELtcTmkQnGi46iHQTlYRD1+uidx+TgRcI/HBW78S8hHPqK1zwOFwCZZBbQj/jW/D&#10;BycWn48NyCffI598nsRJ1OqK6yZ+bWyInDx4ILOBEEPh9EGdCF8qoaAHbqdLvgf1Toeagtz8O5uh&#10;UxhebGaS+RGKqHAm8dZSDYz/V5wEOTnxe0XMw0ftipeNnq65YWgxS1TgotGQZEAF3CunXU51ldAn&#10;ivmUsj1fLGLE6NHd8xfM//UD+/d968/+7M/mAaj/7A+SXXbZ9Ztbv1fr9WpWOr0qGovdCUejPwyE&#10;oh95fL5urkaU4tkljCCygcjqicUS0CisSySEbVNhQjGvmjdZ4hTFBmYu5BGjRQXZOlQix9kwmGZX&#10;ppXSpVWjPxMdWsuMKAki4joopFZJPNDKDCgexkqhTGW2Okyr2RBq61BT75IDva7eIUpsqrhrHE5U&#10;O9zyqBO1thP1dXWoqyPuQgqtYj95vG54fLQHofU5JxoFWktWt1iHcAIhmM41kfocaU/i9ShbdR7w&#10;VH475ED3SLKemCUKAB5GgMI/CgAlG5x/Ju5C/QWFgX543HwersacokB3ur0yaVRXsfHVykO+LqdD&#10;vuZapxO1nEC8VLwz14ONU4nw5HncLvl+USPCvxNHoWCRn5t8LbRI4edCK5OwDm+5ydQ6FF24lkp2&#10;Nx+uj7/nnGw4TbZ1dnQvXLTww6efe+YvfvrPP2bDqP3sD5Rddtn1G1h79uzpWWho6R/PZL6QzWR+&#10;GtGi3QRBhf7JQ1pWOerwUSwggrTMoLaEMhogs4duqomk2uOTJRSMimV3vpCHHiO7KaxotKZqLvFU&#10;pgyucvdORXNc9vKcJNgo9BjzGzQ5uCmA4+pL6K/+in0F41ep01DAdZiaDVJxiXUIW4liO7/crqVB&#10;OH2o4QHs5qHpVYpvJycRajCoufDDFwmKQSGbBD2nOH3wwYlDwOmy0I8HNA9zodd6qRBX3lQCbrOh&#10;8SAu3/IJWnNiEkEdv94Yv2YFKociSmRIXIc25WRr8fvLKUG+VtJ5A5wIiCv4UFvjQK+eNejVqwo9&#10;q6qkgfSqrUe9k58L11VkcamJwsGGUl+H6tpa1NZzIior09l4amrKK67ylETxotCT1bRW53CixlEv&#10;jY+ixMp0o3QoPiEMNDU3Y9aMmfeefuapP//hD//zZAA9P/tzZZdddv2G1caNO6PFfOO2Yqnlm5lc&#10;6QPdZNYEHVY1ORhUbjWbAG+fXjnYzFgKGsVmTICz0rJO4ttyjcPDnSBxPJVFtqFBcIyoYcBMpcQg&#10;j2/LyYRYhGgN2CCYcFfJlaBXFFXYZbsKej+JqtrjQb2bt2Pag5AhRUaSv7wGUgwkYSHx7bmq4a3f&#10;7ZaDm7dmHrgiyhPaLddR3rIOghONYgf5NQrqOM2E4fFTBEjxn1KF8yXXRGwuFOrVON2oI0DO27uT&#10;hyk/rgcuH5uPr/z9IqtKTSuBUFgosvSNEpYYI1U5VdGNVvCEtDjOSnogmVxRXRL0hDFFVhdXV0GG&#10;M+niiUXgvKq6Fvf1qsX9vepRxWmJU4nHCweBfDcpwg5U1ThQVVWP6qo6VFfXoLq6Wh5sGpXGwRUe&#10;JzV+/0hoqID6Cqtyq4bhdMr/B79Gt98tjb3/gP73Xrvy2p/+8sNfDraDluyy6ze3fmfQoEG1CxYv&#10;6D9w4JCvpVLF/5RO5T9MJDLCv+dBRcUvrbUJjiYSWaSSeWSzJeQLTcjkSkhkc4jni0gVmmDEkgLa&#10;0p8oFNBkksg3NiMaT8kUQmYOFd7iqGqptLgwc7JDUfi5Kzd0lbEtdFZiAeXVjNMph1p1TS2q6utR&#10;51a3d4LNPMD4+l69qtGrVy/07NlL/lxV1RM9e/VCr6oq9KquQlVVjRyYNTVOYSYxXIgfIxgKIBjm&#10;DZ7TBOmvfniIXVCT4Q+hnjd6l1deEuAXvQUND/lw++Hw+OHg5yKfLxsUX18Oc+Jay8fVnbINDwh2&#10;QBt0Mq04BWnwRw1hU3FVRWYVI1cp4CMzS3I6ODGR6hqgylo53HKqIgVWnGtp8UELlEAETpcfNXUO&#10;9KytkomCExVFhVwj1QuQXv9xs2CTUY+qjxtHbV1teT2n1nhUsXt8ylOKLDBhkX1qIuFzUzczfuK4&#10;D6+/fe3dH/3oR112w7DLrt/Aoviuq2tIeN68xUsHDBv6rm7G/smMmfcY1Ul7Dq6iqIOgRXjMSCKT&#10;K8AUm+202ElEoxaCYUNuxWYmI9oIRz0poCEk41lk0nmksjmETQMhmgbSFNCyZGVFARlv0Xwd1120&#10;AgnquhLjldcpnAZoCNirukZutpwe1KTBQ9mNOgf3+TWyWqmq6YWqmupyY6iSwCABiMUYkBTVso6i&#10;nPPAwzUQUMl3nFAkr0JAaZXLzQnJwTUWV078PGgeSHt0UZIr4FcU39RYcOIRNhaV4Gr9JBbrtB6h&#10;/UeAz63ClyRjXNZkSj9CcJmMKYrmCH5zwnFwmvFwYlLKan5uZJAJAM3ppKL05jQkAU180Oq8kpuh&#10;C+bCqYBNoGc1vx91MjVwncQ/19QQB3Giqroevapq0JPNlo2jVhEBuMLi2qrGUYfqumpp2PyeVzAR&#10;Ti1s5mxEZINt2bLpg//w53/21l/+5V/2BWAbEdpl129Y/c6FCxfCb7/9zpKvPPPM3Vxz8y81y+o2&#10;knEYZCrFU2qfHqLJHYVdaUTjCYRicUl1oxusFiUVk1z+vDCfqE8wNAuZdPHj7OmoYSJA6itvw+T5&#10;pzJIciKhWEyPIcCDLpaQqaLG4UWd+DTxhs7JgQCtR0BgufX7KJxzora6Vm7JBLbr65yora2XCaNG&#10;bsZuuF3UQhDTUH5MYqHBA5eOs2H1d2oiiG34CDR7Q2UbdOV4Ky61Xj9cnA6ofQhTe0AdBg9tpf/g&#10;hMDPiweoMuVTqzFZoVHcVqbrurkG43PycOfHpGliKCKUVzYUrr3YBBRmodheLm9QVl4up5pWPH6u&#10;zBTtV0XOqqAnThySUS4vFfOKDSTI9SGzMmKGiA952FfXVKO6thp19LuqV98vqtkd9V5RsKvprEqm&#10;DTZgTho1VdXyZzYMvmQDIR4iDUMovl5ZidFmfc/ePR/8yZ/823efe/G5qXfv3qVFiD1l2GXXb0pd&#10;v3699oc//OHIf//X//4rY6dO+fugrnfHrES3IaKuFCJGHBGxCGfedFoYTQSpk5miCO84YdCCgoC1&#10;ZZlykJISW2poEY8orq4IdBPYDeg6Upkc8tkCjLgSjVGJnIynRKwnor9aWm7QWFCB296AVw5q1Sg+&#10;seBw1KtJgYep2HLTepygd1QTWigtRig+o4EeU/H4dzYC3tR5IPOwdQt4zjwKpR1hI5CGUU6kk5xu&#10;SeVTN3hRfjNsqTxZUOnNtRtv6xX9BV1wxZyQNukOZQ3ORiIPrrZ4MxcMgIduhR6rrNVdxFFocFh2&#10;0OU6y1HnlkctpwEe2GXbdKHZin26eh+V8RGBV75GxWzipEOwmw2WKnT5mvk5OutlghDQ21FfXtvV&#10;orac+SHrqapeqCaI/inasUwaXAeW11Z8nXwObpdMPQ1NTdixc/uHX/jSF/5q/4G95y5cvjz6u9/9&#10;rmZnf9tl129A/d0f/V3Pn/3sZ/n33ntv96Ili7/Z2Nb+z3R8lcwFI4FEModkOo9ctkn+bFhJSWqL&#10;xdNIZgrSDKgKps8RFcxc8egxC7lcXrQWdFHlvzGLmn5FceY2JFNy4w/rBjR6JumG3Ph54NfVuuEW&#10;078wAvSOItgt1t8El5lPUS/rKN6u5TnECpzJebTKiCFMJTWZRWWFtxLxccXDdZoSmSkxXdnCo4IZ&#10;VKxH/FHJe6Dym1oJAvBcHRGfcDrJolLTTq1oIzxwScPiCopNox61jnrRfNARlysrft5sFGKf7lA7&#10;fx74vaq59un1MdjMG39NdR1qqnk48wbPBkLAmgcyP45HWE3UjhCPqOatv4aHPNdu6vCWWz8bKYF9&#10;NidOKFTeO9zyMUmFZePgQyxJ2JDKWhF+bmwQPXpWoaaOz+UoNwaFaXy6QfCl+rjq3yT7w1EvKnlG&#10;yPbu03VvytQJP1u/fv23nn722ccfffzJud/+9rcjdtOwy65/2fU7v/jFL8J//Td/Pbvf0EHXWlvb&#10;ftTc1vaR2EuIqrds1UELbCsjLKiYlZLpgmFEVGiT0aPrihkl8aCZPJLpFEzTEPM7urfycKIbajpd&#10;kAbAwzlbbEEsnS7HnfJ2rBLyJNOCVhRkApG66g1IE6muVp5UXPvw9WwCpMsSXCZ1lGsRrkT4HPSG&#10;Uk1PWW/rtAinOpuYgl9laYuXU7BsN+IpByMRyygD0gS/CfCSJissKAoAqamQQ79eGoSznAvBQ5ms&#10;KLdXpexxpSRZ4qLWJkBfi+oaxUjiOoefa73DhVq+rrpKAfFVXAPxgCbllW/Hv1crTKGql9is8KGe&#10;h7d8x8eYDBsND++ePXuiR6+egt9weqDZIqcpvuTfBZOQJuQQDILNS/AIceElC4z6DmIYVfKoPM+n&#10;WVSffvDzlj+zsdTWyP8NWVKZfL575KiRH37xi0/+8PU33viTtevXP3z50cvDfvKTn9giPrvs+pda&#10;3C3/0Z/+UdvE6VO+aBja9yPRyIeaFuuOWwrIzmSUIR3zEghIRzViGhlEYvQtSgs+QTtyNhUqtSnE&#10;00xmUCgxG+munkBQfIw4iZByG7QMpIpFxNNZ2eMLKMwdvAQfKcM8XzgCV/lGLgC1k1RaUklpca5L&#10;DgRjTB0EcuVW7ZImwLUXP3cjnpDphc6vzNHwE4OgGruODy88Lq6EAnCWmU9cLbFJiN0FPaF4yMqh&#10;zmlC3cgrrCCXwwkfNRbiFUWMpQL4Uh0eFl0Jv2YK79yiyibIXtY7SLJf+eGk4SCFgUrYRw0IG2N9&#10;naIIuzwKj+lVxWmkCr16keXVUxpIjdiEsHHUysu6WooSyXCqTBxVqO5VJeskPge/j2wUlaZRYUDJ&#10;BFGrlO6kFcv04fajttaFnj1r0IMMs09NGJ+eKuTP5QmHug8+n4cYUyCMxpZ2zJg5+97+/ft+vvfQ&#10;3v84a+G8N0+ePrn2/fffT37729+2Lc/tsutfYv3gBz+oHjFp7MJgKPzXlpn4dcyM30tm8igUm5FM&#10;5yTqk+A0JwcjzrCdPNK5ZqQa21Dq7IM8rbKzeTS3tqKxsUUaBQ8nZe3thUbGVFr5Q9E9NVsqySMS&#10;s8SynE2AGIOeIFuKaytLGggzKxxMtKNFhmRUM7uBWgTlIUWsg3YW9DYyjaSacmKGGOmx6fD9yDgS&#10;mi1XRATA65yop/KZ66gAXV8tsRD3l40EOREINkJtgYOMKmU8KO6ybB4Eh2XnzwmDSnFiD0qTwAlK&#10;8itCypJEJh7BIQJwUzdCQJxgOB1vfcrbiWs0Mpj4NYuHk5WSr4VTnfhvyffDFFCcjYVYTa+aGvQS&#10;RpNaa1WMCMnMqojpmPbHdRIptAS0qc5WCncVG8umoqaCalTVENhmwyj/mU2mul68q9jcqqodMmkI&#10;26y6WiYYUpVluujV6+MGIk2jrlamFaYkzp49FxMnTe0uNDb8csLEKT988MCBb7/44otfePrpr055&#10;5pVXuJqyQXC77PqXVMwp+MpzXzEaWpsfSyYzv8w1tnTTHDBHf6dkrhyoQ2Ed6bBFYTnF4znkG9rR&#10;0NyBWDqr1NnJNBICWEdQV+uUXOtIxEI+3yDPQbYUDQRpZ57I5JDKFIRyyzxr00qKBoOOsrydu7w0&#10;sTMkBY6rLSubRiyTRMSMCdbANZTObIZyPkM4WMY+uD4KMu6UrCIvqmn50cuBmiru7dWBTn8khgsx&#10;T4MrLzKzuNIibkHmEpPvqDOQPO86NggFKnMaUB5RanWjhIC0KA/AQ+A8HBQ3XSrTOVWRWqqMAGmH&#10;zjhWWqwrS3NabBA4F+t2jUFHcVjxlKTdMd1OZ+PT4kIr5p+jekxWPMR4NN1EiJoMTRONBvGSmpo6&#10;VPXipMAVVp1YyVdRxV1Xh161dehRW4ee1F/UUcldo7AG/pvgJ0qXcn9VL9xXV40epCFzrVXRqRBP&#10;qXVKA/l0Y2CjkGZBjUv5/WUK4ZTicsCMW2jv7EChUGBM7IeTp0371ZSpU3+6cOHC782YMePanDmz&#10;Dg0fPnzqqFFDG+bPn+9esmSJ3Tzssuv/9NqzZ8/9w8cOH5dMJv8klS18lC41dycKDcjmG5HLNSJT&#10;aBAswopnlE4ikZKbcDqfRyBMoFhD2IgJi4kHJp1dqV7mTZm+UQGfonVmcrTLTsmhTIquUifHYKWy&#10;0C0GJFGk5hdA2kqm0dTYJiJANhbNomVGTDQJBKDZECpsI2oePK6ANKhqtxu1XrfyhhKLCx72HkRC&#10;YaQ44cQsUYtzPSV6C34OXIcxy4GW51wLMZJVLE5IUeWqjEC30oCQGssmwFu8CkgixZYgu6aahKcc&#10;0cqAJlpxUC/B+Fiqzit0XcnqpnVKDIYZh5lMSMIg7d7ZLCi8kxyLaEyEi5yCKupq5THFwKUoYvG4&#10;fD8pnGTD4ZTGFVKvntW4j6B1bS9U11WpaaS2DvdXVeN+rrOqlDZF+U7VyyHP193Xqyfur65CD/5d&#10;dCu9hE7LldT996v3oVU9abaqofQSnORjEWRVL3m/XnU1qPW4oMUtITLIesvjuRcIhu75A4GPotHo&#10;B5qm/TIUCv7E6/X+rc/n+xPTMl8aPHjwQxMnThy4cOFCB7PfP/tzapdddv0fUA8//HBk1MSJx2Mx&#10;60e6kbhnmhnEUlmY8QyiehwBXVlVRLUE4lYO2VwjLCspB6nHzYNXrYW4buHBRjzCSiQkyIhrl2Jj&#10;CxrbW5FIpSW5zZKsbkZ8UqhXgpZIyqFSQ9opKZ9hsqtikssdNS0xKKRPExPxeNiS0UN/p7qaetRR&#10;XUzNg/hZBVBHUNrrEcVzTE8ipqfUjZ15GQxDEqYV1ds8tKnBCIrynMA211ayxvG44PTR3kJNCGxI&#10;nDLcLgLbZbaRs14wB2ocePgr9TmxCDaMSlyrEvwpPQZ9p6jEJqZDo0HlUMu3IRlAvmadOdsxxOgl&#10;paswJJmeRISnSeAUw524xpLnCin9SIQZGGw8ZkKiVoMhXRpZj+p6tUaq6lmeFGqlGcghz2lAhIx1&#10;cJAeKyA62Vk1Cv/gakqYW4p5RZV8jx49RRUvWpdPNQxhR4lIsho9+Ly1NWICyc+L6zflM0VlOe3e&#10;SdV1khDQ7fN56G58z+ny3PP6/B8UisWfmKb1rWjUeDUcDjyq6/qpWCx2NFco7O3Tr9+KjRs3jty6&#10;dWth8ty5vmPHjvUCYDcVu+z631y/M23atGGRiPGNQCj6oW6munmrT+dL0iwcnhCcnpC4xRaaWtDa&#10;0VeoqsQmSF3l3p23dHpDEaCmuSBT2ngTJoZQamlFa2eXYB/BADMxKjTcklBxmQNBaqpYghPwdXId&#10;5EKd2ynGgnLo+nwi4BMBnAQPGQiI8I5uthq0SFQdrszPIAU4lZTUONPk58abP11sqZ4OlNP7yod8&#10;IIj6WhfcDr8wlbjOYfyquK/6qNJWrrCVZD2POyBAsJcMKK9fmh8bhpdNjkmAYVJvuZZSkaliSkjQ&#10;m9RfRrGGGTjEQ55fBxugajKkCNNqXTQO1WQ0OVWGhrDKFJaiMAraogSlSdCShU2Qed5+OuZGQqIY&#10;1/W4TGwkIPB7zsmoimB5r1r05OTRqwo9erABqJUTp4MKkC2rrDqFc1Tovp+A5z2lYVRwi8paiuwq&#10;Tlb8vrFpOGliSCfesuJeifmUhYv83xI7oc2Ii0I/9XXRe4vfQ1/A1x0Oa92GYd7Tde0DwzA/MPTE&#10;rywr9UvDSPysq6vvP4wfP/6bA4cMfGLoiBFLH3nkkaJtaGiXXf8b64033qjJFUr7Dd38YVSz7lm0&#10;7ciVZHfOjOdksiCai0ymAD1uweUPweH2if6CqyIC2DQh5NvHUmk5QAnMxvQECg1NyJdKCqfwRmFo&#10;CaHjctVlkUYbjqCKk0ItDxSfPC8ZS8KmiscRT3GKCYqlN91fQxFdcqWJYdBqO2JYkr1AQDiR4mom&#10;LVYlbEiaxs8rorIaqKKOUssRFayBhy4zqyUq1UWQWim5SZulAy0PdDqzEmcg9VaaAe08qJwuZ3Bz&#10;BcUphvRZAt4UxCltiKLJkvbLl1z5qOwNxXAiu4mHdY+e6tAWkJhU27K2gSsgdbuvLq961HRAXID0&#10;2ZpqF2prnXIYi+stXYKFmaWmKrr6Eu9gIyduRBNHNhIKG4lF9OxVgx49anD/fVW4v4fCHhQOoei8&#10;9/WiZUidoseWWVFq/dQDPXr2QI8ePT5mR/EhE4pQc5WGg+JAZc1SqxqI0ykNg3jJx5RcNkehI5ct&#10;1fk95JQYCsolgSs2wXU0+mGZKsTJYBaKiWQyc69Yav5gyrSp/zhu/Pib67dumvPNb37TbeeF22XX&#10;/4Y6dOJQLhTS3jK0xAdRPdFtZvJIZAvSEHhTTSSzYgpIJpNMAA4vEvkSMg3N8PNgspJIpwpIFxpl&#10;8nA6A4iGLaTTJaHgKvFbCEbYlDUWKbScVnjAEYDlIUglMvf09HMiIycYMyRYSew6JDUuJFhHIpGS&#10;qUQnCK+pSFZvKAB/JIAIM68FMOckEkRUMhliCOpRBKJUfEfgCgbhIjMqoiGbK33KssMnGAYjVzk5&#10;MDubDYH2IZyWqAdhkyD7ScR35cwNgs089AjwkylVCVFioxB2lUwtNUpXISud+3Df/ffj/vt64b77&#10;e+H+++8XumqPnmwiPdVLWnAIg4mTgDqg+W9qJcTDvayFICW2fCiryUCJ6GrL7rIS3UpvqjITjNoW&#10;l8snynliEpw2+HkIXbYnGwebAldKNULR5VRCGq4S5qmJgk2jZ68eglVUmgnXUvyca+Tg96OHgOhK&#10;j1FToxhppAXzeyO26RQa1qucDpeXpAGVE1LP6cPtFvsSUqVDkZgw3mIGkwBjStSpFPvd2Wy+u62z&#10;970x48b+evrMGX+65+BDK95//33vZ3+27bLLrv+FNXfu3PtjyeQqt8f7PV2L3xMH2VITUoUS9HgK&#10;sXgGRjKLgGGinrt8f0RsNfR4Qqi1+aZWWKkcgtEYap2kkAbEcoMYBRXfDN0JBaJyy6UJYSKdFnaP&#10;YA319XA6XTI10KmV7+v2hGUy0KyEmBmSeSXxqnoEMUncozWJigSV6FeC32V8gJkSUdFyVKYAJr9R&#10;f0GvpjB8FOYFo+LhRLZRtlCSA0zdkJ2y1uHE4XXzwZAhZckhfk7CeHLL/l1CoqjydirKqiT21ZBF&#10;pA5vscwgrdVRLzRVddhXo8f9nCp64P4ePXEfH/dTWNcD9/XshfvZGHopoV1FmFdhICmXXbUOYsPg&#10;AX9/zx64r8d90mD479Ioyp5OlSyLyuqInx+xFn49fMkVlVJuc6qpOPlWy3Pz8+ohH4/NSon/Pk2Z&#10;VQaOqsEpHKPcMPg6Ghk66oVdpqYkNi+HTI8qIZDsMod8n/h3Zou4aPUuBAO693rh9JCGTTyK9vdh&#10;+f9TbDELpplEMpkTbU3cSiGdyXd3dHbd27x1yy8OHj367leeemrO9773vXp70rDLrv+HqlQqBWoc&#10;rlcC3vDP08lcN9PwCJryVs3EOwLPtW4n6jzMkAjCsjIIRA1ks6RJFuSXmMB1DQVtgQgypQbkCo2w&#10;zATqHQSvw4JZZNI5sSenRTi1CHWSO+Eu7/1ptkcWVQx+gs8BWnNEoTFAKZkVAJgThhz8UVPU2zzA&#10;CbB/YumtcA5OC/5yGh4bSoRTSIRvT6O+MJw+rp3cCDIESY8qvyfuzoNkMjFDg9ngoXLUKpMD2TAI&#10;UvtQV1+rwFuaHEqWNg9DhxyKYsMhdFXFOuKBX1VNYZ1a+fS8nweyAolVA+Hh3wO9evXA/T17SgOo&#10;HLw8lOm0KyuicrOovD2bxv097sd9Pe5XTaZHDzWllKcQHuryOXAlxKbDg5wNqLz+oY2KfM100HU6&#10;5Wtgs2Pj+DSILdOMNI1Pnlc+FwHKe5UnDwequL6qfI1l5hUbRk0tJyTVSOlSXLFBUVgGVfg+SVGs&#10;czOxr16Ejpze2JxJGWbKoJdrxEhIpka+raQ1JpWINJnMqiyVXKG7T98+95auWvlPn3/iiZfeun17&#10;wPe///1en/05t8suu/7n63czmczoYDD01zHDvJeQG31KnGfjyZSAw3SH5aFI0Vk0RoZUWqiyqWQW&#10;ZiwhPk9VdS5JhDMzKVjZvOgZuJ6hF5TCNkyEgmExtaMSWvb8PLjobeQKChDOxkOAmiC5xcMgQd2H&#10;KTiDrIICnAooXNPFDNC06HAbExYODxmC0pwyuFYiqCyMqLAu+IM/QB8ln9xYgwwn0hlQpBIAJQBI&#10;4klpXkifJoU/iN2HyymrLU44xCMqO3verMW9VbAHCtucZU2DwiEqhzwPdNJUCTL36lmL6l7USdSg&#10;Woz9lAOspOLJqkkd/qqJqIOXTeS/XEmppnHf/fdJ06DauxcnALntVz4fJbxTmIdiOvWoqRJ9hBzo&#10;xB6o8P7URFIBsCsNi9NBZbKpfGx5KY2kbDXC7BHan/Nrqebzqo/Jt6mqrZYpTAHnBPAdkrchk5zD&#10;Kc2ekyC1OI6yQj7AOFthrTEgi6FQmkyeFVYZV1TysCyZXA0SJxJpCZpKJBPo6Or90f4DB/7m9auv&#10;n7nzjW+kAfzeZ3/Y7bLLrv+Jmjx5cm0ilTmZz+Z+nUqnuukoKysoWn9EdcmV5m2bOgtOHcQz8qVm&#10;pFN5RHVTWFEMCGIGRiKdFzyDliG1jlp1+y9nPAR8TH5TYjFhGnkIjLpQ6/IhrCWQyZYEiwiHg6JF&#10;oD4j4C9TVLkeKjOU2CjECTdBixLleKsorVRqxxBlKh8f1Gn4KWbjLVqxmcQ40CC7Koign15RKrtB&#10;poFa+jXREr0G1aKCJkirwpe4wqHqmw640hDES4krH9pw8CCkyaDyjhLaKG/tDHGiMaDDiR71KpCJ&#10;Nh980DJcHHVpUU6A30UjQlqVEBtSk4o8mD/Om78EQ5VDjT4lmKs0LjUZKFC6MgVU9BAfr7OETqsa&#10;gvKq4sRQXleV12hsNGwqnEYqz195vsqqjA95Pja0arKjXCLYY8P4OIiK01FdrTRYYUTV0SuLLDP/&#10;x9MM6dAkIzBLxSGqd5Vpzjx0/hxEdANhwxALGV4YqJUhk05Nk+oywH9jOiO1QHEriUwmc2/GrJm/&#10;uvrmm+/fvnt3JoA6ezVll13/6+p30oVCi2la78eTyXv8xePEkEzkYFppWQn5A1HRXtCqPJnJIpEp&#10;oFBqlkObSm7GkUb0csa2TstzXbQJnCAkn8HHQ5sqaa5viFc44HZ4xdgvFIwgns2h0NQquIRYkBuk&#10;uxKbCJSV0RFEQobkb2QyjUgmMmp60EyJdLWSSVlZxVNcXfG2aSAcUb5VtOIQOw63XzQW/Hx9AVJU&#10;lTmhu0zz5MHGaYh5GTX1taipJxVU4RPEVwjGErBX2RvKFpx0YX4NbGYMQxL7D9qPi205NRgq+9vL&#10;gCTNELsTihf5IItLVn2MXyWbKRJDRCiy/NppS6Ju1MLu8gdlVSNCQmkoVJ3TvJB+UerwpbKbIPjH&#10;GEP5UTnwq8tgtTwqrytPI5WJSTykamqkWQjNVphbZcZWldJscNq5v+d9HzOq6IzL7488bw2FgdWi&#10;vRBTRDahGlq1K0NDPgQ/kZx0fk99KiTKFZCvzUs7+XLDkGwSkhZCEWG+mZJtTuow/295AQnJzwpt&#10;XGKchBOceDOIx+PdXX37frRn/74fPfXS80+8//77TX/+539+32d/6O2yy67/gfLm8700y9qk6/ov&#10;vcGAcPcT8SzyuQbkcs2IpzMoNTTBTOUQCScU4JjNSWPgaoo3Qv7i03dJ8iWiMTlUJV/Bw4MzIAdG&#10;FXfdtWwWbuWd5I8IQ6qtpR3NbW1Cj2VjIZWSu2tOETxA6SxLAL61rR2tnX0Qj+fFFp2vF6ZVNot0&#10;MY8YrdHDFL9RRU33WUaeqrAhcVz1huF18XP1Kpyh7Pn0Sbyrpxyn6pXPkeaCBOT5tagkPuZuR1SG&#10;hb8c1uSlroJfJ3MwmCdBsFZNLCqbQ+WF+2mFzgmI9N8IDzyl3OYahV8H87fZMNjMCNgTi2HDJI1U&#10;01TjFIdbJz83r4Q/1dd55KGmFNJX3XA6aKKoGFKVBlA57Cvrp0pTqPzbx43iU26zFV+pSmBSZfL4&#10;eHKpUG97EcOgwSCxj3LTEeZTnUxZgpMIxVh9j0VnIRkd6vWSOEhDRwezz8msYlqiMnDk2omrRmpU&#10;fKQ3hyKIS/wvs0ysctBVWKZJWtVwbamx+eoxdPbp193Su/eHsxcv/A83bt3a+qMf/Sj62Z97u+yy&#10;63+ggsGgpRvG7Vgs3k1vJ2Y/q9taSlhOVBmLdxFBbV3d5GpddUJ1DOmW6Czo6kpNBRsN6adcD/Gw&#10;5sHMA5Zc+551Dnj8iiUVzxSQbWlBoa2dltcIa5qA69RyxEwLZloxsqguT6bySGf5yKjMDALgCSqZ&#10;GTVqIshEvpBaPYlewhtR5n9yIKn4Uh5YzIyornFK0+KqiYcub+3i6cQIVB9BbjYyxqoq5Tdv+Crq&#10;VWVE8GNwbcIMC+UdRb2BevC5ePjx5hvVdZW3TZ8rLYowtSJkgEX54DqM9iNKF0IWl0rkI/OM2hPS&#10;Tnmw8vlpd6L+nZOa+tj8OJxmOHnw86ba3CfhTJyGeDDzJi8RquWDXhrCpxpGZf1UefBtP90wPt1E&#10;KhMJ/w+VHUj5deXkvYq9umI8KVt0Hv6VBsGVn4gtQ5yWaJVOQkJQDvyAPyTOvRRLcuKThkHigc8v&#10;eBSxrHg8IY1VArDCYViWep1RxsMovNSjCouKiMdWAu2dfdHY2tZdbGz85fwF8//1lTevzPvxj39c&#10;99mffbvssuu/s7zewJRAWPsh6a+8+dK4j9RFKpdJWaUBIO3KaUPOZkEXV+ZXExjnbZ4rK/oe5bIl&#10;mRh4U+aunweRKHpJN613yGEZp+NtqRHFQhPiKVJ1VdqelUohlSsinW1ALt+AbEMjrJxK7aNfFVXb&#10;fFCQZxiMhGXmNW/1nAj8cNN2RDfgj5AqywagcA+FTZRxiRqV4S3MHK8KSaIXlSdMJhaV2ATGGcnK&#10;fIzK85NFpG6+zISgY65aFzGkSbGxeJirA52ZG9zBB+BnCiBXX7QbCdH3KShrKX80Cn80ggiNAzVD&#10;gFx/UNmFqFu3uoGr9Q3tz1UIk7CwuCoT7UKNuM/S8oR+VzxcufYidkJwvoJ/VA7vyt8JxvN7oQBn&#10;paquvF0lLe/TU0elaVTWWHxfxfj6zBqrrlY992eV3OUVFL+OCsuMDZGTGb+HWjQmrCdam8jExBwQ&#10;p0sas+BYXEkGSa02pDkYBteJJB6UsQvLFOZbJcNc0xVmRe8tmmVmcwUUiqXuAYMG/GLnnp3XvvGN&#10;b/S3LdTtsut/rv5VWNMe0wzz16lkToR5hp6QXzpRSZspcYfldEEcg4wUrqzox8Q1j4jmLAuZQk5u&#10;/nw/JuvV1qkbMtdBpMbSeTaXL6FYaoWVyCEcjkkGRjJXRLGxVTIzTDOFbKZBhH/k2PPvCRoWMqTJ&#10;TMrOP2ooLYXc+BnPGo3CoAWIriGkR+GPcCLwCy4h7rKyenLA7fTIikqwAKbJOX0yffDAdfnYQHyC&#10;RXDtI+aFHr8ozIlTCEW33ByIS7BRUHgmuotaAvi0SVeHcOWQJp202ulEjUv5WwkbjEpmmVT4oM8U&#10;JxMC5epAVasx9XfVIBziVyVxqjQvdKqvR6YGgtyScsemXM7Priily41ScBlac3yqcfDBf+PHrrzu&#10;0xNJ5fk/zsSorKjIuhKbEjKcVOIeH/V1quFUJplPf6zK58D34edP8J/KbzY3Thhs2JYVR5KOvGZC&#10;mkM9EwplneeWZkoDyop9i87VE7EpguG0gInRW0wRHCiulL9rOlKJtDgipzMFJFPZ7kwud2/EmNE/&#10;OH/pwqPf+973DBsAt8uu/8Gq9Xp107LeTaZy3Zl0HslsAVYyI+FI2UxRGohmJSUYSTMt+QXn3tnl&#10;cclUkS40SBhRIMrMh7AI89yMIA1E5faXTBaRSheQSRVRKrEZZBFPFlBqahWhX6G5TdxvzWQGmpZQ&#10;Gd+WOkC4pyaozkZBQJu7aY+f4KhPVhOxdByxRBKWSUuQqKyLRCwmlFiCwooZpdZTBL8Z3ESMgesk&#10;ai0o9FN+TG6PwiK4UmJTcArFlge1ikNVyXi8cVP8plTPPCTJTKqroRZD3dwrdhc9q6txX3VP3F/T&#10;Q2insgrilPMxs4mYAm/nBIcJGjtlUuDXwYmDGdxireFUN3M2kspaSpL82AzqVKPi50HDQHWT59fL&#10;/HD19jRJrEwnKhOcrrtli/XyRFQxSqxMSmw8XG1VqMGffoiNu8cvrK0KFZeNocLoEgdfH80ZVcPg&#10;8/LrIoBPlhy9wLhW49sQk5BGoBuIJxPiHszmT0q0X6Ymr/yZ1vX0yuLEIXiP2LAwojcsWBaxDqr4&#10;YwlG/VqI6cxoZ1AW8SGTNjXdyUzmw2kzZvzllStXljLr5bO/B3bZZdd/Q9U6HPN1PfG3hpnsZmOg&#10;VXm6WJKcC04RNBTkg8KoWDItt0MeRrQ3zxTyoofgrV10DOXkOa4IyALKlhpgpnNiXNjS0hsNpVbk&#10;sg2IpwuwMlmhzNLuwRc2EKKtCPGReFpWUNmMZCYgnc5BiyXhD+niHZRIZCR/g/nQsbgl6yx/hCwl&#10;KpYVE8ftZvaGAq554BJ0ps7DyX15OAA3D10vD8sA3MzjdniFEquA7nrZ1feq4fqHqzQeuCo0iLdj&#10;rkvULZsNosxQqlIqbnWo8iXV2Uyuq5eDlVoExUqqOLt+QoEVEFmsQlReNwWBdSJijAqBgLfrICcd&#10;BiEJk6tMteXXKZbr6tCvHPxsJpxU2IAqk0blwUmlYgEvFutkoAUqKx5+f6mM5xqOwLNYkJenMdJ/&#10;K1OQYrrJ1FFTLZ+TPGegbJHChiHBUp9MO3wOcS0OqwbBzBL+mewnBl6R2BDiOilmIpXOKedj4kj+&#10;kEwdxGnIIosZcfUcxIAooAyH4GdcL1l1uo5YwkIyoyzhqQUinsVLBp19rUS8u6G55Zcr1659+9rN&#10;m203b960tRl22fXfU6FQqIfP538iEtF/TXyAdhuWyZzurADOCStTPrRUPjfxCr+f3j5JRMIRUWu7&#10;OE34lHMsb5Jk9HCPzB0zgclkoYRMsUHU4JaZEQPDsG7By9hTejPxubnmSlJPkUM2mxN1uKylElmZ&#10;UmiVzhujTD80FDTjAnySGcNbKD2c1M1b5U4o0zsv6okJ0JZc1k5BOINhOIMBOBnL+vHBR32Dwgq4&#10;KnLQjoL0Tg9zt0MyKQm2EQyL7TiddNkI6hxKxS1pdQxREotuxQwjaEuQXWJkJW6VTCYe3ooZxF09&#10;QWrSfGkCSOtxydfgRMB1FC2/3WxMisHF27Yc8PTJksZAYLy8yuK/B3lbLzvfhmiKyKlJMbUqEwX/&#10;jeC7HOxl3IWKdd78Oa1x3RONKpV8WCitFFr6RetAV97aGn7Ono9XUSICrK5Cvav+4wnFH2Rj4AqS&#10;nwfTAFWD5RRHlpOPFOEwJwpdcKiooWzyaVRJV2FeNKIRHal0ComkOvS99OsK0PGXlGQGR5FMQOwp&#10;qnAiuvKyiZTZdGYigWQ8IwaXtJ0haB4MRxFkMFY6c2/YiBE/O33u9NF/829u+z/7+2CXXXb9VyoY&#10;DBaiUe1bmmHdi5ERZTK4J6vAZ4LNybwE9wibJaQJhTaq8/YXRdDPhLcY6olRSCwqWUWhjy23uWcO&#10;in24LjqJcCQmoUZesoxCUdFpaDENEUm6MxAwLKRzORQb1XqKjqqRkIZ0OolisUF0IWFDk3UV6ajE&#10;T7gaYWgRTe542DAGlZ9DOKQJtbXa5UAVG4PkYDNngnYgfol55UFGnIIAuegdaG8ujCM+r8rtZtAS&#10;V1lkgfGWTAEdV17EJOqdijYq2AQpt1wFCTDOMCeVpsfPS61oygdpkGIzKpZVXjknM35s3rppeWKa&#10;3MFH5SDljZsMII3me3G1ClR5GIpuLF8nCQk0YwyqCUQmDQLKPEwlvMkjjSKRoEstJ0UC+2QplYF5&#10;sVTh58e3CyAaYZNgTgcbBf9drcQorlOCQrdqFmIoqBTj1XU1MpFw4qE+hN9Xfq28MFDVz2YhhodM&#10;HSStmDgYV1AJMvDIyKPwLgEtFi/H7BoqPyVuQbfiovJmOiGZVWxsbBgkNrA5kCFHWi31NhJpa5A5&#10;l4TOwClxMmbzyYjfGHEvLRbrLpRKH63btPZb3/nOdwbaWIZddv23VvpzfxAIhJdFo8bPaK9ACm06&#10;W0Q+XxTqKtc/zMomyE2xGa3D/RH6PIVkvSMaiaiGQJiHLNcYpIQS2+ANmzdVUkkjcsMz4lwVFJVm&#10;wlQ53nLDjGnwM8AoGIWVUkI2AuoMWmKudrHUhEw2LUwaPnjQ8AZKPYXHw9wJBiBFFbVWbqJsIArA&#10;5YFe53Gh2u1BrWgtAggyMY+25KSzBqkaV2Z3srPnbdjLr0Ul6vFQ5YqNTUlNA+rGrqYETg0UJCrw&#10;VrQEXn78kOzNQxrzwLUy+O6X8CQR4LEJRgxZkbCphUT5zu+X0h54ycZy04hPGe+5XXSZdYvNt2gz&#10;iBGJkI0HO5tyWNZIkv+hqZUSVz9kD/EWX7HQYNPh5MHpj42DH18abJDPQ30KV07Ux9SX11DKJl2o&#10;vZy8JH6W00XZ7qRaTRdCsa1VNiiKSqsmML4tGyEZczzIeZmg2I74hDTIMjWWjVBYTZwMkkmx+uBF&#10;IhgwpHFT5R0hDiEK76hQjPkzR50Ov96YYapJNxiQmF023bipArJoh04wPJXJCF2bTD/DMLqT6VT3&#10;wsWLfvTHf/xvtnZ3d9tiPrvs+m+pdDodcbv9N41Y8kMC24kkb3zqFsqDl4cKf+F9pJgG+Utqye2Y&#10;hylv0GwIvDlStauRihuNwe1ThoDJdEFEfzQv5MSSbmhAIp2RfTVZLNR1ULNhxFROg0XvKCsuNEu+&#10;PpXKIVtgXngGgQiDjQISDBRl5rbYmzMnIQYzrnQYPFwqYTzc8QuOUT7QJUJV3GV56HFFVP53twcB&#10;aQhcQ7klTc/Dr8fP1EC+rVPeh++r3F05PfC2HJYGoDQFaoXDv1OpzGmE6y4K+MRhlf8mBzPfNoBw&#10;SK1jEglODCloouwOy9fDtZJQdeXmz1u/Fy6fYj7x/8PtZ86FCx4vQXAnfAG1UuLb8XDnxMDnjsfj&#10;aqWTIv7EwzQk1u78N03jOlGBxGw2mnxPo2LX4iuLDYmPfMKoqlMAultNFhWaLZXcbBi0d+GfSbOt&#10;0JUFzyhbqbPJ88JQCahiBK8WZcOMwqSOJkUWHh2IdUQ5PcYtZJjsGLMEv+D/KycVpgdqBteYpEsz&#10;jlYZEOpmXBoKfyZpbMlMd04uxLn0eFIYVNRviEjSMMUFIJPNYsCAAb964eUXnuzu7rYt0O2y6/+u&#10;0un0H7hcgWlaJPbzeDLdzWCiaIxpcdzZh+XgpO23jwlxIU12yfyF5y87pw3+ApI7z8mCTSRKe3F/&#10;WH7hyaxqamxFQ0OrrFB4UNEUkClqvCX6eaP2qPUMGVXRiIlUKoN4iniJhVSmqNS6tH4IBeEOkjmk&#10;I0xWDNXPDNKJx6An4sKa4ZThclIprABvHnZqPaMosi4ngWnqBGrlwFURq1wVUYFOWwpluSGCOQKt&#10;wh5SiW9CqQ18ClBmRCuniqC66at1UFgahGL/8CXBZGVrwfVLKMSHwhYiouCu/D2MoOgHlJDNxbQ9&#10;sRLh50UsRK2N+DkGg1wRhSWalrdqkzdrigFp4c5sD7llhyWFMBaj+j2GaNm514hGkeBtPhZDwowh&#10;ZRmwqIiO8ntPYaJiS4kau0xD5qNCsWWzqDCxKtRZEfpRk/GxZoOTRxXqReOhTCUDbKgRBTrTe4zT&#10;Ff/v2Sx4MeEUS2YUGwLfJlTGJbiGSvBnwVI0bq/fC92IyoWCWhnxkiJQrlFIGocRTyPITHZOW4ym&#10;lYZBpp16fmIfxMC46qIoNZlMondX172zF8++89Of/rDdXkvZZdf/TQVisbBpJm6ksvluK5no5i8a&#10;b8ISXBTSxQTOFVBAMRXPctAHeRgl5GZc2T9zzUAsgc2Ch7dpcULRVFqd0ycKXjYH0lrFeZTW5aK8&#10;ZiQpAUmK8BJIl0rQzJQYG4ZoQsdDOBiGVwR1XA+FhNqbLhZFu8GbuoQlCSOIDqc8qBWQ+wmzxy/s&#10;HneZjurhwR/hhKCmjUpjkQcxEK55ePvlQcR1BllDOk3uyqFK8vw+pQ0Q7IAGiQp/4NfMpkhbEjYT&#10;rklkfRRkZKz6nqgH30cBwmpCKftk0X+K6y5OOlyTeco39bKYr0J55ecR5sRAYgFZQbGYWu3QQoMT&#10;Iff+mg5LN2CEozB1DUnTQMrUkTCiSKV0ZBMmkgkTCb4vn4fTGu1UvMozSzGbFMvq06I+oQxTMFjW&#10;m/DfP21BQmaYahgkEiiLcn7vKvYmbAwBabycXtX6jNgKQ7CIYxgxgxiDNIKwQVYeFf5ZwSKIiRim&#10;unxQ1c7Lg6zcEnGZJthIaUbIJkr1Pxl6XG8ROKeJpvo/oJUM89EtdHR0du/Zt+9v//Zv/3YZgN//&#10;7O+HXXbZ9Un9bijkX2iYyR8YiUQZBCVQSydaZSJIdhGtpr2BCAI+pYAOG9w5KwEdgUXJyw7T9sJE&#10;1Kjc9rnz5i3VI7YYfBs2E7KIyLDh3l0ZFYZUpGsij5iZRTxfRDBqQdc5vZiI8JfcsOBx8xauI5Mv&#10;wEgk4eMBy4zscFQpojkxiFWHAqWFwlkGnnk7lUmAXwMnJi/ZUS6Vmy3rKXUQ87Ami0ZZo1PhXaaI&#10;lm/4yk5dUVD5tp+8jisTj6xyhCXE5w5wYiFLSRkG8pA0xDFXNRdl8UHWk1pjyTrJq+zWK82OluwC&#10;3rM5cCrhOosiNwZARbi756pQlwbBpkTAlwwnK0abdx2moSNpWUhZceSTcWTjBtJGFJl4DIm4AVMa&#10;RwyppImEpUOLcEr0C9BdoeVWQHRRb5cnjUoD+URvodhflWZSS11GjfIJE0FjfZ18f/hcbJTSFLg+&#10;EjsQsppIF1ZYBgH9SlMhRZbWKbQ1JxZDk0lxIQ5HYMU4jegCwHNCo5sxiRm02edai1knbPbMX+HH&#10;qliICGYUUQmMXJE1tTR3r1i18uevXXnt4k9/+lPnZ39B7LLLrnJpmpaIWcar0aj+IdknYjHOfXEo&#10;LJNFPdPj6F8k1gyGGAqS9kjVLPURnDCYfEfQW0Bc3RRrEBcNBuV26hVw20wky/kFQeHNEwDnrp1h&#10;Q9z150rNyJSaxeGWwHMu14hsuhENzR2ygiKAqkepy8h/vBbyhJjix4MqIKE6vkAYzrJymx+Xb8M1&#10;CP2ExJLd71f2GvVe+D08XCnu441ePSpNgJMV128KawipgCZy/Mt0VX4NlcbBQ1DRURWjSHCS8vqK&#10;k4GIBJ000iMmoOw3xFKdGImsynzizkv8grt6AsEkAHAyiJsWUokEUsk4EjIV6EgQl9A0mFzlGLyt&#10;R2FqEcTCQRiRECyDU4SOtBFBOqahmE6iqZRHPpNEMWkhbxnIxWPIp+Io5SwUsgmkUzFYcQ2GSaND&#10;rtjcQqENlb9GTmGyiiIjTPQmxDI+sfwQwZ7TIV+zaiC0dveU/28rinVF6fXS98pLwD8qTDczFpdV&#10;XcVHit9HtbYiAG4oS/qKcltT+SlkxvECoNFaxkoKq44CToLcxMn473Qtrgj7+PPHiw0p4ZwwROgX&#10;UlkmnDDSmWz3iFGjP3zowOHrf/zHf5z67O+IXXbZper3w2FtraZb/zkciXSLi6rQSqNw0OXUwV9y&#10;3qIVc4mAN5sGV0fMvcjTK4ogosabcwIxIwVNZzxrGkYyjai43NJa3IKDaw2X42NRGQ8YsmuokCao&#10;XWhtQ8AwhOJK7Uc2l0fUtOAJReDyBmFaKbEz56HCNYQCp3kDV1MKKatsFB7xYSp7OPGAJ67A2Fe/&#10;0jUo19oIgn51SAl+wffzeUXXwFUUBWTELzgFyZqJO/GoygIXTQMnAOIdolCmONEp1u0qVtYBF7Uf&#10;EnmqphbqK4gFKddZtYYS9bZfYRExPYZ0PI50IgmTq5Uo42SDiEXDMCMhmFoIlhZC0ogga2pI6WwG&#10;UaTNCFJ8naUjaxnSDIoJC8WEiVLcQGshhY5SDl3NBXSWsmjPp9CciiNvxZAxNJQyFtoa8iikLCQt&#10;DVaMpn2MriW2QNBYV4mCZWFfZXXHBxuArKzKViZsJmwInPRoT6KS9Ph2ZHZx0lKxuEo5r8wcOVUp&#10;XIusNkWa4IqSVGJODvzZEryKayxOE1wNRg35meI6lD+TvLxEjRi8QeI3EbG1jyUzIuAkHZcgOs0r&#10;ybjToswA589pQnLbZcKw0oKpdHb2vrf3wQPv/+t//c2Oz/6S2GWXXZ/73Od69OgRjEQiV0Oh6D3e&#10;+rjOkQnBF5IIVdJiZZ0ifHmCzppYg1B9zWCjVCanwG+da4QM4lYBuWyLGApGzbjgD/Uuj+y6a2gZ&#10;UV770JKiptaFeqdTmkWu2ACfpsHtDQmV10yk4An60Iucf7n9R+RWykODKxeGDYWDMQS0MFzlaUJw&#10;FT/zIeg7pFhPpMCSweXhVEAsgjiLRmCX2ElYnpNgO0Vkktntp68R6bTEMZRCmg/abNSKxQhFebUS&#10;t0o/KmZPVNXQ8ZZ00hqhkPI52XSJqXAC4A02TBCXTZVMHh564agcyFGC1MEAzHAIsUgQZjQkk0I8&#10;GoAZDSARDcv6qGBGkLGiKKUMNCZjKCYMlFIWmtMWSqkY8kkTDZkkmpMxNCQMtOcS6F/KoL05j67m&#10;EoZ2NGJ0VyOGtubQpzGP9lIOzdkEclYMDekE2vJpNOQspBM6UrEY9LLgjzd6ThmyGhO8oZJZoRTb&#10;CuNgABLZZZyYVMaImjKUU21tbbUYIHJy5QqSLDeuBiVqlz9zXrK5YsKUY+ohGy2nOU2nPiMmXmQk&#10;HnD1RitzZrPkcgXk8gVZPbHRkC7L6ZgTbIy2ILQUSTJXRKU08iWxDa6rLLLxyvReTjK0kuH00dbR&#10;eu/555/9d9///vf728C3XXb9/yjDiA/QtOjfEUSmWytvbFxH0aRPidMUg4niMO6YxY4hFkcynUE2&#10;V4Q/HJFddDxOFksGyXRJLDwoiqp3Me+iToJzarnvJvDsUbx8Ul05ScTL9uT82CHNFKotzeQ85dum&#10;20t6aRQWM5vjKdEqkDLJiFje1Pk8xCsIJtOGXEz5xHSPh5PK1mAgUcgwBDAPlFdifA6haTLgiL5R&#10;1FSQYis0W96WyQIigKtYQGRVcXpwuGgaqG7XXDfx7bk+CwR9svrQSQnm9yGelXVdKp0th0ulxbrE&#10;JJCrRRGh+jroRTDghRb0wwoHkNRUc8gaEeSMEHJWBPmEhmJSR2PKQEsujrZCHJ3FBFpzCbTl0mjP&#10;p9G7mJV/a87E0beQRP9iBn3yCQxoyaOzqYBhHS2YPKg3Jg9qxqQBTRjVuxlDOhpl6ujdkENbQw7F&#10;QhwtxRQaU3E0ZdPI8xAV2i1XZYo5JfoSn0+aABsIJymltXApISSnLa7zpNEqq5QKvkH8oloMGWuF&#10;bEB8iJMBNSjSPEK8DFgyPXDy4IpO2GNBUm+ZgUKvKNqBfAKM09+MuBf1FEKg4M+GT+ESVpJTA9X/&#10;nG6Zh2FJc+FUTLxNHJSjujgEa5YFzYqjtb3t3osvPftnP/7xj+2GYZdd/1/Vt+/vjRo1alsoHP4n&#10;Atw8/P2BiGAFDA5igA2ZRVRkk0ZLp1pag9ApNk/PKD0mtzoK75h5wd1xKpOXg5rmeRLJyTQ9vxcO&#10;fxA1bh8cIuRyw+XzIZ9rRLGhWXyBSKXl5ELLh3qnC4FIVOwnuEJobe2SFQQxBh4AmUxW7cO9fkW/&#10;DEbhdBLLoB8UqZQGjHjq40xn0lhlQimDzzz4+FyKcVTxQmKDUJqCT+iifPkJA4hTEVdqLrdD1lrE&#10;UUKcCmiSl0vL7VenMC6ZQTyRRTabF0V6OpNGVIsgGPDA73XCH3AjHPAhHPJBC/kRjwSR0cIomBqK&#10;xBxiGkoJHU0ZE215C71LKfQtZdCnMYc+DRkMbixgUHMJ/Voa0K+1hBGtRYxpz2NkRxGjO0oY37sV&#10;o1tLGNxcwNg+zZgxrDfmjOqPqYPbMWNoB+aM6IfJgzowrE8rhnY0YWifZrQ0p1FMmsiaMTTnsyim&#10;0kjHTSTMKGIE6CvYE5lHEU5lAWkY4kBLMR9XbyRFEPSX76uKmmWD4OrR6XGjuuI3Vc1YVpcSGMpk&#10;oQu5gs2CglFOBEK5DUZEdU8Miisk5ocwzIvJizSiNBNpAbn5fsxn5/+10LMDFIfGxWeKTSKZzIvg&#10;lOI9hm4ZlhKeUrvBaYeTMN0Fkrls94lzx7/3wx/+cITdMOyy6zM1ZsyY6sHDhj3t8Pp+5Y2E4eI6&#10;x6lor7S1qHcQkCVvntRWQ27NpXyzHIIUgvEmyUQzBirxF515GbTelowGUi2dXgGOvREN9e4AHGKv&#10;4RNH0VgqhVKpTQ4G3gzT2YLgAmKHXe+EzxNGNtuIzq5+0IW5xdVOXFYOfDuqe2mH7vdGFPU3oBL5&#10;dE0dQLoWR4i54nLQKXsPAbPLzCPRGHxKjPZJcJDKlGbynsqeUDnbEoYkgjWuX2gEGJIDj4wnJsBV&#10;du7UB5AKSiCXFNZoyI+g342gz41QwIOQ3yN/j4UDSOghAaZzZhTFuIamtFoxteeS6Cil0F5KoU9j&#10;Fn2bMujflMGw1iJGtDVgVFsjRnY0yGNsVwOm9G7A9K4GTB/UgrlDWzFraDumDWjHnKF9sGREPywY&#10;MwArpw7GvBG9MXNwOxaPGoDZg7swZXBvjB/UjmFdjehqKqBPYxGFRBzZRByFdBqFbBzZlIZcwoTJ&#10;NV7AA13nYUwsgVqTMoGAdGSKHsvWIlTBU4vD7BSlsHeIH5abl4aaOslIp8DP4XTIepE6Gv5fcRVK&#10;XIL+UASsaS/DiwyjWTlR8LAPcJUnVFjVMGjzwfVoIMj/f6YTMr9ETRnEO+JWSvzHuHIyzIQ4HPMi&#10;Qb0GWXd+4kkEx6n3MGPd48aP/+F3v/udNQDsjAy77Pp07dmzJ9DWu/d7obD+QSAUVbkEzIiWrGWq&#10;ohnqYwpgHNZ1CZ9paGxFNlcSSiLBYd1iiE1C9vUqItSFulonHKQ5Rul/ZMBNyw1fFG6n8mDSqDzO&#10;52SaYcodKaC8sVdLmFGdsF2GDR+Jjj4DJSkvns5LJjcPHX4cM02GDG/sGsJBgqFx2Wv7gkFZEVGw&#10;ZWjEKgz5HLk6EtZO2V67ol7+WJDG6YKqZIeKY6VCuyLmIwWY6y7qPEhjJbVVtA9lCw4qiclo4qpE&#10;08mociPs5cOLaMADLeCSdZMZ9iEe8cMMeRGL+JCKBlEwo2jJWGjJWjJJdBQs9CulMaAxg2GdBYzo&#10;asCgljwGNqcxqCmDEW0ljG1rxPiOJozv34zJA5sxp38L5vZrxrxBbZg7pBWrJ/TG4vG9MX9wB1aN&#10;GYi1k4dgxbiBWD2+P9ZNHID1EwZh8+ThWDy8H6YMbMHkwa2YPLQFYwe0Y3hnM/o0NqB3UwFNuSSy&#10;VlRYVnEtinQirpTpZfV0LKbsRzipKV0LWWJK6c5LAd1padui9CSczJxiGkgDxqpqrqbKlvNlJ2Pi&#10;O7SaiYTpIxUvP5IyPXJ9yKkxlytKUxAdhx6HTh8zrkepBLcSCIm7gJo2mPPNlRYnjWQyI6B2lOvC&#10;VLa8olLYhdiM8Oc0HEEml8Ww4SN+efP2zae7u7vdn/19scuu3+b6nWvXrln9+nV9KxKJfkhBnWRZ&#10;0/FUboy8JSrRHH+ZzWQa8WwO8XROGFHc//OgppU5QU5iBtzxM/2N1t+iCA9rYh9OnymvNySsGWIk&#10;fC4eJLU1tcrsz+NBXS1zI+oEVO89cDAa2prhDoSQSeXFu4qTT8RMyC88WVPMwebHZkAOV0xMmvMR&#10;KOVOmqsLrwJe/wslcjkrQk0Vit4q6yi+JDhOZTZBcDLC/DwclXUFsRsK84g7hLmWIRgcJT7CzG0y&#10;fbwI0Kwv5EE06JImoQf9MCIBJLSArJtyehjFWBi5WAilpIbWrImufBJ9SikMaExjQFNGAOkRrXmM&#10;aON6KY/RnQWMbs9hQu8SpnQ1Y1b/Dszt3455g9sxb3g7Fg1rxfLhnVg9pg9WT+iDZWM6sHH6YKyY&#10;0B87Jo3E1mnDsXnOaDwwZzR2zx6M9RMGYOvkodg+ZQTWThqGJZP7YcnE/lg4qh8WjhuAqcN7o3dT&#10;CV2NOQxoL2JgaxF5rn8iUaH1UhSofJ40aJGIiPyUMpzCR+orQgJM83tIPKjidUWKMf+P+e9sLCQK&#10;8P+bWJbkm7u80mg4OZCazZ8vM56UQ56NgfG+Yc0QgkUmkxPhHllVPPj5fyOBS0liGYy81eAn1hal&#10;31SZUUWsg82IE0w8Jc2Ea1O62NIupPL/y1XnmHETPvzSV778rV/96lcJey1ll13l4i/Drl27mvOF&#10;/F/7fL6PuKLhVMFwHVEVM9PaQ3plDMl8Hql8ATpDjJIc5y1EjJjQHalhIN5BDEAO6Lo6eR3V2BKT&#10;ypVRMCqsJlH60lWVKWq83TvrhOZaVVuLnj1qBOBu7+ojEa11Pi+0VBIuhweeYARmviBAuMPjUwJA&#10;fg5aVLK4Gb5jJJPwhcNC7+RaqRJa9MmaiY1CWYtzhcJGUcmAEE0HHVT9AWEwaVENOvMSxLguAT1q&#10;yN+1aFAop2QumZEgIhTy+TwI+XyIRUMwIz6YYS/MqB9JI4S0HkLBiqAxrqE1baIlpaM1Y6G9EEe/&#10;UgJDSykMac5haHMOozqK8hjdmcfIrhzGdhUwvquEKQObMG1AM+YOacfKMf2xfvwQrBipmsSm8f2w&#10;a+JAPDBjCHbMGYR10wZg7sh+2DJ5CPbPHYtts4dh85xhOL58Mk6vmoxNUwZj/eTB2DFjBDZMGYT1&#10;MwZj07RhWDdxMNZNHYppQzvRr60BA9ua0L85K58PsZNkJII01dJWXL4npMGGfUHExR1WAeOSxx0I&#10;CQGCh7HE1wYUZViosuK1VRZMurm2VGtAJaxUMa0EwjkRsEEo6is1KXFE2DBCimKby+SF1s2pQzyh&#10;OGEaMSFF0B4kzM+NhpRRTn2GPA+xiygt88uRvmwQEqsroDfFpjFxs7XicQweNvSjxx577K/++u/+&#10;ugHA737298Yuu34rq2/fvr/X3Nk2NxAM/NjhqO/mL67KjWD0qFJKM8OaO99kLgcjURn9LWG5BKKR&#10;MgWS2dJ14sskq536erHwcLoCcLuCCEYM1DiIBzBEh2I3TcR1wjxy1qPK4USv6nqENAsN7b3l0K53&#10;1En2NW/+6URO2Fik+zLzgNRLJq1x7UQQVsSCITKyXEJrFefUXr3kJT+vimagYqUhflCfUi9TkMa1&#10;FfMe6LeUy2WRTNIS20SM+gA6mhKrYJPQwrC0IJJaEFbIBz3ggRHyCyU2oUeQ0kLIxhQmkee6KWGi&#10;LW2hLRtHRy6OPoUEBjdkMaQ1h1GcIlp5KBcwpncRY3sXMaZ3ARN7FzGlqwHT+jZiZv9WTB/YgoXD&#10;e2PZ6C6sHT8AW6cPw87pQ7FzxlAcmDYMR2aNxtF543Bo0UisnjIUG2aMxOFF43Bw8RjsWzQKR1dN&#10;wOUNM3FmzSTsmTsU22cPwbZZQ/DAnMHYPn8I9swdiQfmjcH6WcMwf2RvzBnWF5MGtGJkZwHDWjMY&#10;0FpAQzKJrGmikM0iRV+meAI6rThIBY7RjyksazlOZDzUqYXgNMH/S67tuBqi9qJi2y56Do/343Q+&#10;L0WBEvwUkPcXvU3UQIzspZjK6KbHmGBdqaxMHnw+caklISPENZkpjCsxgixb6EuIEh2W2XTE3oVa&#10;IeIkXFcxdIkuuMoEMcJMDsvEmHFjPnr33dt/8bOf/SxrTxh22VWulpaWGl/Q97jT7frA5XZ1U5FN&#10;sJuURmIRvBESZNaZW6HTrI22FqQ20l/KJ4csV1c1dQosVv5CTjhcXlQ73Khx+kQQpSiWChSlgSG9&#10;oaoldY6MpFr0rKoXD6lSSwec3rDkXUvzqveh2NSCTDYvWRSFYhOSad4UFThKQzqyZTgZiQWFRKMq&#10;lpOyqSA4TYBb2XRQU8DbbsXSo/KgxsCQlUsKuVwOqVQKcdp907pCi8CkB1MkCCsaRFIPIUnxHP8c&#10;9iNjhJGzoiKiy8V0FCxd2E1t6RjaUha68il0ZhPoXUhhUFMOw1qyGNeex5R+DZg8oBEj2rMY15HD&#10;1H4NmDmoBbMGtWDJyN7YOGEQVk/oj0Wju7ByfD+smzQQW6YNwb7Zo7Fr5nA8NHc4Di8YixOzx+Dk&#10;orE4tWgC9swZjU1ThuPihvE4u3EiTq2chHPrJ+GJHfPw+NZ5OLNqAo4tG48TqyfhwfkjcHTxeBxY&#10;NhL7l4/FlgXjsWLKUOydPQ4bZ47CsnEDMW9kb0wd3IKRnXkMaCihIZVGc6mIfC6HbDqDdNyCEQ4g&#10;ZkRhmbzl62XbDWXnwVu/Su2jCy4bCK07OIEwTpUrP3qLuWVCJINKGgz1K4EIDK6j4oz/Jc6QUFqK&#10;SEwmFfGFSqVUw6e2JkQxKa1cqAKPlQkOalpUpASK+pSwj0A4Pzc6A9PZOEJrdRppspHpERiWiXlz&#10;5374ne98509/+ctf2jnfdtlVqUAgkHDU1/+x2+2+x6AbmQyIRTgVU0oA5bAh0aUOiS5V+3xxcqW9&#10;g2RDE7PgqoesIgLIvM27RaDnp0V2mGpxpfIl8En3Vdpj0IiOMaSksTIOlJoKVzCEOuZQSOyoS/bY&#10;EcZvBjWkMmnoFsN3LEndI2feHQmJtoONhwI6h2R2f2qS8HJaIsWTqxCVIKcsO5RHU2UdRQfXdCqJ&#10;hsYGFIpF+Vjk+VumLhMFFdecItJaCDlabRhhZKJhFPQoGhI6CnENhTjV1QYKCQ2NqZhgEwPySQws&#10;ZTCokWB1AWM6ixjbmcPUgSUsGNaKmYMaMb1/A2YMbMLCER1YObYL68f3wbZpg7Bp+lAsHdMPS0d3&#10;YeukwdIkDiycgEMLxuChBSNxculYnFs+HmeXjsPppWNk/bRl6hgcXzgJj2+bise2z8Lnt8zFF3bM&#10;wRcfmIPHd8zFI1tm4PSaCTi3bipOr5yC00u5ppqALUtHY/20oTi4aByOLJuM/QvHYc/ccdg0dQQW&#10;j+6DaYObMa5vE3o3ZtFczKK9tRmFbAa5pCVeVLFYGJk0NQ50zaVNOo0PE/JISLZ6Wg57Kq7ZOORm&#10;z0hWjT9LIXETIFuKKyZqKEQbE1aeULTXTyaZ5Z4UBh4bhmgsEvGPJ0QxnOT6i9GrGqccTjO8GKgg&#10;KglkohUIBYBlo0Fag7CRMdmRDYNTCQOqjJiJqZMnf/h//V/v/+HPf/7zkN0w7LKrXC6Xa5rT6fyB&#10;w+Ho5pQg2Q4+cut9yqpcEvO4iw6ijj5SPgKYOtwuj1hAEKvgCkplXitWFemUPABoweENh1BDthS5&#10;+i5OHi70qlPiN4LbZCUxaImOoQ42qlAIriDDhWghEZbn003aUSdlV81Jo1hqgWkSMFf4SFWVYjnR&#10;0kOAV59ymiVrx+NzCyjOw4b7bNEGuNzw0/wu4EM0EkIqlUC+kEUxnUacN2QjhnQyJS/jpLtaGhLE&#10;LCJBFE0NLfE4CpaBUlxDS9pEc/nRlIqhKUFKbBxdDVkMbMhgVGsRI9upjyhifO8ixvUuYFqfktBe&#10;5w9qxpKhbVg2vBVLx3Rg/eR+2DprAPbOG4qds4dh5aRBWD62P7ZPGYqDs0fgxKIxOLt6Cs6umoKz&#10;Kybh8topuLhmEh7bOAMPb56JA4sm48La6Xhi/Sw8tXcOntqzGF/euxBP7VyAZ3bPxZf2LMIjW6fj&#10;0sYZeGzrbDy2aRYe27wQ++ZNEOzi2MLxOLl8Ik4sn4qDi8fhwMJx2DVrNNZN6ItFYzowdWArhnSU&#10;0N6Uw4A+7ehoaUDeslBMmUinLGSSMWRSaZj0eDJNSUQkHsDvby5bEP0OD2fBDOhc7PPLWoiHt1xS&#10;qKlx06+K5pBRodLybRnclUrmYDG0i2slSSakpTufh3iIUuoL883nk58lrq3EFyyg0hJJz6UQlKtM&#10;lU5IR18y+0zx7qLJJEF0Mv0Ing8aNPDD737323/U3d0dthuGXXZ97nOfM03zvtra2v319fW/doji&#10;WrGExPyN3jy8kWmG4Bg19S6x6wiFeeiGxXmWWAEbBqM6OV3Qvlr8hNzKWI6CK75fHbUMFADSW8jh&#10;QK+aKoVd1FH4FhQsxEUfp1BU4ktr6z1CvfV5giIO5OfhizDkhlYkcfiDtItg0lpI/KfYVMSKgsJA&#10;ehY5aQ8SgR5VawfecLkG4Q00SNYTDQMDAZimjmIxg1yWlhDK5C9pxsWDKR2LIKuFkY1ryJkaMoYC&#10;rTuytN1IoDERQ1PKFOuNzkJCAOzWbBxdxQwGN+cwpDWPoS05jGrNY1xnERO6SpjcrxFT+zdizsBm&#10;LBrSjCVDWrBxQj9sntwX26YPxL45w3B4KTGH0VgzbqCA0A8uHI2HZg/HoXmjcG7FBDyyagrOr5qI&#10;S2um4uFVk/H4ppl4ZNN0nFk3WaaHr+ycha/tnY9n9y7A03sX4Nl9S/H03iV4Zt9CPL13Ib64Yz6e&#10;3L4AX9jKBrIcZ9bPxd55E3Bh8xxcXD8DJ1dMwdm103FsxSQcXjIWu+YOw8bpfbB4bAdmj+rCqM4m&#10;DG5rwOCuDvRpbkNDNodMQpfvYYbTBpXsBvM1TGTSajrgiipXKiGdaxLXYYZi8ZZPTQz/X8hsonaG&#10;fycV10M9DSNjywJSw+Tz5sWaPPbphkGbefpLiTW+ahjEpTgRS6AX3YrJzAtymmG8K/3PNGkcnELY&#10;OMT+vfyxOZWwsfBykS/mPrx9563vdnd3x+2GYZddah0Vrq2rfarOUd8tduAU1DnoARRUVMZ4AiFN&#10;h9PLPT/BRto1hFBf50ZtjVNokfUSTuRCbZ3CDNgsqL3wesOoquPbqBURqboU8IkHk0Ol34kNB51b&#10;3S755aWhYQ0bT70T9S6v7K6ZO2GUFdtOt0/WXbR7oOqXH68iupOX9Q7ZYxNzIe0ym8/JgcKbLJXc&#10;opVgvrPO/A5dbLzTaUsAW5O54aYpzaJgaeLZ1JLUUbSiyFsRNGdMdKYtdOZTaMrE0ZlLiFZiYIPS&#10;S7QVE+jKJzCsrSAA9qh2qrCzGNOWx8y+jZg7oAkLh3Vg4eAWrB7VibUjO7FxXBd2TuuP3TP7Ys/M&#10;gTi1ZJysmB5aOAYPzBiBc8un4PjSMTg0fxTOr5qER9ZNxrlF43Bp9SQ8sn4aPr9xKr6yayHOr56K&#10;yxtn4pmd8/HUA9OlObz40AK8fHgZXj2wGs/sXyLN4pndi/ClbbPxlT0L8ZUHl+Hw2hnYP28MvrRr&#10;CZ58YAEubZiBs2um4fQGNqBpOLN6Eo4vn4AdM/pj2bgOzB3ThXH9WzCssxn92prRt7kJXc0tyHC6&#10;yCTQmMugkMvIREEmVSaTQTabRTqdlimhs2sw0um8ZFGwSfBiQqyMedskUlBLwQYh7sLlZEcq/ek8&#10;QD1GJsco37QA18q3TDGmiEe4PH6ZcFU2CLERTin0RPMLU0+y3knxZoRwuXFI8yDOolvKhkR8vfic&#10;MaSzmXsXHz73H3/961/bLCm77GJVV1e3V1dXf7Pe6egW11VvQFZJVMsSVKaLJ39ZmWbGWx+58oJz&#10;1DmkYQg9tdwI6up5aNeLnxJvdLVON3pR90CRHA96p0vRXJn9zLAdrrEcyvKc2AKnGBftQhwOccaN&#10;ceVEoZwI70zUO6jpCIoXE/fgVA3zRvnpTAbaVFBtbVq8JZIy6RNdCNcWwnaifoCrpVgYqYSBXIoU&#10;UQK0FrJJC6VEDI0JBVg38M9JQ9ZM7ZwcCmn0zafRVcigf0MaQ6m4rjyacxjQkMHI9hxG9y5ifN8S&#10;JvUtYlq/EqYPaMaCYW1YM6431o7ujfWje2P7hD54YEo/PDRrMM4sn4Szy8bg7KrxeHT9DFxeOx3n&#10;1kzExbXTcHbVZBxdPAYX1k7Gw+um4tIKvs1EPLZ5Gh7fMg1PbpuBJ9ZNwZfXz8JL+xfj1YdW4bk9&#10;S/D83iV49dByvHZ0Ja4c2YDnD67C84eW4vn9y/HcrsV4+sElOLJ8Ks6unIZn9y7Giw+uwpPb5uPi&#10;yum4vHwqLq2djvNrJ+H0qnE4uXI89swdgg2T+mH5uP6YP6IPJvbvjQGdrRjUpx39OprRUMohn0ui&#10;RNPDfAYN+SxyqTSy1EvQayybRY4No88A5EvN4habzmYlgZGYGA9+2qcwDc8wmduurFsk85t6DmHr&#10;hWTSSJDOHTPlIkEwm/G8JD1QCEpat7KYD8jFpmL/QvYcV2FsRqRNC0NLUgiV5TmbhCTvacwJN5Cw&#10;kujT1e+jc+fOfu8HP/hBk90w7LKL+IXXO7K6tvr71FtwLUSRG/e+vO3zF8rl9opTLW9vTNhzMuNA&#10;cq+5AmKDYTaCD3X1apXFP1diTXtI9KkymnM46R2lphCukOj2SmUvwWjuskVVLmJBUnMdEqFJ0DMc&#10;pRmd0m5wd53N5gSDYLMRS+1yRrdYUng8cnhIljUttL009OM+O4QYFck6Y0dDgkk0pGIC1nJVwlVU&#10;Km6gMR1Daz6BVvo2pWLoyCgKbFcxiT7FFPoWM+hbTAkuIX5NrVmM5MqprShrmtGtRWE5TR3YhBmD&#10;2jB/aBtWDG/H0tGdWD+pLzbN6IvtMwdi/9yhODx/KM4sG4Vzy0fiifUz8cS6aXhi4zR8YfNsfH7z&#10;bDy+bQ4+v3EOzq2cgPNrJuKRjVPx8OpJeHzLdDyxax6e3DkbX3lgDr6yey6+sG46Xn1wFa4eXYGr&#10;x9bixUMr8OKhVXjjzCa8fmYTrpzZgjfObMQbJ9fhxSNrcH7LIhxZMRlf2LwIbxzcJE3k5cPr8PKR&#10;jXhy+3JcWjEdZ1ZOwmNbZuPyuik4uWIsDi4bjZ2zh2LNpEFYO3Ew5g3tjWF92zGkXwcGd7WiT0sB&#10;bU0FNBey6GgooLOxiFIujcYCG0ZS/t/oDtDa1hutHX1Fuc01IeN3iYfxZ4m4QYaZKkxsJCMvpEKr&#10;GJZE00kaSoq1ueBRTOIjfVa9jeSCB+g5RhKDR9h71H4om3QysyIi7mNTYBNhk6DaPEjKrdimm0LX&#10;pUKcKvCm5mbs3rPng+s3bn3re9/7XsZeSdll1+c+97kaV/1Ul9f7T9znE4fgga92u1zjKHPAOocH&#10;dS4f6j1M2yM+QWU02UdkUlGzQRGcS0Bqn4fq6LBQJO+vrUY1DecczMrm87tRU1ONuvpa1DjqUEf6&#10;LnMp3MQdCJizEbjg9UVEKKhWST5RjBOQjCWTsu6irYcA6KLS/iTdTWkr/PBLs/AhEgpCYxKbHkGC&#10;caR6BEmd9FcDDQRh4yaScQMFAtVsFhk6wBKPiGNoKY1BDWnBIwY2pjGkJYuhLQUR1lFxPa5DNYyx&#10;rWQ8NWFUZwMmdDZi/oBmLB7WgSXDSInti22T+2HbtIHYP2cYHlo6EkcXjcGp5WNxdtVYXF47GZ9f&#10;Nxlf2DgLX9g0A09umoYvb52FL++Yjy/vmIPPCzYxDZ/fNBWPbZ6CL+2ci2cfXISvPLgYT+2bj2f3&#10;L8IL+5bg5YNrcO3EFtw4tRbXTm3AlbMb8drJdbhyeh2und2A189swFV5bMGZDXNwaNUUvHhiDd48&#10;vw2vHd+OV49txevHt+C1kzvxzIGteHzTXFxYNxlf3DUHj2+bhYtrJ+PIktHYP3uo2IpsnjYMK8f1&#10;wdj+LRjarwMj+rViYFsD+jaX0Ke1SRTibBgNuQyaC3kUyaSiiWGxAY2NjWhp6xJLGeUJRewiJvgT&#10;/7+5qkqkuK5KifdThDYsIU4FtLRXLrlhZl1EKBRUoUpkvakMdOUtRtNDyULxMDSLDsdqeuW6iWA4&#10;V1L8s2SAhzREmQ4pNFwGY9EePY50OoMjx4784v3vvv/V73//+57P/t7YZddvY/1uz9rqBaFg6FdC&#10;d3V4RfnK1Q0DfbweL+prmWHgQC3FcLTv9ikaKn8ZiUHUUKAnFuXKk4lNQ2zFqbdgipzPC2+AluFM&#10;XCtbhLORcCVFhpUIttzyfgTDiTVwWuFNkp8D387npphOl8ZRXVUrJoAKE1GpbUr8RbquC346v9IW&#10;RHQTUcT1KPIJHXnTEC+kbCKGYjKBhkRS7LvbZKKIoT1nol9DCgObMxjanMTIxhyGFTIY1pjHqHY6&#10;vzZgVFcJIztTmNg7j4ldRYzrKmBy31ZM6t2Cqf2aMH9wO5YP68SqEV3YOKE/Hpg+CHtm98O+2QNx&#10;Ysl4nFsxHpdXTMSja6bj8c2z8OS22fjqtnn40vbZ+OK2Ofjyzrl46oG5eGrnPHz1gYX48u6F+OKu&#10;efjyA3Pw1d1z8cL+xXjpoeXy8ul98/DKgSV4/dgqvHl0Na6dWItrp9fg6sk1eOPYKrx6ch1ePbgS&#10;10+sx5tn1uOlh9bgSTKiNszBm6c34K1LW/DmxW144/h2XDm5E1eOb8Ebx7fgpYPr8YUtBMVn48u7&#10;5+PxLbPwyKYZuLhhOk4snyRCwa0zh2DHjMGYNaQPBrS3YEzfDgyjTXpnE/q1NqCrsYTeLQ1oLpbQ&#10;mi+grVRAsVBAQ0MjiqWiTBv8c4b2MsmEMJ2YQcIpgFYjxA+osYhTIMr1E33AJEyJ/88qJIu6CzLm&#10;dFGTU7OhUg+ZncHLCTE4XiQkOIuRusGAkCm4lhLLEboMBMqYBV2Mw2RU+cUpl9qehJXC6TOnfvIP&#10;//D3mwDc/9lfHLvs+m2sP6iurd3k8/o+YDYFk+Uq6luO9CrwRtFfa5z1qHYq2iqjVHnDJ8uJDaPG&#10;UY9qUXbXiTMtD3bSaGliGE9a4idFvQXBb+IXxDroJUVxnTL9c6JO8p6ZVOcQdS4/DpsFpwauqnpV&#10;16DKUfdxzKuKM+XKQWlB1IrMIyZ46VgMlsH0uShKSQONmQRKcdp16yikDDRnkmjLJNCeVcwmPvo2&#10;0g2WDSONoa15DG/NY1RrAaM7lRPsqN5FjKZNR58iJnc1YrLoJqihaMHi4V1YN34QVo0ZjM0TB+CB&#10;6cNwePFYnF4+DqeXj8GZFWPxyPpZeGTddDy+cQa+uGU2vrJtLr62ez6+umsentlFNtMSPL1nMZ7d&#10;PR/P7p6HZ/YuxPMPLsXT+5fg2b2L8NzehXjlAAHsFXj5oWV4/ehyXDu5HtfPbMC1k2qyuHZ6Pa6c&#10;XIXXj6/DjXMb8fap9XjxoRV4Ys8CfGnXIrx5jI1lPa6f2Ihrpzfi2tkteOPkJrx5aiveOL4Rrx9a&#10;ixf3r8IXdy3El/cvwld3zsWTGzjhzMCXdi/AY9vm4vCScXhowXAcWjge80YOwMC+rRjXtwOT+zVh&#10;XFcjRnc0oV9zA/o0N6KhkEdLUwPauJ4qZNHYWEJTc1M5wyIh04QZZ+4F10oq8EpNC5wuy/iEFhVM&#10;SlyS6XbMC0tZka/HDEnPCwWpq+Ea1Keic2lHI7kmnGzVzwnTE30hugPQV0r5VBFwpzkhwXBZVYmH&#10;lfIfM+MmLj58/h9/+MMfzrDxC7vsUtXL7XafCgSDHzFbgCpurnR4SAvrib5L9TVKO+F2Ce7AA10a&#10;SdkvilMCGwb/zqChqppeZaotAXFOAiqJrrqmRl4v9tYOl0waFbCa2g++rKqplsmEH4/5GRJI5HKh&#10;qlpNI9R0+EMEMFXWs+Lfq1snDwWNiXQJE7mYKeFDpVRckucK6QSKmSQaMlRaJ9GX1hw5C33zSXRk&#10;E+hb5COOvmL+l8Xg1iyGdahmMbqzEaPaGzCms4SpXY2Y1rcJMwe0YObgVswZ2oEVY/tizbh+2Dx1&#10;ODZPGoKD80bi1PKJuLxmGr6wYQ6+sJ7rpil4YstsPLZlHr60cwG+tnM+nt45D0/vmYPn983Di/sW&#10;4aV9K/DC/uV4fu8iPL93Pp7fvxAvPrgUz+1fghf2L8QrB5fijaOrcfXoOrxxZLU0ibfObsXb57fh&#10;xvktuHFmM26c3orr53bg7XNb8dLh5bi8cS4e274AbxxZj7fPbMb185twle97agPePL0Rb57eijdO&#10;b8JbZ7bizTPb8OaxjXjt0Dp89eByfOWhxfgqp531U/CVzbPw5T1z8MTOOTi1cgIOLx6K46vHY9mM&#10;IRjWvx3TB3Zi7rDemNG/FZO72jCsrQF9WhrQVMqhsVRA78ZGtBVyaG4ooKmpSUBwpfym2pqU2Kg0&#10;AxXXSzYecTCfaiQkXNCHilkVURUR65OpISCGhjQ45PtLdouX+g0KMxWdlhcQla+uonCVgy1tQnQx&#10;0fSHNTHUZBMJlbENI2aI5UnU0HDw2MH//I//+I8T7IZhl12qnC6X64VAKNgd0enrRExCRWzS3pvK&#10;bTYBThhcP6mMatJkqZ+oVWshai7ECkQd/Kox1KLOUSs21spTihTasp2424sqvk1NlWJDsWlwQqki&#10;tkERn1pTsUHwwSbCv0tynsf9cfZ1RaHNl1w90NYjFY+hkFYZ1WQ7NeQSaMgn0JJnGl1GhHT9GtPi&#10;AjuyNY/BjVn0zyUxuJDEsKY8hjUXMILrpy7iEkWM7dOAaQNbMHNQK+YNacW6Mf2xcWJ/LB/bF0tG&#10;9xGbjnWTuHYajl3TR2Dv/JFCgT2/ZioeXT8Tj6+fhSc2TMWTm6bgK1un4WsPLMKz+1fj6X1L8MLe&#10;RXhhz1w8v3cuXtm3BK8/uBwvP7gMLz24BK88tASvH1mJK0fXyETx2qGlePPEarzJg/7EJtw4uQm3&#10;L+7AnUsP4J2Lu3Dz4d24dWkHbl3cgacOrMKxZRNxeOF4fHXPSrxxbiOuEb84uQ6vn1qLN4+vxfUz&#10;m/DmyQ24cnIzrp3ehrdObsG101vx+rFNePXQOrxwcDWe3r8Yz+xdhKd3LcBze/jnefjaA/Pw6Mbp&#10;OLJ4OE4sGYMtc0dh/NAuzBzchflDOjB3YBcm92vD2D5NEsbU2VBAYyGL1lIR7UXVMBobmwQf4OpJ&#10;WcKzYSg1tsrQYKAVLeV5CSDWoEvcK//MhsG34wWB71N5v7DQbjV4yIDi+9DYkIFLFKDSFoRuxhGV&#10;M08hKjGLqJlEkCxAWqBH+DkoHzI2MirLU5kMNm7Z+IO/+7u/G2c3DLvsUhneIZ/X9x7XAvxFoemb&#10;wgX8cNZ75PCurq1CDfEGEedVMAcyk5Q1+KczJXjg01Oqiu/jqJUI0zq3QyI7iVEQGGez6VXFRsTn&#10;UBbjdJOtq1HPS7xEqLKOWvTs1VMysyuThnhQ8UGA3alex6bFxqGFwxLuk03qSFNDEY+iIalL4NDg&#10;9gKGtOSlGQxpL2J4a04osYNKaQymErspjzEtRYxqL2FMRwkT+5QwvV+D2IYvHdMbK8d0YcuUAdg2&#10;cyjWTxmExaP7Yu3YftgxfTD2zh+DIwvGik7iwcUjcWrlKDyyeTq+sG0OHts4HU9snoKv7JiBZ3fN&#10;xrN75+KFA8sEqOZU8cLuuXjxwQV4/cByXDm0HG8cXoErh1fgzWNr8Obxdbh+dD3ePLIW106uwY1z&#10;m3HjDA/2Lbh9bivuXtyBW2e34eaZrfL3t89vwXOHVuPCmhn48o55uH52J26e34lr57fgjVPr8frR&#10;lXjt4FrcOMn32Y6rx9bjyrGNePv0Nlw7sUkaxhtntuPVExvxwoFVeP7ASjz/4Ao8/9BSPPvgYjyz&#10;ew6+um22NMIzaybj1JLx2DxrMKaM6Y85owdi4ZB2Wc3NHtEbE/o1Y1zvJgxoKqKtMY88dSuFDJob&#10;S2goqYZB8aXK01DCu4rvk9cfEHt0xYBzClhNILsCYHMK4M+dMopUpoYU8EXEoVYvTyj0k6IZpk+e&#10;T5xpo2RWxSXNUfRFiRTChiVhTbTHJwuL6ygzZqqsl+YmXLx44T/9/d//jZ24Z5ddLKfTmTR047vc&#10;BfPQZcNwe91i4kd7Bvo40eNJ2YHXo76OE4H6RabQrrKekulCpgZl+FddW41apwNVfD9mHHiDcNQz&#10;56KcQUHmFXGMMugt71NVLZOIEgDWi8us8qaihkPRb73lZuFz8c9cmyk6LSNO44w1tUykdIb5BNGW&#10;jGFUc0EOr+G9G0RMN6aTL7MY0pTG4MYkRraR7dSAiX0aMaWjCZO6miRrYu6gNiwd2QdrpgzBpqnD&#10;sHfBSDy4YAQ2zxiOFeMGYcPEQdg7YwSOzhsu9hzn107DyeVjcWHdNDyycSIe3zYFX9wxA1/aPg1P&#10;7Z6D5/Yswst7F+OVY8vx2uHVeOXB5Xj1wDK8dmAprhxag6tH1uLqQyvwxqFVuH5iA946twW3zm7B&#10;W2c24u2zW3Dn0k6ZIN48zddtw53zm3D73EbcvLgdb5/dirdOrcNVNpkTG3Hr4l7cubgbtx/ei7cv&#10;7sKNCztx48I2XD22AVeObsb1k9tx8+wO3Di1FddPbML14+tx9dRGXOXK6tQmXDm1Ga8e34DnD6zC&#10;yw+uwSv7V+OpnfPx1e2z8eyehfjavkW4uHkmTi8bjy0zB2LS0C4sHTsI6ybQwoSZGgMkjGli7yYM&#10;bWtER2MODfk0com4UGwbSg1Ip9JIJhKCl7FpcNrgn6nQlojX8gVB8C3mtJf1QdRZkNlE52LiWlR2&#10;K6yCueCGECXYUNg01JTBVVVYclIo9GPKXsyivUwcEdNC2DLFi4zrKY+PDsgG4okEGpta0LtPX7z5&#10;5pW//sUvftH7s783dtn1W1mWZbWEw+Hv8UZXcfxkaBJ/USu390+rqOsdTtTUsmG4pXlwmuDbKfaT&#10;shOvOMQSh+Dbq+hOryTvEfAmDsL3Y8OoTCsV8JufByeKqmrFomLj4IqMH0NRZulj5RUPKK9HxaoS&#10;gNdDfiQIcseiSBtBtOcsjOpowtiuRoztXcLw9oLkW4/r3SC24SKq60OrjgImdDViyoBWzB3UjkUD&#10;O7B4WBeWjR+ApWP7Yv2UYTi2cCIOLB6PrbNHSmrdrtkjcGjBKOyfNRynF4/BY2um4eHVk3FxtfJ1&#10;enTDRDy5dSq+tmsent43H88dXIZXDq7ClYOr8cbx1bh+fAOuHFqJN46vwHU2hNPb8QZFdVsW4rW9&#10;63H1yGbcOLsZt89tx53zO/DexV1498I23CJGcWY73rqwDTdPq4bx9qWteOvCTsEsrp3egBsn1+Pm&#10;qS14+8xW3Dy7DTdObsGNsxtwVVZRG3H9xBZcZ9MhbnF6s4Deb57i67biKum4J9fjlSMr8ez+JXhq&#10;+0J8dfsCPL93KZ7aMV8eT+9bgC/tmYvLW2fh3IqJ2D17KKYObMeKsf2xbdpgrBzfF2umD8G8EZ2Y&#10;MqAFozob0b8pj45SEcVEEqVcFqVSCZlkUhxutSjNAcvGgUGVq16ZWPl/+0lOhvI2E+sXsT/nZYZu&#10;BPSeUmFfbDyckiuZ7VSBk/kkOo4QG5IGvZz9LbYkkt1Nl1pDaLRerrPCGqKGIQ4BrW3t3a+/8dq3&#10;fv3rX+c++3tjl12/laXr+mCv1/v3vNnRapp5yRUMob6eVuVqciBeIdoHBycDYha0BVG3fzVdcK2k&#10;LMXF3pyNxu1SD/nl9yrLEY8HNS7VaNTzqgNBNQuvYCDELCS/gisvKrk/RZ+l6yxFWSqvg7oPZSCo&#10;sWEwxS6loV8hjuHtOQzrasCwrhJG927AhD5NmNynWQ6x6UNaMW1AA2YNaMSCgU2YP6oTC8d1Yeno&#10;vlg1sgvLR/bDktG9sW5SFw4uGI+jiyZh56wRWDtlGE4vmiLq5yOLRuPYkgl4dP00nF8yDpdWTsDn&#10;N07C5zdOw2Nbp+KZ3Qvx1K6FeOahxXj5+Fq8enQ9rhxeLxjEtWMb8dYZYhDbceuRPbj58B5cObIO&#10;Vw6T7bQL104/gLcvbscfPrEP7z22D+8+shtfv7ADt2T1tAM3L23Dncu7cPfRXbj5yC68dXYH3jy2&#10;HlcPERAnEL4JNy9uw9tnt8s0cu30Wrx+lNjIclF88+NfP7sJN86waWzBlWObpJm8enAJnt2/EM/t&#10;offUIjz3wFJ8ded8PP/QQry0fyme2TEXX9w5HU8+MAuP75yDS+unY/+8UZg1pB0bpg/FvgWjsHlK&#10;f6yZORhrZgzDrCFtGN+3AaN7q4zwQsJCLpGUCSMXTyBOixbiZmI/7kco8F82DKWxUZcKsuJkAva4&#10;xFSS/mS03Vei0TILihb1wYBQZDmF0LGWLD1pBBTk0fJcjyFuZSQDPGalRDVOWi1XVlxn0XI/HI1K&#10;w5g2fXr3+9/6t7cBaJ/9vbHLrt/KCgQCowKBwN9zj0z2icutbnXEIoQaW02GE/MtuI7iJOEQQR6n&#10;B7KZKtOHKLcr6yb+otNanAc8FdfCUokg4AsqpTfXWOX3Y9OgtTkPCDYLMqMqYUfEOOgoW3n4vW4E&#10;aRzoYaPgBOSEz+VC0O+BEfGjMWUILbZ/cxLD2nMY01XAqH6NGNevCdP6tmDmwHbMG9UHc4Z3YOGg&#10;FkmqWzu2N1ZPokcS7cM7sGpcF1ZNHojVUwbJAXh40QTsmDkaD8wahlNrJuPR9bNxdPFYHF82Go9s&#10;mY7Pb5iBRylw2z0HT1IvsXsuvrZ/AV7evxwvHVmNlw6vEIrr9VObhYFEcd2tsztw69Iu3GHDuLgT&#10;b1/ehVsXHsCtCztx68Iu3L64G3ce3Ym7j+/G1x/di5vnt+P25Qdw58IDeOfyTty8tAO3H96Fu5d3&#10;453Le6SR3DixXhhSb7Oh8G3ObZOmdOPEBlw/tQ5vHFuLl8muOrMZVznlnCRGshavPbQcL+1djlf3&#10;L8ez+2bjucML8ephTkFbcP3IRrz44EI8vX8WXti/BC/uXYiv7Z2Nr+2ajy89MBePbZyFI4smYPGo&#10;ftgxZxgOLB2NnTOHYP2MIdi2cAyWTRiICf2L8v3v25hDLkHrlSRK+TwKzBnh6rAcriTeTz5lN8+L&#10;QWXCUE1DKfo5STrdDjHHpDMtcTaFayhqtTCnQkFEDB0eMukIpkdiYpbJDBUxOQwyEyOuMIzyg+pw&#10;GhkyEtbtCwiDihYmi5cvufcPP/6Hl7q7u72f/b2xy67fysrk80Nzudzfcm9LZhTxA8m6FsYTb//q&#10;lkdqrJo2VE535RdZApNEd0FwvPbj1RF/2QWPKEekcjpxEQ+pZwyrB26K/uo/mTIqkwUffF1lBcYJ&#10;wssDwuNDKOCT5hDyuuDzOuHzO+H3uGS6yMWj6MyaGFBMYlBzRk0VAxoxcXAzJvVvxdTOZmkas4a0&#10;Yt6wZqwb0YnN4/piy5SB2DytL9aO74N14/tiy4yhWDVlEHbNHoXjSydj+6xR2DZzJC7QlmPLDJxc&#10;MkFU2o/tnI5Ht07FE9um4TkCwgcW42sPLRLDv+f3L8brD63Ey8dXy5rozZMbcZUHOjGJCw/g7sN7&#10;cefSblk53Ty7BTfZKC7twzuXduPdy/tx99HdeI/N4ol9qmE8ugdvXdiO2xd24s4je3H7kQfkz7c4&#10;dVwgFrFR9BhvX9iB25e349aFrXjr9EZcP7ka146swhXSZ89tw+snNkkDe27/fLy2byFeP7gQrx1d&#10;jtePrseNo5vw+sk1eO3kcrx5dA2uHlqH146uxiuHl+GZB+fghQeX4PndC/DMnrl4loyp3QvxxOaZ&#10;OL5sMlaNH4i984fioSWjsWvucJnGtk4fiA1TBmLe6A7J/hjYUkJHsYBCKo18NotSNi0CSi2i1kgV&#10;xlulYagJUl1IVNzvJ/kmynqfSZDMXFcNo5JtwsbBKYP2NVFqceJpwTmIx7HBSEgWkwBjCXHGJRDO&#10;jBUxIIwxpyMMI2Yhn2/AytUrPvr+f/7+kwDqP/t7Y5ddv5U1YMCArlwx91fELrg2qqlTmglhK9VX&#10;2FAOmTiIOfDgF3otD3kym0R7QY0FhXrq7aVZ1NYIs0ootoJrcK1QFlEJLZKMKUXHrROR3ycNgw2L&#10;IDebj9vlQsDjQsDnQjjkRSDoho8Nw0PqrxNhvxv5uIH2vIX+hQQGFpMY3JLDiE6qsosY15nDxPYG&#10;TGpvwMx+TZgzoh2rxnRi1+T+2DdzEPYvGIoDS0Zgx8zBeHDuCGyYORRLxnRhz4xR2DV5BHZMHY4L&#10;q6fg0vqpOLFyHE6tHIsvbZ2BRzZPwSObp+Jre+fi5QNL8SKZRPu4vlmAV4+swBukw55YJUI6AtjX&#10;L2zBda6JHn4A7zy8B3f4uLQH73x+D955fA9uX9yD9y7twR8+yiaxH3cf24tbl3fi1rmtuH15t0wi&#10;b13YWp5ISJ/dhttsIhe34/Y5rp+2ipbixsnVeOPIUlw9tBw3Di/Hm0dWCvPqTTEgXIXXjy3DywcX&#10;4tV9i/DG4aV49eBSvH5wDd48sgZXTizDlaMUBK7CyweX4NWHluHF/UukwTy3ez5e2DVfaL+v7FuO&#10;F/cswZe3z8Ejm+YLzkOa7aFFo/Hg/FHYPK0/tk7pgx1TB2LN5P6YMbgVwzob0FnKoSWXQy6VRHMu&#10;iWKWluJhiXAN+AMKp/B+QpOW5uAinsafO1Kv6+Rt1MOl8tdpAyPxwXyQeuuXSYMOA2FDl8x5RgC7&#10;fUFxrOUEEtU0WFYSWpQKcVqFGCLYC1EkSOdbM4GGhmbs2bP7g3/+xT+f7+7u7vXZ3xu77PqtrGJT&#10;U0cwFPpLUlVrSIcVaqxTaSDKzCc+yJSqNA8yozhV1BLc5qTBKUL0ExTiqYhWNgzJ066qRlU1WVCK&#10;CcU1kroN0pWWE4bCPCR/u/yoAO5ky/jcXEO54fWRRumShuFlA3G7Efa6YAX9KCV1tKZ19CkmMKgx&#10;jeFtBQxvKWBMRwFTehcwZ2AL5g1uxfKRbVgnvk4D8ND8ITi1YjSOrR2HbfOGYcO0vlg/fgAWjemL&#10;vfPG4sCcMXhoxjBcojvs+hk4vXA0Tq4YjQvrJuHS8jF4cstkPLV7lqiyX967HC/vX4RXDi7E9VNr&#10;cePMelw7Q0B5Ld4+uxHXacNxdj1ukvl0fituE7S+sA3vfl5NE7cf2YnbxCQubcPXH90u2MTty9vw&#10;9gUC11vk7W9d2I63zm8VxtSNc8oz6q1Ta/DW6bW4fmI1rp9YgetHV+Iqm8CB+bjy4GLcOLgEVw4s&#10;xBsPLcfVA4tx5TCNBhfgyuElwtBiI3n90BK8fnA53ji2AldPrMBVNhZOGsdX4bWDq/Hag6vx0m7S&#10;f7lmW4HXHlyFK0fW4PXjG/G1Bxbisc1zsW7KEJxcOQH754/A3llDsGfWIOyZORw7pg7CpmkDhGY7&#10;rLUBHYUsmrIZpEwdLdkE8gla0FCwFxDAujI9VB6yhnKpSUM5CKjJVjUMWn4wJZEsKa60+DNVnjRo&#10;AxIKSOZ7LJEWyqyDEwkBcU2HbllIZXJqHUVAPBwVCi6zN8I6RXwWWlpacezE0Q9+/sufHbFtQeyy&#10;q1zJZHKwN+j7jwJCO5yoridGoYR28ksqzUKtmvhLymZBKxBpGoJz1KCmjnRYNg/6SXlQXVOHXtIs&#10;iEew4bCBqOfic4iVh5dW6Or92VjIilKJfQrgVjdMTiRsMC6EAh4Eg/QQ4oThQcjjhR5wIR31oS1t&#10;oCWhoSNjYmhzWrQUY1symNRRwNzBjVg5uh0bJqpGsXX6AOycMxD7Fg7FkQXDsGZyFyb3bcIEivMG&#10;dGLP7HE4vnwKLiybgkfWTcOlNZNwdskEnF40DicWj8apBaPx+MrxeG7XLLxMMHjfYry2bzlee4i3&#10;85W4cXod3r6wGTdEF7FZqLE3Tm/EzTMbceccD//tuHV+h5ocLuzAO5e24t1Hd+DupR3q3y9twjuP&#10;bMOdR7eJKO8Op4zLW3DzHEHqtbjGqeXISlyjLchxWoMsxfXjy/DWySW4cXQprh5dhjcOLcK1Q8tw&#10;49ASvHl4Pt48zEayBFcOL8DVgwvlbV47shxvHFiBNw8uxdUjy/DmiRXquU+sxhunVuH1kytw9chK&#10;3Di8HlcPr8Mrh9fi+YdW4+WHVsoE9eKxVXh6/1KcWzcDayZ04ty6cTi1fDSOLR2Fg/OG48Cc0dgx&#10;fRg2TR2ExeP7Y2QHNRklUdpnLNrFx1GMx2DpdCJWugm/5JX8lw1DraTUtKt0Ow6l6i+7ERD/4KqJ&#10;hAofw7ok9yIAuhb4w2HJ1iADSinAQ9BicWkKWiKBeCYnDYPPwcwMNg1am0c1C6VSE46fPPbLn/7s&#10;x/sA/P5nf2/ssuu3siK6vsgb9P0jI0xp/McpQaaK8m1OieqqUU/RHkFqHvLOetRzquBaqjKB1KmX&#10;4lBbXYP7q6o/BrDVxKFsQPhLTnCd7Ck2GVGGl6m4FdyC4kDVMEjJZRiSC5GgD6EgDwgeFj5EgwEk&#10;tACK8TC6cjG0sWGk4hjanMfE3g2Y0a+EuUPasGpUO7ZM6Ys9M/pj16yB2D6jP/bMHow9MwZj29i+&#10;mN7RiAntJUwc0IqNE4diz8wxOLNqOi6tnYFLyycKZnF0/jgcmTcMRxYMxiOrJuLLm2bLTv/Vw8vx&#10;yoHleO3gciWyO70Vb53bLJPE2wSqOUmc2y5A9G1SYx95AHc/v0vWTXcv7cI7F3bg7TMbcPPEGrx3&#10;cTvevbwL7zy8De98fgfefWw7bpHtdHazaDFunFiNa4eWSqN486HFeHP/XFzj2un4Stw6vQa3z63D&#10;WydX4NrxZbh+ZAWuHVyKG4eX4PrRxXjz4DK8yYZxaCGuHl6Iq8cWqbXVQ8vw1sEVuH5kOa4dWYG3&#10;+H6n1uDamTV44+RqXD28DFcPr8FLB5bi+QNcZS3H83uW4Nmdi/DMA/Px/KEVOLd5BnbP7I8v7VqA&#10;J3bMwalVE3Bo7nAcnT8Ke+aMxoqxXZg3ohVjuhrRWcyKQ3BDOi7hU03ppCjyoyEqu9Vhz5+PTzeM&#10;ClOqQqSo4Bg+j1pbUexH7I0Prjn5OnpNMY0xSFsRLYZwlBoLtQbVDDYMEyHiG+kMjFhcLPz9bBw0&#10;rBTTwxQam5qx/6F9P/vJT36yDcDvffb3xi67fivL6/aeCPqDP6NqllMDV0IVHQV/OfnnyqFfX1eP&#10;Kv47TQjL3k98CKOp/FDTApXcNehZ1Qs9evUUHIMTRmVS4aGgJhTaiJRV3nWKCaMaBYV69fD6nPD6&#10;nQgEXIgGfYgE/bK+4IEQi0aQMRiZGkbfvIl++TjaEzEMaMxhxsBmrBpL244B2DyhE9sndWDflC48&#10;OGMA9s4ajMNzhuDA7OFYNqQNC/u1YtnIvlg5cSC2TxuAowtGilngETKkZg/D8YWj8Nj6qXhm+zR8&#10;dcc0fGWHosy++OASvPTgIrzy0FJcPbYCb55cjRunFSPprVNrcfPMJtwU5tIm3Lm4Q00Tl7fgzuXN&#10;uHl+A+6c24Q7Z7fg2tE1uLJvKW6eXI/b5zbh1pl1ssZ6+8wq3DqzBrcvbMKt0xvw9sl1uMGsi4OL&#10;cP2hxbh+aAneOrkGt07x31bhrdPlZnFsKa4fWSZve/04G8YyXD9ATGMx3jrGvy/CjWNL8dbh5bh2&#10;YBluHlmLG0dW4q0Tq3H79DrcOr9O1mfXzqzFm6fW4MbZjcq76sRaXD2zBq+eWYvXjqwRpfrrh1fh&#10;4e3zcXj1eDEr/OLuhTi/aTpOLR6PY/PH4Nji8dg/a6ik9E0f1IIBLUXx9GorZtCci6MhZaKUNJGI&#10;UWznl5+3CnhdoVFXgG+ZNMqNQ5qCVzWHSqPhxKrIFIp2zddV/KJoBUKfKTYMZoMza8OwkkKrZSoj&#10;QW9pGPSq0g2kUzn07dcfT37pCz/85S9/udK2BbHLLlW/6/EEngsHI7/iDpjgIpXaxCGE9krhHdcB&#10;xCbK5oI1nCTKkwFfV2GwyNsRi+AqqrpKmgYbRs9ePQQcrxEcozxFiO1H+flq6sQSxEGgu8y/dzsd&#10;cPvqZbLwB9yyjtLDPhgBP0L0GfJ5JdciE9MQ14PoylkY2pjG4FIaQ9sLmDWoHVsm9seWKb2xfVI7&#10;dk/uwkNzhuLo4lE4tmQ4Ti0bjeWjOjGvXzMWj+iUW/CWaQNxbBltPSbg2JKROLRgKC6uHIunHpiN&#10;5x+YjWcfmIXn98/Bi/tn45UDS/H6oeWy+7/Cg/fEKoUpnKEGYi3eurAeN09vxO2T63HrzCbcOrdR&#10;PS5wNbUOd85vxHtntuCdMxtx+zxV25tx9+xWfP3yTrx3cStuPUJwey3unlNve/cSsY+1eItCv+Mr&#10;cPvsRtw6sQZvszGdWIW3T6zG26dX4OaZlXj76DK8fXQJ3jpKW/NFuHF0Od4+tBxvnViKt48vxa1j&#10;q8qP1bh6aAWuH1iNt46twFunV+H6hbW4eX61wkUursNblzbjFnGXMzQp3IBrFzbj6uUdeO34ZjxH&#10;i/WDK3B+6zwc2jANzx3YiC88sADnNkzAqZXjcGLZJJxcNArH5o/ClqkDsHpMh2gySjR7LGUkA70p&#10;YyKfZLIdXWiDH68jedhXQG9OomJ8WWkY/NnghEFNRvmlmE/SQdmrJhRqdUisoD8UldsU7YnimxYi&#10;QebDJxCj4jsWhxbREfDRwJL54WRLGZIZ3qdvn+5Xr7zyN93d3bNsWxC77Prc5z7Xt2/f3wsEAm9o&#10;WuwDAobiNivutASyVQANLUC4eiIALtMHV1ZCpS37PvHP0kC4VmKjqEaPmhr0rK6S6YLNo2L9QQYU&#10;GVbSiCpAeXldxUZSaRg0GFSqcx8iAS+0gBd6yActEEA04EckGEApGZMbaiYaQVvKxNjmHKb0bcSU&#10;PiVMas9j6dA2rJ/ciT1zBuAw8YrFo3BkyUjsmTMMc4Y0y8pq1qBWTB/QiA0TemPfzH44sGAQ9s0d&#10;KofcExsm4Kvbp+GZXTPx8p65eGUPQd+FeGPfXAGUrx1ejuuHV+LNo7zZr8bNM+tx6+w6mQrYOG6d&#10;XIM7ZzfhPTaEC1tw69IG3Hx4A+4Qozi/CXfPb8I3HnkAX390F77x8AP4+iO78d7Du/Du5W24+8g2&#10;vHN+Pd45vRZ3z27Buw8T49iA22dX490zG2V9defsRtw+u07ehiupt0+vxZ0zG3Dn5DLcOrYUd46t&#10;UOuqYytx89hy3Dm5Fu+eXot3j6/CHb7u1Gq8zano2Cq8fYqf6wbcJFby6Ba89wg1ILtw+/Pb8fbF&#10;HcLyepOaDooAL2zHC0c34IUDq/H0g8txeecCHNs4By8e2ojnD6/Ho9un49y6STixYhJOLJ+I/XNG&#10;4oEZg7F9Ul9MHdSC5lJGEg07i8xET6AhQ+8vQyZGnzDnuHJSTYNRwBW2XKWZ8CV/VtTqyidYBrEK&#10;J5uF2y8sKzYPkirIgorFkh9bmYeCyg2X8a9R04SukVYbk+xvhjOFI7rkYKQSSbR2tHU//cIz3+3u&#10;7h752d8bu+z6ba3fTSQST1nx+K94QFODwQfzuF1i56GMAj9eN5WxjQrGIaC1NAwypMoYhjQGrqR6&#10;iSCPEwunDllVcXop26PLzZE25+XVV2UFUdlhi3V1KAAjHIQR5ks/LP456kcs7EfvXBKd+Th60648&#10;a2JcYw4z+7RgZv9mzB3WigkDi1g4pgU7Zw/EvvmD8dD8wdg8uT9GtZFmm8PMvo1YOKiE3ZP64vSC&#10;kTi/YBSOCUYxDl/aMAVPkQW1dQqe3Tsbrx5agmtHV+LasTW4cWS57Prf5s3+0Arc4MF7dh1uCiNq&#10;Ne6cX4dbFzbgnUubcPfiFrx7fgvunt+MmxfW4NbFVbhzeSP+8JHtePf8Btw9vxHvXN6Mdy9tx3uP&#10;7sJ7jyim1DsXt0pDeOf0etw9twV/eGk7vn6Jq621+Pr5TfL39y5uwd2Lm/Duuc24JW+3EXdOr8U7&#10;J1fi1vFluHN4GW6fWInbp1bj5vHluHNsFd5jAzq5CndOrpTX3TqxQr3P+S3ShN75/C7c+cJOvPvk&#10;Xnzzq8fx3pP7cOvxfbh+bheuXdiFa+d24NqZHXjp+Ba8fmoznj+4HE8/tBpP7FiKVyjyO7YeX9m7&#10;WPLIT66YiJOrxuPBhSOwd/Zg7J06BNMHdKJPSxGdpSRas5YwpZrSJgopC5l4DNFgUFT9/HmQnwOf&#10;9+M1ZeVC8Qkpwgu3z68EeaTN+oPigiz4h5c/R7S6p6o7rZpCkK62bBgBlSaZSIgGg02DtuZ+b0js&#10;0zXTQiaXx5jxY7tfev3lP+ru7u747C+NXXb91lZnZ9994aj2U6+XIij68hBMVON+PZtBGV9gc6jQ&#10;XgXkLusvKrblFbZTBfNgs6j8+ePXlxlXQpv1MKr100C3evAwoFcUfYUiTFQLhWBGgjCjAaSNMJJG&#10;CKloCAOLKaHQDmnOYWRzBhNaSxjVQjptGmM6C5jUvxEzhzZizvAWzB/VhdlDOzGipSiagEUjO7Bv&#10;7nCcWz0aF5aPwKXlI/Ho4jF4ZPkIPLl+HL62cSpe2TMXVw4swWsHFuHKca571uAmJ4fTxA3WyiRx&#10;5/QG3D6zHu+c24BbZ9fg5jne1Nfizrk1eEcwiLV4R7CKDXj71GrcOrsWdy9uxt1HtuMbD2/Fv760&#10;Be89ug3fuLQLd9lYLq7DOxfW487Z9dIMvi5NYbM0Cf7b3ctr8YeXtkrDuHNhM965uAl32TBObpDP&#10;4faZdXjn1Ea8e3oD7pxahzunV+Gdk2vxztkNuM0GdWEjvn5hI97h13JqFW6fWIX3zm3Ge+d24hsX&#10;H8C7jz0gDePu4w/gG5/fhz/8woP4w68dxd0nDuO9x47g5iMP4fq5B3DrkQO4fnEXXj+5ES8d24Dn&#10;D63D1dNb5M/PHliFJ3YuFO3KmZXjcXLlOBxaNAK7pw7BzH6dGEo34H5N6F1Ioa2QRnPWRC5pIm0Z&#10;Yh5JY0llQVO+VIiiv4Jt0RSz7FrM+FU2FDYJrxfhiMrIcInnlE+aBumyphGHrluCe3moJPcHJZDJ&#10;iicR5YShMbwpJiwrTh+aocFKpzBn7rzuW3dv3eru7s5+9nfGLrt+a6uzs3NKKGz8J3H2DHEHrNgm&#10;sooSfYSi16pgJGUI+Fmgu8KmqkwY0lDKqyY2jsqDjaMCbvNRed/KlKHWEW5R6oYDQWiRCIygmixS&#10;ZgSllIpZzRoahremRZTX1WBhQlcJY1oLGFxIYWhjFsOacxjYkEH/lgIacqbEr3akDEzsbMC6cW3Y&#10;P7cfjswajCNz+uPU0iG4tHYkHl83Hk9tnIwXts7GCzvn4eqBZXjr6BrcOrkOt0+yUazGnQsbcfvi&#10;ety5uBF3z27A109vxzdObcE3zmzC3Qub8M6ljbhzYT1un1+N2yfV7f0uGwYP8gsbcPfyFrx7eRPu&#10;PLoJ73Gy4LRwYRu+/vBOvCeTyAbcPr0WN0+txe1zG/ANTiKXt+K9y1vw3qWN+PrDW/CNy9vxda6w&#10;Ht2Ndx/ejruXt8oEw4nmNhvQwzvw7sXNArC/d3Ez3j29Ce9e2or3Ht2Odx/Zhq+Txsu118Ud+Mbl&#10;3fjGw7vx7v+Hvb+OrizP8jvRssdv5tluyMoMFjMzh0JSiFkhZmZmpnvFzMzMGMzMCk6ubo+xx92G&#10;Hs+4x67qrq74vPU7iqiul8v2mP5r7bXOuiGFFKHIvOfs395fEs62wqpEMLgWG3m83MTzlTZeLXby&#10;ZL6Nx6s9PF3q4d58F/dmGngw1chd4YQ7Kef6cD373SXcGK7mynAN22LKaMtluiyBsYIw+rIDaU/z&#10;QR7jRraPI1GuViR62+BvY4KjmT4OZnpYGupgqKUukRgUTp06TF+UrPT/Zg3123Xlb5vH4XRx4oQ4&#10;6JxBWayTRKSvlKVxmJchcjLENCGs04UHldD1CKxCSVVFcsdVVFHljLIKKhqah1kap09JXmpqWpq4&#10;eXn95smzx5cB5Z/eM0d1VH9ry8PD10JDVeuPVFRVP55SUpLoh0IY9fMvvpJ8pCR3WWnlJFZSvy9h&#10;Fp+biRDnfRbzic9/nj4+NwxpPfU7DePz1PEZ+P7dxvO7ayklRUVUlZTRUlNGS1UJXWFbrqOClb4m&#10;ZyU6phaBDmYkelvjddYId0t9vK2MuCDiVK308bEwxFtkXZjr4GOlS5KHESXh9sgTXGhKcKYn2ZfR&#10;nEDmKkJZq41mUx7HXkMiVxqTudYktAsCJM7jXl+h9OB+MljK48EynoyU8WxCPMAreTpSwfP+Gl70&#10;VfNitFp6mIu1kfh9sWZ6NFzEk35x8hcrp0qeTpbzbKaC59OVPJmp4vmk+DOqeT4m8ItKnokpQkwN&#10;g6U8HCmXgO6nn67nU5XS1zyfrJZwjxcTVTwfr+bRiGgYVTwdLOfJiMAexN9TyYGYEObreTldzcGk&#10;jBfCamRa/D21vJiq5cWsjJfTTRwstPF2sZ2XC508mGrh0UwDT5baebrUyfOVXl4u9PJkuZtH64M8&#10;WR/k7kI/DybauTPZzLXheu6ON3BpqJGdwXpuzbRyfUbO5WEZGx0lzMsymK9IkLIzOjMu0BbvTr6/&#10;Axk+tuT4nSPaxVLKTvewFs3dEFtjXYx1NFBTESl5h27Jn/GKz8yoz81DvD+lSeKkCFkSAPlpFM6o&#10;HuIUimqSnfkhe0rYgAhhoMqn7z+cPpRVDnPDhVbjjKDSamqioKzOiZMiQ0MRTR0d3Hy8//rxk8er&#10;wBc/vWeO6qj+1lZycvIZE3OL69p6+r85qaTCidOKhyymL77k93/v0IH2D8Wvfy60FqJZCPHeVxI4&#10;LthPnwFracr4lLgn8AyJJfUPfk/KtPi8ovpMz/3dE+NndpV4PeTfn0JZWRE1NaXDZqGmLE0UZtpq&#10;uFkY429tKlFoA88akeVjT5r7WSLPW5LgbkmWvx35weeoCnGmKcaV6kh32lO8GcgKkhLwhMvqakMK&#10;F7tKuNZTwXXJ0juL6yKRTrCARKCQAHfF2mlQ4BBVkqDu+ViNhC+8HK/m5UQ1L2frOZgRaxs5L8br&#10;eDndwPOZSl5MlvFiuka6Xs7U8nxCxrOJSp5OiHVPDU9na3k6WcHTiXJeTgtjwXqeT8t5KR7mU9U8&#10;Ha+WGsCTicNpQKyrnk8L19o6ns1U8XK6joOpGp6Nl0rTg2geLwVQPiq+t4oX09W8mKvl5VwjL2Zr&#10;OZit4e1CI68X23g118zBbAOvl+W8WWnizXoXr1a6eL3Sxdv1AV6s9kvTxJOlTl6tDfJyY4SD1SGe&#10;rg3waK6HR0v93Jrt4O5kL7fH2tnqr+P6eDc7I22s9NexMyBjb0jGzZl2dntrWGorZL4uhdnqRCYq&#10;4unN8KEo+DwFvk7k+tkT72ZB6Dlz/G0M8bQUk4a+hGdoqylzQkT0Cu8x8R758m8mz8/5K5/fO5+Z&#10;UpJb7SnFT/ncqpwUKm9FBU4eV+D4JxbVoVbj0N1WpPypqwtcQ1HyjtLS1kFJTZtjZxQl63RtXT3i&#10;EuL/8sWrFyPA//rTe+aojupvbRUVFf39s47n63X0DP6j4KwLr51jIiVPWjEdGguKm/SLn39qFl8c&#10;5+dfHoKQnyeJ304ZAueQPidAb9Es/v8bhvj6z9PEZ+xCfK+YTMTnD6cLJVSUFdFQE3iFCkZaqpjr&#10;qGOjpy1ZfUS7WRPmYEmoo4nkCVUU6EKWrx2loQ7UJ3rQmOpBV2YAI8VRzNYks9mQIYGzV7sKuSFU&#10;1yPV3J6o4s5kLffH5TyZqubhtIyHC3Kezsh5PtvAoxlhAljDwbSc1wvNHCw082q2gVeLcl4tNPJy&#10;sYG3c+Jq4kA8iKflPBcNYbqKZ+KhPV3N8/lank1WcTBTw8GcjJfimhUP/hpezNXzcqaeF7M1HMzK&#10;eTEj49l0nXS9WJBLD33xdU+nq3kmGs9Mg/T1L6fqD/+uqRqez4lGI5NWTC8m63k91cCL6TpeLrTy&#10;crGZF0sNUrN4u9zG25VO3qz0cLDYxMFSA282e3m93sPrjT5ebwzxamuIJxv9PFvt5dFCBy9WB3m+&#10;OcKLrTGebI3yZGWAp2uj3J5v5/ZsPzcmO9kea2Vvqp+9iS7WhmrYGmxlpbOOhb56pjpqmG4uYrYx&#10;h5naVCYq4+jNDqUszIUSYSHvbUu6j63k7RV81hhXM31cLQxwNtPDQk8I+U7/NmdFNImfNgzxa/Fe&#10;+RuzwsMkPmUlVUlnIU0OCsqHDeP4oSGh+H3BnBKqbmUVFTQ1NVBTU5dWWcLqXAj4FJRUpPe/lpYW&#10;xcXF/+Ff/ss/qT2i1B7VUf2kLM+eDdAxNP5nquqaHwW9VpzYhDPtZ7BaYjUJ1e3PDxuGoDt+xh4+&#10;X59XSwL8/jxN/C4I/vn186rhc5P5vM4SoLp4EAjVr46KmCwU0ddUxUxPXaJhnjczJMrVkngPMU3Y&#10;kextR1GII7JYL+Sx3hJdtiMjgMmSUObrElhryvxtxOglkUY3UsLN8QbuzzTxYL5ZWru8Whng1Wof&#10;rzYHeL7excvVLg7mWni50saL+SZezTfzarGFF0tNvF1p481aG28WG3k938S72SbezrdyMN/Cyxk5&#10;r2abOFhp5GCxgddLLbxZa+H1citvFlp5NS/npXjAz9bzZrmZt0vtvF1q4tVyPW/En73QwmvReFba&#10;eb0k/gwZL5fFNNDE64UWnk8182JCfL6VdwsdvFtslX4m8XcfjNXyZqaR13Mt0s/+fLaNV0vtvFpr&#10;5/VqGwdbvXzYHeb91giv1np5tdbHh+0x3m2N83Z/kld7U7zanuDp1iiP14Z4ujrAvcUeHq328nRz&#10;hKd7MzzeHOPWwgA3lvq4MtPH9eURLq+McHVjlKsrvexMdrDU3cJ8Zx299UV0yUtpL8uivTiNgcpk&#10;JstT6cmOpi3Fh4Y4V8qCbSkMtiHZxYoYFyt8zxpz3lQXL2sDHE100VQ7jAqWcC0BfH92Lv7kYPsZ&#10;AJcs0aUM8MMJQk1dHS0dbckz6pgwGzypwInjAhAXayllyXNKiPSURZa4ujqqn0BvYReioal9yJ5S&#10;10RbW4eystL/89/+2z9N+um9clRH9be+4lJS9EwtLW4oKat+FCwSwTwRgrpDW/KfH+Z8nzj+KePi&#10;5KckvcMpRFyfG8Znyq2YKj43jZ82jM/N4jNILj4+dMI9BMMFH19HQxl9TRUM9NSxMNLinIUhAU7m&#10;JPrYEe9mRpK3NQUhDtTHiQeQD73pgYwXRjFTnsBSdSrrLZnsdGZySZoqarg+WsvNqSbuil39ajtP&#10;Vzp4udzHwWofL9YHeL7Rz8uNAV5tD/F6c4CDtX5eiIeueLCvdPFqtYs3a928X+nk3UKr9MA+WGzm&#10;1VonL+cbebHUyuuFVl6vN/N6o4W3q628W2nl9VqbtA56I5rIahOvxSpopZX3S528W2rjzWorb5Za&#10;eSua0pScN/MtvFtskqaCg9UWXq818265k7cL7byea+LVUgdvFnp4u9DJ6/k2Xi60c7DcxavlDg7W&#10;OjhY7ub5fPfhmmmzV5okXmz08G5rmIONQV7tDPJ2Z4JX26O8WB/mYHOcFztzvNyclJrCg6Uh7q0O&#10;c2Oul73xFvbGO7k41cn2eBtrQ02sTnawOtbKRFcd45119LRW0tFYSldtCSONlfTUl1NflEVeSjSZ&#10;8UEUpEZTkh6LPDeehqxw+jMCaUn2pjrKmYooR3ICbUnwsib4vDkBZ40IdDTB3cYQEwMtFM8cCvA+&#10;pyr+bqP4fP3NlCEAcNEwNNGQLMpVOCXFtJ7mxHGxuhKThQonTyhI2ReKKmpSsJKyyuGEIV6FEaFI&#10;4VNX00JbR5fu7u4//fM//3Pvn94rR3VUf+urb27uCzMrq5Ezikp/LZglIm/7D37/cHIQN6pw/zwM&#10;TDomWS9IIOTJwylDcq39lJp36EN1uH76vd87tDT/PGn8LobxuVl8xjOkJiL+zGPHpdOlnoYqhjqa&#10;hwwnU12crY0Ic7cm9YI92cF2FEU4SIFGg9lRjBZFM1Mex4o8i822Yna6qrjcV8YlkU09IePmbDt3&#10;F3p4sNDN480Bnmz18WitV2oSz9f7ebY5Il3PN4Z4szcmNY03e6O82R7iYH2AV+viVN7Lm9Ve3i91&#10;8H6lm3erXdIJ/uVyB6/EVLAsppVOXq90HDaBlRbeLYtTfgtv1tt4s9nKwXoTr9dbebfewfv1Lt6v&#10;d/N2rZ13ax3S67PZJqkJiM+/W+/l9VoHr9daebMqpo523qy182arh9fL3bxe6OTd5jBv1gc42BJ4&#10;Qw+v1ns4WOrn5eIAr0XzW+vn2XInj1Y6eLE2xAvRHDYHebU1zsudSZ5vjvF0c5zHK+McrE3xaHWM&#10;uyv9XFzoZr6vgYW2WlZ75Mx21TPVU8fCgJzx9hr6GktoLMugMCue3Mw40pOiSYqOIDkmjPjwEKIi&#10;Q0mICSE+KpCEiCASIkJJCL9AXlwIPYXxdOWG0pjqQ12iO+Ux9uQEnCXe04ZwIaT0sCbCxRI3K30M&#10;NZUlkaZIU/wMeB+SIgRucZj7LT7/WyuRE8cl80ANLU1p1SR5TJ06zGUReqJTp5Wk6UI0DGE4eNhE&#10;FKQVlLA2F4l7OroGkteUnoEh169f+2d/9Vd/ZfvTe+WojupvfW3KNv9XfUND2Rklxb8UQOCXX53g&#10;iz88Lq2gjn+yjZbS9T6xmD7fpMLOQzzoP5sQSqpvaSX1D/n93xMTxWHYkuRc+2nK+F3c4/PrIa4h&#10;PKZOoa2ugqmWBmZ6ujiYGeJkZYSHnQnRXjZkhrhQFe9GbbwHnRkRTJclslSXzro8m53uSja7K9gd&#10;qOb6RCPXxhu4PtvO5blOrk93cHulm3trfTxe6+XhYh8PFnt4uj7Es50xnm2P82J9hNfrI7zaHOP1&#10;3ihv94d4uTPEC/EgXunj7UovH9b7eLvRI53gD8TUsXL4oH692sfrzUGpqbxZ7eLtRhfv13p5u9XD&#10;260uXu2282K1RZpK3q228WG9m6/XuvkgTv8bPbxdF0BzJ2/Wxce9vFsVDaNLajBv1jt4vd7J263u&#10;T9hDHwfr3VJTeL01wovVLl6sdfN6rZ+D1UEOVgY4WB+RJohHy508ENdSP0+Whni81s/LzWGer4/y&#10;YHmEe6sj3J0f4tGCYED1cXm+n42pbuYH65norGKopYTB+hLaK/JorspBXppDY3UetUUpZKfFkZ4Q&#10;QWxoAF6ezri7ncfbxx0PL1c83R3x93Yn+kIAob4+JIaFkhQWRF5cKC3ZsfRkR9Ka6U9roicVwU5k&#10;+tsR7WpBjKsFKZ5iTWWBs6keRuoqksnk3zjXfimtn44fE4rwQ3rtIYZxQjrMSB5jGhqoq2lKGgwR&#10;5Sp971dCyHdGEugJJfdpBSUpBfK0WGcpnJGs0EUOhoqmDmpauugY6jM9O/OP/5K/NP3pvXJUR3VU&#10;P/vZ3zEzs8hTUVX5C0UF5Y9i9yuAbekkd/IUZ0R2xclPgqjfcRGVPKeOfSUB3cLy45D1dAiWC4bV&#10;H/y+wDQOBX/CMuTzauoztfZ3G4ZQ+J44fhw9LXUcTfSxM9bB1kgHF1szglytiPY9S26EK7VxXtQl&#10;BtBfmMiCLIv5hlzWW4tZ66pmuauS9cF6rk23cXmhm1uLnVycaWJnUMbt+W7uLvZyZ7KN+4tiyhjh&#10;/tIAD1b6ebw2zNOVQV6tCgB4XJo8ni9383ZzlJdbA7wUJ/OVPl6L9c9Gj4QLHGz08nK5l1fSqX2Q&#10;1xv9vFrt5s1an/T6drWfN+t9vBIP/s3D73u71snXG1182B7gw2YfX6/38mFriPfbg7zZGuDt1jDv&#10;Ngd4vz50CEoLJtOqwFbaeL3VzdutAd5sjnOwNc4raaU0yqOldg7Weni+OsDz1X6ezvfycm2ch6t9&#10;PFzt5uFCNw/murk50cqlyVa2+2q4NtbGxal2lkYbme2qor+jiF55Ib2yfFrKcynLjyc/PZL64jTk&#10;ZTkkJ4QT4OeGj6cLsWEXSI0OJicphozECGLDAgm74Cc1DKlZeLoQGOhLeKA34QFeBHiJxhFIYmwE&#10;AYFulCZH0puTSFNWCJ1JAdRHeVAU5iSZRQo7l2x/W7KCbIk6b4KbkQ46yiqSd5h4b4n3iWgWQnsh&#10;CBiCfnuIYZw+FPGdOC7laqiqakh2IEKoJ0KTTp4QaytBoVWWFN5KKuqSTcjJU6IZHSb3iTWVgrKG&#10;hGUYGBnQ1dP1T/6f/+ffHTWMozqq/1Q5uzmHKyop/isNDa2Pgs8u9r2nToucAGUpR+ArEYWpoHg4&#10;WQjAWwQsiYhWSaPxpcR3Fzz3zw3gD//gMONb0m9I6XuHQj7x+5/FV5/xD5HCJxqGWDNoa6niZmOC&#10;zzlz3K1NcLcyIeC8OQkXHKhI8KA9K5iuvCj6CmMZrklnuL6AGVkB8w1FzHdUsdQlY6VPzvp4E9tj&#10;ctYH69gdbuHiRBc3p/u5NtvJnZVeHm2M8GBlVDp9X5/s5OpsDzfmu7m30sfDlX4eznfzZKmfpwIQ&#10;F2uqjQGeL3bwSAjZxIQhYR3itN/Ps7UuDlYOT/nvxKSxOcSrld7DJiNO/9t9vN0Z5MPWAO83+vmw&#10;M8z77SHe7gzwfnf4cGpZF9PIAO+2RdMQn+vn9Xo/r9Z6eLHWzsFmpzRhHKyJyWKUl6tDPFvqk8D7&#10;J7PN3Jtr4/FsF8/me3k8382tiSZuTrZwY6yN/X4ZSy0lTMmLWG6pZLa9iq6GPArz4ihOiyE7MVy6&#10;UuLCCPLzwc3JAQ8XRzzdXDnvZM85x7OctbfF/uw53JwcCfZyJ8TTHX8vNy54uRHi7YWnmwvn7M/i&#10;6OSAk70jzufO4upyDlcne847ncPb0wUvDyecHG1JiPCjNC2UztRwmhIDqYjxoTk+hMpwD8pizlMV&#10;60xx4FniXaw5a6KPupLSb32mxJQh3oMiX/5wKv0EfCuc+bSWUjzEJVS1OKWoIvlDnT4tMi+UUFJR&#10;ljykRKKeWE0dE1nxn2xoDgV+GpLIT0dXl76Bvn/6H/7Df7D66X1yVEd1VD/72c88/fzslFSU/1hN&#10;TfOjoBkqKahK7BGRbywARdEwJDDxtw3jEMcQzUCssYRYSjSMw0zwQ0zjb5hQhznhn4FLcZN+3kuL&#10;zAvhSHtImzyJiooCnvbmhLudJdzJjlBna0JcLYnxO0tpjAeduZH0FyUjSw2juSyFwcYKxlvLme6o&#10;YqFPzlx3AwsDDUx1VkhrlenOWpa761kdbmJrtJWNiRZmh6qYHqljc6yN7fFWLo13szXWxeZYC2sD&#10;dWwPNEprrOsz3dwQGMhSF8+Wu3iy2sODpS7uzbZIE8jBci8v1vp4JjCHjWFebQlcoY8XKz28XhPr&#10;pUHebfcdNoztfj5sDfJ+Y0hiLL0VTWGrn/e7Q9IqSjSW9+LrN4d5vzPMu61B6WtebfbxUkwo0jqq&#10;nxfLvTyaa+HJvLDqaOHuVAs3xAQ128K96VZuj8u5PFDJfk8VF/vkjMiKGJEVMthYRJ8sm77SbEqS&#10;w4kLdCPU141wP08i/LxwdXDEyMICI3NTzMwtMDY1xdDYGAMjI0xMTTEzNcPMzIxzNlacP2eLh+M5&#10;/F2d8T5vz3l7O+xsbbG3tcXNzQ1XZxfOOznhZH8OB7uz2Fnb4eftQkJEAMHentL3xQT70ZAWSmNS&#10;KGkXvJAnhNCTEU5LujctWX6SCaSYNoIdTbEy1kZVSbD3Dg8VkqbikxuBeE+JCUM0CqHUFq8SxVZZ&#10;k1OCZquuhbKyhmRvLphSgkmloaOHopIax44fajMEliGEfGoi41tVDRNTE1pam//Fn//5nx/5SB3V&#10;Uf2nytnZWeW0stKBhqb2R0ErFMChpr6exFmXTAFFvoDqoWJWevAL0PvY8UNn2TPCw+eQbvtZpfsZ&#10;qxAN4/AkJ1gv4jrMbBanOokff/IECqcPc7rFpKGodIoLjpbEeToQ5WZHgp8dyYFOlIR70poVQVNu&#10;PBVpcVSlRtNUmkZnbRHNNTm01JXS11xNX2M5ww1lVOUnUVGUgrwqh7aabNpq82kuTaesKIWa6nTa&#10;W0voba2gv6WM0eYaumUVtFfm01NZQG9VLr01hUy2lDHfWcJ8VxUrffVcmWzhznQHN2dauLfQwb3l&#10;bu6vdvNitY+XywM8X+nnYL2Pl6vdvFrt5d3GMB8E8+pTwxBTxpv1fomJ9XZLUFvFOmqA91v9vBPN&#10;Y2tQYjSJz73bGeDtpmggg7xc6+HlWi8vVjp5ttjB/ZlG7k+1cnekkdW6Qqar87g+JOfGYD07XeVs&#10;tpWz1lZGW348FRlRFKdFEBbkiZ+XEwHnnXGwscBMZFJYWmJlbo2RsTG6utpo6emiqqUpCdk0dLTR&#10;NdBHW0cbHR0BBOtjbGiEgaEBRnr6WFlacP7cWbxcnXH39MDDxRl3JzucHO3xdHXB38sbLzd3LriL&#10;BuGGr5crEYE+JEWFkRQVQpCvN4nBPjRlhlMZE0hhlA9DBXH05oYyUBhMX1YAlVGOZPtb4mtvjLGW&#10;CmdOHmoxxHtQvH8+K7/Fr4U/1GnxfhKYxOkzKCupS6snJXV11NW1pYZx+rQiqmoaaGnroaQqmohQ&#10;hCuhqKSMiorQcKhKjcPe4Rzj01P/4l/9q3911DCO6qj+U5WQkPCForr6ZTU1jb9W19RAU0tLutlO&#10;SrnJZyR1rBjpxcNf0GvF/lc0DDFdfDYiFHqNLyUc49A65HDd9An3+GRbLdYI4mORfyD+TA1VZckr&#10;SlnxJOrKp1HXUMbdxoAoV1siXW1J8LUjN9yNquRgKlIjyI2LITc+hoqsZCoKUklLiSA+LpDkuHAK&#10;8zIpykwiPz6S5JggkpMjyEwIJzkugIzEULITIkiKCiUqOoi0hAiigrwI8XclzN8Vf3cH3J3OEuDj&#10;RfgFX6IueJEe4k9xYiglGXHUFKbSU5fHclslF/tquThQz5VRsfZp5M5MK/eXOni82HG4olrt5ECw&#10;qrZGeCNhHGLKGOD1jsBDBN21j3e743zYmeKdmCZ2hni33c870SgkHKNfajKvBfi91Mez+U6eLLTx&#10;aK6de+NNXOmvYqe3jFvjTVztldNbksB8Qz67XZVsd5TTU5JCQ14M5akhZERfICrYG3dnB2xtzLGz&#10;MsfcxBh9PQMMDAzR0zFAXU2k0gltghqqaqpoaGiiqaWJrr4O+ga66OhoShkSenp66Onpo6erj6Gx&#10;ETY21thYWXPW0QFnRyd83FxwdnLA3d2FiJALRIcHkxwZRWpcIgnhYSREBhEZ6keQz3kueLsS6OlG&#10;XlIo3XkpyFLC6MqIoSnen968ICaLwuhI96Em1ok0Xxs8rPTRUVGUvKZOHDv2Sb198tN77KSk7FZQ&#10;FJOugnRJluaCPqsqQpHUJCX46ZMKkiZDTUMLdS09FBWVJHBcSUkVFVUVlJWVJFsaBwcnJqcm/8m/&#10;+Tf/xuKn98lRHdVR/exnP7O1tf37JxUVJ5SVVP9KTV1D4rSfPKPAsVMiFvVwZD9z5hRffSkAyJOc&#10;FJYLiioSc+qQKiuwC5F1IQR9QmvxJV/+XKwMPq+exKsAtg9ZVmpqqmhraWFtYYSLvTGGWioYqKmg&#10;r6HCOTMd/M9aEuZqR8qF8+RHeVGcHEplahxl2WnkpyeRkRRNVlIcMRFBRIUFERYeSFR4KKF+/oT5&#10;eZISHUJUaAAXPN3xcnXE19OZYF8vfF2cCfDxIMDNGW8XR4I8nQn3c8ff2xULS1PMTEwxNTXD6Zwt&#10;/i72eDvZEuDuQlKwJ1EXPEgXq5T0KHrLM5muyWW7V4DIDVwaruPKiFzCDu4vtPFwpoXniz08W+3m&#10;uaDIbgiAXKywejgQoPinqUKsrN6KBrF2yIAS1yFFtoPnM608nmvh4Wwb96bqeDTRwO1hGZcHapiR&#10;JTNUFstaYzbt+TH0l6Sx0VTAdG065RnB1KSFkhPjS6C7M17OjthammJnbY6dhTmGerpoqGuirib2&#10;9ioSqUFR+CupCwM/RdTV1dDW1sbIyAADQx20tLWkhqH96TLU08fEyAhjUxPpv5WFhSVWllaYW1hi&#10;a2fDWXs7/DxdiQoPJtDHF18fb7w93An39SUiJIDgQG/8vd2kX0eHBVCREUtnSSq9eYk0JVxgsCCU&#10;2aoYRotDaEjyoDjcgQR3axxNdNBRUkBB5F2cPFRwCyxNvLdE7O8hxibwDCUpOElMEKdUFaWmIDAM&#10;RQUlSeEtGqKaqlB6i3+vmC4OjQsFjqGqoo6Lqws3b9348Ve/+pXeT++Tozqqo/rZz36mqan5v6mr&#10;a7YoKij/SllF46OquhYnFRU5qaggOXiKS1hGf/WVyBw4XC8dO35aUnZLqXlffCUZFgpsQ5ow/kDE&#10;u37Fsa8O/X4EWCnWVofmb6qY6Ghja6JHsKstJUn+eDtaYWWohZ2RLo5GBgTbW5Hq60hdQhAN2YnU&#10;5mWQGRNDaKAfcZFhRAUFER0aSExECCFBAXh5u+Pm6oyPpzfe7q6HKxJnJzzdnHE774ijw1ncXM9j&#10;f9YOS2tLbKytMTU1x9DQEBNjI4yMDDE1M8PI2BQzMwusbayxtTbjrK0lthZmuNlb4uPkiJeDHY5n&#10;zQj3cyE9yp/azChGatLZ6qjgcl89l3qquTku49FUAw9HG3iy0MGT5XYOVjt4JZrBaj8vFjsl5tPL&#10;lRYOllp4O98jaSpeS5hIBy/mO3g228z9sTpuDgvPq2qudJWw113CSlMucw05TMpS6CgMYawshd6C&#10;BJpSIxgvT6c7L5HUYDcKY/0I8BQNzwZ7W3M8nGyxt7bA0swCHU0RKCQeoMKzSw1NDTXUNFRRVxM2&#10;GULpLNZQuuiKS1tTWlfpaGtLwUJGhoYY6OljqK8vTRy6erro6ethYmSMiYkpDucE6H0OP2dnQny9&#10;CfLyJMjPG2+X83icdcTP2ZWgAD+Cgy4QHXqByCB/ytOTKE6JpaMoi4HiZMZL41moiWe+KoKOnECq&#10;YlzJu+BIsIMpNroa6CgqcubU4WrzMy4mVlHCN+rkaaGrUEZBRY3TImVPONgqqqKopCT5RqlpakiN&#10;QRgSCjaVeFVRVpcmEqmJqGsQFBLEH/3Rj69++ctfqv30Pjmqozqqn/3sZ15eXv+bsrp63bFTZ36l&#10;qKT2UVlZHSVVdZTV1VFRU0VBUYljYrV04jinTwlH0ZOS2eBvp4s/PPbJZ0pYUwt/qK/4w2OnOHVG&#10;mePHTkiivDOnz6CmIrII1DhvpU+sjxUlEZ4MlsQwkh9HpIstrlamOBrokeVxnra0YNqz4ylKSSBR&#10;rDeiw4mPjsDPz5fw0CACAjwJDPLj/Hknzp2z57ybA+ecHTl3zgFra1sJrLWyssTOzg4rKyuMTI3R&#10;1tdDW08XXV09tLV1URcnbWEpoakleQhpahyeQMW6xtjosJEYGOhhYWaGjZEp7g52+LnZc97WHFcn&#10;K0I9nQj0cKIiLpixsnS2OkvY7ynlWl8Z90abuDcu56GwI5mWS2ymJ9NyHo03SOrwlyutvFjs4Pl0&#10;Fy+Xenk5L3yc2ni+IPCJKm70FnGtr5Tt1mzW5Bkst+Sx1lbCnCyLwdx4hsri6StNojEzHHlmEPUp&#10;F2jMjiPK15nkMMFkcsTL0QIbU308nGywshRYhS7amhqSY6uaiioGujoYaAuwVxFNTXVpkhD2GuK/&#10;hYFoBIa66OlpSliGgZEhxgaGGGnpYmVkgpWVGQ62VjhY23DWypJz1pbY29hia2WNo7UVHg72hPv7&#10;cMHThZgQX2nyC3J3w9fbk7CAC1zw9sLbw4XI4CCy4qIoTYqhvSCF0ZIEFqqT2GpKZqwslsZkf8rC&#10;z5Poa4O7pSFWupqoKSlyRuR4C4q3cAsQMa4nBLVWrKSUUVbRQEFRRLRqoKquI62fzgi9hboGyqrq&#10;nDmlJJkVikuwowTgLd4L2lraH9PSUj7+o3/yixvAqZ/eJ0d1VEf1uWFoqtd9cfLYr84oKH9UUxUP&#10;UF3JlE2M7EIwJSYKQbE9cfwMX3zxCasQPlASPVYI+IQB4Vf8wZd/yB8Kha3QcYhmIWVcKKApnWZV&#10;sTDTIdzFjNYET2Yq4lhvzmans4jSqADcbIyJ9LalRWRCV2ZQlBZNfkYShVmppMZH4OPrSVBwKH7+&#10;frh7uOLm5oKdnQ0WYjdvbYmhoTHm5lZY2dhhYm2FmbkZpqam6OvrS0C+eBBqaWqioa4una4lgF9d&#10;Tdpta2pqoa2thZqK2mET0dKSTtSmxibYmFtiaWqGjZkZzrbiEg9HU9wdbaS1Vaz3eWqSgmnNiWKi&#10;No39nmKu9VdxZ0TGrYlG7o7JuD8ljA0beDIt/KU6eLnSKbGtpClEOMXONPFoXs7TBRn3JhvYb8pi&#10;V5bMYlU80yWJdOdHMlISy3h5PNOV6YyUxjNRk0p5kj+VSd6Ux/tTGBtCoJsDsd4upPg6YWWgh4ON&#10;CecdLDEx0sFYVwtTPW3U1RQw1tPC3FBPSrsz1NPA3NQAa2sTTEz0MDLUx9zUWMrgNtDVxEBPBzN9&#10;Q4w1tbDU18fJygrv8474Ojvhdt4et3M2uNha4mBrjdNZW1xsrfGwtyPUz4OoUB/iLniTHOJDSqg/&#10;UYF+hAf4ERLgh5eXC27nHYgP8qUoNpTC2GB6cyKZLI9jriaGmYoYRgsikcV5kxNoT4iTMc7mupho&#10;a6CmeFoiTYisC0HCENjFyZOKkk5D4G1nFBUlZpS2niHKqpqHpoQiB0NNndOnznDy1GlJ9a2grMxp&#10;QcdVUUFbU+tjfkH+xz/+x79Y/r8/fvzqp/fJUR3VUX1qGGoaajVfnTrxq+NnFD8qq2mhqaWHurqO&#10;NFEIVazQZIhJQ5okvjgmTRgS0P1bX6kv+UMxYQjLj2Ni2jj8PbGGEjkHBpoqmBpq421vRlG4E7Pl&#10;cey057HbVcZWbyVD1dkUJYTRnB/NSEMJsqp8yotzyMlNJj0jkfDwELw8PfHx88PTzQ1rG1usbGwx&#10;tzDHwEAfLW1tNHWEF5BwH9VAVUN4BIm9tArKaqqoKKtKKwdBndT4tL8XTUPgKSrixC1+rSou1d82&#10;FC0NTfR19TDQ18XYWA9zUyPsLUxxt7flvJ01Lg7WhHgJ0NyevJhAZGnByFJCGC1PYKMpl0udZdwc&#10;qeXORB0PZht5MtfK04V2novX6QapidyflfNoton7UzIeTNRzb7SSh9MNPBArqYESdlpyWaxMYDg3&#10;nMGsYIbyw+nPjmAwN4KuwiiyQ52RJftTHhcgTWk+9tYk+LsRet4aBxtzXByssDQzwszMCEszfcyN&#10;9bEw08PByhwzfV2MdLWwszTF+ZwVzmctsTI2xMrICHN9PaxMDbA3N8HCxBBbcxNcbC3wcbLhgrM9&#10;IZ5OhHs6E+p2nnBvZyJ8nYkO9iE2zJ+4YG/iAr2ID/chLSKY1JALpIaLxhZLbkwYWZEhxEcGccHf&#10;C0+nc3jY2hDn7UZmsD/y5FCmKhJZqExgoSqWufIo+rMDaE70oCTIgShnCxwsjDDUVENDRdBoT0rK&#10;beFWK/QVEsCtcPoTY+oU2jp6qKjrclpJWUrcO60o0vlOHVqfKyhJmeDHhfJbUQE1DfWPsQlxv/mX&#10;f/In/R8/fvyDn94nR3VUR/Wzn/3MwsLi/6Ojp1egoqb+H08oKH0U3jpa+oaSFkOM+GdOCwaJmjTC&#10;C8vor459JTGjvhANQzIUPMQuvvz5Mb74SlgyiKjX49LpT5zm1JUUMdfXwPucGaXh7kyVR7HZmc9e&#10;Txlb3ZWs9VQy11HLcEMxyx11jLTKKcrPJTU9Bf8L3tJEEejvS0xYMBcCfHF388DO1hpbG0tMTYyl&#10;fbq+gR46ujrSDl5DQ12yidAU04RYM6mLxiAahMrh72mJaUKctNVQVRGNRDiVqqGpqYqerqa011dX&#10;U5W+X4C++vq66GppoKetKdmWuFib425njdtZG0I8HPA+byPhHFkRHnRkhtOeG8REhWiIhex3F3N9&#10;sIzb43XcHa3j7kgFt4bKuDNYwe3RWu6M13BvrIZbI5XcGCiTbNhvi4ztiWYejMu4Py7jSns5O7WZ&#10;TBTE05UawkRpElNlGXQUJFKRGExHWhix7o44menjY29BqOc5/M6aY29qgOc5KywM9TlrYYyNsYHU&#10;NOxtTLC3NMZcXwdrM0PO24ipyRRHKyMcLExwtjDA184Mf2drInzsCfWwJ9zLgbggZzIjvciP8iMj&#10;yJMMPw+y/L3ID/emMMaH/LggClLCKU0KpSTuAtlxFyhKCaUsNYbixEgqEyIpig2jMD6S7PgwshPD&#10;SAv1JsTjHAFOdqSHBlAc5U9/aSKzpbEsVSaxVpvMXFkYw/mBdCX6UhTgTJSzNfbGupjqiAOBWC+J&#10;A42C9CoszE+fOZweTpw8jbrkSKvDaQVVafoQU7KwETkuKN4C5xABSwqnUVRWxMjI6GNWdvav/9E/&#10;+kcVwD/46X1yVEd1VD/72c+cnJz+nq2tfbiautr/LVxrVTTUJV6+khjhlUSSmepvzduEdYjEjhKs&#10;KJGV8TtRrUKkJ6iOJ04IzvzhuuDMiePoqCvhaqtPWcR5hktCWWvP4NJIGVdGark0UM96fx1LHbVs&#10;jXWw1NeKvKSUuMhY0hOTCQ0OIjA4CB93TzyczxHo446Ly3kcneywP2uFuZmJuNExMjFGS0cXHW1D&#10;dHQERnHYFCS8QkdDWjNp62qgp6+FqaEBZoaGGOroHuIWmtpoaqijo6uKgb4WhobaGBlooysYQroa&#10;GOrqYKSljomeFhb6uljpa+FkZcg5KyP8HC2Jd3fEy9YKn/O2FIa70J4ZSn9hJIsyYYqYw8XeYm4N&#10;VnF7tJpbgxXc7K/g/lj9YaMYKuVqbwHX+nK51lPE1Y58bnSXcktcPRVc6i5iv7eCW4MNrDWW0Z4S&#10;xbQ8m/HKTOozIsiM8SUnzBM/R2s8bM0JcLMlzMsRj7PmuJ09BOxd7MzwPmfJeSszzlkZct7OBFtz&#10;A5yszXCzs8Td1hQXa0M8Hczxd7Qk1NmcFC97MvydyQ9xozDGmZJ4T8oTA2gpiKWrJJWWzDgaU6Po&#10;yk6iJyeBzuwoBkuSGa7KoTE3jpr0MCpTQihJ8KEiPRxZWjT1KZHI02KQ58TTmpOELDeB0uRQqjIi&#10;qUoOJ8XfnbQQN9rzY5ktTWKlIpXl8gSWK2KZKA1mOCuQhghfii844HvOmLMmhlIjl1ZQn2xCBJgv&#10;0bnFikoEK0mYxqFD7UlpWlaW1qsi4lWowU8oKEoNQ9BvLSwtP27v7Pzy//izP4s6Ck86qqP6z5RM&#10;Jvu7kZGRZjq6uv9CRU31NwqqKhID5oykv1BHXVUTZSlXQI0TJ85Ik8UXQjglQm1+x0hQuiSq46Gz&#10;rWgciqdPYKavSZiHOcPZwUxUxbDRk8u1sQquDcu40i/cUavY7G/h0swAI40yMmPjKMtIIzMhnkAf&#10;P2JCQwgJ8CfA3xdnZydsbGywP3cWG1tLLC0tMDM3lxqGvqE+Otr66OoYSEwfLW0JyJTWSro6eujp&#10;aEgNwcrMEGszAyxMDDDS18VA6A401dDX08TMWLB+dDE30sFEXxMtLVU0NFUw1NPEVF8bG2M97Iz1&#10;sTc3xN7CCFcbM+Jd7Yj3dMHZxoxo73NUx/rRkhpBR24Yc40ZXO4p43p/OTf6yrkxIK5S7gyJjwu5&#10;3lHAlYYsrrVkc621gGtteVzvKuZySw6XmnJYlSczUZPMiiybrtxoSiO9aUwNpD0vgvxYH2L8HUkJ&#10;ciHY9RwZ/m4k+DkT6eGEr6MV/k42+J+3Ji3YjTBPe85bGuFhb4XPOTP8HMy4cN6KIGdrAs9bEnLe&#10;nHB3K2LcbUj1taM4yo3aRF9a0wJpTvdhoCya+bpM5muzmKjKZLI8naHSFPqKExmvyWRClstkRToT&#10;lZkMVmYyXJXFYHkaPRWpdFWl0lOaSk9+MiNlWYwXpzNVlk5/RTZjtdkMVWXSV5ZKc0YUJfEBVCYF&#10;MVWawlJ1OmvVqWzWpjFfLjCNaHrSQ2gM9yXD1xYPO2NMjXRQVxfUWUGrPZwsBCVcrJmE+vvQZPC0&#10;hFOdUVDhlIISx06e5IQw0RTZGWLdqqiClpaBeF993N7Z/LO/+vhXZ4H/5af3yVEd1VF9qp6eni+t&#10;bG33lZSUfiU4+ULxK/QYmuL0rSksFg6FTkL1LRrGH351TGKnCBxDiPc+NwxBdRSN4sTJk9INrKqq&#10;ID2oMoPPsViezEJ9KrvDJVwfb+DGSCvXR9vZ7m9lf36UhZ425AWF5KWkIC8tJTQ4gmA/L2LCQvHy&#10;9MDe/hyWArcwNsbQQA9zc1PJ58jc3BwTE2MMjQzQ09HD2MgQC3MjLC1FYzDG2sQIcxN9LAx0pfWM&#10;tbEB1uKhb2PKWStD7MwNMNXXwtxAC3M9bWxMDLA01MZSfL2xLjoin0NTDVM9LSwNtHEwN8bL3gZn&#10;C1M87C3wdzQjMcATX0dbItzPkhHoQk1yOE0ZF5CnebJYm8i1wRJu9JZzsT2XKyLUqbOUG62FXJHn&#10;ckWWwxW5aBCFXGktZKspm6WqJJYFvbQunqnKZAYL4imLC6AkzIvyaC8qknxIC3EmxtOeMLezJPm5&#10;U5UQSEawO3HeToS72hPlfo5QNxvSAlzxdbKQmkiImy1Jfnak+tiR7H+WeC874n3sSPKyItPvPLkX&#10;zlMZ7kJjkjcN2QG05F5guCySBXkyC40pLNenstGczZI8l+maTGarU5ipzmRKnsVicwkbnWUsteSz&#10;2FjInLyEKVkREw25jMuyGSjPZKQkVVqpzVVnMFmfw2h1Ht2lGbSUJtKVl0hffjKNSRF0ZMVKWNCi&#10;PJW1+mRWqxNZrYphLi+M7vgAaiOciXe3xdXWBH1ddZQERiE0GsLhVvEQ1BbTsLDsF3iGiG9VUFSV&#10;jAq/FGC5sBJRVpK+XkS2mltYERwc8te3b9+4Ayj/9P44qqM6qt+pzc3N/8XF3StSWVvrn6uoqX7U&#10;NjCQVjVizXO4H1ZGQbJTOMlXx0W29yHoLSm9xfXJ5vy3TePkCUnJbWeuTaSrFTWxnizVpLLVXszF&#10;4Woujtaz01/P1qCMnZFuJvraqCjJpqwwl4yEBNLjoomLjiDA1wt39/M4nrPD3saac3Y2WFmZSqso&#10;C3NjbKzMJPWyhakRdlamONmY4+Fgia+bAxe8nAn1cuCCs530sHQ9a4WntRkelsbYGxtKK41zNsbY&#10;WxniZGGEowCDTfQ5Z2aIi525tM8/a2qInakhZnpaGGmrYmOkg5OlMX6ONtIayPusOQFO1kT7uRDu&#10;7UCCjyORLvakB7rSnhXEaGE4w/mhbLakc72/kMttOVzqyOZiWx6X24q52lbItaZs9uXpXOos5Epb&#10;HjuN2azWpTNdGsVIUaS03qpPDqYq1pf6hAtURPtTmeBLfqQfqX6uJPg4kx/uR01qEMVxwSR6O5Do&#10;60Cytz3pfueIOW9NnMc5UoLOkxHiQHaoPXniNciebP+z5AU5SAK56mgP6hO86Uzzpy8viO6CYMbK&#10;o5ipjmWuLo6VhjR2mnPYaMhkVpbGbF0qi/UZLDbksdJZwGZHCRsdhex1FbDVXMRUVTbDVekMC9C+&#10;OpH+ynSGipOYrkxloS6TpeZMFlsKWJUXMCPPZ6Q8k77iFGZKRVJfIoOl0czXJrJSn8hGnWgY8SyW&#10;xzKaF0Fzsg/Foc7EeNhLzV+o1E8qKEhThQC1T5w8w+mTAs8QZA0F6T0szAhFouSXQkgqDDUl3YYC&#10;GhpqnHU8x9VrV//Dv/yXf1b78ePHf/jT++OojuqoflKdw8OnDM1NtlVUVX6tYWiAlr4IlVHjlDB4&#10;UxBqb2UpdU+A2pLNudQwPuVi/OFh4p5gSx07/hUqCqew0NMh2NWE8lgXxotjWG/M4XJ/DdeG5Vzs&#10;K2dvuJ6J9kray9PprCklNyOBvOR4woP8iQ4P4oKvJ24ujpLozNbChPO2lrictcXJwhwXKzO8nGzx&#10;crSWaJyOAkPwcCDC15X0CBdyYoMpTw2TwNdUPxcygtxIDnIl3d+F4kA3Yr3s8LS3wPmsCe72xnjb&#10;mRHmZEmwszl+jmZ4O1gS6GInrZkcLU04Z2bAORNtCUh2MDci0MmaMHc7fOzMCbC3IsrbnpgAR6I8&#10;bInxPktOuCvduWHMVMYyU5HIYl0yG41pbDencLExmb2WdHaas7jSlsuV1kx2G9K42J7NpZZMtqsz&#10;mMqNZaIgmr7cKHrzIyiJckeWEEBzygWak0OoTwqiMMKfkkhviiM9yQv3pDQhgNbsJFJ9zlEc6UJB&#10;iCOlQQ7URDlTFe1GRaQL5VEOVEScoyzSkaowJ8qDzyKLcKU52Y/ezGB6C4KYrohltiaWJVk8K3UJ&#10;LNXGs9GYyWZjJluNKey0ZbLTUcx2eylrLdmsNOSw3JTPujyHZXkmy/IMluqTWW7JYropg/G6BGYa&#10;s5iSp7FQn8NybRYztYnMNqUw1ZjDRLlYUaUyUZNHZ0ESk8WJrNTlMFQaw1hxFPMV0aw3pbAqS2Cu&#10;Oo658iQG88NoSvSlMOg8npbmEmZ1SukMJyRRnzApPM2Z04dmhJKWSElRWld9dULY9Yvp49Qn48JD&#10;lbvdOfuP958+/N9//etfnz/K8j6qo/qvKJlM9vcCwkLS1NTV/kTX0OSjpp6BRKUVNgsC/D51Solj&#10;x89IFgzC6uOzc62IZxWaDCmN79gxTp8RYUiqOFkYkOHnSG9WMEt1KdIJ9PJQNVeG6rk8IGdJpLjV&#10;FjBSl0tbSQ6JoX6kRQQQ4uVOoKcr7q7ncbCxwtrUCEc7c1zOWuFqa0mgvQ0RLmelfX1BdDClsZEU&#10;iFjQ+AAJQJULC/SaDEZqxD49g87iJOQ5EdRlhSNLCaQpIYDyaE9ywpxJDbQj2tOSaG8bEn2F4aG1&#10;tKpJcLMhysOaMA9bfB3N8LQ2weusCW7WBpJeJOi8BZFe9hJNONTtLAk+DiR5nyPa3YYE73PkBzvQ&#10;k+rHVHkkc7XxLNWnsFQVz6YsjYuteey35bHXmsHF1kzpYzFx7DSksyfPYKsqndnSRMaKohkpT6S/&#10;KA5Z/AWqY/yoT/KiJTGAqghf8iK8KI8PojLBj7q0IAqivCmJ9KI4womqWHfkCd7I4jxoTPBAnuBG&#10;bYwzNdHONMY405LoSXuCl0RXFTG3wznhjOWHMVoaylxVnNQkFmvjWK5NYKshmW0RfduYyV5jBpc6&#10;87jYXcxuRxl7HRXsdRSx3VZ4eLXms9tRwk5HPhtNGSzK0lhtymCrK5e1tky2morYFFNFYya7XUWs&#10;d5WxJKzX63OZlRUwWJhMR0Y4fYVJjFSlMVISwWxFJGuyBJZliSzWJktxvNOlsQzmBiNP9iLJxwFz&#10;A12U1YXJ4JlDV2RhZqmgdGhOKIHih5b9X544w89PCi+qQwNMsWY1MTelvbv917/4o1/sAcd+el8c&#10;1VEd1X+menp6NJWUVK9q6xj8Rk1DW+Kqn1IQgKEqx4+LxLMznD4lQmwO7cul6ULKxThkSp08cSjU&#10;M9PRJ9rZiuZkT6YqE1ltzmKzu5wrgzXsDdaw3itntL6c3ppc2qrSSAnyJ9zdifgAN8J93IgQoi5b&#10;C9xsLKV1kb2lvsTuETTRKC9HUoNcSL7gTFqIJ8UxIdRkRNFakERHfjK95dnMNhex2VHOclsxa+2l&#10;TNYlM1AZzWBhJIM50XRnRdCQ7E9ToieyGC/yAs+RHSZiYM+SG+RAYdA58kIcyfQ/R5K3LXHOFpJw&#10;LNDRnDDRTDztJJFhuIcNwedtiPWwJ9bTlnh/e3JCPKSG0ZHqy2B+ANNV0dKDbr0mmd2GLC63F3Cl&#10;s5QrLZns1idKTeJyax47rbls1aWzKTs8pc/WJDBRk0RvSTx9uYm0poUiT/amOdab8mBXiiO9qIj2&#10;Q57siyzai9IgVypj3JCletGW4k9n6mGynWgOzUmutCS50JnuQ1+mF31Zfgxm+TNSGCIJ5GZKYpgq&#10;jmShKpqVmiQ26hPYaElhpzWH3ZYcdtry2O8o5GpHIZe68tnvyefqYAVXBmq53FvC1YEyLvYWcKm3&#10;kN3WPDabUlmrSWKqKI6J4limBR5Rl85qXQbrTbnstBew0lTAQlMWK02FrLXksNZeyFZLAQtV6XTn&#10;Jkisq6HSaGZqo9lpyWC9IZ11WQYLlUnMVMYwXRZOT7o/lVEe0ntEU0sNZSVlyTRTNAyRoyGFJJ05&#10;9JkSNNsvTxznCyHcO60kAeWqKhrY2Nvz8MmD/+s3v/lNA/B3f3pPHNVRHdV/pmQy2T/Q1jUYNDaz&#10;+JW6hibHxIgvmCbCIvqUwDEOKYxCzf2FEO199TcThkjcExYi6ioquFibUBpynumSGNZa89jtKeHy&#10;YLVEo93sq2e+rZbF1lqW2qoZqc8lKcyH7KhAon2cCfE6T4iLE5EujsR6OpAW5EFunA/FEQGURgZQ&#10;kuhHeXYEZamhNGRG0FmcQE9hCqM1OczJCphqymW9q4L9/io2ekqkyWa9WZxwc9hsLmChNoXe/DA6&#10;s4Lpyw6iIyWAxiRPKmOdqI4+T3WEE2XhtpSG2lMSepaCEAdy/M+S6WdHpo8tqT42JHnbkRF0joxA&#10;R2naifU+R0qAAzkRbhSGe1ER4UZrqngoBzJcHMFsTTxbzensNWWw35bFla5iLjVlsFETx259OnuN&#10;OewJfKMnX2ocYiKZb8xgsiKR4bJY+oVQLyWI5iRfWpO8qY12ozrKldoYcblQF+lKe4ofLaKhJHvS&#10;kehBf5oPfeledCe70Z3mRl+GO4N5vowWBDNZEMx0cSgzJeEsVESzVJvESm0Km7WpbMvS2W5JZb8n&#10;iys9+VzuLuZSTxk3BqokptftkRpujzVI2pLrwzXcG2/m7ngzV4fKuNRfyF5TDlstmWzVJrNaJ6aC&#10;RKbKY5ktT2BGvFbEslSdxFxdBnPNmdI6a7Uph/WWLLba89ltLmK+OofJqgxGK5MYr4lloymdnZYc&#10;NuTprNamsFqXynxVHMOFoXSkBkgOx8YG2qiqCWKG8JUS1NlDLzNhnCkmjBMnRD79Mb4U0cMKKigo&#10;qUo53ufd3D7eunfrn/71X/915E/vh6M6qqP6L5Sg2Dqed6mxsLT6C+ECKvALKQbzxGHgjHCuFQyo&#10;PxCrqC+FFcghrVZcwmRQ8cyh7YTY5XenBbFZmyuZ8l3pq+OKwC6G5Cy31bMgr2C1u55JWSltOSlk&#10;xYSTExNIvL8biUEu5Ef4kxviT264N2VJwZSlBlKTHkFzfhyytEDqskKRFcQyUpHObFU603XZLMny&#10;WO7I49KEnMsjjVwdrOFSfwmXBkrZ6y1lt6eYywMVzFenUBfiSNWFs5J6WuzJhwuD6M2+QH+WHz1p&#10;4qHsRn30eaoiHKmMcqAuxpnaCEfqIxyoDT9PWbgLJWEOFAU7kRXsTLzvWYqjnSmJc6Ui3oe6JF96&#10;soIZLY5gtDicmfIoVmXJ7DSlsdeSzeXWfK6Kn7U1i+vCg6o1n62mDK72FnG5s5DNpizm5OnMVCcz&#10;nBtEV4wzg6kX6MkOoTPTn+6sCzQletGc5EZ7lj+9uYH05lyQfvauJC+pUQxlejGWE8Boli/j2b5M&#10;5/szUxTIbFEIC+UhrFZFs1QRxUJF1OHqSZbOxYZcyZbkYkcOVzoLuNJVwM3BSq4NCi1IFfdG63kg&#10;PLKmO3gg/LEWO3i22MWjmU7uzDRya1zG9YEKLvYUcqktn/2WNFbrEpiriWKzMZ2NxgzW6gWAHcta&#10;UzprHbksNWaxLM9ivTmHzfZcNpryWG7MYrg8nYmqFKar41mSp7Ldlcd2Ww5bgqnVkMWKTPy/j2Uo&#10;O4T8UFfsTI0la3YR1SoONsel9dQxTp0+KYlPTxxX4LiIeD2pwGnBmlIR+RgG+PoFfLxz98bXHz9+&#10;tP3p/XBUR3VU/+X6Oy7evgX6hkb/l7D1EM1COIOKk5oUcqSoKAXZ/L4wHhSBScdEwxDrqEMbc9Ew&#10;7E10KYlwZaIske2WYq701nJlUM6lIRnrbcVsd1VzfbyZ6aZiukoyacxMJC3Qg8KYAApjfciL9SE3&#10;0ociEecZ60dlSjCy9HCa8iNoL4ygOSOYlpwQmnKDGShPYEmew3pHIZeHZOyPVnFlXM6tMZEdUc3l&#10;vmKuDVRwaaiS7f4i1jszmK6MozfRj/5kH2ZKw1mpjWe+JpKZijCmSkIYyQtkuCCQgRxfaa3UleZB&#10;R4ILLZHnaIx0oiHKBXmUKzWRzlRFOFMR7UpRjCtl0eepjHGiOsGd+lRvujMuMFYSyoygpQrQvyZV&#10;wgC2GtLYasjgSnsOV7uKuNpdysX+Ki72VnGtp5w9sZ5qyWKlMYNlWRpzlYnMVsUxVxnHdGU8AwWh&#10;DOeH05F+ge50X4ZyQ+jL8ac304+RnAuMCSpstjcT+QGM5/pLjWKu4AJrRWGslUWxWBHBfGUQy9WR&#10;LFRGsVQdzZY8lUvNuew157DXnMnlznyud5Rxq7eC2+O1PJiq58FkLY8mZTwWnlhL7Txe7ZYs3F+s&#10;9fJ8Tfy6i4cLTdyfrOVqbxmX2gukP2tDnsRKfQobshTWGhNYk8WxWh/HWmMyy/Jk1prTWWvPYbMj&#10;T/IV22ouYK01i0lZJqOlCcwLHUpjBqut6Ww0ZbLdksV6YxbrwpSxLoXxkhhqEn1xt7OT9DcC5Bbu&#10;s0J/cfzECYk1deaMwDOEeE+Rr04pckJBBUVVTYyMzYiPjf/NixcvnvzHjx9VfnozHNVRHdX/SwXG&#10;RCZoGBj8G5FGJhL1Tp4Qdh8npMYhmoigzQq8Qgj3vjwm8r0FlfYwHElFWZEAWwvaM4JZr89mr6OM&#10;i33VXOytYX9AxqX+Ou6PNXNloonRumwGqrIoTwyiOi6MnDAvCmL8yQn1oCzOj/qUMMmbqSbZj5b0&#10;SLqKoxksi2KsIpmx2jQmaxOZqUtio0XsxAu5PlzPg8V2rg/JuNknjP+auTVRz42RGq6PC+ykmN2e&#10;XC725XCpPYvd1hQ2GlPYkiewJo9jsTqC1epoZkpDGS0NZqoslKGCAPozPKWrN9mF7mR3OhJcaYt2&#10;pTHCmfrw89QKkDnJnZoYV1qSPWlO9KQj3Z/+7CAmCgNZro5nszqVvaY89sVDuS2L7YZMLjZmcLW9&#10;UKLTXuwr48pgHZe6ytltK+ZiRwG7nWKnnyvt/VcbMliTpzJfm8BCbRJzZbFMVyQwVRLJYHYg/aI5&#10;FAYxnRfIfHEgs8UXmC4IYKbwAgulISyVhrBVGc1aZTQLVWEs1IayKI9mtT6B9epEdhoy2W/OZ6ct&#10;jb3uXC73l3Kjq4ib3elc6k3nUmsOlxrT2G9JZbctkUt9GdzoL+buUA0PR6t5NlHL44UmHsw3S75Z&#10;96YauD5YwX6zwB7iWRNNsj6JlboI1mUJEsax15rFbnMmu63Z7AsgXay/+ku53FPCVnsWq215rMlz&#10;WKxLYakujc3mTAnD2GjKZqtVTCJZbDZmsVSbQGdBCKGeLhjpG6KipixNGUJ7IbJbJDaUgsioV5FW&#10;q0IFflpJRbK+cXRwpqWl9de/+IUEeP/eT++Fozqqo/p/qZCYCA9LO7t/rK6pxXEhhpJEUIcZBKJh&#10;fM7klmIyRZLep+vUmTOSWjrBz4nx8lg22/K42C8ehLVcHWrk+kQrt2ZbebLYw15vFSO12fSWJSPP&#10;CKYhLYTajDBacyKoTw2lPCGI+tQIGtLDqE3zozktjN7CcCbLY5guj2O+IVmidO50CAPDAi72lnK5&#10;r4J7E43cn2/j3qz4uxq5PVUvNYub4zXcGK3gylAhVwdyudqTycWuDHbbstmSiRNwDEtV0WzUif16&#10;FNOV4cxURUiWFGN5/ozkBjCQ5clQlgd9ya50J3jSHuNBS7Q78kgnysPOUxfhSku8G+2JnvSn+DKR&#10;F8hSVQwrtclsyTLYb8njekc5V/rKuS6A4q4irvWWcq2zgN36FHYaM7jSWcKljlIud+RzpaeIi+35&#10;7DTlsddeJAn61uQpEvtorSqF+fIE5ioimCwThn2hTImGkR/AQlko88XBLJYFs1QRympVFOvlkWxV&#10;RrFaEc5idTjL4qqPZa02ka3aRLarE9iRpbLeKNY8cQwVBjGQ7s54hjsjOX4MZYczkh7GeE4EU/kh&#10;zOREMJkezkhmCCNZESzkRLBUGSapsq90ZXJzoIgrPTnsduawXBPHpiydrdpY1mrCWKuKl4R4O7I0&#10;dhsFXpLOfkcWl7qyudybL003ux3ZrDamsVqfxkaD+Hdns9mQzn5LPmsNOWy05LFRl8lWfSbrdamM&#10;FkeTFe6NjaW5ZAcjWZorKEtZLqc/JUeKGFeRTS+0FwpKSqhr6EgJewtLC7/68z//894jdfdRHdV/&#10;R5XX1hp5evo+OXPmzG9Onjz9URi2CT67ZCj4O9dhgM0JqXGIRiKyJCws9CmMcGNdnKg7S7g+XMe1&#10;wXpuTLZya6qDu/Nd3JpsZbu5iP7SBLqywmnOjqEkKYDixAuUJPhJeoKalBAakoNoSAukNjsIWcYF&#10;2rMCGMgJZLokjLn6GFYaU9htK2B3oISrk9XcGpdzd7SZh1PN3J+S82CmkduTDdwcqebuaAV3x0q4&#10;PVrOjaEirvVkc6Ujm/3GHLYaMlmWxbFSG8NiRRjzFREsVIsrSjK+mykNZrowmMnCC4znejOS5c1o&#10;tj8Dab70pXjTmeJGU4IXbfG+DGcESvjBcKYXs4WB0klaPOjFw078rDd6qrgzKufOSCU3Ryq5IwDk&#10;vjJu9BRyrb+IG8Nl3Ba/N1jGzQERoFTK1f5KrvRVsCuJ+tLYbUlnU4DUAhepj5Gmo7nKcCaLglgs&#10;C2W5PJylsgjW6qJZqwtnszKSjdI4tqrj2aiKZrUylI2aaOaropmrimStJo7lwigGsoLoiPGmJcaL&#10;juQgRnKj2JBnstWZz6XBQq72l3OrVxgnVnJ/WMaNkRauDLaxN9TOVmM1CxX5TGclMZYXwEJpGJuN&#10;0Wy0JbHXls1OQ4bUjDfkMdLft1Qdz3J1HFsNKWy3pbHbnsp+dzaX2sX0l8/FzjzWGlNYbUxnq0lM&#10;PvmsN6Sy1ZjDRmMuOx0lbMmyJdbZtiyTqbIEatMv4O5oi6EwzlRT49SZw/zvM2dOS+9PQaNVFGaF&#10;Sp8Fezqcc3RiYGzg3//pv/7T/J/eB0d1VEf1X1Fzc5unLG3sxk6cOPnrk6fOfBRgt1g3fU44kxL3&#10;xHTx1VfSq/hYxF0KJ1hHG0M6skLZbROMmTquDzVwbbCJGxNt3J7p4M5EM9cHqtjsLGGwMh15RiTV&#10;cYEURXlTHOVLVUIQVYliughClu5HY7o/jTlBtOYH05cfylRZNAvVMSw3JLHVksJeTwH7Q4KuW8Hd&#10;2UYez3XzcEYAsm08Xmrj4WInD2cauT9Zz/3JSu5OVHFTBBSJ1UdbNhfF6b05VxKGrcvj2KiPZ6Eq&#10;kvmaCBarIlmqCGeuKpS5UsEoCmamIJDJggCmCgOYyAlgMMOLzjQXOjM86ckMYCQ7lMmiYGbKQ1ms&#10;jGSnMVWizN7sLObmsGAX1fFgUs6z6UaeTjdK6XqPp2Q8nqjn8WQ9D2dkPBLW55P13BFutmO13BIr&#10;tb5KrgpmVUc2e+1p7MoT2aqOY70mnpVq0eiiWKmJYqs6mo3KCNaqIqSmsFUXx3ZNDFs1CWzWx7Ja&#10;GslyiVhRhTFVGs54cTD9ib40R3jRmBLAYJ7ASTJZqc1lRUw0LRlsdQgDRSG6PLQ3uTVYIzW929Ot&#10;3J3p5OHqGPcXRni0OMC9yW72e+SsVZcwlRXITJE/GzWxbMtT2BRTYWMcq7JY1uTxrIh1mCyJvZY0&#10;9lpTudiVw+WuPC53FbLbmcdseSTLslR2WwvZac9luzWTtcZM1uWZbDQKGnIhmw0ZbNenSlTbgdxY&#10;Qtxd0dE3kkKRDnGLQ1PCQzzujCTgE5G0YtrQ1NDGwcWZrqH+P/+n/+Kfhv70Pjiqozqq/4oqKir6&#10;+/b2jsmnTin9x+MnTn0URm2SA+2xwwYh5XSfOLRY+Or4l9LJTTQMbW0NAl1smanLZLOziktD9Vyf&#10;bObaaANXJxu4Nt3ArbE6rvZXMy8rpCc/he78BJqzQqmM85NEda3ZsTSlh9KQfoGGvADac4LpL4ik&#10;rzCIsdIIaV2yWB3PSmMyO53Z7PXlszNYws0JufRwvTFcwd2ZFh4tdPJ4pZWHiw3cG6/mzriwDS/m&#10;9mght0aKuSYcYruKuNJexH5zAVtNqRI4u1mXzGJtDBPVYcyJFU5VJAvV4cxVhLFYGc1yRRSzRUFM&#10;FvozUxDETFEQQzk+9Gd7M1wQzFylWG8JH6g4SRW915LJjZYC7vSUc3eyloezjTxf7uDVajevFjp4&#10;Pt/C85VWXs638GKuiWcLLTxb6ODxfIuUi/FwpoFH43IeDNRyU6yy+gq40pPNvtj7N2WzIxTk5RFs&#10;V8ezVRXFjpgmqqPZqY5msyyKzepYturi2RI/T1UkqyVRLBSHMp5zgd50f1rjPWmI86U7N5rhinR6&#10;yxLpKYpgpCiGscpEJusSWahPlv5N6wJ3aM/lZk859yebpYZxe7abh8tD3J0e4N58H/dnu7k/3cft&#10;iX52OquYLo1nKiOYxfwoVivjWZbHsl4fy4Ysjo2GZNZlKew2pbEvHIw7ctjvymG/O4f9nlwJ2xCU&#10;3v32fLbastgRoHdLFmv1mdK13ZbLlgiaashiSZZOX1Ec8SFe6BkboaqmgaqyhpTnfThlKEhTsjAj&#10;VFJRkhqGyEXx9vdjdnnpT/71v/7XDj+9D47qqI7qv6IEtTY8JsZWQVHxT0+fVvgoRFDHTnwlsaPE&#10;pCEukXL28+PHOHbimGT8Jvx4RDZFZoQHmx3F7A2IfOtWboqJYryJ6wtt3Fto4+FMO/sdFYyVJrFU&#10;l8t4RQpteeF05kfRVxFHX1kcvbnhdOaGSlOFsNcYyg9jvCKC6eoY5urEdJHCamsKu5257HTlsNKV&#10;xm5PBjvNycxXhUuah5GCMHqyL9CR7Elrohftqd50JHvRlupBZ6I7nYle9AlhXdYFiX20UhMraQZW&#10;BJBeHsNYeRhTYkooDWNWTBcVwSxWhbNUEcFKaQTTBYHMFgRK7KOJ/EAmCkOYzA9moSyeVVkKm83J&#10;kt7icnshtztLeThQw+O5Bp5v9vBio4fX6z28We7m1Vonr9d7eb3Rw7u1Pt6uD/Byo5+Xq708mW/l&#10;2VIrr2fbeDoi5/5ANTeGS7kuXG67irki1nHNaezLkrgkT+WKLJ3d2gR25Mls18exXhXBjsAn6hLY&#10;rI5hpTyMpYpIJgoC6U0XDDB/evIiJfuRmqRA8gJdJXpqaYw3dbH+VIuVYHIojUn+yBO86Mz0pT/H&#10;l5GicBZrBWEgiyv99dwca+L2SCP3Fnq5szTIrcl+box2sT8k58pYHVt1BUxkhjObG8RMRRSLtbFs&#10;NCay0ZgsMcZ2G9O42JzG5a4cLvYVsCdWhWKiGSjk5mA5V4W2ozuLrbZ01hrTWJdlsybLZbszl822&#10;XLbb8lhqTGewMomcaD8sLczR0dJFRVlTyu0WHmgKCkJHpMQp4TGloIiCqrI0aUTHx/Hm/ZuXv/rV&#10;r3R+eh8c1VEd1X9llZeXK2pp6d4/c0bx12Ka+Lx++i2GIWV8H475KsrqaGpoYWlqQk1qJJcHarkx&#10;KePWSDM3huTcmWnmzlw7j5Z6uDPRzlaHyKoukBgwgwVxdORG0F0UTW9JHAMlUfSXRDJUFnOY910U&#10;xVRlJIs10SzXJrEgS5TWUUtNCSy3JrMoj2OqOoruTH/KLthT6GlLQbAzZXH+UlZDf04yA2VZDFXk&#10;MlCagTw9GnlyBJn+HiT6OhHhaEG0sxk5wfbUxXvRm+HLlFBnl4QwL2w9SoKZKwpltjiQuZJAFsvC&#10;WCqJYK5MNI9w1srDmSsOZb4kkuXiSFbLotmQJbLXmc61vnxu9hzu/B+M1fN0vpWD1V5erfXwdqOH&#10;rzd6+bDRx4etUd5u9PP19hBfbw3zenuAN5sDHKz0crDYxduFDl7NtfJksoG7Y9XcHSjlZncZV9rz&#10;uNySwY3WLK42Z3KzKZd9wfoSu/6GJDaqwtiui2OnNlZyep2vCGe8NJiB/GAGcsMZKIqjLuYCKR62&#10;RJ63I/K8FRHCVNHeGncbE+xM9LAy1MRCTx1LfS3OGWhzVk9d8tQKsDEg2sGYLB9bmhI8JfvxreYS&#10;trvK2euuZqdPzm5PDbtDFVzsrmSvs5TFslSmCiIl5ftKfRybzSKZMJlt0Sw6MiTQ+2JXLlc787nY&#10;nc3F3lzujFRwbUBkggh2WbZEN14XOSOybDZasllrEh+nsd6Ww2xDFs3p0bicc8DIyAJNdR0UhEDv&#10;jAqKCmpSGt/JEyJsSREFdVVU9XRpaW376z/7sz8b/vf//t8fWYIc1VH999bw8PDv6RgYtJ08efIv&#10;P2MW4pImDGEPffKERFlUVhZpdlpoqGvgYWfOZF06V8YauLvQya3xNm5NtHB3ppWbUzIudYoVUAmX&#10;h2vY7S5hvbWYeVkOk7XJjFbEMVIaw3BxNMPFkQyWRDJcItxaQ5isDGW2NpK56k+U0ro4ZmvD6C5w&#10;oyzUgUQPK9J97KlM9mO+qZj98Vb2Jru4NtPF3mid5Ig6XJdBS0EMLTmR1KWFUZAQSF7CBTJDfQhy&#10;PIuziSHOZvoEOZhRHmLHYKYHC8VBzJWESiuoeQEolwhcIpqF8lCWK6NYka4IFqUripWyCHbqotmV&#10;p0rit1u9RdztK+fReC1PF5p5sdTB66UO3q5182FnkO82B/h2s5/vtsRrF99s9vHN+gDfbI/wzc4Y&#10;X2+O8mFtkLfLPbxc6uC5mNCm5TwYqeHOYDU3ukq42ZrLzdYcrrfmcaU5g52mZHbqY9lqTGCrLpad&#10;2jg2qkV6XSSzVZFMlEUwVhpFQ+IFop2s8TTVx9tSJO0ZYKarg5aaCidEnsnJY+gbWHLy9JlDyxfB&#10;jJPWkickEZwAjQUTSVVFERNtZTxMdEhxtaE90ZfR/DAmq5IlfcyqYDQ1ZHOpt5y9nio2W/NZqE9n&#10;UUx08hhWBG4kj5cozle7c7nam8OlZkG5TeZyXw6Xu/O51ld4qDhvy2a/PYet1iw2BRjfVsh6swDD&#10;M9hqz2GtNZehkmRC3N0xNjZDT0cfFVUVaQKWJgyRjyF0RQoKKCgrCsNBrl679su//Mu/jDsKTDqq&#10;o/ofKGF3rqGhEX/i5Im/kJqDZLdweB0TDePUSWkXrKmpLqm/RUxq3AVvtjsKuDnbwf2lXm5OdXJr&#10;poU7Uy3cHq2TIkjvDFRKSuEr/RXs9lew2pojUWRn6hOYrI5lojyW8fIoBorDGSwKZ1g0jKpwZuqi&#10;ma6NZqQsnLZMH/KC7IhxMZZOx5XxgQzUJrElFNKdZay25TBTn85AeRSVcV4k+pwj2MGMgHPmeNoY&#10;YCPlXmhgZmSEiY4qBrpqmOnpYKangaGWGhb6akQ6mdCQ6MZwUSATAsQuusBCiWgaYcwXBbNSEiY9&#10;iNdqolipjmS9LprNuhg25THsNaRzrSmPG+153Buo4NlEPc9nGg+bxWo3b7f6+HpviO92R/hhd5jv&#10;tnukhvHdVh/fbQ7y9e7YYcPYHuOb7VHebwzydrOfg6VOngmdw2gd94equC3iXHvLud1TwvXGNC41&#10;pbDXlM5uTQS7TfHsCGW5UFXXJrNcF8+iLIGpukSKYpxxMtZCX/UMRpoqUoqgnYkRNtaW6GhrS41B&#10;uBKnpJWgpW0o+YQdO36SUycFLVUHe2dfjktEB0U0NVVQVjqNtuJpNJVOY6OpQqytMXURbvRmhjFZ&#10;FMNstQC709npLORSTyX73VVsikYiT2FNlshmfQK7LZnsd4oGkcWV9lQudqZwdTCXa31Fkp7jxnAJ&#10;V/qKudRdwF5nPluteZIodLOpkI3WbLbb89loy2W+LoOMED/Mzc3Q0zdC2NuIRD6hyzjEMc5w4vQZ&#10;SYDq5eHJrVu3/vlf/dVfnf3p+/+ojuqo/htLXV3b5eTJU/+HMGyTJozPGIZoICKURlERJSVFKf7U&#10;xtqawphQaQV1d76T2/Nt3BRaiCk5N0fk3Biq4WZvCbcGBMumnP2uQjZbC1hpzJFA1UV5ArPyWGZq&#10;4xkrj2T400l4piqWiaoIRksD6cjxpjDIjnhrA2JdbSlLDaA3P5q+nHC68gLoTvWhKsqd1EAHPOyN&#10;sTPRxEhTGQ01DSnv+cRXX/HVl8KO/Qv09fSJSSrkhMgoP/4lykqKGOhqYqSjga6mCnoqijiZ6lAR&#10;5sxYXpAk6psrPWwUi0WhrJWEsS5O77J4iX200xDPfkOy5EC735bJre4ibvYU8GhWMKLkHMy18nql&#10;k3fbA3y9O8KHnWG+3Rzg6+1+vtvs5JvtDr7Z6OMbqWGICWOYb7bH+XpnjA87Q3zYHuLDajcHC808&#10;Gq/jyXgt94fKudtfwb2eYm53FHJdYAotgvWVwrY8ll1ZEjvyNNZqUtkQthzNaeRHuWCgqYqW4gl0&#10;VRSxMdEjNMib5ORY4mKjMDM1l2xgTp85SX5hObqGxvzDL36fPxAryRNnUNM1ITAqVbKH0VBVRf9T&#10;zK2lsQGGmqpoqCqirarMWX1NYhwtqYtyoTvXl8maKOZrhIAvm+1m4WxbzE5LHluNmZLD7VZbvoRJ&#10;Xe8rlgSBV4cLJbzmxnAxVweFj1Ux14bLudZXyl5H4aEZYlsB2y35bLcLY8QS9oTRZHMeJcmhWFhZ&#10;oG9gjKa2vmRfLiYNZSUNSe19SsSznj5NWEgoT58+vfXLX/5S9afv/aM6qqP6byzzs2c1VFU1n351&#10;7NhvhE+UuAR+ISiKUkaGYJwoKaKjo42joxXtZWncnu7k3kyHpLW4PdvCzckGbo3Wc29Sxu3RKq4P&#10;lnGtp5DLPflsdxay1pzLhjybBVkC07VhTNVGM1EZwWh5KJPlkUxVhjJ5CvCXAAD/9ElEQVRc6EdD&#10;tCNxTsaEWepSFuImCfxaC6JoTvWlMMSeeDczfK0NsNLXlh5YCpJj6UkpKtYvOBI1LV3JYfern3/J&#10;V19+gamJBen59YcRnqdOoaerift5G1wdHbEToKmqKqoKJ7DSUaM03IWFqigWyiJYrIhmtTyatbKI&#10;Q11BQyK7jUlcbEnhclMyN9uyudZdwO3uYu72FvJ8rpmXS+283ez9NFkM8+3Fcb7ZH+LbrUG+2+rh&#10;2612vtvt4pudbr7ZHeabvSFpuvhub5Kvd4f5sDvM240Bvl7t443AQWZkPJ1u4NFYLU/GG3k0Wsu9&#10;/gpu91Vwd6CKy1357AitRkMKu80Z7LcXsN9TQGuiH2aaSqidOo6W8kkMNdS44OpIQ00R/QPtdDTL&#10;cXXxQFVRDQ1tDSmkSjKa/PLn/P7Pv+L3/+AYVmddyC9p5PhXX6CkqIiiojLaejp4ejji7GCHvq4B&#10;mhpq6GhqYqCphb2RDtHnjSkLs6Yn05exkggWatIl7GGnJZ+d9hJ2OwvYbs7jYlc+VwfERCEaRQW3&#10;xiq5PlbGtaEiLvcXcnWwhOtD5VzsLZFotpd6CrjSW8R+dxGXOyrYba9kq6WEhrwUHBwcpbWUmJA0&#10;NHQlXYbI9pZs+k8rc+zESdIzM37zz/7ZPxk8Ckw6qqP6n1B+6en/wMjcYvbY8eN/+dVXwv7jS8mA&#10;UOK0nxHhM4oSfVFPX5cAbycmWku4OdPO7dkO7gjNxXQbt6ZauTVWz+3xSm5PVHF7vJpbA6Vc7C5i&#10;p114JuVJEZxi5TRTF8VsfQyTVaGMlYYwXHSBzgx3aoPPEmNnQOx5S5pSQujMi6Q2wYsM/7NEOVvg&#10;qKeJiYhQNTPBxMwUDU0tya309MmTkiWEvYOzFJ7zxReHiYBffvkFVpa2ZGTVonDmtMSasTYzpTg7&#10;ieS4KEK9vbA2NEBD+TSKp3+OgbqitJ5ar49nUYjchHK6OJz16lhJmLfdLgKFUtlvS+ZGezY3ewq5&#10;01XC7f5ink7LebHQxOv1Dj5sD/LN3hjf7o/wYXuYb7f6+Wa9hW/Wmvlmq51vP00ZX2908832AN/u&#10;j/PtpSm+3hNThlhNDfN+oZs3c+08npbxdKqJJ+NNPB6r4f5IJQ9E4xiu5W5/Jbd7yiTjwGs9Rdwa&#10;qmJUFouHvi46p0+ho3AaXRUF7Ay0yIsLYaJPztrcABvTgySmJKGhoYe2iipKpxU4deqEdEj4+Rdf&#10;8eUXx7G2tObChWBOnvwKVVVlaR3pYmdPblI4OcmxhHv5YG5sipG+PtYW5hhpamCipco5Q3XC7Qyo&#10;CrGnI9WD3qwAFirj2W7OYlfYtHTkcbFPaFXKuD5Uxo3Rau5M1HFroprbE9Vcn6ji6nAJ14bKJSPE&#10;a30lXO0t4GqPyOYoZL+thO32KraaS5msLiHAyxszUyv09czQ0NZHXUMbJUUVCXNTUVFDRV2dprbm&#10;X/67f/dvC48Ck47qqP4nVUhcdKaiouq/FIrv48eFCaGItjx0sFVUPIOKhgYWZqbkxYSy1l/H7ZUu&#10;7s93cX+ujVvTrdyYbOD2WC03xyq5PVl3KETrLeSysPMQWoK2HHbbRRJdMktNiSw2xTFTGy6toHoy&#10;PSkNPUuCkym5gY60FsXSmRdNQbAj/rbGWGgpoa+qjL66OlbGJtjb2WJjbYGRoSHKqmqoKCmgoCgC&#10;n05x/NhXnxqGCHr6Anu7c8QlZKF05jSqKuoE+fgxOtBBR2s9xTnpeDmdQ09DCZUzJ1A++RXOJhpM&#10;lIWwLTACeRI7AjOpT+BiS5bkgXS1L59r3bnc7CzgzkAJt3qKuTdYztMJGS+mG3iz1snbrQHe7Qzw&#10;9dYgH7bEay/frnfw9UYj32008v1aI9+ttPLtSjffbPYeTiGXZ3kvGsb2EO+3xvhmuZc3i+08F6K/&#10;iUYeD9dyr6+Yh+M1PJ1o4Ml0I88nmnk0XMejkSoeTNdza7SKgjBnHDQ1sFdT46ymGs7GhgS629FU&#10;VcjsaDc7C6Nc3lygta0ROyt7tJTVUFdSRkXxDKrKAtxWQkVFGTVVJdSVFVFTUURNWRl9PSMyIyPp&#10;lpXTVlFEnVhtXfDFztwSSxMTrAwNsNQzxMpAB2sdddwNNUg8Z0SZjzVdcc7MFoZKrLL91gyuduVI&#10;APed4QpJtHhvvF7SrdybbuDGWDXXxMQxIlxzK7g9UMqNviKudOVJuo2LnYJ6W85eWxnrTeXEhQdh&#10;aGyBkZEVRiaWaOmJ94SGBNSra2hw7rzTx5397T/5i7/4C5efvueP6qiO6r+zWrq69DU1td+oqWl8&#10;FMKnQ5vzE5LdgoqKCuoi3tLGjuKUGPbHW7i7IJpFB/fmWiTfqGtjddwcquHBtHAxbeT2UCVXurLY&#10;bk7nYqvIW8hhrzuDvc4cttoyWJXHslAbxUh+AC2JrlRF+9CcHIY8NYD8WHcizttib6CFtrISmioq&#10;GOsbYG5iir2dHU7nHfH19yfA1wdNbV0URGM7dYozp0Vc56efW6zSTp+WHoZa4uGndBp9bW2KsrNZ&#10;nuxncXqAvp42ooIvYKGjjpGGKkbqatjq61Ea6cHV7mKutudxSRj09eZza7iW66PV3BC2Hh2F3O0p&#10;595wGffGKnk6Xs+zcTkHM028Xuvi9Xonb9a7DgHvrWG+3+riu80Ovl1v4Id1Gd+uyfh+o5nvN7r5&#10;drNXaigSAL49wtebw7zbGObDchfv1tp5O9/Gm7kOXk4082ysjidT9Tyba5R0Gy8X2nm50MZLYUM+&#10;Wc9uVyFxzvb4GBuR4HyYOR7qZEtkgCvdrXWsLI1zcXmKixuzrMwOkxITjbaWFhpKymgqKqOnpoWx&#10;vi4GBnpoqamirqSEmpKi9DVe7m401eYz2ttMX1s9PRWl1CRHkhroja2xIbYGetgbG+HpcE5KSxTU&#10;3DAzQ/KczKgLtKAn2onJbB/WyiO43JbBtf4SbveVcm+oUqIQP5is4+6UjBsTldwYreTGUBl3R8q4&#10;2VfEjb5SrnQXSvTbS6JpdBVysbOUy51VFKfGYmRujZmZDZYWdhiYmHNGRR0FRUW0tLQoLC76zbtv&#10;3r7+5//8n3/50/f8UR3VUf13Vl5e3h/Y2tpf1dLS+Y2gJ4rkMmFGqKysiqqqJloaWried0NelM7V&#10;iXbuT7VxX4Dd8y1cn2rk5qSMOyP13J9r5f64XGK97Hdls9WcyV5nnrRb3+nPZ6+vSFpPbMiSWCiN&#10;YCjTn+Y4TxpTgiThWKKHHQ6GOhiqqKKpoo6uhhZmRibYWJhja2mB01l7EuPiKMjPJDXIDxtDIxSF&#10;Al3hDEqCAiqiOpWVpf26loYmGooKaCmcQUtZCXf7cwx0tbC/MMbu4gSjPY0kBgdy1swIXycH4v0u&#10;EOHuQsR5SymX+/ZoJXfGKrkz3ciduTbuTtZJ+/abfSXcH6jiwVgVDydreDbTyMFcI6/nWni70s17&#10;QZvdHeH7vWF+2O7j+41Wvlup5/vVen5cb+D79Ua+3Wzhw0Yb32728d32EN/ujfLjziTf70zwYWOQ&#10;D8vdvF9o591iD++X+3m10MXLuVZezjTyTAgDl9p5tdrFq41ens21S86xl3pLKQ1zJdBCn+IQDynf&#10;PNzejKLYEDrLs5normZ1uJlLy2NcWpqkr6Eaz/Pn0dPSQEdVDT01DYx0tDDQUsdQRwNtdTXpoet6&#10;3oH6kjzG+5qY6mtlrKmaseoS+vISKAryxNPCFFcTQ/ytzfE/a0OkhwtJfr4kupwn3/Us9dGO9CS7&#10;MJ7uz1JxBNuNGVzuy+P2UBmPxmp+a6f+YL6Ru3N13Bqv5dZEFbfGBHmimOs9xVzqLOBSXwGXxWqq&#10;K5+9jmIud5XTkp+Brb0TllZnMbewxdDEAiV1bRQkRwJNRseG/+ov/uIvrhwZDh7VUf3Prb8TEhbW&#10;oa2j8x+VlVUkaqWYNFQUNdBQ18XU1IaQgEDGWiq4M9nBvZlm7s42cWuhieszMm6N13FzrI47C63c&#10;Gq/n+nApl3oL2GnPYbcjl522dPaHStjrLZNsHpaq45jMCWUkO5iWtACyAs4SYK2HtYYahqoqmBsY&#10;YG5khqmxPubGBtibGeNkYUqYmysl2ak0VuZQkRpFjL8P5mb6qCsro66ohIZgc6mpoqWpjrqaClrK&#10;iugqK2BuaERhahJrCxNsTfUyUVtAe1YkaT6OXDhnQpyrLaleDoRYGxPtYCLZdD+YkvFwoYWny108&#10;XWqXBHXC/0lgCA9Gqng6Uc3j8RpezjVxMNfEm/k2Pix1SsK8Hy5N8MP+MN9vtvHdqpwf5ir5YaGS&#10;X6w28IvNNr5fb+fbzU5+2Bnkhy0BfI/zC/G6OciHzR6+Xeviw0oX79f7ebsywKvFHg4WO3g938Lr&#10;uSbebQhhYDcH67082+jj8Uo7dyfr2W7NoTs7gJooR+rjnGlK8aUxOZiWGB86k70YyA9kRp7F9mgT&#10;S121NBal4u/jhIGhIXrqauhpqmKgoYCZrha2ZoaEeTjTVJzJ3EArK0NdzPY0MS4vZ7Qsl46UYElA&#10;metqTr63I7LkRAbqa2ivLKG1JI/R+gr68wtoSfZnpjiUlcokFopiJOfci92ZkgHjw4kankw18mih&#10;kYeLTTycb+LObAN3Zuq4M1XOjcFibg0VSySKq4PFXO0r4mKvYFoVc7GrhuHKfDxd3TEytkTf2Bwd&#10;PRM0dPRQUFFBTUOV+YXZf/+b3/ym7wi/OKqj+p9ciampLufOOfyooqr68XAldQplRXX0dIwwNbEl&#10;MuQCawMyHsx28HC5nbsLbdydaub2lIxb0zLpRhc5CbdGa7g7ViWd0G8MlHKlr5SLvUVc6ilkqy2b&#10;7ZZsSc0tbD2aYz3I8jAj0FKHcwYaWGmrYmOgg72pIedMTbA1MsZGTxcXc2N87a3JCvOhpTSTblkR&#10;rRW5VOQkkBQbjIOtFdqaquiqKqGtooimihLqqoroa6hy1sSQzIggxuQlTMqKGC1JoynZj644HzqS&#10;fGlP9KIj2gdZqAPyeC+GCiMlsP7BXANPVjul0KDnq208nqyTVj+PZ+U8mqrlxZSMg0k5L6fqeT3d&#10;xKu5Nt6udvDNzijfbY/y3W4fP+z08sNGK98v1PLDYg3fr8j4Yb2dX2x08YMAvbd6+UYI+nZH+X5z&#10;iA+b/XzYGODDSjfv1nv4IJThG0PSmurNchuvltt4s9rDm/V+3gmV+FoPzzZ6ebHaw+ulbh7MyLkz&#10;Xs1eWz7LNalM1yYy35DFVmMxi7Js5mpSGS+PZ7QkjrHCOHoLomnIjiAvzJuAc4e56r52FsQFBlIQ&#10;FUZXUTwzrWXMd8tYaC5npr6AxcZy+jLDaY72piXWn+EiYUNfxmRzPa3lKTTmxdCaFcNkdTa7vY1s&#10;dTayJX5dm812dTZrdSnst2dxo6+Y++OVPJ5t4PFSC48XWz8ZSbbwYFYukSdujZRzd7iCG4MiT7xI&#10;sg8ROSeCcbXRWcVMbQFhnr6YmllLegwDPVNU1LVRVFZCUUWRuqaGf/XLv/xl8k/f60d1VEf1P1gD&#10;AwN/kJSUVKegpPirYydPckbxDOrqmhjqG2FhaUtmYhzXptq5P9fEHWH2JxrGmMh5lnFvvln6/IMx&#10;4XBaw53xWu6O13JHrHVm6rk928it4UoudeWy2ZHLTE00NSFnyXA0JfWcGTF2pvjbmxHqak24uwPh&#10;bg7Eup8n1sOVVDdHUpzNSXS1pvCCM63Z0fRW5dFXW0ZHWTatRekUJYXh72SLk5UFVobamOmpcs5U&#10;j1AHa4ojfGjOCKM53Z/u1GBmy1NZashls7WSVZEpXRjBWFooiyUp3F1s43pfOQ9H6ng018jT1U6e&#10;rHbwdL6Jx3Miha6eZ/ONvJhv4eVsA2+nG3k9U8+b6cMJ471YL+0O8/2lab7Z6eP7zT5+2Ozhu5UG&#10;vl+q57s1Od+tNRw2jtUWScz33f4wP+5OSCD52+1e3q+LhtHLu81+3q308P3miISFfLMmfq+Pd1sD&#10;0uTxTjSOxXZebPXybK2TV3OdPJlr5/aEjFujMq731rDdVsSSPJvdlkJ2BCW1tYjNtnxWGvPZaCxk&#10;pjqT9uwwRgrjacmOoiYtkO78eLbH+hivKaCvMJZxWQ4TVQkMFYYzWhLKcFEiHWmRDBems9BaxVhd&#10;Gf2FabQlh0mJeK1pIczX5rLTK2O/p4mr/Y3c6GvjakcN17tqudxVwbXuMm4NVfNgRsbjpSYeL7fz&#10;bK2LJ2udPF5q5dFcE/em6rg9Wcvd0Squ9RUc0m0Hirnck8Veaw4b7RXMNxYRHxyIuZUNxsbGGBlb&#10;oSmAbw01lNU1PnZ0t/3Tf/tv/63NT9/rR3VUR/U/oZaWNvQ1DXQff3nqxEeRKaAhePYGhtjY2FGb&#10;l84NQaOdbZEawN2pJu5ONHJ3poF7c408mG2S2FGCLXVvWs79sRruTVVyf6aWOxNV3BB+Q62ZzBWE&#10;IQ93osDLClmIB7X+rlSH+iBLi6EyMYy0UC+S/T1J83WnIjmMSXkVPQXJ1MT5UBLuRkWkG305UQzk&#10;pdBTlExfZTYt+XFUJgQgL0yhLCaQgnAvGuKC6EuPYawshdHqVGbk2YyVprJUl8d6WxGbLeVsVuWy&#10;Up3CRk0a17uF220ddydlPJlt5ulCG882u3m+0c3LhQ5ernTwfK6Bl7NNHEw382L2ELd4PlfHwWwz&#10;7wV+sT0krZd+uDLD9zvDfC8+Xu/ku5Umftxs4sdVwZJq4ru1Zr5fa+eHrV5JBf7t1oikzfh6f5h3&#10;m0O8X+3j/ephg/h2tZ9vlgb5sDrAh/UB3m+J6aKfd2vdvBE2JCvdHIhrppPH0608mBKMNZlEQrg6&#10;WMVuj2AUZUohRQuViUznx7NUk8N2WwmbraUMFMbSmx/LQEWG5PfVkxfBSGk6IyVp9OYl0JEdwXh1&#10;Bn3F8YyUJ7PQWMFUXR5jFTkMlKXTnZ9MT0ESQyWpLFRns15XyF5/Pbemenm4OMyzpTEeTPfyYKaf&#10;R6OdPJzo4NFkOw9n23k438LT1W6eb/ZL19PNfp5tdPFsWViq13Fvup57ozXSauqGwI/Gqrjen89F&#10;IeRrzGeno5ratATsz9phZmqBobgsrdHS0eOs/bmPa1trf/zLX/5S46fv86M6qqP6n1Cb3377v2ro&#10;aNV8derEr9TU1dAUDUPfAEfH83QV53N3toU7M43cmmmQTrI3R4UBYT33F1p4MNfE7bFq7k2ItVUj&#10;D+bkPFis58GsmDiquDZawXZ7OtNZ/nTHuNGW6E1fdgQz1TmstpYwVV9Ae34isuwoatMiKYsLIjPE&#10;ibLECzTmRNFRnExtXhz1qcGMlmfTVZhEbXIopXEXqEkMpb80kzYp2S+EnqJ4xspSGStOZqo4memq&#10;JCar0pgoSmK2NJ1FkeImcsh7yrnWU8rV9lKuD9Rxc6CK+5Ni5dQgeTq9WO/g+Xo7z2ZaeLfSzbPJ&#10;Ol5OynkxLePJlFyaNIT+4tVSG+/WBNtpmB/2x/nu0gw/bAuG1CDfb3by3Xojf7TVwo+rDXwvJgzR&#10;MDY6+G6jh2+EWG9TCPeG+Hp/lG8E8L0+JK2ivtka5uu1Pj6sDPL1umgag3xY6+PNZq+0nnq93sXB&#10;cievVtt4udLKo/kmHk42cG+iiVsjtVwfrOTaYC17HSXsCF8meS7LNdksVCQzUxbPZH4UE4XR9GeH&#10;0JMVSbuYxEReRn4MoyVJjJcnMV6SSG9hLP2FicxUZzAnK2CmJpep8gzGyvKYrihgua2Kjc4mbvQ3&#10;81A0hrVJ7s4P8XhpmGdro9yf7ePF5jQHW3O83pjkYHOcl5ujvNge5cXmMM+3Rzi4OMari+Mc7I3w&#10;Yr2LxytNkoL+3lg1t4TAb7SCO2PV3Okv42J7MZsteVzsqGSwNBs31/MYm1igZaiPtoEZGlo6REdH&#10;fvz22+/+8a9//Wtn4O8hk/3d25sTf3h/Z0nx0bVrx7/99tsjX6mjOqr/0TK1NPU+o3D6T1VVVdBQ&#10;V8PU1AI/n0CmGsu5O1XP7Sk5d6abuDlRz5XRWm7NyLm3KOfOXC33pmp5MN3Ig8Umnqy18mylRQIz&#10;b83USkD4fneelMq2WZfDVkcVlyc6uDPXy52ZHq5MdbE/0cXmYDOTDSUMlGXSnhtPeVwwFfGBNKWE&#10;S7GupfEXqEsKoTw1iNbcaBrSImlIFWrwaBpEgl+SP3254QwXxtGXGcd4YSJTxYnMVKQzUZ7Ccp3w&#10;JCrjYm+tFKN6tbecm4P13Jto4OFkowTCPllolZhIL5c7pH/Di/nmQ/X1tIyDqUZezDXzZEbGs7km&#10;Xq108nqthw+bA5KO4tu9CenB/7UwFxQq75U2ftho4setVn7cbuP7zWZ+WBHAdyc/7gzxw9YEX2+O&#10;SMK9b/Yn+HZnmu+2J/hub5rvNsf4IDCM9X5p0vh6aVD62vd7o7xZ7uVgoZWDReGO28rT5SYeTcl5&#10;MtXCk/kOHs01c2eohlvD9dwQ8bndpYdgcXcZF5sL2GzIZ7Uyh4XyZGbLYpmrSGG+OpvZ8nQmilMY&#10;K0ljsiSVNXk+8/JcFmTC06mUK7117PfWcLG/gZtTvdyeFf//RrgzPcqtmQGerE3wfGuSF9uzvNyZ&#10;58XWFC93Z3i9N8/r/SXeXlzk3eUVXu5M83p/mtcXZzjYm+DttRneX5vn9cVJDnb6eb7WztPZRh5N&#10;1HF3VIRSlXNnrIq7Q1Vc6iplXSjHWwqZrMkjNNAXU1Nz9PQNJBGf0I0kxkV9vLG7+e8Pbl2+fHW4&#10;dXCvtWLj1rD87sOlkWcvdxYePdmauf54eWL2wVxf/r3VYZt/9P7pCeDv/vR+OKqjOqr/QlnY2yt/&#10;derU10oqyh81tfQws7YhKiyMvSE5D+eauTXdzIPFVu6ICWNcxv2VNu7Nybk3XS0JsJ4ud/B4s50X&#10;Gx0cbA/wbLOHe4ud3Jlq4s6EcGLt5+nSCE/25nlxZZVnewu8uLzIi4vzPN6d5cbaGNcWh7g108+t&#10;6T7WB1uY7axgqDKD4ap0hqtSGK5NZaQmk5GKVPryoxnIjmU4P5HJikSW6rNYqs9hRZbNuiyHpbpM&#10;VuW5bLYUsd4pQNMyrg2I03c11wbLuTNUy+1JOQ/nG3g82yTZfLxYbOPlapfETHqx3MrzRQFqt/Jq&#10;qomDyUZezLbwYrqRN8vtvN8a5OudSb67KB70k3yzM877nRG+2Z/iW8GW2hrih412ftzs5I82Ovhx&#10;vZVfrHbwgwC+twf4YXuKb7eFMnySb/en+cWlRX68NMcPe1N8vz3Bt5uioQzz9dYI322MStRbsb4S&#10;9Nt34ucUq7GlFp4v1vFsoZHHIl9jsU26Hk82SCuqW0O13BoW2EYd1wZKudZayJWOYq52VXGxpYSt&#10;JnFaF/GwlVzqrOZGbz1XewTu1MzNiSaJ/XZntpN70iqpi6ergzxcGuTewgBPVkd5tb3Mi/U57q8M&#10;82Jzgpfi2pnj1e48L3ameXt5iXeXl3hzbZM319Z5f2WVN5fmeHdpnreXl3l/dY0P15f55sYS72/M&#10;8/bGNAebXTybb5Eot2ItdWu0lDujZRIQfqm3jPV2YVAolN/FJEcHYmFpIXlkWZhYY2tqTqy71cep&#10;6rzfXOuW/fXNjuq/vj1Y9/H+VOvHZ7PDH1+vznx8Mt//8eFk+2/u9cn+6np3+f95Z7Z94p/8+Fr3&#10;iFF1VEf131AqKir/369Onnispqb618amxphYWxEXFsKlYUF5bOHOnEi4a+XOVCN3JmXcX23n3qyc&#10;++LUvdLF0/VeXuwO83p/nDeXZ3lzcZI3e5O82Bnj2dq41CAOrq7w7uo6L6+t8ebmGq9vLPPsygLP&#10;98UDZoHn2/M83Zrh3sowd5YHuDHbweVBuXSyvTQs59KYjL2BGi4O1rHXX8V+TyW7A3Xs9NSw11XN&#10;dkclGy2F7LaWsN9VyeXeGi73Vkq52XcGqrk9JB6e1dLP/XhWpN8183SxWWoMBwvtHEyLZLxmDlY6&#10;eTrXIOVVHMy0cjDVxKvZRl7Nt/B2ro0Pqx182BIWION8d3GGby/N8f3eJN/tTvHDjVX++O4mP+xP&#10;8ONOD99vdfLdWhPfL9Tx40or32908Yvtfn7cHeebvSm+2Zvgx/0ZfrE/yw9X5vnFzjg/7k9J661v&#10;d4UN+hjfrw9Kk8aH9T6+3hzg/XI3r+daOZhv4uVMNS9m6ngmPhbCPskqvZUXs208m2vj6Uwn96ZE&#10;1kYt9wZruN1byY3eCm711XO7X8adgXquD4psdhEXW8/tQRkPppp4MN/Kw5kWniz38HRtgGer/Txf&#10;H+LZ+ghPN8Y52Jrl7c4yr3cWebE7y8vNaV5vzfD20iJvLs7zfHeWN5eXeXNxjrdX13h1ZY13V1f5&#10;+uYq768t8uHaKh+urvHdrQ2+vr3GNzc2+HBriRc7vTxbbufhXD33p2TcmRAYk8hIL+fKgKBtl7Hf&#10;KZL6iqlIOTRUNDE2wdzUHFcbc+oj3ZmvSuFmTxX3B2U8nGjj6VwXL2f7eTrSyoPeWh70l3G7K5/r&#10;jbkfb7YV/NWDydY7//uPr88dTRpHdVT/leXk5PT3lM6cuaGmrv5rQxMjLK2syE2J4/J0C9cnW7kn&#10;mFLTjdybbZIax/2lVmnCeCTWN5uDvNyd4s3led7cWOTD7U0+3FiXTpKv92d4d22V97d2eHt7m69v&#10;XuL97T3e39rizY1NXl/f4M21Vd5cXOTV9jwvtud4tjnNw40BbkzVs1aZxKWmPG7Od3J3sYt7s+3c&#10;mWk/1IRMNEo/282RFm72NnCjv4Wbww3cHm3mzphg6dRwa6CG672l3B2s4eG4yNlu4flqF8/Fqmm5&#10;k4O1Dt6stfNmqZNXM628XeuVwpCeTcl5O9/Hu6Ue3q508Gq5hbdLHXy93s93kj35uIRdiFXUt5fn&#10;+e7aPD/eXOaP727wx7dW+fGimAo6+MVWG9+vyvl2tYnvNlr5YbuHHwVmsTvO15dn+VZMJ5vD/LAz&#10;wx9fXuWP9mf58eIcP1ye4rvdUb5bH+GHjRGJfiuwDeF0K5hS7xY7eDffzKvZOp5N1/JqQfwb2ni9&#10;1sablT7ezHXxeqWLg9Vuni61Hf6bppt5PiW8qlp5PN7Mo7FGKX/jwbSM+7ON3JkR6zn5J1V5Gy+W&#10;ezhY6uHV1jAvt4Y5WB/m1eYIL7fHeLMzy/vtGd7tzPP20ipvdud5tz/PGzE9XFzigzgcXBETxhzv&#10;bixLa6k3uwuHjeLaPO+vzvHNjRV+uLPBd/e3+PbmJl9fX+TV/qg0nT5dk3N/QdBsayUs7JawDxkS&#10;dG2xXivnYkcZLQVpWFlZYWZqioWZOQGOdgykh7Ely5KiZh9MiRz4Tp5Od3FvqIbbLYVcb87maksq&#10;+1XRXKyJ4U5nHo/7y3795tbqvX/37/5U7af3xVEd1VH9J6q1tfUrQ0OTx0pqan9tbG7CufPOFBek&#10;c2VSiPLauD1Wx+0JwWBp5P5MA/dFdsNiO0+ELff2MK+vLPD+1gbvbq/zzZ1tvr29yXe39vjm/j5f&#10;39/j+7uX+e7uRb6/c4nv713m/b193t3ZlSaNV9eXeHNxgVc7c7zcm+PVxTkO9id5tNjJ9V5x0uzg&#10;6Wo/z5Z7eb7YyaO5Dh7NtkurpPuzbTyYbuPxVCuPpzt4Mt/Gk9lWHk028mCsicdTbTwcb+DBRAOP&#10;P7nLHq6bWnktnGbX2nm32sE7aZpo4ZUQzq3183Z1QHr9IEDn9QHeCr+o5TY+bPRID/Jv94Q9+TDf&#10;bAmwe5bvri/w4815/vjmIr+4sciPVyb4cbeXH1aFh5Sc79fa+GGzgx+3uvlhe5Qfryzw7eU5vt2e&#10;kvCJ77an+GFrlj/an+eH/x97/x0d95nmd6K+197r6TQz3h3vetoTu6enw3SPWpkiJVGZlChKlCiK&#10;SYE5gsg5A4VYSJVzQFUhFVCFnHPOOQMkpZ6ZtWd9bc/Ys/a63YGfPc9bmrWPzu4e373/deM953cK&#10;AkAIVYXf+7zP800ympJupdnKTsjBTtDOVjDCqlpvtqhx2GqD5IYXsugrYMZXwLy/gBVVLKSwlann&#10;s1xfoYByEfotBMpZqClnXsSAPi0z1SXM+EqYcgt1WMO0v4CpmkLmRPdRG1GULwrQXq9nocHIQsjE&#10;UpOV1ZCNlRYby2E7qyELK2E7i80uVpodqgCudvtY66xhtcOvDgyrPQEW++tZ7m5gsbWa1fZq1jo8&#10;rPf42BwIstkTZLO3gfW+ejb6alhtczHXZGAqUMRYdS4jbiFPiHVIunKzVQVDl6Jouua0aI69fJRn&#10;n3mOJ598ko/efo26jCi6K9MYsRcrEsCQHCB0qbQUXqEu40McUe+gvfgaBR8cxn33DXqLLjNiTGDS&#10;X/i3/99/+XnpQZdxsA7Wf7WmgxVfmaox/eGgIeeZoDbxudaytB/UG4v+tDwn8dLrr730V3/6vT99&#10;9MRTT/Lciy+QFn2bAWchQ2JnbslmSPALewYjvmJGfcVM1FQy12RhqcPFWm+ArcFWNie72BvvYG+0&#10;nftT/ezNDLE53sXmaAc7kz3qa5sjbWxNdrM11spKXz3LXTWsdcs8u5HVHhlZyAm1hvW2atbaAqy2&#10;e1hpcbLcZFYRqHN1WoUzLPi1TAfKmPbrmfaXM+3TMCVaiUAZC/5yteHN1lQx769iLiA0VC1zDVpW&#10;gmUs1WpZCuSzUl/EhpzY66tY8UtR0EY25JCMg0ysC0MpKJTWKlZrtKzXlism07oUjBYn6yE72+1u&#10;truq2en1sd/t536vm71OGzuN5ezU5rMj7Ki6QrZrCiMeUyGzArk32j1sCg4iYHfYyXbYwW7YxV6L&#10;h91mj8I5tgUED7nYrLexVh+xRl9ttCjDQ8WoCupYDVawWlvMal0xm7U61mqLlSvuSrCc5UbRcBhZ&#10;aTKox6X6ChZ8RV+A9lJEtCxJkawrZ6FOy7J8HCxXoLu47q7WG1XOx3KTieWQlbVmK2utNlZb7WzI&#10;2KxDCoWTNXls97DR7mWtzcNaZzVrXT5WuqTrDLLSE2CtO8BGj5/1Tg9rPX42+gJs9TWy2d/M6lAj&#10;mwO1rHR4WGwyMO4vVIr7MXcuQ9YMpd/o1afQqYujWZ9ER1UG3rx4Lrz3NoeefYFnnznEvXMnaS5K&#10;pt+cpw4LA1VZ9GijVAa6+eoJct59hnvP/hmXvv8dzn33j0h55QfUx79FX9E1Bo3xv/zJ6vgO8K0v&#10;3zMH62D92q2//Mu//Mq//vz+S3+xtVK+N9IzuNId2J4JO3bHaizzweJ7kwU3Tv3k/dcO/fyJx/+c&#10;Hz3xGC++9DKV2bH0OLPpE58fa3ZEeyEMFl9pZLZdV8l8yMxSu1tt/BuDLWxM97A3O8Tu3AD7033s&#10;TfeyN9WrCsT2ZA87kx1sT3ayM97JxlCQzf46Nnob2OgLsjHQqE6bm3JK7fKz2lLNSrOLtWYLKy1W&#10;VsI2lhuNLIZlA6tSm+FCUE+nMYvmwijm/CXM1VWwLNYawSo1Xlqs1zFbb1C/s2yUyw0lbAQrImOd&#10;+nLWG8oj4rigXlFkl+RjNf6xsNZkZL22irVG+bpOWXOIE618fi0sQUlW1V1sd/nY7vax01vDfncN&#10;+x0udpt1bIgGo6GYrQbBLgrZC1ax225ju8vDtpy0BccQL6kmh8rH2Gr2RD4OyTjKyU7YyU6Lne2w&#10;i81Gtwpgku+XlL4VfyGbDQbWa0pUfvhqbRnrtVo26yvZqC9jvb6ClWAFayG9+j3Ffn2lycRqo0E9&#10;P3kO4q67GKxkvaGKLflZQR1rUhjryhWNV4SC6t+3CP03wuYSzEXGaastZjbaXWx22NjocLDV4Y4U&#10;wPZq1jt9qhgI+0mKxGp/PesCbnfXst5VHSkw8thVzYZgGP1hVnoDrPf5WOn0MteoU+rvCW8hY85c&#10;hixZDFal0a9LokufQNiQQHtlGvWlCdy+cIpDTx/myKHnyLp0lq7SFDrLUtT3dhTexp/+IZWXj5H6&#10;2rPcfuYxrj/xfS7/6Lt8+Kd/zIU//X2yX/kejbFv0lt07dFiT+Df/fSnPxVL9IMu42D9eq6RkZx/&#10;tLvY/r2Hkz323fH2v9oZaP3P223BX66FPY/mQ+5H47W2R82GzEeG5GuPXnv6aRV/+fSTT/H6669h&#10;yo+nX0z4rLn027MYDGgY8hcw5tMyGahiKqhnodXBYmc168Mt7Mz0s78wysOVafbmBtgbb2d/sov7&#10;433sSiGRQjHZxc54B1sjLV+MrerY6m9gs69GnTpXOt3s9Mis28tah5vlFgfLkhchG5RssM1WVsMm&#10;tZGthvRq5DJgy6FPl8qibHQysglJhyAbXpU6Hc8EqxTwK93DZlgX2UzrK9hoNLIrYUYNRrU5bkqB&#10;UPRYBxstNqWuFn2EMKA2ZDwlgHNYNlFJzrOx1mJms8XDToeH7Q4Pu9017HQE2Bb8Iaxjp6GQvaZS&#10;dppK2Atrud+kZyesZ7ermu1Wt9r8N1pc7DRKJ+FmUz7XLGpxu2JP7aivCQXXojqN9aAUKQtbLW42&#10;agys11WwJrhKbaWi4iqGVaORzTqxJjGoHHF5TlthE1utRtbldVQpf3KJYFBovRbWwzo2g1Lg9Kwq&#10;mxJ5jiYlFtwIG1ltNrEqGR9hI9vNNrbbHGy0WtgUOnCrle12O7uCx0jh6HSrDkLex9UeLys91az1&#10;yQGgms1OLxtdbja7PGx1yXvsY6O/ka2hMBtSVLrl/fcx22Rgxh8ZOQ67shgwpzCoT6HbmEKPKZVW&#10;XRLtVak0lSWQef2MKhZHjhyiIu6aEmK2a+4Syr2ON+EclZ8eo/DUS2Qce474o89w+7nHuPrU9zn/&#10;oz/h3He+yY3v/z5VZx+jM/s8UzUVP/+7v/03AeC/+/J9dLAO1q/8Gmk0fX2uQX9xql67MOrM/1/H&#10;dOm/GNdnPlpwlTJfZ2SuwcZUnYUeWzGBwiSuvPUGLz7/DE8/8QzvvH0cf0U6wzKSsuUrYduwT0O/&#10;X8NQdSETvkqmGwwstnpY6qljc6yDvcUx7i9NsTk9RL9Hz3pvkL2JHnZGOyIdxlgrO8NtbA23sTEm&#10;jy1s9tSy1VuvCsZ6n4yiPGx0eVjvklGHnfUOR2Ts0WZhrVlO2BJxamCtuYpNOfmGdJENrdmgOoBV&#10;iTyVr4f1kQ1eOpGmqoh/U6iK9Wa9yqKQTW6rTcZA1ggrqcnGTlhOyG6VUbHRZFQKbmFDbYpHVFBs&#10;yK2shyNjofVWF8vtNjbbHGzKZt9sZ7vDGxlPtcrGrWM3WMReqJT9YDF7DcXsN1Sw01DJvgj8BKeQ&#10;TbTZy0aji82wk81mj6LqSsHYafco9tS2FItGC1thB5uNUjDtbMnm3ORko97ITqOd3ZCTvRa3Ymzt&#10;hKzsNprZbdIpRflukxQLvbIi2Wq1sNVujRQJeW7NepX4J6+VvKZbzVJc9GyFDMrqRIqBFGj5usTN&#10;brSI/YmdrVZ7pGi0SCGzs9tpYbPTypYqGE42pVi0O1nr8bDeK+C2vKdeVUy2ulxsqMLhZbu3ls3e&#10;RlU01vqCqhtZanMx32xU40MxfRxwiBYjjT5rBp0GGUWJJiSN9qo0QsWxFEd9yosvvMhzh59Bn3CV&#10;Tm08Hfm3cMafw3D1XezXTmP45AQlp4+S/dqzJB55gpvP/JCLP/5Tzn3/9/jou/+MzNe+Q13cO/SY&#10;4n/5v/z1fjfw21++lw7WwfqVXjlHj/6jUWPSO8PmxPUBbcwvmzIuEM7+lNbCq/SW31Y200M2MdUr&#10;ZdJbSV1JAllXz3Dm+DGeePxJ3jv5FsFKwSyKGbQVMOIoYNRbxODfg931BmaDZlaafaz2NbEz1s3W&#10;1BCfLc8wFq6jv9rBzmQvG2OtqlDsjnep/5bCsj7WxvZEB/cn+tgdbFEFY0vGUj1e1ru9bPZ62e5x&#10;sdUhOIE5skmromBkU+b/bUY2WirYbjWocYmcfuUkrMZF0gHIiblVTv9ygpacbSObQdkILex2uNjp&#10;crHTYedBTzXb7Q52OtxstbrZ7Qyo078aN9XrIrnbTQY2QsZIZxP6QpgXsrHaLLRhocZ6WG1yqlGP&#10;ANLSOQgGsR02sFlfyE6dhl1fHjs+Lfv1OvaCJnYbrew1u9lrlvGTl3W5mu1shISqKv8fqxr9bIk3&#10;VZuTLaHvNtnYlhFVu5fdXr+i4G6HxYqkmr22atVd7HYLduJmr8nIbpOwsQzsNVvZDRnYbdaz06xj&#10;U+Ji2/Qqt2Ndim6bhZ0WMzvqNZZiqmc7XMVWs45t6SKUEPGLiNlWs/q3m61ihSLAvxQhsypCW70O&#10;trvsbHU5WW+XQm9ntdPNSoeL1S6H6iy2uj2Rq0dGVn52hoJs9zepUeTKYBOrPT6WW23Mh/XM1BYz&#10;5s5nwJZJnyXSWSgNTVkq7RWpCvhu0SZSGneZl46+oP5mq2I+obnwNg2ZlzDdeQ9/9Mc0JV2lLvYi&#10;lktvUPTOEdJefJLoQz/iypN/xsUffZuL3/3nJDz9LXw3X6el9PKjzx4uTgJ/8OX76WAdrF/p1am9&#10;88/6S2KaW3Ov/8If/z6F514g7/xRrLffoSbpNI2ZF+kuvE5vRbQS4zVXJmFNu8GNM6f58ZNPcPbt&#10;k3Tpiuizl9Bvz2PYqWHMW8i4r4jJusr/UjA6A6wNtbIzNcCDhQnuz0+wOznA9vQAuxO9rI+3sDnW&#10;zP5IGzvjrWxNtLM93sbeSDN7I63sj7ezN9rG7mATe/11bPZ52ekXEZts7E62epystxrYaLOyLhtT&#10;2Mhme6RobIYiJ19RWov7q7i+rosLrGx0bTa2251st4mDrIW9kIxsrOyHHex1udnrdbPfKYI5J/d7&#10;63nQ18Bet4/tTi9rQl+VUVWTXf1sKQRSOFal62gysxqysxy2saIwCC9rIRcbzW7W25xstrmUJmNb&#10;xHlBLbt1Rez6NezUl7Ito6IGPVuSrheyqK5gpy3AVmstq8I6anKz1GRjKShjN9l0vWo8thm2R8R8&#10;IRmPudntqGan28uWaDdafex3CSurmp0et3pu4mUlBWCv3cZus5mdZoOyXd9rls6hnI0WPVsdZrXx&#10;b6tiYWBHdRDyeelCIoVhvdnAVsjEVkjHumAyLQY2pWC0ScEwsdWii7wX8v0dJlWIN7vcrHbYWJPi&#10;0eNlS15TYUR1u9nska6iWr2/O0P17IyG2BpqYmMwyOpAAysywmqzs9xsYlJZnhQw6s5j0JlJtzUS&#10;39pVlUarPoNeSzadlak4MmM59tpL/PjxH5N08T2C2bepS7lCc9pNOvKjlVCxMz+WpviLGC++Qfab&#10;R0h95WliZDT159/i0z/9fRKe/EO8V14gXHHx0YP96ZVHjx59/8v308E6WL/Sqznr/NGa1DN/abx6&#10;nPiXHufcn3+P937wLS49/gMSTh6m6MoreBLeIZx3QSWatZfeo6k8hXsXPuSpp5/ik3Nn6TXlq2S9&#10;PodG0WhFTTxWU8R4nZaJei0zTXql5t0camd3aoD7s2PszY+ztzDK/uww+5N97Ey1szPews5Ym2JI&#10;7Yy2sjPaxO5ISHHw94ZD7I40szNUy86An92eyCl0u8vGVpeN7V4nW512tjtFVS3ze9E+mNRmth7S&#10;s9UonUAZG00yr69kO1TBjmyYHVa2pGi02thpsbAfEkGczNpt3O/2sN/lZLfVxm6Lnfvdwm6qYac7&#10;EKG6tkUEecKAko5iTaXi6Vlu1LHUaGQ5ZGNRCkajjbWQm3Whwrb4FGitQOp2N3tt0kUYedhcxX5j&#10;KXvBYnaDpWyGTewIw0rm/y3V7PU0sNNex0abn7VmKT5ulhtsLNULhuBgrcGssIvNJtsX4zG3Kkq7&#10;7YKD+Nhtd7Pf42e3t5q9LleEztvuYq/Ly267U3VSW216VQRUYWiT5xx5TXbDJvV7Cr6xJW67UiCk&#10;ELQZ2GzXs6EKjJFtKdJt5sjnW6vYbDWxIUW8JTLe22y3sNlhUUVhXcZRXS71Hm5Ip9hbzf5AA/uD&#10;TewPB9mR7qi/mt3BenaHG9kZa2WzL8R6dw1LYSvLITOLIR2jtcWMi+bHkcuAKxLf2qZLoL0qUYk2&#10;202ZtFQkUZMdyzvH3uDHTz5O0ifvYog7R0v6DQYKkxg0pjJqzWKsIpWe7Nt4b71HyZlXyXrrEKkv&#10;P8W9Z3/A9R/8IcnPfJva26/SUvkJP9mf3X706NHjX76fDtbB+pVe3uR3k/XXnv/bxBe/z/vf/j3e&#10;/dbvc/I7f8i73/8Wp3/0HS4++0PiThym4pPj1CadozPvGo0FN7l95h1eOvoS1z46S5c5j353If1O&#10;EVEVM1xTyoi/UNlSS9GYaTKy2OFlbaCZ/fFB7i9O8GBpkv3ZUfamB9if6GJvqoO9qU52pcsYa2F/&#10;JMzucD07w7VsD9awO1jH3kAdu4M1bPX62JbNpsfDphSLTiu73Q61Ce502tiS+NMWg9rs1hVOURmZ&#10;uzfJuElA60p2QnLJPL6KnTYze50O9jrkpB05be92utjt8HK/w8teTzW7bfLzPez31rDTE1CqbTnB&#10;KxV2k4v1ejOrYi0eNChtxoLa0EwsigahyaU2uHXBLTqD7HTVcL8nwH6rg/2mSvbrSrlfW85ufQl7&#10;0mk0aVUR2WmWDVuwAAG6PWyE/aw3yViqmtVWP0v1dpbrHaw2WJQWZLVe/KpMrIleIyxguZPtDj87&#10;zaLXcLHX42O/p5r7XXLJxz52VfFwsNdtV0C7YBO7Yqke0rEvHZgUXvld2qxsdwheIT/bpEZpMo6S&#10;7kFea/naVquA3xVstcioSrCjSDGRjkNGW4JfbHTaFGtqvdPLlryuvdVs9Uu36FPvt3SP8l7vDNSy&#10;N1jL3kiT6jB2x9pUwVD6jE4vi81mZoPlTNRFXG0Hbdn0WpLpMqbQbkig05hMmyGNlqpkQhUJ1OTF&#10;cPqtNzj07CHlemyIPktbdjRjlnylM1kIlLHoK2bckEpT8kUMHx+j7PTLFLz5POmHn+DOD79N4jPf&#10;ou72a/SUXeLzrakHjx49OvTl++lgHaxf6eW682ag6N0n/9OV7/8h7/zxN3n323/Ae3/2HT587Huc&#10;ffwHfPjUj7j+/LPEHT9K8bm3cN47hSflPaLOvcmbb7zFnSsX6RV2lLuQPm8+g9WFDHsLlMJ7rE4w&#10;jFJmGw0sCJ1yMMz++AD350fZXxjnwdwY9xdH2Z8TWm2PunZHw2wP1rE7VMfucB1bg7KRNLAno4ku&#10;t9rgdnpEy+Blt0tGSVa2u6xsdQugamKrQ07ARrZDOgXKrstm1VzJmmxkEokqJ2RhJjXr2W2zsddh&#10;Z7/Dzv1WK3utFvbb7ey3mrnf6WS/189+Tw17vR72RKHdJZTYgBqfrIkArdHGSoNoEJysyeZdK+FF&#10;epbqDCwETcwH9SyJJqHNw3q7gLk17HbXqet+u4sHLXb2QhXsNZYqoHu7TkZTJaqI3G82sd/uikSz&#10;CjYR9rDe6GGzsZrVsJuFsJ2VBgfLQSvLjQZW6ipZCZSxFhTBngDUFtXxiMBtQ7Gz3Ox1iDJc8Auf&#10;6pbud/jY7/Sx2+lUY729NgfbDVURDyvBMuSxRbowC3vtFnZbq1Qx2ZYC0SzFRdTsZWy1atnu0KsO&#10;ZbP1C1BcHqVj6dCxJV9rj4yidrrd7HS6VMHf6fGwJ2PFoVr2hmq5P9bEVn+NotruDTXycLyNhxPd&#10;3B/vZm+sg43+BlZaHKy1u1hoMTDTUK6yPsb9GkYkydGQSJcxgQ5DPB0i3rOk02VMJ1SeSE1BDB+f&#10;foennjnMzfffIpB6k/6yTGary1hqNLMsOFZIx6K/iIGSO3hvvIvx/FtUnHoVzfPPkvTYn5D+zB9T&#10;f/MV+so+5fO10Z/87Gc/e+HL99PBOli/smvRfuO/8954ayj7jR/+7MNvf5N3//ibvP+nf8yZx77L&#10;uSd+yCdPP86NF54k+cQLZJx+g5T3XiHjwmtoLh/n1ocnOPbKMe5euUCXPZduZ766+r3CjipSYqpR&#10;fyGT9eVMN+iYb3ewPRhiZ6xLMaIUrXZxgoeLUjiGuD8ro6oB7k938JlsFOMt7I0F2RmpZX9UNo8W&#10;NaLY63Gz0+1iu0eKh1ONjnY6zGx1VLLZXqHGIbKh7bQI/bOMjVAFGyFhPunYkiztNis7X9BHZSOU&#10;4iKFYqfVonCMvS4n+11yGvey212t8AoZ2+xJger1sdsbYLvLz1rYxVKDhcXqCuaMeSx4JHtC9B5m&#10;FsUxVjYhGQ+F3Gy0yr+tYW+gib32Gu531vOg08OedBD1FWz589mrKWC7poitmmL2ghXsNVWyFzKx&#10;I3Yg9QbFcNpWam8Xq2EniyEbC7VGFuqNLNRWqHyMlYZK1moMrKhuw6TGVNttMrqrZkM0Hx0+tpu9&#10;7LZJofDyoMsfMTOU36XbpbqI3UY924Lz+AtVVse2dBwtZvabBRiX7sPMjgDegmOEdWxLl9EqXZqM&#10;sYzsdprZabeo11aKxHaHkZ0uCzvtVnbaHezK/6dLRocWtrscbPX5IoeDwVrujzTxYKyVBxOt3Je/&#10;gckeHk7082Cimz3BtYRe3VXPaquT+RY9M2INUlfKWCCXYWc2vaYUuk2xdOhjadMl06a6jVQaKxKp&#10;KYrh5oXTPPnsIS69e4JwTiwTBg3LkifSEsGUNqRoSA66OZ3G+Iu4PjmN99MzVB5/lZxnvkf+c9+l&#10;/sYrDFRd4sFS31/9/Oc/f+nL99TBOli/squvLOFrrptvzme//MNfnP3W7/L+H/8zzv/wO1ySruLp&#10;x7hz+ElS3jhEwdnjFH/6PrkX3ib9g2OknD7GxRNvcPjwEW5fOkfImEOrI5dOyVnwFTFco1UeTjIq&#10;mK2vZL7RyEKzg9XuejZFhyEq75lBPlsY4/PlST6bH+PzhXE+mx/m/mwvD6a6+Wyyk/2RRu6Ph9gf&#10;DbM3KHNtN7tDfnb75HTqZK/H9cUoSjYfA9vtUijM6toVCmhjZaSjEJpnKKINeNDhYFe8l1oM7LZL&#10;vrZJeTbtCPDdJUwoK3uysXVKB+Nlv6uaXTmVi0JbgNkOL1uiUg6LotzGakDPglHDfHUJS7U6VTBW&#10;QgKCi3jNw0ZbLVsd9ex2BdjprmW/L6i6locdTh60OtiVrsCayU51lvKT2g+X86BRr8R795st7Dfb&#10;I5TXsJXNBh0bArA3CfBtY7nBwVyNnnl/JNt7qdHESo1JjVcUttFgVQpxpeVQeg4Bz/3sdNRwv8uv&#10;xlJ77QKOO9ltE0zFxv0WG9syyqsrZ1s6spB0E2Z2W43stpjYb5MxWVVkDCWfk9euQ4qBie02KRYm&#10;djss7EqREBW7FHQpIJ02VeD3haHV7VKdiMKWeqpV97g33MCDkVYejkvBaOfBVA8PJnt5ON7Lg9EO&#10;9odb2BIBn/iQhcWnqoq5pgplcy6pfJLiOCAFQhdNR1UM7cY0wlVpNJWnEqpMoKE8nlvnP+Dxp5/k&#10;o5Nv05QWxbQ+n9U6oU5Xs9seYKfdzXrQpOJ027IuU3P1fYJ3P8Vy9h2KX3ycohd/QO2tVxiqusre&#10;bNe/ePTo5y9/+Z46WAfrV3Y1ltz4Lc/tN5bzX/vxLz/+9jc59+1/xqUn/5Tbhx7j3nOPk/DyE5Se&#10;OYor6hzVcVdxx13BHPMRORfe4+KJYzz33GFuX71IyJxPu1NDn7eEQX8xfZ5ChtzFTPpKmK4Rmw09&#10;s01Wlto9rImJ3EQ7+zND/GRxgs9XpvhscYKfLIzz+fwgD+f7eTg3wGfTUjRaeTjRwv3J9sgsu0/G&#10;Fz62+4W95GVfTv2yEXVa2e7Us9NuZq9FwNpItyCFQza7rTYTu3L6bTaw32xSX5d/s9sllwDcAgA7&#10;ud/jZa/bGvmZXZEx1F6nh502dwQ8bvey2eFXVhcCdG80OtUIaMmjZaZGy2LQxErQwWrIqYR1W60+&#10;dnpC7PY1s9tVrwrGXk9A4SIPWm3si3bCW8i6JYNdXzb3wyXsh0tUwXjQbOInXdX8pKeJz3obldZC&#10;lNarIh6ULqJGz0qtnUVVGGws+ozMB80sNNpYrhYjRB3L8v1Bed5S9HxsNDm431nLXlcN2+3iR+VU&#10;wPZum2zkAoa72RNdR4eL/XYHe5129lrktbOy02pkT8ZkqiBXst2mVwVCXqvtTsE29Koo7LXJaxsp&#10;GOo1loIhnUuXdBc29nocCjuRrk2ianf7AtwfqePBWJM6FDwYbeWzyR4eTPUrivV9sY8ZCrHdI0Xa&#10;HGGdhcxKvT8bKGKyWrQ/OQyb0+k3pNGtT6Wl6g7txhRajNk06VNpLo+nsSSW5CsXeOqZJ/no9HuE&#10;0+OYs5WwGhSWXD07LbVst/rZbvGoottdfJtg3Fk6Eq/h/fR9Sl56ipKXv0/NraMMVhwUjIP1a7ha&#10;S698w3P9teXsV3/4i4vf+V0u/Ok3uf3M94l78XFijj6lugv75eM0Z1ylNT+atqIEwsXRuFJucOfD&#10;93n2uWeJvXWJVnMunc48etwFDHg19Pry6a/WMOorY7ymktn6KhbFpkIKRk8D6/2N7E108mCsLTKO&#10;mh/kwVw/D6f7eDjbw/3ZHraH6xX4+XCii8+n2nk40cb90Ub2BwPsymiq3/8FxuBWp9Z96TZkk5PN&#10;T2bxnaJPkLm7hV15bDex12pUG95ui5W9Tqc66T7ocfOwyxUZEXW42e8Q8FsotS72ur3c7/aq7mKr&#10;PWL2J4DtqugqRAdRr4vYnfskF6OMhZCNZWVTUs1ma4Cdtjr2OhvZ7w2x2x3m87527vfUstfuYr/V&#10;xX7IzHZ1IVtuDffrSnkoYHdTYaRghKv4vM3HZx1+Puuv535HLRu1RlZ9ehXJulJdwZLTyHK1gaU6&#10;E8uNVpUzMS9jMq+OZW8VKzWVbEhORljwFz/rogYXUF+YUZ1e9oRFJQWj08F+l1tde1IoBc/oECKA&#10;VXUVMt7baa5it0W6DClA8rFOdRNbbXJCN7KtinLkdd7tkp8phVi6D5vCLvZ6PMruZKfDxP2+ah70&#10;Bdjv9bEnBUPe56EQ978oGPeHQ+wNNLI/FGJ3tIntbnG4FUNFE+ttLpabjMzVlzEntvPVhQyJu0BV&#10;Ev06odOm0FYVR6cpk1ZTNmFTOuGKJIJFiWTfvMYrL77IqXdOUJ18hxmzhrUacRP2stXmY6vVr97n&#10;tQYrQ+XxhGMv0pV0lcAnJ6l642mq3vgRtbePMlp5i88WB/4KDkZSB+vXaAUr4r7iuXRkLvvlH/zi&#10;8vd+j0s/+AOinv0Baa8+S9qbL5D37ovUxZyirzSWEUMaA9YU+ixp9FZlE/fJWQ4fPsyNj87SZtbQ&#10;7S6k11vMgDNfZXqP1IjHTzmTtVXK5noh7GBBktPanWz2BtgdCrM9UMvuRCv7M53cn+zg/lg798da&#10;2Z9sY00M+gaa+Gy8lc8nW3g4Hlag6N5gjboeCIOmv4b9vmr2BTztcUUKh1BhO32R3GxhPbVY2GkW&#10;aw8Tu2HpQKzstwtOISdqn5qp3+9ycl8KRqeb/TZXhBmlfpaXnVYRwXmUUG+rxclKk0WZ+q01mFir&#10;1zPvLWPeWcFi0MJys5vlsI/1cICN1jp2e5vZ65bfOcTecCc/mejjJyMtfNYZ4L5QZcN2HoRM3A/r&#10;2G/S8SBUwYNwBffDJu63mPisw8fDjmrud1erf/Owxc+D7lCks6k1seJ3shJwsVRrZzloZ7nJznyd&#10;iQW/nmW/gSWvjvVasTgRSxMbKwGxAZHxkJedTofqLFTxbLdFwH71uji53+FkX33Oxp4wptpFq2Fg&#10;TwqA6jQM7KqRVAToFqxCMKFtKR4dhkixkG6jy8p9eW865b1xRbyzOl3c7/dxvz/Afr8vcglzS73f&#10;1dwfFCtzH3sDUlACbHV62Gh1sNxiYLVFz1LYxFxjFZPBMmZ9+cw4ClXSY58hlX5TGl2qo0ik1ZBO&#10;qzmHkC6dsC6FhpIUki9/xKm3TnHmreNY4s4zacxhNVDJppAKWpzsiDOwKM3b7YxbM2hPvk5H8nXq&#10;Pn4Ly4mnsZ98itaY44xWRLE/N/gXP/vZz1788j11sA7Wr+wayTn6j7xXXx7Nff37P7/+vW9y84k/&#10;IuXlH1N88iXyTr9MycVXCWV+zKgpk2mnhil/nhLlDZsLyL1ziaMvvMKVs6cJGfLo9mjp9hTRLeI9&#10;b5EKTJqoLmWqvoqZkIX5ZhtzYROLIqzr8rDZ6VM+QZuDAXbGgmwN1LDdW6dYSAKCPhhv47PxLjWq&#10;+GyihYejTdwfDbI3IgyqWh4M1/NgqJaHgwHui014d4QaqjQGwqbqqWZfzPu6It2GGkNJsWi1cb/d&#10;rjYxdZrucarxiaLVytXu4UGnn/udMut3K1+lrWYR2XnZbHYqHECuxVods74yZqsrmK8Wl1cXK+EA&#10;q811rLXUsdUdZn+ok92eMPuD7Xw2PcTDsV4+G+3k84FGHvbU8JPuWj7r9POw2cFuo5GHrVb+otXO&#10;X3XV8Jf9jfzFYAef9wf5fCjEZ90NfN4R5POBVvZ6ghERX72owBvYqPOzHDCx3CDutBbma4zM+w3M&#10;OspUdsdqbQUbdUK9le+R0Z34WkkxdHG/2cG+sLWabdyXYil6jTYHD9odqog8kFRAKbwdVvalcxB8&#10;Qro0wYYaq9gK6RXtVnQjm8KsEjZUp1UB3bs9NvZ7PWrUp7oJYWb1+nko3WGfn/tDdez11aj3QUaA&#10;u1Kg5W+j2x7BprqsSmEuSvylcAXLYaErVzEXLGcyUMC0J1tF5g64MukzizWICPXSlA6jWZdMszGT&#10;kC6D+oo06gtTKIq5xruvvM65E69Rk32FGVsuqw1liia8E5YiJ6LBaiXKnPOX0p17l47U69R/8haW&#10;d57Fc/oQ7QnHGTXFsb80+PDRo5899+V76mAdrF/pVR/3VnvZiSf+c+Jjf0zqke9TdPI5qj58ndKz&#10;r6G7fILuwlvMOHKZqy5h1q9loaaC6YAOXdJdXnv1dT498y5hYy7d1Vr6/CX0eTQMeSIFQ6Xs+UqY&#10;DJYz3aRnoc3GYque1TYL651O5f+0IapfUfrKptJXx3a3X3UeD8abI4ViPMyDsRB7Q3XsD9exN1zP&#10;fn8te31+9gcCPBz086BXsAEZIUnRiMze5UT7sNfPXl81OzI/V6dep5qn3xdRnsI+BLfwqJn7ngC/&#10;HTKaieAW92UEJeI80UG0RArGdrOHjWYnK0EzM5KLbS9kylaiTvUinltvqWGnM8hej4xUWtgeaFGW&#10;Jg9Gu/hsapC/nBzkL0Y6+IuBBj7vq+Vhdy33u/08bPPwoNnGfqeTzzt9fN5dw18NNfJXQ8183tfA&#10;Xwy08pcj3fxkuJMH/W086G9hryvIdmsDG031rNd6WA5UslJvYa3ewYzfwJSngmlPJTN2Dct+CXQy&#10;sxK0qs5InahF29HkYC/oZK/JxX6Lh4cdfh5IR9Pm4H6bhX15HTvs7HU7I3iGEvtZlYhP0W0VoUAK&#10;iI2tZmsEHBfhn1xd1gijTWlknBHRYKeHB70yjvJzfyDA/QEpIAH1PkjRkO5QcJDtTrEREbW4iXXx&#10;BAtVsBKqYDmkj4yihH1XncO0J4cJZxYDNklJzKTXmK4iZjt0ibSbUgkbM2jSZVCjTcWTm4A2+gqf&#10;vPMOV945Rk3OLWbc+azWV6jfe6fZETGD7JJC6mOlzkivNobOlMs0fnIC2zuH8H14hJ7ktxmxRLO3&#10;OLj3s0c/e/rL99PBOli/0iuc8J7FfOrwf8x87nvkvvRjdKdeQn/hGLrzx3DeOsOQLpZpXw6L9ZWR&#10;vIQGPYv1FnQp0Rx79SUunTlFSJdFt7eU3uoi5VrbZ85nwJLLiEejMrynG0pYbKpQYjZhtyyFdSyF&#10;KiOW2M16VpurWAsblS32dpdbeUWJGni318tefzX7SpcRYG8wwL7QL/sDEcXygIwx/Dzo96vNSTAJ&#10;mcdLcZBOQ4GrAox3SzFxcb9HTrc1POgRBfffj7AEp3Cx3ymnXJfqSva/mPErSmpYCoY4wkY22OUv&#10;siEmXIUMWzWM24uZazCz3OZlo6eJ+/2t7PW3sDvUxecTg9wfaefhUGSj/0wKx0Azf9HfwOc9QT7r&#10;reNhXy2f9Qf5SU89D6V4yBiq08dnqlDU8flgE38x3MFfjvbyFxM9fCY/a6iD/Z4wu8K+6m5ksynA&#10;WoOL9aZqNhpcLNQ4mHJUMmkvZdJVqAKf1msqWQuaWPRqWWmoUA6you/Yb3Sz2+DgQZuXB53VPOzy&#10;81m3j4fdbu53CUgugLgUYRndeXggn+90KkB7R2jIYisioLaM+4RQ0C7UZCu78n70+iKU2i4zD4Ww&#10;oDo6wS2kkAdUR7En4zFRmoudu7osSjuz1iR/HzpWmyqVo/BSYzlzdUXM1hYy5ytk0p3BqD2DUUcq&#10;I/Y0+g3pdJUnYo3+kPr8KNoNGYQMGYRNWdRr03DlJ1EcfYkP3j5O+e2P6NVlMVerZVV5YUXsYETt&#10;LzjY/RaXyjoZtKTRnnqVugtv4jz1PLWfvEpP2ilGbffYXe3bevToPz/25fvpYB2sX+kVTj0X67x4&#10;9N8Vvv5DCl99Ev17L2P48Bj6j47jiTnLmDWRpaaSL8KCLKyFHepyFSZx8e0TXDt3hmZDHq3WXNqM&#10;GfTaC+h3FjDgKlARrVM1WqbqypitLVanw/mmCuaDWnXzL9SXshwsZSWkZS1UrkDNtWYx8DOwIbYS&#10;MgfvE3FXzRcq64CKN5WkOlEGK13GYEAVDGFM7XV/gUN0y+YvoyanshBRgKtgGz1ywvVENkEF7kaY&#10;VnLqfSi242LIJ+MspfL2RAqGjIuUy6yT1XoDCzUSwyoOqUUMmzRMOUtZbqths7eJ3aF2Ho50K2bU&#10;/kCHGkXtD4XZ72nhfmeIB31NfDbQxF8MtfKwv5EHIuAbqOUvBmv5rDugrv12Admla6rnJz11/KQr&#10;yE/6I53G590Cfgf5bLCF3Z4GxerZlW6mq4XdzhCb7bVsNfpYCTpZqDUzaa9gzFLMrKWAVX8ZS4Fy&#10;Ft3lrKrioWOrwcRug4W9OjP7IWekYEjR6gnwUMZHQoPtdHBfiAHSGfRIcY2A4rs9QkF2sKssy2Wk&#10;Z2OvXToMwS5caiQoRWGvV9TcXjWKkvdhXzyi1Nd9ytBRne7brYrVJi63AqKLlch6kzC8KlloLGOl&#10;SctCfTEzNXlMBXKZducy5cpjzJLFgCVJYWsDlnS6dQk0FNwkXJJIqy6DoCGD+qoMGktTqC1JJ/vW&#10;x5x89Qi+vFsshytYrC9hs0HLVkOFCpJaD1aw2WhQ1OKNZiNTQhVPv0XNxbdwnzpC8NLLqmAMG2+z&#10;sz64DHzvy/fTwTpYv9KrTXP1uDfqzX9VdvIJil99jIpTR7FffBfzpyfxxn3ApD2dxWARK+LF1OpS&#10;11y9mS5rMUV3L/Px++8Q0ufR5sinw1tAjzOPXm8eg4FChn0FKuBmUopGoIgpXx7TgQLmGouZrStk&#10;oaGYpYZylsPl6mNVPJokiEiKRyVrbZI7IYwmUSeLDsLPphSDTje7AwKMRk6rApiKA+u+jLWUCE1Y&#10;QSLs86iNSwHb0kn0+SLArlhyqM6iWtFJRfX8sEO6isgYSmy5d6SraHUraw4x81sP2lgOVDHvLWXK&#10;VsSQKZ8BQyFLQQ/bvWF2Blp4MNzFg9E29vrC7HcLFbRBqap3ZGMPO9lr9bDX5mW/xcd+m0+5x+4L&#10;xbatmoeSzy0+Vk3CTBJMwc59GRM1y79xKbD5QVjwBrEpcSk9yE6zn502sRlpZKe/lc2uJjbbg6w2&#10;e1iqNjHvMTFlLmW6SsO0WcOsu4gVRxmr/ipWJRGwrpLtJiM79Wa2a4UQ4GK/zcP9ti9eS1Ug3Gps&#10;96DPx0PVzQlI7WVXaWBcSownG76izUpnJ52hdBFi9SG4hYDZ8rr31bDb44/QaQVX6nKxLV5cYo/e&#10;WKnsWtZbxBSygvXGcpaDZazUl7HUUMpcTT7ztRpma/IZ82Qy48lj0pXPhCOXIUcqA5ZUevWJ9FUl&#10;0KGLZHmHKlOpN2VTU5ZGXWmK6jLuffwBJ194gkDaBQYM0UxY4pmzp7Boz2bJkc2yS8Oyr4CthnK2&#10;gjoWnUX0pkfh/+RNHKeeof7SETrS36XPeIe/3FuZevTo0e9/+X46WAfrV3p1FN76YUPsOz8xnj5C&#10;2Wt/Tvm7L2K/dAr7pffwRZ9m3JzOQn0RK+JS2uZmWVhCIQfTgSpKo26RdPU8zYYC2p3FtNuL6ZFc&#10;DH8BvR7xlZIuo5ARby4T7lzGnJlM+DVMBTTMBAqZayhmoUHLTH0hs0ENS40lLDeWsNpcqT6WUYQ4&#10;y26E9Cp9TvITpGAoBpPYg/z9iKP7i1OrnF6VOvu/XBG1tpf7gnX0B9hrcSpge683oObqUoj2OiKb&#10;5I7amF1sK9dXMeGTkKJI2p14RS37dCx6yhjT5dFXnsG018J2bzP7fS3s9Yd5MBjm/mADe31BdtrF&#10;JNCh2FlrcqKvkZO9+EU52Ku3sCcRq81utoNGdW3VlbHdUKHsyffEA6rRoPIq9oMONpssbIQM7DQY&#10;WasT23MJKbKx1SD5GzaFrWz3CSMrzG5rE5stday67SxUW5m2lTKm0zBUns2UpYB5az4rgXIV3Sox&#10;q2KWKNTb7SZhkVnZE5feZrtSuitSgdBe5WOFPQjmIOyyyJhPxn9qnCO4hnQdUsiFoiudRJ+MFH0K&#10;r9iXDrFHbFV8kc5CHHQ73Ox0uFSexnookkOy1ijjsmKW6zQsNpSq32/ZX8RsdT5z8jdTk8+4N5Nx&#10;WxajDvmbKmDElcmgOZUefTK9VRFabWt5qjLIDBpyqCtPJ1AcKRqffvgmx5/5PoYLL9Jw5wStqe/T&#10;m3+JocJbjGmjmTKksGBOY82WzbpPw7KnmL68eLyfHsf83tMEPj1Cd/ppet2Jj/7ub/669yAP42D9&#10;2q0Wze3fb8++uOy99BpVbz6B4f3nsV97G/e10/ij32fClMJSfYkykBMLbxUX2uZVNM5AUTqpUR/T&#10;UJlJq7OYsFlDj6uQPrFpcGUx5BXGVD4jX4irpjx5jLqzGPPmM+UvisykA8Klz2O+XsNyfSkrdcWs&#10;BEtZbihjWSJPm6qUInizRZg3LhWso4qDaAZkBt4j46hAZC4uBUEA8d5I1yE6DdmgBMuQj+/L5qVw&#10;jUimtox+9jrEIr2aPSkU0k1IsQhLzrZN5VksN1pYlxS9mioliJuxFTNQmsaAScNmZw07fS3sS0cx&#10;0ML9/gZVoHZbXazXGVkOlLNSXciiI585u4YFexHbNQY266oiOdtNJjaDlWzWV7HhymPNnacKy069&#10;kU3ZxOsNbNbqVUb3iq+cNV+p2sTW3aVsestZ91eqLPHNJmEyBdhtbmA3LJ5bTWy1NbBa72PJZ2PM&#10;XsFwZQFTpkJm7HkseUtYqy1VgO+qRMs2lCvcYKvdya4I+rrdPBBAeqA20ml0R5hODwaE3SSvnRTh&#10;yJhP5YbI7F+wow5xvRWdh3hGOSN+X4JjSKchBaO7OhJR2+1V3lZb4rGlwq2qVOqfvO9LDSWs1Bay&#10;WFfEYl0xszUFLEkGuzeXcU8Ow9Zkhs3JjFhyGJE4YJuMo5LosSTSUZVMuzaBUFkijaXJNFbkUF+R&#10;TaAkkVptIlfOvc3bP/4hqS8+RuXJp3F8/Aq1t9+hLeYcPakfMVR0nfHye8wb4llyZ7HsK2SgKInq&#10;j45h/fBZwvfeoi/vU2Z7nL/42c9+FjxI3DtYv3ZrOljx3w9WxQVbE89gfPdJrGeOUB99hvqY8zSm&#10;fMS0IZU1yX5uKlfhQxuSeyCgYMjFqKuU9KiPqS9Loc1TTKdXS6+7mD5HAX3ODAbksmcw7Mpm2JHF&#10;hCfSZYy68piozmcmoGHKp2HGr2GhrpDl2lI1hliuk3GExKNWstJYyqr8vyX8SKzLOyLGdcKsURuW&#10;4Bo9UjDkEm1GHQ8H6rkvwjAZV/UL7danQFcpJPJ9qnh0+yJ5EeLz1OZVOIXEmwpmsRm2Kt+mDfGD&#10;atCx4tYy7yhk0pTFQGUi3UWpLIf9rCkld5i99gYedDdG8I8GIzs1VWz6K1hy5DBtyWTGmM1oRRKD&#10;2hh1il20F7Ber2elroxVn4Y1Tx6r9lyWLelMGRNYsmer1L4NsfxwFrBaXcaKu4h5awYzVRlMlKYw&#10;p8tixZrPoqeINfFDarSxE3KzG6plt7VW2X9sttWz0RhgPmBjTFfGuKGEKVM28+Z81rylrNSUq99j&#10;Q2Ja28yRUCeh1Qrm0BOhwAqdVsBu+e8HwmzqD/BABJPdXjVOU5oV8drq/PtC/oVXVFckQle6CTU+&#10;kxGfdBSij/miw4gEP0luSDmrwXKWG7Uq7nWlQceCP485fzbzfg2L1RpmPLlMuXMYNScwYktm0JjJ&#10;gDmVAWsifeYkukyJtFck0VKWQFAbT1CbRLAsHX9ZCoGSWGpKYrl19iSnHvsBCYf+jII3n8Z45iie&#10;K8douHmKlpj36Ez/iJ6CawxX3WbWmclqoIDRilR8nxzHffkI3Zln6K+K5sHuwn/45S9/mQ/8wy/f&#10;TwfrYP1Kr+7u7n885tJkDpbc/oXj/GFspw8TirlIOOkSjSkXmbKls9ZYyboAg/UlrAYiTJUpwSls&#10;aZQlfEJNeaoaSXU5Suh1FdJl0dBlEm58Kv32dAbtchLMZsydzbg9i3FHHuPOPCZcmUwJPTKgYb5G&#10;w1yNhvnaYpaCJWqGvRqUPG551LLaWMVaq4U1YdR0StaznGKrI0E7wt/vkQ6iRgm/7vcLaOxTiuL7&#10;g3JSlo4jEHFpVd1HZBSlBHltgo/Iz4wEGm2ELcpPSLGKfFoWHcXMugoZM2QyUp5MZ0E0Y+4qtruD&#10;rLd42GytZqvJx3aTix3ZuH1alu15LBjSGC2OZiQ/hsHSeHqKYxgovseINprR8gTmDBnMGbJZsuaz&#10;YMlk0ZjCdEUyY9pYJqqSWbLlsmTJYdYk35fORFUCY2XxDBXcpT/3LsMlSUyUpzBrzWTJWcxKoIrN&#10;oJGdkJ3dsIfdZlEt17HW5Gc16GXWrqe/LItxfQ5z5gLWXMWsVJeyorAMyQgRUZ5oHzwqYElwBmEw&#10;PRSMpyNCEJCCqER2olNRjxIu5fliTCWeVIIbfXEpZpr3/+gmhAGnAqtaLWxILkaXXeVjSMrhamM5&#10;Kw1axUATy4/F+jIWawpYqM1nrqaQWfEkc2uYFaDbkc6YM4MRaw7DlmwGDIn06ZLp0ifTpYtEs4a0&#10;cQRLY2msyqS2NA2fJoZAwT1uv/cWZx77HrGH/ozcY09R9e4RLOdew335BHX33iUUe5bWtPP0519m&#10;3JjIoi+PSVsqwavvEIx+i37tHUa8hY/+7l//q58AT375XjpYB+vXYo24NedHjPf+Q93tN9C9/SzB&#10;2x/QknaNlpxrTFfnsFZfxXpNCavuXObceUw7Mhgqj6Gt8BMMMadxFabQYimgy1VEr1NDhy2fTvH1&#10;MSXRY0+n25DOkCWLEXs2Y7ZsRm3ZDFnTGHdmMuXNZLo6j7nqPGYDOcwFClioK2axoVil4i0HyyP0&#10;SolUbbaw2hwJLVIK4E7hzQuOITTbL0BW6SQE5/g/2FHOiLJY8f2FPSVsqv+Cb6i4UhGnqdwJybaQ&#10;ECQTa+L+6i9Vwrcpm4bhijT682PpLExgqdnFZlutCjaSTmBNRk/+UhY9BUzbs5mWjaz0NuH0i9Tf&#10;fY+GlPM0Zl6iJfUyXSmX6cq4ykD+bYaLYhgqjmOoLI7RsmiGi6IYLY5ipCKa8cpoxquSGC9PZqIq&#10;lVFtHAO5UbRnXyGUeoHmlIt05F9itCyKOX06C9Y8lt3FrNSUsS7YRp0EQblZl99VomGDDgYMOYxW&#10;5TBrzmfRls+Ku5BlfzFL3iJWA+VsNJrYbpUuwcxOh1EVDJXbIZ5PUgzaRQUvILhf2bM/FF1Ft+Ab&#10;UqCr1esrCnvlzyVGjlIsVMiVh20p8m1OlUgomevrQmgIi/W8pBPqWFUUWp1i0C3WFjFTncV8IJdZ&#10;9XEhk4J/OdIZd2WqgjHmyGTEmceAIZU+QxI9xmR6DEl0V0mXEUdjcSzBsjRqipOo0cTTUJLAnZNv&#10;8PHj3yPuuT8j67XHKXn3CJUfvITj4+NU3zpJze33CMWcoTvtU4a00mWkMOVJoSnhI1ozP2JAH818&#10;r/8XP/3pf5gA/l9fvo8O1sH6tVjTIe2RIfOt9fbkU5hOPIXvk7doSb1KR94N5qoLWKstYtmTw5w9&#10;nXFTCsOlsXRnXyecepHSa+9iyYmmzVpAl72YDmseHZYcehzZdFvT6TEkM2zLYliKhBQMVx7DjkyG&#10;rCmqw5hwZzHt1jDjlk4jUjDmA4WKRrlUX85aQ6XqLhZlth3Ssxo2sN3mYKuzmo1uyfMWto5gGZL1&#10;IBbdArwKvhEpCmp0IqIxsQFRrrMRF9q/91MSaqhQOzdbrayHrWwEzazW6FlylzLtLGDMns+wPo3+&#10;qgTacqIZ0BWwHo5YcywGyln2aZlz5jNhzmTcmMaIPoH+oju0p12iNv407qj3cEfL42nst97BF32G&#10;UOol2jLv0JZ5nc6sq3Tl3KZTc52u/Gt0539Ml+YTeouuM1x8j4HiGPq08XQX3lEblz/uLP6Y03jv&#10;nqQm9hRduZcY1d5hSp/CnDmHeXsu854SVvwVbPp1rAkG02Bgo8nKpL2MUV0uY7ospo3ZTJuzmbFl&#10;sxLQslojFulyMPgiPU8J8ESrIt3Df9VhiHhPGFIqlTCSsaF0KwoEd6tcDblUMJOwqXojBWOr3aHy&#10;ztfCkq0uxb8iEpsb1qmuYlm6jGAFCw2lzPvymPJkM+MWYkE2M558xt3ZTHpyGHekM2pLZciWxKA5&#10;ib4q6TAS6CpLok0bT1tZPE1lMTSUxFJbnIRbE4s3P5bqgmhiTr7O7Wd+QMoLPyL32DMUnjxM+emX&#10;sFx4Hcenb+C+9iY1N98jnHSevoJLzFgTFHbSUXiXnuK79Npj2Fmb/Ntf/OIXd758Dx2sg/Vrs5a7&#10;g/+0u/hjT1vqO790nHwWw+kXCaVdoS3vHnPuHJZ9uczYUxjVJzBUGk137jVCCR/iuf4eeWffoCrm&#10;Cq3WIlrthbSbsukyZ9FpzqDHkkGPKYU+Xbya/QubZdCWwogzlSFLEqP2VMasaYzZcxh35TDhyWO6&#10;OpcZn4DgMprSslKnZSlQymK9Vm00wsjZ6nSw0SmJey72+mRjiszNNyTvQhxYlTOqpNuJwaCwqqSz&#10;8LHbGrH+2P8i40L8oeSScZQEDm00WFirMyp/oVlLPhOmbEYMGfRr4+jU3CSUeZNhezHz9VXMuQqZ&#10;sKUyY0pj3pjFWFkywyXRdOVdpTXjLE1RH+C49DYVF16h9MJLlH/0BrpLJ7Deeo+62A8Jp12lIfUy&#10;DbFnCCd+Slv2FdWRhFIv0pZ5ieaMj2lNvUAo7QIN6R9Tn/4p1tun0N14i8pLr1N6/mWsV98kGH+G&#10;9twLjJTeY7wsmSlbFlPWHOYsuSzbNSy5i1j2l7AqNvNOLf1l6QyUpTFSmcqYPp1JQzpzxgxmXPms&#10;1JaxUVfJVqMYNIpYMcIoE7qxANp/b58iHlNSaHfU6xphqG0LtbbDybZklci4UDQaEpakApM8bLU6&#10;WKyrYqFOx0K9iPFE+yCBU4JbVURYW/KocKwS5uoKmfXnqoIxKp1FtYYJrwQlpTFqT2PAlkafPpFe&#10;XSz9hkTatDGES6JpLIqnriyW+pIYakuS8JckYc+9hz7zDvdOvkrq0afIfvUpCt46QunbL1D57lFM&#10;F49j/Pg4psvH8N94i4ao9+nI+JgpfQILHg0DlfH0V8Qz3FTM3/zbv977T//pP/3Jl++hg3Wwfm1W&#10;Y2PjP+zV30tszzr3v9VcegXDe8/QkPgJXUXxLLhzWajOUAVjpCqajrwrNKWexXfvA8wfvUXGOy+R&#10;dekDgrosOhxa2k25dFsyabek0WlJo8+USm9VAv1VSfQakxiQn+NKYcgcz4g5iRFLIqPmVIaN6YxY&#10;0pjyZTPrz2HOr2HeV8CCT8NSoEx5/qxK1Gqrmc12G5sdEvdpZqvLrMJ4ZCa+1WFXj9tiLyEcf9nY&#10;ZBavnGf9auwkOghhAol+QIpLRGXsYqPJxkadkSV/GVP2PJXxPGxIZaQkgd68e7SlXqUl6zajjmLm&#10;3RLlmaWA7OGie4wUxdOviaY38xp1Medw3HgX3UevU3DqZdLffo6kE8+QdvoF8s69TvnHb2G//ibW&#10;Gydw3H0X+92TOK8fp/r2ewQSPqQ2/izBxAsEE85QE/U+1VIkrhyn4uqblHzyOrkXXyLh3cNEH3+W&#10;lFOHqfzoNfz3TtCafIne3LsMaqMZF3zEnMOCLUeB5vNODQueQpbsxfQWpNKdE8NIWTKj5alMmLOY&#10;0WUwY8tjwVvEWqCSrSbptCyKLbYnr490bWIHIspuET2KjUq3BDNFsB9VGCRjRDAKiWDttKqObVuM&#10;/AQMFwuYZifzniImjZnMeTSsSRxsk5HlYAkrjRUsNZWxFKxivk7LXG0Bs3URKq34RY15shS7TrGk&#10;7OkMGBLoM6TQU5VET2UsveIdpb1FU8ldmooTCBTHUF8cr6i0NUUJePKiMebcI+v8SfKPHaHorSMU&#10;nXgO7YnDlL91hPJTR6n64Bjmj9/EfekYDVffpT3lUyaqYpjzahg1C8Cewdpc7y9//vOfmx89evSN&#10;L99DB+tg/Vqtmcby5wdKbn0Wyjj7yHHuEN6rb9JdGsuyOII6kxg3RjOgjaI58yLVMe9gvfo25aeP&#10;Evfq08SfeoO6ilRabIV0W/LoNufQbkqnTZ9EV2UcvVWJdFXEqBlzvy2FfmsKgzJaMKYyaExixJDK&#10;mDGTcYvMqNOZ8WUyKwwZoVQGZM5eosYVq+EK1poqlBndVptVKYIl62K7WVTC4sLqZKM7Etoj4jel&#10;QhZbCwFxpUiI51HIqsYzkrAnojGJE90MG1lvMLIizrq+YibdGkb16QyXxtOfF00o9hLBKGGNXWfc&#10;XMCsKV+BzoOae/Tn3qA/7QatCR9RG/UOhkvHKHj/KLdff4p3nv4z3nryh7z3wp9z6dXHuXf8EJmn&#10;X0B77hVKPn6FssvHqbj0JuUfv4H+0jF0V1/BcPM4ldeOYb7+DpWXXqb0wivknT+K5uxR0k4d5uwL&#10;T3P4u3/KE9/5I4498QOi33qa0g+PYr10gvros7TnfspQSQyjFQlMVyQwo09mUpfKpCWHOVMOg0Vp&#10;dGXH0l8QxYg2kXH5mj5NMcDm7Tkse0vZqKlQHcFWk4nteolsFZqx2KRL+p7oLpxst0dA6w2xkZc8&#10;kbCNbUkyVIC20HOdrLc5WGuTzk8iY80s1miZMWWyVF3AuuAYTZWKGbUY1LIQFHv4KhZDlcwG8pmW&#10;7sKvYdZXyLRHRHrpjHqylXfUoCWRXlOyKhjd2hjaS+7SUHSVYOFtmkvjqcmPprE0nXB5Fr78WDx5&#10;Ubjyoik9/y7Fx49S8fYLVLz7AuWnDlP21mGKTh6h7L1XKPvgJWwXjuO/8hYtiWcZ08Uw7RVwPVNs&#10;+x/9y3/54N88evTowy/fOwfrYP3arcWBxt8aqkps7ym8/ouaG29gPX+UTk0UC7W5TDriGC25TXvG&#10;J9RGvYvt8ptUnn0ZzbuHSTz+HDeOPU91aRoNeg2tpiz6xO7clE2HsFZknFMVQ1vZPbp08XQZYhkw&#10;i51DBsOmZEbtmUzYchmzZ6sR1agjhUlXOlPV2Qpwn/cVs+grZkVYUgJ8K4ptlYrT3JRwpBabosFK&#10;wdiSGFBlkOdgt1XyvgV8laLhZKvZybY4zwotWDIiQka2Gg1shmRmL6dpO4u1FeoUPG7OpK8oShWM&#10;3py7hJKvEky4TmP8Jfp1qfSXxdFXEMNAQRS9uTfoTL5Mw70PsX/6Gjnvv8ibT36P3//d/57f/M2v&#10;841vfJ1/8j/8Ft/749/nxLM/IurEc6S8/wKZHzxP3pnnKTr3MgVnX6Tw3FEKz75I0fnXKDj7MgUf&#10;vkzu2RfJfO8I8e8d5sqrz/DMd/+Ef/JPfovf+MpX+I2v/AZf/8bX+bNvf5PLRx+j4IPnsV46Rk3i&#10;GTpzr9KXd4uR4miGtXEMl8Ywqo1nvCJJaUi6C5Loyb/HYEk84+XpjFalMVqZyKQxjUlbNvMeDevV&#10;JWz4tSwbUtiuLWcnZFEZ6DuSjyGYj1CsWyxsdtjY7vhCGS8W4fLfKmnPzaboMiT6VMR5zSZWhMRQ&#10;L91iJavBKlYbK1luEJC7lIXaEuZlFFVTxKxPw7Q3l0lvjvobEDrtmIxEPRmMO3OV9qLfmEB3VSzt&#10;xbfoKLpNY8kdGkru0VQUS21BPDWFafiL03DlxeLIvoUz+w6mW+dVRrf+nVcwnn4Z3ZmXKH/vBYre&#10;OULRyecpPvUCuvdfxnnlGM2JZ5koi2VGtBj2DCbanY/+17/727ZHjx59+8v3zsE6WL92Szjlw96C&#10;0wMld/9DS9aHj1yfvkZPfhTLjcXMOdIYyLlOffQp7FffoPL8UUpPHSb/xDPEvvEs5195AkPGbUKW&#10;YppNGnqtRbToJPkskfayRDrK7ymfny5dLD36ODV3HnJkK5WuWD2Mu7MYsYmJXBJj7nQmq7OYqhFM&#10;I4sZRw6zNdksNcpIqkqpv9fFrFAyu1tMatMS7GI1JCK/clVYtholq9uhLD62ZHQl+dLNTjbFBqNJ&#10;z05Qz1qD0FClgFhYC0kOdiULtVXMO4oY0acokLk95zptGVcJZ9ylNv4qjcnX6CqMoyf7Gl0Z1+nM&#10;vEZr5iWa4s7juXUSw+VXufr60/zOP/kG//hr/5ivfu3/w1e/+huRDf5rX+Vr3/g6T3/vW1x+42ni&#10;3n6GlHefIfWdQ6SfOkT6+0fIPvUSOR+8Ss6HL5Fz+gXS3j9C+nsvcunYc/zo23/Eb/7mb/HVr32F&#10;r/7GV/jKV3+Dr31VHr/Kd3//f+Tuq09RcvYo1TdP0ZRwkfbUK/RqbjNQcIfBgtsM5kcxKmSFoiTa&#10;i1PpKYhjuDCBkcJkxivSGC6PY0xYWaZM5hwFrPi0rNdUse4rYVOot2EdWyEduyEDu00Sd2tmo1nC&#10;h4QqK0FMwqQSYDwSmyujKBkJSjEXJtSaMKJEzR0W51kda8Eq9V4t15Uy7y9ixpvHTK2GaVF2+yI2&#10;MooQ4c9nwpvPmDOVYVfaF1TaJPoMCfToYukovU1n0U0aC29TX3CH+oIoAvn38Bcm4tYk4MyJwZkX&#10;hSX3Ju60y9ivfYjz3Ju4zsih6DhV51+n/MwrFJ54nqK3X6T8/ZexXXqdloQPGKuIYb62hBFXBhuL&#10;fb/4+c8PtBcH62D9H2t5PPhPh81Jq33lt35Rn3CagbJYFuuLmTTH0552Ee+tNzF9/DplcgI+dYiM&#10;15/h3otPcvbpH6K5dZFAWTKt5gLaDBqaypNoLkukrTSOHn0SHeVRdJTdpUsfT68hnn57KkOOTDWb&#10;HqnOZsKdqTqMEZuA4clMerKYqM5hxpPJbE0uSw1aVhojAi9Rf4vL7UbrFxtR2MBqU0XkChnZbBYM&#10;w812m5PNsEVtWqLg3pIOI2xgS4wU5ZRbb1a4hQjflmoqVAaCYBP9xTH0aO7QkXOT1swbhFNv0Zh0&#10;i3BePOHcu7SkX6I56WOa7p2jNuYs3runMF49hvbiK5w78kP++f/w2/zWN77KV7/2Vb7yFdnUv8JX&#10;vvZVvv6Nb/AH//R/4Mj3/oRLrz9J9KmnST19hNyzL5F5+nmyT71IxumjZJ09qrqL7PMvE/3OUY4/&#10;8SOe+c4f8Qe/+z/xjd/8Tb76la/y1a9/ja9+VQrRb/CNb3yNdx7/U3LeOYz1wivU3zpNS+wntKVe&#10;ojP9Gr051+nNv0tfcTRd+Qm0F6XTUZBMnyaGIQnHKotV7/VwWRwTxlTmRCxYU6E29a0GUWHLa17B&#10;RqOezfpKNurLlEmfqNE322xsSkfXLNndEcxoq1W6DGGwia2KMKHE6VhsXgyshvUsN4nRn9iSVLEc&#10;rGCmtlCNoMY82Ux58pn25jHtF1aUHChyGHHlMObJYMSTzqAtiwGTpOsl0K+LV4SKztIomotjaCi4&#10;S7DoHoGCKKoLY7BrYrFmRuHMvYcu9TrmuE+pjf2UUNI1aq6fx33lfcwX3qbs9KtoTjyP5sQhSt8/&#10;hPPKG7Qnf8hoxT0WfUXqYPOT+4t/++jRo4+/fM8crIP1a7tGRkb+0URtecyIMenf9xbeZtyUwUJN&#10;McPauzTGnsF2+Q3K3jtK/skXSH/7WdJee4aYw49z/sffJ//yBWqNWYSsGtochbSYsmgui1fslY7K&#10;JFrL7tBZdpfuqhhVQPosiQzaUxm0ZzDmzmTMkcKII00xYsY86Yz7MpgQALw6n3lfPkt1xSzVlbAY&#10;KFTmhKpohAwsN1WyUlfBYl25chiVPIWtDoeao+/ISESKhaimZWzVKGl5etZDIhbTsyZ6i3oTK3Vm&#10;FgM6ZhwFijk0VBpHZ95NOnJu0ZpzVxWMUHoU9bnR1GRcpzH1MvVx56m79R6eO6dw334H+4230X38&#10;Jp8eeYwffvOb/N7v/Cb//de/wte+Jh1GpBv47a9/g8f/8Pd44Qd/wukXniTq1POknnuB3Iuvk3fu&#10;JTQfvETemRfRfPQKRZ+8SumVN7j65rOcP/oEF1/6c15+7Nt883d+h6997Wt87StfVV3GV6ST+epX&#10;eO5Pfp/0k0cwffoygVvvEYw6SyjmY9pSL9OdfZOOzJt05tyhvSiZ9pIsunJT6M67R39pNIOl0fQX&#10;Rykl+qgxmRl7Lgu+UmVOuFqnVWLNjXrp3MxsNehZFeV/Q5XS54itiaLhtonjrAQeWSMYU6sUEovq&#10;+laDxawFtay3GBUteilYxLKwo4LlrNSWMltfpMK5xr3ZkTGU9wumnDePMXcOwzbRXMjfRgaD1kyG&#10;TKn0VUinGk+nZF9UxhEqiqOpMIbG4jgCxbF4C+Kw5EXjzJMO4x4VyTdxx1+hOf4qvcUptKbHUh/1&#10;CY5P36XyzHEKTx5B8+azlL3/LN6rx2hNOsOIPoZZiRquKXz0r//1Xz149OjRE1++Zw7Wwfq1XtP+&#10;oj8ZM6bODJQnPZp0ZjHvL2So5C7em2+h+/Bl8t56jqw3nyP12LMkvfQ49w4/xuUnv0/m+TM06jVq&#10;JNVmyaG5KplQWSxtZdF0lMfTIeODqji6tPfo1SfRI0wXUwyDjlRGnemMudIYdWUw4shQp8kJb6ba&#10;PGY9Wcz6sljw5zMfyGehtpDlegHBy1iu16pHUaKvBCtZb9ZHmDrq1GtROdNbkr3daI4oxRv0rIlw&#10;LGRiOShiMRNrTTZWGiws+AxMmfMZrcpUBaM9+zKduXdoz4+hI+cezQWx1Gpi8Kfdoj72Y7x3zyjP&#10;LaG2em+fxBd1CuuNU0S9cYinv/37fOef/1P+8Hd+m9/97d/kn3z1a/zm177Ot/7H3+Htx3/A2Ree&#10;4MzRZ7h2/AUSPnyejPOvkX/hFTRnX6b4wmuUXjtG+dW3KLn8OvfePkzsycNknH2D6BNHePH73+W3&#10;viFdxlfUuOsbX/sNfvMbX+PpP/wmyW8dwnTtdQJR79MYc4GmqHOEY8/RlvAxLRnXCWffoK0wha6i&#10;bLpK0+gsiKWrMJbhkniG8qMYyL/DYHkMk2I4KaI+XzHLNcWs+gtZ8xWxWlemqLCCPYg9ulybDVWs&#10;N+nYbIvgSTIeFNdZsZFZk+CjoBT0YtYb/ku+xVpjGUu1YjJYyoKvUInzFhpKlLngTHUeM9UaJl3Z&#10;TDkzGReWlDOLYZV7kcGgWbIvUumqiKWzKpYuQzJt5Yk0F8cRKo7Bn38XX0k83pJELBl3qM6Lxpp9&#10;m+L4T6hOushgXiIDJakMFubQmRVP7b3z6C+8TcHbz1Nw/BAVpw7hvvgKLYmnGTZFM1NXwGSL8dG/&#10;/3f/dvnRo0f/9Mv3y8E6WL/Wa2Qk5x+N2LKzeo2p/ykiqsujK/cqjiuvU/7Oi2Qfe460158l+eWn&#10;iDvyODGHfkT0oT8n9b1j+IWZYtTQZs4lXJFKa6WMpe7SXhFPR2UMbVXRtJdLwUikRwRuplgGnCkM&#10;O9OVodyoKYUx6TjkpFktI4ksJp1pTPuymPPlMyemdIFCFn25LNUWKKM6GVUty6YkGEeTls2mKraa&#10;xXIiArSuh6RgGFmsK2OxVmyz9Sw1GJivrWDZXaIMAudlHFVdwaS1iMGKLAZKkujKv0NPQRQ9hSKa&#10;i6GtKJ6GvGiqk27ivnsW4ycnqPzoGOarb+G8/Ta+6Hcx3zxJ8rtHeOuxb3PoO3/Es9/6A576g9/j&#10;x7/3Tf789/9Hjj3+fT554xCXXn+Wj44+yZXXDxH9/hFSP3yZnLNH0Zx/laLzr1J2+Q0qr79FydXX&#10;yT33ohpRaS+fpPiTN7nxxiEe+6NvqqLx27/1dX73t77GH/7Tf8LTf/xN4o8/jeXyW9Tc+YDaqA+p&#10;jfqA4L3ThBPOE07+hHD2LUIFqXQUZdJbnkVPSRLdxQkMauMYyotiMDeKodJ4pswZyqNqpbqIVX8J&#10;y/6IAeCqCPwaIjjRmijwgxVqZLWlujY9myEzG2FhRMl4UApKGcu+IpYaytTnN8KGyPskn68tVaLQ&#10;pUARC8posIj5ukJmqnOY9RcoNtSY/F040lWhkMdRSxqDouauTKC9LIp2bRSdlYm0a2NoKo6iqSCW&#10;gCaKQEkCvuJkbJl3cefcxZpzE0PqFRoyLjGty2bClM94ZRH9RVk0xH2M/sJxCt4+TOmbhzCcPoLv&#10;0zfoSjnDuClO6X8W+2t++dOf/nT00aNHX/vy/XKwDtav/ZpsNj43YM5cGHXmPppyZdGbe53aqyeo&#10;eu9FNCcOk3HsOVJffpL4535M/HOPkXLkaVLffomqzHvUG3JoNmto02fSXJVAqzaezvJEOqXD0MXQ&#10;Y0ygV6yo9Un0muLptybRa0li2JTIqFBsrUKtzVKCrUl7GhPOdCb9WcyJGZ0UjNoi5nw5zHlzWAxo&#10;1Ga00qhXJ9cVlc5WqSxFJMFvPWRjTezYg2L0p1MsqNlaLfN15Ux4CunLv8a0PY05v5ZZbyFjQjst&#10;T2FQm8BAWQI94gFVGEdH/j3aCxJolGyE5CicUR9TduFNii+8TMUnL2O68jr2a8cp+/g1Ut4/wkcv&#10;/Ih3nvgBp55+jA9feIKrrz3LjWOHSXj3Ze6eOMqVl5/m0otPceW1J4g69QIp779IxvuHyTnzIkVn&#10;X6bko9co+eQ1NJ+8Ru6FF8h97yWKzx1Hf/M9KqNOc/ud53j+R9/isT/4XX7wz/8nHvu9f84r3/1j&#10;Eo8/TfnFY7iuizX9WWrizlIX+74SBzZEf0go/Qathel0FqTRXZhCn7julkdYX7359+jPF1ZVIlOG&#10;DNVhrFYXsVZdzHKgRHUEq9Jx1JdGbDwaK1hrrFB4xlqd4BtG1b1tNEbU26v1OlZlpCUdiHxOWFGB&#10;Upbqi5WFvfycRX8hc14p/kXqvZyvyWXKk67IDhOCZ4g1viudUWeW+rsYNiYyaIin15hIZ8U9Ospi&#10;6CyLo73kDo3Fd1TBqC+Ko0GbgkcTjzXjFrasWzhy7mDPEMLCXdVFTlkkWldLb0kGNXfPU3nuZTTv&#10;HKLkzWewnn+e+mvH6En+kAlzCrO+YlYHQj//2c9+Vg989cv3ysE6WL/2a3+/+x8Pegr1446C/zzv&#10;L2Gg6DYtN09hOn+UohNPk/XmIdJeeZK0l54k89Vn0Rx/keILb6OLvUmjKY9mUxah8iTCFXG0lyWp&#10;q1OfQJc+To0TBozpKiGtX+i15kQFYg5akhgyJzBoTlRupBPWTKaUw20WU4EcpgLZzNTmKX3GjDOb&#10;OXc+C4ECtQHJqVeB2I06JQKT6FfBKVScbF0ly8EqFmsqmQ+UMVVTzFSgmKlqoc9mMOeRTbAKeZ4T&#10;YpltTGOwKpHhqlR6K5Lpr8ymryKT7pJ0QjkJ1GTFYYu+StH5Y2g+eJHic0ep+OhldJ+8SsmFV8j4&#10;4Ai3X/0xl194gvi3X6H4yoeYYm+gi7pI6fV3ST/9MvfeeIZrLzzBpZce5+abR0g7/YpiRmV/+Cqa&#10;D16h+OxrFJ57g5wPXybrg+coOPUC5Wdfwxl1Dl/aNawJVyi8cZG4t9/i3ece5+3H/5yLz/yYlOPP&#10;qCKm//R1LLdO4rj1Ns5bJ/Dcfgd3zIcEM27TVZxFZ0kavdp0+ssyGSxNZ7Akib7iOPrFHLEySWky&#10;RMS3Wl3CqreYVVFf15YoxtRKjdjPV6jXXEZK6+K421DBWoMUEcE1KiK26cJEC8j7UsGySs+rYslf&#10;xGJDIQtNhSzVFzHv0zDnzWPel6vGjdPuTNVRTslI0pPLuOTCuzIYtmcwZE5mwBBLvzGeXpPoeu7R&#10;pr1LR0mUemwpiyFcFEewOJGa0kQ8mhg8ubdx50nBuEV1/h3GKtOYsWqYshUy7aygS5OM9eOTlJw8&#10;QsHbz6I9eRjnp68Qjn+X/pxLTNlzGBU8Zzj005//8peljx49+sdfvlcO1sE6WP/gH/yD0QbdW5Ou&#10;gr+eD1QwWHGP8J2TGM4K9fBZsl5/irSXnyDntUMUnziK9uzrVN+7iD3pGtWFSdQVxxGuSqVNxgUC&#10;eOu+KBiVcUpsNWBMo98S4dL3G2PUx4N2MShMUh5BwpISc7kJRyaTvlymAnnMflEsJh0pzLplRCXW&#10;EQUs1JewJBboYo9dX/7FiErPUn0VC4FyprwlzNaUMesrY8avZTpYxrSMQ8RYUOJWvcUseUpZcJUq&#10;6+9RfSrDVekMV2bSX5bCYHkmg7pcessy6SzPoqUgDVfcLYo+fof0k4fJPHWEzPeeR3PmKIVnjpL+&#10;7mHuvfoECW8cpvjCu1iiL+GJu4rlzgVKrp4k570XSH7tWWKPPs3NV5/lxhvPkvr+K+Sfe4W8c6+S&#10;f1a6iZco/Oh1cs4IvfZ5ij58GcOFt/DeOkd94lUa0u8Qyk+kNiuB0mvniH3nJaJff47Udw5TfP5F&#10;yj56mfJPXsX46esYL72O8fIJzDEfUZ8tvlS5dGkzGJDnpc9lqDyTkdIMhrSJjJTFMVKVwrQ9hwVP&#10;AUueAlb8RawEZCxVyIpfy4qIKOukgIg9eimrdRKzq1UFRcZMS7Va1moqlAniak0ZK36NokJLwRAB&#10;5oLYldcVsFCjYUHZlucw6UpVGd0Ttsh7PuHIYtyZzYhDbPGzGRSQ2xhLn1n+XpKUELS7MkKp7Si9&#10;S1dFHOHSe4RLYqgvSSBQEocrLwpv3k3c2ddx5NykvjCOBUuByiWZshcxYSulMTWK8vdfJffNZ9Gc&#10;eBbD+ZcJ3n2X9vxPGTUlMF9dzKA5k6Xhtv/tF7/4xe2D/IuDdbD+L9Z00PrPh50Fq3OBcga0twne&#10;PYH+g8MUvn2YjFefIP2VJ9Acf4GKD17Hde8CHZo4XGlSMFJoKM+ksSqZxrJoOvVJNFcKmyWOrspo&#10;lYwmtg4D1lSFWwzqoxm2pdJnlWyDZGWZPmJJZtSZwaQjnQlfLpPKUyiTaXcWk/ZkZl0ZzIjnlD+P&#10;edl8xByxRjYtmbHrWK7XsVCrY9ZXzpSvlJlAKVO+EqYCJczUa5mpLWbWK3NzrRo5zDkKmTJkM1aV&#10;ypguk2FTHiNVWYxUpTNizGXUomHYkEufIZ++slyaMuOouHmBxLePcPf1x4l54xkSjj9D6rGnSDj2&#10;JPdeeZz04y9S9cn7mG+ex3jtfQxX3qXko+PkvvciGW8eIumt50k+9RIpp14k7/wblH9yjKqrb1F+&#10;6Tjln75B2advUHruDbQXjqH/9ASuK+9Rc/cjggmiB7lOIPET/ElXcERfIvvcMVJPHCL15HOKnitM&#10;q4IzL1J+5mXKz7+C/uo7VGfG0lycSb+ugAFdHsO6PMZMBep5jVaIu248w5VJjBmy1Ml6RoqGO5tF&#10;Ty5L1cWqO5COYjlQxGqNYD8yUiplqa6M5aYKVmrFYj0Ckq/VRtx7JahJbECWmmQMqFXfP+fJY7Za&#10;rF/ymffnMyOsKI+I8zKZdqUzYUtnwprNsDWVQWsSw44cBlU3Gku3MZ4+Uwo9FXL4iKZDe5tW7V1a&#10;tTEES6JoLI6mtiSBmtIEPAUxuHNv4Mi5gTPjDoGsu8ybcpm3FzBjKWGgIhfXjbMUnzxMwYnnMX30&#10;OnUJ7yu90Ygxibn6IqbdRbRXJbMxO/IfHj16dPxAg3GwDtb/xZpsdX1jwFNUPltdzkBZFHXRJ7Ce&#10;PULpO8+Sd+xpMl5/mvy3j2C5cpKuAnEPLcEvIwBNKnW6AsKmbELlsbRq42gpi6XDEE+PMZFuXSzt&#10;VbH0m1Lo1cXRp4+lT3ANUwJD1mT6hW5rSVFU22kVslTETE2x0mmIu+20M4NpZ5ZiUM0E8pS7rWQm&#10;zAvtVsKXgmLvoWW6upQZX5kqGJPVxUz6ipmuKWG2rpRp8SoSwNVXyqK3hAVXIVPGHCb0GYybZAxR&#10;wIRNZt15TDmKmXGWMmHRMGYtYLgin66iTKrTYim+epqbx4/w6fM/5vrzPyb6hSe489ITkYLx1gsU&#10;vf8aJRdOUP7p22jPv0bl2eNozrxJ/oevUfLpSXQ3P0R/4wMMV9/Fcvt9nPdO4449Q3XMB7junMF7&#10;6wKBmMs0JF6lKeUmrcm3aEy8Rm3MJRyX38Nx5QOsN89QePZVck4cJvnNQ6S++Rzpbz9P+ttHyDhx&#10;WBUOe/QntJUW0GcsZcSsZdyhZcJWzrjEt5oLGdflM1yZxmBFPGMGsRHJZM6Zx7w9mzlnJnOuHGaq&#10;81nyl7AUKGapVsNioEgZBYppoHR54i7891jHouATUoi9ecxKJ1FboLCneclS8eYy68hgVtxofTJW&#10;LGJaWFGODGX/IQVjqCqRwap4hsRjTHUYafQY4+g0xNBtTKCrKo4O7R3aKmJpLr9HU8kt6kvuUl8Y&#10;RV1RAr6ieGzClsq7gzvnNq7sGGpy7tJVEE1nYTQdRdE0ZF1Bf/lttBdewnX7PVpzz6twpEmPHEDK&#10;maopYciQTqsxjc/3V/8O+N6BpfnBOlj/Fwv4f/f7Ko5OuYt+NmVMf9SeGRHu6d4/TN7rT5DyymNk&#10;n3gW85U3GSzPZtxbTk95PP7CNBqqNLSKJqMijpbyODq1UiSkWIjqO4pOvaSkpdNTFU+PLo720jsM&#10;mOMYsiUwaIljwJTAsD1FCfeU4lfiOaslTyONMXMqY65sNbKY9EWsI2b9+YppI7YTyq/IW8SEK58x&#10;VwGT7gKlFBYAdVZsJ2pKInnivkIWZRzlLmLOLWOKPGXEN2XJZ9yaz6Qtj3lnCTN2GVdVMuOsZMJa&#10;ypS5lL6KPNpLcgnmJVF47SIfv3SIs0/+iHNP/4grz/85d55/gvhXDpF+/DB5bx+l+Kx0Cscxffo+&#10;xtuf4k+4SWPmbdoK4mjNS6AlN4bW/Hu05N6gI+8mrVk3aMm6SU9+An0lqfSWpauRWF9ZFu35yTTE&#10;3cJ56SLmc2+h/fAVsk8eIfX1QyS8eoi4154j5pVniX7pEDGvP4fu6oc0ZKfQVV7IsEnLtFPPrNvE&#10;vLOKOXeFyvyeMBUxashhTJ/CmC6ViS8KxpwjWyXPzTkymfXkMy9xswGhwWpY8BWx7CthISD5218E&#10;XtVVqk5kXjZdXxGzjjRmqzOZ9+cyL3kn/nzFeJv1ZkX8oqo16ufKQWDSkcmwPY1xSyrDukSGqhIY&#10;MaYwqIu4HfcYouk1JdGli6NTGHfau4RLo2nURhEqvU2oNJraonsqLMlXGI8j7y4NxbH4C2MwZV5H&#10;F3MG842TBNIuEM6/RnPRdUJFN2gpu8uIMZNZZwGLDZLVYWK+voIhRw6t2lg67PmP/vp/fvC3wO98&#10;+R45WAfrYP1Xq89v+OMBW+ZPZrzFvxwquEUw6UPc106SJ+6rL/+Y9Jd/TOW512jTpjDpKWPYkI09&#10;OxF/cRYthiw6dCm06eJoLrtDS3k0baUxtJfHqA6joyqGTkMsbZXRivEi8+lhid60JDMouc32NIYk&#10;Wc2WzKgI+twCfqYyqvKc0xiRRDtHOjOBHGaFNSXjKQFRfQUqc2PMlsWoKYNRg2g80pWSONKRFDHj&#10;L2QhUMKit5B5Ww7zzjxmPAVMOHJUoZi2FzLvKmHOrWXOW85KjYXFgJH5gIFZXxWjjlKG9MV0GUsJ&#10;atLR37tGyqm3+ejQU1w+/GNuv3yI6JcPkXDseUpOv4n1zmn8CTcI58TSUpJKd5FgJNlMWgqYdpYx&#10;aS5k0pDLiC6Nfm0CQ5UpDOmSGTcKCFzAuLOEcUcpo44Shs3ltBVk0pgejz/mOlUXTpDy5iHuvvgk&#10;1488wdVnfsynhx7jyvNPUXrzIzq1OfRUahgxlTJpqWTOa2Shxsqy38BSdRVznipm3ZXMWAoZNacz&#10;bshkwpSpgqDmXTmRDsORx6QjlxkZJ3myVOe34C5gwZWv7O8XaoS9VshCTRFL9aUsBctZEAaUTyJW&#10;c5Tj8Jy/kElvHlNS5KVjceUwWS2xq0JsyIiouhV1NllZs4wYEhkUjKsigb6Ke3SrK05hF11lUXRo&#10;79FedI+w9h7hsnuESmOoKY7DX5xIdVEs1YXR+DS3cWpuYUi/iiHpE+qTTzNYcpths7gop9Gli1bZ&#10;LBM+LQuNVSw1VKkEyC5LPMHCKMLCkvOW//Jv/tVf/8/A1798fxysg3Ww/qu1MtLy232WRM+UR/Pz&#10;EX2SCvkJJZ3HfvF1Ct96hpRXf0TRyWepTfiEYWsBozYN7pJkLHkJhC15dOlT6dDH0lZ1j47yOGUT&#10;IpqMdrFJ18Wor3Ua4ugzivtokgK/B4RrLwXDFikYQ2I6Z0tR4r4hsQ6xpDJiTlfFYMyexqQnXaWz&#10;zfpymQtEcsJHPVmMWDKULfWYOUMVlmmv4B5ZzCoH1HwWfSUsOvKZV51EPkveYuY8Rcx5ZM4uhaKC&#10;+YDkN+hZU1oOGytBCyv1JmaqK5lx6BmzGhiwlDFgqKC3tIhAZhLW6GtYrl/AdP0czqgrNKbeobso&#10;noGyDIZ0OQyY8hk1aph1lDLnrWShzshKoJJldykzjmKmHflMOwqZ8UjBKmXWr2PGb2CmRs+Ur4ox&#10;ZyVDeg2dpSl05CXSGH8d/aUPKTx3itRTgmW8Qs7p4zjioujWlzBuK2PCVc5stYkFj4Uln4m1Whtr&#10;PiMrXj3LPgOLfgMLjjImbRqVPz4h+RjWLGZscvKWLiOfcXsmU2qjF21ODjM2+XoOs658Zj05yllY&#10;XnvJ4J6vLVTW5PMyLvTmMldbrLq6aXe2wjCm7NlMWTMZcaQyZktmXEBvTzpjpkRGJLPblKzYUMKi&#10;662Kp68yWrGiOkvELeA2bSXX6Si7R3dptOoCpIsNlcXj1yTg1sTjKojGlnMLR+4N3AW3sOfepkET&#10;zaAumjlvPvM1lQw7BfyPpl9wK+lGHfkMGBNpLbmBL/tjPJo7NGqT6Kuz/fzf//u/GXj06NFXvnx/&#10;HKyDdbD+qwWN/7CjPP7KkD79P0+4BSTNYKDkNs1pF6m+cxLt6Vcoeu8Itbc/pEsbz0BFOu6MW5g1&#10;CYQkstWUpdhRnbr4iNpbG09r2V1aq6LoNibRIxbVpkT6hFtvSqDPmhwBvvWxDFniGLEJ914M55IZ&#10;daeo4qGiXSVwSXyoxKzQkcKEO4NJb5Y6sco1LgXDlsG4xMFKd2JPZtwudM30yBhL2U4UqYKx6NGw&#10;6M5TBWPRV8pydQWrNeKiamClwcZ6nVW526432lhrtLPaYGG1zsKqz8JSteRnWFmpcbJc52AuYGHC&#10;WcZIZT59JSkMlaYxXJbFmHQPpjymnMVMSTGq1rFYrWPOF6H8LvmqWPKUseApZ0EKlaeYeSlogXJm&#10;qnXM+vXMNxiY8VUy4Sxg1JxHb0UK/dp0ejWptGen0pGbQosmmXBRBsOGEqYceqacOhZ8FharDSyq&#10;39fMWp2ERFlZrTGx4tOzHDCyFNAz761ixlnCtEXDlCWXGWsuM5YMZh2ZzDjzmfII6SCbKXc2My4p&#10;JJlKeDfnL2ZKjZ5ylWngrDuPhUAh8/UFzNeWMiOYhai35f1xpzPlFIvybMZt0jGmMKZYcSmMWlMY&#10;k2JhTWTQGq/+JvrFQqYihu6qKDW67C6LolMrnmT36KqMp7s8QSXstZUnUFcoqXqJ2HNilRWII/cu&#10;zvwoXLl38BbEMGjJY7G2jLUmkwpy6nNkEdbG0VYcTWdZND2SA571Cfao97BGnyNQGE+wNI6Z3tB/&#10;/I//8X+NOQC8D9bB+m9YLeXpx1pLY/7tmDOT+QY9s406hmvzGXbn06dPp10bR781ncmaCqa9FdQX&#10;JGArSqDRmke7OZuw8vpJoF0bq/ykhNXSXHqXtvK7dBsS6TMl0WdOodecTK9oMsyJDBkTGDIK6JnM&#10;oCGZQVMSI7YUhoVu6xSL6yxGlaVIKqPuNFUgJrxZjIr7rdiLiO+QfOxIZ1i+x5nKmCeNSV92BBdx&#10;5zLv1jDvyGbBKeMVDYteDSvVZeq0v1on9hdm1kN2NkJ2dkN2dpocrDfb2Gy0sRG0sh6UYmJjq8HO&#10;ZqODtSY7S/UWlhqsrATMzDrKIgIxaxmTdgGYi9RoSU63cwED855yZr1aFoTe69Uy6xa2loYZr4zK&#10;ipUOQjQi065ipqXI1FayVC004SI1bhuuyGRIn81wVR5jpQVM6DUsePUs1jpZrXOxUudgpcbKaq2Z&#10;tVorK7VWVuvMrDdECt9a0Mpq0MJ60MharZGVOhNzgQpmXCVfXBqmbelMWdOYcWQx481m2pnJpC2D&#10;KXsaM14pGGLlkc+0FBMhI6gxU54yD5TRoGAWMwJuu7IVFXpGFZ88JuxZjIuiX95HeyLj1nhGTAmM&#10;SuyqMKH00fRVSUpjPIOVcfTpYuk1xNFVdVeNpnrKY+kqj6NVRHvSuWrjqC+MoVoTS7UmTlmZu7Jv&#10;49FIwbiLPz+acZuG+eoiFsS+3p5NR1U8dUXxBDXR1GWLz9QFzNfewXTrDHWaaFr16TRVprC3Mfc3&#10;P/vZz1748n1xsA7Wwfo/WT2Wqu+Gi1IW2jRRj0YcOUxLKlq4ktmQgakaPeOSoiYjnmYHSyEvbToN&#10;xrw46nQ5tFnyadVnKGpia/E9mguv0669Q7NWxFb36DGnqg5DOo0uQyK9RhHuyaYhRUMKRiKjFmFg&#10;JTNiSmJMIl1l5q2KQ6o6lYoluiomjtTIyMqZzohDWFZZjLkzGJXioTqTBEadAqRnq9GKALrznnzm&#10;ZKTiyGPeU6g6i/VaXSQDWzqKkJ21kE0l0O2EnapgSPjSRqOJ9QYTK7UWNoI2tkN25Ya7KkWkyclG&#10;k4vVJitL9WYWaozMebVMCSZSrWWpppKFgJ5ZTxnTsik78hTQLrjJjL2AKXc+k/Zs9bEUiylnIVPu&#10;AqZ9JcxKARFA353LmDWHEXMOI9ZcZm3StUjGhIUVKWgNUtjsqpuQjzeCdtYbHKqzWAva1HhtvcnO&#10;esjCepMUDVHDm1muq2IxUMmMWwpVHtPKz0niWzOUa/CMYEF2iYBNVQr8CWcqMyK2c0sxyVKFeMKb&#10;zZQ3kxlPrhoBjksut12wkDz1Os84cpm0ZTHmkPdGin8qE44URbEesUpOd6RA9FXFMvD34yj9PXqN&#10;ouGJjiTsVcbTI4eQ8hhatbcJFd2lpiAad+ZN1eG6su7gyr2NK/c6jvRrNGjuMWzKUCaGw/pUeioS&#10;aS6KwZ52GVvqVSwxF6i6/g72qAs0V2TQ5yyh1ZxMt6+Uf/tv/+3ST3/60+98+b44WAfrYP2frBGv&#10;9zcaCuL8/rQrP3elfExT/lX6K6MZskmucg495iw1RpoXlW+rn/FAJdbsBGpLsmgxFxCuSqO5PJ6W&#10;0ihaim/Spo0A4J2VscpltF0fQ7tgGfpEuvViGxJPrz6OAUMiA8YkhT+ImG/IFK/0GpEMjQxGXeIx&#10;JMB32hcq4ASVFz7kyWRECo1BwpkyVKaCeBLJ9497JWtDTrw5iio679KojUyJ92rE7tzAZq2e9aCV&#10;zZCTjbCL9UYrW402tsI2tprtbKqCYVVZGhuNjoj9SIOJzUYzm8qKxMlayMFayKIwj6V6E0sNogup&#10;YDGgZV5sSALlTIuy3KVR4VGj+ixGDdmKrTNqyWDMmsGYMZ0pW6466QuDa8xfyFRAq7QBk/Y8przF&#10;TPm0zNdXslhnYqnGyGKNjuUaI+v1li8Kml4VDHkOUkw2Gr54Lk12lRmiMkJCLjZDXzyPoIlVFVNb&#10;ocZQc67IBj/lzGVasAyHbPpZzNqkQ0hjyp7KrFCcRbfhzGZGrMk9earjmxJwXLoSidsVNpQrlxlb&#10;LtMO8QcTED2TMVs6Y/Z05UIram7BraT4C61aOgrFjqqMoacymt5K6TriFC27T59AT6XgYvdoK71L&#10;o+YuXikSWbdxZdykOu8u1QV38GpuYc26QVNpEgOWTIbsOQyaMugoT6RFG4M37ROM0R9ivPkBzvhP&#10;CBUl0mfX0u8qptmcwuq0ysAwHliCHKyD9f/Dqi2MTXVnXf6b7MvHKTh/HPvdt6lN/ZCm4mhaKlPo&#10;rohVuQWzwTJGvAVYcuOpKc8iaMhRBaOpLJqwNkrhFx3au7RXxSiWVJchjnZdNK1V0XQZk+mRLkMf&#10;R5+A32IXIuMpm+AaKfTLeEowDdlcpLtwpyo79GFrOgPmFAakaJgT6RW7EUsCY8YkpRyX8ZScZkec&#10;YqOeoTY6KRYLrlw1jhKGlMy2l8W2u07PRtDEuuR7SwBTyMl2o4UdydcI29gMymbrYLPJxbZsuk3S&#10;gViUBclqnfgliZ+SAORWVprMiqa5XK9nqdHAogpo0jLrj+hBpgJFjDlzGLeLMDCHIUMGw8YshqvE&#10;jTVFFbwJSzrTssnaCxmVzsNXwoynWOEYM74KFuuN6mcvS3cgjrs1OjVaWqs3sBooZ00CkFTeRySC&#10;djMol0XZvW+FzGyHPWyHqtkOudgIOyIjqnozK7VGNQ6bk+Ig9GW7MLqkK9OoQCs1qnLkqGvGIZ2I&#10;RhXhGa9GdWrjgnV4c5lwpzHlzVI25YqU4M5hSmJWXYJjCOgtPlHymKWuIaFNOzLpt6QqGxmxL1cd&#10;xd9jXIJ5GSU4SXCNe8oJubFQQpPuEiiIxZ0bTSA/hpqCKDy5N/AK8J1zh6A2gX6zjCdzGPUWMOjM&#10;oVsfT0dJNA3ZlwmmXaUp5w7NpeKinEeXIZ12Rz7/4i/v/60ovL98Pxysg3Ww/m9W2FjwRLA4Zs2U&#10;evVR1pkTpJ46TMknr2CLPksgX4zfBMROZsJXSJ8lHUv2HZzFCTQas2muSiWsiydcepdw4Q1aSm/R&#10;XHmXtoooOirE+vwebZVCsU2i25ioIlx7jUkq91tOmf1/bwlhSmLAlqzGTsPqVPpFZ2FKi/hSqY4k&#10;XhUZYVnJaGtAQFSbAKvpKtVvzBUJaZoWXYFT1MyCZRSw6C9jqU68kAzqNC6jGsnPkOKw02RmJyQn&#10;czNrfj1bQSkULtVprDeZWQ0aWa0zsCyZ4E0GVkRh7i9joUGMDsWqxMBCvY45sScJlDBdXcSkv4i5&#10;uiLGq/MYElWzKUOJ0wbMmQxWpdJjTmPIlM64MJWkw3AVMubMZ9RTwJSvkCl/CTPKJ8vIUoOe5aCB&#10;1aCJJSlONTpWa/VqvCZFbLXByHrQxGa9dEEm1oIybhMXXzMbIbcqfhtNFtbCUvysrNUbWa3VKVsM&#10;6TCEATXjyGDGmcOsI58pRyZT9gymhCHlKVTajGlnDmKFP+ERPUW2+p5JRxqTTjGSzGTKnadICVOC&#10;JUlqngrKSlajw0FJc5SMd3UwkOjelMh7J9iWIfK+9wnWJR5SugT1cWfVPdor79FWHktj4V3qCu9R&#10;W5qIrzAab+5dqrNu4s29RnXWdWxZt2nTpdFrSKXHkMqINYche6YqQL2V4m0WF2HcuYWOXUq/s4hW&#10;cyYjXf5Hf/d3f9MHfOvL98PBOlgH6/9mjYyM/Ea7NW+g21HyqK4wg+LrZ8j8+Dj62HPqpmzKu02v&#10;UuXm06VLwp0dhTU7hqClgJA+g2BFLOHiKOryLtNcfJVw5V3CZVERqqTkfetj6DalKn1Gu04KiHxe&#10;QPE4uiti6Ky8x5A5iSFrLIPWOIYsKeoSOq7w6SUjQTaaAWMsg+YEBmyZEbaVjKyEfWPLUICqzM4n&#10;7VlM2wV8zWbGnc9cTTkLdeWs14sduqTyOdgOO9gIWdmULqPZyVbIynaTjHTMijG1obIgDOqSTXpF&#10;Cka9kfk6HWKlMl2tZbpGLEkko7pY2afPCNbjzGGiOp8Jn0aNbSa9GkYchQqPGLJkM2TLZsyeQ7+M&#10;TizSTYkgUoDlYqbchYx5chlzFjAZKGOmvoLlBjNLwrKqr2S1xshyg4y/DKzWVil7FOluxMl3rcHA&#10;Zr2OdXHtFWffRrF/l6LoUFiHPNe1ZsFsJGDKxFJdJfPVJYpJNivpd7ZUpmW8Z89k0v73xSNX4RzC&#10;ghJMSGlYJNdELF3E3kOy2R3pTHrymLDmRLAKd3LEVNApP0ssYMQ7LDVyILAmMGhPpN8ilNpIF9Fv&#10;SKJfRpUyjhLgWxL29Il0yd+MCPdKopUdiDf3NoHCe7jyruHNvokj5TKO7OtU597Gn3+HbmM23aXJ&#10;dGsT6C6Jpackhv7yWAYq45T2ZKZay2yTjrlWC5MBHf0NRnZ2lv7TL3/+c82X74WDdbAO1n/D6nKV&#10;6tsdBT9tt2sJaWMJ5t+mozxGAdUydx+1ZtInJ2R7Ns3lqZhSY3CVpVBTlkx98V2aSm5Sn/8xocLL&#10;hMujCIm9Q6Vw6G/TJdYg5nQ6xN1WolwromiviFb+U7IxiG+QArZtyfSbRAmeGOHpmxLokXxnUwpD&#10;ZlEER6uuo0+J/+SUnsq4jHbEGtsl3lQ5asQyZcti1pWn0gTn67Vq011rtKhNcyMswLZRXetfRLtu&#10;hmSMY2Rd7LtDRjZCMrayqMS+hTody0GTygOfC1Qq/6oZnzZiSeIvYdJXoGwmpnwapj35TDpEuZ7H&#10;lF/U53KqLWTAlMWgTU7hpcz6KhjzFDLiELdWjepGxANL5v5imzEmOIGvlGlfGZOOQma9JQoQn3OL&#10;yWI5MzVlzAe0LAlmIpkfqpjoWKutYEVcZZv0bDRJ1raFDYlYFTZYo1Hlc6+FzcqifKmhkrka0YkU&#10;MyMdhCuXKXuWKrhTlixmrNkKkxCTwEm3+HwVqMIg1NtJVyYT1hTGHUlMuFKZ9kpxzGfMmsqYqPe/&#10;MBiUgjlqTVXYlFjcD4gBpRAgRKwnVOzyu/RUxNCvS1RYRr8xhX4xsSyTYnGP5qIbNBbdJlgSTXVe&#10;BOT25N+hOvemGkV58+7gyb2FT3OHfksOgzLqq0ymq/AmPYU3GSi5y6g+gUlHKotSdNttLLVYmK4t&#10;YabFxf/yL/7yXz569OjFL98HB+tgHaz/htXX5H4zbC3527F6I6MeDWO2PMZdclpMZ9Kayaj4/xjF&#10;pjyDDl06vtI0Arps6owZ1BTdo774Gk1FVwiXXKel8h4t5gSayu/QUnGXdmOcSuPr1ifTXZWg7Bqk&#10;eHTo4unWJ9JvEmwiQY2eZGPpM0fouF26GDWa6JXNROiXX7BoevTCu09mUJfIWFUi4+Y0NVefke5C&#10;0UQjQKwIy+ZrillukIQ42TAtrMmopsnEeqNJxbhKWNBqk571RsEiKlltMrIiuEWjjKKqmG+oZFZy&#10;qaU4eASIrmDaX8aYt5SRQDkTgVIma0qYFOA3IIB1PpNescUQ25Jcxly5jDo0jNo1TDrF8K6MCbf8&#10;d/4XliYyhspnSqw1amQcVcC4W65ihqxi+y1UYQ0TAoT7CpgUjKS6mNnqYtU5SfexVhvpOlYkmVCC&#10;jeT5ScFoNLERlJGVUcXXrodM6vmKNkTwlgWfCBiFmSWjqCzGTClMW3OUCnzGlas6NzVy8mYzLnoY&#10;pwjwspmwpTJuS1J6jWm3RmFI8vqP2FOZsKWpjmTcna7+dqRTVGMnfYIiOsh7KR5j3bq79Ojv0aeP&#10;Z0AvFvjpSundUnSH1tIoQoXXCRbfwltwG2febVyau6pgyChK4Re5t6nOu01dSSwjdg0TFlH+pzFa&#10;FcOoPp5xXQpz1lxWxEixzcJqh4/VkIvp2iKmw2b+zb/5671Hjx5988v3wcE6WAfrv2EN9bR+dzYc&#10;+Hylo5alVhvLjQ4WasqU2nrMEM9w+XV6S27QVXCDplxhp9zDV5BMXWUWgdJ4guVRNFXeIVR+k3Dl&#10;LdoNksAXqyi24fIY2spi6NLG0m1IoUufRLcAnvrICKJPLK2tiQoM75MsBH08nVWJtJUL5TKOHgHM&#10;Jf5VJ46sN5XoS0ZRw4YkxoypCqsQAHncmMq0NZ1ZpwCw+SrARywsVuplI9WrzXRFshtkQ1WYgLCb&#10;xC69itUGPQsNOhaDclWxUC9jGy2TknkeKGTMrWFERHW+Mia8xYx5BaPQMukrZcxfzES14BbikpvP&#10;tEs0DBo1xhlz5jJsy2PMqVH0WUn9G5Pf113IpDtPYTXirzQjmoa6YiakK5F5u7uAIUc2PaYsRlz5&#10;6uePVxczIl+Tfy9+TjVlLMjoqlZiUo2sCD6hxlQ6ViTXPGhhrcEc6ZYajGp0tRoyqo5rvkarmF3z&#10;3lKmXfnMuER4mM2EO5K5PWLPZFTZkGdF6M62RCZsSUq3ISpuKdKjZukohHCQzqhbxlbpjNtSFOit&#10;aLVWGScm0qdYcQmqO+yXTtEg72kMfYYY+gX8lqsiljZtNG0l0Qrsbi65S7DoHoHiu3g0YjB4m5r8&#10;O/hzr+PKvIo3+w6ezBt0VAj1OkcxzqaF7eUWnYhG+VgtByrZDrvY6g6w2VHNcsjMeE0R0x12/vZv&#10;/2bq0aO/O4hkPVgH6//J2pns/+Zqb1PneneIne4wG70+lputzPgLmLQkMqC9QlvmRUIp5wlmfkpN&#10;XgJ1xZnU6zTUVmXSUBFNXdltGkpv0lx+i26h0lbE0lp8J+IvJVfxLTr0iXQaEhSTSozmlMLXEK/G&#10;VqLZEHZLe2UMreKAWx6xGWkXLEQXKUC9X7jfKuDUkMSIMZUpUxbjxhQmzDlMWLOUcEw2DhGXzUum&#10;hvhKSWyonMgl56FRQGTJ1NCzLIZ6teWKsjrbUMFMXTkLtZVM+0uZqS5hXLCF6kJFMR6w5jHkLFId&#10;wKhXw4SvlCnBM2q1TNdpWWgoZkWcW73Zijk075ExVD6jTunWChh3FDAt9iCuImY8hUzYc1So0Lwz&#10;lwV/QcQ8sbaU6RpxnM1l2JnHoCOPseoCxgOljLpLGXYXRuij1hz1/57wFTHlL1K/84K/kgVfBUv1&#10;FazU61kLipBPcAuD6qKEVivPfaGujCURFNaWqaIoLCgxCRSdxZgthwl7LuOuPFU0xqxiRy5U4BTG&#10;TEnqdR63yWucybAtkTFrshpFyfhJxHryOGxOYcSUxrA+gUFTPH3yXhkFgxJatXQYUizEyTiOnvJo&#10;uoVCK5hF0V1VKFrLY1RefGPRPWqFJVV0j2DuHWrzbuHNuYE94wrWjGtU59ymt1LEnqIJKWTGJx2g&#10;2JSURYwGW7xsdjew3lnPSsiqEh2Hq3NYHAny05/+1AH81pfvg4N1sA7Wf8PaHBn5+kKzN2O9s+HR&#10;g+EOtoeaWesLsBDUMePMZKjsDm0ZHxFKv0hj9kVatHF48tOwFSVjK0jCW3SH2pI7NBTfUmaEynyw&#10;Ioa24tu0lt5Uyu/W8ju06xJproymXfIOdLGqEHQIBVKfoAqHFIyuKhFtxUdUvlX36DHG0yVFxZCg&#10;KJjShSibdCkY+hTGDWmM68WFVTa7bAU+z3g0zIqDbfUXBaO2TI1gFiTnoa5CAb9LdVUq81vGO7O+&#10;UibEZt1fyqinhBFhL1XL5lzAkKuAQXtEk9JnEFFhAWM1MooqY75Gz2KTjoVQFethwUYqWA0UsChi&#10;R/GNcmuYdOUzJT/Pmc+Mu5Bpex5z3kJmPXksVuey7BNRYSkr9VrVGQijS4DwiepCJvyFjPsKGVHd&#10;RRHD3iJFG+2xZDHsKFCYx5hgITIuE/BciphYePgF56hiuaaKZZWK9wUtuE7YV1qVd7Gg8iwKVXcx&#10;4xZwW3AModNqVMESUeWYOYVJ0U+I06w1g1FLJqM2CUMSokFKhKVmjmdQH8ewPlmNLfurYhmqiKO/&#10;SlhwCQpvEpyit0oKhVCrY+mR91EnncU9Jd7rroqhKfcONVnXCZXdpbE8gWDRXeqK7hIsjqGp4B51&#10;mjtUC5U2+zqmtEs4sq/RUxnHuOAvviKVizIrIVvyPIUV1uZlrd3JYtjIbL14bmUz4Mx59HBr/heP&#10;Hj368CAw6WAdrP+Hq7Gx8R+OByo/WGp1/mJ3qJH7493sDIZYa3UoeuVwZSIDBTfoKLhJq+ZTGjM/&#10;xZ8XT70hG39pAv7CKOq1UTQU36FFe4+WsmjayuNoLrpNZ3mUGkO1lMfTVBRFs1asQ+6pgiEZGj0m&#10;odwmKDyjozJB/bs2rYyx7tKijVJeVer7jAkRI0NjgqLUDuoTGfliLDVmlpOwhANlMG5NY9otORol&#10;zMkmEihRgUpz1QI6SzJfJJ1vtqZCZWsIPjHqyGPQlUu3KYOWqjTaK8UcMZ9us4ZBZwF9lkx6LDn0&#10;ixCvtoQx2YAEdBb6bYeXne4adruq2eusjtB2G7SsVRew4itiSfQV8vu4c1j0iEtsLsuBApYDeazV&#10;l6pM7K2QkZ2whfthN9utXlbb3KyEbUwFylTWx5i/SI3ERpyFjLo09Iuo0pROj0VwIVG+F9Nnz2JQ&#10;8Caxcq8uUp3MvLecxUAZczKCqpciKVTgCpV9Ecm0KFIiPhHtTToi4Uri6Dtmz2bMnMakWXAJocmm&#10;qIIh0brK9sOUzJh4gNnTVSDWkD6BIUOyorH2VNylu/QO/TqJXJWRVKRY9CocS6zMJVlPRpGRKNae&#10;qkg32pB9i0DGDYKlUfgL7lCjuYUr9yqBIvm7iqJGEvbSr2FOuUxl/Ed48m4oYd9ARYzq2CRlUQrG&#10;XIOR5caITmZewrRqcpSlzJAunsG6yl/+7d/89f/86NGjA3X3wTpY//+s6Xb30bk67d8tN5vZ6alj&#10;uy/IRpubJV+5AhUHxSiu9DZduVdo01wjXJZEfXkKtZUpeIvvEiiJoq74NuESoURGqRzm9oooOqXj&#10;qEikVZugRg7hklu0aOW6qxTh0jlEwpeSIq632nvKk0plOWujaC65raxFlJGhRWiaSQzIuEOXwHBV&#10;HMOS8CciPtngRJMhthZuSXwrYVYKgoyAvIIZFDDh134RuFTEmK9UsZc6KpPpNYqiPZfW8kT+d/b+&#10;M8rO8zoTRKfzvbfn9tx1e9w9tmVKJCUqJ2bkjMo5nZxzzjnnc+pUzjnnXAWgkAqZpCQGUSIV22rb&#10;ctuSJVmWSAogCaCeWfs9kLov76+Ztbrbls5e61unWChUFao+vs+39xP2qE+NxQSZyaLYJo3/QARX&#10;BiO4OhBlT/pfI+KYeJ6dUby5M4y3KYNqbRDfW+3H99YG8N3zE/ju5iC+T2a6+bZHG+oSeGMyjG/P&#10;JPCd5Sy+s5LHW0td+O7KIIsl+cHSAL4z347vzBNB34u3zo3j7Z1xvLHWj9dXB/CNlR4mtyWC99po&#10;HFcGwgUQ63FjJ+fEhS7if0im6sfeYBx7PaRmolytJF4mNdR0mo1sCERfnc3hjYkUXqWRHQHGcIzx&#10;QMykN0xKrwhuE3HN4uNpBOUpSJb7/bjVT9yFFzep+xj0sJEV/fdetxPXuh243G0pRHy0GnCZAgZJ&#10;KNHrLgQNdtL36WDdBRHf9LrTQVsbTdhsNWEmSEo7LZazBkxGFZhL6TCbMmA2bcBcUovZqArjIRWG&#10;/Wr0exUY9cqwGlbhQs7MHPXUxb08kcQrpCYbTzET4a1hAjfqRq043+vE9964/cEHH3wQ39/f/7cf&#10;vf+LVaxi/V+oN7928/Fb49FLr0wn9l9dzuObaxTIN45vrU6xFNZrbJ+DEbtRJc7F1ZiLmzCXdzMD&#10;33ibDROtFkyl6H94HbvWWw3YJIChEVSHDdvk18jQbgMVVhJSlj21lTMUOowuO3babNjKGrGR0bKL&#10;YkYom4pGW6Sw2qX/6bvI+GfD5U4rLncacb3LzqJCrvTZWKdxg0ZU5CcgiS25p0cTzBh3ezyOa0PE&#10;CcRxeSSCi8MR7HQFsZn3YafDi0t9fmy3ebEYt7CgO3K47/SEsN3vxRYRuyR1pc5kuZOBxbfPT+Pb&#10;5yaYRPVWpx932jx4tSuEVzv9eG08g++Q1n++A99f7sL3V3vxXeoiljvw/ZVe/KfVfvxgpRtvz3bi&#10;7Zk8vjkUxeudQbyStuJ2xoav9QVY7tOba0P47tYU3r4whTc3h1g8y0vzOdwgFdVEGpcHg2xR1aUe&#10;P9ZTlPRqxqXeKC4PRnG5g7gCF27RQUq7LkjlNZnES5OUZxXBN0ajeG0igdeoExmKsC18pJC6QxwQ&#10;JQXTQdvnKyy0GvIwqfJL9Gf9PvZzpjWnNwZcuE4RLTQa7KRuj7oMGjVREi11gdRFuBh/Qe72i/Q7&#10;ZLyVpdBx0Fiyw8KEDWtZA2YDaiynzFhM6jAbU2E+ZWLXQlKH+ZgGcxHqOJTod0vQ71Ng3CXDnFOG&#10;7ZgGu23Ggtqq24crAz7s9fkZQNHYazetwVpWha9dXd6/d+/utz744IOvfPTeL1axivV/sV577bV/&#10;dW0s7rrUbru3N+xnPoM3WBzGGL623IPr42lc6XDhfFSJjagUEz41plMuLPcEMdpqRm9Uicm0DrNp&#10;JZbatVjKa7GSVTOZ7RbxEh0WLGfMWEursJGk3CkDzuUpRsSOzTztPjBiM61lvMdOVo/zBBatepzP&#10;G3G+7VHeUKeFkadXOkmOacG1LpL72nCFElG7bbhFwXnEYwyQ/JPC70K4PhbFpYEArvTFcKkjhO12&#10;PyZzFsxn7VjLuLGepa9vxVxch7mIEfNRI1ayVqy02bDZ7cb2oA93iANZ6cUbK/0sBoQyqu7kLbge&#10;VOCcTYlNmwxbdgW2zSKcc0hwyS3GrYAGr6aNeK3Didd7Q3i9L4bX2/z4etaD2wkrroV1uBhQYtsr&#10;xaqZj1VjM7btPFzwSXAlqsadVie+Nd6JbzPgLhjvXlvuYSO125NZ3JhI4vKgB7udTqzGjViMGbFN&#10;4zTq1NrcONdGB7SnELkyFMKt8ThuE7k9Sn6VMF6dTDI1F4UQ3ur34w65+Un5RCOnIZLOFq6b5Ooe&#10;9OLOgA83u5xsDHit286AgjqQG52FseC1zkLXd4leu+y43E8emkeubpLPdjrYWIqpojpMBe6CeKtO&#10;M9ayWqzE1VikK6XGUlKHRVq1mjZiNqHBHHkw/EqMh5Tod4nRYRGgx9CCcQsfC24+lkICrMelOJfQ&#10;YJMeRNIabCU0mI9KsNJuwau3th++884vf7i/vy8G8C8/eu8Xq1jF+r9RX9uZ/vJmRv293Xbjw2v9&#10;AVwfDeOlmTRuz3fg9kQHrnZ5sZ1QYTWlxHLUgOGgDcsDccz3eDGYMGC61YYZ6jLyRiy0ajCfUWIu&#10;rcJi3ojVjAHLGRM2sjqcz1twrr0wftpuoydMMxs9bbWqsZ1Vs2U6tB+BzHrn2/XYbtPgQl6Py10W&#10;XO4w4nKXDVe7LbjabcbVXiv2eszY6zTh+rCLmQxvd4Vwg8L+BkIsNuJClwcbeQ/WEnZMBw0YDMgx&#10;FdNiLmrGXFSHhbgGU1EVJvxKzPmNWEgYsd5hx1abDVcorps29i224qWhCC6HtVh28jBjbMaopBZD&#10;khoMShvQya9En6AGg+IqTMnrsChvxqqiGev6Fpy3S3DBr8O2TY41LR/TSj7G1TxMqJsxoW/ChLIR&#10;w4omjKmbMKhuZHuoF3SNOO+T4mbagNeGQyyW5I2lTnx9Po+X59txZyaH3U4HzmWtWI3rMBNUsX8P&#10;pbeupxwsO2mjg57u/SxrifiN24/ixykkkDqwlyejLLKcgPV2vwd3BrzMCHl7iNzc5PymjiPEeKEb&#10;3QVQuELO/G4brnQ4cIO6ul4H9joduNZNHYcXV9oL/BLL/uop7HUnPuNKu/l3oygKHDxP8TFdFFSp&#10;x2qGQga1WIwqsZTRMpXUTEyL2ZQWUwkNpqM6TMeMzHsx4JMhqWpEnHcGHbIy9GprMGKswaijFlOO&#10;Gkz56jFmrcW0X7y/Md3x8Ed//v27Dx48eGl//4GAVhN/9J4vVrGK9X+zaKnStbUe93pS8fPzGdM+&#10;tfoXOqy40hnC5Y4gzqdM2AgrsJxUYjIgRt4tw2JvFHN5L+bb3ZjK0epMPSMuF3MqzEalmE+Ta1eP&#10;5YQOKzlTgdjOmbGdobfNOEcdRtaE9WxhBLVDnUdaiwttBlxq0+J8mw7n8jR20ONiu4EdWHTRhjWK&#10;SKe4kKtdJuz1mHC1z4wbg6ToCePaQLAwCun2YK3VhMmIDgMeJdrNIvTaxRjxKjDhV2Casol8Kgw5&#10;pRhwSDAVUGE1bcRqzoydnAnXB4K42uXCdkaFJXMjhqRVaBeUI954GrHG0wjXHUOisRRZXi1y/Dp0&#10;ChvRI27CmIKPKRUXk1oBZrQirDjUWLGoMKcTY0wjxpBGiAFlE8aNLRjX8tCj4KJT2oSMsBwp3lm0&#10;cyswIKnFlLoBmy4xbrbb8RIpmqZTeGU2y2JFLnd5sN1qw0KCZKdq9NvlGPOoMRUkY5sBSymKCLfi&#10;Yq+XSVpvDIRxg6SzwyQ9prjyMNuQxwIIBwO41evFrV4iuMkfQlvy/LjZT4IC4ipo4ZUd13qsuNFj&#10;YwBByqhrFFdPnV4njYSIx6BXOy71O3Gxz8a4DEqiJcAgA9+FTivOk+M/p8NmRon1rBpLaS1mwyrM&#10;RGRYyqixmDRgJkayWg2m43pMJwyYihkxHNShL6RFh9+EqKYJft5JRJpPICk8g5SkDK2mekymDTg/&#10;NfDwe9/8+ru/evdX33nw4IF1f3//qaIqqljF+u9UO2P5uckA9/2VkBjrMQWWw2IshkRY9Aox5+Jg&#10;3N6EHksVIpo6zOdCWMz6sN7pxULegvGEHrMpBRZzasylJFhJa7DKuAsT1omn6LJjNU0Ll2ilKyln&#10;3Mx7QST4dlaPXQYYGpxv1eNCToOLeT0uduqw267H5Q4zrrVZ2S6Fayzx1oYrPWZcbTdjr92Ea702&#10;7PW7WMotuYrPdbix0mHFcEiGNqsAcSMHOQMXXQ4J0/IPOMQYtInQY5Og1yZGr5WHkYCUEayrKQvO&#10;Z4zYjRmw5BBiSFKGTNMJeGqPwFVxFJ6qU/DWnIa34iT8dSUItVQjwa1Dq6ARHRIO+rRiDGmFGDaI&#10;MOdUY9lnwKxdi2mTCmNGOfpUfPSomjFgEmBAz0enjIO0qAFxQQXi/LOINpxFrKEUGU4pOkVlGFFV&#10;YNknYOT+rYko9gYDuNjjZaq0pZQOMyEZRjwSDDkkGHLKMBbQYTpqwnyGfrZWbGSt2Gnz4HJvENQ9&#10;sh3bI4+MeP0+3Ohx4WaPiwEGKZ+u97lwi0ZU/TSOKhDchah5G651mHC904y9bgeu0Ziqh8CDyGwz&#10;45pYfHmfHRcoXJIktY9izCk7bJf4qnYjNvN6rKSVWGSXDsspEwOOhZQGsxE9FuJGRnzPJY2YjZvZ&#10;dr2egAwL0+3427/96YO/+ov//M7Lt/Z+fmV9+Ze767Pvfu3G3ns//P53fvmzn/3sL+/fv//G/v5+&#10;sDh+Klax/gfU97//5uPn5num+p2N73frS9FvqEWvqgLdqmp0q2uRl5QiwjsGZ9Mpliu10RnGRrcH&#10;S612DAdlmE2qsNpuwHxWhaWcBpsdDqx2OLHV7sB6pxHrWZpbm7DNsoMs2CSS/BHZvZPSYiepwPmU&#10;moXI7eTUONeqwKWcDhdbNbiYU+NSh5kdXDQzv9xhw9V8Qft/pcuJvQ4HLnXYsdPtxGq7HX0hFTJW&#10;LmKqZrjlNcibGtHhFCNr4SCnqUa3VYiMhoesuhG9Fi5GgnJMh6SYD4swbm9Br6QE2cYTCFQcga3k&#10;AHSnDkJz6jCMZcdhrDwFa9kJOOvK4GiqRLC5GunmOrSLW9CrEWPYosa4VYsVnwGLHgNm7HpMmTUY&#10;M2rQqxajS81Fh56LNnUzssJ6JMVNSIobkRQ3INRSCW/tGXirT8HTcBJR/ln0yyux5pXgQtaGy+SG&#10;77RgLafHSkqNSZ8AkwEpC4wc9UkwEVRhKKDEWFSDmZgGs3E95mhc1WpnhPher5ctNboxSGMlP+OA&#10;6LrR48a1fjuu0VKqPjtu0La8Hno/pcuSa9uC6102tjmRxoG0cpd8GMQrXSRzJamguklSS2BuZ3u7&#10;KSL/XJ44FroM2OgwYr1Nj9UcfV8yzMVVzHcxm1KzkeZs1Ii5uAEzcQMWkibMRi0YCCjR5hfijVev&#10;0ojp0v7+A+H+/v7Z+/fv1927d0+6/2Bffv/+/QYAn9nf3/9/A/jXH72vi1WsYv13qrt37z52eXO+&#10;r90l/kWw6dhDf/2B/VDjYXgbD8NdfwCO2gPQnX0ecYMIK/0RrPf6sNbpxHyOiG8dNnscWO+wYr3N&#10;go1OF5ayBBQmLNMYIq3FakZXSCVNabASl2M9o8K5NhO2U1psJdW4mNLiYlqNc1kVzmXVuJjV41Ib&#10;LdoxFrKl2o241GbE1XYL9jqduNJhZ7r+S20W7LY7sdJmx0RSjy63HCljCyLyBiRMzWg385HU8xDV&#10;1SMqPou0shE5PR8dhmYM2wSMXB1zCdCjrUKs4QjcZYdgO30E6mMvQHroWXAPPQfBsUOQlBxjl7Lk&#10;MFQlJ6CsOAtPYwUS3BrkxRz062QYc2gxblRiWq/Eok2Daace4zYNRsxq9Gtl6FBwkFU0ISqsRail&#10;Fr6WegR59Qhyq+FpqIKj9gxMFcdgrDoCe90xBBrPIC8qxYCyDnMeHpbiMiwTpxRXYiYkxoxPgamQ&#10;HMMeAUb9UvT7xBj2STDsUWI6ZMCUX8EMcBtpGunRilwzrlEwYJ+bjZWud9qYo5ttOhxw4BpFyBNg&#10;dNlYmN/VbhOudhpZN0Hjp6vEUbTrcImNC02FGBBy43eYcbnNiMttFpxvs+McXUz4YMR6Xo3VvA5r&#10;dLWSqk7F9l7MJ3SYTKoxHpFhOqpiW/am4mZM0xWzMPDry5jwV3/159/c399/9qP3a7GKVaz/yfXO&#10;O+/873/1gx+Idtfm7mR8ul86BSUP5Ke/CunJL0Fw/IvgHvgcLE2VmGn3Y4n2JHc6MZ01YCqjx0an&#10;HZs5G7bardhod2A+WfBerBKpmdFiLU+HBz1lqrCWVmOjlTgMPbZTemxmNNhMyHEuq8VuTocLeQN2&#10;c1o2+yZug0ZQlx8dVJfzxkeJpw5cbDPjEnUxWQuGfXL0eeXosAqQsvCQNQmQ0vEQVXIQU3HgElYi&#10;JDqNnKoO7WYeOs11GLI0o1/XgIyoDM6Ko9CVHIHk5ItoOfgMap//MhoOPoPmw8+h8eAL4Bw9AO7R&#10;F6AqOwrlqUNQnTwER+Up+OtL0SpsRL9SjAGVAONKCWaMKiw7DZhzmTBqUmDIKEOPWoRWURMi3Gq4&#10;G8phqS6Fpa4cjoYq2GsrYaoqhbnyDLSVx6GtoG7mGHSVx+GoPYlQ41kkRCXoMdZhPCDEXEiCsQAX&#10;Iw4+Rj0ijHrEGPOKMBqWotfBQ5dNimG3GuNeOfpcUoyHNTifoVEeyVGt2OsiToLUTzRecuBaP8lm&#10;3bjRR0ooBwOMvU4zrnVasddZ6DKIw9jrInmzBbt5PS7lCqCx22nEuTYtzlH2GJNFm3Auby14bFqN&#10;7CFhKa3DXEyOpYQGSxkN1nIWLKSNmMpQlDmN0qjTsGIibihcUQtG/Crsro7g3r17bUU+oljF+kdc&#10;AP73X//617Y3Xntj6+LG8g+Wp4Z/Ndrf8f7QQPv7a4uz7+/Mjt6fafXtr9N+jFYrlnMOzFFMddbG&#10;OowZRl6qGKG53KrHXEaB5TQ9YRqwmpZjI6Nh/AWR3rSEaatVg52cBjtpNc7ntLjYacGFDhN26CBq&#10;1eByhwlXO/SM+L7Ypsf5jA67WQN26VBKGjDsEKDfI0bK3IKsloOcRYqcTQK/tB4BcT38/Ep4+SUI&#10;ic4iJS9DTt+AVm0t2lTViDefhaXkKMRHXkDNwadR8cKXcearX8CZr3wRVS8+jZoXn0b1s19B/XPP&#10;oOnFZyA7fRSaM8dgPHkU1tLjcFadQqqlGm3iFvTIeBhUSjCqlWHGpMaoXoFhBQ998ma0i5oRa6mB&#10;r6EU1poSaMtOwlB+mnUritKTkJWchOzMEUjKjkBefhyy0uMQnT0M8dlDUFcehb3hNCKiMrSb6jHo&#10;5aDP1oguTR26DE0YdPAw4uFjLCTBaFCCbqcYfVYZBuxSjPrkGHSKsZ0y41Ir+SFsBUI6b8DlVhOu&#10;tdNoijoLJ671WHCTxlP9NlynNbpddiapvdplZmBxtZ34JCsu5Y3YzRlxsdXAJLMUX76RVuBcltRu&#10;VqxntVhLKbCRVjE5Ne1PWYqrMR9XYyahZt3nTEaHiRTxXjrM0/gsYcRESoOhuBZDQROGoya8+ead&#10;h/v7+6UfvT+LVaxi/SOs/f39f/fhhx8++95771X+wzv/0Pird3/Ffe/ePcW3Xr0zPd/h//VqZ2B/&#10;s5PWttoxEpJjIWPEUk7PwGIkIMJoSMzenkupMB9TYiGhwlpCybb1bZELPKXGakaN7VYDdsghnqYD&#10;h3YnFPiL8x167OY17IAiWe3lHoo8N+IC7dUgiW7SiKWgCjMhPXqdAkSNjYipWxCXNSEib0RE1oCo&#10;rAZ+/im4m47D1XgCroajCHBLEG4pQaD6BHQnXkTTi0+j8rmv4vSXP4dTX/osTnzpszj+hc+h5Ktf&#10;xpmvfAGlX/k8qp7+Kmqf+SpEL74I3bEjMJUch7X8BOylJxBtrkRO3Igcrx6J6rNIV5xBvqYMHU01&#10;aK8sRUdjNXL8BgQbKuGsIoA6BWPJUdiqzkJPQHHqBMSnjkJy+giEdJ09BnHJCdSfPojaEy+g+dQL&#10;kJQegrb6OJy8U0ipqhCVlCPKL0dOXot2YxN6Hc0Y8gswFpRhxCtGn5GHbpsYEyENRt1SjLtlOJ+z&#10;4nzWiN1WEy7kLLics+B6W4GjoPHUXpe5oIrqs+FaH/EYBZMegQWNpUiEwMAib3iUC0WvelxopYcF&#10;yhGjt63YyGmxEBZgLaHAVpseCzElllM6LCS1mAzImMhgjiS0RHgnNZiJqzEZ12EkoUR/SIOeoBYr&#10;/Qn88u//7hf7+/tf/eh9WaxiFeufQAH4Z6RE+esffutjK4OJ2aVO12+WaPyUMWMyqsZSqwVrXXas&#10;5ewYCUoxEZZjMiTHTIQODHLg6rGepJm6FueyJub0ps6DokHOU3QIJdymNLhA8t5WUkmR4cuAS606&#10;NkOn8cf5LI1X9AxklpJqLMUKstJ2Gx9BaS2SkjokFXVISKuQVtcjIi2Dm3MEzrojMFQehvLsC5Cf&#10;eQ6KUwcgPvIc6p/9Mkq+8nkGFEc//2kc+vRncPizn8Wxz34GRz/7OZz8/Gdx9vOfRdkXP4ezn/8M&#10;jjz5JE5/6pMQPf1VmI8dhvPMCcQbG5BsrECw5BA8x19A6MxxJMpOIlF1EtFTBxEvO454YyVCdZUI&#10;1FbCevYEjKcPw1h5EqpTR6E4dQTSkwchPXEYwpOHwTt2EJwTh9B4/ADqjj+PhhMvoOX0QfBLDkNe&#10;cRTa8mPQVx6Bs/YEYvxyxGSVSGlq0GltRL+1BYN2LgasfKT0TeiycTHuE2PQwcdMTIWNVi12ckZc&#10;yJhxMWvClTYLrjGwsGKPOA4CjU4L9ihMMG9iKjUCi+u0ArWDOjwddvNaXMhqcCGnxYUOPXZa9VhN&#10;q5lCjnirtZwRi1EFVpM6LMfUmA1LsZChBwbqMrRYSKoxn1SzsdR8rqCOGktpMRRXoi+sQpdfjmvn&#10;5vY/fP/9cQD/x0fvw2IVq1j/xGp3bvDAfJvjr4honsnoMZ3UYiZrwlyHhRHQ4zEVhl0izERIEWPA&#10;So68GWpmOiPA2MmZGRm7kTGy/95MKrAZk2IzpmTz9gt5Cy620uhDxxRT9GRLJPf5PLnBLYz/2Mxp&#10;MRdToM8hRFrfiJi8Gnl1LVLis0jIy+ETnIWz5SSMVS/CWPYipCefRcuRZ1B/+CsoffaLOPuVL+DE&#10;Fz6HA099Ei986gk898kn8OwnHsfzTzyBF594Eoc+9RRKPv0Uyp58HGVPPomKJ5/AmY//GUo//hjK&#10;H/sEmj/7aSif/wqsJ47Be/o4HEcPwHLkEBxHD8F2+ADUzz4D7YHnYD9xCPYTR2A6dhDqEwfBefor&#10;aHnuq2h8/ouoeuZLqHv2S+A+9yXwnn8anMMvgHv0ABoOvYC6o8+h9tjzqDv+AupPHkTzmUPgnj0M&#10;/ukDkJQchr7iOMx1p2BvOAO/sAxxdSXaDPXotTZh2CVBm5nUYA0Ydgox5ZdjkkZCSSU203psxdQ4&#10;n9GwTuFqJ7noKafLwpRTe60m9rO/kFHjaqcZV8k4mS94K3ZzBBRqbCfk2E4qsJVVYSevx1pag2WS&#10;yWYIEDSFDXopLcb8PEwHhVhOazAfV2I+TkS8ipknyW0/Td9TVIPJlB7jSS0GokoMxY34T99/6zf7&#10;+/v1AP7FR++9YhWrWP/Eanko87+tdga/vpC3YSquwXxCjbmkHtMZPWaS5NhVYy6hxUrGgAUiO1vp&#10;AKE4CA026MDKGrCRUmMzqca5nAE7WZLXqlnEAxHhu1kjLqa1OJ/WshHIbrsOFzuNBaI1Z2IxIltp&#10;HYZcIrSZmpHSNCKrrEWbpgZZZQVi0rNwCU7BVHMUqjMvQHLiaXCPPoPyA1/C8ac/j+e/8Bk8/dQn&#10;8aUnH8dXP/4YvvrxP8PTj/0Zjj3xOCq/+CVwnn4OqoMH4D9zAsmTJ9F66iTazp5AW/lJZMvofccR&#10;P34UvgMvQPvVL0P5lS9A+aUvQPSFL4D7mafQ8MlPov5Tn0T9U09C8pUvQPf809A99xyUzz8LzdNP&#10;Q/XCs1C98FUoDjwD+QvPQvLs05A89yxExw6Bc+wAag8+h/qjz6P28HOoPvgMyg8+jerjL6D62POo&#10;PPwsqo48i4YTz0NUepgR5eaGE/BLSpHV16DH0ohuazP67SThbUSfRYAxnxyLcS1mI3IshSnuRck6&#10;OhIXXKa1uR1W7HUY2FjqCkmac3pcpu6ux8wUaRfzZqaGIp/MhbyOdRdkbmSAkdNiNanCUlKJ9by2&#10;EDqZ1rPYj+mErAAkSQ3LjJoNyzERlGKWRpRJDSZjSoxHaSRFy5M0GIpqsD7Wtv/Or3/59WLKbLGK&#10;9XtSFy50/ZvFvljPcocdCzkzVnJWtpN5PmPANJn/KK681cwOkemIlC1bIlnlXFzJZtq0TW8tLsdG&#10;QsUA4VxeVwCONiM2W3U4n9GyQ4sdau3UXWixmyE1jg5rNFqhgDqvHEMuGdr0HOS1Lchq6pBX1SIu&#10;rECIuovGE1CeeR6iE8+Cc/Q5VB54Gge/+BS+9NTj+ORjj+Ezjz2G5576BE59/vMo+8ozEBw9DFdp&#10;JTqkMoxpNFjR6bCq1WJZIcZ5nQaXjEZc1mlw3qDFOaMWu2YTduRGLMvEmGhsQP/p02g7cxKpY0eR&#10;OHoMiSNHkD58GJmy4+irr8BgYyNGmxswz2nCBKcZI/xGjPEbMMRvQZ9YhGhtNbzVJXDVlMJUehbK&#10;k4fAP/oCql58Bmef+zJOPPM5HHvm8zj2lc/jxNOfx9kXvoym489DXnoEptpj8PNKkZZXoVtXh3Z9&#10;LXpsLRgxC9Bl4GDMK8FMWIblmBJzATE2qJPL6hlxTZHhVzssuNpuwF4HOev1uJrX4wotvOohyawF&#10;l4j3aDdiO1cQKZzPUqwLkdoqrGUUWE8rsE4PAOTozhpY1D0BxWxCidmEHHNJBeZi1FmoMZtQYSFH&#10;nakakzEFpmI6jMcMGIzqMZIw4/VXrn/48OHDzqIRr1jF+j0p4jOWBuPiuazx4UqnHQsZE2YiapYF&#10;NBWWYy4qY94LmpvTkyXJKheTcnaIrKQ0LJ9qLanEuYyGAcZ2m55tYtvKk6GPYqz1Ba8FqWySCmwk&#10;ZUyFs00R6EkV5v0STLjJdyBFq6EJrZp6tGnqkZVXICY5C7/gLIw1R6AueQHS0y+i7sVncejLn8eX&#10;P/UJfP7xP8OLn/0sao8chbaqCiEBDwmlDD06PUZUaqyFA7gzOoIbmRxupltxO57FN7uH8M32HrzR&#10;2omvJxJ4Nd+K1zNpvBpP4huZNF4KevGSz4tXfWHccrqwZzHhqtGEy0o1dm0mXLKZcNXuwHWfBy/F&#10;grgaCmI36MWloBO7UReuZuPYTkYxolGjR6PAsE6JRHM9opxmWCvLITp1DJUvPoPS576Ck1/9Ao59&#10;9bM4+eyXUHXgqxCffhGW+pPw8c4gLCxFq7IO3Zo6dBvqMebgo8/eghE3D1MhMZYTciyEpVgKy7BD&#10;AEzOeuZ1IR8FSZhNuEomSQoOJAVUhx4Xc8RdPFJDMVBQYzOtYHLojaQKK2lSwVHsB21cJMCnMSPx&#10;U9RVyDATVjCj3lxCifmEAvNpDeZSekwSdxFVYtgrw0TMgN6oEWNtvv2f/ORvaIfF2Y/ec8UqVrH+&#10;Cdfe5uTRpXbXXy5QLDV1Fwk95tpNmKPkUBo5ZDSYztLhoGCHBW3oI0J0NaHBclyJ1aQC2xmS02qx&#10;mVJiO0VPrJQjZcCFHJHdNEsnrkOBjYyCqW/WyfiXUmExosBiSIUBO5/N7HvNDehQ16NNWYOEohRu&#10;7klY647AXn8EmoojUFeXQVxVhtqjL4J75BB05WXIGfXosJgw7nFhJZPCYiKCtZgft/r6cLWvB6+M&#10;jOCbs/P43vImfrC5je8tLeHt2WW81teHt6em8d2hYfxgbBrfGZvGt/p68e2ePrzdO4K3envxemcn&#10;XmtvxSuZKL41PIRvdXbhm215vDk2jLcmxvHm5CS+3t2Fr/W04/WpIdzoa8eNgXbc6MhjKeLFViaC&#10;5YAHsyEPRpwW5NVy2Gqroa48wwhw7smDEJMfpPIETPVnYW0sgZ9fBp+gDAl5DQOLbmMj+swcDLq4&#10;GPfwMREQYTmlxjL9/CN06Gtwrl2HCxTDwjK7LLhKBDhtOewkk54BF9spssXIvDHbOS02UuSvUWM1&#10;JWefizrE5YQCixkt23NBv9t5iiuPqjATV2AxocVCXI95+prEY2UoJ0qDUa8SwwElxuNqjAbVGIkZ&#10;0RM1YH2298G9e++9VNxhUaxi/Z7Vd7/79X9/bjjTuZqxP1ihLXwJLWZbyXylxEJWh5U2I+Zaic+Q&#10;YjKhxGRMxrqLtYwZqykjVuNqbFA0dVaHjYQcG1EZ24tBktkLJNFMq9krexLOqLHZSgeVGitxBVZi&#10;Msz6pJj0SjDmbkGfjZ6oG9GuqEZCUoKYtBQx/ln4OWfgFdcjpBEjppEhJBHByWlGTCXFsM+JyZAL&#10;ixE/1ltT2MzTPu9O3B4Zxl5XJ74xO4c35ufx7Y11vL28iO+uLuG7y0t4Y5iWKC3hrdkpfH96AT9c&#10;WsZbkyN4e3IM359bxHcmxvG9+Vm8NTaCtyYG8MOlRXxvfgHfm5vB95fm8J2FeXx3cRnfnBrH1we7&#10;8fr8BG4Md+JaTw63R/pwpS2Ni61xXOrMYC0RxGTQilG3Ht06KTq0EqTkHGTkLcgrOWg3CtFuFiCp&#10;qkdSWYOcpg45ZTU69PXoMVD8CQeDTj6mPBLMhORYjKqwltRiI6Fje9fP57W4RB6XjgL5TbldFCvP&#10;dpDQWKrNwPgLCg9ke0vIZJlVYTVD5LUcG0kNVpIKzKeUbOQ0H1FhPEiRJTImqSZSe4GMe/TAQDHm&#10;CR0DjAm/GiMeBUZDagwGtegLGTAQ1eNbb9z6+wcfPnB89F4rVrGK9XtQN9ZHm1ba7X9P6bTzMS2L&#10;exiOSjDNcqWMmMvqGQE+HpNjKiJmT6CbeTtWMzYsJ7Qs6mI9qcZaVIr1mJKNpajjoFEVqXC2SWab&#10;MeACRYukKDlXzrwcy1EpJt18jLk5GHG3YMDRgF5LI9pVVWhVVaJNW40OVT3aVI3IaVqQNwgx5NBg&#10;wKpF3qTEgM+G4bAb0+kAlqMhbOTiON+Rwfn2LC53ZnG9pxevjI3hjbkZvLmyjK+PDuHNyQm8PjmC&#10;N0YG8N2FeXxrehBvzc7jW3NTeJt1DmP49vAo3pwYw9tL83hrZARvz4wywPj+/Cy+PzOF783N4nuz&#10;c/j21DjemJ3Cq2NDeGViCNe687jWncGtiT7sDbTjYkcaF7uz2EqFsBR1Yy5sxZTXhCmfBVN+M2ZC&#10;tMtDh/mIHpMuFfooTNHMRS+BhL4eXfoG9JqbWF7WkFOISZcIcwEFlkMULaLCekLNAIPEBLScao+Z&#10;I8mg52Bx5iyOpVXHLvp9UCdIhsuNFC3EkmExIcFyRsU6joWYAuNBASYCAtZdTARlGPdJMEV8SULF&#10;RlALKTXzYVCnMRWhaBM9xgJqjAS16Ano0RnUYnE4jV/+8qdv7+/v/8lH77NiFatYvwd1dWv+Py5n&#10;rTeX87b9pVYzk9eOJhWYyChYl0HBhLNxLcaCIsxHpViKKLEUo8gQG1ZzJqySsiamxGpAjNUwEbE6&#10;nEuosUPjqZQSW3FV4UmY4keI90grWBbVQliGCTcHY84WjDgbMegk/0ELeg1N6NTXo0NPHUczevRc&#10;DFqEmPRrsRS2YSZgx5jfgamABzPRAJYyYaxnItjKZ7Hdlsb5XByX2uK43teF6zRSGurDS0P9uNOZ&#10;x9d6u/H6xAi+3t2Gbw704bXWNL41OIy3xifx1tAgvjnYjze6O/Dm+CDeWp7Hm6MD+NbEEL49MIA3&#10;e3vY2OpbEyP45sggXu/vwGtTg7gz1I0bXXlcy6Ww107rVnO41t+Gaz15XOxpxU4+gc1cBAtJH+bj&#10;fixGvFiOOrCRoRW4ZqzFjVgKqzDtk2DUycOQmX4GjegxNjGV1JCDh3GXEFNOMWY9UmxEtViLP5LD&#10;tmpxrk3DUmeJ+L6Yp+wuC8uFIjJ8m8aEWS22kypspojUVrDNiQsRGeZiYiymlGyt7nRYjim/GHNR&#10;EeMoZiNKzAZlmCHAeHSRnHYuocZsUovpiBJTIR2Gw1oMBtXoDunRl7LiO99+6cHDhw+TxSDBYhXr&#10;97ReGxr6V+udoY6FDusHc+1WjCd1GEwqMJ5VYDanxGRchomQFFMxBWaTckzHFZjyKbCes2I5b2JP&#10;q6shITYicuzQbgMitSNi1l3Q0+w2SW3pwCJVVbJwYC3HZZgNiDDl52HSx8ekl4dheyM6jbXoMjUw&#10;TqPDUIsRGxeTXimmAlJMOCWY82iwHHZgIerFcjKM1UQUq6kQNjIxrOfjWElHsRH2YSfiwflEEFcS&#10;YexlU7jR0Yo7HVl8o68TL3e14aXWNN7o68HX00m82pHBa115vDrQhVcHe/GN7jxeH+rGN2eG8fpY&#10;F94Y6cMb7Xm83tmGb3Tk8I3BLnxzsAevtGXxte5W3OrK4WIihMu5GK62RbHbEcflzjgud6dwvjON&#10;rXwca9QFJX1YzYWwlvJjLWbBRtKILfKwJHRYi8gxHxBh0ivEhJ2PcRsfgzYOhpw8DDt4mPRLMeOX&#10;Ys4jwWJYysQGGxk14y92idQmQ16eQELPlljt0jgwo8EW/Q7SGmyn1diMy7EUkWA2QsCvwFyEfgdS&#10;zMVofa+CeWxWyF8RU7M/n49IMR8jZZQCMxEF5hNKzCSUmKBNjREFRn0qtnp1KKxHu1+HmeFWvPvu&#10;P3xvf//DIx+9x4pVrGL9nhSppbaHWp+bTht+MZsz7k9ldBiO0kEgwmSS1C8yjPr5mAyLMBUVYSIs&#10;xZhXhtmQCosZPRZprWZIiK04qaXs2EgqsBoVYyupfESIq3Auo2VdxnpcheW4FMsxCeYCPEwEhGwM&#10;MuFpwYCtAX2ORowGhRhx8TBib8GMV4BFWtQTlmHGLcWMTYIFn4rJcVfCFmymgthMRbCZiGE9HsJK&#10;IoS1sB/rARc2gg7seJ0453PhUsyHSxEfbqVoVWsSL7en8Up7Gi91ZHArF8edXBxfa8/g5a48vtbd&#10;jq91t+EbQ+34Rk+m0HF05PFqRxavtKbwcmsSL3fksJeO4Ho6hL1EEDtRN86lAriYDWM3F8WF1gi2&#10;WiPYyEaxkg5iJeXHetaD9bQDK1Ez1mMabMa12EiS4VGD9agca+Smjygw55Jg2inEqIuLEU8Lxn0i&#10;plKaD8iw6JeyUd5qQoHNlJrxF+dZhLyBgcTFrA67rVrskps+ocS5rJLxFespFVZpO15MjvmEFBMB&#10;Hmapo/AqMEefOybBQlyClZgaiyElpmmPRUTKQhKnQjJMxhWYiUkxHVViPKzAeEiOIbcM3T4ZuiI6&#10;tIZ0ePnOxffv378fpziaj95jxSpWsX6Panl5+V/PtDleWshaP5xNGTDOzFhSjEfFmIrIMeqnvRMt&#10;GA/yMRFSYDKgxIRbxEhY4jRIv79GBHicQIEOPynWYjIGGuTDIOAgB/gqAwsZlnwiLPgEmCcDWICP&#10;EWc9hpwtGPfT6EmEKTcP814hltgITI6VjAYrCR0WAhIs+DlYDojY+Gs9ZsJm1IVzsQh20jFsx4PY&#10;igSwEfJiK+jGtt+Dc343LgXduBh0Yy8ewq22FG6m4riZjeFmWxLX03HczkZxOxXFzUwSN9oyeKkj&#10;hVe7svhGWwavtmfxWmsGr2STuJOM42YyihvJKK5EvLgUcWE35MJ22IG1sA3rURc2Ej7sEIilg1hL&#10;BrAa92It5sJKxIS1iBZrARV2iH+gsV1cy578qRPbTGqxFlJi2atkncSEl48J1oGJMe2XYt4vxUJA&#10;ipWwAqsRObbo72e0LOzxQoY8LgacS9HoT4VzKSV24nJspWVYT0mxnqCfvQILUSkWY1LMhEWY9gsx&#10;56OfpwwLMSnmidNIaDEXlLM9HfMhGRZC1F0U7oPpiAhjPinbczHkl2HQK0WfX422oAojXf79v/3b&#10;//Ln+/v7xe6iWMX6fa9wOPzP18ZyoumM5VczCS0mYgqMhMQYDogxHpJgIiTEZEiAERcX0wEFJjwy&#10;JvGciUiwFCMdvxKLMRlWWTihgm3924jJsR6TYTOhZLLa1bgE62k5ViIyLHgFmPcJMGPnYMLWgGFH&#10;PYZtjRilriIgxoyfj/mQAIsREZbDcgYWq6TgYoccF0t+MZYjcqxH1VjzK7Hi1mDFY8Km24ENP3UX&#10;HmwFfNj2e3HO58HloB+XQl7sxf3YiwexFw3gasyDi1EvrsT9uJwI4HLci8vJAC7FvbiR8OBOIoSX&#10;ExG8nAnh5VQUt9JRXMsnsJeJ4noyjKvRIHbDXpyPuHE+6sB21IONuBfrCQ920kFsJ9zYjNuxEbZg&#10;LajHSlCFtYgK60E5tuMqbMbk2ImqcC5OoKrFRlyFDdocGFSxp3zii+gJf9ItwHRAjNmQAvMhKfNg&#10;EAdEHdtWSs3c2gQUlP57LkX71ckDo2WAtEG/i7gUGwkCDgUWwnLMBmSY8IowGZRgLijBlE+ESZ+Q&#10;AcJcVIrpsIRlR00FJJimr0+dZUyKyYAIQ04RBvxy9Phk6PFI0OaQI+WR4erFxfsffvjhUlFKW6xi&#10;/YHUUnf88Zmc40dTpJJJKNDn56PXzUefh4uJoICZ+Ub8Qgx4uBj0CTHul2HSL8BsRIjphATTUVEh&#10;zZYIWdqlEVdiMyrFWkKMtZQKG5SBRDsVwmLMBYWY8fIxY2nCpKMJI44GTHh5mHBxMOXjYSlGxjQh&#10;lsIirPrFWAlKsewTYt7Dx7SHi2lnCxZ9QjYKWwwKMefgYMrMwYJViimNEHMGGVuAtOLUY8Nlxnm3&#10;A7seOy6FXNgLerDrd+CC24LzbgvOOe3YcNux5jBixa3FjseIS14zzvvo4z3YC9lwMxzA9XgY1zMx&#10;XEtEsRcL4Uo0iIvUZYQ9OBd24nzEic2IA6sBHVa9CmyGFFgPq7AW1jAgWAlIseQXYT0sxmZChe2U&#10;AueSauymdLiQ0LKug35GqzENu1YSCizQKMjLw6yPjznaKhiSYDUpZx4K6uS208pCJlRcgd2kjm09&#10;JAf3TpKc9EqsRpRYI1d+vMAdzfkJIOQszHDkERDNBIWYCgoxHRJiKkYPB2JMBQt/NhUtPCxMROUY&#10;D0jYdsDBgBydHjHa3RLE7WJkIsb9v/rxj97d32fb8/75R++rYhWrWL+H9dr20P9rOe8fmEuaHk4k&#10;NRiKiDEUkKDfw0ePi4ORgBgjPiFGAgJMRWQYI6e2n558idMQYSoixGxMjJWojD3VriUkrLsgops8&#10;FxvkvWBPtQLM0ajLx8OchwCiGfMeDhaCIsx6hZh2t2ApJGZP3KsUheHjsd3Yq34hVrxC1p3MegUM&#10;cKZdzZgilZW5ARPmRixY+BiU1aJPXolBSSWGRXUYENdiTNqIZa0AK3opVghMjGIsGkRYNPCxpJVg&#10;QSvGgkmGKS0HU6pmLKr4WFILsGoUY80qw7ZDg3MuA3ZcRmw5DdhyaLDj0WLVqcK6Q4E1enWrsRZQ&#10;Y4Vc2D4+Vr0SLIekWA4rsUavfhr/CLAcEGIrosS5uArnM2qcJ69KksZTSuyQRDmmwlaclFAqrJJ5&#10;MijGPHUYfvJhiLAQo2wnObZYDpSGgc4G6+gU2E6rWKYX/dxpbLUeVWAtRmNDGeOViG+i3xXxIhMe&#10;EaY8Aky6eZgNCjEbFmIsKMREUIhxHxdTFG8fJtCQYiIix4RfgpGAHP0BBTrdSqStMvisfMxM5B/e&#10;ffcdcnb/h4/eU8UqVrF+j2t9ONM8Fbf8dDqt2adFPsMeEcYjWnS6BOjzCDDuFWE6JmOa/fEgxW4L&#10;MOETYDYowXxYiIWoGEsR8SPAkDIyd5nGVlEJ4y7mg8RRNGE6zMcsAY+TZLWNmHI1MQCY9wmxEBCy&#10;w24tRuMUNdZDYqyFRFgNCrHkE2DOycGUg4dhZxMGTLUYMtZiwFCHAU01emTlyItLkeafQarlFDIt&#10;p5BoPIV4/Qmkqo+jt6kc3dwSdLaUoJN7Fm3C0+gSlaObV4pubhm6uBXIN5xCvuo4OurPoKelHIOc&#10;MgwIKzEircOAtAqDkiqMymoxqarHmKoeo7omTJt5WLALMOPksO5n2sFl4zbqDqa9QswRee+XYNbH&#10;w0pAgAsxDS4m1Sw1lqXHZjXYSSpxgTiIhBrnUo+kswk1tmjkF5GzMdFcSIz5qAzL1GGk5GzB0U6S&#10;CHQaP9H7FAWOKCJha2DXwnKskSghKccKdXfULXhEmAyIMRkUYTrAx6yXhzmfCHNh2gLIx6iXg0k/&#10;l3UZEzSODNJODjmmgwoM+Qks5Gh1SJGwSBBzCXFze+bD9+/du1OU0harWH9gdXlz/k+m0/qV2aRm&#10;fywkxbhfgZEwdRsqDBGn4RdhwN2CIXdTwegVIdWUANOkYqLxVJCPhagQc0E+Zv0CLAUl7PBaCPIx&#10;7+dhxsfDiLue+S+mfXxM0OXnY8IjwJyfCF0izOVsnEKgQ0TtelSCtZAYSwEB5nwcTNHXtrdgwFCL&#10;QUMd+sjgpyxFu7IErZKziLYcR6jhMDzVB2CrOghj2QswlL4AS/lh+GpOwll5DLbyo7BUHoG5mnZs&#10;HIGm7AAUp1+E6BRdByA7eQDK04ehKTkMe8Vh+GqPwVd/CuH6k4g1nUKSexYZQSlS3DIkJZVIy0uR&#10;k1WgVVmBLnUNhtR1GDLUY8LWjCkXHzMuLhb9Qiz7BdgISRhgXIgXyOmLrTrs0j4RioxPabAdp4gV&#10;DdYTBR5oM6LAio/GeNRpSDFHHUycAIBAmboI6h7kWIvLWBgkgQvxRKtxOVbJFU6AQ7LZsAyLARo/&#10;ER8hwUSAj+kgF7N0BUSYDYkwEaSVsQQYQkzSqCosZWAx6ldi2KdAv1eJNpcSGbsUPiMfbUE57uxO&#10;3f3g3t32YtBgsYr1B1gbozH3bELz3mREhYmABGNhBUaDUvS7uRgKCDHobkG/sxnDHgGG/DyMx0Vs&#10;AxuRsXMhAaYCAkz7uZgLE2ktx1xAyJ5i6cl7ysvDuI+HMTcPk14BpnxczNDh5BVj0inAvEeElYAY&#10;6+Q1iAiwFBJgNSzCWkBUGEcFyLPRjAlLIyZUNRjV1aNPV4N2VQny8lPISUsQ4h2Hr/EwfHWHYa46&#10;CEXJC5DTdfZ5SE8/D8GJ58E7+TxaTj+P+uNPo/HoM6g9/DTKDn8RpQe+goqDX0Hd0WfRcuwF8E+9&#10;AGHJAYhLX4S07EVoyw/AUHkUhuqjMNcfYRsA3c2n4eOfRkJ0Bm2KSrRrq9GrJjBrxLCpHmPWZsy5&#10;BFj2i7AdlWIrpsAO7bJIqNi+isuPVq3S21sJUn4psBZVM/5hNUKEtQLLAQkW6QrKmdx1OSrDGi04&#10;IrCISBlgrJKijPghDx+rIXLd08fKMReWsd/Ngl+Meb8Qs9GCCooUWPR7mgnymB+GuIzxAA+TJHP2&#10;UZy6AKNBEQa9Igz7iLtQosslQcLKR9gmQswux0jWjmu7U+/c+807uuLei2IV6w+wzi30fXY8oXtj&#10;PEoREXKMMZMWdRa83/EYvW4OJgNCppwZ9nIxF5JjPkz8hAjjXi6mvBymciLQmPFyMO7kYpbGWTQS&#10;CfAw7uZiws3FtEeAWb8I404eRm0czHtFWAmKsRoUYTnAZSMUMgWuBgRY9Qqx4hdjhsxt1hZMaOsx&#10;pq9Hr54AoxStstNIS84gLDgFf9NRBBqOIdB0FLaaI9BSeGHFQajLDkJ55hDUpYcgLXkR4rMvQnrm&#10;RYjOHgDnzPPgnnoe/NMvQFh6EIpy2lNxBOryg1BVHYam8hC01LFUHYW56hgcDafg4Z6Gn3cWYcFp&#10;pEQlaJdWoENRjV5VHYZMDRiyNmLM1sxI69WQCNvkn4gpsR1TYSeuYCOpi60UA6/DblqHczReSqmx&#10;FddhNUKqKuoeqEMTYTEofQQYIubFoLdpLwaBx2JIhvmQGHMRMaa99LVkjP+Zj0gwHREw7mPeXwCQ&#10;hbiMyXSn/SLMBPiY8/MZcE96+ZgkQA7xWYcx5hVgMCBCj0uEXo8cfX4Zutx8xJwiBBxSdETMmG13&#10;4cb2+K/vvfeOoggYxSrWH2D98Ic//DdLvZHgeEr5cDyu2p9IqDASFWOMZJV+KVvdOujjYzzAZ3Hb&#10;ww4CBD7G3WQya8a4t4UR2TMBLjuQqKuYshM4UNoqF2M+LsboyTYgZGOsSY+QRXhPuATMzbxMXIiP&#10;i2U/D+sBCbbCEqwTf+HlY9HLZ/6NGTcXk45mTJkaMWRoQLemEu3KM8hLSxATn0C05QQiDSeQEpxC&#10;qvEUPLXHYK05Akv1cdhqj8NeRd3HAdiqj8Becxj26sOw1RyDrfYYDJWHYKw9DFvdCbjrT8JTfxyO&#10;upNwNp6Eu+UkgpzTCLacQaDlDMK8EkREZ5GRlKNVWIEuUQW6FJXo19VhyNiAEVsj42mmvVx28G+E&#10;xcwRvx4pKJuI9D6XUmAjKi2Q3iSTjZHkVoVF1j3IsBgUsdEeObwXaTQXFGORKa4KvgyS4K6EVZgL&#10;iLAUEGLBL8JKTMUIdyLMZ8MSBgAkV16gHe1+6gCJS6KxE4FDwW1Pf05GypEgj3lARt0c9PgF6HQI&#10;0O2SosspRqdTjJRdgqRLieGUA/NtFtzcGXrnN7/5lbEIGMUq1h9ovX5965NTadOfD4eVD8aiCgyG&#10;+BgPitDvk6PHr8KAT4hhHxfDnmYWGjji5jCgGPfRoh8uhl0NzL095Wlm3QZxFWMeiujmYNTVjHEP&#10;D9M+HiY8jZjy8zHjlWPaI8O0S8zGJ0SOLwdFWA+Kse4XYY2esAMCLIb4WPLzsEBzdzcHM5ZGTBob&#10;MWxsQJeOxkFVSNHWOlEZcqLTjNNoF5xGTnwGaVEJ4oIzCDcfR6T5OKItRxAhvoN7EgneSUSbTyLE&#10;OQF/8wn4mk8hxC1BmHcKaV4pEtwy9vcz4lK0ikuRl1YiI65Am6wSHeoa9Ggb0ausQb+yGqOmJoxZ&#10;mjFiacKErQlzHh7jDpb9fGY4JC5mLSLCVlyKcwklNsMSrARE2KFRVYriPEhWS5yEginOloKF3RdL&#10;YWlBQMAAgzidAmBMe8SYC8gwz8ZOAix7xVgKUQwI8UoEygQSIkwzZRR1fzxMB0SY8AsYZ0EdxTiR&#10;3AwwxBgNCDFKv0MPB71+MbqcInQ4hciZxcjbJYgZeejyqbGQc2Mpb8WN7cF37t79tbMIGMUq1h9o&#10;0f/88z2+utGI4tfUUfT6hCwSJGqSwCJvQN7chH5nCwa8HAy6mzDmoXEGjZo4GKNYD+o2yFPhasGo&#10;owljNJby8DDhpCA9Ao2C32LK24wZPx2oEixSIB4Z+kIF0NgIy7EelGItIGSAsRIUsXk9Ha5LEQGW&#10;PTzMOklW24xxezMGjQ3oNtWiQ1eNLk01+nS16NfWoEdZij51FUYozE9XjQ5pCTrlpeiSlaJbUYFW&#10;WTnaJRXIC0qRFhKwnEVGVMJGTAQSWVE5WmU16FDWsKVGvdo69GlqMairx6C+DgPGZgybWzBq4mLU&#10;2IxZN4FZC6adzZjzcJmXZDkkZF0S+97p3xEVYSMqwhYR/GEZNujfS3wFuePTapYTtUlxHgniKVRY&#10;iquwQpwFmRiJ9GadBvEaFBFP3grqGGi0JMCcR4Q5N7/QXZAQwSfCrEeIcXchs4t+xtRNsA6DBAdB&#10;XsHBTybNgAQjXgGGia/y89DnkaLbRUAhQKtDjqRTjpRVgsGAGktZB1byFtw5N/7u3bvvuYuAUaxi&#10;/QHX1fmR/zgYVZ4fjsgedrkl6PHwYJHWQlhxHDlDIwacXPQ7WtBnb2JBecPk1XA0YdjUgmEbB6O2&#10;ZoyYG5n8dYhIchpd2amrKADKCIEJSWo9LVjwC9lsfiEoZGOTZVIHRcm/IMFyRISVsBjrIRn7bxrR&#10;0JM2OaYXSN0TFGDWw310KHIx6mhgY6BRGxcj9kYMW+swbGrEpK0Fk5YGDBvrMGWux4S5AePGJgzr&#10;WzBi4GJAW48BLQFCLXp1DehW16KfuAhDPUZsHAyamjBh4WLcysGoiYh3GosV/k1jphZMWVswZ+dj&#10;3sPFvI+DBS8PqyHypRApLWWGPQKGTXJzU1hjSMCI6d8qwTZiUqzHycNCclnala5khPcKrctNqtlq&#10;1uUQxZvT2E7MPucicUdBKaaDFOQowAwlCpPE2SvErKegSpv18DHj5DPOiOLkZ7wkNKCfm4iB9sQj&#10;CS3Fsox6RQwwRn0CDPl4GHBJ0WkVIm3iIe2UwmXkIGUXYSSqxVzWhKW8EXfOjb37/vt3XUXAKFax&#10;/sBrpCcubvOJ/7rLK9vvcgmQMNbB1HgMSXU1Om1N6DDWosNcg057M/psjRiw1mPA1IRucz36TbXM&#10;JzFMgYJEmLOtcTQf52CYlFZWigOpx7ijGTOUHUUy3JCIKat+e8iuRkRYipKjW4z1oIyZ3hYCPCwF&#10;SDklwWqYPoZGMcR7kNdBhEXqWGjk5eRh0tmEcbocTZi0NWHK1oR5dwvmSbFF/IKN3s/FtIOHGacE&#10;0w4xJmzEufAxZRNg0kJvc5ivggyCCy4+Fj18LDi5mHcSSS/AArnP7XwsuAVY8guw6ONiwc/Fko+L&#10;Vfo+wxLGX2zScqmQFFsEhBF6vwirv41TCcuwFpMygyMBxrmstuDWTiiwFKE8LSK1ieiWPuosKJSR&#10;AJaksnJMEUD4xVgIFOS3pJSacnKZCooI9xnW3bVg2ivANHVAZLiMyDHmp3EUnxn1aAXsqEuIMZ8I&#10;Qx4e+tzN6HdIkDUL4dNwETbw4Tdw0OaVYjxuwGzGiOVWA146P/He+3fv+ouAUaxi/YHXlSvL/9tQ&#10;xj7T5RZ/0G7lo9PBQVJDK1SrkTBUIWMsR5ulFh0UTW6pRb+tngEBbc/rNdWgz1yDQUsDcw2zGHPq&#10;LpzNGCIeg1Q5Xh4jr2fdPCwGBezJmXUaYTEW6fBlSikBk9rSOGeNFFQUPOgnJ7UAa34Rln1iLAcl&#10;zEVObvBV4jicTVhwcjDjJEBowJStATPugqN8ycfBIkVt2LnsY+iad9J4i495lxDzLhopcbHkFWDZ&#10;J8eyW4AFVwsWqRNytWDZw8Gqj4+lAJ/Fk6z5SdVFnUQB6FaIrwgLWUexFZNiOybHFgFBVILtsAzb&#10;ESnjLyigkcx0KwlytKsKoYJRBTbjikIwYYIiySkqRM66LvKpLJLznfZrB8kEKWbdxZxbzBzyjAin&#10;97MUWjGmSGTgacKkl7wr1A01PQIMGgVKQD6b4aAIYyR1dgsx6iHTHh/DARH6A0IMUfyHiYu4iQeH&#10;ogUeWQuSJiG6PRRxb8Ri1oLlnA63L0z85t6936SLPoxiFatY/8tUd/h0Z0D44y6fGHlLI1pNLUjr&#10;m5DU1yCpK0NOX4VOUw06DFXotVZjwFyNAVMdei11aNfXoNdYj1EPD+N0WAWEbB3rqIuHcQ/p/XkY&#10;c3Ew6eSwURMdiAsUMeJpwioRuEEBVqIirJDTO1Q4ZNdDEqzR5j96Qg+K2JiK3r9KOUsBPlZ8XNZh&#10;LLg4hVdHC5ZcHMYrzLqasOhuwQod9h4hVtxirPkKPg/WDdDhT6BDAEBcg0+EFR8BhwBLbi6W3Vys&#10;+ngMsAokNnETRFjLmVyWRk4M0CjenbKeElK2C2QrRrlaMmyRfyJCQFIIZWSGukghepzlPhFvEyt4&#10;LGjxFHUYqxGKHZdhidbmsp0WNJpSYimkwAKT00oLMfBBIrslzLVN0SkEFGOORoy7mjHpog6Jx9z0&#10;k+SvsPMx7OZjyM/HKJHftLyJxlBeDvo9PHS6+Ohy8JG38BEwcOFU1SOqbEKrUYwBnwLTMR1m0wYs&#10;tepxfWvw7t333u0H8K8+eu8Uq1jF+gOr9fWpf9+Z1s/nfXykzPXIGJuQNTcjq69HSlONnL4WHUYC&#10;jEp0mSvQa65G7yPA6DM2YZSWATlbMOziFdQ3jmYMWVuYaorIcKaeIpLc3YQpktoScPg4LEJjKSLE&#10;YkzISN6tiIKlvFLWEo2oKD6dxlbEZ9BoimJD2DgqwMMyHfwUTkieBOpEAnwsuJox52zG4qNDfzMk&#10;x5pPis2ABJu/4xfk2AorsRmhfCYl1oISbAWk2PSKsEkbBSle3C/BCoGKl4c1Px+bETHOx2QsMXY7&#10;o2MObTr014m3SMhZsiyLIqfAQbb3ohD9TqtR1xJqLEVp7ESubgIW+vcpsMwiVchfQWQ/7Rshd7cS&#10;SyklW3RE/ov5gJx5MSiQkDoyktXOU9wK5UCRIZI8FW4u88BM0IiKol1oLMg+RoQxAnEyWYbFDMyH&#10;PHwMkDLKyUGbnYe8U4hWtww+dTPCynrkaNRoF2PCp8RsVIuFjAnLeQNubA/ce++99+aLgFGsYhXr&#10;f7l+/fq/TPg0DVFz7Yd5jwApcwuS+npkdLVoNdUib65Du6keHeYGtJsINGrQR5yGpRYDxka2Na/f&#10;2oA+WwMG3I3otzdhyMHBkL0Zw/YGBhgjpLQixVRAwGIq5gN8pi5i2VQxETuEae0rRWpsUBJuVM5U&#10;RSvUaRBxTJHfj3Ko5qkz8ItZBAfxBIwvCEmxSge9T4w1v5CBxKWEnoX+FXZHKJlp7lyaDHQWXMo6&#10;cCFjwbm4FrsJLXajKpyPqHE+pmWH+hYBS1SKTUa+C7AdErFoj3NZA9ssSMGJ1HEwxVOqkNK7xboQ&#10;Ag8N1iIU1aFkQLFGYycivhOFoEBKl12KyjFD/gnqarwSbLO1rGq2G2Q5JsUi7bZgu0GkLJRwjox5&#10;xG2EiMgm6SyfiQEoGn3cRs56DiYJoN18Fg0y4Zei38HFmIuUUhKWXDvg4qHL1oIeBw9tdjESdhFC&#10;Rh4imjpkDM1otTSi10FKLDnmo2osJ41YymqxtzXwwd27724Vs6SKVaxiserI+b4S0NX8dcLWhISl&#10;HnFdJTKmAmjkjHXImeqQtzag3VyPLlM9+u0c9NhpzWod2rRVaNeUod1QgR5nLXptNRhkYNGCEUeh&#10;0xj3cDHp4zD/xRwls5Lah9RRETHWKE4jo8J5Wjua1GGHVr5maFc4jXckhWgMkqPGVFiLqrBObmkG&#10;KBK2B2IrRTsndNhJGLEe1bAdFLsJHS6mjGzx0MU2Iy7nrbiYs+Biqw2XW+3Ya/fgarsbV/J2XG2z&#10;s9fdpAm7cS0uxAshgSz/KaMtgAB9jxEZNsM0gqIOQ40dApikhu3epnwoBhgpin6n70eDFepgaHVt&#10;XMlAhcZPG2zRkRKrSdqCR2AgxnKAOis9NhKaQudBgEG8RoDc3xT7IWehhDMkqfULMOVuwYSDugoe&#10;c9BPOIjw5mDC31LI7iLTpU+EPhcfQ3YBhlx89Du56LQ2Ia1rQp5UUTYR3HoOLIoKxLWVaDM1oMvG&#10;wYCX4kOUmKPvP2nEcoYAo/+D9+++s7u/v/9vPnrfFKtYxfoDrOtrMx/r9Mm30i4+kpZGhNSVSBob&#10;kNRWIW2oRsZQgxx5HMz16DE2oMfShIyhFhldNbLKCrSqKtCuq0KvpR599hoMWGoxZGvCuKdg6Jsm&#10;9zYLLxRhKsjFZJCH+aikEMAXl2IzpcSFHO0L17JOYDujZdvmNmM061dim2K+aR1sQo+dlAG7OQPO&#10;5bTYzZtwud2CSzkzLmaM2M0TKJhxlYAhb8GVDieudjpwtcuFS+1OXG5342qnG1e6vbjRE8CN3iBu&#10;9gRxo9uPqx0uXO9w4VqbFXt5M660W3G5zYqL7eZCrEfi0Za7hJwR1tSNnCPugiSyKR22UgWw22T8&#10;hRRr1HmwbYRaBmrk/Can92Zay2LLaRHVMo3fyPmdpFGXEutpReH9bGQlxzwl4IYlLF9qltboulsY&#10;wU0KqQkXH5MuAgsuplwU/cHBuK+FSZr7bRz0OHnotfAx4Bagx8lFm7UZWTMfGbMIYSMHVnkdbLIS&#10;tNob0e3goMfBxaifkm41mE8asJIxYylnxN7OyIfvv/+bK0XAKFaxisXq+nLv/zoe06bbPDLEtY2I&#10;6+sR19YjpqpE2liNuKYCGYrnMNSi01iHvLYKWW0Vcvoa5NRVrMvo1JVjwFiLPgsBRh2GrY3MeUzK&#10;KRq9TJOpLCDFVETCdkzPR8RsLEUR6cQHnE+rsEs7rEl2mtayp3vaKXEho8f5LEWEa1kncKXNiqud&#10;LlzttONqlxvXe9y42udl4EDXpTYHrra5cbPHj2vdXlzv8uJaTwRXO9y40u7ClXYHLne4cLMnjDv9&#10;UdwcCOHmYBg3BsK43R/CzQE/bvT4sNfhwV47fR03rrY7cLHdxC4CqoutBlxqNbId2+dpTEWdRlyD&#10;cwkNLtAiqYQcm1kCOjXO53TYSasLm/dSlCVVAIuNjAbrOS3W2E7uQnrteoISfOUsP4oSaUlmS/wF&#10;y+0K8jHtbWE/S1pENebkYNzBxaST3i/EuKsFIx4Ohlwt6DI3os3cgA4LB/1OHrqcPLRaW5CyCJkx&#10;L6BrhFNUhbCyGllTHTrtLeizUTcownRQjpW0Hqs5MxZyZlw7N/bh++/fu1EEjGIVq1isXnvttX81&#10;E9M4ezyCh3mbAAlDE1LqAmAkdFXsNamrQc5Yi7yxFllVBdrU1cjratGhr0KboRwd+nIM6OvQbyYO&#10;g7wRzRh3N2OCnopJAktb+GgDXEDMiO55cnNTjEacojIUhbC+rBrn0kq2v3o3o8GFFIX3mXCpzYBL&#10;7Rbs9XhwlQCiN4BrA15cGwjiel8Ae799uz+Ea/0B3OwL4fZADHcGE7g1GMX1wSj2hkK4MRzFjYEQ&#10;9ro8BTDp9+Fmf5ABxstjCbwyksCtkRiuD4Rxoy9c+LhOL651enC9x4tr/T5c6XTicoe90NnkzbiU&#10;t+BSqxXn2EY8DS5mCET02Mko2TpVypOiEde5hAqbbOERpdUqsJpSMxUVbdhbS6oZz1GINFdiOU6m&#10;vULGFEWHkOyWdnUTfzPpIwVaC4Y9JCTgMt8FJQiT4GDI1YhBGkHZeeixNaHTxUGHpRl5ayMTMsRN&#10;AgS1LfCraxBVVSGhqmK/zx4SLRD/4aMVrgqsJLXYyJqxlDXj6vbI/Xv33nu5CBjFKlaxWAHL/2I+&#10;ZzSOBKUP2x0ChDRNSOhakDY3IkVjJy11HNRpVDEASemqkNfUoE1di25zA/ocTeg21qHf2oQhdzNz&#10;eY+Roc7VjBFbAxudzAVodwYlsFJMCA/LUTHzLGyndNhIqFhXQWOpCxkdLmYNuNxmweUuKy732HCl&#10;w4Yr7Xb2ZH+Fuor+AG4M+XFrJMLA4caQFy9PpXB7NI474zHcGY7j9lAEXx9L4KWxOK6PxHBjLImb&#10;w3HcGYjg1lCYAcv14QCuD/ixNxjC7bEEvjaVxu3JDG6OpXFrNIkbgxFc6w/iGo2uev24SaDR5SyA&#10;FnU5bVZcZqMrGoWZGO9BXcfFNhO2MhrWYey2FrgU4jbIg0EdFQEGjaJW4rQjnaJCNFhLqVmM+SK5&#10;3aMS5sNYoC1+QQXmQjLMkYExQrsuBJgMcTEcoFwvPiO8qbMgs+Soh2LpeRh0cjDo4qDTwUUrAYal&#10;EWkTB2FdC3zKWkTVNYWuUVeDTlMD+ll3IsSEW4yZqBLLaS02szqsJPXY2xy+f+/e3deKgFGsYhWL&#10;1fLy8r+YSxh0kwHFgwGXCElDM7yKWoQ0BBRVSOvqkNPWI0umPk0lEvoqxl/kVJXostShx9GMXjNx&#10;G7UYtDdg2NXErhF7A4bsjZj0CjHz2yVBETEWw0IsR8TYJBktW/kqw2ZOiwttZuyyjsKMKx12XOlz&#10;4dqABzf6fbja42LgcWMwiJfGIrgzGsHN0ShuDUVwZzyCbyzk8cpMDq+MJ/DSaAK3R2J4eTSBW8NR&#10;3ByJstfbI3HcofcRiAwGcWs4xP7+jeEIbg3E8MpkBi9PpfHSdAovTSTw8ngCL0/QxydxZyiKl/oj&#10;DDiu9fmx1+3CXpcVV7ttuNplxaV2Ey7l9dht0+Nipwnn80Zs59TYadVhJ6vGNkuuJaUWXXomsyVf&#10;BZn7NpIEHEq2TY+c8EuPpLe053uGEmhZNAgppAq7ueeitG6VgxEvOexbMMQ6BMrwKnQKvfZmdFtb&#10;kNVxkdSTTJqDmJELr6YBPlU1UppaZPTVaDc3oN/WzGTRIy4hpn0ytrd9JafBeqsOqyk9bm0MPbh3&#10;7+43Afw/PnrfFKtYxfoDLCD8z5cSWs10UPlg0CtBh7kFQV09nNJKRKi70Nciq6lFSl2LuLoaMXUl&#10;Mvoa5LU16LI3odfWiB5rEzrN9ei21GOQub1bMORoZK+UY0SH3jQt8okIMEugESfSmzbvybGZVmKb&#10;HbYGXOgw4VKXBXvdNlzrd+H6gA+3hkK4NuDCjeEwbk9EcGssijsTSbw0k8adqThenojha1MJvDKd&#10;wcvDEVwfCuL6aAQvjSdwZyKBmyNh3CZuYiDAOou9Pno7yD7vLQILApXeEO6MxfHSeAQvTUXx0mSc&#10;fc6vTabwymQaL1H3MhLHyyMx3BkI4Xq/B1d67Njrc+Jqlx1XO2y42mHB1W4LLnWasUt8R96A7bwW&#10;OzkdLuSN2E1rH6mvjGzt6mqY/CYFye06HdRxJRZpk15CjeWQnAHsNElpCSyoA3AV1uVSnPqEl4dh&#10;AggnF0MOHgbtJGXmYcDBZWOotLEBcVUDEtpGRC0CRHUcuCTVCClqkdHUocvcgF4r/Z44GHLzMOah&#10;kaEcS0ktVjJ6bGSMTCl1a2P4wb27v3mrCBjFKlaxWAH4Z6t5vWo2Jr4/5pegz8FHxtKIgLISHmUV&#10;/OpqBOSViGgaEFHVICQvYQqqVnMjOq3N6LDVo0Nfhw5LA7opsNDVgj5rE3N8jzn5LGeK9jJMhbhs&#10;pDIfl2ExSaF7JDlVY7tVjYt5Iy7mzezgvU4qpn4Prg+GcKM/hNvEMwwFcGckgttjMdwajeLOZBK3&#10;pzK4MxPH7fEQbvV5cKvfh1vEUQzRyIoAIYyXhsO4NRLF7eEgbvQFcH0wjOtdftzocrORFn2+22NE&#10;fofZ17pF46lR6mJCeIlAaCKBO+Nx3CYAGqZOJcD+/MagD9f6CoBxrYdAw4Yr3aTIsuFilwkX8zSi&#10;0mGHgLDViN02Cy7kjNjMqrGVUuA8CyCUYz1JXRbt9VZgiXZkJAvS24WQBDMUU+6jpVUUX078D+3p&#10;JsWZiAkIRu08DNu5GHGJmdKp29KMLjMPbVY+oroGxFSNiBuaETJyEFbWIiyvRFRWjayqhoH7kI3D&#10;upMJikinZFyKJYlpsZowYTVtxGJcj5urAw8/uPubHxQBo1jFKhYrAoz1nFk5H5fenw5L2PrOLjs9&#10;nVbDIa+CW1UDl7gcblkVfLIK+CSnEVWVIWmoRs7cgLyRYkJqkaMIEXsDeqnrMBdMfRQNPu4qrAWl&#10;cQrlTs3QHnDyM2R12MiocK5Ng8vtZlxut+FaNymf/IUDn8BhkLoDUjIR3xDA7eEo7ozE8NJkErcm&#10;4rgzncTt8QhuDhCBHcD1/iCu9gUY2X2rn4jwArF9mxHZQVwbDDMi+2aHBzdJFTUcwc0xeg3jen8Y&#10;twbjbJT18kgEL43E8Ap1FWMJ3BmN4fZQCLdpJEbgM0AKLDv2up3Y63XhCnEt/U5c7rThAnk/2sy4&#10;mLVit93ISPvdvBnn8wbsZNRMXkvKL/JwkCeDlFGUWksXRZ7TnnQKJJwNUUKtEFN+MVt9S5LkqQAF&#10;Dkow6ZJgmBZb0YpVF5eNl1pNjcibmpA0NiOorkdAXo+wkUjuesSVNciqq9GqrkGXjtbLcgoJw7R3&#10;5FFsy2JShcUkeUj0WI7rsRjR4ObKwMP37737V/v7+//2o/dNsYpVrD/AYh1G2qRaSCjuT4ZFbCtb&#10;v7cZrYZa+BXV8CrptQZOURk8kkpE1fWIkMpGX830/TldLdpIbkuOcGs94zXICzBEUeGWZow5mzFB&#10;+xwoTC+qwlyMnmRJHaTEekaOc+0aXKKRTp8Xe4N+3BiJsK7g2lAA14d8uNHjwV4vqaPcuDUQxB3i&#10;LQZCbDRFXMUNUkANURcSwbU+H/Z6vNjr9TPS+upgkI2grvUEsNcbwJUeL5PV7nW5sNfpwrUuPwOZ&#10;G4MBxlO8PEJjrTgDBpLZ3hmO4aVx+joRvDwcxMtDYdwZ8ON6nxt7PdRdEMC5cKXTgivdRM4TCW7C&#10;5bwZl/MO7LbrcLnDgAutpJ7S4QKNozJ6bFGnkVFhNU0jKCnW4iSlpeRbihZRsqVKc2ERW5JEC5Ro&#10;/zotRBongx5Ja31SZsobdPHQ62hGjoyWpjqmhorpW+CR1MAhroJPVYuQsgZxBQEGGS0b0GekHSPk&#10;BCePDB9zxIuERViKS7EcV2EpqsFSUo/FqB4vbUzsv//+vZ+/8847n/nofVOsYhXrD7Aounoj7zAu&#10;xjUPxyMSDIdowU4LOu0NyBgbEZZXwSOrhlNSwa6Qsg4+cTmiSjLv1SJvaEDeUM86jVbqOvSV6KEl&#10;TNYWBhjkG6BYENo7vRRSYZFc25TWmtFhI6vFdpseu90uXB6O49pkCjdn07g+HMGVAReu9DlwqdOG&#10;vS4HI8CvkUqq289GSHt9XtaB3BmJ4qXRKK4NhHCFFEwDXlwdCGBvKMIAaG8ghKu9QVxsd+N8qw0X&#10;uz243OPC+XYrrvSRXDaA630+3Oj1P+pmwrhF4yl6m8ZZEzHcGYvgZQIq+lgCGhpD9Tmw10OgUxhF&#10;Xeqy4zL5QzosuJK3PDL+aXExr2WE+KV2Ay62G5gqaiNN4YOFDoPtyIjTKlYZI8JpydQS+TEiSky6&#10;aQ8I7e1WYDokx5iP9o2QMkqAfgeHeS5Yd2FtRNrSgJihCX5lI9zCSjhE5QjKqxBSViEsr0BSU4k2&#10;bQ0GbE1siRLtz5in8VZIiPmo+JGsV4rlFBHfBub4/trlpf0PPvzgNz//+5/b/+Iv/uL/Qw8XH71/&#10;ilWsYv0B1dvXr/+vK1lrejas2Z+KyjDGdP189JGO39qInKoafkkFfIpqWISlsArL4BVXIiStREJV&#10;i7imFlFVDdKM16hj+VOdxGkY6tBvojTVwoKfWZcYi0EFFsO051qN7ZQRG2kD1tNGrGVt2B3K4fJE&#10;FntTaVweDONSl4N1Hhe77LhCEttuGy7TCKjLx+Sue71eRoQTcf2N0QRuDIVxpb8AAHt9QVwdoI/x&#10;4FKPExd73NjtoM/nwOVON8612bHb5cAVApQe8lm4CsqpgRDzapAT/Fq/HzeIIB8J4OZYAHfYeMyP&#10;a+02XO1xMK7icqeZqaSu9zlxha4OO/Y6rLhKnQYR+G0kES6AxaUOI8536HEuo8YW+TKIw8kqsJkk&#10;fwbt+VZgNizCNAkDYoV481Enn3USFFk+4Zdg1C/EoEeAASePdXRJVTnL+mq3NyOma4JHVQeroBou&#10;cRW80nIEpGUIKMuRVFehVV+Q0Q44SGFFLnx+6aq0eAAA//RJREFUIaMqLMFyXIylhBgrSRlWcmoG&#10;GEs5M9565So+uP/hw7/8qx//YHv7XOqNN956DsA//+g9VKxiFesPpPYWBp+cS+tuzSWUmI7IWKos&#10;zcYH3Hz02JvRYaxHRlPNnlQNgjLoeSWwC0rZU6xXUo2ArBJhVTViukLH0WqqQ5u1Ab3mJgzS6MMt&#10;wJiDhykPr7C/mgxscTKukWFNi7m4Du0+HUZycczlI5jP+rCQNmMrZ2dO6d0uJ3Y7ndjtcuF6rw9X&#10;eoK40hfApX4PrvZ5sNftxo1eGhF5cL0viL0eP650u3G504tLHS5c6rTjfIcdWzkaFZGvw4WLlCfV&#10;4WV/n8ZK16jToNEWdSM9PubwvtbtwvVuJ24SMPU6ca3TxYCFOgpScV3uLsh/6WOu9dkYqFEndLXT&#10;yWS25M+4lDficjtxGDSaMuJihx67WR12qMtIkctbibW4nHkvFiJyxu9MRYUYJ76C1t36BUz51O8k&#10;Fzcfg24aQVFn0YC8rq4gbzaQkq0BPkUN7LIaWHjlcIkrEZRXIiArRURZilZ9PSO6KeuLlFGDXhIh&#10;CFgC7gp1F+QyzyixllZhLaPFas6AzXYPfvy9b+GD+/f3f/J3P30wNjnxzvDY+M2f/vSnpz96DxWr&#10;WMX6Ayh6Wjw/lChbTmt/PZdWYjoqZXstyDsx5OShz9GCHmszG3uQO9gpr4JLUQkLtwwOcTUsggq4&#10;ZJUIKWsRUdUhpq5F5pFZrN9VOOiGCTDIixEWYS4qxlxMxsYeZFZbiCrR4xRBwauEuKkaToUQ7SYp&#10;xnxyzJGxLaNho6OdViPOd9pxud+PK30+XOn14WKvGxcJTPImXM0bmUrpcrsTF4k7yJlxIW/F+Rxd&#10;ZmynzFhJaLCTseBCmw3rKQMutJEJj1zfFP9hx8UOBy6Sm7zXh71uAhsbi/6glNtLbRbs0ddvs+Fa&#10;m41xFpdIEUXdRJcNl9tNuNppxfVuO651UaSIBVeYG5wyrvS4kNPifKsG51u1BV9GunBtJGlvBiXU&#10;yjEfkWM2pMRERIoxD0V/NGPcxceAk8O2HnZZm9Hj4qLT3sQWXSWVNYiRa1tZC4+sEm55ORzSSrjE&#10;ZfDIyhFRViKmrmCpw12mRgzQul13M1u3S+qo2ZAYqwkZlmMSrCRkWE+rsZ7WYj1rwFrOhJ3+MP7u&#10;x3+O/f19/Prd9/Z3LuzuGwzme+Pj09d+9KMfPfXRe6lYxSrW73n98I1bf7Q9EO5fSmmwkFBgNk6z&#10;chEm/QImhyXQ6Hc2o8tCaqhaJLS1CCprYeaWw8ivhIFfAau4An5ZNVz8cvgllQjL6am3Eb1uLroo&#10;NtvJxTBb+sPDVICPWZYnVUhinQ5KkLfxwa05hZqzB8CrOA6flEIMhZihda45LQvxW43IsZM3YLfb&#10;wbqFnXYHM/pdyluxkVSz7KkL7Ubs5AzYSuqxShEXxA2QpyClZTsmyN9AQLGa0mE1qcIyrUrtIO7B&#10;g3OtRuxkDdjK23Ghy40L7Q7s5EyF9+dMuNhqYUouigK5Si70bisDsrVkIdn2UqsJVzpIFmzGdSLU&#10;uyy41GHGhTYDzrVqcS6nYyqpLcqTYrHo6gKHEZNhJSnFfFiE2YAEk14ZRtwijNN+EUqctXFZzEe7&#10;vQlttia0WhqQNdQhpqLOrgpBRQ18xC9JK+CUlsMpo98FATiZLKuQNzWg29rExlDEWxBQjDo4mHaJ&#10;sBwo8CarMUrQVTHA2MoZsZ03Y7vTjlvrg/jVr/6OAca9+w/w9vd/CIvVjhaO4O7ExHTbT37yk6Jy&#10;qljF+kOpH+7v/5sf/8UPuBcGw3+5mFBjMaXCfFKFmagCU2EJW7xD2/SGPc1sPWuXqY4BRkhTBZuo&#10;AnpuGTQtpdBzS2Hmn2Xvc4grEFBUsz0LaR0R4U3osDRiwMktrG31CTBFybVRKebCcsyHleh0SyCu&#10;O4u6ksMQVp+ClVuOtL4ZUxE5FgksaHtdQoXFCJHlWqym9ZhLyLCR0GInqsEqkbQJZSHpNU4GODWW&#10;iBOIK5hUdCWtYZ6PpZgSy1EV5iMqTAXIFEcKJT0u5F3YajVju92GpZQOKwkDlmOFPKXtvB1rGRN2&#10;MgYW+XGhzYTzbSac6zQzIKFDdjujKXQgPcS1mHG1k8ZeRhatTh9LpsTtrBabNIZikSF6Noqi75mk&#10;tGs5LeajMra7m3ZvD9pbWFcx6OBi0MlDp7UBeUsD21mR0dUhoa5DVFmNgLQSPimBRTVsknJ4JKRi&#10;K0VAVIakug55Qy26rQ0YpKVWFNNCe70ptNDDw4yfXOVqtnqWDJSrKQpEVGKnlaS/Buz0uPDapSW8&#10;9947eLi/j/sPH+LvfvZzZFrbcfJU6b5YpPib3d3dmrfffru4J6NYxfo9r392640f/tGvfvOO5u9/&#10;8dNXL062frgcJymlCvMJFebjBS5jMijGiK+lsBjJ0YQ+BwdZUz3ijM+ohUtSAV1LKTTNJdDxzkLL&#10;OwObtAo+bRMskjK4JRVIqOvRpq9nT7lDLh4mPbQRjlzFQixEFWxu3+cVwiWqhqKhFPqmUvilNWg1&#10;cDDsk2Imo8NSijbbadghNxtQYiogwbRfxNaebkSVWEypMROi3di0AlaBhaiM+RimCZDiagYay+Qx&#10;oJEPGdSCckx5xJjxiApb8RI6LCQ0mA8qMO+np30CJj3W0gaW3Eogspk1YbvViK2cDus5A9ayOpzL&#10;6HCOgYKBZUpd7bHjUo+pEBfSSV2JEeep48nqsJlRYYdAI6fDRlqD9XThe1qKqrCcNmIqIMOkX4Zh&#10;l4BJZbttZMJrYour2gz1SNNlbGLrc+OqOngl5XALyuEQVsIiLIdTXAafpAw+URkignK0ahrRa+Fg&#10;0NmEUQ+XyZon3RSHLsBkQMJ+hnOUa5VSs1gSkvduZJXYzNBYyoDzfX58/2tX8f699/EQ+3jw8CHe&#10;vXcXy+ubOH26DBXlNQ+tFutfXb68V15UThWrWL+3hX+WTqe/eOvOK3O/evfuf3nvvffe/9r5uX1S&#10;Kq0mtGxF6GLsEWBEpJgI8TDoK6z27HaSaqoBGW0NEkrS99fCJiiHrvEsVC1noeGehrblLAyiKhgF&#10;JXBKyuGVViCqrEHG2IBuJyWs8jHhF2LcT65vWtgjxHBIgqyRAzu/Gg5eOWKKehbNPeARYpRWlCbV&#10;mI/KMekXYshNT920KIicz5TgKmfAMOGSYIzUWB4uI3NpOdGkV4phr4yBIK1AXQzJMO0m17QE82EZ&#10;5j0iLJNZLqnDclKPKb8cUwHqrpSYi6hY+N5sRIV5CgpM6LFCkR0ETkEJ5mkvd8aA83k9GzVdpPFY&#10;lxUXe0y4TF1Ghxm7ORPO54zYIukw6yx07ICmLmgxTp9XiZmwHONBBYacUnQa+egyctFNQGFsRKue&#10;PC5NiCuqEFFVI6quQ0RNjm1Sq5XAKqxgYGHlljJwJlNlRE7S2QZ0mZrRbWrGkKcFI35asMTHlFvA&#10;/u3k7KbE26WEHKuUaUV7xpNKbLVqsJ7VMkC8OBTBj7/3Ou5/+GEBMPYf4v7+Q7z+rbfA50lQcqYS&#10;9bVND91uz0vf+95/OvjRu6xYxSrW70EJharHQpHk1Jtvf+/+b+5+uP/Bg/v4/uu3sd3hwkZah/Vk&#10;ATBm6ICOFhQ7pP0nZU6HvaUwSzc3IqerR0zdCK+kAi5BJVRNZ6FuOgtV/Rmoms+yrsMuqoZDUgWP&#10;uAIxDSmnmgpmPp8Qg34ehlx0+Leg38dHm6UZEUUdwopatOrJsVyPHlszBuy0SU6E6ZAUY14eBjx8&#10;DNJ+ajstEhJjyi3GkIOPPjPN5smMxsGIj4shNx/9Fg7G/Qq2z3o2KsasX4gpFx9zHinrNObDcowF&#10;hJj2SzAZlDKpai/xNkExxgO0vEiJyYAU434x5kJqlhy7GFIyoFqOabCeMWEtrcdWm56NqHY7rNgi&#10;3uJRgu2FViPO5UzYyOkYYNCe7+W4kkVwTARkmCKw8EkZZ9FtEiCppF0j9Wg3NiChqUFMVY+Ioh5B&#10;aQVToYUU1QiqqtkYysAvh1FQAYuoAk4+kdwViKtr0aZrZD+LHlsLuk0t6LU3YMDVgHEvdXfETUlY&#10;h7fICG91YYthQo0t2umR02M9r8V6qxFXp3L4yV/8gAEFjaQINAgwfvJ3v0A4lMChgydRWVaHmuq6&#10;9wcHR9Z//vOf/8lH77ViFatY/4TrzJkz/7aioiba1jvw6x//5Kf44MEDfPhwHz/9m/+MvakcNmjU&#10;ktay2fpiTIHpqAyTYTEmAgIMewToc/ORt9Qzr0WbmUYkDQiqauAUVsLILYemqQSKhjNQNp5m3IaO&#10;U8YONYeoAj4pKXrq0G5oRq+Ng24XF30uHnrsXLYRrsPSgjZjE1KaBrTpa9FqoIC8FibLZaMVO5fN&#10;9BmJa2tCr1OAYbcIE145Bq0CBiAjbro46HM0o8tGX4cWA/Ew5BZiIizFiJ2DYUsLJu0CNpIa94kx&#10;5BGy/ddsBGShsRt9X1wMeQQYpgynoAITPhlG2RiHIsaVLNGVOpK1lBFLtC0vp8cGEdpZAxaJcE+Z&#10;GHnMRlGkOkpr2JKlhbAC0wEJW6HaT58/IMCQh8fky23mFuSN1Bk0IK+vQ0RRxbwvQRkBRAX89N/S&#10;KrhEZbDyywq8kbCMAbJbWIWQivaV0OivBb3mZvZ5ei0tGHQ2YsjdhAnibGgU56PwQgHWowr2gMCk&#10;zbQ5MKXFdo7CEvXYylnw0toofv33f1cADOowCDCwj7t338fswgqOHjuLsrNVKCut2K+prfv1xNSU&#10;hQygH73nilWsYv3TrH/+7FefF1ZU1Pzt0ur6/j+8+x4+3H/IZtO/+c27eGVnAlvtJhZrTetFKd+I&#10;SOKZED19SzDpl2LcJ2GHfBcl01obkTHXs1A7t7gGJkEFzIJyqJvPQNNQxjoORcMpqIkU55TDyCtn&#10;uxjC6lqkDI3IUu6RnYO8lYN2cxPyjzKpeqwctJkakdPXoc3QhE47F63GxoKk1MFBxkQjsQYkdbXo&#10;okVBDgILEQtMZN2Hm8uAgrwjbaZmBkS9dj76PRL0mprQa2jGgJWDYTvtjeAzsCLJarujBXlTI7rN&#10;lN4qYF0Mfb1xjwLjPjVGwhTPIWMH7kxYgZmAAjMhFaajCixlNYycn4nrMBfTsoOZIlAWaNxDctnf&#10;/iwDCtaxUPdD47ZeFw8d5ma0mpsQ1zYgq2lg/+44dRPSSgQkFQjIKd6jCh6SMwuomyiFlVcCG68E&#10;DmEpXJIq+MS1iJDr3lDLTHy9liamaiPOaJhiWXx8TNL3HpBizi9i3QU57FeytLtbhdWUlu3AIEL+&#10;XM6A3XYn3ry6jrvv/brQXewXAIPdLw8e4rU330J9Ex+nT5WhtqYRJ06e3ZdIlH99+/btZ4qgUaxi&#10;/R7UF7/4xU9/+UvP3JTKVA9eee11/ObDD9kBQGMGOgS+8/JF7HSSKoiemAuHB83sl6JyduDQWGbY&#10;JUKfncPWeXZbmpA2FBQ75PaOqOrhllbDLKxkgCFvOA1l01nI6s5A3XgW2pZS2AVVcEur2CFIfo2U&#10;noCjBQllA3OLt5o5aLNwkbM0o83WiFY2mqll2/6S9ORt5yKqr0dYXsOewFOkxDI0IKUlFRGNy5rZ&#10;SIl2j7dqadET/f165PT1DEA6rKTYakGnuQXdZi46nFxkaZ2prQXtTi7abVx0mbkY9Igw6BSgxy7A&#10;oF2KbocYg/4CnzIVIY5DgfGQDGN+Ecapa4goMBfXYiSkxGRUhdm4CjNhJeajaiwmlJiJKzAZkWHM&#10;p8CwT4FBAi+rAO1WLloNzUhqatloL6mpQ1LbgIiihqXKRiVVTAnlllbAJqxgBDcBhltcARe/BC5+&#10;Kft7NMojVVnO2MhCHwedXPR5OBj08Vksy1yYBAwEGBK2X30hIsFaTo3lLBHuSqyk1VihJU9E5OeN&#10;uNQXxF+89Q188MH7ePAQePBoJMW6jP19/OwX/wCnO4ivfuVFlJdWEwGOw4eOP/B4PK++/vrrz370&#10;3itWsYr1T6iefvrpP/7c574488Jzh36TSOXwo7/+a9x7+BAfPhoz0GHw0//8Hex0ebCeNWIrY2Lj&#10;irWUlqmIZsKklhJi1Cd+5Djmot9eWP/ZZqhDm64OSX0DvIpquKQ1sAqroGougaz+DKT1p6FqOANV&#10;w2noW8pgEVfBIiiFV04b/OpYkKFbWMEOwbCuAWFNLWK6OqSt9UjpyJRWg6imBgF1FcLaWkQ19YjK&#10;CuOakKKGdSxhZQ3CmjqkjPXIkQSVdnXQ35XXIqGsY5xIm6kJOX0tk/qSsZC6j1ZLC3JmLnKmFvZ2&#10;h5mDHiMPXTYu+twSdFqF6HVK0EldDMVx+EUYCsowTCOqkAIjYQl6vWKMUnpsRImhgAxDQTkmYgpM&#10;xhSYiakwGZIxEOnzEkciQ5dDjDYLB23aZqQNzcgYOYhpG1jIY1RdzcyP5KEgYjssqWYRLA5BGUwt&#10;1FmUwSE4CzsJCnilLM+LwCWp5yBr5KLD2oJB4i+ok3K0sC6JlFFTfglmI3IW+jgXpwBI6nikWEjK&#10;sZyRYzWtxEZOj+0cjdK0uDGdw9/99X/G/QcP8PBh4f747fXBw4f44IN9TE8v4LmnD+LYsZM4W1JK&#10;yqn9I4eP7kdCkYmf/exnf/zRe7BYxSrWP4F6/vnn/92nP/257Cef/PR7Z8+U769sbOHnv/41PmAj&#10;BgIM4CHA5tUXByJYz5qwmTFjO2vGRsqAtbiOKZRoI9sgHZxk/nJxmIu7x85BN41zKFJb34iktp6N&#10;RtzySjZjVzQ+AgxSUTWXQl53qkCOc8tg5JXBQxJcKaXgVkHPKy0QuMIy+KRVCLLDswYxBbnHqxHW&#10;VMEjLYdfVoWoqhYeEb1dyS43I37L4SVynQxrqhr2vYTltWyJECmNsto6toOcdpXT95rTNSJtbEZC&#10;04AskezGZuSNBIIctFs4aDVx0Kon8liAHIGJjdzrHLTZeehzSdBDXYhfhh6vFKNBOYYCEgx5peih&#10;LswjRr9PigH6c6cYnU4x2q3EU/CZSbHDwkPe0IIkLTdS1bF/J4FnTFuHECO1K+ARVcAjLIddUA4L&#10;tzCGsnLOwsE7A7+kHCEpgWk9kuoGZM08tFsE6LZyMWBqwaCVw5ziEz4hi2OZC4qwQua8tIapxUjK&#10;S+qoVeIwMjKsp9Q410puejN2Wq144+Ic3n3nl7j/4GGhu3jUYdD1/oOH+ODhPt789nfAbeLhxQOH&#10;cbakHBUVVThy+DjOnDjz68nJyewvfvGLf/fRe7FYxSrWP+L63Oc+96+/8IUv85966jM/+eSTn9kX&#10;SZV49Ztv4p177+PDfeD+Pgqv2Me9997B1Yk8NlotWM+bsZEzYTmpZVlPCzE1Rt0S9Dh46KGd0V4+&#10;BvyCR9EfXLTTzmhDPVoNjUir6xBWVsMhq4KOWw5542lI609B3ngGiobTUNSfhKT+DJTNJTBwS2Di&#10;lUHHITA5zUhzG7cCNh51HJVwskOzCgFxOSPXHaIyWLjlcAmr2EFq55fBJSyDi/wI9PTNLYVLWDhs&#10;SVHkl1YjKKlFUtOAhLoGGW0tI9Vj6gYkVdQVNSKhayyAhqEZWWML2qnzMLWwcRkd6h0mLmL6Qmov&#10;AUzG2IwetxQdThG6XRK0O4Tocokw4JOh3y5Gr0OIbhsP3Q4h2u0CtDuFrIshjoJI/4SRwLUFYUU9&#10;wooaBrAEGAFZBQJEbksrYeOXwNR0BnZuGSycUli4JXCJSmHnn0VAUs7GVXGmoKpjwEEg2GlqYuQ9&#10;xcoPWyi3i/wWwoIiKizGevJRThS5y2mPeLxgIlwmA2RKw+JTaHXsbocXf/7GTbz/wQd4QN0F8ReP&#10;iG8aYRJg0PWTn/wMdqsTzz5/EMdPn8Wp02dRUlKBAweOoqqq5ucTE1PCj96PxSpWsf4R16c+9akj&#10;n/rM5779mU9//uFnP/ul/Ugig7/627/DXVJH/TeAQdf779/F7ZVBrLUasJ43sjyhlaSGHTQU40GE&#10;b7eDDkIO+ijyw81l3UWPtQVdNg46LRw22klrGtg4hQ57G68KBl4FpE1nIGs4BWXdKShqT0JYdRzi&#10;muNQN56CqvEUpHWnoWwogar+LFR1Z2Gi0RW/CprmMzA3n4aZV/47cDFwy6DnlEFLZsHGM0xS6uKX&#10;wcYpgZVbBhOnHG5hOQKKSgTkNQiIq9jBTLLUuI46oDqEmHy3jj3dB6TVLFojoKxGUkkHL5HsHGSM&#10;Teg0UYYWFxkbDxkLBylDE3t/3tSCHHUkVuJbWpC389DmFCJv5rLxFYFFp5nPPk/WykHcUI+ooRFR&#10;XRN8qnp4lHWwCSrgllTDp6hlXZJLWAqvqBwOTjmsBJycMti5BIrUZRAQljO+IqigqPIqZDSNiGua&#10;2L+DFFY9lmZG1g95uBj3SDBGBsmwiEmHiYdaTsixnFIwv8UKpePGSdggxWpchi3K6yL+IqXDrbEc&#10;fvE3P8L9hw8eEd7/lcOgjvS3gPHue++hs6MXTz/7Il44dBgHDx3BiZNnUFpWiQMHDj0Ui8Wvvv32&#10;248VTX3FKtY/gXrsscf++FOfemr1c5/7/IMnPvEpHHzhCFbXt/Gr997D+/v7+OC3YPHw0Wjqw/fx&#10;jYuLWMubsEGO5lYz1ihzKS7HbFTG4kLGwzIMWJvQbahHt60FPU4CC5Kvkty1CVlNExKKBpY1RbyE&#10;VVABEx38LaWQ1Z+CuOo4pNXHIas9CSldNYVLUnsCqsZSyOrOQlp7CoZmco+XQdFQAm3DGWhbSqDh&#10;lEHZcBo6TgkDCwNlWbWUwcYthYNXCgeX3qZZfwmcgnK4JWVwiUiWWgO/tBYBGRkN6xFVNcAvr2Hk&#10;u09ei4C0lr36FbWIK+sLnQB1HQbiOVrQaiKOg4u0qQVZM4eNpdotxBfwWSdChkPqIFLGFtaBdFBn&#10;4RA+6mTqEdbXI2qsR0hbB6+8DjZRNeySWjglNXCKq+AQVcEuKmcJsxSJYmgogbWlBFZeKYzcUph4&#10;pbDxz/5u5OaXVyKkqEK7gYNWIxdZQwu6rQJ0m1vQSxyGlYMRhwDDDj6mQmK2A3wxIsFyQorFhBir&#10;SSlWyWVOW/7itLBJzJJzybW+mzHhWxfm8Zt3fvU7s95/y1/QfULjKAKMDz+8z+6nI0dP4cUDh3Do&#10;4DG8eOAIjhw9juPHTu4fOnTkfW8guHfnzp0nP3pvFqtYxfrHVf/PJz75ROJTTz31y6eeegoff+wJ&#10;NNdx8O3X38bde/fZ//QMJFhGUGHUcP/+h3jrlUtY63Jiu92Kc21WLCd1THI5G1NhhlzfpApycJkk&#10;dcjBw4iHi24nKYuI/G5Eq64Fcfb0XgOPtAJm8gwwuS1FiJyFvPYkAw1Z7QkGGsKqExBUHYektgAa&#10;wupj4JYdhbDiJBtjKetLmMpKWnMCkpoTkNWcZq5yprpqLoGeU7joUKXuwk6zfnrllUPfchZOcQW8&#10;kkp4BVWwcCtgF1cjqGyAR0hjnwp4xDQKaoBbRqBRhyCBiaqOHeYBVT1SxkY2voppCnwDKZFarVy0&#10;WXnImTgMJGLqJsRUpBgj4pmDvJmHhKEJcT1tvuPApyWwaIRPUQePtBZ2UQ2s/Cq4xdVw8irh4FXA&#10;JqqCrqWM8TwG9m8ohanlDIuRN/DK2OiN1FH0bwnQIiRdEwOxNrMAnTYheq1CdJhpTWsjpuxiTLiE&#10;rMuYj4ixGKOFSAoskXeEtvulZCxXi6XTJsQ4F5fjfEaDnVYNLnY68Zdv3sGHH3z4Oznt7wBjn+4T&#10;/A4wqAN56dVvoKqqDi++eBBnTpfh0KFDePqrz+MrX3oGhw4d2T967PiHsVis68c//vH/96M3aLGK&#10;Vax/HPUvH3vsMcFTT336p5/59Gf3H3/8SXzus19EMprB3/7tz/De+w/w/kPiLX47jtrHhySdfPAA&#10;//l7r+PiYAxbbXZs5sxYThuwnNZjOaPFfFKJGZ8IEy4+Jl1kmBOxYEJygLcbGpExtCBr4iGpa2TE&#10;bURTDw/tAJdUwiYqg15Ah2E5U06JKo5DVHUMoqrjEFQeBb/yGLvE1SfQUn4YvLLDEFUeh7DiGKSV&#10;JyCuOsH+W1lbAAzqOpQNBSChV3KVF0ZVJTByz8LMLYWRV+hwGN/Br4KBU8aAi5J17ZIq2IUVcNKf&#10;SygavBY+CV118Mjq4ZTWsbFRUN2AgKoRPiWR082Ia5qZSotUTWF1IwLkdJfWs3Rdr5i4mwbE9Y0I&#10;q+oRVDfCpayBS1INv4y8KtWwULIvgdWjy0wg1lQOY1MpdM0lUDWdgb6lBEYSAPBL4BCVwkm71IXl&#10;zAEfoi5IXYecrhk5fTMzOvZYeMhqibCncEFKuRVikpzpETnmo7TjgngKDRtLrcdl/3WHeFKKrZQS&#10;52hFLuVc5XW4Pd+BX/zNX7J7YX//tyOp/wocxHW9/wgwSG771ttvo7a+Hs899wJOHjuNk0dP48Dz&#10;B/DlLz+NI4dP4MDzB1FeXvHT4eFhfTHZtljF+kdYH/vY488/8cSTP3rq0599+KmnPoOPf/xxvPjC&#10;IaytbuEf3ruHX3/4APfoSfG3hPfD3wLHQ/zdf/kRrs91YqvDyfYhLGcMWCI/RlqJ5bQK82EJJohM&#10;JZe0X4JhHx8DLh4DjLiaokJqEdZQOGEDUvpmhDR1CKhrEVDUwi6pZk/1RGyLqo9BWEWdxFEIKo5C&#10;SIBBb1ceA7fiKHubV34E/PIjEJQX/lxUcQzKugJg6EimW3caipoTTHklqyUynRRYp6HnUtdRDl1z&#10;OXtlb3PKoSXyWFT1CDCIUK+EgySr4mq4pbXwimvhI6CQN8Apa4BLVgevgrwldXDT25I6NtoKKerh&#10;p/fTx4nr2OUQ1cHKr4ZHXg+fuh4u+jqCSubIdvAr4RXXwyashplH2U+VsAsJPMrZ6M3KqYCh4Qz0&#10;pCRrPAVN81kY+SXwycoRkFeyPRfkcaFRWtLYzMZfbcYW5AwNzFjYSx0PqbnsPCZ7HvPzWDotufPn&#10;iaNI6zAToqVVMmylVKzbmI+LsJakLCzaD0K8hhxbbWZ85/o2PrhbSKelSPPfAsU+U9IVfBjUYdD1&#10;8OFDfP/730dDQzOOHDqOYweP4/ihE+z1uWdexLNPv8Bejxw++rC8vOLHIyMj5R+9V4tVrGL9T6w/&#10;/uPHnnniiadufOqpzzx44vEn8YlPPIGP/eljKCupwGuvvYl33r+Pd+4/xL3/lsN45OIlYvPXv/wF&#10;Xru8gO1eD1ZzZpaTxBYdpVVYoujziAgTISEDCorQGPVSjpMA7SYOe+KlsUycxjEUmEdP4ZrC7J5A&#10;gxb7EJFrbCqBvP40RLUnwKs4Al7ZEdZJUFfBqzjKAKOx5CCaSg+ipewwOGWHC2BScZR1JGLqTiqO&#10;QVF3io24pFUnIak+CUX9aSgbC50HvTICvfEsI9MVzSXMOEj7O8x8MsERd1AJp7iajYeswmrYxcQp&#10;1MFB/IK4Di5JDdyyerjEtXBLauGQ1MAnb2CjK5e4Gg4xjZcKl1lQxT4vfQ4CRiLszYJq1uE4BZWw&#10;8CjKo5wBllFArvcKGDnlbLRGAKpvKoGWvX2adUqFUVqBswgoalhHQyOulIk6iwJgdLm4zBvSa+ei&#10;3yXFiE/GSO9+2qPh5mMyyMM829GtxlJcxviK9aiMbfYj7wUthdrKarBF6bRZDa6MRPGTH72F+w/v&#10;/w4wGGj8NxwG6zJ+CxjYxw9+8Oeoq2tGWVk1Ss9W4MjBozj44hE889XnceLEWTz33EG8+OJhPPPs&#10;Cw+amppe2tnZ+fJH79liFatY/xPqT/7kT/79xz/xidFPfuozDz7+iSfw+Mc/gY8/9gl87GOPQSSS&#10;4id/81Pc/fAh3r3/8P+H9CYe47eAcffub/DD167h4mAQK2ktS2altZ10seVKEREmI0KMhfnotzej&#10;38pl5GqfnYtOK/kLREhqOQjrGxDT0/yfpJ81iOgb4VMTT1ADFy1dailjHg1h3Snwy4+CV1oYQ3Ef&#10;XQ1nD6C5/DA45UfYxS0/wjoOeqVLUHEMYiLLif+oJgL9FGT1J6FqPMPkueqWM9CQ34MBxqMwxJYy&#10;xhMYuBUwCapg4lfCLqiGiUuekQoY+JUw8iphFhTGRQ5xDSzCagYmDgpRlNbCLW2ATVgDq6AKDmEN&#10;7EIyIRa6CVI8EQix9FhBOUx8ytCqZYBEoziWq8Urg4ZLwYylMHDKGaAR0LHvi1MCM3Uk4nL4KLCR&#10;eVQqEVPUIK6tR5RIdFUdcmqKTuGyKJM+J3li+Bj2SjHml2DIyWfJveToHvdxsBCTYC2qwHpchdW4&#10;EitRJZYicmy36rCTVGMnp8V2qwFbbUa8cWEa7/36l78bQf0OMD5yMc7rQQEwvvXm26gor8OJ42dx&#10;9MgJvPD08zhK3caRk0xe+8zTL+CFFw7j2ecO7D/9zHPvcziCq3t7e0USvFjF+p9b//HfPvbYY+HH&#10;Hvv4z//0T/4Mf/axj+OJJ57EJx5/nI2kXE4v/uEffoX37xcAo0B6F2S1DDAeEeCkvf/bH72FWwvt&#10;2MibsZpRYTWrwkpWiSUaScUVbL3qVFSEySA5vwk4KHuJjy5SD1lJtcNho5OEvglRGamTquFSViKk&#10;Iz6gBj5xNZPHapvOQF5/ihHexF1QF0FgwUZRpUcedRXHCqDxCEgKAEJdCHEexyGoOAJh5RFGltPY&#10;SlZ3EoqGk1A2kFz3NNTEb7BRz2nGDxCIEFmu5RJwlMPEpSf9igKIEJCRSom8D4IK2ATVhY2C5O8Q&#10;VrFuxEZAQwQ6EdbiWjZeshBxLaqGh1RPNIqiCA9xQfVk5FUxnoK2ExpazjLAUBN4PeooDJxSGJpK&#10;YKBkX14pkwCTHyNIxkU5bdOrQFpfh4yBvBvNyGhb0KYjRRoXPQ4+RlwiDLuEGHAJ2GhwxCfCmEeC&#10;8ZAQ0zERFhMitoJ1hbgM4i4yFIKow4WsHufSSmxTim6rFpeHQ/jxd1/DBx++/zvn/wOS0z4iu39H&#10;fjO+ax+UcEwKqtu3X8apk2U4fuwMzpwqxfFDx3HkwFGcOHYaL75wGAcPHMXRo8eZguqF5w/h2Wdf&#10;+I1Wq+148803/8NH7+BiFatY/4Pqj//Dx3hPfvzJn3/sTx/b/+P/40/x+Ccex6c+9Sl84vEn8Nhj&#10;n0AskcK7793F3Q/u470PH+KDR4oXOhQoHqTg5iU+4wF++fOf4I0rKzjf58ZGhqKuNVjJKVhQ3XJK&#10;w7KRZuNKzETEGAvQaIqiQgqvOTsFCjYxApbGVHkDHwkDl3UcEV0DQupa+CV0qJaxA5QOb2UjSWlP&#10;ssNfwHiLw6zroDEVAQaPeI1HHQaBRXPZETRTV0J/Xkn8xhHWbZDiij6PovYElHUnGUCwqHUaUZFx&#10;sO4Ui19ngMGhQEQyDJZBR65zbgU74E3EKxCQ8AsAYqKOg0c+iCq4BWQWpJFWGesk/NI6uITVLKWX&#10;PsZKfgkxcSQEMmeZb4Q6FkNzGYyk5mo5y/gUtmyqpSD/NfJLYeKcgoNfwvaG+MVEblezXSPk/E4Z&#10;iOSuYRLdHGVPGfnIqBuR0rcwj8iggwIUBRj0SjDsptRdDsZ8QsySMiqjwGJKgqWkDAtRIaYCHPY7&#10;o0Ta3ZwBF3IGbNJ+8XY9vrk7hfd+9fcsiJKBxCO+4neA8eh9xGUwaS0BxoMHuHTpCo4fPYNjR8+i&#10;5GwFTh4/hUMEEkdO4vnnDuLUyRKcPHkah48cw+EjxwlA9o8ePP5+NBw1vPnmm0USvFjF+h9c/+Kx&#10;xx57+k/+5E9f/bM//rOHf/anj+Hxj9M46kk8/okn8PHHHmc8Rms2j7v3PsDd+w9x935BUsuktKDr&#10;t4BRuO7+5l38+bfv4Np0phB3nTFgI6vHWk6PtaQWS1EFJkIyjIckGAsKWTLqoJu6DEqGpSVJHPTb&#10;+OxAy2ibEdM0IE5gwZRTdQiSckhaAQs7LAtJtjQ2ooNfUHkEnIpHI6hH5DfrLEoPsVcixTll1HEQ&#10;uBS6ClJbiauPQ1J1EtJqAotT0JB3o7mUjaR+m2NF4yrqMEiNRBwCgQId9sQtUBdgE1TCLqpkKiYL&#10;SV35Vex9RNSTJNfGTHT0ceTxqGYJvdSJUAovAwv6+0wJRf6QEgYi1JEYCSi4ZxhAEWDR90ReEjLk&#10;ESlu552BT1yJgIwkvpUIyaqRlNcipaxBq7EO7ZZ6ZHW1LGSxTdOMNm0TuqyU0itijvIuWxOGfUJM&#10;+uQYcZJCis/WvbINg3EZ5qJSjNOmPTcPq3EFk9BeyOmYKmozr8DlIS/+y3dfZUGDDz/iu/joVQAM&#10;6kof4oMPP8T09DwOHjiGY8fPoKSkHKdPnsXBF4/i8KFjOHTwKA4cOMw6DVJRHTt6EqdOnMWLzx7c&#10;P3L4yE/DwbAKwL/66A1drGIV679T/dEf/dFXHnvsiZt/+qd/dv9TTz61/9jHPg4CjSc//gQ++cSn&#10;8LnPfQFPfvIptLW24977H+Le/f3/P8D43VPkQ1rDCTaW+tnf/gVeuzCF3R4PzrfasE1BhBkNVmml&#10;alSKsZAUI0ExBjxcNhYZDQgx4uWwnRmDLj56nTyWOhs3NCNt5iBj5jPFT5BCA5W1cApKmbnu/2Tv&#10;K8DjPK+s05DjJI7ZYpoZwYjJYhppZjQoGDGzbZmZZZkh5JiZ2Q415TZN2qTtdtvt7rZN27RN0oZT&#10;SBoy2zr/c+77fbLjZHfbLfz7/+vJ8z0jDUuK7/nuPXBptJNCWm1Dexm7BUVuEyw4fqpz5IpKiiOp&#10;emeupqwiSZ6PVoJFWSE6Kii7LUJXRQm6yosxsZL+DSsm15RiUjWTcgkeVE4pF/i0egem0+sgxd+N&#10;Oa0KGOaQoG5TctuZ9HI0UUnF+wgojOhgcXdiQasHC7lDu1mBAzsTxpRMoxO9iSDB5zsk3oS3z2rm&#10;znPlTBf/SA3DA10SVT6b/ormUixtL8MyJvBOrMCq7nJsmODD+knl2DyzGlvn1eKRmVWytOpBgsVU&#10;7ldvENB4ZFYd9ixsxAEuRVrYgSMLGQPSLqY8bvU7sbIDB5c2Y/+CBlmM9YX1vXhyTQ+eWsvtetys&#10;14N/fmovzn6guovru4n/6NBHVRcuXMTWLTswPj0HpXYPrNZSFOQVIjszV3wZRUXFSE/PQGGhBbl5&#10;BSKztbLjKLIhP7fwamFh4cuHDx9uvekEv3m5efn7Xz43duxYU2BgyPGQ0LCrQcGhA0J0UxkVpsZQ&#10;4aEcS0UjPCwCq1asxoWzF0Q/fw0w1EiKPAYLBcGCX1+8egUffvgBfvXDZ/D07hWyPe6p9b14bH0P&#10;znC3w5oOHFnVhcPL22W96p4FbbKpjsQ3FTpb5tbhkVk0stVg7YwarKXBbUqDSG2XMjKk3SORFwvp&#10;cpa9Dk4x3vHsv7O8SEZHbR4LGhyqs9DJboIIx1at5Czc+Wgj8c3OQgCjEO1lRQIUBAieybOTIDfA&#10;0dfMRoIEFw+xSCt/xlz6MCitldhwt3wucg8MMmQnwaVEC1tJbtMv4ZC8qsUtbixu9cj95D/4enMp&#10;n212YmpjqQKQJjVuoiJsnqTLap1UXSmmUDJbZxeD4dwmNeLi/YtbmL7rxeoJjGWvxINTfXiIUe3c&#10;ATJD7QJhLDultA/1VuKhST48OM2HrTRRzm/Frnnt2LOoGcf623CKC5GYG7V6Io4ub5cx1KPruoXo&#10;phqKhr1HV3fgsXVdeHrPcvzupZ/KeEn+H/gvOgw55P8X4KOPPkZ//ypYLKUoL69DXV2zxJxbLCVI&#10;TEhFRkauOL/HZ2QhJ7cQRYVW5OUUKkI8Mw+pSWlXSgqLfrZx42YngNtv/B/85uXm5eblb3QZNmzY&#10;6JCQkN3BwaEXBSTCDQgKCoHRECkjKaqjIsNNiIqMRmiIAXPnzsdHZz/GeUpqr1wDDHWtzhovQSfB&#10;r+LChQt46+UX8b1TW/DUlpn4/MPT8MRDPCOdjMc29OL0hl4ZdXCLGwuW+AE4iuLK1QWN2L2wBQ9q&#10;+zKYwbScYX+9Sm7b112OBa0szNcOGuhm1DlFXsrxEV3gBAFKboUEp6TWUyS3CcntyUc7XeIkv125&#10;ysAnMepq9MTrydXMmrJjcg2zqGzSVbBTmNHInCqXjJ7mtlHJpIEGPRncXtfqxTzxTlTI6tm50gkQ&#10;ZFTI4YImNaYSwJDnUiXlFFCifHZ6Yylm1DOqxIV5jS7MbWA2lk3uZ4Dg3GbuseCIi0DF9bUeSefl&#10;xjyuWJVNgzOrsXE2TXnsJuqxjbs+Ztbikdn1eIgZVpN8Km59QSs2zajH5mkN0mlw2dXhZV04trwT&#10;p1d04ejyNpxYyejyXjzJDnENI0E6cZoS2wcm4WfPfx4XL5yX7pLqpz+rw7iqAOPdd99FR+cEZGbl&#10;w2pzyUjK5fLCZneisKAE4zNykJFBWW0u8vItchtHUpnjc1CQZ0FeVh6SY5OuVJXX/ft3vvOdZAC3&#10;3vj/+c3LzcvNy9/gEhIStig4OOSD8PAIGA1RMJmiVFcRFiEdhkEDi6jIGAQHhWPSpMl4909/wvnL&#10;V3BBAEMl1Mqhg8cgYFBnfwXvv/t7/OI7X8HXDqzAU5tm4LGHJ+OJB6fgyQ08U50mktsjfV3YPa8J&#10;u5e0YNuCRiG+uU5185x6bJpTjw0M3Zvsw7KJKuSPCbIrJ/nQL2opt8zuF3S4MK/FjRnVDkyttKGX&#10;SbY+KzrZaZQVy5iq0ZUnhHgbR1Jecht5AhpNJMrdeQIwDDLkCIrP7a4oEWPfJJ8dU2rsmFJrw7R6&#10;m6iVCBw825dRUotbDo6GOCainJbfS74T5bIa4c1OYDblso0uGU1RNqu6Azfmkr9o9QhIcMkRd33M&#10;YSx5oxOz60rV/UzYbfJgfjMjPpxYQCCRRF6qocrQN4k5V16smlqptv9N4wiqCptn1YgKbRtX2op0&#10;mREsVdg2o0HSg/ct6cLWOXXYOrMW++c34egyjqDacGRJG44vbRVZ7eMbOE6ciCfW9eDRld04uaJT&#10;Hvf0oQ3409uvKpUcye4/BzDkser6nXd+h+bmDmRmcvxkQ0F+EfLzC1FkKYHdRuVUCTIzssU0WmKx&#10;ITMzC0UFxTKWsuQXozAjD9YC60BqSsZARUX1N5566qnUG/8/v3m5ebl5+esuQ8aM9KsPCQl71WiM&#10;HAgJCROfBbsMfk3QCA2OgDEiEtHRZphMZoSFGlFX24C33uIO7+sktTpgEChuOBgVcvH8x3j71y/g&#10;+4/vxJe2zceTG6fh8Qd68QTNXg9MwRP3T9bWjnbg0LJ2HGAw4Tw1Irl/ajkenlmD9ZNrsH4KIzV8&#10;SgXU6cFK7n3oqUR/ezmWtLixqI3F2qmkpzU2SaBl0e+oLJHOoavCgo6yQuko2suonCJo5KOtrEA4&#10;DPIX7WXqcZ3Mm6JSins32G1oncZUGQdZZSQkibckvusYG86UW2ZQqT3ZBBOOlAgIsxrd0o3oCigC&#10;BiW0fC4JewGaRhcWNnsFaGay82hR4ym+hnptO+YyOFDCER0yimL8OjOk2GUwwn1xVxmWdjN9tgIb&#10;uZRqVjXW9ZbjwRk+bJlbK7Hlm6ZWYSNX2E4uxxbyGjNrVTzL0g7sW8rtgA3Yt7AJJ9lRLOvAyWUT&#10;cLS/A6fo4l4/BY+u7lbx5iu6cKK/HZ/fOBev/eT7uHTxnJYpRv5CjSY/BRKfAAzgylXGhgzgt799&#10;DU5XGTKzcmC3uWCxWGGzlSInJ084DHYUOTn5IqktLLAMEuCWwhJu50NhdiFyM/JUaGFm3sWZM+ec&#10;fPXVV296NG5ebl7+Rpc7g4PDKiLCIl42GkyXTaaogdDQMOXmDg4Vv4XBYEJwUBgiIgwwGk2IjDIj&#10;JMQAl9OLV17+LS5xWxo7is8AiU8cjAu5chkfvfcH/OJ7X8HT+1fji4/MxFMEig29ePKByaLhf3J1&#10;L06u7pVgwkP9ndi3kPP0Jjw01YfVvR5Zkcr928w/4iKjFVw92kXZaDlW9TB63KVWkLa6MUNIabqe&#10;tdgPHyM/igUIeFD9RGAg2d1WzqMIrQQNL8dVBI5Cuab7m4BBKa0OGpOqSzCxil2IclITLBT5rTbZ&#10;cd/EjCY9HVbxHiKDbVRhgLxdvpfnOUVay9sIcnNo+uM4TTPmEWT4HALNvEY75jfZMb+5FAuanFjY&#10;Qk5Djbi4YXAJQZSb9iZV4eGplaIyY3dx/9QKAQyCLr/fPL1aAIPcEEF53+I22bG+e0Ej9i5qwv7F&#10;zTjGDXorO3BsWRtOs5NYNwEn10/ACeZGLe/EU2sm4MzKLjzxwHT85JnHcPaj97UFSeSydMBQESD/&#10;4aF1IwSM73znn5CUnCoAUV1dK6Q2+Qu73YGMjCxRRbHbICDwMZmZubCXOFGUV4TcrFwU5SsQoeS2&#10;qKh4IDs774NJk3q3fOMb3xh94//4Ny83Lzcvf9nltrEjA/ICAkL+OdIYddUQYUJEBAHCIEBB0ODh&#10;7x8IjqmiomKQnJyKpMRUmCLNKC624ac/+amSQ+rjp//k0B3gly5cxNu//Tl+8Pm9opj68iNz8ATj&#10;zx9mt6FWuB5ZNkGA4lBfBw71deFQfxe2zK3B2klebJhSiQeZezSlCqs7Pbh/UhXWSYfhxeqJFWJM&#10;o3KKm+VmMHiv2ooZtQ70+qwijWWnQRJcIkDKioTH4LiJwMHRFLuMtrJC6SxELUUSvKxIdRgyltKA&#10;Q8CDslp10BcxvUEZ51jouR2QxLaooSj3JUDU0kvBLCrGqTMUkI8tlecw4HBKvR2T2bnQy1HnkK8l&#10;KZdgQi6DX9fbMb/RjgWtTixiN9XM8RvHWU4sbHWKQU/WzHZ4sXFKpYDGgwSOqZUipV0/pUr2jWyb&#10;34jNc7j1r0aWVx1Y0iG5UbsXNmLvwgYcXNaEYyu7VAT90gaJMj+1pgeHlrXi8JJWPMod3iu68Nia&#10;Cfju6Ufw/juviueG46VrS5I0QvtGkLjhILgQMA4dOorYuAQ4HC6UlNgkrba01KkUUfmFKLbYBUDy&#10;qI6ylqKwsBD5+RbkZhXAQk4jv4iJtgIq2dm5oqYym+PemzNn3uSbctubl5uXv+ISNCIoMWRc4LfD&#10;wwxXdK+F0Rg52F0EBYciWBtPGY1GxMTEIT4+EeaYeERGmpGWmoFnnvkWLl29ci0SRAeGzwAMndu4&#10;cvkqPvzTH/DSj76F544+iK9tmi97Mh5/eDoev38KTvR3YNecRuyYXY89C6iYasHB5Z3YuaRFiPCN&#10;3K89vUY21z3MrCnZEcEFRmVqNal0HOUShbFAtuY5MKtOucBZ9Lt9dhlLdZdZ0OkpQqe3GD0cTXmL&#10;BgFDxlACGLpiSu3cIGDQwCehhPRgVNmky5hQVSzjqWl1Nuk0WOzJacyos2M2eQjxRygzHsdX0+uV&#10;somPpRmPER4zqYhiV8JuRZPrzqgrFYCY02CXXRbslqiSWtCsVs4SFBc0OmS1LHOi2FktafdgWYcX&#10;6zrLsGVKFTZO5dipAo8QPKb5sGVeI/YsasXW+VwL24gdi5qwt68Fh7lXfGEz9i1qEFA4sqJdAgaZ&#10;Hnx8RbNs0ju5tguHljXj5PIekUMz5vwrO5fijV/8Cy5eODfovRl0dn8GOFzfWdwIGBsf2YqExFQB&#10;C5rzaNYjaBQWFcs4itEg+fnFyMkpRKndhaIiCzKz8pCfX4KiIs3Ml6ec4JTg8sjMzL6Sm1v0+sqV&#10;ayoA3Hbjv4Obl5uXm5f/4jLqllH3hQeHPxoeGHYxPCRC/BWRxijhLMhdGCO0kVS4AZGmaERGRsGg&#10;gYnJGCnjKXNsIp588ilclE1716ukbgSKa4BBHoOjqQsXL+CPb7+GHz99Gl/eughPPjgLn98yD088&#10;NFMI1AMLm3BkaZec9e6YW4ddC5uwb0mbmMk2zqiWjoLBhA9OVbuz6fae2+LEghaPxIQs61SEeF+b&#10;B0u03dy9tTS4MTrEJlyGLFHy2dDltaDLU4gOmvXK2U0USPfBo7OyUNa/dvkUgEh3UVmMrsoidPmK&#10;MYV+jOpiUU1NrinG1Gpes1NgrpNdxlCUw86iiko296miP6vOLmAwvZbjKjumN5UKSc/PSVUUx0vk&#10;QAgsjCGfT36DPowGhgd6sKCNEmKXAEVfe5law9rukr3d/LmXd3qxaZIP22bUSIfx0JQqWVBFQ+Tu&#10;BU3Yu6gZuxe1YjtVUYuohOrA4UVt2LeI8SxtKuOrv11izTmaOrWySziLk2t7cHJdD06t6cbptV14&#10;9KGp+OmzT+DsuY9krHRpQIUM8sRAN23+pxzG4GOu4sqVASxetEw4CafTLSMprmflWKqgoBgFBdoo&#10;KrcQJSWlKLKWqp3f+UXIysyRboNdLwGDfAf5D36dnZ03UFhouWqxFP9k48atBTeVUzcvNy9/weXe&#10;ewPGBAWFbA0Pi3gvIjRiwBBqELCgi5uAYTSYZCTFr8lfsOvQvyaYUD3FjiPCYMTevQfFlEcFlA4Y&#10;nwaKawcBQ8jvqwP4+OwHePXFf8PzJ7fgS5vm4smHuZVvCh7d0IuTJFJX9+DEml4c6W/H7oV1ONTX&#10;KaDx8KwarO2twIpOr3AZBA6qpLhmdGG7W/ZwL2QyK70NXE1a6xBCeEadSyS2E6vskgc1g+OhKrt0&#10;Gj1ejqCKBAwmVVgwiYuWKkrEsDfRR/5CAQfHUJM1HqO3yoqpTIKts0mHMK3GhumMFK8pwdR6Sm5V&#10;V6AOEvClmFZrxcxa2+BBFRQXG81tJg/BcRMBhYQ5AUMjtJvoryiVkdPcZpeMobhzfBFXxnZ5ZE1s&#10;f4cbyzq5y9uH/p5KrO9Vo6hN033YJHxFHbZMrcH22XXYO5+7uckLEXxrsHVODQ4vasfBBYyYb8Gx&#10;/m4c6lO5XoeWsaMgjzFBxAin6LdYOwGnlnXgzNpJ+P6Tu/D+719XYygW/f8KIG48dFL86lV88OFH&#10;aGvrhsPpha+qBuXllaitrZfxVF5eoUhpxchXYEFuTr50EZZiK2xWB1yuMhk/8XEZ2XlITctExvhs&#10;6UycNgfys/MH8jPzL1lyLN/YtGmT5WancfNy8/JnXEaPHj0sLCxidlhY+HshIWEDHEPRjEclFA15&#10;BIrg4GDpLHRw4GiKoEEOg48zx8aLWiogIBBL+5bjg48+woUrl9XGtM8AiUGwuM6jwa8vXrmID97/&#10;PV78/tN4et9KfHnLHHz+wan4/P2T8OSGKTixpgcnNkzE0VVtOMzgu74u7FzUiAfmVOLhOTVY3ePF&#10;OgLG1HpJXOWK0fmdjNrgLJ9n3B7ZZT2l0orpXFFa61KLkqpLZZTE7mBqlRUTfRZMJiiwqyi3YDKB&#10;gEooTYo7Ubvm/T3lFkzj/XV2TK0uwWSOoqpK0FvNFbAEIRum1rLLUJzGjHqOpEpl1SvHTb3sRKqt&#10;mF5rF8CYWmvHrHqqpSildQhgkKin32JuA+Wz6pjVYBMgXMCNfs08XFjeRpe7B0u0HRdLe8jj+LB6&#10;IrkKn0SAbJxeiS3Tq7F1aj12zmjAnrmN2C3qp1bsWdCOh2dUYe/CJhxb2ol9cxpwaF4Tjvbx992K&#10;o6s7cHRFlyxOOto3QcZQ3N3NTuPMysn41qEH8Pvf/hwXr1zClQEGBw5g4M+R0V53KP+Fes53v/d9&#10;xMYlISV1PCoqfDKWslrt8FXWytfsFqiYIlBkZmYjOycP5RU+GV1RUUVg4SrXjOx8FBZZpTNJH58F&#10;e4kdtoJiuIocyEnJupKenP7N9evX23bt2nWT07h5uXn5Ty5DuTUvLCziTYPBJFvzhLeIMAlocNzE&#10;LoKkt9wXYRRg0MlvggYBhMARExOLwKBgVPpq8eZbv7vmu/hPOgwdMGQ0BS5bGsC5ixfw+zdfwb98&#10;9Ri+umMxvvjQNEk6pWyTO7+Pre3A0bWtOLaas/Rm7FnUgB0LGsVX8MAMHzb0VmNNbwVWTnCjv8uD&#10;RV3l6OuqxNJ2L5Zx7wO34dHgRuJbYshdKhiw3iGFe5IY88hNFKKzgpJbK3p8xZhaVYKpGkfBTCrG&#10;nPcIONgEMEikEyQIFpMFVEpELTWFK1AbbJhcS3OfXbqOWbU2zKXPggDSUIpZXLrETqLWIQuOxL9R&#10;T7AolRHUTGZCCVehwILjKY6iZjfYML+hFItavRL5saKnEku6vYq7IHD0eLG824M1HNdN5tjOiwd7&#10;y7BpSiU2T/Zh+6xa7JxdjX0L6rFnYZOY97bPbcD+Jc04vLQNh5e248giei5axMlN9z2ThA8tacdB&#10;gsqyFtnd/Th3dW/vw0v/+hwuX/xYZUVJd3Gt+N8IDP/Roauj3v/gQ7R3TUCEIQa5eUWoqakTZRQJ&#10;7pISu3QPbnc5rCUkukl6FwgZzseQ5CaQkOi2ldjhLPWI65tBhePHZ0sGFd3gRflFcJBAz8m7lJdX&#10;8MKUKVPavve97w298R/JzcvNy83LLbd8LiwszBURYXqNXgsV9xEh7m191MSuIjQsQkCBAKGDhu76&#10;NhmjpAuJMJiE0wgJDUN+UQle/OVL2vxabdjTXd5i2PsUcFzzaUiXcfkKzp39EL994Yd47sQmfOmR&#10;2fj8/VPx2APTcGrNBJxa34WT67twal0Pjq1ow6G+ZhzoU2oeykHvn6jGL+umVmDthDLZzrdmSg36&#10;usqxrNWN5W1eLG51i19hBrOfSDJTqsrcJ8pZGQlOlRN5CVFNKfUTO4zpBAKS5HSIV1pkc50ormo4&#10;frJLh8ItfZM01RT5EXYV0xjVQW9GXSmm1pRIh0HimrwFv+Ye7TlUTdU65X24IW92TSnmkCRvKFXA&#10;0KRGUTTlcTxFQ+CCZo7ZnBIlsrSVMeVekc8KV9PhUWAx0YP7p1djA9Nnuzx4cJJXOoztc+qwc14t&#10;ds0lh1GHbXOrsH1ujexQP7S4DYeWdODQ0lYcWdKIo6s6cIzO7XXdOLO6R3auH1rejjNrWvHE+k58&#10;Zct8vPDtL0kS7dXBxUiQ4y8CDI27IGC8+MtfIyffgpw8C2x2N+w2B6ws/k63gIF0GyUOIb6ZYMvR&#10;1Pj0bBQVlQiYUClVWGhFUWExyjwVEovOuJD8nEKJRSf3weBCmyirigeKi6zkNd7t6OiavnHjxhE3&#10;/mO5ebl5+V99CQ0NLQkNjfh+aEjYFZLWBAbdY6GUUeEIDQ0VQGD3wNsJEjoJLo/TgCUuLhHRMbHy&#10;GimpGfin7/9Q/vFfDxhixvoMwGBn8Qn57ZUBXLx8Ge+/93v86p+fxdMH1uDxBwgYjAvpxpn7e3BG&#10;i584uZLLljpxoI95U1T0tGLL/HoJy9s4uxkPTqtHX4dbxYS0qNFNX0eZRHsvalVhflQeTa2jxLVU&#10;1FPTqHKq5GiJseVWJZ31FcuYalJlEab4eL/qINhRTK5iV2HD9OoSzKyxY0YVQYM7Mqzi9aB0Vkjv&#10;aium1dokvkNAopE8ilM6DSqmSIDPqHFgZh3XqdoEYLjDgiOsefVWLGTkR5ND+IqFYsqjGVHfmOdB&#10;X6sHfVy12ubCkq4KrOqpwGoGDDITamo51naUYX23F49MrRS12c55jdg6u0YUZlvn1ol0dveieukm&#10;qHqii3vvnFoZRZE7Osz8qDWdOLOakSDtsk73yQ0T8cWNM/DvXz2Jj/74O1y6RLBQ4YLXAEPb2X0j&#10;OHzWoQEG42q/+cy3ER2TgLz8YhkveVxekciyg/D5quFyeWTk5PVwsVKJdBf5BRYx8XE8VWyxwlHq&#10;Em9Gfl6hRKBbGBtSZJetfSUWK3kMFGYWCGmel1OEMkfZ1ey07HftBdaHd+/eHXHjv5mbl5uX/42X&#10;W0MDAtIiQiKeDQuLuMhxEoGCGVE89HETu4aoaLMABjsMNZpiJ0FFlFFlShkjkZiYhJTkVCQkJgmX&#10;YY5NwuOPf0EDDL3L+DRQfNZByaWMsjTV1Lu/ewP/+q3H8fmt80XC+eT9E3DmgR4BizNreqRwHVvR&#10;jgMr2rBnURv2LmnD1kUNeGRBEzbPZyR3gzibWVh5Fr+wxSFAsayrTNzgLK5Mj51WqwozeQWS0CS1&#10;xV9RZZcRVDe7icoiTKq0iEOcQDGxSnEX0yptmFpZghk1Vsyp47iJYYQEE6u8Bsly7tKmWmoGR2Ey&#10;gmKHQVmtWwCit44jKwUosyU0kF2JihmhtHYhSftmRWrz8y9oovPbIxJakvlciLS8w4slrR6RDTO4&#10;cHWXFyu7yrB2ok+c2+smerC2txxbZ1Vj55wGbJtTj4emlGHD5DJsnsHb6rBnbh0OLmvAgWUNOLKg&#10;UVJpz2yYjDPrpuLE6gmihGJm1KNruvDEum58/oHp+N6j2/GHN17CxcuX5O+tdxTX7+r+zw59jzcP&#10;nSDnbQ8+vAmx5iRYS+i/cKK6ohpOuwsVnkrU1TQJb0Fi2+H0yNcej1cIbkWIF8hBgpt8BgMJnQ4C&#10;jkWBi82B0iIrinMLYc8vRlFOEQoyC2DNK0ZxdhGykjM/yBqfe2bSpKnFmzZtGnLjP6Cbl5uX/y2X&#10;28aMGZMaFWb8hinEeF5SZrWugdfsEEJCwxEVpboKjpliYmLk+8DAYDWGMhE4jEJ2x8XFIzZWPS4u&#10;Lg4mUyTGjgnAihVrcO78BTHw6SqoG8Hhsw59hask2l5hOOF5vP3bX+A7Tx3EU5vn4vMbuFuhV3Km&#10;nlg3VZRTBI3Dy7k6tE32fz88pxobFzZgI6MtZtdJxMXabhbUMlFRLevkTggvFnUrwOAxXzKaXErS&#10;yoVLTKKttEqH0SOxH3ZM9dkwhWqoyiJMrLQIVzGtqkTI6uk1dkwXM6BVSG/pPKpt6C4rwqSKYsyk&#10;d0JTOIkvo9YumVbsKggYk+tozqNfw4aZ5CwaSoUAn91ciln8fHRtN9owr86GBY1qhEVgINHNrKiF&#10;TS4saXagv9WLfsaXd5RhVacHqyeVYV2vD/dPrsCD0yqwZY6KhpfY8skVeHhyufye+P2Oec2yoGrf&#10;4gaJkD/W145HV0yQPK/H7p+OxzdMlX3rJ1Z1i1mP+9e/feQhvPXrn+DiRfotroHFJ47PAIn/8NCA&#10;5uOzH6Osqgbp6Tmo8FZLR+Dz+tDe1i2ENUHBUmyTsZTXWy5AUUwuo6AEPl+NdBvkOhgVQr7DbncK&#10;UJC34C5wdhoeqwtOiw22AhuKMgqQEZ+GoiwVI5KZkTOQkpxxKS4u6Zd2p6dj06ZNwRzh3viP6ebl&#10;5uX/58vtgYGBJYaIyH8yGU0DhgjDgG7Ik2wochcRJukmdCKbwBAVFQWz2TzIW/B2Et864U1g4XVK&#10;SpoAx+jR/sjKyceP/u3H8o9f91ncCA6ffShj16B/4/JVfPzhn/Dyz/4F3zz6AB5bOwmPyv7viXhy&#10;7SQ8sW4yHl03CUdXd8lYimMWmtA2zW0UCanISGfVYtv0emyY6MO6iVQNlWFpu1vCCOe3OjGfRLL4&#10;GUiGOyTzaWYNSWcnplNySwUTx0Q1DkyrLkVvlV3JZzX+gsBBIOnVRlQcVQlxrvEYHFcNjqNqVHdC&#10;Fzg7EJLos+rtMg7rrSmR7mZGPaPYVSYUPRhUeM0XaTBBxoI59VYx6YlCqqEU86Xj8GBhswMr2r1Y&#10;1Umw8IpijLEpjP94hGm0c+qwa0Ejts+tw+aZjDSvk26D19tnN2L3/EbsndeMAzyWtIoa6mR/Dx5f&#10;w9TgiXh8PXevd+PUaspnu/H13cvx8r8/j4/Pn9Xks9cBxo1A8F8cepfBEwz+P/OrX72EpKTxyC+w&#10;SofhKHaiobIOjdWNyM/Jh72kVNRSZWUVcDjcAgjKb1EkXgunyyOjKye7j8Ji8WUQPOzWUiHBC/KK&#10;UFJUAkexHc6SUtgsNuE3CnKKhN9gnMj4tCyMT88aSE1Nv5yTk/+Ex+NxLliwYPiN/6huXm5e/n+8&#10;3BsWYphpNBp/ERkZfcVoNDFQcMBAYlvnLiKMMEfHIibaPMhlqI4icvB7AoWY+DRJLXOk2IEQMKKj&#10;o6UTMZpiEBZhwsObt+AsuwyS338BYOib+VScxFVcunIJH3zwR/zin5/GF7ctlqU9PLt9nEVsDQ1j&#10;PTixvgfHVnbj8JIO7FnYip1zW7F1ZgMemFSJB4XgbcWmWfV4YCojQ6pkeRAd4H3kMppcmK8RyDxr&#10;50HVEcc6CxnuR7lsjRXTNMmtmPt4VNOkZ8V03k51FdVRmspqEnkOLQadnQZ5Djl87EpUFDpfk10E&#10;gWE6vxZugwS6VZzaKhOKn4ejKIYIOgQ05reUYkGrWgxF8p6gx0iQhS2lWNlRhtVdFVg3oQprJ1Vi&#10;9QQPHpxRhS1zG7CDY6i5tdg8s1JGUFtn1WPnrAbsmlkvScAHF7XhwPwmHOIoim7uRS2yPe/0sg6c&#10;XteFx0Q624nTK9vw1Z1L8asffBMfffAnXLqsR39clfjy/w5g6Iek2V65gmMnTyEuNgk2jqMsTjRX&#10;NaGhogYlmflw212w5BSj1O6Aw+lGqcMjPg3yFfy61OGGlQqpomLhOZhvVl5WpcIIc7hgqRD5OUVq&#10;yVKhDVaLXboTl6tckm9LCm0oLrQIcJQU2wby8wsHcnLyrmRl5b2dkZF5urW1035zTHXz8v/lZeQt&#10;I4ePHTs2N9oUfdIUEfl2WFjEVe7hDhcllFHc3DwM4cpfQVCQTkO4CuXBkNs0pRQBg7ebzXFyOzft&#10;cSTF14qhtDY6BqbIWIk67+yeKFHnLP5KOnsjOHzWoUVIaKMJHhevXsWFqxfx+9+/iR98/VF8cftS&#10;PMYo7fsn4sz6Hhxf3SUBeE/cPxWPrpmC/Us6sHN2G/bM78aWGQ14eFo1Nk6tx/2Ta/HAtBqsnVCB&#10;DRMZVFiOFRPLsHpiuXgXyBHMa3FiPl3U5ApohqOBjvsn6IWoLkGvcBlq2x5zqMSfoSmgCACTqorR&#10;Xa5lTNHgV8muwS5cBzOsZtc6MKOG6qhSGSMt4mipkfJZAodNuh0mzy4mWDRwjGXF4lbFSSxucWJe&#10;gxVL2pyqQ2pxym5uBg0SMJZ3uXE/93NPqsR6CWMsx/0Ty8UFv4ldBRdOzdGizGdTIdWAA4vbsG9u&#10;E/bMb8KRxa04tLgJBxY24IDIaDtwvL8dJ5a04fTaCXhsDbuMifj8Q7Pw029/Hh998C4uXb6kdlwQ&#10;JAgWuofiM8Dgs47r+Qs5BgZw9uw5dPVMRExMAgu2jJia6ltEAut1lqG6olY6iUpfNWx2h4CDGkFZ&#10;xeVNQpxgQe5CN+7ZrQ44S92iiCLfUVhYLFJdKqUYK1Jsc8BW6pIgw/y8IolQp/KKESTkQqi8ysku&#10;oOP8UlZW/ksZGdlHPZ5yb11dXXh/f/+dN/67u3m5efl/7XLbPfeMjAsYG7A8PCjsFWOY4ZIx1CCm&#10;PFO4EcYwqpyMiI5U3QGLv+IsogfNefruC3YS7DQIFuwiGAFC7oK3xcclIiUpVR6bnJgk3YkhIkqS&#10;bPMKivDzF1+Uok/Q+GxJ7Y3HtQ5DH2/Idj4WkgsX8Pabv8E/ffkYnnx4Fk6vZPBdF06u7cbp9ZPw&#10;2ANTceqBaTi2ZiK2zWzEw72V2DarGrvnN2Pz9FqsneDFcsaet7uwZmI5Vk8ux6pJHqya5MayLmYt&#10;lQuBPKuZ+U3F4nmgWonjoXnNNMjZRebaw50YAhjqoEx2ak0xZtRaMI2dg0+R5N1lBZhYYZEo9Znk&#10;LDhqqqIpz445zHoS050T8+pdmFfP9yAv4ZT3WyS7LEjQM22Wkeh29Le4sKrVgxVdbqzs9CrA6HKh&#10;v8uNxR0urO50YeNUH+6fUo6HCRIza7BpejUenu7DA7OrsWVxEx6ZW4ctszmaIlfBlapN2De3EfsZ&#10;BbKkHidWtMnCqiOr23GQX/d34sy6iTi+mru7J+Lxh2bgX756BO+987p0Ap/kLf77Iyke+mu99trr&#10;yMkpQEJCMtxujxjxcuir4IjJVSbkNb+uKK9CfV0zvJ4KDSDssNm4VKlYgIOucEuRTfKkOJ7SyXCP&#10;uxxul1dkuORAKL8lGFBdxbFVsUXt3CAI8TFWu1MWMzHoMDs7H+lpWYwduZSenvFuXmHhM0X5RV29&#10;Pb3jn3322Xtv/Ed483Lz8j/5QlLuzpEj/eJGj/ab5+cX/J3goNBLYcFhMIUZERwQDO7i5oa8GEMU&#10;YozRiDZGKYMezXpURUUpglvnJ3idljZ+0JjH8RR5CrM5VsCEABEdFYPEhGSkJaXBHG1GrDlRdS2m&#10;KDz2+adETsvZ9GdJav+zQ8VhX/NuXBy4io/OnsPrv/4Znn90Nx6/fwaOrmzD8VWdOLNmkkhtT2yY&#10;hOOrJ+Dg0nZsn12L7XPrsY9nzstasXlOLdZPrcKaCeVY0e3B0gkeAY21UyqwgoDRQqNfpRDgHBPN&#10;b+QebLfEeMxvdghHMJsBgtWMRi/F9KpiGSVNZ7RHnRWzG0h6MwqkGL1VjBMhsKhMKekyqksxs6oU&#10;C+pcmFtH7oRObreopTgSm8OoD3YbTJ1tcQhQLOnwCkdBsryPTu52jyiflnd40N/mxvIetwAeTYob&#10;JngVbzOlHJum+rBlZg02z66TkRSXJHHnxeZZ1dg+txZ7FjRg76JG7Jtfj/1z63B0aTNOrmjDqZXt&#10;OLaqHYdXtEoaLfOizqybgOMr23Fm7UT805N78Ic3XsGlSxeuqaB0RdRngMBfcuhhg1/5ytcQHhEp&#10;nERVVbXIYjl6Il9BDwYLucdbLnEgBISamnp0d0+QTXz8nrEgspXPWSZgQpMeuw2Op9hdWNltOLyD&#10;pj92EQUEjZw8AR0S5zQCcqsfOxmGFxaX2OT5+v5wPpYKrCJLyUB2Zs6V7Mz8X1ryizdVeKt806Yt&#10;Gnv69OmbMSM3L/+jL3eOGDHGM3as/+cDAwNf9gsIOB8QGHw1NCRcXNsRoQYBC35NkIgxRWvjKJPc&#10;FhMZI4ARHkH1k/JesKMgUHD8xNEUOw/9do6i9BEV5bXJ8clIS0lHTJQZUZGKEPcLCMKKNetx8dJl&#10;XJaz0U+Dwp91aMBBySZXv37w4Qd45Zf/jm8cehiPrpsoBCzlnqfWduPkhol4bH0vTq2eiCOrerB/&#10;eQf2L23F4aWt2L2gVlaSbuKCoKlVAh6rJlVg9eRKrO31SQFe3OTBkjb6NUiC2ySniUV8Vr1VDHPi&#10;suYSpEYVKc4OhP4L8g4cJXHsxO9n1Voxu07xEdxvQR5jZrUds2pKsVAAg6S28l/Qi7FI1rKSfLdj&#10;XkOpcBcEkAUdHsxr9QqgLGlWI6j+Tiq+2BG5JfqE1ys73Vgz0Y113U5s7PFg02SS/dXYNJthjJV4&#10;eHYNts+rF/5i2/xK7FlUh30LKaOtxsllrXhsdRdOre2RPdxcrSo+i1VdOLmiFSdXtuL0+l585/RW&#10;vPPKL2XVqkSWD/ot/oaAAWDT5i2Iio6Hy10Oj6cMpXandAwECXYb1TV1aG5sETBgtDnJb+ZLsXMg&#10;MNDM53R6xdynSHGXKKkINiLFdZaJJ4PP5TUPchzsQkieMw03KytPDH+8r1TiRYqlu/F4ypVCy2JF&#10;cYldpd8yMXd8LtJTM69kp+e9m5Od/2O3s/zhVatWhd1UVt28/E+6DBt6+9D0UcNGzRw92u87AQFB&#10;b4WEhF4MCwu/GmFUxjpyE1Em5cRmJ8CDSbMCFhIuaJSD6ih9/KRAQimfCBD8XgcHnbtgt6FI70hE&#10;UlEVbkJcVCzSk9IQbSLPEYOAgBDUNbTgj+++J9vT/ruAoS/cEQL88gAuXLqMjz5+Hy/+8Dl8aVc/&#10;Hl3Xg5NrO3B6fTfOPDARZwga9/fi1NqJOLy6B4dWdkhoHvc5UGK7g+tdZ3HDXDU2TKnB2sk+rJ9Y&#10;gVWd5bJHgrLVRcxrqrNiUYMDi7mTW+I42AGoMdWcZnINVvFL0K1N4nt6NbkKG6b7LAIY5CV4EDiY&#10;AcWx00yN3J7PHRaU2dbbBZwWNtiEz5hbQ8BwyP7xRS10cFMpVYpFDfRhlIp7u5+rVnm/tqd8SasD&#10;67pcWN/jwoaJLgkX3Dy9SgDjwWk+rO3x4IGZPs1/4cP+vloc7G/Gwb4mHOlvwWNruiUPioAhnMUy&#10;btNrxaP9rTjT34wn107Ad89sw5uv/BwXzp3DZXFya6ooFnvNN3EjAPwlh95dvP/BB9Ix5OQoj4Xu&#10;0i61ueCmjyKvCOXlVXKf3c7d3sq8R9Bgp8DbGXHudpWhrKxS7iMQ8HF0iotyyuFBRXk1PO4KIcQJ&#10;EOLn0F6HXYeeajt+fJYaWxVYRG1F0CF4ESgIPhxTcW84j/xcSnbzBnKz865mjM/6aHxa9q+Kikq2&#10;2GyugpaWlpvLmm5e/q9d/O+8bahv3JjADWNH+v0qOCjkPMns0NDwARZwRVor+auudOIRqYEBH0Mg&#10;4SjKaFCPZ2dBEDDHxMrXfD4fx64iISFJdl7wOQQNXUablJQie76prEqIS5DXS0pIRmpymoBIWGgE&#10;4uOT8eOfvKAVhU+DwZ91aB2G8mYMiNSWW/ref++P+NEzX8RjG+dLrPaplW042d+GR9dPwJkN3Ti2&#10;uguHV/RIrMWB/kZZvLR3URu2zavHzvmNQvpumdeAR2bWYcv0etw/wYcl7XRPqyK8tLkU/Q0OrJBA&#10;P69EcLDAk9vgdrt5zQz/I4lNpRTVT1bly6gqlG6Dclh2C/MFIEhuO0XpxD3bc6qsmFvvEFnsQhrz&#10;GmxYSnVWvQNLZf+4G0vbXdI5LGt3YVk7ndwurKTHoqdMugqS8pTWUkb7QI8HD0+swAPTSeyrzXkc&#10;ST003YcHp1Rg65xq7JxdhZ2zKrF/YTUOL27E0WVNOLmyE4+t7cHptT0SX358VRtO9LfgOEdUS5tw&#10;ZnU3njv6sHgtzl88j8tXLg2OoUQV9RnF/79z6IDx/He/I6kBXo9P1qtaeJZfaJMsKKqZCBxl3gp4&#10;yyrQ2touHQiJbaqbSFYzXNDhcEqRr6ysQW1NoxR4UUu5vNKBsMir0ZVTnp+XWyCgwY6DPAav2b2Q&#10;Aymx2gW0xNORXyTucBvHWCVqRawscOJrlTjkuiCvUOS59HtYCq0DeTmFF7Mzc1/LSM/e7naUNa1f&#10;vz4UwM2u4+bl73q5ffjw4SPHjhyb6zcm4IGxY/yfCguKeDM4OOwKx0H0UYSEhCIkNFTiPCh1pUOb&#10;Bwu7yGAFOCKk0+B4SaI/IuixiJFID1NUtHQc0VFmGOU5BgEGHRyk09AIcXIccXEJSE1NR1RUrHQd&#10;HFHxMdyPQXDhhjSOtvz9g3Ds+AlcvnxZCr/u+v5znd+fBA4GFOq+jss4z5DCd97AP33lBB57eA7O&#10;rOvCqeVtssSHMtBja7txeEUHjq1UI5bDfe3iBN+ztE14DXYaHNMwf2rjtGrZ0re8m3yAB6smerB6&#10;ghur2p1Y1ebGis4yrOzmTgkP+ts5HirFvGZ2BzTOsetg+i2lt1YhzOc02BSwEBCa3JjXoPZU0JG9&#10;lC5t3t5gV9eNpTJuWtrswLI2J5a3ewUsuFa2v9uNFT3l4tamXFY8FpM86O92YUWPV5ZE0VuyYaIb&#10;D02pxIYZPjzY6xPCn3zF5plV2DKzCttnEzB82LOwBgeXNODYsmYhuE+vniCgcIojqZUdOLmyBadW&#10;tuKx5T04vaITzx5ejzdf/FecO/sxLl65PCidHeD1dRzGf4vovuG5586fw/IVK5GYlA6r1S3EN/kG&#10;KqNqKmrhcZWhtbUTHodXCjpHVOwICBYejyru7B54G8/+2U3wcXV19aiprkN5mU8KPO8nV6E8GyWw&#10;sfOwuVBayi7EKYooS5FVkd42J4oLrfA6y+G0umAttCE/uwB2yaUqQk52PuxWp6ivOJqiv4PS3czx&#10;OcgXwLPCkl88UGp1XC3MLfpjZmbuV0tK7GsqKyuz5s3bMOwm13Hz8re+3DF2bHCpv3/Yd0MCws4F&#10;B4ZcDQkKFcOdvp+CDuygoKDBjoJFnbfrHARvY9EnYOhgwW6DMR4s9IOjJW38xOfya4KCDhi6korm&#10;PC6i4X1hYRo4aSMr/bWEDI/hWMuMkSNHY8LEXnz44QfK8f3XggZVVAIYlNtewblLF/HWa7/Cc08e&#10;xpn7Z+DxNRNxenkHTq9qx6l1EwQsJOF2ZTsO97dj2/wG7FrSqsIKF7RgJyNE5tThwek+3N9bifWT&#10;PLLu9QGuLZ3gxppunuV7sK7LhwcYsdFbibXdDDDkSKgUi5sdWNxG/oGmOvIYHD9xVEWZLKNG7JjD&#10;8RQ7igYrFjUSLFyY3+DGkhYXlrW40NfixNIWB5a2OLG8w43VHR6sJTBp46c1EyqxuqdSvCPrJvqw&#10;YUqFKKE2zqzBI7Pq1R7u6T7pJjZOq8QjU33YPKUSO+c2YNvsOjn2zG/AwSWtOLi0Fcf7O3BiVTtO&#10;rOjAyeWdONnfgZMr2nF6BVesNuHU8macXt2Jb+xbhdd++kNcOHsOly5d0saKaif334KzuBEw3n7n&#10;HVRWVSEjMx95uSSdy4RsdrOQ51lR5alCuatC/BOFxXbZe0E+glHnNbX1KCi0CG/BURPVUiqkUJn3&#10;hDCnX8PhQktLm5j96AAneHAsRQmto9QjEep8DVnpWlQsoyi+H4+qsmpUeH3S9RBEigosyE7Plq6H&#10;BwGjuIiHTb7Wj7ysPOk8LHnFyM3KG7BYSq5kZma/n5VV8GRtbW3SzUj1m5e/6nL33XcHjL3P3zFu&#10;TGBf4LiAnwUGBLwfFBB8OSggeCDQP0hGPzoJrec76eS0rm66vsjzsQQA3nc992BiRpRGYuuAwdfg&#10;83itj594uzzfFCVdBcFCf1+OpRITk6Wr4O285mPpzYiPT5AOg7Pf119/XQrD9Rv4/nLAuFZsFAkO&#10;2bdx9vx5vPHab/DsYwcENJ5YOxmnV3bjxCoWwi4cXd4hKikWS5Lg+/paRFJ6cFE79i1txt7FLdix&#10;qFkURRuncJdGhfgX1nS4sYqJr61OrO8qx+beBjw8oQr3TyrHmh43lne50McwwAY75hMcam1YSL6B&#10;XUe9DQuYXUXegT4Jbs+rsWFRjR2zq6yYVWVHf5sHq0lYU+3U6lZRHsx+6vRgTRvBxI2+dg9WtHuw&#10;utOLtRMIGOV4cFqlgMSmGZTMMhuqElvn1mDz9BrsmFaNzdMqsGOWD/vnUy7bLqM4bsU7vqITx5e1&#10;49SKFhxfTid3K44ta8PxvlYZQ9GQd3J5C06s7MA3D2/Ab1/4Ps6f/Uh1h1c0U53OW/w1x2d0JPzv&#10;X370r0hKSEVGciasORY4LKWwW1Q0eYW7ErWVNaiuqkW5pxJuAkVFDaoqalBXU6+MeuwWrE7pEupq&#10;G1Fe7hMugmf/5Cw4rmKHwfEUyWudCOeYiim37Cr4PUdb7Exkc18Bx1A08lnhpDGQfo0SuxDxHE8V&#10;MxE3twgOu1MBi3xeN5wagBTmFaMgt0jiSApyCpGXm8/PQDPg1dy8gktZ2fl/ys0rfCY/v2hKaWlp&#10;6oQJE26Cx83Ln3W5Y/Q9o4vGjfBfH+wf/IXg0cG/CxwTeNVv7BgE+PsjwC8Ygf7BCA4MAXdt61Ee&#10;OhjohZ63ybjpulRZfq88FGbhI3RTHp8j4yOtM9CJbd2cx9sIAjqA8HsZYWnkt/66fE1dPRUTHYu4&#10;617PaIhGRHgkvv71b0hRkL0XfzFQqEMSb7UCMxhqePUqLl4ZwIXzF/DaKy/h6TO78OgDs/D4usk4&#10;tbYTx1d049gynk1zLNWJA8vacHglAaQNRxa348jiLtlbfZCrRxc3ysrSTQzlm8ERlVd1GR1OrGx1&#10;YmWLG6vb3NjQU4aHesuwrrsMq7vLsKbbi5VtTixrJUFeKuY7ejbIh/S1u7GKxb/ZhaX1TvQ1lmJp&#10;vR39jQ6s6nJjBUGp3YMNEyqwtptBgWVY3+PBao6kmkplfLWsyYHVnQ6s73Vj/WQvHpxaLhvzNk3z&#10;YeNUN7bMLsO2mVXYNq0aB2Y1YuesauxbUotj/e04tbpXIuEplT22vAnHVzTh+KoGnOBuC/osCBIr&#10;O3B6dTvOrGzHiTXdeObIA3j71z/GhfNUQ11VkuirSnTw9wIMfr97916EhUfCYXPBmmuBu8QpZ+7e&#10;Mh/qaxtQ7iqTM3VKYrkbo6aqHl5HmcR6sPgr2SvHSTYZMZHbINHtdpVLF8Ln8XHkNwZd4C4Pmppa&#10;hMvgbRI34vXJ89ndUFJb5iiDvdghoMAuRMWpu1DmKUdNVa3sELeXOlBJJzoTcS0lAkK8JpBxZMXn&#10;lFDRVeKQz8exVVZqhhDlubn5A8nJqRfi4pL/LSsrZ1t398Tq06dP34wguXn55CUgIODu+4bcZwzy&#10;j2gOHhf2qDHc9Iuo8JhzQX5hA/6jAxEwLgjBgWEICQxHUECoHIZwkyw4om8iJDhU4jwYTU6SmetU&#10;CQay/IgkN8dK8YlSvPUdFryNoKIDgx5brncfemfB6+Tk1E8Ahf44HSg4niJYEFTIb3ClK42AYgY0&#10;ELSMMMckwN8vCH3L+sQVfOnqlU90DPoejD/nuBEwJNiQUegEoMtX8PG5C3j15Rfx9RNbcXL9DJxa&#10;NxGn1vTKetGjfa04vpwFslMUU4zqPtLXhqNLO3C0vwPHmXrbz1iRFmyf34AHZlbiYRbhOfV4ZLrW&#10;VXQ4sabDhTWdLqzvcsloamW3G2u73Hiwy4M1HQ7pOtb0KBBZ1e3Bqg4nVne4sLbLi9UdzHlyYWWr&#10;C6vbXFjd5cbqbg829Hixsbcc6wgUEzy4f0qZpMtS3cTnru/04EHeNs2Lh2ZWKG6CwDbVh22zKrBz&#10;ng87Z9Vg99x6HJzfhANLmnGI2wiXtuLY8g752Q8ta8Lh/kacWt2O46s6RB11vL8Jx1e24tSqLpxZ&#10;24NHV03C8ye24vcv/xwXzn8sfyuuzSVoMPqDK1P/ZoChX2vH+fPn0dzcgtTkdOEqLDkWOC0OOVMv&#10;81aiurIaXncZivIscDm8qC6vQpmnEmXuMlRVVgtBzeJPcKhgqq2AQ6VEn3PkxLEUi3WVr0ZAgZ0E&#10;x1PkKbxepZYiwBAI+DhGhZATIQCQryBYcFSlAKMYeXkWAQB2EwQXym7Jt5RYHQJaBB+OzAg6AiAW&#10;uzzOZnfJZ2Fnkp+eg/ysfIxPzRAPU3paxkBGStalhPjU36Qkp3/RbrVP7ezsjD516tTNhU7/my8E&#10;isAxgVEGQ/REc1TCz0MDwy5HhkcjItiIoHEh8BsTBP+x7ChCBjsLdhUhwRGICONGPG7DM8ptlMjq&#10;K1VZpKMjzTAZ1KhJCrmuitLGVny8XvR1vkPvTBgyyI6DHAVHTQQLfexFgNDJbx4kz+MTkga7i4z0&#10;TMTGxCE+NkGuJY9KItKjEBpmQFGJBa++9qoUisFxlLZpbxAUrjPpfeZxA2BIsZFixqyqKzh/9So+&#10;ungWL734E3ztyCM4uW6SqH8eXTUBp/oJCE04QrAgUNDNvKwdh/q5p7pZkllPrOrB8VUTZHf1ljk1&#10;YvrjBjpmMO2Y14AdM2uxZWoVHuhVOybWTHBhZQ/lrG480OnBhm4X1vYwnsOLhyaXYUOvB+sneLBm&#10;ggdrZZGRF2snurG+240Hul14pLccj9Bk1+vBpknluH+CB+smefDg9ApsnO3DxunVeLDbjYcm8XEV&#10;2DRdqZ22z6mVdNnN0+hkL8Pe+bXYP68Bhxdy8VEDDi9vxuH+Fhzpa8bRvkYx5bGbOLKMyqhmWYp0&#10;bHmL7OI+vboLZ1bSLd+DZw4+hLdfehFX6LO4wg5OAcX1Br1PFPy/4tC5EJ0P+e1vf4u8vHxYNNd1&#10;abEddkmjZZ5TqaiYPM5yVJar5FruxiCwVPtq0NLcqkZHJQ5UV9dqRrxilHI05HTD5SR34ZbbaNAj&#10;P6GCCRlaqAhvch2y7pXKKXeFhBey2AsY5BdKV0IAYKSIIspVHAkVXAQTggQBxKHlWhEglPSWznEl&#10;+RXfB1fDWu1wWJ1wWBywWkrleSTLc7LzZHSVkZ4t1/R1REbGvWm12jumT58eejOC5H/X5XMhIcY4&#10;Y2hkT5Qxbmd4mPGN0KDwK6awqIGIECMMISaE+Ich2C8U/mOCEKgBBo+QoHCEBIUJQISFhCPSGI0g&#10;f+XaNkREio+CYBFnjheJKwu4ksaqToPgoCuZWPTZSehch05kx8TQjBc7KKHVORGCiD5q4nP4GnyM&#10;kOHangzezvempJZejFh+BoKLgFUMQtkVGUx48qkvaIVIAwyevepy2+uPG4Fi8NAB5tqhFx8ayQQ0&#10;LtOj8RFe/cVP8PSRR/Do+ik4s6JLiPBH19Bn0CEjKnYTx1e04/iaThylu3lZJ44t7cbp5RNxcmUP&#10;Di/tkvn/Tu67nt+MfYvbJHdp74JmSXTdrkVuPDitHA9P8WLL1ArsmF6LLTPqZDnRVkZzTPfhkakV&#10;eLi3HBunVGBDbxnun6JGSuQZCAKPTKMr241NU714hCOmaeXYOI3AUIvNM2qweYpPQGrLFB+2zvRh&#10;17w67JrfIO+zdWolds2rxIEldUomu4RdQyuOEDCWtQpoHF3ahKPMhVraLABybHkzjvQ349Qq9fs4&#10;zTHUqon45vFH8NavX8DF8+dU5IfWTYgq6sbdFn8L34XetWigv2PHTvn/1ulwo6LcB6+nHNYiqxRj&#10;nuFzrON1V6Dc65PDWmyTToM8Br/nSIkHyW3FUSjDH13fBAYZQxVaZTRE8lv3XRAweJ8ut6VUloWe&#10;t5PD4MGRGDsOAgE5EXYoBA0+3sGYEptT8qjsdrfiRRxe2QzIx/DxBKrCohIBNbrDCRD8eaiiEm4j&#10;zyJ8hwIOC3Iy81GQXYj83ALNVZ5/IT4+8QdxcQnrcvLz6zo6OsbeWFxuXv7/uNwWFhY2wjjOWGYK&#10;NZ2MDo3+cZwx/sPwgIirEf4RMAWZEBYYgeCAcIwZPg6j7xsLv1EB0mUQPMKCwhEWYoAhPFKuI0KU&#10;n8LAmA8/RX5z/ESw4DiILuvBzkHjKUhI6+MpXQGlEmiVqoldCLsJAgDluXwMb2dnwds4luJr8Pm6&#10;NyM1JU3AQec/BETik5CcmCLdBUGL8lxGjzCSJCwoDGNGj8HSvn6cO3de4zHUaEOKPgPr/uw0208f&#10;istQHg05Ll3G+XOX8NqvfoanD23E6dVTcHx5J44zaXVFD072deIY47uXteColp10Ynk3Tq+YhOPL&#10;unFocQsOL+vEkaUd2L+kFfsXt2P/IspxO7BXdly3Y/+ceuzlhrr5Ddg5pxbbZldjl8SDNym57uwq&#10;bJtdiS3Tq2QdquIbyrFpRiU2zvBhi4BJuQYY5dgyvQKbZ1Riy8wKbJlSjm0za+V1djLaZF4z9i8k&#10;WDVgz1x2PlXYNa8RB+fRW1KPwyvqcXxZswDD8WUtOEagoAGvrx3H+pqxd0Ed9i6sxfG+Fpyk92JF&#10;E85wPNfXjOMrO/D8qV343Wuv4MLFi1ohJ1+hdQE6QPw1gHHj8+Vvfg2IPvzwQ9TXNyDGHCcFlUGB&#10;DqtDUmUlBsTpFYWSy+FBQ12jjKB8FVWoqayTjoPFl05vlf3kkLFRY2OzcBPkOngbgYT3M2xQcQx2&#10;BTAEoLKqwcgRtS9cAQiBgV0HO5Sy8ipJwmXHIRv+NJd3dVWdfC+gwB0bnnIxFDLWhM/nUif6MtiZ&#10;EIQIMrm5BQIW3DFOgOA1H1PKzihXpejyd0A11vi0DMm6yszI5b/TS/Hxib83mxOeycsrmNDV1eVX&#10;U1NzU5b7//jlc/RMBAQEpBmN0dOigqO/ET429LXwsaEXjWPDBkz+Bhj9ImAcF46wsaEIGBeMiCAC&#10;QKiAxZgRfggSsGCUR4QABcdPOnDQqc0RVLQpRkWRX9ctsKiTz9CBQ+8I+Bh2CQwb1I14DA/U+Qk+&#10;TucpCCA89NGTrpIiCFEqq78W35tb9ggmMvoyRQtYJCelCJDQ0xEbaZbcqihDJMaMHStt/Dvv/G5w&#10;34XeJchGzr8CMBRo0J+hJLfkNS5cuYSz5z7GG7/6OZ49th1n1k6V4nh6RQeOL+3A4WUM1mtVXQbB&#10;hMV1WRcOL2/HkeVtONJP30YL9ixsxIG+Thxe1oO9fd04uJwkegcOL2nGvkX1aqS1vAUHlzfhQB9v&#10;a8K+hY3Ys5AF34cds6qxi7Hi3MkxoxK7ZlVh92wW/kbsZp7Tgibs5i6K2fXYt4CqpmbsW9CCgwua&#10;sX9RA/YvacPx5RNxdFkH9i2oxZ45NZIDdaSfiiYaE1twdHW7KJuO9rfg2HJ2GO3y+BOL1T7u/Usa&#10;cHBxE44vrsPxJfU4uaxZ/CrHV3Th+TO78Ic3foOL5y/g0pWrmhqKRsnrAEMr+tcX/L8aMK6LFPnF&#10;L34p/x/x7D6XBTUnXzwP5Chcdhe8Di8qPT64nR401jehoqxSrl2U21qdqCirEg6DHAQLvZvdRSk5&#10;Bzq8ywRA2HXw7J8dB7uGEnIUJfZBboGjJAKIyHI9ZQIs+siKng6Opxg3ws9V7q4QfoSAwIwrPodA&#10;l52dK7yHvdQt70tuhHElBILiIqsKRizknnGLjMb42d1OL3KzFYCQ7C8psol3g5sBSfCLEZDpuVz8&#10;lJGLjPSsgZSk9CspyWnvJMQnPxsfnzjdanWmb9q06b6bMST/71w+ZzKZhvj7h5mD/IN8oYGGtabw&#10;mFdMhugr4UEGhAVEIDQgDEFjghEyLhQRgQZEBUciIiACYf7hMAQZEeoXJl1FwLgQBPqFStehwCIC&#10;YaEGhIUyvkMFBfL7SJMilhk7Tv5B7yAkK0pLoKVH4nrewWhURj3+42TqLFet6mMq3kYA0UGCB+8j&#10;aU2AUSosrmNVjyMoka9ISkxWyqsIFUOSkpymZLZxidJhMDLEHMkEW+7dCMdzzz0ne56ViU+Lxf4P&#10;dn3/eYfOiXxyHSzJ2nNXruDs2fN489c/w7dPb8PpDdNwalU7TnMktZxg0YITfR041d8t8lvugOAY&#10;hytKGZtBUDi8tA2H+7twZEUPDq1QOzeOkP/ob5OxzyGS5/Q0rGwTIxwjwU+umKCkvBwF9bVKsSaQ&#10;7F9Qi4ML6nF4Xj0OzCcgcAdFKw7Ob8GB+Q3Yt7BelFrc6XGcCi6+95I2eZ39C+qwZ0ENDi5uxLHl&#10;XTixhgowrqftxInVE3F6dTdOru7EUQG7Tvncxxe34NDCehxZ1oRjS5txYnEDTi5rxJmVbXh0bS++&#10;fWwr/vDaK7h4gTtL1E4LFvLr16R+qvjrxf4/uu/PPbRRFAHjqae+KEo6ns176XOgjLXIJqMm4Qgs&#10;DhTmWlBX04CWplbpMMhdsMASVDiWEkJaGzFJhpQAiDrr54hITHzechUH4lJKJz6eoKG7vgkwfG6V&#10;r1YARRHoPkmqpYGPt3E8RuKdQMDuhVHqwncUq0Rc3RjI9+TBMViZq1y6Bn5N8OL7UeKrnOPqZ9Xd&#10;4gQKdhvsMDh2y87MlcflshvJKZL7crJykZKUjsy0bALP1eTk8S8nJCSt9Hq9jtmz+8f09/ffemOB&#10;unn5n3O5M2RsSF5wQOgOv1H+/xoSGP5hSGDEVUOoaYCdQygLf2AEQgLCEBoYgXGjAoTcDg8xIMgv&#10;FOEBEQgPjEBYQLg8NiLYgLDgCAT5k68wCGehVFEm+Z4jJbq2jWGR2nY8NYLSOwpRMw1Kadk9GDXl&#10;k9qep5zaip8gOPBa5zl0ua2opWJUB2Iy8jVIhis1FJ9PziM9dbx0FLokV+S05ngBK/IXJuZVGU2I&#10;Nqi8Kr5+QEAAduzYIcWChZ7qJkV+/7kcxqcPUUvpHYsWha4Agzs0KLm9igtnP8LbL/0c3zq9C6fW&#10;TcPpFRNwsr9dgvWOUU20hIoizv3bcYikMHOWCBZLWnBkMcnxDhxcwS6iGcdXtwtA8Oyc5PjBZS04&#10;0t8lHMjRZe1qFLS8W87yjyxrw6G+dtktcXgZ1UrkFFpwaFEDDixhF9EgQHFwURMOLSWo1AmBzUVG&#10;8r597Tje34ajfc04uJj7Kcg3tOPk6h5NJtuBU+RnVnbj1MpuHKWbvb9dfZ6+DhynhJiR5cubcYIk&#10;dz/TaFtECPDc6R1467e/wHmChXQWVJ1dGRQRXD9+urG7+GsBg88dDCy8ehUTJ06SESYJbwIEC6fL&#10;QWKbCqha1Fc3oL62STgMymzl9qoa+MqrBVRo7CsptsJX7oPT5pEzdHYY7BA4qqLKiuMjkt28nd2I&#10;znWI9JaZVM4yKeQ6Wa0DD7sPjoxKLKXy3hV0i2fnw2FXZj3mTolBkICkjb342r7KavmapDe9G+Xe&#10;ClFX8fGyNpbmw0LmTxUIF8NuQx9P8Vpeu7hUOA5rsQPFEpFildsYO5IxPgcZqVlISR2P3Dx+n3U1&#10;MTH5HbPZ/IWEhOS25ubme24sVDcv//cud4wdO9Y/ODC43hBq+Joh3Pim36iAC+HBhgEWdb/RgQgP&#10;ihBgIAiEBhmkewik+ml0IIzhUTKCIlcREWoSwAgPNiA82IiI0EhRQXEcpR/83mSI0gICGUV+jdDW&#10;o0B0NRM7DBZ9Kph0Jze/5/30bOgkNYu87q+IiY6TjoXP1zsSxoXoXYsus9XBQTfoqe6EXQqzpJRx&#10;TwBLCyeU149R9/E9AgMD5R/Xnz54XyNUFedwzcR3PaH9aXD4zw+ND9E29bHDkIOcxuWr4il4++Vf&#10;4ZkTu3BizXScWD4BJ1d04yiLKrmMvlYhvw8vbcTh/gYcXtaMw30dOLSEINIuK2CPrGjFcRbqvg4c&#10;XcKRVpvcdmhZp/AclOgeW8oC3yqS3RMy+urB3kXNwnccXtSAgwspe23EgcXNOLqQC4tacaSfoNSK&#10;ffPrsHdevSLglzPTqUPe7ySjxVdNwHECBTkKxp1I5Am7mW4cX86De805jmpVRr2+DgkRJOgQuPg9&#10;R3CnVvfg20ydfe0lXLxIsLiidRcqq0uWIH1Gkf+bHlouGAHj5d+8gtTU8UhKSJHCSu6CKiiCBoGB&#10;HEV1RQ183ipYi+2orKiSjoLGPYIFi21lWZUY88hpUHqrwgNLYC9VKbfsHDhm4siIh/ASLuXqrqys&#10;GuQrGFZotakRFA2CLpsTHkcZ8nMKlYeiWEWhk4Mgqc3NfzT0EVQ4qrLQx1FcKp9fJMAFFjEcVnp9&#10;svRJ8rAIhs4yeT8CBsdwBBaOvNhlcNc4AYMraJ02h9yfnaXiRwiEBBQBMEp2LTakj8/G+IxsUTbS&#10;z5GRkXUlOTn1vfj45BdSU9P78/JKomw2203w+L9wuW3kyJGhY8b4uSMjjHMiDZHfGjc24PeGUOPF&#10;KJN5INpgHogyxopvImBsEEyhkaJ8ElAINqouY1woIsOjEG2IEQARYptgERSB8BCGASrJLEGCfguO&#10;eMJCuB1PSWYJELoxj2MgFuSwsDDl3uYZvUnJYq+P+9ALuN6B6MX/ele2zlHwfnIbOiFOMpyktw4E&#10;vJ3fy7gqJk5CBmPN8UiMTxISnLxGXGyCSGp5v4zKTNEyvmIHEhQUDD+/APzoRz8CL7Kp7ROA8RlS&#10;2z/7uAYYPK4Z+/TAwiui9X/zlZfw9RN7ceL+mTi5rhcnV3fJmfghdhgrWnGCXUZfAw4sqsGehXU4&#10;yKK+kF1Eh3g3TnAMRHBZwkRXchltOLSkAweXtAtIHONBAOhjl6DA5OjyLhzieInb7Baxm2kRYv3I&#10;ojYcXtQiY6iDixqxd2EdDvHrvgac7GvBqaWdONbXKQqvk8s7cHgFeZUmUXkJECzvUsbEfoJVK472&#10;tcnPwlHWieWtOLmCCrAJQuAfXtKKk6sm4Lkzu/HH11/BJYLF1cuaIkoVcXV8RoH/Wx/a3+jKlavY&#10;vmMXxo0LQnJimpC8ksvEeHLNVc0d3OwueBvzoJqbW6Vj4Bm4r6waNotdQEPc4F4fKsuUH4OgUFlZ&#10;qchsu1OKcnZWHhylbrXfu9Ay6MUoK6NpzyJZU0zCJbgI4BAgKJUlgOkR6CUOlJYwo6ocbS0dUsQJ&#10;Ep5SL/Ky8oWDoFSWsl8bAc5dgTJXmXxNzwblvZWV1Uo9Rd8HQY0BilzyVEIXuQNFjFIncGWLKxxF&#10;DDXk6lia/jjCKrYjMzNb+BiOytLHZ2rJupnSxeTmFnCl7NXU1PQPIk2xL5pMUVtSx4+v7O3tDbk5&#10;rvr7Xm695ZbgoZTDBo0LmRkWajgdGWF+Kyoi+oopPHqAoyNDKMdDUTCFRSEihGf4UTJWijaaYQqP&#10;FsAICzZq4BAuYMHnsPPQQYM8hzHUBEOIUZ5LvoP7K3QFFEdS/Do4OGwQMFj4dRd3LEdONMwRJK6L&#10;A2Fh17sKchaUzvI2AgWfp3gNBSr6eEonvHX1lIybNKKb4zDpNMxKCUWQ4rY9ggN3YQhgmOORYI6X&#10;2/hcXovJUHOd33PPMKxatUriJnRFzvWFf3Bp0qcA4b86ruswdFOfHkNyFbh4WaXcXjh/CW//5hV8&#10;89Q+HL9/Dk5J+F4Xjqxqk8jvY1RBLWnCocW12Le4RniFwwvZbZAbaJVu5MiSFpxY0o6jiztkY93B&#10;RQ2Kb9BAQrqVZe0yWtqzsAH7FqljPwFDAwtZg7qAQNGMPQvqFGjQXLe8RXwUdGKfIA+xrBtH2bUs&#10;JnndiINLG6XD0QHjyAqOwVpwvK8Np/o6cLq/TYj9YyTDl7bh0PJ27F/WihOrJuDbJ7bhD2+8rHEW&#10;lCIrgpsKtU+R0v+Ag1HmjU2tiIlKQFZGruQwsTizCJPgbmpoFjc1uwkx6/lqUFtdh8b6ZlT76uCw&#10;OeGyuaULYdFmZEhNZS0a6ptQWsooc+WV4NY8FmjyF+xExA0uaiiGFFpEFUWSm0onjqHYedChTXAp&#10;5v0WxXOwAyjMs8BtV2Q7PwMLvBqhqbGSPId8hIVhhBYxHnqdHtiKbQJ+JMkJUuxS2O3oIYkSUcLX&#10;z7XAYeUec7uQ/0pdpXwlVpLnJaUStUPAIx/C7kbWzOZZkJaWIZ+TBwElI4ObAfMG0sdnX4mNS3rP&#10;ZIo+kZub2+Xz+SLb2truugkef7sLu4nh48YFZZlM5l2RJvNPDGGmj4zhkQOmsEgYwxkPHilFngc7&#10;CB7sKCIjomGKiJYxFIlrKp5CAiPkcVER0TCERcFA/uG654URKMK45IgjKaO8vlxHRIkJj/dxR3Zo&#10;iMqQ0kc+LOoyFmIMeRiJcDVuUka7aMlyEkCJ5ThJjZj0URFv59f6axEQ+Hq81rsJdjQ63zGowuK4&#10;Kz5RZLTsgDhukkjzlDRkZmQjyhSDaPIeEWrfN7sLOtB1Z/ndd9+L+oZ6fPzxx3J2y8I12F38vQBD&#10;I8EJGBcvX8XH587jzd/8Bl8/cwgnNsySTX2n1pPM5uimXeSnR5fUY8/CKuxf2IgjC8ghqGJ9ZHmL&#10;BPadWNopPAONcocW1eIQlU0LWeTbcWJpq9x/dGkXDva1C+l9YBHBoRUHFrdi/zzKb2uxfz6f24SD&#10;8+pFEXWor0UUTQcWNWDv0gZRaO2ZrRYd7Z9XI8Q3AYsqLXYZx1d2C/GuAwYzoWjU46rVg0vrcFwM&#10;eu04vnoinjm+DW+/+mtcYkT5ZdVViBJK38H99wSMG19b4y9+/rMXER0Th5TkDJSRjHa4heBl8SdX&#10;QP6ChZhHS1O7jKJ4O2M+OI7i2KepvkmkthxX8Qy+troBdbUNolYiSNDB7SjlnotSkb+S7JYd36J+&#10;KpaodGZO0ZuhCm+RgAUjQajGqvDwc3llFCUjKa6BtZL8dsJpc8vnYLdDToKvT6d4bna+kNn8rB6a&#10;AousyErPkg6KXQW7BnYEVFapDoImQxr7rAIYRfklMuLiaKqYEluNC+FnZ6dBkCAoEEQkikTjXgiA&#10;jIQfn54lYEEwshTbkZGRjZxc+dmuxpqT34uJjP2X+Oj4rQ6HZ/yGDRuGAbgJHP+Nyx0R4yL8IoIj&#10;EgwGU0dkROSzEWHGj6JM5stRxpgBY3jUAAu9KSIKRhZ+goYY7owyZpIOQ0DDiKiIGIQTPAzRch/H&#10;Trw/2mAWICFPwdtjjOZBj4UhzKSAJJzvES1jKY6o5Htj9GCCrE5M610GDxLj7DB4dq/HgrBIm2PU&#10;sqPrAYDPIwDor8OiTgCQfRfi/FbFXfdmkCzX35eqKP21CBjsHsSsp3UUHJNxPJWWmK4c3+RQ2Gno&#10;Kq0IE/zHBcBoisTLL78shYPzc520vh44/prjk6+jvzZBhKAxgIuXruA8QeO3L+OZJ47h1MOLcGrt&#10;JDy6fiIeXd2D48s7cISJtgsasW9ePQ7SRc2v59dg/5J6JWnt68SJfnIN3B3RguNLOsS3oQCjTbgM&#10;qpvIf7CjOLSoGYcWtMr1vnmN2McOg8qpeXXYP6cK++fXSRdygGOwRXXY09eArVz0NK0KB5Y2ynFk&#10;Kf0VbQow+qjAahKSnkosif9YVIeDfTU42lePQ8sa5LbDyyfg6aM78PZvfokLF87jqkSUE6ivqaE+&#10;VeD/1oe8z3XjLg0w9u87KNlRJUV0O1tRUmRFXg4JZVX42VnwrL25sU1CBjmaqvHVCQ/AbqGxvkVA&#10;xGqhic+NGoYTVlbLvm4W4azMPCGHyVFQzaTnRdENzmLKM3IWVn7PuA4m1soSJrdXzv45FmNHQ7Kd&#10;4y6OvQhK7Ch0UprKJ36eXPIMdI0zGqRASWQJaLaCEvg8Psmi8ri4EVDFjXBbH3mLAlm6lCufy+1W&#10;P6/4MGwOlDIynQ5yRpTQeCi8jFtAQY9nJwDx56Mii96P682Hetouf1bVzcjOj4G0tIyB1JT0y+aY&#10;+A/N5vinsrOzPVlZWUH9/f2331gUb15uuIwdO/beYP8wR0RYxCpzZPxXY80Jb0SaYj4yhkdfjouK&#10;H2DBZuGWURPBwGBGlMksoyMZIYUYYWK3ERYpwMAug10IVVFmU6wAQUhAOCIjYjRQMcgIi90G40D4&#10;td6pEDCijGYZZ5EYZ2chgGGIFh6DXQTP6ulxkB3cESY5o9dHVizkwnWERSA6Uhn5dP6Bo6zYWNVB&#10;6Ka8hAQS1fECInw9cgw6QLAr4QiLpLZ0IwSRhGTpKDiSEoUUQSI+QXiMBPIh5D7M8UhJTEVyQoqA&#10;Bt9PyHNTtFqqFBaBESNH4cTJU1I0dD/G3xMwrn99ejXYbVy4dAnnL5zF7998Fc998QxOP7QEj66f&#10;hEc3TMCp1d0CBjTo7Z3fiAPz6nB4QSv2z6/FvgVVONjHsVC7jKXIVxylu3opiW76HlThFh6EhZvq&#10;JwEHqqGasX9xM/bNb8D+BTwasWdeLQ4sqMGhRY1ycFR1cDH3kDOWvBY751XjcF8zDixtwMGlTRJj&#10;ws92gnEffTThdaq4kyWqCzrS34jjy5twdFkrjqychC8d3II3XibBfUnI/4FBd/U/CCx43AAY/Luf&#10;PXdB9lmYzcnwuquEHC4VKWuZFGOeYZNQbm5sRXtLpxRsSaetrBVA4dm9r6IaleU+VLgrUO2rRVNd&#10;k2RLkbj2cMmSt0LO5HnmrfMaakRllzEPyWcWZI53CBJqNOSFw+mRfd8qrpxg5BGVEs/ky9wce9Up&#10;74e3QnUhZZUCBuwuxKFezEVKFjHxVXkr4bG7UZRXLMDj89XI8iXuGR+fkYXczHyJPSdgMqKdHAU7&#10;D3YxBCcLx3QOl3RBNCDKaI0+kbyCwbwqfbTFn4+EPzka3sdxVkZGzmAXQzVVLsMOcwr4Mw+kpWYM&#10;ZI7PvpiRnvUHQ0TUt+JjExdNmjQjGsBNM+AnL8FDR40KDgoPNNZGhEYcktA/Q+yFmKi4gTjxGEQh&#10;2hStZKLGKCnS5shYRBqiEGWMQZSBxT9SOggZJWngwSM2Mk46BxLZvObjYiJjERcVL19HG2NhNsUh&#10;KjxGuAuOqMyRcQJCPAhMBBmuOdUzo5RSSu3kpqObBz8TCzLP6AkWPMSIZ1LFmWBB8NBHSjHMedJI&#10;bt6meysICorniBanN0FHSPSoGLVRjyOuiMhBgBjMitJ8GFRBERQYe57GhUqR0WLo42PY9eihhAIY&#10;jCwJjcCIEaNR39AsRUwBxqeL/t/6EBC53g0uUtIruHjxPH7/9pv4p689iUe3LcOx+7tFfcQVpSeW&#10;MJywBYcXNmDvDJrmuISI+7CrpbAfWtAkcSEcJe1b1Kh5KGi8q8G+JfXYu5h7KDR+Ygk7hHbsW8gO&#10;owb75tZgz9xa7J5fjX0CGs04uICAUYfdC3zYObcKuxfUSOTHwcV1OLCoDkfJS1A1JetTufyoCyf6&#10;OZJiVDkVXuRSGnBiCd3evXj61D787rVXceHCJVzRDHnXyO1/EMHNYxCgro2/vv3d7yEoOAzZOfko&#10;KbbDWmRDhccnnYTT7pbCJw7u6np4XSrKXB9Pcb7P7qPYUiLf11bWyf0cTZU51Vk8YzqqqutkHzfD&#10;CElY80ycpDmVU6WlLvFXOF1eGfdYWOQLeZbvlWsWfBZ4puHq3QQ/F014Ze5yMdop+asTne090gXx&#10;68oyn4yimA1FwKku88Ep4YVutTu8vFKKPLuDPJLvDDEsJD9iFTKcICMbBCntZUR6oYosIbjpBsSG&#10;hibNdMjOQu384DZBgg25DHZJHF/x67xsejcsAjyMJpH3zVVgk5mRo/aRZ+RyjHY10hjzodEQ9Y2U&#10;pLQV5eXl+VOmTBn9v7nruDUiIsIvPCg8KTo8elpkhPl78bEpv+fIKSLUOBAdSeVPAqI4sonSzs6j&#10;VQE20a1sjEYM5/NaYZe91eEs3IrLYMegX6sjRgCDX6fEpwrZTcBgBxFjjEW01nGwmzBHxw8Chs5l&#10;8LE6WKjRFHkOwyBgsPDqhZuFWe8yRFZrVJ0Gb1cchnJ7S8HWYkKu5ygIGAQPHjoZrpRSyqwnaqnE&#10;FOkw9NGXkOz8OjZe7iPpTfCKJ2luihkEMz5HnOk0E3J9bHAY/McFilTwV796abCY/626i//o0AGD&#10;hVPUWeQ0RHZ7BRdkc9+b+O6zX8QTu1fiJHdpLOOoicW5BUcX1eHA/HrsmV+DXfMYzVGOHbPLsXtW&#10;JXbNrcWeBbXYPa8e+2jAW9SKo5TOElC4j4I+i8XNOLC4CfsXNmMvHz+3GvsIFvNqsGt+NfbMrcK+&#10;ufXYT16DQDHPJ2Czv68eBxfSfNeAI0vqcHxZE45yjwVNh/1NONbXhP2La3B4eYOEChJYaNQ7tmIy&#10;vv3YYfzuzddx+ZLqLAZls/+XAYP80sVLl7Bs5SoEBoWirLwCJSUlQm6TRGbooMdBArgErc1tAhjc&#10;5U3CmzwFiyh3fHPcw7N6yZfy+NDa3CEjJCGlmVTrLFcktFOZ5ziuqatrEF8GOwkWXnon3Nx7QVAQ&#10;dVIJCnj2nafksQQEntVzRSvP+AkeJLFlH4ZNjY5YjMlXkODOzc4TAKuraZT35us5KPHNKxJA4+eQ&#10;pU9i9LMjV7bzcZVriTLtFZaIv4SgkpWdOxhFQgAhQLDTEFd5YbGAC4lz3i9R7OQwZExVKMAg8uD8&#10;IuRnFYjCSz6fxpuwy2BXwpDDwpwi5GTqoYdZGJ+aeTUuOv7jmOjYV9JSMk5brQ5Xf39/8AsvvPC/&#10;JvjwtpCxIUZTsKkxLiL6iZjo2D+Zo9lJJCLSyLN85XOIYWheDDuKOMSY4mEyEBCixSdhIkcRHg1D&#10;qCK82QVEm2LldiGmw6MRaYiRjsPIx4RGCl8RGxkvB8GD46lIbRRl5GuFRQlBLhwHc6IIFJqkVkZg&#10;fF9DtDLrSaZUuHxG+jF0UCDQ8DlSjA0cXfGzqe95Pwu7TnQTCMT0p6miCCLX8yE09elmPh1khBw3&#10;mcS5nZqSrjoGU7QABDNu9GgSKqUIDAQvAodIa6PMAhg89A4jJipansMgRTrXv/SlL38yjPAzCv3f&#10;6pDX12f2msGPxsELBI3LF3Hh/Dm88/Yb+P43vojHH14qXMHRviYhkQ8tJifQiH2LarB7Pgt+JbbP&#10;9GL7FC+2T/dixxxmP5Vh57Qq7JpTh/3TfNgzy4cDs2uxb3aDRI7vm6c6kn2zfdg9uxq7Z9dgl3QZ&#10;Vdg3pxp7Zldhx4xy7JpRjj1MnyVfwu5kIRN2W3F0aQOOLyEx3oAD/QShBhxaTN6jGoeWEFDUGOvI&#10;6kl4/qnj+OPbb+HK5UvKZ3FdUOP/tUPzx/D6vffeQ11DMxITU2V8kpWVK0WXIx6GDVKSSjJbYssl&#10;aFCd3SsjX7WSp9qdqKuuVx1JKZVSKjqEHQDJZz6Hjm0WfCmsduXF4DUNfOwkmppbUV3ToADD4hAj&#10;IIurrlLKyc1HoUWNhNipsKOR+A6LXfkvrNzjzcVKbuFQiovUsicudCLgcURUTDms7AivlPsIPtW+&#10;aukIyClQCcXPQ3UVR15UURFQ+H42Bi/aSHgrGTCBhF0SuwO61jmeIgiR/ObjOBLjYzlmI0CyA+G2&#10;v+L8EhQXcgcIY9fZhRQJz0FynMZB+jlSk8cjc3w2sjNzkJmWhcT4FCQnpQ/ExiZ9bDbHfy05ObXX&#10;brendXZ2DruxwP7/crnNEBKVZzCYH44yRP2T2RDzcbzJfCUuMn6A3ERcdIIQ2OwUYkyxqqOISUCs&#10;MWGQtFbkdDSiTXHCQbDIJ8YlIzE2WQMKNaJil8AOhQWeAMDnEBjYYSSYkwVAOKoyG2NhpPQ2TJnz&#10;woIVGAiBHh4pAEAQ42tTgkvZLr9WnYYaR3GBkt5tEBzo1+CZu95RyNgoLkG4BhZyfcykS2d50EvB&#10;MRJXu5LbSEhIkHWqfBxd3HwMye+AwFAYDGpzH59DUODr873YQdCHwWgQei3IXdD9TYAgmIj3IsqM&#10;pMQU6UIk8JAjMlO08CUjR47Dpk2bcZGBd/8QwFA8BouX4jQUYChz31XZ1XHhwjm88+ZrePrRkzi6&#10;dq64uY/3d2LXXOXA3jOvErvmVGHv7ErsmFmB3ZILVSGgsWlqKbZOdmPbjArsnuLDzukVkvu0iyGC&#10;06qwfUoFdvCYXo6d08uxY3oFds2owN4ZZdjD58yuxrZZ5dg2w6vGXjMrcGAOQaMae9mFzK/AwYW1&#10;4tEgh3JkYS0OkyhnsOCSWhzoa8SZbUvxb997Gu/+8fcCxHRRs6v6h5jx/otDT74lf/HCCz9DUlKa&#10;nOWmpWaIkolEtYckcUmpdA2tze2oqqyRBUU05tX66jTCWamhuDyp3FMOn5ccQpXEhZM7qK1plK7E&#10;WlQihHVdfaMUXxUkqJYvMQeKZ+M8E6fMlrLcUqsDHW2dUrSpVGLHkZ2dN0g2k3imk5vFleMldjn8&#10;DOwMyD+Q5yi1KWkswYwZUQQBdhl6t8POhSDj4c9hU3yE4hZYtK0ostikg+B7UtqrhyES6AgKEvuu&#10;eUr4GPI9BAyS4Pxe9ptzuRNVVOyq6FrnNb0hBTbYCu0ySlO7PkqRlZ0vpLkox3IKhHznCR/rRkxU&#10;HL0xAylJaQMxUeYrcbFJHxsjIl8MDTWczsnJnzRr1qygGwvu/2uX2wx+hnHBfsHx4aHGFlO46Yn4&#10;mISfx5hiPk40Jw2kmpORHJWIBFMcYiKikRAVhyTt+7jIeOEYosKiEGeIRaxBdQ9REaojMEVoPIQ5&#10;EfExCYNn/hwhxbIziYqHWeMo2EnwtSibTYhLRnxskoANQYLP1YGEIyoBHaNZOg0CBl9fl9GGk7cI&#10;VXEgPPREWn3sxGLM4ssCbY7mHzdF8QSyxEiNqaQT0bqJ6KhYcW9HRXEzniLByVtERhJM6NNQS5Z0&#10;WS33f9NBrkZZ5DVIeichJUkR3xJnnpgsBDgBg+Q6PwPvy6D6JD1TSO5rPg7l2+BnjY6Kw7Bho9DZ&#10;0a3ktSzmnyjwf09e4xpgKBJcS8pljMgldhoX8carv8UXTxzGEzvX48u71+L0A7NxlOa3hY2Ke5he&#10;jn1zyEPUY+fMSmyfSsBwYmNvKR6Z7MXWSZXYzB0X08uwZXIZtk0px86pPuycUYmts7zYOb0SuxhV&#10;PsuL3dM92DXDix0zy7F5uluud82qFGDZM68K++ZXY9fsCuyfVyXy3YMk0vsacGQR86hqJYn2yOqJ&#10;+ObJ7Xhd4sn1XCgt3oMBgtryI359LYH27zeSujE25FpMunr/bdu2IzyC2VH5UgArfdUodTjEZ0BS&#10;mQBAmav4HIptAgYkuznqYSQHizMzpDiWqvPVqwVHVvIHdIFXwyPrW/maLiGzZfOdlhnFUEDKcrnC&#10;lUokSwEj1NUIjIXfV16F1rpWeByqA2BgIM/eyalQ2USznKToMjqdai0S5/lFYjJkByESW46HtIwo&#10;nrVTIUXnNl3cHGEV5RWpFa8SE1Ii0efZ2fkCRgQOfm6l3FLBhjT7cYQlhDgfX6BkuOQ02EERTCid&#10;5WsKYGnBjQQNAghj4gmA5ErIrajnu5CdW4C8wiL5GWX3OCNH0rPk98AMKyq/cjJykBSXhPTk8QIg&#10;8XGJl02myLfDw41fSkxM7c3MzEz8f43ruCMmJiYqItRUFW9OPBhriH0lNjL+w/jYpCuxMQkDVBGl&#10;xCcjNTYVyTFJSDInIJZcBIlcUwxiTWbER8UjlkBiNCNOI63FT8FFROQjtEJHAGAnoSuXeLArkEMn&#10;tQ1q/MSRErkLggK7C1E/cSwlHUiUPIYgxPEUOwidx+Bry1iKgBEeKc5xNTLjmX2UAETmeLaMiuxm&#10;p8HPp0tqJeZc5xfMaqzEs3tGR6txk1HiRCKFU1AJtQQRneDWOxAhxvVgQfo6osziJGVXwe6CslpR&#10;T5Fc14CB7yfcRWKygIdu7uNnIZDIrg4js6bMuG/YKGnFf/eHPyi11PV7Mf6ugPHJY3CurxHilNye&#10;PXcJr/76FXz10TP48qPH8cNvfgHfffwAnnhoEQ5xF/i8GhzhSGhJI3bPqVFcxkwftk7zYuMENzb3&#10;lGNjtwPrOizY0F6MTZ02bOopxdbpZdg0zYWtUz3YMb0MO2Z4sG26Czs53ppRhm2zy4Uf2S2jqhoh&#10;vXfM4Wt7sXduBfaR25ivOA6OxfYvbsWTW/vxs+99Ax+993tcuXz5GjjIcS0R9h8JGDceegyMjKPe&#10;/5PM6ZO4Wc/DNFduuytDZlae7NSWsUsRyWylgmJHwbEPZbZq7EO+oFjGT81NrTJ6YmHkwU6Bo6mq&#10;siq1pa+6VsY7NTUN8j4MxlQ7LNxayq3yUBCg+J68z0Ni2eaWjofjIT3BVox+VnIf5dpZO0dRagRW&#10;UkAFVbEAiM598DUJFBz5iBPcWSYcCzuMrIwcbQGTIrUJEhwlsUvQzYMEC46deBSJy9suXYkyGFqQ&#10;naO6DRLpVD9JOq8m99Wv9a/Z+fO9+XNRtixqMYdH3ov/BumAz8liXpYdaSlcG1skB7sOTgvYdTCO&#10;hOZKdoUpqekDRmPU5bAQ0/tBgWEvhISEbissLPH09/f7A/gfm5h7R7QhOj02JnFRXHTit2NjEs6b&#10;o+MHWHhZXLlMnsVdzvKjExAfGY/E6ES5jo+MRTTP6E1mJMcmIiEqQUCChZ0HVU9RHC8ZOLOPFbDg&#10;6EmAgAAQkyAFnn4MFnk+V7oG/doQg3hzknQXHHux4xD1VJQCI97Pg18zxpy8SKzGR8g4il1FULiE&#10;9hE8pJOJSUB4qJLVqrEOAYUJtmrMw0NIcM2MF6WFACqVk0EOGQuRT9CUU3ycgaOsaLMU+bS08YPG&#10;PuZQSbdBDiRKFX52IPyfh2DAMZOK/VAdBIFGlFsEBnMcEhOSkJY6XuNaNAd4HDsocijRklwbFW3G&#10;D374Qzkj5dk+i7dElEug4KeL+9/jkPcVQlyT2165ivOXL+Hjjz7Ea6/8Go+fOo69O7bia196Cj98&#10;9uv4zuMH8MXt/Ti1eqK4wffOr5Fj9/RybJnowsYeFzZP9OCRXgcenGTFxu4SbOqy45GuUmzqdWHz&#10;NLcaXU3xYts0D7ZM92DLFDe2z3BjywwvthI8ZrLDqMD2WWXYMcuD3TO92DrNge3TPHLsnN+IYw8u&#10;wA++/jjeff23wr9cvnwRf3z3PfzsV7/Cq2+8gY/OKmPkgNZh6MAx6Oj+hwKGUqXxvZ977nn5/4W8&#10;Aos5z7J59sy5emVFtZjUyDPQwFfurZTxDglxHgQPmvIIHCTEORJi0Sb5zTNqiQupqBLHNzsPX6WK&#10;PZdEWe1sndwFlUUcexE0OM7hTgx2FBzhUBarFE02lDrc0umo+JAK1Nc1yWfm1/yMpUyeZcHPVwGD&#10;PEgeS1S5lYY9u8hpefbOlFl+fr4nCy/BgVEfLNrcdUEiW/wV5Ee0bCuCFD+37ADP4x4Pq3hFSHLT&#10;wMeuRwAq3wKvp0Lt3dAOGT1pCbgELUm9ZReRWyh+D3YxJNv5c+ZlkehX5D1fT/8ZCGx8Lg92H5np&#10;mUhLGY+U5PFy4kjeIzE+eSA+Lumqv1/gG1Gm6BOxMQk9mZmF4YWF/3M6jtvCwyMzDcGRZ+Jik16J&#10;MydeSEpIvaoKqlHOYFmYyTOwqPN2joyiOW4yxiKWslaN0GZXkRyXiAQqhCJjEEP/AX0DEQbERscg&#10;MVbxG7phjwDEg6+vcxZ8j4SYJAETfs+vCQ7pKZzj83XViIqgxdfiWCohJlEew06D4MT75Wuqo8Rz&#10;oTKkSHTzEFCKihNllA4Y16uixEkdyZRaRWKLMzuKq1GVK5z38VC8gjrLpwKKHUNKyngtxNAgslv+&#10;Y77+exZ7goBuFNTJbT0OJNasJLgSaa6R3fwMHFFRastOiGAhMlwNMMIjImBg9HpkNJ76whc0P8Y1&#10;wFAJtJ8u7n+PQ5Hh1/wZZy9fxscXL+PshYv4+NxZvPHaq/jC44/i/vWrsXnLZjz11FP4/nPP4DtP&#10;HcXxDbNlnzbP9nfNrMS2qR5snmrDlplubJnpwSNTXdgxxYPtk8uwpbcMW6dyM58bWyZ7sW0KH0+Q&#10;8WDThFJsmurCI5OceHiCHVsmO7BxggObJjqxbZIL26c4sXlKqSxw+vKBh/Dj57+G9955ExfOX5B8&#10;rNdffwM//OGPcPDwQSxYuhCr71+PE2dOiwrtwoULn+g6roHGPxIwtO7myhXhrTgOJenK+AqG/7H4&#10;llf44NMUQlXVKt6D0lmeGXP3BcdP1QQIB3ditAhQsJCRIK+vbRBAocKJPAQ9G1Yphmo3hh40SJ8D&#10;CzWLJgs3R0As5iyc5D9owCPpSyUU35cSVHYVjDmnRJUcAmPNOzu7UV1TJ4Q5R2UEGz6eBZeHONYp&#10;b9VyoVh8WcR5OwsywZGASS6B8l8CBUGB3QMBg2DBjkEHJ3YRHD+Rf6G6kF0JR2PyeVxeSbGV8MPC&#10;EtmtQbAleApwkLfR4kPIkbCbI3Dk5hZJB5SXmS+fleMy2T9Cx3s2E3JVKi6VXwS67Iwc5GXmDhLi&#10;HG0RMPSxOy0J8bEJV2KiYz8IC4r4WaBf8CO543Pjam75xy94ujVgZEBoTESMLTzUtDY0OOL7MVHx&#10;r8ZExl5ISky9yg+sdxEc+/DDEyRYnDkC4veJ5iQBCek0yEGIukkVeyVLjURcNBcSxSAuJgZmjloi&#10;SYgbERNJ74HqFviLSopPkW6A4yR2EckJqUiMSxnsTggYBADez65E/5rdCt+XxZrRGSTb2UkIwGm+&#10;DT2dlmMp3XchYyZtDzdHUlKQdW9ItAoBFBnsdZ2DGi1FCXEt0llTNEJDwsQnId4Jch5aiKDOW+id&#10;iR5CyNchoPD16bXg16KSilS8CV9HHOJxfD2CkOoklF9DjabYUbClVQops7wOPysLBo+goBDs3LUL&#10;bDG49Ej8EQSOf+BISj9IiLO7OHfpMs5dPI9zFy7h/CUS4Zfw3nvv4lvf/ia27NqCI4+dxue/8g18&#10;69vP4QffehpfPvIIjq/txd6F9di9sAo7Zruway45DhLf5C7c2DnNg82Tndg0yYWtU7zY1KsAYUuv&#10;F5snuLGx246HJjrx4AQnHuopxcaJVmyZaMO2SU7sndWAo6tn4tkze/DSC/+KP/7hd3jznXfwwku/&#10;xvP//EN889lv48zpx7F0ST+6unvQ2NqKYlsxYuPj4fZ4sXnrFrzws58JV3Q9aPyjAEP4DAEs4L33&#10;3kdFRQ3CwyJl9s5xC9U/NrtLii9dzLWM9SgpFfKbCikCAIsix01NjaqroHSVxYxdAgs1OwmCA9VJ&#10;+hxfcptYdN3cqlcpRbahoUVGWzyDzhyfI4m0jEbXo9RZuAkgzIHibUKAFzLDyS4KJHIZXB9L0KHx&#10;T2LSaRCkIU9SdBWHQiMfR2a8JvFOkp4FmI50dh4cWXEUxI6KIMWRE0dSOdkEgxIhy/n69GQw0oQy&#10;WIIGSW4+jh2Pw+MRQLLkFWqRKhbpxkSdlZOPIsaGyMpXmvWYSaUAT7o3LnvKyRfvS34OfRkqqoRj&#10;O1kRm81uRHU83PbH3ydd+ORquMyJ46mUpDR5H4JLWnIG949LgCQ7jtiYuKtmY+yHAf6hvwoPiTxm&#10;MkVXp6enR/+9I9fvjPY3pEeMDZ1iNpofM8fE/SHKEHMpzhw/wIMFfJA/iI5HUlyyFHIWdekqIuOk&#10;WFMNRWMcwYLLgGiu48pQFm0+LzoyEVGmeEQaYhERGo0YQxxMoVQ5mRERGgVThJq/J/L9TLHyunwt&#10;jpT4dVJsIiI193d60njpFDJSMgZHWKKOkvchZ6F4EB18BNii4gQgAvyCERQQKoAhpDq7DM3dzdET&#10;C7sQ2vRNhEYMkt6MDdcLvTi9NWOeeC60yPNUcgpJqarz0DoFggJfk0Wfoyghxq8LNORr8Hudl9Cv&#10;CV78HDKWYpaVmcDAMwzzoFdDfv/cvpeo3N7Kv8GUXLO8n8SZhEVg9OgxmDFjhpwpq415ulrqHw8Y&#10;g+Ooi5dx/vxFnD1/HhcvXpYokQuXr+BP73+AH//bv+PZ734H//bCL/Dk17+Bz3/tq/jJj36Af/nq&#10;F/DEpsVi1js4pxJ75/pwcK4Pu2cpr8bOGR4hs7dNZZfhxJYpDgGNTZMceLCzEA92FOKhLhs29Njw&#10;QFcJHu4tldWsj29fgX//1pfxzmu/wccffoyfvfwKHv/6V7Hr6Amc/tJXcPKpL+DEo0+Ka37ZsmUS&#10;z52amoyIiAiMGjMSt995B+4bMVz0/Rs3bsQvf/lLCX38h42kBvkTdf3rl16COTZRChfltCx8jMeo&#10;rqkX1Q7PpoXsrqqXM2WRoRaUSOHlCIoLlBhIyGJMApyFur21S87iCSQ8Q66pbRSynCBDI59EoNvc&#10;Ujx5f3VlrRRu/jtkceVrNdQ0wEn5qoUdCfdklEthJjfAcRlHWQQH/fOKI5zu72IryssqUVleJZ+V&#10;Z/T8THxNiTrhNj8Lwc8uP08mCeUCqwCDvptD34vBEzLZOJibL90MizfHT/yaaq30tCwp4roaSvEp&#10;6vdDsyBzqvj+BAiCJaW0LO4ck1HKy8fz4M8gGwc58pKFTl44GIWSXzD4GLWi1iZJuAR2jtBk9FZU&#10;IkoqvgenCxS2SAeVYxFyn54P/l5ZC0mQk0OONpkvx0bGfRAWZnguwC9kVUFuQW1/f3/432I74K2J&#10;iYn3hIWF+UeFRNXFmeJ2mY0xP4yLiT+XGJ8iIycSyyz6LLZUFOlgEaONbGKjE5DEUVSUAov4qATE&#10;CZmtwIEOa57px3KkRF6AAGNKRFxEAkKCqEyKQowhQUDDHJ2MpPgMeR++d3xsoip60bwvQd6L97HY&#10;039BMKADnGDCjobvr8tteRuBi6MxXguXQTChaspkFrDgoXswdMOezl+wm1DjJ+Wz4Pc82xeDnlGZ&#10;8XR3toCGtudC7zgIeDz4XI61ZOe2RorrAYZUUwUFhwpYkOjmOlZZv6p1CnxsMlVRMXECYhwtyV7v&#10;OKrGlIJLdl9oJLmu4JIOjt2bmd2MyqnS40rGjfMXSeHrr78uZ76Dfox/kPubh/6esmjp0hWcO3cB&#10;H398Vg7uH794iaBxFRcuXMTrr7+Grz/zDJ557nv40Qu/wLf++Yf40teexnefex7/9vyzePbkVtk3&#10;sX9+JQ7NrcahOdXYP4eejArspf9iTiW2T3Nj2zSOpWzYMdWObdNtMsbaNKkUmyZ7sL+vG189sgk/&#10;//fv4XfvvIV3/vhH/POPf4pnvvcvOP3Ul3DkzFM4duZJnHrscTzw8COYMmUaytwuZCQnISIsDMFB&#10;IRgzchTuGjIEQ4YMxR13DMFtt92O++4bLoXg2PETePe9d1VECDsOrbBf78L+VOH/Sw7ttT7LKHhw&#10;/1GEh0fBYWduk0vxB2UVUsAYLc6ZvCw4KqNnwS1gYC2yS0Fm5AcltiSNOfap9CqVFIGERDfHVpTG&#10;Ely4QpWkszrzr5ZU287WLjlLVlEeVULyZmVko6lBEecySnJ5ZPTDs+2cnAIBBNnIZ7HJ56KPQTmr&#10;VQfEM3ryHTrxrhzoyo3NboOgIQ5r4QBU98BtfVaL/dq4x1Y6GFuiAKNQzuqlw3CXy9+M4YkqYFAV&#10;ckqCC4pKkJWZg3x2DSS3uacju0Aj3u0yWmPMOveLkKAn2BAEKaPlZ9L3lbNrYo4WXe+FfH2On7Jz&#10;5XOwK7OTmGfMCJ3r2jZAiTMpLBGCPDebWViq06CZ0ZJfgvEpmVJfx7PrSEiVSYw5OmEgPMxwOSgw&#10;6J1Av5CvxsUlzOOuDvo6nn322b+Y77gtcHRgdHR07PYEU9z78cbYS6nmxAGz0TxgZtHXijaLL7sF&#10;FmR+TQWU7roWVItPRZx2Np8Sl4LEyAQkGOMRG26GOSIGKeQPouJFTptIUGEXEmFGYlQCIoOMiI8w&#10;IyUyEbFGjQPh7cYYmdWx0BOMWAR5Rp2gjbo42hJw0oyAVEZROktAYafAz5VgThwEOTnYWRjNIlXj&#10;c8aO9kegf4gABX0ZeoYUv9cBg1wGN+0JV6H7MLTOQt+ipxPXikNQy5MIHtzAJ4Qz1Uw03iWlqK14&#10;hkghrwkg+ihLPBcpaZJ0y8JO4loktOwSGHaoOcuF24hP5KYveR2+/vVqKB1kCFKioIpLEGDTOyG+&#10;Hz83v3722WflDFT2cQ8qpf4xh5Dssi/jqnQUBIyPPvoI77//Pj744AOcPXtWvv/9H/6IV199FV/5&#10;ylfxyKZtePzxL+EnP38Jz3znBzh64nGcOP04vvf8t/CDLx7BY+t6ZR3qodnVODCrDPtnlePgrCrs&#10;XUBHdwP2zKvDzmkO7JruxN7ZZdg1q1wizr+6/3689uLP8P77f8KLv30VT3zzWex/7Ck8sv8Iznzx&#10;aXz969/Gob1H0NPdi+ysHJjZRQYEIWzsWJgC/WEKCoLfyJG4+/Y7MfSOO3HPkLtw5+134PZbb8Od&#10;t92K22+/HSNGjkB37yS89JtX1Nn/Jwr9ZwDAX3ror/OJAzh3/hzaO3pgioqDtUTlOZHw5UIkFi6C&#10;BlVNLMI8g/eV+UR+WltTj5qqOlFWcbzDM3JZmlRRg+amFhnHdHV0i+mPhZln814WWotd5TsJGe2S&#10;kRafx8eq7qRcZv0cYzGHimQ6uweVM+VQIYH0OrjLkM/QPpLUwiW4BeSojqKLm69JroWgIZHr2lhI&#10;73AqOC7jylaCQn6hSHXpO6H6Ss+1ovSX76MvU+JtDEXU93KQfykjoFoVIc6TLIvNIXwHuyeCBt+P&#10;ICgjJblWvIl4QlxeEROQ/Bfwo4Kq1Cnvoa+2ZUIvpb0cC2Zk5opyStJuyfMQ6HK1mHcaBbPVQikC&#10;VHZGnvY+SsHGTou/E7rIOabikRATL/U0gXU7OnYgNjJuINJkvjpurP97gYEhx7Kzs0scDseQG0Hh&#10;hkvsnYZgQ3x4uLE1LjbhdKI58a14c+L59NjUq0kxSQPkHFhY2eKoQpuk+AQWX+02goiMiqI1nkGQ&#10;THUd6YnpSI1LRbI5BUnRSYgJj0Ycx0vGWCRFEjTihQRPjFbX5tAoxJvikRydJMR4nMGMGIMZSQQh&#10;c6LwELHsFnQ+I1bxJhw5ETgIIJzhcdduSkKqMgGyMyG3EhEtPAfv43OvJ85pzmMnQfmsbtITU5+4&#10;v9lt0Lyn5LNURrHAKq9FjCKlNa6BX7MwsyCz22CHoMtkdbOd/lyOpUQ9FW6UxUbi7zCqfd3667BT&#10;EJe4dj/jyxkTwtvS09LBzC15bXO8cCODvEYs/Riqs5AxVjxNgXGI0xJx+Rn0yBGOpbhQad++fbh0&#10;5TIuXb1yrcv4jOL+Nzm0s93BzoIkO+W02ijqo4/O4r0//Qlvvf0Ofvazn+MrX/sq9h88gCVLl2By&#10;bw96J3ahtbUFixYtxzef/iF+/LOX8YMf/wyPf+VreGjXfjz2hS/in7/+OL7w8CwcmuXD/rleHJhX&#10;gSNzKrFntg+7aMqbW4UDc6qxb045ts/w4PObF+PFH3wbb771Jn7wbz/FkdOfx8ate3D/5p3Yue8I&#10;du0/jEe2bsfy/tUSsMfFOrE8UfD3h//w4Rh991CMG34v/EeNwr13DsGwO4dg5D3DMHzoPRh6+xA5&#10;7rptCG699TY57rjzDmRlZ+PLX/6KRJ1fk95qbmxdCqtLcP/Kg6/9y1/9SqSzWRJFoc7ea2sbxQNA&#10;IpYb6VxSbDzSITA/ip6L+tpGVGgjHwEAzWMwoWcy6usaBBD0ok2jH6WyPPuX7XWyV8OL+ppGWWzE&#10;zkKUVJW1aGxolbN8RmYQMHg2n52TJ2BBcOKyJiVv9cj4jAWX37Oos5CSO5GNewVKXsv309N1eZbP&#10;+HN2OBzp6FEkVCTp+ypkvFWsokLYUUgIIjf2WUsFQNl9ERQJFPp6WYKWnjVFUGCh5s9DUp0BjOyk&#10;+DPp/A9Hf3w9dnNZmbkCEgQtAgzHXaKiYoRJUYmopsaPzxJinH4Yghw7DSql6Grnz8lRF7kSgiO7&#10;Ixl3MYeLPE+xTRRh/Excc0Bin6CRmZqF7NRMpLJexiYhjgd53rgkRMfEXw0ONpwPDzP+ISzCdPhG&#10;hJBLbGzsvdHG6LIYY+ymxLikf4qNSTgbZ068Smkrz9QTOL7RZK4swGx7ZPwTzTNzKm7UWbrOYbBY&#10;0yvBM3hdUkuQoQIqyZSIlOgkJEUmSCcRHRIlYMHuItEUjzhDDBLoh4iIEdCIJ4AY4xAbHiOAwXEW&#10;2yt2AXH0b9BFbVY/uHQYsWpez/ejjJefl/fp6gGCTDK5CvFhkFC/9nPxcQQLOro5jtJBQl/Jqrwf&#10;lPEqk55SKykuQSI59CRajY/QR0s6ic3CLD4JymS1yJDQkPBBxRIPFnm+T1BgsIAEgUfPlNK5BlFH&#10;sasxmJCVQTNeNJKYcksQMCsHNx9HgGF3I3wPI87TxquIkJhYASJ+Nvo69PgRmgX5mqNGjcGs2XNx&#10;9tw5KVCX6E7+ewKGduichYyiBjuLs3j//Q/xm9++htNnHkNjU4t0W/zd0BXv7xeA8LBw4WJS09Ix&#10;a/Y8fOOZ5/Dm7/6I3/3hffz4l6/i5FPfxDPf/j5e+pfn8NRDs3FgUQUOLKzE0flVOLigGsfm1+Dg&#10;bJr/qrB/aTuee+oQ3nnrDfzwhZ9j/a7d6F3Yj/7VG7Hl4V1Y3bcOk1onYELnBEyaOAGd3Z0or6pC&#10;VlY2/EaPwrAhd2Do527F0Ntuk45i2JChCBwzDgGjx2LsvcNw7223455bb5Pr22+/FXfcfgvuvPN2&#10;DL1nKG677TaMGDEKe/fuw6VLl64DDM3DoRd8HUw+Awj+o+MTQCOvexWHDh/DqNF+KLJQiZQnnAAN&#10;e+J1oAKqvEaMZXKGancji6S0cBHlSj4ri5KqYC20KZe31yfFifc31DQJOLBAs3vQ40R4HyPRWcT5&#10;ulQ0sUth7hRfg2fJ4i3IVMWX+Uv6WbwU1GIbWls7lOzWUyaucKqTJM+Ja1SpihJfCN3VnPVnyxiH&#10;31eV14hyiWAgxLbEjSvTHTklgoiMhEhCM6uKJkKGErKga4fsGhfjIVVT5B7KVOAhlVtOglSJcCTc&#10;JULQYBSK+DiYWEtlFgl8WQTlkah3hixKJ5GRI5+Nv0sJUcwtkt+d2qeRL10NwUnSby022SZYkFMk&#10;v0d2cfxdq4VXKpVXjaR4ezHS0zME0AT0OGajZDivCPnpOQqAuFI2LVNJ+VkzkxgllDSQlZV36Zb+&#10;W/pvzcjIuC84ODgoLDAsxWSIWhgTaf5qcmzyy7ExCRfom2Dxly6CCib6FSh9NcUiISZBwEIIY1Oc&#10;zP9ZnFmAOeJJSUgT/4LEcRiiB8/4yXHEs1hHxCAqNFJc3OQy+DXXpqZwrBSTiCRzEmKZ9xQeI6DC&#10;92R3kRAZD1Mw02njJKZbGfYSkRCbiOTEdNk9rCuzCFKKxE5GamK6kN5UZlGtJaClfd7kuBS5nZwJ&#10;uw+CHBNp6f4ODQqXcRRBgqQ3D93ZzYNdAA+9SxgcB123m0IZ8hRRTeBgd0Hg0Pd8c4zE23UFVKLG&#10;PfA1mC8VEhSKpPgkkcGK4or7Lvgzc78FU205YmKHQAI7MQUmA13s/LuproKvzzgBarPFsMetflzG&#10;FGkWqa8OZrHXbfHTSfZx4wJkjvq73/9RuZLlzPbTBf5vfQwCBndjXLiEjz4+h9dffxNPPPF5dPdM&#10;lN/DXXfdjTvvuAtD7rgLQ++8ByPuGyWCA372KCrr4hNQbLNj6fJVePqZb+Ott/+AV9/8A375q9fw&#10;7h/fxVu//jG+ursfR/ubcGRpvcSYH1nUhDOrJ+Hbp3bixX//Pn704x9h7tJFsJW7UWhlbpEddXV1&#10;aGloxOyZs7Fw3iKsX/cgdmzbiRmzpiE7NxujRo3EsGHDMG7sOIQxH8wQhTEjxyJgzDiYwkIxdgQ7&#10;jbtw921DcPftd+HuO+7G0Dvuwh133I47brsDd999D+68Ywhuv/1O4TbmzJ2Ld955R4DhbwEYOkgo&#10;OS2jzM+hu3cKgkMikJqWJcXY6y2Tguwtq0SVr0aMbewU9H3d7Ax4O1VPjOGgB4K8AMlgnnnz7Jlj&#10;JnIXlNRytMSOhEWNt6uAQt7eKDN8fs0Aw95Jk6Xo0xVO7oPAweJHcLHZ1WY+cgUisc3OUz4Ii1W2&#10;97Hb4OisuaVFhR+WerW94m7JuGIBVdEgyhjIYlogC5sKpHAPLk6iMszmFGBiEVVmQsUVsJvR86AI&#10;JAQRym9pNixkwS+yodRSCmuBVYCVJ7QECZ75E0hUEVcJtQRBmgL58xAMioqs8r7kGfTkXTrd83MK&#10;FGAU2pCblQuLxSJcDaW3TLYloIoiq9A66GRnx6HHkIjXI6dARoiZmTkCdPy8/HnIG41PzVCSXO4e&#10;T88WN3lGapaAEJNyyU2zG7nFMMYQaQg29MdEmJ81GaLO6oY6jo6ExCYYUApLX4IpDgnsBEzxkuRK&#10;Qx3HOJzlc3TDM3wJxEpQY52U+BQ5a5eibdalnYpPSE1IQwI7EnYNMrriLJ0KIzW6Ysegdyh8vMhu&#10;tTERDz6W9xMAyGNIJxOfglSCRazqJvgeeqfADiItSazz8n68n4BBoODPSl4jMS5J+BXdvMefKyiA&#10;+77DB/dnUEbL0RP5ivAwo4AHAYKHTjbrIyo90I9n/CzwesCgjI1MauteZCT3gEeo3doar8HHkxeJ&#10;i1XeCr9x/toIS0lsKbeVLuM6HuJ6xRO7B34ePQaE94lxMErdpu/M4PN5tqF3GArMVOcSn5A0SMiz&#10;Q6Fy5l//9acCFvRg/PdltZTlage/HyTR1f1UYkl21NUBnL9M+ewFkc3Sy/DCT3+OyZOmSxd2550s&#10;prcLUKhjKIbcNhR33XE3hg0bCb9xQWI8jIgIQxzFBKYYpGfmYcvWnXjyiS9i+46d2LlzO3bu2IGN&#10;K5diWr0Hvb5STK9xYFZHBdYvmol9O7di/vwFyMzJhl9IKBKS0xEXT7VfLGw2m8z7e3om4cH7H8DO&#10;7Xswa9YCjBvnhzvuuBN+/lxCFSVZQGls/wstqnMzGBEWEIB7ht6NWz/3Odz2OXIXd+PO2+7DkNvv&#10;xR23DsFttw7BsHtG4e47h2HokHtw5+1Dccstt6CusQF/fPfdQR7jEyOp6w1/N4LDjcd1j+Xz+fXv&#10;f/97ZGXlIyszXxzGVDIxcJCFm2Mam03tzWZBJynNsVR3Z490B8pgp86oud9i6uRpUqBZvEkGMziw&#10;oU6tcmV3QF9HFbOhih1i/FOBhi55/WlTZkoMOUcrfBw7lsa6FimAPPOnF0Q261lLxROizvIdwmFw&#10;FKS6AcaeM922VN6TnQs7IUnN9TLavFLeg8DH0Rd/VvIXureCwEHQyKKz2uoQL4pIZTnWYsYTt/rR&#10;YOjyCEHN8ZjX7ZF94R5Hmbw+hQDFOYWwc8Qle9BVfDo7B+EZqGbKzBMA4HsRlPjZVaR5tooB4f18&#10;LH0oBRZRO4lHJJfy3gI4GCMvezuKMD45QzpAdjN8joBGIbulEhkRWvKLlRzY6UZhoVWMfQxO5Pvy&#10;90lAprKKHVhhTqHUShoJ2ZnwmskVlOneEhcd/3xsVPylhNikgSiTWSLEWTxFdhkdr4CCwGGIRZwx&#10;DskxdF3HySgoOSFNKZ90LiBWjaL079UZvuIyWKD1x7KA64GA+shIosNJTmujLH4/OL7iaEnrGISr&#10;0BRUJGj4tX6baIwlSypRjHckwAkISXGM9s4Qfwa7JN7H5wq/ERWPlPg0pCSmye18T+kk/FRHIaGD&#10;16miyFmwi6ARj+onXQmlG/VYvHXjHu/jtVFzarMAM1ZckdyKr5DbxI+hSHECCLfwsWviH0gHIYIA&#10;4wNk5KZJaEmKkxDXTXq8ZmggV7/m5eQKcc4OhHJd+SyRHFUpsJCMqViCrNq5wfdWK2MT5fYkekC4&#10;hCk2Xmaafv7B2Lv3wGCREWfwp8DgvzquJbLqslx2KrpCR4GH7uS+Isa8cxcu4N1338OePXuQmZUl&#10;qiICxR23D8GQO4fi3ruHYdzocRgzcgyGDR2OYXcPx11D7sU9dw/D0Lvuwt1Dh0hUu79fMO4eOhz+&#10;/kEICQmB31h/+Pn7YfiIkQgM8MfYMaMQEhgCY2gYQkMC5XfBXRCR4vFJQWE2U1DLJRE4Pz9fyNii&#10;IgsSk5ORxchsTzmioxMwPo0j2mQUUMNfriK9eabMs2H+vzRy+GgMv/c+DB1yF+4dejeG3zMM990z&#10;AncP4ecdhrtuV6B31+13C1Dcfde9uPuu+/C5z3E8NRrdPb14iZsQJcaDwYVXBoFAB4Ebc6I+87gB&#10;MJ599luIjIxFWiq9D42oqqiHw+aF0+VCiZUKngIpuj5vFXxlVWqko61hlTN4ksolDinA7DBYhBpr&#10;m9Ha1C77L1RHwsMDl9MtZ+H0O7CwKZe4UkvxtVTeEzfjlQopTTBhN0ODGxc6SdyI1a4kvnwtjZRm&#10;Ea+prpdCKNwASXGRzl7rKHjNz8FuhW7zSq8PlRUEEXZG5VL82TXxM7JjIVDY6NpmJ1BsE9KfoCLp&#10;tXSmk0+pqBYg5evLDhDmQhU7xCvC7oAEOvkeD8MP2TnRJ0KiWnOWs6NQUlwS+ewwSlFVUYt84TqY&#10;paWWROndiAJIi7jYCcg52Xny+2TXovwtDunWZAyVU6iMfwQMjuYsjFdRIYkcscma2NwC4dwIYKLe&#10;yshFelqmjNN0WW5hPr/Oxi0JcckDkcYYAQo5E49R8lKOkcTHEJMgLHqcIU7iOZJ4xm8yS2cRH6c4&#10;CR0cSBhfDxj6Wb/eKehZT3wMOwhRT2k7LoSk1qSuvF0HCCFhRLWkOg81RtJJbJUbxaKvj6Aka0rv&#10;NpJZYBOQmpiGrLRsAQ+lllKvI8DC55hiVWcUnyqBhGLKoxckhE5ttbNbl9LK9ya1DlW4CC1AkIc+&#10;jiJgEESEqObSJJ7hy06LMI3w5jhKObx1NRJHTRwL6Xsv+Ifiz8nkWxZ1Fnq9oxAVleaxkJWumoyX&#10;YyaOsoQ3IWBpqiySbDKW0kZlPDh24n38zDpo8HtJwdR2kbOTEV4jPlnO2LnYhtJVFplBtdSnQOE/&#10;OzTA0DoMIbUp7dQAg2Qu4z/YWZw9fwEfnz2PN958GzNmzMZdd92FW275HG699XbcftsduPOOO3DX&#10;nUNw75C7Mfzu+3Df0PtU4b1rmBTY0SPGYsQ992HUiJEYN2oU7rt3OEaP8kNgQCiG3zcSoSEG+I31&#10;Q4C/H6KMHA0yqoWj0iQh/wsLrIiNS0Yenbj5dNhWiCSxML8QhYVFsvCnwlcJT5lKI+XuAxYQh82O&#10;jrZ2NNTWob2xVchgykJ5MnXXnUNx99D71EIrownjRo2GmSpCgxGB4wIwZrQ/hg0dgRH3jhLAuPfu&#10;4bjjtiG4/bbbEBIcjpnT5sDj8Qr5+dZbbw0Wfo6o/uJVrvpoi3+TqwNYtXod/AOCxSzmclQgK7UA&#10;LnuZpL+Wl9P34EZtTYMUHhUP3iijIhZentGyE+BZfU1Ftbi666oJLuwefFJI+RieHTNCnEWSHQpJ&#10;dDHhlZTKcyb2TBIA0WM6CEi6d0MfrXAOT4BgF8HrJqqwXB7U1zeKaY6qpEohyOmRcElxlVjyPCU1&#10;pVyWn5WvxeLKukBgYjptAYlmWdtaLl4MC6PNs/PUOKmwRDgd8iR6UWfxtVnsKLepXSBUOxGgpGiX&#10;sHvyyWiP/Ar/3yEBb+fPThEBPxO5lMISkctW+mpQyHGUXSmwJABRAgiVvDmHS6ys3DbolvelOIHj&#10;KzrcxStisclYioBF4NA7K0p3CbQEOEaVcPEUgYNdEjsydnEiFc4ukL8R+R5yPwQmciMqo4oJuZTn&#10;FuAWFkoWaMZqSOGUwssxjSr8LNbsApKiE5EclSBEtJjsRImkzuwJBuwg9DN92WqnGd70ws1NeOrs&#10;+JoC6XoCnM8lMPE28h0822dBH+xKyJ9oYzJ99KWT6+yI+FwdhPTPI6M1TRkl46fENDUK42uTpCfQ&#10;mZMQxXGaBh5hQcpnQce3LpuVBUzcsqdFnBsNBAylINK5Cx009GgQgoXuhRAFlZjtdGktpWtmIZ1Z&#10;qPm1LpkVZRTBiKteI0iyh6s48vQM4SrYNbCgM4GW3QA7CD5HcRj8WVUiLoFFN/GRx8jMyBLA0MdX&#10;jEsXolsbV/H1CF4EJvIcfF224oxSZ4ouQxbHj8/Gq6+9ruboer7Tp0DhzzgGu4lrBwHo4uUruHj5&#10;khwfn/0Yzz//PKxWq3QVdw4ZgrvuGoq77qQU9W45Q7/nrrsxjGfgd96De4YMw/B7R2Lk8DEYPmwU&#10;Rg0bjbEjxmDcyLEIHOuPEXffgxiDAbFR5GT8ER5mQuDYIERRCRYYLEo83peamIq0hHTJ7snOzILL&#10;6UKhpQgutwelJVTPlMDlLZdQPsoZ3Z5ymZnzHz3PSMsYAe70SGGycTaclimAzX/QLBocBfDvX5ib&#10;J8kFcezsGDYZHIqQoBAEjAvG8PtGYcgdQzDi3pFITU6Xs+w5s+dg7uwFaG5sV7lEZV786qVfaUQ4&#10;eYg/o6u4/rhObfW7P74LT2W1dKI8wy7Mt8Je4lUx3fQxyEa8SiF1Wcw62nuk8LOQEzjIa5Df6O6c&#10;oECBYYUOLyoqqqQYczRE/oCjGp7Nq70YXgEDXe7a1NCiFTkm3XoFZAhGagyjwIYFmB0CRzgk44U7&#10;0KJFVP6UB1UcPWmdRxU9IaUule1EZRQNejQHurzyWQgOIj+lP6PIqu3FIKnPwq5GOyy6/DunpmWo&#10;sRdj17mGtdiKnLwCOIudKMooQIWrDGVOr3gd+Hsh4PG1+L2eGcXX435w8iq1lbVCNrNAU91FTwvB&#10;juGOHP8QcFxOj9bhqE6H4yqRFGsBhzQMSoYVv84tkoLO3x0/M39P/JvYGKdeVAyn2zuYoktinUDD&#10;ERvlwHxPJgnrnA67Q0ausEMZn5Yln4cdNX+/t7BwstDqRjrOrmLYRZgTpbgmxqYgKTYFaXGpKlY8&#10;kuYw3p4so6KYyHgkxHLbm+IKWMh1HoS36UVdvA5aF6B3DnpXQ2BgkefXPJsXoGG3oe2eIEio11Nh&#10;hfyeZhNeK94iDakks6+X1FKRpXUebKX4egQWgoUObDQTCvhpQERQIMnNz8Cv9WVJKvlWLWKSLoP3&#10;c6NeuOIyrie/mS+ln83rcRu8LyUlFfHxyndBySqTaHkWr5Peg8S4ySTFWuVTqYRbnZNg10HEJzgQ&#10;UPg67BSkY6AHg8VHk/ImxKloc8ppCTySQaWtbBUzHx8TnyggpHs0KL/Vuxl2POnjMwU06FQntzQu&#10;MARPf1P5MW4sQIrT+PTtPD6rw2CxEuPY9YY8LRvq/Q8+wKOPPoqkpGQhtO8gVzFkCIbeNRT33TsM&#10;99zD2f7d0jWMHM7uYYSMpvj1WI6nRvkJcPDg136j/XDf0GEI8QtFaGCYuNcN4Qb4j/OXs/0gP3/E&#10;GiKQZDYjMTIGVTYPrNS75xWiMLsAFRU80y5DeZlX/iFWVdeo4DvurXZ64fNVybxe0kwtpaJ2ISHJ&#10;f7j8R5cUnyb/EFk0+A+bkuekBDW+MkeZEDB2DIL9AjFm1GgMueNOMfQlxsVj7sxZeOD+9Zg7ex56&#10;urrQ1dmFtsY21FVVIyY6GnaHA6+/8ca15Fv9d64JE278O1z/t1KGPTXG+uGP/g0R0fEosjAgr1J+&#10;Ll95rXx+idqoqILLxU1yThkJ0bfAs1NdgcPfSV11g3ACVAPxmqQ2AYGx3fZiu3AY0i04yzChu1fI&#10;YY6dWGQ5puLYSRRFVgIDTX3sTByaZ6NM5VRpiqzx6ZlKTsuteJSxuis0WWuBFEL+LWRHRlGJ/Dws&#10;ijw4TmLHwc187BbIt4gU2K3OxnVfCAsnCy+LvWzbk50YJUJM82fj6I2PzckvgNfugaOoVHZ7tDS2&#10;ys+gVtQq7kLysiSQkByGEgdQ/eQocQopzc5HSO3sfAES3TBI0ltSa/ML5Wfhv0P+fPwsjIFn15NP&#10;415+sTxe/R1IbtOw6FCmQwJJAWPVs+B2VyAzM1f+3+Secv4MfAw5C4IVR2gcgan8LvX6uePzkJ+Z&#10;j5K8EtgLrfK3vUXczxwBaRlMuhRVxjac85vVqCg5VgEBCyszXjgOEj5AjHKKQOaZP3PZOZpSIyo1&#10;g9cLOTkPXuuEs4yDSHKT4+Doit1CogIa6XyYLKvdz66HfAjjQgQUNK5CwElTX+ldAg9l6osXhMzN&#10;KpBEW77mIG+ikfmJ5mSkJqQLpxI0LlgWJrG7EK8FwYGBg7K3mym0asOedBhMoGXsODkJA30Uqhsj&#10;qc+zdR7i0haJLDsCtQCJ4BAbS6BQZjmCDkFEJdBGiwSX37NTYeEWIpsrVSOVKor/8/Hnk64glp1C&#10;kvgwBFgSk8UoqI+XCCa60on8BTOjOLLic3gbnycx50ns1lRSLbtGglJaWrra4sfrBMaqR2PoPcOx&#10;dccuCagbnIFLcq0CgsGxyA3HNQmuKlZStLT7KNE9f4kjqPP44MMPpQCu37AOcfFKICCjsXg64A3w&#10;9/NHcDC5pQjhMIbdfR/GjhyLe+++Tw6/MQEYPXwMRo8cg7GjAzBqxDgEjAtBWGAYRtw3EiGB4fAf&#10;Nw6jRw+DMSII/n5jEBWl+KXklBQkp6Qi0hgJB//RZuXDXepFSRGD7SpkNFBd1wBnaRnqKhrRVN8i&#10;ngJudyvlalCnFzkceXDvA+Oq0zKls6NEkX9/qgX5/yq5L4K5GPrCQhAU6IdRw0dixPDhQuTHmWPR&#10;O7EXixYsxvw589DR3o6u9k60NbWqImqzoyArF+NTxgvBbrVZ8YsXX1S/Zw2MrynZGBCpg8i1mBGy&#10;HgowruLy5UvYu/8oRvsFwlPmFYDgWSv5BEpEebapS1bp8pYU2bIK2VlN/wXP2jni4UiJM/qm+ubB&#10;zXqMw6Bvg0WYBZmdB8dMLEo+/u6sTuERanx1cNk9KnLc65NOQyeJ5WyZeVPMsqqqV3vD6XrOzRfA&#10;4HiG4EUuQa1HVVEZdFbLlkByAzQGUhGkJctyDJObVyg+BjEACp/ihK1Y7SFnZpW+JIrX7G4kJJCd&#10;ovbYMleFSF0LsvLhIF9hdaC6iqZASmGtg8/z2NxwlTilsPN3y7N6/jx8HIGNwMmIcnoiCEiU+CqP&#10;RKEW2849H8qkyO6AqjCO40hWMwKklPlVpW4BD3YYPEHh+8pYTN7DK4+nmotAQHc4QYjvy8/DLX/8&#10;3epR6aIaE8d4MSyZhbDllcBWaENJfomM0m5hUZKxThKNXQoUdNfzIH/A4qzN/TnLImCwWLNQpyWP&#10;Hxz9sEuJ1zoFPlZxCGrsJIY4FlRDtLyW/rostuQY0hLTlQs7iWtGVVorC7W8txhJtGszpbPXuhkF&#10;RKki4SUQ8PNRxsaug94QAga7CKOB45hEASF+bn7NroYgFh5skPEEAYJSWnI3enw5/6HrkeYqWFDF&#10;p8sCJCnUiqvhWT5Bg48R1ZTWWdCAR1AhQHCExWKdEJ+iDHWxKmNKj+HgWT99FgQL3YchuU+MBWHC&#10;bXSsdFn83fL1dT8GOwtRY0VGCkDzkC5CU0xRCaXLZAki8vno+I5PkpETH8MRGoGC46i4WJLdiueg&#10;qY8EWUJCCsaOCcCESVNwnumqAhbXoiUkkPA6Avv6Q5YvaYS2KmgqqvzcpYs4e/ECPjpLI94H+Okv&#10;fo7ps2YiOCREot7T0tJkLFRUVITK8jJ4PUz0zEJTXR0c1hLpJvzHBWH0yHEYNXwc/MaEYsx94+R7&#10;v7EBGDt6LPzGjIP/6HG4796RCA2MQoBfIEymEIQFBcEQEi6hlvxdpaenIysnV6Lgqd1n7DUJXLfd&#10;i+a6VtRUNaCttVtWfFotJDRtchbN4sIk1JrKOhkVEJT5+xqfli3/f/L/FcbUmBhsGRGJcaPGYOS9&#10;92H4sHtx15A7xOXNTik20ozmpmasW7UaixcuwqyZ0zG5dyK6uzpQ6S2Hi1veii3IysxCfnY2ssen&#10;Iz0lFSNHjJKzztfeelu6BSHBNamsDhA8BgYw2BleBpc3qfsZrTJ9xgKY45OQl5+nIjI0uaeKs9B2&#10;a9tKJYiQox8qg/i9jJCsDlSVV8mObjUOcYnyiYWeZ7Ccf7OzUPlNXuFzlKSWsSFKfssCRwkpz9rZ&#10;RRBwqLJiEeTfgGCk9nkXy4pWMbyNV6/b2tKJuvpm+Tz65+RMn90EC25NTZ3yZXDERWCx0fRXq7b8&#10;lfI2pabi35BjKnYIimRXQMev2d0wZoMcAQsxR4t6N0IegjyHPr4iGLLuiTGQktisIriLGECoDHws&#10;yMzkIlCVlVeqXKr8Qgl3JMfArDF2S+KvEEJc5Vhx9CY7waVzKpa/A38/VGPxd8NOQfabW+wiJuDf&#10;giMoPo5jLPIU5C3ECFjCeHTl0ZCfQ7o8r5wQsAORCBGrE6V8bYt6Dv9GHJPdwoLOgq/8FNeIbymm&#10;2khJdz/zNoKFxHBwLBSnRlGqu0iUkRaJYxYsFupBZVS0ktGKB8MUKwVbugKtQ5DuJoF+CjVCkjwq&#10;zQ2uj5h4EEj4upTSEnwGJbMaaa5/ZiqeCEDkY/hHJpDJ62pLlEQlpZHeBIOAMYEimSWYRAQb5Zqj&#10;KD0ChP/oRcUlMSfRcp8Q2owBF85CEd4iXeUeDAkkpJpKjZk4buJBYCABztRajlvYcXCezTN5Zebj&#10;wiQ12tIJdOkykuirUFlQvI/chy6HFVOexk3ojnF+r5PufD59GQQHdhfCW5DHINBoUmBdmqsAicoq&#10;ptzGyXukJKcjL6cIGeNzERQYJpLL9/70/mcChu7Q/vShugwhuAeXIF3FR+cv4E8fvI+3334bX/zi&#10;l2XUwXFDcWERUhLZbSailPsJuPu4wAKv042CzGw4bXYsmDMbi+cvkP/xx41VKqixo9hhqHHUmBFj&#10;4T9mHMaMGIFoU7R0HSFB/HtRJBAhQBHLDiueCj6OLcfLP3zuTagtq0GlswJTu6bA5/ahubZ5sEAw&#10;hpqjFDl7lp0NdDsziVTJFjkHVyPU8TBFxCI0SHFakmwcEAL/Uf4Yc99YjBg+Ahnp6WhpbMGsmTOx&#10;YtUKrFy5EvPmzENv7zS0tHTIP+Iyb5mckZKALSmwoDAnH/n0HpTYkJE2XritAP9gFBWX4Le/fXUQ&#10;KG6U2BIw9O+v7wYpKrBay5GRkQurjTNyG/Lyi6QQ8syWxYYHCyvVPjzjFVmrTZna6uoahGzmWIjF&#10;Xndqs8gwk4mFl8CipLhukW7y98VOgdJWAgcBhEojmu5YmHiWzJEOuwzhQrzc0EelFRNxq+QxAiAs&#10;whqpzG6I3QPPqCsqq6UYF1msgzlYtXWN8FXVqpEON++5PPJ4gjzXtrLYcxTGvzE/M9+L7mnuD2dX&#10;z7GNOvu2CEDyZ+TnY8Gme5syYRL5HDvRUU3ugHlS9gIb3MUueS2+toyzZAOfBS53uSYLdkpnQU6C&#10;BL2+F4RmSf4b5N9EcQ3sQIrkb8HfOX8PBAiVkWUVgGahF/6DoZCiilJOdRr9bMW64oqP5e9YSaXZ&#10;ZZBk54kO42xkZ7oGbipPq0ABTXEpbmGhJ2Gsn9nrxVuNgpKk+AofEB0/uOWJj9NJZRYYfQRFWaxI&#10;V80J8kcf7E60DoH/kPSREV9PeTcUIPFrHTDkvbXRlQ5e8lxzErLTc5SzXFM/Ebx0YGEarvAuWufB&#10;+/hYHqL04meJ5p6LeAGU5NhkBAeESScRGhCG8BAjTCGK6NaDBfm1/nn4GQkeitfQioDmy2BxHow1&#10;Jy/BSA8J9VM7JthZsKMgj3HNWX1tmZLqIkiQq0h0nQMRlZX2PUGDX1NKm5WVI4Wft8nebs1sN9hZ&#10;0MzHWHVj1OBoTFzjUTHSVdDhzc6EXYWS2aYMdiypqalIS0uVXc7JPDmITZYkTkadxyck46WXf6Op&#10;mq6R2Pomvk+DheosPkFwXxnAx2cv4I9/fA+/+MXPceDAAViKipAcn4CC/HyUe93wlNrgtlnhstng&#10;slpRwQ1sRRbYChkVkY/qyir0LVmK6dNmyO+PstpR942WMdToEeMwbqQfAscGwm/0OOEoxo4chSC/&#10;UMSb4xEwzg+J8fEICQzG+LR0pCWnID87R7qMcnc5atxVaKxuRAvjKooJFF4ZnXCcQolsQ3WDkL38&#10;xyQ7GooVuUnyVLpvczIiDXEICTRKwjK7Vf8xfjCGhSMkIBj+Y/0QFxOLNStW4+EHHsLcOfPQ1d2N&#10;5rp61FdXy2Ihl60MLqsXpRanFAWOQiw5xchPzxUzVXGhXc6y6QTm+1L5NXXmLJw7f16B+Y2xIdcD&#10;htyuupDvfu+HyMwuRnxCinhLSIjS0MVuQi0QsknRra6uk5k4C3RdXaOYzAgQ/Lqulq5uOrhVppQu&#10;X2URJjDwd6VLcIWHcCiJLWPMWYjYXTTU0v2t1FAsZLxdVrm6yuQkUYx3vmpRK6kRWKN0L/w3XUuu&#10;hIF/3Beh7ebm9yzoHK3wdSlv5vuzaEukSSnzm8rk57AWq7h14Ro0kxs/B1+3TOsieBAMeWLAUSXH&#10;V+RGLXlUM5UMvjaBhaBBYBQPRCEVT8XyN3MzU0o2/zGk0C6R7hyPUUyQm6OMg5TuikRZupBS6TL4&#10;O+dtFCSwMyHAcO8GOwZZ6KQtcyJRzSNjfA7cVHoxxVZMh9wUqIQDPDjCys3IEUAnkc3Pyb8ffw6e&#10;NPH/KeZSFfB5xYyPVx0OgfcWnoHzrFwvyizSg3lKjANnqqFW2PmD87GiNtJGUSzOelEnqSzRGlFm&#10;KdL68/QOhI8RslnjQvSOga/F2/TPICS81mHwMXw+bxPeROMKBHQYXX6dv4PEN0dM/Ez8jPwMKjJE&#10;+UD0zy3jLXOiKKJG3DMSY0f6wX9MoOo0/EMFQGjIC/YPkYNjD46tdGkto0J4f7gWE0LvA4s7QYJn&#10;sDKeYmAg/RSax0EntWnM42yeceh6BAcNXuw+QkPDBrsC/YxfNvIxgPC6CHO6uDmSio1h18NwwgQE&#10;B4dKJ0JZrOrwFBBEctc5I0aYaqsppAgc4vbWugwhyrlMSVNtsftJSUkWWW1q6niJB0hNyRRQCg0z&#10;4BvPPv8pwFCjp0+DBQ9yHLxPAQfjyS/gzTffwneeex7Ll/XB43AgPzsTlrwcOEqKYMsvgKOoCOVO&#10;OypcpahwuOC0l6KqrBxVNEXxjM9eis6ODsydOwdOpwNhwSES4zJuTDDGjAyA/9hAjBvth7CQYBkD&#10;RRsiBTSMoQbpNtIS02AIiUA63e+JSbAWWZCdlY16SjKLXWjw1aGhplFm33Qv88yN/6BYFHRilCdP&#10;LEo8E2N0tIBFXKrIc4MDDHLNUdTIYSNhCA6FISwUQUFBiIqMQlN9kyifGpvqUOurgM/tQmmJBY4S&#10;C9ylDjitpXCxaJTYYOPZPsP1uHSHxZT/gLmO1GKVs1oXz3YtNoSEhGPXvv24fEXFo/9HgKHUUWrL&#10;396DRxAdkyxFhnNtnmWyoPEslpwARxksaixY5WVVgyMfFtXGumZRhLU2tKixlJDXbukaeNDAJ9LS&#10;Eid8ZSz+5fJ9ra9e2/3thtfFURXNbj6JBBEpqSxHopyUOzAY2Jcroy7+/n2+GvFOcKzCLoB/h5yM&#10;PKkT5Bh4Nix7rsktaGfPwj3oiicW/7ximccL+Uw+RVsDy78zz8x5di1n6zY12uFz9GgSjoH4uhxL&#10;8e8tCiXGm2dynFc0uHpVugWS74Ul0tVQHcXu1UJg0/aEs+CLp0KIbbsKEqRIgO9P1VOucrETRAjk&#10;vJ9dnST0sviXOJCZlYN8Pq/YKiMtSnMJquxeVDChWh0rRkB6Mvg7YsYV93rkMW+L8l6l6OLvh90e&#10;OxDGvhTmFYpAgCMwGUPaHbiFP6TM9pkkqy0a4rV+dk4egCMdzs75R+A4Jy1xvIra0B6jAwK5D0pz&#10;9c5AV0YRgPj863dsqzN2s2yHorFOtt1FMc+JhjdNditAoK7p8qZEkUWfRDSfz9fVz/71zkW6CHOi&#10;OBf52Rh8yPEXx2I8GBvCzomfjflQlGPedfs9GHL7UAy94x7cdcc9GHXfGJl5jxxGk9VI0fYPu2eE&#10;zMbHjfaXs9dxo/wlwdbfLwjBwWHw9w+UCA8qkmSpkhYqSKCQ2+m/4MpYgxpPcfRkjonXwCRadmSE&#10;hTIDKV66EUmo1fwbagWr2q1B0GAXwq9Z+MU3oUWTxzP9NkaR1wQRAZ2oWC0yhT93AtKF+E5Sxj0C&#10;lpG/ywTZpUww0wlztsJJiakSdsbfJQEjKzsHAYEheGjTNhW9rXUOlMTqgKEf1wOG7q+4OMBcqCsS&#10;3f2Nr38NvZMmwFVaAleJBUW5WbCV0BlbBJulAC5bMZxWC7x2Kypc/MddArfNhqryclTw7KnIAl+F&#10;B1MnT5B5f2b6eIQEMYKe0eEBYtajamr0qJEYed9wUZ2NHj5KgD8oMASR4YzKD5cOiyOrqkrujC5G&#10;R12LEK81lTVyFsu4Cy7g4T86zvepn1eFiuMSj/w/KYRjVp6EPybGpcnoKyyIfFgMAsaFIjwwHJGU&#10;zfoHIDsnCy2tDehob0VVNXXwHnicNnjsNgHISpcDFU4nHIVFsDHxNC8frhIrvCR+td+Bs9QhozqP&#10;y41SeylsViq2bBifnI7A4FB84atf1WI/bhhP6SAiX1/Fx2fPYWn/KsTGpij5ZGa2hOsRODjr55kp&#10;eQECBElq5iDxLJMy03ZyB5L8StmqE1UVNWo9Kmfn+cUCANKZkaegu9qtPBnslCi/VaOmSuk2WPTp&#10;fbDT26CDsibN5RkuZbUuR5mMoNpbOlDurlR7IhyUhVYL2cx6EzA2CKMYDSNRPgRoI4yh/DsrpSMF&#10;KQF+QQj0D5QgUZ4IDh82AiFBavzMUTLXH/DxPNEMCQ7DqBGj5d/9iGGjMPzeEfLvjUQzHdriJ5FV&#10;sRybcrzDHeSVqK6q0YjlIvHMUMnFIs9IDo4OC/ILZVzErpRFmDwGgYDFnbJt/n6ZmEugIGhTHUWl&#10;E8dn5GP0eHUCDf9mVHCR+yDA0hOkJ/ayy2KnQxKbvy8CHMGTf2tuBdQ7J5oJRS1GpViBAjcCrC6n&#10;pR+DJ0Qk3W9h0ZXOIj5VOAlddsriKwF92tk498QKT3CDZFYf//A1+Efhh+Gb6eF+erdCxYjevbCQ&#10;q7N+1Q0osFHOa4IF79dfX8Zl8ep5POSxsWpspZPjMvLSOhiOjAh6fF39Z5BuSHN9J8eRLE9WEluS&#10;8BFR0mEQOO6+817ce9fwQYAYQsftnffI9/cMpRJnuAAJTWEEjlEjxmL0yLFCsAYFhgqpHehPAAkV&#10;Rzelt6JGiomV4k+S/Nr4KVoMYhwPcaTEjoO3SQGLUoGCLN68nx2GAot4uV8HD+EgxImteSu00RJf&#10;T/di8B+J7Ak3cGavQEQptxg1r4INyW3w+fycEguifS52GGmpmXIkJCQjNzcXIWHhaGxqw/vvfyRn&#10;qwQMXSk16P6+ETAk7uMKLl7lzopL+OEPfoDOjja4HHaUl9HVS8ki5YtUrvCsp0QOu40rNDmXLURp&#10;SSHcDjuqy8tRxzjq/AJ4rMVo8FVgSncn2hoaxIAX5M+CEAy/seMQFKBGUmEhoQgc54cgf7XTJIRx&#10;LqY4ETnwDJ7jqIa6OtgsJbLPQeUftcj4pNyjEkY5BmEBpDHPkl+AxPgEFBVwz0C2dCcJ5liEBocg&#10;Jooy5VjEmOIR4BeKMSP9EeQfghhjJGyWInR0taG9sxlOdk7lXpSVOuC12lDt9qDS6URpYSFKsrNg&#10;L8iDp8QKt7VYwKPK6UVpcTEqXfQbcOTCpUXlInf1ur3yj7681Cl/58z8fLzwy19e5/y+xmfoLn3e&#10;98pvfguP14eYyAQVg53JLoO/e/5NeHbNGT/BokqAQjd5cY0qJaRql0WNbLijRJXpsixYlLY2NrbI&#10;2TOfo+/oJgBwDCW/RxZXbYzDDk2tT6Wpjsa/JgEcgge7D2ZRsfDxb8AzeM7iC3MtojJiweVZcGtD&#10;m2ylYw7XbbfehttvvQu3f+5O3Pq52yVq5XOfu0Pc8rfccqvEr9zK68/djltvuQ23fY4m0Htwx213&#10;ShQLJdvDh41GQECwUitqU5WU+GS1+KhQmQh1qTR5HRZljrj4c/mkA3IgZ3yOdAYEYRoDnYWlKOXo&#10;i51GkTrz5+9HMqgov9XDBK12RWpzgZWoqpS8mWMoyoTph2Lx1vOn2MHw78bOkGBBACJ5Td6HLm/x&#10;erATy8pFXjbd4+w4VCChcFXc3cFuQhvF8WdiJyJucNk3rgCEj7tFRjQaz8CRjkRqxDOLSY2ayEkQ&#10;mXiwSPOxVArxmvfrhZrX7B7+T23vAV1XfW17833vJsQU4y7LcpUlS5Yty5Ks3rt01It7x5iWQAq5&#10;5CYQWi4QCAmBkEAagUsIIeQSAgkBQkKH0IvBBgcDxnR3q1hyW2/85tr/Y5H73vvGHe/L8NjjHJ+z&#10;zz57n3O05n+tOddcnk14iSsQ0azmAydBIOc9w76SoUb9FPJPisCK/aXYigwEA2fix2V/Bw1eE0pS&#10;AUS4WI4TjsUGIC7IyneeY/6CeNc3fSeoqzQuduZsSWoxGgykd8J4L1VNGJcYbwoLt6NUMx9vY0ZP&#10;GDZgyd1mIZm9+3qOGgMJxj70KCOyCfG53qzmPWvwxj9eC2DMivopZDdOthJ1jRMQQmmJ13FLf4Y4&#10;isj/KfRvSGGV7kqsQKLznurJwJuKZj/6MFJRWB0tjVF6kqnhPLcVQRLM4xDhKampVlBQbhte3aSg&#10;o9nekXzTV7SfzjJUtorUOwcPHbIXXnzZ1q5bZ13dnbbulDW2dPli6+7psK5O5g1A9DVaWwtGcejk&#10;kUlWW3Os3lrbYtbYVGMd7S22rGuJLWpts+bqSmuuLbfl3R22fsUyK8svsMkTExW4yTbGjx5rE0aP&#10;s+Sp0ywpIVElVlaUs5JTbNLERCvM88UNJQxq5RDYq1eulZU2ap7VK092q4pGV8oQDCrLmC9QYCVF&#10;lCNKLD8nVw14yH5ROk1OmGrTk5ItYRylTMpkKTY5abpGff7rV//VVq9ZYZ2dHdbV1W7dXe3WXFtr&#10;bbV11lJdY7HqSmuqqLS2unprram1xooyaygrs6bKKuuob7bG6mrrbu2wdkz1YpR+ULfElB3JyhvO&#10;oaLSZsxMttrWmG168+/6jsJ2tDzl/3/m2ecVfOij4m+GQAhYEIyRWkpsUObT9LRKrqrXZDiuBbBA&#10;pYSCifo3QZsSCdnIqtXrvJmxtFz8B0EdGSjkN1mK+zm5TxT3yUhQnbm3lFt18DoedzWVS115TwIa&#10;1hXIWqWGWrhYwXdJj0/6I/PDLBSn3xGfPc6OH3GCHT/iRC32+O7hevib5u+bkrQaaxGUpM4WL0hp&#10;Dkkrq30COR3cK5b52Ngm2aLXa+PcCNLYadBHQZDl8/HhSA0KzHhoIYRAvosSq6aoyqqKKqyqpEJZ&#10;Bp8pJSc+P/VVRLM4AF3eG3CGtAYsUDDBT5B5hZ4RjWgtZTJihT5f3p9zkjy3pEJZIjPB+VzFT9DF&#10;z9xxwJmFEv0byGfLa1RFANAdvN0KnvtHwYIyWrUdw44EYoIqgV7kMgEbn6aZXjICfeipCJkFATwQ&#10;3YF3CCTzcD4iZA/hfgCGUDqSMitSSYlYp7wUNfF5BuLnxXsBWDoGGc6cAC5Hu8bD+5LJqHQ2bB6H&#10;AxDX9On5GBw3ZEhwE8MNDwM4kl3lI9ONyHUyGABFQJLASnaSSlPcej8LQdoJZtJXAJHHvRQVyW0j&#10;W3PKQIDKhHEJ8YY6FFTyeJo3X5kBQEE5SR3gUcd4etpsNdaxf/CvYh+X6h4luHmMbANgkMqKRsL0&#10;DCe953intw9imqdpfnHiPCvbcnIg0rMEHNnzc7R/bi68ByNi0+23d90jawkAQ2aEUYYRQCKop/y+&#10;dDq29d137cyzz1aaftFF/27fu/oH9u3LvmMXXfAt+9q/nWfnnPs1+/KXv2pfOvsc+9LZX7VT1p2m&#10;Jq9T1q1XGeO009bb2Wd/3j5/+hm2btVqa6mvt9rSIutsarBFrTQf1djs1FkitSeOn2hjR46xiePc&#10;IuSkE0erDIEdyOzUVHVVp6em67eNS+eq5ask2ZRNd0PMTl5ziv5IqGe3NNOf4LYUNVX46lRabha8&#10;WoqI+rycXAHGlMRJNmVcok0fO8USRk20lGmzLWFskgz9rvrONXbJJd+yU9ev04oZECwtzLNYfY3V&#10;VpRadXGhVZUUW115hTVQlqsst7qKMmttqLWWxiZrZNQoWUgbbrGs7AmkLdbe2mad7bi+tgjMGhsa&#10;rbSszMaOG2fLV6+xffv2/RfA4B/fyX/eebd+V/x9UJoONXvuE5wJ1syMoNmM+3weBPxlS1dq4A+9&#10;GAw1QjVFkKLu7n5Mi1WCcR7EFT+YBp588nplDJLTtnsXOGAA90Fwam/xTm4eI2gRfHncAcN5I86R&#10;DIZyIeaDgBGd3pRtsLRYtWKN+BSqF1oMZ2TKzZWYwEKROEKw5zo5F1b22IkzxY6MCLK5owM7lE5r&#10;isHbdMZVXT5Do9GaKA2hRGqk0a7BhQeMeo0s2gFGSnXwGJDdNO+11cfU19BYUW+1ZbUCRfyvsOoI&#10;6i0AguyCzEKfWXtnNIqVxkHv8kY55aUmeKx6dYlTkkIlBtENYPCbBqBkLIiLbl3MO8+r6+QFJu+o&#10;iiqV1chEmNsBQPB5cE2hERCwoDeD74nrxbfqmMBBUErSSjziL9QYl5Zp2fMWqHabEQ1ACsFc+0Tl&#10;KwX7KKOQzDYqEYVSVQCEcHz25b6ygogYl6VHJHnl/w5I7lqbozKWAwKlJezHFdAjeSzHC3xGMDsM&#10;xw/3w608sNIylVnQQ0JWQUf5TOZbJKeLSPfz8vkYIcuhvwQ+AD8sMqxgQcL5eSc4xn7O04RMR70a&#10;EaCpizyS53KLXfnUJJRZM+IzMTRLg3GqKV7KwsHWs4VMZRxkBwBGAJQgiw1g4/LQgjhpLo+otAyB&#10;Bo/LUiSYF2ZkutV5ZrYrpJjfkcYIWc864DCwOgdcqJMCKvPnz5cP1pQpqXbFVd/XaFSyC8hszyo+&#10;DRgBNKinYynyjfPPt7qGRvvGeRfZr269w/74hz/bH+65337969/ajb+4xX5x0y12/Q0/tRuu/5ld&#10;+4Mf2ZXf+a5dceVV9s0LLrZ/+7ev2/nnnW8XXXCRff3r59kXzjzbFuNcSgpfUmqNldUWox5cWCwC&#10;PGEctiDjbNxJ423MSeME6HxXSYmTLTNjjjgNMoWc+dlWWVohXgKtPStfAhgBIjSahXKJiyZocKWU&#10;SZlvps1JJ8NNs4kTEmzypCSbNH6cTR0/2SaPn2bjx0621JQM+8mPb7T77v+LXXLJv9uZp51mp64/&#10;1ZYtXmqdra22uLvLYjXV1lpfZ4s6e6y7tc1aG+vF37Q11ltbE1YW8BeN1t7UZB1NdGF32dLFS1SS&#10;6u7ssp5OSkKtVlVbY7X1dbIdgfuYNnWaffObF9q+fb3xRj7Kh0hsDxw8aFdf+yMp36gmUKeWFLOc&#10;PgS30qA85FPrmiRjXbN8rWTFlDMAC5extohgjcU8+EKMA64ogJDcdnYuVMCj7wGpq3o7asgiAQA0&#10;/rWRDxO9D6FpLvKa6los8MJjSh3IlXV6HEkz3w8BUA1sBNq6euvpWKggSxmR1X1PzxI3JpQcl6wI&#10;cr1bRHdrrN2PUVWviYFq7KusEfhBPPuMC598R7AFsMJKm98FZSJlE9HwJQI5tiOs6LmWrs4eKyuu&#10;tMqCCqsprraW6ibZiHTFOq2iEKfZmNU14hZbps+O84xbf0SOu2RpPnaWWRzeNClTxpoGqb8EGHBI&#10;2IqQgZShYnNxAOotjkGHOWUngj8ktkQBxWUqk/E5kK2xeempUso0lFJ8x/xfs0gKy7S457gqSREQ&#10;tYJmmBBT5+a5kog5EeWl1bI2SGfudlQCCqv/EKjFEWTmeM8DvRBwCMNAQ5lC1PgXVEuy66BcFLnV&#10;soWVPX+YvIb7gEN+dr6CHO8dOJdwHqEUxfsABjlZ+QIE3l8ltagMlhU56VJiA3RyIk4meZpbswdg&#10;CwCBPFfmi/AqzBlnv2QAxMfOchukwAEIeC/eg43nABKOFyxGuGWVS4YyfnyC/Lt4Dat7Vv9kE6yE&#10;JMelcS+yM4cID35T4iOi0pF4h2hqHuCBmy2fE9kEYOEDpQDnTJXIsPgQl0FjH9P3Zs+VyCAzI9Py&#10;83xgCkDCyFcyj8x58zRQKdipAyBkIElJM2ztKadZ774+lTeCCso7jYeT3X7b299nP/3FTSofXHDB&#10;xfa7u/5oDz/yN3vqyRfsuWdftscef9oeefQpbffe+xd78MHH7E/3P2S/u+de+/Vvfmf/8R+32c9+&#10;fqNde831duUV37NLLrnUzjvvPFu3crk14bGTl2f1ZZQAUM7E1AlOEE9KTJIrLTbho08YIxn2pIRE&#10;y8+hRyLZigsoK9GkxMSzJvEXzJ8OxnqsFpGKEtjIsGnKW5CTa8X5BZY8bboyDMpfZBeo1SYnTrSE&#10;CWNElk6YkGT/72dG2kWXXGEffbzTXn51o133w+vtogsutosvucguu/QyO+8b59tpp51ha9astTPO&#10;+LyddfZZdtZZZ0sq/OUvnmOnnnK6nX7a6Xb6+tNtxeJl1tPeoVLcooWLbMWy5bZ4IXxLh3W1d1hH&#10;e4fV1KEAKldZqrKgWEKAcWMm2BVXfMd5jOj7ATB27+21s7/8r5KAV+K8y2oSEjay4kCKymoTsJBy&#10;qL7ZFvYsVfBhlY1dSAhoKH8I2qx2aZiTz1R7l1b/TKMDLPjuZZIXeTRJwRTNppBFCJYkdVic03WM&#10;CSCOq86RAC7ImpG4srpGzaSmOEpA9bw/dfx6keG4zCJ51ZhYylhtHd67wHzxtg6rhm9QmahR4MZ5&#10;oABzN1o3FSTQhqFJLB4guUXMUwYj44p1qDkOboBr5NqxTFE/RIU74y5dssKn3RVUSKLaVNlg9RX1&#10;1lBeZ9WQ0GX0OJTpPZEwA3QyNGQ+RQ2kd6UAwIdBNVot5UYGJalPpC0uPyYboIRFxkAnOzwG10IZ&#10;isdY7LQ20lCIpNYb8Ci35S7IV1ZItlxcUCI5suS/NBZWoQrDhr1OCwbsXShT8r0cExrxQoAmWNJ8&#10;R9mH4MwXqlINfRRkALOzNIgoP6fArcSZ2DZrjshp0EirfFbyAMSwBjmCODxC6szZGikIl8D7+Crd&#10;O6il+FEpyO00WPkzU1sZTAr/dwAIGUrgWSg3EaRD2Uqd3JEsF+Cg54LHKLGFctQ/BncHHfdbQroL&#10;mAgQZtFo6PeDuSG3ug/nwXCoSAbMuTgv45kJ+nsegwsBKOA3IGT5v+8DMGBpjnrM/agCrwBQhOl9&#10;wfFWduUQ2ZEtugYyReQ2IMAGKS51VCTtRfk0J4N54BmyLKfjnP4PuqjFq2jI0jyVx8gm4DMACO7z&#10;mBxss73PYzY8VUqaTZsy02rqmuzvb3mjmGcYw32ijmYY8BbPPP+CfeVfv2FXfuf79tDDT9gLL26y&#10;F17YZC+99Lq9/PLr9uqGzfbqq5vt5Q2v23MvbrQNG7fYa69vsRc3bLJnXnzNHnnyWfvro0/ZXffc&#10;bzfd9Cu7+rs/UOA97eT11kmqX1RoNSVFVldWYk11tTY/E04qzZISJqkshYnfCSNGSeI6OXGSspCM&#10;WamaMkZWCzCUFJXYyWvX2fKlzHfwRjOCZk1FvVaOrLb4I0qhJBgZFkreDPczPdnGjBxliRMnWMLY&#10;UTZm1BgbN2GKNcQ6bPOb79iHH223997/WFnGrbfeYT//6U32/auvs29dcqldeMG37JKLL7crr7ja&#10;Lr38Srvm2h/ZD394g/34hhvthut/bj/64U/smmt+YBdfeJGddeYX7JS1q23Z4sW2fNlSW9jVI4BE&#10;xdXY2Gg1rCjpVamssorCYqsqq9Df9tQpM+zSy6603r7+eHlq67b3raKmQR5hBEiuj4DnEtdut+CI&#10;urfbY+22bvU6WWgzb6Gno0craEpDNNsBEBC+zP52JY8PMmJDfrpi+Wrr7FykkhWBkUyjQ30by5TZ&#10;0eRGFsD7h/ckUHW2dotID/M2ODZEPK8ROVvNHO42q6h2y2/Os6O+zerKan3uNmCCLLmuUQEdzkDy&#10;1LJKjXrVhL6OLgVYGunoh8CyXv0QUbmnhlJMY6sAj8Bej9VHY5sro+oblWmRibAvSiUa9AANBfYG&#10;+mgara2+zdob2qypqtFqymiyc65DINmAhNhH0qJIAzAAEY2YpeTF75seHNRjsk6vs3qCvuxH4Cg4&#10;V5++F6ze4TV4fUmpD3riOyAzJKNAGCCTw2rkt1wz8vAKWbyg+NMckwZkxT4Lo0IjXRn52qis5BgN&#10;AMcvKiKWQxZAAAyjEQmSaVGpJtT8Q9AO5Rf24z6raoEOKqdo9R94BF5LQAUVeSwEXgVOrCo01Oco&#10;f8D90DHO6h7QEPhEmUtY5YcMhfMNWUcAA47P62WymOzzNnKzFgi8OD4Bn2NSolIZCYIej6yIO+Fc&#10;eF+3A/HbAAi8PxxF4Gd4PvBAoWTFfuwfSlJhxobkwQTvSJ0EL+HmhdPjwZ/PBAAQYAyzHwck+Mx4&#10;PHSDA9xsAAWcA6orDT6ajTeVE9/zsf7IzY/3hOiYEdch4MBjKiLlAQ3xMHh7Zfr7ehbnBpEpM9Pt&#10;vgfdiDCARZBxBj6D8sdLL2+wlatOtrO/eI49+8IGjUp9+92P7O13PrAtb71nb7/zvr399vu6ffOt&#10;bbZ5y7u2ect7tnnLNnt9yzbbvPVDe+Ot93T/5Y1b7KFHn7Ff/uq3dsUV37NzvnyurVq6xOoqSq28&#10;IMvqywqssRrnzjJLS50lZdTokaNt4tgEY8zstGnJUk4V5uZbWsosa6pvtbLiKlu9co0UIKedeqZI&#10;z5XL1wg0+MPp6aRsUavsTQublFTxJJMmTPQSVEKiGgOnTpps48aO0mNyJU7LsE2vv2W9/fttb99+&#10;27Wv355+9hV74IHH7K677rMbb77dfvazW+03v7nHbr/9brv77gfsjjv/aI88/qz96YFH7C8PPm4P&#10;/fVJ+/1d99odd9xpt9xyq11xxZX29a9/3davP8WWLFkkB9i2VrqS8U/y7t3S/EIrLSyyytISqywt&#10;lsae6WnjxifYddfdEH1fh+3Bhx+12XOyFFQqsQqvZugO5YtqrfK5ZjIu3F/5PDDYqy+rs9aGVmUY&#10;BDsAgQDV1dUTme05+avMpL5ZAWfVslWRrUin9tWcbIJbA6W1Hmupa/EZ6OoJiMX7XHg9aiqBRx3+&#10;TDVqqqQkJQVSoRvzQRKTTei1dMY3tFmshi5smtoqrDHWZh2UxWoalFlwC9Dk5XtzmyzbRRTT0e6Z&#10;JiAoe/TGZmUibtuBQ3BHNIcipmDO8VuQXNfVye6DY5OJhPIZ2RYZAnJXgj5KNixIuKbqsmqfoREN&#10;TeL9yCwosbk0ts4KikqViTTVOXfDwgZgx1mXTLCAxsEKJ8vJGsLnG8pYnA9zwnU+ZTUyO/Q+Dp9W&#10;yD7sW4wdTOQlRSkKQMvF4aGA0lS11FVkUmSSx1AaYuUug8HIHDCAAV9K4B4IcPFV9zCim1uCOsGa&#10;gEgZRIPFI2UVrw0br+Mx6mG8loDMY9ynBERTFefBe/I+wzMfAnAAnvD+gRtRJjE3W+/rJRgHveHc&#10;CqDAMXiOEYSAADwFwS8MWxJQRcOXyKb8eJnxMbMBMEIJKoBSAAmAQO81zHUXkIKn4TWyTce4MLJJ&#10;d/8pgIdzzVLnNuaBocwkhRM2IQR4Mom5PgsjZB1kJAR69mdfgjqZSMgK6BxPT/duc8wLccidDwme&#10;DnHtMl7cWnG0DeoowEcgQjYTjYRlaBDvk0cZcW6WrgUJ8U033xq3yY73XkBwMwRpaMiee/5FO+/8&#10;C+3Ci/7dHn/iaduxp9f29Q/arr19tn3HHvtk+27bsXOvffzJLvvgox32PtsH223rto8FKu9+sMM+&#10;2L7XPvhkj32wfY+98/4ntmHjW/bQo0/bLbf+xi6//Eo784zTrb05ZmUFOVZdvMBaaqotVlNvhdnZ&#10;lpGSakmTkmzUCSNtYsIkS2Tm94RJmv7I7wQFC8EJUpeVlU96i1l3x2LZRSzqRnmzUtwGn62bP9bZ&#10;3PS56vEgk0DXj1x3cmKSjTxhpOS8o0ePs0u+dZk+l779Q7b/4BHr3X/AXnv9LXv8qZfsscdfsAf/&#10;+rS2hx593p58+hXb9MZW27Bpi737/g7b8s6HtmXrh/baG2/Zcy+9ao888Yzdd/9DdtPNN9vFF19s&#10;Z531RZWlFi9aaB2tzdba1KCyWlVFlVVVVFo1lti4qwoI3LY7h4XhvFy79bbbbc++PvveD66zqdNm&#10;infIz82PbE5cmUTAIOABAD2aSbHIGiG8GaHa5sN/CIDybhJRXC9exeWa1SrjUTZCQUU2guIJpZBm&#10;g7PSZ+xrc4feo7EC40ZW7M5l8H0QS04/9Qz1aTRhSlhWJVfb9libJLfqz8AKo7RcQU9d1k2t1kRg&#10;R0kkeWtMdiqcE1kNq+mqymplFMyegGwGyOjhIEMKK3OCtgwJo85mVv4EVx5j9gakPvdpIES5pMxG&#10;nlAVVhl9LuJ/WjtFvpdXVnmmUlunDKm50RVOJfkl1kh5jqynrFKyZM6nGIdcQEHy2Aqrxvwvmn3O&#10;79BLeDF5ZJHliHiHf8DGo8SzktCZDUACqpg18jrJaGn6q2lwW/RSzpl9KvW3zXfPPpphgvULjX5w&#10;HxVV6vKnKdA5jMjYLyigQjAnuBMYBRaRV1QIiARgOA4CZbDq4LU06IVAy+ZEoTf48ToyEYIs+4KW&#10;PAbgVBRX2qwZszRqkOcJrOwbVusqdUUcQwjenmVEXd7z86JMKF33vWTldugh8+GW80BCy8wOAh+A&#10;Et5PYBllFBwrAJdKcpGSKpwPx+d1HJMsjX15nI1jcctnpimCs7xjHR4jnLuXttzvSZlA1Eehno20&#10;DJHikE8yFsSYUByOe1UBGIBIsD0HOEJ2EWS7lJwkyWX2N0onAihzrmVC6BkHGUbYP8zW4Hm8qmjs&#10;4/jU7V0q7XJoX2mnW0JCol3yrcttaCia+BbnLpxYfeDPf7F1p5wuYnXrux9Y78AB6x3AvpxZF0O2&#10;Z2+f7d3H1m+79/TZjt29tnNPr+3ctc927u61Hbv7bOeeftu5t9927Om3j3fts/c+3mVvbfvYXt30&#10;lv35L4/bj3/6C5G6a1atsoqSQivKybJYeaXFKmqssrjU5qMOmzrdRp9wkqw5ThxxgkwmWSjUVDZI&#10;IKEVa1WjrVqKSqrbOtsW2ilrz7CG2hYrLarUd8sfKFtpUbleT+MmCjmk1hMnTLapSclqFOP/E8Yn&#10;KkvZtu09O3DooKzbKdkxFGrbB9uVKW18Y6u99Nqb9trrb9ub73xgH+2MrndXr+3et9927B6wD3fs&#10;s60f7rRNb71nT7+00R772/P2x/sftJ/fdLN986JLbNWq1dbV2Wkdzc3W2dwoCxWCdXlpmay2K5Dk&#10;1tZZW6xZg3sUMIpL1FPw4J8fsosuvtQmTpwsEpSVPF3WBCXvXvdObm4J0JQ0umMdtriTRj1q/i0C&#10;C2r3AAbktngGrC7ae6TMoY9i5Uq8otp9Ml5kRc7rCLIQy1ierF26RooeLwF2xOWdixcuVcDHUpvS&#10;FRkfGQarbOISxyUocg6UqChzky2o54NZGDjgRn0fDBqCr+AxgqvkqlHpB6Cgl4Esg6DrBn8eUClZ&#10;ESgpWQE0rMYXLVymoK5u96jrncANMUyW4P0OZcoK4MPqm2ICjKraOl0/rrQQ7phbqgeirknnEzIE&#10;OB+t/nGXLcfYsFxEPFkdXePBlRbeJXRvc36hQ599KUMR5IuLfTa55pnI1sR5DoAu7Mf7knHlZOfr&#10;N8Ix5avV1ikAys8vUtbDcfg8jgkgEUoqoaTDFyfFUxQYU2akSdJK0FDWoQ7qLJVMqH0RRJys9mPx&#10;R0ngZT8eJ1Dz2uD/IjCht4KmPrnXerYSGgTZtyC3SKol3i+8huf4P93eBF8CPsdWNzLKrYhTCcGc&#10;IB8yDQCEDzsEfVb/lKAoT+GZRSYQwIEgGUAmZFUB6HiOfXgtx/B+BwDSP6fwOp0DmUjUt8IxvOMU&#10;Ow5A0IGD4UTeX3HUeTYYAdKUp4CekalylUAhIsWlqIq4D4AH8BCvEc3mnj/f+ylC/wezrdOjDIRj&#10;AhrYqWN6CNcBaMxOnS0SXEOUlGn4AgCgwGV3HnyJAG2KrTvjLNu1p9eYCUonN1JNZm/fd/+f7cwz&#10;z1bdfMPGzdY/cMD2HzxsA/sBjCEBB6Wa/gGcavfb3t4B27tvwHbv6RV47Onbr21v/6BvfUO2p2/Q&#10;duzpsw+377Ot72+3lzZutj89+JD95Kc/t/PP+4Z1t7dZYXauVWOil19qddhG5+Rb+rTpNn7UGBsz&#10;8iSbMmmSzZicLEdiKe1SZmteNOWYFctWKTj2dC6T2Z0CY4PbXBN4CFJ8d/AByTNm2eSEJFmPuDPu&#10;JAkZpiQl25TJyXbzTZ55DR08GFePHTh8RNfy4Y69Ar73t+/R9QAQ/fsPWt/AQesbPGB7AdO+Iftk&#10;d59t+8gB8uVNb9ujT79gf3rwYfvt7/9g115/g53z1a/Z4sWLrS0Ws/ZYnTXWeTmkuqraYmQcjTQ+&#10;IslttoYajO8oVUDkVqrERHCblTbHfYQiI0WkmXQIi/isrrc1q08WWJChrOhZamtWnWyLuhcfnS5X&#10;yWq1TkET8pRVPQGapkc4EEhVAjuBhv0CSU6mQfkDFVRbfatsOjgHQAoOJVigh0yntclLUZSZggSX&#10;AIh8Vyvo5lYrLvG5FQRxrDLInDAibG/vVjBtirVKOss5USKSpYY6rr0zWv0SkYSVDAjeA1USQZgA&#10;DtARXClXIUVFjcQ+XAvZEzwGQRxfLIIuRPHChUstBuhoSmO1xWLu/ySjyhIUTP5azoPPBTfdkC2g&#10;2JIKTA65tVKp8ZsswtaD7uuahrgpIMfmPHmN24zUedd4eY1VllWJV3Hyul6CgPISGg5ZVPA910VW&#10;Ku5SS4bmSrA2gaALE2q1GOHYx4AsoTQEIYw1OCviEnlMsWpmcE/R0VJQNG0vDCUCMBQ8ow5tlZHm&#10;eolmjspDTjCnpTjPsSAnX4GP1zA/gOPN0orcV/geaB2w8DMJtXkIS8oIjLTkfXmdrEhmzfFmnoJS&#10;vZ73DRwMEljOi65uCHaR3ZFLLtcoQEv3Gd5kRgIbzcjwgMmxUHGJs0jx43AtUjZNn6XjsQJF8z1r&#10;pnMpzOsI5aggtxVAJKdr5QFAhLIWgZ9zTlVW4kF/NiWkKKsgqGuQUQ7NlTRAOnfhpaQ5GqJDyYou&#10;bK4jM3OeeidoCgQ4eC1cRMpMt1APvlYOKJkRiLiUV9bn85CMZqkbHiUR2QXlKmqY2Cc7j4Hiap5N&#10;mzrDSiqqbfOWt6W6CbOh//POuxQgrr32etv81lbbN7DfDh484gOShg5qVjfbwOCBCED2a5/evgHb&#10;19uver8HzaOgsad30Ffee/tt574B27m3z7Z9+JG9uGGj3XPvA3bNj35sn//iF+W2WpyXazUF+dZU&#10;Wmpt2DHMy7LxWIScNM5GHHuCOviRS/tvNl0ra4hDVseswFYuW2ddbYuUYSzqXi5+A7BAqDCLXppp&#10;qbKbACxo2sRegkZO5oGPHjXRujtX2MD+QTuCBUcYEhWV7fqHDtl2silKcwP7beDAQc0COXDwiB04&#10;eDhy8T1kvVx/737btXfA3vtoj7259UN76bW/218e/Zv99vf32g0/vVHOtvhorVyKQV6DVVD6wD21&#10;nu7fSqurZ6AOlhEt1t3SYl1t7ZKetuIe29ahRQS/DyTTBFlWmwAGxC5BFTt3zZ0ur7LPn3FW5DFU&#10;pzITnwllC/eMcuUSwMpnCTdBUGdKIP0mBH3IcUo7wZ6bRrSe7kUi69vrvWcBMCCQAmZkGvApCpQ4&#10;A7e7zQhARY+Bhv40tnoPRnOrDzeKiG+OH1ROlHkAQN6Xc1CTG1mEvJkqtfKWBTjlnio+K6Yo1ui1&#10;PCdZbUOzwAyTPj6ntmg+O+fO/gRYwI0eBcpkvDcZuvocaiML84iE1rlqpnaFymAyDsR2o6BI79ve&#10;3m5FRXTbV7tjbQ2uvAA23dgupeX74LNQo2Y9kt9KKy5hDgugRwbjo2sBET5PMhA57kYZDRkkJTsA&#10;kPNSH0Z+qa6BiobbpFdYZ2uHSmA0JRKHkeLyHuIwwgpeM67lCOu1apV6sBKXNDZbaiPZk8/JFklM&#10;8AXtFfTol4ga90JPB6qj4c1xw7vFVWaiXESAngvH4ZmDj189Wh4LNiEqF6lrnNW5r8y5z2ML5udr&#10;1chxPUM42h+ibGIGQdtLa6GEpZU+KpeZKZYyY4ZlzcUNd67N1dhMVv+ooI6Wj/ChCiUprpHPDRWU&#10;l+EcXIaT26E0BRjpuajkxXmFbIMsg/syNJwyQ4DghoIusQ0SWDb+H+4DGlOnTFMGMJe+Cc6dWd8R&#10;EIQGvtCvQQYkghyRAD0hdI4DPshoI6msylNkG6kAcqblZMIJoXwr0ut9VobzGRxX42RT0+3RJ56S&#10;rxQuqbfc8mvVcb9+/oW28fU3bd/AARs4wDQ9hiQdsoH9B2xw6JCszQcBj8ED1j94QDbnAoy+AQEE&#10;9f6+wYO2b2BIx+DWQWTQdvftt929A7ZrT5+9u+1De/GVTfaH+/9ql1/1PXVQZ2fOtvL8XKvLzbXu&#10;mhqryCtUCem4Y0dqmzg+SXPbCfRuh1GiPyQC35LupdbdttRaY922cvlaW9i9TFJCfpv8DpFXT56Y&#10;bIkTpsu3aPLYyZYwJkmzOKYmzrBxidPtuht+HhcCOLdz1McJoNw3MCigGDp8xA4cOgoU+HHp9hD8&#10;DwaNh21v76B9srvf3t++1/7+zgf29PMb7eFHn7V77r5fvSqXXv5tO/ecc2zt6pXW1kqnfIu1tOD9&#10;BAmLj1GtdXe2Wk9bq7W0xCxGB313j+ZzU6pkGA/qJOSnBEdZbUBQt3Wq9MKqkkxi5fLVAgtKVpSK&#10;WN2L9G6IxceswgNROqKcQamJJjwyDbIzgiPDjyidBCUPKitiR1udq6MIfKFZkPcEKAiSTOoLdiGS&#10;tkadzjQOUubi3DVyVMDhfQyAhxrvmvDaiqn3AyAJ8lVvjquIl6Q0LbGsSpYa/F/DotQPEdNxKVEB&#10;OuzPvjzG87qNFEsC18igT8BYW69yFuU7QCRkAfAFAArnVEA2jKNsoZd8ADgyI67Hhy25HTwZnneX&#10;s/p3V13ABEt1HuO8AU3AL29Bob5DZUuAZ6VP3KM5ERDMzy8Wd0EZDlKcxXawOJGvVJ2bbPJ//jZ4&#10;jnKfPhvmYYSATFBT6UYmf54pEPQJsARG+ApW2KyUkc0S/EIpKIBAAAe6w0OADyUtsgmOSUkFQFAt&#10;fyardifVeQ8PsEhRj9qJsILXalwrfwcxrfznzI8GGs1R813gHDgGGYAAKaitILgjybCTzdF50UMx&#10;NVlWETnU+dWlDTgASrOURVC2COcRylP8P1wr/w8NctynzBa4jACUnFMAqeHcB58f+8FXDOcnAAVu&#10;ycQAB/blh6Eu8WT8uvIj+/QMS0tmRsYMEbleXvKJfaE0BZCEsa7iMrJyRKzTUc5zblOSLjlvACUy&#10;jAXzc5XZxEnweZ5ZAfocm9dNSEi0n9x4s2w//uOWX9mkxKmaO/DkM88r8PcPARYMSjqsrY/Sy+DB&#10;+P/7hw5o6xscst6+QXFt2+YAAChySURBVNvHNsBjhxww+g+oHAVgOIA4eITM4+Ode+2NN7fa8y9t&#10;slt/dYedcfqZlj1/rpXmZltTUbEtbmiQT1NSwmSBBbbndOWHDJTvgsx07Wq6umu1qupqX2rLl6yy&#10;0mJmH1SrB4HJamSc40Ym2JgTJlnC6CSbOnGaJU+cYRNOmmhJk5JlZZ6RlRdlXAR+uJzQAe9NcwcY&#10;Rcvjsko5ChDMCXFPLmaGHBHvAVG+d2DIdvXut0/29dv7O/baa1vetadf2WQPPfGc3f67e+3nN91i&#10;V199jX3z/PPtK186x844/Qvq5zj11PVermpts6aaSotV4klESajZenp6JB1NTp6lgEUte/Gi5VoN&#10;Y5vNSljutJqr7eU4giJgccrJp6mMROkI+xR1rEfdwWHeBSQ5o0bhHthPFuWUpKobBEIK4g0N1iHA&#10;aVGpC3Age6AURUbCcQiQXg7xshZZhgevEgEI3xlgoXnVjc3ON5SUKVCyeia4B+krwTEQ2oGL4DpD&#10;Z7Wa5GLeJU1QZeNxAi+fhabcQaBT9qtvijctchzccH04VIsCMUoqshKUVKz2V6xYreNBHqN+4r0C&#10;KBWhStJjgESFmgFdUlshGxCuB5IambLUUEz4i2ZUUK1oqPXZ46F3g40BbGEoE9yDyHMI6/IafV5c&#10;AxYoNOZKXqtMhOM6N6LejmgGOZkN+2CVwjFRfInDIBCEur6T3SUKfnATlHVEegIWGtTjhoDsCxGY&#10;n5OvwBhKNQRIrDSQ1IagyXuwIuf/81FcZXpGQ/ZCNhJKYg4Czgl4v4W75AokKDGlukTVAzer4dmf&#10;UmKxSldg1AhTf28F4FRvqmMlHzIGL7EBJATpDHXszkGCyhApjVedY+kz0di7My77k2VpPkZKhuVF&#10;czY4N26VVcxIixx2vQkRIOP/4Vw495ChBKUU50Pw5zwBy+GgoY5tfKYoL9EXkZ0r51sZB2IFMjPV&#10;8jQGd65szFNneYe4gwAWI3PEgVBCYpUhy3UNyfISVAAR9md0KMd1KW22LRA3RaNankCGc4HPwLef&#10;HyUgM/LEMXb19661m2/5pc2dN19E5o9/dqN9tGOXB/j9B7RSHjpo2gaGKEsFsDgUbYxnPSCeY2A/&#10;YOIAw3P/CBjx1wA6+w9Yb++gfbR9r21681175IlnJRvt7OiUbUdDYZl1N2CLUG/TkqbZZz9znI06&#10;Yaz8vwCN6UnT4oDIKpk0/9RTz7S21h5rjXXpj7GtpcuWLlmujFWmkhOn27hRSTZ65HibNGGqjRs1&#10;QfNUJidOt4kTp9h3r77OhoYOaOxsXF4cufp+ymI86lX5R8AIPk8+bOqIDRw8bP2Dh21P/wHbvrvP&#10;3vt4p21570Pb8MYWe+L5V+zBhx+32277rf3kxz+za3/4Y/v+NderQ/67373KLrjgAjv/vAvtNNRG&#10;LUhEY9YQa7XFy90gkEyTgEYg4f+QwgSyVavWyOcILylkuwAFgZ1gzn3AA0IbkOD/1LoJ5sQCHqfB&#10;DtvwrrbueNc8QUpDfyIOI9bcopU3oNNB0K+olhoNICCLAEAADV5PWQQbEbffblaXN4EzcC6srAEB&#10;jg0I+Mq/XddEsAv8SZDN8rzkpMoevDTjwdYzDYAgqK8IugAGkmCIbgI/PAWZAAokOAeMBuEAkMxS&#10;LlL3O5JbLGdKKyQICGUuBfBIhaUyYIVPNfR5Fxg0YjhYZVVV1QrOnEdJaYX4GRkQ0pld4OUjAju/&#10;UanNqur1900WA0hSZmLMK/wETYt8Rvzd6r0amvRbQI4M5wPAcd6Uoyiv8dki2iDjgjMBPChFIb3l&#10;3OVWGwIsQQ/08vq/K6IgbCWRzS1UMCHwBv8pVidpBHjZdTix7YoaJ8sBFi9neZOcgIV957pUNgBN&#10;KDmxDwGU2huPc6xQ/uFxgi37UcKi1OOqnYJPEeMEwUBw8zzvQ18F5+xkM75Kwb4DAMSOfV584JF6&#10;GtQ/QWD1xkNW6LxfAFaR7SnO2fC+w7MZGg2Hl6gof1DmA2gEmLheZuXqvYN/Fb0cnLf6Mgjks30q&#10;X+jFIKsQqMzJdIksXAfXmT5bQEGpaPKkKZaS4lkFstmUFGaGM3+DKX8+H5vyFNfiDZLe9yFjw9Q0&#10;7yRPc4ktpSj2Q1pLSQaAobcDoGDjhw+QYelOsM2alyUvn0sv+7a99MomZQD9g4cEGIAEJamQabBy&#10;9g3ggMugVHXQ91Mt30s3g4eO2MDQER2DlTabZycHxYeIE9l/QOqit7Z+pCzjP++6x84++0tWjnqn&#10;qMw6GxrlAku2eNKoMXbiiBNlVz1xQqLEFixGWFmxWiM48Ue4auV6W7pktZ28er1KMXTBujFkqiVN&#10;nGYnHgdfMcMmjE2ypAmTlB1Om5piObmF9vbbW+3w4TD+dNiY1DhgHH088BpxQIlsVQ4HO5UjpkyD&#10;jKT/wBHncPb02ye7e+39j3faa5vfsaeee9n+8vDTdu/9D6l3474HHpaS6vd3/9Hu+O2d9osbb7F/&#10;v+RSO/8b37R1J69XoCBQFeQXayAWWQWNaQooJWUCC0o2dEszoxxL86WaXb7I1qxap1UnGQWENt+7&#10;bDra3UiQzIMSFXwEz5FdACYACYEKkh2AIlgSdCltEXBpciNQkqHIaqPaR78CNLJDr6qPHw/gWrpw&#10;qUQKZEf0RHh5yFfZgXvg+MSmMG9CMyEoHTFprrRMv2Gun851BdAo4wid3pDZfCYEcqmwGLREnwoZ&#10;RbVnHnATzBUHMJSZ1LPAaNc+K5av0TkRePk/58BxXA3lzrKhuY7SU7xPAx+tlk4FfM7BCfjaiPfA&#10;ubkxsiehw7tMUmNAG7dc7Ue2AJ9biFttsQK9q8Cc1+FvlM+Jc1+QV2RFmBHGfK44ZcDAVQZDQy/v&#10;OS8CgACGx9CxjfyTFTwNbcX5JdHK3uv9C7LzFUDycvJtAWWYOVhKMFGv1KrLa8RD0EBCNkKQQeUU&#10;shWVuDiuiHDURchzM11uKtmpl3bo//BZ2HNUR6NmxvNylRUZ7St8AjKvRXklwn3eAi+RQWRHxDuZ&#10;DbecewjQlIlY6XOuwZGWLCE/t9DLQ1xDbpGT4SLr/RgAhPMgcy0thXnjbnMsgE1GFZYtxCdTCGAW&#10;SlAObJE6ay6Zk2dGoVRHp3v4v2cazsnQcAeXELrOA2CI8E7L0I+dx0MPRiqS2jnzpF5C7QRI0HMR&#10;OAyAgNfpc8gCuF0MoHKUpvq5PFf8CNP2sgF+J9rhSLhlhgbZDals6AIHhJADA0j8uL70la/ak8+8&#10;YB98sjvOQ/QOHrQ+sooIKACEoUMmMCAQDgIMAMXQIXEcrKrDqpuSDa/pP3goOs5B6z9AluHcx/79&#10;QzbQP2S79w7Yxje3qSP8/gcesssuv1IzGCoWlNgiZJi1tZaSOsvGT5hkJ52A0/B4J74losgUYCDE&#10;oMSxqBvfqGatdJfTcCazuQbLljdXpuajJI6dKrAYP3qiJU+doc8xcdI0O+vsr9jQ0NCw4P9f52r7&#10;Yz7UKJSpPj3k6NOchyxXDjvHwWdEJkaJCvL/nQ922qa337NNW95ThvX65nfV5/HihjfsuZdes789&#10;+7I98MDDdvMvbrNrrr5eoLF+/enW0NAi92SUQ6xwGWdKrZtpbtiU891q9d/ercY6ptN1d7rxHsGc&#10;rADjPw1uauSz8nGlBHgIcbISauDevOe+UQRvuqXV71BTr/nfyxYvFyCh3gngAyCI1yAjimrpELQA&#10;BwofvouG6nqXysIJVNVp5Q3owU8Q0CiftLZ02MKexSKifQCR91RghFhd5aUqFEu8VjYmNBVidCin&#10;WHd7ra5u0Oqc3zYBlVkWUjPVx9SQt2r1Wp+GB+jSONjUok53AjIcBNwEfRQEcwwbCbj0cABaZAKQ&#10;yIACxoiUvAJo8xivI8iriS/KDngNvRHEXV7DIh7LEvpPIL15XwI9pTP2JdADHhVBDRV1uZONcJ1k&#10;Llwf54WXVBWOwZIXV8UHMkHqY+viogI4kVrnMEKA4wtTDXterlbkBDx1giu4ZcRnchO8COp4RhH8&#10;CHwcYzjRHLIH7ufnFAk0uM++vEazuXMK4jwEwzoIkuiMeSwQx5wP/4fj4Bw5N15fmFuk2d68L+cX&#10;VvQhMwK4XLmVJ9Sk3OPPuXEiHlEe5I9aoNMnQTB1ea4T+WxcVzD045bj8FqyDpDeexVypNwCiEK2&#10;E+S3ZEiAAkobL50lC5x4LMiUA8i5ssv7Lng/js0tj7ERoAAI+A1lHXSbz2DqHgDhKigCeXCllSR3&#10;DoOTCvWY7EdmZcRtRsgqOD7v52Nj3Sadz4znKcPxQ5RVSJiRkZtn2TkLIp+rOfoD+uWtv7ZPdu5T&#10;74QC/OBBgcaeCDwoK5FN7D8AWCA5PSxFEJsIcG7JMHiOOv5hgMVs4KBnJgBPOG4fpHi/K6t27xuw&#10;ze98YE8995I99OiTdtMvb1PwLp5faA2k3M0tGjmLhPi4ESOlaKIsxZwDpLBhCpmM9rCx0JyHNte/&#10;a5VMDb9W3x3f0cSxSeIrkqek2JRJ0yRTpgHuvvseiDvCHrGovBR3h/30//9bW7yE5UOoKMnt6h1Q&#10;XwrA8dHOvdre/2SXvfPBDttK4+N7H9vGN96yZ55/1R584An71S/vFNdx7rlf02oerglylBWufJ0a&#10;WmzZshUKwhoONayrWGUZfKNkDIi81Xsb+KzICqiBE/ABEj43d2r1bmc+U15DuUT2HCK1vawV5LHr&#10;152mQIXCi8UiAZHSFqUW9mPjHDl2IHzJdDgPOszJHrwc430CoZEulHcCF8FvFNDgeTauKzTIaXgR&#10;DXfM95YdSDQmlaymESFBmx6X+2vEa6iUFVl8UDYjs+G4lLko78nPCbkx2QdAqFJTjbIMPndAlHNU&#10;YI8a7XhfGgJ5PEzYA9x4ne5H8zLUQ0LgRxFV4+UoPS4pcYseCz5ZoemQz8E3z1y4FrI0shHKd2VF&#10;5TKgRN3VzrwZPvfqeuto7xbfwefDdRzDJKVQwnEVE/V9Ar/zCCH4cV9zsdO8s5svV4E2g+BSotUx&#10;QTSQwR4sMRks1A8vBHKCFSt2VusBQEIpitd4Gct5AQItARuQiM/kjkpX/KBz5zuHwLG9HOWlNC93&#10;QXCjnMrUj5pVdAjOOpfZWdIdsx+re96bDXBiHyfoA/jkS/o7Nw0JMEHbS3A8R/mMc+MYZA10hYfr&#10;4ngh22LjGkUaz5gVPxfuh31CmQ4gGG75ETKMoJ4iE6Arm1JSFrMqNJxpts2Z6063BP4gy6V05L0p&#10;3ssRL7tFszTCpl4SZmVE+wdrdDnaRiDBeyIB5MfJY3R7A0JnnvkFe/KpZ21X1Gin7GLAOYfe/Q4c&#10;bPujbEMZB4T40EFtktiGx8lCDlscMPh/4DTCLbLTXojv3gEppj7cvtuef2Wj/fXRJ1TTv+Tiy6y5&#10;ttk6G9ps1YqVljHbOZ0TmZ44YqSNPH60+AdfGBXr9+wBsVW25gTENavWRl3HpRJH8P3PS5+vaX40&#10;6SGxxdNrRnKK7LV37Nj5fwcM/7stIs25D2AAqpTyevcPeblOvSpDKlnt3Dsg2fG27bvt71s/tFde&#10;22KPPPac3X777+2GG26wq676js9CSctQfZvFDn9jyxevkGcQXdWrl61RoMdOo5653GrSczdaVuVk&#10;G7yWjEBlJTyk2rsENIAIWQcbWQIBi8+SYMpMEfYj8FO+glAnI+ExQACQoY7udiAuKWUaH/V1gIK+&#10;gfAelBBD+YcgqtJJxFdIjlrXqICt2ddNzd6TEAVr9oXzYJXOaxQsyypUPmIlzbmysuY5ue+2d9va&#10;tev1HS/IK1A2RtbQ0NSsDu1mVGE1dSr3UAIKo1MBIwJ7kOtyriGoq8+CaXcQy5ENPAAUroNJguwL&#10;cKhxMCLoQ58J3AjWJhpW1YxLMF5Y1ZriR7YVH7Pb2CZQofku9Geo/BWNbdX874ISK8M+pqjUSsur&#10;XRlVXCleBnNF/i64NgCM9z+GGi0Bn6CulXd6pkzW3CbbeQB+VN5D4Q16rMi8nyJZt/zBOQgcda4N&#10;0lqNfpQp4NF5G06s02Ph/EbgKEhBKW0RRPk/PwyCNsGU9w7H5nWsYDyDiHpIojJSuA8/wAqe6+J8&#10;w4qZYEhwPAqKKJkcbDi2cxtHy1H83x9zIA1AFsCL/XLn0+kdTSGkfDXTlVXhermeAGhcC9fPipVr&#10;4pr5nNg/8EheTvNSVAj08R4MAcZcL03RRzErw3Kycrz0pD4L5yMgswEU72/xbCWUobgNDYHcBzBE&#10;hs/1iX1hX34HZH7sy4+flQYbZSjKVRgZkmGc/82L7dWNm9U3sHNPX5QFOEEdMg0BRpy/oC/DMww4&#10;Cd+Olq78NipjwWUIYIIc97DtH6QsdVAd46ir9uztt81b3rEHH3nc7vjNXXbddT+2VStPtuaGNlu+&#10;coXlZJHl5duJx/u43bEjx9nxnz1R3f5c69rV6/S9EuQoqXjA69SKuLG+RZxW4vhJNnbMRJswjua/&#10;mRJD0H/D0Cn4gngZ6h8D/v/tBoEe7kfchkp2kUw3zvcApoO+fbRzn71Dc+NreG89a7+780926y2/&#10;sssv/7bPop+aHLcAIUtgLjfXTP8DpSjUT/AdknpGvQmhz8EN+QgkrcoCkL3Sf0Egdx8oMrI6W7p4&#10;ubU2tmn+AtYiAATlPu8I74rPwiCgAT7U5dmPzINb1FX87ZJ9cPwg66X8FXpAXK6KHJVSj/d3kF0Q&#10;XAm2lIDIBsgSCKiskJnfAWkt2SwzTiLrC4EKHIdI3kb97ouLSm3JkmW2aNEyAUEnMzHIDJparaOz&#10;W69BoYWUthCbdSbdFUIYV/swqfrmiI/wKXj8DQEYcEj5eYUCJ/bns+UckNeKz6E5sLBYWY6UTFU1&#10;eq1nKj5gCS4lCBZoPiT4630jSS3vg9U6x8jLL9QxAKEgJWYf3oPSEw2NWIMATvLtqm6worwSK1xQ&#10;qIU5zYl8pjRIHoOCaP5cAnt+XIFE8CI4h3o9jxFYCaA8Bpi4IZ1r832FD9CUSvkUshGOwQ/Cs4Oj&#10;5SAC7swZPnGPfXktx3dVlvtCsR/PU/ZxnoBVN0RtqgCOc4BPodEw2G0QnEOQ5jgqVcl+PEUBOGQr&#10;WKCTnVD+mc2Ke67zI5wn5xuAJ2QzHJ9NPEDUH6ISUqS4Aoyo9QNSBB5ex+vZh43/41ZLUAZkuTaA&#10;NHzOnGcAZ94vAKaX49z2I2QH4h1S3VeKwK0BShlz9R36JD0f0AR4EMxZBdPk52IAd6elMdCdbD3L&#10;EGjMniOQkZ9UVrayFH7UBfmFlp+Xr8f4sc2b58/lYBHCPI45mXbe+RfZq5v+rnLU7t79caBw4HAZ&#10;LY+RMfgWqYMOOfnN/4+CCcDhgTAEw9DY5pvf91LWIQeOgSHZbjz0+DP2u7v/ZDff8ms755xvWJek&#10;n0uspICSYbaNHpmgsbsnjjhJUxRxquX7W7PqlKjDuMe+dPZXNISHKWvr1q5XYEpjFjSWIImT7PhR&#10;Iy0pEQED6rMc/aFu3bbtvwUYn+It/jtbkOhGKix4oAOHmGTon5HLcQ8ry0BR9ebb79mLL220e/5w&#10;n91333127lfPtVEjxyh75G+LTAKggMchkKMIIxMIyiZW4rL1YJ5E9yKLMfOBkkx7l7IL+i4I4uxP&#10;B/iqZWvijXsAAvV9BjABIPAZrqwig2ixZUtWCBDIQiDLmYm9bOEyBSx8qAAvOsm9SY2hRBGAR4ot&#10;lRJLvflOfQfVTp6zGgdApDCKArh6Dqrq9bwHYbcUd34B23WX0bKSDvYYZDT4YC1jQFQ1DrGNtqhr&#10;iSw6uB5EAZwbgZxSFx3nAAZEvgAlsvjgPHivQDwDFpwT9z0bgivhWtzGgyyF/gsR1MpCvHzEBihi&#10;JihbcqxM4Fwqa2U1r7kgRZ5BcX2UVBkoxfv63G/vx0DtxT40bRYWlurvmdIUfBa8BhJypgiymIDP&#10;loMws0EANdxqWZ2yKkYNQwBFUhvKOiKkI1dVX+Wm62Cs6lGZEGAJ9KEngEBKhzhlLu6TfRDsXV3l&#10;P1JvrPOAqpXtrMjRNRmCmo5sgrH3IfiKOMPycpDk+qAigqlLdNP1XpDfHJP3w+Y8Iw0C3wlo6tST&#10;EydrbgFKGaSyWZmAwFyRxQCFurdleUGXc664Fq45NNwFfoTr4H0BheBBlaPeBJfahmDv7+sNfmyc&#10;M+DG/rlZuZKsck1BtQXxzv3hIBXsTGgYAyCCgoryUpjWp0xh7jz3hGJMa06eAnl8ZngECm5c6Ior&#10;lbRSZkWA4HYhTrB71zd9HpSgXNbsG2AIB5CWPtvKysq10uAHD2BQv4fHADA2vfGWAIPmupAl9A1C&#10;1Hqmwf8DYAAE3rRmNsjG47pPycWVQUhN1dw2zCr96EZwDIGS9zkg9dDDTz5vd//pz3b7Hb+3K779&#10;fVu96mQ764wzrbiwQKXR8aMnaVznyBNG2ZiRY5XlsZLke+JzJ+sNq1gPfN5UhiXOgvkLbMKERBs5&#10;ZqxNSMD7C3uVufb5z599lOweLqH9J26Hok128tH0PD4TPKv47Pb2Ddr2Xb32zraPZBX/2GPP2NN/&#10;e1aqoHFjJirY8veOlJXSD8F57ap18TkLAIJW5rEW64SbaOuyBrKAGuch3PwPw0Hs1enDaJHaqbOl&#10;y20l6OBuxVywRqQyJRInsJm54M64yG9xCiZAY6NBloNfFCt5jPUI/GQLgEcz9ibiM+ps0aIlsvmm&#10;d0Dy2EjhBMHNip6avKS78qzy2Q+hrwLpKs+jYCKQEozJGCjpoCoiQxEvEVlj4CxLT0lnS6d1YbpY&#10;XmuxaCIgdiZwBSiYOBYEMgGd7IDfj6uXKE/hD9UR7/9Q+ShSZKlU18TgJuzYvbkwZEeUnYqLy1xJ&#10;FQ1U4rUAA39/gCHPsZ/KZQvyRViXFGMdUm2FeQxG8nkvvBbwgbh3z6t2q2+gNFWnzCLwJV6mg0dy&#10;ryoaMIlrZJtYqMNvHEOmUFNRKzUUQcvLLU4Gs+rV6jdygiWbYIYAq+iwgg9dsGz8n1uOFVROIB3H&#10;Cl3NIXsQ2EQd3WGlzWNh9R7q/5yDgrM4Bc8cuO+24i4HDsFWr4kMEiV9HJdgM6dPt4xZsyw7E4UV&#10;K+y5uj8vI0NTBJUJpGTEDQdxq/X3cj4k8CeAKceFlCOQLogyG5WkIuEAWQMKFG7FlczyzCv0k/Dl&#10;cSzmaMjHKjVd/Rx8wR60fF8+q8BrABTuE5Vh8zJzbObMNB/Tmp6hklNhAd+Xg69kuBFQkGGw3/Bh&#10;S660mi2gCTwFhDhZjJP5dI1TlvJshYwDmS1kdx5KOUqThWXiL+bSfMnMiaQpdtnl37HXt7xjO/YO&#10;xHsmQrc2pSmBhcpLzkkQ1Ib+ATDo0+D/rJRDbwJKqU+Peh0+Z+Ooogp7DQjgp57fYH/880P26zv/&#10;YNdc91P76lfOtS+cfpqVF5VYyYICG3fSOM12Hj1yrI049nhxGSNPGG0Txk2U++wJx5+k50cce5yN&#10;+NxxduIJI2UmOH3KTNknTEhIsomTJlvChCmWloqlSrbddtvtXjZizsQ/g8P4X2wBMNj0/2GKKwAU&#10;bmPnvv32wce7pZz621Mv2MMPP2bZWRh0Ypmfb4t7llpzZGdBkET5RPDHFI9sY/GSpZonXYPMtL4x&#10;6qpuEZAQnJcsXKamRhRVlIxiWHCU1ahcRBYggltzRbqiEpOTsKh6UDDVwlugcKqmobBNxDHvz0Y/&#10;QE1ljRvuVdUr86sqZUJcTOQ6fkgAUCCOOY4m4BGgoy5ugi+lKMAnAAuAEKzDtfrHZynqiFZ/RUun&#10;1VU3WktDszXVuq8V58W10KnO+avzurJGn5HMDCOinODPSh4w5bcSVveSx0Lat7br3AjKIeBzngRq&#10;cRGxdgEHXGHoHUGtJHKbeR1IcSVCqIybAYr8RmKrx6usDPuOCm92LCoos6K84ghsqiN/qmqBEA2U&#10;fJccRxYmkulWWHlRmU/bK6uRY4MDSZUvnHh9eZUdQ6DgQyHYh+AICMBJ8MOiVBU6lQmgrLQpqxD8&#10;ed75DmS1hfHyCsdhX1ZsvI7H2dc5D1ddASa8T+AMWGWHIMmtGv9mpuu4rNJdDuqW42H2RgCUwJ9w&#10;3zmCXBnCyf8nJU0aem/S8xU0mQH2F8x64DrEU8A7yODQ54BwPJ5TCUplOecXAD+XoTowBaDiGFwj&#10;10VmFcp71LnJXBg6Rc9KKPkBIA5wc+RrxRdG4MYEkWMCiGQ5ATxcuuvlIzI6SG3sPbguMhge47xC&#10;+UrGhCkpR80HIwv04E7LpuPxvDJAH/kKCIXXqCyVX2hlaurxGSbuMAwAwXnMtaSkyeq/eGvbB7Zr&#10;7+CnS1JkF4PYgni5KRDZod+CYO8yWweMAADDMwkv9Xx6il98izqmyUSwDHnqxQ129wN/tTvuuteu&#10;u/5GWYxfeOGFVl1WZsmTptiY40fbiH85zj73P44TMADogHVjfYOtXX2yK3Fq6+Wympeba9OnTrdj&#10;P/s5+x//z2e0P0aD02cwz4RsN93yFhTbu++GctT/d3bxX2S0/39v6jA/Yv0HDqlv5ZNde23Dxjft&#10;pRc32a233ib+gsVHyKT4O3Kvph4thKSYisZ/Inll5cqKnro4gYfpgB1d3Voxw1GoqU/8g0/Nq5fM&#10;lRo4NhPVIpKZTre0Z5mGCfEbJ+DL1qMxJqtzVtjcElC93LRQMYXSCPJosh0pqMpqNEUOfykPxA1S&#10;NblxoGcKBG5vQHTlEx3XBPI4sdzUoixAPlBwIGU1yojgMigrEcApp8FluVW7O7dC3BOE6Tche0BR&#10;xPnAk5EZENBbW9oj9VODlRXhxdSl2RpkDFxX6McgeAe3XIK+TA2RrdLhzqq+1j9rPhemXSKppXQE&#10;eMOTBLDhmnCjJejjgMv5sTiH2yV+8ffK96j+jyL6MlydxeKP1wZeRMAU2aIDCJTMyLwoqwEWvF9T&#10;HSN7G8QpH0PtnaAMKGiFPUyJ5GURr+8T1AmInAzBi2DHD47AFwIrz3vntfMBoFUI5vw/BHWCpniQ&#10;eaiEsLoo1LHECwwbkUqfBc+x4uCceD3/x8sqkMjISwmU1PJdeup1fv7A+QNh/5nTPfgSxJHOqmuc&#10;c8j2xkI2VAFeLvL+ET4clZUoJc0ji/CsQ8Q2yqRoRjhbkPOyYYHCdfBZ8tyCnKPZBtfGPiLTA0EP&#10;4ETNkOyPuR2Pc06hGzwcn1Jg6AQXl5ESrFRcigt4cJ/nKVuFGRdwGcE4UEBBBgJhHklpIbqVWWS5&#10;BTrPhfuseGjo4bukfMMCglsZU85Kt8mTp9p3rvqelEp0ZuO0Khlt/5AAgy0ARsgwPJuIzPbUk/F/&#10;AIwoEGr1HvUlxAc1mWciAAYB8tkN+Eo9Ynf+/gH7+U2323U/vMGu+t53rbK83MaNHmefE1iMsGM/&#10;8zktKJjvXYERXDM153ZbuXSZnXbKevv6uV+z7q4Oa6pj0l6pVFYnjTzRPnfsiXb8iDE2bkyipc+a&#10;Z/Oz8mz79p0OZKHv4h+D+LDtnw4YKk85YOzpH7KPd+y1V1570154/lX72tfOswnjKUdhZ96uv0fK&#10;bWwolFg1QzTTI4E6hmC8bPnKiMNoVnkIaSq3q1auiRPRNPGpI1wWInAVTW4eSNOYZMkd8pWivIEE&#10;1QnuButs69YKGlJZq29mVsdaFTw5HpkPIETgbqxr0ghRXGuJBdTUOSfxFS2dcdBQL0JJhZRdnDcZ&#10;BYER+S19JqGBj4AMGDTXt1gdZSma4aLRrGQbABiBlPJMMF2k05yNqoaAtrZJwILfFgozsg8COSBL&#10;sK2ubVSZiPficXo96N4W0QxZ3tQclaeqra3Vp/4BLAAawEUJC3VTyKQADY7HNaNWClYm8DhkM/Sp&#10;oPrk3NjUvY0LLYs9TRn0chZimcChCLjgQoorpPbi7xpQB/TVsEefBv0fVT57HXv1Y8pKyo9kZy04&#10;EtQ5YRXPD4rgH4highkfnM+7KBAqEcApoRDsQrahgJ6ZrX05Ae47oDiwhPKTgldkpw7RTIAOQEV2&#10;Qcc0G9xIAC32UTksdY5W4kFVxDlzy7mSlfA4pQbcSeN9GqlztE8grzkOgRsAc8LZr4WVNvsht+T6&#10;uO+ZVqE+n1Bu4lydmPYMKgBuDuCo1N+bBv36ARpXd6l0l87cc2/wczUaPMlcd7OlETECavgY9gE0&#10;nBdxElylpAyyjhk6NlyNpLJYlEeqJzIKmuuUTSCxjQBFyqioIU/cBdJbnZ+T2ZSiABpIMcACs0H2&#10;JZWmpMa+1HuzsxdIVgtgfPvyq+KAETbJagcPx2+HZxheegqAMbwkddSM71MZRhQMw3jR8JgAI+qI&#10;3t3fby9u/Ls98NAzds8fH7bbbr/bbrrpVrvm2h9YRXmlHfsvn1Gm8Nl/GWHHHXuCjR+TaCnMIUnD&#10;jTnfuju7bPXKlbZ+3SlWVFBoXzjz87Z86TLr7GB+c53Nz8y02bPm2aiTJgg4sEXJmp9nH3/8cdzy&#10;Q2T0/yKIx4P5PxkwlHEdOiLuCFfc9z7cZS+/9oY98siTWlVOnTJVPSUNdfX6PS7qYdDRQk0eXNy9&#10;xPsJRE7TY1ArAOmg81ulqB4pgs48Deda3GPbtPqGdyDA4/brt746J9gvX7pKjX2sehmqhBMtzXdS&#10;TNU3W3fPIqtlZodAyVVZNJ65pUirLV+y3IrzfGKcmvnU39EghRIZQVgpE5Qpy/B6ZQuxNmUUnHMw&#10;CnT3WS+DAQ6Sr2oyXo36DwikXCeBGoAhQ1mxfKUkwJSm2I8FGgtHyk6u1uoU8OF2DJch19hanzWB&#10;xJXAH7iGYIC4YEGBiG3KuhgBUuZlde9SV++z4O9OfAdus0UVVlpYrphchww3moERVG7EXu7zeUsR&#10;WlIptRMLA1xmgxoKcKBZkGNDqJOhcc1hvoZP23OH29zcQvEWWJLQVNgoqxZ+E3V2TGN988HcrAVH&#10;qKWHYBgUO5wMJRxWlRyYD45gR5DjwOxP+YV9CbionAAZhiEBGO5DBEfhJSiCJUGUiw8ZA/vzAYQg&#10;7pwASipXVvF/9uP1rHRJndmX13AMzoH/s8mbaj5AkGMJE5Lsc587zhITJllRXpECNF3mgNiCbDrP&#10;faXAeYb3UDlN50uvSb5WS+zDeXn5aY50ylw758e58xwb1xTOk9UU58XzbtVeJBUTX0zIUAAH9gGY&#10;yJB4b/bHeVdzMNTRHgGH/Kp8VncwEgQgUP4E40OfjpcrWe28iKNQNzgkfzQbPJTZKAU66NBciBzY&#10;J+2RceTQlJedo1kaKkeVlqvJC8AI9gGUG1i5ADCUxQCMjwQYbhgISLAFLyhsQuAxyARcIUU24dv/&#10;GTAi7yUCYgQWnwIMrewpcR2yXX199vLmLfboU6/YfX9+wu74z3vtN7f/zn5x443W2Nhgxx57rJ10&#10;4miVlWjckyV54hSbnZZmJcWFtnRJj61bu9oWL1xk609eZ1/9yjnW2ozWvswacL0tKbX8+fB4yA+r&#10;bNzYBFuzZr0NDg46WPyTweBT2/+m/IXUls+CciCAAen90qub7De/+Z1NnJhoqSnptqiLOr2rj0R4&#10;t3RbC8OR4DSQyrYy07vLVixZpfIMTqkChqZ2W7pwuYhzSjQolVhVE8BXLl9l3V0LfUZ1TZPiBFzG&#10;wo4eW9i5SL/rtWvWRZ5dAE2T+Aj4BVbZcAEEeVbRTN7DNJHSVVeHz8XgPQmo1NtZweMVRSaxsGdJ&#10;nDyGZyBTCaUfQAhyl/JiaKqTam7pKmUenCsZDytxSmQATOiHYCMj6elm7gdyY2S87VrB81nhs9Xe&#10;3KbrYQNcsdtgozEu1tyu0a2U9QANzp1sIBxfqq5o9gblJACGxzn3oKgCRChv0fAXHHEBWbKBksJy&#10;3aJA47PFJFPAH8luUVnJHr7CS3F6fymwsElx/obHOQ/JbTlWVUPUQOmz0BnshPIL7qqeQVECjVb7&#10;n6PBaa4O0nZuAAAAAElFTkSuQmCCUEsDBBQABgAIAAAAIQAUPh2W3wAAAAoBAAAPAAAAZHJzL2Rv&#10;d25yZXYueG1sTI/BTsMwEETvSP0Ha5F6a50maYEQp6qCekCCAwWJqxsvSUS8jmK3NX/Pciq3Xc1o&#10;5k25jXYQZ5x870jBapmAQGqc6alV8PG+X9yD8EGT0YMjVPCDHrbV7KbUhXEXesPzIbSCQ8gXWkEX&#10;wlhI6ZsOrfZLNyKx9uUmqwO/UyvNpC8cbgeZJslGWt0TN3R6xLrD5vtwslyyq8Prg/x8qjFdx+ck&#10;vuxjbJSa38bdI4iAMVzN8IfP6FAx09GdyHgxKFissoytLGQ8gQ1pvslBHPm4S3OQVSn/T6h+AQAA&#10;//8DAFBLAwQUAAYACAAAACEAqiYOvrwAAAAhAQAAGQAAAGRycy9fcmVscy9lMm9Eb2MueG1sLnJl&#10;bHOEj0FqwzAQRfeF3EHMPpadRSjFsjeh4G1IDjBIY1nEGglJLfXtI8gmgUCX8z//PaYf//wqfill&#10;F1hB17QgiHUwjq2C6+V7/wkiF2SDa2BSsFGGcdh99GdasdRRXlzMolI4K1hKiV9SZr2Qx9yESFyb&#10;OSSPpZ7Jyoj6hpbkoW2PMj0zYHhhiskoSJPpQFy2WM3/s8M8O02noH88cXmjkM5XdwVislQUeDIO&#10;H2HXRLYgh16+PDbcAQAA//8DAFBLAQItABQABgAIAAAAIQCxgme2CgEAABMCAAATAAAAAAAAAAAA&#10;AAAAAAAAAABbQ29udGVudF9UeXBlc10ueG1sUEsBAi0AFAAGAAgAAAAhADj9If/WAAAAlAEAAAsA&#10;AAAAAAAAAAAAAAAAOwEAAF9yZWxzLy5yZWxzUEsBAi0AFAAGAAgAAAAhAFtYa5G+AgAA7gUAAA4A&#10;AAAAAAAAAAAAAAAAOgIAAGRycy9lMm9Eb2MueG1sUEsBAi0ACgAAAAAAAAAhAEbJq4OOKAMAjigD&#10;ABQAAAAAAAAAAAAAAAAAJAUAAGRycy9tZWRpYS9pbWFnZTEucG5nUEsBAi0AFAAGAAgAAAAhABQ+&#10;HZbfAAAACgEAAA8AAAAAAAAAAAAAAAAA5C0DAGRycy9kb3ducmV2LnhtbFBLAQItABQABgAIAAAA&#10;IQCqJg6+vAAAACEBAAAZAAAAAAAAAAAAAAAAAPAuAwBkcnMvX3JlbHMvZTJvRG9jLnhtbC5yZWxz&#10;UEsFBgAAAAAGAAYAfAEAAOMvAwAAAA==&#10;" strokecolor="#0d0d0d [484]" strokeweight="1pt">
                 <v:fill r:id="rId10" o:title="" recolor="t" rotate="t" type="frame"/>
                 <v:stroke joinstyle="miter"/>
               </v:oval>
@@ -104,13 +104,13 @@
         <mc:AlternateContent>
           <mc:Choice Requires="wps">
             <w:drawing>
-              <wp:anchor distT="45720" distB="45720" distL="114300" distR="114300" simplePos="0" relativeHeight="251712512" behindDoc="0" locked="1" layoutInCell="1" allowOverlap="1" wp14:anchorId="4C69F93C" wp14:editId="59A6445A">
+              <wp:anchor distT="45720" distB="45720" distL="114300" distR="114300" simplePos="0" relativeHeight="251669504" behindDoc="0" locked="1" layoutInCell="1" allowOverlap="1" wp14:anchorId="44C34053" wp14:editId="1187820D">
                 <wp:simplePos x="0" y="0"/>
                 <wp:positionH relativeFrom="page">
-                  <wp:posOffset>2749550</wp:posOffset>
+                  <wp:posOffset>2730500</wp:posOffset>
                 </wp:positionH>
                 <wp:positionV relativeFrom="page">
-                  <wp:posOffset>901700</wp:posOffset>
+                  <wp:posOffset>1225550</wp:posOffset>
                 </wp:positionV>
                 <wp:extent cx="4483100" cy="812800"/>
                 <wp:effectExtent l="0" t="0" r="0" b="6350"/>
@@ -165,6 +165,12 @@
                               </w:rPr>
                               <w:t xml:space="preserve">Portfolio: </w:t>
                             </w:r>
+                            <w:r>
+                              <w:rPr>
+                                <w:sz w:val="17"/>
+                              </w:rPr>
+                              <w:t>jvbb.vercel.app</w:t>
+                            </w:r>
                           </w:p>
                         </w:txbxContent>
                       </wps:txbx>
@@ -185,11 +191,11 @@
           </mc:Choice>
           <mc:Fallback>
             <w:pict>
-              <v:shapetype w14:anchorId="4C69F93C" id="_x0000_t202" coordsize="21600,21600" o:spt="202" path="m,l,21600r21600,l21600,xe">
+              <v:shapetype w14:anchorId="44C34053" id="_x0000_t202" coordsize="21600,21600" o:spt="202" path="m,l,21600r21600,l21600,xe">
                 <v:stroke joinstyle="miter"/>
                 <v:path gradientshapeok="t" o:connecttype="rect"/>
               </v:shapetype>
-              <v:shape id="Text Box 1966648735" o:spid="_x0000_s1026" type="#_x0000_t202" style="position:absolute;left:0;text-align:left;margin-left:216.5pt;margin-top:71pt;width:353pt;height:64pt;z-index:251712512;visibility:visible;mso-wrap-style:square;mso-width-percent:0;mso-height-percent:0;mso-wrap-distance-left:9pt;mso-wrap-distance-top:3.6pt;mso-wrap-distance-right:9pt;mso-wrap-distance-bottom:3.6pt;mso-position-horizontal:absolute;mso-position-horizontal-relative:page;mso-position-vertical:absolute;mso-position-vertical-relative:page;mso-width-percent:0;mso-height-percent:0;mso-width-relative:margin;mso-height-relative:margin;v-text-anchor:top" o:gfxdata="UEsDBBQABgAIAAAAIQC2gziS/gAAAOEBAAATAAAAW0NvbnRlbnRfVHlwZXNdLnhtbJSRQU7DMBBF&#10;90jcwfIWJU67QAgl6YK0S0CoHGBkTxKLZGx5TGhvj5O2G0SRWNoz/78nu9wcxkFMGNg6quQqL6RA&#10;0s5Y6ir5vt9lD1JwBDIwOMJKHpHlpr69KfdHjyxSmriSfYz+USnWPY7AufNIadK6MEJMx9ApD/oD&#10;OlTrorhX2lFEilmcO2RdNtjC5xDF9pCuTyYBB5bi6bQ4syoJ3g9WQ0ymaiLzg5KdCXlKLjvcW893&#10;SUOqXwnz5DrgnHtJTxOsQfEKIT7DmDSUCaxw7Rqn8787ZsmRM9e2VmPeBN4uqYvTtW7jvijg9N/y&#10;JsXecLq0q+WD6m8AAAD//wMAUEsDBBQABgAIAAAAIQA4/SH/1gAAAJQBAAALAAAAX3JlbHMvLnJl&#10;bHOkkMFqwzAMhu+DvYPRfXGawxijTi+j0GvpHsDYimMaW0Yy2fr2M4PBMnrbUb/Q94l/f/hMi1qR&#10;JVI2sOt6UJgd+ZiDgffL8ekFlFSbvV0oo4EbChzGx4f9GRdb25HMsYhqlCwG5lrLq9biZkxWOiqY&#10;22YiTra2kYMu1l1tQD30/bPm3wwYN0x18gb45AdQl1tp5j/sFB2T0FQ7R0nTNEV3j6o9feQzro1i&#10;OWA14Fm+Q8a1a8+Bvu/d/dMb2JY5uiPbhG/ktn4cqGU/er3pcvwCAAD//wMAUEsDBBQABgAIAAAA&#10;IQA5rOkt9QEAAM0DAAAOAAAAZHJzL2Uyb0RvYy54bWysU9uO0zAQfUfiHyy/0ySlhW7UdLXssghp&#10;uUgLH+A6TmNhe8zYbVK+nrHT7VbwhsiDNc7YZ+acOV5fj9awg8KgwTW8mpWcKSeh1W7X8O/f7l+t&#10;OAtRuFYYcKrhRxX49ebli/XgazWHHkyrkBGIC/XgG97H6OuiCLJXVoQZeOUo2QFaEWmLu6JFMRC6&#10;NcW8LN8UA2DrEaQKgf7eTUm+yfhdp2T80nVBRWYaTr3FvGJet2ktNmtR71D4XstTG+IfurBCOyp6&#10;hroTUbA96r+grJYIAbo4k2AL6DotVeZAbKryDzaPvfAqcyFxgj/LFP4frPx8ePRfkcXxHYw0wEwi&#10;+AeQPwJzcNsLt1M3iDD0SrRUuEqSFYMP9elqkjrUIYFsh0/Q0pDFPkIGGju0SRXiyQidBnA8i67G&#10;yCT9XCxWr6uSUpJyq2q+ojiVEPXTbY8hflBgWQoajjTUjC4ODyFOR5+OpGIO7rUxebDGsaHhV8v5&#10;Ml+4yFgdyXdGW6pZpm9yQiL53rX5chTaTDH1YtyJdSI6UY7jdqSDif0W2iPxR5j8Re+Bgh7wF2cD&#10;eavh4edeoOLMfHSk4VW1WCQz5s1i+XZOG7zMbC8zwkmCanjkbApvYzbwxPWGtO50luG5k1Ov5Jks&#10;5MnfyZSX+3zq+RVufgMAAP//AwBQSwMEFAAGAAgAAAAhANowXwDfAAAADAEAAA8AAABkcnMvZG93&#10;bnJldi54bWxMj0tPwzAQhO9I/Q/WVuJG7Sbh0TROhUBcQS0PqTc33iYR8TqK3Sb8e7YnuM1qRrPf&#10;FJvJdeKMQ2g9aVguFAikytuWag0f7y83DyBCNGRN5wk1/GCATTm7Kkxu/UhbPO9iLbiEQm40NDH2&#10;uZShatCZsPA9EntHPzgT+RxqaQczcrnrZKLUnXSmJf7QmB6fGqy+dyen4fP1uP/K1Fv97G770U9K&#10;kltJra/n0+MaRMQp/oXhgs/oUDLTwZ/IBtFpyNKUt0Q2soTFJbFMV6wOGpJ7pUCWhfw/ovwFAAD/&#10;/wMAUEsBAi0AFAAGAAgAAAAhALaDOJL+AAAA4QEAABMAAAAAAAAAAAAAAAAAAAAAAFtDb250ZW50&#10;X1R5cGVzXS54bWxQSwECLQAUAAYACAAAACEAOP0h/9YAAACUAQAACwAAAAAAAAAAAAAAAAAvAQAA&#10;X3JlbHMvLnJlbHNQSwECLQAUAAYACAAAACEAOazpLfUBAADNAwAADgAAAAAAAAAAAAAAAAAuAgAA&#10;ZHJzL2Uyb0RvYy54bWxQSwECLQAUAAYACAAAACEA2jBfAN8AAAAMAQAADwAAAAAAAAAAAAAAAABP&#10;BAAAZHJzL2Rvd25yZXYueG1sUEsFBgAAAAAEAAQA8wAAAFsFAAAAAA==&#10;" filled="f" stroked="f">
+              <v:shape id="Text Box 1966648735" o:spid="_x0000_s1026" type="#_x0000_t202" style="position:absolute;left:0;text-align:left;margin-left:215pt;margin-top:96.5pt;width:353pt;height:64pt;z-index:251669504;visibility:visible;mso-wrap-style:square;mso-width-percent:0;mso-height-percent:0;mso-wrap-distance-left:9pt;mso-wrap-distance-top:3.6pt;mso-wrap-distance-right:9pt;mso-wrap-distance-bottom:3.6pt;mso-position-horizontal:absolute;mso-position-horizontal-relative:page;mso-position-vertical:absolute;mso-position-vertical-relative:page;mso-width-percent:0;mso-height-percent:0;mso-width-relative:margin;mso-height-relative:margin;v-text-anchor:top" o:gfxdata="UEsDBBQABgAIAAAAIQC2gziS/gAAAOEBAAATAAAAW0NvbnRlbnRfVHlwZXNdLnhtbJSRQU7DMBBF&#10;90jcwfIWJU67QAgl6YK0S0CoHGBkTxKLZGx5TGhvj5O2G0SRWNoz/78nu9wcxkFMGNg6quQqL6RA&#10;0s5Y6ir5vt9lD1JwBDIwOMJKHpHlpr69KfdHjyxSmriSfYz+USnWPY7AufNIadK6MEJMx9ApD/oD&#10;OlTrorhX2lFEilmcO2RdNtjC5xDF9pCuTyYBB5bi6bQ4syoJ3g9WQ0ymaiLzg5KdCXlKLjvcW893&#10;SUOqXwnz5DrgnHtJTxOsQfEKIT7DmDSUCaxw7Rqn8787ZsmRM9e2VmPeBN4uqYvTtW7jvijg9N/y&#10;JsXecLq0q+WD6m8AAAD//wMAUEsDBBQABgAIAAAAIQA4/SH/1gAAAJQBAAALAAAAX3JlbHMvLnJl&#10;bHOkkMFqwzAMhu+DvYPRfXGawxijTi+j0GvpHsDYimMaW0Yy2fr2M4PBMnrbUb/Q94l/f/hMi1qR&#10;JVI2sOt6UJgd+ZiDgffL8ekFlFSbvV0oo4EbChzGx4f9GRdb25HMsYhqlCwG5lrLq9biZkxWOiqY&#10;22YiTra2kYMu1l1tQD30/bPm3wwYN0x18gb45AdQl1tp5j/sFB2T0FQ7R0nTNEV3j6o9feQzro1i&#10;OWA14Fm+Q8a1a8+Bvu/d/dMb2JY5uiPbhG/ktn4cqGU/er3pcvwCAAD//wMAUEsDBBQABgAIAAAA&#10;IQA5rOkt9QEAAM0DAAAOAAAAZHJzL2Uyb0RvYy54bWysU9uO0zAQfUfiHyy/0ySlhW7UdLXssghp&#10;uUgLH+A6TmNhe8zYbVK+nrHT7VbwhsiDNc7YZ+acOV5fj9awg8KgwTW8mpWcKSeh1W7X8O/f7l+t&#10;OAtRuFYYcKrhRxX49ebli/XgazWHHkyrkBGIC/XgG97H6OuiCLJXVoQZeOUo2QFaEWmLu6JFMRC6&#10;NcW8LN8UA2DrEaQKgf7eTUm+yfhdp2T80nVBRWYaTr3FvGJet2ktNmtR71D4XstTG+IfurBCOyp6&#10;hroTUbA96r+grJYIAbo4k2AL6DotVeZAbKryDzaPvfAqcyFxgj/LFP4frPx8ePRfkcXxHYw0wEwi&#10;+AeQPwJzcNsLt1M3iDD0SrRUuEqSFYMP9elqkjrUIYFsh0/Q0pDFPkIGGju0SRXiyQidBnA8i67G&#10;yCT9XCxWr6uSUpJyq2q+ojiVEPXTbY8hflBgWQoajjTUjC4ODyFOR5+OpGIO7rUxebDGsaHhV8v5&#10;Ml+4yFgdyXdGW6pZpm9yQiL53rX5chTaTDH1YtyJdSI6UY7jdqSDif0W2iPxR5j8Re+Bgh7wF2cD&#10;eavh4edeoOLMfHSk4VW1WCQz5s1i+XZOG7zMbC8zwkmCanjkbApvYzbwxPWGtO50luG5k1Ov5Jks&#10;5MnfyZSX+3zq+RVufgMAAP//AwBQSwMEFAAGAAgAAAAhAMxKZK7fAAAADAEAAA8AAABkcnMvZG93&#10;bnJldi54bWxMj8FuwjAQRO+V+AdrkXordghFJY2Dqla9FkFbJG4mXpKo8TqKDUn/vsup3GY1o9k3&#10;+Xp0rbhgHxpPGpKZAoFUettQpeHr8/3hCUSIhqxpPaGGXwywLiZ3ucmsH2iLl12sBJdQyIyGOsYu&#10;kzKUNToTZr5DYu/ke2cin30lbW8GLnetnCu1lM40xB9q0+FrjeXP7uw0fH+cDvuF2lRv7rEb/Kgk&#10;uZXU+n46vjyDiDjG/zBc8RkdCmY6+jPZIFoNi1TxlsjGKmVxTSTpktVRQzpPFMgil7cjij8AAAD/&#10;/wMAUEsBAi0AFAAGAAgAAAAhALaDOJL+AAAA4QEAABMAAAAAAAAAAAAAAAAAAAAAAFtDb250ZW50&#10;X1R5cGVzXS54bWxQSwECLQAUAAYACAAAACEAOP0h/9YAAACUAQAACwAAAAAAAAAAAAAAAAAvAQAA&#10;X3JlbHMvLnJlbHNQSwECLQAUAAYACAAAACEAOazpLfUBAADNAwAADgAAAAAAAAAAAAAAAAAuAgAA&#10;ZHJzL2Uyb0RvYy54bWxQSwECLQAUAAYACAAAACEAzEpkrt8AAAAMAQAADwAAAAAAAAAAAAAAAABP&#10;BAAAZHJzL2Rvd25yZXYueG1sUEsFBgAAAAAEAAQA8wAAAFsFAAAAAA==&#10;" filled="f" stroked="f">
                 <v:textbox>
                   <w:txbxContent>
                     <w:p>
@@ -213,6 +219,12 @@
                           <w:sz w:val="17"/>
                         </w:rPr>
                         <w:t xml:space="preserve">Portfolio: </w:t>
+                      </w:r>
+                      <w:r>
+                        <w:rPr>
+                          <w:sz w:val="17"/>
+                        </w:rPr>
+                        <w:t>jvbb.vercel.app</w:t>
                       </w:r>
                     </w:p>
                   </w:txbxContent>
@@ -232,15 +244,15 @@
         <mc:AlternateContent>
           <mc:Choice Requires="wps">
             <w:drawing>
-              <wp:anchor distT="45720" distB="45720" distL="114300" distR="114300" simplePos="0" relativeHeight="251705344" behindDoc="0" locked="1" layoutInCell="1" allowOverlap="1" wp14:anchorId="38ECC939" wp14:editId="652A759F">
+              <wp:anchor distT="45720" distB="45720" distL="114300" distR="114300" simplePos="0" relativeHeight="251665408" behindDoc="0" locked="1" layoutInCell="1" allowOverlap="1" wp14:anchorId="1694F4A8" wp14:editId="6B7A92E4">
                 <wp:simplePos x="0" y="0"/>
                 <wp:positionH relativeFrom="page">
-                  <wp:posOffset>317500</wp:posOffset>
+                  <wp:posOffset>257175</wp:posOffset>
                 </wp:positionH>
                 <wp:positionV relativeFrom="page">
-                  <wp:posOffset>3879850</wp:posOffset>
+                  <wp:posOffset>3762375</wp:posOffset>
                 </wp:positionV>
-                <wp:extent cx="1860550" cy="3962400"/>
+                <wp:extent cx="2012950" cy="3108960"/>
                 <wp:effectExtent l="0" t="0" r="0" b="0"/>
                 <wp:wrapSquare wrapText="bothSides"/>
                 <wp:docPr id="29" name="Text Box 29"/>
@@ -256,7 +268,7 @@
                       <wps:spPr bwMode="auto">
                         <a:xfrm>
                           <a:off x="0" y="0"/>
-                          <a:ext cx="1860550" cy="3962400"/>
+                          <a:ext cx="2012950" cy="3108960"/>
                         </a:xfrm>
                         <a:prstGeom prst="rect">
                           <a:avLst/>
@@ -292,7 +304,7 @@
                             </w:r>
                             <w:r>
                               <w:br/>
-                              <w:t>PHINMA University of Iloilo | 2022–Present |</w:t>
+                              <w:t>PHINMA University of Iloilo | 2023–Present |</w:t>
                             </w:r>
                           </w:p>
                           <w:p>
@@ -301,7 +313,7 @@
                               <w:spacing w:after="20"/>
                             </w:pPr>
                             <w:r>
-                              <w:t xml:space="preserve"> ExpectedGraduation:2027</w:t>
+                              <w:t xml:space="preserve"> Expected Graduation: 2027</w:t>
                             </w:r>
                           </w:p>
                           <w:p>
@@ -333,13 +345,7 @@
                             </w:r>
                             <w:proofErr w:type="spellEnd"/>
                             <w:r>
-                              <w:t xml:space="preserve"> National High S</w:t>
-                            </w:r>
-                            <w:r>
-                              <w:t xml:space="preserve">chool </w:t>
-                            </w:r>
-                            <w:r>
-                              <w:t>| 2020–2022</w:t>
+                              <w:t xml:space="preserve"> National High School | 2022–2023</w:t>
                             </w:r>
                           </w:p>
                           <w:p>
@@ -362,8 +368,21 @@
                             </w:r>
                           </w:p>
                           <w:p>
-                            <w:r>
-                              <w:t>San Jose Elementary School</w:t>
+                            <w:proofErr w:type="spellStart"/>
+                            <w:r>
+                              <w:t>Batad</w:t>
+                            </w:r>
+                            <w:proofErr w:type="spellEnd"/>
+                            <w:r>
+                              <w:t xml:space="preserve"> Central School</w:t>
+                            </w:r>
+                          </w:p>
+                          <w:p>
+                            <w:pPr>
+                              <w:pStyle w:val="Normalleftpanel"/>
+                            </w:pPr>
+                            <w:r>
+                              <w:t>| 2011–2017</w:t>
                             </w:r>
                           </w:p>
                           <w:p/>
@@ -386,7 +405,7 @@
           </mc:Choice>
           <mc:Fallback>
             <w:pict>
-              <v:shape w14:anchorId="38ECC939" id="Text Box 29" o:spid="_x0000_s1027" type="#_x0000_t202" style="position:absolute;left:0;text-align:left;margin-left:25pt;margin-top:305.5pt;width:146.5pt;height:312pt;z-index:251705344;visibility:visible;mso-wrap-style:square;mso-width-percent:0;mso-height-percent:0;mso-wrap-distance-left:9pt;mso-wrap-distance-top:3.6pt;mso-wrap-distance-right:9pt;mso-wrap-distance-bottom:3.6pt;mso-position-horizontal:absolute;mso-position-horizontal-relative:page;mso-position-vertical:absolute;mso-position-vertical-relative:page;mso-width-percent:0;mso-height-percent:0;mso-width-relative:margin;mso-height-relative:margin;v-text-anchor:top" o:gfxdata="UEsDBBQABgAIAAAAIQC2gziS/gAAAOEBAAATAAAAW0NvbnRlbnRfVHlwZXNdLnhtbJSRQU7DMBBF&#10;90jcwfIWJU67QAgl6YK0S0CoHGBkTxKLZGx5TGhvj5O2G0SRWNoz/78nu9wcxkFMGNg6quQqL6RA&#10;0s5Y6ir5vt9lD1JwBDIwOMJKHpHlpr69KfdHjyxSmriSfYz+USnWPY7AufNIadK6MEJMx9ApD/oD&#10;OlTrorhX2lFEilmcO2RdNtjC5xDF9pCuTyYBB5bi6bQ4syoJ3g9WQ0ymaiLzg5KdCXlKLjvcW893&#10;SUOqXwnz5DrgnHtJTxOsQfEKIT7DmDSUCaxw7Rqn8787ZsmRM9e2VmPeBN4uqYvTtW7jvijg9N/y&#10;JsXecLq0q+WD6m8AAAD//wMAUEsDBBQABgAIAAAAIQA4/SH/1gAAAJQBAAALAAAAX3JlbHMvLnJl&#10;bHOkkMFqwzAMhu+DvYPRfXGawxijTi+j0GvpHsDYimMaW0Yy2fr2M4PBMnrbUb/Q94l/f/hMi1qR&#10;JVI2sOt6UJgd+ZiDgffL8ekFlFSbvV0oo4EbChzGx4f9GRdb25HMsYhqlCwG5lrLq9biZkxWOiqY&#10;22YiTra2kYMu1l1tQD30/bPm3wwYN0x18gb45AdQl1tp5j/sFB2T0FQ7R0nTNEV3j6o9feQzro1i&#10;OWA14Fm+Q8a1a8+Bvu/d/dMb2JY5uiPbhG/ktn4cqGU/er3pcvwCAAD//wMAUEsDBBQABgAIAAAA&#10;IQAYcC9k+wEAANUDAAAOAAAAZHJzL2Uyb0RvYy54bWysU11v2yAUfZ+0/4B4X+x4SZZYcaquXadJ&#10;3YfU7gdgjGM04DIgsbNf3wt202h9m+YHxPWFc+8597C9GrQiR+G8BFPR+SynRBgOjTT7iv58vHu3&#10;psQHZhqmwIiKnoSnV7u3b7a9LUUBHahGOIIgxpe9rWgXgi2zzPNOaOZnYIXBZAtOs4Ch22eNYz2i&#10;a5UVeb7KenCNdcCF9/j3dkzSXcJvW8HD97b1IhBVUewtpNWltY5rttuycu+Y7SSf2mD/0IVm0mDR&#10;M9QtC4wcnHwFpSV34KENMw46g7aVXCQOyGae/8XmoWNWJC4ojrdnmfz/g+Xfjg/2hyNh+AgDDjCR&#10;8PYe+C9PDNx0zOzFtXPQd4I1WHgeJct668vpapTalz6C1P1XaHDI7BAgAQ2t01EV5EkQHQdwOosu&#10;hkB4LLle5cslpjjm3m9WxSJPY8lY+XzdOh8+C9AkbirqcKoJnh3vfYjtsPL5SKxm4E4qlSarDOkr&#10;ulkWy3ThIqNlQOMpqSu6zuM3WiGy/GSadDkwqcY9FlBmoh2ZjpzDUA9ENpMmUYUamhPq4GD0Gb4L&#10;3HTg/lDSo8cq6n8fmBOUqC8GtdzMF4toyhQslh8KDNxlpr7MMMMRqqKBknF7E5KRR8rXqHkrkxov&#10;nUwto3eSSJPPozkv43Tq5TXungAAAP//AwBQSwMEFAAGAAgAAAAhAPNMa5reAAAACwEAAA8AAABk&#10;cnMvZG93bnJldi54bWxMj8FOwzAQRO9I/IO1SNyonaapShqnQiCuIEpbiZsbb5Oo8TqK3Sb8PcsJ&#10;bjPap9mZYjO5TlxxCK0nDclMgUCqvG2p1rD7fH1YgQjRkDWdJ9TwjQE25e1NYXLrR/rA6zbWgkMo&#10;5EZDE2OfSxmqBp0JM98j8e3kB2ci26GWdjAjh7tOzpVaSmda4g+N6fG5weq8vTgN+7fT12Gh3usX&#10;l/Wjn5Qk9yi1vr+bntYgIk7xD4bf+lwdSu509BeyQXQaMsVTooZlkrBgIF2kLI5MztNMgSwL+X9D&#10;+QMAAP//AwBQSwECLQAUAAYACAAAACEAtoM4kv4AAADhAQAAEwAAAAAAAAAAAAAAAAAAAAAAW0Nv&#10;bnRlbnRfVHlwZXNdLnhtbFBLAQItABQABgAIAAAAIQA4/SH/1gAAAJQBAAALAAAAAAAAAAAAAAAA&#10;AC8BAABfcmVscy8ucmVsc1BLAQItABQABgAIAAAAIQAYcC9k+wEAANUDAAAOAAAAAAAAAAAAAAAA&#10;AC4CAABkcnMvZTJvRG9jLnhtbFBLAQItABQABgAIAAAAIQDzTGua3gAAAAsBAAAPAAAAAAAAAAAA&#10;AAAAAFUEAABkcnMvZG93bnJldi54bWxQSwUGAAAAAAQABADzAAAAYAUAAAAA&#10;" filled="f" stroked="f">
+              <v:shape w14:anchorId="1694F4A8" id="Text Box 29" o:spid="_x0000_s1027" type="#_x0000_t202" style="position:absolute;left:0;text-align:left;margin-left:20.25pt;margin-top:296.25pt;width:158.5pt;height:244.8pt;z-index:251665408;visibility:visible;mso-wrap-style:square;mso-width-percent:0;mso-height-percent:0;mso-wrap-distance-left:9pt;mso-wrap-distance-top:3.6pt;mso-wrap-distance-right:9pt;mso-wrap-distance-bottom:3.6pt;mso-position-horizontal:absolute;mso-position-horizontal-relative:page;mso-position-vertical:absolute;mso-position-vertical-relative:page;mso-width-percent:0;mso-height-percent:0;mso-width-relative:margin;mso-height-relative:margin;v-text-anchor:top" o:gfxdata="UEsDBBQABgAIAAAAIQC2gziS/gAAAOEBAAATAAAAW0NvbnRlbnRfVHlwZXNdLnhtbJSRQU7DMBBF&#10;90jcwfIWJU67QAgl6YK0S0CoHGBkTxKLZGx5TGhvj5O2G0SRWNoz/78nu9wcxkFMGNg6quQqL6RA&#10;0s5Y6ir5vt9lD1JwBDIwOMJKHpHlpr69KfdHjyxSmriSfYz+USnWPY7AufNIadK6MEJMx9ApD/oD&#10;OlTrorhX2lFEilmcO2RdNtjC5xDF9pCuTyYBB5bi6bQ4syoJ3g9WQ0ymaiLzg5KdCXlKLjvcW893&#10;SUOqXwnz5DrgnHtJTxOsQfEKIT7DmDSUCaxw7Rqn8787ZsmRM9e2VmPeBN4uqYvTtW7jvijg9N/y&#10;JsXecLq0q+WD6m8AAAD//wMAUEsDBBQABgAIAAAAIQA4/SH/1gAAAJQBAAALAAAAX3JlbHMvLnJl&#10;bHOkkMFqwzAMhu+DvYPRfXGawxijTi+j0GvpHsDYimMaW0Yy2fr2M4PBMnrbUb/Q94l/f/hMi1qR&#10;JVI2sOt6UJgd+ZiDgffL8ekFlFSbvV0oo4EbChzGx4f9GRdb25HMsYhqlCwG5lrLq9biZkxWOiqY&#10;22YiTra2kYMu1l1tQD30/bPm3wwYN0x18gb45AdQl1tp5j/sFB2T0FQ7R0nTNEV3j6o9feQzro1i&#10;OWA14Fm+Q8a1a8+Bvu/d/dMb2JY5uiPbhG/ktn4cqGU/er3pcvwCAAD//wMAUEsDBBQABgAIAAAA&#10;IQCXW4co+gEAANUDAAAOAAAAZHJzL2Uyb0RvYy54bWysU9uO2yAQfa/Uf0C8N7402SZWnNV2t1tV&#10;2l6kbT8AYxyjAkOBxE6/fgfszUbtW1U/oIHxHOacOWyvR63IUTgvwdS0WOSUCMOhlWZf0x/f79+s&#10;KfGBmZYpMKKmJ+Hp9e71q+1gK1FCD6oVjiCI8dVga9qHYKss87wXmvkFWGEw2YHTLODW7bPWsQHR&#10;tcrKPL/KBnCtdcCF93h6NyXpLuF3neDha9d5EYiqKfYW0urS2sQ1221ZtXfM9pLPbbB/6EIzafDS&#10;M9QdC4wcnPwLSkvuwEMXFhx0Bl0nuUgckE2R/8HmsWdWJC4ojrdnmfz/g+Vfjo/2myNhfA8jDjCR&#10;8PYB+E9PDNz2zOzFjXMw9IK1eHERJcsG66u5NErtKx9BmuEztDhkdgiQgMbO6agK8iSIjgM4nUUX&#10;YyAcD5F3uVlhimPubZGvN1dpLBmrnsut8+GjAE1iUFOHU03w7PjgQ2yHVc+/xNsM3Eul0mSVIUNN&#10;N6tylQouMloGNJ6SuqbrPH6TFSLLD6ZNxYFJNcV4gTIz7ch04hzGZiSynTWJKjTQnlAHB5PP8F1g&#10;0IP7TcmAHqup/3VgTlCiPhnUclMsl9GUabNcvStx4y4zzWWGGY5QNQ2UTOFtSEaeKN+g5p1Marx0&#10;MreM3kkizT6P5rzcp79eXuPuCQAA//8DAFBLAwQUAAYACAAAACEAhdJRE94AAAALAQAADwAAAGRy&#10;cy9kb3ducmV2LnhtbEyPTU/DMAyG70j7D5GRuLFkZd1HaTohEFfQBkPiljVeW61xqiZby7/HnNjt&#10;tfzo9eN8M7pWXLAPjScNs6kCgVR621Cl4fPj9X4FIkRD1rSeUMMPBtgUk5vcZNYPtMXLLlaCSyhk&#10;RkMdY5dJGcoanQlT3yHx7uh7ZyKPfSVtbwYud61MlFpIZxriC7Xp8LnG8rQ7Ow37t+P311y9Vy8u&#10;7QY/KkluLbW+ux2fHkFEHOM/DH/6rA4FOx38mWwQrYa5SpnUkK4TDgw8pEsOBybVKpmBLHJ5/UPx&#10;CwAA//8DAFBLAQItABQABgAIAAAAIQC2gziS/gAAAOEBAAATAAAAAAAAAAAAAAAAAAAAAABbQ29u&#10;dGVudF9UeXBlc10ueG1sUEsBAi0AFAAGAAgAAAAhADj9If/WAAAAlAEAAAsAAAAAAAAAAAAAAAAA&#10;LwEAAF9yZWxzLy5yZWxzUEsBAi0AFAAGAAgAAAAhAJdbhyj6AQAA1QMAAA4AAAAAAAAAAAAAAAAA&#10;LgIAAGRycy9lMm9Eb2MueG1sUEsBAi0AFAAGAAgAAAAhAIXSURPeAAAACwEAAA8AAAAAAAAAAAAA&#10;AAAAVAQAAGRycy9kb3ducmV2LnhtbFBLBQYAAAAABAAEAPMAAABfBQAAAAA=&#10;" filled="f" stroked="f">
                 <v:textbox>
                   <w:txbxContent>
                     <w:p>
@@ -410,7 +429,7 @@
                       </w:r>
                       <w:r>
                         <w:br/>
-                        <w:t>PHINMA University of Iloilo | 2022–Present |</w:t>
+                        <w:t>PHINMA University of Iloilo | 2023–Present |</w:t>
                       </w:r>
                     </w:p>
                     <w:p>
@@ -419,7 +438,7 @@
                         <w:spacing w:after="20"/>
                       </w:pPr>
                       <w:r>
-                        <w:t xml:space="preserve"> ExpectedGraduation:2027</w:t>
+                        <w:t xml:space="preserve"> Expected Graduation: 2027</w:t>
                       </w:r>
                     </w:p>
                     <w:p>
@@ -451,13 +470,7 @@
                       </w:r>
                       <w:proofErr w:type="spellEnd"/>
                       <w:r>
-                        <w:t xml:space="preserve"> National High S</w:t>
-                      </w:r>
-                      <w:r>
-                        <w:t xml:space="preserve">chool </w:t>
-                      </w:r>
-                      <w:r>
-                        <w:t>| 2020–2022</w:t>
+                        <w:t xml:space="preserve"> National High School | 2022–2023</w:t>
                       </w:r>
                     </w:p>
                     <w:p>
@@ -480,8 +493,21 @@
                       </w:r>
                     </w:p>
                     <w:p>
-                      <w:r>
-                        <w:t>San Jose Elementary School</w:t>
+                      <w:proofErr w:type="spellStart"/>
+                      <w:r>
+                        <w:t>Batad</w:t>
+                      </w:r>
+                      <w:proofErr w:type="spellEnd"/>
+                      <w:r>
+                        <w:t xml:space="preserve"> Central School</w:t>
+                      </w:r>
+                    </w:p>
+                    <w:p>
+                      <w:pPr>
+                        <w:pStyle w:val="Normalleftpanel"/>
+                      </w:pPr>
+                      <w:r>
+                        <w:t>| 2011–2017</w:t>
                       </w:r>
                     </w:p>
                     <w:p/>
@@ -502,17 +528,17 @@
         <mc:AlternateContent>
           <mc:Choice Requires="wps">
             <w:drawing>
-              <wp:anchor distT="45720" distB="45720" distL="114300" distR="114300" simplePos="0" relativeHeight="251707392" behindDoc="0" locked="1" layoutInCell="1" allowOverlap="1" wp14:anchorId="25BDAFA6" wp14:editId="431382BF">
+              <wp:anchor distT="45720" distB="45720" distL="114300" distR="114300" simplePos="0" relativeHeight="251666432" behindDoc="0" locked="1" layoutInCell="1" allowOverlap="1" wp14:anchorId="58622811" wp14:editId="48A7FC1A">
                 <wp:simplePos x="0" y="0"/>
                 <wp:positionH relativeFrom="page">
                   <wp:posOffset>158750</wp:posOffset>
                 </wp:positionH>
                 <wp:positionV relativeFrom="page">
-                  <wp:posOffset>6870700</wp:posOffset>
+                  <wp:posOffset>6686550</wp:posOffset>
                 </wp:positionV>
-                <wp:extent cx="2152650" cy="3111500"/>
+                <wp:extent cx="2152650" cy="4126230"/>
                 <wp:effectExtent l="0" t="0" r="0" b="0"/>
-                <wp:wrapSquare wrapText="bothSides"/>
+                <wp:wrapNone/>
                 <wp:docPr id="27" name="Text Box 27"/>
                 <wp:cNvGraphicFramePr>
                   <a:graphicFrameLocks xmlns:a="http://schemas.openxmlformats.org/drawingml/2006/main"/>
@@ -526,7 +552,7 @@
                       <wps:spPr bwMode="auto">
                         <a:xfrm>
                           <a:off x="0" y="0"/>
-                          <a:ext cx="2152650" cy="3111500"/>
+                          <a:ext cx="2152650" cy="4126230"/>
                         </a:xfrm>
                         <a:prstGeom prst="rect">
                           <a:avLst/>
@@ -554,27 +580,20 @@
                                 <w:sz w:val="24"/>
                                 <w:szCs w:val="24"/>
                               </w:rPr>
-                              <w:t>Ac</w:t>
+                              <w:t>AcADEMIC</w:t>
                             </w:r>
                             <w:r>
                               <w:rPr>
                                 <w:sz w:val="24"/>
                                 <w:szCs w:val="24"/>
                               </w:rPr>
-                              <w:t>ADEMIC</w:t>
+                              <w:t xml:space="preserve"> </w:t>
                             </w:r>
                             <w:r>
                               <w:rPr>
                                 <w:sz w:val="24"/>
                                 <w:szCs w:val="24"/>
                               </w:rPr>
-                              <w:t xml:space="preserve"> </w:t>
-                            </w:r>
-                            <w:r>
-                              <w:rPr>
-                                <w:sz w:val="24"/>
-                                <w:szCs w:val="24"/>
-                              </w:rPr>
                               <w:t>PROJECTS</w:t>
                             </w:r>
                           </w:p>
@@ -589,71 +608,55 @@
                               <w:rPr>
                                 <w:b/>
                               </w:rPr>
-                              <w:t xml:space="preserve">ID Management System </w:t>
-                            </w:r>
+                              <w:t xml:space="preserve">ID Management System – </w:t>
+                            </w:r>
+                            <w:r>
+                              <w:t>Make an ID managing system where student can apply to get their ID.</w:t>
+                            </w:r>
+                          </w:p>
+                          <w:p>
+                            <w:pPr>
+                              <w:spacing w:after="20"/>
+                            </w:pPr>
                             <w:r>
                               <w:rPr>
                                 <w:b/>
                               </w:rPr>
-                              <w:t>–</w:t>
-                            </w:r>
+                              <w:t xml:space="preserve">The Daily Grind – </w:t>
+                            </w:r>
+                            <w:r>
+                              <w:t>Make an ecommerce that have a responsive website using PHP.</w:t>
+                            </w:r>
+                          </w:p>
+                          <w:p>
+                            <w:pPr>
+                              <w:spacing w:after="20"/>
+                            </w:pPr>
+                            <w:proofErr w:type="spellStart"/>
                             <w:r>
                               <w:rPr>
                                 <w:b/>
                               </w:rPr>
-                              <w:t xml:space="preserve"> </w:t>
-                            </w:r>
-                            <w:r>
-                              <w:t xml:space="preserve">Make </w:t>
-                            </w:r>
-                            <w:proofErr w:type="gramStart"/>
-                            <w:r>
-                              <w:t>a</w:t>
-                            </w:r>
-                            <w:proofErr w:type="gramEnd"/>
-                            <w:r>
-                              <w:t xml:space="preserve"> ID managing system where student can apply to get </w:t>
-                            </w:r>
-                            <w:r>
-                              <w:t>their</w:t>
-                            </w:r>
-                            <w:r>
-                              <w:t xml:space="preserve"> ID.</w:t>
+                              <w:t>FlexSpace</w:t>
+                            </w:r>
+                            <w:proofErr w:type="spellEnd"/>
+                            <w:r>
+                              <w:rPr>
+                                <w:b/>
+                              </w:rPr>
+                              <w:t xml:space="preserve"> – </w:t>
+                            </w:r>
+                            <w:r>
+                              <w:rPr>
+                                <w:bCs/>
+                              </w:rPr>
+                              <w:t>is a modern coworking space booking platform designed for Iloilo City (expandable nationwide). It connects users with available coworking spaces across different districts, allowing seamless browsing, booking, and management of workspaces.</w:t>
                             </w:r>
                           </w:p>
                           <w:p>
                             <w:pPr>
                               <w:spacing w:after="20"/>
                             </w:pPr>
-                            <w:r>
-                              <w:rPr>
-                                <w:b/>
-                              </w:rPr>
-                              <w:t>The Daily Grind</w:t>
-                            </w:r>
-                            <w:r>
-                              <w:rPr>
-                                <w:b/>
-                              </w:rPr>
-                              <w:t xml:space="preserve"> – </w:t>
-                            </w:r>
-                            <w:r>
-                              <w:t>Make an ecommerce that have a responsive website using PHP.</w:t>
-                            </w:r>
-                          </w:p>
-                          <w:p>
-                            <w:pPr>
-                              <w:spacing w:after="20"/>
-                            </w:pPr>
-                            <w:r>
-                              <w:rPr>
-                                <w:b/>
-                              </w:rPr>
-                              <w:t xml:space="preserve">Network Design – </w:t>
-                            </w:r>
-                            <w:r>
-                              <w:t>Created a basic network topology using Cisco Packet Tracer and configured basic IP addressing.</w:t>
-                            </w:r>
                           </w:p>
                           <w:p>
                             <w:pPr>
@@ -679,7 +682,7 @@
           </mc:Choice>
           <mc:Fallback>
             <w:pict>
-              <v:shape w14:anchorId="25BDAFA6" id="Text Box 27" o:spid="_x0000_s1028" type="#_x0000_t202" style="position:absolute;left:0;text-align:left;margin-left:12.5pt;margin-top:541pt;width:169.5pt;height:245pt;z-index:251707392;visibility:visible;mso-wrap-style:square;mso-width-percent:0;mso-height-percent:0;mso-wrap-distance-left:9pt;mso-wrap-distance-top:3.6pt;mso-wrap-distance-right:9pt;mso-wrap-distance-bottom:3.6pt;mso-position-horizontal:absolute;mso-position-horizontal-relative:page;mso-position-vertical:absolute;mso-position-vertical-relative:page;mso-width-percent:0;mso-height-percent:0;mso-width-relative:margin;mso-height-relative:margin;v-text-anchor:top" o:gfxdata="UEsDBBQABgAIAAAAIQC2gziS/gAAAOEBAAATAAAAW0NvbnRlbnRfVHlwZXNdLnhtbJSRQU7DMBBF&#10;90jcwfIWJU67QAgl6YK0S0CoHGBkTxKLZGx5TGhvj5O2G0SRWNoz/78nu9wcxkFMGNg6quQqL6RA&#10;0s5Y6ir5vt9lD1JwBDIwOMJKHpHlpr69KfdHjyxSmriSfYz+USnWPY7AufNIadK6MEJMx9ApD/oD&#10;OlTrorhX2lFEilmcO2RdNtjC5xDF9pCuTyYBB5bi6bQ4syoJ3g9WQ0ymaiLzg5KdCXlKLjvcW893&#10;SUOqXwnz5DrgnHtJTxOsQfEKIT7DmDSUCaxw7Rqn8787ZsmRM9e2VmPeBN4uqYvTtW7jvijg9N/y&#10;JsXecLq0q+WD6m8AAAD//wMAUEsDBBQABgAIAAAAIQA4/SH/1gAAAJQBAAALAAAAX3JlbHMvLnJl&#10;bHOkkMFqwzAMhu+DvYPRfXGawxijTi+j0GvpHsDYimMaW0Yy2fr2M4PBMnrbUb/Q94l/f/hMi1qR&#10;JVI2sOt6UJgd+ZiDgffL8ekFlFSbvV0oo4EbChzGx4f9GRdb25HMsYhqlCwG5lrLq9biZkxWOiqY&#10;22YiTra2kYMu1l1tQD30/bPm3wwYN0x18gb45AdQl1tp5j/sFB2T0FQ7R0nTNEV3j6o9feQzro1i&#10;OWA14Fm+Q8a1a8+Bvu/d/dMb2JY5uiPbhG/ktn4cqGU/er3pcvwCAAD//wMAUEsDBBQABgAIAAAA&#10;IQD/ppnC/AEAANUDAAAOAAAAZHJzL2Uyb0RvYy54bWysU9tu3CAQfa/Uf0C8d33pOk2s9UZp0lSV&#10;0ouU9gMwxmtUYCiwa2+/PgN2Nqv2raofEMN4DnPOHDbXk1bkIJyXYBparHJKhOHQSbNr6I/v928u&#10;KfGBmY4pMKKhR+Hp9fb1q81oa1HCAKoTjiCI8fVoGzqEYOss83wQmvkVWGEw2YPTLGDodlnn2Ijo&#10;WmVlnl9kI7jOOuDCezy9m5N0m/D7XvDwte+9CEQ1FHsLaXVpbeOabTes3jlmB8mXNtg/dKGZNHjp&#10;CeqOBUb2Tv4FpSV34KEPKw46g76XXCQOyKbI/2DzODArEhcUx9uTTP7/wfIvh0f7zZEwvYcJB5hI&#10;ePsA/KcnBm4HZnbixjkYB8E6vLiIkmWj9fVSGqX2tY8g7fgZOhwy2wdIQFPvdFQFeRJExwEcT6KL&#10;KRCOh2VRlRcVpjjm3hZFUeVpLBmrn8ut8+GjAE3ipqEOp5rg2eHBh9gOq59/ibcZuJdKpckqQ8aG&#10;XlVllQrOMloGNJ6SuqGXefxmK0SWH0yXigOTat7jBcostCPTmXOY2onIDinE2qhCC90RdXAw+wzf&#10;BW4GcL8pGdFjDfW/9swJStQng1peFet1NGUK1tW7EgN3nmnPM8xwhGpooGTe3oZk5JnyDWrey6TG&#10;SydLy+idJNLi82jO8zj99fIat08AAAD//wMAUEsDBBQABgAIAAAAIQDbjm3H3QAAAAwBAAAPAAAA&#10;ZHJzL2Rvd25yZXYueG1sTE/LTsMwELwj8Q/WInGjNqEpJcSpEIgriPKQuG3jbRIRr6PYbcLfs5zg&#10;Njszmp0pN7Pv1ZHG2AW2cLkwoIjr4DpuLLy9Pl6sQcWE7LAPTBa+KcKmOj0psXBh4hc6blOjJIRj&#10;gRbalIZC61i35DEuwkAs2j6MHpOcY6PdiJOE+15nxqy0x47lQ4sD3bdUf20P3sL70/7zY2memwef&#10;D1OYjWZ/o609P5vvbkElmtOfGX7rS3WopNMuHNhF1VvIcpmShDfrTJA4rlZLATuh8muhdFXq/yOq&#10;HwAAAP//AwBQSwECLQAUAAYACAAAACEAtoM4kv4AAADhAQAAEwAAAAAAAAAAAAAAAAAAAAAAW0Nv&#10;bnRlbnRfVHlwZXNdLnhtbFBLAQItABQABgAIAAAAIQA4/SH/1gAAAJQBAAALAAAAAAAAAAAAAAAA&#10;AC8BAABfcmVscy8ucmVsc1BLAQItABQABgAIAAAAIQD/ppnC/AEAANUDAAAOAAAAAAAAAAAAAAAA&#10;AC4CAABkcnMvZTJvRG9jLnhtbFBLAQItABQABgAIAAAAIQDbjm3H3QAAAAwBAAAPAAAAAAAAAAAA&#10;AAAAAFYEAABkcnMvZG93bnJldi54bWxQSwUGAAAAAAQABADzAAAAYAUAAAAA&#10;" filled="f" stroked="f">
+              <v:shape w14:anchorId="58622811" id="Text Box 27" o:spid="_x0000_s1028" type="#_x0000_t202" style="position:absolute;left:0;text-align:left;margin-left:12.5pt;margin-top:526.5pt;width:169.5pt;height:324.9pt;z-index:251666432;visibility:visible;mso-wrap-style:square;mso-width-percent:0;mso-height-percent:0;mso-wrap-distance-left:9pt;mso-wrap-distance-top:3.6pt;mso-wrap-distance-right:9pt;mso-wrap-distance-bottom:3.6pt;mso-position-horizontal:absolute;mso-position-horizontal-relative:page;mso-position-vertical:absolute;mso-position-vertical-relative:page;mso-width-percent:0;mso-height-percent:0;mso-width-relative:margin;mso-height-relative:margin;v-text-anchor:top" o:gfxdata="UEsDBBQABgAIAAAAIQC2gziS/gAAAOEBAAATAAAAW0NvbnRlbnRfVHlwZXNdLnhtbJSRQU7DMBBF&#10;90jcwfIWJU67QAgl6YK0S0CoHGBkTxKLZGx5TGhvj5O2G0SRWNoz/78nu9wcxkFMGNg6quQqL6RA&#10;0s5Y6ir5vt9lD1JwBDIwOMJKHpHlpr69KfdHjyxSmriSfYz+USnWPY7AufNIadK6MEJMx9ApD/oD&#10;OlTrorhX2lFEilmcO2RdNtjC5xDF9pCuTyYBB5bi6bQ4syoJ3g9WQ0ymaiLzg5KdCXlKLjvcW893&#10;SUOqXwnz5DrgnHtJTxOsQfEKIT7DmDSUCaxw7Rqn8787ZsmRM9e2VmPeBN4uqYvTtW7jvijg9N/y&#10;JsXecLq0q+WD6m8AAAD//wMAUEsDBBQABgAIAAAAIQA4/SH/1gAAAJQBAAALAAAAX3JlbHMvLnJl&#10;bHOkkMFqwzAMhu+DvYPRfXGawxijTi+j0GvpHsDYimMaW0Yy2fr2M4PBMnrbUb/Q94l/f/hMi1qR&#10;JVI2sOt6UJgd+ZiDgffL8ekFlFSbvV0oo4EbChzGx4f9GRdb25HMsYhqlCwG5lrLq9biZkxWOiqY&#10;22YiTra2kYMu1l1tQD30/bPm3wwYN0x18gb45AdQl1tp5j/sFB2T0FQ7R0nTNEV3j6o9feQzro1i&#10;OWA14Fm+Q8a1a8+Bvu/d/dMb2JY5uiPbhG/ktn4cqGU/er3pcvwCAAD//wMAUEsDBBQABgAIAAAA&#10;IQA0WgMQ/QEAANUDAAAOAAAAZHJzL2Uyb0RvYy54bWysU8tu2zAQvBfoPxC817JU200Ey0GaNEWB&#10;9AGk/QCaoiyiJJdd0pbSr8+SchyjvRXVgeBytcOd2eH6arSGHRQGDa7h5WzOmXISWu12Df/x/e7N&#10;BWchCtcKA041/FEFfrV5/Wo9+FpV0INpFTICcaEefMP7GH1dFEH2yoowA68cJTtAKyKFuCtaFAOh&#10;W1NU8/mqGABbjyBVCHR6OyX5JuN3nZLxa9cFFZlpOPUW84p53aa12KxFvUPhey2PbYh/6MIK7ejS&#10;E9StiILtUf8FZbVECNDFmQRbQNdpqTIHYlPO/2Dz0AuvMhcSJ/iTTOH/wcovhwf/DVkc38NIA8wk&#10;gr8H+TMwBze9cDt1jQhDr0RLF5dJsmLwoT6WJqlDHRLIdvgMLQ1Z7CNkoLFDm1QhnozQaQCPJ9HV&#10;GJmkw6pcVqslpSTlFmW1qt7msRSifi73GOJHBZalTcORpprhxeE+xNSOqJ9/Sbc5uNPG5Mkax4aG&#10;Xy6rZS44y1gdyXhG24ZfzNM3WSGx/ODaXByFNtOeLjDuSDsxnTjHcTsy3RKFVJtU2EL7SDogTD6j&#10;d0GbHvA3ZwN5rOHh116g4sx8cqTlZblYJFPmYLF8V1GA55nteUY4SVANj5xN25uYjTxRvibNO53V&#10;eOnk2DJ5J4t09Hky53mc/3p5jZsnAAAA//8DAFBLAwQUAAYACAAAACEASIdEwt4AAAAMAQAADwAA&#10;AGRycy9kb3ducmV2LnhtbExPQU7DMBC8I/EHa5G4UbtpU0oap0IgrqAWWombG2+TiHgdxW4Tft/t&#10;CW6zM6PZmXw9ulacsQ+NJw3TiQKBVHrbUKXh6/PtYQkiREPWtJ5Qwy8GWBe3N7nJrB9og+dtrASH&#10;UMiMhjrGLpMylDU6Eya+Q2Lt6HtnIp99JW1vBg53rUyUWkhnGuIPtenwpcbyZ3tyGnbvx+/9XH1U&#10;ry7tBj8qSe5Jan1/Nz6vQEQc458ZrvW5OhTc6eBPZINoNSQpT4nMq3TGiB2zxZzBgalHlSxBFrn8&#10;P6K4AAAA//8DAFBLAQItABQABgAIAAAAIQC2gziS/gAAAOEBAAATAAAAAAAAAAAAAAAAAAAAAABb&#10;Q29udGVudF9UeXBlc10ueG1sUEsBAi0AFAAGAAgAAAAhADj9If/WAAAAlAEAAAsAAAAAAAAAAAAA&#10;AAAALwEAAF9yZWxzLy5yZWxzUEsBAi0AFAAGAAgAAAAhADRaAxD9AQAA1QMAAA4AAAAAAAAAAAAA&#10;AAAALgIAAGRycy9lMm9Eb2MueG1sUEsBAi0AFAAGAAgAAAAhAEiHRMLeAAAADAEAAA8AAAAAAAAA&#10;AAAAAAAAVwQAAGRycy9kb3ducmV2LnhtbFBLBQYAAAAABAAEAPMAAABiBQAAAAA=&#10;" filled="f" stroked="f">
                 <v:textbox>
                   <w:txbxContent>
                     <w:p>
@@ -695,27 +698,20 @@
                           <w:sz w:val="24"/>
                           <w:szCs w:val="24"/>
                         </w:rPr>
-                        <w:t>Ac</w:t>
+                        <w:t>AcADEMIC</w:t>
                       </w:r>
                       <w:r>
                         <w:rPr>
                           <w:sz w:val="24"/>
                           <w:szCs w:val="24"/>
                         </w:rPr>
-                        <w:t>ADEMIC</w:t>
+                        <w:t xml:space="preserve"> </w:t>
                       </w:r>
                       <w:r>
                         <w:rPr>
                           <w:sz w:val="24"/>
                           <w:szCs w:val="24"/>
                         </w:rPr>
-                        <w:t xml:space="preserve"> </w:t>
-                      </w:r>
-                      <w:r>
-                        <w:rPr>
-                          <w:sz w:val="24"/>
-                          <w:szCs w:val="24"/>
-                        </w:rPr>
                         <w:t>PROJECTS</w:t>
                       </w:r>
                     </w:p>
@@ -730,71 +726,55 @@
                         <w:rPr>
                           <w:b/>
                         </w:rPr>
-                        <w:t xml:space="preserve">ID Management System </w:t>
-                      </w:r>
+                        <w:t xml:space="preserve">ID Management System – </w:t>
+                      </w:r>
+                      <w:r>
+                        <w:t>Make an ID managing system where student can apply to get their ID.</w:t>
+                      </w:r>
+                    </w:p>
+                    <w:p>
+                      <w:pPr>
+                        <w:spacing w:after="20"/>
+                      </w:pPr>
                       <w:r>
                         <w:rPr>
                           <w:b/>
                         </w:rPr>
-                        <w:t>–</w:t>
-                      </w:r>
+                        <w:t xml:space="preserve">The Daily Grind – </w:t>
+                      </w:r>
+                      <w:r>
+                        <w:t>Make an ecommerce that have a responsive website using PHP.</w:t>
+                      </w:r>
+                    </w:p>
+                    <w:p>
+                      <w:pPr>
+                        <w:spacing w:after="20"/>
+                      </w:pPr>
+                      <w:proofErr w:type="spellStart"/>
                       <w:r>
                         <w:rPr>
                           <w:b/>
                         </w:rPr>
-                        <w:t xml:space="preserve"> </w:t>
-                      </w:r>
-                      <w:r>
-                        <w:t xml:space="preserve">Make </w:t>
-                      </w:r>
-                      <w:proofErr w:type="gramStart"/>
-                      <w:r>
-                        <w:t>a</w:t>
-                      </w:r>
-                      <w:proofErr w:type="gramEnd"/>
-                      <w:r>
-                        <w:t xml:space="preserve"> ID managing system where student can apply to get </w:t>
-                      </w:r>
-                      <w:r>
-                        <w:t>their</w:t>
-                      </w:r>
-                      <w:r>
-                        <w:t xml:space="preserve"> ID.</w:t>
+                        <w:t>FlexSpace</w:t>
+                      </w:r>
+                      <w:proofErr w:type="spellEnd"/>
+                      <w:r>
+                        <w:rPr>
+                          <w:b/>
+                        </w:rPr>
+                        <w:t xml:space="preserve"> – </w:t>
+                      </w:r>
+                      <w:r>
+                        <w:rPr>
+                          <w:bCs/>
+                        </w:rPr>
+                        <w:t>is a modern coworking space booking platform designed for Iloilo City (expandable nationwide). It connects users with available coworking spaces across different districts, allowing seamless browsing, booking, and management of workspaces.</w:t>
                       </w:r>
                     </w:p>
                     <w:p>
                       <w:pPr>
                         <w:spacing w:after="20"/>
                       </w:pPr>
-                      <w:r>
-                        <w:rPr>
-                          <w:b/>
-                        </w:rPr>
-                        <w:t>The Daily Grind</w:t>
-                      </w:r>
-                      <w:r>
-                        <w:rPr>
-                          <w:b/>
-                        </w:rPr>
-                        <w:t xml:space="preserve"> – </w:t>
-                      </w:r>
-                      <w:r>
-                        <w:t>Make an ecommerce that have a responsive website using PHP.</w:t>
-                      </w:r>
-                    </w:p>
-                    <w:p>
-                      <w:pPr>
-                        <w:spacing w:after="20"/>
-                      </w:pPr>
-                      <w:r>
-                        <w:rPr>
-                          <w:b/>
-                        </w:rPr>
-                        <w:t xml:space="preserve">Network Design – </w:t>
-                      </w:r>
-                      <w:r>
-                        <w:t>Created a basic network topology using Cisco Packet Tracer and configured basic IP addressing.</w:t>
-                      </w:r>
                     </w:p>
                     <w:p>
                       <w:pPr>
@@ -803,7 +783,7 @@
                     </w:p>
                   </w:txbxContent>
                 </v:textbox>
-                <w10:wrap type="square" anchorx="page" anchory="page"/>
+                <w10:wrap anchorx="page" anchory="page"/>
                 <w10:anchorlock/>
               </v:shape>
             </w:pict>
@@ -818,13 +798,13 @@
         <mc:AlternateContent>
           <mc:Choice Requires="wps">
             <w:drawing>
-              <wp:anchor distT="45720" distB="45720" distL="114300" distR="114300" simplePos="0" relativeHeight="251708416" behindDoc="0" locked="1" layoutInCell="1" allowOverlap="1" wp14:anchorId="4D1FE626" wp14:editId="30B70674">
+              <wp:anchor distT="45720" distB="45720" distL="114300" distR="114300" simplePos="0" relativeHeight="251667456" behindDoc="0" locked="1" layoutInCell="1" allowOverlap="1" wp14:anchorId="6F7F48CF" wp14:editId="01192577">
                 <wp:simplePos x="0" y="0"/>
                 <wp:positionH relativeFrom="page">
-                  <wp:posOffset>2711450</wp:posOffset>
+                  <wp:posOffset>2655570</wp:posOffset>
                 </wp:positionH>
                 <wp:positionV relativeFrom="page">
-                  <wp:posOffset>1925320</wp:posOffset>
+                  <wp:posOffset>1942465</wp:posOffset>
                 </wp:positionV>
                 <wp:extent cx="4608195" cy="1819275"/>
                 <wp:effectExtent l="0" t="0" r="0" b="0"/>
@@ -866,19 +846,13 @@
                             </w:r>
                           </w:p>
                           <w:p>
-                            <w:pPr>
+                            <w:r>
                               <w:rPr>
                                 <w:szCs w:val="22"/>
                               </w:rPr>
-                            </w:pPr>
-                            <w:r>
-                              <w:rPr>
-                                <w:szCs w:val="22"/>
-                              </w:rPr>
-                              <w:t>A motivated BS Information Technology student seeking an On-the-Job Training opportunity to apply classroom knowledge, develop technical and professional skills, gain actual industry experience, and contribute positively to the organization.</w:t>
-                            </w:r>
-                          </w:p>
-                          <w:p/>
+                              <w:t>BS Information Technology student eager to secure an On-the-Job Training position to apply technical expertise, collaborate on development initiatives, and gain hands-on operational experience.</w:t>
+                            </w:r>
+                          </w:p>
                         </w:txbxContent>
                       </wps:txbx>
                       <wps:bodyPr rot="0" vert="horz" wrap="square" lIns="91440" tIns="45720" rIns="91440" bIns="45720" anchor="t" anchorCtr="0">
@@ -898,7 +872,7 @@
           </mc:Choice>
           <mc:Fallback>
             <w:pict>
-              <v:shape w14:anchorId="4D1FE626" id="Text Box 26" o:spid="_x0000_s1029" type="#_x0000_t202" style="position:absolute;left:0;text-align:left;margin-left:213.5pt;margin-top:151.6pt;width:362.85pt;height:143.25pt;z-index:251708416;visibility:visible;mso-wrap-style:square;mso-width-percent:0;mso-height-percent:0;mso-wrap-distance-left:9pt;mso-wrap-distance-top:3.6pt;mso-wrap-distance-right:9pt;mso-wrap-distance-bottom:3.6pt;mso-position-horizontal:absolute;mso-position-horizontal-relative:page;mso-position-vertical:absolute;mso-position-vertical-relative:page;mso-width-percent:0;mso-height-percent:0;mso-width-relative:margin;mso-height-relative:margin;v-text-anchor:top" o:gfxdata="UEsDBBQABgAIAAAAIQC2gziS/gAAAOEBAAATAAAAW0NvbnRlbnRfVHlwZXNdLnhtbJSRQU7DMBBF&#10;90jcwfIWJU67QAgl6YK0S0CoHGBkTxKLZGx5TGhvj5O2G0SRWNoz/78nu9wcxkFMGNg6quQqL6RA&#10;0s5Y6ir5vt9lD1JwBDIwOMJKHpHlpr69KfdHjyxSmriSfYz+USnWPY7AufNIadK6MEJMx9ApD/oD&#10;OlTrorhX2lFEilmcO2RdNtjC5xDF9pCuTyYBB5bi6bQ4syoJ3g9WQ0ymaiLzg5KdCXlKLjvcW893&#10;SUOqXwnz5DrgnHtJTxOsQfEKIT7DmDSUCaxw7Rqn8787ZsmRM9e2VmPeBN4uqYvTtW7jvijg9N/y&#10;JsXecLq0q+WD6m8AAAD//wMAUEsDBBQABgAIAAAAIQA4/SH/1gAAAJQBAAALAAAAX3JlbHMvLnJl&#10;bHOkkMFqwzAMhu+DvYPRfXGawxijTi+j0GvpHsDYimMaW0Yy2fr2M4PBMnrbUb/Q94l/f/hMi1qR&#10;JVI2sOt6UJgd+ZiDgffL8ekFlFSbvV0oo4EbChzGx4f9GRdb25HMsYhqlCwG5lrLq9biZkxWOiqY&#10;22YiTra2kYMu1l1tQD30/bPm3wwYN0x18gb45AdQl1tp5j/sFB2T0FQ7R0nTNEV3j6o9feQzro1i&#10;OWA14Fm+Q8a1a8+Bvu/d/dMb2JY5uiPbhG/ktn4cqGU/er3pcvwCAAD//wMAUEsDBBQABgAIAAAA&#10;IQBZ35pW/QEAANUDAAAOAAAAZHJzL2Uyb0RvYy54bWysU8tu2zAQvBfoPxC815JcO7EF00GaNEWB&#10;9AGk/QCaoiyiJJclaUvu13dJKY7R3orqQCy12tmd2dHmZjCaHKUPCiyj1aykRFoBjbJ7Rr9/e3iz&#10;oiREbhuuwUpGTzLQm+3rV5ve1XIOHehGeoIgNtS9Y7SL0dVFEUQnDQ8zcNJisgVveMSr3xeN5z2i&#10;G13My/Kq6ME3zoOQIeDb+zFJtxm/baWIX9o2yEg0ozhbzKfP5y6dxXbD673nrlNiGoP/wxSGK4tN&#10;z1D3PHJy8OovKKOEhwBtnAkwBbStEjJzQDZV+Qebp447mbmgOMGdZQr/D1Z8Pj65r57E4R0MuMBM&#10;IrhHED8CsXDXcbuXt95D30neYOMqSVb0LtRTaZI61CGB7PpP0OCS+SFCBhpab5IqyJMgOi7gdBZd&#10;DpEIfLm4KlfVekmJwFyF4fx6mXvw+rnc+RA/SDAkBYx63GqG58fHENM4vH7+JHWz8KC0zpvVlvSM&#10;rpfzZS64yBgV0XhaGUZXZXpGKySW722TiyNXeoyxgbYT7cR05ByH3UBUw+jbVJtU2EFzQh08jD7D&#10;/wKDDvwvSnr0GKPh54F7SYn+aFHLdbVYJFPmy2J5PceLv8zsLjPcCoRiNFIyhncxG3mkfIuatyqr&#10;8TLJNDJ6J4s0+TyZ8/Kev3r5G7e/AQAA//8DAFBLAwQUAAYACAAAACEANf4nMeAAAAAMAQAADwAA&#10;AGRycy9kb3ducmV2LnhtbEyPwU7DMBBE70j8g7VI3KjdtCFtyKZCIK4gSovEzY23SUS8jmK3CX+P&#10;e4LjaEYzb4rNZDtxpsG3jhHmMwWCuHKm5Rph9/FytwLhg2ajO8eE8EMeNuX1VaFz40Z+p/M21CKW&#10;sM81QhNCn0vpq4as9jPXE0fv6AarQ5RDLc2gx1huO5kodS+tbjkuNLqnp4aq7+3JIuxfj1+fS/VW&#10;P9u0H92kJNu1RLy9mR4fQASawl8YLvgRHcrIdHAnNl50CMski18CwkItEhCXxDxNMhAHhHS1zkCW&#10;hfx/ovwFAAD//wMAUEsBAi0AFAAGAAgAAAAhALaDOJL+AAAA4QEAABMAAAAAAAAAAAAAAAAAAAAA&#10;AFtDb250ZW50X1R5cGVzXS54bWxQSwECLQAUAAYACAAAACEAOP0h/9YAAACUAQAACwAAAAAAAAAA&#10;AAAAAAAvAQAAX3JlbHMvLnJlbHNQSwECLQAUAAYACAAAACEAWd+aVv0BAADVAwAADgAAAAAAAAAA&#10;AAAAAAAuAgAAZHJzL2Uyb0RvYy54bWxQSwECLQAUAAYACAAAACEANf4nMeAAAAAMAQAADwAAAAAA&#10;AAAAAAAAAABXBAAAZHJzL2Rvd25yZXYueG1sUEsFBgAAAAAEAAQA8wAAAGQFAAAAAA==&#10;" filled="f" stroked="f">
+              <v:shape w14:anchorId="6F7F48CF" id="Text Box 26" o:spid="_x0000_s1029" type="#_x0000_t202" style="position:absolute;left:0;text-align:left;margin-left:209.1pt;margin-top:152.95pt;width:362.85pt;height:143.25pt;z-index:251667456;visibility:visible;mso-wrap-style:square;mso-width-percent:0;mso-height-percent:0;mso-wrap-distance-left:9pt;mso-wrap-distance-top:3.6pt;mso-wrap-distance-right:9pt;mso-wrap-distance-bottom:3.6pt;mso-position-horizontal:absolute;mso-position-horizontal-relative:page;mso-position-vertical:absolute;mso-position-vertical-relative:page;mso-width-percent:0;mso-height-percent:0;mso-width-relative:margin;mso-height-relative:margin;v-text-anchor:top" o:gfxdata="UEsDBBQABgAIAAAAIQC2gziS/gAAAOEBAAATAAAAW0NvbnRlbnRfVHlwZXNdLnhtbJSRQU7DMBBF&#10;90jcwfIWJU67QAgl6YK0S0CoHGBkTxKLZGx5TGhvj5O2G0SRWNoz/78nu9wcxkFMGNg6quQqL6RA&#10;0s5Y6ir5vt9lD1JwBDIwOMJKHpHlpr69KfdHjyxSmriSfYz+USnWPY7AufNIadK6MEJMx9ApD/oD&#10;OlTrorhX2lFEilmcO2RdNtjC5xDF9pCuTyYBB5bi6bQ4syoJ3g9WQ0ymaiLzg5KdCXlKLjvcW893&#10;SUOqXwnz5DrgnHtJTxOsQfEKIT7DmDSUCaxw7Rqn8787ZsmRM9e2VmPeBN4uqYvTtW7jvijg9N/y&#10;JsXecLq0q+WD6m8AAAD//wMAUEsDBBQABgAIAAAAIQA4/SH/1gAAAJQBAAALAAAAX3JlbHMvLnJl&#10;bHOkkMFqwzAMhu+DvYPRfXGawxijTi+j0GvpHsDYimMaW0Yy2fr2M4PBMnrbUb/Q94l/f/hMi1qR&#10;JVI2sOt6UJgd+ZiDgffL8ekFlFSbvV0oo4EbChzGx4f9GRdb25HMsYhqlCwG5lrLq9biZkxWOiqY&#10;22YiTra2kYMu1l1tQD30/bPm3wwYN0x18gb45AdQl1tp5j/sFB2T0FQ7R0nTNEV3j6o9feQzro1i&#10;OWA14Fm+Q8a1a8+Bvu/d/dMb2JY5uiPbhG/ktn4cqGU/er3pcvwCAAD//wMAUEsDBBQABgAIAAAA&#10;IQBZ35pW/QEAANUDAAAOAAAAZHJzL2Uyb0RvYy54bWysU8tu2zAQvBfoPxC815JcO7EF00GaNEWB&#10;9AGk/QCaoiyiJJclaUvu13dJKY7R3orqQCy12tmd2dHmZjCaHKUPCiyj1aykRFoBjbJ7Rr9/e3iz&#10;oiREbhuuwUpGTzLQm+3rV5ve1XIOHehGeoIgNtS9Y7SL0dVFEUQnDQ8zcNJisgVveMSr3xeN5z2i&#10;G13My/Kq6ME3zoOQIeDb+zFJtxm/baWIX9o2yEg0ozhbzKfP5y6dxXbD673nrlNiGoP/wxSGK4tN&#10;z1D3PHJy8OovKKOEhwBtnAkwBbStEjJzQDZV+Qebp447mbmgOMGdZQr/D1Z8Pj65r57E4R0MuMBM&#10;IrhHED8CsXDXcbuXt95D30neYOMqSVb0LtRTaZI61CGB7PpP0OCS+SFCBhpab5IqyJMgOi7gdBZd&#10;DpEIfLm4KlfVekmJwFyF4fx6mXvw+rnc+RA/SDAkBYx63GqG58fHENM4vH7+JHWz8KC0zpvVlvSM&#10;rpfzZS64yBgV0XhaGUZXZXpGKySW722TiyNXeoyxgbYT7cR05ByH3UBUw+jbVJtU2EFzQh08jD7D&#10;/wKDDvwvSnr0GKPh54F7SYn+aFHLdbVYJFPmy2J5PceLv8zsLjPcCoRiNFIyhncxG3mkfIuatyqr&#10;8TLJNDJ6J4s0+TyZ8/Kev3r5G7e/AQAA//8DAFBLAwQUAAYACAAAACEAvf7j8OAAAAAMAQAADwAA&#10;AGRycy9kb3ducmV2LnhtbEyPTU/DMAyG70j8h8hI3FjSrkVrqTshEFcQ40PiljVeW9E4VZOt5d+T&#10;neBmy49eP2+1XewgTjT53jFCslIgiBtnem4R3t+ebjYgfNBs9OCYEH7Iw7a+vKh0adzMr3TahVbE&#10;EPalRuhCGEspfdOR1X7lRuJ4O7jJ6hDXqZVm0nMMt4NMlbqVVvccP3R6pIeOmu/d0SJ8PB++PjP1&#10;0j7afJzdoiTbQiJeXy33dyACLeEPhrN+VIc6Ou3dkY0XA0KWbNKIIqxVXoA4E0m2jtMeIS/SDGRd&#10;yf8l6l8AAAD//wMAUEsBAi0AFAAGAAgAAAAhALaDOJL+AAAA4QEAABMAAAAAAAAAAAAAAAAAAAAA&#10;AFtDb250ZW50X1R5cGVzXS54bWxQSwECLQAUAAYACAAAACEAOP0h/9YAAACUAQAACwAAAAAAAAAA&#10;AAAAAAAvAQAAX3JlbHMvLnJlbHNQSwECLQAUAAYACAAAACEAWd+aVv0BAADVAwAADgAAAAAAAAAA&#10;AAAAAAAuAgAAZHJzL2Uyb0RvYy54bWxQSwECLQAUAAYACAAAACEAvf7j8OAAAAAMAQAADwAAAAAA&#10;AAAAAAAAAABXBAAAZHJzL2Rvd25yZXYueG1sUEsFBgAAAAAEAAQA8wAAAGQFAAAAAA==&#10;" filled="f" stroked="f">
                 <v:textbox>
                   <w:txbxContent>
                     <w:p>
@@ -910,19 +884,13 @@
                       </w:r>
                     </w:p>
                     <w:p>
-                      <w:pPr>
+                      <w:r>
                         <w:rPr>
                           <w:szCs w:val="22"/>
                         </w:rPr>
-                      </w:pPr>
-                      <w:r>
-                        <w:rPr>
-                          <w:szCs w:val="22"/>
-                        </w:rPr>
-                        <w:t>A motivated BS Information Technology student seeking an On-the-Job Training opportunity to apply classroom knowledge, develop technical and professional skills, gain actual industry experience, and contribute positively to the organization.</w:t>
-                      </w:r>
-                    </w:p>
-                    <w:p/>
+                        <w:t>BS Information Technology student eager to secure an On-the-Job Training position to apply technical expertise, collaborate on development initiatives, and gain hands-on operational experience.</w:t>
+                      </w:r>
+                    </w:p>
                   </w:txbxContent>
                 </v:textbox>
                 <w10:wrap type="square" anchorx="page" anchory="page"/>
@@ -940,13 +908,13 @@
         <mc:AlternateContent>
           <mc:Choice Requires="wps">
             <w:drawing>
-              <wp:anchor distT="45720" distB="45720" distL="114300" distR="114300" simplePos="0" relativeHeight="251709440" behindDoc="0" locked="1" layoutInCell="1" allowOverlap="1" wp14:anchorId="68298BEB" wp14:editId="27352DC1">
+              <wp:anchor distT="45720" distB="45720" distL="114300" distR="114300" simplePos="0" relativeHeight="251668480" behindDoc="0" locked="1" layoutInCell="1" allowOverlap="1" wp14:anchorId="3CBEE7E0" wp14:editId="02D24536">
                 <wp:simplePos x="0" y="0"/>
                 <wp:positionH relativeFrom="margin">
-                  <wp:posOffset>2260600</wp:posOffset>
+                  <wp:posOffset>2188845</wp:posOffset>
                 </wp:positionH>
                 <wp:positionV relativeFrom="page">
-                  <wp:posOffset>3194050</wp:posOffset>
+                  <wp:posOffset>2947035</wp:posOffset>
                 </wp:positionV>
                 <wp:extent cx="4819650" cy="6832600"/>
                 <wp:effectExtent l="0" t="0" r="0" b="6350"/>
@@ -1022,7 +990,7 @@
                               <w:t xml:space="preserve">Technical: </w:t>
                             </w:r>
                             <w:r>
-                              <w:t>HTML/CSS, basic JavaScript, basic PHP, basic Python, MySQL, basic networking, troubleshooting, data entry and data management</w:t>
+                              <w:t>HTML/CSS, basic JavaScript, basic PHP, basic Python, MySQL, basic networking, troubleshooting, basic data entry and data management.</w:t>
                             </w:r>
                           </w:p>
                           <w:p>
@@ -1036,7 +1004,7 @@
                               <w:t xml:space="preserve">Tools: </w:t>
                             </w:r>
                             <w:r>
-                              <w:t>Microsoft Word, Excel, PowerPoint, Google Workspace, Canva, Visual Studio Code, GitHub, basic Figma</w:t>
+                              <w:t>Microsoft Word, Excel, PowerPoint, Google Workspace, Canva, Visual Studio Code, GitHub, basic Figma.</w:t>
                             </w:r>
                           </w:p>
                           <w:p>
@@ -1050,7 +1018,7 @@
                               <w:t xml:space="preserve">Professional: </w:t>
                             </w:r>
                             <w:r>
-                              <w:t>Communication, teamwork, problem-solving, time management, adaptability, willingness to learn, attention to detail</w:t>
+                              <w:t>Communication, teamwork, problem-solving, time management, adaptability, willingness to learn, attention to detail.</w:t>
                             </w:r>
                           </w:p>
                           <w:p>
@@ -1125,10 +1093,7 @@
                               <w:t xml:space="preserve">• </w:t>
                             </w:r>
                             <w:r>
-                              <w:t>Microsoft Excel Fundamentals – 202</w:t>
-                            </w:r>
-                            <w:r>
-                              <w:t>6</w:t>
+                              <w:t>Microsoft Excel Fundamentals – 2026</w:t>
                             </w:r>
                           </w:p>
                           <w:p>
@@ -1179,77 +1144,36 @@
                               </w:rPr>
                               <w:t xml:space="preserve"> </w:t>
                             </w:r>
+                          </w:p>
+                          <w:p>
+                            <w:pPr>
+                              <w:spacing w:after="20"/>
+                            </w:pPr>
                             <w:r>
                               <w:rPr>
                                 <w:b/>
-                                <w:color w:val="7F6146" w:themeColor="accent2"/>
-                                <w:sz w:val="16"/>
-                                <w:szCs w:val="16"/>
-                              </w:rPr>
-                              <w:t>(</w:t>
-                            </w:r>
-                            <w:r>
-                              <w:rPr>
-                                <w:b/>
-                                <w:bCs/>
-                                <w:i/>
-                                <w:iCs/>
-                                <w:sz w:val="16"/>
-                                <w:szCs w:val="16"/>
-                              </w:rPr>
-                              <w:t xml:space="preserve">if orgs/activities/competition related to </w:t>
-                            </w:r>
-                            <w:proofErr w:type="gramStart"/>
-                            <w:r>
-                              <w:rPr>
-                                <w:b/>
-                                <w:bCs/>
-                                <w:i/>
-                                <w:iCs/>
-                                <w:sz w:val="16"/>
-                                <w:szCs w:val="16"/>
-                              </w:rPr>
-                              <w:t>IT ,</w:t>
-                            </w:r>
-                            <w:proofErr w:type="gramEnd"/>
-                            <w:r>
-                              <w:rPr>
-                                <w:b/>
-                                <w:bCs/>
-                                <w:i/>
-                                <w:iCs/>
-                                <w:sz w:val="16"/>
-                                <w:szCs w:val="16"/>
-                              </w:rPr>
-                              <w:t xml:space="preserve"> just removed this section)</w:t>
-                            </w:r>
-                          </w:p>
-                          <w:p>
-                            <w:pPr>
-                              <w:spacing w:after="20"/>
-                            </w:pPr>
-                            <w:r>
-                              <w:rPr>
-                                <w:b/>
-                              </w:rPr>
-                              <w:t>Member –</w:t>
-                            </w:r>
-                            <w:r>
-                              <w:rPr>
-                                <w:b/>
-                              </w:rPr>
-                              <w:t xml:space="preserve"> UI Programing Circle</w:t>
-                            </w:r>
-                            <w:r>
-                              <w:rPr>
-                                <w:b/>
-                              </w:rPr>
-                              <w:t xml:space="preserve"> | 2024–Present</w:t>
+                              </w:rPr>
+                              <w:t>Member – UI Programing Circle | 2024–Present</w:t>
                             </w:r>
                             <w:r>
                               <w:br/>
                               <w:t>Participated in IT-related activities, seminars, departmental events, and team-based projects.</w:t>
                             </w:r>
+                          </w:p>
+                          <w:p>
+                            <w:pPr>
+                              <w:spacing w:after="20"/>
+                            </w:pPr>
+                          </w:p>
+                          <w:p>
+                            <w:pPr>
+                              <w:spacing w:after="20"/>
+                            </w:pPr>
+                          </w:p>
+                          <w:p>
+                            <w:pPr>
+                              <w:spacing w:after="20"/>
+                            </w:pPr>
                           </w:p>
                           <w:p>
                             <w:pPr>
@@ -1281,88 +1205,7 @@
                                 <w:sz w:val="28"/>
                                 <w:szCs w:val="28"/>
                               </w:rPr>
-                              <w:t xml:space="preserve"> (</w:t>
-                            </w:r>
-                            <w:r>
-                              <w:rPr>
-                                <w:b/>
-                                <w:bCs/>
-                                <w:i/>
-                                <w:iCs/>
-                                <w:sz w:val="16"/>
-                                <w:szCs w:val="16"/>
-                              </w:rPr>
-                              <w:t xml:space="preserve">provide </w:t>
-                            </w:r>
-                            <w:proofErr w:type="spellStart"/>
-                            <w:r>
-                              <w:rPr>
-                                <w:b/>
-                                <w:bCs/>
-                                <w:i/>
-                                <w:iCs/>
-                                <w:sz w:val="16"/>
-                                <w:szCs w:val="16"/>
-                              </w:rPr>
-                              <w:t>aleast</w:t>
-                            </w:r>
-                            <w:proofErr w:type="spellEnd"/>
-                            <w:r>
-                              <w:rPr>
-                                <w:b/>
-                                <w:bCs/>
-                                <w:i/>
-                                <w:iCs/>
-                                <w:sz w:val="16"/>
-                                <w:szCs w:val="16"/>
-                              </w:rPr>
-                              <w:t xml:space="preserve"> 2/3 </w:t>
-                            </w:r>
-                            <w:r>
-                              <w:rPr>
-                                <w:b/>
-                                <w:bCs/>
-                                <w:i/>
-                                <w:iCs/>
-                                <w:sz w:val="16"/>
-                                <w:szCs w:val="16"/>
-                              </w:rPr>
-                              <w:t>references</w:t>
-                            </w:r>
-                            <w:r>
-                              <w:rPr>
-                                <w:b/>
-                                <w:bCs/>
-                                <w:i/>
-                                <w:iCs/>
-                                <w:sz w:val="16"/>
-                                <w:szCs w:val="16"/>
-                              </w:rPr>
-                              <w:t xml:space="preserve"> not parents it must </w:t>
-                            </w:r>
-                            <w:proofErr w:type="gramStart"/>
-                            <w:r>
-                              <w:rPr>
-                                <w:b/>
-                                <w:bCs/>
-                                <w:i/>
-                                <w:iCs/>
-                                <w:sz w:val="16"/>
-                                <w:szCs w:val="16"/>
-                              </w:rPr>
-                              <w:t>professional,teacher</w:t>
-                            </w:r>
-                            <w:proofErr w:type="gramEnd"/>
-                            <w:r>
-                              <w:rPr>
-                                <w:b/>
-                                <w:bCs/>
-                                <w:i/>
-                                <w:iCs/>
-                                <w:sz w:val="16"/>
-                                <w:szCs w:val="16"/>
-                              </w:rPr>
-                              <w:t>,dean)</w:t>
+                              <w:t xml:space="preserve"> </w:t>
                             </w:r>
                           </w:p>
                         </w:txbxContent>
@@ -1384,7 +1227,7 @@
           </mc:Choice>
           <mc:Fallback>
             <w:pict>
-              <v:shape w14:anchorId="68298BEB" id="Text Box 13" o:spid="_x0000_s1030" type="#_x0000_t202" style="position:absolute;left:0;text-align:left;margin-left:178pt;margin-top:251.5pt;width:379.5pt;height:538pt;z-index:251709440;visibility:visible;mso-wrap-style:square;mso-width-percent:0;mso-height-percent:0;mso-wrap-distance-left:9pt;mso-wrap-distance-top:3.6pt;mso-wrap-distance-right:9pt;mso-wrap-distance-bottom:3.6pt;mso-position-horizontal:absolute;mso-position-horizontal-relative:margin;mso-position-vertical:absolute;mso-position-vertical-relative:page;mso-width-percent:0;mso-height-percent:0;mso-width-relative:margin;mso-height-relative:margin;v-text-anchor:top" o:gfxdata="UEsDBBQABgAIAAAAIQC2gziS/gAAAOEBAAATAAAAW0NvbnRlbnRfVHlwZXNdLnhtbJSRQU7DMBBF&#10;90jcwfIWJU67QAgl6YK0S0CoHGBkTxKLZGx5TGhvj5O2G0SRWNoz/78nu9wcxkFMGNg6quQqL6RA&#10;0s5Y6ir5vt9lD1JwBDIwOMJKHpHlpr69KfdHjyxSmriSfYz+USnWPY7AufNIadK6MEJMx9ApD/oD&#10;OlTrorhX2lFEilmcO2RdNtjC5xDF9pCuTyYBB5bi6bQ4syoJ3g9WQ0ymaiLzg5KdCXlKLjvcW893&#10;SUOqXwnz5DrgnHtJTxOsQfEKIT7DmDSUCaxw7Rqn8787ZsmRM9e2VmPeBN4uqYvTtW7jvijg9N/y&#10;JsXecLq0q+WD6m8AAAD//wMAUEsDBBQABgAIAAAAIQA4/SH/1gAAAJQBAAALAAAAX3JlbHMvLnJl&#10;bHOkkMFqwzAMhu+DvYPRfXGawxijTi+j0GvpHsDYimMaW0Yy2fr2M4PBMnrbUb/Q94l/f/hMi1qR&#10;JVI2sOt6UJgd+ZiDgffL8ekFlFSbvV0oo4EbChzGx4f9GRdb25HMsYhqlCwG5lrLq9biZkxWOiqY&#10;22YiTra2kYMu1l1tQD30/bPm3wwYN0x18gb45AdQl1tp5j/sFB2T0FQ7R0nTNEV3j6o9feQzro1i&#10;OWA14Fm+Q8a1a8+Bvu/d/dMb2JY5uiPbhG/ktn4cqGU/er3pcvwCAAD//wMAUEsDBBQABgAIAAAA&#10;IQAL4EXz/QEAANUDAAAOAAAAZHJzL2Uyb0RvYy54bWysU8tu2zAQvBfoPxC815Jd27UFy0GaNEWB&#10;9AGk/YA1RVlESS5L0pbSr8+SchyjvRXVgeBytcOd2eHmajCaHaUPCm3Np5OSM2kFNsrua/7j+92b&#10;FWchgm1Ao5U1f5SBX21fv9r0rpIz7FA30jMCsaHqXc27GF1VFEF00kCYoJOWki16A5FCvy8aDz2h&#10;G13MynJZ9Ogb51HIEOj0dkzybcZvWyni17YNMjJdc+ot5tXndZfWYruBau/BdUqc2oB/6MKAsnTp&#10;GeoWIrCDV39BGSU8BmzjRKApsG2VkJkDsZmWf7B56MDJzIXECe4sU/h/sOLL8cF98ywO73GgAWYS&#10;wd2j+BmYxZsO7F5ee499J6Ghi6dJsqJ3oTqVJqlDFRLIrv+MDQ0ZDhEz0NB6k1QhnozQaQCPZ9Hl&#10;EJmgw/lqul4uKCUot1y9nS3LPJYCqudy50P8KNGwtKm5p6lmeDjeh5jager5l3SbxTuldZ6stqyv&#10;+XoxW+SCi4xRkYynlan5qkzfaIXE8oNtcnEEpcc9XaDtiXZiOnKOw25gqiEKqTapsMPmkXTwOPqM&#10;3gVtOvS/OevJYzUPvw7gJWf6kyUt19P5PJkyB/PFuxkF/jKzu8yAFQRV88jZuL2J2cgj5WvSvFVZ&#10;jZdOTi2Td7JIJ58nc17G+a+X17h9AgAA//8DAFBLAwQUAAYACAAAACEA0prEWd8AAAANAQAADwAA&#10;AGRycy9kb3ducmV2LnhtbEyPwU7DMBBE70j8g7VI3KgdigsNcSoE4gpqoZW4ufE2iYjXUew24e/Z&#10;nuD2RjuanSlWk+/ECYfYBjKQzRQIpCq4lmoDnx+vNw8gYrLkbBcIDfxghFV5eVHY3IWR1njapFpw&#10;CMXcGmhS6nMpY9Wgt3EWeiS+HcLgbWI51NINduRw38lbpRbS25b4Q2N7fG6w+t4cvYHt2+Frd6fe&#10;6xev+zFMSpJfSmOur6anRxAJp/RnhnN9rg4ld9qHI7koOgNzveAtyYBWc4azI8s0055J3y8VyLKQ&#10;/1eUvwAAAP//AwBQSwECLQAUAAYACAAAACEAtoM4kv4AAADhAQAAEwAAAAAAAAAAAAAAAAAAAAAA&#10;W0NvbnRlbnRfVHlwZXNdLnhtbFBLAQItABQABgAIAAAAIQA4/SH/1gAAAJQBAAALAAAAAAAAAAAA&#10;AAAAAC8BAABfcmVscy8ucmVsc1BLAQItABQABgAIAAAAIQAL4EXz/QEAANUDAAAOAAAAAAAAAAAA&#10;AAAAAC4CAABkcnMvZTJvRG9jLnhtbFBLAQItABQABgAIAAAAIQDSmsRZ3wAAAA0BAAAPAAAAAAAA&#10;AAAAAAAAAFcEAABkcnMvZG93bnJldi54bWxQSwUGAAAAAAQABADzAAAAYwUAAAAA&#10;" filled="f" stroked="f">
+              <v:shape w14:anchorId="3CBEE7E0" id="Text Box 13" o:spid="_x0000_s1030" type="#_x0000_t202" style="position:absolute;left:0;text-align:left;margin-left:172.35pt;margin-top:232.05pt;width:379.5pt;height:538pt;z-index:251668480;visibility:visible;mso-wrap-style:square;mso-width-percent:0;mso-height-percent:0;mso-wrap-distance-left:9pt;mso-wrap-distance-top:3.6pt;mso-wrap-distance-right:9pt;mso-wrap-distance-bottom:3.6pt;mso-position-horizontal:absolute;mso-position-horizontal-relative:margin;mso-position-vertical:absolute;mso-position-vertical-relative:page;mso-width-percent:0;mso-height-percent:0;mso-width-relative:margin;mso-height-relative:margin;v-text-anchor:top" o:gfxdata="UEsDBBQABgAIAAAAIQC2gziS/gAAAOEBAAATAAAAW0NvbnRlbnRfVHlwZXNdLnhtbJSRQU7DMBBF&#10;90jcwfIWJU67QAgl6YK0S0CoHGBkTxKLZGx5TGhvj5O2G0SRWNoz/78nu9wcxkFMGNg6quQqL6RA&#10;0s5Y6ir5vt9lD1JwBDIwOMJKHpHlpr69KfdHjyxSmriSfYz+USnWPY7AufNIadK6MEJMx9ApD/oD&#10;OlTrorhX2lFEilmcO2RdNtjC5xDF9pCuTyYBB5bi6bQ4syoJ3g9WQ0ymaiLzg5KdCXlKLjvcW893&#10;SUOqXwnz5DrgnHtJTxOsQfEKIT7DmDSUCaxw7Rqn8787ZsmRM9e2VmPeBN4uqYvTtW7jvijg9N/y&#10;JsXecLq0q+WD6m8AAAD//wMAUEsDBBQABgAIAAAAIQA4/SH/1gAAAJQBAAALAAAAX3JlbHMvLnJl&#10;bHOkkMFqwzAMhu+DvYPRfXGawxijTi+j0GvpHsDYimMaW0Yy2fr2M4PBMnrbUb/Q94l/f/hMi1qR&#10;JVI2sOt6UJgd+ZiDgffL8ekFlFSbvV0oo4EbChzGx4f9GRdb25HMsYhqlCwG5lrLq9biZkxWOiqY&#10;22YiTra2kYMu1l1tQD30/bPm3wwYN0x18gb45AdQl1tp5j/sFB2T0FQ7R0nTNEV3j6o9feQzro1i&#10;OWA14Fm+Q8a1a8+Bvu/d/dMb2JY5uiPbhG/ktn4cqGU/er3pcvwCAAD//wMAUEsDBBQABgAIAAAA&#10;IQAL4EXz/QEAANUDAAAOAAAAZHJzL2Uyb0RvYy54bWysU8tu2zAQvBfoPxC815Jd27UFy0GaNEWB&#10;9AGk/YA1RVlESS5L0pbSr8+SchyjvRXVgeBytcOd2eHmajCaHaUPCm3Np5OSM2kFNsrua/7j+92b&#10;FWchgm1Ao5U1f5SBX21fv9r0rpIz7FA30jMCsaHqXc27GF1VFEF00kCYoJOWki16A5FCvy8aDz2h&#10;G13MynJZ9Ogb51HIEOj0dkzybcZvWyni17YNMjJdc+ot5tXndZfWYruBau/BdUqc2oB/6MKAsnTp&#10;GeoWIrCDV39BGSU8BmzjRKApsG2VkJkDsZmWf7B56MDJzIXECe4sU/h/sOLL8cF98ywO73GgAWYS&#10;wd2j+BmYxZsO7F5ee499J6Ghi6dJsqJ3oTqVJqlDFRLIrv+MDQ0ZDhEz0NB6k1QhnozQaQCPZ9Hl&#10;EJmgw/lqul4uKCUot1y9nS3LPJYCqudy50P8KNGwtKm5p6lmeDjeh5jager5l3SbxTuldZ6stqyv&#10;+XoxW+SCi4xRkYynlan5qkzfaIXE8oNtcnEEpcc9XaDtiXZiOnKOw25gqiEKqTapsMPmkXTwOPqM&#10;3gVtOvS/OevJYzUPvw7gJWf6kyUt19P5PJkyB/PFuxkF/jKzu8yAFQRV88jZuL2J2cgj5WvSvFVZ&#10;jZdOTi2Td7JIJ58nc17G+a+X17h9AgAA//8DAFBLAwQUAAYACAAAACEAVgzNgd8AAAANAQAADwAA&#10;AGRycy9kb3ducmV2LnhtbEyPTU/DMAyG70j8h8hI3FhSlg0oTScE4graYJO4ZY3XVjRO1WRr+fd4&#10;J7j549Hrx8Vq8p044RDbQAaymQKBVAXXUm3g8+P15h5ETJac7QKhgR+MsCovLwqbuzDSGk+bVAsO&#10;oZhbA01KfS5lrBr0Ns5Cj8S7Qxi8TdwOtXSDHTncd/JWqaX0tiW+0NgenxusvjdHb2D7dvjaafVe&#10;v/hFP4ZJSfIP0pjrq+npEUTCKf3BcNZndSjZaR+O5KLoDMy1vmPUgF7qDMSZyNScR3uuFlplIMtC&#10;/v+i/AUAAP//AwBQSwECLQAUAAYACAAAACEAtoM4kv4AAADhAQAAEwAAAAAAAAAAAAAAAAAAAAAA&#10;W0NvbnRlbnRfVHlwZXNdLnhtbFBLAQItABQABgAIAAAAIQA4/SH/1gAAAJQBAAALAAAAAAAAAAAA&#10;AAAAAC8BAABfcmVscy8ucmVsc1BLAQItABQABgAIAAAAIQAL4EXz/QEAANUDAAAOAAAAAAAAAAAA&#10;AAAAAC4CAABkcnMvZTJvRG9jLnhtbFBLAQItABQABgAIAAAAIQBWDM2B3wAAAA0BAAAPAAAAAAAA&#10;AAAAAAAAAFcEAABkcnMvZG93bnJldi54bWxQSwUGAAAAAAQABADzAAAAYwUAAAAA&#10;" filled="f" stroked="f">
                 <v:textbox>
                   <w:txbxContent>
                     <w:p>
@@ -1430,7 +1273,7 @@
                         <w:t xml:space="preserve">Technical: </w:t>
                       </w:r>
                       <w:r>
-                        <w:t>HTML/CSS, basic JavaScript, basic PHP, basic Python, MySQL, basic networking, troubleshooting, data entry and data management</w:t>
+                        <w:t>HTML/CSS, basic JavaScript, basic PHP, basic Python, MySQL, basic networking, troubleshooting, basic data entry and data management.</w:t>
                       </w:r>
                     </w:p>
                     <w:p>
@@ -1444,7 +1287,7 @@
                         <w:t xml:space="preserve">Tools: </w:t>
                       </w:r>
                       <w:r>
-                        <w:t>Microsoft Word, Excel, PowerPoint, Google Workspace, Canva, Visual Studio Code, GitHub, basic Figma</w:t>
+                        <w:t>Microsoft Word, Excel, PowerPoint, Google Workspace, Canva, Visual Studio Code, GitHub, basic Figma.</w:t>
                       </w:r>
                     </w:p>
                     <w:p>
@@ -1458,7 +1301,7 @@
                         <w:t xml:space="preserve">Professional: </w:t>
                       </w:r>
                       <w:r>
-                        <w:t>Communication, teamwork, problem-solving, time management, adaptability, willingness to learn, attention to detail</w:t>
+                        <w:t>Communication, teamwork, problem-solving, time management, adaptability, willingness to learn, attention to detail.</w:t>
                       </w:r>
                     </w:p>
                     <w:p>
@@ -1533,10 +1376,7 @@
                         <w:t xml:space="preserve">• </w:t>
                       </w:r>
                       <w:r>
-                        <w:t>Microsoft Excel Fundamentals – 202</w:t>
-                      </w:r>
-                      <w:r>
-                        <w:t>6</w:t>
+                        <w:t>Microsoft Excel Fundamentals – 2026</w:t>
                       </w:r>
                     </w:p>
                     <w:p>
@@ -1587,77 +1427,36 @@
                         </w:rPr>
                         <w:t xml:space="preserve"> </w:t>
                       </w:r>
+                    </w:p>
+                    <w:p>
+                      <w:pPr>
+                        <w:spacing w:after="20"/>
+                      </w:pPr>
                       <w:r>
                         <w:rPr>
                           <w:b/>
-                          <w:color w:val="7F6146" w:themeColor="accent2"/>
-                          <w:sz w:val="16"/>
-                          <w:szCs w:val="16"/>
-                        </w:rPr>
-                        <w:t>(</w:t>
-                      </w:r>
-                      <w:r>
-                        <w:rPr>
-                          <w:b/>
-                          <w:bCs/>
-                          <w:i/>
-                          <w:iCs/>
-                          <w:sz w:val="16"/>
-                          <w:szCs w:val="16"/>
-                        </w:rPr>
-                        <w:t xml:space="preserve">if orgs/activities/competition related to </w:t>
-                      </w:r>
-                      <w:proofErr w:type="gramStart"/>
-                      <w:r>
-                        <w:rPr>
-                          <w:b/>
-                          <w:bCs/>
-                          <w:i/>
-                          <w:iCs/>
-                          <w:sz w:val="16"/>
-                          <w:szCs w:val="16"/>
-                        </w:rPr>
-                        <w:t>IT ,</w:t>
-                      </w:r>
-                      <w:proofErr w:type="gramEnd"/>
-                      <w:r>
-                        <w:rPr>
-                          <w:b/>
-                          <w:bCs/>
-                          <w:i/>
-                          <w:iCs/>
-                          <w:sz w:val="16"/>
-                          <w:szCs w:val="16"/>
-                        </w:rPr>
-                        <w:t xml:space="preserve"> just removed this section)</w:t>
-                      </w:r>
-                    </w:p>
-                    <w:p>
-                      <w:pPr>
-                        <w:spacing w:after="20"/>
-                      </w:pPr>
-                      <w:r>
-                        <w:rPr>
-                          <w:b/>
-                        </w:rPr>
-                        <w:t>Member –</w:t>
-                      </w:r>
-                      <w:r>
-                        <w:rPr>
-                          <w:b/>
-                        </w:rPr>
-                        <w:t xml:space="preserve"> UI Programing Circle</w:t>
-                      </w:r>
-                      <w:r>
-                        <w:rPr>
-                          <w:b/>
-                        </w:rPr>
-                        <w:t xml:space="preserve"> | 2024–Present</w:t>
+                        </w:rPr>
+                        <w:t>Member – UI Programing Circle | 2024–Present</w:t>
                       </w:r>
                       <w:r>
                         <w:br/>
                         <w:t>Participated in IT-related activities, seminars, departmental events, and team-based projects.</w:t>
                       </w:r>
+                    </w:p>
+                    <w:p>
+                      <w:pPr>
+                        <w:spacing w:after="20"/>
+                      </w:pPr>
+                    </w:p>
+                    <w:p>
+                      <w:pPr>
+                        <w:spacing w:after="20"/>
+                      </w:pPr>
+                    </w:p>
+                    <w:p>
+                      <w:pPr>
+                        <w:spacing w:after="20"/>
+                      </w:pPr>
                     </w:p>
                     <w:p>
                       <w:pPr>
@@ -1689,88 +1488,7 @@
                           <w:sz w:val="28"/>
                           <w:szCs w:val="28"/>
                         </w:rPr>
-                        <w:t xml:space="preserve"> (</w:t>
-                      </w:r>
-                      <w:r>
-                        <w:rPr>
-                          <w:b/>
-                          <w:bCs/>
-                          <w:i/>
-                          <w:iCs/>
-                          <w:sz w:val="16"/>
-                          <w:szCs w:val="16"/>
-                        </w:rPr>
-                        <w:t xml:space="preserve">provide </w:t>
-                      </w:r>
-                      <w:proofErr w:type="spellStart"/>
-                      <w:r>
-                        <w:rPr>
-                          <w:b/>
-                          <w:bCs/>
-                          <w:i/>
-                          <w:iCs/>
-                          <w:sz w:val="16"/>
-                          <w:szCs w:val="16"/>
-                        </w:rPr>
-                        <w:t>aleast</w:t>
-                      </w:r>
-                      <w:proofErr w:type="spellEnd"/>
-                      <w:r>
-                        <w:rPr>
-                          <w:b/>
-                          <w:bCs/>
-                          <w:i/>
-                          <w:iCs/>
-                          <w:sz w:val="16"/>
-                          <w:szCs w:val="16"/>
-                        </w:rPr>
-                        <w:t xml:space="preserve"> 2/3 </w:t>
-                      </w:r>
-                      <w:r>
-                        <w:rPr>
-                          <w:b/>
-                          <w:bCs/>
-                          <w:i/>
-                          <w:iCs/>
-                          <w:sz w:val="16"/>
-                          <w:szCs w:val="16"/>
-                        </w:rPr>
-                        <w:t>references</w:t>
-                      </w:r>
-                      <w:r>
-                        <w:rPr>
-                          <w:b/>
-                          <w:bCs/>
-                          <w:i/>
-                          <w:iCs/>
-                          <w:sz w:val="16"/>
-                          <w:szCs w:val="16"/>
-                        </w:rPr>
-                        <w:t xml:space="preserve"> not parents it must </w:t>
-                      </w:r>
-                      <w:proofErr w:type="gramStart"/>
-                      <w:r>
-                        <w:rPr>
-                          <w:b/>
-                          <w:bCs/>
-                          <w:i/>
-                          <w:iCs/>
-                          <w:sz w:val="16"/>
-                          <w:szCs w:val="16"/>
-                        </w:rPr>
-                        <w:t>professional,teacher</w:t>
-                      </w:r>
-                      <w:proofErr w:type="gramEnd"/>
-                      <w:r>
-                        <w:rPr>
-                          <w:b/>
-                          <w:bCs/>
-                          <w:i/>
-                          <w:iCs/>
-                          <w:sz w:val="16"/>
-                          <w:szCs w:val="16"/>
-                        </w:rPr>
-                        <w:t>,dean)</w:t>
+                        <w:t xml:space="preserve"> </w:t>
                       </w:r>
                     </w:p>
                   </w:txbxContent>
@@ -1790,7 +1508,7 @@
         <mc:AlternateContent>
           <mc:Choice Requires="wps">
             <w:drawing>
-              <wp:anchor distT="45720" distB="45720" distL="114300" distR="114300" simplePos="0" relativeHeight="251695104" behindDoc="0" locked="1" layoutInCell="1" allowOverlap="1" wp14:anchorId="0E20526A" wp14:editId="18525CB7">
+              <wp:anchor distT="45720" distB="45720" distL="114300" distR="114300" simplePos="0" relativeHeight="251660288" behindDoc="0" locked="1" layoutInCell="1" allowOverlap="1" wp14:anchorId="57B5D679" wp14:editId="75F1C017">
                 <wp:simplePos x="0" y="0"/>
                 <wp:positionH relativeFrom="page">
                   <wp:posOffset>320040</wp:posOffset>
@@ -1856,7 +1574,7 @@
           </mc:Choice>
           <mc:Fallback>
             <w:pict>
-              <v:shape w14:anchorId="0E20526A" id="Text Box 25" o:spid="_x0000_s1031" type="#_x0000_t202" style="position:absolute;left:0;text-align:left;margin-left:25.2pt;margin-top:168pt;width:144.7pt;height:22.3pt;z-index:251695104;visibility:visible;mso-wrap-style:square;mso-width-percent:0;mso-height-percent:0;mso-wrap-distance-left:9pt;mso-wrap-distance-top:3.6pt;mso-wrap-distance-right:9pt;mso-wrap-distance-bottom:3.6pt;mso-position-horizontal:absolute;mso-position-horizontal-relative:page;mso-position-vertical:absolute;mso-position-vertical-relative:page;mso-width-percent:0;mso-height-percent:0;mso-width-relative:margin;mso-height-relative:margin;v-text-anchor:top" o:gfxdata="UEsDBBQABgAIAAAAIQC2gziS/gAAAOEBAAATAAAAW0NvbnRlbnRfVHlwZXNdLnhtbJSRQU7DMBBF&#10;90jcwfIWJU67QAgl6YK0S0CoHGBkTxKLZGx5TGhvj5O2G0SRWNoz/78nu9wcxkFMGNg6quQqL6RA&#10;0s5Y6ir5vt9lD1JwBDIwOMJKHpHlpr69KfdHjyxSmriSfYz+USnWPY7AufNIadK6MEJMx9ApD/oD&#10;OlTrorhX2lFEilmcO2RdNtjC5xDF9pCuTyYBB5bi6bQ4syoJ3g9WQ0ymaiLzg5KdCXlKLjvcW893&#10;SUOqXwnz5DrgnHtJTxOsQfEKIT7DmDSUCaxw7Rqn8787ZsmRM9e2VmPeBN4uqYvTtW7jvijg9N/y&#10;JsXecLq0q+WD6m8AAAD//wMAUEsDBBQABgAIAAAAIQA4/SH/1gAAAJQBAAALAAAAX3JlbHMvLnJl&#10;bHOkkMFqwzAMhu+DvYPRfXGawxijTi+j0GvpHsDYimMaW0Yy2fr2M4PBMnrbUb/Q94l/f/hMi1qR&#10;JVI2sOt6UJgd+ZiDgffL8ekFlFSbvV0oo4EbChzGx4f9GRdb25HMsYhqlCwG5lrLq9biZkxWOiqY&#10;22YiTra2kYMu1l1tQD30/bPm3wwYN0x18gb45AdQl1tp5j/sFB2T0FQ7R0nTNEV3j6o9feQzro1i&#10;OWA14Fm+Q8a1a8+Bvu/d/dMb2JY5uiPbhG/ktn4cqGU/er3pcvwCAAD//wMAUEsDBBQABgAIAAAA&#10;IQAkyFnh/AEAANQDAAAOAAAAZHJzL2Uyb0RvYy54bWysU11v2yAUfZ+0/4B4X+y4SZtYIVXXrtOk&#10;7kNq9wMIxjEacBmQ2Nmv7wWnabS+TfMDAl/uufece1hdD0aTvfRBgWV0OikpkVZAo+yW0Z9P9x8W&#10;lITIbcM1WMnoQQZ6vX7/btW7WlbQgW6kJwhiQ907RrsYXV0UQXTS8DABJy0GW/CGRzz6bdF43iO6&#10;0UVVlpdFD75xHoQMAf/ejUG6zvhtK0X83rZBRqIZxd5iXn1eN2kt1itebz13nRLHNvg/dGG4slj0&#10;BHXHIyc7r95AGSU8BGjjRIApoG2VkJkDspmWf7F57LiTmQuKE9xJpvD/YMW3/aP74UkcPsKAA8wk&#10;gnsA8SsQC7cdt1t54z30neQNFp4myYrehfqYmqQOdUggm/4rNDhkvouQgYbWm6QK8iSIjgM4nESX&#10;QyQilVxcXF0uMSQwVi0uqmmeSsHrl2znQ/wswZC0YdTjUDM63z+EmLrh9cuVVMzCvdI6D1Zb0jO6&#10;nFfznHAWMSqi77QyjC7K9I1OSCQ/2SYnR670uMcC2h5ZJ6Ij5ThsBqIaRucpN4mwgeaAMngYbYbP&#10;Ajcd+D+U9GgxRsPvHfeSEv3FopTL6WyWPJkPs/lVhQd/HtmcR7gVCMVopGTc3sbs45HyDUreqqzG&#10;ayfHltE6WaSjzZM3z8/51utjXD8DAAD//wMAUEsDBBQABgAIAAAAIQBv31Xf3gAAAAoBAAAPAAAA&#10;ZHJzL2Rvd25yZXYueG1sTI9NT8MwDIbvSPyHyEjcWALdqq00nRCIK4jxIXHzGq+taJyqydby7zEn&#10;uNnyo9fPW25n36sTjbELbOF6YUAR18F13Fh4e328WoOKCdlhH5gsfFOEbXV+VmLhwsQvdNqlRkkI&#10;xwIttCkNhdaxbsljXISBWG6HMHpMso6NdiNOEu57fWNMrj12LB9aHOi+pfprd/QW3p8Onx9L89w8&#10;+NUwhdlo9htt7eXFfHcLKtGc/mD41Rd1qMRpH47souotrMxSSAtZlksnAbJsI132MqxNDroq9f8K&#10;1Q8AAAD//wMAUEsBAi0AFAAGAAgAAAAhALaDOJL+AAAA4QEAABMAAAAAAAAAAAAAAAAAAAAAAFtD&#10;b250ZW50X1R5cGVzXS54bWxQSwECLQAUAAYACAAAACEAOP0h/9YAAACUAQAACwAAAAAAAAAAAAAA&#10;AAAvAQAAX3JlbHMvLnJlbHNQSwECLQAUAAYACAAAACEAJMhZ4fwBAADUAwAADgAAAAAAAAAAAAAA&#10;AAAuAgAAZHJzL2Uyb0RvYy54bWxQSwECLQAUAAYACAAAACEAb99V394AAAAKAQAADwAAAAAAAAAA&#10;AAAAAABWBAAAZHJzL2Rvd25yZXYueG1sUEsFBgAAAAAEAAQA8wAAAGEFAAAAAA==&#10;" filled="f" stroked="f">
+              <v:shape w14:anchorId="57B5D679" id="Text Box 25" o:spid="_x0000_s1031" type="#_x0000_t202" style="position:absolute;left:0;text-align:left;margin-left:25.2pt;margin-top:168pt;width:144.7pt;height:22.3pt;z-index:251660288;visibility:visible;mso-wrap-style:square;mso-width-percent:0;mso-height-percent:0;mso-wrap-distance-left:9pt;mso-wrap-distance-top:3.6pt;mso-wrap-distance-right:9pt;mso-wrap-distance-bottom:3.6pt;mso-position-horizontal:absolute;mso-position-horizontal-relative:page;mso-position-vertical:absolute;mso-position-vertical-relative:page;mso-width-percent:0;mso-height-percent:0;mso-width-relative:margin;mso-height-relative:margin;v-text-anchor:top" o:gfxdata="UEsDBBQABgAIAAAAIQC2gziS/gAAAOEBAAATAAAAW0NvbnRlbnRfVHlwZXNdLnhtbJSRQU7DMBBF&#10;90jcwfIWJU67QAgl6YK0S0CoHGBkTxKLZGx5TGhvj5O2G0SRWNoz/78nu9wcxkFMGNg6quQqL6RA&#10;0s5Y6ir5vt9lD1JwBDIwOMJKHpHlpr69KfdHjyxSmriSfYz+USnWPY7AufNIadK6MEJMx9ApD/oD&#10;OlTrorhX2lFEilmcO2RdNtjC5xDF9pCuTyYBB5bi6bQ4syoJ3g9WQ0ymaiLzg5KdCXlKLjvcW893&#10;SUOqXwnz5DrgnHtJTxOsQfEKIT7DmDSUCaxw7Rqn8787ZsmRM9e2VmPeBN4uqYvTtW7jvijg9N/y&#10;JsXecLq0q+WD6m8AAAD//wMAUEsDBBQABgAIAAAAIQA4/SH/1gAAAJQBAAALAAAAX3JlbHMvLnJl&#10;bHOkkMFqwzAMhu+DvYPRfXGawxijTi+j0GvpHsDYimMaW0Yy2fr2M4PBMnrbUb/Q94l/f/hMi1qR&#10;JVI2sOt6UJgd+ZiDgffL8ekFlFSbvV0oo4EbChzGx4f9GRdb25HMsYhqlCwG5lrLq9biZkxWOiqY&#10;22YiTra2kYMu1l1tQD30/bPm3wwYN0x18gb45AdQl1tp5j/sFB2T0FQ7R0nTNEV3j6o9feQzro1i&#10;OWA14Fm+Q8a1a8+Bvu/d/dMb2JY5uiPbhG/ktn4cqGU/er3pcvwCAAD//wMAUEsDBBQABgAIAAAA&#10;IQAkyFnh/AEAANQDAAAOAAAAZHJzL2Uyb0RvYy54bWysU11v2yAUfZ+0/4B4X+y4SZtYIVXXrtOk&#10;7kNq9wMIxjEacBmQ2Nmv7wWnabS+TfMDAl/uufece1hdD0aTvfRBgWV0OikpkVZAo+yW0Z9P9x8W&#10;lITIbcM1WMnoQQZ6vX7/btW7WlbQgW6kJwhiQ907RrsYXV0UQXTS8DABJy0GW/CGRzz6bdF43iO6&#10;0UVVlpdFD75xHoQMAf/ejUG6zvhtK0X83rZBRqIZxd5iXn1eN2kt1itebz13nRLHNvg/dGG4slj0&#10;BHXHIyc7r95AGSU8BGjjRIApoG2VkJkDspmWf7F57LiTmQuKE9xJpvD/YMW3/aP74UkcPsKAA8wk&#10;gnsA8SsQC7cdt1t54z30neQNFp4myYrehfqYmqQOdUggm/4rNDhkvouQgYbWm6QK8iSIjgM4nESX&#10;QyQilVxcXF0uMSQwVi0uqmmeSsHrl2znQ/wswZC0YdTjUDM63z+EmLrh9cuVVMzCvdI6D1Zb0jO6&#10;nFfznHAWMSqi77QyjC7K9I1OSCQ/2SYnR670uMcC2h5ZJ6Ij5ThsBqIaRucpN4mwgeaAMngYbYbP&#10;Ajcd+D+U9GgxRsPvHfeSEv3FopTL6WyWPJkPs/lVhQd/HtmcR7gVCMVopGTc3sbs45HyDUreqqzG&#10;ayfHltE6WaSjzZM3z8/51utjXD8DAAD//wMAUEsDBBQABgAIAAAAIQBv31Xf3gAAAAoBAAAPAAAA&#10;ZHJzL2Rvd25yZXYueG1sTI9NT8MwDIbvSPyHyEjcWALdqq00nRCIK4jxIXHzGq+taJyqydby7zEn&#10;uNnyo9fPW25n36sTjbELbOF6YUAR18F13Fh4e328WoOKCdlhH5gsfFOEbXV+VmLhwsQvdNqlRkkI&#10;xwIttCkNhdaxbsljXISBWG6HMHpMso6NdiNOEu57fWNMrj12LB9aHOi+pfprd/QW3p8Onx9L89w8&#10;+NUwhdlo9htt7eXFfHcLKtGc/mD41Rd1qMRpH47souotrMxSSAtZlksnAbJsI132MqxNDroq9f8K&#10;1Q8AAAD//wMAUEsBAi0AFAAGAAgAAAAhALaDOJL+AAAA4QEAABMAAAAAAAAAAAAAAAAAAAAAAFtD&#10;b250ZW50X1R5cGVzXS54bWxQSwECLQAUAAYACAAAACEAOP0h/9YAAACUAQAACwAAAAAAAAAAAAAA&#10;AAAvAQAAX3JlbHMvLnJlbHNQSwECLQAUAAYACAAAACEAJMhZ4fwBAADUAwAADgAAAAAAAAAAAAAA&#10;AAAuAgAAZHJzL2Uyb0RvYy54bWxQSwECLQAUAAYACAAAACEAb99V394AAAAKAQAADwAAAAAAAAAA&#10;AAAAAABWBAAAZHJzL2Rvd25yZXYueG1sUEsFBgAAAAAEAAQA8wAAAGEFAAAAAA==&#10;" filled="f" stroked="f">
                 <v:textbox>
                   <w:txbxContent>
                     <w:p>
@@ -1883,16 +1601,16 @@
         <mc:AlternateContent>
           <mc:Choice Requires="wpg">
             <w:drawing>
-              <wp:anchor distT="0" distB="0" distL="114300" distR="114300" simplePos="0" relativeHeight="251688960" behindDoc="1" locked="1" layoutInCell="1" allowOverlap="1" wp14:anchorId="53E537E9" wp14:editId="03E70AA5">
+              <wp:anchor distT="0" distB="0" distL="114300" distR="114300" simplePos="0" relativeHeight="251659264" behindDoc="1" locked="1" layoutInCell="1" allowOverlap="1" wp14:anchorId="566324EB" wp14:editId="348C413C">
                 <wp:simplePos x="0" y="0"/>
                 <wp:positionH relativeFrom="column">
-                  <wp:posOffset>-457200</wp:posOffset>
+                  <wp:posOffset>-488950</wp:posOffset>
                 </wp:positionH>
                 <wp:positionV relativeFrom="paragraph">
-                  <wp:posOffset>-228600</wp:posOffset>
+                  <wp:posOffset>-244475</wp:posOffset>
                 </wp:positionV>
-                <wp:extent cx="7772894" cy="10058400"/>
-                <wp:effectExtent l="0" t="0" r="0" b="0"/>
+                <wp:extent cx="7804150" cy="10686415"/>
+                <wp:effectExtent l="0" t="0" r="6350" b="635"/>
                 <wp:wrapNone/>
                 <wp:docPr id="747120365" name="Group 8">
                   <a:extLst xmlns:a="http://schemas.openxmlformats.org/drawingml/2006/main">
@@ -1909,9 +1627,9 @@
                       <wpg:grpSpPr>
                         <a:xfrm>
                           <a:off x="0" y="0"/>
-                          <a:ext cx="7772894" cy="10058400"/>
-                          <a:chOff x="0" y="0"/>
-                          <a:chExt cx="7772894" cy="10058400"/>
+                          <a:ext cx="7804150" cy="10686415"/>
+                          <a:chOff x="-32217" y="-12223"/>
+                          <a:chExt cx="7805111" cy="10686553"/>
                         </a:xfrm>
                       </wpg:grpSpPr>
                       <wps:wsp>
@@ -1960,8 +1678,8 @@
                         <wps:cNvSpPr/>
                         <wps:spPr>
                           <a:xfrm>
-                            <a:off x="0" y="0"/>
-                            <a:ext cx="2449195" cy="10058400"/>
+                            <a:off x="-32217" y="-12223"/>
+                            <a:ext cx="2449195" cy="10686553"/>
                           </a:xfrm>
                           <a:prstGeom prst="rect">
                             <a:avLst/>
@@ -2002,14 +1720,17 @@
                 <wp14:sizeRelH relativeFrom="margin">
                   <wp14:pctWidth>0</wp14:pctWidth>
                 </wp14:sizeRelH>
+                <wp14:sizeRelV relativeFrom="margin">
+                  <wp14:pctHeight>0</wp14:pctHeight>
+                </wp14:sizeRelV>
               </wp:anchor>
             </w:drawing>
           </mc:Choice>
           <mc:Fallback>
             <w:pict>
-              <v:group w14:anchorId="3289D1A5" id="Group 8" o:spid="_x0000_s1026" alt="&quot;&quot;" style="position:absolute;margin-left:-36pt;margin-top:-18pt;width:612.05pt;height:11in;z-index:-251627520;mso-width-relative:margin" coordsize="77728,100584" o:gfxdata="UEsDBBQABgAIAAAAIQC2gziS/gAAAOEBAAATAAAAW0NvbnRlbnRfVHlwZXNdLnhtbJSRQU7DMBBF&#10;90jcwfIWJU67QAgl6YK0S0CoHGBkTxKLZGx5TGhvj5O2G0SRWNoz/78nu9wcxkFMGNg6quQqL6RA&#10;0s5Y6ir5vt9lD1JwBDIwOMJKHpHlpr69KfdHjyxSmriSfYz+USnWPY7AufNIadK6MEJMx9ApD/oD&#10;OlTrorhX2lFEilmcO2RdNtjC5xDF9pCuTyYBB5bi6bQ4syoJ3g9WQ0ymaiLzg5KdCXlKLjvcW893&#10;SUOqXwnz5DrgnHtJTxOsQfEKIT7DmDSUCaxw7Rqn8787ZsmRM9e2VmPeBN4uqYvTtW7jvijg9N/y&#10;JsXecLq0q+WD6m8AAAD//wMAUEsDBBQABgAIAAAAIQA4/SH/1gAAAJQBAAALAAAAX3JlbHMvLnJl&#10;bHOkkMFqwzAMhu+DvYPRfXGawxijTi+j0GvpHsDYimMaW0Yy2fr2M4PBMnrbUb/Q94l/f/hMi1qR&#10;JVI2sOt6UJgd+ZiDgffL8ekFlFSbvV0oo4EbChzGx4f9GRdb25HMsYhqlCwG5lrLq9biZkxWOiqY&#10;22YiTra2kYMu1l1tQD30/bPm3wwYN0x18gb45AdQl1tp5j/sFB2T0FQ7R0nTNEV3j6o9feQzro1i&#10;OWA14Fm+Q8a1a8+Bvu/d/dMb2JY5uiPbhG/ktn4cqGU/er3pcvwCAAD//wMAUEsDBBQABgAIAAAA&#10;IQDWS2brMwMAALcKAAAOAAAAZHJzL2Uyb0RvYy54bWzsVltP2zAYfZ+0/2D5feTShLYRKaqAoklo&#10;IGDi2XWcJpJje7ZLyn79PjuXctuQmLSX0QfX9nf16fGpj453DUf3TJtaihxHByFGTFBZ1GKT4++3&#10;qy8zjIwloiBcCpbjB2bw8eLzp6NWZSyWleQF0wiSCJO1KseVtSoLAkMr1hBzIBUTYCylboiFpd4E&#10;hSYtZG94EIfhYdBKXSgtKTMGdk87I174/GXJqL0sS8Ms4jmG3qwftR/XbgwWRyTbaKKqmvZtkHd0&#10;0ZBaQNEx1SmxBG11/SJVU1MtjSztAZVNIMuypsyfAU4Thc9Oc67lVvmzbLJ2o0aYANpnOL07Lf12&#10;f67VjbrSgESrNoCFX7mz7ErduG/oEu08ZA8jZGxnEYXN6XQaz+YJRhRsURimsyTsUaUVQP8ikFZn&#10;b4UGQ+ngSUOtAoqYPQrm71C4qYhiHlyTAQpXGtVFjmdhPJtO5inQVpAGCHsNFCJiwxnamzxUPmoE&#10;zmQGMHwFtXiSxGmUYuTwmaXzeNbDMyCYJpNwMp13CB7ODyczR8oRA5Ipbew5kw1ykxxraMhTjdxf&#10;GNu5Di6uvpG8LlY1536hN+sTrtE9Af6v4rPV2bLP/sSNC+cspAvrMrodgH84lp/ZB86cHxfXrAS0&#10;4OePfSf+trKxDqGUCRt1pooUrCufhvAZqrv77SL8SX1Cl7mE+mPuPsHg2SUZcndd9v4ulPnLPgaH&#10;f2qsCx4jfGUp7Bjc1ELq1xJwOFVfufMfQOqgcSitZfEAXNKykxqj6KqG3+2CGHtFNGgLqBDopb2E&#10;oeSyzbHsZxhVUv98bd/5A9nBilELWpVj82NLNMOIfxVwDeZRkjhx84skncaw0I8t68cWsW1OJNAh&#10;AmVW1E+dv+XDtNSyuQNZXbqqYCKCQu0cU6uHxYntNBSEmbLl0ruBoCliL8SNoi65Q9Xx8nZ3R7Tq&#10;yWuB9d/kcPVI9ozDna+LFHK5tbKsPcH3uPZ4gww4tfoHejBJoyicJOnkpR7sTUAJ1wyoyNt6AHi+&#10;VNE4SebRHETiuYp+yEDPpN9IzIcM/Pcy4B8J8Dry/yT9S849vx6vvWzs35uLXwAAAP//AwBQSwME&#10;FAAGAAgAAAAhAJQw87DiAAAADQEAAA8AAABkcnMvZG93bnJldi54bWxMj0FLw0AQhe+C/2EZwVu7&#10;2dTUErMppainItgK4m2bTJPQ7GzIbpP03zs96e17zOPNe9l6sq0YsPeNIw1qHoFAKlzZUKXh6/A2&#10;W4HwwVBpWkeo4Yoe1vn9XWbS0o30icM+VIJDyKdGQx1Cl0rpixqt8XPXIfHt5HprAsu+kmVvRg63&#10;rYyjaCmtaYg/1KbDbY3FeX+xGt5HM24W6nXYnU/b688h+fjeKdT68WHavIAIOIU/M9zqc3XIudPR&#10;Xaj0otUwe455S2BYLBluDpXECsSRKXlaRSDzTP5fkf8CAAD//wMAUEsBAi0AFAAGAAgAAAAhALaD&#10;OJL+AAAA4QEAABMAAAAAAAAAAAAAAAAAAAAAAFtDb250ZW50X1R5cGVzXS54bWxQSwECLQAUAAYA&#10;CAAAACEAOP0h/9YAAACUAQAACwAAAAAAAAAAAAAAAAAvAQAAX3JlbHMvLnJlbHNQSwECLQAUAAYA&#10;CAAAACEA1ktm6zMDAAC3CgAADgAAAAAAAAAAAAAAAAAuAgAAZHJzL2Uyb0RvYy54bWxQSwECLQAU&#10;AAYACAAAACEAlDDzsOIAAAANAQAADwAAAAAAAAAAAAAAAACNBQAAZHJzL2Rvd25yZXYueG1sUEsF&#10;BgAAAAAEAAQA8wAAAJwGAAAAAA==&#10;">
+              <v:group w14:anchorId="5735482A" id="Group 8" o:spid="_x0000_s1026" alt="&quot;&quot;" style="position:absolute;margin-left:-38.5pt;margin-top:-19.25pt;width:614.5pt;height:841.45pt;z-index:-251657216;mso-width-relative:margin;mso-height-relative:margin" coordorigin="-322,-122" coordsize="78051,106865" o:gfxdata="UEsDBBQABgAIAAAAIQC2gziS/gAAAOEBAAATAAAAW0NvbnRlbnRfVHlwZXNdLnhtbJSRQU7DMBBF&#10;90jcwfIWJU67QAgl6YK0S0CoHGBkTxKLZGx5TGhvj5O2G0SRWNoz/78nu9wcxkFMGNg6quQqL6RA&#10;0s5Y6ir5vt9lD1JwBDIwOMJKHpHlpr69KfdHjyxSmriSfYz+USnWPY7AufNIadK6MEJMx9ApD/oD&#10;OlTrorhX2lFEilmcO2RdNtjC5xDF9pCuTyYBB5bi6bQ4syoJ3g9WQ0ymaiLzg5KdCXlKLjvcW893&#10;SUOqXwnz5DrgnHtJTxOsQfEKIT7DmDSUCaxw7Rqn8787ZsmRM9e2VmPeBN4uqYvTtW7jvijg9N/y&#10;JsXecLq0q+WD6m8AAAD//wMAUEsDBBQABgAIAAAAIQA4/SH/1gAAAJQBAAALAAAAX3JlbHMvLnJl&#10;bHOkkMFqwzAMhu+DvYPRfXGawxijTi+j0GvpHsDYimMaW0Yy2fr2M4PBMnrbUb/Q94l/f/hMi1qR&#10;JVI2sOt6UJgd+ZiDgffL8ekFlFSbvV0oo4EbChzGx4f9GRdb25HMsYhqlCwG5lrLq9biZkxWOiqY&#10;22YiTra2kYMu1l1tQD30/bPm3wwYN0x18gb45AdQl1tp5j/sFB2T0FQ7R0nTNEV3j6o9feQzro1i&#10;OWA14Fm+Q8a1a8+Bvu/d/dMb2JY5uiPbhG/ktn4cqGU/er3pcvwCAAD//wMAUEsDBBQABgAIAAAA&#10;IQAJFFsMRwMAAMsKAAAOAAAAZHJzL2Uyb0RvYy54bWzsVttOGzEQfa/Uf1j5Hfaey4oNioCgSggQ&#10;UPHseL3JSl7btZ1s6Nd37L0kBNpKVOoTeXDsnZkz45OZkz0739XM21KlK8FzFJ4GyKOciKLiqxx9&#10;f1qcTJCnDeYFZoLTHL1Qjc5nX7+cNTKjkVgLVlDlAQjXWSNztDZGZr6vyZrWWJ8KSTkYS6FqbOCo&#10;Vn6hcAPoNfOjIBj5jVCFVIJQreHpZWtEM4dflpSYu7LU1HgsR1Cbcaty69Ku/uwMZyuF5boiXRn4&#10;A1XUuOKQdIC6xAZ7G1W9gaorooQWpTklovZFWVaEujvAbcLg6DbXSmyku8sqa1ZyoAmoPeLpw7Dk&#10;dnut5KO8V8BEI1fAhTvZu+xKVdtvqNLbOcpeBsrozngEHo4nQRKmwCwBWxiMJiM4tqySNVBvA0/i&#10;KArHyAOPkzCKori3X+1B0jAMD0DS1Dn5fRH+q9IaCc2i93zof+PjcY0ldTTrDPi4V15V5GgSRJNx&#10;PE2hgTmuoXUfoJkwXzHq7U2ONBc1UKgzDWy+w18UJ1EK5Fgewkk6jSZd+/VcpkkcxONpS8NoOoon&#10;lqiBA5xJpc01FbVnNzlSUJBrOry90aZ17V1sfi1YVSwqxtxBrZYXTHlbDJOwiK4WV/MO/ZUb49aZ&#10;CxvWItonQH9/LbczL4xaP8YfaAlswY8cuUrc3NIhDyaEchO2pjUuaJs+DeDTZ7eTbiPcTR2gRS4h&#10;/4DdAfSeLUiP3VbZ+dtQ6sZ+CA7+VFgbPES4zIKbIbiuuFDvATC4VZe59e9JaqmxLC1F8QK9pEQr&#10;OlqSRQW/2w3W5h4rUBmYGlBOcwdLyUSTI9HtkLcW6ud7z60/NDtYkdeAauVI/9hgRZHHvnEYg2mY&#10;JFbm3CFJxxEc1KFleWjhm/pCQDvA5EF1bmv9Deu3pRL1Mwjs3GYFE+YEcueIGNUfLkyrpiDRhM7n&#10;zg2kTWJzwx8lseCWVduXT7tnrGTXvAa6/lb0o4ezox5ufW0kF/ONEWXlGnzPa8c3yIDVrf+gBzFI&#10;VBAnIExv9GBvgpawxYCK/F0PfiOLvRpESTINpyAXg7Iei+KnIHTS8SkIn4Jg/z86HXA798YEu1ev&#10;ZIdn57V/B539AgAA//8DAFBLAwQUAAYACAAAACEAxi6vj+IAAAANAQAADwAAAGRycy9kb3ducmV2&#10;LnhtbEyPQW+CQBCF7036HzbTpDddUFCDLMaYtifTpNqk8TbCCER2l7Ar4L/veGpvb2Ze3nwv3Yy6&#10;ET11rrZGQTgNQJDJbVGbUsH38X2yAuE8mgIba0jBnRxssuenFJPCDuaL+oMvBYcYl6CCyvs2kdLl&#10;FWl0U9uS4dvFdho9j10piw4HDteNnAXBQmqsDX+osKVdRfn1cNMKPgYctvPwrd9fL7v76Rh//uxD&#10;Uur1ZdyuQXga/Z8ZHviMDhkzne3NFE40CibLJXfxLOarGMTDEcYzXp1ZLaIoApml8n+L7BcAAP//&#10;AwBQSwECLQAUAAYACAAAACEAtoM4kv4AAADhAQAAEwAAAAAAAAAAAAAAAAAAAAAAW0NvbnRlbnRf&#10;VHlwZXNdLnhtbFBLAQItABQABgAIAAAAIQA4/SH/1gAAAJQBAAALAAAAAAAAAAAAAAAAAC8BAABf&#10;cmVscy8ucmVsc1BLAQItABQABgAIAAAAIQAJFFsMRwMAAMsKAAAOAAAAAAAAAAAAAAAAAC4CAABk&#10;cnMvZTJvRG9jLnhtbFBLAQItABQABgAIAAAAIQDGLq+P4gAAAA0BAAAPAAAAAAAAAAAAAAAAAKEF&#10;AABkcnMvZG93bnJldi54bWxQSwUGAAAAAAQABADzAAAAsAYAAAAA&#10;">
                 <v:rect id="Rectangle 802873958" o:spid="_x0000_s1027" style="position:absolute;left:23425;top:18592;width:54303;height:697;visibility:visible;mso-wrap-style:square;v-text-anchor:middle" o:gfxdata="UEsDBBQABgAIAAAAIQDb4fbL7gAAAIUBAAATAAAAW0NvbnRlbnRfVHlwZXNdLnhtbHyQz07DMAyH&#10;70i8Q+QralM4IITa7kDhCAiNB7ASt43WOlEcyvb2pNu4IODoPz9/n1xv9vOkForiPDdwXVagiI23&#10;jocG3rdPxR0oScgWJ8/UwIEENu3lRb09BBKV0ywNjCmFe63FjDSjlD4Q50nv44wpl3HQAc0OB9I3&#10;VXWrjedEnIq03oC27qjHjympx31un0wiTQLq4bS4shrAECZnMGVTvbD9QSnOhDInjzsyuiBXWQP0&#10;r4R18jfgnHvJr4nOknrFmJ5xzhraRtHWf3Kkpfz/yGo5S+H73hkquyhdjr3R8m2lj09svwAAAP//&#10;AwBQSwMEFAAGAAgAAAAhAFr0LFu/AAAAFQEAAAsAAABfcmVscy8ucmVsc2zPwWrDMAwG4Ptg72B0&#10;X5TuUMaI01uh19I+gLGVxCy2jGSy9e1nemrHjpL4P0nD4SetZiPRyNnCruvBUPYcYp4tXC/Htw8w&#10;Wl0ObuVMFm6kcBhfX4Yzra62kC6xqGlKVgtLreUTUf1CyWnHhXKbTCzJ1VbKjMX5LzcTvvf9HuXR&#10;gPHJNKdgQU5hB+ZyK23zHztFL6w81c5zQp6m6P9TMfB3PtPWFCczVQtB9N4U2rp2HOA44NMz4y8A&#10;AAD//wMAUEsDBBQABgAIAAAAIQAW1OO5yAAAAOIAAAAPAAAAZHJzL2Rvd25yZXYueG1sRE9NS8NA&#10;EL0L/Q/LFLzZTStqjN0WaYn0oAWrQo/T7JgEs7Nhd2ziv3cPgsfH+16uR9epM4XYejYwn2WgiCtv&#10;W64NvL+VVzmoKMgWO89k4IcirFeTiyUW1g/8SueD1CqFcCzQQCPSF1rHqiGHceZ74sR9+uBQEgy1&#10;tgGHFO46vciyW+2w5dTQYE+bhqqvw7czsIn7oS+DlC+nZ9k+bffz4677MOZyOj4+gBIa5V/8595Z&#10;A3m2yO+u72/S5nQp3QG9+gUAAP//AwBQSwECLQAUAAYACAAAACEA2+H2y+4AAACFAQAAEwAAAAAA&#10;AAAAAAAAAAAAAAAAW0NvbnRlbnRfVHlwZXNdLnhtbFBLAQItABQABgAIAAAAIQBa9CxbvwAAABUB&#10;AAALAAAAAAAAAAAAAAAAAB8BAABfcmVscy8ucmVsc1BLAQItABQABgAIAAAAIQAW1OO5yAAAAOIA&#10;AAAPAAAAAAAAAAAAAAAAAAcCAABkcnMvZG93bnJldi54bWxQSwUGAAAAAAMAAwC3AAAA/AIAAAAA&#10;" fillcolor="#f2efea" stroked="f" strokeweight="1pt"/>
-                <v:rect id="Rectangle 351103453" o:spid="_x0000_s1028" style="position:absolute;width:24491;height:100584;visibility:visible;mso-wrap-style:square;v-text-anchor:middle" o:gfxdata="UEsDBBQABgAIAAAAIQDb4fbL7gAAAIUBAAATAAAAW0NvbnRlbnRfVHlwZXNdLnhtbHyQz07DMAyH&#10;70i8Q+QralM4IITa7kDhCAiNB7ASt43WOlEcyvb2pNu4IODoPz9/n1xv9vOkForiPDdwXVagiI23&#10;jocG3rdPxR0oScgWJ8/UwIEENu3lRb09BBKV0ywNjCmFe63FjDSjlD4Q50nv44wpl3HQAc0OB9I3&#10;VXWrjedEnIq03oC27qjHjympx31un0wiTQLq4bS4shrAECZnMGVTvbD9QSnOhDInjzsyuiBXWQP0&#10;r4R18jfgnHvJr4nOknrFmJ5xzhraRtHWf3Kkpfz/yGo5S+H73hkquyhdjr3R8m2lj09svwAAAP//&#10;AwBQSwMEFAAGAAgAAAAhAFr0LFu/AAAAFQEAAAsAAABfcmVscy8ucmVsc2zPwWrDMAwG4Ptg72B0&#10;X5TuUMaI01uh19I+gLGVxCy2jGSy9e1nemrHjpL4P0nD4SetZiPRyNnCruvBUPYcYp4tXC/Htw8w&#10;Wl0ObuVMFm6kcBhfX4Yzra62kC6xqGlKVgtLreUTUf1CyWnHhXKbTCzJ1VbKjMX5LzcTvvf9HuXR&#10;gPHJNKdgQU5hB+ZyK23zHztFL6w81c5zQp6m6P9TMfB3PtPWFCczVQtB9N4U2rp2HOA44NMz4y8A&#10;AAD//wMAUEsDBBQABgAIAAAAIQBLt7oFygAAAOIAAAAPAAAAZHJzL2Rvd25yZXYueG1sRI9BS8NA&#10;FITvgv9heYI3u4mxIrHbIi2RHrRgtdDjM/tMgtm3YffZxH/vCoLHYWa+YRaryfXqRCF2ng3kswwU&#10;ce1tx42Bt9fq6g5UFGSLvWcy8E0RVsvzswWW1o/8Qqe9NCpBOJZooBUZSq1j3ZLDOPMDcfI+fHAo&#10;SYZG24BjgrteX2fZrXbYcVpocaB1S/Xn/ssZWMfdOFRBquf3J9k8bnb5cdsfjLm8mB7uQQlN8h/+&#10;a2+tgWKe51lxMy/g91K6A3r5AwAA//8DAFBLAQItABQABgAIAAAAIQDb4fbL7gAAAIUBAAATAAAA&#10;AAAAAAAAAAAAAAAAAABbQ29udGVudF9UeXBlc10ueG1sUEsBAi0AFAAGAAgAAAAhAFr0LFu/AAAA&#10;FQEAAAsAAAAAAAAAAAAAAAAAHwEAAF9yZWxzLy5yZWxzUEsBAi0AFAAGAAgAAAAhAEu3ugXKAAAA&#10;4gAAAA8AAAAAAAAAAAAAAAAABwIAAGRycy9kb3ducmV2LnhtbFBLBQYAAAAAAwADALcAAAD+AgAA&#10;AAA=&#10;" fillcolor="#f2efea" stroked="f" strokeweight="1pt"/>
+                <v:rect id="Rectangle 351103453" o:spid="_x0000_s1028" style="position:absolute;left:-322;top:-122;width:24491;height:106865;visibility:visible;mso-wrap-style:square;v-text-anchor:middle" o:gfxdata="UEsDBBQABgAIAAAAIQDb4fbL7gAAAIUBAAATAAAAW0NvbnRlbnRfVHlwZXNdLnhtbHyQz07DMAyH&#10;70i8Q+QralM4IITa7kDhCAiNB7ASt43WOlEcyvb2pNu4IODoPz9/n1xv9vOkForiPDdwXVagiI23&#10;jocG3rdPxR0oScgWJ8/UwIEENu3lRb09BBKV0ywNjCmFe63FjDSjlD4Q50nv44wpl3HQAc0OB9I3&#10;VXWrjedEnIq03oC27qjHjympx31un0wiTQLq4bS4shrAECZnMGVTvbD9QSnOhDInjzsyuiBXWQP0&#10;r4R18jfgnHvJr4nOknrFmJ5xzhraRtHWf3Kkpfz/yGo5S+H73hkquyhdjr3R8m2lj09svwAAAP//&#10;AwBQSwMEFAAGAAgAAAAhAFr0LFu/AAAAFQEAAAsAAABfcmVscy8ucmVsc2zPwWrDMAwG4Ptg72B0&#10;X5TuUMaI01uh19I+gLGVxCy2jGSy9e1nemrHjpL4P0nD4SetZiPRyNnCruvBUPYcYp4tXC/Htw8w&#10;Wl0ObuVMFm6kcBhfX4Yzra62kC6xqGlKVgtLreUTUf1CyWnHhXKbTCzJ1VbKjMX5LzcTvvf9HuXR&#10;gPHJNKdgQU5hB+ZyK23zHztFL6w81c5zQp6m6P9TMfB3PtPWFCczVQtB9N4U2rp2HOA44NMz4y8A&#10;AAD//wMAUEsDBBQABgAIAAAAIQBLt7oFygAAAOIAAAAPAAAAZHJzL2Rvd25yZXYueG1sRI9BS8NA&#10;FITvgv9heYI3u4mxIrHbIi2RHrRgtdDjM/tMgtm3YffZxH/vCoLHYWa+YRaryfXqRCF2ng3kswwU&#10;ce1tx42Bt9fq6g5UFGSLvWcy8E0RVsvzswWW1o/8Qqe9NCpBOJZooBUZSq1j3ZLDOPMDcfI+fHAo&#10;SYZG24BjgrteX2fZrXbYcVpocaB1S/Xn/ssZWMfdOFRBquf3J9k8bnb5cdsfjLm8mB7uQQlN8h/+&#10;a2+tgWKe51lxMy/g91K6A3r5AwAA//8DAFBLAQItABQABgAIAAAAIQDb4fbL7gAAAIUBAAATAAAA&#10;AAAAAAAAAAAAAAAAAABbQ29udGVudF9UeXBlc10ueG1sUEsBAi0AFAAGAAgAAAAhAFr0LFu/AAAA&#10;FQEAAAsAAAAAAAAAAAAAAAAAHwEAAF9yZWxzLy5yZWxzUEsBAi0AFAAGAAgAAAAhAEu3ugXKAAAA&#10;4gAAAA8AAAAAAAAAAAAAAAAABwIAAGRycy9kb3ducmV2LnhtbFBLBQYAAAAAAwADALcAAAD+AgAA&#10;AAA=&#10;" fillcolor="#f2efea" stroked="f" strokeweight="1pt"/>
                 <w10:anchorlock/>
               </v:group>
             </w:pict>
@@ -2022,7 +1743,7 @@
         <w:pStyle w:val="Title2"/>
       </w:pPr>
       <w:r>
-        <w:t>Jo vincent Beldad</w:t>
+        <w:t>Jo vincent b. Beldad</w:t>
       </w:r>
     </w:p>
     <w:p>
@@ -2039,18 +1760,18 @@
         <mc:AlternateContent>
           <mc:Choice Requires="wps">
             <w:drawing>
-              <wp:anchor distT="0" distB="0" distL="114300" distR="114300" simplePos="0" relativeHeight="251721728" behindDoc="0" locked="0" layoutInCell="1" allowOverlap="1" wp14:anchorId="4E93E718" wp14:editId="5FA189A4">
+              <wp:anchor distT="0" distB="0" distL="114300" distR="114300" simplePos="0" relativeHeight="251674624" behindDoc="0" locked="0" layoutInCell="1" allowOverlap="1" wp14:anchorId="03AF69ED" wp14:editId="7B7F5561">
                 <wp:simplePos x="0" y="0"/>
                 <wp:positionH relativeFrom="column">
-                  <wp:posOffset>128588</wp:posOffset>
+                  <wp:posOffset>183202</wp:posOffset>
                 </wp:positionH>
                 <wp:positionV relativeFrom="paragraph">
-                  <wp:posOffset>2663190</wp:posOffset>
+                  <wp:posOffset>1787364</wp:posOffset>
                 </wp:positionV>
-                <wp:extent cx="1838325" cy="271463"/>
-                <wp:effectExtent l="0" t="0" r="0" b="0"/>
+                <wp:extent cx="1604645" cy="409575"/>
+                <wp:effectExtent l="0" t="0" r="0" b="9525"/>
                 <wp:wrapNone/>
-                <wp:docPr id="1733427467" name="Text Box 13"/>
+                <wp:docPr id="780567725" name="Text Box 12"/>
                 <wp:cNvGraphicFramePr/>
                 <a:graphic xmlns:a="http://schemas.openxmlformats.org/drawingml/2006/main">
                   <a:graphicData uri="http://schemas.microsoft.com/office/word/2010/wordprocessingShape">
@@ -2059,7 +1780,7 @@
                       <wps:spPr>
                         <a:xfrm>
                           <a:off x="0" y="0"/>
-                          <a:ext cx="1838325" cy="271463"/>
+                          <a:ext cx="1604645" cy="409575"/>
                         </a:xfrm>
                         <a:prstGeom prst="rect">
                           <a:avLst/>
@@ -2088,15 +1809,63 @@
                           <w:p>
                             <w:pPr>
                               <w:pStyle w:val="ContactInfo"/>
-                            </w:pPr>
-                            <w:r>
+                              <w:spacing w:line="30" w:lineRule="atLeast"/>
+                              <w:jc w:val="left"/>
                               <w:rPr>
                                 <w:sz w:val="17"/>
                               </w:rPr>
-                              <w:t>https://github.com/Shu0405-Ghost</w:t>
-                            </w:r>
-                          </w:p>
-                          <w:p/>
+                            </w:pPr>
+                            <w:r>
+                              <w:rPr>
+                                <w:sz w:val="17"/>
+                              </w:rPr>
+                              <w:t>Molo, Iloilo, Philippines /</w:t>
+                            </w:r>
+                          </w:p>
+                          <w:p>
+                            <w:pPr>
+                              <w:pStyle w:val="ContactInfo"/>
+                              <w:spacing w:line="30" w:lineRule="atLeast"/>
+                              <w:jc w:val="left"/>
+                              <w:rPr>
+                                <w:sz w:val="17"/>
+                              </w:rPr>
+                            </w:pPr>
+                            <w:proofErr w:type="spellStart"/>
+                            <w:r>
+                              <w:rPr>
+                                <w:sz w:val="17"/>
+                              </w:rPr>
+                              <w:t>Poblacion</w:t>
+                            </w:r>
+                            <w:proofErr w:type="spellEnd"/>
+                            <w:r>
+                              <w:rPr>
+                                <w:sz w:val="17"/>
+                              </w:rPr>
+                              <w:t xml:space="preserve"> </w:t>
+                            </w:r>
+                            <w:proofErr w:type="spellStart"/>
+                            <w:r>
+                              <w:rPr>
+                                <w:sz w:val="17"/>
+                              </w:rPr>
+                              <w:t>Batad</w:t>
+                            </w:r>
+                            <w:proofErr w:type="spellEnd"/>
+                            <w:r>
+                              <w:rPr>
+                                <w:sz w:val="17"/>
+                              </w:rPr>
+                              <w:t>, Iloilo</w:t>
+                            </w:r>
+                          </w:p>
+                          <w:p>
+                            <w:pPr>
+                              <w:spacing w:line="30" w:lineRule="atLeast"/>
+                              <w:jc w:val="left"/>
+                            </w:pPr>
+                          </w:p>
                         </w:txbxContent>
                       </wps:txbx>
                       <wps:bodyPr rot="0" spcFirstLastPara="0" vertOverflow="overflow" horzOverflow="overflow" vert="horz" wrap="square" lIns="91440" tIns="45720" rIns="91440" bIns="45720" numCol="1" spcCol="0" rtlCol="0" fromWordArt="0" anchor="t" anchorCtr="0" forceAA="0" compatLnSpc="1">
@@ -2119,21 +1888,69 @@
           </mc:Choice>
           <mc:Fallback>
             <w:pict>
-              <v:shape w14:anchorId="4E93E718" id="_x0000_s1032" type="#_x0000_t202" style="position:absolute;left:0;text-align:left;margin-left:10.15pt;margin-top:209.7pt;width:144.75pt;height:21.4pt;z-index:251721728;visibility:visible;mso-wrap-style:square;mso-width-percent:0;mso-height-percent:0;mso-wrap-distance-left:9pt;mso-wrap-distance-top:0;mso-wrap-distance-right:9pt;mso-wrap-distance-bottom:0;mso-position-horizontal:absolute;mso-position-horizontal-relative:text;mso-position-vertical:absolute;mso-position-vertical-relative:text;mso-width-percent:0;mso-height-percent:0;mso-width-relative:margin;mso-height-relative:margin;v-text-anchor:top" o:gfxdata="UEsDBBQABgAIAAAAIQC2gziS/gAAAOEBAAATAAAAW0NvbnRlbnRfVHlwZXNdLnhtbJSRQU7DMBBF&#10;90jcwfIWJU67QAgl6YK0S0CoHGBkTxKLZGx5TGhvj5O2G0SRWNoz/78nu9wcxkFMGNg6quQqL6RA&#10;0s5Y6ir5vt9lD1JwBDIwOMJKHpHlpr69KfdHjyxSmriSfYz+USnWPY7AufNIadK6MEJMx9ApD/oD&#10;OlTrorhX2lFEilmcO2RdNtjC5xDF9pCuTyYBB5bi6bQ4syoJ3g9WQ0ymaiLzg5KdCXlKLjvcW893&#10;SUOqXwnz5DrgnHtJTxOsQfEKIT7DmDSUCaxw7Rqn8787ZsmRM9e2VmPeBN4uqYvTtW7jvijg9N/y&#10;JsXecLq0q+WD6m8AAAD//wMAUEsDBBQABgAIAAAAIQA4/SH/1gAAAJQBAAALAAAAX3JlbHMvLnJl&#10;bHOkkMFqwzAMhu+DvYPRfXGawxijTi+j0GvpHsDYimMaW0Yy2fr2M4PBMnrbUb/Q94l/f/hMi1qR&#10;JVI2sOt6UJgd+ZiDgffL8ekFlFSbvV0oo4EbChzGx4f9GRdb25HMsYhqlCwG5lrLq9biZkxWOiqY&#10;22YiTra2kYMu1l1tQD30/bPm3wwYN0x18gb45AdQl1tp5j/sFB2T0FQ7R0nTNEV3j6o9feQzro1i&#10;OWA14Fm+Q8a1a8+Bvu/d/dMb2JY5uiPbhG/ktn4cqGU/er3pcvwCAAD//wMAUEsDBBQABgAIAAAA&#10;IQBxMaBgaQIAADYFAAAOAAAAZHJzL2Uyb0RvYy54bWysVEtv2zAMvg/YfxB0X51X2yyIU2QpOgwo&#10;2mLp0LMiS4kxWdQoJXb260fJcZJ1u3TYxZb45sePmt40lWE7hb4Em/P+RY8zZSUUpV3n/Nvz3Ycx&#10;Zz4IWwgDVuV8rzy/mb1/N63dRA1gA6ZQyCiI9ZPa5XwTgptkmZcbVQl/AU5ZUmrASgS64jorUNQU&#10;vTLZoNe7ymrAwiFI5T1Jb1sln6X4WisZHrX2KjCTc6otpC+m7yp+s9lUTNYo3KaUhzLEP1RRidJS&#10;0mOoWxEE22L5R6iqlAgedLiQUGWgdSlV6oG66fdedbPcCKdSLwSOd0eY/P8LKx92S/eELDSfoKEB&#10;RkBq5yeehLGfRmMV/1QpIz1BuD/CpprAZHQaD8fDwSVnknSD6/7oahjDZCdvhz58VlCxeMg50lgS&#10;WmJ370Nr2pnEZBbuSmPSaIz9TUAxoyQ7lZhOYW9UtDP2q9KsLFKlUeAlrlcLg6wdOXGSOugGn4KR&#10;QzTUlPCNvgeX6K0S097of3RK+cGGo39VWsAEUNoDFRvYCWJw8T0NiArXrX0HRQtAxCI0q4YQyPlV&#10;N8oVFHuaMEJLfu/kXUljuBc+PAkkthMktMHhkT7aQJ1zOJw42wD+/Js82hMJSctZTduTc/9jK1Bx&#10;Zr5YoufH/mgU1y1dRpfXA7rguWZ1rrHbagHUXp/eCifTMdoH0x01QvVCiz6PWUklrKTcOQ/dcRHa&#10;AdNDIdV8noxowZwI93bpZAwdUY4ke25eBLoDEwNx+AG6PROTV4RsbaOnhfk2gC4TWyPOLaoH/Gk5&#10;E98PD0nc/vN7sjo9d7NfAAAA//8DAFBLAwQUAAYACAAAACEARUQZst4AAAAKAQAADwAAAGRycy9k&#10;b3ducmV2LnhtbEyPwU7DMAyG70i8Q+RJ3FiyrkxraTohEFcQY5vELWu8tlrjVE22lrfHnOBo+9Pv&#10;7y82k+vEFYfQetKwmCsQSJW3LdUadp+v92sQIRqypvOEGr4xwKa8vSlMbv1IH3jdxlpwCIXcaGhi&#10;7HMpQ9WgM2HueyS+nfzgTORxqKUdzMjhrpOJUivpTEv8oTE9PjdYnbcXp2H/dvo6pOq9fnEP/egn&#10;JcllUuu72fT0CCLiFP9g+NVndSjZ6egvZIPoNCRqyaSGdJGlIBhYqoy7HHmzShKQZSH/Vyh/AAAA&#10;//8DAFBLAQItABQABgAIAAAAIQC2gziS/gAAAOEBAAATAAAAAAAAAAAAAAAAAAAAAABbQ29udGVu&#10;dF9UeXBlc10ueG1sUEsBAi0AFAAGAAgAAAAhADj9If/WAAAAlAEAAAsAAAAAAAAAAAAAAAAALwEA&#10;AF9yZWxzLy5yZWxzUEsBAi0AFAAGAAgAAAAhAHExoGBpAgAANgUAAA4AAAAAAAAAAAAAAAAALgIA&#10;AGRycy9lMm9Eb2MueG1sUEsBAi0AFAAGAAgAAAAhAEVEGbLeAAAACgEAAA8AAAAAAAAAAAAAAAAA&#10;wwQAAGRycy9kb3ducmV2LnhtbFBLBQYAAAAABAAEAPMAAADOBQAAAAA=&#10;" filled="f" stroked="f">
+              <v:shape w14:anchorId="03AF69ED" id="Text Box 12" o:spid="_x0000_s1032" type="#_x0000_t202" style="position:absolute;left:0;text-align:left;margin-left:14.45pt;margin-top:140.75pt;width:126.35pt;height:32.25pt;z-index:251674624;visibility:visible;mso-wrap-style:square;mso-width-percent:0;mso-height-percent:0;mso-wrap-distance-left:9pt;mso-wrap-distance-top:0;mso-wrap-distance-right:9pt;mso-wrap-distance-bottom:0;mso-position-horizontal:absolute;mso-position-horizontal-relative:text;mso-position-vertical:absolute;mso-position-vertical-relative:text;mso-width-percent:0;mso-height-percent:0;mso-width-relative:margin;mso-height-relative:margin;v-text-anchor:top" o:gfxdata="UEsDBBQABgAIAAAAIQC2gziS/gAAAOEBAAATAAAAW0NvbnRlbnRfVHlwZXNdLnhtbJSRQU7DMBBF&#10;90jcwfIWJU67QAgl6YK0S0CoHGBkTxKLZGx5TGhvj5O2G0SRWNoz/78nu9wcxkFMGNg6quQqL6RA&#10;0s5Y6ir5vt9lD1JwBDIwOMJKHpHlpr69KfdHjyxSmriSfYz+USnWPY7AufNIadK6MEJMx9ApD/oD&#10;OlTrorhX2lFEilmcO2RdNtjC5xDF9pCuTyYBB5bi6bQ4syoJ3g9WQ0ymaiLzg5KdCXlKLjvcW893&#10;SUOqXwnz5DrgnHtJTxOsQfEKIT7DmDSUCaxw7Rqn8787ZsmRM9e2VmPeBN4uqYvTtW7jvijg9N/y&#10;JsXecLq0q+WD6m8AAAD//wMAUEsDBBQABgAIAAAAIQA4/SH/1gAAAJQBAAALAAAAX3JlbHMvLnJl&#10;bHOkkMFqwzAMhu+DvYPRfXGawxijTi+j0GvpHsDYimMaW0Yy2fr2M4PBMnrbUb/Q94l/f/hMi1qR&#10;JVI2sOt6UJgd+ZiDgffL8ekFlFSbvV0oo4EbChzGx4f9GRdb25HMsYhqlCwG5lrLq9biZkxWOiqY&#10;22YiTra2kYMu1l1tQD30/bPm3wwYN0x18gb45AdQl1tp5j/sFB2T0FQ7R0nTNEV3j6o9feQzro1i&#10;OWA14Fm+Q8a1a8+Bvu/d/dMb2JY5uiPbhG/ktn4cqGU/er3pcvwCAAD//wMAUEsDBBQABgAIAAAA&#10;IQA4ageWaAIAADYFAAAOAAAAZHJzL2Uyb0RvYy54bWysVN9v2jAQfp+0/8Hy+xpAQFdEqBgV06Sq&#10;rUanPhvHhmiOz7MNCfvrd+cQYN1eOu0lse/3ffedp7dNZdhe+VCCzXn/qseZshKK0m5y/u15+eEj&#10;ZyEKWwgDVuX8oAK/nb1/N63dRA1gC6ZQnmEQGya1y/k2RjfJsiC3qhLhCpyyqNTgKxHx6jdZ4UWN&#10;0SuTDXq9cVaDL5wHqUJA6V2r5LMUX2sl46PWQUVmco61xfT16bumbzabisnGC7ct5bEM8Q9VVKK0&#10;mPQU6k5EwXa+/CNUVUoPAXS8klBloHUpVeoBu+n3XnWz2gqnUi8ITnAnmML/Cysf9iv35FlsPkGD&#10;AyRAahcmAYXUT6N9RX+slKEeITycYFNNZJKcxr3heDjiTKJu2LsZXY8oTHb2dj7EzwoqRoecexxL&#10;Qkvs70NsTTsTSmZhWRqTRmPsbwKMSZLsXGI6xYNRZGfsV6VZWaRKSRCk36wXxrN25MhJ7KAbfAqG&#10;DmSoMeEbfY8u5K0S097of3JK+cHGk39VWvAJoLQHihrYC2Rw8T0NCAvXrX0HRQsAYRGbdYMI5Hzc&#10;jXINxQEn7KElf3ByWeIY7kWIT8Ij2xES3OD4iB9toM45HE+cbcH//Juc7JGEqOWsxu3JefixE15x&#10;Zr5YpOdNfzikdUuX4eh6gBd/qVlfauyuWgC218e3wsl0JPtouqP2UL3gos8pK6qElZg757E7LmI7&#10;YHwopJrPkxEumBPx3q6cpNCEMpHsuXkR3h2ZGJHDD9DtmZi8ImRrS54W5rsIukxsJZxbVI/443Im&#10;vh8fEtr+y3uyOj93s18AAAD//wMAUEsDBBQABgAIAAAAIQApI67m3QAAAAoBAAAPAAAAZHJzL2Rv&#10;d25yZXYueG1sTI9NT8MwDIbvSPyHyEjcmLOxVVtpOiEQVxDjQ+KWNV5b0ThVk63l3+Od4GRbfvT6&#10;cbGdfKdONMQ2sIH5TIMiroJruTbw/vZ0swYVk2Vnu8Bk4IcibMvLi8LmLoz8SqddqpWEcMytgSal&#10;PkeMVUPexlnoiWV3CIO3ScahRjfYUcJ9hwutM/S2ZbnQ2J4eGqq+d0dv4OP58PW51C/1o1/1Y5g0&#10;st+gMddX0/0dqERT+oPhrC/qUIrTPhzZRdUZWKw3Qp7rfAVKAGkyUHsDt8tMA5YF/n+h/AUAAP//&#10;AwBQSwECLQAUAAYACAAAACEAtoM4kv4AAADhAQAAEwAAAAAAAAAAAAAAAAAAAAAAW0NvbnRlbnRf&#10;VHlwZXNdLnhtbFBLAQItABQABgAIAAAAIQA4/SH/1gAAAJQBAAALAAAAAAAAAAAAAAAAAC8BAABf&#10;cmVscy8ucmVsc1BLAQItABQABgAIAAAAIQA4ageWaAIAADYFAAAOAAAAAAAAAAAAAAAAAC4CAABk&#10;cnMvZTJvRG9jLnhtbFBLAQItABQABgAIAAAAIQApI67m3QAAAAoBAAAPAAAAAAAAAAAAAAAAAMIE&#10;AABkcnMvZG93bnJldi54bWxQSwUGAAAAAAQABADzAAAAzAUAAAAA&#10;" filled="f" stroked="f">
                 <v:textbox>
                   <w:txbxContent>
                     <w:p>
                       <w:pPr>
                         <w:pStyle w:val="ContactInfo"/>
-                      </w:pPr>
-                      <w:r>
+                        <w:spacing w:line="30" w:lineRule="atLeast"/>
+                        <w:jc w:val="left"/>
                         <w:rPr>
                           <w:sz w:val="17"/>
                         </w:rPr>
-                        <w:t>https://github.com/Shu0405-Ghost</w:t>
-                      </w:r>
-                    </w:p>
-                    <w:p/>
+                      </w:pPr>
+                      <w:r>
+                        <w:rPr>
+                          <w:sz w:val="17"/>
+                        </w:rPr>
+                        <w:t>Molo, Iloilo, Philippines /</w:t>
+                      </w:r>
+                    </w:p>
+                    <w:p>
+                      <w:pPr>
+                        <w:pStyle w:val="ContactInfo"/>
+                        <w:spacing w:line="30" w:lineRule="atLeast"/>
+                        <w:jc w:val="left"/>
+                        <w:rPr>
+                          <w:sz w:val="17"/>
+                        </w:rPr>
+                      </w:pPr>
+                      <w:proofErr w:type="spellStart"/>
+                      <w:r>
+                        <w:rPr>
+                          <w:sz w:val="17"/>
+                        </w:rPr>
+                        <w:t>Poblacion</w:t>
+                      </w:r>
+                      <w:proofErr w:type="spellEnd"/>
+                      <w:r>
+                        <w:rPr>
+                          <w:sz w:val="17"/>
+                        </w:rPr>
+                        <w:t xml:space="preserve"> </w:t>
+                      </w:r>
+                      <w:proofErr w:type="spellStart"/>
+                      <w:r>
+                        <w:rPr>
+                          <w:sz w:val="17"/>
+                        </w:rPr>
+                        <w:t>Batad</w:t>
+                      </w:r>
+                      <w:proofErr w:type="spellEnd"/>
+                      <w:r>
+                        <w:rPr>
+                          <w:sz w:val="17"/>
+                        </w:rPr>
+                        <w:t>, Iloilo</w:t>
+                      </w:r>
+                    </w:p>
+                    <w:p>
+                      <w:pPr>
+                        <w:spacing w:line="30" w:lineRule="atLeast"/>
+                        <w:jc w:val="left"/>
+                      </w:pPr>
+                    </w:p>
                   </w:txbxContent>
                 </v:textbox>
               </v:shape>
@@ -2149,18 +1966,18 @@
         <mc:AlternateContent>
           <mc:Choice Requires="wps">
             <w:drawing>
-              <wp:anchor distT="0" distB="0" distL="114300" distR="114300" simplePos="0" relativeHeight="251720704" behindDoc="0" locked="0" layoutInCell="1" allowOverlap="1" wp14:anchorId="6604ADB5" wp14:editId="7BBE6600">
+              <wp:anchor distT="0" distB="0" distL="114300" distR="114300" simplePos="0" relativeHeight="251673600" behindDoc="0" locked="0" layoutInCell="1" allowOverlap="1" wp14:anchorId="5EFB517D" wp14:editId="6A720DF0">
                 <wp:simplePos x="0" y="0"/>
                 <wp:positionH relativeFrom="column">
-                  <wp:posOffset>122873</wp:posOffset>
+                  <wp:posOffset>170095</wp:posOffset>
                 </wp:positionH>
                 <wp:positionV relativeFrom="paragraph">
-                  <wp:posOffset>2253298</wp:posOffset>
+                  <wp:posOffset>1448814</wp:posOffset>
                 </wp:positionV>
-                <wp:extent cx="1604963" cy="409651"/>
+                <wp:extent cx="1798955" cy="409575"/>
                 <wp:effectExtent l="0" t="0" r="0" b="9525"/>
                 <wp:wrapNone/>
-                <wp:docPr id="780567725" name="Text Box 12"/>
+                <wp:docPr id="1540616577" name="Text Box 12"/>
                 <wp:cNvGraphicFramePr/>
                 <a:graphic xmlns:a="http://schemas.openxmlformats.org/drawingml/2006/main">
                   <a:graphicData uri="http://schemas.microsoft.com/office/word/2010/wordprocessingShape">
@@ -2169,7 +1986,7 @@
                       <wps:spPr>
                         <a:xfrm>
                           <a:off x="0" y="0"/>
-                          <a:ext cx="1604963" cy="409651"/>
+                          <a:ext cx="1798955" cy="409575"/>
                         </a:xfrm>
                         <a:prstGeom prst="rect">
                           <a:avLst/>
@@ -2199,72 +2016,44 @@
                             <w:pPr>
                               <w:pStyle w:val="ContactInfo"/>
                               <w:spacing w:line="30" w:lineRule="atLeast"/>
-                              <w:jc w:val="left"/>
-                              <w:rPr>
+                              <w:rPr>
+                                <w:color w:val="215E99" w:themeColor="text2" w:themeTint="BF"/>
                                 <w:sz w:val="17"/>
                               </w:rPr>
                             </w:pPr>
-                            <w:r>
-                              <w:rPr>
-                                <w:sz w:val="17"/>
-                              </w:rPr>
-                              <w:t xml:space="preserve">Molo, </w:t>
-                            </w:r>
-                            <w:r>
-                              <w:rPr>
-                                <w:sz w:val="17"/>
-                              </w:rPr>
-                              <w:t>Iloilo, Philippines</w:t>
-                            </w:r>
-                            <w:r>
-                              <w:rPr>
-                                <w:sz w:val="17"/>
-                              </w:rPr>
-                              <w:t xml:space="preserve"> /</w:t>
-                            </w:r>
+                            <w:hyperlink r:id="rId11" w:history="1">
+                              <w:r>
+                                <w:rPr>
+                                  <w:rStyle w:val="Hyperlink"/>
+                                  <w:color w:val="215E99" w:themeColor="text2" w:themeTint="BF"/>
+                                  <w:sz w:val="17"/>
+                                </w:rPr>
+                                <w:t>Jobe.beldad.ui@phinmaed.com /</w:t>
+                              </w:r>
+                            </w:hyperlink>
                           </w:p>
                           <w:p>
                             <w:pPr>
                               <w:pStyle w:val="ContactInfo"/>
                               <w:spacing w:line="30" w:lineRule="atLeast"/>
-                              <w:jc w:val="left"/>
-                              <w:rPr>
+                              <w:rPr>
+                                <w:color w:val="215E99" w:themeColor="text2" w:themeTint="BF"/>
                                 <w:sz w:val="17"/>
-                              </w:rPr>
-                            </w:pPr>
-                            <w:proofErr w:type="spellStart"/>
-                            <w:r>
-                              <w:rPr>
+                                <w:u w:val="single"/>
+                              </w:rPr>
+                            </w:pPr>
+                            <w:r>
+                              <w:rPr>
+                                <w:color w:val="215E99" w:themeColor="text2" w:themeTint="BF"/>
                                 <w:sz w:val="17"/>
-                              </w:rPr>
-                              <w:t>Poblacion</w:t>
-                            </w:r>
-                            <w:proofErr w:type="spellEnd"/>
-                            <w:r>
-                              <w:rPr>
-                                <w:sz w:val="17"/>
-                              </w:rPr>
-                              <w:t xml:space="preserve"> </w:t>
-                            </w:r>
-                            <w:proofErr w:type="spellStart"/>
-                            <w:r>
-                              <w:rPr>
-                                <w:sz w:val="17"/>
-                              </w:rPr>
-                              <w:t>Batad</w:t>
-                            </w:r>
-                            <w:proofErr w:type="spellEnd"/>
-                            <w:r>
-                              <w:rPr>
-                                <w:sz w:val="17"/>
-                              </w:rPr>
-                              <w:t>, Iloilo</w:t>
+                                <w:u w:val="single"/>
+                              </w:rPr>
+                              <w:t>vencbeldadjo@outlook.com</w:t>
                             </w:r>
                           </w:p>
                           <w:p>
                             <w:pPr>
                               <w:spacing w:line="30" w:lineRule="atLeast"/>
-                              <w:jc w:val="left"/>
                             </w:pPr>
                           </w:p>
                         </w:txbxContent>
@@ -2289,225 +2078,7 @@
           </mc:Choice>
           <mc:Fallback>
             <w:pict>
-              <v:shape w14:anchorId="6604ADB5" id="Text Box 12" o:spid="_x0000_s1033" type="#_x0000_t202" style="position:absolute;left:0;text-align:left;margin-left:9.7pt;margin-top:177.45pt;width:126.4pt;height:32.25pt;z-index:251720704;visibility:visible;mso-wrap-style:square;mso-width-percent:0;mso-height-percent:0;mso-wrap-distance-left:9pt;mso-wrap-distance-top:0;mso-wrap-distance-right:9pt;mso-wrap-distance-bottom:0;mso-position-horizontal:absolute;mso-position-horizontal-relative:text;mso-position-vertical:absolute;mso-position-vertical-relative:text;mso-width-percent:0;mso-height-percent:0;mso-width-relative:margin;mso-height-relative:margin;v-text-anchor:top" o:gfxdata="UEsDBBQABgAIAAAAIQC2gziS/gAAAOEBAAATAAAAW0NvbnRlbnRfVHlwZXNdLnhtbJSRQU7DMBBF&#10;90jcwfIWJU67QAgl6YK0S0CoHGBkTxKLZGx5TGhvj5O2G0SRWNoz/78nu9wcxkFMGNg6quQqL6RA&#10;0s5Y6ir5vt9lD1JwBDIwOMJKHpHlpr69KfdHjyxSmriSfYz+USnWPY7AufNIadK6MEJMx9ApD/oD&#10;OlTrorhX2lFEilmcO2RdNtjC5xDF9pCuTyYBB5bi6bQ4syoJ3g9WQ0ymaiLzg5KdCXlKLjvcW893&#10;SUOqXwnz5DrgnHtJTxOsQfEKIT7DmDSUCaxw7Rqn8787ZsmRM9e2VmPeBN4uqYvTtW7jvijg9N/y&#10;JsXecLq0q+WD6m8AAAD//wMAUEsDBBQABgAIAAAAIQA4/SH/1gAAAJQBAAALAAAAX3JlbHMvLnJl&#10;bHOkkMFqwzAMhu+DvYPRfXGawxijTi+j0GvpHsDYimMaW0Yy2fr2M4PBMnrbUb/Q94l/f/hMi1qR&#10;JVI2sOt6UJgd+ZiDgffL8ekFlFSbvV0oo4EbChzGx4f9GRdb25HMsYhqlCwG5lrLq9biZkxWOiqY&#10;22YiTra2kYMu1l1tQD30/bPm3wwYN0x18gb45AdQl1tp5j/sFB2T0FQ7R0nTNEV3j6o9feQzro1i&#10;OWA14Fm+Q8a1a8+Bvu/d/dMb2JY5uiPbhG/ktn4cqGU/er3pcvwCAAD//wMAUEsDBBQABgAIAAAA&#10;IQB1YjLJZwIAADYFAAAOAAAAZHJzL2Uyb0RvYy54bWysVN9v2jAQfp+0/8Hy+wgwSlfUULFWTJOq&#10;tlo79dk4NkRzfN7ZkLC/vmcnAdbtpdNeEvt+33ff+fKqqQzbKfQl2JyPBkPOlJVQlHad8+9Pyw+f&#10;OPNB2EIYsCrne+X51fz9u8vazdQYNmAKhYyCWD+rXc43IbhZlnm5UZXwA3DKklIDViLQFddZgaKm&#10;6JXJxsPhNKsBC4cglfckvWmVfJ7ia61kuNfaq8BMzqm2kL6Yvqv4zeaXYrZG4Tal7MoQ/1BFJUpL&#10;SQ+hbkQQbIvlH6GqUiJ40GEgocpA61Kq1AN1Mxq+6uZxI5xKvRA43h1g8v8vrLzbPboHZKH5DA0N&#10;MAJSOz/zJIz9NBqr+KdKGekJwv0BNtUEJqPTdDi5mH7kTJJuMryYnqUw2dHboQ9fFFQsHnKONJaE&#10;ltjd+kAZybQ3icksLEtj0miM/U1AhlGSHUtMp7A3KtoZ+01pVhap0ijwEtera4OsHTlxkjroB5+C&#10;kUM01JTwjb6dS/RWiWlv9D84pfxgw8G/Ki1gAijtgYoN7AQxuPjRI6tb+x6KFoCIRWhWDSGQ8/N+&#10;lCso9jRhhJb83sllSWO4FT48CCS2EyS0weGePtpAnXPoTpxtAH/9TR7tiYSk5aym7cm5/7kVqDgz&#10;Xy3R82I0mcR1S5fJ2fmYLniqWZ1q7La6BmpvRG+Fk+kY7YPpjxqheqZFX8SspBJWUu6ch/54HdoB&#10;00Mh1WKRjGjBnAi39tHJGDqiHEn21DwLdB0TA3H4Dvo9E7NXhGxto6eFxTaALhNbI84tqh3+tJyJ&#10;xN1DErf/9J6sjs/d/AUAAP//AwBQSwMEFAAGAAgAAAAhAMPPPfTdAAAACgEAAA8AAABkcnMvZG93&#10;bnJldi54bWxMj8FOwzAQRO9I/QdrK3GjNiEFEuJUFYgriEIrcXPjbRI1Xkex24S/Z3uC42ieZt8W&#10;q8l14oxDaD1puF0oEEiVty3VGr4+X28eQYRoyJrOE2r4wQCrcnZVmNz6kT7wvIm14BEKudHQxNjn&#10;UoaqQWfCwvdI3B384EzkONTSDmbkcdfJRKl76UxLfKExPT43WB03J6dh+3b43qXqvX5xy370k5Lk&#10;Mqn19XxaP4GIOMU/GC76rA4lO+39iWwQHecsZVLD3TLNQDCQPCQJiL2G9FLJspD/Xyh/AQAA//8D&#10;AFBLAQItABQABgAIAAAAIQC2gziS/gAAAOEBAAATAAAAAAAAAAAAAAAAAAAAAABbQ29udGVudF9U&#10;eXBlc10ueG1sUEsBAi0AFAAGAAgAAAAhADj9If/WAAAAlAEAAAsAAAAAAAAAAAAAAAAALwEAAF9y&#10;ZWxzLy5yZWxzUEsBAi0AFAAGAAgAAAAhAHViMslnAgAANgUAAA4AAAAAAAAAAAAAAAAALgIAAGRy&#10;cy9lMm9Eb2MueG1sUEsBAi0AFAAGAAgAAAAhAMPPPfTdAAAACgEAAA8AAAAAAAAAAAAAAAAAwQQA&#10;AGRycy9kb3ducmV2LnhtbFBLBQYAAAAABAAEAPMAAADLBQAAAAA=&#10;" filled="f" stroked="f">
-                <v:textbox>
-                  <w:txbxContent>
-                    <w:p>
-                      <w:pPr>
-                        <w:pStyle w:val="ContactInfo"/>
-                        <w:spacing w:line="30" w:lineRule="atLeast"/>
-                        <w:jc w:val="left"/>
-                        <w:rPr>
-                          <w:sz w:val="17"/>
-                        </w:rPr>
-                      </w:pPr>
-                      <w:r>
-                        <w:rPr>
-                          <w:sz w:val="17"/>
-                        </w:rPr>
-                        <w:t xml:space="preserve">Molo, </w:t>
-                      </w:r>
-                      <w:r>
-                        <w:rPr>
-                          <w:sz w:val="17"/>
-                        </w:rPr>
-                        <w:t>Iloilo, Philippines</w:t>
-                      </w:r>
-                      <w:r>
-                        <w:rPr>
-                          <w:sz w:val="17"/>
-                        </w:rPr>
-                        <w:t xml:space="preserve"> /</w:t>
-                      </w:r>
-                    </w:p>
-                    <w:p>
-                      <w:pPr>
-                        <w:pStyle w:val="ContactInfo"/>
-                        <w:spacing w:line="30" w:lineRule="atLeast"/>
-                        <w:jc w:val="left"/>
-                        <w:rPr>
-                          <w:sz w:val="17"/>
-                        </w:rPr>
-                      </w:pPr>
-                      <w:proofErr w:type="spellStart"/>
-                      <w:r>
-                        <w:rPr>
-                          <w:sz w:val="17"/>
-                        </w:rPr>
-                        <w:t>Poblacion</w:t>
-                      </w:r>
-                      <w:proofErr w:type="spellEnd"/>
-                      <w:r>
-                        <w:rPr>
-                          <w:sz w:val="17"/>
-                        </w:rPr>
-                        <w:t xml:space="preserve"> </w:t>
-                      </w:r>
-                      <w:proofErr w:type="spellStart"/>
-                      <w:r>
-                        <w:rPr>
-                          <w:sz w:val="17"/>
-                        </w:rPr>
-                        <w:t>Batad</w:t>
-                      </w:r>
-                      <w:proofErr w:type="spellEnd"/>
-                      <w:r>
-                        <w:rPr>
-                          <w:sz w:val="17"/>
-                        </w:rPr>
-                        <w:t>, Iloilo</w:t>
-                      </w:r>
-                    </w:p>
-                    <w:p>
-                      <w:pPr>
-                        <w:spacing w:line="30" w:lineRule="atLeast"/>
-                        <w:jc w:val="left"/>
-                      </w:pPr>
-                    </w:p>
-                  </w:txbxContent>
-                </v:textbox>
-              </v:shape>
-            </w:pict>
-          </mc:Fallback>
-        </mc:AlternateContent>
-      </w:r>
-      <w:r>
-        <w:rPr>
-          <w:noProof/>
-          <w:vertAlign w:val="subscript"/>
-        </w:rPr>
-        <mc:AlternateContent>
-          <mc:Choice Requires="wps">
-            <w:drawing>
-              <wp:anchor distT="0" distB="0" distL="114300" distR="114300" simplePos="0" relativeHeight="251718656" behindDoc="0" locked="0" layoutInCell="1" allowOverlap="1" wp14:anchorId="570058EA" wp14:editId="11AA037C">
-                <wp:simplePos x="0" y="0"/>
-                <wp:positionH relativeFrom="column">
-                  <wp:posOffset>113386</wp:posOffset>
-                </wp:positionH>
-                <wp:positionV relativeFrom="paragraph">
-                  <wp:posOffset>1913611</wp:posOffset>
-                </wp:positionV>
-                <wp:extent cx="1799539" cy="409651"/>
-                <wp:effectExtent l="0" t="0" r="0" b="9525"/>
-                <wp:wrapNone/>
-                <wp:docPr id="1540616577" name="Text Box 12"/>
-                <wp:cNvGraphicFramePr/>
-                <a:graphic xmlns:a="http://schemas.openxmlformats.org/drawingml/2006/main">
-                  <a:graphicData uri="http://schemas.microsoft.com/office/word/2010/wordprocessingShape">
-                    <wps:wsp>
-                      <wps:cNvSpPr txBox="1"/>
-                      <wps:spPr>
-                        <a:xfrm>
-                          <a:off x="0" y="0"/>
-                          <a:ext cx="1799539" cy="409651"/>
-                        </a:xfrm>
-                        <a:prstGeom prst="rect">
-                          <a:avLst/>
-                        </a:prstGeom>
-                        <a:noFill/>
-                        <a:ln>
-                          <a:noFill/>
-                        </a:ln>
-                      </wps:spPr>
-                      <wps:style>
-                        <a:lnRef idx="0">
-                          <a:scrgbClr r="0" g="0" b="0"/>
-                        </a:lnRef>
-                        <a:fillRef idx="0">
-                          <a:scrgbClr r="0" g="0" b="0"/>
-                        </a:fillRef>
-                        <a:effectRef idx="0">
-                          <a:scrgbClr r="0" g="0" b="0"/>
-                        </a:effectRef>
-                        <a:fontRef idx="minor">
-                          <a:schemeClr val="dk1"/>
-                        </a:fontRef>
-                      </wps:style>
-                      <wps:txbx>
-                        <w:txbxContent>
-                          <w:p>
-                            <w:pPr>
-                              <w:pStyle w:val="ContactInfo"/>
-                              <w:spacing w:line="30" w:lineRule="atLeast"/>
-                              <w:rPr>
-                                <w:color w:val="215E99" w:themeColor="text2" w:themeTint="BF"/>
-                                <w:sz w:val="17"/>
-                              </w:rPr>
-                            </w:pPr>
-                            <w:hyperlink r:id="rId11" w:history="1">
-                              <w:r>
-                                <w:rPr>
-                                  <w:rStyle w:val="Hyperlink"/>
-                                  <w:color w:val="215E99" w:themeColor="text2" w:themeTint="BF"/>
-                                  <w:sz w:val="17"/>
-                                </w:rPr>
-                                <w:t>Jobe.beldad.ui@phinmaed.com</w:t>
-                              </w:r>
-                              <w:r>
-                                <w:rPr>
-                                  <w:rStyle w:val="Hyperlink"/>
-                                  <w:color w:val="215E99" w:themeColor="text2" w:themeTint="BF"/>
-                                  <w:sz w:val="17"/>
-                                </w:rPr>
-                                <w:t xml:space="preserve"> </w:t>
-                              </w:r>
-                              <w:r>
-                                <w:rPr>
-                                  <w:rStyle w:val="Hyperlink"/>
-                                  <w:color w:val="215E99" w:themeColor="text2" w:themeTint="BF"/>
-                                  <w:sz w:val="17"/>
-                                </w:rPr>
-                                <w:t>/</w:t>
-                              </w:r>
-                            </w:hyperlink>
-                          </w:p>
-                          <w:p>
-                            <w:pPr>
-                              <w:pStyle w:val="ContactInfo"/>
-                              <w:spacing w:line="30" w:lineRule="atLeast"/>
-                              <w:rPr>
-                                <w:color w:val="215E99" w:themeColor="text2" w:themeTint="BF"/>
-                                <w:sz w:val="17"/>
-                                <w:u w:val="single"/>
-                              </w:rPr>
-                            </w:pPr>
-                            <w:r>
-                              <w:rPr>
-                                <w:color w:val="215E99" w:themeColor="text2" w:themeTint="BF"/>
-                                <w:sz w:val="17"/>
-                                <w:u w:val="single"/>
-                              </w:rPr>
-                              <w:t>vencbeldadjo@outlook.com</w:t>
-                            </w:r>
-                          </w:p>
-                          <w:p>
-                            <w:pPr>
-                              <w:spacing w:line="30" w:lineRule="atLeast"/>
-                            </w:pPr>
-                          </w:p>
-                        </w:txbxContent>
-                      </wps:txbx>
-                      <wps:bodyPr rot="0" spcFirstLastPara="0" vertOverflow="overflow" horzOverflow="overflow" vert="horz" wrap="square" lIns="91440" tIns="45720" rIns="91440" bIns="45720" numCol="1" spcCol="0" rtlCol="0" fromWordArt="0" anchor="t" anchorCtr="0" forceAA="0" compatLnSpc="1">
-                        <a:prstTxWarp prst="textNoShape">
-                          <a:avLst/>
-                        </a:prstTxWarp>
-                        <a:noAutofit/>
-                      </wps:bodyPr>
-                    </wps:wsp>
-                  </a:graphicData>
-                </a:graphic>
-                <wp14:sizeRelH relativeFrom="margin">
-                  <wp14:pctWidth>0</wp14:pctWidth>
-                </wp14:sizeRelH>
-                <wp14:sizeRelV relativeFrom="margin">
-                  <wp14:pctHeight>0</wp14:pctHeight>
-                </wp14:sizeRelV>
-              </wp:anchor>
-            </w:drawing>
-          </mc:Choice>
-          <mc:Fallback>
-            <w:pict>
-              <v:shape w14:anchorId="570058EA" id="_x0000_s1034" type="#_x0000_t202" style="position:absolute;left:0;text-align:left;margin-left:8.95pt;margin-top:150.7pt;width:141.7pt;height:32.25pt;z-index:251718656;visibility:visible;mso-wrap-style:square;mso-width-percent:0;mso-height-percent:0;mso-wrap-distance-left:9pt;mso-wrap-distance-top:0;mso-wrap-distance-right:9pt;mso-wrap-distance-bottom:0;mso-position-horizontal:absolute;mso-position-horizontal-relative:text;mso-position-vertical:absolute;mso-position-vertical-relative:text;mso-width-percent:0;mso-height-percent:0;mso-width-relative:margin;mso-height-relative:margin;v-text-anchor:top" o:gfxdata="UEsDBBQABgAIAAAAIQC2gziS/gAAAOEBAAATAAAAW0NvbnRlbnRfVHlwZXNdLnhtbJSRQU7DMBBF&#10;90jcwfIWJU67QAgl6YK0S0CoHGBkTxKLZGx5TGhvj5O2G0SRWNoz/78nu9wcxkFMGNg6quQqL6RA&#10;0s5Y6ir5vt9lD1JwBDIwOMJKHpHlpr69KfdHjyxSmriSfYz+USnWPY7AufNIadK6MEJMx9ApD/oD&#10;OlTrorhX2lFEilmcO2RdNtjC5xDF9pCuTyYBB5bi6bQ4syoJ3g9WQ0ymaiLzg5KdCXlKLjvcW893&#10;SUOqXwnz5DrgnHtJTxOsQfEKIT7DmDSUCaxw7Rqn8787ZsmRM9e2VmPeBN4uqYvTtW7jvijg9N/y&#10;JsXecLq0q+WD6m8AAAD//wMAUEsDBBQABgAIAAAAIQA4/SH/1gAAAJQBAAALAAAAX3JlbHMvLnJl&#10;bHOkkMFqwzAMhu+DvYPRfXGawxijTi+j0GvpHsDYimMaW0Yy2fr2M4PBMnrbUb/Q94l/f/hMi1qR&#10;JVI2sOt6UJgd+ZiDgffL8ekFlFSbvV0oo4EbChzGx4f9GRdb25HMsYhqlCwG5lrLq9biZkxWOiqY&#10;22YiTra2kYMu1l1tQD30/bPm3wwYN0x18gb45AdQl1tp5j/sFB2T0FQ7R0nTNEV3j6o9feQzro1i&#10;OWA14Fm+Q8a1a8+Bvu/d/dMb2JY5uiPbhG/ktn4cqGU/er3pcvwCAAD//wMAUEsDBBQABgAIAAAA&#10;IQA2UmaEZwIAADYFAAAOAAAAZHJzL2Uyb0RvYy54bWysVEtvGjEQvlfqf7B8LwuUPEBZIkpEVSlK&#10;opIqZ+O1YVWvxx0bdumv79jLAk17SdXLrj3v+eYb39w2lWE7hb4Em/NBr8+ZshKK0q5z/u158eGa&#10;Mx+ELYQBq3K+V57fTt+/u6ndRA1hA6ZQyCiI9ZPa5XwTgptkmZcbVQnfA6csKTVgJQJdcZ0VKGqK&#10;Xpls2O9fZjVg4RCk8p6kd62ST1N8rZUMj1p7FZjJOdUW0hfTdxW/2fRGTNYo3KaUhzLEP1RRidJS&#10;0mOoOxEE22L5R6iqlAgedOhJqDLQupQq9UDdDPqvulluhFOpFwLHuyNM/v+FlQ+7pXtCFppP0NAA&#10;IyC18xNPwthPo7GKf6qUkZ4g3B9hU01gMjpdjccXH8ecSdKN+uPLixQmO3k79OGzgorFQ86RxpLQ&#10;Ert7HygjmXYmMZmFRWlMGo2xvwnIMEqyU4npFPZGRTtjvyrNyiJVGgVe4no1N8jakRMnqYNu8CkY&#10;OURDTQnf6Htwid4qMe2N/kenlB9sOPpXpQVMAKU9ULGBnSAGF987ZHVr30HRAhCxCM2qIQRyft2N&#10;cgXFniaM0JLfO7koaQz3wocngcR2goQ2ODzSRxuocw6HE2cbwJ9/k0d7IiFpOatpe3Luf2wFKs7M&#10;F0v0HA9Go7hu6TK6uBrSBc81q3ON3VZzoPYG9FY4mY7RPpjuqBGqF1r0WcxKKmEl5c556I7z0A6Y&#10;HgqpZrNkRAvmRLi3Sydj6IhyJNlz8yLQHZgYiMMP0O2ZmLwiZGsbPS3MtgF0mdgacW5RPeBPy5lI&#10;fHhI4vaf35PV6bmb/gIAAP//AwBQSwMEFAAGAAgAAAAhAJ2L+grdAAAACgEAAA8AAABkcnMvZG93&#10;bnJldi54bWxMj0tPwzAQhO9I/AdrkbhRu/QBCXEqBOIKanlI3LbxNomI11HsNuHfs5zgNqP9NDtT&#10;bCbfqRMNsQ1sYT4zoIir4FquLby9Pl3dgooJ2WEXmCx8U4RNeX5WYO7CyFs67VKtJIRjjhaalPpc&#10;61g15DHOQk8st0MYPCaxQ63dgKOE+05fG7PWHluWDw329NBQ9bU7egvvz4fPj6V5qR/9qh/DZDT7&#10;TFt7eTHd34FKNKU/GH7rS3UopdM+HNlF1Ym/yYS0sDDzJSgBRCxA7UWsVxnostD/J5Q/AAAA//8D&#10;AFBLAQItABQABgAIAAAAIQC2gziS/gAAAOEBAAATAAAAAAAAAAAAAAAAAAAAAABbQ29udGVudF9U&#10;eXBlc10ueG1sUEsBAi0AFAAGAAgAAAAhADj9If/WAAAAlAEAAAsAAAAAAAAAAAAAAAAALwEAAF9y&#10;ZWxzLy5yZWxzUEsBAi0AFAAGAAgAAAAhADZSZoRnAgAANgUAAA4AAAAAAAAAAAAAAAAALgIAAGRy&#10;cy9lMm9Eb2MueG1sUEsBAi0AFAAGAAgAAAAhAJ2L+grdAAAACgEAAA8AAAAAAAAAAAAAAAAAwQQA&#10;AGRycy9kb3ducmV2LnhtbFBLBQYAAAAABAAEAPMAAADLBQAAAAA=&#10;" filled="f" stroked="f">
+              <v:shape w14:anchorId="5EFB517D" id="_x0000_s1033" type="#_x0000_t202" style="position:absolute;left:0;text-align:left;margin-left:13.4pt;margin-top:114.1pt;width:141.65pt;height:32.25pt;z-index:251673600;visibility:visible;mso-wrap-style:square;mso-width-percent:0;mso-height-percent:0;mso-wrap-distance-left:9pt;mso-wrap-distance-top:0;mso-wrap-distance-right:9pt;mso-wrap-distance-bottom:0;mso-position-horizontal:absolute;mso-position-horizontal-relative:text;mso-position-vertical:absolute;mso-position-vertical-relative:text;mso-width-percent:0;mso-height-percent:0;mso-width-relative:margin;mso-height-relative:margin;v-text-anchor:top" o:gfxdata="UEsDBBQABgAIAAAAIQC2gziS/gAAAOEBAAATAAAAW0NvbnRlbnRfVHlwZXNdLnhtbJSRQU7DMBBF&#10;90jcwfIWJU67QAgl6YK0S0CoHGBkTxKLZGx5TGhvj5O2G0SRWNoz/78nu9wcxkFMGNg6quQqL6RA&#10;0s5Y6ir5vt9lD1JwBDIwOMJKHpHlpr69KfdHjyxSmriSfYz+USnWPY7AufNIadK6MEJMx9ApD/oD&#10;OlTrorhX2lFEilmcO2RdNtjC5xDF9pCuTyYBB5bi6bQ4syoJ3g9WQ0ymaiLzg5KdCXlKLjvcW893&#10;SUOqXwnz5DrgnHtJTxOsQfEKIT7DmDSUCaxw7Rqn8787ZsmRM9e2VmPeBN4uqYvTtW7jvijg9N/y&#10;JsXecLq0q+WD6m8AAAD//wMAUEsDBBQABgAIAAAAIQA4/SH/1gAAAJQBAAALAAAAX3JlbHMvLnJl&#10;bHOkkMFqwzAMhu+DvYPRfXGawxijTi+j0GvpHsDYimMaW0Yy2fr2M4PBMnrbUb/Q94l/f/hMi1qR&#10;JVI2sOt6UJgd+ZiDgffL8ekFlFSbvV0oo4EbChzGx4f9GRdb25HMsYhqlCwG5lrLq9biZkxWOiqY&#10;22YiTra2kYMu1l1tQD30/bPm3wwYN0x18gb45AdQl1tp5j/sFB2T0FQ7R0nTNEV3j6o9feQzro1i&#10;OWA14Fm+Q8a1a8+Bvu/d/dMb2JY5uiPbhG/ktn4cqGU/er3pcvwCAAD//wMAUEsDBBQABgAIAAAA&#10;IQATilOGaAIAADYFAAAOAAAAZHJzL2Uyb0RvYy54bWysVN9v2jAQfp+0/8Hy+xqoYBREqBhVp0lV&#10;W41OfTaODdEcn3c2JOyv39lJoOv20mkviX2/77vvPL9uKsMOCn0JNufDiwFnykooSrvN+ben2w9X&#10;nPkgbCEMWJXzo/L8evH+3bx2M3UJOzCFQkZBrJ/VLue7ENwsy7zcqUr4C3DKklIDViLQFbdZgaKm&#10;6JXJLgeDj1kNWDgEqbwn6U2r5IsUX2slw4PWXgVmck61hfTF9N3Eb7aYi9kWhduVsitD/EMVlSgt&#10;JT2FuhFBsD2Wf4SqSongQYcLCVUGWpdSpR6om+HgVTfrnXAq9ULgeHeCyf+/sPL+sHaPyELzCRoa&#10;YASkdn7mSRj7aTRW8U+VMtIThMcTbKoJTEanyfRqOh5zJkk3GkzHk3EMk529HfrwWUHF4iHnSGNJ&#10;aInDnQ+taW8Sk1m4LY1JozH2NwHFjJLsXGI6haNR0c7Yr0qzskiVRoGXuN2sDLJ25MRJ6qAffApG&#10;DtFQU8I3+nYu0Vslpr3R/+SU8oMNJ/+qtIAJoLQHKjZwEMTg4nsaEBWuW/seihaAiEVoNg0hkPNJ&#10;P8oNFEeaMEJLfu/kbUljuBM+PAokthMktMHhgT7aQJ1z6E6c7QB//k0e7YmEpOWspu3Juf+xF6g4&#10;M18s0XM6HI3iuqXLaDy5pAu+1Gxeauy+WgG1N6S3wsl0jPbB9EeNUD3Toi9jVlIJKyl3zkN/XIV2&#10;wPRQSLVcJiNaMCfCnV07GUNHlCPJnppnga5jYiAO30O/Z2L2ipCtbfS0sNwH0GVia8S5RbXDn5Yz&#10;8b17SOL2v7wnq/Nzt/gFAAD//wMAUEsDBBQABgAIAAAAIQBTSe2U3wAAAAoBAAAPAAAAZHJzL2Rv&#10;d25yZXYueG1sTI/NTsMwEITvSH0Haytxo3YMlDaNUyEQVxDlR+LmxtskaryOYrcJb89ygtNqZ0cz&#10;3xbbyXfijENsAxnIFgoEUhVcS7WB97enqxWImCw52wVCA98YYVvOLgqbuzDSK553qRYcQjG3BpqU&#10;+lzKWDXobVyEHolvhzB4m3gdaukGO3K476RWaim9bYkbGtvjQ4PVcXfyBj6eD1+fN+qlfvS3/Rgm&#10;JcmvpTGX8+l+AyLhlP7M8IvP6FAy0z6cyEXRGdBLJk889UqDYMN1pjIQe1bW+g5kWcj/L5Q/AAAA&#10;//8DAFBLAQItABQABgAIAAAAIQC2gziS/gAAAOEBAAATAAAAAAAAAAAAAAAAAAAAAABbQ29udGVu&#10;dF9UeXBlc10ueG1sUEsBAi0AFAAGAAgAAAAhADj9If/WAAAAlAEAAAsAAAAAAAAAAAAAAAAALwEA&#10;AF9yZWxzLy5yZWxzUEsBAi0AFAAGAAgAAAAhABOKU4ZoAgAANgUAAA4AAAAAAAAAAAAAAAAALgIA&#10;AGRycy9lMm9Eb2MueG1sUEsBAi0AFAAGAAgAAAAhAFNJ7ZTfAAAACgEAAA8AAAAAAAAAAAAAAAAA&#10;wgQAAGRycy9kb3ducmV2LnhtbFBLBQYAAAAABAAEAPMAAADOBQAAAAA=&#10;" filled="f" stroked="f">
                 <v:textbox>
                   <w:txbxContent>
                     <w:p>
@@ -2526,23 +2097,7 @@
                             <w:color w:val="215E99" w:themeColor="text2" w:themeTint="BF"/>
                             <w:sz w:val="17"/>
                           </w:rPr>
-                          <w:t>Jobe.beldad.ui@phinmaed.com</w:t>
-                        </w:r>
-                        <w:r>
-                          <w:rPr>
-                            <w:rStyle w:val="Hyperlink"/>
-                            <w:color w:val="215E99" w:themeColor="text2" w:themeTint="BF"/>
-                            <w:sz w:val="17"/>
-                          </w:rPr>
-                          <w:t xml:space="preserve"> </w:t>
-                        </w:r>
-                        <w:r>
-                          <w:rPr>
-                            <w:rStyle w:val="Hyperlink"/>
-                            <w:color w:val="215E99" w:themeColor="text2" w:themeTint="BF"/>
-                            <w:sz w:val="17"/>
-                          </w:rPr>
-                          <w:t>/</w:t>
+                          <w:t>Jobe.beldad.ui@phinmaed.com /</w:t>
                         </w:r>
                       </w:hyperlink>
                     </w:p>
@@ -2570,529 +2125,6 @@
                         <w:spacing w:line="30" w:lineRule="atLeast"/>
                       </w:pPr>
                     </w:p>
-                  </w:txbxContent>
-                </v:textbox>
-              </v:shape>
-            </w:pict>
-          </mc:Fallback>
-        </mc:AlternateContent>
-      </w:r>
-      <w:r>
-        <w:rPr>
-          <w:noProof/>
-          <w:vertAlign w:val="subscript"/>
-        </w:rPr>
-        <mc:AlternateContent>
-          <mc:Choice Requires="wps">
-            <w:drawing>
-              <wp:anchor distT="0" distB="0" distL="114300" distR="114300" simplePos="0" relativeHeight="251716608" behindDoc="0" locked="0" layoutInCell="1" allowOverlap="1" wp14:anchorId="7CC2B31E" wp14:editId="0F08502E">
-                <wp:simplePos x="0" y="0"/>
-                <wp:positionH relativeFrom="column">
-                  <wp:posOffset>113131</wp:posOffset>
-                </wp:positionH>
-                <wp:positionV relativeFrom="paragraph">
-                  <wp:posOffset>1664335</wp:posOffset>
-                </wp:positionV>
-                <wp:extent cx="1464615" cy="212141"/>
-                <wp:effectExtent l="0" t="0" r="0" b="0"/>
-                <wp:wrapNone/>
-                <wp:docPr id="1900646436" name="Text Box 12"/>
-                <wp:cNvGraphicFramePr/>
-                <a:graphic xmlns:a="http://schemas.openxmlformats.org/drawingml/2006/main">
-                  <a:graphicData uri="http://schemas.microsoft.com/office/word/2010/wordprocessingShape">
-                    <wps:wsp>
-                      <wps:cNvSpPr txBox="1"/>
-                      <wps:spPr>
-                        <a:xfrm>
-                          <a:off x="0" y="0"/>
-                          <a:ext cx="1464615" cy="212141"/>
-                        </a:xfrm>
-                        <a:prstGeom prst="rect">
-                          <a:avLst/>
-                        </a:prstGeom>
-                        <a:noFill/>
-                        <a:ln>
-                          <a:noFill/>
-                        </a:ln>
-                      </wps:spPr>
-                      <wps:style>
-                        <a:lnRef idx="0">
-                          <a:scrgbClr r="0" g="0" b="0"/>
-                        </a:lnRef>
-                        <a:fillRef idx="0">
-                          <a:scrgbClr r="0" g="0" b="0"/>
-                        </a:fillRef>
-                        <a:effectRef idx="0">
-                          <a:scrgbClr r="0" g="0" b="0"/>
-                        </a:effectRef>
-                        <a:fontRef idx="minor">
-                          <a:schemeClr val="dk1"/>
-                        </a:fontRef>
-                      </wps:style>
-                      <wps:txbx>
-                        <w:txbxContent>
-                          <w:p>
-                            <w:r>
-                              <w:rPr>
-                                <w:sz w:val="17"/>
-                              </w:rPr>
-                              <w:t>09123456789</w:t>
-                            </w:r>
-                          </w:p>
-                        </w:txbxContent>
-                      </wps:txbx>
-                      <wps:bodyPr rot="0" spcFirstLastPara="0" vertOverflow="overflow" horzOverflow="overflow" vert="horz" wrap="square" lIns="91440" tIns="45720" rIns="91440" bIns="45720" numCol="1" spcCol="0" rtlCol="0" fromWordArt="0" anchor="t" anchorCtr="0" forceAA="0" compatLnSpc="1">
-                        <a:prstTxWarp prst="textNoShape">
-                          <a:avLst/>
-                        </a:prstTxWarp>
-                        <a:noAutofit/>
-                      </wps:bodyPr>
-                    </wps:wsp>
-                  </a:graphicData>
-                </a:graphic>
-                <wp14:sizeRelV relativeFrom="margin">
-                  <wp14:pctHeight>0</wp14:pctHeight>
-                </wp14:sizeRelV>
-              </wp:anchor>
-            </w:drawing>
-          </mc:Choice>
-          <mc:Fallback>
-            <w:pict>
-              <v:shape w14:anchorId="7CC2B31E" id="_x0000_s1035" type="#_x0000_t202" style="position:absolute;left:0;text-align:left;margin-left:8.9pt;margin-top:131.05pt;width:115.3pt;height:16.7pt;z-index:251716608;visibility:visible;mso-wrap-style:square;mso-height-percent:0;mso-wrap-distance-left:9pt;mso-wrap-distance-top:0;mso-wrap-distance-right:9pt;mso-wrap-distance-bottom:0;mso-position-horizontal:absolute;mso-position-horizontal-relative:text;mso-position-vertical:absolute;mso-position-vertical-relative:text;mso-height-percent:0;mso-height-relative:margin;v-text-anchor:top" o:gfxdata="UEsDBBQABgAIAAAAIQC2gziS/gAAAOEBAAATAAAAW0NvbnRlbnRfVHlwZXNdLnhtbJSRQU7DMBBF&#10;90jcwfIWJU67QAgl6YK0S0CoHGBkTxKLZGx5TGhvj5O2G0SRWNoz/78nu9wcxkFMGNg6quQqL6RA&#10;0s5Y6ir5vt9lD1JwBDIwOMJKHpHlpr69KfdHjyxSmriSfYz+USnWPY7AufNIadK6MEJMx9ApD/oD&#10;OlTrorhX2lFEilmcO2RdNtjC5xDF9pCuTyYBB5bi6bQ4syoJ3g9WQ0ymaiLzg5KdCXlKLjvcW893&#10;SUOqXwnz5DrgnHtJTxOsQfEKIT7DmDSUCaxw7Rqn8787ZsmRM9e2VmPeBN4uqYvTtW7jvijg9N/y&#10;JsXecLq0q+WD6m8AAAD//wMAUEsDBBQABgAIAAAAIQA4/SH/1gAAAJQBAAALAAAAX3JlbHMvLnJl&#10;bHOkkMFqwzAMhu+DvYPRfXGawxijTi+j0GvpHsDYimMaW0Yy2fr2M4PBMnrbUb/Q94l/f/hMi1qR&#10;JVI2sOt6UJgd+ZiDgffL8ekFlFSbvV0oo4EbChzGx4f9GRdb25HMsYhqlCwG5lrLq9biZkxWOiqY&#10;22YiTra2kYMu1l1tQD30/bPm3wwYN0x18gb45AdQl1tp5j/sFB2T0FQ7R0nTNEV3j6o9feQzro1i&#10;OWA14Fm+Q8a1a8+Bvu/d/dMb2JY5uiPbhG/ktn4cqGU/er3pcvwCAAD//wMAUEsDBBQABgAIAAAA&#10;IQAPvVMVZgIAADYFAAAOAAAAZHJzL2Uyb0RvYy54bWysVN9v2jAQfp+0/8Hy+whBlK2IUDEqpklV&#10;W7Wd+mwcG6I5Pu9sSNhfv7NDKOv20mkviX2/77vvPLtqa8P2Cn0FtuD5YMiZshLKym4K/u1p9eET&#10;Zz4IWwoDVhX8oDy/mr9/N2vcVI1gC6ZUyCiI9dPGFXwbgptmmZdbVQs/AKcsKTVgLQJdcZOVKBqK&#10;XptsNBxOsgawdAhSeU/S607J5ym+1kqGO629CswUnGoL6Yvpu47fbD4T0w0Kt63ksQzxD1XUorKU&#10;9BTqWgTBdlj9EaquJIIHHQYS6gy0rqRKPVA3+fBVN49b4VTqhcDx7gST/39h5e3+0d0jC+1naGmA&#10;EZDG+aknYeyn1VjHP1XKSE8QHk6wqTYwGZ3Gk/Ekv+BMkm6Uj/JxCpO9eDv04YuCmsVDwZHGktAS&#10;+xsfKCOZ9iYxmYVVZUwajbG/CcgwSrKXEtMpHIyKdsY+KM2qMlUaBV7iZr00yLqREyepg37wKRg5&#10;RENNCd/oe3SJ3iox7Y3+J6eUH2w4+deVBUwApT1QsYG9IAaX33tkdWffQ9EBELEI7bolBAp+2Y9y&#10;DeWBJozQkd87uapoDDfCh3uBxHaChDY43NFHG2gKDscTZ1vAn3+TR3siIWk5a2h7Cu5/7AQqzsxX&#10;S/S8zMfjuG7pMr74OKILnmvW5xq7q5dA7eX0VjiZjtE+mP6oEepnWvRFzEoqYSXlLnjoj8vQDZge&#10;CqkWi2REC+ZEuLGPTsbQEeVIsqf2WaA7MjEQh2+h3zMxfUXIzjZ6WljsAugqsTXi3KF6xJ+WM5H4&#10;+JDE7T+/J6uX527+CwAA//8DAFBLAwQUAAYACAAAACEAlIw5iN4AAAAKAQAADwAAAGRycy9kb3du&#10;cmV2LnhtbEyPzU7DMBCE70i8g7VI3KjdKOlPiFNVRVxBtIDEzY23SUS8jmK3CW/PcqK3Gc1o9tti&#10;M7lOXHAIrScN85kCgVR521Kt4f3w/LACEaIhazpPqOEHA2zK25vC5NaP9IaXfawFj1DIjYYmxj6X&#10;MlQNOhNmvkfi7OQHZyLboZZ2MCOPu04mSi2kMy3xhcb0uGuw+t6fnYaPl9PXZ6pe6yeX9aOflCS3&#10;llrf303bRxARp/hfhj98RoeSmY7+TDaIjv2SyaOGZJHMQXAhSVcpiCOLdZaBLAt5/UL5CwAA//8D&#10;AFBLAQItABQABgAIAAAAIQC2gziS/gAAAOEBAAATAAAAAAAAAAAAAAAAAAAAAABbQ29udGVudF9U&#10;eXBlc10ueG1sUEsBAi0AFAAGAAgAAAAhADj9If/WAAAAlAEAAAsAAAAAAAAAAAAAAAAALwEAAF9y&#10;ZWxzLy5yZWxzUEsBAi0AFAAGAAgAAAAhAA+9UxVmAgAANgUAAA4AAAAAAAAAAAAAAAAALgIAAGRy&#10;cy9lMm9Eb2MueG1sUEsBAi0AFAAGAAgAAAAhAJSMOYjeAAAACgEAAA8AAAAAAAAAAAAAAAAAwAQA&#10;AGRycy9kb3ducmV2LnhtbFBLBQYAAAAABAAEAPMAAADLBQAAAAA=&#10;" filled="f" stroked="f">
-                <v:textbox>
-                  <w:txbxContent>
-                    <w:p>
-                      <w:r>
-                        <w:rPr>
-                          <w:sz w:val="17"/>
-                        </w:rPr>
-                        <w:t>09123456789</w:t>
-                      </w:r>
-                    </w:p>
-                  </w:txbxContent>
-                </v:textbox>
-              </v:shape>
-            </w:pict>
-          </mc:Fallback>
-        </mc:AlternateContent>
-      </w:r>
-      <w:r>
-        <w:rPr>
-          <w:noProof/>
-          <w:vertAlign w:val="subscript"/>
-        </w:rPr>
-        <mc:AlternateContent>
-          <mc:Choice Requires="wps">
-            <w:drawing>
-              <wp:anchor distT="0" distB="0" distL="114300" distR="114300" simplePos="0" relativeHeight="251715584" behindDoc="0" locked="0" layoutInCell="1" allowOverlap="1" wp14:anchorId="76A5318A" wp14:editId="30EA493F">
-                <wp:simplePos x="0" y="0"/>
-                <wp:positionH relativeFrom="column">
-                  <wp:posOffset>4492625</wp:posOffset>
-                </wp:positionH>
-                <wp:positionV relativeFrom="paragraph">
-                  <wp:posOffset>7403465</wp:posOffset>
-                </wp:positionV>
-                <wp:extent cx="2159000" cy="615950"/>
-                <wp:effectExtent l="0" t="0" r="0" b="0"/>
-                <wp:wrapNone/>
-                <wp:docPr id="1270361470" name="Text Box 3"/>
-                <wp:cNvGraphicFramePr/>
-                <a:graphic xmlns:a="http://schemas.openxmlformats.org/drawingml/2006/main">
-                  <a:graphicData uri="http://schemas.microsoft.com/office/word/2010/wordprocessingShape">
-                    <wps:wsp>
-                      <wps:cNvSpPr txBox="1"/>
-                      <wps:spPr>
-                        <a:xfrm>
-                          <a:off x="0" y="0"/>
-                          <a:ext cx="2159000" cy="615950"/>
-                        </a:xfrm>
-                        <a:prstGeom prst="rect">
-                          <a:avLst/>
-                        </a:prstGeom>
-                        <a:solidFill>
-                          <a:schemeClr val="lt1"/>
-                        </a:solidFill>
-                        <a:ln w="6350">
-                          <a:noFill/>
-                        </a:ln>
-                      </wps:spPr>
-                      <wps:txbx>
-                        <w:txbxContent>
-                          <w:p>
-                            <w:pPr>
-                              <w:pStyle w:val="ListBullet"/>
-                              <w:numPr>
-                                <w:ilvl w:val="0"/>
-                                <w:numId w:val="0"/>
-                              </w:numPr>
-                              <w:ind w:left="720" w:hanging="360"/>
-                              <w:rPr>
-                                <w:szCs w:val="22"/>
-                              </w:rPr>
-                            </w:pPr>
-                            <w:r>
-                              <w:rPr>
-                                <w:szCs w:val="22"/>
-                              </w:rPr>
-                              <w:t xml:space="preserve">Dean Seth DA. </w:t>
-                            </w:r>
-                            <w:proofErr w:type="spellStart"/>
-                            <w:proofErr w:type="gramStart"/>
-                            <w:r>
-                              <w:rPr>
-                                <w:szCs w:val="22"/>
-                              </w:rPr>
-                              <w:t>Nono,MSCS</w:t>
-                            </w:r>
-                            <w:proofErr w:type="spellEnd"/>
-                            <w:proofErr w:type="gramEnd"/>
-                          </w:p>
-                          <w:p>
-                            <w:pPr>
-                              <w:pStyle w:val="ListBullet"/>
-                              <w:numPr>
-                                <w:ilvl w:val="0"/>
-                                <w:numId w:val="0"/>
-                              </w:numPr>
-                              <w:ind w:left="720" w:hanging="360"/>
-                              <w:rPr>
-                                <w:szCs w:val="22"/>
-                              </w:rPr>
-                            </w:pPr>
-                            <w:r>
-                              <w:rPr>
-                                <w:szCs w:val="22"/>
-                              </w:rPr>
-                              <w:t>DEAN</w:t>
-                            </w:r>
-                            <w:r>
-                              <w:rPr>
-                                <w:szCs w:val="22"/>
-                              </w:rPr>
-                              <w:t>, CITE</w:t>
-                            </w:r>
-                          </w:p>
-                          <w:p>
-                            <w:pPr>
-                              <w:pStyle w:val="ListBullet"/>
-                              <w:numPr>
-                                <w:ilvl w:val="0"/>
-                                <w:numId w:val="0"/>
-                              </w:numPr>
-                              <w:ind w:left="720" w:hanging="360"/>
-                              <w:rPr>
-                                <w:szCs w:val="22"/>
-                              </w:rPr>
-                            </w:pPr>
-                            <w:r>
-                              <w:rPr>
-                                <w:szCs w:val="22"/>
-                              </w:rPr>
-                              <w:t>0</w:t>
-                            </w:r>
-                            <w:r>
-                              <w:rPr>
-                                <w:szCs w:val="22"/>
-                              </w:rPr>
-                              <w:t>9----------</w:t>
-                            </w:r>
-                          </w:p>
-                          <w:p/>
-                        </w:txbxContent>
-                      </wps:txbx>
-                      <wps:bodyPr rot="0" spcFirstLastPara="0" vertOverflow="overflow" horzOverflow="overflow" vert="horz" wrap="square" lIns="91440" tIns="45720" rIns="91440" bIns="45720" numCol="1" spcCol="0" rtlCol="0" fromWordArt="0" anchor="t" anchorCtr="0" forceAA="0" compatLnSpc="1">
-                        <a:prstTxWarp prst="textNoShape">
-                          <a:avLst/>
-                        </a:prstTxWarp>
-                        <a:noAutofit/>
-                      </wps:bodyPr>
-                    </wps:wsp>
-                  </a:graphicData>
-                </a:graphic>
-                <wp14:sizeRelH relativeFrom="margin">
-                  <wp14:pctWidth>0</wp14:pctWidth>
-                </wp14:sizeRelH>
-                <wp14:sizeRelV relativeFrom="margin">
-                  <wp14:pctHeight>0</wp14:pctHeight>
-                </wp14:sizeRelV>
-              </wp:anchor>
-            </w:drawing>
-          </mc:Choice>
-          <mc:Fallback>
-            <w:pict>
-              <v:shape w14:anchorId="76A5318A" id="Text Box 3" o:spid="_x0000_s1036" type="#_x0000_t202" style="position:absolute;left:0;text-align:left;margin-left:353.75pt;margin-top:582.95pt;width:170pt;height:48.5pt;z-index:251715584;visibility:visible;mso-wrap-style:square;mso-width-percent:0;mso-height-percent:0;mso-wrap-distance-left:9pt;mso-wrap-distance-top:0;mso-wrap-distance-right:9pt;mso-wrap-distance-bottom:0;mso-position-horizontal:absolute;mso-position-horizontal-relative:text;mso-position-vertical:absolute;mso-position-vertical-relative:text;mso-width-percent:0;mso-height-percent:0;mso-width-relative:margin;mso-height-relative:margin;v-text-anchor:top" o:gfxdata="UEsDBBQABgAIAAAAIQC2gziS/gAAAOEBAAATAAAAW0NvbnRlbnRfVHlwZXNdLnhtbJSRQU7DMBBF&#10;90jcwfIWJU67QAgl6YK0S0CoHGBkTxKLZGx5TGhvj5O2G0SRWNoz/78nu9wcxkFMGNg6quQqL6RA&#10;0s5Y6ir5vt9lD1JwBDIwOMJKHpHlpr69KfdHjyxSmriSfYz+USnWPY7AufNIadK6MEJMx9ApD/oD&#10;OlTrorhX2lFEilmcO2RdNtjC5xDF9pCuTyYBB5bi6bQ4syoJ3g9WQ0ymaiLzg5KdCXlKLjvcW893&#10;SUOqXwnz5DrgnHtJTxOsQfEKIT7DmDSUCaxw7Rqn8787ZsmRM9e2VmPeBN4uqYvTtW7jvijg9N/y&#10;JsXecLq0q+WD6m8AAAD//wMAUEsDBBQABgAIAAAAIQA4/SH/1gAAAJQBAAALAAAAX3JlbHMvLnJl&#10;bHOkkMFqwzAMhu+DvYPRfXGawxijTi+j0GvpHsDYimMaW0Yy2fr2M4PBMnrbUb/Q94l/f/hMi1qR&#10;JVI2sOt6UJgd+ZiDgffL8ekFlFSbvV0oo4EbChzGx4f9GRdb25HMsYhqlCwG5lrLq9biZkxWOiqY&#10;22YiTra2kYMu1l1tQD30/bPm3wwYN0x18gb45AdQl1tp5j/sFB2T0FQ7R0nTNEV3j6o9feQzro1i&#10;OWA14Fm+Q8a1a8+Bvu/d/dMb2JY5uiPbhG/ktn4cqGU/er3pcvwCAAD//wMAUEsDBBQABgAIAAAA&#10;IQBGZYwSLQIAAFwEAAAOAAAAZHJzL2Uyb0RvYy54bWysVE2P2jAQvVfqf7B8LwEK2y4irCgrqkqr&#10;3ZXYas/GcSCS43FtQ0J/fZ8dvrrtqerFmfGM5+O9mUzv2lqzvXK+IpPzQa/PmTKSispscv79Zfnh&#10;M2c+CFMITUbl/KA8v5u9fzdt7EQNaUu6UI4hiPGTxuZ8G4KdZJmXW1UL3yOrDIwluVoEqG6TFU40&#10;iF7rbNjv32QNucI6ksp73N53Rj5L8ctSyfBUll4FpnOO2kI6XTrX8cxmUzHZOGG3lTyWIf6hilpU&#10;BknPoe5FEGznqj9C1ZV05KkMPUl1RmVZSZV6QDeD/ptuVlthVeoF4Hh7hsn/v7Dycb+yz46F9gu1&#10;IDAC0lg/8biM/bSlq+MXlTLYAeHhDJtqA5O4HA7Gt/0+TBK2GyjjhGt2eW2dD18V1SwKOXegJaEl&#10;9g8+ICNcTy4xmSddFctK66TEUVAL7dhegEQdUo148ZuXNqxB8o9IHR8Zis+7yNogwaWnKIV23bKq&#10;QL+p0ni1puIAHBx1I+KtXFYo9kH48CwcZgL9Yc7DE45SE5LRUeJsS+7n3+6jP6iClbMGM5Zz/2Mn&#10;nOJMfzMg8XYwGsWhTMpo/GkIxV1b1tcWs6sXBAQG2Cgrkxj9gz6JpaP6Feswj1lhEkYid87DSVyE&#10;bvKxTlLN58kJY2hFeDArK2PoCF6k4qV9Fc4e+Qpg+pFO0ygmb2jrfDvY57tAZZU4vaB6xB8jnKg+&#10;rlvckWs9eV1+CrNfAAAA//8DAFBLAwQUAAYACAAAACEA3+vPK+MAAAAOAQAADwAAAGRycy9kb3du&#10;cmV2LnhtbEyPzU+EMBDF7yb+D82YeDFuu6yAi5SNMX4k3lz8iLcurUCkU0K7gP+9w0lvM/Ne3vxe&#10;vpttx0Yz+NahhPVKADNYOd1iLeG1fLi8BuaDQq06h0bCj/GwK05PcpVpN+GLGfehZhSCPlMSmhD6&#10;jHNfNcYqv3K9QdK+3GBVoHWouR7UROG245EQCbeqRfrQqN7cNab63h+thM+L+uPZz49v0ybe9PdP&#10;Y5m+61LK87P59gZYMHP4M8OCT+hQENPBHVF71klIRRqTlYR1Em+BLRZxtdwONEVJtAVe5Px/jeIX&#10;AAD//wMAUEsBAi0AFAAGAAgAAAAhALaDOJL+AAAA4QEAABMAAAAAAAAAAAAAAAAAAAAAAFtDb250&#10;ZW50X1R5cGVzXS54bWxQSwECLQAUAAYACAAAACEAOP0h/9YAAACUAQAACwAAAAAAAAAAAAAAAAAv&#10;AQAAX3JlbHMvLnJlbHNQSwECLQAUAAYACAAAACEARmWMEi0CAABcBAAADgAAAAAAAAAAAAAAAAAu&#10;AgAAZHJzL2Uyb0RvYy54bWxQSwECLQAUAAYACAAAACEA3+vPK+MAAAAOAQAADwAAAAAAAAAAAAAA&#10;AACHBAAAZHJzL2Rvd25yZXYueG1sUEsFBgAAAAAEAAQA8wAAAJcFAAAAAA==&#10;" fillcolor="white [3201]" stroked="f" strokeweight=".5pt">
-                <v:textbox>
-                  <w:txbxContent>
-                    <w:p>
-                      <w:pPr>
-                        <w:pStyle w:val="ListBullet"/>
-                        <w:numPr>
-                          <w:ilvl w:val="0"/>
-                          <w:numId w:val="0"/>
-                        </w:numPr>
-                        <w:ind w:left="720" w:hanging="360"/>
-                        <w:rPr>
-                          <w:szCs w:val="22"/>
-                        </w:rPr>
-                      </w:pPr>
-                      <w:r>
-                        <w:rPr>
-                          <w:szCs w:val="22"/>
-                        </w:rPr>
-                        <w:t xml:space="preserve">Dean Seth DA. </w:t>
-                      </w:r>
-                      <w:proofErr w:type="spellStart"/>
-                      <w:proofErr w:type="gramStart"/>
-                      <w:r>
-                        <w:rPr>
-                          <w:szCs w:val="22"/>
-                        </w:rPr>
-                        <w:t>Nono,MSCS</w:t>
-                      </w:r>
-                      <w:proofErr w:type="spellEnd"/>
-                      <w:proofErr w:type="gramEnd"/>
-                    </w:p>
-                    <w:p>
-                      <w:pPr>
-                        <w:pStyle w:val="ListBullet"/>
-                        <w:numPr>
-                          <w:ilvl w:val="0"/>
-                          <w:numId w:val="0"/>
-                        </w:numPr>
-                        <w:ind w:left="720" w:hanging="360"/>
-                        <w:rPr>
-                          <w:szCs w:val="22"/>
-                        </w:rPr>
-                      </w:pPr>
-                      <w:r>
-                        <w:rPr>
-                          <w:szCs w:val="22"/>
-                        </w:rPr>
-                        <w:t>DEAN</w:t>
-                      </w:r>
-                      <w:r>
-                        <w:rPr>
-                          <w:szCs w:val="22"/>
-                        </w:rPr>
-                        <w:t>, CITE</w:t>
-                      </w:r>
-                    </w:p>
-                    <w:p>
-                      <w:pPr>
-                        <w:pStyle w:val="ListBullet"/>
-                        <w:numPr>
-                          <w:ilvl w:val="0"/>
-                          <w:numId w:val="0"/>
-                        </w:numPr>
-                        <w:ind w:left="720" w:hanging="360"/>
-                        <w:rPr>
-                          <w:szCs w:val="22"/>
-                        </w:rPr>
-                      </w:pPr>
-                      <w:r>
-                        <w:rPr>
-                          <w:szCs w:val="22"/>
-                        </w:rPr>
-                        <w:t>0</w:t>
-                      </w:r>
-                      <w:r>
-                        <w:rPr>
-                          <w:szCs w:val="22"/>
-                        </w:rPr>
-                        <w:t>9----------</w:t>
-                      </w:r>
-                    </w:p>
-                    <w:p/>
-                  </w:txbxContent>
-                </v:textbox>
-              </v:shape>
-            </w:pict>
-          </mc:Fallback>
-        </mc:AlternateContent>
-      </w:r>
-      <w:r>
-        <w:rPr>
-          <w:noProof/>
-          <w:vertAlign w:val="subscript"/>
-        </w:rPr>
-        <mc:AlternateContent>
-          <mc:Choice Requires="wps">
-            <w:drawing>
-              <wp:anchor distT="0" distB="0" distL="114300" distR="114300" simplePos="0" relativeHeight="251713536" behindDoc="0" locked="0" layoutInCell="1" allowOverlap="1" wp14:anchorId="1D4362FA" wp14:editId="7659B71E">
-                <wp:simplePos x="0" y="0"/>
-                <wp:positionH relativeFrom="column">
-                  <wp:posOffset>2209800</wp:posOffset>
-                </wp:positionH>
-                <wp:positionV relativeFrom="paragraph">
-                  <wp:posOffset>7349490</wp:posOffset>
-                </wp:positionV>
-                <wp:extent cx="1905000" cy="615950"/>
-                <wp:effectExtent l="0" t="0" r="0" b="0"/>
-                <wp:wrapNone/>
-                <wp:docPr id="2077883036" name="Text Box 3"/>
-                <wp:cNvGraphicFramePr/>
-                <a:graphic xmlns:a="http://schemas.openxmlformats.org/drawingml/2006/main">
-                  <a:graphicData uri="http://schemas.microsoft.com/office/word/2010/wordprocessingShape">
-                    <wps:wsp>
-                      <wps:cNvSpPr txBox="1"/>
-                      <wps:spPr>
-                        <a:xfrm>
-                          <a:off x="0" y="0"/>
-                          <a:ext cx="1905000" cy="615950"/>
-                        </a:xfrm>
-                        <a:prstGeom prst="rect">
-                          <a:avLst/>
-                        </a:prstGeom>
-                        <a:solidFill>
-                          <a:schemeClr val="lt1"/>
-                        </a:solidFill>
-                        <a:ln w="6350">
-                          <a:noFill/>
-                        </a:ln>
-                      </wps:spPr>
-                      <wps:txbx>
-                        <w:txbxContent>
-                          <w:p>
-                            <w:pPr>
-                              <w:pStyle w:val="ListBullet"/>
-                              <w:numPr>
-                                <w:ilvl w:val="0"/>
-                                <w:numId w:val="0"/>
-                              </w:numPr>
-                              <w:ind w:left="720" w:hanging="360"/>
-                              <w:rPr>
-                                <w:szCs w:val="22"/>
-                              </w:rPr>
-                            </w:pPr>
-                            <w:r>
-                              <w:rPr>
-                                <w:szCs w:val="22"/>
-                              </w:rPr>
-                              <w:t>Ms. Jocel C. Gallo, MBA</w:t>
-                            </w:r>
-                          </w:p>
-                          <w:p>
-                            <w:pPr>
-                              <w:pStyle w:val="ListBullet"/>
-                              <w:numPr>
-                                <w:ilvl w:val="0"/>
-                                <w:numId w:val="0"/>
-                              </w:numPr>
-                              <w:ind w:left="720" w:hanging="360"/>
-                              <w:rPr>
-                                <w:szCs w:val="22"/>
-                              </w:rPr>
-                            </w:pPr>
-                            <w:r>
-                              <w:rPr>
-                                <w:szCs w:val="22"/>
-                              </w:rPr>
-                              <w:t>Teacher, CITE</w:t>
-                            </w:r>
-                          </w:p>
-                          <w:p>
-                            <w:pPr>
-                              <w:pStyle w:val="ListBullet"/>
-                              <w:numPr>
-                                <w:ilvl w:val="0"/>
-                                <w:numId w:val="0"/>
-                              </w:numPr>
-                              <w:ind w:left="720" w:hanging="360"/>
-                              <w:rPr>
-                                <w:szCs w:val="22"/>
-                              </w:rPr>
-                            </w:pPr>
-                            <w:r>
-                              <w:rPr>
-                                <w:szCs w:val="22"/>
-                              </w:rPr>
-                              <w:t>09673060018</w:t>
-                            </w:r>
-                          </w:p>
-                          <w:p/>
-                        </w:txbxContent>
-                      </wps:txbx>
-                      <wps:bodyPr rot="0" spcFirstLastPara="0" vertOverflow="overflow" horzOverflow="overflow" vert="horz" wrap="square" lIns="91440" tIns="45720" rIns="91440" bIns="45720" numCol="1" spcCol="0" rtlCol="0" fromWordArt="0" anchor="t" anchorCtr="0" forceAA="0" compatLnSpc="1">
-                        <a:prstTxWarp prst="textNoShape">
-                          <a:avLst/>
-                        </a:prstTxWarp>
-                        <a:noAutofit/>
-                      </wps:bodyPr>
-                    </wps:wsp>
-                  </a:graphicData>
-                </a:graphic>
-                <wp14:sizeRelH relativeFrom="margin">
-                  <wp14:pctWidth>0</wp14:pctWidth>
-                </wp14:sizeRelH>
-                <wp14:sizeRelV relativeFrom="margin">
-                  <wp14:pctHeight>0</wp14:pctHeight>
-                </wp14:sizeRelV>
-              </wp:anchor>
-            </w:drawing>
-          </mc:Choice>
-          <mc:Fallback>
-            <w:pict>
-              <v:shape w14:anchorId="1D4362FA" id="_x0000_s1037" type="#_x0000_t202" style="position:absolute;left:0;text-align:left;margin-left:174pt;margin-top:578.7pt;width:150pt;height:48.5pt;z-index:251713536;visibility:visible;mso-wrap-style:square;mso-width-percent:0;mso-height-percent:0;mso-wrap-distance-left:9pt;mso-wrap-distance-top:0;mso-wrap-distance-right:9pt;mso-wrap-distance-bottom:0;mso-position-horizontal:absolute;mso-position-horizontal-relative:text;mso-position-vertical:absolute;mso-position-vertical-relative:text;mso-width-percent:0;mso-height-percent:0;mso-width-relative:margin;mso-height-relative:margin;v-text-anchor:top" o:gfxdata="UEsDBBQABgAIAAAAIQC2gziS/gAAAOEBAAATAAAAW0NvbnRlbnRfVHlwZXNdLnhtbJSRQU7DMBBF&#10;90jcwfIWJU67QAgl6YK0S0CoHGBkTxKLZGx5TGhvj5O2G0SRWNoz/78nu9wcxkFMGNg6quQqL6RA&#10;0s5Y6ir5vt9lD1JwBDIwOMJKHpHlpr69KfdHjyxSmriSfYz+USnWPY7AufNIadK6MEJMx9ApD/oD&#10;OlTrorhX2lFEilmcO2RdNtjC5xDF9pCuTyYBB5bi6bQ4syoJ3g9WQ0ymaiLzg5KdCXlKLjvcW893&#10;SUOqXwnz5DrgnHtJTxOsQfEKIT7DmDSUCaxw7Rqn8787ZsmRM9e2VmPeBN4uqYvTtW7jvijg9N/y&#10;JsXecLq0q+WD6m8AAAD//wMAUEsDBBQABgAIAAAAIQA4/SH/1gAAAJQBAAALAAAAX3JlbHMvLnJl&#10;bHOkkMFqwzAMhu+DvYPRfXGawxijTi+j0GvpHsDYimMaW0Yy2fr2M4PBMnrbUb/Q94l/f/hMi1qR&#10;JVI2sOt6UJgd+ZiDgffL8ekFlFSbvV0oo4EbChzGx4f9GRdb25HMsYhqlCwG5lrLq9biZkxWOiqY&#10;22YiTra2kYMu1l1tQD30/bPm3wwYN0x18gb45AdQl1tp5j/sFB2T0FQ7R0nTNEV3j6o9feQzro1i&#10;OWA14Fm+Q8a1a8+Bvu/d/dMb2JY5uiPbhG/ktn4cqGU/er3pcvwCAAD//wMAUEsDBBQABgAIAAAA&#10;IQAnQt4ELgIAAFwEAAAOAAAAZHJzL2Uyb0RvYy54bWysVEuP2jAQvlfqf7B8LwkUtiUirCgrqkpo&#10;dyW22rNxbGLJ8bi2IaG/vmOHV7c9Vb04M57xPL5vJrP7rtHkIJxXYEo6HOSUCMOhUmZX0u8vqw+f&#10;KfGBmYppMKKkR+Hp/fz9u1lrCzGCGnQlHMEgxhetLWkdgi2yzPNaNMwPwAqDRgmuYQFVt8sqx1qM&#10;3uhslOd3WQuusg648B5vH3ojnaf4UgoenqT0IhBdUqwtpNOlcxvPbD5jxc4xWyt+KoP9QxUNUwaT&#10;XkI9sMDI3qk/QjWKO/Agw4BDk4GUiovUA3YzzN90s6mZFakXBMfbC0z+/4Xlj4eNfXYkdF+gQwIj&#10;IK31hcfL2E8nXRO/WClBO0J4vMAmukB4fDTNJ3mOJo62u+FkOkm4ZtfX1vnwVUBDolBSh7QktNhh&#10;7QNmRNezS0zmQatqpbROShwFsdSOHBiSqEOqEV/85qUNaTH5R0wdHxmIz/vI2mCCa09RCt22I6rC&#10;0i8Nb6E6Ig4O+hHxlq8UFrtmPjwzhzOB/eGchyc8pAZMBieJkhrcz7/dR3+kCq2UtDhjJfU/9swJ&#10;SvQ3gyROh+NxHMqkjCefRqi4W8v21mL2zRIQgSFulOVJjP5Bn0XpoHnFdVjErGhihmPukoazuAz9&#10;5OM6cbFYJCccQ8vC2mwsj6EjeJGKl+6VOXviKyDTj3CeRla8oa337WFf7ANIlTiNQPeonvDHEU5U&#10;n9Yt7sitnryuP4X5LwAAAP//AwBQSwMEFAAGAAgAAAAhAG/9B2jjAAAADQEAAA8AAABkcnMvZG93&#10;bnJldi54bWxMj0tPwzAQhO9I/Adrkbgg6rRJ2irEqRDiIXGj4SFubrwkEfE6it0k/HsWLnDcmdHs&#10;N/lutp0YcfCtIwXLRQQCqXKmpVrBc3l3uQXhgyajO0eo4As97IrTk1xnxk30hOM+1IJLyGdaQRNC&#10;n0npqwat9gvXI7H34QarA59DLc2gJy63nVxF0Vpa3RJ/aHSPNw1Wn/ujVfB+Ub89+vn+ZYrTuL99&#10;GMvNqymVOj+br69ABJzDXxh+8BkdCmY6uCMZLzoFcbLlLYGNZbpJQHBk/SsdWFqlSQKyyOX/FcU3&#10;AAAA//8DAFBLAQItABQABgAIAAAAIQC2gziS/gAAAOEBAAATAAAAAAAAAAAAAAAAAAAAAABbQ29u&#10;dGVudF9UeXBlc10ueG1sUEsBAi0AFAAGAAgAAAAhADj9If/WAAAAlAEAAAsAAAAAAAAAAAAAAAAA&#10;LwEAAF9yZWxzLy5yZWxzUEsBAi0AFAAGAAgAAAAhACdC3gQuAgAAXAQAAA4AAAAAAAAAAAAAAAAA&#10;LgIAAGRycy9lMm9Eb2MueG1sUEsBAi0AFAAGAAgAAAAhAG/9B2jjAAAADQEAAA8AAAAAAAAAAAAA&#10;AAAAiAQAAGRycy9kb3ducmV2LnhtbFBLBQYAAAAABAAEAPMAAACYBQAAAAA=&#10;" fillcolor="white [3201]" stroked="f" strokeweight=".5pt">
-                <v:textbox>
-                  <w:txbxContent>
-                    <w:p>
-                      <w:pPr>
-                        <w:pStyle w:val="ListBullet"/>
-                        <w:numPr>
-                          <w:ilvl w:val="0"/>
-                          <w:numId w:val="0"/>
-                        </w:numPr>
-                        <w:ind w:left="720" w:hanging="360"/>
-                        <w:rPr>
-                          <w:szCs w:val="22"/>
-                        </w:rPr>
-                      </w:pPr>
-                      <w:r>
-                        <w:rPr>
-                          <w:szCs w:val="22"/>
-                        </w:rPr>
-                        <w:t>Ms. Jocel C. Gallo, MBA</w:t>
-                      </w:r>
-                    </w:p>
-                    <w:p>
-                      <w:pPr>
-                        <w:pStyle w:val="ListBullet"/>
-                        <w:numPr>
-                          <w:ilvl w:val="0"/>
-                          <w:numId w:val="0"/>
-                        </w:numPr>
-                        <w:ind w:left="720" w:hanging="360"/>
-                        <w:rPr>
-                          <w:szCs w:val="22"/>
-                        </w:rPr>
-                      </w:pPr>
-                      <w:r>
-                        <w:rPr>
-                          <w:szCs w:val="22"/>
-                        </w:rPr>
-                        <w:t>Teacher, CITE</w:t>
-                      </w:r>
-                    </w:p>
-                    <w:p>
-                      <w:pPr>
-                        <w:pStyle w:val="ListBullet"/>
-                        <w:numPr>
-                          <w:ilvl w:val="0"/>
-                          <w:numId w:val="0"/>
-                        </w:numPr>
-                        <w:ind w:left="720" w:hanging="360"/>
-                        <w:rPr>
-                          <w:szCs w:val="22"/>
-                        </w:rPr>
-                      </w:pPr>
-                      <w:r>
-                        <w:rPr>
-                          <w:szCs w:val="22"/>
-                        </w:rPr>
-                        <w:t>09673060018</w:t>
-                      </w:r>
-                    </w:p>
-                    <w:p/>
                   </w:txbxContent>
                 </v:textbox>
               </v:shape>
@@ -3106,18 +2138,18 @@
           <w:vertAlign w:val="subscript"/>
         </w:rPr>
         <w:drawing>
-          <wp:anchor distT="0" distB="0" distL="114300" distR="114300" simplePos="0" relativeHeight="251701248" behindDoc="0" locked="0" layoutInCell="1" allowOverlap="1" wp14:anchorId="0FE08D23" wp14:editId="32603F90">
+          <wp:anchor distT="0" distB="0" distL="114300" distR="114300" simplePos="0" relativeHeight="251663360" behindDoc="0" locked="0" layoutInCell="1" allowOverlap="1" wp14:anchorId="348D8EBF" wp14:editId="35AA1811">
             <wp:simplePos x="0" y="0"/>
-            <wp:positionH relativeFrom="column">
-              <wp:posOffset>-44450</wp:posOffset>
+            <wp:positionH relativeFrom="margin">
+              <wp:align>left</wp:align>
             </wp:positionH>
             <wp:positionV relativeFrom="paragraph">
-              <wp:posOffset>1975485</wp:posOffset>
+              <wp:posOffset>1904346</wp:posOffset>
             </wp:positionV>
             <wp:extent cx="170815" cy="168275"/>
             <wp:effectExtent l="0" t="0" r="635" b="3175"/>
-            <wp:wrapSquare wrapText="bothSides"/>
-            <wp:docPr id="1995391606" name="Graphic 22"/>
+            <wp:wrapNone/>
+            <wp:docPr id="468311472" name="Graphic 23"/>
             <wp:cNvGraphicFramePr>
               <a:graphicFrameLocks xmlns:a="http://schemas.openxmlformats.org/drawingml/2006/main" noChangeAspect="1"/>
             </wp:cNvGraphicFramePr>
@@ -3125,7 +2157,7 @@
               <a:graphicData uri="http://schemas.openxmlformats.org/drawingml/2006/picture">
                 <pic:pic xmlns:pic="http://schemas.openxmlformats.org/drawingml/2006/picture">
                   <pic:nvPicPr>
-                    <pic:cNvPr id="1995391606" name="Graphic 22"/>
+                    <pic:cNvPr id="468311472" name="Graphic 23"/>
                     <pic:cNvPicPr>
                       <a:picLocks noChangeAspect="1"/>
                     </pic:cNvPicPr>
@@ -3166,18 +2198,18 @@
           <w:vertAlign w:val="subscript"/>
         </w:rPr>
         <w:drawing>
-          <wp:anchor distT="0" distB="0" distL="114300" distR="114300" simplePos="0" relativeHeight="251700224" behindDoc="0" locked="0" layoutInCell="1" allowOverlap="1" wp14:anchorId="01DFEE00" wp14:editId="676CD5BF">
+          <wp:anchor distT="0" distB="0" distL="114300" distR="114300" simplePos="0" relativeHeight="251662336" behindDoc="0" locked="0" layoutInCell="1" allowOverlap="1" wp14:anchorId="596A267B" wp14:editId="58532283">
             <wp:simplePos x="0" y="0"/>
-            <wp:positionH relativeFrom="column">
-              <wp:posOffset>-44450</wp:posOffset>
+            <wp:positionH relativeFrom="margin">
+              <wp:align>left</wp:align>
             </wp:positionH>
             <wp:positionV relativeFrom="paragraph">
-              <wp:posOffset>1675765</wp:posOffset>
+              <wp:posOffset>1576686</wp:posOffset>
             </wp:positionV>
-            <wp:extent cx="170815" cy="168553"/>
+            <wp:extent cx="170815" cy="168275"/>
             <wp:effectExtent l="0" t="0" r="635" b="3175"/>
-            <wp:wrapSquare wrapText="bothSides"/>
-            <wp:docPr id="1935713608" name="Graphic 19"/>
+            <wp:wrapNone/>
+            <wp:docPr id="1995391606" name="Graphic 22"/>
             <wp:cNvGraphicFramePr>
               <a:graphicFrameLocks xmlns:a="http://schemas.openxmlformats.org/drawingml/2006/main" noChangeAspect="1"/>
             </wp:cNvGraphicFramePr>
@@ -3185,7 +2217,7 @@
               <a:graphicData uri="http://schemas.openxmlformats.org/drawingml/2006/picture">
                 <pic:pic xmlns:pic="http://schemas.openxmlformats.org/drawingml/2006/picture">
                   <pic:nvPicPr>
-                    <pic:cNvPr id="1935713608" name="Graphic 19"/>
+                    <pic:cNvPr id="1995391606" name="Graphic 22"/>
                     <pic:cNvPicPr>
                       <a:picLocks noChangeAspect="1"/>
                     </pic:cNvPicPr>
@@ -3208,7 +2240,272 @@
                   <pic:spPr>
                     <a:xfrm>
                       <a:off x="0" y="0"/>
-                      <a:ext cx="170815" cy="168553"/>
+                      <a:ext cx="170815" cy="168275"/>
+                    </a:xfrm>
+                    <a:prstGeom prst="rect">
+                      <a:avLst/>
+                    </a:prstGeom>
+                  </pic:spPr>
+                </pic:pic>
+              </a:graphicData>
+            </a:graphic>
+          </wp:anchor>
+        </w:drawing>
+      </w:r>
+      <w:r>
+        <w:rPr>
+          <w:noProof/>
+          <w:vertAlign w:val="subscript"/>
+        </w:rPr>
+        <mc:AlternateContent>
+          <mc:Choice Requires="wps">
+            <w:drawing>
+              <wp:anchor distT="0" distB="0" distL="114300" distR="114300" simplePos="0" relativeHeight="251672576" behindDoc="0" locked="0" layoutInCell="1" allowOverlap="1" wp14:anchorId="085FCFAA" wp14:editId="5EAE5897">
+                <wp:simplePos x="0" y="0"/>
+                <wp:positionH relativeFrom="column">
+                  <wp:posOffset>190159</wp:posOffset>
+                </wp:positionH>
+                <wp:positionV relativeFrom="paragraph">
+                  <wp:posOffset>1236184</wp:posOffset>
+                </wp:positionV>
+                <wp:extent cx="1464310" cy="212090"/>
+                <wp:effectExtent l="0" t="0" r="0" b="0"/>
+                <wp:wrapNone/>
+                <wp:docPr id="1900646436" name="Text Box 12"/>
+                <wp:cNvGraphicFramePr/>
+                <a:graphic xmlns:a="http://schemas.openxmlformats.org/drawingml/2006/main">
+                  <a:graphicData uri="http://schemas.microsoft.com/office/word/2010/wordprocessingShape">
+                    <wps:wsp>
+                      <wps:cNvSpPr txBox="1"/>
+                      <wps:spPr>
+                        <a:xfrm>
+                          <a:off x="0" y="0"/>
+                          <a:ext cx="1464310" cy="212090"/>
+                        </a:xfrm>
+                        <a:prstGeom prst="rect">
+                          <a:avLst/>
+                        </a:prstGeom>
+                        <a:noFill/>
+                        <a:ln>
+                          <a:noFill/>
+                        </a:ln>
+                      </wps:spPr>
+                      <wps:style>
+                        <a:lnRef idx="0">
+                          <a:scrgbClr r="0" g="0" b="0"/>
+                        </a:lnRef>
+                        <a:fillRef idx="0">
+                          <a:scrgbClr r="0" g="0" b="0"/>
+                        </a:fillRef>
+                        <a:effectRef idx="0">
+                          <a:scrgbClr r="0" g="0" b="0"/>
+                        </a:effectRef>
+                        <a:fontRef idx="minor">
+                          <a:schemeClr val="dk1"/>
+                        </a:fontRef>
+                      </wps:style>
+                      <wps:txbx>
+                        <w:txbxContent>
+                          <w:p>
+                            <w:r>
+                              <w:rPr>
+                                <w:sz w:val="17"/>
+                              </w:rPr>
+                              <w:t>09123456789</w:t>
+                            </w:r>
+                          </w:p>
+                        </w:txbxContent>
+                      </wps:txbx>
+                      <wps:bodyPr rot="0" spcFirstLastPara="0" vertOverflow="overflow" horzOverflow="overflow" vert="horz" wrap="square" lIns="91440" tIns="45720" rIns="91440" bIns="45720" numCol="1" spcCol="0" rtlCol="0" fromWordArt="0" anchor="t" anchorCtr="0" forceAA="0" compatLnSpc="1">
+                        <a:prstTxWarp prst="textNoShape">
+                          <a:avLst/>
+                        </a:prstTxWarp>
+                        <a:noAutofit/>
+                      </wps:bodyPr>
+                    </wps:wsp>
+                  </a:graphicData>
+                </a:graphic>
+                <wp14:sizeRelV relativeFrom="margin">
+                  <wp14:pctHeight>0</wp14:pctHeight>
+                </wp14:sizeRelV>
+              </wp:anchor>
+            </w:drawing>
+          </mc:Choice>
+          <mc:Fallback>
+            <w:pict>
+              <v:shape w14:anchorId="085FCFAA" id="_x0000_s1034" type="#_x0000_t202" style="position:absolute;left:0;text-align:left;margin-left:14.95pt;margin-top:97.35pt;width:115.3pt;height:16.7pt;z-index:251672576;visibility:visible;mso-wrap-style:square;mso-height-percent:0;mso-wrap-distance-left:9pt;mso-wrap-distance-top:0;mso-wrap-distance-right:9pt;mso-wrap-distance-bottom:0;mso-position-horizontal:absolute;mso-position-horizontal-relative:text;mso-position-vertical:absolute;mso-position-vertical-relative:text;mso-height-percent:0;mso-height-relative:margin;v-text-anchor:top" o:gfxdata="UEsDBBQABgAIAAAAIQC2gziS/gAAAOEBAAATAAAAW0NvbnRlbnRfVHlwZXNdLnhtbJSRQU7DMBBF&#10;90jcwfIWJU67QAgl6YK0S0CoHGBkTxKLZGx5TGhvj5O2G0SRWNoz/78nu9wcxkFMGNg6quQqL6RA&#10;0s5Y6ir5vt9lD1JwBDIwOMJKHpHlpr69KfdHjyxSmriSfYz+USnWPY7AufNIadK6MEJMx9ApD/oD&#10;OlTrorhX2lFEilmcO2RdNtjC5xDF9pCuTyYBB5bi6bQ4syoJ3g9WQ0ymaiLzg5KdCXlKLjvcW893&#10;SUOqXwnz5DrgnHtJTxOsQfEKIT7DmDSUCaxw7Rqn8787ZsmRM9e2VmPeBN4uqYvTtW7jvijg9N/y&#10;JsXecLq0q+WD6m8AAAD//wMAUEsDBBQABgAIAAAAIQA4/SH/1gAAAJQBAAALAAAAX3JlbHMvLnJl&#10;bHOkkMFqwzAMhu+DvYPRfXGawxijTi+j0GvpHsDYimMaW0Yy2fr2M4PBMnrbUb/Q94l/f/hMi1qR&#10;JVI2sOt6UJgd+ZiDgffL8ekFlFSbvV0oo4EbChzGx4f9GRdb25HMsYhqlCwG5lrLq9biZkxWOiqY&#10;22YiTra2kYMu1l1tQD30/bPm3wwYN0x18gb45AdQl1tp5j/sFB2T0FQ7R0nTNEV3j6o9feQzro1i&#10;OWA14Fm+Q8a1a8+Bvu/d/dMb2JY5uiPbhG/ktn4cqGU/er3pcvwCAAD//wMAUEsDBBQABgAIAAAA&#10;IQBdNGesaAIAADYFAAAOAAAAZHJzL2Uyb0RvYy54bWysVN9P2zAQfp+0/8Hy+0jbdQwqUtSBmCYh&#10;QIOJZ9ex22iOzztfm3R//c5OUxjbC9NeEvt+33ff+ey8a5zYGow1+FKOj0ZSGK+hqv2qlN8ert6d&#10;SBFJ+Uo58KaUOxPl+fztm7M2zMwE1uAqg4KD+DhrQynXRGFWFFGvTaPiEQTjWWkBG0V8xVVRoWo5&#10;euOKyWh0XLSAVUDQJkaWXvZKOc/xrTWabq2NhoQrJddG+Yv5u0zfYn6mZitUYV3rfRnqH6poVO05&#10;6SHUpSIlNlj/EaqpNUIES0camgKsrbXJPXA349GLbu7XKpjcC4MTwwGm+P/C6pvtfbhDQd0n6HiA&#10;CZA2xFlkYeqns9ikP1cqWM8Q7g6wmY6ETk7T4+n7Mas06ybjyeg041o8eQeM9NlAI9KhlMhjyWip&#10;7XUkzsimg0lK5uGqdi6PxvnfBGyYJMVTiflEO2eSnfNfjRV1lStNgqhxtbxwKPqRMye5zGHwORg7&#10;JEPLCV/pu3dJ3iYz7ZX+B6ecHzwd/JvaA2aA8h6Y1MBWMYOr73lAXLjt7QcoegASFtQtO0aglCfD&#10;KJdQ7XjCCD35Y9BXNY/hWkW6U8hsZ0h4g+mWP9ZBW0rYn6RYA/78mzzZMwlZK0XL21PK+GOj0Ejh&#10;vnim5+l4OuWwlC/TDx8nfMHnmuVzjd80F8DtjfmtCDofkz254WgRmkde9EXKyirlNecuJQ3HC+oH&#10;zA+FNotFNuIFC4qu/X3QKXRCOZHsoXtUGPZMJObwDQx7pmYvCNnbJk8Piw2BrTNbE849qnv8eTkz&#10;ifcPSdr+5/ds9fTczX8BAAD//wMAUEsDBBQABgAIAAAAIQCwm6kY3gAAAAoBAAAPAAAAZHJzL2Rv&#10;d25yZXYueG1sTI/LTsMwEEX3SPyDNUjsqN2or4Q4FQKxpaKFSt258TSJiMdR7Dbh75mu6G4eR3fO&#10;5OvRteKCfWg8aZhOFAik0tuGKg1fu/enFYgQDVnTekINvxhgXdzf5SazfqBPvGxjJTiEQmY01DF2&#10;mZShrNGZMPEdEu9OvncmcttX0vZm4HDXykSphXSmIb5Qmw5fayx/tmen4fvjdNjP1KZ6c/Nu8KOS&#10;5FKp9ePD+PIMIuIY/2G46rM6FOx09GeyQbQakjRlkufpbAmCgWSh5iCOXCSrKcgil7cvFH8AAAD/&#10;/wMAUEsBAi0AFAAGAAgAAAAhALaDOJL+AAAA4QEAABMAAAAAAAAAAAAAAAAAAAAAAFtDb250ZW50&#10;X1R5cGVzXS54bWxQSwECLQAUAAYACAAAACEAOP0h/9YAAACUAQAACwAAAAAAAAAAAAAAAAAvAQAA&#10;X3JlbHMvLnJlbHNQSwECLQAUAAYACAAAACEAXTRnrGgCAAA2BQAADgAAAAAAAAAAAAAAAAAuAgAA&#10;ZHJzL2Uyb0RvYy54bWxQSwECLQAUAAYACAAAACEAsJupGN4AAAAKAQAADwAAAAAAAAAAAAAAAADC&#10;BAAAZHJzL2Rvd25yZXYueG1sUEsFBgAAAAAEAAQA8wAAAM0FAAAAAA==&#10;" filled="f" stroked="f">
+                <v:textbox>
+                  <w:txbxContent>
+                    <w:p>
+                      <w:r>
+                        <w:rPr>
+                          <w:sz w:val="17"/>
+                        </w:rPr>
+                        <w:t>09123456789</w:t>
+                      </w:r>
+                    </w:p>
+                  </w:txbxContent>
+                </v:textbox>
+              </v:shape>
+            </w:pict>
+          </mc:Fallback>
+        </mc:AlternateContent>
+      </w:r>
+      <w:r>
+        <w:rPr>
+          <w:noProof/>
+          <w:vertAlign w:val="subscript"/>
+        </w:rPr>
+        <mc:AlternateContent>
+          <mc:Choice Requires="wps">
+            <w:drawing>
+              <wp:anchor distT="0" distB="0" distL="114300" distR="114300" simplePos="0" relativeHeight="251675648" behindDoc="0" locked="0" layoutInCell="1" allowOverlap="1" wp14:anchorId="61897CA9" wp14:editId="72803722">
+                <wp:simplePos x="0" y="0"/>
+                <wp:positionH relativeFrom="column">
+                  <wp:posOffset>165621</wp:posOffset>
+                </wp:positionH>
+                <wp:positionV relativeFrom="paragraph">
+                  <wp:posOffset>2185025</wp:posOffset>
+                </wp:positionV>
+                <wp:extent cx="1838325" cy="271145"/>
+                <wp:effectExtent l="0" t="0" r="0" b="0"/>
+                <wp:wrapNone/>
+                <wp:docPr id="1733427467" name="Text Box 13"/>
+                <wp:cNvGraphicFramePr/>
+                <a:graphic xmlns:a="http://schemas.openxmlformats.org/drawingml/2006/main">
+                  <a:graphicData uri="http://schemas.microsoft.com/office/word/2010/wordprocessingShape">
+                    <wps:wsp>
+                      <wps:cNvSpPr txBox="1"/>
+                      <wps:spPr>
+                        <a:xfrm>
+                          <a:off x="0" y="0"/>
+                          <a:ext cx="1838325" cy="271145"/>
+                        </a:xfrm>
+                        <a:prstGeom prst="rect">
+                          <a:avLst/>
+                        </a:prstGeom>
+                        <a:noFill/>
+                        <a:ln>
+                          <a:noFill/>
+                        </a:ln>
+                      </wps:spPr>
+                      <wps:style>
+                        <a:lnRef idx="0">
+                          <a:scrgbClr r="0" g="0" b="0"/>
+                        </a:lnRef>
+                        <a:fillRef idx="0">
+                          <a:scrgbClr r="0" g="0" b="0"/>
+                        </a:fillRef>
+                        <a:effectRef idx="0">
+                          <a:scrgbClr r="0" g="0" b="0"/>
+                        </a:effectRef>
+                        <a:fontRef idx="minor">
+                          <a:schemeClr val="dk1"/>
+                        </a:fontRef>
+                      </wps:style>
+                      <wps:txbx>
+                        <w:txbxContent>
+                          <w:p>
+                            <w:pPr>
+                              <w:pStyle w:val="ContactInfo"/>
+                            </w:pPr>
+                            <w:r>
+                              <w:rPr>
+                                <w:sz w:val="17"/>
+                              </w:rPr>
+                              <w:t>https://github.com/Shu0405-Ghost</w:t>
+                            </w:r>
+                          </w:p>
+                          <w:p/>
+                        </w:txbxContent>
+                      </wps:txbx>
+                      <wps:bodyPr rot="0" spcFirstLastPara="0" vertOverflow="overflow" horzOverflow="overflow" vert="horz" wrap="square" lIns="91440" tIns="45720" rIns="91440" bIns="45720" numCol="1" spcCol="0" rtlCol="0" fromWordArt="0" anchor="t" anchorCtr="0" forceAA="0" compatLnSpc="1">
+                        <a:prstTxWarp prst="textNoShape">
+                          <a:avLst/>
+                        </a:prstTxWarp>
+                        <a:noAutofit/>
+                      </wps:bodyPr>
+                    </wps:wsp>
+                  </a:graphicData>
+                </a:graphic>
+                <wp14:sizeRelH relativeFrom="margin">
+                  <wp14:pctWidth>0</wp14:pctWidth>
+                </wp14:sizeRelH>
+                <wp14:sizeRelV relativeFrom="margin">
+                  <wp14:pctHeight>0</wp14:pctHeight>
+                </wp14:sizeRelV>
+              </wp:anchor>
+            </w:drawing>
+          </mc:Choice>
+          <mc:Fallback>
+            <w:pict>
+              <v:shape w14:anchorId="61897CA9" id="_x0000_s1035" type="#_x0000_t202" style="position:absolute;left:0;text-align:left;margin-left:13.05pt;margin-top:172.05pt;width:144.75pt;height:21.35pt;z-index:251675648;visibility:visible;mso-wrap-style:square;mso-width-percent:0;mso-height-percent:0;mso-wrap-distance-left:9pt;mso-wrap-distance-top:0;mso-wrap-distance-right:9pt;mso-wrap-distance-bottom:0;mso-position-horizontal:absolute;mso-position-horizontal-relative:text;mso-position-vertical:absolute;mso-position-vertical-relative:text;mso-width-percent:0;mso-height-percent:0;mso-width-relative:margin;mso-height-relative:margin;v-text-anchor:top" o:gfxdata="UEsDBBQABgAIAAAAIQC2gziS/gAAAOEBAAATAAAAW0NvbnRlbnRfVHlwZXNdLnhtbJSRQU7DMBBF&#10;90jcwfIWJU67QAgl6YK0S0CoHGBkTxKLZGx5TGhvj5O2G0SRWNoz/78nu9wcxkFMGNg6quQqL6RA&#10;0s5Y6ir5vt9lD1JwBDIwOMJKHpHlpr69KfdHjyxSmriSfYz+USnWPY7AufNIadK6MEJMx9ApD/oD&#10;OlTrorhX2lFEilmcO2RdNtjC5xDF9pCuTyYBB5bi6bQ4syoJ3g9WQ0ymaiLzg5KdCXlKLjvcW893&#10;SUOqXwnz5DrgnHtJTxOsQfEKIT7DmDSUCaxw7Rqn8787ZsmRM9e2VmPeBN4uqYvTtW7jvijg9N/y&#10;JsXecLq0q+WD6m8AAAD//wMAUEsDBBQABgAIAAAAIQA4/SH/1gAAAJQBAAALAAAAX3JlbHMvLnJl&#10;bHOkkMFqwzAMhu+DvYPRfXGawxijTi+j0GvpHsDYimMaW0Yy2fr2M4PBMnrbUb/Q94l/f/hMi1qR&#10;JVI2sOt6UJgd+ZiDgffL8ekFlFSbvV0oo4EbChzGx4f9GRdb25HMsYhqlCwG5lrLq9biZkxWOiqY&#10;22YiTra2kYMu1l1tQD30/bPm3wwYN0x18gb45AdQl1tp5j/sFB2T0FQ7R0nTNEV3j6o9feQzro1i&#10;OWA14Fm+Q8a1a8+Bvu/d/dMb2JY5uiPbhG/ktn4cqGU/er3pcvwCAAD//wMAUEsDBBQABgAIAAAA&#10;IQAva/pfaQIAADYFAAAOAAAAZHJzL2Uyb0RvYy54bWysVN9v2jAQfp+0/8Hy+whQWClqqBgV06Sq&#10;rdZOfTaODdEcn2cbEvbX785JaNftpdNeEvt+33ff+fKqqQw7KB9KsDkfDYacKSuhKO02598e1x9m&#10;nIUobCEMWJXzowr8avH+3WXt5moMOzCF8gyD2DCvXc53Mbp5lgW5U5UIA3DKolKDr0TEq99mhRc1&#10;Rq9MNh4OP2Y1+MJ5kCoElF63Sr5I8bVWMt5pHVRkJudYW0xfn74b+maLSzHfeuF2pezKEP9QRSVK&#10;i0lPoa5FFGzvyz9CVaX0EEDHgYQqA61LqVIP2M1o+Kqbh51wKvWC4AR3gin8v7Dy9vDg7j2LzSdo&#10;cIAESO3CPKCQ+mm0r+iPlTLUI4THE2yqiUyS0+xsdjaeciZRNz4fjSZTCpM9ezsf4mcFFaNDzj2O&#10;JaElDjchtqa9CSWzsC6NSaMx9jcBxiRJ9lxiOsWjUWRn7FelWVmkSkkQpN9uVsazduTISeygH3wK&#10;hg5kqDHhG307F/JWiWlv9D85pfxg48m/Ki34BFDaA0UNHAQyuPieBoSF69a+h6IFgLCIzaZBBHJ+&#10;0Y9yA8URJ+yhJX9wcl3iGG5EiPfCI9sREtzgeIcfbaDOOXQnznbgf/5NTvZIQtRyVuP25Dz82Auv&#10;ODNfLNLzYjSZ0Lqly2R6PsaLf6nZvNTYfbUCbG+Eb4WT6Uj20fRH7aF6wkVfUlZUCSsxd85jf1zF&#10;dsD4UEi1XCYjXDAn4o19cJJCE8pEssfmSXjXMTEih2+h3zMxf0XI1pY8LSz3EXSZ2Eo4t6h2+ONy&#10;Jr53Dwlt/8t7snp+7ha/AAAA//8DAFBLAwQUAAYACAAAACEA+EXZc94AAAAKAQAADwAAAGRycy9k&#10;b3ducmV2LnhtbEyPTU/DMAyG70j8h8hI3FjSrau60nRCIK4gxoe0W9Z4bUXjVE22ln+PObHba/nR&#10;68fldna9OOMYOk8akoUCgVR721Gj4eP9+S4HEaIha3pPqOEHA2yr66vSFNZP9IbnXWwEl1AojIY2&#10;xqGQMtQtOhMWfkDi3dGPzkQex0ba0Uxc7nq5VCqTznTEF1oz4GOL9ffu5DR8vhz3X6l6bZ7cepj8&#10;rCS5jdT69mZ+uAcRcY7/MPzpszpU7HTwJ7JB9BqWWcKkhlWacmBglawzEAcOeZaDrEp5+UL1CwAA&#10;//8DAFBLAQItABQABgAIAAAAIQC2gziS/gAAAOEBAAATAAAAAAAAAAAAAAAAAAAAAABbQ29udGVu&#10;dF9UeXBlc10ueG1sUEsBAi0AFAAGAAgAAAAhADj9If/WAAAAlAEAAAsAAAAAAAAAAAAAAAAALwEA&#10;AF9yZWxzLy5yZWxzUEsBAi0AFAAGAAgAAAAhAC9r+l9pAgAANgUAAA4AAAAAAAAAAAAAAAAALgIA&#10;AGRycy9lMm9Eb2MueG1sUEsBAi0AFAAGAAgAAAAhAPhF2XPeAAAACgEAAA8AAAAAAAAAAAAAAAAA&#10;wwQAAGRycy9kb3ducmV2LnhtbFBLBQYAAAAABAAEAPMAAADOBQAAAAA=&#10;" filled="f" stroked="f">
+                <v:textbox>
+                  <w:txbxContent>
+                    <w:p>
+                      <w:pPr>
+                        <w:pStyle w:val="ContactInfo"/>
+                      </w:pPr>
+                      <w:r>
+                        <w:rPr>
+                          <w:sz w:val="17"/>
+                        </w:rPr>
+                        <w:t>https://github.com/Shu0405-Ghost</w:t>
+                      </w:r>
+                    </w:p>
+                    <w:p/>
+                  </w:txbxContent>
+                </v:textbox>
+              </v:shape>
+            </w:pict>
+          </mc:Fallback>
+        </mc:AlternateContent>
+      </w:r>
+      <w:r>
+        <w:rPr>
+          <w:noProof/>
+          <w:vertAlign w:val="subscript"/>
+        </w:rPr>
+        <w:drawing>
+          <wp:anchor distT="0" distB="0" distL="114300" distR="114300" simplePos="0" relativeHeight="251664384" behindDoc="0" locked="0" layoutInCell="1" allowOverlap="1" wp14:anchorId="3BD00817" wp14:editId="36D33432">
+            <wp:simplePos x="0" y="0"/>
+            <wp:positionH relativeFrom="margin">
+              <wp:align>left</wp:align>
+            </wp:positionH>
+            <wp:positionV relativeFrom="paragraph">
+              <wp:posOffset>2219164</wp:posOffset>
+            </wp:positionV>
+            <wp:extent cx="165735" cy="168275"/>
+            <wp:effectExtent l="0" t="0" r="5715" b="3175"/>
+            <wp:wrapNone/>
+            <wp:docPr id="441743469" name="Graphic 24"/>
+            <wp:cNvGraphicFramePr>
+              <a:graphicFrameLocks xmlns:a="http://schemas.openxmlformats.org/drawingml/2006/main" noChangeAspect="1"/>
+            </wp:cNvGraphicFramePr>
+            <a:graphic xmlns:a="http://schemas.openxmlformats.org/drawingml/2006/main">
+              <a:graphicData uri="http://schemas.openxmlformats.org/drawingml/2006/picture">
+                <pic:pic xmlns:pic="http://schemas.openxmlformats.org/drawingml/2006/picture">
+                  <pic:nvPicPr>
+                    <pic:cNvPr id="441743469" name="Graphic 24"/>
+                    <pic:cNvPicPr>
+                      <a:picLocks noChangeAspect="1"/>
+                    </pic:cNvPicPr>
+                  </pic:nvPicPr>
+                  <pic:blipFill>
+                    <a:blip r:embed="rId17">
+                      <a:extLst>
+                        <a:ext uri="{96DAC541-7B7A-43D3-8B79-37D633B846F1}">
+                          <asvg:svgBlip xmlns:asvg="http://schemas.microsoft.com/office/drawing/2016/SVG/main" r:embed="rId18"/>
+                        </a:ext>
+                      </a:extLst>
+                    </a:blip>
+                    <a:srcRect/>
+                    <a:stretch/>
+                  </pic:blipFill>
+                  <pic:spPr>
+                    <a:xfrm>
+                      <a:off x="0" y="0"/>
+                      <a:ext cx="165735" cy="168275"/>
                     </a:xfrm>
                     <a:prstGeom prst="rect">
                       <a:avLst/>
@@ -3226,18 +2523,18 @@
           <w:vertAlign w:val="subscript"/>
         </w:rPr>
         <w:drawing>
-          <wp:anchor distT="0" distB="0" distL="114300" distR="114300" simplePos="0" relativeHeight="251702272" behindDoc="0" locked="0" layoutInCell="1" allowOverlap="1" wp14:anchorId="58FD7C6A" wp14:editId="64E9C64A">
+          <wp:anchor distT="0" distB="0" distL="114300" distR="114300" simplePos="0" relativeHeight="251661312" behindDoc="0" locked="0" layoutInCell="1" allowOverlap="1" wp14:anchorId="5F8633D6" wp14:editId="3A7F7222">
             <wp:simplePos x="0" y="0"/>
-            <wp:positionH relativeFrom="column">
-              <wp:posOffset>-44450</wp:posOffset>
+            <wp:positionH relativeFrom="margin">
+              <wp:align>left</wp:align>
             </wp:positionH>
             <wp:positionV relativeFrom="paragraph">
-              <wp:posOffset>2341458</wp:posOffset>
+              <wp:posOffset>1256030</wp:posOffset>
             </wp:positionV>
-            <wp:extent cx="170815" cy="168553"/>
+            <wp:extent cx="170815" cy="168275"/>
             <wp:effectExtent l="0" t="0" r="635" b="3175"/>
-            <wp:wrapSquare wrapText="bothSides"/>
-            <wp:docPr id="468311472" name="Graphic 23"/>
+            <wp:wrapNone/>
+            <wp:docPr id="1935713608" name="Graphic 19"/>
             <wp:cNvGraphicFramePr>
               <a:graphicFrameLocks xmlns:a="http://schemas.openxmlformats.org/drawingml/2006/main" noChangeAspect="1"/>
             </wp:cNvGraphicFramePr>
@@ -3245,19 +2542,19 @@
               <a:graphicData uri="http://schemas.openxmlformats.org/drawingml/2006/picture">
                 <pic:pic xmlns:pic="http://schemas.openxmlformats.org/drawingml/2006/picture">
                   <pic:nvPicPr>
-                    <pic:cNvPr id="468311472" name="Graphic 23"/>
+                    <pic:cNvPr id="1935713608" name="Graphic 19"/>
                     <pic:cNvPicPr>
                       <a:picLocks noChangeAspect="1"/>
                     </pic:cNvPicPr>
                   </pic:nvPicPr>
                   <pic:blipFill>
-                    <a:blip r:embed="rId17" cstate="print">
+                    <a:blip r:embed="rId19" cstate="print">
                       <a:extLst>
                         <a:ext uri="{28A0092B-C50C-407E-A947-70E740481C1C}">
                           <a14:useLocalDpi xmlns:a14="http://schemas.microsoft.com/office/drawing/2010/main" val="0"/>
                         </a:ext>
                         <a:ext uri="{96DAC541-7B7A-43D3-8B79-37D633B846F1}">
-                          <asvg:svgBlip xmlns:asvg="http://schemas.microsoft.com/office/drawing/2016/SVG/main" r:embed="rId18"/>
+                          <asvg:svgBlip xmlns:asvg="http://schemas.microsoft.com/office/drawing/2016/SVG/main" r:embed="rId20"/>
                         </a:ext>
                       </a:extLst>
                     </a:blip>
@@ -3268,7 +2565,7 @@
                   <pic:spPr>
                     <a:xfrm>
                       <a:off x="0" y="0"/>
-                      <a:ext cx="170815" cy="168553"/>
+                      <a:ext cx="170815" cy="168275"/>
                     </a:xfrm>
                     <a:prstGeom prst="rect">
                       <a:avLst/>
@@ -3285,60 +2582,458 @@
           <w:noProof/>
           <w:vertAlign w:val="subscript"/>
         </w:rPr>
-        <w:drawing>
-          <wp:anchor distT="0" distB="0" distL="114300" distR="114300" simplePos="0" relativeHeight="251703296" behindDoc="0" locked="0" layoutInCell="1" allowOverlap="1" wp14:anchorId="6412063A" wp14:editId="7768FDAA">
-            <wp:simplePos x="0" y="0"/>
-            <wp:positionH relativeFrom="column">
-              <wp:posOffset>-42210</wp:posOffset>
-            </wp:positionH>
-            <wp:positionV relativeFrom="paragraph">
-              <wp:posOffset>2669262</wp:posOffset>
-            </wp:positionV>
-            <wp:extent cx="166333" cy="168553"/>
-            <wp:effectExtent l="0" t="0" r="5715" b="3175"/>
-            <wp:wrapSquare wrapText="bothSides"/>
-            <wp:docPr id="441743469" name="Graphic 24"/>
-            <wp:cNvGraphicFramePr>
-              <a:graphicFrameLocks xmlns:a="http://schemas.openxmlformats.org/drawingml/2006/main" noChangeAspect="1"/>
-            </wp:cNvGraphicFramePr>
-            <a:graphic xmlns:a="http://schemas.openxmlformats.org/drawingml/2006/main">
-              <a:graphicData uri="http://schemas.openxmlformats.org/drawingml/2006/picture">
-                <pic:pic xmlns:pic="http://schemas.openxmlformats.org/drawingml/2006/picture">
-                  <pic:nvPicPr>
-                    <pic:cNvPr id="441743469" name="Graphic 24"/>
-                    <pic:cNvPicPr>
-                      <a:picLocks noChangeAspect="1"/>
-                    </pic:cNvPicPr>
-                  </pic:nvPicPr>
-                  <pic:blipFill>
-                    <a:blip r:embed="rId19">
-                      <a:extLst>
-                        <a:ext uri="{96DAC541-7B7A-43D3-8B79-37D633B846F1}">
-                          <asvg:svgBlip xmlns:asvg="http://schemas.microsoft.com/office/drawing/2016/SVG/main" r:embed="rId20"/>
-                        </a:ext>
-                      </a:extLst>
-                    </a:blip>
-                    <a:srcRect/>
-                    <a:stretch/>
-                  </pic:blipFill>
-                  <pic:spPr>
-                    <a:xfrm>
-                      <a:off x="0" y="0"/>
-                      <a:ext cx="166333" cy="168553"/>
-                    </a:xfrm>
-                    <a:prstGeom prst="rect">
-                      <a:avLst/>
-                    </a:prstGeom>
-                  </pic:spPr>
-                </pic:pic>
-              </a:graphicData>
-            </a:graphic>
-          </wp:anchor>
-        </w:drawing>
+        <mc:AlternateContent>
+          <mc:Choice Requires="wps">
+            <w:drawing>
+              <wp:anchor distT="0" distB="0" distL="114300" distR="114300" simplePos="0" relativeHeight="251671552" behindDoc="0" locked="0" layoutInCell="1" allowOverlap="1" wp14:anchorId="464A5094" wp14:editId="2C020985">
+                <wp:simplePos x="0" y="0"/>
+                <wp:positionH relativeFrom="column">
+                  <wp:posOffset>4435475</wp:posOffset>
+                </wp:positionH>
+                <wp:positionV relativeFrom="paragraph">
+                  <wp:posOffset>7098665</wp:posOffset>
+                </wp:positionV>
+                <wp:extent cx="2159000" cy="615950"/>
+                <wp:effectExtent l="0" t="0" r="0" b="0"/>
+                <wp:wrapNone/>
+                <wp:docPr id="1270361470" name="Text Box 3"/>
+                <wp:cNvGraphicFramePr/>
+                <a:graphic xmlns:a="http://schemas.openxmlformats.org/drawingml/2006/main">
+                  <a:graphicData uri="http://schemas.microsoft.com/office/word/2010/wordprocessingShape">
+                    <wps:wsp>
+                      <wps:cNvSpPr txBox="1"/>
+                      <wps:spPr>
+                        <a:xfrm>
+                          <a:off x="0" y="0"/>
+                          <a:ext cx="2159000" cy="615950"/>
+                        </a:xfrm>
+                        <a:prstGeom prst="rect">
+                          <a:avLst/>
+                        </a:prstGeom>
+                        <a:solidFill>
+                          <a:schemeClr val="lt1"/>
+                        </a:solidFill>
+                        <a:ln w="6350">
+                          <a:noFill/>
+                        </a:ln>
+                      </wps:spPr>
+                      <wps:txbx>
+                        <w:txbxContent>
+                          <w:p>
+                            <w:pPr>
+                              <w:pStyle w:val="ListBullet"/>
+                              <w:numPr>
+                                <w:ilvl w:val="0"/>
+                                <w:numId w:val="0"/>
+                              </w:numPr>
+                              <w:ind w:left="720" w:hanging="360"/>
+                              <w:rPr>
+                                <w:szCs w:val="22"/>
+                              </w:rPr>
+                            </w:pPr>
+                            <w:r>
+                              <w:rPr>
+                                <w:szCs w:val="22"/>
+                              </w:rPr>
+                              <w:t xml:space="preserve">Dean Seth DA. </w:t>
+                            </w:r>
+                            <w:proofErr w:type="spellStart"/>
+                            <w:proofErr w:type="gramStart"/>
+                            <w:r>
+                              <w:rPr>
+                                <w:szCs w:val="22"/>
+                              </w:rPr>
+                              <w:t>Nono,MSCS</w:t>
+                            </w:r>
+                            <w:proofErr w:type="spellEnd"/>
+                            <w:proofErr w:type="gramEnd"/>
+                          </w:p>
+                          <w:p>
+                            <w:pPr>
+                              <w:pStyle w:val="ListBullet"/>
+                              <w:numPr>
+                                <w:ilvl w:val="0"/>
+                                <w:numId w:val="0"/>
+                              </w:numPr>
+                              <w:ind w:left="720" w:hanging="360"/>
+                              <w:rPr>
+                                <w:szCs w:val="22"/>
+                              </w:rPr>
+                            </w:pPr>
+                            <w:r>
+                              <w:rPr>
+                                <w:szCs w:val="22"/>
+                              </w:rPr>
+                              <w:t>DEAN</w:t>
+                            </w:r>
+                            <w:r>
+                              <w:rPr>
+                                <w:szCs w:val="22"/>
+                              </w:rPr>
+                              <w:t>, CITE</w:t>
+                            </w:r>
+                          </w:p>
+                          <w:p>
+                            <w:pPr>
+                              <w:pStyle w:val="ListBullet"/>
+                              <w:numPr>
+                                <w:ilvl w:val="0"/>
+                                <w:numId w:val="0"/>
+                              </w:numPr>
+                              <w:ind w:left="720" w:hanging="360"/>
+                              <w:rPr>
+                                <w:szCs w:val="22"/>
+                              </w:rPr>
+                            </w:pPr>
+                            <w:r>
+                              <w:rPr>
+                                <w:szCs w:val="22"/>
+                              </w:rPr>
+                              <w:t>0</w:t>
+                            </w:r>
+                            <w:r>
+                              <w:rPr>
+                                <w:szCs w:val="22"/>
+                              </w:rPr>
+                              <w:t>9----------</w:t>
+                            </w:r>
+                          </w:p>
+                          <w:p/>
+                        </w:txbxContent>
+                      </wps:txbx>
+                      <wps:bodyPr rot="0" spcFirstLastPara="0" vertOverflow="overflow" horzOverflow="overflow" vert="horz" wrap="square" lIns="91440" tIns="45720" rIns="91440" bIns="45720" numCol="1" spcCol="0" rtlCol="0" fromWordArt="0" anchor="t" anchorCtr="0" forceAA="0" compatLnSpc="1">
+                        <a:prstTxWarp prst="textNoShape">
+                          <a:avLst/>
+                        </a:prstTxWarp>
+                        <a:noAutofit/>
+                      </wps:bodyPr>
+                    </wps:wsp>
+                  </a:graphicData>
+                </a:graphic>
+                <wp14:sizeRelH relativeFrom="margin">
+                  <wp14:pctWidth>0</wp14:pctWidth>
+                </wp14:sizeRelH>
+                <wp14:sizeRelV relativeFrom="margin">
+                  <wp14:pctHeight>0</wp14:pctHeight>
+                </wp14:sizeRelV>
+              </wp:anchor>
+            </w:drawing>
+          </mc:Choice>
+          <mc:Fallback>
+            <w:pict>
+              <v:shape w14:anchorId="464A5094" id="Text Box 3" o:spid="_x0000_s1036" type="#_x0000_t202" style="position:absolute;left:0;text-align:left;margin-left:349.25pt;margin-top:558.95pt;width:170pt;height:48.5pt;z-index:251671552;visibility:visible;mso-wrap-style:square;mso-width-percent:0;mso-height-percent:0;mso-wrap-distance-left:9pt;mso-wrap-distance-top:0;mso-wrap-distance-right:9pt;mso-wrap-distance-bottom:0;mso-position-horizontal:absolute;mso-position-horizontal-relative:text;mso-position-vertical:absolute;mso-position-vertical-relative:text;mso-width-percent:0;mso-height-percent:0;mso-width-relative:margin;mso-height-relative:margin;v-text-anchor:top" o:gfxdata="UEsDBBQABgAIAAAAIQC2gziS/gAAAOEBAAATAAAAW0NvbnRlbnRfVHlwZXNdLnhtbJSRQU7DMBBF&#10;90jcwfIWJU67QAgl6YK0S0CoHGBkTxKLZGx5TGhvj5O2G0SRWNoz/78nu9wcxkFMGNg6quQqL6RA&#10;0s5Y6ir5vt9lD1JwBDIwOMJKHpHlpr69KfdHjyxSmriSfYz+USnWPY7AufNIadK6MEJMx9ApD/oD&#10;OlTrorhX2lFEilmcO2RdNtjC5xDF9pCuTyYBB5bi6bQ4syoJ3g9WQ0ymaiLzg5KdCXlKLjvcW893&#10;SUOqXwnz5DrgnHtJTxOsQfEKIT7DmDSUCaxw7Rqn8787ZsmRM9e2VmPeBN4uqYvTtW7jvijg9N/y&#10;JsXecLq0q+WD6m8AAAD//wMAUEsDBBQABgAIAAAAIQA4/SH/1gAAAJQBAAALAAAAX3JlbHMvLnJl&#10;bHOkkMFqwzAMhu+DvYPRfXGawxijTi+j0GvpHsDYimMaW0Yy2fr2M4PBMnrbUb/Q94l/f/hMi1qR&#10;JVI2sOt6UJgd+ZiDgffL8ekFlFSbvV0oo4EbChzGx4f9GRdb25HMsYhqlCwG5lrLq9biZkxWOiqY&#10;22YiTra2kYMu1l1tQD30/bPm3wwYN0x18gb45AdQl1tp5j/sFB2T0FQ7R0nTNEV3j6o9feQzro1i&#10;OWA14Fm+Q8a1a8+Bvu/d/dMb2JY5uiPbhG/ktn4cqGU/er3pcvwCAAD//wMAUEsDBBQABgAIAAAA&#10;IQBGZYwSLQIAAFwEAAAOAAAAZHJzL2Uyb0RvYy54bWysVE2P2jAQvVfqf7B8LwEK2y4irCgrqkqr&#10;3ZXYas/GcSCS43FtQ0J/fZ8dvrrtqerFmfGM5+O9mUzv2lqzvXK+IpPzQa/PmTKSispscv79Zfnh&#10;M2c+CFMITUbl/KA8v5u9fzdt7EQNaUu6UI4hiPGTxuZ8G4KdZJmXW1UL3yOrDIwluVoEqG6TFU40&#10;iF7rbNjv32QNucI6ksp73N53Rj5L8ctSyfBUll4FpnOO2kI6XTrX8cxmUzHZOGG3lTyWIf6hilpU&#10;BknPoe5FEGznqj9C1ZV05KkMPUl1RmVZSZV6QDeD/ptuVlthVeoF4Hh7hsn/v7Dycb+yz46F9gu1&#10;IDAC0lg/8biM/bSlq+MXlTLYAeHhDJtqA5O4HA7Gt/0+TBK2GyjjhGt2eW2dD18V1SwKOXegJaEl&#10;9g8+ICNcTy4xmSddFctK66TEUVAL7dhegEQdUo148ZuXNqxB8o9IHR8Zis+7yNogwaWnKIV23bKq&#10;QL+p0ni1puIAHBx1I+KtXFYo9kH48CwcZgL9Yc7DE45SE5LRUeJsS+7n3+6jP6iClbMGM5Zz/2Mn&#10;nOJMfzMg8XYwGsWhTMpo/GkIxV1b1tcWs6sXBAQG2Cgrkxj9gz6JpaP6Feswj1lhEkYid87DSVyE&#10;bvKxTlLN58kJY2hFeDArK2PoCF6k4qV9Fc4e+Qpg+pFO0ygmb2jrfDvY57tAZZU4vaB6xB8jnKg+&#10;rlvckWs9eV1+CrNfAAAA//8DAFBLAwQUAAYACAAAACEALxGOh+QAAAAOAQAADwAAAGRycy9kb3du&#10;cmV2LnhtbEyPS0/DMBCE75X4D9ZW4lJRJw19JMSpEAIqcaPhIW5uvE0i4nUUu0n49zgnuO3ujGa/&#10;SfejbliPna0NCQiXATCkwqiaSgFv+dPNDph1kpRsDKGAH7Swz65mqUyUGegV+6MrmQ8hm0gBlXNt&#10;wrktKtTSLk2L5LWz6bR0fu1Krjo5+HDd8FUQbLiWNfkPlWzxocLi+3jRAr4W5eeLHZ/fh2gdtY+H&#10;Pt9+qFyI6/l4fwfM4ej+zDDhe3TIPNPJXEhZ1gjYxLu1t3ohDLcxsMkSRNPt5KdVeBsDz1L+v0b2&#10;CwAA//8DAFBLAQItABQABgAIAAAAIQC2gziS/gAAAOEBAAATAAAAAAAAAAAAAAAAAAAAAABbQ29u&#10;dGVudF9UeXBlc10ueG1sUEsBAi0AFAAGAAgAAAAhADj9If/WAAAAlAEAAAsAAAAAAAAAAAAAAAAA&#10;LwEAAF9yZWxzLy5yZWxzUEsBAi0AFAAGAAgAAAAhAEZljBItAgAAXAQAAA4AAAAAAAAAAAAAAAAA&#10;LgIAAGRycy9lMm9Eb2MueG1sUEsBAi0AFAAGAAgAAAAhAC8RjofkAAAADgEAAA8AAAAAAAAAAAAA&#10;AAAAhwQAAGRycy9kb3ducmV2LnhtbFBLBQYAAAAABAAEAPMAAACYBQAAAAA=&#10;" fillcolor="white [3201]" stroked="f" strokeweight=".5pt">
+                <v:textbox>
+                  <w:txbxContent>
+                    <w:p>
+                      <w:pPr>
+                        <w:pStyle w:val="ListBullet"/>
+                        <w:numPr>
+                          <w:ilvl w:val="0"/>
+                          <w:numId w:val="0"/>
+                        </w:numPr>
+                        <w:ind w:left="720" w:hanging="360"/>
+                        <w:rPr>
+                          <w:szCs w:val="22"/>
+                        </w:rPr>
+                      </w:pPr>
+                      <w:r>
+                        <w:rPr>
+                          <w:szCs w:val="22"/>
+                        </w:rPr>
+                        <w:t xml:space="preserve">Dean Seth DA. </w:t>
+                      </w:r>
+                      <w:proofErr w:type="spellStart"/>
+                      <w:proofErr w:type="gramStart"/>
+                      <w:r>
+                        <w:rPr>
+                          <w:szCs w:val="22"/>
+                        </w:rPr>
+                        <w:t>Nono,MSCS</w:t>
+                      </w:r>
+                      <w:proofErr w:type="spellEnd"/>
+                      <w:proofErr w:type="gramEnd"/>
+                    </w:p>
+                    <w:p>
+                      <w:pPr>
+                        <w:pStyle w:val="ListBullet"/>
+                        <w:numPr>
+                          <w:ilvl w:val="0"/>
+                          <w:numId w:val="0"/>
+                        </w:numPr>
+                        <w:ind w:left="720" w:hanging="360"/>
+                        <w:rPr>
+                          <w:szCs w:val="22"/>
+                        </w:rPr>
+                      </w:pPr>
+                      <w:r>
+                        <w:rPr>
+                          <w:szCs w:val="22"/>
+                        </w:rPr>
+                        <w:t>DEAN</w:t>
+                      </w:r>
+                      <w:r>
+                        <w:rPr>
+                          <w:szCs w:val="22"/>
+                        </w:rPr>
+                        <w:t>, CITE</w:t>
+                      </w:r>
+                    </w:p>
+                    <w:p>
+                      <w:pPr>
+                        <w:pStyle w:val="ListBullet"/>
+                        <w:numPr>
+                          <w:ilvl w:val="0"/>
+                          <w:numId w:val="0"/>
+                        </w:numPr>
+                        <w:ind w:left="720" w:hanging="360"/>
+                        <w:rPr>
+                          <w:szCs w:val="22"/>
+                        </w:rPr>
+                      </w:pPr>
+                      <w:r>
+                        <w:rPr>
+                          <w:szCs w:val="22"/>
+                        </w:rPr>
+                        <w:t>0</w:t>
+                      </w:r>
+                      <w:r>
+                        <w:rPr>
+                          <w:szCs w:val="22"/>
+                        </w:rPr>
+                        <w:t>9----------</w:t>
+                      </w:r>
+                    </w:p>
+                    <w:p/>
+                  </w:txbxContent>
+                </v:textbox>
+              </v:shape>
+            </w:pict>
+          </mc:Fallback>
+        </mc:AlternateContent>
+      </w:r>
+      <w:r>
+        <w:rPr>
+          <w:noProof/>
+          <w:vertAlign w:val="subscript"/>
+        </w:rPr>
+        <mc:AlternateContent>
+          <mc:Choice Requires="wps">
+            <w:drawing>
+              <wp:anchor distT="0" distB="0" distL="114300" distR="114300" simplePos="0" relativeHeight="251670528" behindDoc="0" locked="0" layoutInCell="1" allowOverlap="1" wp14:anchorId="6533FF4B" wp14:editId="16D5C122">
+                <wp:simplePos x="0" y="0"/>
+                <wp:positionH relativeFrom="column">
+                  <wp:posOffset>2209800</wp:posOffset>
+                </wp:positionH>
+                <wp:positionV relativeFrom="paragraph">
+                  <wp:posOffset>7101840</wp:posOffset>
+                </wp:positionV>
+                <wp:extent cx="1905000" cy="615950"/>
+                <wp:effectExtent l="0" t="0" r="0" b="0"/>
+                <wp:wrapNone/>
+                <wp:docPr id="2077883036" name="Text Box 3"/>
+                <wp:cNvGraphicFramePr/>
+                <a:graphic xmlns:a="http://schemas.openxmlformats.org/drawingml/2006/main">
+                  <a:graphicData uri="http://schemas.microsoft.com/office/word/2010/wordprocessingShape">
+                    <wps:wsp>
+                      <wps:cNvSpPr txBox="1"/>
+                      <wps:spPr>
+                        <a:xfrm>
+                          <a:off x="0" y="0"/>
+                          <a:ext cx="1905000" cy="615950"/>
+                        </a:xfrm>
+                        <a:prstGeom prst="rect">
+                          <a:avLst/>
+                        </a:prstGeom>
+                        <a:solidFill>
+                          <a:schemeClr val="lt1"/>
+                        </a:solidFill>
+                        <a:ln w="6350">
+                          <a:noFill/>
+                        </a:ln>
+                      </wps:spPr>
+                      <wps:txbx>
+                        <w:txbxContent>
+                          <w:p>
+                            <w:pPr>
+                              <w:pStyle w:val="ListBullet"/>
+                              <w:numPr>
+                                <w:ilvl w:val="0"/>
+                                <w:numId w:val="0"/>
+                              </w:numPr>
+                              <w:ind w:left="720" w:hanging="360"/>
+                              <w:rPr>
+                                <w:szCs w:val="22"/>
+                              </w:rPr>
+                            </w:pPr>
+                            <w:r>
+                              <w:rPr>
+                                <w:szCs w:val="22"/>
+                              </w:rPr>
+                              <w:t xml:space="preserve">Ms. </w:t>
+                            </w:r>
+                            <w:proofErr w:type="spellStart"/>
+                            <w:r>
+                              <w:rPr>
+                                <w:szCs w:val="22"/>
+                              </w:rPr>
+                              <w:t>Jocel</w:t>
+                            </w:r>
+                            <w:proofErr w:type="spellEnd"/>
+                            <w:r>
+                              <w:rPr>
+                                <w:szCs w:val="22"/>
+                              </w:rPr>
+                              <w:t xml:space="preserve"> C. Gallo, MBA</w:t>
+                            </w:r>
+                          </w:p>
+                          <w:p>
+                            <w:pPr>
+                              <w:pStyle w:val="ListBullet"/>
+                              <w:numPr>
+                                <w:ilvl w:val="0"/>
+                                <w:numId w:val="0"/>
+                              </w:numPr>
+                              <w:ind w:left="720" w:hanging="360"/>
+                              <w:rPr>
+                                <w:szCs w:val="22"/>
+                              </w:rPr>
+                            </w:pPr>
+                            <w:r>
+                              <w:rPr>
+                                <w:szCs w:val="22"/>
+                              </w:rPr>
+                              <w:t>Teacher, CITE</w:t>
+                            </w:r>
+                          </w:p>
+                          <w:p>
+                            <w:pPr>
+                              <w:pStyle w:val="ListBullet"/>
+                              <w:numPr>
+                                <w:ilvl w:val="0"/>
+                                <w:numId w:val="0"/>
+                              </w:numPr>
+                              <w:ind w:left="720" w:hanging="360"/>
+                              <w:rPr>
+                                <w:szCs w:val="22"/>
+                              </w:rPr>
+                            </w:pPr>
+                            <w:r>
+                              <w:rPr>
+                                <w:szCs w:val="22"/>
+                              </w:rPr>
+                              <w:t>09673060018</w:t>
+                            </w:r>
+                          </w:p>
+                          <w:p/>
+                        </w:txbxContent>
+                      </wps:txbx>
+                      <wps:bodyPr rot="0" spcFirstLastPara="0" vertOverflow="overflow" horzOverflow="overflow" vert="horz" wrap="square" lIns="91440" tIns="45720" rIns="91440" bIns="45720" numCol="1" spcCol="0" rtlCol="0" fromWordArt="0" anchor="t" anchorCtr="0" forceAA="0" compatLnSpc="1">
+                        <a:prstTxWarp prst="textNoShape">
+                          <a:avLst/>
+                        </a:prstTxWarp>
+                        <a:noAutofit/>
+                      </wps:bodyPr>
+                    </wps:wsp>
+                  </a:graphicData>
+                </a:graphic>
+                <wp14:sizeRelH relativeFrom="margin">
+                  <wp14:pctWidth>0</wp14:pctWidth>
+                </wp14:sizeRelH>
+                <wp14:sizeRelV relativeFrom="margin">
+                  <wp14:pctHeight>0</wp14:pctHeight>
+                </wp14:sizeRelV>
+              </wp:anchor>
+            </w:drawing>
+          </mc:Choice>
+          <mc:Fallback>
+            <w:pict>
+              <v:shape w14:anchorId="6533FF4B" id="_x0000_s1037" type="#_x0000_t202" style="position:absolute;left:0;text-align:left;margin-left:174pt;margin-top:559.2pt;width:150pt;height:48.5pt;z-index:251670528;visibility:visible;mso-wrap-style:square;mso-width-percent:0;mso-height-percent:0;mso-wrap-distance-left:9pt;mso-wrap-distance-top:0;mso-wrap-distance-right:9pt;mso-wrap-distance-bottom:0;mso-position-horizontal:absolute;mso-position-horizontal-relative:text;mso-position-vertical:absolute;mso-position-vertical-relative:text;mso-width-percent:0;mso-height-percent:0;mso-width-relative:margin;mso-height-relative:margin;v-text-anchor:top" o:gfxdata="UEsDBBQABgAIAAAAIQC2gziS/gAAAOEBAAATAAAAW0NvbnRlbnRfVHlwZXNdLnhtbJSRQU7DMBBF&#10;90jcwfIWJU67QAgl6YK0S0CoHGBkTxKLZGx5TGhvj5O2G0SRWNoz/78nu9wcxkFMGNg6quQqL6RA&#10;0s5Y6ir5vt9lD1JwBDIwOMJKHpHlpr69KfdHjyxSmriSfYz+USnWPY7AufNIadK6MEJMx9ApD/oD&#10;OlTrorhX2lFEilmcO2RdNtjC5xDF9pCuTyYBB5bi6bQ4syoJ3g9WQ0ymaiLzg5KdCXlKLjvcW893&#10;SUOqXwnz5DrgnHtJTxOsQfEKIT7DmDSUCaxw7Rqn8787ZsmRM9e2VmPeBN4uqYvTtW7jvijg9N/y&#10;JsXecLq0q+WD6m8AAAD//wMAUEsDBBQABgAIAAAAIQA4/SH/1gAAAJQBAAALAAAAX3JlbHMvLnJl&#10;bHOkkMFqwzAMhu+DvYPRfXGawxijTi+j0GvpHsDYimMaW0Yy2fr2M4PBMnrbUb/Q94l/f/hMi1qR&#10;JVI2sOt6UJgd+ZiDgffL8ekFlFSbvV0oo4EbChzGx4f9GRdb25HMsYhqlCwG5lrLq9biZkxWOiqY&#10;22YiTra2kYMu1l1tQD30/bPm3wwYN0x18gb45AdQl1tp5j/sFB2T0FQ7R0nTNEV3j6o9feQzro1i&#10;OWA14Fm+Q8a1a8+Bvu/d/dMb2JY5uiPbhG/ktn4cqGU/er3pcvwCAAD//wMAUEsDBBQABgAIAAAA&#10;IQAnQt4ELgIAAFwEAAAOAAAAZHJzL2Uyb0RvYy54bWysVEuP2jAQvlfqf7B8LwkUtiUirCgrqkpo&#10;dyW22rNxbGLJ8bi2IaG/vmOHV7c9Vb04M57xPL5vJrP7rtHkIJxXYEo6HOSUCMOhUmZX0u8vqw+f&#10;KfGBmYppMKKkR+Hp/fz9u1lrCzGCGnQlHMEgxhetLWkdgi2yzPNaNMwPwAqDRgmuYQFVt8sqx1qM&#10;3uhslOd3WQuusg648B5vH3ojnaf4UgoenqT0IhBdUqwtpNOlcxvPbD5jxc4xWyt+KoP9QxUNUwaT&#10;XkI9sMDI3qk/QjWKO/Agw4BDk4GUiovUA3YzzN90s6mZFakXBMfbC0z+/4Xlj4eNfXYkdF+gQwIj&#10;IK31hcfL2E8nXRO/WClBO0J4vMAmukB4fDTNJ3mOJo62u+FkOkm4ZtfX1vnwVUBDolBSh7QktNhh&#10;7QNmRNezS0zmQatqpbROShwFsdSOHBiSqEOqEV/85qUNaTH5R0wdHxmIz/vI2mCCa09RCt22I6rC&#10;0i8Nb6E6Ig4O+hHxlq8UFrtmPjwzhzOB/eGchyc8pAZMBieJkhrcz7/dR3+kCq2UtDhjJfU/9swJ&#10;SvQ3gyROh+NxHMqkjCefRqi4W8v21mL2zRIQgSFulOVJjP5Bn0XpoHnFdVjErGhihmPukoazuAz9&#10;5OM6cbFYJCccQ8vC2mwsj6EjeJGKl+6VOXviKyDTj3CeRla8oa337WFf7ANIlTiNQPeonvDHEU5U&#10;n9Yt7sitnryuP4X5LwAAAP//AwBQSwMEFAAGAAgAAAAhANjiDeTjAAAADQEAAA8AAABkcnMvZG93&#10;bnJldi54bWxMj0tPwzAQhO9I/Adrkbgg6qRpSxTiVAjxkHqj4SFubrwkEfE6it0k/HsWLnDcmdHs&#10;N/l2tp0YcfCtIwXxIgKBVDnTUq3guby/TEH4oMnozhEq+EIP2+L0JNeZcRM94bgPteAS8plW0ITQ&#10;Z1L6qkGr/cL1SOx9uMHqwOdQSzPoicttJ5dRtJFWt8QfGt3jbYPV5/5oFbxf1G87Pz+8TMk66e8e&#10;x/Lq1ZRKnZ/NN9cgAs7hLww/+IwOBTMd3JGMF52CZJXylsBGHKcrEBzZ/EoHlpbxegWyyOX/FcU3&#10;AAAA//8DAFBLAQItABQABgAIAAAAIQC2gziS/gAAAOEBAAATAAAAAAAAAAAAAAAAAAAAAABbQ29u&#10;dGVudF9UeXBlc10ueG1sUEsBAi0AFAAGAAgAAAAhADj9If/WAAAAlAEAAAsAAAAAAAAAAAAAAAAA&#10;LwEAAF9yZWxzLy5yZWxzUEsBAi0AFAAGAAgAAAAhACdC3gQuAgAAXAQAAA4AAAAAAAAAAAAAAAAA&#10;LgIAAGRycy9lMm9Eb2MueG1sUEsBAi0AFAAGAAgAAAAhANjiDeTjAAAADQEAAA8AAAAAAAAAAAAA&#10;AAAAiAQAAGRycy9kb3ducmV2LnhtbFBLBQYAAAAABAAEAPMAAACYBQAAAAA=&#10;" fillcolor="white [3201]" stroked="f" strokeweight=".5pt">
+                <v:textbox>
+                  <w:txbxContent>
+                    <w:p>
+                      <w:pPr>
+                        <w:pStyle w:val="ListBullet"/>
+                        <w:numPr>
+                          <w:ilvl w:val="0"/>
+                          <w:numId w:val="0"/>
+                        </w:numPr>
+                        <w:ind w:left="720" w:hanging="360"/>
+                        <w:rPr>
+                          <w:szCs w:val="22"/>
+                        </w:rPr>
+                      </w:pPr>
+                      <w:r>
+                        <w:rPr>
+                          <w:szCs w:val="22"/>
+                        </w:rPr>
+                        <w:t xml:space="preserve">Ms. </w:t>
+                      </w:r>
+                      <w:proofErr w:type="spellStart"/>
+                      <w:r>
+                        <w:rPr>
+                          <w:szCs w:val="22"/>
+                        </w:rPr>
+                        <w:t>Jocel</w:t>
+                      </w:r>
+                      <w:proofErr w:type="spellEnd"/>
+                      <w:r>
+                        <w:rPr>
+                          <w:szCs w:val="22"/>
+                        </w:rPr>
+                        <w:t xml:space="preserve"> C. Gallo, MBA</w:t>
+                      </w:r>
+                    </w:p>
+                    <w:p>
+                      <w:pPr>
+                        <w:pStyle w:val="ListBullet"/>
+                        <w:numPr>
+                          <w:ilvl w:val="0"/>
+                          <w:numId w:val="0"/>
+                        </w:numPr>
+                        <w:ind w:left="720" w:hanging="360"/>
+                        <w:rPr>
+                          <w:szCs w:val="22"/>
+                        </w:rPr>
+                      </w:pPr>
+                      <w:r>
+                        <w:rPr>
+                          <w:szCs w:val="22"/>
+                        </w:rPr>
+                        <w:t>Teacher, CITE</w:t>
+                      </w:r>
+                    </w:p>
+                    <w:p>
+                      <w:pPr>
+                        <w:pStyle w:val="ListBullet"/>
+                        <w:numPr>
+                          <w:ilvl w:val="0"/>
+                          <w:numId w:val="0"/>
+                        </w:numPr>
+                        <w:ind w:left="720" w:hanging="360"/>
+                        <w:rPr>
+                          <w:szCs w:val="22"/>
+                        </w:rPr>
+                      </w:pPr>
+                      <w:r>
+                        <w:rPr>
+                          <w:szCs w:val="22"/>
+                        </w:rPr>
+                        <w:t>09673060018</w:t>
+                      </w:r>
+                    </w:p>
+                    <w:p/>
+                  </w:txbxContent>
+                </v:textbox>
+              </v:shape>
+            </w:pict>
+          </mc:Fallback>
+        </mc:AlternateContent>
       </w:r>
     </w:p>
+    <w:p/>
+    <w:p/>
     <w:sectPr>
-      <w:pgSz w:w="12240" w:h="15840" w:code="1"/>
+      <w:pgSz w:w="11906" w:h="16838" w:code="9"/>
       <w:pgMar w:top="360" w:right="720" w:bottom="720" w:left="720" w:header="706" w:footer="706" w:gutter="0"/>
       <w:cols w:space="708"/>
       <w:docGrid w:linePitch="360"/>
@@ -4308,7 +4003,6 @@
   <w:style w:type="character" w:default="1" w:styleId="DefaultParagraphFont">
     <w:name w:val="Default Paragraph Font"/>
     <w:uiPriority w:val="1"/>
-    <w:semiHidden/>
     <w:unhideWhenUsed/>
   </w:style>
   <w:style w:type="table" w:default="1" w:styleId="TableNormal">
@@ -4785,6 +4479,15 @@
 </file>
 
 <file path=customXml/item1.xml><?xml version="1.0" encoding="utf-8"?>
+<?mso-contentType ?>
+<FormTemplates xmlns="http://schemas.microsoft.com/sharepoint/v3/contenttype/forms">
+  <Display>DocumentLibraryForm</Display>
+  <Edit>DocumentLibraryForm</Edit>
+  <New>DocumentLibraryForm</New>
+</FormTemplates>
+</file>
+
+<file path=customXml/item2.xml><?xml version="1.0" encoding="utf-8"?>
 <ct:contentTypeSchema xmlns:ct="http://schemas.microsoft.com/office/2006/metadata/contentType" xmlns:ma="http://schemas.microsoft.com/office/2006/metadata/properties/metaAttributes" ct:_="" ma:_="" ma:contentTypeName="Document" ma:contentTypeID="0x01010079F111ED35F8CC479449609E8A0923A6" ma:contentTypeVersion="30" ma:contentTypeDescription="Create a new document." ma:contentTypeScope="" ma:versionID="cec0622158e8f13124e9e8fd4de31bd1">
   <xsd:schema xmlns:xsd="http://www.w3.org/2001/XMLSchema" xmlns:xs="http://www.w3.org/2001/XMLSchema" xmlns:p="http://schemas.microsoft.com/office/2006/metadata/properties" xmlns:ns1="http://schemas.microsoft.com/sharepoint/v3" xmlns:ns2="71af3243-3dd4-4a8d-8c0d-dd76da1f02a5" xmlns:ns3="16c05727-aa75-4e4a-9b5f-8a80a1165891" xmlns:ns4="230e9df3-be65-4c73-a93b-d1236ebd677e" targetNamespace="http://schemas.microsoft.com/office/2006/metadata/properties" ma:root="true" ma:fieldsID="3b52f30ab005d15df08657af532e6e38" ns1:_="" ns2:_="" ns3:_="" ns4:_="">
     <xsd:import namespace="http://schemas.microsoft.com/sharepoint/v3"/>
@@ -5102,16 +4805,11 @@
 </ct:contentTypeSchema>
 </file>
 
-<file path=customXml/item2.xml><?xml version="1.0" encoding="utf-8"?>
-<?mso-contentType ?>
-<FormTemplates xmlns="http://schemas.microsoft.com/sharepoint/v3/contenttype/forms">
-  <Display>DocumentLibraryForm</Display>
-  <Edit>DocumentLibraryForm</Edit>
-  <New>DocumentLibraryForm</New>
-</FormTemplates>
+<file path=customXml/item3.xml><?xml version="1.0" encoding="utf-8"?>
+<b:Sources xmlns:b="http://schemas.openxmlformats.org/officeDocument/2006/bibliography" xmlns="http://schemas.openxmlformats.org/officeDocument/2006/bibliography" SelectedStyle="\APASixthEditionOfficeOnline.xsl" StyleName="APA" Version="6"/>
 </file>
 
-<file path=customXml/item3.xml><?xml version="1.0" encoding="utf-8"?>
+<file path=customXml/item4.xml><?xml version="1.0" encoding="utf-8"?>
 <p:properties xmlns:p="http://schemas.microsoft.com/office/2006/metadata/properties" xmlns:xsi="http://www.w3.org/2001/XMLSchema-instance" xmlns:pc="http://schemas.microsoft.com/office/infopath/2007/PartnerControls">
   <documentManagement>
     <_ip_UnifiedCompliancePolicyUIAction xmlns="http://schemas.microsoft.com/sharepoint/v3" xsi:nil="true"/>
@@ -5138,11 +4836,15 @@
 </p:properties>
 </file>
 
-<file path=customXml/item4.xml><?xml version="1.0" encoding="utf-8"?>
-<b:Sources xmlns:b="http://schemas.openxmlformats.org/officeDocument/2006/bibliography" xmlns="http://schemas.openxmlformats.org/officeDocument/2006/bibliography" SelectedStyle="\APASixthEditionOfficeOnline.xsl" StyleName="APA" Version="6"/>
+<file path=customXml/itemProps1.xml><?xml version="1.0" encoding="utf-8"?>
+<ds:datastoreItem xmlns:ds="http://schemas.openxmlformats.org/officeDocument/2006/customXml" ds:itemID="{F8699671-72DE-4DE8-9995-CB14096EB6BE}">
+  <ds:schemaRefs>
+    <ds:schemaRef ds:uri="http://schemas.microsoft.com/sharepoint/v3/contenttype/forms"/>
+  </ds:schemaRefs>
+</ds:datastoreItem>
 </file>
 
-<file path=customXml/itemProps1.xml><?xml version="1.0" encoding="utf-8"?>
+<file path=customXml/itemProps2.xml><?xml version="1.0" encoding="utf-8"?>
 <ds:datastoreItem xmlns:ds="http://schemas.openxmlformats.org/officeDocument/2006/customXml" ds:itemID="{A561FEBE-91A1-4154-B6E6-5DDE7646706C}">
   <ds:schemaRefs>
     <ds:schemaRef ds:uri="http://schemas.microsoft.com/office/2006/metadata/contentType"/>
@@ -5163,15 +4865,15 @@
 </ds:datastoreItem>
 </file>
 
-<file path=customXml/itemProps2.xml><?xml version="1.0" encoding="utf-8"?>
-<ds:datastoreItem xmlns:ds="http://schemas.openxmlformats.org/officeDocument/2006/customXml" ds:itemID="{F8699671-72DE-4DE8-9995-CB14096EB6BE}">
+<file path=customXml/itemProps3.xml><?xml version="1.0" encoding="utf-8"?>
+<ds:datastoreItem xmlns:ds="http://schemas.openxmlformats.org/officeDocument/2006/customXml" ds:itemID="{C6809C35-722C-423A-8C94-619EC051D659}">
   <ds:schemaRefs>
-    <ds:schemaRef ds:uri="http://schemas.microsoft.com/sharepoint/v3/contenttype/forms"/>
+    <ds:schemaRef ds:uri="http://schemas.openxmlformats.org/officeDocument/2006/bibliography"/>
   </ds:schemaRefs>
 </ds:datastoreItem>
 </file>
 
-<file path=customXml/itemProps3.xml><?xml version="1.0" encoding="utf-8"?>
+<file path=customXml/itemProps4.xml><?xml version="1.0" encoding="utf-8"?>
 <ds:datastoreItem xmlns:ds="http://schemas.openxmlformats.org/officeDocument/2006/customXml" ds:itemID="{BE71A2AA-C2C2-45EF-9CEB-115274F5DFE8}">
   <ds:schemaRefs>
     <ds:schemaRef ds:uri="http://schemas.microsoft.com/office/2006/metadata/properties"/>
@@ -5184,14 +4886,6 @@
 </ds:datastoreItem>
 </file>
 
-<file path=customXml/itemProps4.xml><?xml version="1.0" encoding="utf-8"?>
-<ds:datastoreItem xmlns:ds="http://schemas.openxmlformats.org/officeDocument/2006/customXml" ds:itemID="{C6809C35-722C-423A-8C94-619EC051D659}">
-  <ds:schemaRefs>
-    <ds:schemaRef ds:uri="http://schemas.openxmlformats.org/officeDocument/2006/bibliography"/>
-  </ds:schemaRefs>
-</ds:datastoreItem>
-</file>
-
 <file path=docMetadata/LabelInfo.xml><?xml version="1.0" encoding="utf-8"?>
 <clbl:labelList xmlns:clbl="http://schemas.microsoft.com/office/2020/mipLabelMetadata"/>
 </file>